--- a/EXPORTS/DOCX/published/niveau2/English/ChristianMission.docx
+++ b/EXPORTS/DOCX/published/niveau2/English/ChristianMission.docx
@@ -275,7 +275,7 @@
           <w:rFonts w:ascii="Charis SIL Regular" w:hAnsi="Charis SIL Regular" w:eastAsia="Charis SIL Regular"/>
           <w:b w:val="0"/>
           <w:i w:val="0"/>
-          <w:color w:val="0066CC"/>
+          <w:color w:val="0000FF"/>
           <w:sz w:val="24"/>
           <w:u w:val="single"/>
         </w:rPr>
@@ -293,7 +293,7 @@
           <w:rFonts w:ascii="Charis SIL Regular" w:hAnsi="Charis SIL Regular" w:eastAsia="Charis SIL Regular"/>
           <w:b w:val="0"/>
           <w:i w:val="0"/>
-          <w:color w:val="0066CC"/>
+          <w:color w:val="0000FF"/>
           <w:sz w:val="24"/>
           <w:u w:val="single"/>
         </w:rPr>
@@ -304,7 +304,7 @@
           <w:rFonts w:ascii="Charis SIL Regular" w:hAnsi="Charis SIL Regular" w:eastAsia="Charis SIL Regular"/>
           <w:b w:val="0"/>
           <w:i w:val="0"/>
-          <w:color w:val="0066CC"/>
+          <w:color w:val="0000FF"/>
           <w:sz w:val="24"/>
           <w:u w:val="single"/>
         </w:rPr>
@@ -322,7 +322,7 @@
           <w:rFonts w:ascii="Charis SIL Regular" w:hAnsi="Charis SIL Regular" w:eastAsia="Charis SIL Regular"/>
           <w:b w:val="0"/>
           <w:i w:val="0"/>
-          <w:color w:val="0066CC"/>
+          <w:color w:val="0000FF"/>
           <w:sz w:val="24"/>
           <w:u w:val="single"/>
         </w:rPr>
@@ -333,7 +333,7 @@
           <w:rFonts w:ascii="Charis SIL Regular" w:hAnsi="Charis SIL Regular" w:eastAsia="Charis SIL Regular"/>
           <w:b w:val="0"/>
           <w:i w:val="0"/>
-          <w:color w:val="0066CC"/>
+          <w:color w:val="0000FF"/>
           <w:sz w:val="24"/>
           <w:u w:val="single"/>
         </w:rPr>
@@ -351,7 +351,7 @@
           <w:rFonts w:ascii="Charis SIL Regular" w:hAnsi="Charis SIL Regular" w:eastAsia="Charis SIL Regular"/>
           <w:b w:val="0"/>
           <w:i w:val="0"/>
-          <w:color w:val="0066CC"/>
+          <w:color w:val="0000FF"/>
           <w:sz w:val="24"/>
           <w:u w:val="single"/>
         </w:rPr>
@@ -362,7 +362,7 @@
           <w:rFonts w:ascii="Charis SIL Regular" w:hAnsi="Charis SIL Regular" w:eastAsia="Charis SIL Regular"/>
           <w:b w:val="0"/>
           <w:i w:val="0"/>
-          <w:color w:val="0066CC"/>
+          <w:color w:val="0000FF"/>
           <w:sz w:val="24"/>
           <w:u w:val="single"/>
         </w:rPr>
@@ -380,7 +380,7 @@
           <w:rFonts w:ascii="Charis SIL Regular" w:hAnsi="Charis SIL Regular" w:eastAsia="Charis SIL Regular"/>
           <w:b w:val="0"/>
           <w:i w:val="0"/>
-          <w:color w:val="0066CC"/>
+          <w:color w:val="0000FF"/>
           <w:sz w:val="24"/>
           <w:u w:val="single"/>
         </w:rPr>
@@ -391,7 +391,7 @@
           <w:rFonts w:ascii="Charis SIL Regular" w:hAnsi="Charis SIL Regular" w:eastAsia="Charis SIL Regular"/>
           <w:b w:val="0"/>
           <w:i w:val="0"/>
-          <w:color w:val="0066CC"/>
+          <w:color w:val="0000FF"/>
           <w:sz w:val="24"/>
           <w:u w:val="single"/>
         </w:rPr>
@@ -409,7 +409,7 @@
           <w:rFonts w:ascii="Charis SIL Regular" w:hAnsi="Charis SIL Regular" w:eastAsia="Charis SIL Regular"/>
           <w:b w:val="0"/>
           <w:i w:val="0"/>
-          <w:color w:val="0066CC"/>
+          <w:color w:val="0000FF"/>
           <w:sz w:val="24"/>
           <w:u w:val="single"/>
         </w:rPr>
@@ -420,7 +420,7 @@
           <w:rFonts w:ascii="Charis SIL Regular" w:hAnsi="Charis SIL Regular" w:eastAsia="Charis SIL Regular"/>
           <w:b w:val="0"/>
           <w:i w:val="0"/>
-          <w:color w:val="0066CC"/>
+          <w:color w:val="0000FF"/>
           <w:sz w:val="24"/>
           <w:u w:val="single"/>
         </w:rPr>
@@ -445,17 +445,133 @@
       </w:r>
       <w:r>
         <w:rPr>
+          <w:u w:val="single" w:color="0000ff"/>
           <w:rFonts w:ascii="Charis SIL Regular" w:hAnsi="Charis SIL Regular" w:eastAsia="Charis SIL Regular"/>
           <w:b w:val="0"/>
           <w:i w:val="0"/>
           <w:color w:val="000000"/>
           <w:sz w:val="24"/>
         </w:rPr>
-        <w:t>made up of objects that were collected by</w:t>
-      </w:r>
-      <w:r>
-        <w:rPr>
-          <w:u w:val="single" w:color="0066cc"/>
+        <w:hyperlink r:id="rId9" w:history="1">
+          <w:r>
+            <w:rPr>
+              <w:rStyle w:val="Hyperlink"/>
+            </w:rPr>
+            <w:t>made up of ob</w:t>
+          </w:r>
+        </w:hyperlink>
+      </w:r>
+      <w:r>
+        <w:rPr>
+          <w:u w:val="single" w:color="0000ff"/>
+          <w:rFonts w:ascii="Charis SIL Regular" w:hAnsi="Charis SIL Regular" w:eastAsia="Charis SIL Regular"/>
+          <w:b w:val="0"/>
+          <w:i w:val="0"/>
+          <w:color w:val="000000"/>
+          <w:sz w:val="24"/>
+        </w:rPr>
+        <w:hyperlink r:id="rId9" w:history="1">
+          <w:r>
+            <w:rPr>
+              <w:rStyle w:val="Hyperlink"/>
+            </w:rPr>
+            <w:t>jects tha</w:t>
+          </w:r>
+        </w:hyperlink>
+      </w:r>
+      <w:r>
+        <w:rPr>
+          <w:u w:val="single" w:color="0000ff"/>
+          <w:rFonts w:ascii="Charis SIL Regular" w:hAnsi="Charis SIL Regular" w:eastAsia="Charis SIL Regular"/>
+          <w:b w:val="0"/>
+          <w:i w:val="0"/>
+          <w:color w:val="000000"/>
+          <w:sz w:val="24"/>
+        </w:rPr>
+        <w:hyperlink r:id="rId9" w:history="1">
+          <w:r>
+            <w:rPr>
+              <w:rStyle w:val="Hyperlink"/>
+            </w:rPr>
+            <w:t>t</w:t>
+          </w:r>
+        </w:hyperlink>
+      </w:r>
+      <w:r>
+        <w:rPr>
+          <w:u w:val="single" w:color="0000ff"/>
+          <w:rFonts w:ascii="Charis SIL Regular" w:hAnsi="Charis SIL Regular" w:eastAsia="Charis SIL Regular"/>
+          <w:b w:val="0"/>
+          <w:i w:val="0"/>
+          <w:color w:val="000000"/>
+          <w:sz w:val="24"/>
+        </w:rPr>
+        <w:hyperlink r:id="rId9" w:history="1">
+          <w:r>
+            <w:rPr>
+              <w:rStyle w:val="Hyperlink"/>
+            </w:rPr>
+            <w:t xml:space="preserve"> were coll</w:t>
+          </w:r>
+        </w:hyperlink>
+      </w:r>
+      <w:r>
+        <w:rPr>
+          <w:u w:val="single" w:color="0000ff"/>
+          <w:rFonts w:ascii="Charis SIL Regular" w:hAnsi="Charis SIL Regular" w:eastAsia="Charis SIL Regular"/>
+          <w:b w:val="0"/>
+          <w:i w:val="0"/>
+          <w:color w:val="000000"/>
+          <w:sz w:val="24"/>
+        </w:rPr>
+        <w:hyperlink r:id="rId9" w:history="1">
+          <w:r>
+            <w:rPr>
+              <w:rStyle w:val="Hyperlink"/>
+            </w:rPr>
+            <w:t>ecte</w:t>
+          </w:r>
+        </w:hyperlink>
+      </w:r>
+      <w:r>
+        <w:rPr>
+          <w:u w:val="single" w:color="0000ff"/>
+          <w:rFonts w:ascii="Charis SIL Regular" w:hAnsi="Charis SIL Regular" w:eastAsia="Charis SIL Regular"/>
+          <w:b w:val="0"/>
+          <w:i w:val="0"/>
+          <w:color w:val="000000"/>
+          <w:sz w:val="24"/>
+        </w:rPr>
+        <w:hyperlink r:id="rId9" w:history="1">
+          <w:r>
+            <w:rPr>
+              <w:rStyle w:val="Hyperlink"/>
+            </w:rPr>
+            <w:t>d</w:t>
+          </w:r>
+        </w:hyperlink>
+      </w:r>
+      <w:r>
+        <w:rPr>
+          <w:u w:val="single" w:color="0000ff"/>
+          <w:rFonts w:ascii="Charis SIL Regular" w:hAnsi="Charis SIL Regular" w:eastAsia="Charis SIL Regular"/>
+          <w:b w:val="0"/>
+          <w:i w:val="0"/>
+          <w:color w:val="000000"/>
+          <w:sz w:val="24"/>
+        </w:rPr>
+        <w:hyperlink r:id="rId9" w:history="1">
+          <w:r>
+            <w:rPr>
+              <w:rStyle w:val="Hyperlink"/>
+            </w:rPr>
+            <w:t xml:space="preserve"> by</w:t>
+          </w:r>
+        </w:hyperlink>
+      </w:r>
+      <w:r>
+        <w:rPr>
+          <w:u w:val="single" w:color="0000ff"/>
           <w:rFonts w:ascii="Charis SIL Regular" w:hAnsi="Charis SIL Regular" w:eastAsia="Charis SIL Regular"/>
           <w:b w:val="0"/>
           <w:i w:val="0"/>
@@ -526,7 +642,7 @@
           <w:rFonts w:ascii="Charis SIL Regular" w:hAnsi="Charis SIL Regular" w:eastAsia="Charis SIL Regular"/>
           <w:b w:val="0"/>
           <w:i w:val="0"/>
-          <w:color w:val="0066CC"/>
+          <w:color w:val="0000FF"/>
           <w:sz w:val="24"/>
           <w:u w:val="single"/>
         </w:rPr>
@@ -544,7 +660,7 @@
           <w:rFonts w:ascii="Charis SIL Regular" w:hAnsi="Charis SIL Regular" w:eastAsia="Charis SIL Regular"/>
           <w:b w:val="0"/>
           <w:i w:val="0"/>
-          <w:color w:val="0066CC"/>
+          <w:color w:val="0000FF"/>
           <w:sz w:val="24"/>
           <w:u w:val="single"/>
         </w:rPr>
@@ -555,7 +671,7 @@
           <w:rFonts w:ascii="Charis SIL Regular" w:hAnsi="Charis SIL Regular" w:eastAsia="Charis SIL Regular"/>
           <w:b w:val="0"/>
           <w:i w:val="0"/>
-          <w:color w:val="0066CC"/>
+          <w:color w:val="0000FF"/>
           <w:sz w:val="24"/>
           <w:u w:val="single"/>
         </w:rPr>
@@ -573,7 +689,7 @@
           <w:rFonts w:ascii="Charis SIL Regular" w:hAnsi="Charis SIL Regular" w:eastAsia="Charis SIL Regular"/>
           <w:b w:val="0"/>
           <w:i w:val="0"/>
-          <w:color w:val="0066CC"/>
+          <w:color w:val="0000FF"/>
           <w:sz w:val="24"/>
           <w:u w:val="single"/>
         </w:rPr>
@@ -584,7 +700,7 @@
           <w:rFonts w:ascii="Charis SIL Regular" w:hAnsi="Charis SIL Regular" w:eastAsia="Charis SIL Regular"/>
           <w:b w:val="0"/>
           <w:i w:val="0"/>
-          <w:color w:val="0066CC"/>
+          <w:color w:val="0000FF"/>
           <w:sz w:val="24"/>
           <w:u w:val="single"/>
         </w:rPr>
@@ -602,7 +718,7 @@
           <w:rFonts w:ascii="Charis SIL Regular" w:hAnsi="Charis SIL Regular" w:eastAsia="Charis SIL Regular"/>
           <w:b w:val="0"/>
           <w:i w:val="0"/>
-          <w:color w:val="0066CC"/>
+          <w:color w:val="0000FF"/>
           <w:sz w:val="24"/>
           <w:u w:val="single"/>
         </w:rPr>
@@ -613,7 +729,7 @@
           <w:rFonts w:ascii="Charis SIL Regular" w:hAnsi="Charis SIL Regular" w:eastAsia="Charis SIL Regular"/>
           <w:b w:val="0"/>
           <w:i w:val="0"/>
-          <w:color w:val="0066CC"/>
+          <w:color w:val="0000FF"/>
           <w:sz w:val="24"/>
           <w:u w:val="single"/>
         </w:rPr>
@@ -651,7 +767,7 @@
           <w:rFonts w:ascii="Charis SIL Regular" w:hAnsi="Charis SIL Regular" w:eastAsia="Charis SIL Regular"/>
           <w:b w:val="0"/>
           <w:i w:val="0"/>
-          <w:color w:val="0066CC"/>
+          <w:color w:val="0000FF"/>
           <w:sz w:val="24"/>
           <w:u w:val="single"/>
         </w:rPr>
@@ -669,7 +785,7 @@
           <w:rFonts w:ascii="Charis SIL Regular" w:hAnsi="Charis SIL Regular" w:eastAsia="Charis SIL Regular"/>
           <w:b w:val="0"/>
           <w:i w:val="0"/>
-          <w:color w:val="0066CC"/>
+          <w:color w:val="0000FF"/>
           <w:sz w:val="24"/>
           <w:u w:val="single"/>
         </w:rPr>
@@ -687,7 +803,7 @@
           <w:rFonts w:ascii="Charis SIL Regular" w:hAnsi="Charis SIL Regular" w:eastAsia="Charis SIL Regular"/>
           <w:b w:val="0"/>
           <w:i w:val="0"/>
-          <w:color w:val="0066CC"/>
+          <w:color w:val="0000FF"/>
           <w:sz w:val="24"/>
           <w:u w:val="single"/>
         </w:rPr>
@@ -705,7 +821,7 @@
           <w:rFonts w:ascii="Charis SIL Regular" w:hAnsi="Charis SIL Regular" w:eastAsia="Charis SIL Regular"/>
           <w:b w:val="0"/>
           <w:i w:val="0"/>
-          <w:color w:val="0066CC"/>
+          <w:color w:val="0000FF"/>
           <w:sz w:val="24"/>
           <w:u w:val="single"/>
         </w:rPr>
@@ -716,11 +832,11 @@
           <w:rFonts w:ascii="Charis SIL Regular" w:hAnsi="Charis SIL Regular" w:eastAsia="Charis SIL Regular"/>
           <w:b w:val="0"/>
           <w:i w:val="0"/>
-          <w:color w:val="0066CC"/>
+          <w:color w:val="0000FF"/>
           <w:sz w:val="24"/>
           <w:u w:val="single"/>
         </w:rPr>
-        <w:hyperlink r:id="rId10" w:history="1">
+        <w:hyperlink r:id="rId11" w:history="1">
           <w:r>
             <w:rPr>
               <w:rStyle w:val="Hyperlink"/>
@@ -734,7 +850,7 @@
           <w:rFonts w:ascii="Charis SIL Regular" w:hAnsi="Charis SIL Regular" w:eastAsia="Charis SIL Regular"/>
           <w:b w:val="0"/>
           <w:i w:val="0"/>
-          <w:color w:val="0066CC"/>
+          <w:color w:val="0000FF"/>
           <w:sz w:val="24"/>
           <w:u w:val="single"/>
         </w:rPr>
@@ -745,11 +861,11 @@
           <w:rFonts w:ascii="Charis SIL Regular" w:hAnsi="Charis SIL Regular" w:eastAsia="Charis SIL Regular"/>
           <w:b w:val="0"/>
           <w:i w:val="0"/>
-          <w:color w:val="0066CC"/>
+          <w:color w:val="0000FF"/>
           <w:sz w:val="24"/>
           <w:u w:val="single"/>
         </w:rPr>
-        <w:hyperlink r:id="rId10" w:history="1">
+        <w:hyperlink r:id="rId11" w:history="1">
           <w:r>
             <w:rPr>
               <w:rStyle w:val="Hyperlink"/>
@@ -763,7 +879,7 @@
           <w:rFonts w:ascii="Charis SIL Regular" w:hAnsi="Charis SIL Regular" w:eastAsia="Charis SIL Regular"/>
           <w:b w:val="0"/>
           <w:i w:val="0"/>
-          <w:color w:val="0066CC"/>
+          <w:color w:val="0000FF"/>
           <w:sz w:val="24"/>
           <w:u w:val="single"/>
         </w:rPr>
@@ -774,7 +890,7 @@
           <w:rFonts w:ascii="Charis SIL Regular" w:hAnsi="Charis SIL Regular" w:eastAsia="Charis SIL Regular"/>
           <w:b w:val="0"/>
           <w:i w:val="0"/>
-          <w:color w:val="0066CC"/>
+          <w:color w:val="0000FF"/>
           <w:sz w:val="24"/>
           <w:u w:val="single"/>
         </w:rPr>
@@ -792,7 +908,7 @@
           <w:rFonts w:ascii="Charis SIL Regular" w:hAnsi="Charis SIL Regular" w:eastAsia="Charis SIL Regular"/>
           <w:b w:val="0"/>
           <w:i w:val="0"/>
-          <w:color w:val="0066CC"/>
+          <w:color w:val="0000FF"/>
           <w:sz w:val="24"/>
           <w:u w:val="single"/>
         </w:rPr>
@@ -810,7 +926,7 @@
           <w:rFonts w:ascii="Charis SIL Regular" w:hAnsi="Charis SIL Regular" w:eastAsia="Charis SIL Regular"/>
           <w:b w:val="0"/>
           <w:i w:val="0"/>
-          <w:color w:val="0066CC"/>
+          <w:color w:val="0000FF"/>
           <w:sz w:val="24"/>
           <w:u w:val="single"/>
         </w:rPr>
@@ -828,7 +944,7 @@
           <w:rFonts w:ascii="Charis SIL Regular" w:hAnsi="Charis SIL Regular" w:eastAsia="Charis SIL Regular"/>
           <w:b w:val="0"/>
           <w:i w:val="0"/>
-          <w:color w:val="0066CC"/>
+          <w:color w:val="0000FF"/>
           <w:sz w:val="24"/>
           <w:u w:val="single"/>
         </w:rPr>
@@ -839,7 +955,7 @@
           <w:rFonts w:ascii="Charis SIL Regular" w:hAnsi="Charis SIL Regular" w:eastAsia="Charis SIL Regular"/>
           <w:b w:val="0"/>
           <w:i w:val="0"/>
-          <w:color w:val="0066CC"/>
+          <w:color w:val="0000FF"/>
           <w:sz w:val="24"/>
           <w:u w:val="single"/>
         </w:rPr>
@@ -857,7 +973,7 @@
           <w:rFonts w:ascii="Charis SIL Regular" w:hAnsi="Charis SIL Regular" w:eastAsia="Charis SIL Regular"/>
           <w:b w:val="0"/>
           <w:i w:val="0"/>
-          <w:color w:val="0066CC"/>
+          <w:color w:val="0000FF"/>
           <w:sz w:val="24"/>
           <w:u w:val="single"/>
         </w:rPr>
@@ -885,7 +1001,7 @@
           <w:rFonts w:ascii="Charis SIL Regular" w:hAnsi="Charis SIL Regular" w:eastAsia="Charis SIL Regular"/>
           <w:b w:val="0"/>
           <w:i w:val="0"/>
-          <w:color w:val="0066CC"/>
+          <w:color w:val="0000FF"/>
           <w:sz w:val="24"/>
           <w:u w:val="single"/>
         </w:rPr>
@@ -903,7 +1019,7 @@
           <w:rFonts w:ascii="Charis SIL Regular" w:hAnsi="Charis SIL Regular" w:eastAsia="Charis SIL Regular"/>
           <w:b w:val="0"/>
           <w:i w:val="0"/>
-          <w:color w:val="0066CC"/>
+          <w:color w:val="0000FF"/>
           <w:sz w:val="24"/>
           <w:u w:val="single"/>
         </w:rPr>
@@ -921,7 +1037,7 @@
           <w:rFonts w:ascii="Charis SIL Regular" w:hAnsi="Charis SIL Regular" w:eastAsia="Charis SIL Regular"/>
           <w:b w:val="0"/>
           <w:i w:val="0"/>
-          <w:color w:val="0066CC"/>
+          <w:color w:val="0000FF"/>
           <w:sz w:val="24"/>
           <w:u w:val="single"/>
         </w:rPr>
@@ -932,7 +1048,7 @@
           <w:rFonts w:ascii="Charis SIL Regular" w:hAnsi="Charis SIL Regular" w:eastAsia="Charis SIL Regular"/>
           <w:b w:val="0"/>
           <w:i w:val="0"/>
-          <w:color w:val="0066CC"/>
+          <w:color w:val="0000FF"/>
           <w:sz w:val="24"/>
           <w:u w:val="single"/>
         </w:rPr>
@@ -950,7 +1066,7 @@
           <w:rFonts w:ascii="Charis SIL Regular" w:hAnsi="Charis SIL Regular" w:eastAsia="Charis SIL Regular"/>
           <w:b w:val="0"/>
           <w:i w:val="0"/>
-          <w:color w:val="0066CC"/>
+          <w:color w:val="0000FF"/>
           <w:sz w:val="24"/>
           <w:u w:val="single"/>
         </w:rPr>
@@ -961,7 +1077,7 @@
           <w:rFonts w:ascii="Charis SIL Regular" w:hAnsi="Charis SIL Regular" w:eastAsia="Charis SIL Regular"/>
           <w:b w:val="0"/>
           <w:i w:val="0"/>
-          <w:color w:val="0066CC"/>
+          <w:color w:val="0000FF"/>
           <w:sz w:val="24"/>
           <w:u w:val="single"/>
         </w:rPr>
@@ -986,7 +1102,7 @@
       </w:r>
       <w:r>
         <w:rPr>
-          <w:u w:val="single" w:color="0066cc"/>
+          <w:u w:val="single" w:color="0000ff"/>
           <w:rFonts w:ascii="Charis SIL Regular" w:hAnsi="Charis SIL Regular" w:eastAsia="Charis SIL Regular"/>
           <w:b w:val="0"/>
           <w:i w:val="0"/>
@@ -1004,7 +1120,7 @@
       </w:r>
       <w:r>
         <w:rPr>
-          <w:u w:val="single" w:color="0066cc"/>
+          <w:u w:val="single" w:color="0000ff"/>
           <w:rFonts w:ascii="Charis SIL Regular" w:hAnsi="Charis SIL Regular" w:eastAsia="Charis SIL Regular"/>
           <w:b w:val="0"/>
           <w:i w:val="0"/>
@@ -1022,7 +1138,7 @@
       </w:r>
       <w:r>
         <w:rPr>
-          <w:u w:val="single" w:color="0066cc"/>
+          <w:u w:val="single" w:color="0000ff"/>
           <w:rFonts w:ascii="Charis SIL Regular" w:hAnsi="Charis SIL Regular" w:eastAsia="Charis SIL Regular"/>
           <w:b w:val="0"/>
           <w:i w:val="0"/>
@@ -1040,7 +1156,7 @@
       </w:r>
       <w:r>
         <w:rPr>
-          <w:u w:val="single" w:color="0066cc"/>
+          <w:u w:val="single" w:color="0000ff"/>
           <w:rFonts w:ascii="Charis SIL Regular" w:hAnsi="Charis SIL Regular" w:eastAsia="Charis SIL Regular"/>
           <w:b w:val="0"/>
           <w:i w:val="0"/>
@@ -1058,7 +1174,7 @@
       </w:r>
       <w:r>
         <w:rPr>
-          <w:u w:val="single" w:color="0066cc"/>
+          <w:u w:val="single" w:color="0000ff"/>
           <w:rFonts w:ascii="Charis SIL Regular" w:hAnsi="Charis SIL Regular" w:eastAsia="Charis SIL Regular"/>
           <w:b w:val="0"/>
           <w:i w:val="0"/>
@@ -1069,7 +1185,7 @@
       </w:r>
       <w:r>
         <w:rPr>
-          <w:u w:val="single" w:color="0066cc"/>
+          <w:u w:val="single" w:color="0000ff"/>
           <w:rFonts w:ascii="Charis SIL Regular" w:hAnsi="Charis SIL Regular" w:eastAsia="Charis SIL Regular"/>
           <w:b w:val="0"/>
           <w:i w:val="0"/>
@@ -1087,7 +1203,7 @@
       </w:r>
       <w:r>
         <w:rPr>
-          <w:u w:val="single" w:color="0066cc"/>
+          <w:u w:val="single" w:color="0000ff"/>
           <w:rFonts w:ascii="Charis SIL Regular" w:hAnsi="Charis SIL Regular" w:eastAsia="Charis SIL Regular"/>
           <w:b w:val="0"/>
           <w:i w:val="0"/>
@@ -1105,7 +1221,7 @@
       </w:r>
       <w:r>
         <w:rPr>
-          <w:u w:val="single" w:color="0066cc"/>
+          <w:u w:val="single" w:color="0000ff"/>
           <w:rFonts w:ascii="Charis SIL Regular" w:hAnsi="Charis SIL Regular" w:eastAsia="Charis SIL Regular"/>
           <w:b w:val="0"/>
           <w:i w:val="0"/>
@@ -1133,7 +1249,7 @@
       </w:r>
       <w:r>
         <w:rPr>
-          <w:u w:val="single" w:color="0066cc"/>
+          <w:u w:val="single" w:color="0000ff"/>
           <w:rFonts w:ascii="Charis SIL Regular" w:hAnsi="Charis SIL Regular" w:eastAsia="Charis SIL Regular"/>
           <w:b w:val="0"/>
           <w:i w:val="0"/>
@@ -1164,7 +1280,7 @@
           <w:rFonts w:ascii="Charis SIL Regular" w:hAnsi="Charis SIL Regular" w:eastAsia="Charis SIL Regular"/>
           <w:b w:val="0"/>
           <w:i w:val="0"/>
-          <w:color w:val="0066CC"/>
+          <w:color w:val="0000FF"/>
           <w:sz w:val="24"/>
           <w:u w:val="single"/>
         </w:rPr>
@@ -1182,7 +1298,7 @@
           <w:rFonts w:ascii="Charis SIL Regular" w:hAnsi="Charis SIL Regular" w:eastAsia="Charis SIL Regular"/>
           <w:b w:val="0"/>
           <w:i w:val="0"/>
-          <w:color w:val="0066CC"/>
+          <w:color w:val="0000FF"/>
           <w:sz w:val="24"/>
           <w:u w:val="single"/>
         </w:rPr>
@@ -1193,7 +1309,7 @@
           <w:rFonts w:ascii="Charis SIL Regular" w:hAnsi="Charis SIL Regular" w:eastAsia="Charis SIL Regular"/>
           <w:b w:val="0"/>
           <w:i w:val="0"/>
-          <w:color w:val="0066CC"/>
+          <w:color w:val="0000FF"/>
           <w:sz w:val="24"/>
           <w:u w:val="single"/>
         </w:rPr>
@@ -1211,7 +1327,7 @@
           <w:rFonts w:ascii="Charis SIL Regular" w:hAnsi="Charis SIL Regular" w:eastAsia="Charis SIL Regular"/>
           <w:b w:val="0"/>
           <w:i w:val="0"/>
-          <w:color w:val="0066CC"/>
+          <w:color w:val="0000FF"/>
           <w:sz w:val="24"/>
           <w:u w:val="single"/>
         </w:rPr>
@@ -1222,7 +1338,7 @@
           <w:rFonts w:ascii="Charis SIL Regular" w:hAnsi="Charis SIL Regular" w:eastAsia="Charis SIL Regular"/>
           <w:b w:val="0"/>
           <w:i w:val="0"/>
-          <w:color w:val="0066CC"/>
+          <w:color w:val="0000FF"/>
           <w:sz w:val="24"/>
           <w:u w:val="single"/>
         </w:rPr>
@@ -1253,11 +1369,65 @@
           <w:color w:val="000000"/>
           <w:sz w:val="24"/>
         </w:rPr>
-        <w:t>society that operated in Java and Sulawesi, can be predominantly</w:t>
-      </w:r>
-      <w:r>
-        <w:rPr>
-          <w:u w:val="single" w:color="0066cc"/>
+        <w:t>society that operated in Java and Sulawe</w:t>
+      </w:r>
+      <w:r>
+        <w:rPr>
+          <w:u w:val="single" w:color="0000ff"/>
+          <w:rFonts w:ascii="Charis SIL Regular" w:hAnsi="Charis SIL Regular" w:eastAsia="Charis SIL Regular"/>
+          <w:b w:val="0"/>
+          <w:i w:val="0"/>
+          <w:color w:val="000000"/>
+          <w:sz w:val="24"/>
+        </w:rPr>
+        <w:hyperlink r:id="rId13" w:history="1">
+          <w:r>
+            <w:rPr>
+              <w:rStyle w:val="Hyperlink"/>
+            </w:rPr>
+            <w:t>si, can be pre</w:t>
+          </w:r>
+        </w:hyperlink>
+      </w:r>
+      <w:r>
+        <w:rPr>
+          <w:u w:val="single" w:color="0000ff"/>
+          <w:rFonts w:ascii="Charis SIL Regular" w:hAnsi="Charis SIL Regular" w:eastAsia="Charis SIL Regular"/>
+          <w:b w:val="0"/>
+          <w:i w:val="0"/>
+          <w:color w:val="000000"/>
+          <w:sz w:val="24"/>
+        </w:rPr>
+        <w:hyperlink r:id="rId13" w:history="1">
+          <w:r>
+            <w:rPr>
+              <w:rStyle w:val="Hyperlink"/>
+            </w:rPr>
+            <w:t>d</w:t>
+          </w:r>
+        </w:hyperlink>
+      </w:r>
+      <w:r>
+        <w:rPr>
+          <w:u w:val="single" w:color="0000ff"/>
+          <w:rFonts w:ascii="Charis SIL Regular" w:hAnsi="Charis SIL Regular" w:eastAsia="Charis SIL Regular"/>
+          <w:b w:val="0"/>
+          <w:i w:val="0"/>
+          <w:color w:val="000000"/>
+          <w:sz w:val="24"/>
+        </w:rPr>
+        <w:hyperlink r:id="rId13" w:history="1">
+          <w:r>
+            <w:rPr>
+              <w:rStyle w:val="Hyperlink"/>
+            </w:rPr>
+            <w:t>ominantly</w:t>
+          </w:r>
+        </w:hyperlink>
+      </w:r>
+      <w:r>
+        <w:rPr>
+          <w:u w:val="single" w:color="0000ff"/>
           <w:rFonts w:ascii="Charis SIL Regular" w:hAnsi="Charis SIL Regular" w:eastAsia="Charis SIL Regular"/>
           <w:b w:val="0"/>
           <w:i w:val="0"/>
@@ -1298,7 +1468,7 @@
           <w:rFonts w:ascii="Charis SIL Regular" w:hAnsi="Charis SIL Regular" w:eastAsia="Charis SIL Regular"/>
           <w:b w:val="0"/>
           <w:i w:val="0"/>
-          <w:color w:val="0066CC"/>
+          <w:color w:val="0000FF"/>
           <w:sz w:val="24"/>
           <w:u w:val="single"/>
         </w:rPr>
@@ -1316,7 +1486,7 @@
           <w:rFonts w:ascii="Charis SIL Regular" w:hAnsi="Charis SIL Regular" w:eastAsia="Charis SIL Regular"/>
           <w:b w:val="0"/>
           <w:i w:val="0"/>
-          <w:color w:val="0066CC"/>
+          <w:color w:val="0000FF"/>
           <w:sz w:val="24"/>
           <w:u w:val="single"/>
         </w:rPr>
@@ -1327,7 +1497,7 @@
           <w:rFonts w:ascii="Charis SIL Regular" w:hAnsi="Charis SIL Regular" w:eastAsia="Charis SIL Regular"/>
           <w:b w:val="0"/>
           <w:i w:val="0"/>
-          <w:color w:val="0066CC"/>
+          <w:color w:val="0000FF"/>
           <w:sz w:val="24"/>
           <w:u w:val="single"/>
         </w:rPr>
@@ -1425,7 +1595,7 @@
           <w:rFonts w:ascii="Charis SIL Regular" w:hAnsi="Charis SIL Regular" w:eastAsia="Charis SIL Regular"/>
           <w:b w:val="0"/>
           <w:i w:val="0"/>
-          <w:color w:val="0066CC"/>
+          <w:color w:val="0000FF"/>
           <w:sz w:val="24"/>
           <w:u w:val="single"/>
         </w:rPr>
@@ -1443,7 +1613,7 @@
           <w:rFonts w:ascii="Charis SIL Regular" w:hAnsi="Charis SIL Regular" w:eastAsia="Charis SIL Regular"/>
           <w:b w:val="0"/>
           <w:i w:val="0"/>
-          <w:color w:val="0066CC"/>
+          <w:color w:val="0000FF"/>
           <w:sz w:val="24"/>
           <w:u w:val="single"/>
         </w:rPr>
@@ -1454,7 +1624,7 @@
           <w:rFonts w:ascii="Charis SIL Regular" w:hAnsi="Charis SIL Regular" w:eastAsia="Charis SIL Regular"/>
           <w:b w:val="0"/>
           <w:i w:val="0"/>
-          <w:color w:val="0066CC"/>
+          <w:color w:val="0000FF"/>
           <w:sz w:val="24"/>
           <w:u w:val="single"/>
         </w:rPr>
@@ -1472,7 +1642,7 @@
           <w:rFonts w:ascii="Charis SIL Regular" w:hAnsi="Charis SIL Regular" w:eastAsia="Charis SIL Regular"/>
           <w:b w:val="0"/>
           <w:i w:val="0"/>
-          <w:color w:val="0066CC"/>
+          <w:color w:val="0000FF"/>
           <w:sz w:val="24"/>
           <w:u w:val="single"/>
         </w:rPr>
@@ -1483,7 +1653,7 @@
           <w:rFonts w:ascii="Charis SIL Regular" w:hAnsi="Charis SIL Regular" w:eastAsia="Charis SIL Regular"/>
           <w:b w:val="0"/>
           <w:i w:val="0"/>
-          <w:color w:val="0066CC"/>
+          <w:color w:val="0000FF"/>
           <w:sz w:val="24"/>
           <w:u w:val="single"/>
         </w:rPr>
@@ -1501,7 +1671,7 @@
           <w:rFonts w:ascii="Charis SIL Regular" w:hAnsi="Charis SIL Regular" w:eastAsia="Charis SIL Regular"/>
           <w:b w:val="0"/>
           <w:i w:val="0"/>
-          <w:color w:val="0066CC"/>
+          <w:color w:val="0000FF"/>
           <w:sz w:val="24"/>
           <w:u w:val="single"/>
         </w:rPr>
@@ -1512,7 +1682,7 @@
           <w:rFonts w:ascii="Charis SIL Regular" w:hAnsi="Charis SIL Regular" w:eastAsia="Charis SIL Regular"/>
           <w:b w:val="0"/>
           <w:i w:val="0"/>
-          <w:color w:val="0066CC"/>
+          <w:color w:val="0000FF"/>
           <w:sz w:val="24"/>
           <w:u w:val="single"/>
         </w:rPr>
@@ -1530,7 +1700,7 @@
           <w:rFonts w:ascii="Charis SIL Regular" w:hAnsi="Charis SIL Regular" w:eastAsia="Charis SIL Regular"/>
           <w:b w:val="0"/>
           <w:i w:val="0"/>
-          <w:color w:val="0066CC"/>
+          <w:color w:val="0000FF"/>
           <w:sz w:val="24"/>
           <w:u w:val="single"/>
         </w:rPr>
@@ -1541,7 +1711,7 @@
           <w:rFonts w:ascii="Charis SIL Regular" w:hAnsi="Charis SIL Regular" w:eastAsia="Charis SIL Regular"/>
           <w:b w:val="0"/>
           <w:i w:val="0"/>
-          <w:color w:val="0066CC"/>
+          <w:color w:val="0000FF"/>
           <w:sz w:val="24"/>
           <w:u w:val="single"/>
         </w:rPr>
@@ -1559,7 +1729,7 @@
           <w:rFonts w:ascii="Charis SIL Regular" w:hAnsi="Charis SIL Regular" w:eastAsia="Charis SIL Regular"/>
           <w:b w:val="0"/>
           <w:i w:val="0"/>
-          <w:color w:val="0066CC"/>
+          <w:color w:val="0000FF"/>
           <w:sz w:val="24"/>
           <w:u w:val="single"/>
         </w:rPr>
@@ -1570,7 +1740,7 @@
           <w:rFonts w:ascii="Charis SIL Regular" w:hAnsi="Charis SIL Regular" w:eastAsia="Charis SIL Regular"/>
           <w:b w:val="0"/>
           <w:i w:val="0"/>
-          <w:color w:val="0066CC"/>
+          <w:color w:val="0000FF"/>
           <w:sz w:val="24"/>
           <w:u w:val="single"/>
         </w:rPr>
@@ -1588,7 +1758,7 @@
           <w:rFonts w:ascii="Charis SIL Regular" w:hAnsi="Charis SIL Regular" w:eastAsia="Charis SIL Regular"/>
           <w:b w:val="0"/>
           <w:i w:val="0"/>
-          <w:color w:val="0066CC"/>
+          <w:color w:val="0000FF"/>
           <w:sz w:val="24"/>
           <w:u w:val="single"/>
         </w:rPr>
@@ -1599,7 +1769,7 @@
           <w:rFonts w:ascii="Charis SIL Regular" w:hAnsi="Charis SIL Regular" w:eastAsia="Charis SIL Regular"/>
           <w:b w:val="0"/>
           <w:i w:val="0"/>
-          <w:color w:val="0066CC"/>
+          <w:color w:val="0000FF"/>
           <w:sz w:val="24"/>
           <w:u w:val="single"/>
         </w:rPr>
@@ -1634,36 +1804,18 @@
       </w:r>
       <w:r>
         <w:rPr>
-          <w:u w:val="single" w:color="0066cc"/>
+          <w:u w:val="single" w:color="0000ff"/>
           <w:rFonts w:ascii="Charis SIL Regular" w:hAnsi="Charis SIL Regular" w:eastAsia="Charis SIL Regular"/>
           <w:b w:val="0"/>
           <w:i w:val="0"/>
           <w:color w:val="000000"/>
           <w:sz w:val="24"/>
         </w:rPr>
-        <w:t>ch Protestant and</w:t>
-      </w:r>
-      <w:r>
-        <w:rPr>
-          <w:u w:val="single" w:color="0066cc"/>
-          <w:rFonts w:ascii="Charis SIL Regular" w:hAnsi="Charis SIL Regular" w:eastAsia="Charis SIL Regular"/>
-          <w:b w:val="0"/>
-          <w:i w:val="0"/>
-          <w:color w:val="000000"/>
-          <w:sz w:val="24"/>
-        </w:rPr>
-        <w:hyperlink r:id="rId15" w:history="1">
-          <w:r>
-            <w:rPr>
-              <w:rStyle w:val="Hyperlink"/>
-            </w:rPr>
-            <w:t xml:space="preserve"> Catholic mis</w:t>
-          </w:r>
-        </w:hyperlink>
-      </w:r>
-      <w:r>
-        <w:rPr>
-          <w:u w:val="single" w:color="0066cc"/>
+        <w:t>ch Protestant and Catholic mis</w:t>
+      </w:r>
+      <w:r>
+        <w:rPr>
+          <w:u w:val="single" w:color="0000ff"/>
           <w:rFonts w:ascii="Charis SIL Regular" w:hAnsi="Charis SIL Regular" w:eastAsia="Charis SIL Regular"/>
           <w:b w:val="0"/>
           <w:i w:val="0"/>
@@ -1681,7 +1833,7 @@
       </w:r>
       <w:r>
         <w:rPr>
-          <w:u w:val="single" w:color="0066cc"/>
+          <w:u w:val="single" w:color="0000ff"/>
           <w:rFonts w:ascii="Charis SIL Regular" w:hAnsi="Charis SIL Regular" w:eastAsia="Charis SIL Regular"/>
           <w:b w:val="0"/>
           <w:i w:val="0"/>
@@ -1699,7 +1851,7 @@
       </w:r>
       <w:r>
         <w:rPr>
-          <w:u w:val="single" w:color="0066cc"/>
+          <w:u w:val="single" w:color="0000ff"/>
           <w:rFonts w:ascii="Charis SIL Regular" w:hAnsi="Charis SIL Regular" w:eastAsia="Charis SIL Regular"/>
           <w:b w:val="0"/>
           <w:i w:val="0"/>
@@ -1717,7 +1869,7 @@
       </w:r>
       <w:r>
         <w:rPr>
-          <w:u w:val="single" w:color="0066cc"/>
+          <w:u w:val="single" w:color="0000ff"/>
           <w:rFonts w:ascii="Charis SIL Regular" w:hAnsi="Charis SIL Regular" w:eastAsia="Charis SIL Regular"/>
           <w:b w:val="0"/>
           <w:i w:val="0"/>
@@ -1735,7 +1887,7 @@
       </w:r>
       <w:r>
         <w:rPr>
-          <w:u w:val="single" w:color="0066cc"/>
+          <w:u w:val="single" w:color="0000ff"/>
           <w:rFonts w:ascii="Charis SIL Regular" w:hAnsi="Charis SIL Regular" w:eastAsia="Charis SIL Regular"/>
           <w:b w:val="0"/>
           <w:i w:val="0"/>
@@ -1819,7 +1971,7 @@
           <w:rFonts w:ascii="Charis SIL Regular" w:hAnsi="Charis SIL Regular" w:eastAsia="Charis SIL Regular"/>
           <w:b w:val="0"/>
           <w:i w:val="0"/>
-          <w:color w:val="0066CC"/>
+          <w:color w:val="0000FF"/>
           <w:sz w:val="24"/>
           <w:u w:val="single"/>
         </w:rPr>
@@ -1847,7 +1999,7 @@
           <w:rFonts w:ascii="Charis SIL Regular" w:hAnsi="Charis SIL Regular" w:eastAsia="Charis SIL Regular"/>
           <w:b w:val="0"/>
           <w:i w:val="0"/>
-          <w:color w:val="0066CC"/>
+          <w:color w:val="0000FF"/>
           <w:sz w:val="24"/>
           <w:u w:val="single"/>
         </w:rPr>
@@ -1865,7 +2017,7 @@
           <w:rFonts w:ascii="Charis SIL Regular" w:hAnsi="Charis SIL Regular" w:eastAsia="Charis SIL Regular"/>
           <w:b w:val="0"/>
           <w:i w:val="0"/>
-          <w:color w:val="0066CC"/>
+          <w:color w:val="0000FF"/>
           <w:sz w:val="24"/>
           <w:u w:val="single"/>
         </w:rPr>
@@ -1876,7 +2028,7 @@
           <w:rFonts w:ascii="Charis SIL Regular" w:hAnsi="Charis SIL Regular" w:eastAsia="Charis SIL Regular"/>
           <w:b w:val="0"/>
           <w:i w:val="0"/>
-          <w:color w:val="0066CC"/>
+          <w:color w:val="0000FF"/>
           <w:sz w:val="24"/>
           <w:u w:val="single"/>
         </w:rPr>
@@ -1894,7 +2046,7 @@
           <w:rFonts w:ascii="Charis SIL Regular" w:hAnsi="Charis SIL Regular" w:eastAsia="Charis SIL Regular"/>
           <w:b w:val="0"/>
           <w:i w:val="0"/>
-          <w:color w:val="0066CC"/>
+          <w:color w:val="0000FF"/>
           <w:sz w:val="24"/>
           <w:u w:val="single"/>
         </w:rPr>
@@ -1905,7 +2057,7 @@
           <w:rFonts w:ascii="Charis SIL Regular" w:hAnsi="Charis SIL Regular" w:eastAsia="Charis SIL Regular"/>
           <w:b w:val="0"/>
           <w:i w:val="0"/>
-          <w:color w:val="0066CC"/>
+          <w:color w:val="0000FF"/>
           <w:sz w:val="24"/>
           <w:u w:val="single"/>
         </w:rPr>
@@ -1923,7 +2075,7 @@
           <w:rFonts w:ascii="Charis SIL Regular" w:hAnsi="Charis SIL Regular" w:eastAsia="Charis SIL Regular"/>
           <w:b w:val="0"/>
           <w:i w:val="0"/>
-          <w:color w:val="0066CC"/>
+          <w:color w:val="0000FF"/>
           <w:sz w:val="24"/>
           <w:u w:val="single"/>
         </w:rPr>
@@ -1934,7 +2086,7 @@
           <w:rFonts w:ascii="Charis SIL Regular" w:hAnsi="Charis SIL Regular" w:eastAsia="Charis SIL Regular"/>
           <w:b w:val="0"/>
           <w:i w:val="0"/>
-          <w:color w:val="0066CC"/>
+          <w:color w:val="0000FF"/>
           <w:sz w:val="24"/>
           <w:u w:val="single"/>
         </w:rPr>
@@ -2051,7 +2203,7 @@
           <w:rFonts w:ascii="Charis SIL Regular" w:hAnsi="Charis SIL Regular" w:eastAsia="Charis SIL Regular"/>
           <w:b w:val="0"/>
           <w:i w:val="0"/>
-          <w:color w:val="0066CC"/>
+          <w:color w:val="0000FF"/>
           <w:sz w:val="24"/>
           <w:u w:val="single"/>
         </w:rPr>
@@ -2069,7 +2221,7 @@
           <w:rFonts w:ascii="Charis SIL Regular" w:hAnsi="Charis SIL Regular" w:eastAsia="Charis SIL Regular"/>
           <w:b w:val="0"/>
           <w:i w:val="0"/>
-          <w:color w:val="0066CC"/>
+          <w:color w:val="0000FF"/>
           <w:sz w:val="24"/>
           <w:u w:val="single"/>
         </w:rPr>
@@ -2080,7 +2232,7 @@
           <w:rFonts w:ascii="Charis SIL Regular" w:hAnsi="Charis SIL Regular" w:eastAsia="Charis SIL Regular"/>
           <w:b w:val="0"/>
           <w:i w:val="0"/>
-          <w:color w:val="0066CC"/>
+          <w:color w:val="0000FF"/>
           <w:sz w:val="24"/>
           <w:u w:val="single"/>
         </w:rPr>
@@ -2108,7 +2260,7 @@
           <w:rFonts w:ascii="Charis SIL Regular" w:hAnsi="Charis SIL Regular" w:eastAsia="Charis SIL Regular"/>
           <w:b w:val="0"/>
           <w:i w:val="0"/>
-          <w:color w:val="0066CC"/>
+          <w:color w:val="0000FF"/>
           <w:sz w:val="24"/>
           <w:u w:val="single"/>
         </w:rPr>
@@ -2126,7 +2278,7 @@
           <w:rFonts w:ascii="Charis SIL Regular" w:hAnsi="Charis SIL Regular" w:eastAsia="Charis SIL Regular"/>
           <w:b w:val="0"/>
           <w:i w:val="0"/>
-          <w:color w:val="0066CC"/>
+          <w:color w:val="0000FF"/>
           <w:sz w:val="24"/>
           <w:u w:val="single"/>
         </w:rPr>
@@ -2137,7 +2289,7 @@
           <w:rFonts w:ascii="Charis SIL Regular" w:hAnsi="Charis SIL Regular" w:eastAsia="Charis SIL Regular"/>
           <w:b w:val="0"/>
           <w:i w:val="0"/>
-          <w:color w:val="0066CC"/>
+          <w:color w:val="0000FF"/>
           <w:sz w:val="24"/>
           <w:u w:val="single"/>
         </w:rPr>
@@ -2155,7 +2307,7 @@
           <w:rFonts w:ascii="Charis SIL Regular" w:hAnsi="Charis SIL Regular" w:eastAsia="Charis SIL Regular"/>
           <w:b w:val="0"/>
           <w:i w:val="0"/>
-          <w:color w:val="0066CC"/>
+          <w:color w:val="0000FF"/>
           <w:sz w:val="24"/>
           <w:u w:val="single"/>
         </w:rPr>
@@ -2166,7 +2318,7 @@
           <w:rFonts w:ascii="Charis SIL Regular" w:hAnsi="Charis SIL Regular" w:eastAsia="Charis SIL Regular"/>
           <w:b w:val="0"/>
           <w:i w:val="0"/>
-          <w:color w:val="0066CC"/>
+          <w:color w:val="0000FF"/>
           <w:sz w:val="24"/>
           <w:u w:val="single"/>
         </w:rPr>
@@ -2184,7 +2336,7 @@
           <w:rFonts w:ascii="Charis SIL Regular" w:hAnsi="Charis SIL Regular" w:eastAsia="Charis SIL Regular"/>
           <w:b w:val="0"/>
           <w:i w:val="0"/>
-          <w:color w:val="0066CC"/>
+          <w:color w:val="0000FF"/>
           <w:sz w:val="24"/>
           <w:u w:val="single"/>
         </w:rPr>
@@ -2195,7 +2347,7 @@
           <w:rFonts w:ascii="Charis SIL Regular" w:hAnsi="Charis SIL Regular" w:eastAsia="Charis SIL Regular"/>
           <w:b w:val="0"/>
           <w:i w:val="0"/>
-          <w:color w:val="0066CC"/>
+          <w:color w:val="0000FF"/>
           <w:sz w:val="24"/>
           <w:u w:val="single"/>
         </w:rPr>
@@ -2213,7 +2365,7 @@
           <w:rFonts w:ascii="Charis SIL Regular" w:hAnsi="Charis SIL Regular" w:eastAsia="Charis SIL Regular"/>
           <w:b w:val="0"/>
           <w:i w:val="0"/>
-          <w:color w:val="0066CC"/>
+          <w:color w:val="0000FF"/>
           <w:sz w:val="24"/>
           <w:u w:val="single"/>
         </w:rPr>
@@ -2224,7 +2376,7 @@
           <w:rFonts w:ascii="Charis SIL Regular" w:hAnsi="Charis SIL Regular" w:eastAsia="Charis SIL Regular"/>
           <w:b w:val="0"/>
           <w:i w:val="0"/>
-          <w:color w:val="0066CC"/>
+          <w:color w:val="0000FF"/>
           <w:sz w:val="24"/>
           <w:u w:val="single"/>
         </w:rPr>
@@ -2242,7 +2394,7 @@
           <w:rFonts w:ascii="Charis SIL Regular" w:hAnsi="Charis SIL Regular" w:eastAsia="Charis SIL Regular"/>
           <w:b w:val="0"/>
           <w:i w:val="0"/>
-          <w:color w:val="0066CC"/>
+          <w:color w:val="0000FF"/>
           <w:sz w:val="24"/>
           <w:u w:val="single"/>
         </w:rPr>
@@ -2253,7 +2405,7 @@
           <w:rFonts w:ascii="Charis SIL Regular" w:hAnsi="Charis SIL Regular" w:eastAsia="Charis SIL Regular"/>
           <w:b w:val="0"/>
           <w:i w:val="0"/>
-          <w:color w:val="0066CC"/>
+          <w:color w:val="0000FF"/>
           <w:sz w:val="24"/>
           <w:u w:val="single"/>
         </w:rPr>
@@ -2271,7 +2423,7 @@
           <w:rFonts w:ascii="Charis SIL Regular" w:hAnsi="Charis SIL Regular" w:eastAsia="Charis SIL Regular"/>
           <w:b w:val="0"/>
           <w:i w:val="0"/>
-          <w:color w:val="0066CC"/>
+          <w:color w:val="0000FF"/>
           <w:sz w:val="24"/>
           <w:u w:val="single"/>
         </w:rPr>
@@ -2282,7 +2434,7 @@
           <w:rFonts w:ascii="Charis SIL Regular" w:hAnsi="Charis SIL Regular" w:eastAsia="Charis SIL Regular"/>
           <w:b w:val="0"/>
           <w:i w:val="0"/>
-          <w:color w:val="0066CC"/>
+          <w:color w:val="0000FF"/>
           <w:sz w:val="24"/>
           <w:u w:val="single"/>
         </w:rPr>
@@ -2300,126 +2452,21 @@
           <w:rFonts w:ascii="Charis SIL Regular" w:hAnsi="Charis SIL Regular" w:eastAsia="Charis SIL Regular"/>
           <w:b w:val="0"/>
           <w:i w:val="0"/>
-          <w:color w:val="0066CC"/>
+          <w:color w:val="0000FF"/>
+          <w:sz w:val="24"/>
+        </w:rPr>
+        <w:t>Churches in the Nether</w:t>
+      </w:r>
+      <w:r>
+        <w:rPr>
+          <w:rFonts w:ascii="Charis SIL Regular" w:hAnsi="Charis SIL Regular" w:eastAsia="Charis SIL Regular"/>
+          <w:b w:val="0"/>
+          <w:i w:val="0"/>
+          <w:color w:val="0000FF"/>
           <w:sz w:val="24"/>
           <w:u w:val="single"/>
         </w:rPr>
-        <w:hyperlink r:id="rId19" w:history="1">
-          <w:r>
-            <w:rPr>
-              <w:rStyle w:val="Hyperlink"/>
-            </w:rPr>
-            <w:t>Churches</w:t>
-          </w:r>
-        </w:hyperlink>
-      </w:r>
-      <w:r>
-        <w:rPr>
-          <w:rFonts w:ascii="Charis SIL Regular" w:hAnsi="Charis SIL Regular" w:eastAsia="Charis SIL Regular"/>
-          <w:b w:val="0"/>
-          <w:i w:val="0"/>
-          <w:color w:val="0066CC"/>
-          <w:sz w:val="24"/>
-          <w:u w:val="single"/>
-        </w:rPr>
-        <w:t xml:space="preserve"> </w:t>
-      </w:r>
-      <w:r>
-        <w:rPr>
-          <w:rFonts w:ascii="Charis SIL Regular" w:hAnsi="Charis SIL Regular" w:eastAsia="Charis SIL Regular"/>
-          <w:b w:val="0"/>
-          <w:i w:val="0"/>
-          <w:color w:val="0066CC"/>
-          <w:sz w:val="24"/>
-          <w:u w:val="single"/>
-        </w:rPr>
-        <w:hyperlink r:id="rId19" w:history="1">
-          <w:r>
-            <w:rPr>
-              <w:rStyle w:val="Hyperlink"/>
-            </w:rPr>
-            <w:t>in</w:t>
-          </w:r>
-        </w:hyperlink>
-      </w:r>
-      <w:r>
-        <w:rPr>
-          <w:rFonts w:ascii="Charis SIL Regular" w:hAnsi="Charis SIL Regular" w:eastAsia="Charis SIL Regular"/>
-          <w:b w:val="0"/>
-          <w:i w:val="0"/>
-          <w:color w:val="0066CC"/>
-          <w:sz w:val="24"/>
-          <w:u w:val="single"/>
-        </w:rPr>
-        <w:t xml:space="preserve"> </w:t>
-      </w:r>
-      <w:r>
-        <w:rPr>
-          <w:rFonts w:ascii="Charis SIL Regular" w:hAnsi="Charis SIL Regular" w:eastAsia="Charis SIL Regular"/>
-          <w:b w:val="0"/>
-          <w:i w:val="0"/>
-          <w:color w:val="0066CC"/>
-          <w:sz w:val="24"/>
-        </w:rPr>
-        <w:t>th</w:t>
-      </w:r>
-      <w:r>
-        <w:rPr>
-          <w:rFonts w:ascii="Charis SIL Regular" w:hAnsi="Charis SIL Regular" w:eastAsia="Charis SIL Regular"/>
-          <w:b w:val="0"/>
-          <w:i w:val="0"/>
-          <w:color w:val="0066CC"/>
-          <w:sz w:val="24"/>
-          <w:u w:val="single"/>
-        </w:rPr>
         <w:hyperlink r:id="rId18" w:history="1">
-          <w:r>
-            <w:rPr>
-              <w:rStyle w:val="Hyperlink"/>
-            </w:rPr>
-            <w:t>e</w:t>
-          </w:r>
-        </w:hyperlink>
-      </w:r>
-      <w:r>
-        <w:rPr>
-          <w:rFonts w:ascii="Charis SIL Regular" w:hAnsi="Charis SIL Regular" w:eastAsia="Charis SIL Regular"/>
-          <w:b w:val="0"/>
-          <w:i w:val="0"/>
-          <w:color w:val="0066CC"/>
-          <w:sz w:val="24"/>
-          <w:u w:val="single"/>
-        </w:rPr>
-        <w:t xml:space="preserve"> </w:t>
-      </w:r>
-      <w:r>
-        <w:rPr>
-          <w:rFonts w:ascii="Charis SIL Regular" w:hAnsi="Charis SIL Regular" w:eastAsia="Charis SIL Regular"/>
-          <w:b w:val="0"/>
-          <w:i w:val="0"/>
-          <w:color w:val="0066CC"/>
-          <w:sz w:val="24"/>
-          <w:u w:val="single"/>
-        </w:rPr>
-        <w:hyperlink r:id="rId19" w:history="1">
-          <w:r>
-            <w:rPr>
-              <w:rStyle w:val="Hyperlink"/>
-            </w:rPr>
-            <w:t>Nether</w:t>
-          </w:r>
-        </w:hyperlink>
-      </w:r>
-      <w:r>
-        <w:rPr>
-          <w:rFonts w:ascii="Charis SIL Regular" w:hAnsi="Charis SIL Regular" w:eastAsia="Charis SIL Regular"/>
-          <w:b w:val="0"/>
-          <w:i w:val="0"/>
-          <w:color w:val="0066CC"/>
-          <w:sz w:val="24"/>
-          <w:u w:val="single"/>
-        </w:rPr>
-        <w:hyperlink r:id="rId19" w:history="1">
           <w:r>
             <w:rPr>
               <w:rStyle w:val="Hyperlink"/>
@@ -2436,18 +2483,25 @@
           <w:color w:val="000000"/>
           <w:sz w:val="24"/>
         </w:rPr>
-        <w:t xml:space="preserve">, </w:t>
+        <w:hyperlink r:id="rId18" w:history="1">
+          <w:r>
+            <w:rPr>
+              <w:rStyle w:val="Hyperlink"/>
+            </w:rPr>
+            <w:t xml:space="preserve">, </w:t>
+          </w:r>
+        </w:hyperlink>
       </w:r>
       <w:r>
         <w:rPr>
           <w:rFonts w:ascii="Charis SIL Regular" w:hAnsi="Charis SIL Regular" w:eastAsia="Charis SIL Regular"/>
           <w:b w:val="0"/>
           <w:i w:val="0"/>
-          <w:color w:val="0066CC"/>
+          <w:color w:val="0000FF"/>
           <w:sz w:val="24"/>
           <w:u w:val="single"/>
         </w:rPr>
-        <w:hyperlink r:id="rId20" w:history="1">
+        <w:hyperlink r:id="rId18" w:history="1">
           <w:r>
             <w:rPr>
               <w:rStyle w:val="Hyperlink"/>
@@ -2461,7 +2515,7 @@
           <w:rFonts w:ascii="Charis SIL Regular" w:hAnsi="Charis SIL Regular" w:eastAsia="Charis SIL Regular"/>
           <w:b w:val="0"/>
           <w:i w:val="0"/>
-          <w:color w:val="0066CC"/>
+          <w:color w:val="0000FF"/>
           <w:sz w:val="24"/>
           <w:u w:val="single"/>
         </w:rPr>
@@ -2479,11 +2533,11 @@
           <w:rFonts w:ascii="Charis SIL Regular" w:hAnsi="Charis SIL Regular" w:eastAsia="Charis SIL Regular"/>
           <w:b w:val="0"/>
           <w:i w:val="0"/>
-          <w:color w:val="0066CC"/>
+          <w:color w:val="0000FF"/>
           <w:sz w:val="24"/>
           <w:u w:val="single"/>
         </w:rPr>
-        <w:hyperlink r:id="rId20" w:history="1">
+        <w:hyperlink r:id="rId19" w:history="1">
           <w:r>
             <w:rPr>
               <w:rStyle w:val="Hyperlink"/>
@@ -2497,11 +2551,11 @@
           <w:rFonts w:ascii="Charis SIL Regular" w:hAnsi="Charis SIL Regular" w:eastAsia="Charis SIL Regular"/>
           <w:b w:val="0"/>
           <w:i w:val="0"/>
-          <w:color w:val="0066CC"/>
+          <w:color w:val="0000FF"/>
           <w:sz w:val="24"/>
           <w:u w:val="single"/>
         </w:rPr>
-        <w:hyperlink r:id="rId20" w:history="1">
+        <w:hyperlink r:id="rId19" w:history="1">
           <w:r>
             <w:rPr>
               <w:rStyle w:val="Hyperlink"/>
@@ -2515,11 +2569,11 @@
           <w:rFonts w:ascii="Charis SIL Regular" w:hAnsi="Charis SIL Regular" w:eastAsia="Charis SIL Regular"/>
           <w:b w:val="0"/>
           <w:i w:val="0"/>
-          <w:color w:val="0066CC"/>
+          <w:color w:val="0000FF"/>
           <w:sz w:val="24"/>
           <w:u w:val="single"/>
         </w:rPr>
-        <w:hyperlink r:id="rId20" w:history="1">
+        <w:hyperlink r:id="rId19" w:history="1">
           <w:r>
             <w:rPr>
               <w:rStyle w:val="Hyperlink"/>
@@ -2533,11 +2587,11 @@
           <w:rFonts w:ascii="Charis SIL Regular" w:hAnsi="Charis SIL Regular" w:eastAsia="Charis SIL Regular"/>
           <w:b w:val="0"/>
           <w:i w:val="0"/>
-          <w:color w:val="0066CC"/>
+          <w:color w:val="0000FF"/>
           <w:sz w:val="24"/>
           <w:u w:val="single"/>
         </w:rPr>
-        <w:hyperlink r:id="rId20" w:history="1">
+        <w:hyperlink r:id="rId19" w:history="1">
           <w:r>
             <w:rPr>
               <w:rStyle w:val="Hyperlink"/>
@@ -2551,7 +2605,7 @@
           <w:rFonts w:ascii="Charis SIL Regular" w:hAnsi="Charis SIL Regular" w:eastAsia="Charis SIL Regular"/>
           <w:b w:val="0"/>
           <w:i w:val="0"/>
-          <w:color w:val="0066CC"/>
+          <w:color w:val="0000FF"/>
           <w:sz w:val="24"/>
           <w:u w:val="single"/>
         </w:rPr>
@@ -2562,11 +2616,11 @@
           <w:rFonts w:ascii="Charis SIL Regular" w:hAnsi="Charis SIL Regular" w:eastAsia="Charis SIL Regular"/>
           <w:b w:val="0"/>
           <w:i w:val="0"/>
-          <w:color w:val="0066CC"/>
+          <w:color w:val="0000FF"/>
           <w:sz w:val="24"/>
           <w:u w:val="single"/>
         </w:rPr>
-        <w:hyperlink r:id="rId19" w:history="1">
+        <w:hyperlink r:id="rId20" w:history="1">
           <w:r>
             <w:rPr>
               <w:rStyle w:val="Hyperlink"/>
@@ -2577,17 +2631,54 @@
       </w:r>
       <w:r>
         <w:rPr>
+          <w:u w:val="single" w:color="0000ff"/>
           <w:rFonts w:ascii="Charis SIL Regular" w:hAnsi="Charis SIL Regular" w:eastAsia="Charis SIL Regular"/>
           <w:b w:val="0"/>
           <w:i w:val="0"/>
           <w:color w:val="000000"/>
           <w:sz w:val="24"/>
         </w:rPr>
-        <w:t xml:space="preserve"> at the Vrije U</w:t>
-      </w:r>
-      <w:r>
-        <w:rPr>
-          <w:u w:val="single" w:color="0066cc"/>
+        <w:hyperlink r:id="rId19" w:history="1">
+          <w:r>
+            <w:rPr>
+              <w:rStyle w:val="Hyperlink"/>
+            </w:rPr>
+            <w:t xml:space="preserve"> at the</w:t>
+          </w:r>
+        </w:hyperlink>
+      </w:r>
+      <w:r>
+        <w:rPr>
+          <w:u w:val="single" w:color="0000ff"/>
+          <w:rFonts w:ascii="Charis SIL Regular" w:hAnsi="Charis SIL Regular" w:eastAsia="Charis SIL Regular"/>
+          <w:b w:val="0"/>
+          <w:i w:val="0"/>
+          <w:color w:val="000000"/>
+          <w:sz w:val="24"/>
+        </w:rPr>
+        <w:t xml:space="preserve"> </w:t>
+      </w:r>
+      <w:r>
+        <w:rPr>
+          <w:u w:val="single" w:color="0000ff"/>
+          <w:rFonts w:ascii="Charis SIL Regular" w:hAnsi="Charis SIL Regular" w:eastAsia="Charis SIL Regular"/>
+          <w:b w:val="0"/>
+          <w:i w:val="0"/>
+          <w:color w:val="000000"/>
+          <w:sz w:val="24"/>
+        </w:rPr>
+        <w:hyperlink r:id="rId19" w:history="1">
+          <w:r>
+            <w:rPr>
+              <w:rStyle w:val="Hyperlink"/>
+            </w:rPr>
+            <w:t>Vrije U</w:t>
+          </w:r>
+        </w:hyperlink>
+      </w:r>
+      <w:r>
+        <w:rPr>
+          <w:u w:val="single" w:color="0000ff"/>
           <w:rFonts w:ascii="Charis SIL Regular" w:hAnsi="Charis SIL Regular" w:eastAsia="Charis SIL Regular"/>
           <w:b w:val="0"/>
           <w:i w:val="0"/>
@@ -2605,7 +2696,7 @@
       </w:r>
       <w:r>
         <w:rPr>
-          <w:u w:val="single" w:color="0066cc"/>
+          <w:u w:val="single" w:color="0000ff"/>
           <w:rFonts w:ascii="Charis SIL Regular" w:hAnsi="Charis SIL Regular" w:eastAsia="Charis SIL Regular"/>
           <w:b w:val="0"/>
           <w:i w:val="0"/>
@@ -2623,7 +2714,7 @@
       </w:r>
       <w:r>
         <w:rPr>
-          <w:u w:val="single" w:color="0066cc"/>
+          <w:u w:val="single" w:color="0000ff"/>
           <w:rFonts w:ascii="Charis SIL Regular" w:hAnsi="Charis SIL Regular" w:eastAsia="Charis SIL Regular"/>
           <w:b w:val="0"/>
           <w:i w:val="0"/>
@@ -2641,7 +2732,7 @@
       </w:r>
       <w:r>
         <w:rPr>
-          <w:u w:val="single" w:color="0066cc"/>
+          <w:u w:val="single" w:color="0000ff"/>
           <w:rFonts w:ascii="Charis SIL Regular" w:hAnsi="Charis SIL Regular" w:eastAsia="Charis SIL Regular"/>
           <w:b w:val="0"/>
           <w:i w:val="0"/>
@@ -2679,11 +2770,11 @@
           <w:rFonts w:ascii="Charis SIL Regular" w:hAnsi="Charis SIL Regular" w:eastAsia="Charis SIL Regular"/>
           <w:b w:val="0"/>
           <w:i w:val="0"/>
-          <w:color w:val="0066CC"/>
+          <w:color w:val="0000FF"/>
           <w:sz w:val="24"/>
           <w:u w:val="single"/>
         </w:rPr>
-        <w:hyperlink r:id="rId19" w:history="1">
+        <w:hyperlink r:id="rId21" w:history="1">
           <w:r>
             <w:rPr>
               <w:rStyle w:val="Hyperlink"/>
@@ -2697,7 +2788,7 @@
           <w:rFonts w:ascii="Charis SIL Regular" w:hAnsi="Charis SIL Regular" w:eastAsia="Charis SIL Regular"/>
           <w:b w:val="0"/>
           <w:i w:val="0"/>
-          <w:color w:val="0066CC"/>
+          <w:color w:val="0000FF"/>
           <w:sz w:val="24"/>
           <w:u w:val="single"/>
         </w:rPr>
@@ -2715,7 +2806,7 @@
           <w:rFonts w:ascii="Charis SIL Regular" w:hAnsi="Charis SIL Regular" w:eastAsia="Charis SIL Regular"/>
           <w:b w:val="0"/>
           <w:i w:val="0"/>
-          <w:color w:val="0066CC"/>
+          <w:color w:val="0000FF"/>
           <w:sz w:val="24"/>
           <w:u w:val="single"/>
         </w:rPr>
@@ -2733,22 +2824,112 @@
           <w:rFonts w:ascii="Charis SIL Regular" w:hAnsi="Charis SIL Regular" w:eastAsia="Charis SIL Regular"/>
           <w:b w:val="0"/>
           <w:i w:val="0"/>
-          <w:color w:val="0066CC"/>
+          <w:color w:val="0000FF"/>
           <w:sz w:val="24"/>
           <w:u w:val="single"/>
         </w:rPr>
-        <w:t xml:space="preserve">Documentation </w:t>
+        <w:hyperlink r:id="rId21" w:history="1">
+          <w:r>
+            <w:rPr>
+              <w:rStyle w:val="Hyperlink"/>
+            </w:rPr>
+            <w:t>Documen</w:t>
+          </w:r>
+        </w:hyperlink>
       </w:r>
       <w:r>
         <w:rPr>
           <w:rFonts w:ascii="Charis SIL Regular" w:hAnsi="Charis SIL Regular" w:eastAsia="Charis SIL Regular"/>
           <w:b w:val="0"/>
           <w:i w:val="0"/>
-          <w:color w:val="0066CC"/>
+          <w:color w:val="0000FF"/>
           <w:sz w:val="24"/>
           <w:u w:val="single"/>
         </w:rPr>
+        <w:hyperlink r:id="rId21" w:history="1">
+          <w:r>
+            <w:rPr>
+              <w:rStyle w:val="Hyperlink"/>
+            </w:rPr>
+            <w:t>t</w:t>
+          </w:r>
+        </w:hyperlink>
+      </w:r>
+      <w:r>
+        <w:rPr>
+          <w:rFonts w:ascii="Charis SIL Regular" w:hAnsi="Charis SIL Regular" w:eastAsia="Charis SIL Regular"/>
+          <w:b w:val="0"/>
+          <w:i w:val="0"/>
+          <w:color w:val="0000FF"/>
+          <w:sz w:val="24"/>
+          <w:u w:val="single"/>
+        </w:rPr>
+        <w:hyperlink r:id="rId21" w:history="1">
+          <w:r>
+            <w:rPr>
+              <w:rStyle w:val="Hyperlink"/>
+            </w:rPr>
+            <w:t>at</w:t>
+          </w:r>
+        </w:hyperlink>
+      </w:r>
+      <w:r>
+        <w:rPr>
+          <w:rFonts w:ascii="Charis SIL Regular" w:hAnsi="Charis SIL Regular" w:eastAsia="Charis SIL Regular"/>
+          <w:b w:val="0"/>
+          <w:i w:val="0"/>
+          <w:color w:val="0000FF"/>
+          <w:sz w:val="24"/>
+          <w:u w:val="single"/>
+        </w:rPr>
+        <w:hyperlink r:id="rId21" w:history="1">
+          <w:r>
+            <w:rPr>
+              <w:rStyle w:val="Hyperlink"/>
+            </w:rPr>
+            <w:t>i</w:t>
+          </w:r>
+        </w:hyperlink>
+      </w:r>
+      <w:r>
+        <w:rPr>
+          <w:rFonts w:ascii="Charis SIL Regular" w:hAnsi="Charis SIL Regular" w:eastAsia="Charis SIL Regular"/>
+          <w:b w:val="0"/>
+          <w:i w:val="0"/>
+          <w:color w:val="0000FF"/>
+          <w:sz w:val="24"/>
+          <w:u w:val="single"/>
+        </w:rPr>
         <w:hyperlink r:id="rId19" w:history="1">
+          <w:r>
+            <w:rPr>
+              <w:rStyle w:val="Hyperlink"/>
+            </w:rPr>
+            <w:t>on</w:t>
+          </w:r>
+        </w:hyperlink>
+      </w:r>
+      <w:r>
+        <w:rPr>
+          <w:rFonts w:ascii="Charis SIL Regular" w:hAnsi="Charis SIL Regular" w:eastAsia="Charis SIL Regular"/>
+          <w:b w:val="0"/>
+          <w:i w:val="0"/>
+          <w:color w:val="0000FF"/>
+          <w:sz w:val="24"/>
+          <w:u w:val="single"/>
+        </w:rPr>
+        <w:t xml:space="preserve"> </w:t>
+      </w:r>
+      <w:r>
+        <w:rPr>
+          <w:rFonts w:ascii="Charis SIL Regular" w:hAnsi="Charis SIL Regular" w:eastAsia="Charis SIL Regular"/>
+          <w:b w:val="0"/>
+          <w:i w:val="0"/>
+          <w:color w:val="0000FF"/>
+          <w:sz w:val="24"/>
+          <w:u w:val="single"/>
+        </w:rPr>
+        <w:hyperlink r:id="rId21" w:history="1">
           <w:r>
             <w:rPr>
               <w:rStyle w:val="Hyperlink"/>
@@ -2759,60 +2940,24 @@
       </w:r>
       <w:r>
         <w:rPr>
-          <w:u w:val="single" w:color="0066cc"/>
           <w:rFonts w:ascii="Charis SIL Regular" w:hAnsi="Charis SIL Regular" w:eastAsia="Charis SIL Regular"/>
           <w:b w:val="0"/>
           <w:i w:val="0"/>
           <w:color w:val="000000"/>
           <w:sz w:val="24"/>
         </w:rPr>
-        <w:hyperlink r:id="rId19" w:history="1">
-          <w:r>
-            <w:rPr>
-              <w:rStyle w:val="Hyperlink"/>
-            </w:rPr>
-            <w:t xml:space="preserve">, and </w:t>
-          </w:r>
-        </w:hyperlink>
+        <w:t xml:space="preserve">, and the </w:t>
       </w:r>
       <w:r>
         <w:rPr>
           <w:rFonts w:ascii="Charis SIL Regular" w:hAnsi="Charis SIL Regular" w:eastAsia="Charis SIL Regular"/>
           <w:b w:val="0"/>
           <w:i w:val="0"/>
-          <w:color w:val="000000"/>
-          <w:sz w:val="24"/>
-        </w:rPr>
-        <w:t>th</w:t>
-      </w:r>
-      <w:r>
-        <w:rPr>
-          <w:u w:val="single" w:color="0066cc"/>
-          <w:rFonts w:ascii="Charis SIL Regular" w:hAnsi="Charis SIL Regular" w:eastAsia="Charis SIL Regular"/>
-          <w:b w:val="0"/>
-          <w:i w:val="0"/>
-          <w:color w:val="000000"/>
-          <w:sz w:val="24"/>
-        </w:rPr>
-        <w:hyperlink r:id="rId20" w:history="1">
-          <w:r>
-            <w:rPr>
-              <w:rStyle w:val="Hyperlink"/>
-            </w:rPr>
-            <w:t xml:space="preserve">e </w:t>
-          </w:r>
-        </w:hyperlink>
-      </w:r>
-      <w:r>
-        <w:rPr>
-          <w:rFonts w:ascii="Charis SIL Regular" w:hAnsi="Charis SIL Regular" w:eastAsia="Charis SIL Regular"/>
-          <w:b w:val="0"/>
-          <w:i w:val="0"/>
-          <w:color w:val="0066CC"/>
+          <w:color w:val="0000FF"/>
           <w:sz w:val="24"/>
           <w:u w:val="single"/>
         </w:rPr>
-        <w:hyperlink r:id="rId20" w:history="1">
+        <w:hyperlink r:id="rId22" w:history="1">
           <w:r>
             <w:rPr>
               <w:rStyle w:val="Hyperlink"/>
@@ -2826,11 +2971,11 @@
           <w:rFonts w:ascii="Charis SIL Regular" w:hAnsi="Charis SIL Regular" w:eastAsia="Charis SIL Regular"/>
           <w:b w:val="0"/>
           <w:i w:val="0"/>
-          <w:color w:val="0066CC"/>
+          <w:color w:val="0000FF"/>
           <w:sz w:val="24"/>
           <w:u w:val="single"/>
         </w:rPr>
-        <w:hyperlink r:id="rId20" w:history="1">
+        <w:hyperlink r:id="rId22" w:history="1">
           <w:r>
             <w:rPr>
               <w:rStyle w:val="Hyperlink"/>
@@ -2844,7 +2989,7 @@
           <w:rFonts w:ascii="Charis SIL Regular" w:hAnsi="Charis SIL Regular" w:eastAsia="Charis SIL Regular"/>
           <w:b w:val="0"/>
           <w:i w:val="0"/>
-          <w:color w:val="0066CC"/>
+          <w:color w:val="0000FF"/>
           <w:sz w:val="24"/>
           <w:u w:val="single"/>
         </w:rPr>
@@ -2862,7 +3007,7 @@
           <w:rFonts w:ascii="Charis SIL Regular" w:hAnsi="Charis SIL Regular" w:eastAsia="Charis SIL Regular"/>
           <w:b w:val="0"/>
           <w:i w:val="0"/>
-          <w:color w:val="0066CC"/>
+          <w:color w:val="0000FF"/>
           <w:sz w:val="24"/>
           <w:u w:val="single"/>
         </w:rPr>
@@ -2873,7 +3018,7 @@
           <w:rFonts w:ascii="Charis SIL Regular" w:hAnsi="Charis SIL Regular" w:eastAsia="Charis SIL Regular"/>
           <w:b w:val="0"/>
           <w:i w:val="0"/>
-          <w:color w:val="0066CC"/>
+          <w:color w:val="0000FF"/>
           <w:sz w:val="24"/>
           <w:u w:val="single"/>
         </w:rPr>
@@ -2891,7 +3036,7 @@
           <w:rFonts w:ascii="Charis SIL Regular" w:hAnsi="Charis SIL Regular" w:eastAsia="Charis SIL Regular"/>
           <w:b w:val="0"/>
           <w:i w:val="0"/>
-          <w:color w:val="0066CC"/>
+          <w:color w:val="0000FF"/>
           <w:sz w:val="24"/>
           <w:u w:val="single"/>
         </w:rPr>
@@ -2909,7 +3054,7 @@
           <w:rFonts w:ascii="Charis SIL Regular" w:hAnsi="Charis SIL Regular" w:eastAsia="Charis SIL Regular"/>
           <w:b w:val="0"/>
           <w:i w:val="0"/>
-          <w:color w:val="0066CC"/>
+          <w:color w:val="0000FF"/>
           <w:sz w:val="24"/>
           <w:u w:val="single"/>
         </w:rPr>
@@ -2920,7 +3065,7 @@
           <w:rFonts w:ascii="Charis SIL Regular" w:hAnsi="Charis SIL Regular" w:eastAsia="Charis SIL Regular"/>
           <w:b w:val="0"/>
           <w:i w:val="0"/>
-          <w:color w:val="0066CC"/>
+          <w:color w:val="0000FF"/>
           <w:sz w:val="24"/>
           <w:u w:val="single"/>
         </w:rPr>
@@ -2945,7 +3090,7 @@
       </w:r>
       <w:r>
         <w:rPr>
-          <w:u w:val="single" w:color="0066cc"/>
+          <w:u w:val="single" w:color="0000ff"/>
           <w:rFonts w:ascii="Charis SIL Regular" w:hAnsi="Charis SIL Regular" w:eastAsia="Charis SIL Regular"/>
           <w:b w:val="0"/>
           <w:i w:val="0"/>
@@ -2983,7 +3128,7 @@
       </w:r>
       <w:r>
         <w:rPr>
-          <w:u w:val="single" w:color="0066cc"/>
+          <w:u w:val="single" w:color="0000ff"/>
           <w:rFonts w:ascii="Charis SIL Regular" w:hAnsi="Charis SIL Regular" w:eastAsia="Charis SIL Regular"/>
           <w:b w:val="0"/>
           <w:i w:val="0"/>
@@ -3001,7 +3146,7 @@
       </w:r>
       <w:r>
         <w:rPr>
-          <w:u w:val="single" w:color="0066cc"/>
+          <w:u w:val="single" w:color="0000ff"/>
           <w:rFonts w:ascii="Charis SIL Regular" w:hAnsi="Charis SIL Regular" w:eastAsia="Charis SIL Regular"/>
           <w:b w:val="0"/>
           <w:i w:val="0"/>
@@ -3019,7 +3164,7 @@
       </w:r>
       <w:r>
         <w:rPr>
-          <w:u w:val="single" w:color="0066cc"/>
+          <w:u w:val="single" w:color="0000ff"/>
           <w:rFonts w:ascii="Charis SIL Regular" w:hAnsi="Charis SIL Regular" w:eastAsia="Charis SIL Regular"/>
           <w:b w:val="0"/>
           <w:i w:val="0"/>
@@ -3037,7 +3182,7 @@
       </w:r>
       <w:r>
         <w:rPr>
-          <w:u w:val="single" w:color="0066cc"/>
+          <w:u w:val="single" w:color="0000ff"/>
           <w:rFonts w:ascii="Charis SIL Regular" w:hAnsi="Charis SIL Regular" w:eastAsia="Charis SIL Regular"/>
           <w:b w:val="0"/>
           <w:i w:val="0"/>
@@ -3054,11 +3199,40 @@
           <w:color w:val="000000"/>
           <w:sz w:val="24"/>
         </w:rPr>
-        <w:t>he countries where the mission organ</w:t>
-      </w:r>
-      <w:r>
-        <w:rPr>
-          <w:u w:val="single" w:color="0066cc"/>
+        <w:t>he count</w:t>
+      </w:r>
+      <w:r>
+        <w:rPr>
+          <w:u w:val="single" w:color="0000ff"/>
+          <w:rFonts w:ascii="Charis SIL Regular" w:hAnsi="Charis SIL Regular" w:eastAsia="Charis SIL Regular"/>
+          <w:b w:val="0"/>
+          <w:i w:val="0"/>
+          <w:color w:val="000000"/>
+          <w:sz w:val="24"/>
+        </w:rPr>
+        <w:t>ries where the m</w:t>
+      </w:r>
+      <w:r>
+        <w:rPr>
+          <w:u w:val="single" w:color="0000ff"/>
+          <w:rFonts w:ascii="Charis SIL Regular" w:hAnsi="Charis SIL Regular" w:eastAsia="Charis SIL Regular"/>
+          <w:b w:val="0"/>
+          <w:i w:val="0"/>
+          <w:color w:val="000000"/>
+          <w:sz w:val="24"/>
+        </w:rPr>
+        <w:hyperlink r:id="rId22" w:history="1">
+          <w:r>
+            <w:rPr>
+              <w:rStyle w:val="Hyperlink"/>
+            </w:rPr>
+            <w:t>ission organ</w:t>
+          </w:r>
+        </w:hyperlink>
+      </w:r>
+      <w:r>
+        <w:rPr>
+          <w:u w:val="single" w:color="0000ff"/>
           <w:rFonts w:ascii="Charis SIL Regular" w:hAnsi="Charis SIL Regular" w:eastAsia="Charis SIL Regular"/>
           <w:b w:val="0"/>
           <w:i w:val="0"/>
@@ -3139,7 +3313,7 @@
           <w:rFonts w:ascii="Charis SIL Regular" w:hAnsi="Charis SIL Regular" w:eastAsia="Charis SIL Regular"/>
           <w:b w:val="0"/>
           <w:i w:val="0"/>
-          <w:color w:val="0066CC"/>
+          <w:color w:val="0000FF"/>
           <w:sz w:val="24"/>
           <w:u w:val="single"/>
         </w:rPr>
@@ -3163,7 +3337,7 @@
           <w:rFonts w:ascii="Charis SIL Regular" w:hAnsi="Charis SIL Regular" w:eastAsia="Charis SIL Regular"/>
           <w:b w:val="0"/>
           <w:i w:val="0"/>
-          <w:color w:val="0066CC"/>
+          <w:color w:val="0000FF"/>
           <w:sz w:val="24"/>
           <w:u w:val="single"/>
         </w:rPr>
@@ -3174,7 +3348,7 @@
           <w:rFonts w:ascii="Charis SIL Regular" w:hAnsi="Charis SIL Regular" w:eastAsia="Charis SIL Regular"/>
           <w:b w:val="0"/>
           <w:i w:val="0"/>
-          <w:color w:val="0066CC"/>
+          <w:color w:val="0000FF"/>
           <w:sz w:val="24"/>
           <w:u w:val="single"/>
         </w:rPr>
@@ -3198,7 +3372,7 @@
           <w:rFonts w:ascii="Charis SIL Regular" w:hAnsi="Charis SIL Regular" w:eastAsia="Charis SIL Regular"/>
           <w:b w:val="0"/>
           <w:i w:val="0"/>
-          <w:color w:val="0066CC"/>
+          <w:color w:val="0000FF"/>
           <w:sz w:val="24"/>
           <w:u w:val="single"/>
         </w:rPr>
@@ -3209,7 +3383,7 @@
           <w:rFonts w:ascii="Charis SIL Regular" w:hAnsi="Charis SIL Regular" w:eastAsia="Charis SIL Regular"/>
           <w:b w:val="0"/>
           <w:i w:val="0"/>
-          <w:color w:val="0066CC"/>
+          <w:color w:val="0000FF"/>
           <w:sz w:val="24"/>
           <w:u w:val="single"/>
         </w:rPr>
@@ -3220,7 +3394,7 @@
           <w:rFonts w:ascii="Charis SIL Regular" w:hAnsi="Charis SIL Regular" w:eastAsia="Charis SIL Regular"/>
           <w:b w:val="0"/>
           <w:i w:val="0"/>
-          <w:color w:val="0066CC"/>
+          <w:color w:val="0000FF"/>
           <w:sz w:val="24"/>
         </w:rPr>
         <w:t>s</w:t>
@@ -3243,7 +3417,7 @@
           <w:rFonts w:ascii="Charis SIL Regular" w:hAnsi="Charis SIL Regular" w:eastAsia="Charis SIL Regular"/>
           <w:b w:val="0"/>
           <w:i w:val="0"/>
-          <w:color w:val="0066CC"/>
+          <w:color w:val="0000FF"/>
           <w:sz w:val="24"/>
           <w:u w:val="single"/>
         </w:rPr>
@@ -3267,11 +3441,22 @@
           <w:rFonts w:ascii="Charis SIL Regular" w:hAnsi="Charis SIL Regular" w:eastAsia="Charis SIL Regular"/>
           <w:b w:val="0"/>
           <w:i w:val="0"/>
-          <w:color w:val="0066CC"/>
+          <w:color w:val="0000FF"/>
           <w:sz w:val="24"/>
           <w:u w:val="single"/>
         </w:rPr>
-        <w:t>Nederlands Volkenkundig Missiemuseum</w:t>
+        <w:t>Nederland</w:t>
+      </w:r>
+      <w:r>
+        <w:rPr>
+          <w:rFonts w:ascii="Charis SIL Regular" w:hAnsi="Charis SIL Regular" w:eastAsia="Charis SIL Regular"/>
+          <w:b w:val="0"/>
+          <w:i w:val="0"/>
+          <w:color w:val="0000FF"/>
+          <w:sz w:val="24"/>
+          <w:u w:val="single"/>
+        </w:rPr>
+        <w:t>s Volkenkundig Missiemuseum</w:t>
       </w:r>
       <w:r>
         <w:br/>
@@ -3291,7 +3476,7 @@
           <w:rFonts w:ascii="Charis SIL Regular" w:hAnsi="Charis SIL Regular" w:eastAsia="Charis SIL Regular"/>
           <w:b w:val="0"/>
           <w:i w:val="0"/>
-          <w:color w:val="0066CC"/>
+          <w:color w:val="0000FF"/>
           <w:sz w:val="24"/>
           <w:u w:val="single"/>
         </w:rPr>
@@ -3315,7 +3500,7 @@
           <w:rFonts w:ascii="Charis SIL Regular" w:hAnsi="Charis SIL Regular" w:eastAsia="Charis SIL Regular"/>
           <w:b w:val="0"/>
           <w:i w:val="0"/>
-          <w:color w:val="0066CC"/>
+          <w:color w:val="0000FF"/>
           <w:sz w:val="24"/>
           <w:u w:val="single"/>
         </w:rPr>
@@ -3326,7 +3511,7 @@
           <w:rFonts w:ascii="Charis SIL Regular" w:hAnsi="Charis SIL Regular" w:eastAsia="Charis SIL Regular"/>
           <w:b w:val="0"/>
           <w:i w:val="0"/>
-          <w:color w:val="0066CC"/>
+          <w:color w:val="0000FF"/>
           <w:sz w:val="24"/>
           <w:u w:val="single"/>
         </w:rPr>
@@ -3350,32 +3535,33 @@
           <w:rFonts w:ascii="Charis SIL Regular" w:hAnsi="Charis SIL Regular" w:eastAsia="Charis SIL Regular"/>
           <w:b w:val="0"/>
           <w:i w:val="0"/>
-          <w:color w:val="0066CC"/>
+          <w:color w:val="0000FF"/>
           <w:sz w:val="24"/>
           <w:u w:val="single"/>
         </w:rPr>
-        <w:t>Scientific research in colonised territ</w:t>
+        <w:t>Scientific research in colonised terri</w:t>
       </w:r>
       <w:r>
         <w:rPr>
           <w:rFonts w:ascii="Charis SIL Regular" w:hAnsi="Charis SIL Regular" w:eastAsia="Charis SIL Regular"/>
           <w:b w:val="0"/>
           <w:i w:val="0"/>
-          <w:color w:val="0066CC"/>
+          <w:color w:val="0000FF"/>
           <w:sz w:val="24"/>
           <w:u w:val="single"/>
         </w:rPr>
-        <w:t>orie</w:t>
+        <w:t>t</w:t>
       </w:r>
       <w:r>
         <w:rPr>
           <w:rFonts w:ascii="Charis SIL Regular" w:hAnsi="Charis SIL Regular" w:eastAsia="Charis SIL Regular"/>
           <w:b w:val="0"/>
           <w:i w:val="0"/>
-          <w:color w:val="0066CC"/>
-          <w:sz w:val="24"/>
-        </w:rPr>
-        <w:t>s</w:t>
+          <w:color w:val="0000FF"/>
+          <w:sz w:val="24"/>
+          <w:u w:val="single"/>
+        </w:rPr>
+        <w:t>ories</w:t>
       </w:r>
       <w:r>
         <w:br/>
@@ -3395,7 +3581,7 @@
           <w:rFonts w:ascii="Charis SIL Regular" w:hAnsi="Charis SIL Regular" w:eastAsia="Charis SIL Regular"/>
           <w:b w:val="0"/>
           <w:i w:val="0"/>
-          <w:color w:val="0066CC"/>
+          <w:color w:val="0000FF"/>
           <w:sz w:val="24"/>
           <w:u w:val="single"/>
         </w:rPr>
@@ -3419,7 +3605,7 @@
           <w:rFonts w:ascii="Charis SIL Regular" w:hAnsi="Charis SIL Regular" w:eastAsia="Charis SIL Regular"/>
           <w:b w:val="0"/>
           <w:i w:val="0"/>
-          <w:color w:val="0066CC"/>
+          <w:color w:val="0000FF"/>
           <w:sz w:val="24"/>
           <w:u w:val="single"/>
         </w:rPr>
@@ -3430,7 +3616,7 @@
           <w:rFonts w:ascii="Charis SIL Regular" w:hAnsi="Charis SIL Regular" w:eastAsia="Charis SIL Regular"/>
           <w:b w:val="0"/>
           <w:i w:val="0"/>
-          <w:color w:val="0066CC"/>
+          <w:color w:val="0000FF"/>
           <w:sz w:val="24"/>
           <w:u w:val="single"/>
         </w:rPr>
@@ -3541,7 +3727,7 @@
           <w:rFonts w:ascii="Charis SIL Regular" w:hAnsi="Charis SIL Regular" w:eastAsia="Charis SIL Regular"/>
           <w:b w:val="0"/>
           <w:i w:val="0"/>
-          <w:color w:val="0066CC"/>
+          <w:color w:val="0000FF"/>
           <w:sz w:val="24"/>
           <w:u w:val="single"/>
         </w:rPr>
@@ -3559,7 +3745,7 @@
           <w:rFonts w:ascii="Charis SIL Regular" w:hAnsi="Charis SIL Regular" w:eastAsia="Charis SIL Regular"/>
           <w:b w:val="0"/>
           <w:i w:val="0"/>
-          <w:color w:val="0066CC"/>
+          <w:color w:val="0000FF"/>
           <w:sz w:val="24"/>
           <w:u w:val="single"/>
         </w:rPr>
@@ -3577,7 +3763,7 @@
           <w:rFonts w:ascii="Charis SIL Regular" w:hAnsi="Charis SIL Regular" w:eastAsia="Charis SIL Regular"/>
           <w:b w:val="0"/>
           <w:i w:val="0"/>
-          <w:color w:val="0066CC"/>
+          <w:color w:val="0000FF"/>
           <w:sz w:val="24"/>
           <w:u w:val="single"/>
         </w:rPr>
@@ -3595,7 +3781,7 @@
           <w:rFonts w:ascii="Charis SIL Regular" w:hAnsi="Charis SIL Regular" w:eastAsia="Charis SIL Regular"/>
           <w:b w:val="0"/>
           <w:i w:val="0"/>
-          <w:color w:val="0066CC"/>
+          <w:color w:val="0000FF"/>
           <w:sz w:val="24"/>
           <w:u w:val="single"/>
         </w:rPr>
@@ -3613,7 +3799,7 @@
           <w:rFonts w:ascii="Charis SIL Regular" w:hAnsi="Charis SIL Regular" w:eastAsia="Charis SIL Regular"/>
           <w:b w:val="0"/>
           <w:i w:val="0"/>
-          <w:color w:val="0066CC"/>
+          <w:color w:val="0000FF"/>
           <w:sz w:val="24"/>
           <w:u w:val="single"/>
         </w:rPr>
@@ -3631,7 +3817,7 @@
           <w:rFonts w:ascii="Charis SIL Regular" w:hAnsi="Charis SIL Regular" w:eastAsia="Charis SIL Regular"/>
           <w:b w:val="0"/>
           <w:i w:val="0"/>
-          <w:color w:val="0066CC"/>
+          <w:color w:val="0000FF"/>
           <w:sz w:val="24"/>
           <w:u w:val="single"/>
         </w:rPr>
@@ -3649,7 +3835,7 @@
           <w:rFonts w:ascii="Charis SIL Regular" w:hAnsi="Charis SIL Regular" w:eastAsia="Charis SIL Regular"/>
           <w:b w:val="0"/>
           <w:i w:val="0"/>
-          <w:color w:val="0066CC"/>
+          <w:color w:val="0000FF"/>
           <w:sz w:val="24"/>
           <w:u w:val="single"/>
         </w:rPr>
@@ -3757,7 +3943,7 @@
           <w:rFonts w:ascii="Charis SIL Regular" w:hAnsi="Charis SIL Regular" w:eastAsia="Charis SIL Regular"/>
           <w:b w:val="0"/>
           <w:i w:val="0"/>
-          <w:color w:val="0066CC"/>
+          <w:color w:val="0000FF"/>
           <w:sz w:val="24"/>
           <w:u w:val="single"/>
         </w:rPr>
@@ -3775,7 +3961,7 @@
           <w:rFonts w:ascii="Charis SIL Regular" w:hAnsi="Charis SIL Regular" w:eastAsia="Charis SIL Regular"/>
           <w:b w:val="0"/>
           <w:i w:val="0"/>
-          <w:color w:val="0066CC"/>
+          <w:color w:val="0000FF"/>
           <w:sz w:val="24"/>
           <w:u w:val="single"/>
         </w:rPr>
@@ -3793,7 +3979,7 @@
           <w:rFonts w:ascii="Charis SIL Regular" w:hAnsi="Charis SIL Regular" w:eastAsia="Charis SIL Regular"/>
           <w:b w:val="0"/>
           <w:i w:val="0"/>
-          <w:color w:val="0066CC"/>
+          <w:color w:val="0000FF"/>
           <w:sz w:val="24"/>
           <w:u w:val="single"/>
         </w:rPr>
@@ -3911,7 +4097,7 @@
           <w:rFonts w:ascii="Charis SIL Regular" w:hAnsi="Charis SIL Regular" w:eastAsia="Charis SIL Regular"/>
           <w:b w:val="0"/>
           <w:i w:val="0"/>
-          <w:color w:val="0066CC"/>
+          <w:color w:val="0000FF"/>
           <w:sz w:val="24"/>
           <w:u w:val="single"/>
         </w:rPr>
@@ -3929,7 +4115,7 @@
           <w:rFonts w:ascii="Charis SIL Regular" w:hAnsi="Charis SIL Regular" w:eastAsia="Charis SIL Regular"/>
           <w:b w:val="0"/>
           <w:i w:val="0"/>
-          <w:color w:val="0066CC"/>
+          <w:color w:val="0000FF"/>
           <w:sz w:val="24"/>
           <w:u w:val="single"/>
         </w:rPr>
@@ -3947,7 +4133,7 @@
           <w:rFonts w:ascii="Charis SIL Regular" w:hAnsi="Charis SIL Regular" w:eastAsia="Charis SIL Regular"/>
           <w:b w:val="0"/>
           <w:i w:val="0"/>
-          <w:color w:val="0066CC"/>
+          <w:color w:val="0000FF"/>
           <w:sz w:val="24"/>
           <w:u w:val="single"/>
         </w:rPr>
@@ -3965,7 +4151,7 @@
           <w:rFonts w:ascii="Charis SIL Regular" w:hAnsi="Charis SIL Regular" w:eastAsia="Charis SIL Regular"/>
           <w:b w:val="0"/>
           <w:i w:val="0"/>
-          <w:color w:val="0066CC"/>
+          <w:color w:val="0000FF"/>
           <w:sz w:val="24"/>
         </w:rPr>
         <w:hyperlink r:id="rId25" w:history="1">
@@ -3982,7 +4168,7 @@
           <w:rFonts w:ascii="Charis SIL Regular" w:hAnsi="Charis SIL Regular" w:eastAsia="Charis SIL Regular"/>
           <w:b w:val="0"/>
           <w:i w:val="0"/>
-          <w:color w:val="0066CC"/>
+          <w:color w:val="0000FF"/>
           <w:sz w:val="24"/>
         </w:rPr>
         <w:t>/</w:t>
@@ -4021,8 +4207,9 @@
           <w:rFonts w:ascii="Charis SIL Regular" w:hAnsi="Charis SIL Regular" w:eastAsia="Charis SIL Regular"/>
           <w:b w:val="0"/>
           <w:i w:val="0"/>
-          <w:color w:val="0066CC"/>
-          <w:sz w:val="24"/>
+          <w:color w:val="0000FF"/>
+          <w:sz w:val="24"/>
+          <w:u w:val="single"/>
         </w:rPr>
         <w:hyperlink r:id="rId25" w:history="1">
           <w:r>
@@ -4138,7 +4325,7 @@
           <w:rFonts w:ascii="Charis SIL Regular" w:hAnsi="Charis SIL Regular" w:eastAsia="Charis SIL Regular"/>
           <w:b w:val="0"/>
           <w:i w:val="0"/>
-          <w:color w:val="0066CC"/>
+          <w:color w:val="0000FF"/>
           <w:sz w:val="24"/>
           <w:u w:val="single"/>
         </w:rPr>
@@ -4156,7 +4343,7 @@
           <w:rFonts w:ascii="Charis SIL Regular" w:hAnsi="Charis SIL Regular" w:eastAsia="Charis SIL Regular"/>
           <w:b w:val="0"/>
           <w:i w:val="0"/>
-          <w:color w:val="0066CC"/>
+          <w:color w:val="0000FF"/>
           <w:sz w:val="24"/>
           <w:u w:val="single"/>
         </w:rPr>
@@ -4284,7 +4471,7 @@
           <w:rFonts w:ascii="Charis SIL Regular" w:hAnsi="Charis SIL Regular" w:eastAsia="Charis SIL Regular"/>
           <w:b w:val="0"/>
           <w:i w:val="0"/>
-          <w:color w:val="0066CC"/>
+          <w:color w:val="0000FF"/>
           <w:sz w:val="24"/>
           <w:u w:val="single"/>
         </w:rPr>
@@ -4302,7 +4489,7 @@
           <w:rFonts w:ascii="Charis SIL Regular" w:hAnsi="Charis SIL Regular" w:eastAsia="Charis SIL Regular"/>
           <w:b w:val="0"/>
           <w:i w:val="0"/>
-          <w:color w:val="0066CC"/>
+          <w:color w:val="0000FF"/>
           <w:sz w:val="24"/>
           <w:u w:val="single"/>
         </w:rPr>
@@ -4320,7 +4507,7 @@
           <w:rFonts w:ascii="Charis SIL Regular" w:hAnsi="Charis SIL Regular" w:eastAsia="Charis SIL Regular"/>
           <w:b w:val="0"/>
           <w:i w:val="0"/>
-          <w:color w:val="0066CC"/>
+          <w:color w:val="0000FF"/>
           <w:sz w:val="24"/>
           <w:u w:val="single"/>
         </w:rPr>
@@ -4338,7 +4525,7 @@
           <w:rFonts w:ascii="Charis SIL Regular" w:hAnsi="Charis SIL Regular" w:eastAsia="Charis SIL Regular"/>
           <w:b w:val="0"/>
           <w:i w:val="0"/>
-          <w:color w:val="0066CC"/>
+          <w:color w:val="0000FF"/>
           <w:sz w:val="24"/>
           <w:u w:val="single"/>
         </w:rPr>
@@ -4349,7 +4536,7 @@
           <w:rFonts w:ascii="Charis SIL Regular" w:hAnsi="Charis SIL Regular" w:eastAsia="Charis SIL Regular"/>
           <w:b w:val="0"/>
           <w:i w:val="0"/>
-          <w:color w:val="0066CC"/>
+          <w:color w:val="0000FF"/>
           <w:sz w:val="24"/>
         </w:rPr>
         <w:t xml:space="preserve">/ </w:t>
@@ -4359,7 +4546,7 @@
           <w:rFonts w:ascii="Charis SIL Regular" w:hAnsi="Charis SIL Regular" w:eastAsia="Charis SIL Regular"/>
           <w:b w:val="0"/>
           <w:i w:val="0"/>
-          <w:color w:val="0066CC"/>
+          <w:color w:val="0000FF"/>
           <w:sz w:val="24"/>
           <w:u w:val="single"/>
         </w:rPr>
@@ -4377,7 +4564,7 @@
           <w:rFonts w:ascii="Charis SIL Regular" w:hAnsi="Charis SIL Regular" w:eastAsia="Charis SIL Regular"/>
           <w:b w:val="0"/>
           <w:i w:val="0"/>
-          <w:color w:val="0066CC"/>
+          <w:color w:val="0000FF"/>
           <w:sz w:val="24"/>
           <w:u w:val="single"/>
         </w:rPr>
@@ -4478,7 +4665,7 @@
           <w:rFonts w:ascii="Charis SIL Regular" w:hAnsi="Charis SIL Regular" w:eastAsia="Charis SIL Regular"/>
           <w:b w:val="0"/>
           <w:i w:val="0"/>
-          <w:color w:val="0066CC"/>
+          <w:color w:val="0000FF"/>
           <w:sz w:val="24"/>
           <w:u w:val="single"/>
         </w:rPr>
@@ -4496,7 +4683,7 @@
           <w:rFonts w:ascii="Charis SIL Regular" w:hAnsi="Charis SIL Regular" w:eastAsia="Charis SIL Regular"/>
           <w:b w:val="0"/>
           <w:i w:val="0"/>
-          <w:color w:val="0066CC"/>
+          <w:color w:val="0000FF"/>
           <w:sz w:val="24"/>
           <w:u w:val="single"/>
         </w:rPr>
@@ -4614,7 +4801,7 @@
           <w:rFonts w:ascii="Charis SIL Regular" w:hAnsi="Charis SIL Regular" w:eastAsia="Charis SIL Regular"/>
           <w:b w:val="0"/>
           <w:i w:val="0"/>
-          <w:color w:val="0066CC"/>
+          <w:color w:val="0000FF"/>
           <w:sz w:val="24"/>
           <w:u w:val="single"/>
         </w:rPr>
@@ -4632,7 +4819,7 @@
           <w:rFonts w:ascii="Charis SIL Regular" w:hAnsi="Charis SIL Regular" w:eastAsia="Charis SIL Regular"/>
           <w:b w:val="0"/>
           <w:i w:val="0"/>
-          <w:color w:val="0066CC"/>
+          <w:color w:val="0000FF"/>
           <w:sz w:val="24"/>
           <w:u w:val="single"/>
         </w:rPr>
@@ -4730,7 +4917,7 @@
           <w:rFonts w:ascii="Charis SIL Regular" w:hAnsi="Charis SIL Regular" w:eastAsia="Charis SIL Regular"/>
           <w:b w:val="0"/>
           <w:i w:val="0"/>
-          <w:color w:val="0066CC"/>
+          <w:color w:val="0000FF"/>
           <w:sz w:val="24"/>
           <w:u w:val="single"/>
         </w:rPr>
@@ -4748,7 +4935,7 @@
           <w:rFonts w:ascii="Charis SIL Regular" w:hAnsi="Charis SIL Regular" w:eastAsia="Charis SIL Regular"/>
           <w:b w:val="0"/>
           <w:i w:val="0"/>
-          <w:color w:val="0066CC"/>
+          <w:color w:val="0000FF"/>
           <w:sz w:val="24"/>
           <w:u w:val="single"/>
         </w:rPr>

--- a/EXPORTS/DOCX/published/niveau2/English/ChristianMission.docx
+++ b/EXPORTS/DOCX/published/niveau2/English/ChristianMission.docx
@@ -1811,25 +1811,7 @@
           <w:color w:val="000000"/>
           <w:sz w:val="24"/>
         </w:rPr>
-        <w:t>ch Protestant and Catholic mis</w:t>
-      </w:r>
-      <w:r>
-        <w:rPr>
-          <w:u w:val="single" w:color="0000ff"/>
-          <w:rFonts w:ascii="Charis SIL Regular" w:hAnsi="Charis SIL Regular" w:eastAsia="Charis SIL Regular"/>
-          <w:b w:val="0"/>
-          <w:i w:val="0"/>
-          <w:color w:val="000000"/>
-          <w:sz w:val="24"/>
-        </w:rPr>
-        <w:hyperlink r:id="rId15" w:history="1">
-          <w:r>
-            <w:rPr>
-              <w:rStyle w:val="Hyperlink"/>
-            </w:rPr>
-            <w:t>sionary ar</w:t>
-          </w:r>
-        </w:hyperlink>
+        <w:t>ch Protestant and Catholic missionary ar</w:t>
       </w:r>
       <w:r>
         <w:rPr>
@@ -2454,8 +2436,56 @@
           <w:i w:val="0"/>
           <w:color w:val="0000FF"/>
           <w:sz w:val="24"/>
-        </w:rPr>
-        <w:t>Churches in the Nether</w:t>
+          <w:u w:val="single"/>
+        </w:rPr>
+        <w:t>Churches in th</w:t>
+      </w:r>
+      <w:r>
+        <w:rPr>
+          <w:rFonts w:ascii="Charis SIL Regular" w:hAnsi="Charis SIL Regular" w:eastAsia="Charis SIL Regular"/>
+          <w:b w:val="0"/>
+          <w:i w:val="0"/>
+          <w:color w:val="0000FF"/>
+          <w:sz w:val="24"/>
+          <w:u w:val="single"/>
+        </w:rPr>
+        <w:hyperlink r:id="rId18" w:history="1">
+          <w:r>
+            <w:rPr>
+              <w:rStyle w:val="Hyperlink"/>
+            </w:rPr>
+            <w:t>e</w:t>
+          </w:r>
+        </w:hyperlink>
+      </w:r>
+      <w:r>
+        <w:rPr>
+          <w:rFonts w:ascii="Charis SIL Regular" w:hAnsi="Charis SIL Regular" w:eastAsia="Charis SIL Regular"/>
+          <w:b w:val="0"/>
+          <w:i w:val="0"/>
+          <w:color w:val="0000FF"/>
+          <w:sz w:val="24"/>
+          <w:u w:val="single"/>
+        </w:rPr>
+        <w:t xml:space="preserve"> </w:t>
+      </w:r>
+      <w:r>
+        <w:rPr>
+          <w:rFonts w:ascii="Charis SIL Regular" w:hAnsi="Charis SIL Regular" w:eastAsia="Charis SIL Regular"/>
+          <w:b w:val="0"/>
+          <w:i w:val="0"/>
+          <w:color w:val="0000FF"/>
+          <w:sz w:val="24"/>
+          <w:u w:val="single"/>
+        </w:rPr>
+        <w:hyperlink r:id="rId18" w:history="1">
+          <w:r>
+            <w:rPr>
+              <w:rStyle w:val="Hyperlink"/>
+            </w:rPr>
+            <w:t>Nether</w:t>
+          </w:r>
+        </w:hyperlink>
       </w:r>
       <w:r>
         <w:rPr>
@@ -2483,14 +2513,7 @@
           <w:color w:val="000000"/>
           <w:sz w:val="24"/>
         </w:rPr>
-        <w:hyperlink r:id="rId18" w:history="1">
-          <w:r>
-            <w:rPr>
-              <w:rStyle w:val="Hyperlink"/>
-            </w:rPr>
-            <w:t xml:space="preserve">, </w:t>
-          </w:r>
-        </w:hyperlink>
+        <w:t xml:space="preserve">, </w:t>
       </w:r>
       <w:r>
         <w:rPr>
@@ -2537,7 +2560,7 @@
           <w:sz w:val="24"/>
           <w:u w:val="single"/>
         </w:rPr>
-        <w:hyperlink r:id="rId19" w:history="1">
+        <w:hyperlink r:id="rId20" w:history="1">
           <w:r>
             <w:rPr>
               <w:rStyle w:val="Hyperlink"/>
@@ -2555,7 +2578,7 @@
           <w:sz w:val="24"/>
           <w:u w:val="single"/>
         </w:rPr>
-        <w:hyperlink r:id="rId19" w:history="1">
+        <w:hyperlink r:id="rId20" w:history="1">
           <w:r>
             <w:rPr>
               <w:rStyle w:val="Hyperlink"/>
@@ -2573,7 +2596,7 @@
           <w:sz w:val="24"/>
           <w:u w:val="single"/>
         </w:rPr>
-        <w:hyperlink r:id="rId19" w:history="1">
+        <w:hyperlink r:id="rId20" w:history="1">
           <w:r>
             <w:rPr>
               <w:rStyle w:val="Hyperlink"/>
@@ -2591,7 +2614,7 @@
           <w:sz w:val="24"/>
           <w:u w:val="single"/>
         </w:rPr>
-        <w:hyperlink r:id="rId19" w:history="1">
+        <w:hyperlink r:id="rId20" w:history="1">
           <w:r>
             <w:rPr>
               <w:rStyle w:val="Hyperlink"/>
@@ -2631,50 +2654,13 @@
       </w:r>
       <w:r>
         <w:rPr>
-          <w:u w:val="single" w:color="0000ff"/>
           <w:rFonts w:ascii="Charis SIL Regular" w:hAnsi="Charis SIL Regular" w:eastAsia="Charis SIL Regular"/>
           <w:b w:val="0"/>
           <w:i w:val="0"/>
           <w:color w:val="000000"/>
           <w:sz w:val="24"/>
         </w:rPr>
-        <w:hyperlink r:id="rId19" w:history="1">
-          <w:r>
-            <w:rPr>
-              <w:rStyle w:val="Hyperlink"/>
-            </w:rPr>
-            <w:t xml:space="preserve"> at the</w:t>
-          </w:r>
-        </w:hyperlink>
-      </w:r>
-      <w:r>
-        <w:rPr>
-          <w:u w:val="single" w:color="0000ff"/>
-          <w:rFonts w:ascii="Charis SIL Regular" w:hAnsi="Charis SIL Regular" w:eastAsia="Charis SIL Regular"/>
-          <w:b w:val="0"/>
-          <w:i w:val="0"/>
-          <w:color w:val="000000"/>
-          <w:sz w:val="24"/>
-        </w:rPr>
-        <w:t xml:space="preserve"> </w:t>
-      </w:r>
-      <w:r>
-        <w:rPr>
-          <w:u w:val="single" w:color="0000ff"/>
-          <w:rFonts w:ascii="Charis SIL Regular" w:hAnsi="Charis SIL Regular" w:eastAsia="Charis SIL Regular"/>
-          <w:b w:val="0"/>
-          <w:i w:val="0"/>
-          <w:color w:val="000000"/>
-          <w:sz w:val="24"/>
-        </w:rPr>
-        <w:hyperlink r:id="rId19" w:history="1">
-          <w:r>
-            <w:rPr>
-              <w:rStyle w:val="Hyperlink"/>
-            </w:rPr>
-            <w:t>Vrije U</w:t>
-          </w:r>
-        </w:hyperlink>
+        <w:t xml:space="preserve"> at the Vrije U</w:t>
       </w:r>
       <w:r>
         <w:rPr>
@@ -2828,7 +2814,7 @@
           <w:sz w:val="24"/>
           <w:u w:val="single"/>
         </w:rPr>
-        <w:hyperlink r:id="rId21" w:history="1">
+        <w:hyperlink r:id="rId19" w:history="1">
           <w:r>
             <w:rPr>
               <w:rStyle w:val="Hyperlink"/>
@@ -2900,7 +2886,7 @@
           <w:sz w:val="24"/>
           <w:u w:val="single"/>
         </w:rPr>
-        <w:hyperlink r:id="rId19" w:history="1">
+        <w:hyperlink r:id="rId21" w:history="1">
           <w:r>
             <w:rPr>
               <w:rStyle w:val="Hyperlink"/>
@@ -2975,7 +2961,7 @@
           <w:sz w:val="24"/>
           <w:u w:val="single"/>
         </w:rPr>
-        <w:hyperlink r:id="rId22" w:history="1">
+        <w:hyperlink r:id="rId20" w:history="1">
           <w:r>
             <w:rPr>
               <w:rStyle w:val="Hyperlink"/>
@@ -3210,7 +3196,14 @@
           <w:color w:val="000000"/>
           <w:sz w:val="24"/>
         </w:rPr>
-        <w:t>ries where the m</w:t>
+        <w:hyperlink r:id="rId22" w:history="1">
+          <w:r>
+            <w:rPr>
+              <w:rStyle w:val="Hyperlink"/>
+            </w:rPr>
+            <w:t>ries where the m</w:t>
+          </w:r>
+        </w:hyperlink>
       </w:r>
       <w:r>
         <w:rPr>
@@ -3539,7 +3532,7 @@
           <w:sz w:val="24"/>
           <w:u w:val="single"/>
         </w:rPr>
-        <w:t>Scientific research in colonised terri</w:t>
+        <w:t>Scientific research in colonised territ</w:t>
       </w:r>
       <w:r>
         <w:rPr>
@@ -3550,7 +3543,7 @@
           <w:sz w:val="24"/>
           <w:u w:val="single"/>
         </w:rPr>
-        <w:t>t</w:t>
+        <w:t>orie</w:t>
       </w:r>
       <w:r>
         <w:rPr>
@@ -3559,9 +3552,8 @@
           <w:i w:val="0"/>
           <w:color w:val="0000FF"/>
           <w:sz w:val="24"/>
-          <w:u w:val="single"/>
-        </w:rPr>
-        <w:t>ories</w:t>
+        </w:rPr>
+        <w:t>s</w:t>
       </w:r>
       <w:r>
         <w:br/>

--- a/EXPORTS/DOCX/published/niveau2/English/ChristianMission.docx
+++ b/EXPORTS/DOCX/published/niveau2/English/ChristianMission.docx
@@ -836,7 +836,7 @@
           <w:sz w:val="24"/>
           <w:u w:val="single"/>
         </w:rPr>
-        <w:hyperlink r:id="rId11" w:history="1">
+        <w:hyperlink r:id="rId10" w:history="1">
           <w:r>
             <w:rPr>
               <w:rStyle w:val="Hyperlink"/>
@@ -865,7 +865,7 @@
           <w:sz w:val="24"/>
           <w:u w:val="single"/>
         </w:rPr>
-        <w:hyperlink r:id="rId11" w:history="1">
+        <w:hyperlink r:id="rId10" w:history="1">
           <w:r>
             <w:rPr>
               <w:rStyle w:val="Hyperlink"/>
@@ -1267,13 +1267,67 @@
       </w:r>
       <w:r>
         <w:rPr>
+          <w:u w:val="single" w:color="0000ff"/>
           <w:rFonts w:ascii="Charis SIL Regular" w:hAnsi="Charis SIL Regular" w:eastAsia="Charis SIL Regular"/>
           <w:b w:val="0"/>
           <w:i w:val="0"/>
           <w:color w:val="000000"/>
           <w:sz w:val="24"/>
         </w:rPr>
-        <w:t xml:space="preserve">2024. Objects that were collected by the </w:t>
+        <w:hyperlink r:id="rId12" w:history="1">
+          <w:r>
+            <w:rPr>
+              <w:rStyle w:val="Hyperlink"/>
+            </w:rPr>
+            <w:t>2024</w:t>
+          </w:r>
+        </w:hyperlink>
+      </w:r>
+      <w:r>
+        <w:rPr>
+          <w:u w:val="single" w:color="0000ff"/>
+          <w:rFonts w:ascii="Charis SIL Regular" w:hAnsi="Charis SIL Regular" w:eastAsia="Charis SIL Regular"/>
+          <w:b w:val="0"/>
+          <w:i w:val="0"/>
+          <w:color w:val="000000"/>
+          <w:sz w:val="24"/>
+        </w:rPr>
+        <w:hyperlink r:id="rId12" w:history="1">
+          <w:r>
+            <w:rPr>
+              <w:rStyle w:val="Hyperlink"/>
+            </w:rPr>
+            <w:t>. O</w:t>
+          </w:r>
+        </w:hyperlink>
+      </w:r>
+      <w:r>
+        <w:rPr>
+          <w:u w:val="single" w:color="0000ff"/>
+          <w:rFonts w:ascii="Charis SIL Regular" w:hAnsi="Charis SIL Regular" w:eastAsia="Charis SIL Regular"/>
+          <w:b w:val="0"/>
+          <w:i w:val="0"/>
+          <w:color w:val="000000"/>
+          <w:sz w:val="24"/>
+        </w:rPr>
+        <w:hyperlink r:id="rId12" w:history="1">
+          <w:r>
+            <w:rPr>
+              <w:rStyle w:val="Hyperlink"/>
+            </w:rPr>
+            <w:t>bjec</w:t>
+          </w:r>
+        </w:hyperlink>
+      </w:r>
+      <w:r>
+        <w:rPr>
+          <w:rFonts w:ascii="Charis SIL Regular" w:hAnsi="Charis SIL Regular" w:eastAsia="Charis SIL Regular"/>
+          <w:b w:val="0"/>
+          <w:i w:val="0"/>
+          <w:color w:val="000000"/>
+          <w:sz w:val="24"/>
+        </w:rPr>
+        <w:t xml:space="preserve">ts that were collected by the </w:t>
       </w:r>
       <w:r>
         <w:rPr>
@@ -1369,61 +1423,7 @@
           <w:color w:val="000000"/>
           <w:sz w:val="24"/>
         </w:rPr>
-        <w:t>society that operated in Java and Sulawe</w:t>
-      </w:r>
-      <w:r>
-        <w:rPr>
-          <w:u w:val="single" w:color="0000ff"/>
-          <w:rFonts w:ascii="Charis SIL Regular" w:hAnsi="Charis SIL Regular" w:eastAsia="Charis SIL Regular"/>
-          <w:b w:val="0"/>
-          <w:i w:val="0"/>
-          <w:color w:val="000000"/>
-          <w:sz w:val="24"/>
-        </w:rPr>
-        <w:hyperlink r:id="rId13" w:history="1">
-          <w:r>
-            <w:rPr>
-              <w:rStyle w:val="Hyperlink"/>
-            </w:rPr>
-            <w:t>si, can be pre</w:t>
-          </w:r>
-        </w:hyperlink>
-      </w:r>
-      <w:r>
-        <w:rPr>
-          <w:u w:val="single" w:color="0000ff"/>
-          <w:rFonts w:ascii="Charis SIL Regular" w:hAnsi="Charis SIL Regular" w:eastAsia="Charis SIL Regular"/>
-          <w:b w:val="0"/>
-          <w:i w:val="0"/>
-          <w:color w:val="000000"/>
-          <w:sz w:val="24"/>
-        </w:rPr>
-        <w:hyperlink r:id="rId13" w:history="1">
-          <w:r>
-            <w:rPr>
-              <w:rStyle w:val="Hyperlink"/>
-            </w:rPr>
-            <w:t>d</w:t>
-          </w:r>
-        </w:hyperlink>
-      </w:r>
-      <w:r>
-        <w:rPr>
-          <w:u w:val="single" w:color="0000ff"/>
-          <w:rFonts w:ascii="Charis SIL Regular" w:hAnsi="Charis SIL Regular" w:eastAsia="Charis SIL Regular"/>
-          <w:b w:val="0"/>
-          <w:i w:val="0"/>
-          <w:color w:val="000000"/>
-          <w:sz w:val="24"/>
-        </w:rPr>
-        <w:hyperlink r:id="rId13" w:history="1">
-          <w:r>
-            <w:rPr>
-              <w:rStyle w:val="Hyperlink"/>
-            </w:rPr>
-            <w:t>ominantly</w:t>
-          </w:r>
-        </w:hyperlink>
+        <w:t>society that operated in Java and Sulawesi, can be predominantly</w:t>
       </w:r>
       <w:r>
         <w:rPr>
@@ -1800,36 +1800,7 @@
           <w:color w:val="000000"/>
           <w:sz w:val="24"/>
         </w:rPr>
-        <w:t>Dut</w:t>
-      </w:r>
-      <w:r>
-        <w:rPr>
-          <w:u w:val="single" w:color="0000ff"/>
-          <w:rFonts w:ascii="Charis SIL Regular" w:hAnsi="Charis SIL Regular" w:eastAsia="Charis SIL Regular"/>
-          <w:b w:val="0"/>
-          <w:i w:val="0"/>
-          <w:color w:val="000000"/>
-          <w:sz w:val="24"/>
-        </w:rPr>
-        <w:t>ch Protestant and Catholic missionary ar</w:t>
-      </w:r>
-      <w:r>
-        <w:rPr>
-          <w:u w:val="single" w:color="0000ff"/>
-          <w:rFonts w:ascii="Charis SIL Regular" w:hAnsi="Charis SIL Regular" w:eastAsia="Charis SIL Regular"/>
-          <w:b w:val="0"/>
-          <w:i w:val="0"/>
-          <w:color w:val="000000"/>
-          <w:sz w:val="24"/>
-        </w:rPr>
-        <w:hyperlink r:id="rId15" w:history="1">
-          <w:r>
-            <w:rPr>
-              <w:rStyle w:val="Hyperlink"/>
-            </w:rPr>
-            <w:t>chi</w:t>
-          </w:r>
-        </w:hyperlink>
+        <w:t>Dutch Protestant and Catholic missionary archi</w:t>
       </w:r>
       <w:r>
         <w:rPr>
@@ -2438,7 +2409,14 @@
           <w:sz w:val="24"/>
           <w:u w:val="single"/>
         </w:rPr>
-        <w:t>Churches in th</w:t>
+        <w:hyperlink r:id="rId19" w:history="1">
+          <w:r>
+            <w:rPr>
+              <w:rStyle w:val="Hyperlink"/>
+            </w:rPr>
+            <w:t>Churches</w:t>
+          </w:r>
+        </w:hyperlink>
       </w:r>
       <w:r>
         <w:rPr>
@@ -2449,7 +2427,65 @@
           <w:sz w:val="24"/>
           <w:u w:val="single"/>
         </w:rPr>
-        <w:hyperlink r:id="rId18" w:history="1">
+        <w:t xml:space="preserve"> </w:t>
+      </w:r>
+      <w:r>
+        <w:rPr>
+          <w:rFonts w:ascii="Charis SIL Regular" w:hAnsi="Charis SIL Regular" w:eastAsia="Charis SIL Regular"/>
+          <w:b w:val="0"/>
+          <w:i w:val="0"/>
+          <w:color w:val="0000FF"/>
+          <w:sz w:val="24"/>
+          <w:u w:val="single"/>
+        </w:rPr>
+        <w:hyperlink r:id="rId19" w:history="1">
+          <w:r>
+            <w:rPr>
+              <w:rStyle w:val="Hyperlink"/>
+            </w:rPr>
+            <w:t>in</w:t>
+          </w:r>
+        </w:hyperlink>
+      </w:r>
+      <w:r>
+        <w:rPr>
+          <w:rFonts w:ascii="Charis SIL Regular" w:hAnsi="Charis SIL Regular" w:eastAsia="Charis SIL Regular"/>
+          <w:b w:val="0"/>
+          <w:i w:val="0"/>
+          <w:color w:val="0000FF"/>
+          <w:sz w:val="24"/>
+          <w:u w:val="single"/>
+        </w:rPr>
+        <w:t xml:space="preserve"> </w:t>
+      </w:r>
+      <w:r>
+        <w:rPr>
+          <w:rFonts w:ascii="Charis SIL Regular" w:hAnsi="Charis SIL Regular" w:eastAsia="Charis SIL Regular"/>
+          <w:b w:val="0"/>
+          <w:i w:val="0"/>
+          <w:color w:val="0000FF"/>
+          <w:sz w:val="24"/>
+          <w:u w:val="single"/>
+        </w:rPr>
+        <w:hyperlink r:id="rId19" w:history="1">
+          <w:r>
+            <w:rPr>
+              <w:rStyle w:val="Hyperlink"/>
+            </w:rPr>
+            <w:t>th</w:t>
+          </w:r>
+        </w:hyperlink>
+      </w:r>
+      <w:r>
+        <w:rPr>
+          <w:rFonts w:ascii="Charis SIL Regular" w:hAnsi="Charis SIL Regular" w:eastAsia="Charis SIL Regular"/>
+          <w:b w:val="0"/>
+          <w:i w:val="0"/>
+          <w:color w:val="0000FF"/>
+          <w:sz w:val="24"/>
+          <w:u w:val="single"/>
+        </w:rPr>
+        <w:hyperlink r:id="rId19" w:history="1">
           <w:r>
             <w:rPr>
               <w:rStyle w:val="Hyperlink"/>
@@ -2478,7 +2514,7 @@
           <w:sz w:val="24"/>
           <w:u w:val="single"/>
         </w:rPr>
-        <w:hyperlink r:id="rId18" w:history="1">
+        <w:hyperlink r:id="rId19" w:history="1">
           <w:r>
             <w:rPr>
               <w:rStyle w:val="Hyperlink"/>
@@ -2496,7 +2532,7 @@
           <w:sz w:val="24"/>
           <w:u w:val="single"/>
         </w:rPr>
-        <w:hyperlink r:id="rId18" w:history="1">
+        <w:hyperlink r:id="rId19" w:history="1">
           <w:r>
             <w:rPr>
               <w:rStyle w:val="Hyperlink"/>
@@ -2507,6 +2543,7 @@
       </w:r>
       <w:r>
         <w:rPr>
+          <w:u w:val="single" w:color="0000ff"/>
           <w:rFonts w:ascii="Charis SIL Regular" w:hAnsi="Charis SIL Regular" w:eastAsia="Charis SIL Regular"/>
           <w:b w:val="0"/>
           <w:i w:val="0"/>
@@ -2524,7 +2561,7 @@
           <w:sz w:val="24"/>
           <w:u w:val="single"/>
         </w:rPr>
-        <w:hyperlink r:id="rId18" w:history="1">
+        <w:hyperlink r:id="rId20" w:history="1">
           <w:r>
             <w:rPr>
               <w:rStyle w:val="Hyperlink"/>
@@ -2560,7 +2597,7 @@
           <w:sz w:val="24"/>
           <w:u w:val="single"/>
         </w:rPr>
-        <w:hyperlink r:id="rId20" w:history="1">
+        <w:hyperlink r:id="rId19" w:history="1">
           <w:r>
             <w:rPr>
               <w:rStyle w:val="Hyperlink"/>
@@ -2578,7 +2615,7 @@
           <w:sz w:val="24"/>
           <w:u w:val="single"/>
         </w:rPr>
-        <w:hyperlink r:id="rId20" w:history="1">
+        <w:hyperlink r:id="rId19" w:history="1">
           <w:r>
             <w:rPr>
               <w:rStyle w:val="Hyperlink"/>
@@ -2596,7 +2633,7 @@
           <w:sz w:val="24"/>
           <w:u w:val="single"/>
         </w:rPr>
-        <w:hyperlink r:id="rId20" w:history="1">
+        <w:hyperlink r:id="rId19" w:history="1">
           <w:r>
             <w:rPr>
               <w:rStyle w:val="Hyperlink"/>
@@ -2614,7 +2651,7 @@
           <w:sz w:val="24"/>
           <w:u w:val="single"/>
         </w:rPr>
-        <w:hyperlink r:id="rId20" w:history="1">
+        <w:hyperlink r:id="rId19" w:history="1">
           <w:r>
             <w:rPr>
               <w:rStyle w:val="Hyperlink"/>
@@ -2643,7 +2680,7 @@
           <w:sz w:val="24"/>
           <w:u w:val="single"/>
         </w:rPr>
-        <w:hyperlink r:id="rId20" w:history="1">
+        <w:hyperlink r:id="rId19" w:history="1">
           <w:r>
             <w:rPr>
               <w:rStyle w:val="Hyperlink"/>
@@ -2660,96 +2697,7 @@
           <w:color w:val="000000"/>
           <w:sz w:val="24"/>
         </w:rPr>
-        <w:t xml:space="preserve"> at the Vrije U</w:t>
-      </w:r>
-      <w:r>
-        <w:rPr>
-          <w:u w:val="single" w:color="0000ff"/>
-          <w:rFonts w:ascii="Charis SIL Regular" w:hAnsi="Charis SIL Regular" w:eastAsia="Charis SIL Regular"/>
-          <w:b w:val="0"/>
-          <w:i w:val="0"/>
-          <w:color w:val="000000"/>
-          <w:sz w:val="24"/>
-        </w:rPr>
-        <w:hyperlink r:id="rId19" w:history="1">
-          <w:r>
-            <w:rPr>
-              <w:rStyle w:val="Hyperlink"/>
-            </w:rPr>
-            <w:t>ni</w:t>
-          </w:r>
-        </w:hyperlink>
-      </w:r>
-      <w:r>
-        <w:rPr>
-          <w:u w:val="single" w:color="0000ff"/>
-          <w:rFonts w:ascii="Charis SIL Regular" w:hAnsi="Charis SIL Regular" w:eastAsia="Charis SIL Regular"/>
-          <w:b w:val="0"/>
-          <w:i w:val="0"/>
-          <w:color w:val="000000"/>
-          <w:sz w:val="24"/>
-        </w:rPr>
-        <w:hyperlink r:id="rId19" w:history="1">
-          <w:r>
-            <w:rPr>
-              <w:rStyle w:val="Hyperlink"/>
-            </w:rPr>
-            <w:t>v</w:t>
-          </w:r>
-        </w:hyperlink>
-      </w:r>
-      <w:r>
-        <w:rPr>
-          <w:u w:val="single" w:color="0000ff"/>
-          <w:rFonts w:ascii="Charis SIL Regular" w:hAnsi="Charis SIL Regular" w:eastAsia="Charis SIL Regular"/>
-          <w:b w:val="0"/>
-          <w:i w:val="0"/>
-          <w:color w:val="000000"/>
-          <w:sz w:val="24"/>
-        </w:rPr>
-        <w:hyperlink r:id="rId19" w:history="1">
-          <w:r>
-            <w:rPr>
-              <w:rStyle w:val="Hyperlink"/>
-            </w:rPr>
-            <w:t>ers</w:t>
-          </w:r>
-        </w:hyperlink>
-      </w:r>
-      <w:r>
-        <w:rPr>
-          <w:u w:val="single" w:color="0000ff"/>
-          <w:rFonts w:ascii="Charis SIL Regular" w:hAnsi="Charis SIL Regular" w:eastAsia="Charis SIL Regular"/>
-          <w:b w:val="0"/>
-          <w:i w:val="0"/>
-          <w:color w:val="000000"/>
-          <w:sz w:val="24"/>
-        </w:rPr>
-        <w:hyperlink r:id="rId19" w:history="1">
-          <w:r>
-            <w:rPr>
-              <w:rStyle w:val="Hyperlink"/>
-            </w:rPr>
-            <w:t>i</w:t>
-          </w:r>
-        </w:hyperlink>
-      </w:r>
-      <w:r>
-        <w:rPr>
-          <w:rFonts w:ascii="Charis SIL Regular" w:hAnsi="Charis SIL Regular" w:eastAsia="Charis SIL Regular"/>
-          <w:b w:val="0"/>
-          <w:i w:val="0"/>
-          <w:color w:val="000000"/>
-          <w:sz w:val="24"/>
-        </w:rPr>
-        <w:hyperlink r:id="rId19" w:history="1">
-          <w:r>
-            <w:rPr>
-              <w:rStyle w:val="Hyperlink"/>
-            </w:rPr>
-            <w:t xml:space="preserve">teit, </w:t>
-          </w:r>
-        </w:hyperlink>
+        <w:t xml:space="preserve"> at the Vrije Universiteit, </w:t>
       </w:r>
       <w:r>
         <w:rPr>
@@ -2760,7 +2708,7 @@
           <w:sz w:val="24"/>
           <w:u w:val="single"/>
         </w:rPr>
-        <w:hyperlink r:id="rId21" w:history="1">
+        <w:hyperlink r:id="rId19" w:history="1">
           <w:r>
             <w:rPr>
               <w:rStyle w:val="Hyperlink"/>
@@ -2778,7 +2726,7 @@
           <w:sz w:val="24"/>
           <w:u w:val="single"/>
         </w:rPr>
-        <w:hyperlink r:id="rId21" w:history="1">
+        <w:hyperlink r:id="rId19" w:history="1">
           <w:r>
             <w:rPr>
               <w:rStyle w:val="Hyperlink"/>
@@ -2832,7 +2780,7 @@
           <w:sz w:val="24"/>
           <w:u w:val="single"/>
         </w:rPr>
-        <w:hyperlink r:id="rId21" w:history="1">
+        <w:hyperlink r:id="rId19" w:history="1">
           <w:r>
             <w:rPr>
               <w:rStyle w:val="Hyperlink"/>
@@ -2850,7 +2798,7 @@
           <w:sz w:val="24"/>
           <w:u w:val="single"/>
         </w:rPr>
-        <w:hyperlink r:id="rId21" w:history="1">
+        <w:hyperlink r:id="rId19" w:history="1">
           <w:r>
             <w:rPr>
               <w:rStyle w:val="Hyperlink"/>
@@ -2926,13 +2874,31 @@
       </w:r>
       <w:r>
         <w:rPr>
+          <w:u w:val="single" w:color="0000ff"/>
           <w:rFonts w:ascii="Charis SIL Regular" w:hAnsi="Charis SIL Regular" w:eastAsia="Charis SIL Regular"/>
           <w:b w:val="0"/>
           <w:i w:val="0"/>
           <w:color w:val="000000"/>
           <w:sz w:val="24"/>
         </w:rPr>
-        <w:t xml:space="preserve">, and the </w:t>
+        <w:hyperlink r:id="rId19" w:history="1">
+          <w:r>
+            <w:rPr>
+              <w:rStyle w:val="Hyperlink"/>
+            </w:rPr>
+            <w:t xml:space="preserve">, and </w:t>
+          </w:r>
+        </w:hyperlink>
+      </w:r>
+      <w:r>
+        <w:rPr>
+          <w:rFonts w:ascii="Charis SIL Regular" w:hAnsi="Charis SIL Regular" w:eastAsia="Charis SIL Regular"/>
+          <w:b w:val="0"/>
+          <w:i w:val="0"/>
+          <w:color w:val="000000"/>
+          <w:sz w:val="24"/>
+        </w:rPr>
+        <w:t xml:space="preserve">the </w:t>
       </w:r>
       <w:r>
         <w:rPr>
@@ -2961,7 +2927,7 @@
           <w:sz w:val="24"/>
           <w:u w:val="single"/>
         </w:rPr>
-        <w:hyperlink r:id="rId20" w:history="1">
+        <w:hyperlink r:id="rId22" w:history="1">
           <w:r>
             <w:rPr>
               <w:rStyle w:val="Hyperlink"/>
@@ -2979,7 +2945,7 @@
           <w:sz w:val="24"/>
           <w:u w:val="single"/>
         </w:rPr>
-        <w:hyperlink r:id="rId20" w:history="1">
+        <w:hyperlink r:id="rId22" w:history="1">
           <w:r>
             <w:rPr>
               <w:rStyle w:val="Hyperlink"/>
@@ -3008,7 +2974,7 @@
           <w:sz w:val="24"/>
           <w:u w:val="single"/>
         </w:rPr>
-        <w:hyperlink r:id="rId20" w:history="1">
+        <w:hyperlink r:id="rId22" w:history="1">
           <w:r>
             <w:rPr>
               <w:rStyle w:val="Hyperlink"/>
@@ -3083,14 +3049,7 @@
           <w:color w:val="000000"/>
           <w:sz w:val="24"/>
         </w:rPr>
-        <w:hyperlink r:id="rId21" w:history="1">
-          <w:r>
-            <w:rPr>
-              <w:rStyle w:val="Hyperlink"/>
-            </w:rPr>
-            <w:t>ives can</w:t>
-          </w:r>
-        </w:hyperlink>
+        <w:t>ives can</w:t>
       </w:r>
       <w:r>
         <w:rPr>
@@ -3369,7 +3328,7 @@
           <w:sz w:val="24"/>
           <w:u w:val="single"/>
         </w:rPr>
-        <w:t xml:space="preserve">Scientific research </w:t>
+        <w:t>Scientific research</w:t>
       </w:r>
       <w:r>
         <w:rPr>
@@ -3380,7 +3339,7 @@
           <w:sz w:val="24"/>
           <w:u w:val="single"/>
         </w:rPr>
-        <w:t>in colonised territorie</w:t>
+        <w:t xml:space="preserve"> </w:t>
       </w:r>
       <w:r>
         <w:rPr>
@@ -3389,8 +3348,9 @@
           <w:i w:val="0"/>
           <w:color w:val="0000FF"/>
           <w:sz w:val="24"/>
-        </w:rPr>
-        <w:t>s</w:t>
+          <w:u w:val="single"/>
+        </w:rPr>
+        <w:t>in colonised territories</w:t>
       </w:r>
       <w:r>
         <w:br/>
@@ -3532,7 +3492,7 @@
           <w:sz w:val="24"/>
           <w:u w:val="single"/>
         </w:rPr>
-        <w:t>Scientific research in colonised territ</w:t>
+        <w:t>Scientific research in colonised terri</w:t>
       </w:r>
       <w:r>
         <w:rPr>
@@ -3543,7 +3503,7 @@
           <w:sz w:val="24"/>
           <w:u w:val="single"/>
         </w:rPr>
-        <w:t>orie</w:t>
+        <w:t>t</w:t>
       </w:r>
       <w:r>
         <w:rPr>
@@ -3552,8 +3512,9 @@
           <w:i w:val="0"/>
           <w:color w:val="0000FF"/>
           <w:sz w:val="24"/>
-        </w:rPr>
-        <w:t>s</w:t>
+          <w:u w:val="single"/>
+        </w:rPr>
+        <w:t>ories</w:t>
       </w:r>
       <w:r>
         <w:br/>

--- a/EXPORTS/DOCX/published/niveau2/English/ChristianMission.docx
+++ b/EXPORTS/DOCX/published/niveau2/English/ChristianMission.docx
@@ -445,129 +445,13 @@
       </w:r>
       <w:r>
         <w:rPr>
-          <w:u w:val="single" w:color="0000ff"/>
           <w:rFonts w:ascii="Charis SIL Regular" w:hAnsi="Charis SIL Regular" w:eastAsia="Charis SIL Regular"/>
           <w:b w:val="0"/>
           <w:i w:val="0"/>
           <w:color w:val="000000"/>
           <w:sz w:val="24"/>
         </w:rPr>
-        <w:hyperlink r:id="rId9" w:history="1">
-          <w:r>
-            <w:rPr>
-              <w:rStyle w:val="Hyperlink"/>
-            </w:rPr>
-            <w:t>made up of ob</w:t>
-          </w:r>
-        </w:hyperlink>
-      </w:r>
-      <w:r>
-        <w:rPr>
-          <w:u w:val="single" w:color="0000ff"/>
-          <w:rFonts w:ascii="Charis SIL Regular" w:hAnsi="Charis SIL Regular" w:eastAsia="Charis SIL Regular"/>
-          <w:b w:val="0"/>
-          <w:i w:val="0"/>
-          <w:color w:val="000000"/>
-          <w:sz w:val="24"/>
-        </w:rPr>
-        <w:hyperlink r:id="rId9" w:history="1">
-          <w:r>
-            <w:rPr>
-              <w:rStyle w:val="Hyperlink"/>
-            </w:rPr>
-            <w:t>jects tha</w:t>
-          </w:r>
-        </w:hyperlink>
-      </w:r>
-      <w:r>
-        <w:rPr>
-          <w:u w:val="single" w:color="0000ff"/>
-          <w:rFonts w:ascii="Charis SIL Regular" w:hAnsi="Charis SIL Regular" w:eastAsia="Charis SIL Regular"/>
-          <w:b w:val="0"/>
-          <w:i w:val="0"/>
-          <w:color w:val="000000"/>
-          <w:sz w:val="24"/>
-        </w:rPr>
-        <w:hyperlink r:id="rId9" w:history="1">
-          <w:r>
-            <w:rPr>
-              <w:rStyle w:val="Hyperlink"/>
-            </w:rPr>
-            <w:t>t</w:t>
-          </w:r>
-        </w:hyperlink>
-      </w:r>
-      <w:r>
-        <w:rPr>
-          <w:u w:val="single" w:color="0000ff"/>
-          <w:rFonts w:ascii="Charis SIL Regular" w:hAnsi="Charis SIL Regular" w:eastAsia="Charis SIL Regular"/>
-          <w:b w:val="0"/>
-          <w:i w:val="0"/>
-          <w:color w:val="000000"/>
-          <w:sz w:val="24"/>
-        </w:rPr>
-        <w:hyperlink r:id="rId9" w:history="1">
-          <w:r>
-            <w:rPr>
-              <w:rStyle w:val="Hyperlink"/>
-            </w:rPr>
-            <w:t xml:space="preserve"> were coll</w:t>
-          </w:r>
-        </w:hyperlink>
-      </w:r>
-      <w:r>
-        <w:rPr>
-          <w:u w:val="single" w:color="0000ff"/>
-          <w:rFonts w:ascii="Charis SIL Regular" w:hAnsi="Charis SIL Regular" w:eastAsia="Charis SIL Regular"/>
-          <w:b w:val="0"/>
-          <w:i w:val="0"/>
-          <w:color w:val="000000"/>
-          <w:sz w:val="24"/>
-        </w:rPr>
-        <w:hyperlink r:id="rId9" w:history="1">
-          <w:r>
-            <w:rPr>
-              <w:rStyle w:val="Hyperlink"/>
-            </w:rPr>
-            <w:t>ecte</w:t>
-          </w:r>
-        </w:hyperlink>
-      </w:r>
-      <w:r>
-        <w:rPr>
-          <w:u w:val="single" w:color="0000ff"/>
-          <w:rFonts w:ascii="Charis SIL Regular" w:hAnsi="Charis SIL Regular" w:eastAsia="Charis SIL Regular"/>
-          <w:b w:val="0"/>
-          <w:i w:val="0"/>
-          <w:color w:val="000000"/>
-          <w:sz w:val="24"/>
-        </w:rPr>
-        <w:hyperlink r:id="rId9" w:history="1">
-          <w:r>
-            <w:rPr>
-              <w:rStyle w:val="Hyperlink"/>
-            </w:rPr>
-            <w:t>d</w:t>
-          </w:r>
-        </w:hyperlink>
-      </w:r>
-      <w:r>
-        <w:rPr>
-          <w:u w:val="single" w:color="0000ff"/>
-          <w:rFonts w:ascii="Charis SIL Regular" w:hAnsi="Charis SIL Regular" w:eastAsia="Charis SIL Regular"/>
-          <w:b w:val="0"/>
-          <w:i w:val="0"/>
-          <w:color w:val="000000"/>
-          <w:sz w:val="24"/>
-        </w:rPr>
-        <w:hyperlink r:id="rId9" w:history="1">
-          <w:r>
-            <w:rPr>
-              <w:rStyle w:val="Hyperlink"/>
-            </w:rPr>
-            <w:t xml:space="preserve"> by</w:t>
-          </w:r>
-        </w:hyperlink>
+        <w:t>made up of objects that were collected by</w:t>
       </w:r>
       <w:r>
         <w:rPr>
@@ -1423,7 +1307,53 @@
           <w:color w:val="000000"/>
           <w:sz w:val="24"/>
         </w:rPr>
-        <w:t>society that operated in Java and Sulawesi, can be predominantly</w:t>
+        <w:t>society that operated in Java and Sulawe</w:t>
+      </w:r>
+      <w:r>
+        <w:rPr>
+          <w:u w:val="single" w:color="0000ff"/>
+          <w:rFonts w:ascii="Charis SIL Regular" w:hAnsi="Charis SIL Regular" w:eastAsia="Charis SIL Regular"/>
+          <w:b w:val="0"/>
+          <w:i w:val="0"/>
+          <w:color w:val="000000"/>
+          <w:sz w:val="24"/>
+        </w:rPr>
+        <w:hyperlink r:id="rId13" w:history="1">
+          <w:r>
+            <w:rPr>
+              <w:rStyle w:val="Hyperlink"/>
+            </w:rPr>
+            <w:t>si, can be pre</w:t>
+          </w:r>
+        </w:hyperlink>
+      </w:r>
+      <w:r>
+        <w:rPr>
+          <w:u w:val="single" w:color="0000ff"/>
+          <w:rFonts w:ascii="Charis SIL Regular" w:hAnsi="Charis SIL Regular" w:eastAsia="Charis SIL Regular"/>
+          <w:b w:val="0"/>
+          <w:i w:val="0"/>
+          <w:color w:val="000000"/>
+          <w:sz w:val="24"/>
+        </w:rPr>
+        <w:hyperlink r:id="rId13" w:history="1">
+          <w:r>
+            <w:rPr>
+              <w:rStyle w:val="Hyperlink"/>
+            </w:rPr>
+            <w:t>d</w:t>
+          </w:r>
+        </w:hyperlink>
+      </w:r>
+      <w:r>
+        <w:rPr>
+          <w:rFonts w:ascii="Charis SIL Regular" w:hAnsi="Charis SIL Regular" w:eastAsia="Charis SIL Regular"/>
+          <w:b w:val="0"/>
+          <w:i w:val="0"/>
+          <w:color w:val="000000"/>
+          <w:sz w:val="24"/>
+        </w:rPr>
+        <w:t>ominantly</w:t>
       </w:r>
       <w:r>
         <w:rPr>
@@ -1800,7 +1730,97 @@
           <w:color w:val="000000"/>
           <w:sz w:val="24"/>
         </w:rPr>
-        <w:t>Dutch Protestant and Catholic missionary archi</w:t>
+        <w:t>Dut</w:t>
+      </w:r>
+      <w:r>
+        <w:rPr>
+          <w:u w:val="single" w:color="0000ff"/>
+          <w:rFonts w:ascii="Charis SIL Regular" w:hAnsi="Charis SIL Regular" w:eastAsia="Charis SIL Regular"/>
+          <w:b w:val="0"/>
+          <w:i w:val="0"/>
+          <w:color w:val="000000"/>
+          <w:sz w:val="24"/>
+        </w:rPr>
+        <w:hyperlink r:id="rId15" w:history="1">
+          <w:r>
+            <w:rPr>
+              <w:rStyle w:val="Hyperlink"/>
+            </w:rPr>
+            <w:t>ch Protestant</w:t>
+          </w:r>
+        </w:hyperlink>
+      </w:r>
+      <w:r>
+        <w:rPr>
+          <w:u w:val="single" w:color="0000ff"/>
+          <w:rFonts w:ascii="Charis SIL Regular" w:hAnsi="Charis SIL Regular" w:eastAsia="Charis SIL Regular"/>
+          <w:b w:val="0"/>
+          <w:i w:val="0"/>
+          <w:color w:val="000000"/>
+          <w:sz w:val="24"/>
+        </w:rPr>
+        <w:hyperlink r:id="rId15" w:history="1">
+          <w:r>
+            <w:rPr>
+              <w:rStyle w:val="Hyperlink"/>
+            </w:rPr>
+            <w:t xml:space="preserve"> and</w:t>
+          </w:r>
+        </w:hyperlink>
+      </w:r>
+      <w:r>
+        <w:rPr>
+          <w:u w:val="single" w:color="0000ff"/>
+          <w:rFonts w:ascii="Charis SIL Regular" w:hAnsi="Charis SIL Regular" w:eastAsia="Charis SIL Regular"/>
+          <w:b w:val="0"/>
+          <w:i w:val="0"/>
+          <w:color w:val="000000"/>
+          <w:sz w:val="24"/>
+        </w:rPr>
+        <w:hyperlink r:id="rId15" w:history="1">
+          <w:r>
+            <w:rPr>
+              <w:rStyle w:val="Hyperlink"/>
+            </w:rPr>
+            <w:t xml:space="preserve"> Catholic mis</w:t>
+          </w:r>
+        </w:hyperlink>
+      </w:r>
+      <w:r>
+        <w:rPr>
+          <w:u w:val="single" w:color="0000ff"/>
+          <w:rFonts w:ascii="Charis SIL Regular" w:hAnsi="Charis SIL Regular" w:eastAsia="Charis SIL Regular"/>
+          <w:b w:val="0"/>
+          <w:i w:val="0"/>
+          <w:color w:val="000000"/>
+          <w:sz w:val="24"/>
+        </w:rPr>
+        <w:hyperlink r:id="rId15" w:history="1">
+          <w:r>
+            <w:rPr>
+              <w:rStyle w:val="Hyperlink"/>
+            </w:rPr>
+            <w:t>sionary ar</w:t>
+          </w:r>
+        </w:hyperlink>
+      </w:r>
+      <w:r>
+        <w:rPr>
+          <w:u w:val="single" w:color="0000ff"/>
+          <w:rFonts w:ascii="Charis SIL Regular" w:hAnsi="Charis SIL Regular" w:eastAsia="Charis SIL Regular"/>
+          <w:b w:val="0"/>
+          <w:i w:val="0"/>
+          <w:color w:val="000000"/>
+          <w:sz w:val="24"/>
+        </w:rPr>
+        <w:hyperlink r:id="rId15" w:history="1">
+          <w:r>
+            <w:rPr>
+              <w:rStyle w:val="Hyperlink"/>
+            </w:rPr>
+            <w:t>chi</w:t>
+          </w:r>
+        </w:hyperlink>
       </w:r>
       <w:r>
         <w:rPr>
@@ -2485,7 +2505,7 @@
           <w:sz w:val="24"/>
           <w:u w:val="single"/>
         </w:rPr>
-        <w:hyperlink r:id="rId19" w:history="1">
+        <w:hyperlink r:id="rId18" w:history="1">
           <w:r>
             <w:rPr>
               <w:rStyle w:val="Hyperlink"/>
@@ -2514,14 +2534,7 @@
           <w:sz w:val="24"/>
           <w:u w:val="single"/>
         </w:rPr>
-        <w:hyperlink r:id="rId19" w:history="1">
-          <w:r>
-            <w:rPr>
-              <w:rStyle w:val="Hyperlink"/>
-            </w:rPr>
-            <w:t>Nether</w:t>
-          </w:r>
-        </w:hyperlink>
+        <w:t>Nether</w:t>
       </w:r>
       <w:r>
         <w:rPr>
@@ -2532,7 +2545,7 @@
           <w:sz w:val="24"/>
           <w:u w:val="single"/>
         </w:rPr>
-        <w:hyperlink r:id="rId19" w:history="1">
+        <w:hyperlink r:id="rId18" w:history="1">
           <w:r>
             <w:rPr>
               <w:rStyle w:val="Hyperlink"/>
@@ -2543,7 +2556,6 @@
       </w:r>
       <w:r>
         <w:rPr>
-          <w:u w:val="single" w:color="0000ff"/>
           <w:rFonts w:ascii="Charis SIL Regular" w:hAnsi="Charis SIL Regular" w:eastAsia="Charis SIL Regular"/>
           <w:b w:val="0"/>
           <w:i w:val="0"/>
@@ -2561,50 +2573,7 @@
           <w:sz w:val="24"/>
           <w:u w:val="single"/>
         </w:rPr>
-        <w:hyperlink r:id="rId20" w:history="1">
-          <w:r>
-            <w:rPr>
-              <w:rStyle w:val="Hyperlink"/>
-            </w:rPr>
-            <w:t>H</w:t>
-          </w:r>
-        </w:hyperlink>
-      </w:r>
-      <w:r>
-        <w:rPr>
-          <w:rFonts w:ascii="Charis SIL Regular" w:hAnsi="Charis SIL Regular" w:eastAsia="Charis SIL Regular"/>
-          <w:b w:val="0"/>
-          <w:i w:val="0"/>
-          <w:color w:val="0000FF"/>
-          <w:sz w:val="24"/>
-          <w:u w:val="single"/>
-        </w:rPr>
-        <w:hyperlink r:id="rId19" w:history="1">
-          <w:r>
-            <w:rPr>
-              <w:rStyle w:val="Hyperlink"/>
-            </w:rPr>
-            <w:t>DC|</w:t>
-          </w:r>
-        </w:hyperlink>
-      </w:r>
-      <w:r>
-        <w:rPr>
-          <w:rFonts w:ascii="Charis SIL Regular" w:hAnsi="Charis SIL Regular" w:eastAsia="Charis SIL Regular"/>
-          <w:b w:val="0"/>
-          <w:i w:val="0"/>
-          <w:color w:val="0000FF"/>
-          <w:sz w:val="24"/>
-          <w:u w:val="single"/>
-        </w:rPr>
-        <w:hyperlink r:id="rId19" w:history="1">
-          <w:r>
-            <w:rPr>
-              <w:rStyle w:val="Hyperlink"/>
-            </w:rPr>
-            <w:t>Prote</w:t>
-          </w:r>
-        </w:hyperlink>
+        <w:t>HDC|Protestant</w:t>
       </w:r>
       <w:r>
         <w:rPr>
@@ -2633,42 +2602,6 @@
           <w:sz w:val="24"/>
           <w:u w:val="single"/>
         </w:rPr>
-        <w:hyperlink r:id="rId19" w:history="1">
-          <w:r>
-            <w:rPr>
-              <w:rStyle w:val="Hyperlink"/>
-            </w:rPr>
-            <w:t>tant</w:t>
-          </w:r>
-        </w:hyperlink>
-      </w:r>
-      <w:r>
-        <w:rPr>
-          <w:rFonts w:ascii="Charis SIL Regular" w:hAnsi="Charis SIL Regular" w:eastAsia="Charis SIL Regular"/>
-          <w:b w:val="0"/>
-          <w:i w:val="0"/>
-          <w:color w:val="0000FF"/>
-          <w:sz w:val="24"/>
-          <w:u w:val="single"/>
-        </w:rPr>
-        <w:hyperlink r:id="rId19" w:history="1">
-          <w:r>
-            <w:rPr>
-              <w:rStyle w:val="Hyperlink"/>
-            </w:rPr>
-            <w:t>s</w:t>
-          </w:r>
-        </w:hyperlink>
-      </w:r>
-      <w:r>
-        <w:rPr>
-          <w:rFonts w:ascii="Charis SIL Regular" w:hAnsi="Charis SIL Regular" w:eastAsia="Charis SIL Regular"/>
-          <w:b w:val="0"/>
-          <w:i w:val="0"/>
-          <w:color w:val="0000FF"/>
-          <w:sz w:val="24"/>
-          <w:u w:val="single"/>
-        </w:rPr>
         <w:t xml:space="preserve"> </w:t>
       </w:r>
       <w:r>
@@ -2691,13 +2624,131 @@
       </w:r>
       <w:r>
         <w:rPr>
+          <w:u w:val="single" w:color="0000ff"/>
           <w:rFonts w:ascii="Charis SIL Regular" w:hAnsi="Charis SIL Regular" w:eastAsia="Charis SIL Regular"/>
           <w:b w:val="0"/>
           <w:i w:val="0"/>
           <w:color w:val="000000"/>
           <w:sz w:val="24"/>
         </w:rPr>
-        <w:t xml:space="preserve"> at the Vrije Universiteit, </w:t>
+        <w:hyperlink r:id="rId19" w:history="1">
+          <w:r>
+            <w:rPr>
+              <w:rStyle w:val="Hyperlink"/>
+            </w:rPr>
+            <w:t xml:space="preserve"> at the</w:t>
+          </w:r>
+        </w:hyperlink>
+      </w:r>
+      <w:r>
+        <w:rPr>
+          <w:u w:val="single" w:color="0000ff"/>
+          <w:rFonts w:ascii="Charis SIL Regular" w:hAnsi="Charis SIL Regular" w:eastAsia="Charis SIL Regular"/>
+          <w:b w:val="0"/>
+          <w:i w:val="0"/>
+          <w:color w:val="000000"/>
+          <w:sz w:val="24"/>
+        </w:rPr>
+        <w:t xml:space="preserve"> </w:t>
+      </w:r>
+      <w:r>
+        <w:rPr>
+          <w:rFonts w:ascii="Charis SIL Regular" w:hAnsi="Charis SIL Regular" w:eastAsia="Charis SIL Regular"/>
+          <w:b w:val="0"/>
+          <w:i w:val="0"/>
+          <w:color w:val="000000"/>
+          <w:sz w:val="24"/>
+        </w:rPr>
+        <w:t>Vrije U</w:t>
+      </w:r>
+      <w:r>
+        <w:rPr>
+          <w:u w:val="single" w:color="0000ff"/>
+          <w:rFonts w:ascii="Charis SIL Regular" w:hAnsi="Charis SIL Regular" w:eastAsia="Charis SIL Regular"/>
+          <w:b w:val="0"/>
+          <w:i w:val="0"/>
+          <w:color w:val="000000"/>
+          <w:sz w:val="24"/>
+        </w:rPr>
+        <w:hyperlink r:id="rId19" w:history="1">
+          <w:r>
+            <w:rPr>
+              <w:rStyle w:val="Hyperlink"/>
+            </w:rPr>
+            <w:t>ni</w:t>
+          </w:r>
+        </w:hyperlink>
+      </w:r>
+      <w:r>
+        <w:rPr>
+          <w:u w:val="single" w:color="0000ff"/>
+          <w:rFonts w:ascii="Charis SIL Regular" w:hAnsi="Charis SIL Regular" w:eastAsia="Charis SIL Regular"/>
+          <w:b w:val="0"/>
+          <w:i w:val="0"/>
+          <w:color w:val="000000"/>
+          <w:sz w:val="24"/>
+        </w:rPr>
+        <w:hyperlink r:id="rId19" w:history="1">
+          <w:r>
+            <w:rPr>
+              <w:rStyle w:val="Hyperlink"/>
+            </w:rPr>
+            <w:t>v</w:t>
+          </w:r>
+        </w:hyperlink>
+      </w:r>
+      <w:r>
+        <w:rPr>
+          <w:u w:val="single" w:color="0000ff"/>
+          <w:rFonts w:ascii="Charis SIL Regular" w:hAnsi="Charis SIL Regular" w:eastAsia="Charis SIL Regular"/>
+          <w:b w:val="0"/>
+          <w:i w:val="0"/>
+          <w:color w:val="000000"/>
+          <w:sz w:val="24"/>
+        </w:rPr>
+        <w:hyperlink r:id="rId19" w:history="1">
+          <w:r>
+            <w:rPr>
+              <w:rStyle w:val="Hyperlink"/>
+            </w:rPr>
+            <w:t>ers</w:t>
+          </w:r>
+        </w:hyperlink>
+      </w:r>
+      <w:r>
+        <w:rPr>
+          <w:u w:val="single" w:color="0000ff"/>
+          <w:rFonts w:ascii="Charis SIL Regular" w:hAnsi="Charis SIL Regular" w:eastAsia="Charis SIL Regular"/>
+          <w:b w:val="0"/>
+          <w:i w:val="0"/>
+          <w:color w:val="000000"/>
+          <w:sz w:val="24"/>
+        </w:rPr>
+        <w:hyperlink r:id="rId19" w:history="1">
+          <w:r>
+            <w:rPr>
+              <w:rStyle w:val="Hyperlink"/>
+            </w:rPr>
+            <w:t>i</w:t>
+          </w:r>
+        </w:hyperlink>
+      </w:r>
+      <w:r>
+        <w:rPr>
+          <w:rFonts w:ascii="Charis SIL Regular" w:hAnsi="Charis SIL Regular" w:eastAsia="Charis SIL Regular"/>
+          <w:b w:val="0"/>
+          <w:i w:val="0"/>
+          <w:color w:val="000000"/>
+          <w:sz w:val="24"/>
+        </w:rPr>
+        <w:hyperlink r:id="rId19" w:history="1">
+          <w:r>
+            <w:rPr>
+              <w:rStyle w:val="Hyperlink"/>
+            </w:rPr>
+            <w:t xml:space="preserve">teit, </w:t>
+          </w:r>
+        </w:hyperlink>
       </w:r>
       <w:r>
         <w:rPr>
@@ -2744,7 +2795,7 @@
           <w:sz w:val="24"/>
           <w:u w:val="single"/>
         </w:rPr>
-        <w:hyperlink r:id="rId21" w:history="1">
+        <w:hyperlink r:id="rId20" w:history="1">
           <w:r>
             <w:rPr>
               <w:rStyle w:val="Hyperlink"/>
@@ -2762,14 +2813,7 @@
           <w:sz w:val="24"/>
           <w:u w:val="single"/>
         </w:rPr>
-        <w:hyperlink r:id="rId19" w:history="1">
-          <w:r>
-            <w:rPr>
-              <w:rStyle w:val="Hyperlink"/>
-            </w:rPr>
-            <w:t>Documen</w:t>
-          </w:r>
-        </w:hyperlink>
+        <w:t xml:space="preserve">Documentation </w:t>
       </w:r>
       <w:r>
         <w:rPr>
@@ -2781,89 +2825,6 @@
           <w:u w:val="single"/>
         </w:rPr>
         <w:hyperlink r:id="rId19" w:history="1">
-          <w:r>
-            <w:rPr>
-              <w:rStyle w:val="Hyperlink"/>
-            </w:rPr>
-            <w:t>t</w:t>
-          </w:r>
-        </w:hyperlink>
-      </w:r>
-      <w:r>
-        <w:rPr>
-          <w:rFonts w:ascii="Charis SIL Regular" w:hAnsi="Charis SIL Regular" w:eastAsia="Charis SIL Regular"/>
-          <w:b w:val="0"/>
-          <w:i w:val="0"/>
-          <w:color w:val="0000FF"/>
-          <w:sz w:val="24"/>
-          <w:u w:val="single"/>
-        </w:rPr>
-        <w:hyperlink r:id="rId19" w:history="1">
-          <w:r>
-            <w:rPr>
-              <w:rStyle w:val="Hyperlink"/>
-            </w:rPr>
-            <w:t>at</w:t>
-          </w:r>
-        </w:hyperlink>
-      </w:r>
-      <w:r>
-        <w:rPr>
-          <w:rFonts w:ascii="Charis SIL Regular" w:hAnsi="Charis SIL Regular" w:eastAsia="Charis SIL Regular"/>
-          <w:b w:val="0"/>
-          <w:i w:val="0"/>
-          <w:color w:val="0000FF"/>
-          <w:sz w:val="24"/>
-          <w:u w:val="single"/>
-        </w:rPr>
-        <w:hyperlink r:id="rId21" w:history="1">
-          <w:r>
-            <w:rPr>
-              <w:rStyle w:val="Hyperlink"/>
-            </w:rPr>
-            <w:t>i</w:t>
-          </w:r>
-        </w:hyperlink>
-      </w:r>
-      <w:r>
-        <w:rPr>
-          <w:rFonts w:ascii="Charis SIL Regular" w:hAnsi="Charis SIL Regular" w:eastAsia="Charis SIL Regular"/>
-          <w:b w:val="0"/>
-          <w:i w:val="0"/>
-          <w:color w:val="0000FF"/>
-          <w:sz w:val="24"/>
-          <w:u w:val="single"/>
-        </w:rPr>
-        <w:hyperlink r:id="rId21" w:history="1">
-          <w:r>
-            <w:rPr>
-              <w:rStyle w:val="Hyperlink"/>
-            </w:rPr>
-            <w:t>on</w:t>
-          </w:r>
-        </w:hyperlink>
-      </w:r>
-      <w:r>
-        <w:rPr>
-          <w:rFonts w:ascii="Charis SIL Regular" w:hAnsi="Charis SIL Regular" w:eastAsia="Charis SIL Regular"/>
-          <w:b w:val="0"/>
-          <w:i w:val="0"/>
-          <w:color w:val="0000FF"/>
-          <w:sz w:val="24"/>
-          <w:u w:val="single"/>
-        </w:rPr>
-        <w:t xml:space="preserve"> </w:t>
-      </w:r>
-      <w:r>
-        <w:rPr>
-          <w:rFonts w:ascii="Charis SIL Regular" w:hAnsi="Charis SIL Regular" w:eastAsia="Charis SIL Regular"/>
-          <w:b w:val="0"/>
-          <w:i w:val="0"/>
-          <w:color w:val="0000FF"/>
-          <w:sz w:val="24"/>
-          <w:u w:val="single"/>
-        </w:rPr>
-        <w:hyperlink r:id="rId21" w:history="1">
           <w:r>
             <w:rPr>
               <w:rStyle w:val="Hyperlink"/>
@@ -2898,7 +2859,25 @@
           <w:color w:val="000000"/>
           <w:sz w:val="24"/>
         </w:rPr>
-        <w:t xml:space="preserve">the </w:t>
+        <w:t>th</w:t>
+      </w:r>
+      <w:r>
+        <w:rPr>
+          <w:u w:val="single" w:color="0000ff"/>
+          <w:rFonts w:ascii="Charis SIL Regular" w:hAnsi="Charis SIL Regular" w:eastAsia="Charis SIL Regular"/>
+          <w:b w:val="0"/>
+          <w:i w:val="0"/>
+          <w:color w:val="000000"/>
+          <w:sz w:val="24"/>
+        </w:rPr>
+        <w:hyperlink r:id="rId21" w:history="1">
+          <w:r>
+            <w:rPr>
+              <w:rStyle w:val="Hyperlink"/>
+            </w:rPr>
+            <w:t xml:space="preserve">e </w:t>
+          </w:r>
+        </w:hyperlink>
       </w:r>
       <w:r>
         <w:rPr>
@@ -2914,25 +2893,7 @@
             <w:rPr>
               <w:rStyle w:val="Hyperlink"/>
             </w:rPr>
-            <w:t>Erf</w:t>
-          </w:r>
-        </w:hyperlink>
-      </w:r>
-      <w:r>
-        <w:rPr>
-          <w:rFonts w:ascii="Charis SIL Regular" w:hAnsi="Charis SIL Regular" w:eastAsia="Charis SIL Regular"/>
-          <w:b w:val="0"/>
-          <w:i w:val="0"/>
-          <w:color w:val="0000FF"/>
-          <w:sz w:val="24"/>
-          <w:u w:val="single"/>
-        </w:rPr>
-        <w:hyperlink r:id="rId22" w:history="1">
-          <w:r>
-            <w:rPr>
-              <w:rStyle w:val="Hyperlink"/>
-            </w:rPr>
-            <w:t>goedcentru</w:t>
+            <w:t>Erfgoedcentru</w:t>
           </w:r>
         </w:hyperlink>
       </w:r>
@@ -3049,7 +3010,14 @@
           <w:color w:val="000000"/>
           <w:sz w:val="24"/>
         </w:rPr>
-        <w:t>ives can</w:t>
+        <w:hyperlink r:id="rId20" w:history="1">
+          <w:r>
+            <w:rPr>
+              <w:rStyle w:val="Hyperlink"/>
+            </w:rPr>
+            <w:t>ives can</w:t>
+          </w:r>
+        </w:hyperlink>
       </w:r>
       <w:r>
         <w:rPr>
@@ -3080,7 +3048,7 @@
           <w:color w:val="000000"/>
           <w:sz w:val="24"/>
         </w:rPr>
-        <w:hyperlink r:id="rId21" w:history="1">
+        <w:hyperlink r:id="rId20" w:history="1">
           <w:r>
             <w:rPr>
               <w:rStyle w:val="Hyperlink"/>
@@ -3098,7 +3066,7 @@
           <w:color w:val="000000"/>
           <w:sz w:val="24"/>
         </w:rPr>
-        <w:hyperlink r:id="rId21" w:history="1">
+        <w:hyperlink r:id="rId20" w:history="1">
           <w:r>
             <w:rPr>
               <w:rStyle w:val="Hyperlink"/>
@@ -3116,7 +3084,7 @@
           <w:color w:val="000000"/>
           <w:sz w:val="24"/>
         </w:rPr>
-        <w:hyperlink r:id="rId21" w:history="1">
+        <w:hyperlink r:id="rId20" w:history="1">
           <w:r>
             <w:rPr>
               <w:rStyle w:val="Hyperlink"/>
@@ -3328,7 +3296,7 @@
           <w:sz w:val="24"/>
           <w:u w:val="single"/>
         </w:rPr>
-        <w:t>Scientific research</w:t>
+        <w:t xml:space="preserve">Scientific research </w:t>
       </w:r>
       <w:r>
         <w:rPr>
@@ -3339,7 +3307,7 @@
           <w:sz w:val="24"/>
           <w:u w:val="single"/>
         </w:rPr>
-        <w:t xml:space="preserve"> </w:t>
+        <w:t>in colonised territorie</w:t>
       </w:r>
       <w:r>
         <w:rPr>
@@ -3348,9 +3316,8 @@
           <w:i w:val="0"/>
           <w:color w:val="0000FF"/>
           <w:sz w:val="24"/>
-          <w:u w:val="single"/>
-        </w:rPr>
-        <w:t>in colonised territories</w:t>
+        </w:rPr>
+        <w:t>s</w:t>
       </w:r>
       <w:r>
         <w:br/>
@@ -3492,7 +3459,7 @@
           <w:sz w:val="24"/>
           <w:u w:val="single"/>
         </w:rPr>
-        <w:t>Scientific research in colonised terri</w:t>
+        <w:t>Scientific research in colonised territ</w:t>
       </w:r>
       <w:r>
         <w:rPr>
@@ -3503,7 +3470,7 @@
           <w:sz w:val="24"/>
           <w:u w:val="single"/>
         </w:rPr>
-        <w:t>t</w:t>
+        <w:t>orie</w:t>
       </w:r>
       <w:r>
         <w:rPr>
@@ -3512,9 +3479,8 @@
           <w:i w:val="0"/>
           <w:color w:val="0000FF"/>
           <w:sz w:val="24"/>
-          <w:u w:val="single"/>
-        </w:rPr>
-        <w:t>ories</w:t>
+        </w:rPr>
+        <w:t>s</w:t>
       </w:r>
       <w:r>
         <w:br/>

--- a/EXPORTS/DOCX/published/niveau2/English/ChristianMission.docx
+++ b/EXPORTS/DOCX/published/niveau2/English/ChristianMission.docx
@@ -445,13 +445,122 @@
       </w:r>
       <w:r>
         <w:rPr>
+          <w:u w:val="single" w:color="0000ff"/>
           <w:rFonts w:ascii="Charis SIL Regular" w:hAnsi="Charis SIL Regular" w:eastAsia="Charis SIL Regular"/>
           <w:b w:val="0"/>
           <w:i w:val="0"/>
           <w:color w:val="000000"/>
           <w:sz w:val="24"/>
         </w:rPr>
-        <w:t>made up of objects that were collected by</w:t>
+        <w:t>made up of ob</w:t>
+      </w:r>
+      <w:r>
+        <w:rPr>
+          <w:u w:val="single" w:color="0000ff"/>
+          <w:rFonts w:ascii="Charis SIL Regular" w:hAnsi="Charis SIL Regular" w:eastAsia="Charis SIL Regular"/>
+          <w:b w:val="0"/>
+          <w:i w:val="0"/>
+          <w:color w:val="000000"/>
+          <w:sz w:val="24"/>
+        </w:rPr>
+        <w:hyperlink r:id="rId9" w:history="1">
+          <w:r>
+            <w:rPr>
+              <w:rStyle w:val="Hyperlink"/>
+            </w:rPr>
+            <w:t>jects tha</w:t>
+          </w:r>
+        </w:hyperlink>
+      </w:r>
+      <w:r>
+        <w:rPr>
+          <w:u w:val="single" w:color="0000ff"/>
+          <w:rFonts w:ascii="Charis SIL Regular" w:hAnsi="Charis SIL Regular" w:eastAsia="Charis SIL Regular"/>
+          <w:b w:val="0"/>
+          <w:i w:val="0"/>
+          <w:color w:val="000000"/>
+          <w:sz w:val="24"/>
+        </w:rPr>
+        <w:hyperlink r:id="rId9" w:history="1">
+          <w:r>
+            <w:rPr>
+              <w:rStyle w:val="Hyperlink"/>
+            </w:rPr>
+            <w:t>t</w:t>
+          </w:r>
+        </w:hyperlink>
+      </w:r>
+      <w:r>
+        <w:rPr>
+          <w:u w:val="single" w:color="0000ff"/>
+          <w:rFonts w:ascii="Charis SIL Regular" w:hAnsi="Charis SIL Regular" w:eastAsia="Charis SIL Regular"/>
+          <w:b w:val="0"/>
+          <w:i w:val="0"/>
+          <w:color w:val="000000"/>
+          <w:sz w:val="24"/>
+        </w:rPr>
+        <w:hyperlink r:id="rId9" w:history="1">
+          <w:r>
+            <w:rPr>
+              <w:rStyle w:val="Hyperlink"/>
+            </w:rPr>
+            <w:t xml:space="preserve"> were coll</w:t>
+          </w:r>
+        </w:hyperlink>
+      </w:r>
+      <w:r>
+        <w:rPr>
+          <w:u w:val="single" w:color="0000ff"/>
+          <w:rFonts w:ascii="Charis SIL Regular" w:hAnsi="Charis SIL Regular" w:eastAsia="Charis SIL Regular"/>
+          <w:b w:val="0"/>
+          <w:i w:val="0"/>
+          <w:color w:val="000000"/>
+          <w:sz w:val="24"/>
+        </w:rPr>
+        <w:hyperlink r:id="rId9" w:history="1">
+          <w:r>
+            <w:rPr>
+              <w:rStyle w:val="Hyperlink"/>
+            </w:rPr>
+            <w:t>ecte</w:t>
+          </w:r>
+        </w:hyperlink>
+      </w:r>
+      <w:r>
+        <w:rPr>
+          <w:u w:val="single" w:color="0000ff"/>
+          <w:rFonts w:ascii="Charis SIL Regular" w:hAnsi="Charis SIL Regular" w:eastAsia="Charis SIL Regular"/>
+          <w:b w:val="0"/>
+          <w:i w:val="0"/>
+          <w:color w:val="000000"/>
+          <w:sz w:val="24"/>
+        </w:rPr>
+        <w:hyperlink r:id="rId9" w:history="1">
+          <w:r>
+            <w:rPr>
+              <w:rStyle w:val="Hyperlink"/>
+            </w:rPr>
+            <w:t>d</w:t>
+          </w:r>
+        </w:hyperlink>
+      </w:r>
+      <w:r>
+        <w:rPr>
+          <w:u w:val="single" w:color="0000ff"/>
+          <w:rFonts w:ascii="Charis SIL Regular" w:hAnsi="Charis SIL Regular" w:eastAsia="Charis SIL Regular"/>
+          <w:b w:val="0"/>
+          <w:i w:val="0"/>
+          <w:color w:val="000000"/>
+          <w:sz w:val="24"/>
+        </w:rPr>
+        <w:hyperlink r:id="rId9" w:history="1">
+          <w:r>
+            <w:rPr>
+              <w:rStyle w:val="Hyperlink"/>
+            </w:rPr>
+            <w:t xml:space="preserve"> by</w:t>
+          </w:r>
+        </w:hyperlink>
       </w:r>
       <w:r>
         <w:rPr>
@@ -720,7 +829,7 @@
           <w:sz w:val="24"/>
           <w:u w:val="single"/>
         </w:rPr>
-        <w:hyperlink r:id="rId10" w:history="1">
+        <w:hyperlink r:id="rId11" w:history="1">
           <w:r>
             <w:rPr>
               <w:rStyle w:val="Hyperlink"/>
@@ -749,7 +858,7 @@
           <w:sz w:val="24"/>
           <w:u w:val="single"/>
         </w:rPr>
-        <w:hyperlink r:id="rId10" w:history="1">
+        <w:hyperlink r:id="rId11" w:history="1">
           <w:r>
             <w:rPr>
               <w:rStyle w:val="Hyperlink"/>
@@ -776,50 +885,13 @@
           <w:i w:val="0"/>
           <w:color w:val="0000FF"/>
           <w:sz w:val="24"/>
-          <w:u w:val="single"/>
         </w:rPr>
         <w:hyperlink r:id="rId11" w:history="1">
           <w:r>
             <w:rPr>
               <w:rStyle w:val="Hyperlink"/>
             </w:rPr>
-            <w:t>H</w:t>
-          </w:r>
-        </w:hyperlink>
-      </w:r>
-      <w:r>
-        <w:rPr>
-          <w:rFonts w:ascii="Charis SIL Regular" w:hAnsi="Charis SIL Regular" w:eastAsia="Charis SIL Regular"/>
-          <w:b w:val="0"/>
-          <w:i w:val="0"/>
-          <w:color w:val="0000FF"/>
-          <w:sz w:val="24"/>
-          <w:u w:val="single"/>
-        </w:rPr>
-        <w:hyperlink r:id="rId11" w:history="1">
-          <w:r>
-            <w:rPr>
-              <w:rStyle w:val="Hyperlink"/>
-            </w:rPr>
-            <w:t>o</w:t>
-          </w:r>
-        </w:hyperlink>
-      </w:r>
-      <w:r>
-        <w:rPr>
-          <w:rFonts w:ascii="Charis SIL Regular" w:hAnsi="Charis SIL Regular" w:eastAsia="Charis SIL Regular"/>
-          <w:b w:val="0"/>
-          <w:i w:val="0"/>
-          <w:color w:val="0000FF"/>
-          <w:sz w:val="24"/>
-          <w:u w:val="single"/>
-        </w:rPr>
-        <w:hyperlink r:id="rId11" w:history="1">
-          <w:r>
-            <w:rPr>
-              <w:rStyle w:val="Hyperlink"/>
-            </w:rPr>
-            <w:t>ly</w:t>
+            <w:t>Holy</w:t>
           </w:r>
         </w:hyperlink>
       </w:r>
@@ -1347,13 +1419,21 @@
       </w:r>
       <w:r>
         <w:rPr>
+          <w:u w:val="single" w:color="0000ff"/>
           <w:rFonts w:ascii="Charis SIL Regular" w:hAnsi="Charis SIL Regular" w:eastAsia="Charis SIL Regular"/>
           <w:b w:val="0"/>
           <w:i w:val="0"/>
           <w:color w:val="000000"/>
           <w:sz w:val="24"/>
         </w:rPr>
-        <w:t>ominantly</w:t>
+        <w:hyperlink r:id="rId13" w:history="1">
+          <w:r>
+            <w:rPr>
+              <w:rStyle w:val="Hyperlink"/>
+            </w:rPr>
+            <w:t>ominantly</w:t>
+          </w:r>
+        </w:hyperlink>
       </w:r>
       <w:r>
         <w:rPr>
@@ -2505,7 +2585,7 @@
           <w:sz w:val="24"/>
           <w:u w:val="single"/>
         </w:rPr>
-        <w:hyperlink r:id="rId18" w:history="1">
+        <w:hyperlink r:id="rId19" w:history="1">
           <w:r>
             <w:rPr>
               <w:rStyle w:val="Hyperlink"/>
@@ -2534,7 +2614,14 @@
           <w:sz w:val="24"/>
           <w:u w:val="single"/>
         </w:rPr>
-        <w:t>Nether</w:t>
+        <w:hyperlink r:id="rId19" w:history="1">
+          <w:r>
+            <w:rPr>
+              <w:rStyle w:val="Hyperlink"/>
+            </w:rPr>
+            <w:t>Nether</w:t>
+          </w:r>
+        </w:hyperlink>
       </w:r>
       <w:r>
         <w:rPr>
@@ -2545,7 +2632,7 @@
           <w:sz w:val="24"/>
           <w:u w:val="single"/>
         </w:rPr>
-        <w:hyperlink r:id="rId18" w:history="1">
+        <w:hyperlink r:id="rId19" w:history="1">
           <w:r>
             <w:rPr>
               <w:rStyle w:val="Hyperlink"/>
@@ -2573,7 +2660,86 @@
           <w:sz w:val="24"/>
           <w:u w:val="single"/>
         </w:rPr>
-        <w:t>HDC|Protestant</w:t>
+        <w:hyperlink r:id="rId20" w:history="1">
+          <w:r>
+            <w:rPr>
+              <w:rStyle w:val="Hyperlink"/>
+            </w:rPr>
+            <w:t>H</w:t>
+          </w:r>
+        </w:hyperlink>
+      </w:r>
+      <w:r>
+        <w:rPr>
+          <w:rFonts w:ascii="Charis SIL Regular" w:hAnsi="Charis SIL Regular" w:eastAsia="Charis SIL Regular"/>
+          <w:b w:val="0"/>
+          <w:i w:val="0"/>
+          <w:color w:val="0000FF"/>
+          <w:sz w:val="24"/>
+          <w:u w:val="single"/>
+        </w:rPr>
+        <w:hyperlink r:id="rId20" w:history="1">
+          <w:r>
+            <w:rPr>
+              <w:rStyle w:val="Hyperlink"/>
+            </w:rPr>
+            <w:t>DC|</w:t>
+          </w:r>
+        </w:hyperlink>
+      </w:r>
+      <w:r>
+        <w:rPr>
+          <w:rFonts w:ascii="Charis SIL Regular" w:hAnsi="Charis SIL Regular" w:eastAsia="Charis SIL Regular"/>
+          <w:b w:val="0"/>
+          <w:i w:val="0"/>
+          <w:color w:val="0000FF"/>
+          <w:sz w:val="24"/>
+          <w:u w:val="single"/>
+        </w:rPr>
+        <w:hyperlink r:id="rId20" w:history="1">
+          <w:r>
+            <w:rPr>
+              <w:rStyle w:val="Hyperlink"/>
+            </w:rPr>
+            <w:t>Prote</w:t>
+          </w:r>
+        </w:hyperlink>
+      </w:r>
+      <w:r>
+        <w:rPr>
+          <w:rFonts w:ascii="Charis SIL Regular" w:hAnsi="Charis SIL Regular" w:eastAsia="Charis SIL Regular"/>
+          <w:b w:val="0"/>
+          <w:i w:val="0"/>
+          <w:color w:val="0000FF"/>
+          <w:sz w:val="24"/>
+          <w:u w:val="single"/>
+        </w:rPr>
+        <w:hyperlink r:id="rId20" w:history="1">
+          <w:r>
+            <w:rPr>
+              <w:rStyle w:val="Hyperlink"/>
+            </w:rPr>
+            <w:t>s</w:t>
+          </w:r>
+        </w:hyperlink>
+      </w:r>
+      <w:r>
+        <w:rPr>
+          <w:rFonts w:ascii="Charis SIL Regular" w:hAnsi="Charis SIL Regular" w:eastAsia="Charis SIL Regular"/>
+          <w:b w:val="0"/>
+          <w:i w:val="0"/>
+          <w:color w:val="0000FF"/>
+          <w:sz w:val="24"/>
+          <w:u w:val="single"/>
+        </w:rPr>
+        <w:hyperlink r:id="rId19" w:history="1">
+          <w:r>
+            <w:rPr>
+              <w:rStyle w:val="Hyperlink"/>
+            </w:rPr>
+            <w:t>tant</w:t>
+          </w:r>
+        </w:hyperlink>
       </w:r>
       <w:r>
         <w:rPr>
@@ -2624,105 +2790,130 @@
       </w:r>
       <w:r>
         <w:rPr>
-          <w:u w:val="single" w:color="0000ff"/>
           <w:rFonts w:ascii="Charis SIL Regular" w:hAnsi="Charis SIL Regular" w:eastAsia="Charis SIL Regular"/>
           <w:b w:val="0"/>
           <w:i w:val="0"/>
           <w:color w:val="000000"/>
           <w:sz w:val="24"/>
+        </w:rPr>
+        <w:t xml:space="preserve"> at the Vrije Universiteit, </w:t>
+      </w:r>
+      <w:r>
+        <w:rPr>
+          <w:rFonts w:ascii="Charis SIL Regular" w:hAnsi="Charis SIL Regular" w:eastAsia="Charis SIL Regular"/>
+          <w:b w:val="0"/>
+          <w:i w:val="0"/>
+          <w:color w:val="0000FF"/>
+          <w:sz w:val="24"/>
+          <w:u w:val="single"/>
         </w:rPr>
         <w:hyperlink r:id="rId19" w:history="1">
           <w:r>
             <w:rPr>
               <w:rStyle w:val="Hyperlink"/>
             </w:rPr>
-            <w:t xml:space="preserve"> at the</w:t>
+            <w:t>Cath</w:t>
           </w:r>
         </w:hyperlink>
       </w:r>
       <w:r>
         <w:rPr>
-          <w:u w:val="single" w:color="0000ff"/>
           <w:rFonts w:ascii="Charis SIL Regular" w:hAnsi="Charis SIL Regular" w:eastAsia="Charis SIL Regular"/>
           <w:b w:val="0"/>
           <w:i w:val="0"/>
-          <w:color w:val="000000"/>
-          <w:sz w:val="24"/>
-        </w:rPr>
-        <w:t xml:space="preserve"> </w:t>
+          <w:color w:val="0000FF"/>
+          <w:sz w:val="24"/>
+          <w:u w:val="single"/>
+        </w:rPr>
+        <w:hyperlink r:id="rId21" w:history="1">
+          <w:r>
+            <w:rPr>
+              <w:rStyle w:val="Hyperlink"/>
+            </w:rPr>
+            <w:t>o</w:t>
+          </w:r>
+        </w:hyperlink>
       </w:r>
       <w:r>
         <w:rPr>
           <w:rFonts w:ascii="Charis SIL Regular" w:hAnsi="Charis SIL Regular" w:eastAsia="Charis SIL Regular"/>
           <w:b w:val="0"/>
           <w:i w:val="0"/>
-          <w:color w:val="000000"/>
-          <w:sz w:val="24"/>
-        </w:rPr>
-        <w:t>Vrije U</w:t>
-      </w:r>
-      <w:r>
-        <w:rPr>
-          <w:u w:val="single" w:color="0000ff"/>
+          <w:color w:val="0000FF"/>
+          <w:sz w:val="24"/>
+          <w:u w:val="single"/>
+        </w:rPr>
+        <w:hyperlink r:id="rId21" w:history="1">
+          <w:r>
+            <w:rPr>
+              <w:rStyle w:val="Hyperlink"/>
+            </w:rPr>
+            <w:t xml:space="preserve">lic </w:t>
+          </w:r>
+        </w:hyperlink>
+      </w:r>
+      <w:r>
+        <w:rPr>
           <w:rFonts w:ascii="Charis SIL Regular" w:hAnsi="Charis SIL Regular" w:eastAsia="Charis SIL Regular"/>
           <w:b w:val="0"/>
           <w:i w:val="0"/>
-          <w:color w:val="000000"/>
-          <w:sz w:val="24"/>
+          <w:color w:val="0000FF"/>
+          <w:sz w:val="24"/>
+          <w:u w:val="single"/>
         </w:rPr>
         <w:hyperlink r:id="rId19" w:history="1">
           <w:r>
             <w:rPr>
               <w:rStyle w:val="Hyperlink"/>
             </w:rPr>
-            <w:t>ni</w:t>
+            <w:t>Documen</w:t>
           </w:r>
         </w:hyperlink>
       </w:r>
       <w:r>
         <w:rPr>
-          <w:u w:val="single" w:color="0000ff"/>
           <w:rFonts w:ascii="Charis SIL Regular" w:hAnsi="Charis SIL Regular" w:eastAsia="Charis SIL Regular"/>
           <w:b w:val="0"/>
           <w:i w:val="0"/>
-          <w:color w:val="000000"/>
-          <w:sz w:val="24"/>
-        </w:rPr>
-        <w:hyperlink r:id="rId19" w:history="1">
+          <w:color w:val="0000FF"/>
+          <w:sz w:val="24"/>
+          <w:u w:val="single"/>
+        </w:rPr>
+        <w:hyperlink r:id="rId21" w:history="1">
           <w:r>
             <w:rPr>
               <w:rStyle w:val="Hyperlink"/>
             </w:rPr>
-            <w:t>v</w:t>
+            <w:t>t</w:t>
           </w:r>
         </w:hyperlink>
       </w:r>
       <w:r>
         <w:rPr>
-          <w:u w:val="single" w:color="0000ff"/>
           <w:rFonts w:ascii="Charis SIL Regular" w:hAnsi="Charis SIL Regular" w:eastAsia="Charis SIL Regular"/>
           <w:b w:val="0"/>
           <w:i w:val="0"/>
-          <w:color w:val="000000"/>
-          <w:sz w:val="24"/>
-        </w:rPr>
-        <w:hyperlink r:id="rId19" w:history="1">
+          <w:color w:val="0000FF"/>
+          <w:sz w:val="24"/>
+          <w:u w:val="single"/>
+        </w:rPr>
+        <w:hyperlink r:id="rId21" w:history="1">
           <w:r>
             <w:rPr>
               <w:rStyle w:val="Hyperlink"/>
             </w:rPr>
-            <w:t>ers</w:t>
+            <w:t>at</w:t>
           </w:r>
         </w:hyperlink>
       </w:r>
       <w:r>
         <w:rPr>
-          <w:u w:val="single" w:color="0000ff"/>
           <w:rFonts w:ascii="Charis SIL Regular" w:hAnsi="Charis SIL Regular" w:eastAsia="Charis SIL Regular"/>
           <w:b w:val="0"/>
           <w:i w:val="0"/>
-          <w:color w:val="000000"/>
-          <w:sz w:val="24"/>
+          <w:color w:val="0000FF"/>
+          <w:sz w:val="24"/>
+          <w:u w:val="single"/>
         </w:rPr>
         <w:hyperlink r:id="rId19" w:history="1">
           <w:r>
@@ -2738,15 +2929,16 @@
           <w:rFonts w:ascii="Charis SIL Regular" w:hAnsi="Charis SIL Regular" w:eastAsia="Charis SIL Regular"/>
           <w:b w:val="0"/>
           <w:i w:val="0"/>
-          <w:color w:val="000000"/>
-          <w:sz w:val="24"/>
+          <w:color w:val="0000FF"/>
+          <w:sz w:val="24"/>
+          <w:u w:val="single"/>
         </w:rPr>
         <w:hyperlink r:id="rId19" w:history="1">
           <w:r>
             <w:rPr>
               <w:rStyle w:val="Hyperlink"/>
             </w:rPr>
-            <w:t xml:space="preserve">teit, </w:t>
+            <w:t>on</w:t>
           </w:r>
         </w:hyperlink>
       </w:r>
@@ -2759,14 +2951,7 @@
           <w:sz w:val="24"/>
           <w:u w:val="single"/>
         </w:rPr>
-        <w:hyperlink r:id="rId19" w:history="1">
-          <w:r>
-            <w:rPr>
-              <w:rStyle w:val="Hyperlink"/>
-            </w:rPr>
-            <w:t>Cath</w:t>
-          </w:r>
-        </w:hyperlink>
+        <w:t xml:space="preserve"> </w:t>
       </w:r>
       <w:r>
         <w:rPr>
@@ -2777,54 +2962,7 @@
           <w:sz w:val="24"/>
           <w:u w:val="single"/>
         </w:rPr>
-        <w:hyperlink r:id="rId19" w:history="1">
-          <w:r>
-            <w:rPr>
-              <w:rStyle w:val="Hyperlink"/>
-            </w:rPr>
-            <w:t>o</w:t>
-          </w:r>
-        </w:hyperlink>
-      </w:r>
-      <w:r>
-        <w:rPr>
-          <w:rFonts w:ascii="Charis SIL Regular" w:hAnsi="Charis SIL Regular" w:eastAsia="Charis SIL Regular"/>
-          <w:b w:val="0"/>
-          <w:i w:val="0"/>
-          <w:color w:val="0000FF"/>
-          <w:sz w:val="24"/>
-          <w:u w:val="single"/>
-        </w:rPr>
-        <w:hyperlink r:id="rId20" w:history="1">
-          <w:r>
-            <w:rPr>
-              <w:rStyle w:val="Hyperlink"/>
-            </w:rPr>
-            <w:t xml:space="preserve">lic </w:t>
-          </w:r>
-        </w:hyperlink>
-      </w:r>
-      <w:r>
-        <w:rPr>
-          <w:rFonts w:ascii="Charis SIL Regular" w:hAnsi="Charis SIL Regular" w:eastAsia="Charis SIL Regular"/>
-          <w:b w:val="0"/>
-          <w:i w:val="0"/>
-          <w:color w:val="0000FF"/>
-          <w:sz w:val="24"/>
-          <w:u w:val="single"/>
-        </w:rPr>
-        <w:t xml:space="preserve">Documentation </w:t>
-      </w:r>
-      <w:r>
-        <w:rPr>
-          <w:rFonts w:ascii="Charis SIL Regular" w:hAnsi="Charis SIL Regular" w:eastAsia="Charis SIL Regular"/>
-          <w:b w:val="0"/>
-          <w:i w:val="0"/>
-          <w:color w:val="0000FF"/>
-          <w:sz w:val="24"/>
-          <w:u w:val="single"/>
-        </w:rPr>
-        <w:hyperlink r:id="rId19" w:history="1">
+        <w:hyperlink r:id="rId21" w:history="1">
           <w:r>
             <w:rPr>
               <w:rStyle w:val="Hyperlink"/>
@@ -2863,14 +3001,13 @@
       </w:r>
       <w:r>
         <w:rPr>
-          <w:u w:val="single" w:color="0000ff"/>
           <w:rFonts w:ascii="Charis SIL Regular" w:hAnsi="Charis SIL Regular" w:eastAsia="Charis SIL Regular"/>
           <w:b w:val="0"/>
           <w:i w:val="0"/>
           <w:color w:val="000000"/>
           <w:sz w:val="24"/>
         </w:rPr>
-        <w:hyperlink r:id="rId21" w:history="1">
+        <w:hyperlink r:id="rId20" w:history="1">
           <w:r>
             <w:rPr>
               <w:rStyle w:val="Hyperlink"/>
@@ -2893,7 +3030,25 @@
             <w:rPr>
               <w:rStyle w:val="Hyperlink"/>
             </w:rPr>
-            <w:t>Erfgoedcentru</w:t>
+            <w:t>Erf</w:t>
+          </w:r>
+        </w:hyperlink>
+      </w:r>
+      <w:r>
+        <w:rPr>
+          <w:rFonts w:ascii="Charis SIL Regular" w:hAnsi="Charis SIL Regular" w:eastAsia="Charis SIL Regular"/>
+          <w:b w:val="0"/>
+          <w:i w:val="0"/>
+          <w:color w:val="0000FF"/>
+          <w:sz w:val="24"/>
+          <w:u w:val="single"/>
+        </w:rPr>
+        <w:hyperlink r:id="rId22" w:history="1">
+          <w:r>
+            <w:rPr>
+              <w:rStyle w:val="Hyperlink"/>
+            </w:rPr>
+            <w:t>goedcentru</w:t>
           </w:r>
         </w:hyperlink>
       </w:r>
@@ -3010,7 +3165,7 @@
           <w:color w:val="000000"/>
           <w:sz w:val="24"/>
         </w:rPr>
-        <w:hyperlink r:id="rId20" w:history="1">
+        <w:hyperlink r:id="rId21" w:history="1">
           <w:r>
             <w:rPr>
               <w:rStyle w:val="Hyperlink"/>
@@ -3048,7 +3203,7 @@
           <w:color w:val="000000"/>
           <w:sz w:val="24"/>
         </w:rPr>
-        <w:hyperlink r:id="rId20" w:history="1">
+        <w:hyperlink r:id="rId21" w:history="1">
           <w:r>
             <w:rPr>
               <w:rStyle w:val="Hyperlink"/>
@@ -3066,7 +3221,7 @@
           <w:color w:val="000000"/>
           <w:sz w:val="24"/>
         </w:rPr>
-        <w:hyperlink r:id="rId20" w:history="1">
+        <w:hyperlink r:id="rId21" w:history="1">
           <w:r>
             <w:rPr>
               <w:rStyle w:val="Hyperlink"/>
@@ -3084,7 +3239,7 @@
           <w:color w:val="000000"/>
           <w:sz w:val="24"/>
         </w:rPr>
-        <w:hyperlink r:id="rId20" w:history="1">
+        <w:hyperlink r:id="rId21" w:history="1">
           <w:r>
             <w:rPr>
               <w:rStyle w:val="Hyperlink"/>
@@ -3296,7 +3451,7 @@
           <w:sz w:val="24"/>
           <w:u w:val="single"/>
         </w:rPr>
-        <w:t xml:space="preserve">Scientific research </w:t>
+        <w:t>Scientific research</w:t>
       </w:r>
       <w:r>
         <w:rPr>
@@ -3307,7 +3462,7 @@
           <w:sz w:val="24"/>
           <w:u w:val="single"/>
         </w:rPr>
-        <w:t>in colonised territorie</w:t>
+        <w:t xml:space="preserve"> </w:t>
       </w:r>
       <w:r>
         <w:rPr>
@@ -3316,8 +3471,9 @@
           <w:i w:val="0"/>
           <w:color w:val="0000FF"/>
           <w:sz w:val="24"/>
-        </w:rPr>
-        <w:t>s</w:t>
+          <w:u w:val="single"/>
+        </w:rPr>
+        <w:t>in colonised territories</w:t>
       </w:r>
       <w:r>
         <w:br/>
@@ -3459,7 +3615,7 @@
           <w:sz w:val="24"/>
           <w:u w:val="single"/>
         </w:rPr>
-        <w:t>Scientific research in colonised territ</w:t>
+        <w:t>Scientific research in colonised terri</w:t>
       </w:r>
       <w:r>
         <w:rPr>
@@ -3470,7 +3626,7 @@
           <w:sz w:val="24"/>
           <w:u w:val="single"/>
         </w:rPr>
-        <w:t>orie</w:t>
+        <w:t>t</w:t>
       </w:r>
       <w:r>
         <w:rPr>
@@ -3479,8 +3635,9 @@
           <w:i w:val="0"/>
           <w:color w:val="0000FF"/>
           <w:sz w:val="24"/>
-        </w:rPr>
-        <w:t>s</w:t>
+          <w:u w:val="single"/>
+        </w:rPr>
+        <w:t>ories</w:t>
       </w:r>
       <w:r>
         <w:br/>
@@ -4072,15 +4229,9 @@
           <w:i w:val="0"/>
           <w:color w:val="0000FF"/>
           <w:sz w:val="24"/>
-        </w:rPr>
-        <w:hyperlink r:id="rId25" w:history="1">
-          <w:r>
-            <w:rPr>
-              <w:rStyle w:val="Hyperlink"/>
-            </w:rPr>
-            <w:t>7</w:t>
-          </w:r>
-        </w:hyperlink>
+          <w:u w:val="single"/>
+        </w:rPr>
+        <w:t>7</w:t>
       </w:r>
       <w:r>
         <w:rPr>

--- a/EXPORTS/DOCX/published/niveau2/English/ChristianMission.docx
+++ b/EXPORTS/DOCX/published/niveau2/English/ChristianMission.docx
@@ -445,7 +445,6 @@
       </w:r>
       <w:r>
         <w:rPr>
-          <w:u w:val="single" w:color="0000ff"/>
           <w:rFonts w:ascii="Charis SIL Regular" w:hAnsi="Charis SIL Regular" w:eastAsia="Charis SIL Regular"/>
           <w:b w:val="0"/>
           <w:i w:val="0"/>
@@ -800,7 +799,7 @@
           <w:sz w:val="24"/>
           <w:u w:val="single"/>
         </w:rPr>
-        <w:hyperlink r:id="rId10" w:history="1">
+        <w:hyperlink r:id="rId11" w:history="1">
           <w:r>
             <w:rPr>
               <w:rStyle w:val="Hyperlink"/>
@@ -885,13 +884,14 @@
           <w:i w:val="0"/>
           <w:color w:val="0000FF"/>
           <w:sz w:val="24"/>
+          <w:u w:val="single"/>
         </w:rPr>
         <w:hyperlink r:id="rId11" w:history="1">
           <w:r>
             <w:rPr>
               <w:rStyle w:val="Hyperlink"/>
             </w:rPr>
-            <w:t>Holy</w:t>
+            <w:t>H</w:t>
           </w:r>
         </w:hyperlink>
       </w:r>
@@ -904,6 +904,42 @@
           <w:sz w:val="24"/>
           <w:u w:val="single"/>
         </w:rPr>
+        <w:hyperlink r:id="rId10" w:history="1">
+          <w:r>
+            <w:rPr>
+              <w:rStyle w:val="Hyperlink"/>
+            </w:rPr>
+            <w:t>o</w:t>
+          </w:r>
+        </w:hyperlink>
+      </w:r>
+      <w:r>
+        <w:rPr>
+          <w:rFonts w:ascii="Charis SIL Regular" w:hAnsi="Charis SIL Regular" w:eastAsia="Charis SIL Regular"/>
+          <w:b w:val="0"/>
+          <w:i w:val="0"/>
+          <w:color w:val="0000FF"/>
+          <w:sz w:val="24"/>
+          <w:u w:val="single"/>
+        </w:rPr>
+        <w:hyperlink r:id="rId10" w:history="1">
+          <w:r>
+            <w:rPr>
+              <w:rStyle w:val="Hyperlink"/>
+            </w:rPr>
+            <w:t>ly</w:t>
+          </w:r>
+        </w:hyperlink>
+      </w:r>
+      <w:r>
+        <w:rPr>
+          <w:rFonts w:ascii="Charis SIL Regular" w:hAnsi="Charis SIL Regular" w:eastAsia="Charis SIL Regular"/>
+          <w:b w:val="0"/>
+          <w:i w:val="0"/>
+          <w:color w:val="0000FF"/>
+          <w:sz w:val="24"/>
+          <w:u w:val="single"/>
+        </w:rPr>
         <w:t xml:space="preserve"> </w:t>
       </w:r>
       <w:r>
@@ -915,7 +951,7 @@
           <w:sz w:val="24"/>
           <w:u w:val="single"/>
         </w:rPr>
-        <w:hyperlink r:id="rId11" w:history="1">
+        <w:hyperlink r:id="rId10" w:history="1">
           <w:r>
             <w:rPr>
               <w:rStyle w:val="Hyperlink"/>
@@ -1810,25 +1846,7 @@
           <w:color w:val="000000"/>
           <w:sz w:val="24"/>
         </w:rPr>
-        <w:t>Dut</w:t>
-      </w:r>
-      <w:r>
-        <w:rPr>
-          <w:u w:val="single" w:color="0000ff"/>
-          <w:rFonts w:ascii="Charis SIL Regular" w:hAnsi="Charis SIL Regular" w:eastAsia="Charis SIL Regular"/>
-          <w:b w:val="0"/>
-          <w:i w:val="0"/>
-          <w:color w:val="000000"/>
-          <w:sz w:val="24"/>
-        </w:rPr>
-        <w:hyperlink r:id="rId15" w:history="1">
-          <w:r>
-            <w:rPr>
-              <w:rStyle w:val="Hyperlink"/>
-            </w:rPr>
-            <w:t>ch Protestant</w:t>
-          </w:r>
-        </w:hyperlink>
+        <w:t>Dutch Protestant</w:t>
       </w:r>
       <w:r>
         <w:rPr>
@@ -2643,29 +2661,19 @@
       </w:r>
       <w:r>
         <w:rPr>
+          <w:u w:val="single" w:color="0000ff"/>
           <w:rFonts w:ascii="Charis SIL Regular" w:hAnsi="Charis SIL Regular" w:eastAsia="Charis SIL Regular"/>
           <w:b w:val="0"/>
           <w:i w:val="0"/>
           <w:color w:val="000000"/>
           <w:sz w:val="24"/>
         </w:rPr>
-        <w:t xml:space="preserve">, </w:t>
-      </w:r>
-      <w:r>
-        <w:rPr>
-          <w:rFonts w:ascii="Charis SIL Regular" w:hAnsi="Charis SIL Regular" w:eastAsia="Charis SIL Regular"/>
-          <w:b w:val="0"/>
-          <w:i w:val="0"/>
-          <w:color w:val="0000FF"/>
-          <w:sz w:val="24"/>
-          <w:u w:val="single"/>
-        </w:rPr>
-        <w:hyperlink r:id="rId20" w:history="1">
+        <w:hyperlink r:id="rId18" w:history="1">
           <w:r>
             <w:rPr>
               <w:rStyle w:val="Hyperlink"/>
             </w:rPr>
-            <w:t>H</w:t>
+            <w:t xml:space="preserve">, </w:t>
           </w:r>
         </w:hyperlink>
       </w:r>
@@ -2676,9 +2684,19 @@
           <w:i w:val="0"/>
           <w:color w:val="0000FF"/>
           <w:sz w:val="24"/>
+        </w:rPr>
+        <w:t>H</w:t>
+      </w:r>
+      <w:r>
+        <w:rPr>
+          <w:rFonts w:ascii="Charis SIL Regular" w:hAnsi="Charis SIL Regular" w:eastAsia="Charis SIL Regular"/>
+          <w:b w:val="0"/>
+          <w:i w:val="0"/>
+          <w:color w:val="0000FF"/>
+          <w:sz w:val="24"/>
           <w:u w:val="single"/>
         </w:rPr>
-        <w:hyperlink r:id="rId20" w:history="1">
+        <w:hyperlink r:id="rId19" w:history="1">
           <w:r>
             <w:rPr>
               <w:rStyle w:val="Hyperlink"/>
@@ -2696,48 +2714,12 @@
           <w:sz w:val="24"/>
           <w:u w:val="single"/>
         </w:rPr>
-        <w:hyperlink r:id="rId20" w:history="1">
+        <w:hyperlink r:id="rId19" w:history="1">
           <w:r>
             <w:rPr>
               <w:rStyle w:val="Hyperlink"/>
             </w:rPr>
             <w:t>Prote</w:t>
-          </w:r>
-        </w:hyperlink>
-      </w:r>
-      <w:r>
-        <w:rPr>
-          <w:rFonts w:ascii="Charis SIL Regular" w:hAnsi="Charis SIL Regular" w:eastAsia="Charis SIL Regular"/>
-          <w:b w:val="0"/>
-          <w:i w:val="0"/>
-          <w:color w:val="0000FF"/>
-          <w:sz w:val="24"/>
-          <w:u w:val="single"/>
-        </w:rPr>
-        <w:hyperlink r:id="rId20" w:history="1">
-          <w:r>
-            <w:rPr>
-              <w:rStyle w:val="Hyperlink"/>
-            </w:rPr>
-            <w:t>s</w:t>
-          </w:r>
-        </w:hyperlink>
-      </w:r>
-      <w:r>
-        <w:rPr>
-          <w:rFonts w:ascii="Charis SIL Regular" w:hAnsi="Charis SIL Regular" w:eastAsia="Charis SIL Regular"/>
-          <w:b w:val="0"/>
-          <w:i w:val="0"/>
-          <w:color w:val="0000FF"/>
-          <w:sz w:val="24"/>
-          <w:u w:val="single"/>
-        </w:rPr>
-        <w:hyperlink r:id="rId19" w:history="1">
-          <w:r>
-            <w:rPr>
-              <w:rStyle w:val="Hyperlink"/>
-            </w:rPr>
-            <w:t>tant</w:t>
           </w:r>
         </w:hyperlink>
       </w:r>
@@ -2768,6 +2750,35 @@
           <w:sz w:val="24"/>
           <w:u w:val="single"/>
         </w:rPr>
+        <w:t>tant</w:t>
+      </w:r>
+      <w:r>
+        <w:rPr>
+          <w:rFonts w:ascii="Charis SIL Regular" w:hAnsi="Charis SIL Regular" w:eastAsia="Charis SIL Regular"/>
+          <w:b w:val="0"/>
+          <w:i w:val="0"/>
+          <w:color w:val="0000FF"/>
+          <w:sz w:val="24"/>
+          <w:u w:val="single"/>
+        </w:rPr>
+        <w:hyperlink r:id="rId19" w:history="1">
+          <w:r>
+            <w:rPr>
+              <w:rStyle w:val="Hyperlink"/>
+            </w:rPr>
+            <w:t>s</w:t>
+          </w:r>
+        </w:hyperlink>
+      </w:r>
+      <w:r>
+        <w:rPr>
+          <w:rFonts w:ascii="Charis SIL Regular" w:hAnsi="Charis SIL Regular" w:eastAsia="Charis SIL Regular"/>
+          <w:b w:val="0"/>
+          <w:i w:val="0"/>
+          <w:color w:val="0000FF"/>
+          <w:sz w:val="24"/>
+          <w:u w:val="single"/>
+        </w:rPr>
         <w:t xml:space="preserve"> </w:t>
       </w:r>
       <w:r>
@@ -2790,13 +2801,139 @@
       </w:r>
       <w:r>
         <w:rPr>
+          <w:u w:val="single" w:color="0000ff"/>
           <w:rFonts w:ascii="Charis SIL Regular" w:hAnsi="Charis SIL Regular" w:eastAsia="Charis SIL Regular"/>
           <w:b w:val="0"/>
           <w:i w:val="0"/>
           <w:color w:val="000000"/>
           <w:sz w:val="24"/>
         </w:rPr>
-        <w:t xml:space="preserve"> at the Vrije Universiteit, </w:t>
+        <w:hyperlink r:id="rId19" w:history="1">
+          <w:r>
+            <w:rPr>
+              <w:rStyle w:val="Hyperlink"/>
+            </w:rPr>
+            <w:t xml:space="preserve"> at the</w:t>
+          </w:r>
+        </w:hyperlink>
+      </w:r>
+      <w:r>
+        <w:rPr>
+          <w:u w:val="single" w:color="0000ff"/>
+          <w:rFonts w:ascii="Charis SIL Regular" w:hAnsi="Charis SIL Regular" w:eastAsia="Charis SIL Regular"/>
+          <w:b w:val="0"/>
+          <w:i w:val="0"/>
+          <w:color w:val="000000"/>
+          <w:sz w:val="24"/>
+        </w:rPr>
+        <w:t xml:space="preserve"> </w:t>
+      </w:r>
+      <w:r>
+        <w:rPr>
+          <w:u w:val="single" w:color="0000ff"/>
+          <w:rFonts w:ascii="Charis SIL Regular" w:hAnsi="Charis SIL Regular" w:eastAsia="Charis SIL Regular"/>
+          <w:b w:val="0"/>
+          <w:i w:val="0"/>
+          <w:color w:val="000000"/>
+          <w:sz w:val="24"/>
+        </w:rPr>
+        <w:hyperlink r:id="rId19" w:history="1">
+          <w:r>
+            <w:rPr>
+              <w:rStyle w:val="Hyperlink"/>
+            </w:rPr>
+            <w:t>Vrije U</w:t>
+          </w:r>
+        </w:hyperlink>
+      </w:r>
+      <w:r>
+        <w:rPr>
+          <w:u w:val="single" w:color="0000ff"/>
+          <w:rFonts w:ascii="Charis SIL Regular" w:hAnsi="Charis SIL Regular" w:eastAsia="Charis SIL Regular"/>
+          <w:b w:val="0"/>
+          <w:i w:val="0"/>
+          <w:color w:val="000000"/>
+          <w:sz w:val="24"/>
+        </w:rPr>
+        <w:hyperlink r:id="rId19" w:history="1">
+          <w:r>
+            <w:rPr>
+              <w:rStyle w:val="Hyperlink"/>
+            </w:rPr>
+            <w:t>ni</w:t>
+          </w:r>
+        </w:hyperlink>
+      </w:r>
+      <w:r>
+        <w:rPr>
+          <w:u w:val="single" w:color="0000ff"/>
+          <w:rFonts w:ascii="Charis SIL Regular" w:hAnsi="Charis SIL Regular" w:eastAsia="Charis SIL Regular"/>
+          <w:b w:val="0"/>
+          <w:i w:val="0"/>
+          <w:color w:val="000000"/>
+          <w:sz w:val="24"/>
+        </w:rPr>
+        <w:hyperlink r:id="rId19" w:history="1">
+          <w:r>
+            <w:rPr>
+              <w:rStyle w:val="Hyperlink"/>
+            </w:rPr>
+            <w:t>v</w:t>
+          </w:r>
+        </w:hyperlink>
+      </w:r>
+      <w:r>
+        <w:rPr>
+          <w:u w:val="single" w:color="0000ff"/>
+          <w:rFonts w:ascii="Charis SIL Regular" w:hAnsi="Charis SIL Regular" w:eastAsia="Charis SIL Regular"/>
+          <w:b w:val="0"/>
+          <w:i w:val="0"/>
+          <w:color w:val="000000"/>
+          <w:sz w:val="24"/>
+        </w:rPr>
+        <w:hyperlink r:id="rId19" w:history="1">
+          <w:r>
+            <w:rPr>
+              <w:rStyle w:val="Hyperlink"/>
+            </w:rPr>
+            <w:t>ers</w:t>
+          </w:r>
+        </w:hyperlink>
+      </w:r>
+      <w:r>
+        <w:rPr>
+          <w:u w:val="single" w:color="0000ff"/>
+          <w:rFonts w:ascii="Charis SIL Regular" w:hAnsi="Charis SIL Regular" w:eastAsia="Charis SIL Regular"/>
+          <w:b w:val="0"/>
+          <w:i w:val="0"/>
+          <w:color w:val="000000"/>
+          <w:sz w:val="24"/>
+        </w:rPr>
+        <w:hyperlink r:id="rId19" w:history="1">
+          <w:r>
+            <w:rPr>
+              <w:rStyle w:val="Hyperlink"/>
+            </w:rPr>
+            <w:t>i</w:t>
+          </w:r>
+        </w:hyperlink>
+      </w:r>
+      <w:r>
+        <w:rPr>
+          <w:rFonts w:ascii="Charis SIL Regular" w:hAnsi="Charis SIL Regular" w:eastAsia="Charis SIL Regular"/>
+          <w:b w:val="0"/>
+          <w:i w:val="0"/>
+          <w:color w:val="000000"/>
+          <w:sz w:val="24"/>
+        </w:rPr>
+        <w:hyperlink r:id="rId19" w:history="1">
+          <w:r>
+            <w:rPr>
+              <w:rStyle w:val="Hyperlink"/>
+            </w:rPr>
+            <w:t xml:space="preserve">teit, </w:t>
+          </w:r>
+        </w:hyperlink>
       </w:r>
       <w:r>
         <w:rPr>
@@ -2825,7 +2962,7 @@
           <w:sz w:val="24"/>
           <w:u w:val="single"/>
         </w:rPr>
-        <w:hyperlink r:id="rId21" w:history="1">
+        <w:hyperlink r:id="rId20" w:history="1">
           <w:r>
             <w:rPr>
               <w:rStyle w:val="Hyperlink"/>
@@ -2843,7 +2980,7 @@
           <w:sz w:val="24"/>
           <w:u w:val="single"/>
         </w:rPr>
-        <w:hyperlink r:id="rId21" w:history="1">
+        <w:hyperlink r:id="rId20" w:history="1">
           <w:r>
             <w:rPr>
               <w:rStyle w:val="Hyperlink"/>
@@ -2879,7 +3016,7 @@
           <w:sz w:val="24"/>
           <w:u w:val="single"/>
         </w:rPr>
-        <w:hyperlink r:id="rId21" w:history="1">
+        <w:hyperlink r:id="rId20" w:history="1">
           <w:r>
             <w:rPr>
               <w:rStyle w:val="Hyperlink"/>
@@ -2897,7 +3034,7 @@
           <w:sz w:val="24"/>
           <w:u w:val="single"/>
         </w:rPr>
-        <w:hyperlink r:id="rId21" w:history="1">
+        <w:hyperlink r:id="rId20" w:history="1">
           <w:r>
             <w:rPr>
               <w:rStyle w:val="Hyperlink"/>
@@ -2962,7 +3099,7 @@
           <w:sz w:val="24"/>
           <w:u w:val="single"/>
         </w:rPr>
-        <w:hyperlink r:id="rId21" w:history="1">
+        <w:hyperlink r:id="rId19" w:history="1">
           <w:r>
             <w:rPr>
               <w:rStyle w:val="Hyperlink"/>
@@ -2997,35 +3134,18 @@
           <w:color w:val="000000"/>
           <w:sz w:val="24"/>
         </w:rPr>
-        <w:t>th</w:t>
+        <w:t xml:space="preserve">the </w:t>
       </w:r>
       <w:r>
         <w:rPr>
           <w:rFonts w:ascii="Charis SIL Regular" w:hAnsi="Charis SIL Regular" w:eastAsia="Charis SIL Regular"/>
           <w:b w:val="0"/>
           <w:i w:val="0"/>
-          <w:color w:val="000000"/>
-          <w:sz w:val="24"/>
-        </w:rPr>
-        <w:hyperlink r:id="rId20" w:history="1">
-          <w:r>
-            <w:rPr>
-              <w:rStyle w:val="Hyperlink"/>
-            </w:rPr>
-            <w:t xml:space="preserve">e </w:t>
-          </w:r>
-        </w:hyperlink>
-      </w:r>
-      <w:r>
-        <w:rPr>
-          <w:rFonts w:ascii="Charis SIL Regular" w:hAnsi="Charis SIL Regular" w:eastAsia="Charis SIL Regular"/>
-          <w:b w:val="0"/>
-          <w:i w:val="0"/>
           <w:color w:val="0000FF"/>
           <w:sz w:val="24"/>
           <w:u w:val="single"/>
         </w:rPr>
-        <w:hyperlink r:id="rId22" w:history="1">
+        <w:hyperlink r:id="rId21" w:history="1">
           <w:r>
             <w:rPr>
               <w:rStyle w:val="Hyperlink"/>
@@ -3043,7 +3163,7 @@
           <w:sz w:val="24"/>
           <w:u w:val="single"/>
         </w:rPr>
-        <w:hyperlink r:id="rId22" w:history="1">
+        <w:hyperlink r:id="rId21" w:history="1">
           <w:r>
             <w:rPr>
               <w:rStyle w:val="Hyperlink"/>
@@ -3108,7 +3228,7 @@
           <w:sz w:val="24"/>
           <w:u w:val="single"/>
         </w:rPr>
-        <w:hyperlink r:id="rId22" w:history="1">
+        <w:hyperlink r:id="rId21" w:history="1">
           <w:r>
             <w:rPr>
               <w:rStyle w:val="Hyperlink"/>
@@ -3137,7 +3257,7 @@
           <w:sz w:val="24"/>
           <w:u w:val="single"/>
         </w:rPr>
-        <w:hyperlink r:id="rId22" w:history="1">
+        <w:hyperlink r:id="rId21" w:history="1">
           <w:r>
             <w:rPr>
               <w:rStyle w:val="Hyperlink"/>
@@ -3165,7 +3285,7 @@
           <w:color w:val="000000"/>
           <w:sz w:val="24"/>
         </w:rPr>
-        <w:hyperlink r:id="rId21" w:history="1">
+        <w:hyperlink r:id="rId20" w:history="1">
           <w:r>
             <w:rPr>
               <w:rStyle w:val="Hyperlink"/>
@@ -3203,7 +3323,7 @@
           <w:color w:val="000000"/>
           <w:sz w:val="24"/>
         </w:rPr>
-        <w:hyperlink r:id="rId21" w:history="1">
+        <w:hyperlink r:id="rId20" w:history="1">
           <w:r>
             <w:rPr>
               <w:rStyle w:val="Hyperlink"/>
@@ -3214,6 +3334,16 @@
       </w:r>
       <w:r>
         <w:rPr>
+          <w:rFonts w:ascii="Charis SIL Regular" w:hAnsi="Charis SIL Regular" w:eastAsia="Charis SIL Regular"/>
+          <w:b w:val="0"/>
+          <w:i w:val="0"/>
+          <w:color w:val="000000"/>
+          <w:sz w:val="24"/>
+        </w:rPr>
+        <w:t>und in the countries where the m</w:t>
+      </w:r>
+      <w:r>
+        <w:rPr>
           <w:u w:val="single" w:color="0000ff"/>
           <w:rFonts w:ascii="Charis SIL Regular" w:hAnsi="Charis SIL Regular" w:eastAsia="Charis SIL Regular"/>
           <w:b w:val="0"/>
@@ -3222,81 +3352,6 @@
           <w:sz w:val="24"/>
         </w:rPr>
         <w:hyperlink r:id="rId21" w:history="1">
-          <w:r>
-            <w:rPr>
-              <w:rStyle w:val="Hyperlink"/>
-            </w:rPr>
-            <w:t>u</w:t>
-          </w:r>
-        </w:hyperlink>
-      </w:r>
-      <w:r>
-        <w:rPr>
-          <w:u w:val="single" w:color="0000ff"/>
-          <w:rFonts w:ascii="Charis SIL Regular" w:hAnsi="Charis SIL Regular" w:eastAsia="Charis SIL Regular"/>
-          <w:b w:val="0"/>
-          <w:i w:val="0"/>
-          <w:color w:val="000000"/>
-          <w:sz w:val="24"/>
-        </w:rPr>
-        <w:hyperlink r:id="rId21" w:history="1">
-          <w:r>
-            <w:rPr>
-              <w:rStyle w:val="Hyperlink"/>
-            </w:rPr>
-            <w:t xml:space="preserve">nd in </w:t>
-          </w:r>
-        </w:hyperlink>
-      </w:r>
-      <w:r>
-        <w:rPr>
-          <w:u w:val="single" w:color="0000ff"/>
-          <w:rFonts w:ascii="Charis SIL Regular" w:hAnsi="Charis SIL Regular" w:eastAsia="Charis SIL Regular"/>
-          <w:b w:val="0"/>
-          <w:i w:val="0"/>
-          <w:color w:val="000000"/>
-          <w:sz w:val="24"/>
-        </w:rPr>
-        <w:t>t</w:t>
-      </w:r>
-      <w:r>
-        <w:rPr>
-          <w:rFonts w:ascii="Charis SIL Regular" w:hAnsi="Charis SIL Regular" w:eastAsia="Charis SIL Regular"/>
-          <w:b w:val="0"/>
-          <w:i w:val="0"/>
-          <w:color w:val="000000"/>
-          <w:sz w:val="24"/>
-        </w:rPr>
-        <w:t>he count</w:t>
-      </w:r>
-      <w:r>
-        <w:rPr>
-          <w:u w:val="single" w:color="0000ff"/>
-          <w:rFonts w:ascii="Charis SIL Regular" w:hAnsi="Charis SIL Regular" w:eastAsia="Charis SIL Regular"/>
-          <w:b w:val="0"/>
-          <w:i w:val="0"/>
-          <w:color w:val="000000"/>
-          <w:sz w:val="24"/>
-        </w:rPr>
-        <w:hyperlink r:id="rId22" w:history="1">
-          <w:r>
-            <w:rPr>
-              <w:rStyle w:val="Hyperlink"/>
-            </w:rPr>
-            <w:t>ries where the m</w:t>
-          </w:r>
-        </w:hyperlink>
-      </w:r>
-      <w:r>
-        <w:rPr>
-          <w:u w:val="single" w:color="0000ff"/>
-          <w:rFonts w:ascii="Charis SIL Regular" w:hAnsi="Charis SIL Regular" w:eastAsia="Charis SIL Regular"/>
-          <w:b w:val="0"/>
-          <w:i w:val="0"/>
-          <w:color w:val="000000"/>
-          <w:sz w:val="24"/>
-        </w:rPr>
-        <w:hyperlink r:id="rId22" w:history="1">
           <w:r>
             <w:rPr>
               <w:rStyle w:val="Hyperlink"/>
@@ -3314,7 +3369,7 @@
           <w:color w:val="000000"/>
           <w:sz w:val="24"/>
         </w:rPr>
-        <w:hyperlink r:id="rId22" w:history="1">
+        <w:hyperlink r:id="rId21" w:history="1">
           <w:r>
             <w:rPr>
               <w:rStyle w:val="Hyperlink"/>

--- a/EXPORTS/DOCX/published/niveau2/English/ChristianMission.docx
+++ b/EXPORTS/DOCX/published/niveau2/English/ChristianMission.docx
@@ -445,121 +445,14 @@
       </w:r>
       <w:r>
         <w:rPr>
+          <w:u w:val="single" w:color="0000ff"/>
           <w:rFonts w:ascii="Charis SIL Regular" w:hAnsi="Charis SIL Regular" w:eastAsia="Charis SIL Regular"/>
           <w:b w:val="0"/>
           <w:i w:val="0"/>
           <w:color w:val="000000"/>
           <w:sz w:val="24"/>
         </w:rPr>
-        <w:t>made up of ob</w:t>
-      </w:r>
-      <w:r>
-        <w:rPr>
-          <w:u w:val="single" w:color="0000ff"/>
-          <w:rFonts w:ascii="Charis SIL Regular" w:hAnsi="Charis SIL Regular" w:eastAsia="Charis SIL Regular"/>
-          <w:b w:val="0"/>
-          <w:i w:val="0"/>
-          <w:color w:val="000000"/>
-          <w:sz w:val="24"/>
-        </w:rPr>
-        <w:hyperlink r:id="rId9" w:history="1">
-          <w:r>
-            <w:rPr>
-              <w:rStyle w:val="Hyperlink"/>
-            </w:rPr>
-            <w:t>jects tha</w:t>
-          </w:r>
-        </w:hyperlink>
-      </w:r>
-      <w:r>
-        <w:rPr>
-          <w:u w:val="single" w:color="0000ff"/>
-          <w:rFonts w:ascii="Charis SIL Regular" w:hAnsi="Charis SIL Regular" w:eastAsia="Charis SIL Regular"/>
-          <w:b w:val="0"/>
-          <w:i w:val="0"/>
-          <w:color w:val="000000"/>
-          <w:sz w:val="24"/>
-        </w:rPr>
-        <w:hyperlink r:id="rId9" w:history="1">
-          <w:r>
-            <w:rPr>
-              <w:rStyle w:val="Hyperlink"/>
-            </w:rPr>
-            <w:t>t</w:t>
-          </w:r>
-        </w:hyperlink>
-      </w:r>
-      <w:r>
-        <w:rPr>
-          <w:u w:val="single" w:color="0000ff"/>
-          <w:rFonts w:ascii="Charis SIL Regular" w:hAnsi="Charis SIL Regular" w:eastAsia="Charis SIL Regular"/>
-          <w:b w:val="0"/>
-          <w:i w:val="0"/>
-          <w:color w:val="000000"/>
-          <w:sz w:val="24"/>
-        </w:rPr>
-        <w:hyperlink r:id="rId9" w:history="1">
-          <w:r>
-            <w:rPr>
-              <w:rStyle w:val="Hyperlink"/>
-            </w:rPr>
-            <w:t xml:space="preserve"> were coll</w:t>
-          </w:r>
-        </w:hyperlink>
-      </w:r>
-      <w:r>
-        <w:rPr>
-          <w:u w:val="single" w:color="0000ff"/>
-          <w:rFonts w:ascii="Charis SIL Regular" w:hAnsi="Charis SIL Regular" w:eastAsia="Charis SIL Regular"/>
-          <w:b w:val="0"/>
-          <w:i w:val="0"/>
-          <w:color w:val="000000"/>
-          <w:sz w:val="24"/>
-        </w:rPr>
-        <w:hyperlink r:id="rId9" w:history="1">
-          <w:r>
-            <w:rPr>
-              <w:rStyle w:val="Hyperlink"/>
-            </w:rPr>
-            <w:t>ecte</w:t>
-          </w:r>
-        </w:hyperlink>
-      </w:r>
-      <w:r>
-        <w:rPr>
-          <w:u w:val="single" w:color="0000ff"/>
-          <w:rFonts w:ascii="Charis SIL Regular" w:hAnsi="Charis SIL Regular" w:eastAsia="Charis SIL Regular"/>
-          <w:b w:val="0"/>
-          <w:i w:val="0"/>
-          <w:color w:val="000000"/>
-          <w:sz w:val="24"/>
-        </w:rPr>
-        <w:hyperlink r:id="rId9" w:history="1">
-          <w:r>
-            <w:rPr>
-              <w:rStyle w:val="Hyperlink"/>
-            </w:rPr>
-            <w:t>d</w:t>
-          </w:r>
-        </w:hyperlink>
-      </w:r>
-      <w:r>
-        <w:rPr>
-          <w:u w:val="single" w:color="0000ff"/>
-          <w:rFonts w:ascii="Charis SIL Regular" w:hAnsi="Charis SIL Regular" w:eastAsia="Charis SIL Regular"/>
-          <w:b w:val="0"/>
-          <w:i w:val="0"/>
-          <w:color w:val="000000"/>
-          <w:sz w:val="24"/>
-        </w:rPr>
-        <w:hyperlink r:id="rId9" w:history="1">
-          <w:r>
-            <w:rPr>
-              <w:rStyle w:val="Hyperlink"/>
-            </w:rPr>
-            <w:t xml:space="preserve"> by</w:t>
-          </w:r>
-        </w:hyperlink>
+        <w:t>made up of objects that were collected by</w:t>
       </w:r>
       <w:r>
         <w:rPr>
@@ -799,7 +692,7 @@
           <w:sz w:val="24"/>
           <w:u w:val="single"/>
         </w:rPr>
-        <w:hyperlink r:id="rId11" w:history="1">
+        <w:hyperlink r:id="rId10" w:history="1">
           <w:r>
             <w:rPr>
               <w:rStyle w:val="Hyperlink"/>
@@ -828,7 +721,7 @@
           <w:sz w:val="24"/>
           <w:u w:val="single"/>
         </w:rPr>
-        <w:hyperlink r:id="rId11" w:history="1">
+        <w:hyperlink r:id="rId10" w:history="1">
           <w:r>
             <w:rPr>
               <w:rStyle w:val="Hyperlink"/>
@@ -922,7 +815,7 @@
           <w:sz w:val="24"/>
           <w:u w:val="single"/>
         </w:rPr>
-        <w:hyperlink r:id="rId10" w:history="1">
+        <w:hyperlink r:id="rId11" w:history="1">
           <w:r>
             <w:rPr>
               <w:rStyle w:val="Hyperlink"/>
@@ -1101,50 +994,7 @@
           <w:color w:val="000000"/>
           <w:sz w:val="24"/>
         </w:rPr>
-        <w:hyperlink r:id="rId11" w:history="1">
-          <w:r>
-            <w:rPr>
-              <w:rStyle w:val="Hyperlink"/>
-            </w:rPr>
-            <w:t xml:space="preserve"> the Afrika M</w:t>
-          </w:r>
-        </w:hyperlink>
-      </w:r>
-      <w:r>
-        <w:rPr>
-          <w:u w:val="single" w:color="0000ff"/>
-          <w:rFonts w:ascii="Charis SIL Regular" w:hAnsi="Charis SIL Regular" w:eastAsia="Charis SIL Regular"/>
-          <w:b w:val="0"/>
-          <w:i w:val="0"/>
-          <w:color w:val="000000"/>
-          <w:sz w:val="24"/>
-        </w:rPr>
-        <w:hyperlink r:id="rId11" w:history="1">
-          <w:r>
-            <w:rPr>
-              <w:rStyle w:val="Hyperlink"/>
-            </w:rPr>
-            <w:t>u</w:t>
-          </w:r>
-        </w:hyperlink>
-      </w:r>
-      <w:r>
-        <w:rPr>
-          <w:u w:val="single" w:color="0000ff"/>
-          <w:rFonts w:ascii="Charis SIL Regular" w:hAnsi="Charis SIL Regular" w:eastAsia="Charis SIL Regular"/>
-          <w:b w:val="0"/>
-          <w:i w:val="0"/>
-          <w:color w:val="000000"/>
-          <w:sz w:val="24"/>
-        </w:rPr>
-        <w:hyperlink r:id="rId11" w:history="1">
-          <w:r>
-            <w:rPr>
-              <w:rStyle w:val="Hyperlink"/>
-            </w:rPr>
-            <w:t>se</w:t>
-          </w:r>
-        </w:hyperlink>
+        <w:t xml:space="preserve"> the Afrika Muse</w:t>
       </w:r>
       <w:r>
         <w:rPr>
@@ -1259,39 +1109,13 @@
       </w:r>
       <w:r>
         <w:rPr>
-          <w:u w:val="single" w:color="0000ff"/>
           <w:rFonts w:ascii="Charis SIL Regular" w:hAnsi="Charis SIL Regular" w:eastAsia="Charis SIL Regular"/>
           <w:b w:val="0"/>
           <w:i w:val="0"/>
           <w:color w:val="000000"/>
           <w:sz w:val="24"/>
         </w:rPr>
-        <w:hyperlink r:id="rId12" w:history="1">
-          <w:r>
-            <w:rPr>
-              <w:rStyle w:val="Hyperlink"/>
-            </w:rPr>
-            <w:t>2024</w:t>
-          </w:r>
-        </w:hyperlink>
-      </w:r>
-      <w:r>
-        <w:rPr>
-          <w:u w:val="single" w:color="0000ff"/>
-          <w:rFonts w:ascii="Charis SIL Regular" w:hAnsi="Charis SIL Regular" w:eastAsia="Charis SIL Regular"/>
-          <w:b w:val="0"/>
-          <w:i w:val="0"/>
-          <w:color w:val="000000"/>
-          <w:sz w:val="24"/>
-        </w:rPr>
-        <w:hyperlink r:id="rId12" w:history="1">
-          <w:r>
-            <w:rPr>
-              <w:rStyle w:val="Hyperlink"/>
-            </w:rPr>
-            <w:t>. O</w:t>
-          </w:r>
-        </w:hyperlink>
+        <w:t>2024. O</w:t>
       </w:r>
       <w:r>
         <w:rPr>
@@ -1846,7 +1670,25 @@
           <w:color w:val="000000"/>
           <w:sz w:val="24"/>
         </w:rPr>
-        <w:t>Dutch Protestant</w:t>
+        <w:t>Dut</w:t>
+      </w:r>
+      <w:r>
+        <w:rPr>
+          <w:u w:val="single" w:color="0000ff"/>
+          <w:rFonts w:ascii="Charis SIL Regular" w:hAnsi="Charis SIL Regular" w:eastAsia="Charis SIL Regular"/>
+          <w:b w:val="0"/>
+          <w:i w:val="0"/>
+          <w:color w:val="000000"/>
+          <w:sz w:val="24"/>
+        </w:rPr>
+        <w:hyperlink r:id="rId15" w:history="1">
+          <w:r>
+            <w:rPr>
+              <w:rStyle w:val="Hyperlink"/>
+            </w:rPr>
+            <w:t>ch Protestant</w:t>
+          </w:r>
+        </w:hyperlink>
       </w:r>
       <w:r>
         <w:rPr>
@@ -2525,16 +2367,8 @@
           <w:i w:val="0"/>
           <w:color w:val="0000FF"/>
           <w:sz w:val="24"/>
-          <w:u w:val="single"/>
-        </w:rPr>
-        <w:hyperlink r:id="rId19" w:history="1">
-          <w:r>
-            <w:rPr>
-              <w:rStyle w:val="Hyperlink"/>
-            </w:rPr>
-            <w:t>Churches</w:t>
-          </w:r>
-        </w:hyperlink>
+        </w:rPr>
+        <w:t>Churches in the Nether</w:t>
       </w:r>
       <w:r>
         <w:rPr>
@@ -2545,112 +2379,7 @@
           <w:sz w:val="24"/>
           <w:u w:val="single"/>
         </w:rPr>
-        <w:t xml:space="preserve"> </w:t>
-      </w:r>
-      <w:r>
-        <w:rPr>
-          <w:rFonts w:ascii="Charis SIL Regular" w:hAnsi="Charis SIL Regular" w:eastAsia="Charis SIL Regular"/>
-          <w:b w:val="0"/>
-          <w:i w:val="0"/>
-          <w:color w:val="0000FF"/>
-          <w:sz w:val="24"/>
-          <w:u w:val="single"/>
-        </w:rPr>
-        <w:hyperlink r:id="rId19" w:history="1">
-          <w:r>
-            <w:rPr>
-              <w:rStyle w:val="Hyperlink"/>
-            </w:rPr>
-            <w:t>in</w:t>
-          </w:r>
-        </w:hyperlink>
-      </w:r>
-      <w:r>
-        <w:rPr>
-          <w:rFonts w:ascii="Charis SIL Regular" w:hAnsi="Charis SIL Regular" w:eastAsia="Charis SIL Regular"/>
-          <w:b w:val="0"/>
-          <w:i w:val="0"/>
-          <w:color w:val="0000FF"/>
-          <w:sz w:val="24"/>
-          <w:u w:val="single"/>
-        </w:rPr>
-        <w:t xml:space="preserve"> </w:t>
-      </w:r>
-      <w:r>
-        <w:rPr>
-          <w:rFonts w:ascii="Charis SIL Regular" w:hAnsi="Charis SIL Regular" w:eastAsia="Charis SIL Regular"/>
-          <w:b w:val="0"/>
-          <w:i w:val="0"/>
-          <w:color w:val="0000FF"/>
-          <w:sz w:val="24"/>
-          <w:u w:val="single"/>
-        </w:rPr>
-        <w:hyperlink r:id="rId19" w:history="1">
-          <w:r>
-            <w:rPr>
-              <w:rStyle w:val="Hyperlink"/>
-            </w:rPr>
-            <w:t>th</w:t>
-          </w:r>
-        </w:hyperlink>
-      </w:r>
-      <w:r>
-        <w:rPr>
-          <w:rFonts w:ascii="Charis SIL Regular" w:hAnsi="Charis SIL Regular" w:eastAsia="Charis SIL Regular"/>
-          <w:b w:val="0"/>
-          <w:i w:val="0"/>
-          <w:color w:val="0000FF"/>
-          <w:sz w:val="24"/>
-          <w:u w:val="single"/>
-        </w:rPr>
-        <w:hyperlink r:id="rId19" w:history="1">
-          <w:r>
-            <w:rPr>
-              <w:rStyle w:val="Hyperlink"/>
-            </w:rPr>
-            <w:t>e</w:t>
-          </w:r>
-        </w:hyperlink>
-      </w:r>
-      <w:r>
-        <w:rPr>
-          <w:rFonts w:ascii="Charis SIL Regular" w:hAnsi="Charis SIL Regular" w:eastAsia="Charis SIL Regular"/>
-          <w:b w:val="0"/>
-          <w:i w:val="0"/>
-          <w:color w:val="0000FF"/>
-          <w:sz w:val="24"/>
-          <w:u w:val="single"/>
-        </w:rPr>
-        <w:t xml:space="preserve"> </w:t>
-      </w:r>
-      <w:r>
-        <w:rPr>
-          <w:rFonts w:ascii="Charis SIL Regular" w:hAnsi="Charis SIL Regular" w:eastAsia="Charis SIL Regular"/>
-          <w:b w:val="0"/>
-          <w:i w:val="0"/>
-          <w:color w:val="0000FF"/>
-          <w:sz w:val="24"/>
-          <w:u w:val="single"/>
-        </w:rPr>
-        <w:hyperlink r:id="rId19" w:history="1">
-          <w:r>
-            <w:rPr>
-              <w:rStyle w:val="Hyperlink"/>
-            </w:rPr>
-            <w:t>Nether</w:t>
-          </w:r>
-        </w:hyperlink>
-      </w:r>
-      <w:r>
-        <w:rPr>
-          <w:rFonts w:ascii="Charis SIL Regular" w:hAnsi="Charis SIL Regular" w:eastAsia="Charis SIL Regular"/>
-          <w:b w:val="0"/>
-          <w:i w:val="0"/>
-          <w:color w:val="0000FF"/>
-          <w:sz w:val="24"/>
-          <w:u w:val="single"/>
-        </w:rPr>
-        <w:hyperlink r:id="rId19" w:history="1">
+        <w:hyperlink r:id="rId18" w:history="1">
           <w:r>
             <w:rPr>
               <w:rStyle w:val="Hyperlink"/>
@@ -2684,8 +2413,16 @@
           <w:i w:val="0"/>
           <w:color w:val="0000FF"/>
           <w:sz w:val="24"/>
-        </w:rPr>
-        <w:t>H</w:t>
+          <w:u w:val="single"/>
+        </w:rPr>
+        <w:hyperlink r:id="rId18" w:history="1">
+          <w:r>
+            <w:rPr>
+              <w:rStyle w:val="Hyperlink"/>
+            </w:rPr>
+            <w:t>H</w:t>
+          </w:r>
+        </w:hyperlink>
       </w:r>
       <w:r>
         <w:rPr>
@@ -2750,7 +2487,14 @@
           <w:sz w:val="24"/>
           <w:u w:val="single"/>
         </w:rPr>
-        <w:t>tant</w:t>
+        <w:hyperlink r:id="rId19" w:history="1">
+          <w:r>
+            <w:rPr>
+              <w:rStyle w:val="Hyperlink"/>
+            </w:rPr>
+            <w:t>tant</w:t>
+          </w:r>
+        </w:hyperlink>
       </w:r>
       <w:r>
         <w:rPr>
@@ -2801,139 +2545,13 @@
       </w:r>
       <w:r>
         <w:rPr>
-          <w:u w:val="single" w:color="0000ff"/>
           <w:rFonts w:ascii="Charis SIL Regular" w:hAnsi="Charis SIL Regular" w:eastAsia="Charis SIL Regular"/>
           <w:b w:val="0"/>
           <w:i w:val="0"/>
           <w:color w:val="000000"/>
           <w:sz w:val="24"/>
         </w:rPr>
-        <w:hyperlink r:id="rId19" w:history="1">
-          <w:r>
-            <w:rPr>
-              <w:rStyle w:val="Hyperlink"/>
-            </w:rPr>
-            <w:t xml:space="preserve"> at the</w:t>
-          </w:r>
-        </w:hyperlink>
-      </w:r>
-      <w:r>
-        <w:rPr>
-          <w:u w:val="single" w:color="0000ff"/>
-          <w:rFonts w:ascii="Charis SIL Regular" w:hAnsi="Charis SIL Regular" w:eastAsia="Charis SIL Regular"/>
-          <w:b w:val="0"/>
-          <w:i w:val="0"/>
-          <w:color w:val="000000"/>
-          <w:sz w:val="24"/>
-        </w:rPr>
-        <w:t xml:space="preserve"> </w:t>
-      </w:r>
-      <w:r>
-        <w:rPr>
-          <w:u w:val="single" w:color="0000ff"/>
-          <w:rFonts w:ascii="Charis SIL Regular" w:hAnsi="Charis SIL Regular" w:eastAsia="Charis SIL Regular"/>
-          <w:b w:val="0"/>
-          <w:i w:val="0"/>
-          <w:color w:val="000000"/>
-          <w:sz w:val="24"/>
-        </w:rPr>
-        <w:hyperlink r:id="rId19" w:history="1">
-          <w:r>
-            <w:rPr>
-              <w:rStyle w:val="Hyperlink"/>
-            </w:rPr>
-            <w:t>Vrije U</w:t>
-          </w:r>
-        </w:hyperlink>
-      </w:r>
-      <w:r>
-        <w:rPr>
-          <w:u w:val="single" w:color="0000ff"/>
-          <w:rFonts w:ascii="Charis SIL Regular" w:hAnsi="Charis SIL Regular" w:eastAsia="Charis SIL Regular"/>
-          <w:b w:val="0"/>
-          <w:i w:val="0"/>
-          <w:color w:val="000000"/>
-          <w:sz w:val="24"/>
-        </w:rPr>
-        <w:hyperlink r:id="rId19" w:history="1">
-          <w:r>
-            <w:rPr>
-              <w:rStyle w:val="Hyperlink"/>
-            </w:rPr>
-            <w:t>ni</w:t>
-          </w:r>
-        </w:hyperlink>
-      </w:r>
-      <w:r>
-        <w:rPr>
-          <w:u w:val="single" w:color="0000ff"/>
-          <w:rFonts w:ascii="Charis SIL Regular" w:hAnsi="Charis SIL Regular" w:eastAsia="Charis SIL Regular"/>
-          <w:b w:val="0"/>
-          <w:i w:val="0"/>
-          <w:color w:val="000000"/>
-          <w:sz w:val="24"/>
-        </w:rPr>
-        <w:hyperlink r:id="rId19" w:history="1">
-          <w:r>
-            <w:rPr>
-              <w:rStyle w:val="Hyperlink"/>
-            </w:rPr>
-            <w:t>v</w:t>
-          </w:r>
-        </w:hyperlink>
-      </w:r>
-      <w:r>
-        <w:rPr>
-          <w:u w:val="single" w:color="0000ff"/>
-          <w:rFonts w:ascii="Charis SIL Regular" w:hAnsi="Charis SIL Regular" w:eastAsia="Charis SIL Regular"/>
-          <w:b w:val="0"/>
-          <w:i w:val="0"/>
-          <w:color w:val="000000"/>
-          <w:sz w:val="24"/>
-        </w:rPr>
-        <w:hyperlink r:id="rId19" w:history="1">
-          <w:r>
-            <w:rPr>
-              <w:rStyle w:val="Hyperlink"/>
-            </w:rPr>
-            <w:t>ers</w:t>
-          </w:r>
-        </w:hyperlink>
-      </w:r>
-      <w:r>
-        <w:rPr>
-          <w:u w:val="single" w:color="0000ff"/>
-          <w:rFonts w:ascii="Charis SIL Regular" w:hAnsi="Charis SIL Regular" w:eastAsia="Charis SIL Regular"/>
-          <w:b w:val="0"/>
-          <w:i w:val="0"/>
-          <w:color w:val="000000"/>
-          <w:sz w:val="24"/>
-        </w:rPr>
-        <w:hyperlink r:id="rId19" w:history="1">
-          <w:r>
-            <w:rPr>
-              <w:rStyle w:val="Hyperlink"/>
-            </w:rPr>
-            <w:t>i</w:t>
-          </w:r>
-        </w:hyperlink>
-      </w:r>
-      <w:r>
-        <w:rPr>
-          <w:rFonts w:ascii="Charis SIL Regular" w:hAnsi="Charis SIL Regular" w:eastAsia="Charis SIL Regular"/>
-          <w:b w:val="0"/>
-          <w:i w:val="0"/>
-          <w:color w:val="000000"/>
-          <w:sz w:val="24"/>
-        </w:rPr>
-        <w:hyperlink r:id="rId19" w:history="1">
-          <w:r>
-            <w:rPr>
-              <w:rStyle w:val="Hyperlink"/>
-            </w:rPr>
-            <w:t xml:space="preserve">teit, </w:t>
-          </w:r>
-        </w:hyperlink>
+        <w:t xml:space="preserve"> at the Vrije Universiteit, </w:t>
       </w:r>
       <w:r>
         <w:rPr>
@@ -2944,7 +2562,7 @@
           <w:sz w:val="24"/>
           <w:u w:val="single"/>
         </w:rPr>
-        <w:hyperlink r:id="rId19" w:history="1">
+        <w:hyperlink r:id="rId20" w:history="1">
           <w:r>
             <w:rPr>
               <w:rStyle w:val="Hyperlink"/>
@@ -2998,7 +2616,7 @@
           <w:sz w:val="24"/>
           <w:u w:val="single"/>
         </w:rPr>
-        <w:hyperlink r:id="rId19" w:history="1">
+        <w:hyperlink r:id="rId20" w:history="1">
           <w:r>
             <w:rPr>
               <w:rStyle w:val="Hyperlink"/>
@@ -3052,7 +2670,7 @@
           <w:sz w:val="24"/>
           <w:u w:val="single"/>
         </w:rPr>
-        <w:hyperlink r:id="rId19" w:history="1">
+        <w:hyperlink r:id="rId20" w:history="1">
           <w:r>
             <w:rPr>
               <w:rStyle w:val="Hyperlink"/>
@@ -3070,7 +2688,7 @@
           <w:sz w:val="24"/>
           <w:u w:val="single"/>
         </w:rPr>
-        <w:hyperlink r:id="rId19" w:history="1">
+        <w:hyperlink r:id="rId20" w:history="1">
           <w:r>
             <w:rPr>
               <w:rStyle w:val="Hyperlink"/>
@@ -3099,7 +2717,7 @@
           <w:sz w:val="24"/>
           <w:u w:val="single"/>
         </w:rPr>
-        <w:hyperlink r:id="rId19" w:history="1">
+        <w:hyperlink r:id="rId20" w:history="1">
           <w:r>
             <w:rPr>
               <w:rStyle w:val="Hyperlink"/>
@@ -3134,7 +2752,24 @@
           <w:color w:val="000000"/>
           <w:sz w:val="24"/>
         </w:rPr>
-        <w:t xml:space="preserve">the </w:t>
+        <w:t>th</w:t>
+      </w:r>
+      <w:r>
+        <w:rPr>
+          <w:rFonts w:ascii="Charis SIL Regular" w:hAnsi="Charis SIL Regular" w:eastAsia="Charis SIL Regular"/>
+          <w:b w:val="0"/>
+          <w:i w:val="0"/>
+          <w:color w:val="000000"/>
+          <w:sz w:val="24"/>
+        </w:rPr>
+        <w:hyperlink r:id="rId21" w:history="1">
+          <w:r>
+            <w:rPr>
+              <w:rStyle w:val="Hyperlink"/>
+            </w:rPr>
+            <w:t xml:space="preserve">e </w:t>
+          </w:r>
+        </w:hyperlink>
       </w:r>
       <w:r>
         <w:rPr>
@@ -3145,7 +2780,7 @@
           <w:sz w:val="24"/>
           <w:u w:val="single"/>
         </w:rPr>
-        <w:hyperlink r:id="rId21" w:history="1">
+        <w:hyperlink r:id="rId22" w:history="1">
           <w:r>
             <w:rPr>
               <w:rStyle w:val="Hyperlink"/>
@@ -3163,7 +2798,7 @@
           <w:sz w:val="24"/>
           <w:u w:val="single"/>
         </w:rPr>
-        <w:hyperlink r:id="rId21" w:history="1">
+        <w:hyperlink r:id="rId22" w:history="1">
           <w:r>
             <w:rPr>
               <w:rStyle w:val="Hyperlink"/>
@@ -3228,7 +2863,7 @@
           <w:sz w:val="24"/>
           <w:u w:val="single"/>
         </w:rPr>
-        <w:hyperlink r:id="rId21" w:history="1">
+        <w:hyperlink r:id="rId22" w:history="1">
           <w:r>
             <w:rPr>
               <w:rStyle w:val="Hyperlink"/>
@@ -3257,7 +2892,7 @@
           <w:sz w:val="24"/>
           <w:u w:val="single"/>
         </w:rPr>
-        <w:hyperlink r:id="rId21" w:history="1">
+        <w:hyperlink r:id="rId22" w:history="1">
           <w:r>
             <w:rPr>
               <w:rStyle w:val="Hyperlink"/>
@@ -3334,13 +2969,21 @@
       </w:r>
       <w:r>
         <w:rPr>
+          <w:u w:val="single" w:color="0000ff"/>
           <w:rFonts w:ascii="Charis SIL Regular" w:hAnsi="Charis SIL Regular" w:eastAsia="Charis SIL Regular"/>
           <w:b w:val="0"/>
           <w:i w:val="0"/>
           <w:color w:val="000000"/>
           <w:sz w:val="24"/>
         </w:rPr>
-        <w:t>und in the countries where the m</w:t>
+        <w:hyperlink r:id="rId20" w:history="1">
+          <w:r>
+            <w:rPr>
+              <w:rStyle w:val="Hyperlink"/>
+            </w:rPr>
+            <w:t>u</w:t>
+          </w:r>
+        </w:hyperlink>
       </w:r>
       <w:r>
         <w:rPr>
@@ -3351,7 +2994,64 @@
           <w:color w:val="000000"/>
           <w:sz w:val="24"/>
         </w:rPr>
-        <w:hyperlink r:id="rId21" w:history="1">
+        <w:hyperlink r:id="rId20" w:history="1">
+          <w:r>
+            <w:rPr>
+              <w:rStyle w:val="Hyperlink"/>
+            </w:rPr>
+            <w:t xml:space="preserve">nd in </w:t>
+          </w:r>
+        </w:hyperlink>
+      </w:r>
+      <w:r>
+        <w:rPr>
+          <w:u w:val="single" w:color="0000ff"/>
+          <w:rFonts w:ascii="Charis SIL Regular" w:hAnsi="Charis SIL Regular" w:eastAsia="Charis SIL Regular"/>
+          <w:b w:val="0"/>
+          <w:i w:val="0"/>
+          <w:color w:val="000000"/>
+          <w:sz w:val="24"/>
+        </w:rPr>
+        <w:t>t</w:t>
+      </w:r>
+      <w:r>
+        <w:rPr>
+          <w:rFonts w:ascii="Charis SIL Regular" w:hAnsi="Charis SIL Regular" w:eastAsia="Charis SIL Regular"/>
+          <w:b w:val="0"/>
+          <w:i w:val="0"/>
+          <w:color w:val="000000"/>
+          <w:sz w:val="24"/>
+        </w:rPr>
+        <w:t>he count</w:t>
+      </w:r>
+      <w:r>
+        <w:rPr>
+          <w:u w:val="single" w:color="0000ff"/>
+          <w:rFonts w:ascii="Charis SIL Regular" w:hAnsi="Charis SIL Regular" w:eastAsia="Charis SIL Regular"/>
+          <w:b w:val="0"/>
+          <w:i w:val="0"/>
+          <w:color w:val="000000"/>
+          <w:sz w:val="24"/>
+        </w:rPr>
+        <w:hyperlink r:id="rId22" w:history="1">
+          <w:r>
+            <w:rPr>
+              <w:rStyle w:val="Hyperlink"/>
+            </w:rPr>
+            <w:t>ries where the m</w:t>
+          </w:r>
+        </w:hyperlink>
+      </w:r>
+      <w:r>
+        <w:rPr>
+          <w:u w:val="single" w:color="0000ff"/>
+          <w:rFonts w:ascii="Charis SIL Regular" w:hAnsi="Charis SIL Regular" w:eastAsia="Charis SIL Regular"/>
+          <w:b w:val="0"/>
+          <w:i w:val="0"/>
+          <w:color w:val="000000"/>
+          <w:sz w:val="24"/>
+        </w:rPr>
+        <w:hyperlink r:id="rId22" w:history="1">
           <w:r>
             <w:rPr>
               <w:rStyle w:val="Hyperlink"/>
@@ -3369,7 +3069,7 @@
           <w:color w:val="000000"/>
           <w:sz w:val="24"/>
         </w:rPr>
-        <w:hyperlink r:id="rId21" w:history="1">
+        <w:hyperlink r:id="rId22" w:history="1">
           <w:r>
             <w:rPr>
               <w:rStyle w:val="Hyperlink"/>
@@ -3506,7 +3206,7 @@
           <w:sz w:val="24"/>
           <w:u w:val="single"/>
         </w:rPr>
-        <w:t>Scientific research</w:t>
+        <w:t xml:space="preserve">Scientific research </w:t>
       </w:r>
       <w:r>
         <w:rPr>
@@ -3517,7 +3217,7 @@
           <w:sz w:val="24"/>
           <w:u w:val="single"/>
         </w:rPr>
-        <w:t xml:space="preserve"> </w:t>
+        <w:t>in colonised territorie</w:t>
       </w:r>
       <w:r>
         <w:rPr>
@@ -3526,9 +3226,8 @@
           <w:i w:val="0"/>
           <w:color w:val="0000FF"/>
           <w:sz w:val="24"/>
-          <w:u w:val="single"/>
-        </w:rPr>
-        <w:t>in colonised territories</w:t>
+        </w:rPr>
+        <w:t>s</w:t>
       </w:r>
       <w:r>
         <w:br/>
@@ -4284,9 +3983,15 @@
           <w:i w:val="0"/>
           <w:color w:val="0000FF"/>
           <w:sz w:val="24"/>
-          <w:u w:val="single"/>
-        </w:rPr>
-        <w:t>7</w:t>
+        </w:rPr>
+        <w:hyperlink r:id="rId25" w:history="1">
+          <w:r>
+            <w:rPr>
+              <w:rStyle w:val="Hyperlink"/>
+            </w:rPr>
+            <w:t>7</w:t>
+          </w:r>
+        </w:hyperlink>
       </w:r>
       <w:r>
         <w:rPr>

--- a/EXPORTS/DOCX/published/niveau2/English/ChristianMission.docx
+++ b/EXPORTS/DOCX/published/niveau2/English/ChristianMission.docx
@@ -721,7 +721,7 @@
           <w:sz w:val="24"/>
           <w:u w:val="single"/>
         </w:rPr>
-        <w:hyperlink r:id="rId10" w:history="1">
+        <w:hyperlink r:id="rId11" w:history="1">
           <w:r>
             <w:rPr>
               <w:rStyle w:val="Hyperlink"/>
@@ -779,7 +779,7 @@
           <w:sz w:val="24"/>
           <w:u w:val="single"/>
         </w:rPr>
-        <w:hyperlink r:id="rId11" w:history="1">
+        <w:hyperlink r:id="rId10" w:history="1">
           <w:r>
             <w:rPr>
               <w:rStyle w:val="Hyperlink"/>
@@ -815,7 +815,7 @@
           <w:sz w:val="24"/>
           <w:u w:val="single"/>
         </w:rPr>
-        <w:hyperlink r:id="rId11" w:history="1">
+        <w:hyperlink r:id="rId10" w:history="1">
           <w:r>
             <w:rPr>
               <w:rStyle w:val="Hyperlink"/>
@@ -844,7 +844,7 @@
           <w:sz w:val="24"/>
           <w:u w:val="single"/>
         </w:rPr>
-        <w:hyperlink r:id="rId10" w:history="1">
+        <w:hyperlink r:id="rId11" w:history="1">
           <w:r>
             <w:rPr>
               <w:rStyle w:val="Hyperlink"/>
@@ -994,7 +994,50 @@
           <w:color w:val="000000"/>
           <w:sz w:val="24"/>
         </w:rPr>
-        <w:t xml:space="preserve"> the Afrika Muse</w:t>
+        <w:hyperlink r:id="rId11" w:history="1">
+          <w:r>
+            <w:rPr>
+              <w:rStyle w:val="Hyperlink"/>
+            </w:rPr>
+            <w:t xml:space="preserve"> the Afrika M</w:t>
+          </w:r>
+        </w:hyperlink>
+      </w:r>
+      <w:r>
+        <w:rPr>
+          <w:u w:val="single" w:color="0000ff"/>
+          <w:rFonts w:ascii="Charis SIL Regular" w:hAnsi="Charis SIL Regular" w:eastAsia="Charis SIL Regular"/>
+          <w:b w:val="0"/>
+          <w:i w:val="0"/>
+          <w:color w:val="000000"/>
+          <w:sz w:val="24"/>
+        </w:rPr>
+        <w:hyperlink r:id="rId11" w:history="1">
+          <w:r>
+            <w:rPr>
+              <w:rStyle w:val="Hyperlink"/>
+            </w:rPr>
+            <w:t>u</w:t>
+          </w:r>
+        </w:hyperlink>
+      </w:r>
+      <w:r>
+        <w:rPr>
+          <w:u w:val="single" w:color="0000ff"/>
+          <w:rFonts w:ascii="Charis SIL Regular" w:hAnsi="Charis SIL Regular" w:eastAsia="Charis SIL Regular"/>
+          <w:b w:val="0"/>
+          <w:i w:val="0"/>
+          <w:color w:val="000000"/>
+          <w:sz w:val="24"/>
+        </w:rPr>
+        <w:hyperlink r:id="rId11" w:history="1">
+          <w:r>
+            <w:rPr>
+              <w:rStyle w:val="Hyperlink"/>
+            </w:rPr>
+            <w:t>se</w:t>
+          </w:r>
+        </w:hyperlink>
       </w:r>
       <w:r>
         <w:rPr>
@@ -1115,35 +1158,7 @@
           <w:color w:val="000000"/>
           <w:sz w:val="24"/>
         </w:rPr>
-        <w:t>2024. O</w:t>
-      </w:r>
-      <w:r>
-        <w:rPr>
-          <w:u w:val="single" w:color="0000ff"/>
-          <w:rFonts w:ascii="Charis SIL Regular" w:hAnsi="Charis SIL Regular" w:eastAsia="Charis SIL Regular"/>
-          <w:b w:val="0"/>
-          <w:i w:val="0"/>
-          <w:color w:val="000000"/>
-          <w:sz w:val="24"/>
-        </w:rPr>
-        <w:hyperlink r:id="rId12" w:history="1">
-          <w:r>
-            <w:rPr>
-              <w:rStyle w:val="Hyperlink"/>
-            </w:rPr>
-            <w:t>bjec</w:t>
-          </w:r>
-        </w:hyperlink>
-      </w:r>
-      <w:r>
-        <w:rPr>
-          <w:rFonts w:ascii="Charis SIL Regular" w:hAnsi="Charis SIL Regular" w:eastAsia="Charis SIL Regular"/>
-          <w:b w:val="0"/>
-          <w:i w:val="0"/>
-          <w:color w:val="000000"/>
-          <w:sz w:val="24"/>
-        </w:rPr>
-        <w:t xml:space="preserve">ts that were collected by the </w:t>
+        <w:t xml:space="preserve">2024. Objects that were collected by the </w:t>
       </w:r>
       <w:r>
         <w:rPr>
@@ -1250,50 +1265,7 @@
           <w:color w:val="000000"/>
           <w:sz w:val="24"/>
         </w:rPr>
-        <w:hyperlink r:id="rId13" w:history="1">
-          <w:r>
-            <w:rPr>
-              <w:rStyle w:val="Hyperlink"/>
-            </w:rPr>
-            <w:t>si, can be pre</w:t>
-          </w:r>
-        </w:hyperlink>
-      </w:r>
-      <w:r>
-        <w:rPr>
-          <w:u w:val="single" w:color="0000ff"/>
-          <w:rFonts w:ascii="Charis SIL Regular" w:hAnsi="Charis SIL Regular" w:eastAsia="Charis SIL Regular"/>
-          <w:b w:val="0"/>
-          <w:i w:val="0"/>
-          <w:color w:val="000000"/>
-          <w:sz w:val="24"/>
-        </w:rPr>
-        <w:hyperlink r:id="rId13" w:history="1">
-          <w:r>
-            <w:rPr>
-              <w:rStyle w:val="Hyperlink"/>
-            </w:rPr>
-            <w:t>d</w:t>
-          </w:r>
-        </w:hyperlink>
-      </w:r>
-      <w:r>
-        <w:rPr>
-          <w:u w:val="single" w:color="0000ff"/>
-          <w:rFonts w:ascii="Charis SIL Regular" w:hAnsi="Charis SIL Regular" w:eastAsia="Charis SIL Regular"/>
-          <w:b w:val="0"/>
-          <w:i w:val="0"/>
-          <w:color w:val="000000"/>
-          <w:sz w:val="24"/>
-        </w:rPr>
-        <w:hyperlink r:id="rId13" w:history="1">
-          <w:r>
-            <w:rPr>
-              <w:rStyle w:val="Hyperlink"/>
-            </w:rPr>
-            <w:t>ominantly</w:t>
-          </w:r>
-        </w:hyperlink>
+        <w:t>si, can be predominantly</w:t>
       </w:r>
       <w:r>
         <w:rPr>
@@ -2367,8 +2339,56 @@
           <w:i w:val="0"/>
           <w:color w:val="0000FF"/>
           <w:sz w:val="24"/>
-        </w:rPr>
-        <w:t>Churches in the Nether</w:t>
+          <w:u w:val="single"/>
+        </w:rPr>
+        <w:t>Churches in th</w:t>
+      </w:r>
+      <w:r>
+        <w:rPr>
+          <w:rFonts w:ascii="Charis SIL Regular" w:hAnsi="Charis SIL Regular" w:eastAsia="Charis SIL Regular"/>
+          <w:b w:val="0"/>
+          <w:i w:val="0"/>
+          <w:color w:val="0000FF"/>
+          <w:sz w:val="24"/>
+          <w:u w:val="single"/>
+        </w:rPr>
+        <w:hyperlink r:id="rId18" w:history="1">
+          <w:r>
+            <w:rPr>
+              <w:rStyle w:val="Hyperlink"/>
+            </w:rPr>
+            <w:t>e</w:t>
+          </w:r>
+        </w:hyperlink>
+      </w:r>
+      <w:r>
+        <w:rPr>
+          <w:rFonts w:ascii="Charis SIL Regular" w:hAnsi="Charis SIL Regular" w:eastAsia="Charis SIL Regular"/>
+          <w:b w:val="0"/>
+          <w:i w:val="0"/>
+          <w:color w:val="0000FF"/>
+          <w:sz w:val="24"/>
+          <w:u w:val="single"/>
+        </w:rPr>
+        <w:t xml:space="preserve"> </w:t>
+      </w:r>
+      <w:r>
+        <w:rPr>
+          <w:rFonts w:ascii="Charis SIL Regular" w:hAnsi="Charis SIL Regular" w:eastAsia="Charis SIL Regular"/>
+          <w:b w:val="0"/>
+          <w:i w:val="0"/>
+          <w:color w:val="0000FF"/>
+          <w:sz w:val="24"/>
+          <w:u w:val="single"/>
+        </w:rPr>
+        <w:hyperlink r:id="rId18" w:history="1">
+          <w:r>
+            <w:rPr>
+              <w:rStyle w:val="Hyperlink"/>
+            </w:rPr>
+            <w:t>Nether</w:t>
+          </w:r>
+        </w:hyperlink>
       </w:r>
       <w:r>
         <w:rPr>
@@ -2390,21 +2410,13 @@
       </w:r>
       <w:r>
         <w:rPr>
-          <w:u w:val="single" w:color="0000ff"/>
           <w:rFonts w:ascii="Charis SIL Regular" w:hAnsi="Charis SIL Regular" w:eastAsia="Charis SIL Regular"/>
           <w:b w:val="0"/>
           <w:i w:val="0"/>
           <w:color w:val="000000"/>
           <w:sz w:val="24"/>
         </w:rPr>
-        <w:hyperlink r:id="rId18" w:history="1">
-          <w:r>
-            <w:rPr>
-              <w:rStyle w:val="Hyperlink"/>
-            </w:rPr>
-            <w:t xml:space="preserve">, </w:t>
-          </w:r>
-        </w:hyperlink>
+        <w:t xml:space="preserve">, </w:t>
       </w:r>
       <w:r>
         <w:rPr>
@@ -2451,7 +2463,7 @@
           <w:sz w:val="24"/>
           <w:u w:val="single"/>
         </w:rPr>
-        <w:hyperlink r:id="rId19" w:history="1">
+        <w:hyperlink r:id="rId20" w:history="1">
           <w:r>
             <w:rPr>
               <w:rStyle w:val="Hyperlink"/>
@@ -2469,7 +2481,7 @@
           <w:sz w:val="24"/>
           <w:u w:val="single"/>
         </w:rPr>
-        <w:hyperlink r:id="rId19" w:history="1">
+        <w:hyperlink r:id="rId20" w:history="1">
           <w:r>
             <w:rPr>
               <w:rStyle w:val="Hyperlink"/>
@@ -2487,7 +2499,7 @@
           <w:sz w:val="24"/>
           <w:u w:val="single"/>
         </w:rPr>
-        <w:hyperlink r:id="rId19" w:history="1">
+        <w:hyperlink r:id="rId20" w:history="1">
           <w:r>
             <w:rPr>
               <w:rStyle w:val="Hyperlink"/>
@@ -2505,7 +2517,7 @@
           <w:sz w:val="24"/>
           <w:u w:val="single"/>
         </w:rPr>
-        <w:hyperlink r:id="rId19" w:history="1">
+        <w:hyperlink r:id="rId20" w:history="1">
           <w:r>
             <w:rPr>
               <w:rStyle w:val="Hyperlink"/>
@@ -2534,7 +2546,7 @@
           <w:sz w:val="24"/>
           <w:u w:val="single"/>
         </w:rPr>
-        <w:hyperlink r:id="rId19" w:history="1">
+        <w:hyperlink r:id="rId20" w:history="1">
           <w:r>
             <w:rPr>
               <w:rStyle w:val="Hyperlink"/>
@@ -2545,13 +2557,139 @@
       </w:r>
       <w:r>
         <w:rPr>
+          <w:u w:val="single" w:color="0000ff"/>
           <w:rFonts w:ascii="Charis SIL Regular" w:hAnsi="Charis SIL Regular" w:eastAsia="Charis SIL Regular"/>
           <w:b w:val="0"/>
           <w:i w:val="0"/>
           <w:color w:val="000000"/>
           <w:sz w:val="24"/>
         </w:rPr>
-        <w:t xml:space="preserve"> at the Vrije Universiteit, </w:t>
+        <w:hyperlink r:id="rId19" w:history="1">
+          <w:r>
+            <w:rPr>
+              <w:rStyle w:val="Hyperlink"/>
+            </w:rPr>
+            <w:t xml:space="preserve"> at the</w:t>
+          </w:r>
+        </w:hyperlink>
+      </w:r>
+      <w:r>
+        <w:rPr>
+          <w:u w:val="single" w:color="0000ff"/>
+          <w:rFonts w:ascii="Charis SIL Regular" w:hAnsi="Charis SIL Regular" w:eastAsia="Charis SIL Regular"/>
+          <w:b w:val="0"/>
+          <w:i w:val="0"/>
+          <w:color w:val="000000"/>
+          <w:sz w:val="24"/>
+        </w:rPr>
+        <w:t xml:space="preserve"> </w:t>
+      </w:r>
+      <w:r>
+        <w:rPr>
+          <w:u w:val="single" w:color="0000ff"/>
+          <w:rFonts w:ascii="Charis SIL Regular" w:hAnsi="Charis SIL Regular" w:eastAsia="Charis SIL Regular"/>
+          <w:b w:val="0"/>
+          <w:i w:val="0"/>
+          <w:color w:val="000000"/>
+          <w:sz w:val="24"/>
+        </w:rPr>
+        <w:hyperlink r:id="rId19" w:history="1">
+          <w:r>
+            <w:rPr>
+              <w:rStyle w:val="Hyperlink"/>
+            </w:rPr>
+            <w:t>Vrije U</w:t>
+          </w:r>
+        </w:hyperlink>
+      </w:r>
+      <w:r>
+        <w:rPr>
+          <w:u w:val="single" w:color="0000ff"/>
+          <w:rFonts w:ascii="Charis SIL Regular" w:hAnsi="Charis SIL Regular" w:eastAsia="Charis SIL Regular"/>
+          <w:b w:val="0"/>
+          <w:i w:val="0"/>
+          <w:color w:val="000000"/>
+          <w:sz w:val="24"/>
+        </w:rPr>
+        <w:hyperlink r:id="rId19" w:history="1">
+          <w:r>
+            <w:rPr>
+              <w:rStyle w:val="Hyperlink"/>
+            </w:rPr>
+            <w:t>ni</w:t>
+          </w:r>
+        </w:hyperlink>
+      </w:r>
+      <w:r>
+        <w:rPr>
+          <w:u w:val="single" w:color="0000ff"/>
+          <w:rFonts w:ascii="Charis SIL Regular" w:hAnsi="Charis SIL Regular" w:eastAsia="Charis SIL Regular"/>
+          <w:b w:val="0"/>
+          <w:i w:val="0"/>
+          <w:color w:val="000000"/>
+          <w:sz w:val="24"/>
+        </w:rPr>
+        <w:hyperlink r:id="rId19" w:history="1">
+          <w:r>
+            <w:rPr>
+              <w:rStyle w:val="Hyperlink"/>
+            </w:rPr>
+            <w:t>v</w:t>
+          </w:r>
+        </w:hyperlink>
+      </w:r>
+      <w:r>
+        <w:rPr>
+          <w:u w:val="single" w:color="0000ff"/>
+          <w:rFonts w:ascii="Charis SIL Regular" w:hAnsi="Charis SIL Regular" w:eastAsia="Charis SIL Regular"/>
+          <w:b w:val="0"/>
+          <w:i w:val="0"/>
+          <w:color w:val="000000"/>
+          <w:sz w:val="24"/>
+        </w:rPr>
+        <w:hyperlink r:id="rId19" w:history="1">
+          <w:r>
+            <w:rPr>
+              <w:rStyle w:val="Hyperlink"/>
+            </w:rPr>
+            <w:t>ers</w:t>
+          </w:r>
+        </w:hyperlink>
+      </w:r>
+      <w:r>
+        <w:rPr>
+          <w:u w:val="single" w:color="0000ff"/>
+          <w:rFonts w:ascii="Charis SIL Regular" w:hAnsi="Charis SIL Regular" w:eastAsia="Charis SIL Regular"/>
+          <w:b w:val="0"/>
+          <w:i w:val="0"/>
+          <w:color w:val="000000"/>
+          <w:sz w:val="24"/>
+        </w:rPr>
+        <w:hyperlink r:id="rId19" w:history="1">
+          <w:r>
+            <w:rPr>
+              <w:rStyle w:val="Hyperlink"/>
+            </w:rPr>
+            <w:t>i</w:t>
+          </w:r>
+        </w:hyperlink>
+      </w:r>
+      <w:r>
+        <w:rPr>
+          <w:rFonts w:ascii="Charis SIL Regular" w:hAnsi="Charis SIL Regular" w:eastAsia="Charis SIL Regular"/>
+          <w:b w:val="0"/>
+          <w:i w:val="0"/>
+          <w:color w:val="000000"/>
+          <w:sz w:val="24"/>
+        </w:rPr>
+        <w:hyperlink r:id="rId19" w:history="1">
+          <w:r>
+            <w:rPr>
+              <w:rStyle w:val="Hyperlink"/>
+            </w:rPr>
+            <w:t xml:space="preserve">teit, </w:t>
+          </w:r>
+        </w:hyperlink>
       </w:r>
       <w:r>
         <w:rPr>
@@ -2562,7 +2700,7 @@
           <w:sz w:val="24"/>
           <w:u w:val="single"/>
         </w:rPr>
-        <w:hyperlink r:id="rId20" w:history="1">
+        <w:hyperlink r:id="rId21" w:history="1">
           <w:r>
             <w:rPr>
               <w:rStyle w:val="Hyperlink"/>
@@ -2580,7 +2718,7 @@
           <w:sz w:val="24"/>
           <w:u w:val="single"/>
         </w:rPr>
-        <w:hyperlink r:id="rId20" w:history="1">
+        <w:hyperlink r:id="rId21" w:history="1">
           <w:r>
             <w:rPr>
               <w:rStyle w:val="Hyperlink"/>
@@ -2598,7 +2736,7 @@
           <w:sz w:val="24"/>
           <w:u w:val="single"/>
         </w:rPr>
-        <w:hyperlink r:id="rId20" w:history="1">
+        <w:hyperlink r:id="rId21" w:history="1">
           <w:r>
             <w:rPr>
               <w:rStyle w:val="Hyperlink"/>
@@ -2616,7 +2754,7 @@
           <w:sz w:val="24"/>
           <w:u w:val="single"/>
         </w:rPr>
-        <w:hyperlink r:id="rId20" w:history="1">
+        <w:hyperlink r:id="rId21" w:history="1">
           <w:r>
             <w:rPr>
               <w:rStyle w:val="Hyperlink"/>
@@ -2634,7 +2772,7 @@
           <w:sz w:val="24"/>
           <w:u w:val="single"/>
         </w:rPr>
-        <w:hyperlink r:id="rId20" w:history="1">
+        <w:hyperlink r:id="rId21" w:history="1">
           <w:r>
             <w:rPr>
               <w:rStyle w:val="Hyperlink"/>
@@ -2652,7 +2790,7 @@
           <w:sz w:val="24"/>
           <w:u w:val="single"/>
         </w:rPr>
-        <w:hyperlink r:id="rId20" w:history="1">
+        <w:hyperlink r:id="rId21" w:history="1">
           <w:r>
             <w:rPr>
               <w:rStyle w:val="Hyperlink"/>
@@ -2670,7 +2808,7 @@
           <w:sz w:val="24"/>
           <w:u w:val="single"/>
         </w:rPr>
-        <w:hyperlink r:id="rId20" w:history="1">
+        <w:hyperlink r:id="rId21" w:history="1">
           <w:r>
             <w:rPr>
               <w:rStyle w:val="Hyperlink"/>
@@ -2688,7 +2826,7 @@
           <w:sz w:val="24"/>
           <w:u w:val="single"/>
         </w:rPr>
-        <w:hyperlink r:id="rId20" w:history="1">
+        <w:hyperlink r:id="rId21" w:history="1">
           <w:r>
             <w:rPr>
               <w:rStyle w:val="Hyperlink"/>
@@ -2717,7 +2855,7 @@
           <w:sz w:val="24"/>
           <w:u w:val="single"/>
         </w:rPr>
-        <w:hyperlink r:id="rId20" w:history="1">
+        <w:hyperlink r:id="rId21" w:history="1">
           <w:r>
             <w:rPr>
               <w:rStyle w:val="Hyperlink"/>
@@ -2728,48 +2866,13 @@
       </w:r>
       <w:r>
         <w:rPr>
-          <w:u w:val="single" w:color="0000ff"/>
           <w:rFonts w:ascii="Charis SIL Regular" w:hAnsi="Charis SIL Regular" w:eastAsia="Charis SIL Regular"/>
           <w:b w:val="0"/>
           <w:i w:val="0"/>
           <w:color w:val="000000"/>
           <w:sz w:val="24"/>
         </w:rPr>
-        <w:hyperlink r:id="rId19" w:history="1">
-          <w:r>
-            <w:rPr>
-              <w:rStyle w:val="Hyperlink"/>
-            </w:rPr>
-            <w:t xml:space="preserve">, and </w:t>
-          </w:r>
-        </w:hyperlink>
-      </w:r>
-      <w:r>
-        <w:rPr>
-          <w:rFonts w:ascii="Charis SIL Regular" w:hAnsi="Charis SIL Regular" w:eastAsia="Charis SIL Regular"/>
-          <w:b w:val="0"/>
-          <w:i w:val="0"/>
-          <w:color w:val="000000"/>
-          <w:sz w:val="24"/>
-        </w:rPr>
-        <w:t>th</w:t>
-      </w:r>
-      <w:r>
-        <w:rPr>
-          <w:rFonts w:ascii="Charis SIL Regular" w:hAnsi="Charis SIL Regular" w:eastAsia="Charis SIL Regular"/>
-          <w:b w:val="0"/>
-          <w:i w:val="0"/>
-          <w:color w:val="000000"/>
-          <w:sz w:val="24"/>
-        </w:rPr>
-        <w:hyperlink r:id="rId21" w:history="1">
-          <w:r>
-            <w:rPr>
-              <w:rStyle w:val="Hyperlink"/>
-            </w:rPr>
-            <w:t xml:space="preserve">e </w:t>
-          </w:r>
-        </w:hyperlink>
+        <w:t xml:space="preserve">, and the </w:t>
       </w:r>
       <w:r>
         <w:rPr>
@@ -2798,7 +2901,7 @@
           <w:sz w:val="24"/>
           <w:u w:val="single"/>
         </w:rPr>
-        <w:hyperlink r:id="rId22" w:history="1">
+        <w:hyperlink r:id="rId20" w:history="1">
           <w:r>
             <w:rPr>
               <w:rStyle w:val="Hyperlink"/>
@@ -2816,7 +2919,7 @@
           <w:sz w:val="24"/>
           <w:u w:val="single"/>
         </w:rPr>
-        <w:hyperlink r:id="rId22" w:history="1">
+        <w:hyperlink r:id="rId20" w:history="1">
           <w:r>
             <w:rPr>
               <w:rStyle w:val="Hyperlink"/>
@@ -2845,7 +2948,7 @@
           <w:sz w:val="24"/>
           <w:u w:val="single"/>
         </w:rPr>
-        <w:hyperlink r:id="rId22" w:history="1">
+        <w:hyperlink r:id="rId20" w:history="1">
           <w:r>
             <w:rPr>
               <w:rStyle w:val="Hyperlink"/>
@@ -2920,7 +3023,7 @@
           <w:color w:val="000000"/>
           <w:sz w:val="24"/>
         </w:rPr>
-        <w:hyperlink r:id="rId20" w:history="1">
+        <w:hyperlink r:id="rId21" w:history="1">
           <w:r>
             <w:rPr>
               <w:rStyle w:val="Hyperlink"/>
@@ -2958,7 +3061,7 @@
           <w:color w:val="000000"/>
           <w:sz w:val="24"/>
         </w:rPr>
-        <w:hyperlink r:id="rId20" w:history="1">
+        <w:hyperlink r:id="rId21" w:history="1">
           <w:r>
             <w:rPr>
               <w:rStyle w:val="Hyperlink"/>
@@ -2976,7 +3079,7 @@
           <w:color w:val="000000"/>
           <w:sz w:val="24"/>
         </w:rPr>
-        <w:hyperlink r:id="rId20" w:history="1">
+        <w:hyperlink r:id="rId21" w:history="1">
           <w:r>
             <w:rPr>
               <w:rStyle w:val="Hyperlink"/>
@@ -2994,7 +3097,7 @@
           <w:color w:val="000000"/>
           <w:sz w:val="24"/>
         </w:rPr>
-        <w:hyperlink r:id="rId20" w:history="1">
+        <w:hyperlink r:id="rId21" w:history="1">
           <w:r>
             <w:rPr>
               <w:rStyle w:val="Hyperlink"/>
@@ -3369,7 +3472,7 @@
           <w:sz w:val="24"/>
           <w:u w:val="single"/>
         </w:rPr>
-        <w:t>Scientific research in colonised terri</w:t>
+        <w:t>Scientific research in colonised territ</w:t>
       </w:r>
       <w:r>
         <w:rPr>
@@ -3380,7 +3483,7 @@
           <w:sz w:val="24"/>
           <w:u w:val="single"/>
         </w:rPr>
-        <w:t>t</w:t>
+        <w:t>orie</w:t>
       </w:r>
       <w:r>
         <w:rPr>
@@ -3389,9 +3492,8 @@
           <w:i w:val="0"/>
           <w:color w:val="0000FF"/>
           <w:sz w:val="24"/>
-          <w:u w:val="single"/>
-        </w:rPr>
-        <w:t>ories</w:t>
+        </w:rPr>
+        <w:t>s</w:t>
       </w:r>
       <w:r>
         <w:br/>

--- a/EXPORTS/DOCX/published/niveau2/English/ChristianMission.docx
+++ b/EXPORTS/DOCX/published/niveau2/English/ChristianMission.docx
@@ -445,6 +445,16 @@
       </w:r>
       <w:r>
         <w:rPr>
+          <w:rFonts w:ascii="Charis SIL Regular" w:hAnsi="Charis SIL Regular" w:eastAsia="Charis SIL Regular"/>
+          <w:b w:val="0"/>
+          <w:i w:val="0"/>
+          <w:color w:val="000000"/>
+          <w:sz w:val="24"/>
+        </w:rPr>
+        <w:t>made up of objects that were coll</w:t>
+      </w:r>
+      <w:r>
+        <w:rPr>
           <w:u w:val="single" w:color="0000ff"/>
           <w:rFonts w:ascii="Charis SIL Regular" w:hAnsi="Charis SIL Regular" w:eastAsia="Charis SIL Regular"/>
           <w:b w:val="0"/>
@@ -452,7 +462,50 @@
           <w:color w:val="000000"/>
           <w:sz w:val="24"/>
         </w:rPr>
-        <w:t>made up of objects that were collected by</w:t>
+        <w:hyperlink r:id="rId9" w:history="1">
+          <w:r>
+            <w:rPr>
+              <w:rStyle w:val="Hyperlink"/>
+            </w:rPr>
+            <w:t>ecte</w:t>
+          </w:r>
+        </w:hyperlink>
+      </w:r>
+      <w:r>
+        <w:rPr>
+          <w:u w:val="single" w:color="0000ff"/>
+          <w:rFonts w:ascii="Charis SIL Regular" w:hAnsi="Charis SIL Regular" w:eastAsia="Charis SIL Regular"/>
+          <w:b w:val="0"/>
+          <w:i w:val="0"/>
+          <w:color w:val="000000"/>
+          <w:sz w:val="24"/>
+        </w:rPr>
+        <w:hyperlink r:id="rId9" w:history="1">
+          <w:r>
+            <w:rPr>
+              <w:rStyle w:val="Hyperlink"/>
+            </w:rPr>
+            <w:t>d</w:t>
+          </w:r>
+        </w:hyperlink>
+      </w:r>
+      <w:r>
+        <w:rPr>
+          <w:u w:val="single" w:color="0000ff"/>
+          <w:rFonts w:ascii="Charis SIL Regular" w:hAnsi="Charis SIL Regular" w:eastAsia="Charis SIL Regular"/>
+          <w:b w:val="0"/>
+          <w:i w:val="0"/>
+          <w:color w:val="000000"/>
+          <w:sz w:val="24"/>
+        </w:rPr>
+        <w:hyperlink r:id="rId9" w:history="1">
+          <w:r>
+            <w:rPr>
+              <w:rStyle w:val="Hyperlink"/>
+            </w:rPr>
+            <w:t xml:space="preserve"> by</w:t>
+          </w:r>
+        </w:hyperlink>
       </w:r>
       <w:r>
         <w:rPr>
@@ -721,7 +774,7 @@
           <w:sz w:val="24"/>
           <w:u w:val="single"/>
         </w:rPr>
-        <w:hyperlink r:id="rId11" w:history="1">
+        <w:hyperlink r:id="rId10" w:history="1">
           <w:r>
             <w:rPr>
               <w:rStyle w:val="Hyperlink"/>
@@ -779,7 +832,7 @@
           <w:sz w:val="24"/>
           <w:u w:val="single"/>
         </w:rPr>
-        <w:hyperlink r:id="rId10" w:history="1">
+        <w:hyperlink r:id="rId11" w:history="1">
           <w:r>
             <w:rPr>
               <w:rStyle w:val="Hyperlink"/>
@@ -797,7 +850,7 @@
           <w:sz w:val="24"/>
           <w:u w:val="single"/>
         </w:rPr>
-        <w:hyperlink r:id="rId10" w:history="1">
+        <w:hyperlink r:id="rId11" w:history="1">
           <w:r>
             <w:rPr>
               <w:rStyle w:val="Hyperlink"/>
@@ -815,7 +868,7 @@
           <w:sz w:val="24"/>
           <w:u w:val="single"/>
         </w:rPr>
-        <w:hyperlink r:id="rId10" w:history="1">
+        <w:hyperlink r:id="rId11" w:history="1">
           <w:r>
             <w:rPr>
               <w:rStyle w:val="Hyperlink"/>
@@ -994,50 +1047,7 @@
           <w:color w:val="000000"/>
           <w:sz w:val="24"/>
         </w:rPr>
-        <w:hyperlink r:id="rId11" w:history="1">
-          <w:r>
-            <w:rPr>
-              <w:rStyle w:val="Hyperlink"/>
-            </w:rPr>
-            <w:t xml:space="preserve"> the Afrika M</w:t>
-          </w:r>
-        </w:hyperlink>
-      </w:r>
-      <w:r>
-        <w:rPr>
-          <w:u w:val="single" w:color="0000ff"/>
-          <w:rFonts w:ascii="Charis SIL Regular" w:hAnsi="Charis SIL Regular" w:eastAsia="Charis SIL Regular"/>
-          <w:b w:val="0"/>
-          <w:i w:val="0"/>
-          <w:color w:val="000000"/>
-          <w:sz w:val="24"/>
-        </w:rPr>
-        <w:hyperlink r:id="rId11" w:history="1">
-          <w:r>
-            <w:rPr>
-              <w:rStyle w:val="Hyperlink"/>
-            </w:rPr>
-            <w:t>u</w:t>
-          </w:r>
-        </w:hyperlink>
-      </w:r>
-      <w:r>
-        <w:rPr>
-          <w:u w:val="single" w:color="0000ff"/>
-          <w:rFonts w:ascii="Charis SIL Regular" w:hAnsi="Charis SIL Regular" w:eastAsia="Charis SIL Regular"/>
-          <w:b w:val="0"/>
-          <w:i w:val="0"/>
-          <w:color w:val="000000"/>
-          <w:sz w:val="24"/>
-        </w:rPr>
-        <w:hyperlink r:id="rId11" w:history="1">
-          <w:r>
-            <w:rPr>
-              <w:rStyle w:val="Hyperlink"/>
-            </w:rPr>
-            <w:t>se</w:t>
-          </w:r>
-        </w:hyperlink>
+        <w:t xml:space="preserve"> the Afrika Muse</w:t>
       </w:r>
       <w:r>
         <w:rPr>
@@ -1158,7 +1168,53 @@
           <w:color w:val="000000"/>
           <w:sz w:val="24"/>
         </w:rPr>
-        <w:t xml:space="preserve">2024. Objects that were collected by the </w:t>
+        <w:t>2024</w:t>
+      </w:r>
+      <w:r>
+        <w:rPr>
+          <w:u w:val="single" w:color="0000ff"/>
+          <w:rFonts w:ascii="Charis SIL Regular" w:hAnsi="Charis SIL Regular" w:eastAsia="Charis SIL Regular"/>
+          <w:b w:val="0"/>
+          <w:i w:val="0"/>
+          <w:color w:val="000000"/>
+          <w:sz w:val="24"/>
+        </w:rPr>
+        <w:hyperlink r:id="rId12" w:history="1">
+          <w:r>
+            <w:rPr>
+              <w:rStyle w:val="Hyperlink"/>
+            </w:rPr>
+            <w:t>. O</w:t>
+          </w:r>
+        </w:hyperlink>
+      </w:r>
+      <w:r>
+        <w:rPr>
+          <w:u w:val="single" w:color="0000ff"/>
+          <w:rFonts w:ascii="Charis SIL Regular" w:hAnsi="Charis SIL Regular" w:eastAsia="Charis SIL Regular"/>
+          <w:b w:val="0"/>
+          <w:i w:val="0"/>
+          <w:color w:val="000000"/>
+          <w:sz w:val="24"/>
+        </w:rPr>
+        <w:hyperlink r:id="rId12" w:history="1">
+          <w:r>
+            <w:rPr>
+              <w:rStyle w:val="Hyperlink"/>
+            </w:rPr>
+            <w:t>bjec</w:t>
+          </w:r>
+        </w:hyperlink>
+      </w:r>
+      <w:r>
+        <w:rPr>
+          <w:rFonts w:ascii="Charis SIL Regular" w:hAnsi="Charis SIL Regular" w:eastAsia="Charis SIL Regular"/>
+          <w:b w:val="0"/>
+          <w:i w:val="0"/>
+          <w:color w:val="000000"/>
+          <w:sz w:val="24"/>
+        </w:rPr>
+        <w:t xml:space="preserve">ts that were collected by the </w:t>
       </w:r>
       <w:r>
         <w:rPr>
@@ -1265,7 +1321,50 @@
           <w:color w:val="000000"/>
           <w:sz w:val="24"/>
         </w:rPr>
-        <w:t>si, can be predominantly</w:t>
+        <w:hyperlink r:id="rId13" w:history="1">
+          <w:r>
+            <w:rPr>
+              <w:rStyle w:val="Hyperlink"/>
+            </w:rPr>
+            <w:t>si, can be pre</w:t>
+          </w:r>
+        </w:hyperlink>
+      </w:r>
+      <w:r>
+        <w:rPr>
+          <w:u w:val="single" w:color="0000ff"/>
+          <w:rFonts w:ascii="Charis SIL Regular" w:hAnsi="Charis SIL Regular" w:eastAsia="Charis SIL Regular"/>
+          <w:b w:val="0"/>
+          <w:i w:val="0"/>
+          <w:color w:val="000000"/>
+          <w:sz w:val="24"/>
+        </w:rPr>
+        <w:hyperlink r:id="rId13" w:history="1">
+          <w:r>
+            <w:rPr>
+              <w:rStyle w:val="Hyperlink"/>
+            </w:rPr>
+            <w:t>d</w:t>
+          </w:r>
+        </w:hyperlink>
+      </w:r>
+      <w:r>
+        <w:rPr>
+          <w:u w:val="single" w:color="0000ff"/>
+          <w:rFonts w:ascii="Charis SIL Regular" w:hAnsi="Charis SIL Regular" w:eastAsia="Charis SIL Regular"/>
+          <w:b w:val="0"/>
+          <w:i w:val="0"/>
+          <w:color w:val="000000"/>
+          <w:sz w:val="24"/>
+        </w:rPr>
+        <w:hyperlink r:id="rId13" w:history="1">
+          <w:r>
+            <w:rPr>
+              <w:rStyle w:val="Hyperlink"/>
+            </w:rPr>
+            <w:t>ominantly</w:t>
+          </w:r>
+        </w:hyperlink>
       </w:r>
       <w:r>
         <w:rPr>

--- a/EXPORTS/DOCX/published/niveau2/English/ChristianMission.docx
+++ b/EXPORTS/DOCX/published/niveau2/English/ChristianMission.docx
@@ -445,13 +445,75 @@
       </w:r>
       <w:r>
         <w:rPr>
+          <w:u w:val="single" w:color="0000ff"/>
           <w:rFonts w:ascii="Charis SIL Regular" w:hAnsi="Charis SIL Regular" w:eastAsia="Charis SIL Regular"/>
           <w:b w:val="0"/>
           <w:i w:val="0"/>
           <w:color w:val="000000"/>
           <w:sz w:val="24"/>
         </w:rPr>
-        <w:t>made up of objects that were coll</w:t>
+        <w:hyperlink r:id="rId9" w:history="1">
+          <w:r>
+            <w:rPr>
+              <w:rStyle w:val="Hyperlink"/>
+            </w:rPr>
+            <w:t>made up of ob</w:t>
+          </w:r>
+        </w:hyperlink>
+      </w:r>
+      <w:r>
+        <w:rPr>
+          <w:u w:val="single" w:color="0000ff"/>
+          <w:rFonts w:ascii="Charis SIL Regular" w:hAnsi="Charis SIL Regular" w:eastAsia="Charis SIL Regular"/>
+          <w:b w:val="0"/>
+          <w:i w:val="0"/>
+          <w:color w:val="000000"/>
+          <w:sz w:val="24"/>
+        </w:rPr>
+        <w:hyperlink r:id="rId9" w:history="1">
+          <w:r>
+            <w:rPr>
+              <w:rStyle w:val="Hyperlink"/>
+            </w:rPr>
+            <w:t>jects tha</w:t>
+          </w:r>
+        </w:hyperlink>
+      </w:r>
+      <w:r>
+        <w:rPr>
+          <w:u w:val="single" w:color="0000ff"/>
+          <w:rFonts w:ascii="Charis SIL Regular" w:hAnsi="Charis SIL Regular" w:eastAsia="Charis SIL Regular"/>
+          <w:b w:val="0"/>
+          <w:i w:val="0"/>
+          <w:color w:val="000000"/>
+          <w:sz w:val="24"/>
+        </w:rPr>
+        <w:hyperlink r:id="rId9" w:history="1">
+          <w:r>
+            <w:rPr>
+              <w:rStyle w:val="Hyperlink"/>
+            </w:rPr>
+            <w:t>t</w:t>
+          </w:r>
+        </w:hyperlink>
+      </w:r>
+      <w:r>
+        <w:rPr>
+          <w:u w:val="single" w:color="0000ff"/>
+          <w:rFonts w:ascii="Charis SIL Regular" w:hAnsi="Charis SIL Regular" w:eastAsia="Charis SIL Regular"/>
+          <w:b w:val="0"/>
+          <w:i w:val="0"/>
+          <w:color w:val="000000"/>
+          <w:sz w:val="24"/>
+        </w:rPr>
+        <w:hyperlink r:id="rId9" w:history="1">
+          <w:r>
+            <w:rPr>
+              <w:rStyle w:val="Hyperlink"/>
+            </w:rPr>
+            <w:t xml:space="preserve"> were coll</w:t>
+          </w:r>
+        </w:hyperlink>
       </w:r>
       <w:r>
         <w:rPr>
@@ -491,21 +553,13 @@
       </w:r>
       <w:r>
         <w:rPr>
-          <w:u w:val="single" w:color="0000ff"/>
           <w:rFonts w:ascii="Charis SIL Regular" w:hAnsi="Charis SIL Regular" w:eastAsia="Charis SIL Regular"/>
           <w:b w:val="0"/>
           <w:i w:val="0"/>
           <w:color w:val="000000"/>
           <w:sz w:val="24"/>
         </w:rPr>
-        <w:hyperlink r:id="rId9" w:history="1">
-          <w:r>
-            <w:rPr>
-              <w:rStyle w:val="Hyperlink"/>
-            </w:rPr>
-            <w:t xml:space="preserve"> by</w:t>
-          </w:r>
-        </w:hyperlink>
+        <w:t xml:space="preserve"> by</w:t>
       </w:r>
       <w:r>
         <w:rPr>
@@ -732,7 +786,7 @@
             <w:rPr>
               <w:rStyle w:val="Hyperlink"/>
             </w:rPr>
-            <w:t>r</w:t>
+            <w:t>regation</w:t>
           </w:r>
         </w:hyperlink>
       </w:r>
@@ -745,14 +799,7 @@
           <w:sz w:val="24"/>
           <w:u w:val="single"/>
         </w:rPr>
-        <w:hyperlink r:id="rId10" w:history="1">
-          <w:r>
-            <w:rPr>
-              <w:rStyle w:val="Hyperlink"/>
-            </w:rPr>
-            <w:t>egation</w:t>
-          </w:r>
-        </w:hyperlink>
+        <w:t xml:space="preserve"> </w:t>
       </w:r>
       <w:r>
         <w:rPr>
@@ -763,18 +810,7 @@
           <w:sz w:val="24"/>
           <w:u w:val="single"/>
         </w:rPr>
-        <w:t xml:space="preserve"> </w:t>
-      </w:r>
-      <w:r>
-        <w:rPr>
-          <w:rFonts w:ascii="Charis SIL Regular" w:hAnsi="Charis SIL Regular" w:eastAsia="Charis SIL Regular"/>
-          <w:b w:val="0"/>
-          <w:i w:val="0"/>
-          <w:color w:val="0000FF"/>
-          <w:sz w:val="24"/>
-          <w:u w:val="single"/>
-        </w:rPr>
-        <w:hyperlink r:id="rId10" w:history="1">
+        <w:hyperlink r:id="rId11" w:history="1">
           <w:r>
             <w:rPr>
               <w:rStyle w:val="Hyperlink"/>
@@ -897,7 +933,7 @@
           <w:sz w:val="24"/>
           <w:u w:val="single"/>
         </w:rPr>
-        <w:hyperlink r:id="rId11" w:history="1">
+        <w:hyperlink r:id="rId10" w:history="1">
           <w:r>
             <w:rPr>
               <w:rStyle w:val="Hyperlink"/>
@@ -1047,7 +1083,50 @@
           <w:color w:val="000000"/>
           <w:sz w:val="24"/>
         </w:rPr>
-        <w:t xml:space="preserve"> the Afrika Muse</w:t>
+        <w:hyperlink r:id="rId11" w:history="1">
+          <w:r>
+            <w:rPr>
+              <w:rStyle w:val="Hyperlink"/>
+            </w:rPr>
+            <w:t xml:space="preserve"> the Afrika M</w:t>
+          </w:r>
+        </w:hyperlink>
+      </w:r>
+      <w:r>
+        <w:rPr>
+          <w:u w:val="single" w:color="0000ff"/>
+          <w:rFonts w:ascii="Charis SIL Regular" w:hAnsi="Charis SIL Regular" w:eastAsia="Charis SIL Regular"/>
+          <w:b w:val="0"/>
+          <w:i w:val="0"/>
+          <w:color w:val="000000"/>
+          <w:sz w:val="24"/>
+        </w:rPr>
+        <w:hyperlink r:id="rId11" w:history="1">
+          <w:r>
+            <w:rPr>
+              <w:rStyle w:val="Hyperlink"/>
+            </w:rPr>
+            <w:t>u</w:t>
+          </w:r>
+        </w:hyperlink>
+      </w:r>
+      <w:r>
+        <w:rPr>
+          <w:u w:val="single" w:color="0000ff"/>
+          <w:rFonts w:ascii="Charis SIL Regular" w:hAnsi="Charis SIL Regular" w:eastAsia="Charis SIL Regular"/>
+          <w:b w:val="0"/>
+          <w:i w:val="0"/>
+          <w:color w:val="000000"/>
+          <w:sz w:val="24"/>
+        </w:rPr>
+        <w:hyperlink r:id="rId11" w:history="1">
+          <w:r>
+            <w:rPr>
+              <w:rStyle w:val="Hyperlink"/>
+            </w:rPr>
+            <w:t>se</w:t>
+          </w:r>
+        </w:hyperlink>
       </w:r>
       <w:r>
         <w:rPr>
@@ -1162,13 +1241,21 @@
       </w:r>
       <w:r>
         <w:rPr>
+          <w:u w:val="single" w:color="0000ff"/>
           <w:rFonts w:ascii="Charis SIL Regular" w:hAnsi="Charis SIL Regular" w:eastAsia="Charis SIL Regular"/>
           <w:b w:val="0"/>
           <w:i w:val="0"/>
           <w:color w:val="000000"/>
           <w:sz w:val="24"/>
         </w:rPr>
-        <w:t>2024</w:t>
+        <w:hyperlink r:id="rId12" w:history="1">
+          <w:r>
+            <w:rPr>
+              <w:rStyle w:val="Hyperlink"/>
+            </w:rPr>
+            <w:t>2024</w:t>
+          </w:r>
+        </w:hyperlink>
       </w:r>
       <w:r>
         <w:rPr>
@@ -1741,79 +1828,7 @@
           <w:color w:val="000000"/>
           <w:sz w:val="24"/>
         </w:rPr>
-        <w:t>Dut</w:t>
-      </w:r>
-      <w:r>
-        <w:rPr>
-          <w:u w:val="single" w:color="0000ff"/>
-          <w:rFonts w:ascii="Charis SIL Regular" w:hAnsi="Charis SIL Regular" w:eastAsia="Charis SIL Regular"/>
-          <w:b w:val="0"/>
-          <w:i w:val="0"/>
-          <w:color w:val="000000"/>
-          <w:sz w:val="24"/>
-        </w:rPr>
-        <w:hyperlink r:id="rId15" w:history="1">
-          <w:r>
-            <w:rPr>
-              <w:rStyle w:val="Hyperlink"/>
-            </w:rPr>
-            <w:t>ch Protestant</w:t>
-          </w:r>
-        </w:hyperlink>
-      </w:r>
-      <w:r>
-        <w:rPr>
-          <w:u w:val="single" w:color="0000ff"/>
-          <w:rFonts w:ascii="Charis SIL Regular" w:hAnsi="Charis SIL Regular" w:eastAsia="Charis SIL Regular"/>
-          <w:b w:val="0"/>
-          <w:i w:val="0"/>
-          <w:color w:val="000000"/>
-          <w:sz w:val="24"/>
-        </w:rPr>
-        <w:hyperlink r:id="rId15" w:history="1">
-          <w:r>
-            <w:rPr>
-              <w:rStyle w:val="Hyperlink"/>
-            </w:rPr>
-            <w:t xml:space="preserve"> and</w:t>
-          </w:r>
-        </w:hyperlink>
-      </w:r>
-      <w:r>
-        <w:rPr>
-          <w:u w:val="single" w:color="0000ff"/>
-          <w:rFonts w:ascii="Charis SIL Regular" w:hAnsi="Charis SIL Regular" w:eastAsia="Charis SIL Regular"/>
-          <w:b w:val="0"/>
-          <w:i w:val="0"/>
-          <w:color w:val="000000"/>
-          <w:sz w:val="24"/>
-        </w:rPr>
-        <w:hyperlink r:id="rId15" w:history="1">
-          <w:r>
-            <w:rPr>
-              <w:rStyle w:val="Hyperlink"/>
-            </w:rPr>
-            <w:t xml:space="preserve"> Catholic mis</w:t>
-          </w:r>
-        </w:hyperlink>
-      </w:r>
-      <w:r>
-        <w:rPr>
-          <w:u w:val="single" w:color="0000ff"/>
-          <w:rFonts w:ascii="Charis SIL Regular" w:hAnsi="Charis SIL Regular" w:eastAsia="Charis SIL Regular"/>
-          <w:b w:val="0"/>
-          <w:i w:val="0"/>
-          <w:color w:val="000000"/>
-          <w:sz w:val="24"/>
-        </w:rPr>
-        <w:hyperlink r:id="rId15" w:history="1">
-          <w:r>
-            <w:rPr>
-              <w:rStyle w:val="Hyperlink"/>
-            </w:rPr>
-            <w:t>sionary ar</w:t>
-          </w:r>
-        </w:hyperlink>
+        <w:t>Dutch Protestant and Catholic missionary ar</w:t>
       </w:r>
       <w:r>
         <w:rPr>
@@ -2440,7 +2455,72 @@
           <w:sz w:val="24"/>
           <w:u w:val="single"/>
         </w:rPr>
-        <w:t>Churches in th</w:t>
+        <w:hyperlink r:id="rId19" w:history="1">
+          <w:r>
+            <w:rPr>
+              <w:rStyle w:val="Hyperlink"/>
+            </w:rPr>
+            <w:t>Churches</w:t>
+          </w:r>
+        </w:hyperlink>
+      </w:r>
+      <w:r>
+        <w:rPr>
+          <w:rFonts w:ascii="Charis SIL Regular" w:hAnsi="Charis SIL Regular" w:eastAsia="Charis SIL Regular"/>
+          <w:b w:val="0"/>
+          <w:i w:val="0"/>
+          <w:color w:val="0000FF"/>
+          <w:sz w:val="24"/>
+          <w:u w:val="single"/>
+        </w:rPr>
+        <w:t xml:space="preserve"> </w:t>
+      </w:r>
+      <w:r>
+        <w:rPr>
+          <w:rFonts w:ascii="Charis SIL Regular" w:hAnsi="Charis SIL Regular" w:eastAsia="Charis SIL Regular"/>
+          <w:b w:val="0"/>
+          <w:i w:val="0"/>
+          <w:color w:val="0000FF"/>
+          <w:sz w:val="24"/>
+          <w:u w:val="single"/>
+        </w:rPr>
+        <w:hyperlink r:id="rId19" w:history="1">
+          <w:r>
+            <w:rPr>
+              <w:rStyle w:val="Hyperlink"/>
+            </w:rPr>
+            <w:t>in</w:t>
+          </w:r>
+        </w:hyperlink>
+      </w:r>
+      <w:r>
+        <w:rPr>
+          <w:rFonts w:ascii="Charis SIL Regular" w:hAnsi="Charis SIL Regular" w:eastAsia="Charis SIL Regular"/>
+          <w:b w:val="0"/>
+          <w:i w:val="0"/>
+          <w:color w:val="0000FF"/>
+          <w:sz w:val="24"/>
+          <w:u w:val="single"/>
+        </w:rPr>
+        <w:t xml:space="preserve"> </w:t>
+      </w:r>
+      <w:r>
+        <w:rPr>
+          <w:rFonts w:ascii="Charis SIL Regular" w:hAnsi="Charis SIL Regular" w:eastAsia="Charis SIL Regular"/>
+          <w:b w:val="0"/>
+          <w:i w:val="0"/>
+          <w:color w:val="0000FF"/>
+          <w:sz w:val="24"/>
+          <w:u w:val="single"/>
+        </w:rPr>
+        <w:hyperlink r:id="rId19" w:history="1">
+          <w:r>
+            <w:rPr>
+              <w:rStyle w:val="Hyperlink"/>
+            </w:rPr>
+            <w:t>th</w:t>
+          </w:r>
+        </w:hyperlink>
       </w:r>
       <w:r>
         <w:rPr>
@@ -2480,7 +2560,7 @@
           <w:sz w:val="24"/>
           <w:u w:val="single"/>
         </w:rPr>
-        <w:hyperlink r:id="rId18" w:history="1">
+        <w:hyperlink r:id="rId19" w:history="1">
           <w:r>
             <w:rPr>
               <w:rStyle w:val="Hyperlink"/>
@@ -2509,13 +2589,21 @@
       </w:r>
       <w:r>
         <w:rPr>
+          <w:u w:val="single" w:color="0000ff"/>
           <w:rFonts w:ascii="Charis SIL Regular" w:hAnsi="Charis SIL Regular" w:eastAsia="Charis SIL Regular"/>
           <w:b w:val="0"/>
           <w:i w:val="0"/>
           <w:color w:val="000000"/>
           <w:sz w:val="24"/>
         </w:rPr>
-        <w:t xml:space="preserve">, </w:t>
+        <w:hyperlink r:id="rId18" w:history="1">
+          <w:r>
+            <w:rPr>
+              <w:rStyle w:val="Hyperlink"/>
+            </w:rPr>
+            <w:t xml:space="preserve">, </w:t>
+          </w:r>
+        </w:hyperlink>
       </w:r>
       <w:r>
         <w:rPr>
@@ -2544,14 +2632,7 @@
           <w:sz w:val="24"/>
           <w:u w:val="single"/>
         </w:rPr>
-        <w:hyperlink r:id="rId19" w:history="1">
-          <w:r>
-            <w:rPr>
-              <w:rStyle w:val="Hyperlink"/>
-            </w:rPr>
-            <w:t>DC|</w:t>
-          </w:r>
-        </w:hyperlink>
+        <w:t>DC|Protestant</w:t>
       </w:r>
       <w:r>
         <w:rPr>
@@ -2562,61 +2643,7 @@
           <w:sz w:val="24"/>
           <w:u w:val="single"/>
         </w:rPr>
-        <w:hyperlink r:id="rId20" w:history="1">
-          <w:r>
-            <w:rPr>
-              <w:rStyle w:val="Hyperlink"/>
-            </w:rPr>
-            <w:t>Prote</w:t>
-          </w:r>
-        </w:hyperlink>
-      </w:r>
-      <w:r>
-        <w:rPr>
-          <w:rFonts w:ascii="Charis SIL Regular" w:hAnsi="Charis SIL Regular" w:eastAsia="Charis SIL Regular"/>
-          <w:b w:val="0"/>
-          <w:i w:val="0"/>
-          <w:color w:val="0000FF"/>
-          <w:sz w:val="24"/>
-          <w:u w:val="single"/>
-        </w:rPr>
-        <w:hyperlink r:id="rId20" w:history="1">
-          <w:r>
-            <w:rPr>
-              <w:rStyle w:val="Hyperlink"/>
-            </w:rPr>
-            <w:t>s</w:t>
-          </w:r>
-        </w:hyperlink>
-      </w:r>
-      <w:r>
-        <w:rPr>
-          <w:rFonts w:ascii="Charis SIL Regular" w:hAnsi="Charis SIL Regular" w:eastAsia="Charis SIL Regular"/>
-          <w:b w:val="0"/>
-          <w:i w:val="0"/>
-          <w:color w:val="0000FF"/>
-          <w:sz w:val="24"/>
-          <w:u w:val="single"/>
-        </w:rPr>
-        <w:hyperlink r:id="rId20" w:history="1">
-          <w:r>
-            <w:rPr>
-              <w:rStyle w:val="Hyperlink"/>
-            </w:rPr>
-            <w:t>tant</w:t>
-          </w:r>
-        </w:hyperlink>
-      </w:r>
-      <w:r>
-        <w:rPr>
-          <w:rFonts w:ascii="Charis SIL Regular" w:hAnsi="Charis SIL Regular" w:eastAsia="Charis SIL Regular"/>
-          <w:b w:val="0"/>
-          <w:i w:val="0"/>
-          <w:color w:val="0000FF"/>
-          <w:sz w:val="24"/>
-          <w:u w:val="single"/>
-        </w:rPr>
-        <w:hyperlink r:id="rId20" w:history="1">
+        <w:hyperlink r:id="rId19" w:history="1">
           <w:r>
             <w:rPr>
               <w:rStyle w:val="Hyperlink"/>
@@ -2656,139 +2683,13 @@
       </w:r>
       <w:r>
         <w:rPr>
-          <w:u w:val="single" w:color="0000ff"/>
           <w:rFonts w:ascii="Charis SIL Regular" w:hAnsi="Charis SIL Regular" w:eastAsia="Charis SIL Regular"/>
           <w:b w:val="0"/>
           <w:i w:val="0"/>
           <w:color w:val="000000"/>
           <w:sz w:val="24"/>
         </w:rPr>
-        <w:hyperlink r:id="rId19" w:history="1">
-          <w:r>
-            <w:rPr>
-              <w:rStyle w:val="Hyperlink"/>
-            </w:rPr>
-            <w:t xml:space="preserve"> at the</w:t>
-          </w:r>
-        </w:hyperlink>
-      </w:r>
-      <w:r>
-        <w:rPr>
-          <w:u w:val="single" w:color="0000ff"/>
-          <w:rFonts w:ascii="Charis SIL Regular" w:hAnsi="Charis SIL Regular" w:eastAsia="Charis SIL Regular"/>
-          <w:b w:val="0"/>
-          <w:i w:val="0"/>
-          <w:color w:val="000000"/>
-          <w:sz w:val="24"/>
-        </w:rPr>
-        <w:t xml:space="preserve"> </w:t>
-      </w:r>
-      <w:r>
-        <w:rPr>
-          <w:u w:val="single" w:color="0000ff"/>
-          <w:rFonts w:ascii="Charis SIL Regular" w:hAnsi="Charis SIL Regular" w:eastAsia="Charis SIL Regular"/>
-          <w:b w:val="0"/>
-          <w:i w:val="0"/>
-          <w:color w:val="000000"/>
-          <w:sz w:val="24"/>
-        </w:rPr>
-        <w:hyperlink r:id="rId19" w:history="1">
-          <w:r>
-            <w:rPr>
-              <w:rStyle w:val="Hyperlink"/>
-            </w:rPr>
-            <w:t>Vrije U</w:t>
-          </w:r>
-        </w:hyperlink>
-      </w:r>
-      <w:r>
-        <w:rPr>
-          <w:u w:val="single" w:color="0000ff"/>
-          <w:rFonts w:ascii="Charis SIL Regular" w:hAnsi="Charis SIL Regular" w:eastAsia="Charis SIL Regular"/>
-          <w:b w:val="0"/>
-          <w:i w:val="0"/>
-          <w:color w:val="000000"/>
-          <w:sz w:val="24"/>
-        </w:rPr>
-        <w:hyperlink r:id="rId19" w:history="1">
-          <w:r>
-            <w:rPr>
-              <w:rStyle w:val="Hyperlink"/>
-            </w:rPr>
-            <w:t>ni</w:t>
-          </w:r>
-        </w:hyperlink>
-      </w:r>
-      <w:r>
-        <w:rPr>
-          <w:u w:val="single" w:color="0000ff"/>
-          <w:rFonts w:ascii="Charis SIL Regular" w:hAnsi="Charis SIL Regular" w:eastAsia="Charis SIL Regular"/>
-          <w:b w:val="0"/>
-          <w:i w:val="0"/>
-          <w:color w:val="000000"/>
-          <w:sz w:val="24"/>
-        </w:rPr>
-        <w:hyperlink r:id="rId19" w:history="1">
-          <w:r>
-            <w:rPr>
-              <w:rStyle w:val="Hyperlink"/>
-            </w:rPr>
-            <w:t>v</w:t>
-          </w:r>
-        </w:hyperlink>
-      </w:r>
-      <w:r>
-        <w:rPr>
-          <w:u w:val="single" w:color="0000ff"/>
-          <w:rFonts w:ascii="Charis SIL Regular" w:hAnsi="Charis SIL Regular" w:eastAsia="Charis SIL Regular"/>
-          <w:b w:val="0"/>
-          <w:i w:val="0"/>
-          <w:color w:val="000000"/>
-          <w:sz w:val="24"/>
-        </w:rPr>
-        <w:hyperlink r:id="rId19" w:history="1">
-          <w:r>
-            <w:rPr>
-              <w:rStyle w:val="Hyperlink"/>
-            </w:rPr>
-            <w:t>ers</w:t>
-          </w:r>
-        </w:hyperlink>
-      </w:r>
-      <w:r>
-        <w:rPr>
-          <w:u w:val="single" w:color="0000ff"/>
-          <w:rFonts w:ascii="Charis SIL Regular" w:hAnsi="Charis SIL Regular" w:eastAsia="Charis SIL Regular"/>
-          <w:b w:val="0"/>
-          <w:i w:val="0"/>
-          <w:color w:val="000000"/>
-          <w:sz w:val="24"/>
-        </w:rPr>
-        <w:hyperlink r:id="rId19" w:history="1">
-          <w:r>
-            <w:rPr>
-              <w:rStyle w:val="Hyperlink"/>
-            </w:rPr>
-            <w:t>i</w:t>
-          </w:r>
-        </w:hyperlink>
-      </w:r>
-      <w:r>
-        <w:rPr>
-          <w:rFonts w:ascii="Charis SIL Regular" w:hAnsi="Charis SIL Regular" w:eastAsia="Charis SIL Regular"/>
-          <w:b w:val="0"/>
-          <w:i w:val="0"/>
-          <w:color w:val="000000"/>
-          <w:sz w:val="24"/>
-        </w:rPr>
-        <w:hyperlink r:id="rId19" w:history="1">
-          <w:r>
-            <w:rPr>
-              <w:rStyle w:val="Hyperlink"/>
-            </w:rPr>
-            <w:t xml:space="preserve">teit, </w:t>
-          </w:r>
-        </w:hyperlink>
+        <w:t xml:space="preserve"> at the Vrije Universiteit, </w:t>
       </w:r>
       <w:r>
         <w:rPr>
@@ -2954,7 +2855,7 @@
           <w:sz w:val="24"/>
           <w:u w:val="single"/>
         </w:rPr>
-        <w:hyperlink r:id="rId21" w:history="1">
+        <w:hyperlink r:id="rId19" w:history="1">
           <w:r>
             <w:rPr>
               <w:rStyle w:val="Hyperlink"/>
@@ -2965,13 +2866,49 @@
       </w:r>
       <w:r>
         <w:rPr>
+          <w:u w:val="single" w:color="0000ff"/>
           <w:rFonts w:ascii="Charis SIL Regular" w:hAnsi="Charis SIL Regular" w:eastAsia="Charis SIL Regular"/>
           <w:b w:val="0"/>
           <w:i w:val="0"/>
           <w:color w:val="000000"/>
           <w:sz w:val="24"/>
         </w:rPr>
-        <w:t xml:space="preserve">, and the </w:t>
+        <w:hyperlink r:id="rId19" w:history="1">
+          <w:r>
+            <w:rPr>
+              <w:rStyle w:val="Hyperlink"/>
+            </w:rPr>
+            <w:t xml:space="preserve">, and </w:t>
+          </w:r>
+        </w:hyperlink>
+      </w:r>
+      <w:r>
+        <w:rPr>
+          <w:rFonts w:ascii="Charis SIL Regular" w:hAnsi="Charis SIL Regular" w:eastAsia="Charis SIL Regular"/>
+          <w:b w:val="0"/>
+          <w:i w:val="0"/>
+          <w:color w:val="000000"/>
+          <w:sz w:val="24"/>
+        </w:rPr>
+        <w:t>th</w:t>
+      </w:r>
+      <w:r>
+        <w:rPr>
+          <w:u w:val="single" w:color="0000ff"/>
+          <w:rFonts w:ascii="Charis SIL Regular" w:hAnsi="Charis SIL Regular" w:eastAsia="Charis SIL Regular"/>
+          <w:b w:val="0"/>
+          <w:i w:val="0"/>
+          <w:color w:val="000000"/>
+          <w:sz w:val="24"/>
+        </w:rPr>
+        <w:hyperlink r:id="rId20" w:history="1">
+          <w:r>
+            <w:rPr>
+              <w:rStyle w:val="Hyperlink"/>
+            </w:rPr>
+            <w:t xml:space="preserve">e </w:t>
+          </w:r>
+        </w:hyperlink>
       </w:r>
       <w:r>
         <w:rPr>
@@ -2980,14 +2917,13 @@
           <w:i w:val="0"/>
           <w:color w:val="0000FF"/>
           <w:sz w:val="24"/>
-          <w:u w:val="single"/>
         </w:rPr>
         <w:hyperlink r:id="rId22" w:history="1">
           <w:r>
             <w:rPr>
               <w:rStyle w:val="Hyperlink"/>
             </w:rPr>
-            <w:t>Erf</w:t>
+            <w:t>Erfgoedcentru</w:t>
           </w:r>
         </w:hyperlink>
       </w:r>
@@ -3000,25 +2936,7 @@
           <w:sz w:val="24"/>
           <w:u w:val="single"/>
         </w:rPr>
-        <w:hyperlink r:id="rId20" w:history="1">
-          <w:r>
-            <w:rPr>
-              <w:rStyle w:val="Hyperlink"/>
-            </w:rPr>
-            <w:t>goedcentru</w:t>
-          </w:r>
-        </w:hyperlink>
-      </w:r>
-      <w:r>
-        <w:rPr>
-          <w:rFonts w:ascii="Charis SIL Regular" w:hAnsi="Charis SIL Regular" w:eastAsia="Charis SIL Regular"/>
-          <w:b w:val="0"/>
-          <w:i w:val="0"/>
-          <w:color w:val="0000FF"/>
-          <w:sz w:val="24"/>
-          <w:u w:val="single"/>
-        </w:rPr>
-        <w:hyperlink r:id="rId20" w:history="1">
+        <w:hyperlink r:id="rId22" w:history="1">
           <w:r>
             <w:rPr>
               <w:rStyle w:val="Hyperlink"/>
@@ -3047,7 +2965,7 @@
           <w:sz w:val="24"/>
           <w:u w:val="single"/>
         </w:rPr>
-        <w:hyperlink r:id="rId20" w:history="1">
+        <w:hyperlink r:id="rId22" w:history="1">
           <w:r>
             <w:rPr>
               <w:rStyle w:val="Hyperlink"/>
@@ -3408,7 +3326,7 @@
           <w:sz w:val="24"/>
           <w:u w:val="single"/>
         </w:rPr>
-        <w:t xml:space="preserve">Scientific research </w:t>
+        <w:t>Scientific research</w:t>
       </w:r>
       <w:r>
         <w:rPr>
@@ -3419,7 +3337,7 @@
           <w:sz w:val="24"/>
           <w:u w:val="single"/>
         </w:rPr>
-        <w:t>in colonised territorie</w:t>
+        <w:t xml:space="preserve"> </w:t>
       </w:r>
       <w:r>
         <w:rPr>
@@ -3428,8 +3346,9 @@
           <w:i w:val="0"/>
           <w:color w:val="0000FF"/>
           <w:sz w:val="24"/>
-        </w:rPr>
-        <w:t>s</w:t>
+          <w:u w:val="single"/>
+        </w:rPr>
+        <w:t>in colonised territories</w:t>
       </w:r>
       <w:r>
         <w:br/>
@@ -3571,7 +3490,7 @@
           <w:sz w:val="24"/>
           <w:u w:val="single"/>
         </w:rPr>
-        <w:t>Scientific research in colonised territ</w:t>
+        <w:t>Scientific research in colonised terri</w:t>
       </w:r>
       <w:r>
         <w:rPr>
@@ -3582,7 +3501,7 @@
           <w:sz w:val="24"/>
           <w:u w:val="single"/>
         </w:rPr>
-        <w:t>orie</w:t>
+        <w:t>t</w:t>
       </w:r>
       <w:r>
         <w:rPr>
@@ -3591,8 +3510,9 @@
           <w:i w:val="0"/>
           <w:color w:val="0000FF"/>
           <w:sz w:val="24"/>
-        </w:rPr>
-        <w:t>s</w:t>
+          <w:u w:val="single"/>
+        </w:rPr>
+        <w:t>ories</w:t>
       </w:r>
       <w:r>
         <w:br/>
@@ -4184,15 +4104,9 @@
           <w:i w:val="0"/>
           <w:color w:val="0000FF"/>
           <w:sz w:val="24"/>
-        </w:rPr>
-        <w:hyperlink r:id="rId25" w:history="1">
-          <w:r>
-            <w:rPr>
-              <w:rStyle w:val="Hyperlink"/>
-            </w:rPr>
-            <w:t>7</w:t>
-          </w:r>
-        </w:hyperlink>
+          <w:u w:val="single"/>
+        </w:rPr>
+        <w:t>7</w:t>
       </w:r>
       <w:r>
         <w:rPr>
@@ -4558,9 +4472,15 @@
           <w:i w:val="0"/>
           <w:color w:val="0000FF"/>
           <w:sz w:val="24"/>
-          <w:u w:val="single"/>
-        </w:rPr>
-        <w:t>1</w:t>
+        </w:rPr>
+        <w:hyperlink r:id="rId27" w:history="1">
+          <w:r>
+            <w:rPr>
+              <w:rStyle w:val="Hyperlink"/>
+            </w:rPr>
+            <w:t>1</w:t>
+          </w:r>
+        </w:hyperlink>
       </w:r>
       <w:r>
         <w:rPr>

--- a/EXPORTS/DOCX/published/niveau2/English/ChristianMission.docx
+++ b/EXPORTS/DOCX/published/niveau2/English/ChristianMission.docx
@@ -553,13 +553,21 @@
       </w:r>
       <w:r>
         <w:rPr>
+          <w:u w:val="single" w:color="0000ff"/>
           <w:rFonts w:ascii="Charis SIL Regular" w:hAnsi="Charis SIL Regular" w:eastAsia="Charis SIL Regular"/>
           <w:b w:val="0"/>
           <w:i w:val="0"/>
           <w:color w:val="000000"/>
           <w:sz w:val="24"/>
         </w:rPr>
-        <w:t xml:space="preserve"> by</w:t>
+        <w:hyperlink r:id="rId9" w:history="1">
+          <w:r>
+            <w:rPr>
+              <w:rStyle w:val="Hyperlink"/>
+            </w:rPr>
+            <w:t xml:space="preserve"> by</w:t>
+          </w:r>
+        </w:hyperlink>
       </w:r>
       <w:r>
         <w:rPr>
@@ -786,7 +794,7 @@
             <w:rPr>
               <w:rStyle w:val="Hyperlink"/>
             </w:rPr>
-            <w:t>regation</w:t>
+            <w:t>r</w:t>
           </w:r>
         </w:hyperlink>
       </w:r>
@@ -799,6 +807,24 @@
           <w:sz w:val="24"/>
           <w:u w:val="single"/>
         </w:rPr>
+        <w:hyperlink r:id="rId11" w:history="1">
+          <w:r>
+            <w:rPr>
+              <w:rStyle w:val="Hyperlink"/>
+            </w:rPr>
+            <w:t>egation</w:t>
+          </w:r>
+        </w:hyperlink>
+      </w:r>
+      <w:r>
+        <w:rPr>
+          <w:rFonts w:ascii="Charis SIL Regular" w:hAnsi="Charis SIL Regular" w:eastAsia="Charis SIL Regular"/>
+          <w:b w:val="0"/>
+          <w:i w:val="0"/>
+          <w:color w:val="0000FF"/>
+          <w:sz w:val="24"/>
+          <w:u w:val="single"/>
+        </w:rPr>
         <w:t xml:space="preserve"> </w:t>
       </w:r>
       <w:r>
@@ -810,7 +836,7 @@
           <w:sz w:val="24"/>
           <w:u w:val="single"/>
         </w:rPr>
-        <w:hyperlink r:id="rId11" w:history="1">
+        <w:hyperlink r:id="rId10" w:history="1">
           <w:r>
             <w:rPr>
               <w:rStyle w:val="Hyperlink"/>
@@ -839,7 +865,7 @@
           <w:sz w:val="24"/>
           <w:u w:val="single"/>
         </w:rPr>
-        <w:hyperlink r:id="rId11" w:history="1">
+        <w:hyperlink r:id="rId10" w:history="1">
           <w:r>
             <w:rPr>
               <w:rStyle w:val="Hyperlink"/>
@@ -868,7 +894,7 @@
           <w:sz w:val="24"/>
           <w:u w:val="single"/>
         </w:rPr>
-        <w:hyperlink r:id="rId11" w:history="1">
+        <w:hyperlink r:id="rId10" w:history="1">
           <w:r>
             <w:rPr>
               <w:rStyle w:val="Hyperlink"/>
@@ -886,7 +912,7 @@
           <w:sz w:val="24"/>
           <w:u w:val="single"/>
         </w:rPr>
-        <w:hyperlink r:id="rId11" w:history="1">
+        <w:hyperlink r:id="rId10" w:history="1">
           <w:r>
             <w:rPr>
               <w:rStyle w:val="Hyperlink"/>
@@ -904,7 +930,7 @@
           <w:sz w:val="24"/>
           <w:u w:val="single"/>
         </w:rPr>
-        <w:hyperlink r:id="rId11" w:history="1">
+        <w:hyperlink r:id="rId10" w:history="1">
           <w:r>
             <w:rPr>
               <w:rStyle w:val="Hyperlink"/>
@@ -1828,7 +1854,79 @@
           <w:color w:val="000000"/>
           <w:sz w:val="24"/>
         </w:rPr>
-        <w:t>Dutch Protestant and Catholic missionary ar</w:t>
+        <w:t>Dut</w:t>
+      </w:r>
+      <w:r>
+        <w:rPr>
+          <w:u w:val="single" w:color="0000ff"/>
+          <w:rFonts w:ascii="Charis SIL Regular" w:hAnsi="Charis SIL Regular" w:eastAsia="Charis SIL Regular"/>
+          <w:b w:val="0"/>
+          <w:i w:val="0"/>
+          <w:color w:val="000000"/>
+          <w:sz w:val="24"/>
+        </w:rPr>
+        <w:hyperlink r:id="rId15" w:history="1">
+          <w:r>
+            <w:rPr>
+              <w:rStyle w:val="Hyperlink"/>
+            </w:rPr>
+            <w:t>ch Protestant</w:t>
+          </w:r>
+        </w:hyperlink>
+      </w:r>
+      <w:r>
+        <w:rPr>
+          <w:u w:val="single" w:color="0000ff"/>
+          <w:rFonts w:ascii="Charis SIL Regular" w:hAnsi="Charis SIL Regular" w:eastAsia="Charis SIL Regular"/>
+          <w:b w:val="0"/>
+          <w:i w:val="0"/>
+          <w:color w:val="000000"/>
+          <w:sz w:val="24"/>
+        </w:rPr>
+        <w:hyperlink r:id="rId15" w:history="1">
+          <w:r>
+            <w:rPr>
+              <w:rStyle w:val="Hyperlink"/>
+            </w:rPr>
+            <w:t xml:space="preserve"> and</w:t>
+          </w:r>
+        </w:hyperlink>
+      </w:r>
+      <w:r>
+        <w:rPr>
+          <w:u w:val="single" w:color="0000ff"/>
+          <w:rFonts w:ascii="Charis SIL Regular" w:hAnsi="Charis SIL Regular" w:eastAsia="Charis SIL Regular"/>
+          <w:b w:val="0"/>
+          <w:i w:val="0"/>
+          <w:color w:val="000000"/>
+          <w:sz w:val="24"/>
+        </w:rPr>
+        <w:hyperlink r:id="rId15" w:history="1">
+          <w:r>
+            <w:rPr>
+              <w:rStyle w:val="Hyperlink"/>
+            </w:rPr>
+            <w:t xml:space="preserve"> Catholic mis</w:t>
+          </w:r>
+        </w:hyperlink>
+      </w:r>
+      <w:r>
+        <w:rPr>
+          <w:u w:val="single" w:color="0000ff"/>
+          <w:rFonts w:ascii="Charis SIL Regular" w:hAnsi="Charis SIL Regular" w:eastAsia="Charis SIL Regular"/>
+          <w:b w:val="0"/>
+          <w:i w:val="0"/>
+          <w:color w:val="000000"/>
+          <w:sz w:val="24"/>
+        </w:rPr>
+        <w:hyperlink r:id="rId15" w:history="1">
+          <w:r>
+            <w:rPr>
+              <w:rStyle w:val="Hyperlink"/>
+            </w:rPr>
+            <w:t>sionary ar</w:t>
+          </w:r>
+        </w:hyperlink>
       </w:r>
       <w:r>
         <w:rPr>
@@ -2455,119 +2553,7 @@
           <w:sz w:val="24"/>
           <w:u w:val="single"/>
         </w:rPr>
-        <w:hyperlink r:id="rId19" w:history="1">
-          <w:r>
-            <w:rPr>
-              <w:rStyle w:val="Hyperlink"/>
-            </w:rPr>
-            <w:t>Churches</w:t>
-          </w:r>
-        </w:hyperlink>
-      </w:r>
-      <w:r>
-        <w:rPr>
-          <w:rFonts w:ascii="Charis SIL Regular" w:hAnsi="Charis SIL Regular" w:eastAsia="Charis SIL Regular"/>
-          <w:b w:val="0"/>
-          <w:i w:val="0"/>
-          <w:color w:val="0000FF"/>
-          <w:sz w:val="24"/>
-          <w:u w:val="single"/>
-        </w:rPr>
-        <w:t xml:space="preserve"> </w:t>
-      </w:r>
-      <w:r>
-        <w:rPr>
-          <w:rFonts w:ascii="Charis SIL Regular" w:hAnsi="Charis SIL Regular" w:eastAsia="Charis SIL Regular"/>
-          <w:b w:val="0"/>
-          <w:i w:val="0"/>
-          <w:color w:val="0000FF"/>
-          <w:sz w:val="24"/>
-          <w:u w:val="single"/>
-        </w:rPr>
-        <w:hyperlink r:id="rId19" w:history="1">
-          <w:r>
-            <w:rPr>
-              <w:rStyle w:val="Hyperlink"/>
-            </w:rPr>
-            <w:t>in</w:t>
-          </w:r>
-        </w:hyperlink>
-      </w:r>
-      <w:r>
-        <w:rPr>
-          <w:rFonts w:ascii="Charis SIL Regular" w:hAnsi="Charis SIL Regular" w:eastAsia="Charis SIL Regular"/>
-          <w:b w:val="0"/>
-          <w:i w:val="0"/>
-          <w:color w:val="0000FF"/>
-          <w:sz w:val="24"/>
-          <w:u w:val="single"/>
-        </w:rPr>
-        <w:t xml:space="preserve"> </w:t>
-      </w:r>
-      <w:r>
-        <w:rPr>
-          <w:rFonts w:ascii="Charis SIL Regular" w:hAnsi="Charis SIL Regular" w:eastAsia="Charis SIL Regular"/>
-          <w:b w:val="0"/>
-          <w:i w:val="0"/>
-          <w:color w:val="0000FF"/>
-          <w:sz w:val="24"/>
-          <w:u w:val="single"/>
-        </w:rPr>
-        <w:hyperlink r:id="rId19" w:history="1">
-          <w:r>
-            <w:rPr>
-              <w:rStyle w:val="Hyperlink"/>
-            </w:rPr>
-            <w:t>th</w:t>
-          </w:r>
-        </w:hyperlink>
-      </w:r>
-      <w:r>
-        <w:rPr>
-          <w:rFonts w:ascii="Charis SIL Regular" w:hAnsi="Charis SIL Regular" w:eastAsia="Charis SIL Regular"/>
-          <w:b w:val="0"/>
-          <w:i w:val="0"/>
-          <w:color w:val="0000FF"/>
-          <w:sz w:val="24"/>
-          <w:u w:val="single"/>
-        </w:rPr>
-        <w:hyperlink r:id="rId18" w:history="1">
-          <w:r>
-            <w:rPr>
-              <w:rStyle w:val="Hyperlink"/>
-            </w:rPr>
-            <w:t>e</w:t>
-          </w:r>
-        </w:hyperlink>
-      </w:r>
-      <w:r>
-        <w:rPr>
-          <w:rFonts w:ascii="Charis SIL Regular" w:hAnsi="Charis SIL Regular" w:eastAsia="Charis SIL Regular"/>
-          <w:b w:val="0"/>
-          <w:i w:val="0"/>
-          <w:color w:val="0000FF"/>
-          <w:sz w:val="24"/>
-          <w:u w:val="single"/>
-        </w:rPr>
-        <w:t xml:space="preserve"> </w:t>
-      </w:r>
-      <w:r>
-        <w:rPr>
-          <w:rFonts w:ascii="Charis SIL Regular" w:hAnsi="Charis SIL Regular" w:eastAsia="Charis SIL Regular"/>
-          <w:b w:val="0"/>
-          <w:i w:val="0"/>
-          <w:color w:val="0000FF"/>
-          <w:sz w:val="24"/>
-          <w:u w:val="single"/>
-        </w:rPr>
-        <w:hyperlink r:id="rId19" w:history="1">
-          <w:r>
-            <w:rPr>
-              <w:rStyle w:val="Hyperlink"/>
-            </w:rPr>
-            <w:t>Nether</w:t>
-          </w:r>
-        </w:hyperlink>
+        <w:t>Churches in the Nether</w:t>
       </w:r>
       <w:r>
         <w:rPr>
@@ -2632,7 +2618,32 @@
           <w:sz w:val="24"/>
           <w:u w:val="single"/>
         </w:rPr>
-        <w:t>DC|Protestant</w:t>
+        <w:hyperlink r:id="rId19" w:history="1">
+          <w:r>
+            <w:rPr>
+              <w:rStyle w:val="Hyperlink"/>
+            </w:rPr>
+            <w:t>DC|</w:t>
+          </w:r>
+        </w:hyperlink>
+      </w:r>
+      <w:r>
+        <w:rPr>
+          <w:rFonts w:ascii="Charis SIL Regular" w:hAnsi="Charis SIL Regular" w:eastAsia="Charis SIL Regular"/>
+          <w:b w:val="0"/>
+          <w:i w:val="0"/>
+          <w:color w:val="0000FF"/>
+          <w:sz w:val="24"/>
+          <w:u w:val="single"/>
+        </w:rPr>
+        <w:hyperlink r:id="rId19" w:history="1">
+          <w:r>
+            <w:rPr>
+              <w:rStyle w:val="Hyperlink"/>
+            </w:rPr>
+            <w:t>Prote</w:t>
+          </w:r>
+        </w:hyperlink>
       </w:r>
       <w:r>
         <w:rPr>
@@ -2661,6 +2672,42 @@
           <w:sz w:val="24"/>
           <w:u w:val="single"/>
         </w:rPr>
+        <w:hyperlink r:id="rId19" w:history="1">
+          <w:r>
+            <w:rPr>
+              <w:rStyle w:val="Hyperlink"/>
+            </w:rPr>
+            <w:t>tant</w:t>
+          </w:r>
+        </w:hyperlink>
+      </w:r>
+      <w:r>
+        <w:rPr>
+          <w:rFonts w:ascii="Charis SIL Regular" w:hAnsi="Charis SIL Regular" w:eastAsia="Charis SIL Regular"/>
+          <w:b w:val="0"/>
+          <w:i w:val="0"/>
+          <w:color w:val="0000FF"/>
+          <w:sz w:val="24"/>
+          <w:u w:val="single"/>
+        </w:rPr>
+        <w:hyperlink r:id="rId19" w:history="1">
+          <w:r>
+            <w:rPr>
+              <w:rStyle w:val="Hyperlink"/>
+            </w:rPr>
+            <w:t>s</w:t>
+          </w:r>
+        </w:hyperlink>
+      </w:r>
+      <w:r>
+        <w:rPr>
+          <w:rFonts w:ascii="Charis SIL Regular" w:hAnsi="Charis SIL Regular" w:eastAsia="Charis SIL Regular"/>
+          <w:b w:val="0"/>
+          <w:i w:val="0"/>
+          <w:color w:val="0000FF"/>
+          <w:sz w:val="24"/>
+          <w:u w:val="single"/>
+        </w:rPr>
         <w:t xml:space="preserve"> </w:t>
       </w:r>
       <w:r>
@@ -2672,7 +2719,7 @@
           <w:sz w:val="24"/>
           <w:u w:val="single"/>
         </w:rPr>
-        <w:hyperlink r:id="rId20" w:history="1">
+        <w:hyperlink r:id="rId19" w:history="1">
           <w:r>
             <w:rPr>
               <w:rStyle w:val="Hyperlink"/>
@@ -2683,24 +2730,150 @@
       </w:r>
       <w:r>
         <w:rPr>
+          <w:u w:val="single" w:color="0000ff"/>
           <w:rFonts w:ascii="Charis SIL Regular" w:hAnsi="Charis SIL Regular" w:eastAsia="Charis SIL Regular"/>
           <w:b w:val="0"/>
           <w:i w:val="0"/>
           <w:color w:val="000000"/>
           <w:sz w:val="24"/>
         </w:rPr>
-        <w:t xml:space="preserve"> at the Vrije Universiteit, </w:t>
-      </w:r>
-      <w:r>
-        <w:rPr>
+        <w:hyperlink r:id="rId19" w:history="1">
+          <w:r>
+            <w:rPr>
+              <w:rStyle w:val="Hyperlink"/>
+            </w:rPr>
+            <w:t xml:space="preserve"> at the</w:t>
+          </w:r>
+        </w:hyperlink>
+      </w:r>
+      <w:r>
+        <w:rPr>
+          <w:u w:val="single" w:color="0000ff"/>
           <w:rFonts w:ascii="Charis SIL Regular" w:hAnsi="Charis SIL Regular" w:eastAsia="Charis SIL Regular"/>
           <w:b w:val="0"/>
           <w:i w:val="0"/>
+          <w:color w:val="000000"/>
+          <w:sz w:val="24"/>
+        </w:rPr>
+        <w:t xml:space="preserve"> </w:t>
+      </w:r>
+      <w:r>
+        <w:rPr>
+          <w:u w:val="single" w:color="0000ff"/>
+          <w:rFonts w:ascii="Charis SIL Regular" w:hAnsi="Charis SIL Regular" w:eastAsia="Charis SIL Regular"/>
+          <w:b w:val="0"/>
+          <w:i w:val="0"/>
+          <w:color w:val="000000"/>
+          <w:sz w:val="24"/>
+        </w:rPr>
+        <w:hyperlink r:id="rId19" w:history="1">
+          <w:r>
+            <w:rPr>
+              <w:rStyle w:val="Hyperlink"/>
+            </w:rPr>
+            <w:t>Vrije U</w:t>
+          </w:r>
+        </w:hyperlink>
+      </w:r>
+      <w:r>
+        <w:rPr>
+          <w:u w:val="single" w:color="0000ff"/>
+          <w:rFonts w:ascii="Charis SIL Regular" w:hAnsi="Charis SIL Regular" w:eastAsia="Charis SIL Regular"/>
+          <w:b w:val="0"/>
+          <w:i w:val="0"/>
+          <w:color w:val="000000"/>
+          <w:sz w:val="24"/>
+        </w:rPr>
+        <w:hyperlink r:id="rId19" w:history="1">
+          <w:r>
+            <w:rPr>
+              <w:rStyle w:val="Hyperlink"/>
+            </w:rPr>
+            <w:t>ni</w:t>
+          </w:r>
+        </w:hyperlink>
+      </w:r>
+      <w:r>
+        <w:rPr>
+          <w:u w:val="single" w:color="0000ff"/>
+          <w:rFonts w:ascii="Charis SIL Regular" w:hAnsi="Charis SIL Regular" w:eastAsia="Charis SIL Regular"/>
+          <w:b w:val="0"/>
+          <w:i w:val="0"/>
+          <w:color w:val="000000"/>
+          <w:sz w:val="24"/>
+        </w:rPr>
+        <w:hyperlink r:id="rId19" w:history="1">
+          <w:r>
+            <w:rPr>
+              <w:rStyle w:val="Hyperlink"/>
+            </w:rPr>
+            <w:t>v</w:t>
+          </w:r>
+        </w:hyperlink>
+      </w:r>
+      <w:r>
+        <w:rPr>
+          <w:u w:val="single" w:color="0000ff"/>
+          <w:rFonts w:ascii="Charis SIL Regular" w:hAnsi="Charis SIL Regular" w:eastAsia="Charis SIL Regular"/>
+          <w:b w:val="0"/>
+          <w:i w:val="0"/>
+          <w:color w:val="000000"/>
+          <w:sz w:val="24"/>
+        </w:rPr>
+        <w:hyperlink r:id="rId19" w:history="1">
+          <w:r>
+            <w:rPr>
+              <w:rStyle w:val="Hyperlink"/>
+            </w:rPr>
+            <w:t>ers</w:t>
+          </w:r>
+        </w:hyperlink>
+      </w:r>
+      <w:r>
+        <w:rPr>
+          <w:u w:val="single" w:color="0000ff"/>
+          <w:rFonts w:ascii="Charis SIL Regular" w:hAnsi="Charis SIL Regular" w:eastAsia="Charis SIL Regular"/>
+          <w:b w:val="0"/>
+          <w:i w:val="0"/>
+          <w:color w:val="000000"/>
+          <w:sz w:val="24"/>
+        </w:rPr>
+        <w:hyperlink r:id="rId19" w:history="1">
+          <w:r>
+            <w:rPr>
+              <w:rStyle w:val="Hyperlink"/>
+            </w:rPr>
+            <w:t>i</w:t>
+          </w:r>
+        </w:hyperlink>
+      </w:r>
+      <w:r>
+        <w:rPr>
+          <w:rFonts w:ascii="Charis SIL Regular" w:hAnsi="Charis SIL Regular" w:eastAsia="Charis SIL Regular"/>
+          <w:b w:val="0"/>
+          <w:i w:val="0"/>
+          <w:color w:val="000000"/>
+          <w:sz w:val="24"/>
+        </w:rPr>
+        <w:hyperlink r:id="rId19" w:history="1">
+          <w:r>
+            <w:rPr>
+              <w:rStyle w:val="Hyperlink"/>
+            </w:rPr>
+            <w:t xml:space="preserve">teit, </w:t>
+          </w:r>
+        </w:hyperlink>
+      </w:r>
+      <w:r>
+        <w:rPr>
+          <w:rFonts w:ascii="Charis SIL Regular" w:hAnsi="Charis SIL Regular" w:eastAsia="Charis SIL Regular"/>
+          <w:b w:val="0"/>
+          <w:i w:val="0"/>
           <w:color w:val="0000FF"/>
           <w:sz w:val="24"/>
           <w:u w:val="single"/>
         </w:rPr>
-        <w:hyperlink r:id="rId21" w:history="1">
+        <w:hyperlink r:id="rId20" w:history="1">
           <w:r>
             <w:rPr>
               <w:rStyle w:val="Hyperlink"/>
@@ -2718,7 +2891,7 @@
           <w:sz w:val="24"/>
           <w:u w:val="single"/>
         </w:rPr>
-        <w:hyperlink r:id="rId21" w:history="1">
+        <w:hyperlink r:id="rId20" w:history="1">
           <w:r>
             <w:rPr>
               <w:rStyle w:val="Hyperlink"/>
@@ -2736,7 +2909,7 @@
           <w:sz w:val="24"/>
           <w:u w:val="single"/>
         </w:rPr>
-        <w:hyperlink r:id="rId21" w:history="1">
+        <w:hyperlink r:id="rId20" w:history="1">
           <w:r>
             <w:rPr>
               <w:rStyle w:val="Hyperlink"/>
@@ -2754,7 +2927,7 @@
           <w:sz w:val="24"/>
           <w:u w:val="single"/>
         </w:rPr>
-        <w:hyperlink r:id="rId21" w:history="1">
+        <w:hyperlink r:id="rId20" w:history="1">
           <w:r>
             <w:rPr>
               <w:rStyle w:val="Hyperlink"/>
@@ -2772,7 +2945,7 @@
           <w:sz w:val="24"/>
           <w:u w:val="single"/>
         </w:rPr>
-        <w:hyperlink r:id="rId21" w:history="1">
+        <w:hyperlink r:id="rId20" w:history="1">
           <w:r>
             <w:rPr>
               <w:rStyle w:val="Hyperlink"/>
@@ -2790,7 +2963,7 @@
           <w:sz w:val="24"/>
           <w:u w:val="single"/>
         </w:rPr>
-        <w:hyperlink r:id="rId21" w:history="1">
+        <w:hyperlink r:id="rId20" w:history="1">
           <w:r>
             <w:rPr>
               <w:rStyle w:val="Hyperlink"/>
@@ -2808,7 +2981,7 @@
           <w:sz w:val="24"/>
           <w:u w:val="single"/>
         </w:rPr>
-        <w:hyperlink r:id="rId21" w:history="1">
+        <w:hyperlink r:id="rId20" w:history="1">
           <w:r>
             <w:rPr>
               <w:rStyle w:val="Hyperlink"/>
@@ -2826,7 +2999,7 @@
           <w:sz w:val="24"/>
           <w:u w:val="single"/>
         </w:rPr>
-        <w:hyperlink r:id="rId21" w:history="1">
+        <w:hyperlink r:id="rId20" w:history="1">
           <w:r>
             <w:rPr>
               <w:rStyle w:val="Hyperlink"/>
@@ -2855,7 +3028,7 @@
           <w:sz w:val="24"/>
           <w:u w:val="single"/>
         </w:rPr>
-        <w:hyperlink r:id="rId19" w:history="1">
+        <w:hyperlink r:id="rId20" w:history="1">
           <w:r>
             <w:rPr>
               <w:rStyle w:val="Hyperlink"/>
@@ -2894,14 +3067,13 @@
       </w:r>
       <w:r>
         <w:rPr>
-          <w:u w:val="single" w:color="0000ff"/>
           <w:rFonts w:ascii="Charis SIL Regular" w:hAnsi="Charis SIL Regular" w:eastAsia="Charis SIL Regular"/>
           <w:b w:val="0"/>
           <w:i w:val="0"/>
           <w:color w:val="000000"/>
           <w:sz w:val="24"/>
         </w:rPr>
-        <w:hyperlink r:id="rId20" w:history="1">
+        <w:hyperlink r:id="rId21" w:history="1">
           <w:r>
             <w:rPr>
               <w:rStyle w:val="Hyperlink"/>
@@ -2917,13 +3089,32 @@
           <w:i w:val="0"/>
           <w:color w:val="0000FF"/>
           <w:sz w:val="24"/>
+          <w:u w:val="single"/>
         </w:rPr>
         <w:hyperlink r:id="rId22" w:history="1">
           <w:r>
             <w:rPr>
               <w:rStyle w:val="Hyperlink"/>
             </w:rPr>
-            <w:t>Erfgoedcentru</w:t>
+            <w:t>Erf</w:t>
+          </w:r>
+        </w:hyperlink>
+      </w:r>
+      <w:r>
+        <w:rPr>
+          <w:rFonts w:ascii="Charis SIL Regular" w:hAnsi="Charis SIL Regular" w:eastAsia="Charis SIL Regular"/>
+          <w:b w:val="0"/>
+          <w:i w:val="0"/>
+          <w:color w:val="0000FF"/>
+          <w:sz w:val="24"/>
+          <w:u w:val="single"/>
+        </w:rPr>
+        <w:hyperlink r:id="rId22" w:history="1">
+          <w:r>
+            <w:rPr>
+              <w:rStyle w:val="Hyperlink"/>
+            </w:rPr>
+            <w:t>goedcentru</w:t>
           </w:r>
         </w:hyperlink>
       </w:r>
@@ -3040,7 +3231,7 @@
           <w:color w:val="000000"/>
           <w:sz w:val="24"/>
         </w:rPr>
-        <w:hyperlink r:id="rId21" w:history="1">
+        <w:hyperlink r:id="rId20" w:history="1">
           <w:r>
             <w:rPr>
               <w:rStyle w:val="Hyperlink"/>
@@ -3078,7 +3269,7 @@
           <w:color w:val="000000"/>
           <w:sz w:val="24"/>
         </w:rPr>
-        <w:hyperlink r:id="rId21" w:history="1">
+        <w:hyperlink r:id="rId20" w:history="1">
           <w:r>
             <w:rPr>
               <w:rStyle w:val="Hyperlink"/>
@@ -3096,7 +3287,7 @@
           <w:color w:val="000000"/>
           <w:sz w:val="24"/>
         </w:rPr>
-        <w:hyperlink r:id="rId21" w:history="1">
+        <w:hyperlink r:id="rId20" w:history="1">
           <w:r>
             <w:rPr>
               <w:rStyle w:val="Hyperlink"/>
@@ -3114,7 +3305,7 @@
           <w:color w:val="000000"/>
           <w:sz w:val="24"/>
         </w:rPr>
-        <w:hyperlink r:id="rId21" w:history="1">
+        <w:hyperlink r:id="rId20" w:history="1">
           <w:r>
             <w:rPr>
               <w:rStyle w:val="Hyperlink"/>
@@ -3326,7 +3517,7 @@
           <w:sz w:val="24"/>
           <w:u w:val="single"/>
         </w:rPr>
-        <w:t>Scientific research</w:t>
+        <w:t xml:space="preserve">Scientific research </w:t>
       </w:r>
       <w:r>
         <w:rPr>
@@ -3337,7 +3528,7 @@
           <w:sz w:val="24"/>
           <w:u w:val="single"/>
         </w:rPr>
-        <w:t xml:space="preserve"> </w:t>
+        <w:t>in colonised territorie</w:t>
       </w:r>
       <w:r>
         <w:rPr>
@@ -3346,9 +3537,32 @@
           <w:i w:val="0"/>
           <w:color w:val="0000FF"/>
           <w:sz w:val="24"/>
+        </w:rPr>
+        <w:t>s</w:t>
+      </w:r>
+      <w:r>
+        <w:br/>
+      </w:r>
+      <w:r>
+        <w:rPr>
+          <w:rFonts w:ascii="Charis SIL Regular" w:hAnsi="Charis SIL Regular" w:eastAsia="Charis SIL Regular"/>
+          <w:b w:val="0"/>
+          <w:i w:val="0"/>
+          <w:color w:val="000000"/>
+          <w:sz w:val="24"/>
+        </w:rPr>
+        <w:t xml:space="preserve">•  </w:t>
+      </w:r>
+      <w:r>
+        <w:rPr>
+          <w:rFonts w:ascii="Charis SIL Regular" w:hAnsi="Charis SIL Regular" w:eastAsia="Charis SIL Regular"/>
+          <w:b w:val="0"/>
+          <w:i w:val="0"/>
+          <w:color w:val="0000FF"/>
+          <w:sz w:val="24"/>
           <w:u w:val="single"/>
         </w:rPr>
-        <w:t>in colonised territories</w:t>
+        <w:t>Indonesia</w:t>
       </w:r>
       <w:r>
         <w:br/>
@@ -3372,7 +3586,18 @@
           <w:sz w:val="24"/>
           <w:u w:val="single"/>
         </w:rPr>
-        <w:t>Indonesia</w:t>
+        <w:t>Nederland</w:t>
+      </w:r>
+      <w:r>
+        <w:rPr>
+          <w:rFonts w:ascii="Charis SIL Regular" w:hAnsi="Charis SIL Regular" w:eastAsia="Charis SIL Regular"/>
+          <w:b w:val="0"/>
+          <w:i w:val="0"/>
+          <w:color w:val="0000FF"/>
+          <w:sz w:val="24"/>
+          <w:u w:val="single"/>
+        </w:rPr>
+        <w:t>s Volkenkundig Missiemuseum</w:t>
       </w:r>
       <w:r>
         <w:br/>
@@ -3396,18 +3621,42 @@
           <w:sz w:val="24"/>
           <w:u w:val="single"/>
         </w:rPr>
-        <w:t>Nederland</w:t>
+        <w:t>Nijmeegs Volkenkundig Museum</w:t>
+      </w:r>
+      <w:r>
+        <w:br/>
       </w:r>
       <w:r>
         <w:rPr>
           <w:rFonts w:ascii="Charis SIL Regular" w:hAnsi="Charis SIL Regular" w:eastAsia="Charis SIL Regular"/>
           <w:b w:val="0"/>
           <w:i w:val="0"/>
+          <w:color w:val="000000"/>
+          <w:sz w:val="24"/>
+        </w:rPr>
+        <w:t xml:space="preserve">•  </w:t>
+      </w:r>
+      <w:r>
+        <w:rPr>
+          <w:rFonts w:ascii="Charis SIL Regular" w:hAnsi="Charis SIL Regular" w:eastAsia="Charis SIL Regular"/>
+          <w:b w:val="0"/>
+          <w:i w:val="0"/>
           <w:color w:val="0000FF"/>
           <w:sz w:val="24"/>
           <w:u w:val="single"/>
         </w:rPr>
-        <w:t>s Volkenkundig Missiemuseum</w:t>
+        <w:t>Nederlandsch Zendeling Genoots</w:t>
+      </w:r>
+      <w:r>
+        <w:rPr>
+          <w:rFonts w:ascii="Charis SIL Regular" w:hAnsi="Charis SIL Regular" w:eastAsia="Charis SIL Regular"/>
+          <w:b w:val="0"/>
+          <w:i w:val="0"/>
+          <w:color w:val="0000FF"/>
+          <w:sz w:val="24"/>
+          <w:u w:val="single"/>
+        </w:rPr>
+        <w:t>chap</w:t>
       </w:r>
       <w:r>
         <w:br/>
@@ -3431,20 +3680,18 @@
           <w:sz w:val="24"/>
           <w:u w:val="single"/>
         </w:rPr>
-        <w:t>Nijmeegs Volkenkundig Museum</w:t>
-      </w:r>
-      <w:r>
-        <w:br/>
+        <w:t>Scientific research in colonised territ</w:t>
       </w:r>
       <w:r>
         <w:rPr>
           <w:rFonts w:ascii="Charis SIL Regular" w:hAnsi="Charis SIL Regular" w:eastAsia="Charis SIL Regular"/>
           <w:b w:val="0"/>
           <w:i w:val="0"/>
-          <w:color w:val="000000"/>
-          <w:sz w:val="24"/>
-        </w:rPr>
-        <w:t xml:space="preserve">•  </w:t>
+          <w:color w:val="0000FF"/>
+          <w:sz w:val="24"/>
+          <w:u w:val="single"/>
+        </w:rPr>
+        <w:t>orie</w:t>
       </w:r>
       <w:r>
         <w:rPr>
@@ -3453,66 +3700,8 @@
           <w:i w:val="0"/>
           <w:color w:val="0000FF"/>
           <w:sz w:val="24"/>
-          <w:u w:val="single"/>
-        </w:rPr>
-        <w:t>Nederlandsch Zendeling Genoots</w:t>
-      </w:r>
-      <w:r>
-        <w:rPr>
-          <w:rFonts w:ascii="Charis SIL Regular" w:hAnsi="Charis SIL Regular" w:eastAsia="Charis SIL Regular"/>
-          <w:b w:val="0"/>
-          <w:i w:val="0"/>
-          <w:color w:val="0000FF"/>
-          <w:sz w:val="24"/>
-          <w:u w:val="single"/>
-        </w:rPr>
-        <w:t>chap</w:t>
-      </w:r>
-      <w:r>
-        <w:br/>
-      </w:r>
-      <w:r>
-        <w:rPr>
-          <w:rFonts w:ascii="Charis SIL Regular" w:hAnsi="Charis SIL Regular" w:eastAsia="Charis SIL Regular"/>
-          <w:b w:val="0"/>
-          <w:i w:val="0"/>
-          <w:color w:val="000000"/>
-          <w:sz w:val="24"/>
-        </w:rPr>
-        <w:t xml:space="preserve">•  </w:t>
-      </w:r>
-      <w:r>
-        <w:rPr>
-          <w:rFonts w:ascii="Charis SIL Regular" w:hAnsi="Charis SIL Regular" w:eastAsia="Charis SIL Regular"/>
-          <w:b w:val="0"/>
-          <w:i w:val="0"/>
-          <w:color w:val="0000FF"/>
-          <w:sz w:val="24"/>
-          <w:u w:val="single"/>
-        </w:rPr>
-        <w:t>Scientific research in colonised terri</w:t>
-      </w:r>
-      <w:r>
-        <w:rPr>
-          <w:rFonts w:ascii="Charis SIL Regular" w:hAnsi="Charis SIL Regular" w:eastAsia="Charis SIL Regular"/>
-          <w:b w:val="0"/>
-          <w:i w:val="0"/>
-          <w:color w:val="0000FF"/>
-          <w:sz w:val="24"/>
-          <w:u w:val="single"/>
-        </w:rPr>
-        <w:t>t</w:t>
-      </w:r>
-      <w:r>
-        <w:rPr>
-          <w:rFonts w:ascii="Charis SIL Regular" w:hAnsi="Charis SIL Regular" w:eastAsia="Charis SIL Regular"/>
-          <w:b w:val="0"/>
-          <w:i w:val="0"/>
-          <w:color w:val="0000FF"/>
-          <w:sz w:val="24"/>
-          <w:u w:val="single"/>
-        </w:rPr>
-        <w:t>ories</w:t>
+        </w:rPr>
+        <w:t>s</w:t>
       </w:r>
       <w:r>
         <w:br/>
@@ -4104,9 +4293,15 @@
           <w:i w:val="0"/>
           <w:color w:val="0000FF"/>
           <w:sz w:val="24"/>
-          <w:u w:val="single"/>
-        </w:rPr>
-        <w:t>7</w:t>
+        </w:rPr>
+        <w:hyperlink r:id="rId25" w:history="1">
+          <w:r>
+            <w:rPr>
+              <w:rStyle w:val="Hyperlink"/>
+            </w:rPr>
+            <w:t>7</w:t>
+          </w:r>
+        </w:hyperlink>
       </w:r>
       <w:r>
         <w:rPr>
@@ -4472,15 +4667,9 @@
           <w:i w:val="0"/>
           <w:color w:val="0000FF"/>
           <w:sz w:val="24"/>
-        </w:rPr>
-        <w:hyperlink r:id="rId27" w:history="1">
-          <w:r>
-            <w:rPr>
-              <w:rStyle w:val="Hyperlink"/>
-            </w:rPr>
-            <w:t>1</w:t>
-          </w:r>
-        </w:hyperlink>
+          <w:u w:val="single"/>
+        </w:rPr>
+        <w:t>1</w:t>
       </w:r>
       <w:r>
         <w:rPr>

--- a/EXPORTS/DOCX/published/niveau2/English/ChristianMission.docx
+++ b/EXPORTS/DOCX/published/niveau2/English/ChristianMission.docx
@@ -836,7 +836,7 @@
           <w:sz w:val="24"/>
           <w:u w:val="single"/>
         </w:rPr>
-        <w:hyperlink r:id="rId10" w:history="1">
+        <w:hyperlink r:id="rId11" w:history="1">
           <w:r>
             <w:rPr>
               <w:rStyle w:val="Hyperlink"/>
@@ -865,7 +865,7 @@
           <w:sz w:val="24"/>
           <w:u w:val="single"/>
         </w:rPr>
-        <w:hyperlink r:id="rId10" w:history="1">
+        <w:hyperlink r:id="rId11" w:history="1">
           <w:r>
             <w:rPr>
               <w:rStyle w:val="Hyperlink"/>
@@ -894,7 +894,7 @@
           <w:sz w:val="24"/>
           <w:u w:val="single"/>
         </w:rPr>
-        <w:hyperlink r:id="rId10" w:history="1">
+        <w:hyperlink r:id="rId11" w:history="1">
           <w:r>
             <w:rPr>
               <w:rStyle w:val="Hyperlink"/>
@@ -912,7 +912,7 @@
           <w:sz w:val="24"/>
           <w:u w:val="single"/>
         </w:rPr>
-        <w:hyperlink r:id="rId10" w:history="1">
+        <w:hyperlink r:id="rId11" w:history="1">
           <w:r>
             <w:rPr>
               <w:rStyle w:val="Hyperlink"/>
@@ -930,7 +930,7 @@
           <w:sz w:val="24"/>
           <w:u w:val="single"/>
         </w:rPr>
-        <w:hyperlink r:id="rId10" w:history="1">
+        <w:hyperlink r:id="rId11" w:history="1">
           <w:r>
             <w:rPr>
               <w:rStyle w:val="Hyperlink"/>
@@ -959,7 +959,7 @@
           <w:sz w:val="24"/>
           <w:u w:val="single"/>
         </w:rPr>
-        <w:hyperlink r:id="rId10" w:history="1">
+        <w:hyperlink r:id="rId11" w:history="1">
           <w:r>
             <w:rPr>
               <w:rStyle w:val="Hyperlink"/>
@@ -1854,43 +1854,7 @@
           <w:color w:val="000000"/>
           <w:sz w:val="24"/>
         </w:rPr>
-        <w:t>Dut</w:t>
-      </w:r>
-      <w:r>
-        <w:rPr>
-          <w:u w:val="single" w:color="0000ff"/>
-          <w:rFonts w:ascii="Charis SIL Regular" w:hAnsi="Charis SIL Regular" w:eastAsia="Charis SIL Regular"/>
-          <w:b w:val="0"/>
-          <w:i w:val="0"/>
-          <w:color w:val="000000"/>
-          <w:sz w:val="24"/>
-        </w:rPr>
-        <w:hyperlink r:id="rId15" w:history="1">
-          <w:r>
-            <w:rPr>
-              <w:rStyle w:val="Hyperlink"/>
-            </w:rPr>
-            <w:t>ch Protestant</w:t>
-          </w:r>
-        </w:hyperlink>
-      </w:r>
-      <w:r>
-        <w:rPr>
-          <w:u w:val="single" w:color="0000ff"/>
-          <w:rFonts w:ascii="Charis SIL Regular" w:hAnsi="Charis SIL Regular" w:eastAsia="Charis SIL Regular"/>
-          <w:b w:val="0"/>
-          <w:i w:val="0"/>
-          <w:color w:val="000000"/>
-          <w:sz w:val="24"/>
-        </w:rPr>
-        <w:hyperlink r:id="rId15" w:history="1">
-          <w:r>
-            <w:rPr>
-              <w:rStyle w:val="Hyperlink"/>
-            </w:rPr>
-            <w:t xml:space="preserve"> and</w:t>
-          </w:r>
-        </w:hyperlink>
+        <w:t>Dutch Protestant and</w:t>
       </w:r>
       <w:r>
         <w:rPr>
@@ -2553,7 +2517,14 @@
           <w:sz w:val="24"/>
           <w:u w:val="single"/>
         </w:rPr>
-        <w:t>Churches in the Nether</w:t>
+        <w:hyperlink r:id="rId19" w:history="1">
+          <w:r>
+            <w:rPr>
+              <w:rStyle w:val="Hyperlink"/>
+            </w:rPr>
+            <w:t>Churches</w:t>
+          </w:r>
+        </w:hyperlink>
       </w:r>
       <w:r>
         <w:rPr>
@@ -2564,7 +2535,112 @@
           <w:sz w:val="24"/>
           <w:u w:val="single"/>
         </w:rPr>
-        <w:hyperlink r:id="rId18" w:history="1">
+        <w:t xml:space="preserve"> </w:t>
+      </w:r>
+      <w:r>
+        <w:rPr>
+          <w:rFonts w:ascii="Charis SIL Regular" w:hAnsi="Charis SIL Regular" w:eastAsia="Charis SIL Regular"/>
+          <w:b w:val="0"/>
+          <w:i w:val="0"/>
+          <w:color w:val="0000FF"/>
+          <w:sz w:val="24"/>
+          <w:u w:val="single"/>
+        </w:rPr>
+        <w:hyperlink r:id="rId19" w:history="1">
+          <w:r>
+            <w:rPr>
+              <w:rStyle w:val="Hyperlink"/>
+            </w:rPr>
+            <w:t>in</w:t>
+          </w:r>
+        </w:hyperlink>
+      </w:r>
+      <w:r>
+        <w:rPr>
+          <w:rFonts w:ascii="Charis SIL Regular" w:hAnsi="Charis SIL Regular" w:eastAsia="Charis SIL Regular"/>
+          <w:b w:val="0"/>
+          <w:i w:val="0"/>
+          <w:color w:val="0000FF"/>
+          <w:sz w:val="24"/>
+          <w:u w:val="single"/>
+        </w:rPr>
+        <w:t xml:space="preserve"> </w:t>
+      </w:r>
+      <w:r>
+        <w:rPr>
+          <w:rFonts w:ascii="Charis SIL Regular" w:hAnsi="Charis SIL Regular" w:eastAsia="Charis SIL Regular"/>
+          <w:b w:val="0"/>
+          <w:i w:val="0"/>
+          <w:color w:val="0000FF"/>
+          <w:sz w:val="24"/>
+          <w:u w:val="single"/>
+        </w:rPr>
+        <w:hyperlink r:id="rId19" w:history="1">
+          <w:r>
+            <w:rPr>
+              <w:rStyle w:val="Hyperlink"/>
+            </w:rPr>
+            <w:t>th</w:t>
+          </w:r>
+        </w:hyperlink>
+      </w:r>
+      <w:r>
+        <w:rPr>
+          <w:rFonts w:ascii="Charis SIL Regular" w:hAnsi="Charis SIL Regular" w:eastAsia="Charis SIL Regular"/>
+          <w:b w:val="0"/>
+          <w:i w:val="0"/>
+          <w:color w:val="0000FF"/>
+          <w:sz w:val="24"/>
+          <w:u w:val="single"/>
+        </w:rPr>
+        <w:hyperlink r:id="rId19" w:history="1">
+          <w:r>
+            <w:rPr>
+              <w:rStyle w:val="Hyperlink"/>
+            </w:rPr>
+            <w:t>e</w:t>
+          </w:r>
+        </w:hyperlink>
+      </w:r>
+      <w:r>
+        <w:rPr>
+          <w:rFonts w:ascii="Charis SIL Regular" w:hAnsi="Charis SIL Regular" w:eastAsia="Charis SIL Regular"/>
+          <w:b w:val="0"/>
+          <w:i w:val="0"/>
+          <w:color w:val="0000FF"/>
+          <w:sz w:val="24"/>
+          <w:u w:val="single"/>
+        </w:rPr>
+        <w:t xml:space="preserve"> </w:t>
+      </w:r>
+      <w:r>
+        <w:rPr>
+          <w:rFonts w:ascii="Charis SIL Regular" w:hAnsi="Charis SIL Regular" w:eastAsia="Charis SIL Regular"/>
+          <w:b w:val="0"/>
+          <w:i w:val="0"/>
+          <w:color w:val="0000FF"/>
+          <w:sz w:val="24"/>
+          <w:u w:val="single"/>
+        </w:rPr>
+        <w:hyperlink r:id="rId19" w:history="1">
+          <w:r>
+            <w:rPr>
+              <w:rStyle w:val="Hyperlink"/>
+            </w:rPr>
+            <w:t>Nether</w:t>
+          </w:r>
+        </w:hyperlink>
+      </w:r>
+      <w:r>
+        <w:rPr>
+          <w:rFonts w:ascii="Charis SIL Regular" w:hAnsi="Charis SIL Regular" w:eastAsia="Charis SIL Regular"/>
+          <w:b w:val="0"/>
+          <w:i w:val="0"/>
+          <w:color w:val="0000FF"/>
+          <w:sz w:val="24"/>
+          <w:u w:val="single"/>
+        </w:rPr>
+        <w:hyperlink r:id="rId19" w:history="1">
           <w:r>
             <w:rPr>
               <w:rStyle w:val="Hyperlink"/>
@@ -2575,21 +2651,13 @@
       </w:r>
       <w:r>
         <w:rPr>
-          <w:u w:val="single" w:color="0000ff"/>
           <w:rFonts w:ascii="Charis SIL Regular" w:hAnsi="Charis SIL Regular" w:eastAsia="Charis SIL Regular"/>
           <w:b w:val="0"/>
           <w:i w:val="0"/>
           <w:color w:val="000000"/>
           <w:sz w:val="24"/>
         </w:rPr>
-        <w:hyperlink r:id="rId18" w:history="1">
-          <w:r>
-            <w:rPr>
-              <w:rStyle w:val="Hyperlink"/>
-            </w:rPr>
-            <w:t xml:space="preserve">, </w:t>
-          </w:r>
-        </w:hyperlink>
+        <w:t xml:space="preserve">, </w:t>
       </w:r>
       <w:r>
         <w:rPr>
@@ -2600,7 +2668,7 @@
           <w:sz w:val="24"/>
           <w:u w:val="single"/>
         </w:rPr>
-        <w:hyperlink r:id="rId18" w:history="1">
+        <w:hyperlink r:id="rId20" w:history="1">
           <w:r>
             <w:rPr>
               <w:rStyle w:val="Hyperlink"/>
@@ -2618,7 +2686,7 @@
           <w:sz w:val="24"/>
           <w:u w:val="single"/>
         </w:rPr>
-        <w:hyperlink r:id="rId19" w:history="1">
+        <w:hyperlink r:id="rId20" w:history="1">
           <w:r>
             <w:rPr>
               <w:rStyle w:val="Hyperlink"/>
@@ -2636,12 +2704,48 @@
           <w:sz w:val="24"/>
           <w:u w:val="single"/>
         </w:rPr>
+        <w:hyperlink r:id="rId20" w:history="1">
+          <w:r>
+            <w:rPr>
+              <w:rStyle w:val="Hyperlink"/>
+            </w:rPr>
+            <w:t>Prote</w:t>
+          </w:r>
+        </w:hyperlink>
+      </w:r>
+      <w:r>
+        <w:rPr>
+          <w:rFonts w:ascii="Charis SIL Regular" w:hAnsi="Charis SIL Regular" w:eastAsia="Charis SIL Regular"/>
+          <w:b w:val="0"/>
+          <w:i w:val="0"/>
+          <w:color w:val="0000FF"/>
+          <w:sz w:val="24"/>
+          <w:u w:val="single"/>
+        </w:rPr>
+        <w:hyperlink r:id="rId20" w:history="1">
+          <w:r>
+            <w:rPr>
+              <w:rStyle w:val="Hyperlink"/>
+            </w:rPr>
+            <w:t>s</w:t>
+          </w:r>
+        </w:hyperlink>
+      </w:r>
+      <w:r>
+        <w:rPr>
+          <w:rFonts w:ascii="Charis SIL Regular" w:hAnsi="Charis SIL Regular" w:eastAsia="Charis SIL Regular"/>
+          <w:b w:val="0"/>
+          <w:i w:val="0"/>
+          <w:color w:val="0000FF"/>
+          <w:sz w:val="24"/>
+          <w:u w:val="single"/>
+        </w:rPr>
         <w:hyperlink r:id="rId19" w:history="1">
           <w:r>
             <w:rPr>
               <w:rStyle w:val="Hyperlink"/>
             </w:rPr>
-            <w:t>Prote</w:t>
+            <w:t>tant</w:t>
           </w:r>
         </w:hyperlink>
       </w:r>
@@ -2672,42 +2776,6 @@
           <w:sz w:val="24"/>
           <w:u w:val="single"/>
         </w:rPr>
-        <w:hyperlink r:id="rId19" w:history="1">
-          <w:r>
-            <w:rPr>
-              <w:rStyle w:val="Hyperlink"/>
-            </w:rPr>
-            <w:t>tant</w:t>
-          </w:r>
-        </w:hyperlink>
-      </w:r>
-      <w:r>
-        <w:rPr>
-          <w:rFonts w:ascii="Charis SIL Regular" w:hAnsi="Charis SIL Regular" w:eastAsia="Charis SIL Regular"/>
-          <w:b w:val="0"/>
-          <w:i w:val="0"/>
-          <w:color w:val="0000FF"/>
-          <w:sz w:val="24"/>
-          <w:u w:val="single"/>
-        </w:rPr>
-        <w:hyperlink r:id="rId19" w:history="1">
-          <w:r>
-            <w:rPr>
-              <w:rStyle w:val="Hyperlink"/>
-            </w:rPr>
-            <w:t>s</w:t>
-          </w:r>
-        </w:hyperlink>
-      </w:r>
-      <w:r>
-        <w:rPr>
-          <w:rFonts w:ascii="Charis SIL Regular" w:hAnsi="Charis SIL Regular" w:eastAsia="Charis SIL Regular"/>
-          <w:b w:val="0"/>
-          <w:i w:val="0"/>
-          <w:color w:val="0000FF"/>
-          <w:sz w:val="24"/>
-          <w:u w:val="single"/>
-        </w:rPr>
         <w:t xml:space="preserve"> </w:t>
       </w:r>
       <w:r>
@@ -2730,113 +2798,130 @@
       </w:r>
       <w:r>
         <w:rPr>
-          <w:u w:val="single" w:color="0000ff"/>
           <w:rFonts w:ascii="Charis SIL Regular" w:hAnsi="Charis SIL Regular" w:eastAsia="Charis SIL Regular"/>
           <w:b w:val="0"/>
           <w:i w:val="0"/>
           <w:color w:val="000000"/>
           <w:sz w:val="24"/>
+        </w:rPr>
+        <w:t xml:space="preserve"> at the Vrije Universiteit, </w:t>
+      </w:r>
+      <w:r>
+        <w:rPr>
+          <w:rFonts w:ascii="Charis SIL Regular" w:hAnsi="Charis SIL Regular" w:eastAsia="Charis SIL Regular"/>
+          <w:b w:val="0"/>
+          <w:i w:val="0"/>
+          <w:color w:val="0000FF"/>
+          <w:sz w:val="24"/>
+          <w:u w:val="single"/>
+        </w:rPr>
+        <w:hyperlink r:id="rId21" w:history="1">
+          <w:r>
+            <w:rPr>
+              <w:rStyle w:val="Hyperlink"/>
+            </w:rPr>
+            <w:t>Cath</w:t>
+          </w:r>
+        </w:hyperlink>
+      </w:r>
+      <w:r>
+        <w:rPr>
+          <w:rFonts w:ascii="Charis SIL Regular" w:hAnsi="Charis SIL Regular" w:eastAsia="Charis SIL Regular"/>
+          <w:b w:val="0"/>
+          <w:i w:val="0"/>
+          <w:color w:val="0000FF"/>
+          <w:sz w:val="24"/>
+          <w:u w:val="single"/>
+        </w:rPr>
+        <w:hyperlink r:id="rId21" w:history="1">
+          <w:r>
+            <w:rPr>
+              <w:rStyle w:val="Hyperlink"/>
+            </w:rPr>
+            <w:t>o</w:t>
+          </w:r>
+        </w:hyperlink>
+      </w:r>
+      <w:r>
+        <w:rPr>
+          <w:rFonts w:ascii="Charis SIL Regular" w:hAnsi="Charis SIL Regular" w:eastAsia="Charis SIL Regular"/>
+          <w:b w:val="0"/>
+          <w:i w:val="0"/>
+          <w:color w:val="0000FF"/>
+          <w:sz w:val="24"/>
+          <w:u w:val="single"/>
+        </w:rPr>
+        <w:hyperlink r:id="rId21" w:history="1">
+          <w:r>
+            <w:rPr>
+              <w:rStyle w:val="Hyperlink"/>
+            </w:rPr>
+            <w:t xml:space="preserve">lic </w:t>
+          </w:r>
+        </w:hyperlink>
+      </w:r>
+      <w:r>
+        <w:rPr>
+          <w:rFonts w:ascii="Charis SIL Regular" w:hAnsi="Charis SIL Regular" w:eastAsia="Charis SIL Regular"/>
+          <w:b w:val="0"/>
+          <w:i w:val="0"/>
+          <w:color w:val="0000FF"/>
+          <w:sz w:val="24"/>
+          <w:u w:val="single"/>
+        </w:rPr>
+        <w:hyperlink r:id="rId21" w:history="1">
+          <w:r>
+            <w:rPr>
+              <w:rStyle w:val="Hyperlink"/>
+            </w:rPr>
+            <w:t>Documen</w:t>
+          </w:r>
+        </w:hyperlink>
+      </w:r>
+      <w:r>
+        <w:rPr>
+          <w:rFonts w:ascii="Charis SIL Regular" w:hAnsi="Charis SIL Regular" w:eastAsia="Charis SIL Regular"/>
+          <w:b w:val="0"/>
+          <w:i w:val="0"/>
+          <w:color w:val="0000FF"/>
+          <w:sz w:val="24"/>
+          <w:u w:val="single"/>
         </w:rPr>
         <w:hyperlink r:id="rId19" w:history="1">
           <w:r>
             <w:rPr>
               <w:rStyle w:val="Hyperlink"/>
             </w:rPr>
-            <w:t xml:space="preserve"> at the</w:t>
+            <w:t>t</w:t>
           </w:r>
         </w:hyperlink>
       </w:r>
       <w:r>
         <w:rPr>
-          <w:u w:val="single" w:color="0000ff"/>
           <w:rFonts w:ascii="Charis SIL Regular" w:hAnsi="Charis SIL Regular" w:eastAsia="Charis SIL Regular"/>
           <w:b w:val="0"/>
           <w:i w:val="0"/>
-          <w:color w:val="000000"/>
-          <w:sz w:val="24"/>
-        </w:rPr>
-        <w:t xml:space="preserve"> </w:t>
-      </w:r>
-      <w:r>
-        <w:rPr>
-          <w:u w:val="single" w:color="0000ff"/>
-          <w:rFonts w:ascii="Charis SIL Regular" w:hAnsi="Charis SIL Regular" w:eastAsia="Charis SIL Regular"/>
-          <w:b w:val="0"/>
-          <w:i w:val="0"/>
-          <w:color w:val="000000"/>
-          <w:sz w:val="24"/>
+          <w:color w:val="0000FF"/>
+          <w:sz w:val="24"/>
+          <w:u w:val="single"/>
         </w:rPr>
         <w:hyperlink r:id="rId19" w:history="1">
           <w:r>
             <w:rPr>
               <w:rStyle w:val="Hyperlink"/>
             </w:rPr>
-            <w:t>Vrije U</w:t>
+            <w:t>at</w:t>
           </w:r>
         </w:hyperlink>
       </w:r>
       <w:r>
         <w:rPr>
-          <w:u w:val="single" w:color="0000ff"/>
           <w:rFonts w:ascii="Charis SIL Regular" w:hAnsi="Charis SIL Regular" w:eastAsia="Charis SIL Regular"/>
           <w:b w:val="0"/>
           <w:i w:val="0"/>
-          <w:color w:val="000000"/>
-          <w:sz w:val="24"/>
-        </w:rPr>
-        <w:hyperlink r:id="rId19" w:history="1">
-          <w:r>
-            <w:rPr>
-              <w:rStyle w:val="Hyperlink"/>
-            </w:rPr>
-            <w:t>ni</w:t>
-          </w:r>
-        </w:hyperlink>
-      </w:r>
-      <w:r>
-        <w:rPr>
-          <w:u w:val="single" w:color="0000ff"/>
-          <w:rFonts w:ascii="Charis SIL Regular" w:hAnsi="Charis SIL Regular" w:eastAsia="Charis SIL Regular"/>
-          <w:b w:val="0"/>
-          <w:i w:val="0"/>
-          <w:color w:val="000000"/>
-          <w:sz w:val="24"/>
-        </w:rPr>
-        <w:hyperlink r:id="rId19" w:history="1">
-          <w:r>
-            <w:rPr>
-              <w:rStyle w:val="Hyperlink"/>
-            </w:rPr>
-            <w:t>v</w:t>
-          </w:r>
-        </w:hyperlink>
-      </w:r>
-      <w:r>
-        <w:rPr>
-          <w:u w:val="single" w:color="0000ff"/>
-          <w:rFonts w:ascii="Charis SIL Regular" w:hAnsi="Charis SIL Regular" w:eastAsia="Charis SIL Regular"/>
-          <w:b w:val="0"/>
-          <w:i w:val="0"/>
-          <w:color w:val="000000"/>
-          <w:sz w:val="24"/>
-        </w:rPr>
-        <w:hyperlink r:id="rId19" w:history="1">
-          <w:r>
-            <w:rPr>
-              <w:rStyle w:val="Hyperlink"/>
-            </w:rPr>
-            <w:t>ers</w:t>
-          </w:r>
-        </w:hyperlink>
-      </w:r>
-      <w:r>
-        <w:rPr>
-          <w:u w:val="single" w:color="0000ff"/>
-          <w:rFonts w:ascii="Charis SIL Regular" w:hAnsi="Charis SIL Regular" w:eastAsia="Charis SIL Regular"/>
-          <w:b w:val="0"/>
-          <w:i w:val="0"/>
-          <w:color w:val="000000"/>
-          <w:sz w:val="24"/>
+          <w:color w:val="0000FF"/>
+          <w:sz w:val="24"/>
+          <w:u w:val="single"/>
         </w:rPr>
         <w:hyperlink r:id="rId19" w:history="1">
           <w:r>
@@ -2852,154 +2937,11 @@
           <w:rFonts w:ascii="Charis SIL Regular" w:hAnsi="Charis SIL Regular" w:eastAsia="Charis SIL Regular"/>
           <w:b w:val="0"/>
           <w:i w:val="0"/>
-          <w:color w:val="000000"/>
-          <w:sz w:val="24"/>
+          <w:color w:val="0000FF"/>
+          <w:sz w:val="24"/>
+          <w:u w:val="single"/>
         </w:rPr>
         <w:hyperlink r:id="rId19" w:history="1">
-          <w:r>
-            <w:rPr>
-              <w:rStyle w:val="Hyperlink"/>
-            </w:rPr>
-            <w:t xml:space="preserve">teit, </w:t>
-          </w:r>
-        </w:hyperlink>
-      </w:r>
-      <w:r>
-        <w:rPr>
-          <w:rFonts w:ascii="Charis SIL Regular" w:hAnsi="Charis SIL Regular" w:eastAsia="Charis SIL Regular"/>
-          <w:b w:val="0"/>
-          <w:i w:val="0"/>
-          <w:color w:val="0000FF"/>
-          <w:sz w:val="24"/>
-          <w:u w:val="single"/>
-        </w:rPr>
-        <w:hyperlink r:id="rId20" w:history="1">
-          <w:r>
-            <w:rPr>
-              <w:rStyle w:val="Hyperlink"/>
-            </w:rPr>
-            <w:t>Cath</w:t>
-          </w:r>
-        </w:hyperlink>
-      </w:r>
-      <w:r>
-        <w:rPr>
-          <w:rFonts w:ascii="Charis SIL Regular" w:hAnsi="Charis SIL Regular" w:eastAsia="Charis SIL Regular"/>
-          <w:b w:val="0"/>
-          <w:i w:val="0"/>
-          <w:color w:val="0000FF"/>
-          <w:sz w:val="24"/>
-          <w:u w:val="single"/>
-        </w:rPr>
-        <w:hyperlink r:id="rId20" w:history="1">
-          <w:r>
-            <w:rPr>
-              <w:rStyle w:val="Hyperlink"/>
-            </w:rPr>
-            <w:t>o</w:t>
-          </w:r>
-        </w:hyperlink>
-      </w:r>
-      <w:r>
-        <w:rPr>
-          <w:rFonts w:ascii="Charis SIL Regular" w:hAnsi="Charis SIL Regular" w:eastAsia="Charis SIL Regular"/>
-          <w:b w:val="0"/>
-          <w:i w:val="0"/>
-          <w:color w:val="0000FF"/>
-          <w:sz w:val="24"/>
-          <w:u w:val="single"/>
-        </w:rPr>
-        <w:hyperlink r:id="rId20" w:history="1">
-          <w:r>
-            <w:rPr>
-              <w:rStyle w:val="Hyperlink"/>
-            </w:rPr>
-            <w:t xml:space="preserve">lic </w:t>
-          </w:r>
-        </w:hyperlink>
-      </w:r>
-      <w:r>
-        <w:rPr>
-          <w:rFonts w:ascii="Charis SIL Regular" w:hAnsi="Charis SIL Regular" w:eastAsia="Charis SIL Regular"/>
-          <w:b w:val="0"/>
-          <w:i w:val="0"/>
-          <w:color w:val="0000FF"/>
-          <w:sz w:val="24"/>
-          <w:u w:val="single"/>
-        </w:rPr>
-        <w:hyperlink r:id="rId20" w:history="1">
-          <w:r>
-            <w:rPr>
-              <w:rStyle w:val="Hyperlink"/>
-            </w:rPr>
-            <w:t>Documen</w:t>
-          </w:r>
-        </w:hyperlink>
-      </w:r>
-      <w:r>
-        <w:rPr>
-          <w:rFonts w:ascii="Charis SIL Regular" w:hAnsi="Charis SIL Regular" w:eastAsia="Charis SIL Regular"/>
-          <w:b w:val="0"/>
-          <w:i w:val="0"/>
-          <w:color w:val="0000FF"/>
-          <w:sz w:val="24"/>
-          <w:u w:val="single"/>
-        </w:rPr>
-        <w:hyperlink r:id="rId20" w:history="1">
-          <w:r>
-            <w:rPr>
-              <w:rStyle w:val="Hyperlink"/>
-            </w:rPr>
-            <w:t>t</w:t>
-          </w:r>
-        </w:hyperlink>
-      </w:r>
-      <w:r>
-        <w:rPr>
-          <w:rFonts w:ascii="Charis SIL Regular" w:hAnsi="Charis SIL Regular" w:eastAsia="Charis SIL Regular"/>
-          <w:b w:val="0"/>
-          <w:i w:val="0"/>
-          <w:color w:val="0000FF"/>
-          <w:sz w:val="24"/>
-          <w:u w:val="single"/>
-        </w:rPr>
-        <w:hyperlink r:id="rId20" w:history="1">
-          <w:r>
-            <w:rPr>
-              <w:rStyle w:val="Hyperlink"/>
-            </w:rPr>
-            <w:t>at</w:t>
-          </w:r>
-        </w:hyperlink>
-      </w:r>
-      <w:r>
-        <w:rPr>
-          <w:rFonts w:ascii="Charis SIL Regular" w:hAnsi="Charis SIL Regular" w:eastAsia="Charis SIL Regular"/>
-          <w:b w:val="0"/>
-          <w:i w:val="0"/>
-          <w:color w:val="0000FF"/>
-          <w:sz w:val="24"/>
-          <w:u w:val="single"/>
-        </w:rPr>
-        <w:hyperlink r:id="rId20" w:history="1">
-          <w:r>
-            <w:rPr>
-              <w:rStyle w:val="Hyperlink"/>
-            </w:rPr>
-            <w:t>i</w:t>
-          </w:r>
-        </w:hyperlink>
-      </w:r>
-      <w:r>
-        <w:rPr>
-          <w:rFonts w:ascii="Charis SIL Regular" w:hAnsi="Charis SIL Regular" w:eastAsia="Charis SIL Regular"/>
-          <w:b w:val="0"/>
-          <w:i w:val="0"/>
-          <w:color w:val="0000FF"/>
-          <w:sz w:val="24"/>
-          <w:u w:val="single"/>
-        </w:rPr>
-        <w:hyperlink r:id="rId20" w:history="1">
           <w:r>
             <w:rPr>
               <w:rStyle w:val="Hyperlink"/>
@@ -3028,7 +2970,7 @@
           <w:sz w:val="24"/>
           <w:u w:val="single"/>
         </w:rPr>
-        <w:hyperlink r:id="rId20" w:history="1">
+        <w:hyperlink r:id="rId21" w:history="1">
           <w:r>
             <w:rPr>
               <w:rStyle w:val="Hyperlink"/>
@@ -3073,7 +3015,7 @@
           <w:color w:val="000000"/>
           <w:sz w:val="24"/>
         </w:rPr>
-        <w:hyperlink r:id="rId21" w:history="1">
+        <w:hyperlink r:id="rId20" w:history="1">
           <w:r>
             <w:rPr>
               <w:rStyle w:val="Hyperlink"/>
@@ -3231,7 +3173,7 @@
           <w:color w:val="000000"/>
           <w:sz w:val="24"/>
         </w:rPr>
-        <w:hyperlink r:id="rId20" w:history="1">
+        <w:hyperlink r:id="rId21" w:history="1">
           <w:r>
             <w:rPr>
               <w:rStyle w:val="Hyperlink"/>
@@ -3269,7 +3211,7 @@
           <w:color w:val="000000"/>
           <w:sz w:val="24"/>
         </w:rPr>
-        <w:hyperlink r:id="rId20" w:history="1">
+        <w:hyperlink r:id="rId21" w:history="1">
           <w:r>
             <w:rPr>
               <w:rStyle w:val="Hyperlink"/>
@@ -3287,7 +3229,7 @@
           <w:color w:val="000000"/>
           <w:sz w:val="24"/>
         </w:rPr>
-        <w:hyperlink r:id="rId20" w:history="1">
+        <w:hyperlink r:id="rId21" w:history="1">
           <w:r>
             <w:rPr>
               <w:rStyle w:val="Hyperlink"/>
@@ -3305,7 +3247,7 @@
           <w:color w:val="000000"/>
           <w:sz w:val="24"/>
         </w:rPr>
-        <w:hyperlink r:id="rId20" w:history="1">
+        <w:hyperlink r:id="rId21" w:history="1">
           <w:r>
             <w:rPr>
               <w:rStyle w:val="Hyperlink"/>
@@ -3517,7 +3459,7 @@
           <w:sz w:val="24"/>
           <w:u w:val="single"/>
         </w:rPr>
-        <w:t xml:space="preserve">Scientific research </w:t>
+        <w:t>Scientific research</w:t>
       </w:r>
       <w:r>
         <w:rPr>
@@ -3528,7 +3470,7 @@
           <w:sz w:val="24"/>
           <w:u w:val="single"/>
         </w:rPr>
-        <w:t>in colonised territorie</w:t>
+        <w:t xml:space="preserve"> </w:t>
       </w:r>
       <w:r>
         <w:rPr>
@@ -3537,8 +3479,9 @@
           <w:i w:val="0"/>
           <w:color w:val="0000FF"/>
           <w:sz w:val="24"/>
-        </w:rPr>
-        <w:t>s</w:t>
+          <w:u w:val="single"/>
+        </w:rPr>
+        <w:t>in colonised territories</w:t>
       </w:r>
       <w:r>
         <w:br/>
@@ -3680,7 +3623,7 @@
           <w:sz w:val="24"/>
           <w:u w:val="single"/>
         </w:rPr>
-        <w:t>Scientific research in colonised territ</w:t>
+        <w:t>Scientific research in colonised terri</w:t>
       </w:r>
       <w:r>
         <w:rPr>
@@ -3691,7 +3634,7 @@
           <w:sz w:val="24"/>
           <w:u w:val="single"/>
         </w:rPr>
-        <w:t>orie</w:t>
+        <w:t>t</w:t>
       </w:r>
       <w:r>
         <w:rPr>
@@ -3700,8 +3643,9 @@
           <w:i w:val="0"/>
           <w:color w:val="0000FF"/>
           <w:sz w:val="24"/>
-        </w:rPr>
-        <w:t>s</w:t>
+          <w:u w:val="single"/>
+        </w:rPr>
+        <w:t>ories</w:t>
       </w:r>
       <w:r>
         <w:br/>
@@ -4293,15 +4237,9 @@
           <w:i w:val="0"/>
           <w:color w:val="0000FF"/>
           <w:sz w:val="24"/>
-        </w:rPr>
-        <w:hyperlink r:id="rId25" w:history="1">
-          <w:r>
-            <w:rPr>
-              <w:rStyle w:val="Hyperlink"/>
-            </w:rPr>
-            <w:t>7</w:t>
-          </w:r>
-        </w:hyperlink>
+          <w:u w:val="single"/>
+        </w:rPr>
+        <w:t>7</w:t>
       </w:r>
       <w:r>
         <w:rPr>

--- a/EXPORTS/DOCX/published/niveau2/English/ChristianMission.docx
+++ b/EXPORTS/DOCX/published/niveau2/English/ChristianMission.docx
@@ -445,129 +445,13 @@
       </w:r>
       <w:r>
         <w:rPr>
-          <w:u w:val="single" w:color="0000ff"/>
           <w:rFonts w:ascii="Charis SIL Regular" w:hAnsi="Charis SIL Regular" w:eastAsia="Charis SIL Regular"/>
           <w:b w:val="0"/>
           <w:i w:val="0"/>
           <w:color w:val="000000"/>
           <w:sz w:val="24"/>
         </w:rPr>
-        <w:hyperlink r:id="rId9" w:history="1">
-          <w:r>
-            <w:rPr>
-              <w:rStyle w:val="Hyperlink"/>
-            </w:rPr>
-            <w:t>made up of ob</w:t>
-          </w:r>
-        </w:hyperlink>
-      </w:r>
-      <w:r>
-        <w:rPr>
-          <w:u w:val="single" w:color="0000ff"/>
-          <w:rFonts w:ascii="Charis SIL Regular" w:hAnsi="Charis SIL Regular" w:eastAsia="Charis SIL Regular"/>
-          <w:b w:val="0"/>
-          <w:i w:val="0"/>
-          <w:color w:val="000000"/>
-          <w:sz w:val="24"/>
-        </w:rPr>
-        <w:hyperlink r:id="rId9" w:history="1">
-          <w:r>
-            <w:rPr>
-              <w:rStyle w:val="Hyperlink"/>
-            </w:rPr>
-            <w:t>jects tha</w:t>
-          </w:r>
-        </w:hyperlink>
-      </w:r>
-      <w:r>
-        <w:rPr>
-          <w:u w:val="single" w:color="0000ff"/>
-          <w:rFonts w:ascii="Charis SIL Regular" w:hAnsi="Charis SIL Regular" w:eastAsia="Charis SIL Regular"/>
-          <w:b w:val="0"/>
-          <w:i w:val="0"/>
-          <w:color w:val="000000"/>
-          <w:sz w:val="24"/>
-        </w:rPr>
-        <w:hyperlink r:id="rId9" w:history="1">
-          <w:r>
-            <w:rPr>
-              <w:rStyle w:val="Hyperlink"/>
-            </w:rPr>
-            <w:t>t</w:t>
-          </w:r>
-        </w:hyperlink>
-      </w:r>
-      <w:r>
-        <w:rPr>
-          <w:u w:val="single" w:color="0000ff"/>
-          <w:rFonts w:ascii="Charis SIL Regular" w:hAnsi="Charis SIL Regular" w:eastAsia="Charis SIL Regular"/>
-          <w:b w:val="0"/>
-          <w:i w:val="0"/>
-          <w:color w:val="000000"/>
-          <w:sz w:val="24"/>
-        </w:rPr>
-        <w:hyperlink r:id="rId9" w:history="1">
-          <w:r>
-            <w:rPr>
-              <w:rStyle w:val="Hyperlink"/>
-            </w:rPr>
-            <w:t xml:space="preserve"> were coll</w:t>
-          </w:r>
-        </w:hyperlink>
-      </w:r>
-      <w:r>
-        <w:rPr>
-          <w:u w:val="single" w:color="0000ff"/>
-          <w:rFonts w:ascii="Charis SIL Regular" w:hAnsi="Charis SIL Regular" w:eastAsia="Charis SIL Regular"/>
-          <w:b w:val="0"/>
-          <w:i w:val="0"/>
-          <w:color w:val="000000"/>
-          <w:sz w:val="24"/>
-        </w:rPr>
-        <w:hyperlink r:id="rId9" w:history="1">
-          <w:r>
-            <w:rPr>
-              <w:rStyle w:val="Hyperlink"/>
-            </w:rPr>
-            <w:t>ecte</w:t>
-          </w:r>
-        </w:hyperlink>
-      </w:r>
-      <w:r>
-        <w:rPr>
-          <w:u w:val="single" w:color="0000ff"/>
-          <w:rFonts w:ascii="Charis SIL Regular" w:hAnsi="Charis SIL Regular" w:eastAsia="Charis SIL Regular"/>
-          <w:b w:val="0"/>
-          <w:i w:val="0"/>
-          <w:color w:val="000000"/>
-          <w:sz w:val="24"/>
-        </w:rPr>
-        <w:hyperlink r:id="rId9" w:history="1">
-          <w:r>
-            <w:rPr>
-              <w:rStyle w:val="Hyperlink"/>
-            </w:rPr>
-            <w:t>d</w:t>
-          </w:r>
-        </w:hyperlink>
-      </w:r>
-      <w:r>
-        <w:rPr>
-          <w:u w:val="single" w:color="0000ff"/>
-          <w:rFonts w:ascii="Charis SIL Regular" w:hAnsi="Charis SIL Regular" w:eastAsia="Charis SIL Regular"/>
-          <w:b w:val="0"/>
-          <w:i w:val="0"/>
-          <w:color w:val="000000"/>
-          <w:sz w:val="24"/>
-        </w:rPr>
-        <w:hyperlink r:id="rId9" w:history="1">
-          <w:r>
-            <w:rPr>
-              <w:rStyle w:val="Hyperlink"/>
-            </w:rPr>
-            <w:t xml:space="preserve"> by</w:t>
-          </w:r>
-        </w:hyperlink>
+        <w:t>made up of objects that were collected by</w:t>
       </w:r>
       <w:r>
         <w:rPr>
@@ -807,7 +691,7 @@
           <w:sz w:val="24"/>
           <w:u w:val="single"/>
         </w:rPr>
-        <w:hyperlink r:id="rId11" w:history="1">
+        <w:hyperlink r:id="rId10" w:history="1">
           <w:r>
             <w:rPr>
               <w:rStyle w:val="Hyperlink"/>
@@ -836,7 +720,7 @@
           <w:sz w:val="24"/>
           <w:u w:val="single"/>
         </w:rPr>
-        <w:hyperlink r:id="rId11" w:history="1">
+        <w:hyperlink r:id="rId10" w:history="1">
           <w:r>
             <w:rPr>
               <w:rStyle w:val="Hyperlink"/>
@@ -865,7 +749,7 @@
           <w:sz w:val="24"/>
           <w:u w:val="single"/>
         </w:rPr>
-        <w:hyperlink r:id="rId11" w:history="1">
+        <w:hyperlink r:id="rId10" w:history="1">
           <w:r>
             <w:rPr>
               <w:rStyle w:val="Hyperlink"/>
@@ -1267,67 +1151,13 @@
       </w:r>
       <w:r>
         <w:rPr>
-          <w:u w:val="single" w:color="0000ff"/>
           <w:rFonts w:ascii="Charis SIL Regular" w:hAnsi="Charis SIL Regular" w:eastAsia="Charis SIL Regular"/>
           <w:b w:val="0"/>
           <w:i w:val="0"/>
           <w:color w:val="000000"/>
           <w:sz w:val="24"/>
         </w:rPr>
-        <w:hyperlink r:id="rId12" w:history="1">
-          <w:r>
-            <w:rPr>
-              <w:rStyle w:val="Hyperlink"/>
-            </w:rPr>
-            <w:t>2024</w:t>
-          </w:r>
-        </w:hyperlink>
-      </w:r>
-      <w:r>
-        <w:rPr>
-          <w:u w:val="single" w:color="0000ff"/>
-          <w:rFonts w:ascii="Charis SIL Regular" w:hAnsi="Charis SIL Regular" w:eastAsia="Charis SIL Regular"/>
-          <w:b w:val="0"/>
-          <w:i w:val="0"/>
-          <w:color w:val="000000"/>
-          <w:sz w:val="24"/>
-        </w:rPr>
-        <w:hyperlink r:id="rId12" w:history="1">
-          <w:r>
-            <w:rPr>
-              <w:rStyle w:val="Hyperlink"/>
-            </w:rPr>
-            <w:t>. O</w:t>
-          </w:r>
-        </w:hyperlink>
-      </w:r>
-      <w:r>
-        <w:rPr>
-          <w:u w:val="single" w:color="0000ff"/>
-          <w:rFonts w:ascii="Charis SIL Regular" w:hAnsi="Charis SIL Regular" w:eastAsia="Charis SIL Regular"/>
-          <w:b w:val="0"/>
-          <w:i w:val="0"/>
-          <w:color w:val="000000"/>
-          <w:sz w:val="24"/>
-        </w:rPr>
-        <w:hyperlink r:id="rId12" w:history="1">
-          <w:r>
-            <w:rPr>
-              <w:rStyle w:val="Hyperlink"/>
-            </w:rPr>
-            <w:t>bjec</w:t>
-          </w:r>
-        </w:hyperlink>
-      </w:r>
-      <w:r>
-        <w:rPr>
-          <w:rFonts w:ascii="Charis SIL Regular" w:hAnsi="Charis SIL Regular" w:eastAsia="Charis SIL Regular"/>
-          <w:b w:val="0"/>
-          <w:i w:val="0"/>
-          <w:color w:val="000000"/>
-          <w:sz w:val="24"/>
-        </w:rPr>
-        <w:t xml:space="preserve">ts that were collected by the </w:t>
+        <w:t xml:space="preserve">2024. Objects that were collected by the </w:t>
       </w:r>
       <w:r>
         <w:rPr>
@@ -1423,61 +1253,7 @@
           <w:color w:val="000000"/>
           <w:sz w:val="24"/>
         </w:rPr>
-        <w:t>society that operated in Java and Sulawe</w:t>
-      </w:r>
-      <w:r>
-        <w:rPr>
-          <w:u w:val="single" w:color="0000ff"/>
-          <w:rFonts w:ascii="Charis SIL Regular" w:hAnsi="Charis SIL Regular" w:eastAsia="Charis SIL Regular"/>
-          <w:b w:val="0"/>
-          <w:i w:val="0"/>
-          <w:color w:val="000000"/>
-          <w:sz w:val="24"/>
-        </w:rPr>
-        <w:hyperlink r:id="rId13" w:history="1">
-          <w:r>
-            <w:rPr>
-              <w:rStyle w:val="Hyperlink"/>
-            </w:rPr>
-            <w:t>si, can be pre</w:t>
-          </w:r>
-        </w:hyperlink>
-      </w:r>
-      <w:r>
-        <w:rPr>
-          <w:u w:val="single" w:color="0000ff"/>
-          <w:rFonts w:ascii="Charis SIL Regular" w:hAnsi="Charis SIL Regular" w:eastAsia="Charis SIL Regular"/>
-          <w:b w:val="0"/>
-          <w:i w:val="0"/>
-          <w:color w:val="000000"/>
-          <w:sz w:val="24"/>
-        </w:rPr>
-        <w:hyperlink r:id="rId13" w:history="1">
-          <w:r>
-            <w:rPr>
-              <w:rStyle w:val="Hyperlink"/>
-            </w:rPr>
-            <w:t>d</w:t>
-          </w:r>
-        </w:hyperlink>
-      </w:r>
-      <w:r>
-        <w:rPr>
-          <w:u w:val="single" w:color="0000ff"/>
-          <w:rFonts w:ascii="Charis SIL Regular" w:hAnsi="Charis SIL Regular" w:eastAsia="Charis SIL Regular"/>
-          <w:b w:val="0"/>
-          <w:i w:val="0"/>
-          <w:color w:val="000000"/>
-          <w:sz w:val="24"/>
-        </w:rPr>
-        <w:hyperlink r:id="rId13" w:history="1">
-          <w:r>
-            <w:rPr>
-              <w:rStyle w:val="Hyperlink"/>
-            </w:rPr>
-            <w:t>ominantly</w:t>
-          </w:r>
-        </w:hyperlink>
+        <w:t>society that operated in Java and Sulawesi, can be predominantly</w:t>
       </w:r>
       <w:r>
         <w:rPr>
@@ -1854,61 +1630,7 @@
           <w:color w:val="000000"/>
           <w:sz w:val="24"/>
         </w:rPr>
-        <w:t>Dutch Protestant and</w:t>
-      </w:r>
-      <w:r>
-        <w:rPr>
-          <w:u w:val="single" w:color="0000ff"/>
-          <w:rFonts w:ascii="Charis SIL Regular" w:hAnsi="Charis SIL Regular" w:eastAsia="Charis SIL Regular"/>
-          <w:b w:val="0"/>
-          <w:i w:val="0"/>
-          <w:color w:val="000000"/>
-          <w:sz w:val="24"/>
-        </w:rPr>
-        <w:hyperlink r:id="rId15" w:history="1">
-          <w:r>
-            <w:rPr>
-              <w:rStyle w:val="Hyperlink"/>
-            </w:rPr>
-            <w:t xml:space="preserve"> Catholic mis</w:t>
-          </w:r>
-        </w:hyperlink>
-      </w:r>
-      <w:r>
-        <w:rPr>
-          <w:u w:val="single" w:color="0000ff"/>
-          <w:rFonts w:ascii="Charis SIL Regular" w:hAnsi="Charis SIL Regular" w:eastAsia="Charis SIL Regular"/>
-          <w:b w:val="0"/>
-          <w:i w:val="0"/>
-          <w:color w:val="000000"/>
-          <w:sz w:val="24"/>
-        </w:rPr>
-        <w:hyperlink r:id="rId15" w:history="1">
-          <w:r>
-            <w:rPr>
-              <w:rStyle w:val="Hyperlink"/>
-            </w:rPr>
-            <w:t>sionary ar</w:t>
-          </w:r>
-        </w:hyperlink>
-      </w:r>
-      <w:r>
-        <w:rPr>
-          <w:u w:val="single" w:color="0000ff"/>
-          <w:rFonts w:ascii="Charis SIL Regular" w:hAnsi="Charis SIL Regular" w:eastAsia="Charis SIL Regular"/>
-          <w:b w:val="0"/>
-          <w:i w:val="0"/>
-          <w:color w:val="000000"/>
-          <w:sz w:val="24"/>
-        </w:rPr>
-        <w:hyperlink r:id="rId15" w:history="1">
-          <w:r>
-            <w:rPr>
-              <w:rStyle w:val="Hyperlink"/>
-            </w:rPr>
-            <w:t>chi</w:t>
-          </w:r>
-        </w:hyperlink>
+        <w:t>Dutch Protestant and Catholic missionary archi</w:t>
       </w:r>
       <w:r>
         <w:rPr>
@@ -2573,7 +2295,6 @@
           <w:i w:val="0"/>
           <w:color w:val="0000FF"/>
           <w:sz w:val="24"/>
-          <w:u w:val="single"/>
         </w:rPr>
         <w:hyperlink r:id="rId19" w:history="1">
           <w:r>
@@ -2593,7 +2314,7 @@
           <w:sz w:val="24"/>
           <w:u w:val="single"/>
         </w:rPr>
-        <w:hyperlink r:id="rId19" w:history="1">
+        <w:hyperlink r:id="rId18" w:history="1">
           <w:r>
             <w:rPr>
               <w:rStyle w:val="Hyperlink"/>
@@ -2622,7 +2343,7 @@
           <w:sz w:val="24"/>
           <w:u w:val="single"/>
         </w:rPr>
-        <w:hyperlink r:id="rId19" w:history="1">
+        <w:hyperlink r:id="rId18" w:history="1">
           <w:r>
             <w:rPr>
               <w:rStyle w:val="Hyperlink"/>
@@ -2640,7 +2361,7 @@
           <w:sz w:val="24"/>
           <w:u w:val="single"/>
         </w:rPr>
-        <w:hyperlink r:id="rId19" w:history="1">
+        <w:hyperlink r:id="rId18" w:history="1">
           <w:r>
             <w:rPr>
               <w:rStyle w:val="Hyperlink"/>
@@ -2651,13 +2372,21 @@
       </w:r>
       <w:r>
         <w:rPr>
+          <w:u w:val="single" w:color="0000ff"/>
           <w:rFonts w:ascii="Charis SIL Regular" w:hAnsi="Charis SIL Regular" w:eastAsia="Charis SIL Regular"/>
           <w:b w:val="0"/>
           <w:i w:val="0"/>
           <w:color w:val="000000"/>
           <w:sz w:val="24"/>
         </w:rPr>
-        <w:t xml:space="preserve">, </w:t>
+        <w:hyperlink r:id="rId18" w:history="1">
+          <w:r>
+            <w:rPr>
+              <w:rStyle w:val="Hyperlink"/>
+            </w:rPr>
+            <w:t xml:space="preserve">, </w:t>
+          </w:r>
+        </w:hyperlink>
       </w:r>
       <w:r>
         <w:rPr>
@@ -2722,7 +2451,7 @@
           <w:sz w:val="24"/>
           <w:u w:val="single"/>
         </w:rPr>
-        <w:hyperlink r:id="rId20" w:history="1">
+        <w:hyperlink r:id="rId19" w:history="1">
           <w:r>
             <w:rPr>
               <w:rStyle w:val="Hyperlink"/>
@@ -2798,13 +2527,140 @@
       </w:r>
       <w:r>
         <w:rPr>
+          <w:u w:val="single" w:color="0000ff"/>
           <w:rFonts w:ascii="Charis SIL Regular" w:hAnsi="Charis SIL Regular" w:eastAsia="Charis SIL Regular"/>
           <w:b w:val="0"/>
           <w:i w:val="0"/>
           <w:color w:val="000000"/>
           <w:sz w:val="24"/>
         </w:rPr>
-        <w:t xml:space="preserve"> at the Vrije Universiteit, </w:t>
+        <w:hyperlink r:id="rId19" w:history="1">
+          <w:r>
+            <w:rPr>
+              <w:rStyle w:val="Hyperlink"/>
+            </w:rPr>
+            <w:t xml:space="preserve"> at the</w:t>
+          </w:r>
+        </w:hyperlink>
+      </w:r>
+      <w:r>
+        <w:rPr>
+          <w:u w:val="single" w:color="0000ff"/>
+          <w:rFonts w:ascii="Charis SIL Regular" w:hAnsi="Charis SIL Regular" w:eastAsia="Charis SIL Regular"/>
+          <w:b w:val="0"/>
+          <w:i w:val="0"/>
+          <w:color w:val="000000"/>
+          <w:sz w:val="24"/>
+        </w:rPr>
+        <w:t xml:space="preserve"> </w:t>
+      </w:r>
+      <w:r>
+        <w:rPr>
+          <w:u w:val="single" w:color="0000ff"/>
+          <w:rFonts w:ascii="Charis SIL Regular" w:hAnsi="Charis SIL Regular" w:eastAsia="Charis SIL Regular"/>
+          <w:b w:val="0"/>
+          <w:i w:val="0"/>
+          <w:color w:val="000000"/>
+          <w:sz w:val="24"/>
+        </w:rPr>
+        <w:hyperlink r:id="rId19" w:history="1">
+          <w:r>
+            <w:rPr>
+              <w:rStyle w:val="Hyperlink"/>
+            </w:rPr>
+            <w:t>Vrije U</w:t>
+          </w:r>
+        </w:hyperlink>
+      </w:r>
+      <w:r>
+        <w:rPr>
+          <w:u w:val="single" w:color="0000ff"/>
+          <w:rFonts w:ascii="Charis SIL Regular" w:hAnsi="Charis SIL Regular" w:eastAsia="Charis SIL Regular"/>
+          <w:b w:val="0"/>
+          <w:i w:val="0"/>
+          <w:color w:val="000000"/>
+          <w:sz w:val="24"/>
+        </w:rPr>
+        <w:hyperlink r:id="rId19" w:history="1">
+          <w:r>
+            <w:rPr>
+              <w:rStyle w:val="Hyperlink"/>
+            </w:rPr>
+            <w:t>ni</w:t>
+          </w:r>
+        </w:hyperlink>
+      </w:r>
+      <w:r>
+        <w:rPr>
+          <w:u w:val="single" w:color="0000ff"/>
+          <w:rFonts w:ascii="Charis SIL Regular" w:hAnsi="Charis SIL Regular" w:eastAsia="Charis SIL Regular"/>
+          <w:b w:val="0"/>
+          <w:i w:val="0"/>
+          <w:color w:val="000000"/>
+          <w:sz w:val="24"/>
+        </w:rPr>
+        <w:hyperlink r:id="rId19" w:history="1">
+          <w:r>
+            <w:rPr>
+              <w:rStyle w:val="Hyperlink"/>
+            </w:rPr>
+            <w:t>v</w:t>
+          </w:r>
+        </w:hyperlink>
+      </w:r>
+      <w:r>
+        <w:rPr>
+          <w:u w:val="single" w:color="0000ff"/>
+          <w:rFonts w:ascii="Charis SIL Regular" w:hAnsi="Charis SIL Regular" w:eastAsia="Charis SIL Regular"/>
+          <w:b w:val="0"/>
+          <w:i w:val="0"/>
+          <w:color w:val="000000"/>
+          <w:sz w:val="24"/>
+        </w:rPr>
+        <w:hyperlink r:id="rId19" w:history="1">
+          <w:r>
+            <w:rPr>
+              <w:rStyle w:val="Hyperlink"/>
+            </w:rPr>
+            <w:t>ers</w:t>
+          </w:r>
+        </w:hyperlink>
+      </w:r>
+      <w:r>
+        <w:rPr>
+          <w:u w:val="single" w:color="0000ff"/>
+          <w:rFonts w:ascii="Charis SIL Regular" w:hAnsi="Charis SIL Regular" w:eastAsia="Charis SIL Regular"/>
+          <w:b w:val="0"/>
+          <w:i w:val="0"/>
+          <w:color w:val="000000"/>
+          <w:sz w:val="24"/>
+        </w:rPr>
+        <w:hyperlink r:id="rId19" w:history="1">
+          <w:r>
+            <w:rPr>
+              <w:rStyle w:val="Hyperlink"/>
+            </w:rPr>
+            <w:t>i</w:t>
+          </w:r>
+        </w:hyperlink>
+      </w:r>
+      <w:r>
+        <w:rPr>
+          <w:u w:val="single" w:color="0000ff"/>
+          <w:rFonts w:ascii="Charis SIL Regular" w:hAnsi="Charis SIL Regular" w:eastAsia="Charis SIL Regular"/>
+          <w:b w:val="0"/>
+          <w:i w:val="0"/>
+          <w:color w:val="000000"/>
+          <w:sz w:val="24"/>
+        </w:rPr>
+        <w:hyperlink r:id="rId19" w:history="1">
+          <w:r>
+            <w:rPr>
+              <w:rStyle w:val="Hyperlink"/>
+            </w:rPr>
+            <w:t xml:space="preserve">teit, </w:t>
+          </w:r>
+        </w:hyperlink>
       </w:r>
       <w:r>
         <w:rPr>
@@ -2815,7 +2671,7 @@
           <w:sz w:val="24"/>
           <w:u w:val="single"/>
         </w:rPr>
-        <w:hyperlink r:id="rId21" w:history="1">
+        <w:hyperlink r:id="rId19" w:history="1">
           <w:r>
             <w:rPr>
               <w:rStyle w:val="Hyperlink"/>
@@ -2869,14 +2725,7 @@
           <w:sz w:val="24"/>
           <w:u w:val="single"/>
         </w:rPr>
-        <w:hyperlink r:id="rId21" w:history="1">
-          <w:r>
-            <w:rPr>
-              <w:rStyle w:val="Hyperlink"/>
-            </w:rPr>
-            <w:t>Documen</w:t>
-          </w:r>
-        </w:hyperlink>
+        <w:t xml:space="preserve">Documentation </w:t>
       </w:r>
       <w:r>
         <w:rPr>
@@ -2888,89 +2737,6 @@
           <w:u w:val="single"/>
         </w:rPr>
         <w:hyperlink r:id="rId19" w:history="1">
-          <w:r>
-            <w:rPr>
-              <w:rStyle w:val="Hyperlink"/>
-            </w:rPr>
-            <w:t>t</w:t>
-          </w:r>
-        </w:hyperlink>
-      </w:r>
-      <w:r>
-        <w:rPr>
-          <w:rFonts w:ascii="Charis SIL Regular" w:hAnsi="Charis SIL Regular" w:eastAsia="Charis SIL Regular"/>
-          <w:b w:val="0"/>
-          <w:i w:val="0"/>
-          <w:color w:val="0000FF"/>
-          <w:sz w:val="24"/>
-          <w:u w:val="single"/>
-        </w:rPr>
-        <w:hyperlink r:id="rId19" w:history="1">
-          <w:r>
-            <w:rPr>
-              <w:rStyle w:val="Hyperlink"/>
-            </w:rPr>
-            <w:t>at</w:t>
-          </w:r>
-        </w:hyperlink>
-      </w:r>
-      <w:r>
-        <w:rPr>
-          <w:rFonts w:ascii="Charis SIL Regular" w:hAnsi="Charis SIL Regular" w:eastAsia="Charis SIL Regular"/>
-          <w:b w:val="0"/>
-          <w:i w:val="0"/>
-          <w:color w:val="0000FF"/>
-          <w:sz w:val="24"/>
-          <w:u w:val="single"/>
-        </w:rPr>
-        <w:hyperlink r:id="rId19" w:history="1">
-          <w:r>
-            <w:rPr>
-              <w:rStyle w:val="Hyperlink"/>
-            </w:rPr>
-            <w:t>i</w:t>
-          </w:r>
-        </w:hyperlink>
-      </w:r>
-      <w:r>
-        <w:rPr>
-          <w:rFonts w:ascii="Charis SIL Regular" w:hAnsi="Charis SIL Regular" w:eastAsia="Charis SIL Regular"/>
-          <w:b w:val="0"/>
-          <w:i w:val="0"/>
-          <w:color w:val="0000FF"/>
-          <w:sz w:val="24"/>
-          <w:u w:val="single"/>
-        </w:rPr>
-        <w:hyperlink r:id="rId19" w:history="1">
-          <w:r>
-            <w:rPr>
-              <w:rStyle w:val="Hyperlink"/>
-            </w:rPr>
-            <w:t>on</w:t>
-          </w:r>
-        </w:hyperlink>
-      </w:r>
-      <w:r>
-        <w:rPr>
-          <w:rFonts w:ascii="Charis SIL Regular" w:hAnsi="Charis SIL Regular" w:eastAsia="Charis SIL Regular"/>
-          <w:b w:val="0"/>
-          <w:i w:val="0"/>
-          <w:color w:val="0000FF"/>
-          <w:sz w:val="24"/>
-          <w:u w:val="single"/>
-        </w:rPr>
-        <w:t xml:space="preserve"> </w:t>
-      </w:r>
-      <w:r>
-        <w:rPr>
-          <w:rFonts w:ascii="Charis SIL Regular" w:hAnsi="Charis SIL Regular" w:eastAsia="Charis SIL Regular"/>
-          <w:b w:val="0"/>
-          <w:i w:val="0"/>
-          <w:color w:val="0000FF"/>
-          <w:sz w:val="24"/>
-          <w:u w:val="single"/>
-        </w:rPr>
-        <w:hyperlink r:id="rId21" w:history="1">
           <w:r>
             <w:rPr>
               <w:rStyle w:val="Hyperlink"/>
@@ -3033,7 +2799,7 @@
           <w:sz w:val="24"/>
           <w:u w:val="single"/>
         </w:rPr>
-        <w:hyperlink r:id="rId22" w:history="1">
+        <w:hyperlink r:id="rId20" w:history="1">
           <w:r>
             <w:rPr>
               <w:rStyle w:val="Hyperlink"/>
@@ -3459,7 +3225,7 @@
           <w:sz w:val="24"/>
           <w:u w:val="single"/>
         </w:rPr>
-        <w:t>Scientific research</w:t>
+        <w:t xml:space="preserve">Scientific research </w:t>
       </w:r>
       <w:r>
         <w:rPr>
@@ -3470,7 +3236,7 @@
           <w:sz w:val="24"/>
           <w:u w:val="single"/>
         </w:rPr>
-        <w:t xml:space="preserve"> </w:t>
+        <w:t>in colonised territorie</w:t>
       </w:r>
       <w:r>
         <w:rPr>
@@ -3479,9 +3245,8 @@
           <w:i w:val="0"/>
           <w:color w:val="0000FF"/>
           <w:sz w:val="24"/>
-          <w:u w:val="single"/>
-        </w:rPr>
-        <w:t>in colonised territories</w:t>
+        </w:rPr>
+        <w:t>s</w:t>
       </w:r>
       <w:r>
         <w:br/>
@@ -3623,7 +3388,7 @@
           <w:sz w:val="24"/>
           <w:u w:val="single"/>
         </w:rPr>
-        <w:t>Scientific research in colonised terri</w:t>
+        <w:t>Scientific research in colonised territ</w:t>
       </w:r>
       <w:r>
         <w:rPr>
@@ -3634,7 +3399,7 @@
           <w:sz w:val="24"/>
           <w:u w:val="single"/>
         </w:rPr>
-        <w:t>t</w:t>
+        <w:t>orie</w:t>
       </w:r>
       <w:r>
         <w:rPr>
@@ -3643,9 +3408,8 @@
           <w:i w:val="0"/>
           <w:color w:val="0000FF"/>
           <w:sz w:val="24"/>
-          <w:u w:val="single"/>
-        </w:rPr>
-        <w:t>ories</w:t>
+        </w:rPr>
+        <w:t>s</w:t>
       </w:r>
       <w:r>
         <w:br/>
@@ -4237,9 +4001,15 @@
           <w:i w:val="0"/>
           <w:color w:val="0000FF"/>
           <w:sz w:val="24"/>
-          <w:u w:val="single"/>
-        </w:rPr>
-        <w:t>7</w:t>
+        </w:rPr>
+        <w:hyperlink r:id="rId25" w:history="1">
+          <w:r>
+            <w:rPr>
+              <w:rStyle w:val="Hyperlink"/>
+            </w:rPr>
+            <w:t>7</w:t>
+          </w:r>
+        </w:hyperlink>
       </w:r>
       <w:r>
         <w:rPr>

--- a/EXPORTS/DOCX/published/niveau2/English/ChristianMission.docx
+++ b/EXPORTS/DOCX/published/niveau2/English/ChristianMission.docx
@@ -445,13 +445,129 @@
       </w:r>
       <w:r>
         <w:rPr>
+          <w:u w:val="single" w:color="0000ff"/>
           <w:rFonts w:ascii="Charis SIL Regular" w:hAnsi="Charis SIL Regular" w:eastAsia="Charis SIL Regular"/>
           <w:b w:val="0"/>
           <w:i w:val="0"/>
           <w:color w:val="000000"/>
           <w:sz w:val="24"/>
         </w:rPr>
-        <w:t>made up of objects that were collected by</w:t>
+        <w:hyperlink r:id="rId9" w:history="1">
+          <w:r>
+            <w:rPr>
+              <w:rStyle w:val="Hyperlink"/>
+            </w:rPr>
+            <w:t>made up of ob</w:t>
+          </w:r>
+        </w:hyperlink>
+      </w:r>
+      <w:r>
+        <w:rPr>
+          <w:u w:val="single" w:color="0000ff"/>
+          <w:rFonts w:ascii="Charis SIL Regular" w:hAnsi="Charis SIL Regular" w:eastAsia="Charis SIL Regular"/>
+          <w:b w:val="0"/>
+          <w:i w:val="0"/>
+          <w:color w:val="000000"/>
+          <w:sz w:val="24"/>
+        </w:rPr>
+        <w:hyperlink r:id="rId9" w:history="1">
+          <w:r>
+            <w:rPr>
+              <w:rStyle w:val="Hyperlink"/>
+            </w:rPr>
+            <w:t>jects tha</w:t>
+          </w:r>
+        </w:hyperlink>
+      </w:r>
+      <w:r>
+        <w:rPr>
+          <w:u w:val="single" w:color="0000ff"/>
+          <w:rFonts w:ascii="Charis SIL Regular" w:hAnsi="Charis SIL Regular" w:eastAsia="Charis SIL Regular"/>
+          <w:b w:val="0"/>
+          <w:i w:val="0"/>
+          <w:color w:val="000000"/>
+          <w:sz w:val="24"/>
+        </w:rPr>
+        <w:hyperlink r:id="rId9" w:history="1">
+          <w:r>
+            <w:rPr>
+              <w:rStyle w:val="Hyperlink"/>
+            </w:rPr>
+            <w:t>t</w:t>
+          </w:r>
+        </w:hyperlink>
+      </w:r>
+      <w:r>
+        <w:rPr>
+          <w:u w:val="single" w:color="0000ff"/>
+          <w:rFonts w:ascii="Charis SIL Regular" w:hAnsi="Charis SIL Regular" w:eastAsia="Charis SIL Regular"/>
+          <w:b w:val="0"/>
+          <w:i w:val="0"/>
+          <w:color w:val="000000"/>
+          <w:sz w:val="24"/>
+        </w:rPr>
+        <w:hyperlink r:id="rId9" w:history="1">
+          <w:r>
+            <w:rPr>
+              <w:rStyle w:val="Hyperlink"/>
+            </w:rPr>
+            <w:t xml:space="preserve"> were coll</w:t>
+          </w:r>
+        </w:hyperlink>
+      </w:r>
+      <w:r>
+        <w:rPr>
+          <w:u w:val="single" w:color="0000ff"/>
+          <w:rFonts w:ascii="Charis SIL Regular" w:hAnsi="Charis SIL Regular" w:eastAsia="Charis SIL Regular"/>
+          <w:b w:val="0"/>
+          <w:i w:val="0"/>
+          <w:color w:val="000000"/>
+          <w:sz w:val="24"/>
+        </w:rPr>
+        <w:hyperlink r:id="rId9" w:history="1">
+          <w:r>
+            <w:rPr>
+              <w:rStyle w:val="Hyperlink"/>
+            </w:rPr>
+            <w:t>ecte</w:t>
+          </w:r>
+        </w:hyperlink>
+      </w:r>
+      <w:r>
+        <w:rPr>
+          <w:u w:val="single" w:color="0000ff"/>
+          <w:rFonts w:ascii="Charis SIL Regular" w:hAnsi="Charis SIL Regular" w:eastAsia="Charis SIL Regular"/>
+          <w:b w:val="0"/>
+          <w:i w:val="0"/>
+          <w:color w:val="000000"/>
+          <w:sz w:val="24"/>
+        </w:rPr>
+        <w:hyperlink r:id="rId9" w:history="1">
+          <w:r>
+            <w:rPr>
+              <w:rStyle w:val="Hyperlink"/>
+            </w:rPr>
+            <w:t>d</w:t>
+          </w:r>
+        </w:hyperlink>
+      </w:r>
+      <w:r>
+        <w:rPr>
+          <w:u w:val="single" w:color="0000ff"/>
+          <w:rFonts w:ascii="Charis SIL Regular" w:hAnsi="Charis SIL Regular" w:eastAsia="Charis SIL Regular"/>
+          <w:b w:val="0"/>
+          <w:i w:val="0"/>
+          <w:color w:val="000000"/>
+          <w:sz w:val="24"/>
+        </w:rPr>
+        <w:hyperlink r:id="rId9" w:history="1">
+          <w:r>
+            <w:rPr>
+              <w:rStyle w:val="Hyperlink"/>
+            </w:rPr>
+            <w:t xml:space="preserve"> by</w:t>
+          </w:r>
+        </w:hyperlink>
       </w:r>
       <w:r>
         <w:rPr>
@@ -1253,7 +1369,61 @@
           <w:color w:val="000000"/>
           <w:sz w:val="24"/>
         </w:rPr>
-        <w:t>society that operated in Java and Sulawesi, can be predominantly</w:t>
+        <w:t>society that operated in Java and Sulawe</w:t>
+      </w:r>
+      <w:r>
+        <w:rPr>
+          <w:u w:val="single" w:color="0000ff"/>
+          <w:rFonts w:ascii="Charis SIL Regular" w:hAnsi="Charis SIL Regular" w:eastAsia="Charis SIL Regular"/>
+          <w:b w:val="0"/>
+          <w:i w:val="0"/>
+          <w:color w:val="000000"/>
+          <w:sz w:val="24"/>
+        </w:rPr>
+        <w:hyperlink r:id="rId13" w:history="1">
+          <w:r>
+            <w:rPr>
+              <w:rStyle w:val="Hyperlink"/>
+            </w:rPr>
+            <w:t>si, can be pre</w:t>
+          </w:r>
+        </w:hyperlink>
+      </w:r>
+      <w:r>
+        <w:rPr>
+          <w:u w:val="single" w:color="0000ff"/>
+          <w:rFonts w:ascii="Charis SIL Regular" w:hAnsi="Charis SIL Regular" w:eastAsia="Charis SIL Regular"/>
+          <w:b w:val="0"/>
+          <w:i w:val="0"/>
+          <w:color w:val="000000"/>
+          <w:sz w:val="24"/>
+        </w:rPr>
+        <w:hyperlink r:id="rId13" w:history="1">
+          <w:r>
+            <w:rPr>
+              <w:rStyle w:val="Hyperlink"/>
+            </w:rPr>
+            <w:t>d</w:t>
+          </w:r>
+        </w:hyperlink>
+      </w:r>
+      <w:r>
+        <w:rPr>
+          <w:u w:val="single" w:color="0000ff"/>
+          <w:rFonts w:ascii="Charis SIL Regular" w:hAnsi="Charis SIL Regular" w:eastAsia="Charis SIL Regular"/>
+          <w:b w:val="0"/>
+          <w:i w:val="0"/>
+          <w:color w:val="000000"/>
+          <w:sz w:val="24"/>
+        </w:rPr>
+        <w:hyperlink r:id="rId13" w:history="1">
+          <w:r>
+            <w:rPr>
+              <w:rStyle w:val="Hyperlink"/>
+            </w:rPr>
+            <w:t>ominantly</w:t>
+          </w:r>
+        </w:hyperlink>
       </w:r>
       <w:r>
         <w:rPr>
@@ -1630,7 +1800,25 @@
           <w:color w:val="000000"/>
           <w:sz w:val="24"/>
         </w:rPr>
-        <w:t>Dutch Protestant and Catholic missionary archi</w:t>
+        <w:t>Dutch Protestant and Catholic missionary ar</w:t>
+      </w:r>
+      <w:r>
+        <w:rPr>
+          <w:u w:val="single" w:color="0000ff"/>
+          <w:rFonts w:ascii="Charis SIL Regular" w:hAnsi="Charis SIL Regular" w:eastAsia="Charis SIL Regular"/>
+          <w:b w:val="0"/>
+          <w:i w:val="0"/>
+          <w:color w:val="000000"/>
+          <w:sz w:val="24"/>
+        </w:rPr>
+        <w:hyperlink r:id="rId15" w:history="1">
+          <w:r>
+            <w:rPr>
+              <w:rStyle w:val="Hyperlink"/>
+            </w:rPr>
+            <w:t>chi</w:t>
+          </w:r>
+        </w:hyperlink>
       </w:r>
       <w:r>
         <w:rPr>
@@ -2295,6 +2483,7 @@
           <w:i w:val="0"/>
           <w:color w:val="0000FF"/>
           <w:sz w:val="24"/>
+          <w:u w:val="single"/>
         </w:rPr>
         <w:hyperlink r:id="rId19" w:history="1">
           <w:r>
@@ -2314,7 +2503,7 @@
           <w:sz w:val="24"/>
           <w:u w:val="single"/>
         </w:rPr>
-        <w:hyperlink r:id="rId18" w:history="1">
+        <w:hyperlink r:id="rId19" w:history="1">
           <w:r>
             <w:rPr>
               <w:rStyle w:val="Hyperlink"/>
@@ -2361,7 +2550,7 @@
           <w:sz w:val="24"/>
           <w:u w:val="single"/>
         </w:rPr>
-        <w:hyperlink r:id="rId18" w:history="1">
+        <w:hyperlink r:id="rId19" w:history="1">
           <w:r>
             <w:rPr>
               <w:rStyle w:val="Hyperlink"/>
@@ -2372,21 +2561,13 @@
       </w:r>
       <w:r>
         <w:rPr>
-          <w:u w:val="single" w:color="0000ff"/>
           <w:rFonts w:ascii="Charis SIL Regular" w:hAnsi="Charis SIL Regular" w:eastAsia="Charis SIL Regular"/>
           <w:b w:val="0"/>
           <w:i w:val="0"/>
           <w:color w:val="000000"/>
           <w:sz w:val="24"/>
         </w:rPr>
-        <w:hyperlink r:id="rId18" w:history="1">
-          <w:r>
-            <w:rPr>
-              <w:rStyle w:val="Hyperlink"/>
-            </w:rPr>
-            <w:t xml:space="preserve">, </w:t>
-          </w:r>
-        </w:hyperlink>
+        <w:t xml:space="preserve">, </w:t>
       </w:r>
       <w:r>
         <w:rPr>
@@ -2451,6 +2632,42 @@
           <w:sz w:val="24"/>
           <w:u w:val="single"/>
         </w:rPr>
+        <w:hyperlink r:id="rId20" w:history="1">
+          <w:r>
+            <w:rPr>
+              <w:rStyle w:val="Hyperlink"/>
+            </w:rPr>
+            <w:t>s</w:t>
+          </w:r>
+        </w:hyperlink>
+      </w:r>
+      <w:r>
+        <w:rPr>
+          <w:rFonts w:ascii="Charis SIL Regular" w:hAnsi="Charis SIL Regular" w:eastAsia="Charis SIL Regular"/>
+          <w:b w:val="0"/>
+          <w:i w:val="0"/>
+          <w:color w:val="0000FF"/>
+          <w:sz w:val="24"/>
+          <w:u w:val="single"/>
+        </w:rPr>
+        <w:hyperlink r:id="rId20" w:history="1">
+          <w:r>
+            <w:rPr>
+              <w:rStyle w:val="Hyperlink"/>
+            </w:rPr>
+            <w:t>tant</w:t>
+          </w:r>
+        </w:hyperlink>
+      </w:r>
+      <w:r>
+        <w:rPr>
+          <w:rFonts w:ascii="Charis SIL Regular" w:hAnsi="Charis SIL Regular" w:eastAsia="Charis SIL Regular"/>
+          <w:b w:val="0"/>
+          <w:i w:val="0"/>
+          <w:color w:val="0000FF"/>
+          <w:sz w:val="24"/>
+          <w:u w:val="single"/>
+        </w:rPr>
         <w:hyperlink r:id="rId19" w:history="1">
           <w:r>
             <w:rPr>
@@ -2469,42 +2686,6 @@
           <w:sz w:val="24"/>
           <w:u w:val="single"/>
         </w:rPr>
-        <w:hyperlink r:id="rId19" w:history="1">
-          <w:r>
-            <w:rPr>
-              <w:rStyle w:val="Hyperlink"/>
-            </w:rPr>
-            <w:t>tant</w:t>
-          </w:r>
-        </w:hyperlink>
-      </w:r>
-      <w:r>
-        <w:rPr>
-          <w:rFonts w:ascii="Charis SIL Regular" w:hAnsi="Charis SIL Regular" w:eastAsia="Charis SIL Regular"/>
-          <w:b w:val="0"/>
-          <w:i w:val="0"/>
-          <w:color w:val="0000FF"/>
-          <w:sz w:val="24"/>
-          <w:u w:val="single"/>
-        </w:rPr>
-        <w:hyperlink r:id="rId19" w:history="1">
-          <w:r>
-            <w:rPr>
-              <w:rStyle w:val="Hyperlink"/>
-            </w:rPr>
-            <w:t>s</w:t>
-          </w:r>
-        </w:hyperlink>
-      </w:r>
-      <w:r>
-        <w:rPr>
-          <w:rFonts w:ascii="Charis SIL Regular" w:hAnsi="Charis SIL Regular" w:eastAsia="Charis SIL Regular"/>
-          <w:b w:val="0"/>
-          <w:i w:val="0"/>
-          <w:color w:val="0000FF"/>
-          <w:sz w:val="24"/>
-          <w:u w:val="single"/>
-        </w:rPr>
         <w:t xml:space="preserve"> </w:t>
       </w:r>
       <w:r>
@@ -2552,25 +2733,7 @@
           <w:color w:val="000000"/>
           <w:sz w:val="24"/>
         </w:rPr>
-        <w:t xml:space="preserve"> </w:t>
-      </w:r>
-      <w:r>
-        <w:rPr>
-          <w:u w:val="single" w:color="0000ff"/>
-          <w:rFonts w:ascii="Charis SIL Regular" w:hAnsi="Charis SIL Regular" w:eastAsia="Charis SIL Regular"/>
-          <w:b w:val="0"/>
-          <w:i w:val="0"/>
-          <w:color w:val="000000"/>
-          <w:sz w:val="24"/>
-        </w:rPr>
-        <w:hyperlink r:id="rId19" w:history="1">
-          <w:r>
-            <w:rPr>
-              <w:rStyle w:val="Hyperlink"/>
-            </w:rPr>
-            <w:t>Vrije U</w:t>
-          </w:r>
-        </w:hyperlink>
+        <w:t xml:space="preserve"> Vrije U</w:t>
       </w:r>
       <w:r>
         <w:rPr>
@@ -2671,25 +2834,18 @@
           <w:sz w:val="24"/>
           <w:u w:val="single"/>
         </w:rPr>
+        <w:t>Cath</w:t>
+      </w:r>
+      <w:r>
+        <w:rPr>
+          <w:rFonts w:ascii="Charis SIL Regular" w:hAnsi="Charis SIL Regular" w:eastAsia="Charis SIL Regular"/>
+          <w:b w:val="0"/>
+          <w:i w:val="0"/>
+          <w:color w:val="0000FF"/>
+          <w:sz w:val="24"/>
+          <w:u w:val="single"/>
+        </w:rPr>
         <w:hyperlink r:id="rId19" w:history="1">
-          <w:r>
-            <w:rPr>
-              <w:rStyle w:val="Hyperlink"/>
-            </w:rPr>
-            <w:t>Cath</w:t>
-          </w:r>
-        </w:hyperlink>
-      </w:r>
-      <w:r>
-        <w:rPr>
-          <w:rFonts w:ascii="Charis SIL Regular" w:hAnsi="Charis SIL Regular" w:eastAsia="Charis SIL Regular"/>
-          <w:b w:val="0"/>
-          <w:i w:val="0"/>
-          <w:color w:val="0000FF"/>
-          <w:sz w:val="24"/>
-          <w:u w:val="single"/>
-        </w:rPr>
-        <w:hyperlink r:id="rId21" w:history="1">
           <w:r>
             <w:rPr>
               <w:rStyle w:val="Hyperlink"/>
@@ -2725,7 +2881,14 @@
           <w:sz w:val="24"/>
           <w:u w:val="single"/>
         </w:rPr>
-        <w:t xml:space="preserve">Documentation </w:t>
+        <w:hyperlink r:id="rId19" w:history="1">
+          <w:r>
+            <w:rPr>
+              <w:rStyle w:val="Hyperlink"/>
+            </w:rPr>
+            <w:t>Documen</w:t>
+          </w:r>
+        </w:hyperlink>
       </w:r>
       <w:r>
         <w:rPr>
@@ -2736,7 +2899,71 @@
           <w:sz w:val="24"/>
           <w:u w:val="single"/>
         </w:rPr>
+        <w:hyperlink r:id="rId21" w:history="1">
+          <w:r>
+            <w:rPr>
+              <w:rStyle w:val="Hyperlink"/>
+            </w:rPr>
+            <w:t>t</w:t>
+          </w:r>
+        </w:hyperlink>
+      </w:r>
+      <w:r>
+        <w:rPr>
+          <w:rFonts w:ascii="Charis SIL Regular" w:hAnsi="Charis SIL Regular" w:eastAsia="Charis SIL Regular"/>
+          <w:b w:val="0"/>
+          <w:i w:val="0"/>
+          <w:color w:val="0000FF"/>
+          <w:sz w:val="24"/>
+          <w:u w:val="single"/>
+        </w:rPr>
         <w:hyperlink r:id="rId19" w:history="1">
+          <w:r>
+            <w:rPr>
+              <w:rStyle w:val="Hyperlink"/>
+            </w:rPr>
+            <w:t>at</w:t>
+          </w:r>
+        </w:hyperlink>
+      </w:r>
+      <w:r>
+        <w:rPr>
+          <w:rFonts w:ascii="Charis SIL Regular" w:hAnsi="Charis SIL Regular" w:eastAsia="Charis SIL Regular"/>
+          <w:b w:val="0"/>
+          <w:i w:val="0"/>
+          <w:color w:val="0000FF"/>
+          <w:sz w:val="24"/>
+          <w:u w:val="single"/>
+        </w:rPr>
+        <w:hyperlink r:id="rId19" w:history="1">
+          <w:r>
+            <w:rPr>
+              <w:rStyle w:val="Hyperlink"/>
+            </w:rPr>
+            <w:t>i</w:t>
+          </w:r>
+        </w:hyperlink>
+      </w:r>
+      <w:r>
+        <w:rPr>
+          <w:rFonts w:ascii="Charis SIL Regular" w:hAnsi="Charis SIL Regular" w:eastAsia="Charis SIL Regular"/>
+          <w:b w:val="0"/>
+          <w:i w:val="0"/>
+          <w:color w:val="0000FF"/>
+          <w:sz w:val="24"/>
+        </w:rPr>
+        <w:t xml:space="preserve">on </w:t>
+      </w:r>
+      <w:r>
+        <w:rPr>
+          <w:rFonts w:ascii="Charis SIL Regular" w:hAnsi="Charis SIL Regular" w:eastAsia="Charis SIL Regular"/>
+          <w:b w:val="0"/>
+          <w:i w:val="0"/>
+          <w:color w:val="0000FF"/>
+          <w:sz w:val="24"/>
+          <w:u w:val="single"/>
+        </w:rPr>
+        <w:hyperlink r:id="rId21" w:history="1">
           <w:r>
             <w:rPr>
               <w:rStyle w:val="Hyperlink"/>
@@ -2775,6 +3002,7 @@
       </w:r>
       <w:r>
         <w:rPr>
+          <w:u w:val="single" w:color="0000ff"/>
           <w:rFonts w:ascii="Charis SIL Regular" w:hAnsi="Charis SIL Regular" w:eastAsia="Charis SIL Regular"/>
           <w:b w:val="0"/>
           <w:i w:val="0"/>
@@ -2799,7 +3027,7 @@
           <w:sz w:val="24"/>
           <w:u w:val="single"/>
         </w:rPr>
-        <w:hyperlink r:id="rId20" w:history="1">
+        <w:hyperlink r:id="rId22" w:history="1">
           <w:r>
             <w:rPr>
               <w:rStyle w:val="Hyperlink"/>
@@ -4001,15 +4229,9 @@
           <w:i w:val="0"/>
           <w:color w:val="0000FF"/>
           <w:sz w:val="24"/>
-        </w:rPr>
-        <w:hyperlink r:id="rId25" w:history="1">
-          <w:r>
-            <w:rPr>
-              <w:rStyle w:val="Hyperlink"/>
-            </w:rPr>
-            <w:t>7</w:t>
-          </w:r>
-        </w:hyperlink>
+          <w:u w:val="single"/>
+        </w:rPr>
+        <w:t>7</w:t>
       </w:r>
       <w:r>
         <w:rPr>

--- a/EXPORTS/DOCX/published/niveau2/English/ChristianMission.docx
+++ b/EXPORTS/DOCX/published/niveau2/English/ChristianMission.docx
@@ -445,75 +445,13 @@
       </w:r>
       <w:r>
         <w:rPr>
-          <w:u w:val="single" w:color="0000ff"/>
           <w:rFonts w:ascii="Charis SIL Regular" w:hAnsi="Charis SIL Regular" w:eastAsia="Charis SIL Regular"/>
           <w:b w:val="0"/>
           <w:i w:val="0"/>
           <w:color w:val="000000"/>
           <w:sz w:val="24"/>
         </w:rPr>
-        <w:hyperlink r:id="rId9" w:history="1">
-          <w:r>
-            <w:rPr>
-              <w:rStyle w:val="Hyperlink"/>
-            </w:rPr>
-            <w:t>made up of ob</w:t>
-          </w:r>
-        </w:hyperlink>
-      </w:r>
-      <w:r>
-        <w:rPr>
-          <w:u w:val="single" w:color="0000ff"/>
-          <w:rFonts w:ascii="Charis SIL Regular" w:hAnsi="Charis SIL Regular" w:eastAsia="Charis SIL Regular"/>
-          <w:b w:val="0"/>
-          <w:i w:val="0"/>
-          <w:color w:val="000000"/>
-          <w:sz w:val="24"/>
-        </w:rPr>
-        <w:hyperlink r:id="rId9" w:history="1">
-          <w:r>
-            <w:rPr>
-              <w:rStyle w:val="Hyperlink"/>
-            </w:rPr>
-            <w:t>jects tha</w:t>
-          </w:r>
-        </w:hyperlink>
-      </w:r>
-      <w:r>
-        <w:rPr>
-          <w:u w:val="single" w:color="0000ff"/>
-          <w:rFonts w:ascii="Charis SIL Regular" w:hAnsi="Charis SIL Regular" w:eastAsia="Charis SIL Regular"/>
-          <w:b w:val="0"/>
-          <w:i w:val="0"/>
-          <w:color w:val="000000"/>
-          <w:sz w:val="24"/>
-        </w:rPr>
-        <w:hyperlink r:id="rId9" w:history="1">
-          <w:r>
-            <w:rPr>
-              <w:rStyle w:val="Hyperlink"/>
-            </w:rPr>
-            <w:t>t</w:t>
-          </w:r>
-        </w:hyperlink>
-      </w:r>
-      <w:r>
-        <w:rPr>
-          <w:u w:val="single" w:color="0000ff"/>
-          <w:rFonts w:ascii="Charis SIL Regular" w:hAnsi="Charis SIL Regular" w:eastAsia="Charis SIL Regular"/>
-          <w:b w:val="0"/>
-          <w:i w:val="0"/>
-          <w:color w:val="000000"/>
-          <w:sz w:val="24"/>
-        </w:rPr>
-        <w:hyperlink r:id="rId9" w:history="1">
-          <w:r>
-            <w:rPr>
-              <w:rStyle w:val="Hyperlink"/>
-            </w:rPr>
-            <w:t xml:space="preserve"> were coll</w:t>
-          </w:r>
-        </w:hyperlink>
+        <w:t>made up of objects that were coll</w:t>
       </w:r>
       <w:r>
         <w:rPr>
@@ -807,7 +745,7 @@
           <w:sz w:val="24"/>
           <w:u w:val="single"/>
         </w:rPr>
-        <w:hyperlink r:id="rId10" w:history="1">
+        <w:hyperlink r:id="rId11" w:history="1">
           <w:r>
             <w:rPr>
               <w:rStyle w:val="Hyperlink"/>
@@ -836,7 +774,7 @@
           <w:sz w:val="24"/>
           <w:u w:val="single"/>
         </w:rPr>
-        <w:hyperlink r:id="rId10" w:history="1">
+        <w:hyperlink r:id="rId11" w:history="1">
           <w:r>
             <w:rPr>
               <w:rStyle w:val="Hyperlink"/>
@@ -865,7 +803,7 @@
           <w:sz w:val="24"/>
           <w:u w:val="single"/>
         </w:rPr>
-        <w:hyperlink r:id="rId10" w:history="1">
+        <w:hyperlink r:id="rId11" w:history="1">
           <w:r>
             <w:rPr>
               <w:rStyle w:val="Hyperlink"/>
@@ -1273,7 +1211,35 @@
           <w:color w:val="000000"/>
           <w:sz w:val="24"/>
         </w:rPr>
-        <w:t xml:space="preserve">2024. Objects that were collected by the </w:t>
+        <w:t>2024. O</w:t>
+      </w:r>
+      <w:r>
+        <w:rPr>
+          <w:u w:val="single" w:color="0000ff"/>
+          <w:rFonts w:ascii="Charis SIL Regular" w:hAnsi="Charis SIL Regular" w:eastAsia="Charis SIL Regular"/>
+          <w:b w:val="0"/>
+          <w:i w:val="0"/>
+          <w:color w:val="000000"/>
+          <w:sz w:val="24"/>
+        </w:rPr>
+        <w:hyperlink r:id="rId12" w:history="1">
+          <w:r>
+            <w:rPr>
+              <w:rStyle w:val="Hyperlink"/>
+            </w:rPr>
+            <w:t>bjec</w:t>
+          </w:r>
+        </w:hyperlink>
+      </w:r>
+      <w:r>
+        <w:rPr>
+          <w:rFonts w:ascii="Charis SIL Regular" w:hAnsi="Charis SIL Regular" w:eastAsia="Charis SIL Regular"/>
+          <w:b w:val="0"/>
+          <w:i w:val="0"/>
+          <w:color w:val="000000"/>
+          <w:sz w:val="24"/>
+        </w:rPr>
+        <w:t xml:space="preserve">ts that were collected by the </w:t>
       </w:r>
       <w:r>
         <w:rPr>
@@ -1800,7 +1766,25 @@
           <w:color w:val="000000"/>
           <w:sz w:val="24"/>
         </w:rPr>
-        <w:t>Dutch Protestant and Catholic missionary ar</w:t>
+        <w:t>Dutch Protestant and Catholic mis</w:t>
+      </w:r>
+      <w:r>
+        <w:rPr>
+          <w:u w:val="single" w:color="0000ff"/>
+          <w:rFonts w:ascii="Charis SIL Regular" w:hAnsi="Charis SIL Regular" w:eastAsia="Charis SIL Regular"/>
+          <w:b w:val="0"/>
+          <w:i w:val="0"/>
+          <w:color w:val="000000"/>
+          <w:sz w:val="24"/>
+        </w:rPr>
+        <w:hyperlink r:id="rId15" w:history="1">
+          <w:r>
+            <w:rPr>
+              <w:rStyle w:val="Hyperlink"/>
+            </w:rPr>
+            <w:t>sionary ar</w:t>
+          </w:r>
+        </w:hyperlink>
       </w:r>
       <w:r>
         <w:rPr>
@@ -2532,7 +2516,7 @@
           <w:sz w:val="24"/>
           <w:u w:val="single"/>
         </w:rPr>
-        <w:hyperlink r:id="rId18" w:history="1">
+        <w:hyperlink r:id="rId19" w:history="1">
           <w:r>
             <w:rPr>
               <w:rStyle w:val="Hyperlink"/>
@@ -2561,6 +2545,7 @@
       </w:r>
       <w:r>
         <w:rPr>
+          <w:u w:val="single" w:color="0000ff"/>
           <w:rFonts w:ascii="Charis SIL Regular" w:hAnsi="Charis SIL Regular" w:eastAsia="Charis SIL Regular"/>
           <w:b w:val="0"/>
           <w:i w:val="0"/>
@@ -2733,7 +2718,25 @@
           <w:color w:val="000000"/>
           <w:sz w:val="24"/>
         </w:rPr>
-        <w:t xml:space="preserve"> Vrije U</w:t>
+        <w:t xml:space="preserve"> </w:t>
+      </w:r>
+      <w:r>
+        <w:rPr>
+          <w:u w:val="single" w:color="0000ff"/>
+          <w:rFonts w:ascii="Charis SIL Regular" w:hAnsi="Charis SIL Regular" w:eastAsia="Charis SIL Regular"/>
+          <w:b w:val="0"/>
+          <w:i w:val="0"/>
+          <w:color w:val="000000"/>
+          <w:sz w:val="24"/>
+        </w:rPr>
+        <w:hyperlink r:id="rId19" w:history="1">
+          <w:r>
+            <w:rPr>
+              <w:rStyle w:val="Hyperlink"/>
+            </w:rPr>
+            <w:t>Vrije U</w:t>
+          </w:r>
+        </w:hyperlink>
       </w:r>
       <w:r>
         <w:rPr>
@@ -2834,7 +2837,14 @@
           <w:sz w:val="24"/>
           <w:u w:val="single"/>
         </w:rPr>
-        <w:t>Cath</w:t>
+        <w:hyperlink r:id="rId21" w:history="1">
+          <w:r>
+            <w:rPr>
+              <w:rStyle w:val="Hyperlink"/>
+            </w:rPr>
+            <w:t>Cath</w:t>
+          </w:r>
+        </w:hyperlink>
       </w:r>
       <w:r>
         <w:rPr>
@@ -2845,7 +2855,7 @@
           <w:sz w:val="24"/>
           <w:u w:val="single"/>
         </w:rPr>
-        <w:hyperlink r:id="rId19" w:history="1">
+        <w:hyperlink r:id="rId21" w:history="1">
           <w:r>
             <w:rPr>
               <w:rStyle w:val="Hyperlink"/>
@@ -2881,7 +2891,7 @@
           <w:sz w:val="24"/>
           <w:u w:val="single"/>
         </w:rPr>
-        <w:hyperlink r:id="rId19" w:history="1">
+        <w:hyperlink r:id="rId21" w:history="1">
           <w:r>
             <w:rPr>
               <w:rStyle w:val="Hyperlink"/>
@@ -2917,7 +2927,7 @@
           <w:sz w:val="24"/>
           <w:u w:val="single"/>
         </w:rPr>
-        <w:hyperlink r:id="rId19" w:history="1">
+        <w:hyperlink r:id="rId21" w:history="1">
           <w:r>
             <w:rPr>
               <w:rStyle w:val="Hyperlink"/>
@@ -2951,8 +2961,16 @@
           <w:i w:val="0"/>
           <w:color w:val="0000FF"/>
           <w:sz w:val="24"/>
-        </w:rPr>
-        <w:t xml:space="preserve">on </w:t>
+          <w:u w:val="single"/>
+        </w:rPr>
+        <w:hyperlink r:id="rId19" w:history="1">
+          <w:r>
+            <w:rPr>
+              <w:rStyle w:val="Hyperlink"/>
+            </w:rPr>
+            <w:t>on</w:t>
+          </w:r>
+        </w:hyperlink>
       </w:r>
       <w:r>
         <w:rPr>
@@ -2963,7 +2981,18 @@
           <w:sz w:val="24"/>
           <w:u w:val="single"/>
         </w:rPr>
-        <w:hyperlink r:id="rId21" w:history="1">
+        <w:t xml:space="preserve"> </w:t>
+      </w:r>
+      <w:r>
+        <w:rPr>
+          <w:rFonts w:ascii="Charis SIL Regular" w:hAnsi="Charis SIL Regular" w:eastAsia="Charis SIL Regular"/>
+          <w:b w:val="0"/>
+          <w:i w:val="0"/>
+          <w:color w:val="0000FF"/>
+          <w:sz w:val="24"/>
+          <w:u w:val="single"/>
+        </w:rPr>
+        <w:hyperlink r:id="rId19" w:history="1">
           <w:r>
             <w:rPr>
               <w:rStyle w:val="Hyperlink"/>
@@ -3002,7 +3031,6 @@
       </w:r>
       <w:r>
         <w:rPr>
-          <w:u w:val="single" w:color="0000ff"/>
           <w:rFonts w:ascii="Charis SIL Regular" w:hAnsi="Charis SIL Regular" w:eastAsia="Charis SIL Regular"/>
           <w:b w:val="0"/>
           <w:i w:val="0"/>
@@ -3027,7 +3055,7 @@
           <w:sz w:val="24"/>
           <w:u w:val="single"/>
         </w:rPr>
-        <w:hyperlink r:id="rId22" w:history="1">
+        <w:hyperlink r:id="rId20" w:history="1">
           <w:r>
             <w:rPr>
               <w:rStyle w:val="Hyperlink"/>
@@ -3045,7 +3073,7 @@
           <w:sz w:val="24"/>
           <w:u w:val="single"/>
         </w:rPr>
-        <w:hyperlink r:id="rId22" w:history="1">
+        <w:hyperlink r:id="rId20" w:history="1">
           <w:r>
             <w:rPr>
               <w:rStyle w:val="Hyperlink"/>
@@ -3063,7 +3091,7 @@
           <w:sz w:val="24"/>
           <w:u w:val="single"/>
         </w:rPr>
-        <w:hyperlink r:id="rId22" w:history="1">
+        <w:hyperlink r:id="rId20" w:history="1">
           <w:r>
             <w:rPr>
               <w:rStyle w:val="Hyperlink"/>
@@ -3198,96 +3226,13 @@
       </w:r>
       <w:r>
         <w:rPr>
-          <w:u w:val="single" w:color="0000ff"/>
           <w:rFonts w:ascii="Charis SIL Regular" w:hAnsi="Charis SIL Regular" w:eastAsia="Charis SIL Regular"/>
           <w:b w:val="0"/>
           <w:i w:val="0"/>
           <w:color w:val="000000"/>
           <w:sz w:val="24"/>
         </w:rPr>
-        <w:hyperlink r:id="rId21" w:history="1">
-          <w:r>
-            <w:rPr>
-              <w:rStyle w:val="Hyperlink"/>
-            </w:rPr>
-            <w:t>often still be fo</w:t>
-          </w:r>
-        </w:hyperlink>
-      </w:r>
-      <w:r>
-        <w:rPr>
-          <w:u w:val="single" w:color="0000ff"/>
-          <w:rFonts w:ascii="Charis SIL Regular" w:hAnsi="Charis SIL Regular" w:eastAsia="Charis SIL Regular"/>
-          <w:b w:val="0"/>
-          <w:i w:val="0"/>
-          <w:color w:val="000000"/>
-          <w:sz w:val="24"/>
-        </w:rPr>
-        <w:hyperlink r:id="rId21" w:history="1">
-          <w:r>
-            <w:rPr>
-              <w:rStyle w:val="Hyperlink"/>
-            </w:rPr>
-            <w:t>u</w:t>
-          </w:r>
-        </w:hyperlink>
-      </w:r>
-      <w:r>
-        <w:rPr>
-          <w:u w:val="single" w:color="0000ff"/>
-          <w:rFonts w:ascii="Charis SIL Regular" w:hAnsi="Charis SIL Regular" w:eastAsia="Charis SIL Regular"/>
-          <w:b w:val="0"/>
-          <w:i w:val="0"/>
-          <w:color w:val="000000"/>
-          <w:sz w:val="24"/>
-        </w:rPr>
-        <w:hyperlink r:id="rId21" w:history="1">
-          <w:r>
-            <w:rPr>
-              <w:rStyle w:val="Hyperlink"/>
-            </w:rPr>
-            <w:t xml:space="preserve">nd in </w:t>
-          </w:r>
-        </w:hyperlink>
-      </w:r>
-      <w:r>
-        <w:rPr>
-          <w:u w:val="single" w:color="0000ff"/>
-          <w:rFonts w:ascii="Charis SIL Regular" w:hAnsi="Charis SIL Regular" w:eastAsia="Charis SIL Regular"/>
-          <w:b w:val="0"/>
-          <w:i w:val="0"/>
-          <w:color w:val="000000"/>
-          <w:sz w:val="24"/>
-        </w:rPr>
-        <w:t>t</w:t>
-      </w:r>
-      <w:r>
-        <w:rPr>
-          <w:rFonts w:ascii="Charis SIL Regular" w:hAnsi="Charis SIL Regular" w:eastAsia="Charis SIL Regular"/>
-          <w:b w:val="0"/>
-          <w:i w:val="0"/>
-          <w:color w:val="000000"/>
-          <w:sz w:val="24"/>
-        </w:rPr>
-        <w:t>he count</w:t>
-      </w:r>
-      <w:r>
-        <w:rPr>
-          <w:u w:val="single" w:color="0000ff"/>
-          <w:rFonts w:ascii="Charis SIL Regular" w:hAnsi="Charis SIL Regular" w:eastAsia="Charis SIL Regular"/>
-          <w:b w:val="0"/>
-          <w:i w:val="0"/>
-          <w:color w:val="000000"/>
-          <w:sz w:val="24"/>
-        </w:rPr>
-        <w:hyperlink r:id="rId22" w:history="1">
-          <w:r>
-            <w:rPr>
-              <w:rStyle w:val="Hyperlink"/>
-            </w:rPr>
-            <w:t>ries where the m</w:t>
-          </w:r>
-        </w:hyperlink>
+        <w:t>often still be found in the countries where the m</w:t>
       </w:r>
       <w:r>
         <w:rPr>
@@ -3453,7 +3398,7 @@
           <w:sz w:val="24"/>
           <w:u w:val="single"/>
         </w:rPr>
-        <w:t xml:space="preserve">Scientific research </w:t>
+        <w:t>Scientific research</w:t>
       </w:r>
       <w:r>
         <w:rPr>
@@ -3464,7 +3409,7 @@
           <w:sz w:val="24"/>
           <w:u w:val="single"/>
         </w:rPr>
-        <w:t>in colonised territorie</w:t>
+        <w:t xml:space="preserve"> </w:t>
       </w:r>
       <w:r>
         <w:rPr>
@@ -3473,8 +3418,9 @@
           <w:i w:val="0"/>
           <w:color w:val="0000FF"/>
           <w:sz w:val="24"/>
-        </w:rPr>
-        <w:t>s</w:t>
+          <w:u w:val="single"/>
+        </w:rPr>
+        <w:t>in colonised territories</w:t>
       </w:r>
       <w:r>
         <w:br/>

--- a/EXPORTS/DOCX/published/niveau2/English/ChristianMission.docx
+++ b/EXPORTS/DOCX/published/niveau2/English/ChristianMission.docx
@@ -451,61 +451,7 @@
           <w:color w:val="000000"/>
           <w:sz w:val="24"/>
         </w:rPr>
-        <w:t>made up of objects that were coll</w:t>
-      </w:r>
-      <w:r>
-        <w:rPr>
-          <w:u w:val="single" w:color="0000ff"/>
-          <w:rFonts w:ascii="Charis SIL Regular" w:hAnsi="Charis SIL Regular" w:eastAsia="Charis SIL Regular"/>
-          <w:b w:val="0"/>
-          <w:i w:val="0"/>
-          <w:color w:val="000000"/>
-          <w:sz w:val="24"/>
-        </w:rPr>
-        <w:hyperlink r:id="rId9" w:history="1">
-          <w:r>
-            <w:rPr>
-              <w:rStyle w:val="Hyperlink"/>
-            </w:rPr>
-            <w:t>ecte</w:t>
-          </w:r>
-        </w:hyperlink>
-      </w:r>
-      <w:r>
-        <w:rPr>
-          <w:u w:val="single" w:color="0000ff"/>
-          <w:rFonts w:ascii="Charis SIL Regular" w:hAnsi="Charis SIL Regular" w:eastAsia="Charis SIL Regular"/>
-          <w:b w:val="0"/>
-          <w:i w:val="0"/>
-          <w:color w:val="000000"/>
-          <w:sz w:val="24"/>
-        </w:rPr>
-        <w:hyperlink r:id="rId9" w:history="1">
-          <w:r>
-            <w:rPr>
-              <w:rStyle w:val="Hyperlink"/>
-            </w:rPr>
-            <w:t>d</w:t>
-          </w:r>
-        </w:hyperlink>
-      </w:r>
-      <w:r>
-        <w:rPr>
-          <w:u w:val="single" w:color="0000ff"/>
-          <w:rFonts w:ascii="Charis SIL Regular" w:hAnsi="Charis SIL Regular" w:eastAsia="Charis SIL Regular"/>
-          <w:b w:val="0"/>
-          <w:i w:val="0"/>
-          <w:color w:val="000000"/>
-          <w:sz w:val="24"/>
-        </w:rPr>
-        <w:hyperlink r:id="rId9" w:history="1">
-          <w:r>
-            <w:rPr>
-              <w:rStyle w:val="Hyperlink"/>
-            </w:rPr>
-            <w:t xml:space="preserve"> by</w:t>
-          </w:r>
-        </w:hyperlink>
+        <w:t>made up of objects that were collected by</w:t>
       </w:r>
       <w:r>
         <w:rPr>
@@ -745,7 +691,7 @@
           <w:sz w:val="24"/>
           <w:u w:val="single"/>
         </w:rPr>
-        <w:hyperlink r:id="rId11" w:history="1">
+        <w:hyperlink r:id="rId10" w:history="1">
           <w:r>
             <w:rPr>
               <w:rStyle w:val="Hyperlink"/>
@@ -774,7 +720,7 @@
           <w:sz w:val="24"/>
           <w:u w:val="single"/>
         </w:rPr>
-        <w:hyperlink r:id="rId11" w:history="1">
+        <w:hyperlink r:id="rId10" w:history="1">
           <w:r>
             <w:rPr>
               <w:rStyle w:val="Hyperlink"/>
@@ -803,7 +749,7 @@
           <w:sz w:val="24"/>
           <w:u w:val="single"/>
         </w:rPr>
-        <w:hyperlink r:id="rId11" w:history="1">
+        <w:hyperlink r:id="rId10" w:history="1">
           <w:r>
             <w:rPr>
               <w:rStyle w:val="Hyperlink"/>
@@ -1205,13 +1151,39 @@
       </w:r>
       <w:r>
         <w:rPr>
+          <w:u w:val="single" w:color="0000ff"/>
           <w:rFonts w:ascii="Charis SIL Regular" w:hAnsi="Charis SIL Regular" w:eastAsia="Charis SIL Regular"/>
           <w:b w:val="0"/>
           <w:i w:val="0"/>
           <w:color w:val="000000"/>
           <w:sz w:val="24"/>
         </w:rPr>
-        <w:t>2024. O</w:t>
+        <w:hyperlink r:id="rId12" w:history="1">
+          <w:r>
+            <w:rPr>
+              <w:rStyle w:val="Hyperlink"/>
+            </w:rPr>
+            <w:t>2024</w:t>
+          </w:r>
+        </w:hyperlink>
+      </w:r>
+      <w:r>
+        <w:rPr>
+          <w:u w:val="single" w:color="0000ff"/>
+          <w:rFonts w:ascii="Charis SIL Regular" w:hAnsi="Charis SIL Regular" w:eastAsia="Charis SIL Regular"/>
+          <w:b w:val="0"/>
+          <w:i w:val="0"/>
+          <w:color w:val="000000"/>
+          <w:sz w:val="24"/>
+        </w:rPr>
+        <w:hyperlink r:id="rId12" w:history="1">
+          <w:r>
+            <w:rPr>
+              <w:rStyle w:val="Hyperlink"/>
+            </w:rPr>
+            <w:t>. O</w:t>
+          </w:r>
+        </w:hyperlink>
       </w:r>
       <w:r>
         <w:rPr>
@@ -1766,7 +1738,43 @@
           <w:color w:val="000000"/>
           <w:sz w:val="24"/>
         </w:rPr>
-        <w:t>Dutch Protestant and Catholic mis</w:t>
+        <w:t>Dutch Protestant</w:t>
+      </w:r>
+      <w:r>
+        <w:rPr>
+          <w:u w:val="single" w:color="0000ff"/>
+          <w:rFonts w:ascii="Charis SIL Regular" w:hAnsi="Charis SIL Regular" w:eastAsia="Charis SIL Regular"/>
+          <w:b w:val="0"/>
+          <w:i w:val="0"/>
+          <w:color w:val="000000"/>
+          <w:sz w:val="24"/>
+        </w:rPr>
+        <w:hyperlink r:id="rId15" w:history="1">
+          <w:r>
+            <w:rPr>
+              <w:rStyle w:val="Hyperlink"/>
+            </w:rPr>
+            <w:t xml:space="preserve"> and</w:t>
+          </w:r>
+        </w:hyperlink>
+      </w:r>
+      <w:r>
+        <w:rPr>
+          <w:u w:val="single" w:color="0000ff"/>
+          <w:rFonts w:ascii="Charis SIL Regular" w:hAnsi="Charis SIL Regular" w:eastAsia="Charis SIL Regular"/>
+          <w:b w:val="0"/>
+          <w:i w:val="0"/>
+          <w:color w:val="000000"/>
+          <w:sz w:val="24"/>
+        </w:rPr>
+        <w:hyperlink r:id="rId15" w:history="1">
+          <w:r>
+            <w:rPr>
+              <w:rStyle w:val="Hyperlink"/>
+            </w:rPr>
+            <w:t xml:space="preserve"> Catholic mis</w:t>
+          </w:r>
+        </w:hyperlink>
       </w:r>
       <w:r>
         <w:rPr>
@@ -2552,7 +2560,14 @@
           <w:color w:val="000000"/>
           <w:sz w:val="24"/>
         </w:rPr>
-        <w:t xml:space="preserve">, </w:t>
+        <w:hyperlink r:id="rId18" w:history="1">
+          <w:r>
+            <w:rPr>
+              <w:rStyle w:val="Hyperlink"/>
+            </w:rPr>
+            <w:t xml:space="preserve">, </w:t>
+          </w:r>
+        </w:hyperlink>
       </w:r>
       <w:r>
         <w:rPr>
@@ -2563,7 +2578,7 @@
           <w:sz w:val="24"/>
           <w:u w:val="single"/>
         </w:rPr>
-        <w:hyperlink r:id="rId20" w:history="1">
+        <w:hyperlink r:id="rId18" w:history="1">
           <w:r>
             <w:rPr>
               <w:rStyle w:val="Hyperlink"/>
@@ -2581,7 +2596,7 @@
           <w:sz w:val="24"/>
           <w:u w:val="single"/>
         </w:rPr>
-        <w:hyperlink r:id="rId20" w:history="1">
+        <w:hyperlink r:id="rId19" w:history="1">
           <w:r>
             <w:rPr>
               <w:rStyle w:val="Hyperlink"/>
@@ -2597,14 +2612,13 @@
           <w:i w:val="0"/>
           <w:color w:val="0000FF"/>
           <w:sz w:val="24"/>
-          <w:u w:val="single"/>
         </w:rPr>
         <w:hyperlink r:id="rId20" w:history="1">
           <w:r>
             <w:rPr>
               <w:rStyle w:val="Hyperlink"/>
             </w:rPr>
-            <w:t>Prote</w:t>
+            <w:t>Protestant</w:t>
           </w:r>
         </w:hyperlink>
       </w:r>
@@ -2635,14 +2649,7 @@
           <w:sz w:val="24"/>
           <w:u w:val="single"/>
         </w:rPr>
-        <w:hyperlink r:id="rId20" w:history="1">
-          <w:r>
-            <w:rPr>
-              <w:rStyle w:val="Hyperlink"/>
-            </w:rPr>
-            <w:t>tant</w:t>
-          </w:r>
-        </w:hyperlink>
+        <w:t xml:space="preserve"> </w:t>
       </w:r>
       <w:r>
         <w:rPr>
@@ -2653,36 +2660,7 @@
           <w:sz w:val="24"/>
           <w:u w:val="single"/>
         </w:rPr>
-        <w:hyperlink r:id="rId19" w:history="1">
-          <w:r>
-            <w:rPr>
-              <w:rStyle w:val="Hyperlink"/>
-            </w:rPr>
-            <w:t>s</w:t>
-          </w:r>
-        </w:hyperlink>
-      </w:r>
-      <w:r>
-        <w:rPr>
-          <w:rFonts w:ascii="Charis SIL Regular" w:hAnsi="Charis SIL Regular" w:eastAsia="Charis SIL Regular"/>
-          <w:b w:val="0"/>
-          <w:i w:val="0"/>
-          <w:color w:val="0000FF"/>
-          <w:sz w:val="24"/>
-          <w:u w:val="single"/>
-        </w:rPr>
-        <w:t xml:space="preserve"> </w:t>
-      </w:r>
-      <w:r>
-        <w:rPr>
-          <w:rFonts w:ascii="Charis SIL Regular" w:hAnsi="Charis SIL Regular" w:eastAsia="Charis SIL Regular"/>
-          <w:b w:val="0"/>
-          <w:i w:val="0"/>
-          <w:color w:val="0000FF"/>
-          <w:sz w:val="24"/>
-          <w:u w:val="single"/>
-        </w:rPr>
-        <w:hyperlink r:id="rId19" w:history="1">
+        <w:hyperlink r:id="rId20" w:history="1">
           <w:r>
             <w:rPr>
               <w:rStyle w:val="Hyperlink"/>
@@ -2740,66 +2718,130 @@
       </w:r>
       <w:r>
         <w:rPr>
-          <w:u w:val="single" w:color="0000ff"/>
           <w:rFonts w:ascii="Charis SIL Regular" w:hAnsi="Charis SIL Regular" w:eastAsia="Charis SIL Regular"/>
           <w:b w:val="0"/>
           <w:i w:val="0"/>
           <w:color w:val="000000"/>
           <w:sz w:val="24"/>
+        </w:rPr>
+        <w:t xml:space="preserve">niversiteit, </w:t>
+      </w:r>
+      <w:r>
+        <w:rPr>
+          <w:rFonts w:ascii="Charis SIL Regular" w:hAnsi="Charis SIL Regular" w:eastAsia="Charis SIL Regular"/>
+          <w:b w:val="0"/>
+          <w:i w:val="0"/>
+          <w:color w:val="0000FF"/>
+          <w:sz w:val="24"/>
+          <w:u w:val="single"/>
         </w:rPr>
         <w:hyperlink r:id="rId19" w:history="1">
           <w:r>
             <w:rPr>
               <w:rStyle w:val="Hyperlink"/>
             </w:rPr>
-            <w:t>ni</w:t>
+            <w:t>Cath</w:t>
           </w:r>
         </w:hyperlink>
       </w:r>
       <w:r>
         <w:rPr>
-          <w:u w:val="single" w:color="0000ff"/>
           <w:rFonts w:ascii="Charis SIL Regular" w:hAnsi="Charis SIL Regular" w:eastAsia="Charis SIL Regular"/>
           <w:b w:val="0"/>
           <w:i w:val="0"/>
-          <w:color w:val="000000"/>
-          <w:sz w:val="24"/>
+          <w:color w:val="0000FF"/>
+          <w:sz w:val="24"/>
+          <w:u w:val="single"/>
+        </w:rPr>
+        <w:hyperlink r:id="rId21" w:history="1">
+          <w:r>
+            <w:rPr>
+              <w:rStyle w:val="Hyperlink"/>
+            </w:rPr>
+            <w:t>o</w:t>
+          </w:r>
+        </w:hyperlink>
+      </w:r>
+      <w:r>
+        <w:rPr>
+          <w:rFonts w:ascii="Charis SIL Regular" w:hAnsi="Charis SIL Regular" w:eastAsia="Charis SIL Regular"/>
+          <w:b w:val="0"/>
+          <w:i w:val="0"/>
+          <w:color w:val="0000FF"/>
+          <w:sz w:val="24"/>
+          <w:u w:val="single"/>
+        </w:rPr>
+        <w:hyperlink r:id="rId21" w:history="1">
+          <w:r>
+            <w:rPr>
+              <w:rStyle w:val="Hyperlink"/>
+            </w:rPr>
+            <w:t xml:space="preserve">lic </w:t>
+          </w:r>
+        </w:hyperlink>
+      </w:r>
+      <w:r>
+        <w:rPr>
+          <w:rFonts w:ascii="Charis SIL Regular" w:hAnsi="Charis SIL Regular" w:eastAsia="Charis SIL Regular"/>
+          <w:b w:val="0"/>
+          <w:i w:val="0"/>
+          <w:color w:val="0000FF"/>
+          <w:sz w:val="24"/>
+          <w:u w:val="single"/>
         </w:rPr>
         <w:hyperlink r:id="rId19" w:history="1">
           <w:r>
             <w:rPr>
               <w:rStyle w:val="Hyperlink"/>
             </w:rPr>
-            <w:t>v</w:t>
+            <w:t>Documen</w:t>
           </w:r>
         </w:hyperlink>
       </w:r>
       <w:r>
         <w:rPr>
-          <w:u w:val="single" w:color="0000ff"/>
           <w:rFonts w:ascii="Charis SIL Regular" w:hAnsi="Charis SIL Regular" w:eastAsia="Charis SIL Regular"/>
           <w:b w:val="0"/>
           <w:i w:val="0"/>
-          <w:color w:val="000000"/>
-          <w:sz w:val="24"/>
+          <w:color w:val="0000FF"/>
+          <w:sz w:val="24"/>
+          <w:u w:val="single"/>
         </w:rPr>
         <w:hyperlink r:id="rId19" w:history="1">
           <w:r>
             <w:rPr>
               <w:rStyle w:val="Hyperlink"/>
             </w:rPr>
-            <w:t>ers</w:t>
+            <w:t>t</w:t>
           </w:r>
         </w:hyperlink>
       </w:r>
       <w:r>
         <w:rPr>
-          <w:u w:val="single" w:color="0000ff"/>
           <w:rFonts w:ascii="Charis SIL Regular" w:hAnsi="Charis SIL Regular" w:eastAsia="Charis SIL Regular"/>
           <w:b w:val="0"/>
           <w:i w:val="0"/>
-          <w:color w:val="000000"/>
-          <w:sz w:val="24"/>
+          <w:color w:val="0000FF"/>
+          <w:sz w:val="24"/>
+          <w:u w:val="single"/>
+        </w:rPr>
+        <w:hyperlink r:id="rId19" w:history="1">
+          <w:r>
+            <w:rPr>
+              <w:rStyle w:val="Hyperlink"/>
+            </w:rPr>
+            <w:t>at</w:t>
+          </w:r>
+        </w:hyperlink>
+      </w:r>
+      <w:r>
+        <w:rPr>
+          <w:rFonts w:ascii="Charis SIL Regular" w:hAnsi="Charis SIL Regular" w:eastAsia="Charis SIL Regular"/>
+          <w:b w:val="0"/>
+          <w:i w:val="0"/>
+          <w:color w:val="0000FF"/>
+          <w:sz w:val="24"/>
+          <w:u w:val="single"/>
         </w:rPr>
         <w:hyperlink r:id="rId19" w:history="1">
           <w:r>
@@ -2812,150 +2854,6 @@
       </w:r>
       <w:r>
         <w:rPr>
-          <w:u w:val="single" w:color="0000ff"/>
-          <w:rFonts w:ascii="Charis SIL Regular" w:hAnsi="Charis SIL Regular" w:eastAsia="Charis SIL Regular"/>
-          <w:b w:val="0"/>
-          <w:i w:val="0"/>
-          <w:color w:val="000000"/>
-          <w:sz w:val="24"/>
-        </w:rPr>
-        <w:hyperlink r:id="rId19" w:history="1">
-          <w:r>
-            <w:rPr>
-              <w:rStyle w:val="Hyperlink"/>
-            </w:rPr>
-            <w:t xml:space="preserve">teit, </w:t>
-          </w:r>
-        </w:hyperlink>
-      </w:r>
-      <w:r>
-        <w:rPr>
-          <w:rFonts w:ascii="Charis SIL Regular" w:hAnsi="Charis SIL Regular" w:eastAsia="Charis SIL Regular"/>
-          <w:b w:val="0"/>
-          <w:i w:val="0"/>
-          <w:color w:val="0000FF"/>
-          <w:sz w:val="24"/>
-          <w:u w:val="single"/>
-        </w:rPr>
-        <w:hyperlink r:id="rId21" w:history="1">
-          <w:r>
-            <w:rPr>
-              <w:rStyle w:val="Hyperlink"/>
-            </w:rPr>
-            <w:t>Cath</w:t>
-          </w:r>
-        </w:hyperlink>
-      </w:r>
-      <w:r>
-        <w:rPr>
-          <w:rFonts w:ascii="Charis SIL Regular" w:hAnsi="Charis SIL Regular" w:eastAsia="Charis SIL Regular"/>
-          <w:b w:val="0"/>
-          <w:i w:val="0"/>
-          <w:color w:val="0000FF"/>
-          <w:sz w:val="24"/>
-          <w:u w:val="single"/>
-        </w:rPr>
-        <w:hyperlink r:id="rId21" w:history="1">
-          <w:r>
-            <w:rPr>
-              <w:rStyle w:val="Hyperlink"/>
-            </w:rPr>
-            <w:t>o</w:t>
-          </w:r>
-        </w:hyperlink>
-      </w:r>
-      <w:r>
-        <w:rPr>
-          <w:rFonts w:ascii="Charis SIL Regular" w:hAnsi="Charis SIL Regular" w:eastAsia="Charis SIL Regular"/>
-          <w:b w:val="0"/>
-          <w:i w:val="0"/>
-          <w:color w:val="0000FF"/>
-          <w:sz w:val="24"/>
-          <w:u w:val="single"/>
-        </w:rPr>
-        <w:hyperlink r:id="rId21" w:history="1">
-          <w:r>
-            <w:rPr>
-              <w:rStyle w:val="Hyperlink"/>
-            </w:rPr>
-            <w:t xml:space="preserve">lic </w:t>
-          </w:r>
-        </w:hyperlink>
-      </w:r>
-      <w:r>
-        <w:rPr>
-          <w:rFonts w:ascii="Charis SIL Regular" w:hAnsi="Charis SIL Regular" w:eastAsia="Charis SIL Regular"/>
-          <w:b w:val="0"/>
-          <w:i w:val="0"/>
-          <w:color w:val="0000FF"/>
-          <w:sz w:val="24"/>
-          <w:u w:val="single"/>
-        </w:rPr>
-        <w:hyperlink r:id="rId21" w:history="1">
-          <w:r>
-            <w:rPr>
-              <w:rStyle w:val="Hyperlink"/>
-            </w:rPr>
-            <w:t>Documen</w:t>
-          </w:r>
-        </w:hyperlink>
-      </w:r>
-      <w:r>
-        <w:rPr>
-          <w:rFonts w:ascii="Charis SIL Regular" w:hAnsi="Charis SIL Regular" w:eastAsia="Charis SIL Regular"/>
-          <w:b w:val="0"/>
-          <w:i w:val="0"/>
-          <w:color w:val="0000FF"/>
-          <w:sz w:val="24"/>
-          <w:u w:val="single"/>
-        </w:rPr>
-        <w:hyperlink r:id="rId21" w:history="1">
-          <w:r>
-            <w:rPr>
-              <w:rStyle w:val="Hyperlink"/>
-            </w:rPr>
-            <w:t>t</w:t>
-          </w:r>
-        </w:hyperlink>
-      </w:r>
-      <w:r>
-        <w:rPr>
-          <w:rFonts w:ascii="Charis SIL Regular" w:hAnsi="Charis SIL Regular" w:eastAsia="Charis SIL Regular"/>
-          <w:b w:val="0"/>
-          <w:i w:val="0"/>
-          <w:color w:val="0000FF"/>
-          <w:sz w:val="24"/>
-          <w:u w:val="single"/>
-        </w:rPr>
-        <w:hyperlink r:id="rId21" w:history="1">
-          <w:r>
-            <w:rPr>
-              <w:rStyle w:val="Hyperlink"/>
-            </w:rPr>
-            <w:t>at</w:t>
-          </w:r>
-        </w:hyperlink>
-      </w:r>
-      <w:r>
-        <w:rPr>
-          <w:rFonts w:ascii="Charis SIL Regular" w:hAnsi="Charis SIL Regular" w:eastAsia="Charis SIL Regular"/>
-          <w:b w:val="0"/>
-          <w:i w:val="0"/>
-          <w:color w:val="0000FF"/>
-          <w:sz w:val="24"/>
-          <w:u w:val="single"/>
-        </w:rPr>
-        <w:hyperlink r:id="rId19" w:history="1">
-          <w:r>
-            <w:rPr>
-              <w:rStyle w:val="Hyperlink"/>
-            </w:rPr>
-            <w:t>i</w:t>
-          </w:r>
-        </w:hyperlink>
-      </w:r>
-      <w:r>
-        <w:rPr>
           <w:rFonts w:ascii="Charis SIL Regular" w:hAnsi="Charis SIL Regular" w:eastAsia="Charis SIL Regular"/>
           <w:b w:val="0"/>
           <w:i w:val="0"/>
@@ -3055,7 +2953,7 @@
           <w:sz w:val="24"/>
           <w:u w:val="single"/>
         </w:rPr>
-        <w:hyperlink r:id="rId20" w:history="1">
+        <w:hyperlink r:id="rId22" w:history="1">
           <w:r>
             <w:rPr>
               <w:rStyle w:val="Hyperlink"/>
@@ -3120,7 +3018,7 @@
           <w:sz w:val="24"/>
           <w:u w:val="single"/>
         </w:rPr>
-        <w:hyperlink r:id="rId22" w:history="1">
+        <w:hyperlink r:id="rId20" w:history="1">
           <w:r>
             <w:rPr>
               <w:rStyle w:val="Hyperlink"/>

--- a/EXPORTS/DOCX/published/niveau2/English/ChristianMission.docx
+++ b/EXPORTS/DOCX/published/niveau2/English/ChristianMission.docx
@@ -451,7 +451,54 @@
           <w:color w:val="000000"/>
           <w:sz w:val="24"/>
         </w:rPr>
-        <w:t>made up of objects that were collected by</w:t>
+        <w:t>made up of objects that were coll</w:t>
+      </w:r>
+      <w:r>
+        <w:rPr>
+          <w:u w:val="single" w:color="0000ff"/>
+          <w:rFonts w:ascii="Charis SIL Regular" w:hAnsi="Charis SIL Regular" w:eastAsia="Charis SIL Regular"/>
+          <w:b w:val="0"/>
+          <w:i w:val="0"/>
+          <w:color w:val="000000"/>
+          <w:sz w:val="24"/>
+        </w:rPr>
+        <w:hyperlink r:id="rId9" w:history="1">
+          <w:r>
+            <w:rPr>
+              <w:rStyle w:val="Hyperlink"/>
+            </w:rPr>
+            <w:t>ecte</w:t>
+          </w:r>
+        </w:hyperlink>
+      </w:r>
+      <w:r>
+        <w:rPr>
+          <w:u w:val="single" w:color="0000ff"/>
+          <w:rFonts w:ascii="Charis SIL Regular" w:hAnsi="Charis SIL Regular" w:eastAsia="Charis SIL Regular"/>
+          <w:b w:val="0"/>
+          <w:i w:val="0"/>
+          <w:color w:val="000000"/>
+          <w:sz w:val="24"/>
+        </w:rPr>
+        <w:hyperlink r:id="rId9" w:history="1">
+          <w:r>
+            <w:rPr>
+              <w:rStyle w:val="Hyperlink"/>
+            </w:rPr>
+            <w:t>d</w:t>
+          </w:r>
+        </w:hyperlink>
+      </w:r>
+      <w:r>
+        <w:rPr>
+          <w:u w:val="single" w:color="0000ff"/>
+          <w:rFonts w:ascii="Charis SIL Regular" w:hAnsi="Charis SIL Regular" w:eastAsia="Charis SIL Regular"/>
+          <w:b w:val="0"/>
+          <w:i w:val="0"/>
+          <w:color w:val="000000"/>
+          <w:sz w:val="24"/>
+        </w:rPr>
+        <w:t xml:space="preserve"> by</w:t>
       </w:r>
       <w:r>
         <w:rPr>
@@ -691,7 +738,7 @@
           <w:sz w:val="24"/>
           <w:u w:val="single"/>
         </w:rPr>
-        <w:hyperlink r:id="rId10" w:history="1">
+        <w:hyperlink r:id="rId11" w:history="1">
           <w:r>
             <w:rPr>
               <w:rStyle w:val="Hyperlink"/>
@@ -778,7 +825,7 @@
           <w:sz w:val="24"/>
           <w:u w:val="single"/>
         </w:rPr>
-        <w:hyperlink r:id="rId11" w:history="1">
+        <w:hyperlink r:id="rId10" w:history="1">
           <w:r>
             <w:rPr>
               <w:rStyle w:val="Hyperlink"/>
@@ -796,7 +843,7 @@
           <w:sz w:val="24"/>
           <w:u w:val="single"/>
         </w:rPr>
-        <w:hyperlink r:id="rId11" w:history="1">
+        <w:hyperlink r:id="rId10" w:history="1">
           <w:r>
             <w:rPr>
               <w:rStyle w:val="Hyperlink"/>
@@ -814,7 +861,7 @@
           <w:sz w:val="24"/>
           <w:u w:val="single"/>
         </w:rPr>
-        <w:hyperlink r:id="rId11" w:history="1">
+        <w:hyperlink r:id="rId10" w:history="1">
           <w:r>
             <w:rPr>
               <w:rStyle w:val="Hyperlink"/>
@@ -843,7 +890,7 @@
           <w:sz w:val="24"/>
           <w:u w:val="single"/>
         </w:rPr>
-        <w:hyperlink r:id="rId11" w:history="1">
+        <w:hyperlink r:id="rId10" w:history="1">
           <w:r>
             <w:rPr>
               <w:rStyle w:val="Hyperlink"/>
@@ -1158,32 +1205,7 @@
           <w:color w:val="000000"/>
           <w:sz w:val="24"/>
         </w:rPr>
-        <w:hyperlink r:id="rId12" w:history="1">
-          <w:r>
-            <w:rPr>
-              <w:rStyle w:val="Hyperlink"/>
-            </w:rPr>
-            <w:t>2024</w:t>
-          </w:r>
-        </w:hyperlink>
-      </w:r>
-      <w:r>
-        <w:rPr>
-          <w:u w:val="single" w:color="0000ff"/>
-          <w:rFonts w:ascii="Charis SIL Regular" w:hAnsi="Charis SIL Regular" w:eastAsia="Charis SIL Regular"/>
-          <w:b w:val="0"/>
-          <w:i w:val="0"/>
-          <w:color w:val="000000"/>
-          <w:sz w:val="24"/>
-        </w:rPr>
-        <w:hyperlink r:id="rId12" w:history="1">
-          <w:r>
-            <w:rPr>
-              <w:rStyle w:val="Hyperlink"/>
-            </w:rPr>
-            <w:t>. O</w:t>
-          </w:r>
-        </w:hyperlink>
+        <w:t>2024. O</w:t>
       </w:r>
       <w:r>
         <w:rPr>
@@ -1738,25 +1760,7 @@
           <w:color w:val="000000"/>
           <w:sz w:val="24"/>
         </w:rPr>
-        <w:t>Dutch Protestant</w:t>
-      </w:r>
-      <w:r>
-        <w:rPr>
-          <w:u w:val="single" w:color="0000ff"/>
-          <w:rFonts w:ascii="Charis SIL Regular" w:hAnsi="Charis SIL Regular" w:eastAsia="Charis SIL Regular"/>
-          <w:b w:val="0"/>
-          <w:i w:val="0"/>
-          <w:color w:val="000000"/>
-          <w:sz w:val="24"/>
-        </w:rPr>
-        <w:hyperlink r:id="rId15" w:history="1">
-          <w:r>
-            <w:rPr>
-              <w:rStyle w:val="Hyperlink"/>
-            </w:rPr>
-            <w:t xml:space="preserve"> and</w:t>
-          </w:r>
-        </w:hyperlink>
+        <w:t>Dutch Protestant and</w:t>
       </w:r>
       <w:r>
         <w:rPr>
@@ -1796,21 +1800,13 @@
       </w:r>
       <w:r>
         <w:rPr>
-          <w:u w:val="single" w:color="0000ff"/>
           <w:rFonts w:ascii="Charis SIL Regular" w:hAnsi="Charis SIL Regular" w:eastAsia="Charis SIL Regular"/>
           <w:b w:val="0"/>
           <w:i w:val="0"/>
           <w:color w:val="000000"/>
           <w:sz w:val="24"/>
         </w:rPr>
-        <w:hyperlink r:id="rId15" w:history="1">
-          <w:r>
-            <w:rPr>
-              <w:rStyle w:val="Hyperlink"/>
-            </w:rPr>
-            <w:t>chi</w:t>
-          </w:r>
-        </w:hyperlink>
+        <w:t>chi</w:t>
       </w:r>
       <w:r>
         <w:rPr>
@@ -2495,7 +2491,7 @@
           <w:sz w:val="24"/>
           <w:u w:val="single"/>
         </w:rPr>
-        <w:hyperlink r:id="rId19" w:history="1">
+        <w:hyperlink r:id="rId18" w:history="1">
           <w:r>
             <w:rPr>
               <w:rStyle w:val="Hyperlink"/>
@@ -2524,7 +2520,7 @@
           <w:sz w:val="24"/>
           <w:u w:val="single"/>
         </w:rPr>
-        <w:hyperlink r:id="rId19" w:history="1">
+        <w:hyperlink r:id="rId18" w:history="1">
           <w:r>
             <w:rPr>
               <w:rStyle w:val="Hyperlink"/>
@@ -2542,7 +2538,7 @@
           <w:sz w:val="24"/>
           <w:u w:val="single"/>
         </w:rPr>
-        <w:hyperlink r:id="rId19" w:history="1">
+        <w:hyperlink r:id="rId18" w:history="1">
           <w:r>
             <w:rPr>
               <w:rStyle w:val="Hyperlink"/>
@@ -2553,21 +2549,13 @@
       </w:r>
       <w:r>
         <w:rPr>
-          <w:u w:val="single" w:color="0000ff"/>
           <w:rFonts w:ascii="Charis SIL Regular" w:hAnsi="Charis SIL Regular" w:eastAsia="Charis SIL Regular"/>
           <w:b w:val="0"/>
           <w:i w:val="0"/>
           <w:color w:val="000000"/>
           <w:sz w:val="24"/>
         </w:rPr>
-        <w:hyperlink r:id="rId18" w:history="1">
-          <w:r>
-            <w:rPr>
-              <w:rStyle w:val="Hyperlink"/>
-            </w:rPr>
-            <w:t xml:space="preserve">, </w:t>
-          </w:r>
-        </w:hyperlink>
+        <w:t xml:space="preserve">, </w:t>
       </w:r>
       <w:r>
         <w:rPr>
@@ -2578,7 +2566,7 @@
           <w:sz w:val="24"/>
           <w:u w:val="single"/>
         </w:rPr>
-        <w:hyperlink r:id="rId18" w:history="1">
+        <w:hyperlink r:id="rId20" w:history="1">
           <w:r>
             <w:rPr>
               <w:rStyle w:val="Hyperlink"/>
@@ -2596,7 +2584,7 @@
           <w:sz w:val="24"/>
           <w:u w:val="single"/>
         </w:rPr>
-        <w:hyperlink r:id="rId19" w:history="1">
+        <w:hyperlink r:id="rId20" w:history="1">
           <w:r>
             <w:rPr>
               <w:rStyle w:val="Hyperlink"/>
@@ -2612,13 +2600,14 @@
           <w:i w:val="0"/>
           <w:color w:val="0000FF"/>
           <w:sz w:val="24"/>
+          <w:u w:val="single"/>
         </w:rPr>
         <w:hyperlink r:id="rId20" w:history="1">
           <w:r>
             <w:rPr>
               <w:rStyle w:val="Hyperlink"/>
             </w:rPr>
-            <w:t>Protestant</w:t>
+            <w:t>Prote</w:t>
           </w:r>
         </w:hyperlink>
       </w:r>
@@ -2649,6 +2638,42 @@
           <w:sz w:val="24"/>
           <w:u w:val="single"/>
         </w:rPr>
+        <w:hyperlink r:id="rId19" w:history="1">
+          <w:r>
+            <w:rPr>
+              <w:rStyle w:val="Hyperlink"/>
+            </w:rPr>
+            <w:t>tant</w:t>
+          </w:r>
+        </w:hyperlink>
+      </w:r>
+      <w:r>
+        <w:rPr>
+          <w:rFonts w:ascii="Charis SIL Regular" w:hAnsi="Charis SIL Regular" w:eastAsia="Charis SIL Regular"/>
+          <w:b w:val="0"/>
+          <w:i w:val="0"/>
+          <w:color w:val="0000FF"/>
+          <w:sz w:val="24"/>
+          <w:u w:val="single"/>
+        </w:rPr>
+        <w:hyperlink r:id="rId20" w:history="1">
+          <w:r>
+            <w:rPr>
+              <w:rStyle w:val="Hyperlink"/>
+            </w:rPr>
+            <w:t>s</w:t>
+          </w:r>
+        </w:hyperlink>
+      </w:r>
+      <w:r>
+        <w:rPr>
+          <w:rFonts w:ascii="Charis SIL Regular" w:hAnsi="Charis SIL Regular" w:eastAsia="Charis SIL Regular"/>
+          <w:b w:val="0"/>
+          <w:i w:val="0"/>
+          <w:color w:val="0000FF"/>
+          <w:sz w:val="24"/>
+          <w:u w:val="single"/>
+        </w:rPr>
         <w:t xml:space="preserve"> </w:t>
       </w:r>
       <w:r>
@@ -2660,7 +2685,7 @@
           <w:sz w:val="24"/>
           <w:u w:val="single"/>
         </w:rPr>
-        <w:hyperlink r:id="rId20" w:history="1">
+        <w:hyperlink r:id="rId19" w:history="1">
           <w:r>
             <w:rPr>
               <w:rStyle w:val="Hyperlink"/>
@@ -2718,24 +2743,97 @@
       </w:r>
       <w:r>
         <w:rPr>
+          <w:u w:val="single" w:color="0000ff"/>
           <w:rFonts w:ascii="Charis SIL Regular" w:hAnsi="Charis SIL Regular" w:eastAsia="Charis SIL Regular"/>
           <w:b w:val="0"/>
           <w:i w:val="0"/>
           <w:color w:val="000000"/>
           <w:sz w:val="24"/>
         </w:rPr>
-        <w:t xml:space="preserve">niversiteit, </w:t>
-      </w:r>
-      <w:r>
-        <w:rPr>
+        <w:hyperlink r:id="rId19" w:history="1">
+          <w:r>
+            <w:rPr>
+              <w:rStyle w:val="Hyperlink"/>
+            </w:rPr>
+            <w:t>ni</w:t>
+          </w:r>
+        </w:hyperlink>
+      </w:r>
+      <w:r>
+        <w:rPr>
+          <w:u w:val="single" w:color="0000ff"/>
           <w:rFonts w:ascii="Charis SIL Regular" w:hAnsi="Charis SIL Regular" w:eastAsia="Charis SIL Regular"/>
           <w:b w:val="0"/>
           <w:i w:val="0"/>
+          <w:color w:val="000000"/>
+          <w:sz w:val="24"/>
+        </w:rPr>
+        <w:hyperlink r:id="rId19" w:history="1">
+          <w:r>
+            <w:rPr>
+              <w:rStyle w:val="Hyperlink"/>
+            </w:rPr>
+            <w:t>v</w:t>
+          </w:r>
+        </w:hyperlink>
+      </w:r>
+      <w:r>
+        <w:rPr>
+          <w:u w:val="single" w:color="0000ff"/>
+          <w:rFonts w:ascii="Charis SIL Regular" w:hAnsi="Charis SIL Regular" w:eastAsia="Charis SIL Regular"/>
+          <w:b w:val="0"/>
+          <w:i w:val="0"/>
+          <w:color w:val="000000"/>
+          <w:sz w:val="24"/>
+        </w:rPr>
+        <w:hyperlink r:id="rId19" w:history="1">
+          <w:r>
+            <w:rPr>
+              <w:rStyle w:val="Hyperlink"/>
+            </w:rPr>
+            <w:t>ers</w:t>
+          </w:r>
+        </w:hyperlink>
+      </w:r>
+      <w:r>
+        <w:rPr>
+          <w:u w:val="single" w:color="0000ff"/>
+          <w:rFonts w:ascii="Charis SIL Regular" w:hAnsi="Charis SIL Regular" w:eastAsia="Charis SIL Regular"/>
+          <w:b w:val="0"/>
+          <w:i w:val="0"/>
+          <w:color w:val="000000"/>
+          <w:sz w:val="24"/>
+        </w:rPr>
+        <w:hyperlink r:id="rId19" w:history="1">
+          <w:r>
+            <w:rPr>
+              <w:rStyle w:val="Hyperlink"/>
+            </w:rPr>
+            <w:t>i</w:t>
+          </w:r>
+        </w:hyperlink>
+      </w:r>
+      <w:r>
+        <w:rPr>
+          <w:u w:val="single" w:color="0000ff"/>
+          <w:rFonts w:ascii="Charis SIL Regular" w:hAnsi="Charis SIL Regular" w:eastAsia="Charis SIL Regular"/>
+          <w:b w:val="0"/>
+          <w:i w:val="0"/>
+          <w:color w:val="000000"/>
+          <w:sz w:val="24"/>
+        </w:rPr>
+        <w:t xml:space="preserve">teit, </w:t>
+      </w:r>
+      <w:r>
+        <w:rPr>
+          <w:rFonts w:ascii="Charis SIL Regular" w:hAnsi="Charis SIL Regular" w:eastAsia="Charis SIL Regular"/>
+          <w:b w:val="0"/>
+          <w:i w:val="0"/>
           <w:color w:val="0000FF"/>
           <w:sz w:val="24"/>
           <w:u w:val="single"/>
         </w:rPr>
-        <w:hyperlink r:id="rId19" w:history="1">
+        <w:hyperlink r:id="rId21" w:history="1">
           <w:r>
             <w:rPr>
               <w:rStyle w:val="Hyperlink"/>
@@ -2789,7 +2887,7 @@
           <w:sz w:val="24"/>
           <w:u w:val="single"/>
         </w:rPr>
-        <w:hyperlink r:id="rId19" w:history="1">
+        <w:hyperlink r:id="rId21" w:history="1">
           <w:r>
             <w:rPr>
               <w:rStyle w:val="Hyperlink"/>
@@ -2825,7 +2923,7 @@
           <w:sz w:val="24"/>
           <w:u w:val="single"/>
         </w:rPr>
-        <w:hyperlink r:id="rId19" w:history="1">
+        <w:hyperlink r:id="rId21" w:history="1">
           <w:r>
             <w:rPr>
               <w:rStyle w:val="Hyperlink"/>
@@ -2843,7 +2941,7 @@
           <w:sz w:val="24"/>
           <w:u w:val="single"/>
         </w:rPr>
-        <w:hyperlink r:id="rId19" w:history="1">
+        <w:hyperlink r:id="rId21" w:history="1">
           <w:r>
             <w:rPr>
               <w:rStyle w:val="Hyperlink"/>
@@ -2877,20 +2975,19 @@
           <w:i w:val="0"/>
           <w:color w:val="0000FF"/>
           <w:sz w:val="24"/>
+        </w:rPr>
+        <w:t xml:space="preserve"> </w:t>
+      </w:r>
+      <w:r>
+        <w:rPr>
+          <w:rFonts w:ascii="Charis SIL Regular" w:hAnsi="Charis SIL Regular" w:eastAsia="Charis SIL Regular"/>
+          <w:b w:val="0"/>
+          <w:i w:val="0"/>
+          <w:color w:val="0000FF"/>
+          <w:sz w:val="24"/>
           <w:u w:val="single"/>
         </w:rPr>
-        <w:t xml:space="preserve"> </w:t>
-      </w:r>
-      <w:r>
-        <w:rPr>
-          <w:rFonts w:ascii="Charis SIL Regular" w:hAnsi="Charis SIL Regular" w:eastAsia="Charis SIL Regular"/>
-          <w:b w:val="0"/>
-          <w:i w:val="0"/>
-          <w:color w:val="0000FF"/>
-          <w:sz w:val="24"/>
-          <w:u w:val="single"/>
-        </w:rPr>
-        <w:hyperlink r:id="rId19" w:history="1">
+        <w:hyperlink r:id="rId21" w:history="1">
           <w:r>
             <w:rPr>
               <w:rStyle w:val="Hyperlink"/>
@@ -2901,34 +2998,17 @@
       </w:r>
       <w:r>
         <w:rPr>
+          <w:rFonts w:ascii="Charis SIL Regular" w:hAnsi="Charis SIL Regular" w:eastAsia="Charis SIL Regular"/>
+          <w:b w:val="0"/>
+          <w:i w:val="0"/>
+          <w:color w:val="000000"/>
+          <w:sz w:val="24"/>
+        </w:rPr>
+        <w:t>, and th</w:t>
+      </w:r>
+      <w:r>
+        <w:rPr>
           <w:u w:val="single" w:color="0000ff"/>
-          <w:rFonts w:ascii="Charis SIL Regular" w:hAnsi="Charis SIL Regular" w:eastAsia="Charis SIL Regular"/>
-          <w:b w:val="0"/>
-          <w:i w:val="0"/>
-          <w:color w:val="000000"/>
-          <w:sz w:val="24"/>
-        </w:rPr>
-        <w:hyperlink r:id="rId19" w:history="1">
-          <w:r>
-            <w:rPr>
-              <w:rStyle w:val="Hyperlink"/>
-            </w:rPr>
-            <w:t xml:space="preserve">, and </w:t>
-          </w:r>
-        </w:hyperlink>
-      </w:r>
-      <w:r>
-        <w:rPr>
-          <w:rFonts w:ascii="Charis SIL Regular" w:hAnsi="Charis SIL Regular" w:eastAsia="Charis SIL Regular"/>
-          <w:b w:val="0"/>
-          <w:i w:val="0"/>
-          <w:color w:val="000000"/>
-          <w:sz w:val="24"/>
-        </w:rPr>
-        <w:t>th</w:t>
-      </w:r>
-      <w:r>
-        <w:rPr>
           <w:rFonts w:ascii="Charis SIL Regular" w:hAnsi="Charis SIL Regular" w:eastAsia="Charis SIL Regular"/>
           <w:b w:val="0"/>
           <w:i w:val="0"/>
@@ -2989,7 +3069,7 @@
           <w:sz w:val="24"/>
           <w:u w:val="single"/>
         </w:rPr>
-        <w:hyperlink r:id="rId20" w:history="1">
+        <w:hyperlink r:id="rId22" w:history="1">
           <w:r>
             <w:rPr>
               <w:rStyle w:val="Hyperlink"/>
@@ -3018,7 +3098,7 @@
           <w:sz w:val="24"/>
           <w:u w:val="single"/>
         </w:rPr>
-        <w:hyperlink r:id="rId20" w:history="1">
+        <w:hyperlink r:id="rId22" w:history="1">
           <w:r>
             <w:rPr>
               <w:rStyle w:val="Hyperlink"/>
@@ -3124,13 +3204,85 @@
       </w:r>
       <w:r>
         <w:rPr>
+          <w:u w:val="single" w:color="0000ff"/>
           <w:rFonts w:ascii="Charis SIL Regular" w:hAnsi="Charis SIL Regular" w:eastAsia="Charis SIL Regular"/>
           <w:b w:val="0"/>
           <w:i w:val="0"/>
           <w:color w:val="000000"/>
           <w:sz w:val="24"/>
         </w:rPr>
-        <w:t>often still be found in the countries where the m</w:t>
+        <w:hyperlink r:id="rId21" w:history="1">
+          <w:r>
+            <w:rPr>
+              <w:rStyle w:val="Hyperlink"/>
+            </w:rPr>
+            <w:t>often still be fo</w:t>
+          </w:r>
+        </w:hyperlink>
+      </w:r>
+      <w:r>
+        <w:rPr>
+          <w:u w:val="single" w:color="0000ff"/>
+          <w:rFonts w:ascii="Charis SIL Regular" w:hAnsi="Charis SIL Regular" w:eastAsia="Charis SIL Regular"/>
+          <w:b w:val="0"/>
+          <w:i w:val="0"/>
+          <w:color w:val="000000"/>
+          <w:sz w:val="24"/>
+        </w:rPr>
+        <w:hyperlink r:id="rId21" w:history="1">
+          <w:r>
+            <w:rPr>
+              <w:rStyle w:val="Hyperlink"/>
+            </w:rPr>
+            <w:t>u</w:t>
+          </w:r>
+        </w:hyperlink>
+      </w:r>
+      <w:r>
+        <w:rPr>
+          <w:u w:val="single" w:color="0000ff"/>
+          <w:rFonts w:ascii="Charis SIL Regular" w:hAnsi="Charis SIL Regular" w:eastAsia="Charis SIL Regular"/>
+          <w:b w:val="0"/>
+          <w:i w:val="0"/>
+          <w:color w:val="000000"/>
+          <w:sz w:val="24"/>
+        </w:rPr>
+        <w:hyperlink r:id="rId21" w:history="1">
+          <w:r>
+            <w:rPr>
+              <w:rStyle w:val="Hyperlink"/>
+            </w:rPr>
+            <w:t xml:space="preserve">nd in </w:t>
+          </w:r>
+        </w:hyperlink>
+      </w:r>
+      <w:r>
+        <w:rPr>
+          <w:rFonts w:ascii="Charis SIL Regular" w:hAnsi="Charis SIL Regular" w:eastAsia="Charis SIL Regular"/>
+          <w:b w:val="0"/>
+          <w:i w:val="0"/>
+          <w:color w:val="000000"/>
+          <w:sz w:val="24"/>
+        </w:rPr>
+        <w:t>the count</w:t>
+      </w:r>
+      <w:r>
+        <w:rPr>
+          <w:u w:val="single" w:color="0000ff"/>
+          <w:rFonts w:ascii="Charis SIL Regular" w:hAnsi="Charis SIL Regular" w:eastAsia="Charis SIL Regular"/>
+          <w:b w:val="0"/>
+          <w:i w:val="0"/>
+          <w:color w:val="000000"/>
+          <w:sz w:val="24"/>
+        </w:rPr>
+        <w:hyperlink r:id="rId22" w:history="1">
+          <w:r>
+            <w:rPr>
+              <w:rStyle w:val="Hyperlink"/>
+            </w:rPr>
+            <w:t>ries where the m</w:t>
+          </w:r>
+        </w:hyperlink>
       </w:r>
       <w:r>
         <w:rPr>
@@ -3296,7 +3448,7 @@
           <w:sz w:val="24"/>
           <w:u w:val="single"/>
         </w:rPr>
-        <w:t>Scientific research</w:t>
+        <w:t xml:space="preserve">Scientific research </w:t>
       </w:r>
       <w:r>
         <w:rPr>
@@ -3307,7 +3459,7 @@
           <w:sz w:val="24"/>
           <w:u w:val="single"/>
         </w:rPr>
-        <w:t xml:space="preserve"> </w:t>
+        <w:t>in colonised territorie</w:t>
       </w:r>
       <w:r>
         <w:rPr>
@@ -3316,9 +3468,8 @@
           <w:i w:val="0"/>
           <w:color w:val="0000FF"/>
           <w:sz w:val="24"/>
-          <w:u w:val="single"/>
-        </w:rPr>
-        <w:t>in colonised territories</w:t>
+        </w:rPr>
+        <w:t>s</w:t>
       </w:r>
       <w:r>
         <w:br/>
@@ -4073,9 +4224,15 @@
           <w:i w:val="0"/>
           <w:color w:val="0000FF"/>
           <w:sz w:val="24"/>
-          <w:u w:val="single"/>
-        </w:rPr>
-        <w:t>7</w:t>
+        </w:rPr>
+        <w:hyperlink r:id="rId25" w:history="1">
+          <w:r>
+            <w:rPr>
+              <w:rStyle w:val="Hyperlink"/>
+            </w:rPr>
+            <w:t>7</w:t>
+          </w:r>
+        </w:hyperlink>
       </w:r>
       <w:r>
         <w:rPr>

--- a/EXPORTS/DOCX/published/niveau2/English/ChristianMission.docx
+++ b/EXPORTS/DOCX/published/niveau2/English/ChristianMission.docx
@@ -445,13 +445,75 @@
       </w:r>
       <w:r>
         <w:rPr>
+          <w:u w:val="single" w:color="0000ff"/>
           <w:rFonts w:ascii="Charis SIL Regular" w:hAnsi="Charis SIL Regular" w:eastAsia="Charis SIL Regular"/>
           <w:b w:val="0"/>
           <w:i w:val="0"/>
           <w:color w:val="000000"/>
           <w:sz w:val="24"/>
         </w:rPr>
-        <w:t>made up of objects that were coll</w:t>
+        <w:hyperlink r:id="rId9" w:history="1">
+          <w:r>
+            <w:rPr>
+              <w:rStyle w:val="Hyperlink"/>
+            </w:rPr>
+            <w:t>made up of ob</w:t>
+          </w:r>
+        </w:hyperlink>
+      </w:r>
+      <w:r>
+        <w:rPr>
+          <w:u w:val="single" w:color="0000ff"/>
+          <w:rFonts w:ascii="Charis SIL Regular" w:hAnsi="Charis SIL Regular" w:eastAsia="Charis SIL Regular"/>
+          <w:b w:val="0"/>
+          <w:i w:val="0"/>
+          <w:color w:val="000000"/>
+          <w:sz w:val="24"/>
+        </w:rPr>
+        <w:hyperlink r:id="rId9" w:history="1">
+          <w:r>
+            <w:rPr>
+              <w:rStyle w:val="Hyperlink"/>
+            </w:rPr>
+            <w:t>jects tha</w:t>
+          </w:r>
+        </w:hyperlink>
+      </w:r>
+      <w:r>
+        <w:rPr>
+          <w:u w:val="single" w:color="0000ff"/>
+          <w:rFonts w:ascii="Charis SIL Regular" w:hAnsi="Charis SIL Regular" w:eastAsia="Charis SIL Regular"/>
+          <w:b w:val="0"/>
+          <w:i w:val="0"/>
+          <w:color w:val="000000"/>
+          <w:sz w:val="24"/>
+        </w:rPr>
+        <w:hyperlink r:id="rId9" w:history="1">
+          <w:r>
+            <w:rPr>
+              <w:rStyle w:val="Hyperlink"/>
+            </w:rPr>
+            <w:t>t</w:t>
+          </w:r>
+        </w:hyperlink>
+      </w:r>
+      <w:r>
+        <w:rPr>
+          <w:u w:val="single" w:color="0000ff"/>
+          <w:rFonts w:ascii="Charis SIL Regular" w:hAnsi="Charis SIL Regular" w:eastAsia="Charis SIL Regular"/>
+          <w:b w:val="0"/>
+          <w:i w:val="0"/>
+          <w:color w:val="000000"/>
+          <w:sz w:val="24"/>
+        </w:rPr>
+        <w:hyperlink r:id="rId9" w:history="1">
+          <w:r>
+            <w:rPr>
+              <w:rStyle w:val="Hyperlink"/>
+            </w:rPr>
+            <w:t xml:space="preserve"> were coll</w:t>
+          </w:r>
+        </w:hyperlink>
       </w:r>
       <w:r>
         <w:rPr>
@@ -498,7 +560,14 @@
           <w:color w:val="000000"/>
           <w:sz w:val="24"/>
         </w:rPr>
-        <w:t xml:space="preserve"> by</w:t>
+        <w:hyperlink r:id="rId9" w:history="1">
+          <w:r>
+            <w:rPr>
+              <w:rStyle w:val="Hyperlink"/>
+            </w:rPr>
+            <w:t xml:space="preserve"> by</w:t>
+          </w:r>
+        </w:hyperlink>
       </w:r>
       <w:r>
         <w:rPr>
@@ -1205,7 +1274,32 @@
           <w:color w:val="000000"/>
           <w:sz w:val="24"/>
         </w:rPr>
-        <w:t>2024. O</w:t>
+        <w:hyperlink r:id="rId12" w:history="1">
+          <w:r>
+            <w:rPr>
+              <w:rStyle w:val="Hyperlink"/>
+            </w:rPr>
+            <w:t>2024</w:t>
+          </w:r>
+        </w:hyperlink>
+      </w:r>
+      <w:r>
+        <w:rPr>
+          <w:u w:val="single" w:color="0000ff"/>
+          <w:rFonts w:ascii="Charis SIL Regular" w:hAnsi="Charis SIL Regular" w:eastAsia="Charis SIL Regular"/>
+          <w:b w:val="0"/>
+          <w:i w:val="0"/>
+          <w:color w:val="000000"/>
+          <w:sz w:val="24"/>
+        </w:rPr>
+        <w:hyperlink r:id="rId12" w:history="1">
+          <w:r>
+            <w:rPr>
+              <w:rStyle w:val="Hyperlink"/>
+            </w:rPr>
+            <w:t>. O</w:t>
+          </w:r>
+        </w:hyperlink>
       </w:r>
       <w:r>
         <w:rPr>
@@ -1760,7 +1854,43 @@
           <w:color w:val="000000"/>
           <w:sz w:val="24"/>
         </w:rPr>
-        <w:t>Dutch Protestant and</w:t>
+        <w:t>Dut</w:t>
+      </w:r>
+      <w:r>
+        <w:rPr>
+          <w:u w:val="single" w:color="0000ff"/>
+          <w:rFonts w:ascii="Charis SIL Regular" w:hAnsi="Charis SIL Regular" w:eastAsia="Charis SIL Regular"/>
+          <w:b w:val="0"/>
+          <w:i w:val="0"/>
+          <w:color w:val="000000"/>
+          <w:sz w:val="24"/>
+        </w:rPr>
+        <w:hyperlink r:id="rId15" w:history="1">
+          <w:r>
+            <w:rPr>
+              <w:rStyle w:val="Hyperlink"/>
+            </w:rPr>
+            <w:t>ch Protestant</w:t>
+          </w:r>
+        </w:hyperlink>
+      </w:r>
+      <w:r>
+        <w:rPr>
+          <w:u w:val="single" w:color="0000ff"/>
+          <w:rFonts w:ascii="Charis SIL Regular" w:hAnsi="Charis SIL Regular" w:eastAsia="Charis SIL Regular"/>
+          <w:b w:val="0"/>
+          <w:i w:val="0"/>
+          <w:color w:val="000000"/>
+          <w:sz w:val="24"/>
+        </w:rPr>
+        <w:hyperlink r:id="rId15" w:history="1">
+          <w:r>
+            <w:rPr>
+              <w:rStyle w:val="Hyperlink"/>
+            </w:rPr>
+            <w:t xml:space="preserve"> and</w:t>
+          </w:r>
+        </w:hyperlink>
       </w:r>
       <w:r>
         <w:rPr>
@@ -1800,13 +1930,21 @@
       </w:r>
       <w:r>
         <w:rPr>
+          <w:u w:val="single" w:color="0000ff"/>
           <w:rFonts w:ascii="Charis SIL Regular" w:hAnsi="Charis SIL Regular" w:eastAsia="Charis SIL Regular"/>
           <w:b w:val="0"/>
           <w:i w:val="0"/>
           <w:color w:val="000000"/>
           <w:sz w:val="24"/>
         </w:rPr>
-        <w:t>chi</w:t>
+        <w:hyperlink r:id="rId15" w:history="1">
+          <w:r>
+            <w:rPr>
+              <w:rStyle w:val="Hyperlink"/>
+            </w:rPr>
+            <w:t>chi</w:t>
+          </w:r>
+        </w:hyperlink>
       </w:r>
       <w:r>
         <w:rPr>
@@ -2491,7 +2629,7 @@
           <w:sz w:val="24"/>
           <w:u w:val="single"/>
         </w:rPr>
-        <w:hyperlink r:id="rId18" w:history="1">
+        <w:hyperlink r:id="rId19" w:history="1">
           <w:r>
             <w:rPr>
               <w:rStyle w:val="Hyperlink"/>
@@ -2520,7 +2658,7 @@
           <w:sz w:val="24"/>
           <w:u w:val="single"/>
         </w:rPr>
-        <w:hyperlink r:id="rId18" w:history="1">
+        <w:hyperlink r:id="rId19" w:history="1">
           <w:r>
             <w:rPr>
               <w:rStyle w:val="Hyperlink"/>
@@ -2538,7 +2676,7 @@
           <w:sz w:val="24"/>
           <w:u w:val="single"/>
         </w:rPr>
-        <w:hyperlink r:id="rId18" w:history="1">
+        <w:hyperlink r:id="rId19" w:history="1">
           <w:r>
             <w:rPr>
               <w:rStyle w:val="Hyperlink"/>
@@ -2638,7 +2776,7 @@
           <w:sz w:val="24"/>
           <w:u w:val="single"/>
         </w:rPr>
-        <w:hyperlink r:id="rId19" w:history="1">
+        <w:hyperlink r:id="rId20" w:history="1">
           <w:r>
             <w:rPr>
               <w:rStyle w:val="Hyperlink"/>
@@ -2656,7 +2794,7 @@
           <w:sz w:val="24"/>
           <w:u w:val="single"/>
         </w:rPr>
-        <w:hyperlink r:id="rId20" w:history="1">
+        <w:hyperlink r:id="rId19" w:history="1">
           <w:r>
             <w:rPr>
               <w:rStyle w:val="Hyperlink"/>
@@ -2822,7 +2960,14 @@
           <w:color w:val="000000"/>
           <w:sz w:val="24"/>
         </w:rPr>
-        <w:t xml:space="preserve">teit, </w:t>
+        <w:hyperlink r:id="rId19" w:history="1">
+          <w:r>
+            <w:rPr>
+              <w:rStyle w:val="Hyperlink"/>
+            </w:rPr>
+            <w:t xml:space="preserve">teit, </w:t>
+          </w:r>
+        </w:hyperlink>
       </w:r>
       <w:r>
         <w:rPr>
@@ -2905,7 +3050,7 @@
           <w:sz w:val="24"/>
           <w:u w:val="single"/>
         </w:rPr>
-        <w:hyperlink r:id="rId19" w:history="1">
+        <w:hyperlink r:id="rId21" w:history="1">
           <w:r>
             <w:rPr>
               <w:rStyle w:val="Hyperlink"/>
@@ -2941,7 +3086,7 @@
           <w:sz w:val="24"/>
           <w:u w:val="single"/>
         </w:rPr>
-        <w:hyperlink r:id="rId21" w:history="1">
+        <w:hyperlink r:id="rId19" w:history="1">
           <w:r>
             <w:rPr>
               <w:rStyle w:val="Hyperlink"/>
@@ -2975,6 +3120,7 @@
           <w:i w:val="0"/>
           <w:color w:val="0000FF"/>
           <w:sz w:val="24"/>
+          <w:u w:val="single"/>
         </w:rPr>
         <w:t xml:space="preserve"> </w:t>
       </w:r>
@@ -2987,7 +3133,7 @@
           <w:sz w:val="24"/>
           <w:u w:val="single"/>
         </w:rPr>
-        <w:hyperlink r:id="rId21" w:history="1">
+        <w:hyperlink r:id="rId19" w:history="1">
           <w:r>
             <w:rPr>
               <w:rStyle w:val="Hyperlink"/>
@@ -2998,17 +3144,34 @@
       </w:r>
       <w:r>
         <w:rPr>
+          <w:u w:val="single" w:color="0000ff"/>
           <w:rFonts w:ascii="Charis SIL Regular" w:hAnsi="Charis SIL Regular" w:eastAsia="Charis SIL Regular"/>
           <w:b w:val="0"/>
           <w:i w:val="0"/>
           <w:color w:val="000000"/>
           <w:sz w:val="24"/>
         </w:rPr>
-        <w:t>, and th</w:t>
-      </w:r>
-      <w:r>
-        <w:rPr>
-          <w:u w:val="single" w:color="0000ff"/>
+        <w:hyperlink r:id="rId19" w:history="1">
+          <w:r>
+            <w:rPr>
+              <w:rStyle w:val="Hyperlink"/>
+            </w:rPr>
+            <w:t xml:space="preserve">, and </w:t>
+          </w:r>
+        </w:hyperlink>
+      </w:r>
+      <w:r>
+        <w:rPr>
+          <w:rFonts w:ascii="Charis SIL Regular" w:hAnsi="Charis SIL Regular" w:eastAsia="Charis SIL Regular"/>
+          <w:b w:val="0"/>
+          <w:i w:val="0"/>
+          <w:color w:val="000000"/>
+          <w:sz w:val="24"/>
+        </w:rPr>
+        <w:t>th</w:t>
+      </w:r>
+      <w:r>
+        <w:rPr>
           <w:rFonts w:ascii="Charis SIL Regular" w:hAnsi="Charis SIL Regular" w:eastAsia="Charis SIL Regular"/>
           <w:b w:val="0"/>
           <w:i w:val="0"/>
@@ -3033,7 +3196,7 @@
           <w:sz w:val="24"/>
           <w:u w:val="single"/>
         </w:rPr>
-        <w:hyperlink r:id="rId22" w:history="1">
+        <w:hyperlink r:id="rId20" w:history="1">
           <w:r>
             <w:rPr>
               <w:rStyle w:val="Hyperlink"/>
@@ -3258,16 +3421,6 @@
       </w:r>
       <w:r>
         <w:rPr>
-          <w:rFonts w:ascii="Charis SIL Regular" w:hAnsi="Charis SIL Regular" w:eastAsia="Charis SIL Regular"/>
-          <w:b w:val="0"/>
-          <w:i w:val="0"/>
-          <w:color w:val="000000"/>
-          <w:sz w:val="24"/>
-        </w:rPr>
-        <w:t>the count</w:t>
-      </w:r>
-      <w:r>
-        <w:rPr>
           <w:u w:val="single" w:color="0000ff"/>
           <w:rFonts w:ascii="Charis SIL Regular" w:hAnsi="Charis SIL Regular" w:eastAsia="Charis SIL Regular"/>
           <w:b w:val="0"/>
@@ -3275,14 +3428,17 @@
           <w:color w:val="000000"/>
           <w:sz w:val="24"/>
         </w:rPr>
-        <w:hyperlink r:id="rId22" w:history="1">
-          <w:r>
-            <w:rPr>
-              <w:rStyle w:val="Hyperlink"/>
-            </w:rPr>
-            <w:t>ries where the m</w:t>
-          </w:r>
-        </w:hyperlink>
+        <w:t>t</w:t>
+      </w:r>
+      <w:r>
+        <w:rPr>
+          <w:rFonts w:ascii="Charis SIL Regular" w:hAnsi="Charis SIL Regular" w:eastAsia="Charis SIL Regular"/>
+          <w:b w:val="0"/>
+          <w:i w:val="0"/>
+          <w:color w:val="000000"/>
+          <w:sz w:val="24"/>
+        </w:rPr>
+        <w:t>he countries where the m</w:t>
       </w:r>
       <w:r>
         <w:rPr>
@@ -3448,7 +3604,7 @@
           <w:sz w:val="24"/>
           <w:u w:val="single"/>
         </w:rPr>
-        <w:t xml:space="preserve">Scientific research </w:t>
+        <w:t>Scientific research</w:t>
       </w:r>
       <w:r>
         <w:rPr>
@@ -3459,7 +3615,7 @@
           <w:sz w:val="24"/>
           <w:u w:val="single"/>
         </w:rPr>
-        <w:t>in colonised territorie</w:t>
+        <w:t xml:space="preserve"> </w:t>
       </w:r>
       <w:r>
         <w:rPr>
@@ -3468,8 +3624,9 @@
           <w:i w:val="0"/>
           <w:color w:val="0000FF"/>
           <w:sz w:val="24"/>
-        </w:rPr>
-        <w:t>s</w:t>
+          <w:u w:val="single"/>
+        </w:rPr>
+        <w:t>in colonised territories</w:t>
       </w:r>
       <w:r>
         <w:br/>
@@ -3611,7 +3768,7 @@
           <w:sz w:val="24"/>
           <w:u w:val="single"/>
         </w:rPr>
-        <w:t>Scientific research in colonised territ</w:t>
+        <w:t>Scientific research in colonised terri</w:t>
       </w:r>
       <w:r>
         <w:rPr>
@@ -3622,7 +3779,7 @@
           <w:sz w:val="24"/>
           <w:u w:val="single"/>
         </w:rPr>
-        <w:t>orie</w:t>
+        <w:t>t</w:t>
       </w:r>
       <w:r>
         <w:rPr>
@@ -3631,8 +3788,9 @@
           <w:i w:val="0"/>
           <w:color w:val="0000FF"/>
           <w:sz w:val="24"/>
-        </w:rPr>
-        <w:t>s</w:t>
+          <w:u w:val="single"/>
+        </w:rPr>
+        <w:t>ories</w:t>
       </w:r>
       <w:r>
         <w:br/>
@@ -4224,15 +4382,9 @@
           <w:i w:val="0"/>
           <w:color w:val="0000FF"/>
           <w:sz w:val="24"/>
-        </w:rPr>
-        <w:hyperlink r:id="rId25" w:history="1">
-          <w:r>
-            <w:rPr>
-              <w:rStyle w:val="Hyperlink"/>
-            </w:rPr>
-            <w:t>7</w:t>
-          </w:r>
-        </w:hyperlink>
+          <w:u w:val="single"/>
+        </w:rPr>
+        <w:t>7</w:t>
       </w:r>
       <w:r>
         <w:rPr>

--- a/EXPORTS/DOCX/published/niveau2/English/ChristianMission.docx
+++ b/EXPORTS/DOCX/published/niveau2/English/ChristianMission.docx
@@ -807,7 +807,7 @@
           <w:sz w:val="24"/>
           <w:u w:val="single"/>
         </w:rPr>
-        <w:hyperlink r:id="rId11" w:history="1">
+        <w:hyperlink r:id="rId10" w:history="1">
           <w:r>
             <w:rPr>
               <w:rStyle w:val="Hyperlink"/>
@@ -865,7 +865,7 @@
           <w:sz w:val="24"/>
           <w:u w:val="single"/>
         </w:rPr>
-        <w:hyperlink r:id="rId10" w:history="1">
+        <w:hyperlink r:id="rId11" w:history="1">
           <w:r>
             <w:rPr>
               <w:rStyle w:val="Hyperlink"/>
@@ -894,7 +894,7 @@
           <w:sz w:val="24"/>
           <w:u w:val="single"/>
         </w:rPr>
-        <w:hyperlink r:id="rId10" w:history="1">
+        <w:hyperlink r:id="rId11" w:history="1">
           <w:r>
             <w:rPr>
               <w:rStyle w:val="Hyperlink"/>
@@ -912,7 +912,7 @@
           <w:sz w:val="24"/>
           <w:u w:val="single"/>
         </w:rPr>
-        <w:hyperlink r:id="rId10" w:history="1">
+        <w:hyperlink r:id="rId11" w:history="1">
           <w:r>
             <w:rPr>
               <w:rStyle w:val="Hyperlink"/>
@@ -930,7 +930,7 @@
           <w:sz w:val="24"/>
           <w:u w:val="single"/>
         </w:rPr>
-        <w:hyperlink r:id="rId10" w:history="1">
+        <w:hyperlink r:id="rId11" w:history="1">
           <w:r>
             <w:rPr>
               <w:rStyle w:val="Hyperlink"/>
@@ -959,7 +959,7 @@
           <w:sz w:val="24"/>
           <w:u w:val="single"/>
         </w:rPr>
-        <w:hyperlink r:id="rId10" w:history="1">
+        <w:hyperlink r:id="rId11" w:history="1">
           <w:r>
             <w:rPr>
               <w:rStyle w:val="Hyperlink"/>
@@ -1267,67 +1267,13 @@
       </w:r>
       <w:r>
         <w:rPr>
-          <w:u w:val="single" w:color="0000ff"/>
           <w:rFonts w:ascii="Charis SIL Regular" w:hAnsi="Charis SIL Regular" w:eastAsia="Charis SIL Regular"/>
           <w:b w:val="0"/>
           <w:i w:val="0"/>
           <w:color w:val="000000"/>
           <w:sz w:val="24"/>
         </w:rPr>
-        <w:hyperlink r:id="rId12" w:history="1">
-          <w:r>
-            <w:rPr>
-              <w:rStyle w:val="Hyperlink"/>
-            </w:rPr>
-            <w:t>2024</w:t>
-          </w:r>
-        </w:hyperlink>
-      </w:r>
-      <w:r>
-        <w:rPr>
-          <w:u w:val="single" w:color="0000ff"/>
-          <w:rFonts w:ascii="Charis SIL Regular" w:hAnsi="Charis SIL Regular" w:eastAsia="Charis SIL Regular"/>
-          <w:b w:val="0"/>
-          <w:i w:val="0"/>
-          <w:color w:val="000000"/>
-          <w:sz w:val="24"/>
-        </w:rPr>
-        <w:hyperlink r:id="rId12" w:history="1">
-          <w:r>
-            <w:rPr>
-              <w:rStyle w:val="Hyperlink"/>
-            </w:rPr>
-            <w:t>. O</w:t>
-          </w:r>
-        </w:hyperlink>
-      </w:r>
-      <w:r>
-        <w:rPr>
-          <w:u w:val="single" w:color="0000ff"/>
-          <w:rFonts w:ascii="Charis SIL Regular" w:hAnsi="Charis SIL Regular" w:eastAsia="Charis SIL Regular"/>
-          <w:b w:val="0"/>
-          <w:i w:val="0"/>
-          <w:color w:val="000000"/>
-          <w:sz w:val="24"/>
-        </w:rPr>
-        <w:hyperlink r:id="rId12" w:history="1">
-          <w:r>
-            <w:rPr>
-              <w:rStyle w:val="Hyperlink"/>
-            </w:rPr>
-            <w:t>bjec</w:t>
-          </w:r>
-        </w:hyperlink>
-      </w:r>
-      <w:r>
-        <w:rPr>
-          <w:rFonts w:ascii="Charis SIL Regular" w:hAnsi="Charis SIL Regular" w:eastAsia="Charis SIL Regular"/>
-          <w:b w:val="0"/>
-          <w:i w:val="0"/>
-          <w:color w:val="000000"/>
-          <w:sz w:val="24"/>
-        </w:rPr>
-        <w:t xml:space="preserve">ts that were collected by the </w:t>
+        <w:t xml:space="preserve">2024. Objects that were collected by the </w:t>
       </w:r>
       <w:r>
         <w:rPr>
@@ -1876,57 +1822,13 @@
       </w:r>
       <w:r>
         <w:rPr>
-          <w:u w:val="single" w:color="0000ff"/>
           <w:rFonts w:ascii="Charis SIL Regular" w:hAnsi="Charis SIL Regular" w:eastAsia="Charis SIL Regular"/>
           <w:b w:val="0"/>
           <w:i w:val="0"/>
           <w:color w:val="000000"/>
           <w:sz w:val="24"/>
         </w:rPr>
-        <w:hyperlink r:id="rId15" w:history="1">
-          <w:r>
-            <w:rPr>
-              <w:rStyle w:val="Hyperlink"/>
-            </w:rPr>
-            <w:t xml:space="preserve"> and</w:t>
-          </w:r>
-        </w:hyperlink>
-      </w:r>
-      <w:r>
-        <w:rPr>
-          <w:u w:val="single" w:color="0000ff"/>
-          <w:rFonts w:ascii="Charis SIL Regular" w:hAnsi="Charis SIL Regular" w:eastAsia="Charis SIL Regular"/>
-          <w:b w:val="0"/>
-          <w:i w:val="0"/>
-          <w:color w:val="000000"/>
-          <w:sz w:val="24"/>
-        </w:rPr>
-        <w:hyperlink r:id="rId15" w:history="1">
-          <w:r>
-            <w:rPr>
-              <w:rStyle w:val="Hyperlink"/>
-            </w:rPr>
-            <w:t xml:space="preserve"> Catholic mis</w:t>
-          </w:r>
-        </w:hyperlink>
-      </w:r>
-      <w:r>
-        <w:rPr>
-          <w:u w:val="single" w:color="0000ff"/>
-          <w:rFonts w:ascii="Charis SIL Regular" w:hAnsi="Charis SIL Regular" w:eastAsia="Charis SIL Regular"/>
-          <w:b w:val="0"/>
-          <w:i w:val="0"/>
-          <w:color w:val="000000"/>
-          <w:sz w:val="24"/>
-        </w:rPr>
-        <w:hyperlink r:id="rId15" w:history="1">
-          <w:r>
-            <w:rPr>
-              <w:rStyle w:val="Hyperlink"/>
-            </w:rPr>
-            <w:t>sionary ar</w:t>
-          </w:r>
-        </w:hyperlink>
+        <w:t xml:space="preserve"> and Catholic missionary ar</w:t>
       </w:r>
       <w:r>
         <w:rPr>
@@ -2553,14 +2455,7 @@
           <w:sz w:val="24"/>
           <w:u w:val="single"/>
         </w:rPr>
-        <w:hyperlink r:id="rId19" w:history="1">
-          <w:r>
-            <w:rPr>
-              <w:rStyle w:val="Hyperlink"/>
-            </w:rPr>
-            <w:t>Churches</w:t>
-          </w:r>
-        </w:hyperlink>
+        <w:t>Churches in the Nether</w:t>
       </w:r>
       <w:r>
         <w:rPr>
@@ -2571,112 +2466,7 @@
           <w:sz w:val="24"/>
           <w:u w:val="single"/>
         </w:rPr>
-        <w:t xml:space="preserve"> </w:t>
-      </w:r>
-      <w:r>
-        <w:rPr>
-          <w:rFonts w:ascii="Charis SIL Regular" w:hAnsi="Charis SIL Regular" w:eastAsia="Charis SIL Regular"/>
-          <w:b w:val="0"/>
-          <w:i w:val="0"/>
-          <w:color w:val="0000FF"/>
-          <w:sz w:val="24"/>
-          <w:u w:val="single"/>
-        </w:rPr>
-        <w:hyperlink r:id="rId19" w:history="1">
-          <w:r>
-            <w:rPr>
-              <w:rStyle w:val="Hyperlink"/>
-            </w:rPr>
-            <w:t>in</w:t>
-          </w:r>
-        </w:hyperlink>
-      </w:r>
-      <w:r>
-        <w:rPr>
-          <w:rFonts w:ascii="Charis SIL Regular" w:hAnsi="Charis SIL Regular" w:eastAsia="Charis SIL Regular"/>
-          <w:b w:val="0"/>
-          <w:i w:val="0"/>
-          <w:color w:val="0000FF"/>
-          <w:sz w:val="24"/>
-          <w:u w:val="single"/>
-        </w:rPr>
-        <w:t xml:space="preserve"> </w:t>
-      </w:r>
-      <w:r>
-        <w:rPr>
-          <w:rFonts w:ascii="Charis SIL Regular" w:hAnsi="Charis SIL Regular" w:eastAsia="Charis SIL Regular"/>
-          <w:b w:val="0"/>
-          <w:i w:val="0"/>
-          <w:color w:val="0000FF"/>
-          <w:sz w:val="24"/>
-          <w:u w:val="single"/>
-        </w:rPr>
-        <w:hyperlink r:id="rId19" w:history="1">
-          <w:r>
-            <w:rPr>
-              <w:rStyle w:val="Hyperlink"/>
-            </w:rPr>
-            <w:t>th</w:t>
-          </w:r>
-        </w:hyperlink>
-      </w:r>
-      <w:r>
-        <w:rPr>
-          <w:rFonts w:ascii="Charis SIL Regular" w:hAnsi="Charis SIL Regular" w:eastAsia="Charis SIL Regular"/>
-          <w:b w:val="0"/>
-          <w:i w:val="0"/>
-          <w:color w:val="0000FF"/>
-          <w:sz w:val="24"/>
-          <w:u w:val="single"/>
-        </w:rPr>
-        <w:hyperlink r:id="rId19" w:history="1">
-          <w:r>
-            <w:rPr>
-              <w:rStyle w:val="Hyperlink"/>
-            </w:rPr>
-            <w:t>e</w:t>
-          </w:r>
-        </w:hyperlink>
-      </w:r>
-      <w:r>
-        <w:rPr>
-          <w:rFonts w:ascii="Charis SIL Regular" w:hAnsi="Charis SIL Regular" w:eastAsia="Charis SIL Regular"/>
-          <w:b w:val="0"/>
-          <w:i w:val="0"/>
-          <w:color w:val="0000FF"/>
-          <w:sz w:val="24"/>
-          <w:u w:val="single"/>
-        </w:rPr>
-        <w:t xml:space="preserve"> </w:t>
-      </w:r>
-      <w:r>
-        <w:rPr>
-          <w:rFonts w:ascii="Charis SIL Regular" w:hAnsi="Charis SIL Regular" w:eastAsia="Charis SIL Regular"/>
-          <w:b w:val="0"/>
-          <w:i w:val="0"/>
-          <w:color w:val="0000FF"/>
-          <w:sz w:val="24"/>
-          <w:u w:val="single"/>
-        </w:rPr>
-        <w:hyperlink r:id="rId19" w:history="1">
-          <w:r>
-            <w:rPr>
-              <w:rStyle w:val="Hyperlink"/>
-            </w:rPr>
-            <w:t>Nether</w:t>
-          </w:r>
-        </w:hyperlink>
-      </w:r>
-      <w:r>
-        <w:rPr>
-          <w:rFonts w:ascii="Charis SIL Regular" w:hAnsi="Charis SIL Regular" w:eastAsia="Charis SIL Regular"/>
-          <w:b w:val="0"/>
-          <w:i w:val="0"/>
-          <w:color w:val="0000FF"/>
-          <w:sz w:val="24"/>
-          <w:u w:val="single"/>
-        </w:rPr>
-        <w:hyperlink r:id="rId19" w:history="1">
+        <w:hyperlink r:id="rId18" w:history="1">
           <w:r>
             <w:rPr>
               <w:rStyle w:val="Hyperlink"/>
@@ -2704,7 +2494,7 @@
           <w:sz w:val="24"/>
           <w:u w:val="single"/>
         </w:rPr>
-        <w:hyperlink r:id="rId20" w:history="1">
+        <w:hyperlink r:id="rId18" w:history="1">
           <w:r>
             <w:rPr>
               <w:rStyle w:val="Hyperlink"/>
@@ -2722,7 +2512,7 @@
           <w:sz w:val="24"/>
           <w:u w:val="single"/>
         </w:rPr>
-        <w:hyperlink r:id="rId20" w:history="1">
+        <w:hyperlink r:id="rId19" w:history="1">
           <w:r>
             <w:rPr>
               <w:rStyle w:val="Hyperlink"/>
@@ -2740,48 +2530,12 @@
           <w:sz w:val="24"/>
           <w:u w:val="single"/>
         </w:rPr>
-        <w:hyperlink r:id="rId20" w:history="1">
+        <w:hyperlink r:id="rId19" w:history="1">
           <w:r>
             <w:rPr>
               <w:rStyle w:val="Hyperlink"/>
             </w:rPr>
             <w:t>Prote</w:t>
-          </w:r>
-        </w:hyperlink>
-      </w:r>
-      <w:r>
-        <w:rPr>
-          <w:rFonts w:ascii="Charis SIL Regular" w:hAnsi="Charis SIL Regular" w:eastAsia="Charis SIL Regular"/>
-          <w:b w:val="0"/>
-          <w:i w:val="0"/>
-          <w:color w:val="0000FF"/>
-          <w:sz w:val="24"/>
-          <w:u w:val="single"/>
-        </w:rPr>
-        <w:hyperlink r:id="rId20" w:history="1">
-          <w:r>
-            <w:rPr>
-              <w:rStyle w:val="Hyperlink"/>
-            </w:rPr>
-            <w:t>s</w:t>
-          </w:r>
-        </w:hyperlink>
-      </w:r>
-      <w:r>
-        <w:rPr>
-          <w:rFonts w:ascii="Charis SIL Regular" w:hAnsi="Charis SIL Regular" w:eastAsia="Charis SIL Regular"/>
-          <w:b w:val="0"/>
-          <w:i w:val="0"/>
-          <w:color w:val="0000FF"/>
-          <w:sz w:val="24"/>
-          <w:u w:val="single"/>
-        </w:rPr>
-        <w:hyperlink r:id="rId20" w:history="1">
-          <w:r>
-            <w:rPr>
-              <w:rStyle w:val="Hyperlink"/>
-            </w:rPr>
-            <w:t>tant</w:t>
           </w:r>
         </w:hyperlink>
       </w:r>
@@ -2812,7 +2566,14 @@
           <w:sz w:val="24"/>
           <w:u w:val="single"/>
         </w:rPr>
-        <w:t xml:space="preserve"> </w:t>
+        <w:hyperlink r:id="rId19" w:history="1">
+          <w:r>
+            <w:rPr>
+              <w:rStyle w:val="Hyperlink"/>
+            </w:rPr>
+            <w:t>tant</w:t>
+          </w:r>
+        </w:hyperlink>
       </w:r>
       <w:r>
         <w:rPr>
@@ -2824,6 +2585,35 @@
           <w:u w:val="single"/>
         </w:rPr>
         <w:hyperlink r:id="rId19" w:history="1">
+          <w:r>
+            <w:rPr>
+              <w:rStyle w:val="Hyperlink"/>
+            </w:rPr>
+            <w:t>s</w:t>
+          </w:r>
+        </w:hyperlink>
+      </w:r>
+      <w:r>
+        <w:rPr>
+          <w:rFonts w:ascii="Charis SIL Regular" w:hAnsi="Charis SIL Regular" w:eastAsia="Charis SIL Regular"/>
+          <w:b w:val="0"/>
+          <w:i w:val="0"/>
+          <w:color w:val="0000FF"/>
+          <w:sz w:val="24"/>
+          <w:u w:val="single"/>
+        </w:rPr>
+        <w:t xml:space="preserve"> </w:t>
+      </w:r>
+      <w:r>
+        <w:rPr>
+          <w:rFonts w:ascii="Charis SIL Regular" w:hAnsi="Charis SIL Regular" w:eastAsia="Charis SIL Regular"/>
+          <w:b w:val="0"/>
+          <w:i w:val="0"/>
+          <w:color w:val="0000FF"/>
+          <w:sz w:val="24"/>
+          <w:u w:val="single"/>
+        </w:rPr>
+        <w:hyperlink r:id="rId20" w:history="1">
           <w:r>
             <w:rPr>
               <w:rStyle w:val="Hyperlink"/>
@@ -2953,7 +2743,6 @@
       </w:r>
       <w:r>
         <w:rPr>
-          <w:u w:val="single" w:color="0000ff"/>
           <w:rFonts w:ascii="Charis SIL Regular" w:hAnsi="Charis SIL Regular" w:eastAsia="Charis SIL Regular"/>
           <w:b w:val="0"/>
           <w:i w:val="0"/>
@@ -3086,7 +2875,7 @@
           <w:sz w:val="24"/>
           <w:u w:val="single"/>
         </w:rPr>
-        <w:hyperlink r:id="rId19" w:history="1">
+        <w:hyperlink r:id="rId21" w:history="1">
           <w:r>
             <w:rPr>
               <w:rStyle w:val="Hyperlink"/>
@@ -3104,7 +2893,7 @@
           <w:sz w:val="24"/>
           <w:u w:val="single"/>
         </w:rPr>
-        <w:hyperlink r:id="rId19" w:history="1">
+        <w:hyperlink r:id="rId21" w:history="1">
           <w:r>
             <w:rPr>
               <w:rStyle w:val="Hyperlink"/>
@@ -3133,7 +2922,7 @@
           <w:sz w:val="24"/>
           <w:u w:val="single"/>
         </w:rPr>
-        <w:hyperlink r:id="rId19" w:history="1">
+        <w:hyperlink r:id="rId21" w:history="1">
           <w:r>
             <w:rPr>
               <w:rStyle w:val="Hyperlink"/>
@@ -3172,20 +2961,14 @@
       </w:r>
       <w:r>
         <w:rPr>
+          <w:u w:val="single" w:color="0000ff"/>
           <w:rFonts w:ascii="Charis SIL Regular" w:hAnsi="Charis SIL Regular" w:eastAsia="Charis SIL Regular"/>
           <w:b w:val="0"/>
           <w:i w:val="0"/>
           <w:color w:val="000000"/>
           <w:sz w:val="24"/>
         </w:rPr>
-        <w:hyperlink r:id="rId20" w:history="1">
-          <w:r>
-            <w:rPr>
-              <w:rStyle w:val="Hyperlink"/>
-            </w:rPr>
-            <w:t xml:space="preserve">e </w:t>
-          </w:r>
-        </w:hyperlink>
+        <w:t xml:space="preserve">e </w:t>
       </w:r>
       <w:r>
         <w:rPr>
@@ -3196,7 +2979,7 @@
           <w:sz w:val="24"/>
           <w:u w:val="single"/>
         </w:rPr>
-        <w:hyperlink r:id="rId20" w:history="1">
+        <w:hyperlink r:id="rId22" w:history="1">
           <w:r>
             <w:rPr>
               <w:rStyle w:val="Hyperlink"/>
@@ -3214,7 +2997,7 @@
           <w:sz w:val="24"/>
           <w:u w:val="single"/>
         </w:rPr>
-        <w:hyperlink r:id="rId20" w:history="1">
+        <w:hyperlink r:id="rId22" w:history="1">
           <w:r>
             <w:rPr>
               <w:rStyle w:val="Hyperlink"/>
@@ -3232,7 +3015,7 @@
           <w:sz w:val="24"/>
           <w:u w:val="single"/>
         </w:rPr>
-        <w:hyperlink r:id="rId22" w:history="1">
+        <w:hyperlink r:id="rId20" w:history="1">
           <w:r>
             <w:rPr>
               <w:rStyle w:val="Hyperlink"/>
@@ -3261,7 +3044,7 @@
           <w:sz w:val="24"/>
           <w:u w:val="single"/>
         </w:rPr>
-        <w:hyperlink r:id="rId22" w:history="1">
+        <w:hyperlink r:id="rId20" w:history="1">
           <w:r>
             <w:rPr>
               <w:rStyle w:val="Hyperlink"/>
@@ -3438,7 +3221,25 @@
           <w:color w:val="000000"/>
           <w:sz w:val="24"/>
         </w:rPr>
-        <w:t>he countries where the m</w:t>
+        <w:t>he count</w:t>
+      </w:r>
+      <w:r>
+        <w:rPr>
+          <w:u w:val="single" w:color="0000ff"/>
+          <w:rFonts w:ascii="Charis SIL Regular" w:hAnsi="Charis SIL Regular" w:eastAsia="Charis SIL Regular"/>
+          <w:b w:val="0"/>
+          <w:i w:val="0"/>
+          <w:color w:val="000000"/>
+          <w:sz w:val="24"/>
+        </w:rPr>
+        <w:hyperlink r:id="rId22" w:history="1">
+          <w:r>
+            <w:rPr>
+              <w:rStyle w:val="Hyperlink"/>
+            </w:rPr>
+            <w:t>ries where the m</w:t>
+          </w:r>
+        </w:hyperlink>
       </w:r>
       <w:r>
         <w:rPr>
@@ -3604,7 +3405,7 @@
           <w:sz w:val="24"/>
           <w:u w:val="single"/>
         </w:rPr>
-        <w:t>Scientific research</w:t>
+        <w:t xml:space="preserve">Scientific research </w:t>
       </w:r>
       <w:r>
         <w:rPr>
@@ -3615,7 +3416,7 @@
           <w:sz w:val="24"/>
           <w:u w:val="single"/>
         </w:rPr>
-        <w:t xml:space="preserve"> </w:t>
+        <w:t>in colonised territorie</w:t>
       </w:r>
       <w:r>
         <w:rPr>
@@ -3624,9 +3425,8 @@
           <w:i w:val="0"/>
           <w:color w:val="0000FF"/>
           <w:sz w:val="24"/>
-          <w:u w:val="single"/>
-        </w:rPr>
-        <w:t>in colonised territories</w:t>
+        </w:rPr>
+        <w:t>s</w:t>
       </w:r>
       <w:r>
         <w:br/>
@@ -3768,7 +3568,7 @@
           <w:sz w:val="24"/>
           <w:u w:val="single"/>
         </w:rPr>
-        <w:t>Scientific research in colonised terri</w:t>
+        <w:t>Scientific research in colonised territ</w:t>
       </w:r>
       <w:r>
         <w:rPr>
@@ -3779,7 +3579,7 @@
           <w:sz w:val="24"/>
           <w:u w:val="single"/>
         </w:rPr>
-        <w:t>t</w:t>
+        <w:t>orie</w:t>
       </w:r>
       <w:r>
         <w:rPr>
@@ -3788,9 +3588,8 @@
           <w:i w:val="0"/>
           <w:color w:val="0000FF"/>
           <w:sz w:val="24"/>
-          <w:u w:val="single"/>
-        </w:rPr>
-        <w:t>ories</w:t>
+        </w:rPr>
+        <w:t>s</w:t>
       </w:r>
       <w:r>
         <w:br/>
@@ -4382,9 +4181,15 @@
           <w:i w:val="0"/>
           <w:color w:val="0000FF"/>
           <w:sz w:val="24"/>
-          <w:u w:val="single"/>
-        </w:rPr>
-        <w:t>7</w:t>
+        </w:rPr>
+        <w:hyperlink r:id="rId25" w:history="1">
+          <w:r>
+            <w:rPr>
+              <w:rStyle w:val="Hyperlink"/>
+            </w:rPr>
+            <w:t>7</w:t>
+          </w:r>
+        </w:hyperlink>
       </w:r>
       <w:r>
         <w:rPr>

--- a/EXPORTS/DOCX/published/niveau2/English/ChristianMission.docx
+++ b/EXPORTS/DOCX/published/niveau2/English/ChristianMission.docx
@@ -470,50 +470,7 @@
           <w:color w:val="000000"/>
           <w:sz w:val="24"/>
         </w:rPr>
-        <w:hyperlink r:id="rId9" w:history="1">
-          <w:r>
-            <w:rPr>
-              <w:rStyle w:val="Hyperlink"/>
-            </w:rPr>
-            <w:t>jects tha</w:t>
-          </w:r>
-        </w:hyperlink>
-      </w:r>
-      <w:r>
-        <w:rPr>
-          <w:u w:val="single" w:color="0000ff"/>
-          <w:rFonts w:ascii="Charis SIL Regular" w:hAnsi="Charis SIL Regular" w:eastAsia="Charis SIL Regular"/>
-          <w:b w:val="0"/>
-          <w:i w:val="0"/>
-          <w:color w:val="000000"/>
-          <w:sz w:val="24"/>
-        </w:rPr>
-        <w:hyperlink r:id="rId9" w:history="1">
-          <w:r>
-            <w:rPr>
-              <w:rStyle w:val="Hyperlink"/>
-            </w:rPr>
-            <w:t>t</w:t>
-          </w:r>
-        </w:hyperlink>
-      </w:r>
-      <w:r>
-        <w:rPr>
-          <w:u w:val="single" w:color="0000ff"/>
-          <w:rFonts w:ascii="Charis SIL Regular" w:hAnsi="Charis SIL Regular" w:eastAsia="Charis SIL Regular"/>
-          <w:b w:val="0"/>
-          <w:i w:val="0"/>
-          <w:color w:val="000000"/>
-          <w:sz w:val="24"/>
-        </w:rPr>
-        <w:hyperlink r:id="rId9" w:history="1">
-          <w:r>
-            <w:rPr>
-              <w:rStyle w:val="Hyperlink"/>
-            </w:rPr>
-            <w:t xml:space="preserve"> were coll</w:t>
-          </w:r>
-        </w:hyperlink>
+        <w:t>jects that were coll</w:t>
       </w:r>
       <w:r>
         <w:rPr>
@@ -807,7 +764,7 @@
           <w:sz w:val="24"/>
           <w:u w:val="single"/>
         </w:rPr>
-        <w:hyperlink r:id="rId10" w:history="1">
+        <w:hyperlink r:id="rId11" w:history="1">
           <w:r>
             <w:rPr>
               <w:rStyle w:val="Hyperlink"/>
@@ -894,7 +851,7 @@
           <w:sz w:val="24"/>
           <w:u w:val="single"/>
         </w:rPr>
-        <w:hyperlink r:id="rId11" w:history="1">
+        <w:hyperlink r:id="rId10" w:history="1">
           <w:r>
             <w:rPr>
               <w:rStyle w:val="Hyperlink"/>
@@ -1273,7 +1230,53 @@
           <w:color w:val="000000"/>
           <w:sz w:val="24"/>
         </w:rPr>
-        <w:t xml:space="preserve">2024. Objects that were collected by the </w:t>
+        <w:t>2024</w:t>
+      </w:r>
+      <w:r>
+        <w:rPr>
+          <w:u w:val="single" w:color="0000ff"/>
+          <w:rFonts w:ascii="Charis SIL Regular" w:hAnsi="Charis SIL Regular" w:eastAsia="Charis SIL Regular"/>
+          <w:b w:val="0"/>
+          <w:i w:val="0"/>
+          <w:color w:val="000000"/>
+          <w:sz w:val="24"/>
+        </w:rPr>
+        <w:hyperlink r:id="rId12" w:history="1">
+          <w:r>
+            <w:rPr>
+              <w:rStyle w:val="Hyperlink"/>
+            </w:rPr>
+            <w:t>. O</w:t>
+          </w:r>
+        </w:hyperlink>
+      </w:r>
+      <w:r>
+        <w:rPr>
+          <w:u w:val="single" w:color="0000ff"/>
+          <w:rFonts w:ascii="Charis SIL Regular" w:hAnsi="Charis SIL Regular" w:eastAsia="Charis SIL Regular"/>
+          <w:b w:val="0"/>
+          <w:i w:val="0"/>
+          <w:color w:val="000000"/>
+          <w:sz w:val="24"/>
+        </w:rPr>
+        <w:hyperlink r:id="rId12" w:history="1">
+          <w:r>
+            <w:rPr>
+              <w:rStyle w:val="Hyperlink"/>
+            </w:rPr>
+            <w:t>bjec</w:t>
+          </w:r>
+        </w:hyperlink>
+      </w:r>
+      <w:r>
+        <w:rPr>
+          <w:rFonts w:ascii="Charis SIL Regular" w:hAnsi="Charis SIL Regular" w:eastAsia="Charis SIL Regular"/>
+          <w:b w:val="0"/>
+          <w:i w:val="0"/>
+          <w:color w:val="000000"/>
+          <w:sz w:val="24"/>
+        </w:rPr>
+        <w:t xml:space="preserve">ts that were collected by the </w:t>
       </w:r>
       <w:r>
         <w:rPr>
@@ -1380,50 +1383,7 @@
           <w:color w:val="000000"/>
           <w:sz w:val="24"/>
         </w:rPr>
-        <w:hyperlink r:id="rId13" w:history="1">
-          <w:r>
-            <w:rPr>
-              <w:rStyle w:val="Hyperlink"/>
-            </w:rPr>
-            <w:t>si, can be pre</w:t>
-          </w:r>
-        </w:hyperlink>
-      </w:r>
-      <w:r>
-        <w:rPr>
-          <w:u w:val="single" w:color="0000ff"/>
-          <w:rFonts w:ascii="Charis SIL Regular" w:hAnsi="Charis SIL Regular" w:eastAsia="Charis SIL Regular"/>
-          <w:b w:val="0"/>
-          <w:i w:val="0"/>
-          <w:color w:val="000000"/>
-          <w:sz w:val="24"/>
-        </w:rPr>
-        <w:hyperlink r:id="rId13" w:history="1">
-          <w:r>
-            <w:rPr>
-              <w:rStyle w:val="Hyperlink"/>
-            </w:rPr>
-            <w:t>d</w:t>
-          </w:r>
-        </w:hyperlink>
-      </w:r>
-      <w:r>
-        <w:rPr>
-          <w:u w:val="single" w:color="0000ff"/>
-          <w:rFonts w:ascii="Charis SIL Regular" w:hAnsi="Charis SIL Regular" w:eastAsia="Charis SIL Regular"/>
-          <w:b w:val="0"/>
-          <w:i w:val="0"/>
-          <w:color w:val="000000"/>
-          <w:sz w:val="24"/>
-        </w:rPr>
-        <w:hyperlink r:id="rId13" w:history="1">
-          <w:r>
-            <w:rPr>
-              <w:rStyle w:val="Hyperlink"/>
-            </w:rPr>
-            <w:t>ominantly</w:t>
-          </w:r>
-        </w:hyperlink>
+        <w:t>si, can be predominantly</w:t>
       </w:r>
       <w:r>
         <w:rPr>
@@ -1822,13 +1782,14 @@
       </w:r>
       <w:r>
         <w:rPr>
+          <w:u w:val="single" w:color="0000ff"/>
           <w:rFonts w:ascii="Charis SIL Regular" w:hAnsi="Charis SIL Regular" w:eastAsia="Charis SIL Regular"/>
           <w:b w:val="0"/>
           <w:i w:val="0"/>
           <w:color w:val="000000"/>
           <w:sz w:val="24"/>
         </w:rPr>
-        <w:t xml:space="preserve"> and Catholic missionary ar</w:t>
+        <w:t xml:space="preserve"> and</w:t>
       </w:r>
       <w:r>
         <w:rPr>
@@ -1844,9 +1805,38 @@
             <w:rPr>
               <w:rStyle w:val="Hyperlink"/>
             </w:rPr>
-            <w:t>chi</w:t>
+            <w:t xml:space="preserve"> Catholic mis</w:t>
           </w:r>
         </w:hyperlink>
+      </w:r>
+      <w:r>
+        <w:rPr>
+          <w:u w:val="single" w:color="0000ff"/>
+          <w:rFonts w:ascii="Charis SIL Regular" w:hAnsi="Charis SIL Regular" w:eastAsia="Charis SIL Regular"/>
+          <w:b w:val="0"/>
+          <w:i w:val="0"/>
+          <w:color w:val="000000"/>
+          <w:sz w:val="24"/>
+        </w:rPr>
+        <w:hyperlink r:id="rId15" w:history="1">
+          <w:r>
+            <w:rPr>
+              <w:rStyle w:val="Hyperlink"/>
+            </w:rPr>
+            <w:t>sionary ar</w:t>
+          </w:r>
+        </w:hyperlink>
+      </w:r>
+      <w:r>
+        <w:rPr>
+          <w:u w:val="single" w:color="0000ff"/>
+          <w:rFonts w:ascii="Charis SIL Regular" w:hAnsi="Charis SIL Regular" w:eastAsia="Charis SIL Regular"/>
+          <w:b w:val="0"/>
+          <w:i w:val="0"/>
+          <w:color w:val="000000"/>
+          <w:sz w:val="24"/>
+        </w:rPr>
+        <w:t>chi</w:t>
       </w:r>
       <w:r>
         <w:rPr>
@@ -2968,23 +2958,12 @@
           <w:color w:val="000000"/>
           <w:sz w:val="24"/>
         </w:rPr>
-        <w:t xml:space="preserve">e </w:t>
-      </w:r>
-      <w:r>
-        <w:rPr>
-          <w:rFonts w:ascii="Charis SIL Regular" w:hAnsi="Charis SIL Regular" w:eastAsia="Charis SIL Regular"/>
-          <w:b w:val="0"/>
-          <w:i w:val="0"/>
-          <w:color w:val="0000FF"/>
-          <w:sz w:val="24"/>
-          <w:u w:val="single"/>
-        </w:rPr>
-        <w:hyperlink r:id="rId22" w:history="1">
+        <w:hyperlink r:id="rId20" w:history="1">
           <w:r>
             <w:rPr>
               <w:rStyle w:val="Hyperlink"/>
             </w:rPr>
-            <w:t>Erf</w:t>
+            <w:t xml:space="preserve">e </w:t>
           </w:r>
         </w:hyperlink>
       </w:r>
@@ -2997,14 +2976,7 @@
           <w:sz w:val="24"/>
           <w:u w:val="single"/>
         </w:rPr>
-        <w:hyperlink r:id="rId22" w:history="1">
-          <w:r>
-            <w:rPr>
-              <w:rStyle w:val="Hyperlink"/>
-            </w:rPr>
-            <w:t>goedcentru</w:t>
-          </w:r>
-        </w:hyperlink>
+        <w:t>Erfgoedcentru</w:t>
       </w:r>
       <w:r>
         <w:rPr>

--- a/EXPORTS/DOCX/published/niveau2/English/ChristianMission.docx
+++ b/EXPORTS/DOCX/published/niveau2/English/ChristianMission.docx
@@ -452,25 +452,7 @@
           <w:color w:val="000000"/>
           <w:sz w:val="24"/>
         </w:rPr>
-        <w:hyperlink r:id="rId9" w:history="1">
-          <w:r>
-            <w:rPr>
-              <w:rStyle w:val="Hyperlink"/>
-            </w:rPr>
-            <w:t>made up of ob</w:t>
-          </w:r>
-        </w:hyperlink>
-      </w:r>
-      <w:r>
-        <w:rPr>
-          <w:u w:val="single" w:color="0000ff"/>
-          <w:rFonts w:ascii="Charis SIL Regular" w:hAnsi="Charis SIL Regular" w:eastAsia="Charis SIL Regular"/>
-          <w:b w:val="0"/>
-          <w:i w:val="0"/>
-          <w:color w:val="000000"/>
-          <w:sz w:val="24"/>
-        </w:rPr>
-        <w:t>jects that were coll</w:t>
+        <w:t>made up of objects that were coll</w:t>
       </w:r>
       <w:r>
         <w:rPr>
@@ -793,7 +775,7 @@
           <w:sz w:val="24"/>
           <w:u w:val="single"/>
         </w:rPr>
-        <w:hyperlink r:id="rId10" w:history="1">
+        <w:hyperlink r:id="rId11" w:history="1">
           <w:r>
             <w:rPr>
               <w:rStyle w:val="Hyperlink"/>
@@ -887,7 +869,7 @@
           <w:sz w:val="24"/>
           <w:u w:val="single"/>
         </w:rPr>
-        <w:hyperlink r:id="rId11" w:history="1">
+        <w:hyperlink r:id="rId10" w:history="1">
           <w:r>
             <w:rPr>
               <w:rStyle w:val="Hyperlink"/>
@@ -916,7 +898,7 @@
           <w:sz w:val="24"/>
           <w:u w:val="single"/>
         </w:rPr>
-        <w:hyperlink r:id="rId11" w:history="1">
+        <w:hyperlink r:id="rId10" w:history="1">
           <w:r>
             <w:rPr>
               <w:rStyle w:val="Hyperlink"/>
@@ -1230,53 +1212,7 @@
           <w:color w:val="000000"/>
           <w:sz w:val="24"/>
         </w:rPr>
-        <w:t>2024</w:t>
-      </w:r>
-      <w:r>
-        <w:rPr>
-          <w:u w:val="single" w:color="0000ff"/>
-          <w:rFonts w:ascii="Charis SIL Regular" w:hAnsi="Charis SIL Regular" w:eastAsia="Charis SIL Regular"/>
-          <w:b w:val="0"/>
-          <w:i w:val="0"/>
-          <w:color w:val="000000"/>
-          <w:sz w:val="24"/>
-        </w:rPr>
-        <w:hyperlink r:id="rId12" w:history="1">
-          <w:r>
-            <w:rPr>
-              <w:rStyle w:val="Hyperlink"/>
-            </w:rPr>
-            <w:t>. O</w:t>
-          </w:r>
-        </w:hyperlink>
-      </w:r>
-      <w:r>
-        <w:rPr>
-          <w:u w:val="single" w:color="0000ff"/>
-          <w:rFonts w:ascii="Charis SIL Regular" w:hAnsi="Charis SIL Regular" w:eastAsia="Charis SIL Regular"/>
-          <w:b w:val="0"/>
-          <w:i w:val="0"/>
-          <w:color w:val="000000"/>
-          <w:sz w:val="24"/>
-        </w:rPr>
-        <w:hyperlink r:id="rId12" w:history="1">
-          <w:r>
-            <w:rPr>
-              <w:rStyle w:val="Hyperlink"/>
-            </w:rPr>
-            <w:t>bjec</w:t>
-          </w:r>
-        </w:hyperlink>
-      </w:r>
-      <w:r>
-        <w:rPr>
-          <w:rFonts w:ascii="Charis SIL Regular" w:hAnsi="Charis SIL Regular" w:eastAsia="Charis SIL Regular"/>
-          <w:b w:val="0"/>
-          <w:i w:val="0"/>
-          <w:color w:val="000000"/>
-          <w:sz w:val="24"/>
-        </w:rPr>
-        <w:t xml:space="preserve">ts that were collected by the </w:t>
+        <w:t xml:space="preserve">2024. Objects that were collected by the </w:t>
       </w:r>
       <w:r>
         <w:rPr>
@@ -1383,7 +1319,50 @@
           <w:color w:val="000000"/>
           <w:sz w:val="24"/>
         </w:rPr>
-        <w:t>si, can be predominantly</w:t>
+        <w:hyperlink r:id="rId13" w:history="1">
+          <w:r>
+            <w:rPr>
+              <w:rStyle w:val="Hyperlink"/>
+            </w:rPr>
+            <w:t>si, can be pre</w:t>
+          </w:r>
+        </w:hyperlink>
+      </w:r>
+      <w:r>
+        <w:rPr>
+          <w:u w:val="single" w:color="0000ff"/>
+          <w:rFonts w:ascii="Charis SIL Regular" w:hAnsi="Charis SIL Regular" w:eastAsia="Charis SIL Regular"/>
+          <w:b w:val="0"/>
+          <w:i w:val="0"/>
+          <w:color w:val="000000"/>
+          <w:sz w:val="24"/>
+        </w:rPr>
+        <w:hyperlink r:id="rId13" w:history="1">
+          <w:r>
+            <w:rPr>
+              <w:rStyle w:val="Hyperlink"/>
+            </w:rPr>
+            <w:t>d</w:t>
+          </w:r>
+        </w:hyperlink>
+      </w:r>
+      <w:r>
+        <w:rPr>
+          <w:u w:val="single" w:color="0000ff"/>
+          <w:rFonts w:ascii="Charis SIL Regular" w:hAnsi="Charis SIL Regular" w:eastAsia="Charis SIL Regular"/>
+          <w:b w:val="0"/>
+          <w:i w:val="0"/>
+          <w:color w:val="000000"/>
+          <w:sz w:val="24"/>
+        </w:rPr>
+        <w:hyperlink r:id="rId13" w:history="1">
+          <w:r>
+            <w:rPr>
+              <w:rStyle w:val="Hyperlink"/>
+            </w:rPr>
+            <w:t>ominantly</w:t>
+          </w:r>
+        </w:hyperlink>
       </w:r>
       <w:r>
         <w:rPr>
@@ -1789,25 +1768,7 @@
           <w:color w:val="000000"/>
           <w:sz w:val="24"/>
         </w:rPr>
-        <w:t xml:space="preserve"> and</w:t>
-      </w:r>
-      <w:r>
-        <w:rPr>
-          <w:u w:val="single" w:color="0000ff"/>
-          <w:rFonts w:ascii="Charis SIL Regular" w:hAnsi="Charis SIL Regular" w:eastAsia="Charis SIL Regular"/>
-          <w:b w:val="0"/>
-          <w:i w:val="0"/>
-          <w:color w:val="000000"/>
-          <w:sz w:val="24"/>
-        </w:rPr>
-        <w:hyperlink r:id="rId15" w:history="1">
-          <w:r>
-            <w:rPr>
-              <w:rStyle w:val="Hyperlink"/>
-            </w:rPr>
-            <w:t xml:space="preserve"> Catholic mis</w:t>
-          </w:r>
-        </w:hyperlink>
+        <w:t xml:space="preserve"> and Catholic mis</w:t>
       </w:r>
       <w:r>
         <w:rPr>
@@ -1836,7 +1797,14 @@
           <w:color w:val="000000"/>
           <w:sz w:val="24"/>
         </w:rPr>
-        <w:t>chi</w:t>
+        <w:hyperlink r:id="rId15" w:history="1">
+          <w:r>
+            <w:rPr>
+              <w:rStyle w:val="Hyperlink"/>
+            </w:rPr>
+            <w:t>chi</w:t>
+          </w:r>
+        </w:hyperlink>
       </w:r>
       <w:r>
         <w:rPr>
@@ -2445,7 +2413,119 @@
           <w:sz w:val="24"/>
           <w:u w:val="single"/>
         </w:rPr>
-        <w:t>Churches in the Nether</w:t>
+        <w:hyperlink r:id="rId19" w:history="1">
+          <w:r>
+            <w:rPr>
+              <w:rStyle w:val="Hyperlink"/>
+            </w:rPr>
+            <w:t>Churches</w:t>
+          </w:r>
+        </w:hyperlink>
+      </w:r>
+      <w:r>
+        <w:rPr>
+          <w:rFonts w:ascii="Charis SIL Regular" w:hAnsi="Charis SIL Regular" w:eastAsia="Charis SIL Regular"/>
+          <w:b w:val="0"/>
+          <w:i w:val="0"/>
+          <w:color w:val="0000FF"/>
+          <w:sz w:val="24"/>
+          <w:u w:val="single"/>
+        </w:rPr>
+        <w:t xml:space="preserve"> </w:t>
+      </w:r>
+      <w:r>
+        <w:rPr>
+          <w:rFonts w:ascii="Charis SIL Regular" w:hAnsi="Charis SIL Regular" w:eastAsia="Charis SIL Regular"/>
+          <w:b w:val="0"/>
+          <w:i w:val="0"/>
+          <w:color w:val="0000FF"/>
+          <w:sz w:val="24"/>
+          <w:u w:val="single"/>
+        </w:rPr>
+        <w:hyperlink r:id="rId19" w:history="1">
+          <w:r>
+            <w:rPr>
+              <w:rStyle w:val="Hyperlink"/>
+            </w:rPr>
+            <w:t>in</w:t>
+          </w:r>
+        </w:hyperlink>
+      </w:r>
+      <w:r>
+        <w:rPr>
+          <w:rFonts w:ascii="Charis SIL Regular" w:hAnsi="Charis SIL Regular" w:eastAsia="Charis SIL Regular"/>
+          <w:b w:val="0"/>
+          <w:i w:val="0"/>
+          <w:color w:val="0000FF"/>
+          <w:sz w:val="24"/>
+          <w:u w:val="single"/>
+        </w:rPr>
+        <w:t xml:space="preserve"> </w:t>
+      </w:r>
+      <w:r>
+        <w:rPr>
+          <w:rFonts w:ascii="Charis SIL Regular" w:hAnsi="Charis SIL Regular" w:eastAsia="Charis SIL Regular"/>
+          <w:b w:val="0"/>
+          <w:i w:val="0"/>
+          <w:color w:val="0000FF"/>
+          <w:sz w:val="24"/>
+          <w:u w:val="single"/>
+        </w:rPr>
+        <w:hyperlink r:id="rId19" w:history="1">
+          <w:r>
+            <w:rPr>
+              <w:rStyle w:val="Hyperlink"/>
+            </w:rPr>
+            <w:t>th</w:t>
+          </w:r>
+        </w:hyperlink>
+      </w:r>
+      <w:r>
+        <w:rPr>
+          <w:rFonts w:ascii="Charis SIL Regular" w:hAnsi="Charis SIL Regular" w:eastAsia="Charis SIL Regular"/>
+          <w:b w:val="0"/>
+          <w:i w:val="0"/>
+          <w:color w:val="0000FF"/>
+          <w:sz w:val="24"/>
+          <w:u w:val="single"/>
+        </w:rPr>
+        <w:hyperlink r:id="rId18" w:history="1">
+          <w:r>
+            <w:rPr>
+              <w:rStyle w:val="Hyperlink"/>
+            </w:rPr>
+            <w:t>e</w:t>
+          </w:r>
+        </w:hyperlink>
+      </w:r>
+      <w:r>
+        <w:rPr>
+          <w:rFonts w:ascii="Charis SIL Regular" w:hAnsi="Charis SIL Regular" w:eastAsia="Charis SIL Regular"/>
+          <w:b w:val="0"/>
+          <w:i w:val="0"/>
+          <w:color w:val="0000FF"/>
+          <w:sz w:val="24"/>
+          <w:u w:val="single"/>
+        </w:rPr>
+        <w:t xml:space="preserve"> </w:t>
+      </w:r>
+      <w:r>
+        <w:rPr>
+          <w:rFonts w:ascii="Charis SIL Regular" w:hAnsi="Charis SIL Regular" w:eastAsia="Charis SIL Regular"/>
+          <w:b w:val="0"/>
+          <w:i w:val="0"/>
+          <w:color w:val="0000FF"/>
+          <w:sz w:val="24"/>
+          <w:u w:val="single"/>
+        </w:rPr>
+        <w:hyperlink r:id="rId18" w:history="1">
+          <w:r>
+            <w:rPr>
+              <w:rStyle w:val="Hyperlink"/>
+            </w:rPr>
+            <w:t>Nether</w:t>
+          </w:r>
+        </w:hyperlink>
       </w:r>
       <w:r>
         <w:rPr>
@@ -2467,6 +2547,7 @@
       </w:r>
       <w:r>
         <w:rPr>
+          <w:u w:val="single" w:color="0000ff"/>
           <w:rFonts w:ascii="Charis SIL Regular" w:hAnsi="Charis SIL Regular" w:eastAsia="Charis SIL Regular"/>
           <w:b w:val="0"/>
           <w:i w:val="0"/>
@@ -2484,7 +2565,7 @@
           <w:sz w:val="24"/>
           <w:u w:val="single"/>
         </w:rPr>
-        <w:hyperlink r:id="rId18" w:history="1">
+        <w:hyperlink r:id="rId20" w:history="1">
           <w:r>
             <w:rPr>
               <w:rStyle w:val="Hyperlink"/>
@@ -2502,7 +2583,7 @@
           <w:sz w:val="24"/>
           <w:u w:val="single"/>
         </w:rPr>
-        <w:hyperlink r:id="rId19" w:history="1">
+        <w:hyperlink r:id="rId20" w:history="1">
           <w:r>
             <w:rPr>
               <w:rStyle w:val="Hyperlink"/>
@@ -2520,7 +2601,7 @@
           <w:sz w:val="24"/>
           <w:u w:val="single"/>
         </w:rPr>
-        <w:hyperlink r:id="rId19" w:history="1">
+        <w:hyperlink r:id="rId20" w:history="1">
           <w:r>
             <w:rPr>
               <w:rStyle w:val="Hyperlink"/>
@@ -2603,7 +2684,7 @@
           <w:sz w:val="24"/>
           <w:u w:val="single"/>
         </w:rPr>
-        <w:hyperlink r:id="rId20" w:history="1">
+        <w:hyperlink r:id="rId19" w:history="1">
           <w:r>
             <w:rPr>
               <w:rStyle w:val="Hyperlink"/>
@@ -2679,74 +2760,13 @@
       </w:r>
       <w:r>
         <w:rPr>
-          <w:u w:val="single" w:color="0000ff"/>
           <w:rFonts w:ascii="Charis SIL Regular" w:hAnsi="Charis SIL Regular" w:eastAsia="Charis SIL Regular"/>
           <w:b w:val="0"/>
           <w:i w:val="0"/>
           <w:color w:val="000000"/>
           <w:sz w:val="24"/>
         </w:rPr>
-        <w:hyperlink r:id="rId19" w:history="1">
-          <w:r>
-            <w:rPr>
-              <w:rStyle w:val="Hyperlink"/>
-            </w:rPr>
-            <w:t>v</w:t>
-          </w:r>
-        </w:hyperlink>
-      </w:r>
-      <w:r>
-        <w:rPr>
-          <w:u w:val="single" w:color="0000ff"/>
-          <w:rFonts w:ascii="Charis SIL Regular" w:hAnsi="Charis SIL Regular" w:eastAsia="Charis SIL Regular"/>
-          <w:b w:val="0"/>
-          <w:i w:val="0"/>
-          <w:color w:val="000000"/>
-          <w:sz w:val="24"/>
-        </w:rPr>
-        <w:hyperlink r:id="rId19" w:history="1">
-          <w:r>
-            <w:rPr>
-              <w:rStyle w:val="Hyperlink"/>
-            </w:rPr>
-            <w:t>ers</w:t>
-          </w:r>
-        </w:hyperlink>
-      </w:r>
-      <w:r>
-        <w:rPr>
-          <w:u w:val="single" w:color="0000ff"/>
-          <w:rFonts w:ascii="Charis SIL Regular" w:hAnsi="Charis SIL Regular" w:eastAsia="Charis SIL Regular"/>
-          <w:b w:val="0"/>
-          <w:i w:val="0"/>
-          <w:color w:val="000000"/>
-          <w:sz w:val="24"/>
-        </w:rPr>
-        <w:hyperlink r:id="rId19" w:history="1">
-          <w:r>
-            <w:rPr>
-              <w:rStyle w:val="Hyperlink"/>
-            </w:rPr>
-            <w:t>i</w:t>
-          </w:r>
-        </w:hyperlink>
-      </w:r>
-      <w:r>
-        <w:rPr>
-          <w:rFonts w:ascii="Charis SIL Regular" w:hAnsi="Charis SIL Regular" w:eastAsia="Charis SIL Regular"/>
-          <w:b w:val="0"/>
-          <w:i w:val="0"/>
-          <w:color w:val="000000"/>
-          <w:sz w:val="24"/>
-        </w:rPr>
-        <w:hyperlink r:id="rId19" w:history="1">
-          <w:r>
-            <w:rPr>
-              <w:rStyle w:val="Hyperlink"/>
-            </w:rPr>
-            <w:t xml:space="preserve">teit, </w:t>
-          </w:r>
-        </w:hyperlink>
+        <w:t xml:space="preserve">versiteit, </w:t>
       </w:r>
       <w:r>
         <w:rPr>
@@ -2757,7 +2777,7 @@
           <w:sz w:val="24"/>
           <w:u w:val="single"/>
         </w:rPr>
-        <w:hyperlink r:id="rId21" w:history="1">
+        <w:hyperlink r:id="rId19" w:history="1">
           <w:r>
             <w:rPr>
               <w:rStyle w:val="Hyperlink"/>
@@ -2775,7 +2795,7 @@
           <w:sz w:val="24"/>
           <w:u w:val="single"/>
         </w:rPr>
-        <w:hyperlink r:id="rId21" w:history="1">
+        <w:hyperlink r:id="rId19" w:history="1">
           <w:r>
             <w:rPr>
               <w:rStyle w:val="Hyperlink"/>
@@ -2811,97 +2831,7 @@
           <w:sz w:val="24"/>
           <w:u w:val="single"/>
         </w:rPr>
-        <w:hyperlink r:id="rId21" w:history="1">
-          <w:r>
-            <w:rPr>
-              <w:rStyle w:val="Hyperlink"/>
-            </w:rPr>
-            <w:t>Documen</w:t>
-          </w:r>
-        </w:hyperlink>
-      </w:r>
-      <w:r>
-        <w:rPr>
-          <w:rFonts w:ascii="Charis SIL Regular" w:hAnsi="Charis SIL Regular" w:eastAsia="Charis SIL Regular"/>
-          <w:b w:val="0"/>
-          <w:i w:val="0"/>
-          <w:color w:val="0000FF"/>
-          <w:sz w:val="24"/>
-          <w:u w:val="single"/>
-        </w:rPr>
-        <w:hyperlink r:id="rId21" w:history="1">
-          <w:r>
-            <w:rPr>
-              <w:rStyle w:val="Hyperlink"/>
-            </w:rPr>
-            <w:t>t</w:t>
-          </w:r>
-        </w:hyperlink>
-      </w:r>
-      <w:r>
-        <w:rPr>
-          <w:rFonts w:ascii="Charis SIL Regular" w:hAnsi="Charis SIL Regular" w:eastAsia="Charis SIL Regular"/>
-          <w:b w:val="0"/>
-          <w:i w:val="0"/>
-          <w:color w:val="0000FF"/>
-          <w:sz w:val="24"/>
-          <w:u w:val="single"/>
-        </w:rPr>
-        <w:hyperlink r:id="rId21" w:history="1">
-          <w:r>
-            <w:rPr>
-              <w:rStyle w:val="Hyperlink"/>
-            </w:rPr>
-            <w:t>at</w:t>
-          </w:r>
-        </w:hyperlink>
-      </w:r>
-      <w:r>
-        <w:rPr>
-          <w:rFonts w:ascii="Charis SIL Regular" w:hAnsi="Charis SIL Regular" w:eastAsia="Charis SIL Regular"/>
-          <w:b w:val="0"/>
-          <w:i w:val="0"/>
-          <w:color w:val="0000FF"/>
-          <w:sz w:val="24"/>
-          <w:u w:val="single"/>
-        </w:rPr>
-        <w:hyperlink r:id="rId21" w:history="1">
-          <w:r>
-            <w:rPr>
-              <w:rStyle w:val="Hyperlink"/>
-            </w:rPr>
-            <w:t>i</w:t>
-          </w:r>
-        </w:hyperlink>
-      </w:r>
-      <w:r>
-        <w:rPr>
-          <w:rFonts w:ascii="Charis SIL Regular" w:hAnsi="Charis SIL Regular" w:eastAsia="Charis SIL Regular"/>
-          <w:b w:val="0"/>
-          <w:i w:val="0"/>
-          <w:color w:val="0000FF"/>
-          <w:sz w:val="24"/>
-          <w:u w:val="single"/>
-        </w:rPr>
-        <w:hyperlink r:id="rId21" w:history="1">
-          <w:r>
-            <w:rPr>
-              <w:rStyle w:val="Hyperlink"/>
-            </w:rPr>
-            <w:t>on</w:t>
-          </w:r>
-        </w:hyperlink>
-      </w:r>
-      <w:r>
-        <w:rPr>
-          <w:rFonts w:ascii="Charis SIL Regular" w:hAnsi="Charis SIL Regular" w:eastAsia="Charis SIL Regular"/>
-          <w:b w:val="0"/>
-          <w:i w:val="0"/>
-          <w:color w:val="0000FF"/>
-          <w:sz w:val="24"/>
-          <w:u w:val="single"/>
-        </w:rPr>
-        <w:t xml:space="preserve"> </w:t>
+        <w:t xml:space="preserve">Documentation </w:t>
       </w:r>
       <w:r>
         <w:rPr>
@@ -2951,7 +2881,6 @@
       </w:r>
       <w:r>
         <w:rPr>
-          <w:u w:val="single" w:color="0000ff"/>
           <w:rFonts w:ascii="Charis SIL Regular" w:hAnsi="Charis SIL Regular" w:eastAsia="Charis SIL Regular"/>
           <w:b w:val="0"/>
           <w:i w:val="0"/>
@@ -2976,7 +2905,14 @@
           <w:sz w:val="24"/>
           <w:u w:val="single"/>
         </w:rPr>
-        <w:t>Erfgoedcentru</w:t>
+        <w:hyperlink r:id="rId20" w:history="1">
+          <w:r>
+            <w:rPr>
+              <w:rStyle w:val="Hyperlink"/>
+            </w:rPr>
+            <w:t>Erf</w:t>
+          </w:r>
+        </w:hyperlink>
       </w:r>
       <w:r>
         <w:rPr>
@@ -2988,6 +2924,24 @@
           <w:u w:val="single"/>
         </w:rPr>
         <w:hyperlink r:id="rId20" w:history="1">
+          <w:r>
+            <w:rPr>
+              <w:rStyle w:val="Hyperlink"/>
+            </w:rPr>
+            <w:t>goedcentru</w:t>
+          </w:r>
+        </w:hyperlink>
+      </w:r>
+      <w:r>
+        <w:rPr>
+          <w:rFonts w:ascii="Charis SIL Regular" w:hAnsi="Charis SIL Regular" w:eastAsia="Charis SIL Regular"/>
+          <w:b w:val="0"/>
+          <w:i w:val="0"/>
+          <w:color w:val="0000FF"/>
+          <w:sz w:val="24"/>
+          <w:u w:val="single"/>
+        </w:rPr>
+        <w:hyperlink r:id="rId22" w:history="1">
           <w:r>
             <w:rPr>
               <w:rStyle w:val="Hyperlink"/>
@@ -3122,6 +3076,16 @@
       </w:r>
       <w:r>
         <w:rPr>
+          <w:rFonts w:ascii="Charis SIL Regular" w:hAnsi="Charis SIL Regular" w:eastAsia="Charis SIL Regular"/>
+          <w:b w:val="0"/>
+          <w:i w:val="0"/>
+          <w:color w:val="000000"/>
+          <w:sz w:val="24"/>
+        </w:rPr>
+        <w:t>often still be found in the count</w:t>
+      </w:r>
+      <w:r>
+        <w:rPr>
           <w:u w:val="single" w:color="0000ff"/>
           <w:rFonts w:ascii="Charis SIL Regular" w:hAnsi="Charis SIL Regular" w:eastAsia="Charis SIL Regular"/>
           <w:b w:val="0"/>
@@ -3129,107 +3093,7 @@
           <w:color w:val="000000"/>
           <w:sz w:val="24"/>
         </w:rPr>
-        <w:hyperlink r:id="rId21" w:history="1">
-          <w:r>
-            <w:rPr>
-              <w:rStyle w:val="Hyperlink"/>
-            </w:rPr>
-            <w:t>often still be fo</w:t>
-          </w:r>
-        </w:hyperlink>
-      </w:r>
-      <w:r>
-        <w:rPr>
-          <w:u w:val="single" w:color="0000ff"/>
-          <w:rFonts w:ascii="Charis SIL Regular" w:hAnsi="Charis SIL Regular" w:eastAsia="Charis SIL Regular"/>
-          <w:b w:val="0"/>
-          <w:i w:val="0"/>
-          <w:color w:val="000000"/>
-          <w:sz w:val="24"/>
-        </w:rPr>
-        <w:hyperlink r:id="rId21" w:history="1">
-          <w:r>
-            <w:rPr>
-              <w:rStyle w:val="Hyperlink"/>
-            </w:rPr>
-            <w:t>u</w:t>
-          </w:r>
-        </w:hyperlink>
-      </w:r>
-      <w:r>
-        <w:rPr>
-          <w:u w:val="single" w:color="0000ff"/>
-          <w:rFonts w:ascii="Charis SIL Regular" w:hAnsi="Charis SIL Regular" w:eastAsia="Charis SIL Regular"/>
-          <w:b w:val="0"/>
-          <w:i w:val="0"/>
-          <w:color w:val="000000"/>
-          <w:sz w:val="24"/>
-        </w:rPr>
-        <w:hyperlink r:id="rId21" w:history="1">
-          <w:r>
-            <w:rPr>
-              <w:rStyle w:val="Hyperlink"/>
-            </w:rPr>
-            <w:t xml:space="preserve">nd in </w:t>
-          </w:r>
-        </w:hyperlink>
-      </w:r>
-      <w:r>
-        <w:rPr>
-          <w:u w:val="single" w:color="0000ff"/>
-          <w:rFonts w:ascii="Charis SIL Regular" w:hAnsi="Charis SIL Regular" w:eastAsia="Charis SIL Regular"/>
-          <w:b w:val="0"/>
-          <w:i w:val="0"/>
-          <w:color w:val="000000"/>
-          <w:sz w:val="24"/>
-        </w:rPr>
-        <w:t>t</w:t>
-      </w:r>
-      <w:r>
-        <w:rPr>
-          <w:rFonts w:ascii="Charis SIL Regular" w:hAnsi="Charis SIL Regular" w:eastAsia="Charis SIL Regular"/>
-          <w:b w:val="0"/>
-          <w:i w:val="0"/>
-          <w:color w:val="000000"/>
-          <w:sz w:val="24"/>
-        </w:rPr>
-        <w:t>he count</w:t>
-      </w:r>
-      <w:r>
-        <w:rPr>
-          <w:u w:val="single" w:color="0000ff"/>
-          <w:rFonts w:ascii="Charis SIL Regular" w:hAnsi="Charis SIL Regular" w:eastAsia="Charis SIL Regular"/>
-          <w:b w:val="0"/>
-          <w:i w:val="0"/>
-          <w:color w:val="000000"/>
-          <w:sz w:val="24"/>
-        </w:rPr>
-        <w:hyperlink r:id="rId22" w:history="1">
-          <w:r>
-            <w:rPr>
-              <w:rStyle w:val="Hyperlink"/>
-            </w:rPr>
-            <w:t>ries where the m</w:t>
-          </w:r>
-        </w:hyperlink>
-      </w:r>
-      <w:r>
-        <w:rPr>
-          <w:u w:val="single" w:color="0000ff"/>
-          <w:rFonts w:ascii="Charis SIL Regular" w:hAnsi="Charis SIL Regular" w:eastAsia="Charis SIL Regular"/>
-          <w:b w:val="0"/>
-          <w:i w:val="0"/>
-          <w:color w:val="000000"/>
-          <w:sz w:val="24"/>
-        </w:rPr>
-        <w:hyperlink r:id="rId22" w:history="1">
-          <w:r>
-            <w:rPr>
-              <w:rStyle w:val="Hyperlink"/>
-            </w:rPr>
-            <w:t>ission organ</w:t>
-          </w:r>
-        </w:hyperlink>
+        <w:t>ries where the mission organ</w:t>
       </w:r>
       <w:r>
         <w:rPr>

--- a/EXPORTS/DOCX/published/niveau2/English/ChristianMission.docx
+++ b/EXPORTS/DOCX/published/niveau2/English/ChristianMission.docx
@@ -445,68 +445,13 @@
       </w:r>
       <w:r>
         <w:rPr>
-          <w:u w:val="single" w:color="0000ff"/>
           <w:rFonts w:ascii="Charis SIL Regular" w:hAnsi="Charis SIL Regular" w:eastAsia="Charis SIL Regular"/>
           <w:b w:val="0"/>
           <w:i w:val="0"/>
           <w:color w:val="000000"/>
           <w:sz w:val="24"/>
         </w:rPr>
-        <w:t>made up of objects that were coll</w:t>
-      </w:r>
-      <w:r>
-        <w:rPr>
-          <w:u w:val="single" w:color="0000ff"/>
-          <w:rFonts w:ascii="Charis SIL Regular" w:hAnsi="Charis SIL Regular" w:eastAsia="Charis SIL Regular"/>
-          <w:b w:val="0"/>
-          <w:i w:val="0"/>
-          <w:color w:val="000000"/>
-          <w:sz w:val="24"/>
-        </w:rPr>
-        <w:hyperlink r:id="rId9" w:history="1">
-          <w:r>
-            <w:rPr>
-              <w:rStyle w:val="Hyperlink"/>
-            </w:rPr>
-            <w:t>ecte</w:t>
-          </w:r>
-        </w:hyperlink>
-      </w:r>
-      <w:r>
-        <w:rPr>
-          <w:u w:val="single" w:color="0000ff"/>
-          <w:rFonts w:ascii="Charis SIL Regular" w:hAnsi="Charis SIL Regular" w:eastAsia="Charis SIL Regular"/>
-          <w:b w:val="0"/>
-          <w:i w:val="0"/>
-          <w:color w:val="000000"/>
-          <w:sz w:val="24"/>
-        </w:rPr>
-        <w:hyperlink r:id="rId9" w:history="1">
-          <w:r>
-            <w:rPr>
-              <w:rStyle w:val="Hyperlink"/>
-            </w:rPr>
-            <w:t>d</w:t>
-          </w:r>
-        </w:hyperlink>
-      </w:r>
-      <w:r>
-        <w:rPr>
-          <w:u w:val="single" w:color="0000ff"/>
-          <w:rFonts w:ascii="Charis SIL Regular" w:hAnsi="Charis SIL Regular" w:eastAsia="Charis SIL Regular"/>
-          <w:b w:val="0"/>
-          <w:i w:val="0"/>
-          <w:color w:val="000000"/>
-          <w:sz w:val="24"/>
-        </w:rPr>
-        <w:hyperlink r:id="rId9" w:history="1">
-          <w:r>
-            <w:rPr>
-              <w:rStyle w:val="Hyperlink"/>
-            </w:rPr>
-            <w:t xml:space="preserve"> by</w:t>
-          </w:r>
-        </w:hyperlink>
+        <w:t>made up of objects that were collected by</w:t>
       </w:r>
       <w:r>
         <w:rPr>
@@ -746,7 +691,7 @@
           <w:sz w:val="24"/>
           <w:u w:val="single"/>
         </w:rPr>
-        <w:hyperlink r:id="rId11" w:history="1">
+        <w:hyperlink r:id="rId10" w:history="1">
           <w:r>
             <w:rPr>
               <w:rStyle w:val="Hyperlink"/>
@@ -775,7 +720,7 @@
           <w:sz w:val="24"/>
           <w:u w:val="single"/>
         </w:rPr>
-        <w:hyperlink r:id="rId11" w:history="1">
+        <w:hyperlink r:id="rId10" w:history="1">
           <w:r>
             <w:rPr>
               <w:rStyle w:val="Hyperlink"/>
@@ -851,7 +796,7 @@
           <w:sz w:val="24"/>
           <w:u w:val="single"/>
         </w:rPr>
-        <w:hyperlink r:id="rId11" w:history="1">
+        <w:hyperlink r:id="rId10" w:history="1">
           <w:r>
             <w:rPr>
               <w:rStyle w:val="Hyperlink"/>
@@ -898,7 +843,7 @@
           <w:sz w:val="24"/>
           <w:u w:val="single"/>
         </w:rPr>
-        <w:hyperlink r:id="rId10" w:history="1">
+        <w:hyperlink r:id="rId11" w:history="1">
           <w:r>
             <w:rPr>
               <w:rStyle w:val="Hyperlink"/>
@@ -1768,7 +1713,32 @@
           <w:color w:val="000000"/>
           <w:sz w:val="24"/>
         </w:rPr>
-        <w:t xml:space="preserve"> and Catholic mis</w:t>
+        <w:hyperlink r:id="rId15" w:history="1">
+          <w:r>
+            <w:rPr>
+              <w:rStyle w:val="Hyperlink"/>
+            </w:rPr>
+            <w:t xml:space="preserve"> and</w:t>
+          </w:r>
+        </w:hyperlink>
+      </w:r>
+      <w:r>
+        <w:rPr>
+          <w:u w:val="single" w:color="0000ff"/>
+          <w:rFonts w:ascii="Charis SIL Regular" w:hAnsi="Charis SIL Regular" w:eastAsia="Charis SIL Regular"/>
+          <w:b w:val="0"/>
+          <w:i w:val="0"/>
+          <w:color w:val="000000"/>
+          <w:sz w:val="24"/>
+        </w:rPr>
+        <w:hyperlink r:id="rId15" w:history="1">
+          <w:r>
+            <w:rPr>
+              <w:rStyle w:val="Hyperlink"/>
+            </w:rPr>
+            <w:t xml:space="preserve"> Catholic mis</w:t>
+          </w:r>
+        </w:hyperlink>
       </w:r>
       <w:r>
         <w:rPr>
@@ -2547,14 +2517,20 @@
       </w:r>
       <w:r>
         <w:rPr>
-          <w:u w:val="single" w:color="0000ff"/>
           <w:rFonts w:ascii="Charis SIL Regular" w:hAnsi="Charis SIL Regular" w:eastAsia="Charis SIL Regular"/>
           <w:b w:val="0"/>
           <w:i w:val="0"/>
           <w:color w:val="000000"/>
           <w:sz w:val="24"/>
         </w:rPr>
-        <w:t xml:space="preserve">, </w:t>
+        <w:hyperlink r:id="rId18" w:history="1">
+          <w:r>
+            <w:rPr>
+              <w:rStyle w:val="Hyperlink"/>
+            </w:rPr>
+            <w:t xml:space="preserve">, </w:t>
+          </w:r>
+        </w:hyperlink>
       </w:r>
       <w:r>
         <w:rPr>
@@ -2565,7 +2541,7 @@
           <w:sz w:val="24"/>
           <w:u w:val="single"/>
         </w:rPr>
-        <w:hyperlink r:id="rId20" w:history="1">
+        <w:hyperlink r:id="rId18" w:history="1">
           <w:r>
             <w:rPr>
               <w:rStyle w:val="Hyperlink"/>
@@ -2601,7 +2577,7 @@
           <w:sz w:val="24"/>
           <w:u w:val="single"/>
         </w:rPr>
-        <w:hyperlink r:id="rId20" w:history="1">
+        <w:hyperlink r:id="rId19" w:history="1">
           <w:r>
             <w:rPr>
               <w:rStyle w:val="Hyperlink"/>
@@ -2684,7 +2660,7 @@
           <w:sz w:val="24"/>
           <w:u w:val="single"/>
         </w:rPr>
-        <w:hyperlink r:id="rId19" w:history="1">
+        <w:hyperlink r:id="rId20" w:history="1">
           <w:r>
             <w:rPr>
               <w:rStyle w:val="Hyperlink"/>
@@ -2695,50 +2671,13 @@
       </w:r>
       <w:r>
         <w:rPr>
-          <w:u w:val="single" w:color="0000ff"/>
           <w:rFonts w:ascii="Charis SIL Regular" w:hAnsi="Charis SIL Regular" w:eastAsia="Charis SIL Regular"/>
           <w:b w:val="0"/>
           <w:i w:val="0"/>
           <w:color w:val="000000"/>
           <w:sz w:val="24"/>
         </w:rPr>
-        <w:hyperlink r:id="rId19" w:history="1">
-          <w:r>
-            <w:rPr>
-              <w:rStyle w:val="Hyperlink"/>
-            </w:rPr>
-            <w:t xml:space="preserve"> at the</w:t>
-          </w:r>
-        </w:hyperlink>
-      </w:r>
-      <w:r>
-        <w:rPr>
-          <w:u w:val="single" w:color="0000ff"/>
-          <w:rFonts w:ascii="Charis SIL Regular" w:hAnsi="Charis SIL Regular" w:eastAsia="Charis SIL Regular"/>
-          <w:b w:val="0"/>
-          <w:i w:val="0"/>
-          <w:color w:val="000000"/>
-          <w:sz w:val="24"/>
-        </w:rPr>
-        <w:t xml:space="preserve"> </w:t>
-      </w:r>
-      <w:r>
-        <w:rPr>
-          <w:u w:val="single" w:color="0000ff"/>
-          <w:rFonts w:ascii="Charis SIL Regular" w:hAnsi="Charis SIL Regular" w:eastAsia="Charis SIL Regular"/>
-          <w:b w:val="0"/>
-          <w:i w:val="0"/>
-          <w:color w:val="000000"/>
-          <w:sz w:val="24"/>
-        </w:rPr>
-        <w:hyperlink r:id="rId19" w:history="1">
-          <w:r>
-            <w:rPr>
-              <w:rStyle w:val="Hyperlink"/>
-            </w:rPr>
-            <w:t>Vrije U</w:t>
-          </w:r>
-        </w:hyperlink>
+        <w:t xml:space="preserve"> at the Vrije U</w:t>
       </w:r>
       <w:r>
         <w:rPr>
@@ -2760,13 +2699,75 @@
       </w:r>
       <w:r>
         <w:rPr>
+          <w:u w:val="single" w:color="0000ff"/>
           <w:rFonts w:ascii="Charis SIL Regular" w:hAnsi="Charis SIL Regular" w:eastAsia="Charis SIL Regular"/>
           <w:b w:val="0"/>
           <w:i w:val="0"/>
           <w:color w:val="000000"/>
           <w:sz w:val="24"/>
         </w:rPr>
-        <w:t xml:space="preserve">versiteit, </w:t>
+        <w:hyperlink r:id="rId19" w:history="1">
+          <w:r>
+            <w:rPr>
+              <w:rStyle w:val="Hyperlink"/>
+            </w:rPr>
+            <w:t>v</w:t>
+          </w:r>
+        </w:hyperlink>
+      </w:r>
+      <w:r>
+        <w:rPr>
+          <w:u w:val="single" w:color="0000ff"/>
+          <w:rFonts w:ascii="Charis SIL Regular" w:hAnsi="Charis SIL Regular" w:eastAsia="Charis SIL Regular"/>
+          <w:b w:val="0"/>
+          <w:i w:val="0"/>
+          <w:color w:val="000000"/>
+          <w:sz w:val="24"/>
+        </w:rPr>
+        <w:hyperlink r:id="rId19" w:history="1">
+          <w:r>
+            <w:rPr>
+              <w:rStyle w:val="Hyperlink"/>
+            </w:rPr>
+            <w:t>ers</w:t>
+          </w:r>
+        </w:hyperlink>
+      </w:r>
+      <w:r>
+        <w:rPr>
+          <w:u w:val="single" w:color="0000ff"/>
+          <w:rFonts w:ascii="Charis SIL Regular" w:hAnsi="Charis SIL Regular" w:eastAsia="Charis SIL Regular"/>
+          <w:b w:val="0"/>
+          <w:i w:val="0"/>
+          <w:color w:val="000000"/>
+          <w:sz w:val="24"/>
+        </w:rPr>
+        <w:hyperlink r:id="rId19" w:history="1">
+          <w:r>
+            <w:rPr>
+              <w:rStyle w:val="Hyperlink"/>
+            </w:rPr>
+            <w:t>i</w:t>
+          </w:r>
+        </w:hyperlink>
+      </w:r>
+      <w:r>
+        <w:rPr>
+          <w:u w:val="single" w:color="0000ff"/>
+          <w:rFonts w:ascii="Charis SIL Regular" w:hAnsi="Charis SIL Regular" w:eastAsia="Charis SIL Regular"/>
+          <w:b w:val="0"/>
+          <w:i w:val="0"/>
+          <w:color w:val="000000"/>
+          <w:sz w:val="24"/>
+        </w:rPr>
+        <w:hyperlink r:id="rId19" w:history="1">
+          <w:r>
+            <w:rPr>
+              <w:rStyle w:val="Hyperlink"/>
+            </w:rPr>
+            <w:t xml:space="preserve">teit, </w:t>
+          </w:r>
+        </w:hyperlink>
       </w:r>
       <w:r>
         <w:rPr>
@@ -2831,7 +2832,97 @@
           <w:sz w:val="24"/>
           <w:u w:val="single"/>
         </w:rPr>
-        <w:t xml:space="preserve">Documentation </w:t>
+        <w:hyperlink r:id="rId21" w:history="1">
+          <w:r>
+            <w:rPr>
+              <w:rStyle w:val="Hyperlink"/>
+            </w:rPr>
+            <w:t>Documen</w:t>
+          </w:r>
+        </w:hyperlink>
+      </w:r>
+      <w:r>
+        <w:rPr>
+          <w:rFonts w:ascii="Charis SIL Regular" w:hAnsi="Charis SIL Regular" w:eastAsia="Charis SIL Regular"/>
+          <w:b w:val="0"/>
+          <w:i w:val="0"/>
+          <w:color w:val="0000FF"/>
+          <w:sz w:val="24"/>
+          <w:u w:val="single"/>
+        </w:rPr>
+        <w:hyperlink r:id="rId21" w:history="1">
+          <w:r>
+            <w:rPr>
+              <w:rStyle w:val="Hyperlink"/>
+            </w:rPr>
+            <w:t>t</w:t>
+          </w:r>
+        </w:hyperlink>
+      </w:r>
+      <w:r>
+        <w:rPr>
+          <w:rFonts w:ascii="Charis SIL Regular" w:hAnsi="Charis SIL Regular" w:eastAsia="Charis SIL Regular"/>
+          <w:b w:val="0"/>
+          <w:i w:val="0"/>
+          <w:color w:val="0000FF"/>
+          <w:sz w:val="24"/>
+          <w:u w:val="single"/>
+        </w:rPr>
+        <w:hyperlink r:id="rId21" w:history="1">
+          <w:r>
+            <w:rPr>
+              <w:rStyle w:val="Hyperlink"/>
+            </w:rPr>
+            <w:t>at</w:t>
+          </w:r>
+        </w:hyperlink>
+      </w:r>
+      <w:r>
+        <w:rPr>
+          <w:rFonts w:ascii="Charis SIL Regular" w:hAnsi="Charis SIL Regular" w:eastAsia="Charis SIL Regular"/>
+          <w:b w:val="0"/>
+          <w:i w:val="0"/>
+          <w:color w:val="0000FF"/>
+          <w:sz w:val="24"/>
+          <w:u w:val="single"/>
+        </w:rPr>
+        <w:hyperlink r:id="rId21" w:history="1">
+          <w:r>
+            <w:rPr>
+              <w:rStyle w:val="Hyperlink"/>
+            </w:rPr>
+            <w:t>i</w:t>
+          </w:r>
+        </w:hyperlink>
+      </w:r>
+      <w:r>
+        <w:rPr>
+          <w:rFonts w:ascii="Charis SIL Regular" w:hAnsi="Charis SIL Regular" w:eastAsia="Charis SIL Regular"/>
+          <w:b w:val="0"/>
+          <w:i w:val="0"/>
+          <w:color w:val="0000FF"/>
+          <w:sz w:val="24"/>
+          <w:u w:val="single"/>
+        </w:rPr>
+        <w:hyperlink r:id="rId21" w:history="1">
+          <w:r>
+            <w:rPr>
+              <w:rStyle w:val="Hyperlink"/>
+            </w:rPr>
+            <w:t>on</w:t>
+          </w:r>
+        </w:hyperlink>
+      </w:r>
+      <w:r>
+        <w:rPr>
+          <w:rFonts w:ascii="Charis SIL Regular" w:hAnsi="Charis SIL Regular" w:eastAsia="Charis SIL Regular"/>
+          <w:b w:val="0"/>
+          <w:i w:val="0"/>
+          <w:color w:val="0000FF"/>
+          <w:sz w:val="24"/>
+          <w:u w:val="single"/>
+        </w:rPr>
+        <w:t xml:space="preserve"> </w:t>
       </w:r>
       <w:r>
         <w:rPr>
@@ -2881,6 +2972,7 @@
       </w:r>
       <w:r>
         <w:rPr>
+          <w:u w:val="single" w:color="0000ff"/>
           <w:rFonts w:ascii="Charis SIL Regular" w:hAnsi="Charis SIL Regular" w:eastAsia="Charis SIL Regular"/>
           <w:b w:val="0"/>
           <w:i w:val="0"/>
@@ -2923,7 +3015,7 @@
           <w:sz w:val="24"/>
           <w:u w:val="single"/>
         </w:rPr>
-        <w:hyperlink r:id="rId20" w:history="1">
+        <w:hyperlink r:id="rId22" w:history="1">
           <w:r>
             <w:rPr>
               <w:rStyle w:val="Hyperlink"/>
@@ -2941,7 +3033,7 @@
           <w:sz w:val="24"/>
           <w:u w:val="single"/>
         </w:rPr>
-        <w:hyperlink r:id="rId22" w:history="1">
+        <w:hyperlink r:id="rId20" w:history="1">
           <w:r>
             <w:rPr>
               <w:rStyle w:val="Hyperlink"/>
@@ -3241,7 +3333,7 @@
           <w:sz w:val="24"/>
           <w:u w:val="single"/>
         </w:rPr>
-        <w:t xml:space="preserve">Scientific research </w:t>
+        <w:t>Scientific research</w:t>
       </w:r>
       <w:r>
         <w:rPr>
@@ -3252,7 +3344,7 @@
           <w:sz w:val="24"/>
           <w:u w:val="single"/>
         </w:rPr>
-        <w:t>in colonised territorie</w:t>
+        <w:t xml:space="preserve"> </w:t>
       </w:r>
       <w:r>
         <w:rPr>
@@ -3261,8 +3353,9 @@
           <w:i w:val="0"/>
           <w:color w:val="0000FF"/>
           <w:sz w:val="24"/>
-        </w:rPr>
-        <w:t>s</w:t>
+          <w:u w:val="single"/>
+        </w:rPr>
+        <w:t>in colonised territories</w:t>
       </w:r>
       <w:r>
         <w:br/>
@@ -4017,15 +4110,9 @@
           <w:i w:val="0"/>
           <w:color w:val="0000FF"/>
           <w:sz w:val="24"/>
-        </w:rPr>
-        <w:hyperlink r:id="rId25" w:history="1">
-          <w:r>
-            <w:rPr>
-              <w:rStyle w:val="Hyperlink"/>
-            </w:rPr>
-            <w:t>7</w:t>
-          </w:r>
-        </w:hyperlink>
+          <w:u w:val="single"/>
+        </w:rPr>
+        <w:t>7</w:t>
       </w:r>
       <w:r>
         <w:rPr>

--- a/EXPORTS/DOCX/published/niveau2/English/ChristianMission.docx
+++ b/EXPORTS/DOCX/published/niveau2/English/ChristianMission.docx
@@ -445,13 +445,122 @@
       </w:r>
       <w:r>
         <w:rPr>
+          <w:u w:val="single" w:color="0000ff"/>
           <w:rFonts w:ascii="Charis SIL Regular" w:hAnsi="Charis SIL Regular" w:eastAsia="Charis SIL Regular"/>
           <w:b w:val="0"/>
           <w:i w:val="0"/>
           <w:color w:val="000000"/>
           <w:sz w:val="24"/>
         </w:rPr>
-        <w:t>made up of objects that were collected by</w:t>
+        <w:hyperlink r:id="rId9" w:history="1">
+          <w:r>
+            <w:rPr>
+              <w:rStyle w:val="Hyperlink"/>
+            </w:rPr>
+            <w:t>made up of ob</w:t>
+          </w:r>
+        </w:hyperlink>
+      </w:r>
+      <w:r>
+        <w:rPr>
+          <w:u w:val="single" w:color="0000ff"/>
+          <w:rFonts w:ascii="Charis SIL Regular" w:hAnsi="Charis SIL Regular" w:eastAsia="Charis SIL Regular"/>
+          <w:b w:val="0"/>
+          <w:i w:val="0"/>
+          <w:color w:val="000000"/>
+          <w:sz w:val="24"/>
+        </w:rPr>
+        <w:hyperlink r:id="rId9" w:history="1">
+          <w:r>
+            <w:rPr>
+              <w:rStyle w:val="Hyperlink"/>
+            </w:rPr>
+            <w:t>jects tha</w:t>
+          </w:r>
+        </w:hyperlink>
+      </w:r>
+      <w:r>
+        <w:rPr>
+          <w:u w:val="single" w:color="0000ff"/>
+          <w:rFonts w:ascii="Charis SIL Regular" w:hAnsi="Charis SIL Regular" w:eastAsia="Charis SIL Regular"/>
+          <w:b w:val="0"/>
+          <w:i w:val="0"/>
+          <w:color w:val="000000"/>
+          <w:sz w:val="24"/>
+        </w:rPr>
+        <w:hyperlink r:id="rId9" w:history="1">
+          <w:r>
+            <w:rPr>
+              <w:rStyle w:val="Hyperlink"/>
+            </w:rPr>
+            <w:t>t</w:t>
+          </w:r>
+        </w:hyperlink>
+      </w:r>
+      <w:r>
+        <w:rPr>
+          <w:u w:val="single" w:color="0000ff"/>
+          <w:rFonts w:ascii="Charis SIL Regular" w:hAnsi="Charis SIL Regular" w:eastAsia="Charis SIL Regular"/>
+          <w:b w:val="0"/>
+          <w:i w:val="0"/>
+          <w:color w:val="000000"/>
+          <w:sz w:val="24"/>
+        </w:rPr>
+        <w:t xml:space="preserve"> were coll</w:t>
+      </w:r>
+      <w:r>
+        <w:rPr>
+          <w:u w:val="single" w:color="0000ff"/>
+          <w:rFonts w:ascii="Charis SIL Regular" w:hAnsi="Charis SIL Regular" w:eastAsia="Charis SIL Regular"/>
+          <w:b w:val="0"/>
+          <w:i w:val="0"/>
+          <w:color w:val="000000"/>
+          <w:sz w:val="24"/>
+        </w:rPr>
+        <w:hyperlink r:id="rId9" w:history="1">
+          <w:r>
+            <w:rPr>
+              <w:rStyle w:val="Hyperlink"/>
+            </w:rPr>
+            <w:t>ecte</w:t>
+          </w:r>
+        </w:hyperlink>
+      </w:r>
+      <w:r>
+        <w:rPr>
+          <w:u w:val="single" w:color="0000ff"/>
+          <w:rFonts w:ascii="Charis SIL Regular" w:hAnsi="Charis SIL Regular" w:eastAsia="Charis SIL Regular"/>
+          <w:b w:val="0"/>
+          <w:i w:val="0"/>
+          <w:color w:val="000000"/>
+          <w:sz w:val="24"/>
+        </w:rPr>
+        <w:hyperlink r:id="rId9" w:history="1">
+          <w:r>
+            <w:rPr>
+              <w:rStyle w:val="Hyperlink"/>
+            </w:rPr>
+            <w:t>d</w:t>
+          </w:r>
+        </w:hyperlink>
+      </w:r>
+      <w:r>
+        <w:rPr>
+          <w:u w:val="single" w:color="0000ff"/>
+          <w:rFonts w:ascii="Charis SIL Regular" w:hAnsi="Charis SIL Regular" w:eastAsia="Charis SIL Regular"/>
+          <w:b w:val="0"/>
+          <w:i w:val="0"/>
+          <w:color w:val="000000"/>
+          <w:sz w:val="24"/>
+        </w:rPr>
+        <w:hyperlink r:id="rId9" w:history="1">
+          <w:r>
+            <w:rPr>
+              <w:rStyle w:val="Hyperlink"/>
+            </w:rPr>
+            <w:t xml:space="preserve"> by</w:t>
+          </w:r>
+        </w:hyperlink>
       </w:r>
       <w:r>
         <w:rPr>
@@ -720,7 +829,7 @@
           <w:sz w:val="24"/>
           <w:u w:val="single"/>
         </w:rPr>
-        <w:hyperlink r:id="rId10" w:history="1">
+        <w:hyperlink r:id="rId11" w:history="1">
           <w:r>
             <w:rPr>
               <w:rStyle w:val="Hyperlink"/>
@@ -749,7 +858,7 @@
           <w:sz w:val="24"/>
           <w:u w:val="single"/>
         </w:rPr>
-        <w:hyperlink r:id="rId11" w:history="1">
+        <w:hyperlink r:id="rId10" w:history="1">
           <w:r>
             <w:rPr>
               <w:rStyle w:val="Hyperlink"/>
@@ -778,7 +887,7 @@
           <w:sz w:val="24"/>
           <w:u w:val="single"/>
         </w:rPr>
-        <w:hyperlink r:id="rId10" w:history="1">
+        <w:hyperlink r:id="rId11" w:history="1">
           <w:r>
             <w:rPr>
               <w:rStyle w:val="Hyperlink"/>
@@ -1151,13 +1260,42 @@
       </w:r>
       <w:r>
         <w:rPr>
+          <w:u w:val="single" w:color="0000ff"/>
           <w:rFonts w:ascii="Charis SIL Regular" w:hAnsi="Charis SIL Regular" w:eastAsia="Charis SIL Regular"/>
           <w:b w:val="0"/>
           <w:i w:val="0"/>
           <w:color w:val="000000"/>
           <w:sz w:val="24"/>
         </w:rPr>
-        <w:t xml:space="preserve">2024. Objects that were collected by the </w:t>
+        <w:t>2024. O</w:t>
+      </w:r>
+      <w:r>
+        <w:rPr>
+          <w:u w:val="single" w:color="0000ff"/>
+          <w:rFonts w:ascii="Charis SIL Regular" w:hAnsi="Charis SIL Regular" w:eastAsia="Charis SIL Regular"/>
+          <w:b w:val="0"/>
+          <w:i w:val="0"/>
+          <w:color w:val="000000"/>
+          <w:sz w:val="24"/>
+        </w:rPr>
+        <w:hyperlink r:id="rId12" w:history="1">
+          <w:r>
+            <w:rPr>
+              <w:rStyle w:val="Hyperlink"/>
+            </w:rPr>
+            <w:t>bjec</w:t>
+          </w:r>
+        </w:hyperlink>
+      </w:r>
+      <w:r>
+        <w:rPr>
+          <w:rFonts w:ascii="Charis SIL Regular" w:hAnsi="Charis SIL Regular" w:eastAsia="Charis SIL Regular"/>
+          <w:b w:val="0"/>
+          <w:i w:val="0"/>
+          <w:color w:val="000000"/>
+          <w:sz w:val="24"/>
+        </w:rPr>
+        <w:t xml:space="preserve">ts that were collected by the </w:t>
       </w:r>
       <w:r>
         <w:rPr>
@@ -1293,21 +1431,13 @@
       </w:r>
       <w:r>
         <w:rPr>
-          <w:u w:val="single" w:color="0000ff"/>
           <w:rFonts w:ascii="Charis SIL Regular" w:hAnsi="Charis SIL Regular" w:eastAsia="Charis SIL Regular"/>
           <w:b w:val="0"/>
           <w:i w:val="0"/>
           <w:color w:val="000000"/>
           <w:sz w:val="24"/>
         </w:rPr>
-        <w:hyperlink r:id="rId13" w:history="1">
-          <w:r>
-            <w:rPr>
-              <w:rStyle w:val="Hyperlink"/>
-            </w:rPr>
-            <w:t>ominantly</w:t>
-          </w:r>
-        </w:hyperlink>
+        <w:t>ominantly</w:t>
       </w:r>
       <w:r>
         <w:rPr>
@@ -1695,50 +1825,7 @@
           <w:color w:val="000000"/>
           <w:sz w:val="24"/>
         </w:rPr>
-        <w:hyperlink r:id="rId15" w:history="1">
-          <w:r>
-            <w:rPr>
-              <w:rStyle w:val="Hyperlink"/>
-            </w:rPr>
-            <w:t>ch Protestant</w:t>
-          </w:r>
-        </w:hyperlink>
-      </w:r>
-      <w:r>
-        <w:rPr>
-          <w:u w:val="single" w:color="0000ff"/>
-          <w:rFonts w:ascii="Charis SIL Regular" w:hAnsi="Charis SIL Regular" w:eastAsia="Charis SIL Regular"/>
-          <w:b w:val="0"/>
-          <w:i w:val="0"/>
-          <w:color w:val="000000"/>
-          <w:sz w:val="24"/>
-        </w:rPr>
-        <w:hyperlink r:id="rId15" w:history="1">
-          <w:r>
-            <w:rPr>
-              <w:rStyle w:val="Hyperlink"/>
-            </w:rPr>
-            <w:t xml:space="preserve"> and</w:t>
-          </w:r>
-        </w:hyperlink>
-      </w:r>
-      <w:r>
-        <w:rPr>
-          <w:u w:val="single" w:color="0000ff"/>
-          <w:rFonts w:ascii="Charis SIL Regular" w:hAnsi="Charis SIL Regular" w:eastAsia="Charis SIL Regular"/>
-          <w:b w:val="0"/>
-          <w:i w:val="0"/>
-          <w:color w:val="000000"/>
-          <w:sz w:val="24"/>
-        </w:rPr>
-        <w:hyperlink r:id="rId15" w:history="1">
-          <w:r>
-            <w:rPr>
-              <w:rStyle w:val="Hyperlink"/>
-            </w:rPr>
-            <w:t xml:space="preserve"> Catholic mis</w:t>
-          </w:r>
-        </w:hyperlink>
+        <w:t>ch Protestant and Catholic mis</w:t>
       </w:r>
       <w:r>
         <w:rPr>
@@ -1767,14 +1854,7 @@
           <w:color w:val="000000"/>
           <w:sz w:val="24"/>
         </w:rPr>
-        <w:hyperlink r:id="rId15" w:history="1">
-          <w:r>
-            <w:rPr>
-              <w:rStyle w:val="Hyperlink"/>
-            </w:rPr>
-            <w:t>chi</w:t>
-          </w:r>
-        </w:hyperlink>
+        <w:t>chi</w:t>
       </w:r>
       <w:r>
         <w:rPr>
@@ -2381,121 +2461,8 @@
           <w:i w:val="0"/>
           <w:color w:val="0000FF"/>
           <w:sz w:val="24"/>
-          <w:u w:val="single"/>
-        </w:rPr>
-        <w:hyperlink r:id="rId19" w:history="1">
-          <w:r>
-            <w:rPr>
-              <w:rStyle w:val="Hyperlink"/>
-            </w:rPr>
-            <w:t>Churches</w:t>
-          </w:r>
-        </w:hyperlink>
-      </w:r>
-      <w:r>
-        <w:rPr>
-          <w:rFonts w:ascii="Charis SIL Regular" w:hAnsi="Charis SIL Regular" w:eastAsia="Charis SIL Regular"/>
-          <w:b w:val="0"/>
-          <w:i w:val="0"/>
-          <w:color w:val="0000FF"/>
-          <w:sz w:val="24"/>
-          <w:u w:val="single"/>
-        </w:rPr>
-        <w:t xml:space="preserve"> </w:t>
-      </w:r>
-      <w:r>
-        <w:rPr>
-          <w:rFonts w:ascii="Charis SIL Regular" w:hAnsi="Charis SIL Regular" w:eastAsia="Charis SIL Regular"/>
-          <w:b w:val="0"/>
-          <w:i w:val="0"/>
-          <w:color w:val="0000FF"/>
-          <w:sz w:val="24"/>
-          <w:u w:val="single"/>
-        </w:rPr>
-        <w:hyperlink r:id="rId19" w:history="1">
-          <w:r>
-            <w:rPr>
-              <w:rStyle w:val="Hyperlink"/>
-            </w:rPr>
-            <w:t>in</w:t>
-          </w:r>
-        </w:hyperlink>
-      </w:r>
-      <w:r>
-        <w:rPr>
-          <w:rFonts w:ascii="Charis SIL Regular" w:hAnsi="Charis SIL Regular" w:eastAsia="Charis SIL Regular"/>
-          <w:b w:val="0"/>
-          <w:i w:val="0"/>
-          <w:color w:val="0000FF"/>
-          <w:sz w:val="24"/>
-          <w:u w:val="single"/>
-        </w:rPr>
-        <w:t xml:space="preserve"> </w:t>
-      </w:r>
-      <w:r>
-        <w:rPr>
-          <w:rFonts w:ascii="Charis SIL Regular" w:hAnsi="Charis SIL Regular" w:eastAsia="Charis SIL Regular"/>
-          <w:b w:val="0"/>
-          <w:i w:val="0"/>
-          <w:color w:val="0000FF"/>
-          <w:sz w:val="24"/>
-          <w:u w:val="single"/>
-        </w:rPr>
-        <w:hyperlink r:id="rId19" w:history="1">
-          <w:r>
-            <w:rPr>
-              <w:rStyle w:val="Hyperlink"/>
-            </w:rPr>
-            <w:t>th</w:t>
-          </w:r>
-        </w:hyperlink>
-      </w:r>
-      <w:r>
-        <w:rPr>
-          <w:rFonts w:ascii="Charis SIL Regular" w:hAnsi="Charis SIL Regular" w:eastAsia="Charis SIL Regular"/>
-          <w:b w:val="0"/>
-          <w:i w:val="0"/>
-          <w:color w:val="0000FF"/>
-          <w:sz w:val="24"/>
-          <w:u w:val="single"/>
-        </w:rPr>
-        <w:hyperlink r:id="rId18" w:history="1">
-          <w:r>
-            <w:rPr>
-              <w:rStyle w:val="Hyperlink"/>
-            </w:rPr>
-            <w:t>e</w:t>
-          </w:r>
-        </w:hyperlink>
-      </w:r>
-      <w:r>
-        <w:rPr>
-          <w:rFonts w:ascii="Charis SIL Regular" w:hAnsi="Charis SIL Regular" w:eastAsia="Charis SIL Regular"/>
-          <w:b w:val="0"/>
-          <w:i w:val="0"/>
-          <w:color w:val="0000FF"/>
-          <w:sz w:val="24"/>
-          <w:u w:val="single"/>
-        </w:rPr>
-        <w:t xml:space="preserve"> </w:t>
-      </w:r>
-      <w:r>
-        <w:rPr>
-          <w:rFonts w:ascii="Charis SIL Regular" w:hAnsi="Charis SIL Regular" w:eastAsia="Charis SIL Regular"/>
-          <w:b w:val="0"/>
-          <w:i w:val="0"/>
-          <w:color w:val="0000FF"/>
-          <w:sz w:val="24"/>
-          <w:u w:val="single"/>
-        </w:rPr>
-        <w:hyperlink r:id="rId18" w:history="1">
-          <w:r>
-            <w:rPr>
-              <w:rStyle w:val="Hyperlink"/>
-            </w:rPr>
-            <w:t>Nether</w:t>
-          </w:r>
-        </w:hyperlink>
+        </w:rPr>
+        <w:t>Churches in the Nether</w:t>
       </w:r>
       <w:r>
         <w:rPr>
@@ -2523,14 +2490,7 @@
           <w:color w:val="000000"/>
           <w:sz w:val="24"/>
         </w:rPr>
-        <w:hyperlink r:id="rId18" w:history="1">
-          <w:r>
-            <w:rPr>
-              <w:rStyle w:val="Hyperlink"/>
-            </w:rPr>
-            <w:t xml:space="preserve">, </w:t>
-          </w:r>
-        </w:hyperlink>
+        <w:t xml:space="preserve">, </w:t>
       </w:r>
       <w:r>
         <w:rPr>
@@ -2559,7 +2519,7 @@
           <w:sz w:val="24"/>
           <w:u w:val="single"/>
         </w:rPr>
-        <w:hyperlink r:id="rId20" w:history="1">
+        <w:hyperlink r:id="rId19" w:history="1">
           <w:r>
             <w:rPr>
               <w:rStyle w:val="Hyperlink"/>
@@ -2671,13 +2631,50 @@
       </w:r>
       <w:r>
         <w:rPr>
+          <w:u w:val="single" w:color="0000ff"/>
           <w:rFonts w:ascii="Charis SIL Regular" w:hAnsi="Charis SIL Regular" w:eastAsia="Charis SIL Regular"/>
           <w:b w:val="0"/>
           <w:i w:val="0"/>
           <w:color w:val="000000"/>
           <w:sz w:val="24"/>
         </w:rPr>
-        <w:t xml:space="preserve"> at the Vrije U</w:t>
+        <w:hyperlink r:id="rId19" w:history="1">
+          <w:r>
+            <w:rPr>
+              <w:rStyle w:val="Hyperlink"/>
+            </w:rPr>
+            <w:t xml:space="preserve"> at the</w:t>
+          </w:r>
+        </w:hyperlink>
+      </w:r>
+      <w:r>
+        <w:rPr>
+          <w:u w:val="single" w:color="0000ff"/>
+          <w:rFonts w:ascii="Charis SIL Regular" w:hAnsi="Charis SIL Regular" w:eastAsia="Charis SIL Regular"/>
+          <w:b w:val="0"/>
+          <w:i w:val="0"/>
+          <w:color w:val="000000"/>
+          <w:sz w:val="24"/>
+        </w:rPr>
+        <w:t xml:space="preserve"> </w:t>
+      </w:r>
+      <w:r>
+        <w:rPr>
+          <w:u w:val="single" w:color="0000ff"/>
+          <w:rFonts w:ascii="Charis SIL Regular" w:hAnsi="Charis SIL Regular" w:eastAsia="Charis SIL Regular"/>
+          <w:b w:val="0"/>
+          <w:i w:val="0"/>
+          <w:color w:val="000000"/>
+          <w:sz w:val="24"/>
+        </w:rPr>
+        <w:hyperlink r:id="rId19" w:history="1">
+          <w:r>
+            <w:rPr>
+              <w:rStyle w:val="Hyperlink"/>
+            </w:rPr>
+            <w:t>Vrije U</w:t>
+          </w:r>
+        </w:hyperlink>
       </w:r>
       <w:r>
         <w:rPr>
@@ -2753,7 +2750,6 @@
       </w:r>
       <w:r>
         <w:rPr>
-          <w:u w:val="single" w:color="0000ff"/>
           <w:rFonts w:ascii="Charis SIL Regular" w:hAnsi="Charis SIL Regular" w:eastAsia="Charis SIL Regular"/>
           <w:b w:val="0"/>
           <w:i w:val="0"/>
@@ -2778,7 +2774,7 @@
           <w:sz w:val="24"/>
           <w:u w:val="single"/>
         </w:rPr>
-        <w:hyperlink r:id="rId19" w:history="1">
+        <w:hyperlink r:id="rId21" w:history="1">
           <w:r>
             <w:rPr>
               <w:rStyle w:val="Hyperlink"/>
@@ -2796,7 +2792,7 @@
           <w:sz w:val="24"/>
           <w:u w:val="single"/>
         </w:rPr>
-        <w:hyperlink r:id="rId19" w:history="1">
+        <w:hyperlink r:id="rId21" w:history="1">
           <w:r>
             <w:rPr>
               <w:rStyle w:val="Hyperlink"/>
@@ -2997,7 +2993,7 @@
           <w:sz w:val="24"/>
           <w:u w:val="single"/>
         </w:rPr>
-        <w:hyperlink r:id="rId20" w:history="1">
+        <w:hyperlink r:id="rId22" w:history="1">
           <w:r>
             <w:rPr>
               <w:rStyle w:val="Hyperlink"/>
@@ -3168,16 +3164,6 @@
       </w:r>
       <w:r>
         <w:rPr>
-          <w:rFonts w:ascii="Charis SIL Regular" w:hAnsi="Charis SIL Regular" w:eastAsia="Charis SIL Regular"/>
-          <w:b w:val="0"/>
-          <w:i w:val="0"/>
-          <w:color w:val="000000"/>
-          <w:sz w:val="24"/>
-        </w:rPr>
-        <w:t>often still be found in the count</w:t>
-      </w:r>
-      <w:r>
-        <w:rPr>
           <w:u w:val="single" w:color="0000ff"/>
           <w:rFonts w:ascii="Charis SIL Regular" w:hAnsi="Charis SIL Regular" w:eastAsia="Charis SIL Regular"/>
           <w:b w:val="0"/>
@@ -3185,7 +3171,107 @@
           <w:color w:val="000000"/>
           <w:sz w:val="24"/>
         </w:rPr>
-        <w:t>ries where the mission organ</w:t>
+        <w:hyperlink r:id="rId21" w:history="1">
+          <w:r>
+            <w:rPr>
+              <w:rStyle w:val="Hyperlink"/>
+            </w:rPr>
+            <w:t>often still be fo</w:t>
+          </w:r>
+        </w:hyperlink>
+      </w:r>
+      <w:r>
+        <w:rPr>
+          <w:u w:val="single" w:color="0000ff"/>
+          <w:rFonts w:ascii="Charis SIL Regular" w:hAnsi="Charis SIL Regular" w:eastAsia="Charis SIL Regular"/>
+          <w:b w:val="0"/>
+          <w:i w:val="0"/>
+          <w:color w:val="000000"/>
+          <w:sz w:val="24"/>
+        </w:rPr>
+        <w:hyperlink r:id="rId21" w:history="1">
+          <w:r>
+            <w:rPr>
+              <w:rStyle w:val="Hyperlink"/>
+            </w:rPr>
+            <w:t>u</w:t>
+          </w:r>
+        </w:hyperlink>
+      </w:r>
+      <w:r>
+        <w:rPr>
+          <w:u w:val="single" w:color="0000ff"/>
+          <w:rFonts w:ascii="Charis SIL Regular" w:hAnsi="Charis SIL Regular" w:eastAsia="Charis SIL Regular"/>
+          <w:b w:val="0"/>
+          <w:i w:val="0"/>
+          <w:color w:val="000000"/>
+          <w:sz w:val="24"/>
+        </w:rPr>
+        <w:hyperlink r:id="rId21" w:history="1">
+          <w:r>
+            <w:rPr>
+              <w:rStyle w:val="Hyperlink"/>
+            </w:rPr>
+            <w:t xml:space="preserve">nd in </w:t>
+          </w:r>
+        </w:hyperlink>
+      </w:r>
+      <w:r>
+        <w:rPr>
+          <w:u w:val="single" w:color="0000ff"/>
+          <w:rFonts w:ascii="Charis SIL Regular" w:hAnsi="Charis SIL Regular" w:eastAsia="Charis SIL Regular"/>
+          <w:b w:val="0"/>
+          <w:i w:val="0"/>
+          <w:color w:val="000000"/>
+          <w:sz w:val="24"/>
+        </w:rPr>
+        <w:t>t</w:t>
+      </w:r>
+      <w:r>
+        <w:rPr>
+          <w:rFonts w:ascii="Charis SIL Regular" w:hAnsi="Charis SIL Regular" w:eastAsia="Charis SIL Regular"/>
+          <w:b w:val="0"/>
+          <w:i w:val="0"/>
+          <w:color w:val="000000"/>
+          <w:sz w:val="24"/>
+        </w:rPr>
+        <w:t>he count</w:t>
+      </w:r>
+      <w:r>
+        <w:rPr>
+          <w:u w:val="single" w:color="0000ff"/>
+          <w:rFonts w:ascii="Charis SIL Regular" w:hAnsi="Charis SIL Regular" w:eastAsia="Charis SIL Regular"/>
+          <w:b w:val="0"/>
+          <w:i w:val="0"/>
+          <w:color w:val="000000"/>
+          <w:sz w:val="24"/>
+        </w:rPr>
+        <w:hyperlink r:id="rId22" w:history="1">
+          <w:r>
+            <w:rPr>
+              <w:rStyle w:val="Hyperlink"/>
+            </w:rPr>
+            <w:t>ries where the m</w:t>
+          </w:r>
+        </w:hyperlink>
+      </w:r>
+      <w:r>
+        <w:rPr>
+          <w:u w:val="single" w:color="0000ff"/>
+          <w:rFonts w:ascii="Charis SIL Regular" w:hAnsi="Charis SIL Regular" w:eastAsia="Charis SIL Regular"/>
+          <w:b w:val="0"/>
+          <w:i w:val="0"/>
+          <w:color w:val="000000"/>
+          <w:sz w:val="24"/>
+        </w:rPr>
+        <w:hyperlink r:id="rId22" w:history="1">
+          <w:r>
+            <w:rPr>
+              <w:rStyle w:val="Hyperlink"/>
+            </w:rPr>
+            <w:t>ission organ</w:t>
+          </w:r>
+        </w:hyperlink>
       </w:r>
       <w:r>
         <w:rPr>
@@ -3333,7 +3419,7 @@
           <w:sz w:val="24"/>
           <w:u w:val="single"/>
         </w:rPr>
-        <w:t>Scientific research</w:t>
+        <w:t xml:space="preserve">Scientific research </w:t>
       </w:r>
       <w:r>
         <w:rPr>
@@ -3344,7 +3430,7 @@
           <w:sz w:val="24"/>
           <w:u w:val="single"/>
         </w:rPr>
-        <w:t xml:space="preserve"> </w:t>
+        <w:t>in colonised territorie</w:t>
       </w:r>
       <w:r>
         <w:rPr>
@@ -3353,9 +3439,8 @@
           <w:i w:val="0"/>
           <w:color w:val="0000FF"/>
           <w:sz w:val="24"/>
-          <w:u w:val="single"/>
-        </w:rPr>
-        <w:t>in colonised territories</w:t>
+        </w:rPr>
+        <w:t>s</w:t>
       </w:r>
       <w:r>
         <w:br/>
@@ -4110,9 +4195,15 @@
           <w:i w:val="0"/>
           <w:color w:val="0000FF"/>
           <w:sz w:val="24"/>
-          <w:u w:val="single"/>
-        </w:rPr>
-        <w:t>7</w:t>
+        </w:rPr>
+        <w:hyperlink r:id="rId25" w:history="1">
+          <w:r>
+            <w:rPr>
+              <w:rStyle w:val="Hyperlink"/>
+            </w:rPr>
+            <w:t>7</w:t>
+          </w:r>
+        </w:hyperlink>
       </w:r>
       <w:r>
         <w:rPr>

--- a/EXPORTS/DOCX/published/niveau2/English/ChristianMission.docx
+++ b/EXPORTS/DOCX/published/niveau2/English/ChristianMission.docx
@@ -506,7 +506,14 @@
           <w:color w:val="000000"/>
           <w:sz w:val="24"/>
         </w:rPr>
-        <w:t xml:space="preserve"> were coll</w:t>
+        <w:hyperlink r:id="rId9" w:history="1">
+          <w:r>
+            <w:rPr>
+              <w:rStyle w:val="Hyperlink"/>
+            </w:rPr>
+            <w:t xml:space="preserve"> were coll</w:t>
+          </w:r>
+        </w:hyperlink>
       </w:r>
       <w:r>
         <w:rPr>
@@ -858,7 +865,7 @@
           <w:sz w:val="24"/>
           <w:u w:val="single"/>
         </w:rPr>
-        <w:hyperlink r:id="rId10" w:history="1">
+        <w:hyperlink r:id="rId11" w:history="1">
           <w:r>
             <w:rPr>
               <w:rStyle w:val="Hyperlink"/>
@@ -905,7 +912,7 @@
           <w:sz w:val="24"/>
           <w:u w:val="single"/>
         </w:rPr>
-        <w:hyperlink r:id="rId10" w:history="1">
+        <w:hyperlink r:id="rId11" w:history="1">
           <w:r>
             <w:rPr>
               <w:rStyle w:val="Hyperlink"/>
@@ -923,7 +930,7 @@
           <w:sz w:val="24"/>
           <w:u w:val="single"/>
         </w:rPr>
-        <w:hyperlink r:id="rId10" w:history="1">
+        <w:hyperlink r:id="rId11" w:history="1">
           <w:r>
             <w:rPr>
               <w:rStyle w:val="Hyperlink"/>
@@ -1260,42 +1267,13 @@
       </w:r>
       <w:r>
         <w:rPr>
-          <w:u w:val="single" w:color="0000ff"/>
           <w:rFonts w:ascii="Charis SIL Regular" w:hAnsi="Charis SIL Regular" w:eastAsia="Charis SIL Regular"/>
           <w:b w:val="0"/>
           <w:i w:val="0"/>
           <w:color w:val="000000"/>
           <w:sz w:val="24"/>
         </w:rPr>
-        <w:t>2024. O</w:t>
-      </w:r>
-      <w:r>
-        <w:rPr>
-          <w:u w:val="single" w:color="0000ff"/>
-          <w:rFonts w:ascii="Charis SIL Regular" w:hAnsi="Charis SIL Regular" w:eastAsia="Charis SIL Regular"/>
-          <w:b w:val="0"/>
-          <w:i w:val="0"/>
-          <w:color w:val="000000"/>
-          <w:sz w:val="24"/>
-        </w:rPr>
-        <w:hyperlink r:id="rId12" w:history="1">
-          <w:r>
-            <w:rPr>
-              <w:rStyle w:val="Hyperlink"/>
-            </w:rPr>
-            <w:t>bjec</w:t>
-          </w:r>
-        </w:hyperlink>
-      </w:r>
-      <w:r>
-        <w:rPr>
-          <w:rFonts w:ascii="Charis SIL Regular" w:hAnsi="Charis SIL Regular" w:eastAsia="Charis SIL Regular"/>
-          <w:b w:val="0"/>
-          <w:i w:val="0"/>
-          <w:color w:val="000000"/>
-          <w:sz w:val="24"/>
-        </w:rPr>
-        <w:t xml:space="preserve">ts that were collected by the </w:t>
+        <w:t xml:space="preserve">2024. Objects that were collected by the </w:t>
       </w:r>
       <w:r>
         <w:rPr>
@@ -1431,13 +1409,21 @@
       </w:r>
       <w:r>
         <w:rPr>
+          <w:u w:val="single" w:color="0000ff"/>
           <w:rFonts w:ascii="Charis SIL Regular" w:hAnsi="Charis SIL Regular" w:eastAsia="Charis SIL Regular"/>
           <w:b w:val="0"/>
           <w:i w:val="0"/>
           <w:color w:val="000000"/>
           <w:sz w:val="24"/>
         </w:rPr>
-        <w:t>ominantly</w:t>
+        <w:hyperlink r:id="rId13" w:history="1">
+          <w:r>
+            <w:rPr>
+              <w:rStyle w:val="Hyperlink"/>
+            </w:rPr>
+            <w:t>ominantly</w:t>
+          </w:r>
+        </w:hyperlink>
       </w:r>
       <w:r>
         <w:rPr>
@@ -1825,7 +1811,50 @@
           <w:color w:val="000000"/>
           <w:sz w:val="24"/>
         </w:rPr>
-        <w:t>ch Protestant and Catholic mis</w:t>
+        <w:hyperlink r:id="rId15" w:history="1">
+          <w:r>
+            <w:rPr>
+              <w:rStyle w:val="Hyperlink"/>
+            </w:rPr>
+            <w:t>ch Protestant</w:t>
+          </w:r>
+        </w:hyperlink>
+      </w:r>
+      <w:r>
+        <w:rPr>
+          <w:u w:val="single" w:color="0000ff"/>
+          <w:rFonts w:ascii="Charis SIL Regular" w:hAnsi="Charis SIL Regular" w:eastAsia="Charis SIL Regular"/>
+          <w:b w:val="0"/>
+          <w:i w:val="0"/>
+          <w:color w:val="000000"/>
+          <w:sz w:val="24"/>
+        </w:rPr>
+        <w:hyperlink r:id="rId15" w:history="1">
+          <w:r>
+            <w:rPr>
+              <w:rStyle w:val="Hyperlink"/>
+            </w:rPr>
+            <w:t xml:space="preserve"> and</w:t>
+          </w:r>
+        </w:hyperlink>
+      </w:r>
+      <w:r>
+        <w:rPr>
+          <w:u w:val="single" w:color="0000ff"/>
+          <w:rFonts w:ascii="Charis SIL Regular" w:hAnsi="Charis SIL Regular" w:eastAsia="Charis SIL Regular"/>
+          <w:b w:val="0"/>
+          <w:i w:val="0"/>
+          <w:color w:val="000000"/>
+          <w:sz w:val="24"/>
+        </w:rPr>
+        <w:hyperlink r:id="rId15" w:history="1">
+          <w:r>
+            <w:rPr>
+              <w:rStyle w:val="Hyperlink"/>
+            </w:rPr>
+            <w:t xml:space="preserve"> Catholic mis</w:t>
+          </w:r>
+        </w:hyperlink>
       </w:r>
       <w:r>
         <w:rPr>
@@ -1854,7 +1883,14 @@
           <w:color w:val="000000"/>
           <w:sz w:val="24"/>
         </w:rPr>
-        <w:t>chi</w:t>
+        <w:hyperlink r:id="rId15" w:history="1">
+          <w:r>
+            <w:rPr>
+              <w:rStyle w:val="Hyperlink"/>
+            </w:rPr>
+            <w:t>chi</w:t>
+          </w:r>
+        </w:hyperlink>
       </w:r>
       <w:r>
         <w:rPr>
@@ -2461,8 +2497,9 @@
           <w:i w:val="0"/>
           <w:color w:val="0000FF"/>
           <w:sz w:val="24"/>
-        </w:rPr>
-        <w:t>Churches in the Nether</w:t>
+          <w:u w:val="single"/>
+        </w:rPr>
+        <w:t>Churches in th</w:t>
       </w:r>
       <w:r>
         <w:rPr>
@@ -2474,6 +2511,53 @@
           <w:u w:val="single"/>
         </w:rPr>
         <w:hyperlink r:id="rId18" w:history="1">
+          <w:r>
+            <w:rPr>
+              <w:rStyle w:val="Hyperlink"/>
+            </w:rPr>
+            <w:t>e</w:t>
+          </w:r>
+        </w:hyperlink>
+      </w:r>
+      <w:r>
+        <w:rPr>
+          <w:rFonts w:ascii="Charis SIL Regular" w:hAnsi="Charis SIL Regular" w:eastAsia="Charis SIL Regular"/>
+          <w:b w:val="0"/>
+          <w:i w:val="0"/>
+          <w:color w:val="0000FF"/>
+          <w:sz w:val="24"/>
+          <w:u w:val="single"/>
+        </w:rPr>
+        <w:t xml:space="preserve"> </w:t>
+      </w:r>
+      <w:r>
+        <w:rPr>
+          <w:rFonts w:ascii="Charis SIL Regular" w:hAnsi="Charis SIL Regular" w:eastAsia="Charis SIL Regular"/>
+          <w:b w:val="0"/>
+          <w:i w:val="0"/>
+          <w:color w:val="0000FF"/>
+          <w:sz w:val="24"/>
+          <w:u w:val="single"/>
+        </w:rPr>
+        <w:hyperlink r:id="rId19" w:history="1">
+          <w:r>
+            <w:rPr>
+              <w:rStyle w:val="Hyperlink"/>
+            </w:rPr>
+            <w:t>Nether</w:t>
+          </w:r>
+        </w:hyperlink>
+      </w:r>
+      <w:r>
+        <w:rPr>
+          <w:rFonts w:ascii="Charis SIL Regular" w:hAnsi="Charis SIL Regular" w:eastAsia="Charis SIL Regular"/>
+          <w:b w:val="0"/>
+          <w:i w:val="0"/>
+          <w:color w:val="0000FF"/>
+          <w:sz w:val="24"/>
+          <w:u w:val="single"/>
+        </w:rPr>
+        <w:hyperlink r:id="rId19" w:history="1">
           <w:r>
             <w:rPr>
               <w:rStyle w:val="Hyperlink"/>
@@ -2501,7 +2585,7 @@
           <w:sz w:val="24"/>
           <w:u w:val="single"/>
         </w:rPr>
-        <w:hyperlink r:id="rId18" w:history="1">
+        <w:hyperlink r:id="rId20" w:history="1">
           <w:r>
             <w:rPr>
               <w:rStyle w:val="Hyperlink"/>
@@ -2519,7 +2603,7 @@
           <w:sz w:val="24"/>
           <w:u w:val="single"/>
         </w:rPr>
-        <w:hyperlink r:id="rId19" w:history="1">
+        <w:hyperlink r:id="rId20" w:history="1">
           <w:r>
             <w:rPr>
               <w:rStyle w:val="Hyperlink"/>
@@ -2537,7 +2621,7 @@
           <w:sz w:val="24"/>
           <w:u w:val="single"/>
         </w:rPr>
-        <w:hyperlink r:id="rId19" w:history="1">
+        <w:hyperlink r:id="rId20" w:history="1">
           <w:r>
             <w:rPr>
               <w:rStyle w:val="Hyperlink"/>
@@ -2555,7 +2639,7 @@
           <w:sz w:val="24"/>
           <w:u w:val="single"/>
         </w:rPr>
-        <w:hyperlink r:id="rId19" w:history="1">
+        <w:hyperlink r:id="rId20" w:history="1">
           <w:r>
             <w:rPr>
               <w:rStyle w:val="Hyperlink"/>
@@ -2573,7 +2657,7 @@
           <w:sz w:val="24"/>
           <w:u w:val="single"/>
         </w:rPr>
-        <w:hyperlink r:id="rId19" w:history="1">
+        <w:hyperlink r:id="rId20" w:history="1">
           <w:r>
             <w:rPr>
               <w:rStyle w:val="Hyperlink"/>
@@ -2591,7 +2675,7 @@
           <w:sz w:val="24"/>
           <w:u w:val="single"/>
         </w:rPr>
-        <w:hyperlink r:id="rId19" w:history="1">
+        <w:hyperlink r:id="rId20" w:history="1">
           <w:r>
             <w:rPr>
               <w:rStyle w:val="Hyperlink"/>
@@ -2929,7 +3013,7 @@
           <w:sz w:val="24"/>
           <w:u w:val="single"/>
         </w:rPr>
-        <w:hyperlink r:id="rId21" w:history="1">
+        <w:hyperlink r:id="rId19" w:history="1">
           <w:r>
             <w:rPr>
               <w:rStyle w:val="Hyperlink"/>
@@ -2968,7 +3052,6 @@
       </w:r>
       <w:r>
         <w:rPr>
-          <w:u w:val="single" w:color="0000ff"/>
           <w:rFonts w:ascii="Charis SIL Regular" w:hAnsi="Charis SIL Regular" w:eastAsia="Charis SIL Regular"/>
           <w:b w:val="0"/>
           <w:i w:val="0"/>
@@ -2993,7 +3076,7 @@
           <w:sz w:val="24"/>
           <w:u w:val="single"/>
         </w:rPr>
-        <w:hyperlink r:id="rId22" w:history="1">
+        <w:hyperlink r:id="rId20" w:history="1">
           <w:r>
             <w:rPr>
               <w:rStyle w:val="Hyperlink"/>
@@ -3011,7 +3094,7 @@
           <w:sz w:val="24"/>
           <w:u w:val="single"/>
         </w:rPr>
-        <w:hyperlink r:id="rId22" w:history="1">
+        <w:hyperlink r:id="rId20" w:history="1">
           <w:r>
             <w:rPr>
               <w:rStyle w:val="Hyperlink"/>
@@ -3164,114 +3247,13 @@
       </w:r>
       <w:r>
         <w:rPr>
-          <w:u w:val="single" w:color="0000ff"/>
           <w:rFonts w:ascii="Charis SIL Regular" w:hAnsi="Charis SIL Regular" w:eastAsia="Charis SIL Regular"/>
           <w:b w:val="0"/>
           <w:i w:val="0"/>
           <w:color w:val="000000"/>
           <w:sz w:val="24"/>
         </w:rPr>
-        <w:hyperlink r:id="rId21" w:history="1">
-          <w:r>
-            <w:rPr>
-              <w:rStyle w:val="Hyperlink"/>
-            </w:rPr>
-            <w:t>often still be fo</w:t>
-          </w:r>
-        </w:hyperlink>
-      </w:r>
-      <w:r>
-        <w:rPr>
-          <w:u w:val="single" w:color="0000ff"/>
-          <w:rFonts w:ascii="Charis SIL Regular" w:hAnsi="Charis SIL Regular" w:eastAsia="Charis SIL Regular"/>
-          <w:b w:val="0"/>
-          <w:i w:val="0"/>
-          <w:color w:val="000000"/>
-          <w:sz w:val="24"/>
-        </w:rPr>
-        <w:hyperlink r:id="rId21" w:history="1">
-          <w:r>
-            <w:rPr>
-              <w:rStyle w:val="Hyperlink"/>
-            </w:rPr>
-            <w:t>u</w:t>
-          </w:r>
-        </w:hyperlink>
-      </w:r>
-      <w:r>
-        <w:rPr>
-          <w:u w:val="single" w:color="0000ff"/>
-          <w:rFonts w:ascii="Charis SIL Regular" w:hAnsi="Charis SIL Regular" w:eastAsia="Charis SIL Regular"/>
-          <w:b w:val="0"/>
-          <w:i w:val="0"/>
-          <w:color w:val="000000"/>
-          <w:sz w:val="24"/>
-        </w:rPr>
-        <w:hyperlink r:id="rId21" w:history="1">
-          <w:r>
-            <w:rPr>
-              <w:rStyle w:val="Hyperlink"/>
-            </w:rPr>
-            <w:t xml:space="preserve">nd in </w:t>
-          </w:r>
-        </w:hyperlink>
-      </w:r>
-      <w:r>
-        <w:rPr>
-          <w:u w:val="single" w:color="0000ff"/>
-          <w:rFonts w:ascii="Charis SIL Regular" w:hAnsi="Charis SIL Regular" w:eastAsia="Charis SIL Regular"/>
-          <w:b w:val="0"/>
-          <w:i w:val="0"/>
-          <w:color w:val="000000"/>
-          <w:sz w:val="24"/>
-        </w:rPr>
-        <w:t>t</w:t>
-      </w:r>
-      <w:r>
-        <w:rPr>
-          <w:rFonts w:ascii="Charis SIL Regular" w:hAnsi="Charis SIL Regular" w:eastAsia="Charis SIL Regular"/>
-          <w:b w:val="0"/>
-          <w:i w:val="0"/>
-          <w:color w:val="000000"/>
-          <w:sz w:val="24"/>
-        </w:rPr>
-        <w:t>he count</w:t>
-      </w:r>
-      <w:r>
-        <w:rPr>
-          <w:u w:val="single" w:color="0000ff"/>
-          <w:rFonts w:ascii="Charis SIL Regular" w:hAnsi="Charis SIL Regular" w:eastAsia="Charis SIL Regular"/>
-          <w:b w:val="0"/>
-          <w:i w:val="0"/>
-          <w:color w:val="000000"/>
-          <w:sz w:val="24"/>
-        </w:rPr>
-        <w:hyperlink r:id="rId22" w:history="1">
-          <w:r>
-            <w:rPr>
-              <w:rStyle w:val="Hyperlink"/>
-            </w:rPr>
-            <w:t>ries where the m</w:t>
-          </w:r>
-        </w:hyperlink>
-      </w:r>
-      <w:r>
-        <w:rPr>
-          <w:u w:val="single" w:color="0000ff"/>
-          <w:rFonts w:ascii="Charis SIL Regular" w:hAnsi="Charis SIL Regular" w:eastAsia="Charis SIL Regular"/>
-          <w:b w:val="0"/>
-          <w:i w:val="0"/>
-          <w:color w:val="000000"/>
-          <w:sz w:val="24"/>
-        </w:rPr>
-        <w:hyperlink r:id="rId22" w:history="1">
-          <w:r>
-            <w:rPr>
-              <w:rStyle w:val="Hyperlink"/>
-            </w:rPr>
-            <w:t>ission organ</w:t>
-          </w:r>
-        </w:hyperlink>
+        <w:t>often still be found in the countries where the mission organ</w:t>
       </w:r>
       <w:r>
         <w:rPr>
@@ -3582,7 +3564,7 @@
           <w:sz w:val="24"/>
           <w:u w:val="single"/>
         </w:rPr>
-        <w:t>Scientific research in colonised territ</w:t>
+        <w:t>Scientific research in colonised terri</w:t>
       </w:r>
       <w:r>
         <w:rPr>
@@ -3593,7 +3575,7 @@
           <w:sz w:val="24"/>
           <w:u w:val="single"/>
         </w:rPr>
-        <w:t>orie</w:t>
+        <w:t>t</w:t>
       </w:r>
       <w:r>
         <w:rPr>
@@ -3602,8 +3584,9 @@
           <w:i w:val="0"/>
           <w:color w:val="0000FF"/>
           <w:sz w:val="24"/>
-        </w:rPr>
-        <w:t>s</w:t>
+          <w:u w:val="single"/>
+        </w:rPr>
+        <w:t>ories</w:t>
       </w:r>
       <w:r>
         <w:br/>
@@ -4569,9 +4552,15 @@
           <w:i w:val="0"/>
           <w:color w:val="0000FF"/>
           <w:sz w:val="24"/>
-          <w:u w:val="single"/>
-        </w:rPr>
-        <w:t>1</w:t>
+        </w:rPr>
+        <w:hyperlink r:id="rId27" w:history="1">
+          <w:r>
+            <w:rPr>
+              <w:rStyle w:val="Hyperlink"/>
+            </w:rPr>
+            <w:t>1</w:t>
+          </w:r>
+        </w:hyperlink>
       </w:r>
       <w:r>
         <w:rPr>

--- a/EXPORTS/DOCX/published/niveau2/English/ChristianMission.docx
+++ b/EXPORTS/DOCX/published/niveau2/English/ChristianMission.docx
@@ -445,21 +445,13 @@
       </w:r>
       <w:r>
         <w:rPr>
-          <w:u w:val="single" w:color="0000ff"/>
           <w:rFonts w:ascii="Charis SIL Regular" w:hAnsi="Charis SIL Regular" w:eastAsia="Charis SIL Regular"/>
           <w:b w:val="0"/>
           <w:i w:val="0"/>
           <w:color w:val="000000"/>
           <w:sz w:val="24"/>
         </w:rPr>
-        <w:hyperlink r:id="rId9" w:history="1">
-          <w:r>
-            <w:rPr>
-              <w:rStyle w:val="Hyperlink"/>
-            </w:rPr>
-            <w:t>made up of ob</w:t>
-          </w:r>
-        </w:hyperlink>
+        <w:t>made up of ob</w:t>
       </w:r>
       <w:r>
         <w:rPr>
@@ -807,7 +799,7 @@
           <w:sz w:val="24"/>
           <w:u w:val="single"/>
         </w:rPr>
-        <w:hyperlink r:id="rId10" w:history="1">
+        <w:hyperlink r:id="rId11" w:history="1">
           <w:r>
             <w:rPr>
               <w:rStyle w:val="Hyperlink"/>
@@ -836,7 +828,7 @@
           <w:sz w:val="24"/>
           <w:u w:val="single"/>
         </w:rPr>
-        <w:hyperlink r:id="rId11" w:history="1">
+        <w:hyperlink r:id="rId10" w:history="1">
           <w:r>
             <w:rPr>
               <w:rStyle w:val="Hyperlink"/>
@@ -865,7 +857,7 @@
           <w:sz w:val="24"/>
           <w:u w:val="single"/>
         </w:rPr>
-        <w:hyperlink r:id="rId11" w:history="1">
+        <w:hyperlink r:id="rId10" w:history="1">
           <w:r>
             <w:rPr>
               <w:rStyle w:val="Hyperlink"/>
@@ -894,7 +886,7 @@
           <w:sz w:val="24"/>
           <w:u w:val="single"/>
         </w:rPr>
-        <w:hyperlink r:id="rId11" w:history="1">
+        <w:hyperlink r:id="rId10" w:history="1">
           <w:r>
             <w:rPr>
               <w:rStyle w:val="Hyperlink"/>
@@ -912,7 +904,7 @@
           <w:sz w:val="24"/>
           <w:u w:val="single"/>
         </w:rPr>
-        <w:hyperlink r:id="rId11" w:history="1">
+        <w:hyperlink r:id="rId10" w:history="1">
           <w:r>
             <w:rPr>
               <w:rStyle w:val="Hyperlink"/>
@@ -930,7 +922,7 @@
           <w:sz w:val="24"/>
           <w:u w:val="single"/>
         </w:rPr>
-        <w:hyperlink r:id="rId11" w:history="1">
+        <w:hyperlink r:id="rId10" w:history="1">
           <w:r>
             <w:rPr>
               <w:rStyle w:val="Hyperlink"/>
@@ -959,7 +951,7 @@
           <w:sz w:val="24"/>
           <w:u w:val="single"/>
         </w:rPr>
-        <w:hyperlink r:id="rId11" w:history="1">
+        <w:hyperlink r:id="rId10" w:history="1">
           <w:r>
             <w:rPr>
               <w:rStyle w:val="Hyperlink"/>
@@ -1267,13 +1259,67 @@
       </w:r>
       <w:r>
         <w:rPr>
+          <w:u w:val="single" w:color="0000ff"/>
           <w:rFonts w:ascii="Charis SIL Regular" w:hAnsi="Charis SIL Regular" w:eastAsia="Charis SIL Regular"/>
           <w:b w:val="0"/>
           <w:i w:val="0"/>
           <w:color w:val="000000"/>
           <w:sz w:val="24"/>
         </w:rPr>
-        <w:t xml:space="preserve">2024. Objects that were collected by the </w:t>
+        <w:hyperlink r:id="rId12" w:history="1">
+          <w:r>
+            <w:rPr>
+              <w:rStyle w:val="Hyperlink"/>
+            </w:rPr>
+            <w:t>2024</w:t>
+          </w:r>
+        </w:hyperlink>
+      </w:r>
+      <w:r>
+        <w:rPr>
+          <w:u w:val="single" w:color="0000ff"/>
+          <w:rFonts w:ascii="Charis SIL Regular" w:hAnsi="Charis SIL Regular" w:eastAsia="Charis SIL Regular"/>
+          <w:b w:val="0"/>
+          <w:i w:val="0"/>
+          <w:color w:val="000000"/>
+          <w:sz w:val="24"/>
+        </w:rPr>
+        <w:hyperlink r:id="rId12" w:history="1">
+          <w:r>
+            <w:rPr>
+              <w:rStyle w:val="Hyperlink"/>
+            </w:rPr>
+            <w:t>. O</w:t>
+          </w:r>
+        </w:hyperlink>
+      </w:r>
+      <w:r>
+        <w:rPr>
+          <w:u w:val="single" w:color="0000ff"/>
+          <w:rFonts w:ascii="Charis SIL Regular" w:hAnsi="Charis SIL Regular" w:eastAsia="Charis SIL Regular"/>
+          <w:b w:val="0"/>
+          <w:i w:val="0"/>
+          <w:color w:val="000000"/>
+          <w:sz w:val="24"/>
+        </w:rPr>
+        <w:hyperlink r:id="rId12" w:history="1">
+          <w:r>
+            <w:rPr>
+              <w:rStyle w:val="Hyperlink"/>
+            </w:rPr>
+            <w:t>bjec</w:t>
+          </w:r>
+        </w:hyperlink>
+      </w:r>
+      <w:r>
+        <w:rPr>
+          <w:rFonts w:ascii="Charis SIL Regular" w:hAnsi="Charis SIL Regular" w:eastAsia="Charis SIL Regular"/>
+          <w:b w:val="0"/>
+          <w:i w:val="0"/>
+          <w:color w:val="000000"/>
+          <w:sz w:val="24"/>
+        </w:rPr>
+        <w:t xml:space="preserve">ts that were collected by the </w:t>
       </w:r>
       <w:r>
         <w:rPr>
@@ -2499,7 +2545,72 @@
           <w:sz w:val="24"/>
           <w:u w:val="single"/>
         </w:rPr>
-        <w:t>Churches in th</w:t>
+        <w:hyperlink r:id="rId19" w:history="1">
+          <w:r>
+            <w:rPr>
+              <w:rStyle w:val="Hyperlink"/>
+            </w:rPr>
+            <w:t>Churches</w:t>
+          </w:r>
+        </w:hyperlink>
+      </w:r>
+      <w:r>
+        <w:rPr>
+          <w:rFonts w:ascii="Charis SIL Regular" w:hAnsi="Charis SIL Regular" w:eastAsia="Charis SIL Regular"/>
+          <w:b w:val="0"/>
+          <w:i w:val="0"/>
+          <w:color w:val="0000FF"/>
+          <w:sz w:val="24"/>
+          <w:u w:val="single"/>
+        </w:rPr>
+        <w:t xml:space="preserve"> </w:t>
+      </w:r>
+      <w:r>
+        <w:rPr>
+          <w:rFonts w:ascii="Charis SIL Regular" w:hAnsi="Charis SIL Regular" w:eastAsia="Charis SIL Regular"/>
+          <w:b w:val="0"/>
+          <w:i w:val="0"/>
+          <w:color w:val="0000FF"/>
+          <w:sz w:val="24"/>
+          <w:u w:val="single"/>
+        </w:rPr>
+        <w:hyperlink r:id="rId19" w:history="1">
+          <w:r>
+            <w:rPr>
+              <w:rStyle w:val="Hyperlink"/>
+            </w:rPr>
+            <w:t>in</w:t>
+          </w:r>
+        </w:hyperlink>
+      </w:r>
+      <w:r>
+        <w:rPr>
+          <w:rFonts w:ascii="Charis SIL Regular" w:hAnsi="Charis SIL Regular" w:eastAsia="Charis SIL Regular"/>
+          <w:b w:val="0"/>
+          <w:i w:val="0"/>
+          <w:color w:val="0000FF"/>
+          <w:sz w:val="24"/>
+          <w:u w:val="single"/>
+        </w:rPr>
+        <w:t xml:space="preserve"> </w:t>
+      </w:r>
+      <w:r>
+        <w:rPr>
+          <w:rFonts w:ascii="Charis SIL Regular" w:hAnsi="Charis SIL Regular" w:eastAsia="Charis SIL Regular"/>
+          <w:b w:val="0"/>
+          <w:i w:val="0"/>
+          <w:color w:val="0000FF"/>
+          <w:sz w:val="24"/>
+          <w:u w:val="single"/>
+        </w:rPr>
+        <w:hyperlink r:id="rId19" w:history="1">
+          <w:r>
+            <w:rPr>
+              <w:rStyle w:val="Hyperlink"/>
+            </w:rPr>
+            <w:t>th</w:t>
+          </w:r>
+        </w:hyperlink>
       </w:r>
       <w:r>
         <w:rPr>
@@ -2574,23 +2685,12 @@
           <w:color w:val="000000"/>
           <w:sz w:val="24"/>
         </w:rPr>
-        <w:t xml:space="preserve">, </w:t>
-      </w:r>
-      <w:r>
-        <w:rPr>
-          <w:rFonts w:ascii="Charis SIL Regular" w:hAnsi="Charis SIL Regular" w:eastAsia="Charis SIL Regular"/>
-          <w:b w:val="0"/>
-          <w:i w:val="0"/>
-          <w:color w:val="0000FF"/>
-          <w:sz w:val="24"/>
-          <w:u w:val="single"/>
-        </w:rPr>
-        <w:hyperlink r:id="rId20" w:history="1">
+        <w:hyperlink r:id="rId18" w:history="1">
           <w:r>
             <w:rPr>
               <w:rStyle w:val="Hyperlink"/>
             </w:rPr>
-            <w:t>H</w:t>
+            <w:t xml:space="preserve">, </w:t>
           </w:r>
         </w:hyperlink>
       </w:r>
@@ -2601,9 +2701,19 @@
           <w:i w:val="0"/>
           <w:color w:val="0000FF"/>
           <w:sz w:val="24"/>
+        </w:rPr>
+        <w:t>H</w:t>
+      </w:r>
+      <w:r>
+        <w:rPr>
+          <w:rFonts w:ascii="Charis SIL Regular" w:hAnsi="Charis SIL Regular" w:eastAsia="Charis SIL Regular"/>
+          <w:b w:val="0"/>
+          <w:i w:val="0"/>
+          <w:color w:val="0000FF"/>
+          <w:sz w:val="24"/>
           <w:u w:val="single"/>
         </w:rPr>
-        <w:hyperlink r:id="rId20" w:history="1">
+        <w:hyperlink r:id="rId19" w:history="1">
           <w:r>
             <w:rPr>
               <w:rStyle w:val="Hyperlink"/>
@@ -2621,7 +2731,7 @@
           <w:sz w:val="24"/>
           <w:u w:val="single"/>
         </w:rPr>
-        <w:hyperlink r:id="rId20" w:history="1">
+        <w:hyperlink r:id="rId19" w:history="1">
           <w:r>
             <w:rPr>
               <w:rStyle w:val="Hyperlink"/>
@@ -2639,7 +2749,7 @@
           <w:sz w:val="24"/>
           <w:u w:val="single"/>
         </w:rPr>
-        <w:hyperlink r:id="rId20" w:history="1">
+        <w:hyperlink r:id="rId19" w:history="1">
           <w:r>
             <w:rPr>
               <w:rStyle w:val="Hyperlink"/>
@@ -2657,14 +2767,7 @@
           <w:sz w:val="24"/>
           <w:u w:val="single"/>
         </w:rPr>
-        <w:hyperlink r:id="rId20" w:history="1">
-          <w:r>
-            <w:rPr>
-              <w:rStyle w:val="Hyperlink"/>
-            </w:rPr>
-            <w:t>tant</w:t>
-          </w:r>
-        </w:hyperlink>
+        <w:t>tant</w:t>
       </w:r>
       <w:r>
         <w:rPr>
@@ -2675,7 +2778,7 @@
           <w:sz w:val="24"/>
           <w:u w:val="single"/>
         </w:rPr>
-        <w:hyperlink r:id="rId20" w:history="1">
+        <w:hyperlink r:id="rId19" w:history="1">
           <w:r>
             <w:rPr>
               <w:rStyle w:val="Hyperlink"/>
@@ -2816,12 +2919,123 @@
       </w:r>
       <w:r>
         <w:rPr>
-          <w:u w:val="single" w:color="0000ff"/>
           <w:rFonts w:ascii="Charis SIL Regular" w:hAnsi="Charis SIL Regular" w:eastAsia="Charis SIL Regular"/>
           <w:b w:val="0"/>
           <w:i w:val="0"/>
           <w:color w:val="000000"/>
           <w:sz w:val="24"/>
+        </w:rPr>
+        <w:t xml:space="preserve">iteit, </w:t>
+      </w:r>
+      <w:r>
+        <w:rPr>
+          <w:rFonts w:ascii="Charis SIL Regular" w:hAnsi="Charis SIL Regular" w:eastAsia="Charis SIL Regular"/>
+          <w:b w:val="0"/>
+          <w:i w:val="0"/>
+          <w:color w:val="0000FF"/>
+          <w:sz w:val="24"/>
+          <w:u w:val="single"/>
+        </w:rPr>
+        <w:t>Cath</w:t>
+      </w:r>
+      <w:r>
+        <w:rPr>
+          <w:rFonts w:ascii="Charis SIL Regular" w:hAnsi="Charis SIL Regular" w:eastAsia="Charis SIL Regular"/>
+          <w:b w:val="0"/>
+          <w:i w:val="0"/>
+          <w:color w:val="0000FF"/>
+          <w:sz w:val="24"/>
+          <w:u w:val="single"/>
+        </w:rPr>
+        <w:hyperlink r:id="rId19" w:history="1">
+          <w:r>
+            <w:rPr>
+              <w:rStyle w:val="Hyperlink"/>
+            </w:rPr>
+            <w:t>o</w:t>
+          </w:r>
+        </w:hyperlink>
+      </w:r>
+      <w:r>
+        <w:rPr>
+          <w:rFonts w:ascii="Charis SIL Regular" w:hAnsi="Charis SIL Regular" w:eastAsia="Charis SIL Regular"/>
+          <w:b w:val="0"/>
+          <w:i w:val="0"/>
+          <w:color w:val="0000FF"/>
+          <w:sz w:val="24"/>
+          <w:u w:val="single"/>
+        </w:rPr>
+        <w:hyperlink r:id="rId21" w:history="1">
+          <w:r>
+            <w:rPr>
+              <w:rStyle w:val="Hyperlink"/>
+            </w:rPr>
+            <w:t xml:space="preserve">lic </w:t>
+          </w:r>
+        </w:hyperlink>
+      </w:r>
+      <w:r>
+        <w:rPr>
+          <w:rFonts w:ascii="Charis SIL Regular" w:hAnsi="Charis SIL Regular" w:eastAsia="Charis SIL Regular"/>
+          <w:b w:val="0"/>
+          <w:i w:val="0"/>
+          <w:color w:val="0000FF"/>
+          <w:sz w:val="24"/>
+          <w:u w:val="single"/>
+        </w:rPr>
+        <w:hyperlink r:id="rId21" w:history="1">
+          <w:r>
+            <w:rPr>
+              <w:rStyle w:val="Hyperlink"/>
+            </w:rPr>
+            <w:t>Documen</w:t>
+          </w:r>
+        </w:hyperlink>
+      </w:r>
+      <w:r>
+        <w:rPr>
+          <w:rFonts w:ascii="Charis SIL Regular" w:hAnsi="Charis SIL Regular" w:eastAsia="Charis SIL Regular"/>
+          <w:b w:val="0"/>
+          <w:i w:val="0"/>
+          <w:color w:val="0000FF"/>
+          <w:sz w:val="24"/>
+          <w:u w:val="single"/>
+        </w:rPr>
+        <w:hyperlink r:id="rId19" w:history="1">
+          <w:r>
+            <w:rPr>
+              <w:rStyle w:val="Hyperlink"/>
+            </w:rPr>
+            <w:t>t</w:t>
+          </w:r>
+        </w:hyperlink>
+      </w:r>
+      <w:r>
+        <w:rPr>
+          <w:rFonts w:ascii="Charis SIL Regular" w:hAnsi="Charis SIL Regular" w:eastAsia="Charis SIL Regular"/>
+          <w:b w:val="0"/>
+          <w:i w:val="0"/>
+          <w:color w:val="0000FF"/>
+          <w:sz w:val="24"/>
+          <w:u w:val="single"/>
+        </w:rPr>
+        <w:hyperlink r:id="rId19" w:history="1">
+          <w:r>
+            <w:rPr>
+              <w:rStyle w:val="Hyperlink"/>
+            </w:rPr>
+            <w:t>at</w:t>
+          </w:r>
+        </w:hyperlink>
+      </w:r>
+      <w:r>
+        <w:rPr>
+          <w:rFonts w:ascii="Charis SIL Regular" w:hAnsi="Charis SIL Regular" w:eastAsia="Charis SIL Regular"/>
+          <w:b w:val="0"/>
+          <w:i w:val="0"/>
+          <w:color w:val="0000FF"/>
+          <w:sz w:val="24"/>
+          <w:u w:val="single"/>
         </w:rPr>
         <w:hyperlink r:id="rId19" w:history="1">
           <w:r>
@@ -2837,172 +3051,10 @@
           <w:rFonts w:ascii="Charis SIL Regular" w:hAnsi="Charis SIL Regular" w:eastAsia="Charis SIL Regular"/>
           <w:b w:val="0"/>
           <w:i w:val="0"/>
-          <w:color w:val="000000"/>
-          <w:sz w:val="24"/>
-        </w:rPr>
-        <w:hyperlink r:id="rId19" w:history="1">
-          <w:r>
-            <w:rPr>
-              <w:rStyle w:val="Hyperlink"/>
-            </w:rPr>
-            <w:t xml:space="preserve">teit, </w:t>
-          </w:r>
-        </w:hyperlink>
-      </w:r>
-      <w:r>
-        <w:rPr>
-          <w:rFonts w:ascii="Charis SIL Regular" w:hAnsi="Charis SIL Regular" w:eastAsia="Charis SIL Regular"/>
-          <w:b w:val="0"/>
-          <w:i w:val="0"/>
           <w:color w:val="0000FF"/>
           <w:sz w:val="24"/>
-          <w:u w:val="single"/>
-        </w:rPr>
-        <w:hyperlink r:id="rId21" w:history="1">
-          <w:r>
-            <w:rPr>
-              <w:rStyle w:val="Hyperlink"/>
-            </w:rPr>
-            <w:t>Cath</w:t>
-          </w:r>
-        </w:hyperlink>
-      </w:r>
-      <w:r>
-        <w:rPr>
-          <w:rFonts w:ascii="Charis SIL Regular" w:hAnsi="Charis SIL Regular" w:eastAsia="Charis SIL Regular"/>
-          <w:b w:val="0"/>
-          <w:i w:val="0"/>
-          <w:color w:val="0000FF"/>
-          <w:sz w:val="24"/>
-          <w:u w:val="single"/>
-        </w:rPr>
-        <w:hyperlink r:id="rId21" w:history="1">
-          <w:r>
-            <w:rPr>
-              <w:rStyle w:val="Hyperlink"/>
-            </w:rPr>
-            <w:t>o</w:t>
-          </w:r>
-        </w:hyperlink>
-      </w:r>
-      <w:r>
-        <w:rPr>
-          <w:rFonts w:ascii="Charis SIL Regular" w:hAnsi="Charis SIL Regular" w:eastAsia="Charis SIL Regular"/>
-          <w:b w:val="0"/>
-          <w:i w:val="0"/>
-          <w:color w:val="0000FF"/>
-          <w:sz w:val="24"/>
-          <w:u w:val="single"/>
-        </w:rPr>
-        <w:hyperlink r:id="rId21" w:history="1">
-          <w:r>
-            <w:rPr>
-              <w:rStyle w:val="Hyperlink"/>
-            </w:rPr>
-            <w:t xml:space="preserve">lic </w:t>
-          </w:r>
-        </w:hyperlink>
-      </w:r>
-      <w:r>
-        <w:rPr>
-          <w:rFonts w:ascii="Charis SIL Regular" w:hAnsi="Charis SIL Regular" w:eastAsia="Charis SIL Regular"/>
-          <w:b w:val="0"/>
-          <w:i w:val="0"/>
-          <w:color w:val="0000FF"/>
-          <w:sz w:val="24"/>
-          <w:u w:val="single"/>
-        </w:rPr>
-        <w:hyperlink r:id="rId21" w:history="1">
-          <w:r>
-            <w:rPr>
-              <w:rStyle w:val="Hyperlink"/>
-            </w:rPr>
-            <w:t>Documen</w:t>
-          </w:r>
-        </w:hyperlink>
-      </w:r>
-      <w:r>
-        <w:rPr>
-          <w:rFonts w:ascii="Charis SIL Regular" w:hAnsi="Charis SIL Regular" w:eastAsia="Charis SIL Regular"/>
-          <w:b w:val="0"/>
-          <w:i w:val="0"/>
-          <w:color w:val="0000FF"/>
-          <w:sz w:val="24"/>
-          <w:u w:val="single"/>
-        </w:rPr>
-        <w:hyperlink r:id="rId21" w:history="1">
-          <w:r>
-            <w:rPr>
-              <w:rStyle w:val="Hyperlink"/>
-            </w:rPr>
-            <w:t>t</w:t>
-          </w:r>
-        </w:hyperlink>
-      </w:r>
-      <w:r>
-        <w:rPr>
-          <w:rFonts w:ascii="Charis SIL Regular" w:hAnsi="Charis SIL Regular" w:eastAsia="Charis SIL Regular"/>
-          <w:b w:val="0"/>
-          <w:i w:val="0"/>
-          <w:color w:val="0000FF"/>
-          <w:sz w:val="24"/>
-          <w:u w:val="single"/>
-        </w:rPr>
-        <w:hyperlink r:id="rId21" w:history="1">
-          <w:r>
-            <w:rPr>
-              <w:rStyle w:val="Hyperlink"/>
-            </w:rPr>
-            <w:t>at</w:t>
-          </w:r>
-        </w:hyperlink>
-      </w:r>
-      <w:r>
-        <w:rPr>
-          <w:rFonts w:ascii="Charis SIL Regular" w:hAnsi="Charis SIL Regular" w:eastAsia="Charis SIL Regular"/>
-          <w:b w:val="0"/>
-          <w:i w:val="0"/>
-          <w:color w:val="0000FF"/>
-          <w:sz w:val="24"/>
-          <w:u w:val="single"/>
-        </w:rPr>
-        <w:hyperlink r:id="rId21" w:history="1">
-          <w:r>
-            <w:rPr>
-              <w:rStyle w:val="Hyperlink"/>
-            </w:rPr>
-            <w:t>i</w:t>
-          </w:r>
-        </w:hyperlink>
-      </w:r>
-      <w:r>
-        <w:rPr>
-          <w:rFonts w:ascii="Charis SIL Regular" w:hAnsi="Charis SIL Regular" w:eastAsia="Charis SIL Regular"/>
-          <w:b w:val="0"/>
-          <w:i w:val="0"/>
-          <w:color w:val="0000FF"/>
-          <w:sz w:val="24"/>
-          <w:u w:val="single"/>
-        </w:rPr>
-        <w:hyperlink r:id="rId21" w:history="1">
-          <w:r>
-            <w:rPr>
-              <w:rStyle w:val="Hyperlink"/>
-            </w:rPr>
-            <w:t>on</w:t>
-          </w:r>
-        </w:hyperlink>
-      </w:r>
-      <w:r>
-        <w:rPr>
-          <w:rFonts w:ascii="Charis SIL Regular" w:hAnsi="Charis SIL Regular" w:eastAsia="Charis SIL Regular"/>
-          <w:b w:val="0"/>
-          <w:i w:val="0"/>
-          <w:color w:val="0000FF"/>
-          <w:sz w:val="24"/>
-          <w:u w:val="single"/>
-        </w:rPr>
-        <w:t xml:space="preserve"> </w:t>
+        </w:rPr>
+        <w:t xml:space="preserve">on </w:t>
       </w:r>
       <w:r>
         <w:rPr>
@@ -3048,22 +3100,23 @@
           <w:color w:val="000000"/>
           <w:sz w:val="24"/>
         </w:rPr>
-        <w:t>th</w:t>
+        <w:t xml:space="preserve">the </w:t>
       </w:r>
       <w:r>
         <w:rPr>
           <w:rFonts w:ascii="Charis SIL Regular" w:hAnsi="Charis SIL Regular" w:eastAsia="Charis SIL Regular"/>
           <w:b w:val="0"/>
           <w:i w:val="0"/>
-          <w:color w:val="000000"/>
-          <w:sz w:val="24"/>
-        </w:rPr>
-        <w:hyperlink r:id="rId20" w:history="1">
+          <w:color w:val="0000FF"/>
+          <w:sz w:val="24"/>
+          <w:u w:val="single"/>
+        </w:rPr>
+        <w:hyperlink r:id="rId22" w:history="1">
           <w:r>
             <w:rPr>
               <w:rStyle w:val="Hyperlink"/>
             </w:rPr>
-            <w:t xml:space="preserve">e </w:t>
+            <w:t>Erfgoedcentru</w:t>
           </w:r>
         </w:hyperlink>
       </w:r>
@@ -3076,43 +3129,7 @@
           <w:sz w:val="24"/>
           <w:u w:val="single"/>
         </w:rPr>
-        <w:hyperlink r:id="rId20" w:history="1">
-          <w:r>
-            <w:rPr>
-              <w:rStyle w:val="Hyperlink"/>
-            </w:rPr>
-            <w:t>Erf</w:t>
-          </w:r>
-        </w:hyperlink>
-      </w:r>
-      <w:r>
-        <w:rPr>
-          <w:rFonts w:ascii="Charis SIL Regular" w:hAnsi="Charis SIL Regular" w:eastAsia="Charis SIL Regular"/>
-          <w:b w:val="0"/>
-          <w:i w:val="0"/>
-          <w:color w:val="0000FF"/>
-          <w:sz w:val="24"/>
-          <w:u w:val="single"/>
-        </w:rPr>
-        <w:hyperlink r:id="rId20" w:history="1">
-          <w:r>
-            <w:rPr>
-              <w:rStyle w:val="Hyperlink"/>
-            </w:rPr>
-            <w:t>goedcentru</w:t>
-          </w:r>
-        </w:hyperlink>
-      </w:r>
-      <w:r>
-        <w:rPr>
-          <w:rFonts w:ascii="Charis SIL Regular" w:hAnsi="Charis SIL Regular" w:eastAsia="Charis SIL Regular"/>
-          <w:b w:val="0"/>
-          <w:i w:val="0"/>
-          <w:color w:val="0000FF"/>
-          <w:sz w:val="24"/>
-          <w:u w:val="single"/>
-        </w:rPr>
-        <w:hyperlink r:id="rId20" w:history="1">
+        <w:hyperlink r:id="rId22" w:history="1">
           <w:r>
             <w:rPr>
               <w:rStyle w:val="Hyperlink"/>
@@ -3141,7 +3158,7 @@
           <w:sz w:val="24"/>
           <w:u w:val="single"/>
         </w:rPr>
-        <w:hyperlink r:id="rId20" w:history="1">
+        <w:hyperlink r:id="rId22" w:history="1">
           <w:r>
             <w:rPr>
               <w:rStyle w:val="Hyperlink"/>
@@ -3247,13 +3264,114 @@
       </w:r>
       <w:r>
         <w:rPr>
+          <w:u w:val="single" w:color="0000ff"/>
           <w:rFonts w:ascii="Charis SIL Regular" w:hAnsi="Charis SIL Regular" w:eastAsia="Charis SIL Regular"/>
           <w:b w:val="0"/>
           <w:i w:val="0"/>
           <w:color w:val="000000"/>
           <w:sz w:val="24"/>
         </w:rPr>
-        <w:t>often still be found in the countries where the mission organ</w:t>
+        <w:hyperlink r:id="rId21" w:history="1">
+          <w:r>
+            <w:rPr>
+              <w:rStyle w:val="Hyperlink"/>
+            </w:rPr>
+            <w:t>often still be fo</w:t>
+          </w:r>
+        </w:hyperlink>
+      </w:r>
+      <w:r>
+        <w:rPr>
+          <w:u w:val="single" w:color="0000ff"/>
+          <w:rFonts w:ascii="Charis SIL Regular" w:hAnsi="Charis SIL Regular" w:eastAsia="Charis SIL Regular"/>
+          <w:b w:val="0"/>
+          <w:i w:val="0"/>
+          <w:color w:val="000000"/>
+          <w:sz w:val="24"/>
+        </w:rPr>
+        <w:hyperlink r:id="rId21" w:history="1">
+          <w:r>
+            <w:rPr>
+              <w:rStyle w:val="Hyperlink"/>
+            </w:rPr>
+            <w:t>u</w:t>
+          </w:r>
+        </w:hyperlink>
+      </w:r>
+      <w:r>
+        <w:rPr>
+          <w:u w:val="single" w:color="0000ff"/>
+          <w:rFonts w:ascii="Charis SIL Regular" w:hAnsi="Charis SIL Regular" w:eastAsia="Charis SIL Regular"/>
+          <w:b w:val="0"/>
+          <w:i w:val="0"/>
+          <w:color w:val="000000"/>
+          <w:sz w:val="24"/>
+        </w:rPr>
+        <w:hyperlink r:id="rId21" w:history="1">
+          <w:r>
+            <w:rPr>
+              <w:rStyle w:val="Hyperlink"/>
+            </w:rPr>
+            <w:t xml:space="preserve">nd in </w:t>
+          </w:r>
+        </w:hyperlink>
+      </w:r>
+      <w:r>
+        <w:rPr>
+          <w:u w:val="single" w:color="0000ff"/>
+          <w:rFonts w:ascii="Charis SIL Regular" w:hAnsi="Charis SIL Regular" w:eastAsia="Charis SIL Regular"/>
+          <w:b w:val="0"/>
+          <w:i w:val="0"/>
+          <w:color w:val="000000"/>
+          <w:sz w:val="24"/>
+        </w:rPr>
+        <w:t>t</w:t>
+      </w:r>
+      <w:r>
+        <w:rPr>
+          <w:rFonts w:ascii="Charis SIL Regular" w:hAnsi="Charis SIL Regular" w:eastAsia="Charis SIL Regular"/>
+          <w:b w:val="0"/>
+          <w:i w:val="0"/>
+          <w:color w:val="000000"/>
+          <w:sz w:val="24"/>
+        </w:rPr>
+        <w:t>he count</w:t>
+      </w:r>
+      <w:r>
+        <w:rPr>
+          <w:u w:val="single" w:color="0000ff"/>
+          <w:rFonts w:ascii="Charis SIL Regular" w:hAnsi="Charis SIL Regular" w:eastAsia="Charis SIL Regular"/>
+          <w:b w:val="0"/>
+          <w:i w:val="0"/>
+          <w:color w:val="000000"/>
+          <w:sz w:val="24"/>
+        </w:rPr>
+        <w:hyperlink r:id="rId22" w:history="1">
+          <w:r>
+            <w:rPr>
+              <w:rStyle w:val="Hyperlink"/>
+            </w:rPr>
+            <w:t>ries where the m</w:t>
+          </w:r>
+        </w:hyperlink>
+      </w:r>
+      <w:r>
+        <w:rPr>
+          <w:u w:val="single" w:color="0000ff"/>
+          <w:rFonts w:ascii="Charis SIL Regular" w:hAnsi="Charis SIL Regular" w:eastAsia="Charis SIL Regular"/>
+          <w:b w:val="0"/>
+          <w:i w:val="0"/>
+          <w:color w:val="000000"/>
+          <w:sz w:val="24"/>
+        </w:rPr>
+        <w:hyperlink r:id="rId22" w:history="1">
+          <w:r>
+            <w:rPr>
+              <w:rStyle w:val="Hyperlink"/>
+            </w:rPr>
+            <w:t>ission organ</w:t>
+          </w:r>
+        </w:hyperlink>
       </w:r>
       <w:r>
         <w:rPr>
@@ -3401,7 +3519,7 @@
           <w:sz w:val="24"/>
           <w:u w:val="single"/>
         </w:rPr>
-        <w:t xml:space="preserve">Scientific research </w:t>
+        <w:t>Scientific research</w:t>
       </w:r>
       <w:r>
         <w:rPr>
@@ -3412,7 +3530,7 @@
           <w:sz w:val="24"/>
           <w:u w:val="single"/>
         </w:rPr>
-        <w:t>in colonised territorie</w:t>
+        <w:t xml:space="preserve"> </w:t>
       </w:r>
       <w:r>
         <w:rPr>
@@ -3421,172 +3539,172 @@
           <w:i w:val="0"/>
           <w:color w:val="0000FF"/>
           <w:sz w:val="24"/>
+          <w:u w:val="single"/>
+        </w:rPr>
+        <w:t>in colonised territories</w:t>
+      </w:r>
+      <w:r>
+        <w:br/>
+      </w:r>
+      <w:r>
+        <w:rPr>
+          <w:rFonts w:ascii="Charis SIL Regular" w:hAnsi="Charis SIL Regular" w:eastAsia="Charis SIL Regular"/>
+          <w:b w:val="0"/>
+          <w:i w:val="0"/>
+          <w:color w:val="000000"/>
+          <w:sz w:val="24"/>
+        </w:rPr>
+        <w:t xml:space="preserve">•  </w:t>
+      </w:r>
+      <w:r>
+        <w:rPr>
+          <w:rFonts w:ascii="Charis SIL Regular" w:hAnsi="Charis SIL Regular" w:eastAsia="Charis SIL Regular"/>
+          <w:b w:val="0"/>
+          <w:i w:val="0"/>
+          <w:color w:val="0000FF"/>
+          <w:sz w:val="24"/>
+          <w:u w:val="single"/>
+        </w:rPr>
+        <w:t>Indonesia</w:t>
+      </w:r>
+      <w:r>
+        <w:br/>
+      </w:r>
+      <w:r>
+        <w:rPr>
+          <w:rFonts w:ascii="Charis SIL Regular" w:hAnsi="Charis SIL Regular" w:eastAsia="Charis SIL Regular"/>
+          <w:b w:val="0"/>
+          <w:i w:val="0"/>
+          <w:color w:val="000000"/>
+          <w:sz w:val="24"/>
+        </w:rPr>
+        <w:t xml:space="preserve">•  </w:t>
+      </w:r>
+      <w:r>
+        <w:rPr>
+          <w:rFonts w:ascii="Charis SIL Regular" w:hAnsi="Charis SIL Regular" w:eastAsia="Charis SIL Regular"/>
+          <w:b w:val="0"/>
+          <w:i w:val="0"/>
+          <w:color w:val="0000FF"/>
+          <w:sz w:val="24"/>
+          <w:u w:val="single"/>
+        </w:rPr>
+        <w:t>Nederland</w:t>
+      </w:r>
+      <w:r>
+        <w:rPr>
+          <w:rFonts w:ascii="Charis SIL Regular" w:hAnsi="Charis SIL Regular" w:eastAsia="Charis SIL Regular"/>
+          <w:b w:val="0"/>
+          <w:i w:val="0"/>
+          <w:color w:val="0000FF"/>
+          <w:sz w:val="24"/>
+          <w:u w:val="single"/>
+        </w:rPr>
+        <w:t>s Volkenkundig Missiemuseum</w:t>
+      </w:r>
+      <w:r>
+        <w:br/>
+      </w:r>
+      <w:r>
+        <w:rPr>
+          <w:rFonts w:ascii="Charis SIL Regular" w:hAnsi="Charis SIL Regular" w:eastAsia="Charis SIL Regular"/>
+          <w:b w:val="0"/>
+          <w:i w:val="0"/>
+          <w:color w:val="000000"/>
+          <w:sz w:val="24"/>
+        </w:rPr>
+        <w:t xml:space="preserve">•  </w:t>
+      </w:r>
+      <w:r>
+        <w:rPr>
+          <w:rFonts w:ascii="Charis SIL Regular" w:hAnsi="Charis SIL Regular" w:eastAsia="Charis SIL Regular"/>
+          <w:b w:val="0"/>
+          <w:i w:val="0"/>
+          <w:color w:val="0000FF"/>
+          <w:sz w:val="24"/>
+          <w:u w:val="single"/>
+        </w:rPr>
+        <w:t>Nijmeegs Volkenkundig Museum</w:t>
+      </w:r>
+      <w:r>
+        <w:br/>
+      </w:r>
+      <w:r>
+        <w:rPr>
+          <w:rFonts w:ascii="Charis SIL Regular" w:hAnsi="Charis SIL Regular" w:eastAsia="Charis SIL Regular"/>
+          <w:b w:val="0"/>
+          <w:i w:val="0"/>
+          <w:color w:val="000000"/>
+          <w:sz w:val="24"/>
+        </w:rPr>
+        <w:t xml:space="preserve">•  </w:t>
+      </w:r>
+      <w:r>
+        <w:rPr>
+          <w:rFonts w:ascii="Charis SIL Regular" w:hAnsi="Charis SIL Regular" w:eastAsia="Charis SIL Regular"/>
+          <w:b w:val="0"/>
+          <w:i w:val="0"/>
+          <w:color w:val="0000FF"/>
+          <w:sz w:val="24"/>
+          <w:u w:val="single"/>
+        </w:rPr>
+        <w:t>Nederlandsch Zendeling Genoots</w:t>
+      </w:r>
+      <w:r>
+        <w:rPr>
+          <w:rFonts w:ascii="Charis SIL Regular" w:hAnsi="Charis SIL Regular" w:eastAsia="Charis SIL Regular"/>
+          <w:b w:val="0"/>
+          <w:i w:val="0"/>
+          <w:color w:val="0000FF"/>
+          <w:sz w:val="24"/>
+          <w:u w:val="single"/>
+        </w:rPr>
+        <w:t>chap</w:t>
+      </w:r>
+      <w:r>
+        <w:br/>
+      </w:r>
+      <w:r>
+        <w:rPr>
+          <w:rFonts w:ascii="Charis SIL Regular" w:hAnsi="Charis SIL Regular" w:eastAsia="Charis SIL Regular"/>
+          <w:b w:val="0"/>
+          <w:i w:val="0"/>
+          <w:color w:val="000000"/>
+          <w:sz w:val="24"/>
+        </w:rPr>
+        <w:t xml:space="preserve">•  </w:t>
+      </w:r>
+      <w:r>
+        <w:rPr>
+          <w:rFonts w:ascii="Charis SIL Regular" w:hAnsi="Charis SIL Regular" w:eastAsia="Charis SIL Regular"/>
+          <w:b w:val="0"/>
+          <w:i w:val="0"/>
+          <w:color w:val="0000FF"/>
+          <w:sz w:val="24"/>
+          <w:u w:val="single"/>
+        </w:rPr>
+        <w:t>Scientific research in colonised territ</w:t>
+      </w:r>
+      <w:r>
+        <w:rPr>
+          <w:rFonts w:ascii="Charis SIL Regular" w:hAnsi="Charis SIL Regular" w:eastAsia="Charis SIL Regular"/>
+          <w:b w:val="0"/>
+          <w:i w:val="0"/>
+          <w:color w:val="0000FF"/>
+          <w:sz w:val="24"/>
+          <w:u w:val="single"/>
+        </w:rPr>
+        <w:t>orie</w:t>
+      </w:r>
+      <w:r>
+        <w:rPr>
+          <w:rFonts w:ascii="Charis SIL Regular" w:hAnsi="Charis SIL Regular" w:eastAsia="Charis SIL Regular"/>
+          <w:b w:val="0"/>
+          <w:i w:val="0"/>
+          <w:color w:val="0000FF"/>
+          <w:sz w:val="24"/>
         </w:rPr>
         <w:t>s</w:t>
-      </w:r>
-      <w:r>
-        <w:br/>
-      </w:r>
-      <w:r>
-        <w:rPr>
-          <w:rFonts w:ascii="Charis SIL Regular" w:hAnsi="Charis SIL Regular" w:eastAsia="Charis SIL Regular"/>
-          <w:b w:val="0"/>
-          <w:i w:val="0"/>
-          <w:color w:val="000000"/>
-          <w:sz w:val="24"/>
-        </w:rPr>
-        <w:t xml:space="preserve">•  </w:t>
-      </w:r>
-      <w:r>
-        <w:rPr>
-          <w:rFonts w:ascii="Charis SIL Regular" w:hAnsi="Charis SIL Regular" w:eastAsia="Charis SIL Regular"/>
-          <w:b w:val="0"/>
-          <w:i w:val="0"/>
-          <w:color w:val="0000FF"/>
-          <w:sz w:val="24"/>
-          <w:u w:val="single"/>
-        </w:rPr>
-        <w:t>Indonesia</w:t>
-      </w:r>
-      <w:r>
-        <w:br/>
-      </w:r>
-      <w:r>
-        <w:rPr>
-          <w:rFonts w:ascii="Charis SIL Regular" w:hAnsi="Charis SIL Regular" w:eastAsia="Charis SIL Regular"/>
-          <w:b w:val="0"/>
-          <w:i w:val="0"/>
-          <w:color w:val="000000"/>
-          <w:sz w:val="24"/>
-        </w:rPr>
-        <w:t xml:space="preserve">•  </w:t>
-      </w:r>
-      <w:r>
-        <w:rPr>
-          <w:rFonts w:ascii="Charis SIL Regular" w:hAnsi="Charis SIL Regular" w:eastAsia="Charis SIL Regular"/>
-          <w:b w:val="0"/>
-          <w:i w:val="0"/>
-          <w:color w:val="0000FF"/>
-          <w:sz w:val="24"/>
-          <w:u w:val="single"/>
-        </w:rPr>
-        <w:t>Nederland</w:t>
-      </w:r>
-      <w:r>
-        <w:rPr>
-          <w:rFonts w:ascii="Charis SIL Regular" w:hAnsi="Charis SIL Regular" w:eastAsia="Charis SIL Regular"/>
-          <w:b w:val="0"/>
-          <w:i w:val="0"/>
-          <w:color w:val="0000FF"/>
-          <w:sz w:val="24"/>
-          <w:u w:val="single"/>
-        </w:rPr>
-        <w:t>s Volkenkundig Missiemuseum</w:t>
-      </w:r>
-      <w:r>
-        <w:br/>
-      </w:r>
-      <w:r>
-        <w:rPr>
-          <w:rFonts w:ascii="Charis SIL Regular" w:hAnsi="Charis SIL Regular" w:eastAsia="Charis SIL Regular"/>
-          <w:b w:val="0"/>
-          <w:i w:val="0"/>
-          <w:color w:val="000000"/>
-          <w:sz w:val="24"/>
-        </w:rPr>
-        <w:t xml:space="preserve">•  </w:t>
-      </w:r>
-      <w:r>
-        <w:rPr>
-          <w:rFonts w:ascii="Charis SIL Regular" w:hAnsi="Charis SIL Regular" w:eastAsia="Charis SIL Regular"/>
-          <w:b w:val="0"/>
-          <w:i w:val="0"/>
-          <w:color w:val="0000FF"/>
-          <w:sz w:val="24"/>
-          <w:u w:val="single"/>
-        </w:rPr>
-        <w:t>Nijmeegs Volkenkundig Museum</w:t>
-      </w:r>
-      <w:r>
-        <w:br/>
-      </w:r>
-      <w:r>
-        <w:rPr>
-          <w:rFonts w:ascii="Charis SIL Regular" w:hAnsi="Charis SIL Regular" w:eastAsia="Charis SIL Regular"/>
-          <w:b w:val="0"/>
-          <w:i w:val="0"/>
-          <w:color w:val="000000"/>
-          <w:sz w:val="24"/>
-        </w:rPr>
-        <w:t xml:space="preserve">•  </w:t>
-      </w:r>
-      <w:r>
-        <w:rPr>
-          <w:rFonts w:ascii="Charis SIL Regular" w:hAnsi="Charis SIL Regular" w:eastAsia="Charis SIL Regular"/>
-          <w:b w:val="0"/>
-          <w:i w:val="0"/>
-          <w:color w:val="0000FF"/>
-          <w:sz w:val="24"/>
-          <w:u w:val="single"/>
-        </w:rPr>
-        <w:t>Nederlandsch Zendeling Genoots</w:t>
-      </w:r>
-      <w:r>
-        <w:rPr>
-          <w:rFonts w:ascii="Charis SIL Regular" w:hAnsi="Charis SIL Regular" w:eastAsia="Charis SIL Regular"/>
-          <w:b w:val="0"/>
-          <w:i w:val="0"/>
-          <w:color w:val="0000FF"/>
-          <w:sz w:val="24"/>
-          <w:u w:val="single"/>
-        </w:rPr>
-        <w:t>chap</w:t>
-      </w:r>
-      <w:r>
-        <w:br/>
-      </w:r>
-      <w:r>
-        <w:rPr>
-          <w:rFonts w:ascii="Charis SIL Regular" w:hAnsi="Charis SIL Regular" w:eastAsia="Charis SIL Regular"/>
-          <w:b w:val="0"/>
-          <w:i w:val="0"/>
-          <w:color w:val="000000"/>
-          <w:sz w:val="24"/>
-        </w:rPr>
-        <w:t xml:space="preserve">•  </w:t>
-      </w:r>
-      <w:r>
-        <w:rPr>
-          <w:rFonts w:ascii="Charis SIL Regular" w:hAnsi="Charis SIL Regular" w:eastAsia="Charis SIL Regular"/>
-          <w:b w:val="0"/>
-          <w:i w:val="0"/>
-          <w:color w:val="0000FF"/>
-          <w:sz w:val="24"/>
-          <w:u w:val="single"/>
-        </w:rPr>
-        <w:t>Scientific research in colonised terri</w:t>
-      </w:r>
-      <w:r>
-        <w:rPr>
-          <w:rFonts w:ascii="Charis SIL Regular" w:hAnsi="Charis SIL Regular" w:eastAsia="Charis SIL Regular"/>
-          <w:b w:val="0"/>
-          <w:i w:val="0"/>
-          <w:color w:val="0000FF"/>
-          <w:sz w:val="24"/>
-          <w:u w:val="single"/>
-        </w:rPr>
-        <w:t>t</w:t>
-      </w:r>
-      <w:r>
-        <w:rPr>
-          <w:rFonts w:ascii="Charis SIL Regular" w:hAnsi="Charis SIL Regular" w:eastAsia="Charis SIL Regular"/>
-          <w:b w:val="0"/>
-          <w:i w:val="0"/>
-          <w:color w:val="0000FF"/>
-          <w:sz w:val="24"/>
-          <w:u w:val="single"/>
-        </w:rPr>
-        <w:t>ories</w:t>
       </w:r>
       <w:r>
         <w:br/>
@@ -4178,15 +4296,9 @@
           <w:i w:val="0"/>
           <w:color w:val="0000FF"/>
           <w:sz w:val="24"/>
-        </w:rPr>
-        <w:hyperlink r:id="rId25" w:history="1">
-          <w:r>
-            <w:rPr>
-              <w:rStyle w:val="Hyperlink"/>
-            </w:rPr>
-            <w:t>7</w:t>
-          </w:r>
-        </w:hyperlink>
+          <w:u w:val="single"/>
+        </w:rPr>
+        <w:t>7</w:t>
       </w:r>
       <w:r>
         <w:rPr>
@@ -4552,15 +4664,9 @@
           <w:i w:val="0"/>
           <w:color w:val="0000FF"/>
           <w:sz w:val="24"/>
-        </w:rPr>
-        <w:hyperlink r:id="rId27" w:history="1">
-          <w:r>
-            <w:rPr>
-              <w:rStyle w:val="Hyperlink"/>
-            </w:rPr>
-            <w:t>1</w:t>
-          </w:r>
-        </w:hyperlink>
+          <w:u w:val="single"/>
+        </w:rPr>
+        <w:t>1</w:t>
       </w:r>
       <w:r>
         <w:rPr>

--- a/EXPORTS/DOCX/published/niveau2/English/ChristianMission.docx
+++ b/EXPORTS/DOCX/published/niveau2/English/ChristianMission.docx
@@ -445,13 +445,21 @@
       </w:r>
       <w:r>
         <w:rPr>
+          <w:u w:val="single" w:color="0000ff"/>
           <w:rFonts w:ascii="Charis SIL Regular" w:hAnsi="Charis SIL Regular" w:eastAsia="Charis SIL Regular"/>
           <w:b w:val="0"/>
           <w:i w:val="0"/>
           <w:color w:val="000000"/>
           <w:sz w:val="24"/>
         </w:rPr>
-        <w:t>made up of ob</w:t>
+        <w:hyperlink r:id="rId9" w:history="1">
+          <w:r>
+            <w:rPr>
+              <w:rStyle w:val="Hyperlink"/>
+            </w:rPr>
+            <w:t>made up of ob</w:t>
+          </w:r>
+        </w:hyperlink>
       </w:r>
       <w:r>
         <w:rPr>
@@ -799,7 +807,7 @@
           <w:sz w:val="24"/>
           <w:u w:val="single"/>
         </w:rPr>
-        <w:hyperlink r:id="rId11" w:history="1">
+        <w:hyperlink r:id="rId10" w:history="1">
           <w:r>
             <w:rPr>
               <w:rStyle w:val="Hyperlink"/>
@@ -857,7 +865,7 @@
           <w:sz w:val="24"/>
           <w:u w:val="single"/>
         </w:rPr>
-        <w:hyperlink r:id="rId10" w:history="1">
+        <w:hyperlink r:id="rId11" w:history="1">
           <w:r>
             <w:rPr>
               <w:rStyle w:val="Hyperlink"/>
@@ -886,7 +894,7 @@
           <w:sz w:val="24"/>
           <w:u w:val="single"/>
         </w:rPr>
-        <w:hyperlink r:id="rId10" w:history="1">
+        <w:hyperlink r:id="rId11" w:history="1">
           <w:r>
             <w:rPr>
               <w:rStyle w:val="Hyperlink"/>
@@ -904,7 +912,7 @@
           <w:sz w:val="24"/>
           <w:u w:val="single"/>
         </w:rPr>
-        <w:hyperlink r:id="rId10" w:history="1">
+        <w:hyperlink r:id="rId11" w:history="1">
           <w:r>
             <w:rPr>
               <w:rStyle w:val="Hyperlink"/>
@@ -922,7 +930,7 @@
           <w:sz w:val="24"/>
           <w:u w:val="single"/>
         </w:rPr>
-        <w:hyperlink r:id="rId10" w:history="1">
+        <w:hyperlink r:id="rId11" w:history="1">
           <w:r>
             <w:rPr>
               <w:rStyle w:val="Hyperlink"/>
@@ -951,7 +959,7 @@
           <w:sz w:val="24"/>
           <w:u w:val="single"/>
         </w:rPr>
-        <w:hyperlink r:id="rId10" w:history="1">
+        <w:hyperlink r:id="rId11" w:history="1">
           <w:r>
             <w:rPr>
               <w:rStyle w:val="Hyperlink"/>
@@ -1259,67 +1267,13 @@
       </w:r>
       <w:r>
         <w:rPr>
-          <w:u w:val="single" w:color="0000ff"/>
           <w:rFonts w:ascii="Charis SIL Regular" w:hAnsi="Charis SIL Regular" w:eastAsia="Charis SIL Regular"/>
           <w:b w:val="0"/>
           <w:i w:val="0"/>
           <w:color w:val="000000"/>
           <w:sz w:val="24"/>
         </w:rPr>
-        <w:hyperlink r:id="rId12" w:history="1">
-          <w:r>
-            <w:rPr>
-              <w:rStyle w:val="Hyperlink"/>
-            </w:rPr>
-            <w:t>2024</w:t>
-          </w:r>
-        </w:hyperlink>
-      </w:r>
-      <w:r>
-        <w:rPr>
-          <w:u w:val="single" w:color="0000ff"/>
-          <w:rFonts w:ascii="Charis SIL Regular" w:hAnsi="Charis SIL Regular" w:eastAsia="Charis SIL Regular"/>
-          <w:b w:val="0"/>
-          <w:i w:val="0"/>
-          <w:color w:val="000000"/>
-          <w:sz w:val="24"/>
-        </w:rPr>
-        <w:hyperlink r:id="rId12" w:history="1">
-          <w:r>
-            <w:rPr>
-              <w:rStyle w:val="Hyperlink"/>
-            </w:rPr>
-            <w:t>. O</w:t>
-          </w:r>
-        </w:hyperlink>
-      </w:r>
-      <w:r>
-        <w:rPr>
-          <w:u w:val="single" w:color="0000ff"/>
-          <w:rFonts w:ascii="Charis SIL Regular" w:hAnsi="Charis SIL Regular" w:eastAsia="Charis SIL Regular"/>
-          <w:b w:val="0"/>
-          <w:i w:val="0"/>
-          <w:color w:val="000000"/>
-          <w:sz w:val="24"/>
-        </w:rPr>
-        <w:hyperlink r:id="rId12" w:history="1">
-          <w:r>
-            <w:rPr>
-              <w:rStyle w:val="Hyperlink"/>
-            </w:rPr>
-            <w:t>bjec</w:t>
-          </w:r>
-        </w:hyperlink>
-      </w:r>
-      <w:r>
-        <w:rPr>
-          <w:rFonts w:ascii="Charis SIL Regular" w:hAnsi="Charis SIL Regular" w:eastAsia="Charis SIL Regular"/>
-          <w:b w:val="0"/>
-          <w:i w:val="0"/>
-          <w:color w:val="000000"/>
-          <w:sz w:val="24"/>
-        </w:rPr>
-        <w:t xml:space="preserve">ts that were collected by the </w:t>
+        <w:t xml:space="preserve">2024. Objects that were collected by the </w:t>
       </w:r>
       <w:r>
         <w:rPr>
@@ -1904,21 +1858,13 @@
       </w:r>
       <w:r>
         <w:rPr>
-          <w:u w:val="single" w:color="0000ff"/>
           <w:rFonts w:ascii="Charis SIL Regular" w:hAnsi="Charis SIL Regular" w:eastAsia="Charis SIL Regular"/>
           <w:b w:val="0"/>
           <w:i w:val="0"/>
           <w:color w:val="000000"/>
           <w:sz w:val="24"/>
         </w:rPr>
-        <w:hyperlink r:id="rId15" w:history="1">
-          <w:r>
-            <w:rPr>
-              <w:rStyle w:val="Hyperlink"/>
-            </w:rPr>
-            <w:t>sionary ar</w:t>
-          </w:r>
-        </w:hyperlink>
+        <w:t>sionary ar</w:t>
       </w:r>
       <w:r>
         <w:rPr>
@@ -2621,7 +2567,7 @@
           <w:sz w:val="24"/>
           <w:u w:val="single"/>
         </w:rPr>
-        <w:hyperlink r:id="rId18" w:history="1">
+        <w:hyperlink r:id="rId19" w:history="1">
           <w:r>
             <w:rPr>
               <w:rStyle w:val="Hyperlink"/>
@@ -2639,7 +2585,7 @@
           <w:sz w:val="24"/>
           <w:u w:val="single"/>
         </w:rPr>
-        <w:t xml:space="preserve"> </w:t>
+        <w:t xml:space="preserve"> Nether</w:t>
       </w:r>
       <w:r>
         <w:rPr>
@@ -2650,25 +2596,7 @@
           <w:sz w:val="24"/>
           <w:u w:val="single"/>
         </w:rPr>
-        <w:hyperlink r:id="rId19" w:history="1">
-          <w:r>
-            <w:rPr>
-              <w:rStyle w:val="Hyperlink"/>
-            </w:rPr>
-            <w:t>Nether</w:t>
-          </w:r>
-        </w:hyperlink>
-      </w:r>
-      <w:r>
-        <w:rPr>
-          <w:rFonts w:ascii="Charis SIL Regular" w:hAnsi="Charis SIL Regular" w:eastAsia="Charis SIL Regular"/>
-          <w:b w:val="0"/>
-          <w:i w:val="0"/>
-          <w:color w:val="0000FF"/>
-          <w:sz w:val="24"/>
-          <w:u w:val="single"/>
-        </w:rPr>
-        <w:hyperlink r:id="rId19" w:history="1">
+        <w:hyperlink r:id="rId18" w:history="1">
           <w:r>
             <w:rPr>
               <w:rStyle w:val="Hyperlink"/>
@@ -2679,6 +2607,7 @@
       </w:r>
       <w:r>
         <w:rPr>
+          <w:u w:val="single" w:color="0000ff"/>
           <w:rFonts w:ascii="Charis SIL Regular" w:hAnsi="Charis SIL Regular" w:eastAsia="Charis SIL Regular"/>
           <w:b w:val="0"/>
           <w:i w:val="0"/>
@@ -2701,8 +2630,16 @@
           <w:i w:val="0"/>
           <w:color w:val="0000FF"/>
           <w:sz w:val="24"/>
-        </w:rPr>
-        <w:t>H</w:t>
+          <w:u w:val="single"/>
+        </w:rPr>
+        <w:hyperlink r:id="rId18" w:history="1">
+          <w:r>
+            <w:rPr>
+              <w:rStyle w:val="Hyperlink"/>
+            </w:rPr>
+            <w:t>H</w:t>
+          </w:r>
+        </w:hyperlink>
       </w:r>
       <w:r>
         <w:rPr>
@@ -2713,7 +2650,7 @@
           <w:sz w:val="24"/>
           <w:u w:val="single"/>
         </w:rPr>
-        <w:hyperlink r:id="rId19" w:history="1">
+        <w:hyperlink r:id="rId20" w:history="1">
           <w:r>
             <w:rPr>
               <w:rStyle w:val="Hyperlink"/>
@@ -2731,7 +2668,7 @@
           <w:sz w:val="24"/>
           <w:u w:val="single"/>
         </w:rPr>
-        <w:hyperlink r:id="rId19" w:history="1">
+        <w:hyperlink r:id="rId20" w:history="1">
           <w:r>
             <w:rPr>
               <w:rStyle w:val="Hyperlink"/>
@@ -2767,7 +2704,14 @@
           <w:sz w:val="24"/>
           <w:u w:val="single"/>
         </w:rPr>
-        <w:t>tant</w:t>
+        <w:hyperlink r:id="rId19" w:history="1">
+          <w:r>
+            <w:rPr>
+              <w:rStyle w:val="Hyperlink"/>
+            </w:rPr>
+            <w:t>tant</w:t>
+          </w:r>
+        </w:hyperlink>
       </w:r>
       <w:r>
         <w:rPr>
@@ -2919,24 +2863,57 @@
       </w:r>
       <w:r>
         <w:rPr>
+          <w:u w:val="single" w:color="0000ff"/>
           <w:rFonts w:ascii="Charis SIL Regular" w:hAnsi="Charis SIL Regular" w:eastAsia="Charis SIL Regular"/>
           <w:b w:val="0"/>
           <w:i w:val="0"/>
           <w:color w:val="000000"/>
           <w:sz w:val="24"/>
         </w:rPr>
-        <w:t xml:space="preserve">iteit, </w:t>
-      </w:r>
-      <w:r>
-        <w:rPr>
+        <w:hyperlink r:id="rId19" w:history="1">
+          <w:r>
+            <w:rPr>
+              <w:rStyle w:val="Hyperlink"/>
+            </w:rPr>
+            <w:t>i</w:t>
+          </w:r>
+        </w:hyperlink>
+      </w:r>
+      <w:r>
+        <w:rPr>
+          <w:u w:val="single" w:color="0000ff"/>
           <w:rFonts w:ascii="Charis SIL Regular" w:hAnsi="Charis SIL Regular" w:eastAsia="Charis SIL Regular"/>
           <w:b w:val="0"/>
           <w:i w:val="0"/>
+          <w:color w:val="000000"/>
+          <w:sz w:val="24"/>
+        </w:rPr>
+        <w:hyperlink r:id="rId19" w:history="1">
+          <w:r>
+            <w:rPr>
+              <w:rStyle w:val="Hyperlink"/>
+            </w:rPr>
+            <w:t xml:space="preserve">teit, </w:t>
+          </w:r>
+        </w:hyperlink>
+      </w:r>
+      <w:r>
+        <w:rPr>
+          <w:rFonts w:ascii="Charis SIL Regular" w:hAnsi="Charis SIL Regular" w:eastAsia="Charis SIL Regular"/>
+          <w:b w:val="0"/>
+          <w:i w:val="0"/>
           <w:color w:val="0000FF"/>
           <w:sz w:val="24"/>
           <w:u w:val="single"/>
         </w:rPr>
-        <w:t>Cath</w:t>
+        <w:hyperlink r:id="rId19" w:history="1">
+          <w:r>
+            <w:rPr>
+              <w:rStyle w:val="Hyperlink"/>
+            </w:rPr>
+            <w:t>Cath</w:t>
+          </w:r>
+        </w:hyperlink>
       </w:r>
       <w:r>
         <w:rPr>
@@ -2947,7 +2924,7 @@
           <w:sz w:val="24"/>
           <w:u w:val="single"/>
         </w:rPr>
-        <w:hyperlink r:id="rId19" w:history="1">
+        <w:hyperlink r:id="rId21" w:history="1">
           <w:r>
             <w:rPr>
               <w:rStyle w:val="Hyperlink"/>
@@ -2983,7 +2960,7 @@
           <w:sz w:val="24"/>
           <w:u w:val="single"/>
         </w:rPr>
-        <w:hyperlink r:id="rId21" w:history="1">
+        <w:hyperlink r:id="rId19" w:history="1">
           <w:r>
             <w:rPr>
               <w:rStyle w:val="Hyperlink"/>
@@ -3053,8 +3030,16 @@
           <w:i w:val="0"/>
           <w:color w:val="0000FF"/>
           <w:sz w:val="24"/>
-        </w:rPr>
-        <w:t xml:space="preserve">on </w:t>
+          <w:u w:val="single"/>
+        </w:rPr>
+        <w:hyperlink r:id="rId19" w:history="1">
+          <w:r>
+            <w:rPr>
+              <w:rStyle w:val="Hyperlink"/>
+            </w:rPr>
+            <w:t>on</w:t>
+          </w:r>
+        </w:hyperlink>
       </w:r>
       <w:r>
         <w:rPr>
@@ -3065,7 +3050,18 @@
           <w:sz w:val="24"/>
           <w:u w:val="single"/>
         </w:rPr>
-        <w:hyperlink r:id="rId19" w:history="1">
+        <w:t xml:space="preserve"> </w:t>
+      </w:r>
+      <w:r>
+        <w:rPr>
+          <w:rFonts w:ascii="Charis SIL Regular" w:hAnsi="Charis SIL Regular" w:eastAsia="Charis SIL Regular"/>
+          <w:b w:val="0"/>
+          <w:i w:val="0"/>
+          <w:color w:val="0000FF"/>
+          <w:sz w:val="24"/>
+          <w:u w:val="single"/>
+        </w:rPr>
+        <w:hyperlink r:id="rId21" w:history="1">
           <w:r>
             <w:rPr>
               <w:rStyle w:val="Hyperlink"/>
@@ -3076,31 +3072,24 @@
       </w:r>
       <w:r>
         <w:rPr>
-          <w:u w:val="single" w:color="0000ff"/>
           <w:rFonts w:ascii="Charis SIL Regular" w:hAnsi="Charis SIL Regular" w:eastAsia="Charis SIL Regular"/>
           <w:b w:val="0"/>
           <w:i w:val="0"/>
           <w:color w:val="000000"/>
           <w:sz w:val="24"/>
         </w:rPr>
-        <w:hyperlink r:id="rId19" w:history="1">
-          <w:r>
-            <w:rPr>
-              <w:rStyle w:val="Hyperlink"/>
-            </w:rPr>
-            <w:t xml:space="preserve">, and </w:t>
-          </w:r>
-        </w:hyperlink>
+        <w:t xml:space="preserve">, and the </w:t>
       </w:r>
       <w:r>
         <w:rPr>
           <w:rFonts w:ascii="Charis SIL Regular" w:hAnsi="Charis SIL Regular" w:eastAsia="Charis SIL Regular"/>
           <w:b w:val="0"/>
           <w:i w:val="0"/>
-          <w:color w:val="000000"/>
-          <w:sz w:val="24"/>
-        </w:rPr>
-        <w:t xml:space="preserve">the </w:t>
+          <w:color w:val="0000FF"/>
+          <w:sz w:val="24"/>
+          <w:u w:val="single"/>
+        </w:rPr>
+        <w:t>Erfgoedcentru</w:t>
       </w:r>
       <w:r>
         <w:rPr>
@@ -3111,25 +3100,7 @@
           <w:sz w:val="24"/>
           <w:u w:val="single"/>
         </w:rPr>
-        <w:hyperlink r:id="rId22" w:history="1">
-          <w:r>
-            <w:rPr>
-              <w:rStyle w:val="Hyperlink"/>
-            </w:rPr>
-            <w:t>Erfgoedcentru</w:t>
-          </w:r>
-        </w:hyperlink>
-      </w:r>
-      <w:r>
-        <w:rPr>
-          <w:rFonts w:ascii="Charis SIL Regular" w:hAnsi="Charis SIL Regular" w:eastAsia="Charis SIL Regular"/>
-          <w:b w:val="0"/>
-          <w:i w:val="0"/>
-          <w:color w:val="0000FF"/>
-          <w:sz w:val="24"/>
-          <w:u w:val="single"/>
-        </w:rPr>
-        <w:hyperlink r:id="rId22" w:history="1">
+        <w:hyperlink r:id="rId20" w:history="1">
           <w:r>
             <w:rPr>
               <w:rStyle w:val="Hyperlink"/>
@@ -3519,7 +3490,7 @@
           <w:sz w:val="24"/>
           <w:u w:val="single"/>
         </w:rPr>
-        <w:t>Scientific research</w:t>
+        <w:t xml:space="preserve">Scientific research </w:t>
       </w:r>
       <w:r>
         <w:rPr>
@@ -3530,7 +3501,7 @@
           <w:sz w:val="24"/>
           <w:u w:val="single"/>
         </w:rPr>
-        <w:t xml:space="preserve"> </w:t>
+        <w:t>in colonised territorie</w:t>
       </w:r>
       <w:r>
         <w:rPr>
@@ -3539,9 +3510,32 @@
           <w:i w:val="0"/>
           <w:color w:val="0000FF"/>
           <w:sz w:val="24"/>
+        </w:rPr>
+        <w:t>s</w:t>
+      </w:r>
+      <w:r>
+        <w:br/>
+      </w:r>
+      <w:r>
+        <w:rPr>
+          <w:rFonts w:ascii="Charis SIL Regular" w:hAnsi="Charis SIL Regular" w:eastAsia="Charis SIL Regular"/>
+          <w:b w:val="0"/>
+          <w:i w:val="0"/>
+          <w:color w:val="000000"/>
+          <w:sz w:val="24"/>
+        </w:rPr>
+        <w:t xml:space="preserve">•  </w:t>
+      </w:r>
+      <w:r>
+        <w:rPr>
+          <w:rFonts w:ascii="Charis SIL Regular" w:hAnsi="Charis SIL Regular" w:eastAsia="Charis SIL Regular"/>
+          <w:b w:val="0"/>
+          <w:i w:val="0"/>
+          <w:color w:val="0000FF"/>
+          <w:sz w:val="24"/>
           <w:u w:val="single"/>
         </w:rPr>
-        <w:t>in colonised territories</w:t>
+        <w:t>Indonesia</w:t>
       </w:r>
       <w:r>
         <w:br/>
@@ -3565,7 +3559,18 @@
           <w:sz w:val="24"/>
           <w:u w:val="single"/>
         </w:rPr>
-        <w:t>Indonesia</w:t>
+        <w:t>Nederland</w:t>
+      </w:r>
+      <w:r>
+        <w:rPr>
+          <w:rFonts w:ascii="Charis SIL Regular" w:hAnsi="Charis SIL Regular" w:eastAsia="Charis SIL Regular"/>
+          <w:b w:val="0"/>
+          <w:i w:val="0"/>
+          <w:color w:val="0000FF"/>
+          <w:sz w:val="24"/>
+          <w:u w:val="single"/>
+        </w:rPr>
+        <w:t>s Volkenkundig Missiemuseum</w:t>
       </w:r>
       <w:r>
         <w:br/>
@@ -3589,18 +3594,42 @@
           <w:sz w:val="24"/>
           <w:u w:val="single"/>
         </w:rPr>
-        <w:t>Nederland</w:t>
+        <w:t>Nijmeegs Volkenkundig Museum</w:t>
+      </w:r>
+      <w:r>
+        <w:br/>
       </w:r>
       <w:r>
         <w:rPr>
           <w:rFonts w:ascii="Charis SIL Regular" w:hAnsi="Charis SIL Regular" w:eastAsia="Charis SIL Regular"/>
           <w:b w:val="0"/>
           <w:i w:val="0"/>
+          <w:color w:val="000000"/>
+          <w:sz w:val="24"/>
+        </w:rPr>
+        <w:t xml:space="preserve">•  </w:t>
+      </w:r>
+      <w:r>
+        <w:rPr>
+          <w:rFonts w:ascii="Charis SIL Regular" w:hAnsi="Charis SIL Regular" w:eastAsia="Charis SIL Regular"/>
+          <w:b w:val="0"/>
+          <w:i w:val="0"/>
           <w:color w:val="0000FF"/>
           <w:sz w:val="24"/>
           <w:u w:val="single"/>
         </w:rPr>
-        <w:t>s Volkenkundig Missiemuseum</w:t>
+        <w:t>Nederlandsch Zendeling Genoots</w:t>
+      </w:r>
+      <w:r>
+        <w:rPr>
+          <w:rFonts w:ascii="Charis SIL Regular" w:hAnsi="Charis SIL Regular" w:eastAsia="Charis SIL Regular"/>
+          <w:b w:val="0"/>
+          <w:i w:val="0"/>
+          <w:color w:val="0000FF"/>
+          <w:sz w:val="24"/>
+          <w:u w:val="single"/>
+        </w:rPr>
+        <w:t>chap</w:t>
       </w:r>
       <w:r>
         <w:br/>
@@ -3624,20 +3653,18 @@
           <w:sz w:val="24"/>
           <w:u w:val="single"/>
         </w:rPr>
-        <w:t>Nijmeegs Volkenkundig Museum</w:t>
-      </w:r>
-      <w:r>
-        <w:br/>
+        <w:t>Scientific research in colonised terri</w:t>
       </w:r>
       <w:r>
         <w:rPr>
           <w:rFonts w:ascii="Charis SIL Regular" w:hAnsi="Charis SIL Regular" w:eastAsia="Charis SIL Regular"/>
           <w:b w:val="0"/>
           <w:i w:val="0"/>
-          <w:color w:val="000000"/>
-          <w:sz w:val="24"/>
-        </w:rPr>
-        <w:t xml:space="preserve">•  </w:t>
+          <w:color w:val="0000FF"/>
+          <w:sz w:val="24"/>
+          <w:u w:val="single"/>
+        </w:rPr>
+        <w:t>t</w:t>
       </w:r>
       <w:r>
         <w:rPr>
@@ -3648,63 +3675,7 @@
           <w:sz w:val="24"/>
           <w:u w:val="single"/>
         </w:rPr>
-        <w:t>Nederlandsch Zendeling Genoots</w:t>
-      </w:r>
-      <w:r>
-        <w:rPr>
-          <w:rFonts w:ascii="Charis SIL Regular" w:hAnsi="Charis SIL Regular" w:eastAsia="Charis SIL Regular"/>
-          <w:b w:val="0"/>
-          <w:i w:val="0"/>
-          <w:color w:val="0000FF"/>
-          <w:sz w:val="24"/>
-          <w:u w:val="single"/>
-        </w:rPr>
-        <w:t>chap</w:t>
-      </w:r>
-      <w:r>
-        <w:br/>
-      </w:r>
-      <w:r>
-        <w:rPr>
-          <w:rFonts w:ascii="Charis SIL Regular" w:hAnsi="Charis SIL Regular" w:eastAsia="Charis SIL Regular"/>
-          <w:b w:val="0"/>
-          <w:i w:val="0"/>
-          <w:color w:val="000000"/>
-          <w:sz w:val="24"/>
-        </w:rPr>
-        <w:t xml:space="preserve">•  </w:t>
-      </w:r>
-      <w:r>
-        <w:rPr>
-          <w:rFonts w:ascii="Charis SIL Regular" w:hAnsi="Charis SIL Regular" w:eastAsia="Charis SIL Regular"/>
-          <w:b w:val="0"/>
-          <w:i w:val="0"/>
-          <w:color w:val="0000FF"/>
-          <w:sz w:val="24"/>
-          <w:u w:val="single"/>
-        </w:rPr>
-        <w:t>Scientific research in colonised territ</w:t>
-      </w:r>
-      <w:r>
-        <w:rPr>
-          <w:rFonts w:ascii="Charis SIL Regular" w:hAnsi="Charis SIL Regular" w:eastAsia="Charis SIL Regular"/>
-          <w:b w:val="0"/>
-          <w:i w:val="0"/>
-          <w:color w:val="0000FF"/>
-          <w:sz w:val="24"/>
-          <w:u w:val="single"/>
-        </w:rPr>
-        <w:t>orie</w:t>
-      </w:r>
-      <w:r>
-        <w:rPr>
-          <w:rFonts w:ascii="Charis SIL Regular" w:hAnsi="Charis SIL Regular" w:eastAsia="Charis SIL Regular"/>
-          <w:b w:val="0"/>
-          <w:i w:val="0"/>
-          <w:color w:val="0000FF"/>
-          <w:sz w:val="24"/>
-        </w:rPr>
-        <w:t>s</w:t>
+        <w:t>ories</w:t>
       </w:r>
       <w:r>
         <w:br/>
@@ -4296,9 +4267,15 @@
           <w:i w:val="0"/>
           <w:color w:val="0000FF"/>
           <w:sz w:val="24"/>
-          <w:u w:val="single"/>
-        </w:rPr>
-        <w:t>7</w:t>
+        </w:rPr>
+        <w:hyperlink r:id="rId25" w:history="1">
+          <w:r>
+            <w:rPr>
+              <w:rStyle w:val="Hyperlink"/>
+            </w:rPr>
+            <w:t>7</w:t>
+          </w:r>
+        </w:hyperlink>
       </w:r>
       <w:r>
         <w:rPr>

--- a/EXPORTS/DOCX/published/niveau2/English/ChristianMission.docx
+++ b/EXPORTS/DOCX/published/niveau2/English/ChristianMission.docx
@@ -1098,61 +1098,7 @@
           <w:color w:val="000000"/>
           <w:sz w:val="24"/>
         </w:rPr>
-        <w:t xml:space="preserve"> (formerly</w:t>
-      </w:r>
-      <w:r>
-        <w:rPr>
-          <w:u w:val="single" w:color="0000ff"/>
-          <w:rFonts w:ascii="Charis SIL Regular" w:hAnsi="Charis SIL Regular" w:eastAsia="Charis SIL Regular"/>
-          <w:b w:val="0"/>
-          <w:i w:val="0"/>
-          <w:color w:val="000000"/>
-          <w:sz w:val="24"/>
-        </w:rPr>
-        <w:hyperlink r:id="rId11" w:history="1">
-          <w:r>
-            <w:rPr>
-              <w:rStyle w:val="Hyperlink"/>
-            </w:rPr>
-            <w:t xml:space="preserve"> the Afrika M</w:t>
-          </w:r>
-        </w:hyperlink>
-      </w:r>
-      <w:r>
-        <w:rPr>
-          <w:u w:val="single" w:color="0000ff"/>
-          <w:rFonts w:ascii="Charis SIL Regular" w:hAnsi="Charis SIL Regular" w:eastAsia="Charis SIL Regular"/>
-          <w:b w:val="0"/>
-          <w:i w:val="0"/>
-          <w:color w:val="000000"/>
-          <w:sz w:val="24"/>
-        </w:rPr>
-        <w:hyperlink r:id="rId11" w:history="1">
-          <w:r>
-            <w:rPr>
-              <w:rStyle w:val="Hyperlink"/>
-            </w:rPr>
-            <w:t>u</w:t>
-          </w:r>
-        </w:hyperlink>
-      </w:r>
-      <w:r>
-        <w:rPr>
-          <w:u w:val="single" w:color="0000ff"/>
-          <w:rFonts w:ascii="Charis SIL Regular" w:hAnsi="Charis SIL Regular" w:eastAsia="Charis SIL Regular"/>
-          <w:b w:val="0"/>
-          <w:i w:val="0"/>
-          <w:color w:val="000000"/>
-          <w:sz w:val="24"/>
-        </w:rPr>
-        <w:hyperlink r:id="rId11" w:history="1">
-          <w:r>
-            <w:rPr>
-              <w:rStyle w:val="Hyperlink"/>
-            </w:rPr>
-            <w:t>se</w:t>
-          </w:r>
-        </w:hyperlink>
+        <w:t xml:space="preserve"> (formerly the Afrika Muse</w:t>
       </w:r>
       <w:r>
         <w:rPr>
@@ -1267,13 +1213,67 @@
       </w:r>
       <w:r>
         <w:rPr>
+          <w:u w:val="single" w:color="0000ff"/>
           <w:rFonts w:ascii="Charis SIL Regular" w:hAnsi="Charis SIL Regular" w:eastAsia="Charis SIL Regular"/>
           <w:b w:val="0"/>
           <w:i w:val="0"/>
           <w:color w:val="000000"/>
           <w:sz w:val="24"/>
         </w:rPr>
-        <w:t xml:space="preserve">2024. Objects that were collected by the </w:t>
+        <w:hyperlink r:id="rId12" w:history="1">
+          <w:r>
+            <w:rPr>
+              <w:rStyle w:val="Hyperlink"/>
+            </w:rPr>
+            <w:t>2024</w:t>
+          </w:r>
+        </w:hyperlink>
+      </w:r>
+      <w:r>
+        <w:rPr>
+          <w:u w:val="single" w:color="0000ff"/>
+          <w:rFonts w:ascii="Charis SIL Regular" w:hAnsi="Charis SIL Regular" w:eastAsia="Charis SIL Regular"/>
+          <w:b w:val="0"/>
+          <w:i w:val="0"/>
+          <w:color w:val="000000"/>
+          <w:sz w:val="24"/>
+        </w:rPr>
+        <w:hyperlink r:id="rId12" w:history="1">
+          <w:r>
+            <w:rPr>
+              <w:rStyle w:val="Hyperlink"/>
+            </w:rPr>
+            <w:t>. O</w:t>
+          </w:r>
+        </w:hyperlink>
+      </w:r>
+      <w:r>
+        <w:rPr>
+          <w:u w:val="single" w:color="0000ff"/>
+          <w:rFonts w:ascii="Charis SIL Regular" w:hAnsi="Charis SIL Regular" w:eastAsia="Charis SIL Regular"/>
+          <w:b w:val="0"/>
+          <w:i w:val="0"/>
+          <w:color w:val="000000"/>
+          <w:sz w:val="24"/>
+        </w:rPr>
+        <w:hyperlink r:id="rId12" w:history="1">
+          <w:r>
+            <w:rPr>
+              <w:rStyle w:val="Hyperlink"/>
+            </w:rPr>
+            <w:t>bjec</w:t>
+          </w:r>
+        </w:hyperlink>
+      </w:r>
+      <w:r>
+        <w:rPr>
+          <w:rFonts w:ascii="Charis SIL Regular" w:hAnsi="Charis SIL Regular" w:eastAsia="Charis SIL Regular"/>
+          <w:b w:val="0"/>
+          <w:i w:val="0"/>
+          <w:color w:val="000000"/>
+          <w:sz w:val="24"/>
+        </w:rPr>
+        <w:t xml:space="preserve">ts that were collected by the </w:t>
       </w:r>
       <w:r>
         <w:rPr>
@@ -1800,7 +1800,97 @@
           <w:color w:val="000000"/>
           <w:sz w:val="24"/>
         </w:rPr>
-        <w:t>Dutch Protestant and Catholic missionary archi</w:t>
+        <w:t>Dut</w:t>
+      </w:r>
+      <w:r>
+        <w:rPr>
+          <w:u w:val="single" w:color="0000ff"/>
+          <w:rFonts w:ascii="Charis SIL Regular" w:hAnsi="Charis SIL Regular" w:eastAsia="Charis SIL Regular"/>
+          <w:b w:val="0"/>
+          <w:i w:val="0"/>
+          <w:color w:val="000000"/>
+          <w:sz w:val="24"/>
+        </w:rPr>
+        <w:hyperlink r:id="rId15" w:history="1">
+          <w:r>
+            <w:rPr>
+              <w:rStyle w:val="Hyperlink"/>
+            </w:rPr>
+            <w:t>ch Protestant</w:t>
+          </w:r>
+        </w:hyperlink>
+      </w:r>
+      <w:r>
+        <w:rPr>
+          <w:u w:val="single" w:color="0000ff"/>
+          <w:rFonts w:ascii="Charis SIL Regular" w:hAnsi="Charis SIL Regular" w:eastAsia="Charis SIL Regular"/>
+          <w:b w:val="0"/>
+          <w:i w:val="0"/>
+          <w:color w:val="000000"/>
+          <w:sz w:val="24"/>
+        </w:rPr>
+        <w:hyperlink r:id="rId15" w:history="1">
+          <w:r>
+            <w:rPr>
+              <w:rStyle w:val="Hyperlink"/>
+            </w:rPr>
+            <w:t xml:space="preserve"> and</w:t>
+          </w:r>
+        </w:hyperlink>
+      </w:r>
+      <w:r>
+        <w:rPr>
+          <w:u w:val="single" w:color="0000ff"/>
+          <w:rFonts w:ascii="Charis SIL Regular" w:hAnsi="Charis SIL Regular" w:eastAsia="Charis SIL Regular"/>
+          <w:b w:val="0"/>
+          <w:i w:val="0"/>
+          <w:color w:val="000000"/>
+          <w:sz w:val="24"/>
+        </w:rPr>
+        <w:hyperlink r:id="rId15" w:history="1">
+          <w:r>
+            <w:rPr>
+              <w:rStyle w:val="Hyperlink"/>
+            </w:rPr>
+            <w:t xml:space="preserve"> Catholic mis</w:t>
+          </w:r>
+        </w:hyperlink>
+      </w:r>
+      <w:r>
+        <w:rPr>
+          <w:u w:val="single" w:color="0000ff"/>
+          <w:rFonts w:ascii="Charis SIL Regular" w:hAnsi="Charis SIL Regular" w:eastAsia="Charis SIL Regular"/>
+          <w:b w:val="0"/>
+          <w:i w:val="0"/>
+          <w:color w:val="000000"/>
+          <w:sz w:val="24"/>
+        </w:rPr>
+        <w:hyperlink r:id="rId15" w:history="1">
+          <w:r>
+            <w:rPr>
+              <w:rStyle w:val="Hyperlink"/>
+            </w:rPr>
+            <w:t>sionary ar</w:t>
+          </w:r>
+        </w:hyperlink>
+      </w:r>
+      <w:r>
+        <w:rPr>
+          <w:u w:val="single" w:color="0000ff"/>
+          <w:rFonts w:ascii="Charis SIL Regular" w:hAnsi="Charis SIL Regular" w:eastAsia="Charis SIL Regular"/>
+          <w:b w:val="0"/>
+          <w:i w:val="0"/>
+          <w:color w:val="000000"/>
+          <w:sz w:val="24"/>
+        </w:rPr>
+        <w:hyperlink r:id="rId15" w:history="1">
+          <w:r>
+            <w:rPr>
+              <w:rStyle w:val="Hyperlink"/>
+            </w:rPr>
+            <w:t>chi</w:t>
+          </w:r>
+        </w:hyperlink>
       </w:r>
       <w:r>
         <w:rPr>
@@ -2650,7 +2740,7 @@
           <w:sz w:val="24"/>
           <w:u w:val="single"/>
         </w:rPr>
-        <w:hyperlink r:id="rId20" w:history="1">
+        <w:hyperlink r:id="rId19" w:history="1">
           <w:r>
             <w:rPr>
               <w:rStyle w:val="Hyperlink"/>
@@ -2679,7 +2769,7 @@
           <w:sz w:val="24"/>
           <w:u w:val="single"/>
         </w:rPr>
-        <w:hyperlink r:id="rId20" w:history="1">
+        <w:hyperlink r:id="rId19" w:history="1">
           <w:r>
             <w:rPr>
               <w:rStyle w:val="Hyperlink"/>
@@ -2690,99 +2780,24 @@
       </w:r>
       <w:r>
         <w:rPr>
-          <w:u w:val="single" w:color="0000ff"/>
           <w:rFonts w:ascii="Charis SIL Regular" w:hAnsi="Charis SIL Regular" w:eastAsia="Charis SIL Regular"/>
           <w:b w:val="0"/>
           <w:i w:val="0"/>
           <w:color w:val="000000"/>
           <w:sz w:val="24"/>
         </w:rPr>
-        <w:hyperlink r:id="rId19" w:history="1">
-          <w:r>
-            <w:rPr>
-              <w:rStyle w:val="Hyperlink"/>
-            </w:rPr>
-            <w:t xml:space="preserve"> at the</w:t>
-          </w:r>
-        </w:hyperlink>
-      </w:r>
-      <w:r>
-        <w:rPr>
-          <w:u w:val="single" w:color="0000ff"/>
+        <w:t xml:space="preserve"> at the Vrije Universiteit, </w:t>
+      </w:r>
+      <w:r>
+        <w:rPr>
           <w:rFonts w:ascii="Charis SIL Regular" w:hAnsi="Charis SIL Regular" w:eastAsia="Charis SIL Regular"/>
           <w:b w:val="0"/>
           <w:i w:val="0"/>
-          <w:color w:val="000000"/>
-          <w:sz w:val="24"/>
-        </w:rPr>
-        <w:t xml:space="preserve"> </w:t>
-      </w:r>
-      <w:r>
-        <w:rPr>
-          <w:rFonts w:ascii="Charis SIL Regular" w:hAnsi="Charis SIL Regular" w:eastAsia="Charis SIL Regular"/>
-          <w:b w:val="0"/>
-          <w:i w:val="0"/>
-          <w:color w:val="000000"/>
-          <w:sz w:val="24"/>
-        </w:rPr>
-        <w:t>Vrije U</w:t>
-      </w:r>
-      <w:r>
-        <w:rPr>
-          <w:u w:val="single" w:color="0000ff"/>
-          <w:rFonts w:ascii="Charis SIL Regular" w:hAnsi="Charis SIL Regular" w:eastAsia="Charis SIL Regular"/>
-          <w:b w:val="0"/>
-          <w:i w:val="0"/>
-          <w:color w:val="000000"/>
-          <w:sz w:val="24"/>
-        </w:rPr>
-        <w:hyperlink r:id="rId19" w:history="1">
-          <w:r>
-            <w:rPr>
-              <w:rStyle w:val="Hyperlink"/>
-            </w:rPr>
-            <w:t>ni</w:t>
-          </w:r>
-        </w:hyperlink>
-      </w:r>
-      <w:r>
-        <w:rPr>
-          <w:u w:val="single" w:color="0000ff"/>
-          <w:rFonts w:ascii="Charis SIL Regular" w:hAnsi="Charis SIL Regular" w:eastAsia="Charis SIL Regular"/>
-          <w:b w:val="0"/>
-          <w:i w:val="0"/>
-          <w:color w:val="000000"/>
-          <w:sz w:val="24"/>
-        </w:rPr>
-        <w:hyperlink r:id="rId19" w:history="1">
-          <w:r>
-            <w:rPr>
-              <w:rStyle w:val="Hyperlink"/>
-            </w:rPr>
-            <w:t>v</w:t>
-          </w:r>
-        </w:hyperlink>
-      </w:r>
-      <w:r>
-        <w:rPr>
-          <w:rFonts w:ascii="Charis SIL Regular" w:hAnsi="Charis SIL Regular" w:eastAsia="Charis SIL Regular"/>
-          <w:b w:val="0"/>
-          <w:i w:val="0"/>
-          <w:color w:val="000000"/>
-          <w:sz w:val="24"/>
-        </w:rPr>
-        <w:t xml:space="preserve">ersiteit, </w:t>
-      </w:r>
-      <w:r>
-        <w:rPr>
-          <w:rFonts w:ascii="Charis SIL Regular" w:hAnsi="Charis SIL Regular" w:eastAsia="Charis SIL Regular"/>
-          <w:b w:val="0"/>
-          <w:i w:val="0"/>
           <w:color w:val="0000FF"/>
           <w:sz w:val="24"/>
           <w:u w:val="single"/>
         </w:rPr>
-        <w:hyperlink r:id="rId19" w:history="1">
+        <w:hyperlink r:id="rId21" w:history="1">
           <w:r>
             <w:rPr>
               <w:rStyle w:val="Hyperlink"/>
@@ -2800,7 +2815,7 @@
           <w:sz w:val="24"/>
           <w:u w:val="single"/>
         </w:rPr>
-        <w:hyperlink r:id="rId19" w:history="1">
+        <w:hyperlink r:id="rId21" w:history="1">
           <w:r>
             <w:rPr>
               <w:rStyle w:val="Hyperlink"/>
@@ -2854,7 +2869,7 @@
           <w:sz w:val="24"/>
           <w:u w:val="single"/>
         </w:rPr>
-        <w:hyperlink r:id="rId19" w:history="1">
+        <w:hyperlink r:id="rId21" w:history="1">
           <w:r>
             <w:rPr>
               <w:rStyle w:val="Hyperlink"/>
@@ -2872,7 +2887,7 @@
           <w:sz w:val="24"/>
           <w:u w:val="single"/>
         </w:rPr>
-        <w:hyperlink r:id="rId21" w:history="1">
+        <w:hyperlink r:id="rId19" w:history="1">
           <w:r>
             <w:rPr>
               <w:rStyle w:val="Hyperlink"/>
@@ -2890,7 +2905,7 @@
           <w:sz w:val="24"/>
           <w:u w:val="single"/>
         </w:rPr>
-        <w:hyperlink r:id="rId21" w:history="1">
+        <w:hyperlink r:id="rId19" w:history="1">
           <w:r>
             <w:rPr>
               <w:rStyle w:val="Hyperlink"/>
@@ -2937,7 +2952,7 @@
           <w:sz w:val="24"/>
           <w:u w:val="single"/>
         </w:rPr>
-        <w:hyperlink r:id="rId19" w:history="1">
+        <w:hyperlink r:id="rId21" w:history="1">
           <w:r>
             <w:rPr>
               <w:rStyle w:val="Hyperlink"/>
@@ -2976,7 +2991,6 @@
       </w:r>
       <w:r>
         <w:rPr>
-          <w:u w:val="single" w:color="0000ff"/>
           <w:rFonts w:ascii="Charis SIL Regular" w:hAnsi="Charis SIL Regular" w:eastAsia="Charis SIL Regular"/>
           <w:b w:val="0"/>
           <w:i w:val="0"/>
@@ -3001,7 +3015,7 @@
           <w:sz w:val="24"/>
           <w:u w:val="single"/>
         </w:rPr>
-        <w:hyperlink r:id="rId20" w:history="1">
+        <w:hyperlink r:id="rId22" w:history="1">
           <w:r>
             <w:rPr>
               <w:rStyle w:val="Hyperlink"/>
@@ -3019,7 +3033,7 @@
           <w:sz w:val="24"/>
           <w:u w:val="single"/>
         </w:rPr>
-        <w:hyperlink r:id="rId20" w:history="1">
+        <w:hyperlink r:id="rId22" w:history="1">
           <w:r>
             <w:rPr>
               <w:rStyle w:val="Hyperlink"/>
@@ -3037,7 +3051,7 @@
           <w:sz w:val="24"/>
           <w:u w:val="single"/>
         </w:rPr>
-        <w:hyperlink r:id="rId20" w:history="1">
+        <w:hyperlink r:id="rId22" w:history="1">
           <w:r>
             <w:rPr>
               <w:rStyle w:val="Hyperlink"/>
@@ -3066,7 +3080,7 @@
           <w:sz w:val="24"/>
           <w:u w:val="single"/>
         </w:rPr>
-        <w:hyperlink r:id="rId20" w:history="1">
+        <w:hyperlink r:id="rId22" w:history="1">
           <w:r>
             <w:rPr>
               <w:rStyle w:val="Hyperlink"/>
@@ -3172,13 +3186,96 @@
       </w:r>
       <w:r>
         <w:rPr>
+          <w:u w:val="single" w:color="0000ff"/>
           <w:rFonts w:ascii="Charis SIL Regular" w:hAnsi="Charis SIL Regular" w:eastAsia="Charis SIL Regular"/>
           <w:b w:val="0"/>
           <w:i w:val="0"/>
           <w:color w:val="000000"/>
           <w:sz w:val="24"/>
         </w:rPr>
-        <w:t>often still be found in the countries where the m</w:t>
+        <w:hyperlink r:id="rId21" w:history="1">
+          <w:r>
+            <w:rPr>
+              <w:rStyle w:val="Hyperlink"/>
+            </w:rPr>
+            <w:t>often still be fo</w:t>
+          </w:r>
+        </w:hyperlink>
+      </w:r>
+      <w:r>
+        <w:rPr>
+          <w:u w:val="single" w:color="0000ff"/>
+          <w:rFonts w:ascii="Charis SIL Regular" w:hAnsi="Charis SIL Regular" w:eastAsia="Charis SIL Regular"/>
+          <w:b w:val="0"/>
+          <w:i w:val="0"/>
+          <w:color w:val="000000"/>
+          <w:sz w:val="24"/>
+        </w:rPr>
+        <w:hyperlink r:id="rId21" w:history="1">
+          <w:r>
+            <w:rPr>
+              <w:rStyle w:val="Hyperlink"/>
+            </w:rPr>
+            <w:t>u</w:t>
+          </w:r>
+        </w:hyperlink>
+      </w:r>
+      <w:r>
+        <w:rPr>
+          <w:u w:val="single" w:color="0000ff"/>
+          <w:rFonts w:ascii="Charis SIL Regular" w:hAnsi="Charis SIL Regular" w:eastAsia="Charis SIL Regular"/>
+          <w:b w:val="0"/>
+          <w:i w:val="0"/>
+          <w:color w:val="000000"/>
+          <w:sz w:val="24"/>
+        </w:rPr>
+        <w:hyperlink r:id="rId21" w:history="1">
+          <w:r>
+            <w:rPr>
+              <w:rStyle w:val="Hyperlink"/>
+            </w:rPr>
+            <w:t xml:space="preserve">nd in </w:t>
+          </w:r>
+        </w:hyperlink>
+      </w:r>
+      <w:r>
+        <w:rPr>
+          <w:u w:val="single" w:color="0000ff"/>
+          <w:rFonts w:ascii="Charis SIL Regular" w:hAnsi="Charis SIL Regular" w:eastAsia="Charis SIL Regular"/>
+          <w:b w:val="0"/>
+          <w:i w:val="0"/>
+          <w:color w:val="000000"/>
+          <w:sz w:val="24"/>
+        </w:rPr>
+        <w:t>t</w:t>
+      </w:r>
+      <w:r>
+        <w:rPr>
+          <w:rFonts w:ascii="Charis SIL Regular" w:hAnsi="Charis SIL Regular" w:eastAsia="Charis SIL Regular"/>
+          <w:b w:val="0"/>
+          <w:i w:val="0"/>
+          <w:color w:val="000000"/>
+          <w:sz w:val="24"/>
+        </w:rPr>
+        <w:t>he count</w:t>
+      </w:r>
+      <w:r>
+        <w:rPr>
+          <w:u w:val="single" w:color="0000ff"/>
+          <w:rFonts w:ascii="Charis SIL Regular" w:hAnsi="Charis SIL Regular" w:eastAsia="Charis SIL Regular"/>
+          <w:b w:val="0"/>
+          <w:i w:val="0"/>
+          <w:color w:val="000000"/>
+          <w:sz w:val="24"/>
+        </w:rPr>
+        <w:hyperlink r:id="rId22" w:history="1">
+          <w:r>
+            <w:rPr>
+              <w:rStyle w:val="Hyperlink"/>
+            </w:rPr>
+            <w:t>ries where the m</w:t>
+          </w:r>
+        </w:hyperlink>
       </w:r>
       <w:r>
         <w:rPr>
@@ -3344,7 +3441,7 @@
           <w:sz w:val="24"/>
           <w:u w:val="single"/>
         </w:rPr>
-        <w:t xml:space="preserve">Scientific research </w:t>
+        <w:t>Scientific research</w:t>
       </w:r>
       <w:r>
         <w:rPr>
@@ -3355,7 +3452,7 @@
           <w:sz w:val="24"/>
           <w:u w:val="single"/>
         </w:rPr>
-        <w:t>in colonised territorie</w:t>
+        <w:t xml:space="preserve"> </w:t>
       </w:r>
       <w:r>
         <w:rPr>
@@ -3364,8 +3461,9 @@
           <w:i w:val="0"/>
           <w:color w:val="0000FF"/>
           <w:sz w:val="24"/>
-        </w:rPr>
-        <w:t>s</w:t>
+          <w:u w:val="single"/>
+        </w:rPr>
+        <w:t>in colonised territories</w:t>
       </w:r>
       <w:r>
         <w:br/>
@@ -3507,7 +3605,7 @@
           <w:sz w:val="24"/>
           <w:u w:val="single"/>
         </w:rPr>
-        <w:t>Scientific research in colonised territ</w:t>
+        <w:t>Scientific research in colonised terri</w:t>
       </w:r>
       <w:r>
         <w:rPr>
@@ -3518,7 +3616,7 @@
           <w:sz w:val="24"/>
           <w:u w:val="single"/>
         </w:rPr>
-        <w:t>orie</w:t>
+        <w:t>t</w:t>
       </w:r>
       <w:r>
         <w:rPr>
@@ -3527,8 +3625,9 @@
           <w:i w:val="0"/>
           <w:color w:val="0000FF"/>
           <w:sz w:val="24"/>
-        </w:rPr>
-        <w:t>s</w:t>
+          <w:u w:val="single"/>
+        </w:rPr>
+        <w:t>ories</w:t>
       </w:r>
       <w:r>
         <w:br/>
@@ -4120,15 +4219,9 @@
           <w:i w:val="0"/>
           <w:color w:val="0000FF"/>
           <w:sz w:val="24"/>
-        </w:rPr>
-        <w:hyperlink r:id="rId25" w:history="1">
-          <w:r>
-            <w:rPr>
-              <w:rStyle w:val="Hyperlink"/>
-            </w:rPr>
-            <w:t>7</w:t>
-          </w:r>
-        </w:hyperlink>
+          <w:u w:val="single"/>
+        </w:rPr>
+        <w:t>7</w:t>
       </w:r>
       <w:r>
         <w:rPr>

--- a/EXPORTS/DOCX/published/niveau2/English/ChristianMission.docx
+++ b/EXPORTS/DOCX/published/niveau2/English/ChristianMission.docx
@@ -807,7 +807,7 @@
           <w:sz w:val="24"/>
           <w:u w:val="single"/>
         </w:rPr>
-        <w:hyperlink r:id="rId10" w:history="1">
+        <w:hyperlink r:id="rId11" w:history="1">
           <w:r>
             <w:rPr>
               <w:rStyle w:val="Hyperlink"/>
@@ -836,7 +836,7 @@
           <w:sz w:val="24"/>
           <w:u w:val="single"/>
         </w:rPr>
-        <w:hyperlink r:id="rId10" w:history="1">
+        <w:hyperlink r:id="rId11" w:history="1">
           <w:r>
             <w:rPr>
               <w:rStyle w:val="Hyperlink"/>
@@ -1098,7 +1098,61 @@
           <w:color w:val="000000"/>
           <w:sz w:val="24"/>
         </w:rPr>
-        <w:t xml:space="preserve"> (formerly the Afrika Muse</w:t>
+        <w:t xml:space="preserve"> (formerly</w:t>
+      </w:r>
+      <w:r>
+        <w:rPr>
+          <w:u w:val="single" w:color="0000ff"/>
+          <w:rFonts w:ascii="Charis SIL Regular" w:hAnsi="Charis SIL Regular" w:eastAsia="Charis SIL Regular"/>
+          <w:b w:val="0"/>
+          <w:i w:val="0"/>
+          <w:color w:val="000000"/>
+          <w:sz w:val="24"/>
+        </w:rPr>
+        <w:hyperlink r:id="rId11" w:history="1">
+          <w:r>
+            <w:rPr>
+              <w:rStyle w:val="Hyperlink"/>
+            </w:rPr>
+            <w:t xml:space="preserve"> the Afrika M</w:t>
+          </w:r>
+        </w:hyperlink>
+      </w:r>
+      <w:r>
+        <w:rPr>
+          <w:u w:val="single" w:color="0000ff"/>
+          <w:rFonts w:ascii="Charis SIL Regular" w:hAnsi="Charis SIL Regular" w:eastAsia="Charis SIL Regular"/>
+          <w:b w:val="0"/>
+          <w:i w:val="0"/>
+          <w:color w:val="000000"/>
+          <w:sz w:val="24"/>
+        </w:rPr>
+        <w:hyperlink r:id="rId11" w:history="1">
+          <w:r>
+            <w:rPr>
+              <w:rStyle w:val="Hyperlink"/>
+            </w:rPr>
+            <w:t>u</w:t>
+          </w:r>
+        </w:hyperlink>
+      </w:r>
+      <w:r>
+        <w:rPr>
+          <w:u w:val="single" w:color="0000ff"/>
+          <w:rFonts w:ascii="Charis SIL Regular" w:hAnsi="Charis SIL Regular" w:eastAsia="Charis SIL Regular"/>
+          <w:b w:val="0"/>
+          <w:i w:val="0"/>
+          <w:color w:val="000000"/>
+          <w:sz w:val="24"/>
+        </w:rPr>
+        <w:hyperlink r:id="rId11" w:history="1">
+          <w:r>
+            <w:rPr>
+              <w:rStyle w:val="Hyperlink"/>
+            </w:rPr>
+            <w:t>se</w:t>
+          </w:r>
+        </w:hyperlink>
       </w:r>
       <w:r>
         <w:rPr>
@@ -2499,14 +2553,7 @@
           <w:sz w:val="24"/>
           <w:u w:val="single"/>
         </w:rPr>
-        <w:hyperlink r:id="rId19" w:history="1">
-          <w:r>
-            <w:rPr>
-              <w:rStyle w:val="Hyperlink"/>
-            </w:rPr>
-            <w:t>Churches</w:t>
-          </w:r>
-        </w:hyperlink>
+        <w:t>Churches in th</w:t>
       </w:r>
       <w:r>
         <w:rPr>
@@ -2517,65 +2564,7 @@
           <w:sz w:val="24"/>
           <w:u w:val="single"/>
         </w:rPr>
-        <w:t xml:space="preserve"> </w:t>
-      </w:r>
-      <w:r>
-        <w:rPr>
-          <w:rFonts w:ascii="Charis SIL Regular" w:hAnsi="Charis SIL Regular" w:eastAsia="Charis SIL Regular"/>
-          <w:b w:val="0"/>
-          <w:i w:val="0"/>
-          <w:color w:val="0000FF"/>
-          <w:sz w:val="24"/>
-          <w:u w:val="single"/>
-        </w:rPr>
-        <w:hyperlink r:id="rId19" w:history="1">
-          <w:r>
-            <w:rPr>
-              <w:rStyle w:val="Hyperlink"/>
-            </w:rPr>
-            <w:t>in</w:t>
-          </w:r>
-        </w:hyperlink>
-      </w:r>
-      <w:r>
-        <w:rPr>
-          <w:rFonts w:ascii="Charis SIL Regular" w:hAnsi="Charis SIL Regular" w:eastAsia="Charis SIL Regular"/>
-          <w:b w:val="0"/>
-          <w:i w:val="0"/>
-          <w:color w:val="0000FF"/>
-          <w:sz w:val="24"/>
-          <w:u w:val="single"/>
-        </w:rPr>
-        <w:t xml:space="preserve"> </w:t>
-      </w:r>
-      <w:r>
-        <w:rPr>
-          <w:rFonts w:ascii="Charis SIL Regular" w:hAnsi="Charis SIL Regular" w:eastAsia="Charis SIL Regular"/>
-          <w:b w:val="0"/>
-          <w:i w:val="0"/>
-          <w:color w:val="0000FF"/>
-          <w:sz w:val="24"/>
-          <w:u w:val="single"/>
-        </w:rPr>
-        <w:hyperlink r:id="rId19" w:history="1">
-          <w:r>
-            <w:rPr>
-              <w:rStyle w:val="Hyperlink"/>
-            </w:rPr>
-            <w:t>th</w:t>
-          </w:r>
-        </w:hyperlink>
-      </w:r>
-      <w:r>
-        <w:rPr>
-          <w:rFonts w:ascii="Charis SIL Regular" w:hAnsi="Charis SIL Regular" w:eastAsia="Charis SIL Regular"/>
-          <w:b w:val="0"/>
-          <w:i w:val="0"/>
-          <w:color w:val="0000FF"/>
-          <w:sz w:val="24"/>
-          <w:u w:val="single"/>
-        </w:rPr>
-        <w:hyperlink r:id="rId19" w:history="1">
+        <w:hyperlink r:id="rId18" w:history="1">
           <w:r>
             <w:rPr>
               <w:rStyle w:val="Hyperlink"/>
@@ -2604,7 +2593,7 @@
           <w:sz w:val="24"/>
           <w:u w:val="single"/>
         </w:rPr>
-        <w:hyperlink r:id="rId19" w:history="1">
+        <w:hyperlink r:id="rId18" w:history="1">
           <w:r>
             <w:rPr>
               <w:rStyle w:val="Hyperlink"/>
@@ -2622,7 +2611,7 @@
           <w:sz w:val="24"/>
           <w:u w:val="single"/>
         </w:rPr>
-        <w:hyperlink r:id="rId19" w:history="1">
+        <w:hyperlink r:id="rId18" w:history="1">
           <w:r>
             <w:rPr>
               <w:rStyle w:val="Hyperlink"/>
@@ -2722,7 +2711,7 @@
           <w:sz w:val="24"/>
           <w:u w:val="single"/>
         </w:rPr>
-        <w:hyperlink r:id="rId19" w:history="1">
+        <w:hyperlink r:id="rId20" w:history="1">
           <w:r>
             <w:rPr>
               <w:rStyle w:val="Hyperlink"/>
@@ -2740,7 +2729,7 @@
           <w:sz w:val="24"/>
           <w:u w:val="single"/>
         </w:rPr>
-        <w:hyperlink r:id="rId19" w:history="1">
+        <w:hyperlink r:id="rId20" w:history="1">
           <w:r>
             <w:rPr>
               <w:rStyle w:val="Hyperlink"/>
@@ -2769,7 +2758,7 @@
           <w:sz w:val="24"/>
           <w:u w:val="single"/>
         </w:rPr>
-        <w:hyperlink r:id="rId19" w:history="1">
+        <w:hyperlink r:id="rId20" w:history="1">
           <w:r>
             <w:rPr>
               <w:rStyle w:val="Hyperlink"/>
@@ -2780,24 +2769,115 @@
       </w:r>
       <w:r>
         <w:rPr>
+          <w:u w:val="single" w:color="0000ff"/>
           <w:rFonts w:ascii="Charis SIL Regular" w:hAnsi="Charis SIL Regular" w:eastAsia="Charis SIL Regular"/>
           <w:b w:val="0"/>
           <w:i w:val="0"/>
           <w:color w:val="000000"/>
           <w:sz w:val="24"/>
         </w:rPr>
-        <w:t xml:space="preserve"> at the Vrije Universiteit, </w:t>
-      </w:r>
-      <w:r>
-        <w:rPr>
+        <w:t xml:space="preserve"> at the Vrije U</w:t>
+      </w:r>
+      <w:r>
+        <w:rPr>
+          <w:u w:val="single" w:color="0000ff"/>
           <w:rFonts w:ascii="Charis SIL Regular" w:hAnsi="Charis SIL Regular" w:eastAsia="Charis SIL Regular"/>
           <w:b w:val="0"/>
           <w:i w:val="0"/>
+          <w:color w:val="000000"/>
+          <w:sz w:val="24"/>
+        </w:rPr>
+        <w:hyperlink r:id="rId19" w:history="1">
+          <w:r>
+            <w:rPr>
+              <w:rStyle w:val="Hyperlink"/>
+            </w:rPr>
+            <w:t>ni</w:t>
+          </w:r>
+        </w:hyperlink>
+      </w:r>
+      <w:r>
+        <w:rPr>
+          <w:u w:val="single" w:color="0000ff"/>
+          <w:rFonts w:ascii="Charis SIL Regular" w:hAnsi="Charis SIL Regular" w:eastAsia="Charis SIL Regular"/>
+          <w:b w:val="0"/>
+          <w:i w:val="0"/>
+          <w:color w:val="000000"/>
+          <w:sz w:val="24"/>
+        </w:rPr>
+        <w:hyperlink r:id="rId19" w:history="1">
+          <w:r>
+            <w:rPr>
+              <w:rStyle w:val="Hyperlink"/>
+            </w:rPr>
+            <w:t>v</w:t>
+          </w:r>
+        </w:hyperlink>
+      </w:r>
+      <w:r>
+        <w:rPr>
+          <w:u w:val="single" w:color="0000ff"/>
+          <w:rFonts w:ascii="Charis SIL Regular" w:hAnsi="Charis SIL Regular" w:eastAsia="Charis SIL Regular"/>
+          <w:b w:val="0"/>
+          <w:i w:val="0"/>
+          <w:color w:val="000000"/>
+          <w:sz w:val="24"/>
+        </w:rPr>
+        <w:hyperlink r:id="rId19" w:history="1">
+          <w:r>
+            <w:rPr>
+              <w:rStyle w:val="Hyperlink"/>
+            </w:rPr>
+            <w:t>ers</w:t>
+          </w:r>
+        </w:hyperlink>
+      </w:r>
+      <w:r>
+        <w:rPr>
+          <w:u w:val="single" w:color="0000ff"/>
+          <w:rFonts w:ascii="Charis SIL Regular" w:hAnsi="Charis SIL Regular" w:eastAsia="Charis SIL Regular"/>
+          <w:b w:val="0"/>
+          <w:i w:val="0"/>
+          <w:color w:val="000000"/>
+          <w:sz w:val="24"/>
+        </w:rPr>
+        <w:hyperlink r:id="rId19" w:history="1">
+          <w:r>
+            <w:rPr>
+              <w:rStyle w:val="Hyperlink"/>
+            </w:rPr>
+            <w:t>i</w:t>
+          </w:r>
+        </w:hyperlink>
+      </w:r>
+      <w:r>
+        <w:rPr>
+          <w:u w:val="single" w:color="0000ff"/>
+          <w:rFonts w:ascii="Charis SIL Regular" w:hAnsi="Charis SIL Regular" w:eastAsia="Charis SIL Regular"/>
+          <w:b w:val="0"/>
+          <w:i w:val="0"/>
+          <w:color w:val="000000"/>
+          <w:sz w:val="24"/>
+        </w:rPr>
+        <w:hyperlink r:id="rId19" w:history="1">
+          <w:r>
+            <w:rPr>
+              <w:rStyle w:val="Hyperlink"/>
+            </w:rPr>
+            <w:t xml:space="preserve">teit, </w:t>
+          </w:r>
+        </w:hyperlink>
+      </w:r>
+      <w:r>
+        <w:rPr>
+          <w:rFonts w:ascii="Charis SIL Regular" w:hAnsi="Charis SIL Regular" w:eastAsia="Charis SIL Regular"/>
+          <w:b w:val="0"/>
+          <w:i w:val="0"/>
           <w:color w:val="0000FF"/>
           <w:sz w:val="24"/>
           <w:u w:val="single"/>
         </w:rPr>
-        <w:hyperlink r:id="rId21" w:history="1">
+        <w:hyperlink r:id="rId19" w:history="1">
           <w:r>
             <w:rPr>
               <w:rStyle w:val="Hyperlink"/>
@@ -2887,7 +2967,7 @@
           <w:sz w:val="24"/>
           <w:u w:val="single"/>
         </w:rPr>
-        <w:hyperlink r:id="rId19" w:history="1">
+        <w:hyperlink r:id="rId21" w:history="1">
           <w:r>
             <w:rPr>
               <w:rStyle w:val="Hyperlink"/>
@@ -2905,7 +2985,7 @@
           <w:sz w:val="24"/>
           <w:u w:val="single"/>
         </w:rPr>
-        <w:hyperlink r:id="rId19" w:history="1">
+        <w:hyperlink r:id="rId21" w:history="1">
           <w:r>
             <w:rPr>
               <w:rStyle w:val="Hyperlink"/>
@@ -2923,7 +3003,7 @@
           <w:sz w:val="24"/>
           <w:u w:val="single"/>
         </w:rPr>
-        <w:hyperlink r:id="rId19" w:history="1">
+        <w:hyperlink r:id="rId21" w:history="1">
           <w:r>
             <w:rPr>
               <w:rStyle w:val="Hyperlink"/>
@@ -2963,31 +3043,13 @@
       </w:r>
       <w:r>
         <w:rPr>
-          <w:u w:val="single" w:color="0000ff"/>
           <w:rFonts w:ascii="Charis SIL Regular" w:hAnsi="Charis SIL Regular" w:eastAsia="Charis SIL Regular"/>
           <w:b w:val="0"/>
           <w:i w:val="0"/>
           <w:color w:val="000000"/>
           <w:sz w:val="24"/>
         </w:rPr>
-        <w:hyperlink r:id="rId19" w:history="1">
-          <w:r>
-            <w:rPr>
-              <w:rStyle w:val="Hyperlink"/>
-            </w:rPr>
-            <w:t xml:space="preserve">, and </w:t>
-          </w:r>
-        </w:hyperlink>
-      </w:r>
-      <w:r>
-        <w:rPr>
-          <w:rFonts w:ascii="Charis SIL Regular" w:hAnsi="Charis SIL Regular" w:eastAsia="Charis SIL Regular"/>
-          <w:b w:val="0"/>
-          <w:i w:val="0"/>
-          <w:color w:val="000000"/>
-          <w:sz w:val="24"/>
-        </w:rPr>
-        <w:t>th</w:t>
+        <w:t>, and th</w:t>
       </w:r>
       <w:r>
         <w:rPr>
@@ -3015,7 +3077,7 @@
           <w:sz w:val="24"/>
           <w:u w:val="single"/>
         </w:rPr>
-        <w:hyperlink r:id="rId22" w:history="1">
+        <w:hyperlink r:id="rId20" w:history="1">
           <w:r>
             <w:rPr>
               <w:rStyle w:val="Hyperlink"/>
@@ -3033,7 +3095,7 @@
           <w:sz w:val="24"/>
           <w:u w:val="single"/>
         </w:rPr>
-        <w:hyperlink r:id="rId22" w:history="1">
+        <w:hyperlink r:id="rId20" w:history="1">
           <w:r>
             <w:rPr>
               <w:rStyle w:val="Hyperlink"/>
@@ -3051,7 +3113,7 @@
           <w:sz w:val="24"/>
           <w:u w:val="single"/>
         </w:rPr>
-        <w:hyperlink r:id="rId22" w:history="1">
+        <w:hyperlink r:id="rId20" w:history="1">
           <w:r>
             <w:rPr>
               <w:rStyle w:val="Hyperlink"/>
@@ -3080,7 +3142,7 @@
           <w:sz w:val="24"/>
           <w:u w:val="single"/>
         </w:rPr>
-        <w:hyperlink r:id="rId22" w:history="1">
+        <w:hyperlink r:id="rId20" w:history="1">
           <w:r>
             <w:rPr>
               <w:rStyle w:val="Hyperlink"/>
@@ -3268,32 +3330,7 @@
           <w:color w:val="000000"/>
           <w:sz w:val="24"/>
         </w:rPr>
-        <w:hyperlink r:id="rId22" w:history="1">
-          <w:r>
-            <w:rPr>
-              <w:rStyle w:val="Hyperlink"/>
-            </w:rPr>
-            <w:t>ries where the m</w:t>
-          </w:r>
-        </w:hyperlink>
-      </w:r>
-      <w:r>
-        <w:rPr>
-          <w:u w:val="single" w:color="0000ff"/>
-          <w:rFonts w:ascii="Charis SIL Regular" w:hAnsi="Charis SIL Regular" w:eastAsia="Charis SIL Regular"/>
-          <w:b w:val="0"/>
-          <w:i w:val="0"/>
-          <w:color w:val="000000"/>
-          <w:sz w:val="24"/>
-        </w:rPr>
-        <w:hyperlink r:id="rId22" w:history="1">
-          <w:r>
-            <w:rPr>
-              <w:rStyle w:val="Hyperlink"/>
-            </w:rPr>
-            <w:t>ission organ</w:t>
-          </w:r>
-        </w:hyperlink>
+        <w:t>ries where the mission organ</w:t>
       </w:r>
       <w:r>
         <w:rPr>
@@ -3441,7 +3478,7 @@
           <w:sz w:val="24"/>
           <w:u w:val="single"/>
         </w:rPr>
-        <w:t>Scientific research</w:t>
+        <w:t xml:space="preserve">Scientific research </w:t>
       </w:r>
       <w:r>
         <w:rPr>
@@ -3452,7 +3489,7 @@
           <w:sz w:val="24"/>
           <w:u w:val="single"/>
         </w:rPr>
-        <w:t xml:space="preserve"> </w:t>
+        <w:t>in colonised territorie</w:t>
       </w:r>
       <w:r>
         <w:rPr>
@@ -3461,9 +3498,8 @@
           <w:i w:val="0"/>
           <w:color w:val="0000FF"/>
           <w:sz w:val="24"/>
-          <w:u w:val="single"/>
-        </w:rPr>
-        <w:t>in colonised territories</w:t>
+        </w:rPr>
+        <w:t>s</w:t>
       </w:r>
       <w:r>
         <w:br/>

--- a/EXPORTS/DOCX/published/niveau2/English/ChristianMission.docx
+++ b/EXPORTS/DOCX/published/niveau2/English/ChristianMission.docx
@@ -807,7 +807,7 @@
           <w:sz w:val="24"/>
           <w:u w:val="single"/>
         </w:rPr>
-        <w:hyperlink r:id="rId11" w:history="1">
+        <w:hyperlink r:id="rId10" w:history="1">
           <w:r>
             <w:rPr>
               <w:rStyle w:val="Hyperlink"/>
@@ -1145,14 +1145,7 @@
           <w:color w:val="000000"/>
           <w:sz w:val="24"/>
         </w:rPr>
-        <w:hyperlink r:id="rId11" w:history="1">
-          <w:r>
-            <w:rPr>
-              <w:rStyle w:val="Hyperlink"/>
-            </w:rPr>
-            <w:t>se</w:t>
-          </w:r>
-        </w:hyperlink>
+        <w:t>se</w:t>
       </w:r>
       <w:r>
         <w:rPr>
@@ -2553,7 +2546,14 @@
           <w:sz w:val="24"/>
           <w:u w:val="single"/>
         </w:rPr>
-        <w:t>Churches in th</w:t>
+        <w:hyperlink r:id="rId19" w:history="1">
+          <w:r>
+            <w:rPr>
+              <w:rStyle w:val="Hyperlink"/>
+            </w:rPr>
+            <w:t>Churches</w:t>
+          </w:r>
+        </w:hyperlink>
       </w:r>
       <w:r>
         <w:rPr>
@@ -2564,7 +2564,65 @@
           <w:sz w:val="24"/>
           <w:u w:val="single"/>
         </w:rPr>
-        <w:hyperlink r:id="rId18" w:history="1">
+        <w:t xml:space="preserve"> </w:t>
+      </w:r>
+      <w:r>
+        <w:rPr>
+          <w:rFonts w:ascii="Charis SIL Regular" w:hAnsi="Charis SIL Regular" w:eastAsia="Charis SIL Regular"/>
+          <w:b w:val="0"/>
+          <w:i w:val="0"/>
+          <w:color w:val="0000FF"/>
+          <w:sz w:val="24"/>
+          <w:u w:val="single"/>
+        </w:rPr>
+        <w:hyperlink r:id="rId19" w:history="1">
+          <w:r>
+            <w:rPr>
+              <w:rStyle w:val="Hyperlink"/>
+            </w:rPr>
+            <w:t>in</w:t>
+          </w:r>
+        </w:hyperlink>
+      </w:r>
+      <w:r>
+        <w:rPr>
+          <w:rFonts w:ascii="Charis SIL Regular" w:hAnsi="Charis SIL Regular" w:eastAsia="Charis SIL Regular"/>
+          <w:b w:val="0"/>
+          <w:i w:val="0"/>
+          <w:color w:val="0000FF"/>
+          <w:sz w:val="24"/>
+          <w:u w:val="single"/>
+        </w:rPr>
+        <w:t xml:space="preserve"> </w:t>
+      </w:r>
+      <w:r>
+        <w:rPr>
+          <w:rFonts w:ascii="Charis SIL Regular" w:hAnsi="Charis SIL Regular" w:eastAsia="Charis SIL Regular"/>
+          <w:b w:val="0"/>
+          <w:i w:val="0"/>
+          <w:color w:val="0000FF"/>
+          <w:sz w:val="24"/>
+          <w:u w:val="single"/>
+        </w:rPr>
+        <w:hyperlink r:id="rId19" w:history="1">
+          <w:r>
+            <w:rPr>
+              <w:rStyle w:val="Hyperlink"/>
+            </w:rPr>
+            <w:t>th</w:t>
+          </w:r>
+        </w:hyperlink>
+      </w:r>
+      <w:r>
+        <w:rPr>
+          <w:rFonts w:ascii="Charis SIL Regular" w:hAnsi="Charis SIL Regular" w:eastAsia="Charis SIL Regular"/>
+          <w:b w:val="0"/>
+          <w:i w:val="0"/>
+          <w:color w:val="0000FF"/>
+          <w:sz w:val="24"/>
+          <w:u w:val="single"/>
+        </w:rPr>
+        <w:hyperlink r:id="rId19" w:history="1">
           <w:r>
             <w:rPr>
               <w:rStyle w:val="Hyperlink"/>
@@ -2593,7 +2651,7 @@
           <w:sz w:val="24"/>
           <w:u w:val="single"/>
         </w:rPr>
-        <w:hyperlink r:id="rId18" w:history="1">
+        <w:hyperlink r:id="rId19" w:history="1">
           <w:r>
             <w:rPr>
               <w:rStyle w:val="Hyperlink"/>
@@ -2611,7 +2669,7 @@
           <w:sz w:val="24"/>
           <w:u w:val="single"/>
         </w:rPr>
-        <w:hyperlink r:id="rId18" w:history="1">
+        <w:hyperlink r:id="rId19" w:history="1">
           <w:r>
             <w:rPr>
               <w:rStyle w:val="Hyperlink"/>
@@ -2622,6 +2680,7 @@
       </w:r>
       <w:r>
         <w:rPr>
+          <w:u w:val="single" w:color="0000ff"/>
           <w:rFonts w:ascii="Charis SIL Regular" w:hAnsi="Charis SIL Regular" w:eastAsia="Charis SIL Regular"/>
           <w:b w:val="0"/>
           <w:i w:val="0"/>
@@ -2657,7 +2716,7 @@
           <w:sz w:val="24"/>
           <w:u w:val="single"/>
         </w:rPr>
-        <w:hyperlink r:id="rId20" w:history="1">
+        <w:hyperlink r:id="rId19" w:history="1">
           <w:r>
             <w:rPr>
               <w:rStyle w:val="Hyperlink"/>
@@ -2675,7 +2734,7 @@
           <w:sz w:val="24"/>
           <w:u w:val="single"/>
         </w:rPr>
-        <w:hyperlink r:id="rId20" w:history="1">
+        <w:hyperlink r:id="rId19" w:history="1">
           <w:r>
             <w:rPr>
               <w:rStyle w:val="Hyperlink"/>
@@ -2693,7 +2752,7 @@
           <w:sz w:val="24"/>
           <w:u w:val="single"/>
         </w:rPr>
-        <w:hyperlink r:id="rId20" w:history="1">
+        <w:hyperlink r:id="rId19" w:history="1">
           <w:r>
             <w:rPr>
               <w:rStyle w:val="Hyperlink"/>
@@ -2711,7 +2770,7 @@
           <w:sz w:val="24"/>
           <w:u w:val="single"/>
         </w:rPr>
-        <w:hyperlink r:id="rId20" w:history="1">
+        <w:hyperlink r:id="rId19" w:history="1">
           <w:r>
             <w:rPr>
               <w:rStyle w:val="Hyperlink"/>
@@ -2729,7 +2788,7 @@
           <w:sz w:val="24"/>
           <w:u w:val="single"/>
         </w:rPr>
-        <w:hyperlink r:id="rId20" w:history="1">
+        <w:hyperlink r:id="rId19" w:history="1">
           <w:r>
             <w:rPr>
               <w:rStyle w:val="Hyperlink"/>
@@ -2758,7 +2817,7 @@
           <w:sz w:val="24"/>
           <w:u w:val="single"/>
         </w:rPr>
-        <w:hyperlink r:id="rId20" w:history="1">
+        <w:hyperlink r:id="rId19" w:history="1">
           <w:r>
             <w:rPr>
               <w:rStyle w:val="Hyperlink"/>
@@ -2769,115 +2828,24 @@
       </w:r>
       <w:r>
         <w:rPr>
-          <w:u w:val="single" w:color="0000ff"/>
           <w:rFonts w:ascii="Charis SIL Regular" w:hAnsi="Charis SIL Regular" w:eastAsia="Charis SIL Regular"/>
           <w:b w:val="0"/>
           <w:i w:val="0"/>
           <w:color w:val="000000"/>
           <w:sz w:val="24"/>
         </w:rPr>
-        <w:t xml:space="preserve"> at the Vrije U</w:t>
-      </w:r>
-      <w:r>
-        <w:rPr>
-          <w:u w:val="single" w:color="0000ff"/>
+        <w:t xml:space="preserve"> at the Vrije Universiteit, </w:t>
+      </w:r>
+      <w:r>
+        <w:rPr>
           <w:rFonts w:ascii="Charis SIL Regular" w:hAnsi="Charis SIL Regular" w:eastAsia="Charis SIL Regular"/>
           <w:b w:val="0"/>
           <w:i w:val="0"/>
-          <w:color w:val="000000"/>
-          <w:sz w:val="24"/>
-        </w:rPr>
-        <w:hyperlink r:id="rId19" w:history="1">
-          <w:r>
-            <w:rPr>
-              <w:rStyle w:val="Hyperlink"/>
-            </w:rPr>
-            <w:t>ni</w:t>
-          </w:r>
-        </w:hyperlink>
-      </w:r>
-      <w:r>
-        <w:rPr>
-          <w:u w:val="single" w:color="0000ff"/>
-          <w:rFonts w:ascii="Charis SIL Regular" w:hAnsi="Charis SIL Regular" w:eastAsia="Charis SIL Regular"/>
-          <w:b w:val="0"/>
-          <w:i w:val="0"/>
-          <w:color w:val="000000"/>
-          <w:sz w:val="24"/>
-        </w:rPr>
-        <w:hyperlink r:id="rId19" w:history="1">
-          <w:r>
-            <w:rPr>
-              <w:rStyle w:val="Hyperlink"/>
-            </w:rPr>
-            <w:t>v</w:t>
-          </w:r>
-        </w:hyperlink>
-      </w:r>
-      <w:r>
-        <w:rPr>
-          <w:u w:val="single" w:color="0000ff"/>
-          <w:rFonts w:ascii="Charis SIL Regular" w:hAnsi="Charis SIL Regular" w:eastAsia="Charis SIL Regular"/>
-          <w:b w:val="0"/>
-          <w:i w:val="0"/>
-          <w:color w:val="000000"/>
-          <w:sz w:val="24"/>
-        </w:rPr>
-        <w:hyperlink r:id="rId19" w:history="1">
-          <w:r>
-            <w:rPr>
-              <w:rStyle w:val="Hyperlink"/>
-            </w:rPr>
-            <w:t>ers</w:t>
-          </w:r>
-        </w:hyperlink>
-      </w:r>
-      <w:r>
-        <w:rPr>
-          <w:u w:val="single" w:color="0000ff"/>
-          <w:rFonts w:ascii="Charis SIL Regular" w:hAnsi="Charis SIL Regular" w:eastAsia="Charis SIL Regular"/>
-          <w:b w:val="0"/>
-          <w:i w:val="0"/>
-          <w:color w:val="000000"/>
-          <w:sz w:val="24"/>
-        </w:rPr>
-        <w:hyperlink r:id="rId19" w:history="1">
-          <w:r>
-            <w:rPr>
-              <w:rStyle w:val="Hyperlink"/>
-            </w:rPr>
-            <w:t>i</w:t>
-          </w:r>
-        </w:hyperlink>
-      </w:r>
-      <w:r>
-        <w:rPr>
-          <w:u w:val="single" w:color="0000ff"/>
-          <w:rFonts w:ascii="Charis SIL Regular" w:hAnsi="Charis SIL Regular" w:eastAsia="Charis SIL Regular"/>
-          <w:b w:val="0"/>
-          <w:i w:val="0"/>
-          <w:color w:val="000000"/>
-          <w:sz w:val="24"/>
-        </w:rPr>
-        <w:hyperlink r:id="rId19" w:history="1">
-          <w:r>
-            <w:rPr>
-              <w:rStyle w:val="Hyperlink"/>
-            </w:rPr>
-            <w:t xml:space="preserve">teit, </w:t>
-          </w:r>
-        </w:hyperlink>
-      </w:r>
-      <w:r>
-        <w:rPr>
-          <w:rFonts w:ascii="Charis SIL Regular" w:hAnsi="Charis SIL Regular" w:eastAsia="Charis SIL Regular"/>
-          <w:b w:val="0"/>
-          <w:i w:val="0"/>
           <w:color w:val="0000FF"/>
           <w:sz w:val="24"/>
           <w:u w:val="single"/>
         </w:rPr>
-        <w:hyperlink r:id="rId19" w:history="1">
+        <w:hyperlink r:id="rId21" w:history="1">
           <w:r>
             <w:rPr>
               <w:rStyle w:val="Hyperlink"/>
@@ -2895,7 +2863,7 @@
           <w:sz w:val="24"/>
           <w:u w:val="single"/>
         </w:rPr>
-        <w:hyperlink r:id="rId21" w:history="1">
+        <w:hyperlink r:id="rId19" w:history="1">
           <w:r>
             <w:rPr>
               <w:rStyle w:val="Hyperlink"/>
@@ -3043,13 +3011,31 @@
       </w:r>
       <w:r>
         <w:rPr>
+          <w:u w:val="single" w:color="0000ff"/>
           <w:rFonts w:ascii="Charis SIL Regular" w:hAnsi="Charis SIL Regular" w:eastAsia="Charis SIL Regular"/>
           <w:b w:val="0"/>
           <w:i w:val="0"/>
           <w:color w:val="000000"/>
           <w:sz w:val="24"/>
         </w:rPr>
-        <w:t>, and th</w:t>
+        <w:hyperlink r:id="rId19" w:history="1">
+          <w:r>
+            <w:rPr>
+              <w:rStyle w:val="Hyperlink"/>
+            </w:rPr>
+            <w:t xml:space="preserve">, and </w:t>
+          </w:r>
+        </w:hyperlink>
+      </w:r>
+      <w:r>
+        <w:rPr>
+          <w:rFonts w:ascii="Charis SIL Regular" w:hAnsi="Charis SIL Regular" w:eastAsia="Charis SIL Regular"/>
+          <w:b w:val="0"/>
+          <w:i w:val="0"/>
+          <w:color w:val="000000"/>
+          <w:sz w:val="24"/>
+        </w:rPr>
+        <w:t>th</w:t>
       </w:r>
       <w:r>
         <w:rPr>
@@ -3077,7 +3063,7 @@
           <w:sz w:val="24"/>
           <w:u w:val="single"/>
         </w:rPr>
-        <w:hyperlink r:id="rId20" w:history="1">
+        <w:hyperlink r:id="rId22" w:history="1">
           <w:r>
             <w:rPr>
               <w:rStyle w:val="Hyperlink"/>
@@ -3095,7 +3081,7 @@
           <w:sz w:val="24"/>
           <w:u w:val="single"/>
         </w:rPr>
-        <w:hyperlink r:id="rId20" w:history="1">
+        <w:hyperlink r:id="rId22" w:history="1">
           <w:r>
             <w:rPr>
               <w:rStyle w:val="Hyperlink"/>
@@ -3113,7 +3099,7 @@
           <w:sz w:val="24"/>
           <w:u w:val="single"/>
         </w:rPr>
-        <w:hyperlink r:id="rId20" w:history="1">
+        <w:hyperlink r:id="rId22" w:history="1">
           <w:r>
             <w:rPr>
               <w:rStyle w:val="Hyperlink"/>
@@ -3142,7 +3128,7 @@
           <w:sz w:val="24"/>
           <w:u w:val="single"/>
         </w:rPr>
-        <w:hyperlink r:id="rId20" w:history="1">
+        <w:hyperlink r:id="rId22" w:history="1">
           <w:r>
             <w:rPr>
               <w:rStyle w:val="Hyperlink"/>
@@ -3330,7 +3316,32 @@
           <w:color w:val="000000"/>
           <w:sz w:val="24"/>
         </w:rPr>
-        <w:t>ries where the mission organ</w:t>
+        <w:hyperlink r:id="rId22" w:history="1">
+          <w:r>
+            <w:rPr>
+              <w:rStyle w:val="Hyperlink"/>
+            </w:rPr>
+            <w:t>ries where the m</w:t>
+          </w:r>
+        </w:hyperlink>
+      </w:r>
+      <w:r>
+        <w:rPr>
+          <w:u w:val="single" w:color="0000ff"/>
+          <w:rFonts w:ascii="Charis SIL Regular" w:hAnsi="Charis SIL Regular" w:eastAsia="Charis SIL Regular"/>
+          <w:b w:val="0"/>
+          <w:i w:val="0"/>
+          <w:color w:val="000000"/>
+          <w:sz w:val="24"/>
+        </w:rPr>
+        <w:hyperlink r:id="rId22" w:history="1">
+          <w:r>
+            <w:rPr>
+              <w:rStyle w:val="Hyperlink"/>
+            </w:rPr>
+            <w:t>ission organ</w:t>
+          </w:r>
+        </w:hyperlink>
       </w:r>
       <w:r>
         <w:rPr>
@@ -3478,7 +3489,7 @@
           <w:sz w:val="24"/>
           <w:u w:val="single"/>
         </w:rPr>
-        <w:t xml:space="preserve">Scientific research </w:t>
+        <w:t>Scientific research</w:t>
       </w:r>
       <w:r>
         <w:rPr>
@@ -3489,7 +3500,7 @@
           <w:sz w:val="24"/>
           <w:u w:val="single"/>
         </w:rPr>
-        <w:t>in colonised territorie</w:t>
+        <w:t xml:space="preserve"> </w:t>
       </w:r>
       <w:r>
         <w:rPr>
@@ -3498,8 +3509,9 @@
           <w:i w:val="0"/>
           <w:color w:val="0000FF"/>
           <w:sz w:val="24"/>
-        </w:rPr>
-        <w:t>s</w:t>
+          <w:u w:val="single"/>
+        </w:rPr>
+        <w:t>in colonised territories</w:t>
       </w:r>
       <w:r>
         <w:br/>
@@ -4255,9 +4267,15 @@
           <w:i w:val="0"/>
           <w:color w:val="0000FF"/>
           <w:sz w:val="24"/>
-          <w:u w:val="single"/>
-        </w:rPr>
-        <w:t>7</w:t>
+        </w:rPr>
+        <w:hyperlink r:id="rId25" w:history="1">
+          <w:r>
+            <w:rPr>
+              <w:rStyle w:val="Hyperlink"/>
+            </w:rPr>
+            <w:t>7</w:t>
+          </w:r>
+        </w:hyperlink>
       </w:r>
       <w:r>
         <w:rPr>
@@ -4623,9 +4641,15 @@
           <w:i w:val="0"/>
           <w:color w:val="0000FF"/>
           <w:sz w:val="24"/>
-          <w:u w:val="single"/>
-        </w:rPr>
-        <w:t>1</w:t>
+        </w:rPr>
+        <w:hyperlink r:id="rId27" w:history="1">
+          <w:r>
+            <w:rPr>
+              <w:rStyle w:val="Hyperlink"/>
+            </w:rPr>
+            <w:t>1</w:t>
+          </w:r>
+        </w:hyperlink>
       </w:r>
       <w:r>
         <w:rPr>

--- a/EXPORTS/DOCX/published/niveau2/English/ChristianMission.docx
+++ b/EXPORTS/DOCX/published/niveau2/English/ChristianMission.docx
@@ -807,7 +807,7 @@
           <w:sz w:val="24"/>
           <w:u w:val="single"/>
         </w:rPr>
-        <w:hyperlink r:id="rId10" w:history="1">
+        <w:hyperlink r:id="rId11" w:history="1">
           <w:r>
             <w:rPr>
               <w:rStyle w:val="Hyperlink"/>
@@ -1145,7 +1145,14 @@
           <w:color w:val="000000"/>
           <w:sz w:val="24"/>
         </w:rPr>
-        <w:t>se</w:t>
+        <w:hyperlink r:id="rId11" w:history="1">
+          <w:r>
+            <w:rPr>
+              <w:rStyle w:val="Hyperlink"/>
+            </w:rPr>
+            <w:t>se</w:t>
+          </w:r>
+        </w:hyperlink>
       </w:r>
       <w:r>
         <w:rPr>
@@ -1260,39 +1267,13 @@
       </w:r>
       <w:r>
         <w:rPr>
-          <w:u w:val="single" w:color="0000ff"/>
           <w:rFonts w:ascii="Charis SIL Regular" w:hAnsi="Charis SIL Regular" w:eastAsia="Charis SIL Regular"/>
           <w:b w:val="0"/>
           <w:i w:val="0"/>
           <w:color w:val="000000"/>
           <w:sz w:val="24"/>
         </w:rPr>
-        <w:hyperlink r:id="rId12" w:history="1">
-          <w:r>
-            <w:rPr>
-              <w:rStyle w:val="Hyperlink"/>
-            </w:rPr>
-            <w:t>2024</w:t>
-          </w:r>
-        </w:hyperlink>
-      </w:r>
-      <w:r>
-        <w:rPr>
-          <w:u w:val="single" w:color="0000ff"/>
-          <w:rFonts w:ascii="Charis SIL Regular" w:hAnsi="Charis SIL Regular" w:eastAsia="Charis SIL Regular"/>
-          <w:b w:val="0"/>
-          <w:i w:val="0"/>
-          <w:color w:val="000000"/>
-          <w:sz w:val="24"/>
-        </w:rPr>
-        <w:hyperlink r:id="rId12" w:history="1">
-          <w:r>
-            <w:rPr>
-              <w:rStyle w:val="Hyperlink"/>
-            </w:rPr>
-            <w:t>. O</w:t>
-          </w:r>
-        </w:hyperlink>
+        <w:t>2024. O</w:t>
       </w:r>
       <w:r>
         <w:rPr>
@@ -2604,14 +2585,7 @@
           <w:sz w:val="24"/>
           <w:u w:val="single"/>
         </w:rPr>
-        <w:hyperlink r:id="rId19" w:history="1">
-          <w:r>
-            <w:rPr>
-              <w:rStyle w:val="Hyperlink"/>
-            </w:rPr>
-            <w:t>th</w:t>
-          </w:r>
-        </w:hyperlink>
+        <w:t>th</w:t>
       </w:r>
       <w:r>
         <w:rPr>
@@ -2622,7 +2596,7 @@
           <w:sz w:val="24"/>
           <w:u w:val="single"/>
         </w:rPr>
-        <w:hyperlink r:id="rId19" w:history="1">
+        <w:hyperlink r:id="rId18" w:history="1">
           <w:r>
             <w:rPr>
               <w:rStyle w:val="Hyperlink"/>
@@ -2680,14 +2654,20 @@
       </w:r>
       <w:r>
         <w:rPr>
-          <w:u w:val="single" w:color="0000ff"/>
           <w:rFonts w:ascii="Charis SIL Regular" w:hAnsi="Charis SIL Regular" w:eastAsia="Charis SIL Regular"/>
           <w:b w:val="0"/>
           <w:i w:val="0"/>
           <w:color w:val="000000"/>
           <w:sz w:val="24"/>
         </w:rPr>
-        <w:t xml:space="preserve">, </w:t>
+        <w:hyperlink r:id="rId18" w:history="1">
+          <w:r>
+            <w:rPr>
+              <w:rStyle w:val="Hyperlink"/>
+            </w:rPr>
+            <w:t xml:space="preserve">, </w:t>
+          </w:r>
+        </w:hyperlink>
       </w:r>
       <w:r>
         <w:rPr>
@@ -2716,7 +2696,7 @@
           <w:sz w:val="24"/>
           <w:u w:val="single"/>
         </w:rPr>
-        <w:hyperlink r:id="rId19" w:history="1">
+        <w:hyperlink r:id="rId20" w:history="1">
           <w:r>
             <w:rPr>
               <w:rStyle w:val="Hyperlink"/>
@@ -2770,7 +2750,7 @@
           <w:sz w:val="24"/>
           <w:u w:val="single"/>
         </w:rPr>
-        <w:hyperlink r:id="rId19" w:history="1">
+        <w:hyperlink r:id="rId20" w:history="1">
           <w:r>
             <w:rPr>
               <w:rStyle w:val="Hyperlink"/>
@@ -2828,31 +2808,143 @@
       </w:r>
       <w:r>
         <w:rPr>
+          <w:u w:val="single" w:color="0000ff"/>
           <w:rFonts w:ascii="Charis SIL Regular" w:hAnsi="Charis SIL Regular" w:eastAsia="Charis SIL Regular"/>
           <w:b w:val="0"/>
           <w:i w:val="0"/>
           <w:color w:val="000000"/>
           <w:sz w:val="24"/>
         </w:rPr>
-        <w:t xml:space="preserve"> at the Vrije Universiteit, </w:t>
-      </w:r>
-      <w:r>
-        <w:rPr>
-          <w:rFonts w:ascii="Charis SIL Regular" w:hAnsi="Charis SIL Regular" w:eastAsia="Charis SIL Regular"/>
-          <w:b w:val="0"/>
-          <w:i w:val="0"/>
-          <w:color w:val="0000FF"/>
-          <w:sz w:val="24"/>
-          <w:u w:val="single"/>
-        </w:rPr>
-        <w:hyperlink r:id="rId21" w:history="1">
+        <w:hyperlink r:id="rId19" w:history="1">
           <w:r>
             <w:rPr>
               <w:rStyle w:val="Hyperlink"/>
             </w:rPr>
-            <w:t>Cath</w:t>
+            <w:t xml:space="preserve"> at the</w:t>
           </w:r>
         </w:hyperlink>
+      </w:r>
+      <w:r>
+        <w:rPr>
+          <w:u w:val="single" w:color="0000ff"/>
+          <w:rFonts w:ascii="Charis SIL Regular" w:hAnsi="Charis SIL Regular" w:eastAsia="Charis SIL Regular"/>
+          <w:b w:val="0"/>
+          <w:i w:val="0"/>
+          <w:color w:val="000000"/>
+          <w:sz w:val="24"/>
+        </w:rPr>
+        <w:t xml:space="preserve"> </w:t>
+      </w:r>
+      <w:r>
+        <w:rPr>
+          <w:rFonts w:ascii="Charis SIL Regular" w:hAnsi="Charis SIL Regular" w:eastAsia="Charis SIL Regular"/>
+          <w:b w:val="0"/>
+          <w:i w:val="0"/>
+          <w:color w:val="000000"/>
+          <w:sz w:val="24"/>
+        </w:rPr>
+        <w:t>Vrije U</w:t>
+      </w:r>
+      <w:r>
+        <w:rPr>
+          <w:u w:val="single" w:color="0000ff"/>
+          <w:rFonts w:ascii="Charis SIL Regular" w:hAnsi="Charis SIL Regular" w:eastAsia="Charis SIL Regular"/>
+          <w:b w:val="0"/>
+          <w:i w:val="0"/>
+          <w:color w:val="000000"/>
+          <w:sz w:val="24"/>
+        </w:rPr>
+        <w:hyperlink r:id="rId19" w:history="1">
+          <w:r>
+            <w:rPr>
+              <w:rStyle w:val="Hyperlink"/>
+            </w:rPr>
+            <w:t>ni</w:t>
+          </w:r>
+        </w:hyperlink>
+      </w:r>
+      <w:r>
+        <w:rPr>
+          <w:u w:val="single" w:color="0000ff"/>
+          <w:rFonts w:ascii="Charis SIL Regular" w:hAnsi="Charis SIL Regular" w:eastAsia="Charis SIL Regular"/>
+          <w:b w:val="0"/>
+          <w:i w:val="0"/>
+          <w:color w:val="000000"/>
+          <w:sz w:val="24"/>
+        </w:rPr>
+        <w:hyperlink r:id="rId19" w:history="1">
+          <w:r>
+            <w:rPr>
+              <w:rStyle w:val="Hyperlink"/>
+            </w:rPr>
+            <w:t>v</w:t>
+          </w:r>
+        </w:hyperlink>
+      </w:r>
+      <w:r>
+        <w:rPr>
+          <w:u w:val="single" w:color="0000ff"/>
+          <w:rFonts w:ascii="Charis SIL Regular" w:hAnsi="Charis SIL Regular" w:eastAsia="Charis SIL Regular"/>
+          <w:b w:val="0"/>
+          <w:i w:val="0"/>
+          <w:color w:val="000000"/>
+          <w:sz w:val="24"/>
+        </w:rPr>
+        <w:hyperlink r:id="rId19" w:history="1">
+          <w:r>
+            <w:rPr>
+              <w:rStyle w:val="Hyperlink"/>
+            </w:rPr>
+            <w:t>ers</w:t>
+          </w:r>
+        </w:hyperlink>
+      </w:r>
+      <w:r>
+        <w:rPr>
+          <w:u w:val="single" w:color="0000ff"/>
+          <w:rFonts w:ascii="Charis SIL Regular" w:hAnsi="Charis SIL Regular" w:eastAsia="Charis SIL Regular"/>
+          <w:b w:val="0"/>
+          <w:i w:val="0"/>
+          <w:color w:val="000000"/>
+          <w:sz w:val="24"/>
+        </w:rPr>
+        <w:hyperlink r:id="rId19" w:history="1">
+          <w:r>
+            <w:rPr>
+              <w:rStyle w:val="Hyperlink"/>
+            </w:rPr>
+            <w:t>i</w:t>
+          </w:r>
+        </w:hyperlink>
+      </w:r>
+      <w:r>
+        <w:rPr>
+          <w:u w:val="single" w:color="0000ff"/>
+          <w:rFonts w:ascii="Charis SIL Regular" w:hAnsi="Charis SIL Regular" w:eastAsia="Charis SIL Regular"/>
+          <w:b w:val="0"/>
+          <w:i w:val="0"/>
+          <w:color w:val="000000"/>
+          <w:sz w:val="24"/>
+        </w:rPr>
+        <w:hyperlink r:id="rId19" w:history="1">
+          <w:r>
+            <w:rPr>
+              <w:rStyle w:val="Hyperlink"/>
+            </w:rPr>
+            <w:t xml:space="preserve">teit, </w:t>
+          </w:r>
+        </w:hyperlink>
+      </w:r>
+      <w:r>
+        <w:rPr>
+          <w:rFonts w:ascii="Charis SIL Regular" w:hAnsi="Charis SIL Regular" w:eastAsia="Charis SIL Regular"/>
+          <w:b w:val="0"/>
+          <w:i w:val="0"/>
+          <w:color w:val="0000FF"/>
+          <w:sz w:val="24"/>
+          <w:u w:val="single"/>
+        </w:rPr>
+        <w:t>Cath</w:t>
       </w:r>
       <w:r>
         <w:rPr>
@@ -2953,7 +3045,7 @@
           <w:sz w:val="24"/>
           <w:u w:val="single"/>
         </w:rPr>
-        <w:hyperlink r:id="rId21" w:history="1">
+        <w:hyperlink r:id="rId19" w:history="1">
           <w:r>
             <w:rPr>
               <w:rStyle w:val="Hyperlink"/>
@@ -2969,38 +3061,19 @@
           <w:i w:val="0"/>
           <w:color w:val="0000FF"/>
           <w:sz w:val="24"/>
+        </w:rPr>
+        <w:t xml:space="preserve">on </w:t>
+      </w:r>
+      <w:r>
+        <w:rPr>
+          <w:rFonts w:ascii="Charis SIL Regular" w:hAnsi="Charis SIL Regular" w:eastAsia="Charis SIL Regular"/>
+          <w:b w:val="0"/>
+          <w:i w:val="0"/>
+          <w:color w:val="0000FF"/>
+          <w:sz w:val="24"/>
           <w:u w:val="single"/>
         </w:rPr>
-        <w:hyperlink r:id="rId21" w:history="1">
-          <w:r>
-            <w:rPr>
-              <w:rStyle w:val="Hyperlink"/>
-            </w:rPr>
-            <w:t>on</w:t>
-          </w:r>
-        </w:hyperlink>
-      </w:r>
-      <w:r>
-        <w:rPr>
-          <w:rFonts w:ascii="Charis SIL Regular" w:hAnsi="Charis SIL Regular" w:eastAsia="Charis SIL Regular"/>
-          <w:b w:val="0"/>
-          <w:i w:val="0"/>
-          <w:color w:val="0000FF"/>
-          <w:sz w:val="24"/>
-          <w:u w:val="single"/>
-        </w:rPr>
-        <w:t xml:space="preserve"> </w:t>
-      </w:r>
-      <w:r>
-        <w:rPr>
-          <w:rFonts w:ascii="Charis SIL Regular" w:hAnsi="Charis SIL Regular" w:eastAsia="Charis SIL Regular"/>
-          <w:b w:val="0"/>
-          <w:i w:val="0"/>
-          <w:color w:val="0000FF"/>
-          <w:sz w:val="24"/>
-          <w:u w:val="single"/>
-        </w:rPr>
-        <w:hyperlink r:id="rId21" w:history="1">
+        <w:hyperlink r:id="rId19" w:history="1">
           <w:r>
             <w:rPr>
               <w:rStyle w:val="Hyperlink"/>
@@ -3035,35 +3108,18 @@
           <w:color w:val="000000"/>
           <w:sz w:val="24"/>
         </w:rPr>
-        <w:t>th</w:t>
+        <w:t xml:space="preserve">the </w:t>
       </w:r>
       <w:r>
         <w:rPr>
           <w:rFonts w:ascii="Charis SIL Regular" w:hAnsi="Charis SIL Regular" w:eastAsia="Charis SIL Regular"/>
           <w:b w:val="0"/>
           <w:i w:val="0"/>
-          <w:color w:val="000000"/>
-          <w:sz w:val="24"/>
+          <w:color w:val="0000FF"/>
+          <w:sz w:val="24"/>
+          <w:u w:val="single"/>
         </w:rPr>
         <w:hyperlink r:id="rId20" w:history="1">
-          <w:r>
-            <w:rPr>
-              <w:rStyle w:val="Hyperlink"/>
-            </w:rPr>
-            <w:t xml:space="preserve">e </w:t>
-          </w:r>
-        </w:hyperlink>
-      </w:r>
-      <w:r>
-        <w:rPr>
-          <w:rFonts w:ascii="Charis SIL Regular" w:hAnsi="Charis SIL Regular" w:eastAsia="Charis SIL Regular"/>
-          <w:b w:val="0"/>
-          <w:i w:val="0"/>
-          <w:color w:val="0000FF"/>
-          <w:sz w:val="24"/>
-          <w:u w:val="single"/>
-        </w:rPr>
-        <w:hyperlink r:id="rId22" w:history="1">
           <w:r>
             <w:rPr>
               <w:rStyle w:val="Hyperlink"/>
@@ -3081,14 +3137,7 @@
           <w:sz w:val="24"/>
           <w:u w:val="single"/>
         </w:rPr>
-        <w:hyperlink r:id="rId22" w:history="1">
-          <w:r>
-            <w:rPr>
-              <w:rStyle w:val="Hyperlink"/>
-            </w:rPr>
-            <w:t>goedcentru</w:t>
-          </w:r>
-        </w:hyperlink>
+        <w:t>goedcentru</w:t>
       </w:r>
       <w:r>
         <w:rPr>
@@ -3099,7 +3148,7 @@
           <w:sz w:val="24"/>
           <w:u w:val="single"/>
         </w:rPr>
-        <w:hyperlink r:id="rId22" w:history="1">
+        <w:hyperlink r:id="rId20" w:history="1">
           <w:r>
             <w:rPr>
               <w:rStyle w:val="Hyperlink"/>
@@ -3316,14 +3365,7 @@
           <w:color w:val="000000"/>
           <w:sz w:val="24"/>
         </w:rPr>
-        <w:hyperlink r:id="rId22" w:history="1">
-          <w:r>
-            <w:rPr>
-              <w:rStyle w:val="Hyperlink"/>
-            </w:rPr>
-            <w:t>ries where the m</w:t>
-          </w:r>
-        </w:hyperlink>
+        <w:t>ries where the m</w:t>
       </w:r>
       <w:r>
         <w:rPr>

--- a/EXPORTS/DOCX/published/niveau2/English/ChristianMission.docx
+++ b/EXPORTS/DOCX/published/niveau2/English/ChristianMission.docx
@@ -445,75 +445,13 @@
       </w:r>
       <w:r>
         <w:rPr>
-          <w:u w:val="single" w:color="0000ff"/>
           <w:rFonts w:ascii="Charis SIL Regular" w:hAnsi="Charis SIL Regular" w:eastAsia="Charis SIL Regular"/>
           <w:b w:val="0"/>
           <w:i w:val="0"/>
           <w:color w:val="000000"/>
           <w:sz w:val="24"/>
         </w:rPr>
-        <w:hyperlink r:id="rId9" w:history="1">
-          <w:r>
-            <w:rPr>
-              <w:rStyle w:val="Hyperlink"/>
-            </w:rPr>
-            <w:t>made up of ob</w:t>
-          </w:r>
-        </w:hyperlink>
-      </w:r>
-      <w:r>
-        <w:rPr>
-          <w:u w:val="single" w:color="0000ff"/>
-          <w:rFonts w:ascii="Charis SIL Regular" w:hAnsi="Charis SIL Regular" w:eastAsia="Charis SIL Regular"/>
-          <w:b w:val="0"/>
-          <w:i w:val="0"/>
-          <w:color w:val="000000"/>
-          <w:sz w:val="24"/>
-        </w:rPr>
-        <w:hyperlink r:id="rId9" w:history="1">
-          <w:r>
-            <w:rPr>
-              <w:rStyle w:val="Hyperlink"/>
-            </w:rPr>
-            <w:t>jects tha</w:t>
-          </w:r>
-        </w:hyperlink>
-      </w:r>
-      <w:r>
-        <w:rPr>
-          <w:u w:val="single" w:color="0000ff"/>
-          <w:rFonts w:ascii="Charis SIL Regular" w:hAnsi="Charis SIL Regular" w:eastAsia="Charis SIL Regular"/>
-          <w:b w:val="0"/>
-          <w:i w:val="0"/>
-          <w:color w:val="000000"/>
-          <w:sz w:val="24"/>
-        </w:rPr>
-        <w:hyperlink r:id="rId9" w:history="1">
-          <w:r>
-            <w:rPr>
-              <w:rStyle w:val="Hyperlink"/>
-            </w:rPr>
-            <w:t>t</w:t>
-          </w:r>
-        </w:hyperlink>
-      </w:r>
-      <w:r>
-        <w:rPr>
-          <w:u w:val="single" w:color="0000ff"/>
-          <w:rFonts w:ascii="Charis SIL Regular" w:hAnsi="Charis SIL Regular" w:eastAsia="Charis SIL Regular"/>
-          <w:b w:val="0"/>
-          <w:i w:val="0"/>
-          <w:color w:val="000000"/>
-          <w:sz w:val="24"/>
-        </w:rPr>
-        <w:hyperlink r:id="rId9" w:history="1">
-          <w:r>
-            <w:rPr>
-              <w:rStyle w:val="Hyperlink"/>
-            </w:rPr>
-            <w:t xml:space="preserve"> were coll</w:t>
-          </w:r>
-        </w:hyperlink>
+        <w:t>made up of objects that were coll</w:t>
       </w:r>
       <w:r>
         <w:rPr>
@@ -553,21 +491,13 @@
       </w:r>
       <w:r>
         <w:rPr>
-          <w:u w:val="single" w:color="0000ff"/>
           <w:rFonts w:ascii="Charis SIL Regular" w:hAnsi="Charis SIL Regular" w:eastAsia="Charis SIL Regular"/>
           <w:b w:val="0"/>
           <w:i w:val="0"/>
           <w:color w:val="000000"/>
           <w:sz w:val="24"/>
         </w:rPr>
-        <w:hyperlink r:id="rId9" w:history="1">
-          <w:r>
-            <w:rPr>
-              <w:rStyle w:val="Hyperlink"/>
-            </w:rPr>
-            <w:t xml:space="preserve"> by</w:t>
-          </w:r>
-        </w:hyperlink>
+        <w:t xml:space="preserve"> by</w:t>
       </w:r>
       <w:r>
         <w:rPr>
@@ -769,16 +699,8 @@
           <w:i w:val="0"/>
           <w:color w:val="0000FF"/>
           <w:sz w:val="24"/>
-          <w:u w:val="single"/>
-        </w:rPr>
-        <w:hyperlink r:id="rId11" w:history="1">
-          <w:r>
-            <w:rPr>
-              <w:rStyle w:val="Hyperlink"/>
-            </w:rPr>
-            <w:t>Cong</w:t>
-          </w:r>
-        </w:hyperlink>
+        </w:rPr>
+        <w:t>Congregation of the Holy</w:t>
       </w:r>
       <w:r>
         <w:rPr>
@@ -789,14 +711,7 @@
           <w:sz w:val="24"/>
           <w:u w:val="single"/>
         </w:rPr>
-        <w:hyperlink r:id="rId11" w:history="1">
-          <w:r>
-            <w:rPr>
-              <w:rStyle w:val="Hyperlink"/>
-            </w:rPr>
-            <w:t>r</w:t>
-          </w:r>
-        </w:hyperlink>
+        <w:t xml:space="preserve"> </w:t>
       </w:r>
       <w:r>
         <w:rPr>
@@ -807,159 +722,7 @@
           <w:sz w:val="24"/>
           <w:u w:val="single"/>
         </w:rPr>
-        <w:hyperlink r:id="rId11" w:history="1">
-          <w:r>
-            <w:rPr>
-              <w:rStyle w:val="Hyperlink"/>
-            </w:rPr>
-            <w:t>egation</w:t>
-          </w:r>
-        </w:hyperlink>
-      </w:r>
-      <w:r>
-        <w:rPr>
-          <w:rFonts w:ascii="Charis SIL Regular" w:hAnsi="Charis SIL Regular" w:eastAsia="Charis SIL Regular"/>
-          <w:b w:val="0"/>
-          <w:i w:val="0"/>
-          <w:color w:val="0000FF"/>
-          <w:sz w:val="24"/>
-          <w:u w:val="single"/>
-        </w:rPr>
-        <w:t xml:space="preserve"> </w:t>
-      </w:r>
-      <w:r>
-        <w:rPr>
-          <w:rFonts w:ascii="Charis SIL Regular" w:hAnsi="Charis SIL Regular" w:eastAsia="Charis SIL Regular"/>
-          <w:b w:val="0"/>
-          <w:i w:val="0"/>
-          <w:color w:val="0000FF"/>
-          <w:sz w:val="24"/>
-          <w:u w:val="single"/>
-        </w:rPr>
-        <w:hyperlink r:id="rId11" w:history="1">
-          <w:r>
-            <w:rPr>
-              <w:rStyle w:val="Hyperlink"/>
-            </w:rPr>
-            <w:t>of</w:t>
-          </w:r>
-        </w:hyperlink>
-      </w:r>
-      <w:r>
-        <w:rPr>
-          <w:rFonts w:ascii="Charis SIL Regular" w:hAnsi="Charis SIL Regular" w:eastAsia="Charis SIL Regular"/>
-          <w:b w:val="0"/>
-          <w:i w:val="0"/>
-          <w:color w:val="0000FF"/>
-          <w:sz w:val="24"/>
-          <w:u w:val="single"/>
-        </w:rPr>
-        <w:t xml:space="preserve"> </w:t>
-      </w:r>
-      <w:r>
-        <w:rPr>
-          <w:rFonts w:ascii="Charis SIL Regular" w:hAnsi="Charis SIL Regular" w:eastAsia="Charis SIL Regular"/>
-          <w:b w:val="0"/>
-          <w:i w:val="0"/>
-          <w:color w:val="0000FF"/>
-          <w:sz w:val="24"/>
-          <w:u w:val="single"/>
-        </w:rPr>
-        <w:hyperlink r:id="rId11" w:history="1">
-          <w:r>
-            <w:rPr>
-              <w:rStyle w:val="Hyperlink"/>
-            </w:rPr>
-            <w:t>the</w:t>
-          </w:r>
-        </w:hyperlink>
-      </w:r>
-      <w:r>
-        <w:rPr>
-          <w:rFonts w:ascii="Charis SIL Regular" w:hAnsi="Charis SIL Regular" w:eastAsia="Charis SIL Regular"/>
-          <w:b w:val="0"/>
-          <w:i w:val="0"/>
-          <w:color w:val="0000FF"/>
-          <w:sz w:val="24"/>
-          <w:u w:val="single"/>
-        </w:rPr>
-        <w:t xml:space="preserve"> </w:t>
-      </w:r>
-      <w:r>
-        <w:rPr>
-          <w:rFonts w:ascii="Charis SIL Regular" w:hAnsi="Charis SIL Regular" w:eastAsia="Charis SIL Regular"/>
-          <w:b w:val="0"/>
-          <w:i w:val="0"/>
-          <w:color w:val="0000FF"/>
-          <w:sz w:val="24"/>
-          <w:u w:val="single"/>
-        </w:rPr>
-        <w:hyperlink r:id="rId11" w:history="1">
-          <w:r>
-            <w:rPr>
-              <w:rStyle w:val="Hyperlink"/>
-            </w:rPr>
-            <w:t>H</w:t>
-          </w:r>
-        </w:hyperlink>
-      </w:r>
-      <w:r>
-        <w:rPr>
-          <w:rFonts w:ascii="Charis SIL Regular" w:hAnsi="Charis SIL Regular" w:eastAsia="Charis SIL Regular"/>
-          <w:b w:val="0"/>
-          <w:i w:val="0"/>
-          <w:color w:val="0000FF"/>
-          <w:sz w:val="24"/>
-          <w:u w:val="single"/>
-        </w:rPr>
-        <w:hyperlink r:id="rId11" w:history="1">
-          <w:r>
-            <w:rPr>
-              <w:rStyle w:val="Hyperlink"/>
-            </w:rPr>
-            <w:t>o</w:t>
-          </w:r>
-        </w:hyperlink>
-      </w:r>
-      <w:r>
-        <w:rPr>
-          <w:rFonts w:ascii="Charis SIL Regular" w:hAnsi="Charis SIL Regular" w:eastAsia="Charis SIL Regular"/>
-          <w:b w:val="0"/>
-          <w:i w:val="0"/>
-          <w:color w:val="0000FF"/>
-          <w:sz w:val="24"/>
-          <w:u w:val="single"/>
-        </w:rPr>
-        <w:hyperlink r:id="rId11" w:history="1">
-          <w:r>
-            <w:rPr>
-              <w:rStyle w:val="Hyperlink"/>
-            </w:rPr>
-            <w:t>ly</w:t>
-          </w:r>
-        </w:hyperlink>
-      </w:r>
-      <w:r>
-        <w:rPr>
-          <w:rFonts w:ascii="Charis SIL Regular" w:hAnsi="Charis SIL Regular" w:eastAsia="Charis SIL Regular"/>
-          <w:b w:val="0"/>
-          <w:i w:val="0"/>
-          <w:color w:val="0000FF"/>
-          <w:sz w:val="24"/>
-          <w:u w:val="single"/>
-        </w:rPr>
-        <w:t xml:space="preserve"> </w:t>
-      </w:r>
-      <w:r>
-        <w:rPr>
-          <w:rFonts w:ascii="Charis SIL Regular" w:hAnsi="Charis SIL Regular" w:eastAsia="Charis SIL Regular"/>
-          <w:b w:val="0"/>
-          <w:i w:val="0"/>
-          <w:color w:val="0000FF"/>
-          <w:sz w:val="24"/>
-          <w:u w:val="single"/>
-        </w:rPr>
-        <w:hyperlink r:id="rId11" w:history="1">
+        <w:hyperlink r:id="rId10" w:history="1">
           <w:r>
             <w:rPr>
               <w:rStyle w:val="Hyperlink"/>
@@ -1273,35 +1036,7 @@
           <w:color w:val="000000"/>
           <w:sz w:val="24"/>
         </w:rPr>
-        <w:t>2024. O</w:t>
-      </w:r>
-      <w:r>
-        <w:rPr>
-          <w:u w:val="single" w:color="0000ff"/>
-          <w:rFonts w:ascii="Charis SIL Regular" w:hAnsi="Charis SIL Regular" w:eastAsia="Charis SIL Regular"/>
-          <w:b w:val="0"/>
-          <w:i w:val="0"/>
-          <w:color w:val="000000"/>
-          <w:sz w:val="24"/>
-        </w:rPr>
-        <w:hyperlink r:id="rId12" w:history="1">
-          <w:r>
-            <w:rPr>
-              <w:rStyle w:val="Hyperlink"/>
-            </w:rPr>
-            <w:t>bjec</w:t>
-          </w:r>
-        </w:hyperlink>
-      </w:r>
-      <w:r>
-        <w:rPr>
-          <w:rFonts w:ascii="Charis SIL Regular" w:hAnsi="Charis SIL Regular" w:eastAsia="Charis SIL Regular"/>
-          <w:b w:val="0"/>
-          <w:i w:val="0"/>
-          <w:color w:val="000000"/>
-          <w:sz w:val="24"/>
-        </w:rPr>
-        <w:t xml:space="preserve">ts that were collected by the </w:t>
+        <w:t xml:space="preserve">2024. Objects that were collected by the </w:t>
       </w:r>
       <w:r>
         <w:rPr>
@@ -1437,21 +1172,13 @@
       </w:r>
       <w:r>
         <w:rPr>
-          <w:u w:val="single" w:color="0000ff"/>
           <w:rFonts w:ascii="Charis SIL Regular" w:hAnsi="Charis SIL Regular" w:eastAsia="Charis SIL Regular"/>
           <w:b w:val="0"/>
           <w:i w:val="0"/>
           <w:color w:val="000000"/>
           <w:sz w:val="24"/>
         </w:rPr>
-        <w:hyperlink r:id="rId13" w:history="1">
-          <w:r>
-            <w:rPr>
-              <w:rStyle w:val="Hyperlink"/>
-            </w:rPr>
-            <w:t>ominantly</w:t>
-          </w:r>
-        </w:hyperlink>
+        <w:t>ominantly</w:t>
       </w:r>
       <w:r>
         <w:rPr>
@@ -1828,79 +1555,7 @@
           <w:color w:val="000000"/>
           <w:sz w:val="24"/>
         </w:rPr>
-        <w:t>Dut</w:t>
-      </w:r>
-      <w:r>
-        <w:rPr>
-          <w:u w:val="single" w:color="0000ff"/>
-          <w:rFonts w:ascii="Charis SIL Regular" w:hAnsi="Charis SIL Regular" w:eastAsia="Charis SIL Regular"/>
-          <w:b w:val="0"/>
-          <w:i w:val="0"/>
-          <w:color w:val="000000"/>
-          <w:sz w:val="24"/>
-        </w:rPr>
-        <w:hyperlink r:id="rId15" w:history="1">
-          <w:r>
-            <w:rPr>
-              <w:rStyle w:val="Hyperlink"/>
-            </w:rPr>
-            <w:t>ch Protestant</w:t>
-          </w:r>
-        </w:hyperlink>
-      </w:r>
-      <w:r>
-        <w:rPr>
-          <w:u w:val="single" w:color="0000ff"/>
-          <w:rFonts w:ascii="Charis SIL Regular" w:hAnsi="Charis SIL Regular" w:eastAsia="Charis SIL Regular"/>
-          <w:b w:val="0"/>
-          <w:i w:val="0"/>
-          <w:color w:val="000000"/>
-          <w:sz w:val="24"/>
-        </w:rPr>
-        <w:hyperlink r:id="rId15" w:history="1">
-          <w:r>
-            <w:rPr>
-              <w:rStyle w:val="Hyperlink"/>
-            </w:rPr>
-            <w:t xml:space="preserve"> and</w:t>
-          </w:r>
-        </w:hyperlink>
-      </w:r>
-      <w:r>
-        <w:rPr>
-          <w:u w:val="single" w:color="0000ff"/>
-          <w:rFonts w:ascii="Charis SIL Regular" w:hAnsi="Charis SIL Regular" w:eastAsia="Charis SIL Regular"/>
-          <w:b w:val="0"/>
-          <w:i w:val="0"/>
-          <w:color w:val="000000"/>
-          <w:sz w:val="24"/>
-        </w:rPr>
-        <w:hyperlink r:id="rId15" w:history="1">
-          <w:r>
-            <w:rPr>
-              <w:rStyle w:val="Hyperlink"/>
-            </w:rPr>
-            <w:t xml:space="preserve"> Catholic mis</w:t>
-          </w:r>
-        </w:hyperlink>
-      </w:r>
-      <w:r>
-        <w:rPr>
-          <w:u w:val="single" w:color="0000ff"/>
-          <w:rFonts w:ascii="Charis SIL Regular" w:hAnsi="Charis SIL Regular" w:eastAsia="Charis SIL Regular"/>
-          <w:b w:val="0"/>
-          <w:i w:val="0"/>
-          <w:color w:val="000000"/>
-          <w:sz w:val="24"/>
-        </w:rPr>
-        <w:hyperlink r:id="rId15" w:history="1">
-          <w:r>
-            <w:rPr>
-              <w:rStyle w:val="Hyperlink"/>
-            </w:rPr>
-            <w:t>sionary ar</w:t>
-          </w:r>
-        </w:hyperlink>
+        <w:t>Dutch Protestant and Catholic missionary ar</w:t>
       </w:r>
       <w:r>
         <w:rPr>
@@ -2527,65 +2182,7 @@
           <w:sz w:val="24"/>
           <w:u w:val="single"/>
         </w:rPr>
-        <w:hyperlink r:id="rId19" w:history="1">
-          <w:r>
-            <w:rPr>
-              <w:rStyle w:val="Hyperlink"/>
-            </w:rPr>
-            <w:t>Churches</w:t>
-          </w:r>
-        </w:hyperlink>
-      </w:r>
-      <w:r>
-        <w:rPr>
-          <w:rFonts w:ascii="Charis SIL Regular" w:hAnsi="Charis SIL Regular" w:eastAsia="Charis SIL Regular"/>
-          <w:b w:val="0"/>
-          <w:i w:val="0"/>
-          <w:color w:val="0000FF"/>
-          <w:sz w:val="24"/>
-          <w:u w:val="single"/>
-        </w:rPr>
-        <w:t xml:space="preserve"> </w:t>
-      </w:r>
-      <w:r>
-        <w:rPr>
-          <w:rFonts w:ascii="Charis SIL Regular" w:hAnsi="Charis SIL Regular" w:eastAsia="Charis SIL Regular"/>
-          <w:b w:val="0"/>
-          <w:i w:val="0"/>
-          <w:color w:val="0000FF"/>
-          <w:sz w:val="24"/>
-          <w:u w:val="single"/>
-        </w:rPr>
-        <w:hyperlink r:id="rId19" w:history="1">
-          <w:r>
-            <w:rPr>
-              <w:rStyle w:val="Hyperlink"/>
-            </w:rPr>
-            <w:t>in</w:t>
-          </w:r>
-        </w:hyperlink>
-      </w:r>
-      <w:r>
-        <w:rPr>
-          <w:rFonts w:ascii="Charis SIL Regular" w:hAnsi="Charis SIL Regular" w:eastAsia="Charis SIL Regular"/>
-          <w:b w:val="0"/>
-          <w:i w:val="0"/>
-          <w:color w:val="0000FF"/>
-          <w:sz w:val="24"/>
-          <w:u w:val="single"/>
-        </w:rPr>
-        <w:t xml:space="preserve"> </w:t>
-      </w:r>
-      <w:r>
-        <w:rPr>
-          <w:rFonts w:ascii="Charis SIL Regular" w:hAnsi="Charis SIL Regular" w:eastAsia="Charis SIL Regular"/>
-          <w:b w:val="0"/>
-          <w:i w:val="0"/>
-          <w:color w:val="0000FF"/>
-          <w:sz w:val="24"/>
-          <w:u w:val="single"/>
-        </w:rPr>
-        <w:t>th</w:t>
+        <w:t>Churches in th</w:t>
       </w:r>
       <w:r>
         <w:rPr>
@@ -2625,7 +2222,7 @@
           <w:sz w:val="24"/>
           <w:u w:val="single"/>
         </w:rPr>
-        <w:hyperlink r:id="rId19" w:history="1">
+        <w:hyperlink r:id="rId18" w:history="1">
           <w:r>
             <w:rPr>
               <w:rStyle w:val="Hyperlink"/>
@@ -2643,7 +2240,7 @@
           <w:sz w:val="24"/>
           <w:u w:val="single"/>
         </w:rPr>
-        <w:hyperlink r:id="rId19" w:history="1">
+        <w:hyperlink r:id="rId18" w:history="1">
           <w:r>
             <w:rPr>
               <w:rStyle w:val="Hyperlink"/>
@@ -2660,14 +2257,7 @@
           <w:color w:val="000000"/>
           <w:sz w:val="24"/>
         </w:rPr>
-        <w:hyperlink r:id="rId18" w:history="1">
-          <w:r>
-            <w:rPr>
-              <w:rStyle w:val="Hyperlink"/>
-            </w:rPr>
-            <w:t xml:space="preserve">, </w:t>
-          </w:r>
-        </w:hyperlink>
+        <w:t xml:space="preserve">, </w:t>
       </w:r>
       <w:r>
         <w:rPr>
@@ -2678,7 +2268,7 @@
           <w:sz w:val="24"/>
           <w:u w:val="single"/>
         </w:rPr>
-        <w:hyperlink r:id="rId20" w:history="1">
+        <w:hyperlink r:id="rId18" w:history="1">
           <w:r>
             <w:rPr>
               <w:rStyle w:val="Hyperlink"/>
@@ -2696,7 +2286,7 @@
           <w:sz w:val="24"/>
           <w:u w:val="single"/>
         </w:rPr>
-        <w:hyperlink r:id="rId20" w:history="1">
+        <w:hyperlink r:id="rId19" w:history="1">
           <w:r>
             <w:rPr>
               <w:rStyle w:val="Hyperlink"/>
@@ -2714,7 +2304,7 @@
           <w:sz w:val="24"/>
           <w:u w:val="single"/>
         </w:rPr>
-        <w:hyperlink r:id="rId19" w:history="1">
+        <w:hyperlink r:id="rId20" w:history="1">
           <w:r>
             <w:rPr>
               <w:rStyle w:val="Hyperlink"/>
@@ -2732,7 +2322,7 @@
           <w:sz w:val="24"/>
           <w:u w:val="single"/>
         </w:rPr>
-        <w:hyperlink r:id="rId19" w:history="1">
+        <w:hyperlink r:id="rId20" w:history="1">
           <w:r>
             <w:rPr>
               <w:rStyle w:val="Hyperlink"/>
@@ -2768,7 +2358,7 @@
           <w:sz w:val="24"/>
           <w:u w:val="single"/>
         </w:rPr>
-        <w:hyperlink r:id="rId19" w:history="1">
+        <w:hyperlink r:id="rId20" w:history="1">
           <w:r>
             <w:rPr>
               <w:rStyle w:val="Hyperlink"/>
@@ -2797,7 +2387,7 @@
           <w:sz w:val="24"/>
           <w:u w:val="single"/>
         </w:rPr>
-        <w:hyperlink r:id="rId19" w:history="1">
+        <w:hyperlink r:id="rId20" w:history="1">
           <w:r>
             <w:rPr>
               <w:rStyle w:val="Hyperlink"/>
@@ -2837,13 +2427,21 @@
       </w:r>
       <w:r>
         <w:rPr>
+          <w:u w:val="single" w:color="0000ff"/>
           <w:rFonts w:ascii="Charis SIL Regular" w:hAnsi="Charis SIL Regular" w:eastAsia="Charis SIL Regular"/>
           <w:b w:val="0"/>
           <w:i w:val="0"/>
           <w:color w:val="000000"/>
           <w:sz w:val="24"/>
         </w:rPr>
-        <w:t>Vrije U</w:t>
+        <w:hyperlink r:id="rId19" w:history="1">
+          <w:r>
+            <w:rPr>
+              <w:rStyle w:val="Hyperlink"/>
+            </w:rPr>
+            <w:t>Vrije U</w:t>
+          </w:r>
+        </w:hyperlink>
       </w:r>
       <w:r>
         <w:rPr>
@@ -2919,7 +2517,6 @@
       </w:r>
       <w:r>
         <w:rPr>
-          <w:u w:val="single" w:color="0000ff"/>
           <w:rFonts w:ascii="Charis SIL Regular" w:hAnsi="Charis SIL Regular" w:eastAsia="Charis SIL Regular"/>
           <w:b w:val="0"/>
           <w:i w:val="0"/>
@@ -2944,7 +2541,14 @@
           <w:sz w:val="24"/>
           <w:u w:val="single"/>
         </w:rPr>
-        <w:t>Cath</w:t>
+        <w:hyperlink r:id="rId21" w:history="1">
+          <w:r>
+            <w:rPr>
+              <w:rStyle w:val="Hyperlink"/>
+            </w:rPr>
+            <w:t>Cath</w:t>
+          </w:r>
+        </w:hyperlink>
       </w:r>
       <w:r>
         <w:rPr>
@@ -2955,7 +2559,7 @@
           <w:sz w:val="24"/>
           <w:u w:val="single"/>
         </w:rPr>
-        <w:hyperlink r:id="rId19" w:history="1">
+        <w:hyperlink r:id="rId21" w:history="1">
           <w:r>
             <w:rPr>
               <w:rStyle w:val="Hyperlink"/>
@@ -3045,7 +2649,7 @@
           <w:sz w:val="24"/>
           <w:u w:val="single"/>
         </w:rPr>
-        <w:hyperlink r:id="rId19" w:history="1">
+        <w:hyperlink r:id="rId21" w:history="1">
           <w:r>
             <w:rPr>
               <w:rStyle w:val="Hyperlink"/>
@@ -3061,8 +2665,16 @@
           <w:i w:val="0"/>
           <w:color w:val="0000FF"/>
           <w:sz w:val="24"/>
-        </w:rPr>
-        <w:t xml:space="preserve">on </w:t>
+          <w:u w:val="single"/>
+        </w:rPr>
+        <w:hyperlink r:id="rId21" w:history="1">
+          <w:r>
+            <w:rPr>
+              <w:rStyle w:val="Hyperlink"/>
+            </w:rPr>
+            <w:t>on</w:t>
+          </w:r>
+        </w:hyperlink>
       </w:r>
       <w:r>
         <w:rPr>
@@ -3073,7 +2685,18 @@
           <w:sz w:val="24"/>
           <w:u w:val="single"/>
         </w:rPr>
-        <w:hyperlink r:id="rId19" w:history="1">
+        <w:t xml:space="preserve"> </w:t>
+      </w:r>
+      <w:r>
+        <w:rPr>
+          <w:rFonts w:ascii="Charis SIL Regular" w:hAnsi="Charis SIL Regular" w:eastAsia="Charis SIL Regular"/>
+          <w:b w:val="0"/>
+          <w:i w:val="0"/>
+          <w:color w:val="0000FF"/>
+          <w:sz w:val="24"/>
+          <w:u w:val="single"/>
+        </w:rPr>
+        <w:hyperlink r:id="rId21" w:history="1">
           <w:r>
             <w:rPr>
               <w:rStyle w:val="Hyperlink"/>
@@ -3084,31 +2707,13 @@
       </w:r>
       <w:r>
         <w:rPr>
-          <w:u w:val="single" w:color="0000ff"/>
           <w:rFonts w:ascii="Charis SIL Regular" w:hAnsi="Charis SIL Regular" w:eastAsia="Charis SIL Regular"/>
           <w:b w:val="0"/>
           <w:i w:val="0"/>
           <w:color w:val="000000"/>
           <w:sz w:val="24"/>
         </w:rPr>
-        <w:hyperlink r:id="rId19" w:history="1">
-          <w:r>
-            <w:rPr>
-              <w:rStyle w:val="Hyperlink"/>
-            </w:rPr>
-            <w:t xml:space="preserve">, and </w:t>
-          </w:r>
-        </w:hyperlink>
-      </w:r>
-      <w:r>
-        <w:rPr>
-          <w:rFonts w:ascii="Charis SIL Regular" w:hAnsi="Charis SIL Regular" w:eastAsia="Charis SIL Regular"/>
-          <w:b w:val="0"/>
-          <w:i w:val="0"/>
-          <w:color w:val="000000"/>
-          <w:sz w:val="24"/>
-        </w:rPr>
-        <w:t xml:space="preserve">the </w:t>
+        <w:t xml:space="preserve">, and the </w:t>
       </w:r>
       <w:r>
         <w:rPr>
@@ -3119,7 +2724,7 @@
           <w:sz w:val="24"/>
           <w:u w:val="single"/>
         </w:rPr>
-        <w:hyperlink r:id="rId20" w:history="1">
+        <w:hyperlink r:id="rId22" w:history="1">
           <w:r>
             <w:rPr>
               <w:rStyle w:val="Hyperlink"/>
@@ -3137,7 +2742,14 @@
           <w:sz w:val="24"/>
           <w:u w:val="single"/>
         </w:rPr>
-        <w:t>goedcentru</w:t>
+        <w:hyperlink r:id="rId20" w:history="1">
+          <w:r>
+            <w:rPr>
+              <w:rStyle w:val="Hyperlink"/>
+            </w:rPr>
+            <w:t>goedcentru</w:t>
+          </w:r>
+        </w:hyperlink>
       </w:r>
       <w:r>
         <w:rPr>
@@ -3177,7 +2789,7 @@
           <w:sz w:val="24"/>
           <w:u w:val="single"/>
         </w:rPr>
-        <w:hyperlink r:id="rId22" w:history="1">
+        <w:hyperlink r:id="rId20" w:history="1">
           <w:r>
             <w:rPr>
               <w:rStyle w:val="Hyperlink"/>
@@ -3365,7 +2977,14 @@
           <w:color w:val="000000"/>
           <w:sz w:val="24"/>
         </w:rPr>
-        <w:t>ries where the m</w:t>
+        <w:hyperlink r:id="rId22" w:history="1">
+          <w:r>
+            <w:rPr>
+              <w:rStyle w:val="Hyperlink"/>
+            </w:rPr>
+            <w:t>ries where the m</w:t>
+          </w:r>
+        </w:hyperlink>
       </w:r>
       <w:r>
         <w:rPr>
@@ -3531,7 +3150,7 @@
           <w:sz w:val="24"/>
           <w:u w:val="single"/>
         </w:rPr>
-        <w:t>Scientific research</w:t>
+        <w:t xml:space="preserve">Scientific research </w:t>
       </w:r>
       <w:r>
         <w:rPr>
@@ -3542,7 +3161,7 @@
           <w:sz w:val="24"/>
           <w:u w:val="single"/>
         </w:rPr>
-        <w:t xml:space="preserve"> </w:t>
+        <w:t>in colonised territorie</w:t>
       </w:r>
       <w:r>
         <w:rPr>
@@ -3551,9 +3170,8 @@
           <w:i w:val="0"/>
           <w:color w:val="0000FF"/>
           <w:sz w:val="24"/>
-          <w:u w:val="single"/>
-        </w:rPr>
-        <w:t>in colonised territories</w:t>
+        </w:rPr>
+        <w:t>s</w:t>
       </w:r>
       <w:r>
         <w:br/>
@@ -3695,7 +3313,7 @@
           <w:sz w:val="24"/>
           <w:u w:val="single"/>
         </w:rPr>
-        <w:t>Scientific research in colonised terri</w:t>
+        <w:t>Scientific research in colonised territ</w:t>
       </w:r>
       <w:r>
         <w:rPr>
@@ -3706,7 +3324,7 @@
           <w:sz w:val="24"/>
           <w:u w:val="single"/>
         </w:rPr>
-        <w:t>t</w:t>
+        <w:t>orie</w:t>
       </w:r>
       <w:r>
         <w:rPr>
@@ -3715,9 +3333,8 @@
           <w:i w:val="0"/>
           <w:color w:val="0000FF"/>
           <w:sz w:val="24"/>
-          <w:u w:val="single"/>
-        </w:rPr>
-        <w:t>ories</w:t>
+        </w:rPr>
+        <w:t>s</w:t>
       </w:r>
       <w:r>
         <w:br/>
@@ -4683,15 +4300,9 @@
           <w:i w:val="0"/>
           <w:color w:val="0000FF"/>
           <w:sz w:val="24"/>
-        </w:rPr>
-        <w:hyperlink r:id="rId27" w:history="1">
-          <w:r>
-            <w:rPr>
-              <w:rStyle w:val="Hyperlink"/>
-            </w:rPr>
-            <w:t>1</w:t>
-          </w:r>
-        </w:hyperlink>
+          <w:u w:val="single"/>
+        </w:rPr>
+        <w:t>1</w:t>
       </w:r>
       <w:r>
         <w:rPr>

--- a/EXPORTS/DOCX/published/niveau2/English/ChristianMission.docx
+++ b/EXPORTS/DOCX/published/niveau2/English/ChristianMission.docx
@@ -445,13 +445,75 @@
       </w:r>
       <w:r>
         <w:rPr>
+          <w:u w:val="single" w:color="0000ff"/>
           <w:rFonts w:ascii="Charis SIL Regular" w:hAnsi="Charis SIL Regular" w:eastAsia="Charis SIL Regular"/>
           <w:b w:val="0"/>
           <w:i w:val="0"/>
           <w:color w:val="000000"/>
           <w:sz w:val="24"/>
         </w:rPr>
-        <w:t>made up of objects that were coll</w:t>
+        <w:hyperlink r:id="rId9" w:history="1">
+          <w:r>
+            <w:rPr>
+              <w:rStyle w:val="Hyperlink"/>
+            </w:rPr>
+            <w:t>made up of ob</w:t>
+          </w:r>
+        </w:hyperlink>
+      </w:r>
+      <w:r>
+        <w:rPr>
+          <w:u w:val="single" w:color="0000ff"/>
+          <w:rFonts w:ascii="Charis SIL Regular" w:hAnsi="Charis SIL Regular" w:eastAsia="Charis SIL Regular"/>
+          <w:b w:val="0"/>
+          <w:i w:val="0"/>
+          <w:color w:val="000000"/>
+          <w:sz w:val="24"/>
+        </w:rPr>
+        <w:hyperlink r:id="rId9" w:history="1">
+          <w:r>
+            <w:rPr>
+              <w:rStyle w:val="Hyperlink"/>
+            </w:rPr>
+            <w:t>jects tha</w:t>
+          </w:r>
+        </w:hyperlink>
+      </w:r>
+      <w:r>
+        <w:rPr>
+          <w:u w:val="single" w:color="0000ff"/>
+          <w:rFonts w:ascii="Charis SIL Regular" w:hAnsi="Charis SIL Regular" w:eastAsia="Charis SIL Regular"/>
+          <w:b w:val="0"/>
+          <w:i w:val="0"/>
+          <w:color w:val="000000"/>
+          <w:sz w:val="24"/>
+        </w:rPr>
+        <w:hyperlink r:id="rId9" w:history="1">
+          <w:r>
+            <w:rPr>
+              <w:rStyle w:val="Hyperlink"/>
+            </w:rPr>
+            <w:t>t</w:t>
+          </w:r>
+        </w:hyperlink>
+      </w:r>
+      <w:r>
+        <w:rPr>
+          <w:u w:val="single" w:color="0000ff"/>
+          <w:rFonts w:ascii="Charis SIL Regular" w:hAnsi="Charis SIL Regular" w:eastAsia="Charis SIL Regular"/>
+          <w:b w:val="0"/>
+          <w:i w:val="0"/>
+          <w:color w:val="000000"/>
+          <w:sz w:val="24"/>
+        </w:rPr>
+        <w:hyperlink r:id="rId9" w:history="1">
+          <w:r>
+            <w:rPr>
+              <w:rStyle w:val="Hyperlink"/>
+            </w:rPr>
+            <w:t xml:space="preserve"> were coll</w:t>
+          </w:r>
+        </w:hyperlink>
       </w:r>
       <w:r>
         <w:rPr>
@@ -491,13 +553,21 @@
       </w:r>
       <w:r>
         <w:rPr>
+          <w:u w:val="single" w:color="0000ff"/>
           <w:rFonts w:ascii="Charis SIL Regular" w:hAnsi="Charis SIL Regular" w:eastAsia="Charis SIL Regular"/>
           <w:b w:val="0"/>
           <w:i w:val="0"/>
           <w:color w:val="000000"/>
           <w:sz w:val="24"/>
         </w:rPr>
-        <w:t xml:space="preserve"> by</w:t>
+        <w:hyperlink r:id="rId9" w:history="1">
+          <w:r>
+            <w:rPr>
+              <w:rStyle w:val="Hyperlink"/>
+            </w:rPr>
+            <w:t xml:space="preserve"> by</w:t>
+          </w:r>
+        </w:hyperlink>
       </w:r>
       <w:r>
         <w:rPr>
@@ -699,8 +769,175 @@
           <w:i w:val="0"/>
           <w:color w:val="0000FF"/>
           <w:sz w:val="24"/>
-        </w:rPr>
-        <w:t>Congregation of the Holy</w:t>
+          <w:u w:val="single"/>
+        </w:rPr>
+        <w:hyperlink r:id="rId11" w:history="1">
+          <w:r>
+            <w:rPr>
+              <w:rStyle w:val="Hyperlink"/>
+            </w:rPr>
+            <w:t>Cong</w:t>
+          </w:r>
+        </w:hyperlink>
+      </w:r>
+      <w:r>
+        <w:rPr>
+          <w:rFonts w:ascii="Charis SIL Regular" w:hAnsi="Charis SIL Regular" w:eastAsia="Charis SIL Regular"/>
+          <w:b w:val="0"/>
+          <w:i w:val="0"/>
+          <w:color w:val="0000FF"/>
+          <w:sz w:val="24"/>
+          <w:u w:val="single"/>
+        </w:rPr>
+        <w:hyperlink r:id="rId11" w:history="1">
+          <w:r>
+            <w:rPr>
+              <w:rStyle w:val="Hyperlink"/>
+            </w:rPr>
+            <w:t>r</w:t>
+          </w:r>
+        </w:hyperlink>
+      </w:r>
+      <w:r>
+        <w:rPr>
+          <w:rFonts w:ascii="Charis SIL Regular" w:hAnsi="Charis SIL Regular" w:eastAsia="Charis SIL Regular"/>
+          <w:b w:val="0"/>
+          <w:i w:val="0"/>
+          <w:color w:val="0000FF"/>
+          <w:sz w:val="24"/>
+          <w:u w:val="single"/>
+        </w:rPr>
+        <w:hyperlink r:id="rId11" w:history="1">
+          <w:r>
+            <w:rPr>
+              <w:rStyle w:val="Hyperlink"/>
+            </w:rPr>
+            <w:t>egation</w:t>
+          </w:r>
+        </w:hyperlink>
+      </w:r>
+      <w:r>
+        <w:rPr>
+          <w:rFonts w:ascii="Charis SIL Regular" w:hAnsi="Charis SIL Regular" w:eastAsia="Charis SIL Regular"/>
+          <w:b w:val="0"/>
+          <w:i w:val="0"/>
+          <w:color w:val="0000FF"/>
+          <w:sz w:val="24"/>
+          <w:u w:val="single"/>
+        </w:rPr>
+        <w:t xml:space="preserve"> </w:t>
+      </w:r>
+      <w:r>
+        <w:rPr>
+          <w:rFonts w:ascii="Charis SIL Regular" w:hAnsi="Charis SIL Regular" w:eastAsia="Charis SIL Regular"/>
+          <w:b w:val="0"/>
+          <w:i w:val="0"/>
+          <w:color w:val="0000FF"/>
+          <w:sz w:val="24"/>
+          <w:u w:val="single"/>
+        </w:rPr>
+        <w:hyperlink r:id="rId11" w:history="1">
+          <w:r>
+            <w:rPr>
+              <w:rStyle w:val="Hyperlink"/>
+            </w:rPr>
+            <w:t>of</w:t>
+          </w:r>
+        </w:hyperlink>
+      </w:r>
+      <w:r>
+        <w:rPr>
+          <w:rFonts w:ascii="Charis SIL Regular" w:hAnsi="Charis SIL Regular" w:eastAsia="Charis SIL Regular"/>
+          <w:b w:val="0"/>
+          <w:i w:val="0"/>
+          <w:color w:val="0000FF"/>
+          <w:sz w:val="24"/>
+          <w:u w:val="single"/>
+        </w:rPr>
+        <w:t xml:space="preserve"> </w:t>
+      </w:r>
+      <w:r>
+        <w:rPr>
+          <w:rFonts w:ascii="Charis SIL Regular" w:hAnsi="Charis SIL Regular" w:eastAsia="Charis SIL Regular"/>
+          <w:b w:val="0"/>
+          <w:i w:val="0"/>
+          <w:color w:val="0000FF"/>
+          <w:sz w:val="24"/>
+          <w:u w:val="single"/>
+        </w:rPr>
+        <w:hyperlink r:id="rId11" w:history="1">
+          <w:r>
+            <w:rPr>
+              <w:rStyle w:val="Hyperlink"/>
+            </w:rPr>
+            <w:t>the</w:t>
+          </w:r>
+        </w:hyperlink>
+      </w:r>
+      <w:r>
+        <w:rPr>
+          <w:rFonts w:ascii="Charis SIL Regular" w:hAnsi="Charis SIL Regular" w:eastAsia="Charis SIL Regular"/>
+          <w:b w:val="0"/>
+          <w:i w:val="0"/>
+          <w:color w:val="0000FF"/>
+          <w:sz w:val="24"/>
+          <w:u w:val="single"/>
+        </w:rPr>
+        <w:t xml:space="preserve"> </w:t>
+      </w:r>
+      <w:r>
+        <w:rPr>
+          <w:rFonts w:ascii="Charis SIL Regular" w:hAnsi="Charis SIL Regular" w:eastAsia="Charis SIL Regular"/>
+          <w:b w:val="0"/>
+          <w:i w:val="0"/>
+          <w:color w:val="0000FF"/>
+          <w:sz w:val="24"/>
+          <w:u w:val="single"/>
+        </w:rPr>
+        <w:hyperlink r:id="rId11" w:history="1">
+          <w:r>
+            <w:rPr>
+              <w:rStyle w:val="Hyperlink"/>
+            </w:rPr>
+            <w:t>H</w:t>
+          </w:r>
+        </w:hyperlink>
+      </w:r>
+      <w:r>
+        <w:rPr>
+          <w:rFonts w:ascii="Charis SIL Regular" w:hAnsi="Charis SIL Regular" w:eastAsia="Charis SIL Regular"/>
+          <w:b w:val="0"/>
+          <w:i w:val="0"/>
+          <w:color w:val="0000FF"/>
+          <w:sz w:val="24"/>
+          <w:u w:val="single"/>
+        </w:rPr>
+        <w:hyperlink r:id="rId11" w:history="1">
+          <w:r>
+            <w:rPr>
+              <w:rStyle w:val="Hyperlink"/>
+            </w:rPr>
+            <w:t>o</w:t>
+          </w:r>
+        </w:hyperlink>
+      </w:r>
+      <w:r>
+        <w:rPr>
+          <w:rFonts w:ascii="Charis SIL Regular" w:hAnsi="Charis SIL Regular" w:eastAsia="Charis SIL Regular"/>
+          <w:b w:val="0"/>
+          <w:i w:val="0"/>
+          <w:color w:val="0000FF"/>
+          <w:sz w:val="24"/>
+          <w:u w:val="single"/>
+        </w:rPr>
+        <w:hyperlink r:id="rId11" w:history="1">
+          <w:r>
+            <w:rPr>
+              <w:rStyle w:val="Hyperlink"/>
+            </w:rPr>
+            <w:t>ly</w:t>
+          </w:r>
+        </w:hyperlink>
       </w:r>
       <w:r>
         <w:rPr>
@@ -1030,13 +1267,42 @@
       </w:r>
       <w:r>
         <w:rPr>
+          <w:u w:val="single" w:color="0000ff"/>
           <w:rFonts w:ascii="Charis SIL Regular" w:hAnsi="Charis SIL Regular" w:eastAsia="Charis SIL Regular"/>
           <w:b w:val="0"/>
           <w:i w:val="0"/>
           <w:color w:val="000000"/>
           <w:sz w:val="24"/>
         </w:rPr>
-        <w:t xml:space="preserve">2024. Objects that were collected by the </w:t>
+        <w:t>2024. O</w:t>
+      </w:r>
+      <w:r>
+        <w:rPr>
+          <w:u w:val="single" w:color="0000ff"/>
+          <w:rFonts w:ascii="Charis SIL Regular" w:hAnsi="Charis SIL Regular" w:eastAsia="Charis SIL Regular"/>
+          <w:b w:val="0"/>
+          <w:i w:val="0"/>
+          <w:color w:val="000000"/>
+          <w:sz w:val="24"/>
+        </w:rPr>
+        <w:hyperlink r:id="rId12" w:history="1">
+          <w:r>
+            <w:rPr>
+              <w:rStyle w:val="Hyperlink"/>
+            </w:rPr>
+            <w:t>bjec</w:t>
+          </w:r>
+        </w:hyperlink>
+      </w:r>
+      <w:r>
+        <w:rPr>
+          <w:rFonts w:ascii="Charis SIL Regular" w:hAnsi="Charis SIL Regular" w:eastAsia="Charis SIL Regular"/>
+          <w:b w:val="0"/>
+          <w:i w:val="0"/>
+          <w:color w:val="000000"/>
+          <w:sz w:val="24"/>
+        </w:rPr>
+        <w:t xml:space="preserve">ts that were collected by the </w:t>
       </w:r>
       <w:r>
         <w:rPr>
@@ -1172,13 +1438,21 @@
       </w:r>
       <w:r>
         <w:rPr>
+          <w:u w:val="single" w:color="0000ff"/>
           <w:rFonts w:ascii="Charis SIL Regular" w:hAnsi="Charis SIL Regular" w:eastAsia="Charis SIL Regular"/>
           <w:b w:val="0"/>
           <w:i w:val="0"/>
           <w:color w:val="000000"/>
           <w:sz w:val="24"/>
         </w:rPr>
-        <w:t>ominantly</w:t>
+        <w:hyperlink r:id="rId13" w:history="1">
+          <w:r>
+            <w:rPr>
+              <w:rStyle w:val="Hyperlink"/>
+            </w:rPr>
+            <w:t>ominantly</w:t>
+          </w:r>
+        </w:hyperlink>
       </w:r>
       <w:r>
         <w:rPr>
@@ -1555,7 +1829,54 @@
           <w:color w:val="000000"/>
           <w:sz w:val="24"/>
         </w:rPr>
-        <w:t>Dutch Protestant and Catholic missionary ar</w:t>
+        <w:t>Dut</w:t>
+      </w:r>
+      <w:r>
+        <w:rPr>
+          <w:u w:val="single" w:color="0000ff"/>
+          <w:rFonts w:ascii="Charis SIL Regular" w:hAnsi="Charis SIL Regular" w:eastAsia="Charis SIL Regular"/>
+          <w:b w:val="0"/>
+          <w:i w:val="0"/>
+          <w:color w:val="000000"/>
+          <w:sz w:val="24"/>
+        </w:rPr>
+        <w:t>ch Protestant and</w:t>
+      </w:r>
+      <w:r>
+        <w:rPr>
+          <w:u w:val="single" w:color="0000ff"/>
+          <w:rFonts w:ascii="Charis SIL Regular" w:hAnsi="Charis SIL Regular" w:eastAsia="Charis SIL Regular"/>
+          <w:b w:val="0"/>
+          <w:i w:val="0"/>
+          <w:color w:val="000000"/>
+          <w:sz w:val="24"/>
+        </w:rPr>
+        <w:hyperlink r:id="rId15" w:history="1">
+          <w:r>
+            <w:rPr>
+              <w:rStyle w:val="Hyperlink"/>
+            </w:rPr>
+            <w:t xml:space="preserve"> Catholic mis</w:t>
+          </w:r>
+        </w:hyperlink>
+      </w:r>
+      <w:r>
+        <w:rPr>
+          <w:u w:val="single" w:color="0000ff"/>
+          <w:rFonts w:ascii="Charis SIL Regular" w:hAnsi="Charis SIL Regular" w:eastAsia="Charis SIL Regular"/>
+          <w:b w:val="0"/>
+          <w:i w:val="0"/>
+          <w:color w:val="000000"/>
+          <w:sz w:val="24"/>
+        </w:rPr>
+        <w:hyperlink r:id="rId15" w:history="1">
+          <w:r>
+            <w:rPr>
+              <w:rStyle w:val="Hyperlink"/>
+            </w:rPr>
+            <w:t>sionary ar</w:t>
+          </w:r>
+        </w:hyperlink>
       </w:r>
       <w:r>
         <w:rPr>
@@ -2182,7 +2503,14 @@
           <w:sz w:val="24"/>
           <w:u w:val="single"/>
         </w:rPr>
-        <w:t>Churches in th</w:t>
+        <w:hyperlink r:id="rId19" w:history="1">
+          <w:r>
+            <w:rPr>
+              <w:rStyle w:val="Hyperlink"/>
+            </w:rPr>
+            <w:t>Churches</w:t>
+          </w:r>
+        </w:hyperlink>
       </w:r>
       <w:r>
         <w:rPr>
@@ -2193,7 +2521,64 @@
           <w:sz w:val="24"/>
           <w:u w:val="single"/>
         </w:rPr>
-        <w:hyperlink r:id="rId18" w:history="1">
+        <w:t xml:space="preserve"> </w:t>
+      </w:r>
+      <w:r>
+        <w:rPr>
+          <w:rFonts w:ascii="Charis SIL Regular" w:hAnsi="Charis SIL Regular" w:eastAsia="Charis SIL Regular"/>
+          <w:b w:val="0"/>
+          <w:i w:val="0"/>
+          <w:color w:val="0000FF"/>
+          <w:sz w:val="24"/>
+          <w:u w:val="single"/>
+        </w:rPr>
+        <w:hyperlink r:id="rId19" w:history="1">
+          <w:r>
+            <w:rPr>
+              <w:rStyle w:val="Hyperlink"/>
+            </w:rPr>
+            <w:t>in</w:t>
+          </w:r>
+        </w:hyperlink>
+      </w:r>
+      <w:r>
+        <w:rPr>
+          <w:rFonts w:ascii="Charis SIL Regular" w:hAnsi="Charis SIL Regular" w:eastAsia="Charis SIL Regular"/>
+          <w:b w:val="0"/>
+          <w:i w:val="0"/>
+          <w:color w:val="0000FF"/>
+          <w:sz w:val="24"/>
+          <w:u w:val="single"/>
+        </w:rPr>
+        <w:t xml:space="preserve"> </w:t>
+      </w:r>
+      <w:r>
+        <w:rPr>
+          <w:rFonts w:ascii="Charis SIL Regular" w:hAnsi="Charis SIL Regular" w:eastAsia="Charis SIL Regular"/>
+          <w:b w:val="0"/>
+          <w:i w:val="0"/>
+          <w:color w:val="0000FF"/>
+          <w:sz w:val="24"/>
+        </w:rPr>
+        <w:hyperlink r:id="rId19" w:history="1">
+          <w:r>
+            <w:rPr>
+              <w:rStyle w:val="Hyperlink"/>
+            </w:rPr>
+            <w:t>th</w:t>
+          </w:r>
+        </w:hyperlink>
+      </w:r>
+      <w:r>
+        <w:rPr>
+          <w:rFonts w:ascii="Charis SIL Regular" w:hAnsi="Charis SIL Regular" w:eastAsia="Charis SIL Regular"/>
+          <w:b w:val="0"/>
+          <w:i w:val="0"/>
+          <w:color w:val="0000FF"/>
+          <w:sz w:val="24"/>
+          <w:u w:val="single"/>
+        </w:rPr>
+        <w:hyperlink r:id="rId19" w:history="1">
           <w:r>
             <w:rPr>
               <w:rStyle w:val="Hyperlink"/>
@@ -2222,7 +2607,7 @@
           <w:sz w:val="24"/>
           <w:u w:val="single"/>
         </w:rPr>
-        <w:hyperlink r:id="rId18" w:history="1">
+        <w:hyperlink r:id="rId19" w:history="1">
           <w:r>
             <w:rPr>
               <w:rStyle w:val="Hyperlink"/>
@@ -2240,7 +2625,7 @@
           <w:sz w:val="24"/>
           <w:u w:val="single"/>
         </w:rPr>
-        <w:hyperlink r:id="rId18" w:history="1">
+        <w:hyperlink r:id="rId19" w:history="1">
           <w:r>
             <w:rPr>
               <w:rStyle w:val="Hyperlink"/>
@@ -2251,6 +2636,7 @@
       </w:r>
       <w:r>
         <w:rPr>
+          <w:u w:val="single" w:color="0000ff"/>
           <w:rFonts w:ascii="Charis SIL Regular" w:hAnsi="Charis SIL Regular" w:eastAsia="Charis SIL Regular"/>
           <w:b w:val="0"/>
           <w:i w:val="0"/>
@@ -2268,7 +2654,7 @@
           <w:sz w:val="24"/>
           <w:u w:val="single"/>
         </w:rPr>
-        <w:hyperlink r:id="rId18" w:history="1">
+        <w:hyperlink r:id="rId20" w:history="1">
           <w:r>
             <w:rPr>
               <w:rStyle w:val="Hyperlink"/>
@@ -2286,7 +2672,7 @@
           <w:sz w:val="24"/>
           <w:u w:val="single"/>
         </w:rPr>
-        <w:hyperlink r:id="rId19" w:history="1">
+        <w:hyperlink r:id="rId20" w:history="1">
           <w:r>
             <w:rPr>
               <w:rStyle w:val="Hyperlink"/>
@@ -2470,67 +2856,7 @@
           <w:color w:val="000000"/>
           <w:sz w:val="24"/>
         </w:rPr>
-        <w:hyperlink r:id="rId19" w:history="1">
-          <w:r>
-            <w:rPr>
-              <w:rStyle w:val="Hyperlink"/>
-            </w:rPr>
-            <w:t>v</w:t>
-          </w:r>
-        </w:hyperlink>
-      </w:r>
-      <w:r>
-        <w:rPr>
-          <w:u w:val="single" w:color="0000ff"/>
-          <w:rFonts w:ascii="Charis SIL Regular" w:hAnsi="Charis SIL Regular" w:eastAsia="Charis SIL Regular"/>
-          <w:b w:val="0"/>
-          <w:i w:val="0"/>
-          <w:color w:val="000000"/>
-          <w:sz w:val="24"/>
-        </w:rPr>
-        <w:hyperlink r:id="rId19" w:history="1">
-          <w:r>
-            <w:rPr>
-              <w:rStyle w:val="Hyperlink"/>
-            </w:rPr>
-            <w:t>ers</w:t>
-          </w:r>
-        </w:hyperlink>
-      </w:r>
-      <w:r>
-        <w:rPr>
-          <w:u w:val="single" w:color="0000ff"/>
-          <w:rFonts w:ascii="Charis SIL Regular" w:hAnsi="Charis SIL Regular" w:eastAsia="Charis SIL Regular"/>
-          <w:b w:val="0"/>
-          <w:i w:val="0"/>
-          <w:color w:val="000000"/>
-          <w:sz w:val="24"/>
-        </w:rPr>
-        <w:hyperlink r:id="rId19" w:history="1">
-          <w:r>
-            <w:rPr>
-              <w:rStyle w:val="Hyperlink"/>
-            </w:rPr>
-            <w:t>i</w:t>
-          </w:r>
-        </w:hyperlink>
-      </w:r>
-      <w:r>
-        <w:rPr>
-          <w:rFonts w:ascii="Charis SIL Regular" w:hAnsi="Charis SIL Regular" w:eastAsia="Charis SIL Regular"/>
-          <w:b w:val="0"/>
-          <w:i w:val="0"/>
-          <w:color w:val="000000"/>
-          <w:sz w:val="24"/>
-        </w:rPr>
-        <w:hyperlink r:id="rId19" w:history="1">
-          <w:r>
-            <w:rPr>
-              <w:rStyle w:val="Hyperlink"/>
-            </w:rPr>
-            <w:t xml:space="preserve">teit, </w:t>
-          </w:r>
-        </w:hyperlink>
+        <w:t xml:space="preserve">versiteit, </w:t>
       </w:r>
       <w:r>
         <w:rPr>
@@ -2541,7 +2867,7 @@
           <w:sz w:val="24"/>
           <w:u w:val="single"/>
         </w:rPr>
-        <w:hyperlink r:id="rId21" w:history="1">
+        <w:hyperlink r:id="rId19" w:history="1">
           <w:r>
             <w:rPr>
               <w:rStyle w:val="Hyperlink"/>
@@ -2559,7 +2885,7 @@
           <w:sz w:val="24"/>
           <w:u w:val="single"/>
         </w:rPr>
-        <w:hyperlink r:id="rId21" w:history="1">
+        <w:hyperlink r:id="rId19" w:history="1">
           <w:r>
             <w:rPr>
               <w:rStyle w:val="Hyperlink"/>
@@ -2593,99 +2919,8 @@
           <w:i w:val="0"/>
           <w:color w:val="0000FF"/>
           <w:sz w:val="24"/>
-          <w:u w:val="single"/>
-        </w:rPr>
-        <w:hyperlink r:id="rId21" w:history="1">
-          <w:r>
-            <w:rPr>
-              <w:rStyle w:val="Hyperlink"/>
-            </w:rPr>
-            <w:t>Documen</w:t>
-          </w:r>
-        </w:hyperlink>
-      </w:r>
-      <w:r>
-        <w:rPr>
-          <w:rFonts w:ascii="Charis SIL Regular" w:hAnsi="Charis SIL Regular" w:eastAsia="Charis SIL Regular"/>
-          <w:b w:val="0"/>
-          <w:i w:val="0"/>
-          <w:color w:val="0000FF"/>
-          <w:sz w:val="24"/>
-          <w:u w:val="single"/>
-        </w:rPr>
-        <w:hyperlink r:id="rId21" w:history="1">
-          <w:r>
-            <w:rPr>
-              <w:rStyle w:val="Hyperlink"/>
-            </w:rPr>
-            <w:t>t</w:t>
-          </w:r>
-        </w:hyperlink>
-      </w:r>
-      <w:r>
-        <w:rPr>
-          <w:rFonts w:ascii="Charis SIL Regular" w:hAnsi="Charis SIL Regular" w:eastAsia="Charis SIL Regular"/>
-          <w:b w:val="0"/>
-          <w:i w:val="0"/>
-          <w:color w:val="0000FF"/>
-          <w:sz w:val="24"/>
-          <w:u w:val="single"/>
-        </w:rPr>
-        <w:hyperlink r:id="rId21" w:history="1">
-          <w:r>
-            <w:rPr>
-              <w:rStyle w:val="Hyperlink"/>
-            </w:rPr>
-            <w:t>at</w:t>
-          </w:r>
-        </w:hyperlink>
-      </w:r>
-      <w:r>
-        <w:rPr>
-          <w:rFonts w:ascii="Charis SIL Regular" w:hAnsi="Charis SIL Regular" w:eastAsia="Charis SIL Regular"/>
-          <w:b w:val="0"/>
-          <w:i w:val="0"/>
-          <w:color w:val="0000FF"/>
-          <w:sz w:val="24"/>
-          <w:u w:val="single"/>
-        </w:rPr>
-        <w:hyperlink r:id="rId21" w:history="1">
-          <w:r>
-            <w:rPr>
-              <w:rStyle w:val="Hyperlink"/>
-            </w:rPr>
-            <w:t>i</w:t>
-          </w:r>
-        </w:hyperlink>
-      </w:r>
-      <w:r>
-        <w:rPr>
-          <w:rFonts w:ascii="Charis SIL Regular" w:hAnsi="Charis SIL Regular" w:eastAsia="Charis SIL Regular"/>
-          <w:b w:val="0"/>
-          <w:i w:val="0"/>
-          <w:color w:val="0000FF"/>
-          <w:sz w:val="24"/>
-          <w:u w:val="single"/>
-        </w:rPr>
-        <w:hyperlink r:id="rId21" w:history="1">
-          <w:r>
-            <w:rPr>
-              <w:rStyle w:val="Hyperlink"/>
-            </w:rPr>
-            <w:t>on</w:t>
-          </w:r>
-        </w:hyperlink>
-      </w:r>
-      <w:r>
-        <w:rPr>
-          <w:rFonts w:ascii="Charis SIL Regular" w:hAnsi="Charis SIL Regular" w:eastAsia="Charis SIL Regular"/>
-          <w:b w:val="0"/>
-          <w:i w:val="0"/>
-          <w:color w:val="0000FF"/>
-          <w:sz w:val="24"/>
-          <w:u w:val="single"/>
-        </w:rPr>
-        <w:t xml:space="preserve"> </w:t>
+        </w:rPr>
+        <w:t xml:space="preserve">Documentation </w:t>
       </w:r>
       <w:r>
         <w:rPr>
@@ -2707,13 +2942,48 @@
       </w:r>
       <w:r>
         <w:rPr>
+          <w:u w:val="single" w:color="0000ff"/>
           <w:rFonts w:ascii="Charis SIL Regular" w:hAnsi="Charis SIL Regular" w:eastAsia="Charis SIL Regular"/>
           <w:b w:val="0"/>
           <w:i w:val="0"/>
           <w:color w:val="000000"/>
           <w:sz w:val="24"/>
         </w:rPr>
-        <w:t xml:space="preserve">, and the </w:t>
+        <w:hyperlink r:id="rId19" w:history="1">
+          <w:r>
+            <w:rPr>
+              <w:rStyle w:val="Hyperlink"/>
+            </w:rPr>
+            <w:t xml:space="preserve">, and </w:t>
+          </w:r>
+        </w:hyperlink>
+      </w:r>
+      <w:r>
+        <w:rPr>
+          <w:rFonts w:ascii="Charis SIL Regular" w:hAnsi="Charis SIL Regular" w:eastAsia="Charis SIL Regular"/>
+          <w:b w:val="0"/>
+          <w:i w:val="0"/>
+          <w:color w:val="000000"/>
+          <w:sz w:val="24"/>
+        </w:rPr>
+        <w:t>th</w:t>
+      </w:r>
+      <w:r>
+        <w:rPr>
+          <w:rFonts w:ascii="Charis SIL Regular" w:hAnsi="Charis SIL Regular" w:eastAsia="Charis SIL Regular"/>
+          <w:b w:val="0"/>
+          <w:i w:val="0"/>
+          <w:color w:val="000000"/>
+          <w:sz w:val="24"/>
+        </w:rPr>
+        <w:hyperlink r:id="rId20" w:history="1">
+          <w:r>
+            <w:rPr>
+              <w:rStyle w:val="Hyperlink"/>
+            </w:rPr>
+            <w:t xml:space="preserve">e </w:t>
+          </w:r>
+        </w:hyperlink>
       </w:r>
       <w:r>
         <w:rPr>
@@ -2724,7 +2994,7 @@
           <w:sz w:val="24"/>
           <w:u w:val="single"/>
         </w:rPr>
-        <w:hyperlink r:id="rId22" w:history="1">
+        <w:hyperlink r:id="rId20" w:history="1">
           <w:r>
             <w:rPr>
               <w:rStyle w:val="Hyperlink"/>
@@ -2789,7 +3059,7 @@
           <w:sz w:val="24"/>
           <w:u w:val="single"/>
         </w:rPr>
-        <w:hyperlink r:id="rId20" w:history="1">
+        <w:hyperlink r:id="rId22" w:history="1">
           <w:r>
             <w:rPr>
               <w:rStyle w:val="Hyperlink"/>
@@ -2864,14 +3134,7 @@
           <w:color w:val="000000"/>
           <w:sz w:val="24"/>
         </w:rPr>
-        <w:hyperlink r:id="rId21" w:history="1">
-          <w:r>
-            <w:rPr>
-              <w:rStyle w:val="Hyperlink"/>
-            </w:rPr>
-            <w:t>ives can</w:t>
-          </w:r>
-        </w:hyperlink>
+        <w:t>ives can</w:t>
       </w:r>
       <w:r>
         <w:rPr>
@@ -2949,42 +3212,13 @@
       </w:r>
       <w:r>
         <w:rPr>
-          <w:u w:val="single" w:color="0000ff"/>
           <w:rFonts w:ascii="Charis SIL Regular" w:hAnsi="Charis SIL Regular" w:eastAsia="Charis SIL Regular"/>
           <w:b w:val="0"/>
           <w:i w:val="0"/>
           <w:color w:val="000000"/>
           <w:sz w:val="24"/>
         </w:rPr>
-        <w:t>t</w:t>
-      </w:r>
-      <w:r>
-        <w:rPr>
-          <w:rFonts w:ascii="Charis SIL Regular" w:hAnsi="Charis SIL Regular" w:eastAsia="Charis SIL Regular"/>
-          <w:b w:val="0"/>
-          <w:i w:val="0"/>
-          <w:color w:val="000000"/>
-          <w:sz w:val="24"/>
-        </w:rPr>
-        <w:t>he count</w:t>
-      </w:r>
-      <w:r>
-        <w:rPr>
-          <w:u w:val="single" w:color="0000ff"/>
-          <w:rFonts w:ascii="Charis SIL Regular" w:hAnsi="Charis SIL Regular" w:eastAsia="Charis SIL Regular"/>
-          <w:b w:val="0"/>
-          <w:i w:val="0"/>
-          <w:color w:val="000000"/>
-          <w:sz w:val="24"/>
-        </w:rPr>
-        <w:hyperlink r:id="rId22" w:history="1">
-          <w:r>
-            <w:rPr>
-              <w:rStyle w:val="Hyperlink"/>
-            </w:rPr>
-            <w:t>ries where the m</w:t>
-          </w:r>
-        </w:hyperlink>
+        <w:t>the countries where the m</w:t>
       </w:r>
       <w:r>
         <w:rPr>

--- a/EXPORTS/DOCX/published/niveau2/English/ChristianMission.docx
+++ b/EXPORTS/DOCX/published/niveau2/English/ChristianMission.docx
@@ -445,21 +445,13 @@
       </w:r>
       <w:r>
         <w:rPr>
-          <w:u w:val="single" w:color="0000ff"/>
           <w:rFonts w:ascii="Charis SIL Regular" w:hAnsi="Charis SIL Regular" w:eastAsia="Charis SIL Regular"/>
           <w:b w:val="0"/>
           <w:i w:val="0"/>
           <w:color w:val="000000"/>
           <w:sz w:val="24"/>
         </w:rPr>
-        <w:hyperlink r:id="rId9" w:history="1">
-          <w:r>
-            <w:rPr>
-              <w:rStyle w:val="Hyperlink"/>
-            </w:rPr>
-            <w:t>made up of ob</w:t>
-          </w:r>
-        </w:hyperlink>
+        <w:t>made up of ob</w:t>
       </w:r>
       <w:r>
         <w:rPr>
@@ -553,21 +545,13 @@
       </w:r>
       <w:r>
         <w:rPr>
-          <w:u w:val="single" w:color="0000ff"/>
           <w:rFonts w:ascii="Charis SIL Regular" w:hAnsi="Charis SIL Regular" w:eastAsia="Charis SIL Regular"/>
           <w:b w:val="0"/>
           <w:i w:val="0"/>
           <w:color w:val="000000"/>
           <w:sz w:val="24"/>
         </w:rPr>
-        <w:hyperlink r:id="rId9" w:history="1">
-          <w:r>
-            <w:rPr>
-              <w:rStyle w:val="Hyperlink"/>
-            </w:rPr>
-            <w:t xml:space="preserve"> by</w:t>
-          </w:r>
-        </w:hyperlink>
+        <w:t xml:space="preserve"> by</w:t>
       </w:r>
       <w:r>
         <w:rPr>
@@ -807,7 +791,7 @@
           <w:sz w:val="24"/>
           <w:u w:val="single"/>
         </w:rPr>
-        <w:hyperlink r:id="rId11" w:history="1">
+        <w:hyperlink r:id="rId10" w:history="1">
           <w:r>
             <w:rPr>
               <w:rStyle w:val="Hyperlink"/>
@@ -823,7 +807,6 @@
           <w:i w:val="0"/>
           <w:color w:val="0000FF"/>
           <w:sz w:val="24"/>
-          <w:u w:val="single"/>
         </w:rPr>
         <w:t xml:space="preserve"> </w:t>
       </w:r>
@@ -865,7 +848,7 @@
           <w:sz w:val="24"/>
           <w:u w:val="single"/>
         </w:rPr>
-        <w:hyperlink r:id="rId11" w:history="1">
+        <w:hyperlink r:id="rId10" w:history="1">
           <w:r>
             <w:rPr>
               <w:rStyle w:val="Hyperlink"/>
@@ -912,7 +895,7 @@
           <w:sz w:val="24"/>
           <w:u w:val="single"/>
         </w:rPr>
-        <w:hyperlink r:id="rId11" w:history="1">
+        <w:hyperlink r:id="rId10" w:history="1">
           <w:r>
             <w:rPr>
               <w:rStyle w:val="Hyperlink"/>
@@ -928,7 +911,6 @@
           <w:i w:val="0"/>
           <w:color w:val="0000FF"/>
           <w:sz w:val="24"/>
-          <w:u w:val="single"/>
         </w:rPr>
         <w:hyperlink r:id="rId11" w:history="1">
           <w:r>
@@ -959,7 +941,7 @@
           <w:sz w:val="24"/>
           <w:u w:val="single"/>
         </w:rPr>
-        <w:hyperlink r:id="rId10" w:history="1">
+        <w:hyperlink r:id="rId11" w:history="1">
           <w:r>
             <w:rPr>
               <w:rStyle w:val="Hyperlink"/>
@@ -1267,42 +1249,13 @@
       </w:r>
       <w:r>
         <w:rPr>
-          <w:u w:val="single" w:color="0000ff"/>
           <w:rFonts w:ascii="Charis SIL Regular" w:hAnsi="Charis SIL Regular" w:eastAsia="Charis SIL Regular"/>
           <w:b w:val="0"/>
           <w:i w:val="0"/>
           <w:color w:val="000000"/>
           <w:sz w:val="24"/>
         </w:rPr>
-        <w:t>2024. O</w:t>
-      </w:r>
-      <w:r>
-        <w:rPr>
-          <w:u w:val="single" w:color="0000ff"/>
-          <w:rFonts w:ascii="Charis SIL Regular" w:hAnsi="Charis SIL Regular" w:eastAsia="Charis SIL Regular"/>
-          <w:b w:val="0"/>
-          <w:i w:val="0"/>
-          <w:color w:val="000000"/>
-          <w:sz w:val="24"/>
-        </w:rPr>
-        <w:hyperlink r:id="rId12" w:history="1">
-          <w:r>
-            <w:rPr>
-              <w:rStyle w:val="Hyperlink"/>
-            </w:rPr>
-            <w:t>bjec</w:t>
-          </w:r>
-        </w:hyperlink>
-      </w:r>
-      <w:r>
-        <w:rPr>
-          <w:rFonts w:ascii="Charis SIL Regular" w:hAnsi="Charis SIL Regular" w:eastAsia="Charis SIL Regular"/>
-          <w:b w:val="0"/>
-          <w:i w:val="0"/>
-          <w:color w:val="000000"/>
-          <w:sz w:val="24"/>
-        </w:rPr>
-        <w:t xml:space="preserve">ts that were collected by the </w:t>
+        <w:t xml:space="preserve">2024. Objects that were collected by the </w:t>
       </w:r>
       <w:r>
         <w:rPr>
@@ -1869,14 +1822,7 @@
           <w:color w:val="000000"/>
           <w:sz w:val="24"/>
         </w:rPr>
-        <w:hyperlink r:id="rId15" w:history="1">
-          <w:r>
-            <w:rPr>
-              <w:rStyle w:val="Hyperlink"/>
-            </w:rPr>
-            <w:t>sionary ar</w:t>
-          </w:r>
-        </w:hyperlink>
+        <w:t>sionary ar</w:t>
       </w:r>
       <w:r>
         <w:rPr>
@@ -2501,131 +2447,19 @@
           <w:i w:val="0"/>
           <w:color w:val="0000FF"/>
           <w:sz w:val="24"/>
+        </w:rPr>
+        <w:t>Churches in the Nether</w:t>
+      </w:r>
+      <w:r>
+        <w:rPr>
+          <w:rFonts w:ascii="Charis SIL Regular" w:hAnsi="Charis SIL Regular" w:eastAsia="Charis SIL Regular"/>
+          <w:b w:val="0"/>
+          <w:i w:val="0"/>
+          <w:color w:val="0000FF"/>
+          <w:sz w:val="24"/>
           <w:u w:val="single"/>
         </w:rPr>
-        <w:hyperlink r:id="rId19" w:history="1">
-          <w:r>
-            <w:rPr>
-              <w:rStyle w:val="Hyperlink"/>
-            </w:rPr>
-            <w:t>Churches</w:t>
-          </w:r>
-        </w:hyperlink>
-      </w:r>
-      <w:r>
-        <w:rPr>
-          <w:rFonts w:ascii="Charis SIL Regular" w:hAnsi="Charis SIL Regular" w:eastAsia="Charis SIL Regular"/>
-          <w:b w:val="0"/>
-          <w:i w:val="0"/>
-          <w:color w:val="0000FF"/>
-          <w:sz w:val="24"/>
-          <w:u w:val="single"/>
-        </w:rPr>
-        <w:t xml:space="preserve"> </w:t>
-      </w:r>
-      <w:r>
-        <w:rPr>
-          <w:rFonts w:ascii="Charis SIL Regular" w:hAnsi="Charis SIL Regular" w:eastAsia="Charis SIL Regular"/>
-          <w:b w:val="0"/>
-          <w:i w:val="0"/>
-          <w:color w:val="0000FF"/>
-          <w:sz w:val="24"/>
-          <w:u w:val="single"/>
-        </w:rPr>
-        <w:hyperlink r:id="rId19" w:history="1">
-          <w:r>
-            <w:rPr>
-              <w:rStyle w:val="Hyperlink"/>
-            </w:rPr>
-            <w:t>in</w:t>
-          </w:r>
-        </w:hyperlink>
-      </w:r>
-      <w:r>
-        <w:rPr>
-          <w:rFonts w:ascii="Charis SIL Regular" w:hAnsi="Charis SIL Regular" w:eastAsia="Charis SIL Regular"/>
-          <w:b w:val="0"/>
-          <w:i w:val="0"/>
-          <w:color w:val="0000FF"/>
-          <w:sz w:val="24"/>
-          <w:u w:val="single"/>
-        </w:rPr>
-        <w:t xml:space="preserve"> </w:t>
-      </w:r>
-      <w:r>
-        <w:rPr>
-          <w:rFonts w:ascii="Charis SIL Regular" w:hAnsi="Charis SIL Regular" w:eastAsia="Charis SIL Regular"/>
-          <w:b w:val="0"/>
-          <w:i w:val="0"/>
-          <w:color w:val="0000FF"/>
-          <w:sz w:val="24"/>
-        </w:rPr>
-        <w:hyperlink r:id="rId19" w:history="1">
-          <w:r>
-            <w:rPr>
-              <w:rStyle w:val="Hyperlink"/>
-            </w:rPr>
-            <w:t>th</w:t>
-          </w:r>
-        </w:hyperlink>
-      </w:r>
-      <w:r>
-        <w:rPr>
-          <w:rFonts w:ascii="Charis SIL Regular" w:hAnsi="Charis SIL Regular" w:eastAsia="Charis SIL Regular"/>
-          <w:b w:val="0"/>
-          <w:i w:val="0"/>
-          <w:color w:val="0000FF"/>
-          <w:sz w:val="24"/>
-          <w:u w:val="single"/>
-        </w:rPr>
-        <w:hyperlink r:id="rId19" w:history="1">
-          <w:r>
-            <w:rPr>
-              <w:rStyle w:val="Hyperlink"/>
-            </w:rPr>
-            <w:t>e</w:t>
-          </w:r>
-        </w:hyperlink>
-      </w:r>
-      <w:r>
-        <w:rPr>
-          <w:rFonts w:ascii="Charis SIL Regular" w:hAnsi="Charis SIL Regular" w:eastAsia="Charis SIL Regular"/>
-          <w:b w:val="0"/>
-          <w:i w:val="0"/>
-          <w:color w:val="0000FF"/>
-          <w:sz w:val="24"/>
-          <w:u w:val="single"/>
-        </w:rPr>
-        <w:t xml:space="preserve"> </w:t>
-      </w:r>
-      <w:r>
-        <w:rPr>
-          <w:rFonts w:ascii="Charis SIL Regular" w:hAnsi="Charis SIL Regular" w:eastAsia="Charis SIL Regular"/>
-          <w:b w:val="0"/>
-          <w:i w:val="0"/>
-          <w:color w:val="0000FF"/>
-          <w:sz w:val="24"/>
-          <w:u w:val="single"/>
-        </w:rPr>
-        <w:hyperlink r:id="rId19" w:history="1">
-          <w:r>
-            <w:rPr>
-              <w:rStyle w:val="Hyperlink"/>
-            </w:rPr>
-            <w:t>Nether</w:t>
-          </w:r>
-        </w:hyperlink>
-      </w:r>
-      <w:r>
-        <w:rPr>
-          <w:rFonts w:ascii="Charis SIL Regular" w:hAnsi="Charis SIL Regular" w:eastAsia="Charis SIL Regular"/>
-          <w:b w:val="0"/>
-          <w:i w:val="0"/>
-          <w:color w:val="0000FF"/>
-          <w:sz w:val="24"/>
-          <w:u w:val="single"/>
-        </w:rPr>
-        <w:hyperlink r:id="rId19" w:history="1">
+        <w:hyperlink r:id="rId18" w:history="1">
           <w:r>
             <w:rPr>
               <w:rStyle w:val="Hyperlink"/>
@@ -2636,14 +2470,20 @@
       </w:r>
       <w:r>
         <w:rPr>
-          <w:u w:val="single" w:color="0000ff"/>
           <w:rFonts w:ascii="Charis SIL Regular" w:hAnsi="Charis SIL Regular" w:eastAsia="Charis SIL Regular"/>
           <w:b w:val="0"/>
           <w:i w:val="0"/>
           <w:color w:val="000000"/>
           <w:sz w:val="24"/>
         </w:rPr>
-        <w:t xml:space="preserve">, </w:t>
+        <w:hyperlink r:id="rId18" w:history="1">
+          <w:r>
+            <w:rPr>
+              <w:rStyle w:val="Hyperlink"/>
+            </w:rPr>
+            <w:t xml:space="preserve">, </w:t>
+          </w:r>
+        </w:hyperlink>
       </w:r>
       <w:r>
         <w:rPr>
@@ -2654,7 +2494,7 @@
           <w:sz w:val="24"/>
           <w:u w:val="single"/>
         </w:rPr>
-        <w:hyperlink r:id="rId20" w:history="1">
+        <w:hyperlink r:id="rId18" w:history="1">
           <w:r>
             <w:rPr>
               <w:rStyle w:val="Hyperlink"/>
@@ -2672,7 +2512,7 @@
           <w:sz w:val="24"/>
           <w:u w:val="single"/>
         </w:rPr>
-        <w:hyperlink r:id="rId20" w:history="1">
+        <w:hyperlink r:id="rId19" w:history="1">
           <w:r>
             <w:rPr>
               <w:rStyle w:val="Hyperlink"/>
@@ -2856,18 +2696,78 @@
           <w:color w:val="000000"/>
           <w:sz w:val="24"/>
         </w:rPr>
-        <w:t xml:space="preserve">versiteit, </w:t>
-      </w:r>
-      <w:r>
-        <w:rPr>
+        <w:hyperlink r:id="rId19" w:history="1">
+          <w:r>
+            <w:rPr>
+              <w:rStyle w:val="Hyperlink"/>
+            </w:rPr>
+            <w:t>v</w:t>
+          </w:r>
+        </w:hyperlink>
+      </w:r>
+      <w:r>
+        <w:rPr>
+          <w:u w:val="single" w:color="0000ff"/>
           <w:rFonts w:ascii="Charis SIL Regular" w:hAnsi="Charis SIL Regular" w:eastAsia="Charis SIL Regular"/>
           <w:b w:val="0"/>
           <w:i w:val="0"/>
+          <w:color w:val="000000"/>
+          <w:sz w:val="24"/>
+        </w:rPr>
+        <w:hyperlink r:id="rId19" w:history="1">
+          <w:r>
+            <w:rPr>
+              <w:rStyle w:val="Hyperlink"/>
+            </w:rPr>
+            <w:t>ers</w:t>
+          </w:r>
+        </w:hyperlink>
+      </w:r>
+      <w:r>
+        <w:rPr>
+          <w:u w:val="single" w:color="0000ff"/>
+          <w:rFonts w:ascii="Charis SIL Regular" w:hAnsi="Charis SIL Regular" w:eastAsia="Charis SIL Regular"/>
+          <w:b w:val="0"/>
+          <w:i w:val="0"/>
+          <w:color w:val="000000"/>
+          <w:sz w:val="24"/>
+        </w:rPr>
+        <w:hyperlink r:id="rId19" w:history="1">
+          <w:r>
+            <w:rPr>
+              <w:rStyle w:val="Hyperlink"/>
+            </w:rPr>
+            <w:t>i</w:t>
+          </w:r>
+        </w:hyperlink>
+      </w:r>
+      <w:r>
+        <w:rPr>
+          <w:rFonts w:ascii="Charis SIL Regular" w:hAnsi="Charis SIL Regular" w:eastAsia="Charis SIL Regular"/>
+          <w:b w:val="0"/>
+          <w:i w:val="0"/>
+          <w:color w:val="000000"/>
+          <w:sz w:val="24"/>
+        </w:rPr>
+        <w:hyperlink r:id="rId19" w:history="1">
+          <w:r>
+            <w:rPr>
+              <w:rStyle w:val="Hyperlink"/>
+            </w:rPr>
+            <w:t xml:space="preserve">teit, </w:t>
+          </w:r>
+        </w:hyperlink>
+      </w:r>
+      <w:r>
+        <w:rPr>
+          <w:rFonts w:ascii="Charis SIL Regular" w:hAnsi="Charis SIL Regular" w:eastAsia="Charis SIL Regular"/>
+          <w:b w:val="0"/>
+          <w:i w:val="0"/>
           <w:color w:val="0000FF"/>
           <w:sz w:val="24"/>
           <w:u w:val="single"/>
         </w:rPr>
-        <w:hyperlink r:id="rId19" w:history="1">
+        <w:hyperlink r:id="rId21" w:history="1">
           <w:r>
             <w:rPr>
               <w:rStyle w:val="Hyperlink"/>
@@ -2919,8 +2819,99 @@
           <w:i w:val="0"/>
           <w:color w:val="0000FF"/>
           <w:sz w:val="24"/>
-        </w:rPr>
-        <w:t xml:space="preserve">Documentation </w:t>
+          <w:u w:val="single"/>
+        </w:rPr>
+        <w:hyperlink r:id="rId21" w:history="1">
+          <w:r>
+            <w:rPr>
+              <w:rStyle w:val="Hyperlink"/>
+            </w:rPr>
+            <w:t>Documen</w:t>
+          </w:r>
+        </w:hyperlink>
+      </w:r>
+      <w:r>
+        <w:rPr>
+          <w:rFonts w:ascii="Charis SIL Regular" w:hAnsi="Charis SIL Regular" w:eastAsia="Charis SIL Regular"/>
+          <w:b w:val="0"/>
+          <w:i w:val="0"/>
+          <w:color w:val="0000FF"/>
+          <w:sz w:val="24"/>
+          <w:u w:val="single"/>
+        </w:rPr>
+        <w:hyperlink r:id="rId21" w:history="1">
+          <w:r>
+            <w:rPr>
+              <w:rStyle w:val="Hyperlink"/>
+            </w:rPr>
+            <w:t>t</w:t>
+          </w:r>
+        </w:hyperlink>
+      </w:r>
+      <w:r>
+        <w:rPr>
+          <w:rFonts w:ascii="Charis SIL Regular" w:hAnsi="Charis SIL Regular" w:eastAsia="Charis SIL Regular"/>
+          <w:b w:val="0"/>
+          <w:i w:val="0"/>
+          <w:color w:val="0000FF"/>
+          <w:sz w:val="24"/>
+          <w:u w:val="single"/>
+        </w:rPr>
+        <w:hyperlink r:id="rId21" w:history="1">
+          <w:r>
+            <w:rPr>
+              <w:rStyle w:val="Hyperlink"/>
+            </w:rPr>
+            <w:t>at</w:t>
+          </w:r>
+        </w:hyperlink>
+      </w:r>
+      <w:r>
+        <w:rPr>
+          <w:rFonts w:ascii="Charis SIL Regular" w:hAnsi="Charis SIL Regular" w:eastAsia="Charis SIL Regular"/>
+          <w:b w:val="0"/>
+          <w:i w:val="0"/>
+          <w:color w:val="0000FF"/>
+          <w:sz w:val="24"/>
+          <w:u w:val="single"/>
+        </w:rPr>
+        <w:hyperlink r:id="rId21" w:history="1">
+          <w:r>
+            <w:rPr>
+              <w:rStyle w:val="Hyperlink"/>
+            </w:rPr>
+            <w:t>i</w:t>
+          </w:r>
+        </w:hyperlink>
+      </w:r>
+      <w:r>
+        <w:rPr>
+          <w:rFonts w:ascii="Charis SIL Regular" w:hAnsi="Charis SIL Regular" w:eastAsia="Charis SIL Regular"/>
+          <w:b w:val="0"/>
+          <w:i w:val="0"/>
+          <w:color w:val="0000FF"/>
+          <w:sz w:val="24"/>
+          <w:u w:val="single"/>
+        </w:rPr>
+        <w:hyperlink r:id="rId21" w:history="1">
+          <w:r>
+            <w:rPr>
+              <w:rStyle w:val="Hyperlink"/>
+            </w:rPr>
+            <w:t>on</w:t>
+          </w:r>
+        </w:hyperlink>
+      </w:r>
+      <w:r>
+        <w:rPr>
+          <w:rFonts w:ascii="Charis SIL Regular" w:hAnsi="Charis SIL Regular" w:eastAsia="Charis SIL Regular"/>
+          <w:b w:val="0"/>
+          <w:i w:val="0"/>
+          <w:color w:val="0000FF"/>
+          <w:sz w:val="24"/>
+          <w:u w:val="single"/>
+        </w:rPr>
+        <w:t xml:space="preserve"> </w:t>
       </w:r>
       <w:r>
         <w:rPr>
@@ -2970,6 +2961,7 @@
       </w:r>
       <w:r>
         <w:rPr>
+          <w:u w:val="single" w:color="0000ff"/>
           <w:rFonts w:ascii="Charis SIL Regular" w:hAnsi="Charis SIL Regular" w:eastAsia="Charis SIL Regular"/>
           <w:b w:val="0"/>
           <w:i w:val="0"/>
@@ -2994,7 +2986,7 @@
           <w:sz w:val="24"/>
           <w:u w:val="single"/>
         </w:rPr>
-        <w:hyperlink r:id="rId20" w:history="1">
+        <w:hyperlink r:id="rId22" w:history="1">
           <w:r>
             <w:rPr>
               <w:rStyle w:val="Hyperlink"/>
@@ -3059,7 +3051,7 @@
           <w:sz w:val="24"/>
           <w:u w:val="single"/>
         </w:rPr>
-        <w:hyperlink r:id="rId22" w:history="1">
+        <w:hyperlink r:id="rId20" w:history="1">
           <w:r>
             <w:rPr>
               <w:rStyle w:val="Hyperlink"/>
@@ -3134,7 +3126,14 @@
           <w:color w:val="000000"/>
           <w:sz w:val="24"/>
         </w:rPr>
-        <w:t>ives can</w:t>
+        <w:hyperlink r:id="rId21" w:history="1">
+          <w:r>
+            <w:rPr>
+              <w:rStyle w:val="Hyperlink"/>
+            </w:rPr>
+            <w:t>ives can</w:t>
+          </w:r>
+        </w:hyperlink>
       </w:r>
       <w:r>
         <w:rPr>
@@ -3212,13 +3211,42 @@
       </w:r>
       <w:r>
         <w:rPr>
+          <w:u w:val="single" w:color="0000ff"/>
           <w:rFonts w:ascii="Charis SIL Regular" w:hAnsi="Charis SIL Regular" w:eastAsia="Charis SIL Regular"/>
           <w:b w:val="0"/>
           <w:i w:val="0"/>
           <w:color w:val="000000"/>
           <w:sz w:val="24"/>
         </w:rPr>
-        <w:t>the countries where the m</w:t>
+        <w:t>t</w:t>
+      </w:r>
+      <w:r>
+        <w:rPr>
+          <w:rFonts w:ascii="Charis SIL Regular" w:hAnsi="Charis SIL Regular" w:eastAsia="Charis SIL Regular"/>
+          <w:b w:val="0"/>
+          <w:i w:val="0"/>
+          <w:color w:val="000000"/>
+          <w:sz w:val="24"/>
+        </w:rPr>
+        <w:t>he count</w:t>
+      </w:r>
+      <w:r>
+        <w:rPr>
+          <w:u w:val="single" w:color="0000ff"/>
+          <w:rFonts w:ascii="Charis SIL Regular" w:hAnsi="Charis SIL Regular" w:eastAsia="Charis SIL Regular"/>
+          <w:b w:val="0"/>
+          <w:i w:val="0"/>
+          <w:color w:val="000000"/>
+          <w:sz w:val="24"/>
+        </w:rPr>
+        <w:hyperlink r:id="rId22" w:history="1">
+          <w:r>
+            <w:rPr>
+              <w:rStyle w:val="Hyperlink"/>
+            </w:rPr>
+            <w:t>ries where the m</w:t>
+          </w:r>
+        </w:hyperlink>
       </w:r>
       <w:r>
         <w:rPr>
@@ -3384,7 +3412,7 @@
           <w:sz w:val="24"/>
           <w:u w:val="single"/>
         </w:rPr>
-        <w:t xml:space="preserve">Scientific research </w:t>
+        <w:t>Scientific research</w:t>
       </w:r>
       <w:r>
         <w:rPr>
@@ -3395,7 +3423,7 @@
           <w:sz w:val="24"/>
           <w:u w:val="single"/>
         </w:rPr>
-        <w:t>in colonised territorie</w:t>
+        <w:t xml:space="preserve"> </w:t>
       </w:r>
       <w:r>
         <w:rPr>
@@ -3404,8 +3432,9 @@
           <w:i w:val="0"/>
           <w:color w:val="0000FF"/>
           <w:sz w:val="24"/>
-        </w:rPr>
-        <w:t>s</w:t>
+          <w:u w:val="single"/>
+        </w:rPr>
+        <w:t>in colonised territories</w:t>
       </w:r>
       <w:r>
         <w:br/>
@@ -3547,7 +3576,7 @@
           <w:sz w:val="24"/>
           <w:u w:val="single"/>
         </w:rPr>
-        <w:t>Scientific research in colonised territ</w:t>
+        <w:t>Scientific research in colonised terri</w:t>
       </w:r>
       <w:r>
         <w:rPr>
@@ -3558,7 +3587,7 @@
           <w:sz w:val="24"/>
           <w:u w:val="single"/>
         </w:rPr>
-        <w:t>orie</w:t>
+        <w:t>t</w:t>
       </w:r>
       <w:r>
         <w:rPr>
@@ -3567,8 +3596,9 @@
           <w:i w:val="0"/>
           <w:color w:val="0000FF"/>
           <w:sz w:val="24"/>
-        </w:rPr>
-        <w:t>s</w:t>
+          <w:u w:val="single"/>
+        </w:rPr>
+        <w:t>ories</w:t>
       </w:r>
       <w:r>
         <w:br/>

--- a/EXPORTS/DOCX/published/niveau2/English/ChristianMission.docx
+++ b/EXPORTS/DOCX/published/niveau2/English/ChristianMission.docx
@@ -451,61 +451,7 @@
           <w:color w:val="000000"/>
           <w:sz w:val="24"/>
         </w:rPr>
-        <w:t>made up of ob</w:t>
-      </w:r>
-      <w:r>
-        <w:rPr>
-          <w:u w:val="single" w:color="0000ff"/>
-          <w:rFonts w:ascii="Charis SIL Regular" w:hAnsi="Charis SIL Regular" w:eastAsia="Charis SIL Regular"/>
-          <w:b w:val="0"/>
-          <w:i w:val="0"/>
-          <w:color w:val="000000"/>
-          <w:sz w:val="24"/>
-        </w:rPr>
-        <w:hyperlink r:id="rId9" w:history="1">
-          <w:r>
-            <w:rPr>
-              <w:rStyle w:val="Hyperlink"/>
-            </w:rPr>
-            <w:t>jects tha</w:t>
-          </w:r>
-        </w:hyperlink>
-      </w:r>
-      <w:r>
-        <w:rPr>
-          <w:u w:val="single" w:color="0000ff"/>
-          <w:rFonts w:ascii="Charis SIL Regular" w:hAnsi="Charis SIL Regular" w:eastAsia="Charis SIL Regular"/>
-          <w:b w:val="0"/>
-          <w:i w:val="0"/>
-          <w:color w:val="000000"/>
-          <w:sz w:val="24"/>
-        </w:rPr>
-        <w:hyperlink r:id="rId9" w:history="1">
-          <w:r>
-            <w:rPr>
-              <w:rStyle w:val="Hyperlink"/>
-            </w:rPr>
-            <w:t>t</w:t>
-          </w:r>
-        </w:hyperlink>
-      </w:r>
-      <w:r>
-        <w:rPr>
-          <w:u w:val="single" w:color="0000ff"/>
-          <w:rFonts w:ascii="Charis SIL Regular" w:hAnsi="Charis SIL Regular" w:eastAsia="Charis SIL Regular"/>
-          <w:b w:val="0"/>
-          <w:i w:val="0"/>
-          <w:color w:val="000000"/>
-          <w:sz w:val="24"/>
-        </w:rPr>
-        <w:hyperlink r:id="rId9" w:history="1">
-          <w:r>
-            <w:rPr>
-              <w:rStyle w:val="Hyperlink"/>
-            </w:rPr>
-            <w:t xml:space="preserve"> were coll</w:t>
-          </w:r>
-        </w:hyperlink>
+        <w:t>made up of objects that were coll</w:t>
       </w:r>
       <w:r>
         <w:rPr>
@@ -545,6 +491,7 @@
       </w:r>
       <w:r>
         <w:rPr>
+          <w:u w:val="single" w:color="0000ff"/>
           <w:rFonts w:ascii="Charis SIL Regular" w:hAnsi="Charis SIL Regular" w:eastAsia="Charis SIL Regular"/>
           <w:b w:val="0"/>
           <w:i w:val="0"/>
@@ -807,6 +754,7 @@
           <w:i w:val="0"/>
           <w:color w:val="0000FF"/>
           <w:sz w:val="24"/>
+          <w:u w:val="single"/>
         </w:rPr>
         <w:t xml:space="preserve"> </w:t>
       </w:r>
@@ -848,7 +796,7 @@
           <w:sz w:val="24"/>
           <w:u w:val="single"/>
         </w:rPr>
-        <w:hyperlink r:id="rId10" w:history="1">
+        <w:hyperlink r:id="rId11" w:history="1">
           <w:r>
             <w:rPr>
               <w:rStyle w:val="Hyperlink"/>
@@ -911,15 +859,9 @@
           <w:i w:val="0"/>
           <w:color w:val="0000FF"/>
           <w:sz w:val="24"/>
-        </w:rPr>
-        <w:hyperlink r:id="rId11" w:history="1">
-          <w:r>
-            <w:rPr>
-              <w:rStyle w:val="Hyperlink"/>
-            </w:rPr>
-            <w:t>ly</w:t>
-          </w:r>
-        </w:hyperlink>
+          <w:u w:val="single"/>
+        </w:rPr>
+        <w:t>ly</w:t>
       </w:r>
       <w:r>
         <w:rPr>
@@ -941,7 +883,7 @@
           <w:sz w:val="24"/>
           <w:u w:val="single"/>
         </w:rPr>
-        <w:hyperlink r:id="rId11" w:history="1">
+        <w:hyperlink r:id="rId10" w:history="1">
           <w:r>
             <w:rPr>
               <w:rStyle w:val="Hyperlink"/>
@@ -1249,13 +1191,67 @@
       </w:r>
       <w:r>
         <w:rPr>
+          <w:u w:val="single" w:color="0000ff"/>
           <w:rFonts w:ascii="Charis SIL Regular" w:hAnsi="Charis SIL Regular" w:eastAsia="Charis SIL Regular"/>
           <w:b w:val="0"/>
           <w:i w:val="0"/>
           <w:color w:val="000000"/>
           <w:sz w:val="24"/>
         </w:rPr>
-        <w:t xml:space="preserve">2024. Objects that were collected by the </w:t>
+        <w:hyperlink r:id="rId12" w:history="1">
+          <w:r>
+            <w:rPr>
+              <w:rStyle w:val="Hyperlink"/>
+            </w:rPr>
+            <w:t>2024</w:t>
+          </w:r>
+        </w:hyperlink>
+      </w:r>
+      <w:r>
+        <w:rPr>
+          <w:u w:val="single" w:color="0000ff"/>
+          <w:rFonts w:ascii="Charis SIL Regular" w:hAnsi="Charis SIL Regular" w:eastAsia="Charis SIL Regular"/>
+          <w:b w:val="0"/>
+          <w:i w:val="0"/>
+          <w:color w:val="000000"/>
+          <w:sz w:val="24"/>
+        </w:rPr>
+        <w:hyperlink r:id="rId12" w:history="1">
+          <w:r>
+            <w:rPr>
+              <w:rStyle w:val="Hyperlink"/>
+            </w:rPr>
+            <w:t>. O</w:t>
+          </w:r>
+        </w:hyperlink>
+      </w:r>
+      <w:r>
+        <w:rPr>
+          <w:u w:val="single" w:color="0000ff"/>
+          <w:rFonts w:ascii="Charis SIL Regular" w:hAnsi="Charis SIL Regular" w:eastAsia="Charis SIL Regular"/>
+          <w:b w:val="0"/>
+          <w:i w:val="0"/>
+          <w:color w:val="000000"/>
+          <w:sz w:val="24"/>
+        </w:rPr>
+        <w:hyperlink r:id="rId12" w:history="1">
+          <w:r>
+            <w:rPr>
+              <w:rStyle w:val="Hyperlink"/>
+            </w:rPr>
+            <w:t>bjec</w:t>
+          </w:r>
+        </w:hyperlink>
+      </w:r>
+      <w:r>
+        <w:rPr>
+          <w:rFonts w:ascii="Charis SIL Regular" w:hAnsi="Charis SIL Regular" w:eastAsia="Charis SIL Regular"/>
+          <w:b w:val="0"/>
+          <w:i w:val="0"/>
+          <w:color w:val="000000"/>
+          <w:sz w:val="24"/>
+        </w:rPr>
+        <w:t xml:space="preserve">ts that were collected by the </w:t>
       </w:r>
       <w:r>
         <w:rPr>
@@ -1398,14 +1394,7 @@
           <w:color w:val="000000"/>
           <w:sz w:val="24"/>
         </w:rPr>
-        <w:hyperlink r:id="rId13" w:history="1">
-          <w:r>
-            <w:rPr>
-              <w:rStyle w:val="Hyperlink"/>
-            </w:rPr>
-            <w:t>ominantly</w:t>
-          </w:r>
-        </w:hyperlink>
+        <w:t>ominantly</w:t>
       </w:r>
       <w:r>
         <w:rPr>
@@ -1822,25 +1811,7 @@
           <w:color w:val="000000"/>
           <w:sz w:val="24"/>
         </w:rPr>
-        <w:t>sionary ar</w:t>
-      </w:r>
-      <w:r>
-        <w:rPr>
-          <w:u w:val="single" w:color="0000ff"/>
-          <w:rFonts w:ascii="Charis SIL Regular" w:hAnsi="Charis SIL Regular" w:eastAsia="Charis SIL Regular"/>
-          <w:b w:val="0"/>
-          <w:i w:val="0"/>
-          <w:color w:val="000000"/>
-          <w:sz w:val="24"/>
-        </w:rPr>
-        <w:hyperlink r:id="rId15" w:history="1">
-          <w:r>
-            <w:rPr>
-              <w:rStyle w:val="Hyperlink"/>
-            </w:rPr>
-            <w:t>chi</w:t>
-          </w:r>
-        </w:hyperlink>
+        <w:t>sionary archi</w:t>
       </w:r>
       <w:r>
         <w:rPr>
@@ -2447,8 +2418,16 @@
           <w:i w:val="0"/>
           <w:color w:val="0000FF"/>
           <w:sz w:val="24"/>
-        </w:rPr>
-        <w:t>Churches in the Nether</w:t>
+          <w:u w:val="single"/>
+        </w:rPr>
+        <w:hyperlink r:id="rId19" w:history="1">
+          <w:r>
+            <w:rPr>
+              <w:rStyle w:val="Hyperlink"/>
+            </w:rPr>
+            <w:t>Churches</w:t>
+          </w:r>
+        </w:hyperlink>
       </w:r>
       <w:r>
         <w:rPr>
@@ -2459,7 +2438,76 @@
           <w:sz w:val="24"/>
           <w:u w:val="single"/>
         </w:rPr>
+        <w:t xml:space="preserve"> </w:t>
+      </w:r>
+      <w:r>
+        <w:rPr>
+          <w:rFonts w:ascii="Charis SIL Regular" w:hAnsi="Charis SIL Regular" w:eastAsia="Charis SIL Regular"/>
+          <w:b w:val="0"/>
+          <w:i w:val="0"/>
+          <w:color w:val="0000FF"/>
+          <w:sz w:val="24"/>
+          <w:u w:val="single"/>
+        </w:rPr>
+        <w:t>in th</w:t>
+      </w:r>
+      <w:r>
+        <w:rPr>
+          <w:rFonts w:ascii="Charis SIL Regular" w:hAnsi="Charis SIL Regular" w:eastAsia="Charis SIL Regular"/>
+          <w:b w:val="0"/>
+          <w:i w:val="0"/>
+          <w:color w:val="0000FF"/>
+          <w:sz w:val="24"/>
+          <w:u w:val="single"/>
+        </w:rPr>
         <w:hyperlink r:id="rId18" w:history="1">
+          <w:r>
+            <w:rPr>
+              <w:rStyle w:val="Hyperlink"/>
+            </w:rPr>
+            <w:t>e</w:t>
+          </w:r>
+        </w:hyperlink>
+      </w:r>
+      <w:r>
+        <w:rPr>
+          <w:rFonts w:ascii="Charis SIL Regular" w:hAnsi="Charis SIL Regular" w:eastAsia="Charis SIL Regular"/>
+          <w:b w:val="0"/>
+          <w:i w:val="0"/>
+          <w:color w:val="0000FF"/>
+          <w:sz w:val="24"/>
+          <w:u w:val="single"/>
+        </w:rPr>
+        <w:t xml:space="preserve"> </w:t>
+      </w:r>
+      <w:r>
+        <w:rPr>
+          <w:rFonts w:ascii="Charis SIL Regular" w:hAnsi="Charis SIL Regular" w:eastAsia="Charis SIL Regular"/>
+          <w:b w:val="0"/>
+          <w:i w:val="0"/>
+          <w:color w:val="0000FF"/>
+          <w:sz w:val="24"/>
+          <w:u w:val="single"/>
+        </w:rPr>
+        <w:hyperlink r:id="rId18" w:history="1">
+          <w:r>
+            <w:rPr>
+              <w:rStyle w:val="Hyperlink"/>
+            </w:rPr>
+            <w:t>Nether</w:t>
+          </w:r>
+        </w:hyperlink>
+      </w:r>
+      <w:r>
+        <w:rPr>
+          <w:rFonts w:ascii="Charis SIL Regular" w:hAnsi="Charis SIL Regular" w:eastAsia="Charis SIL Regular"/>
+          <w:b w:val="0"/>
+          <w:i w:val="0"/>
+          <w:color w:val="0000FF"/>
+          <w:sz w:val="24"/>
+          <w:u w:val="single"/>
+        </w:rPr>
+        <w:hyperlink r:id="rId19" w:history="1">
           <w:r>
             <w:rPr>
               <w:rStyle w:val="Hyperlink"/>
@@ -2476,14 +2524,7 @@
           <w:color w:val="000000"/>
           <w:sz w:val="24"/>
         </w:rPr>
-        <w:hyperlink r:id="rId18" w:history="1">
-          <w:r>
-            <w:rPr>
-              <w:rStyle w:val="Hyperlink"/>
-            </w:rPr>
-            <w:t xml:space="preserve">, </w:t>
-          </w:r>
-        </w:hyperlink>
+        <w:t xml:space="preserve">, </w:t>
       </w:r>
       <w:r>
         <w:rPr>
@@ -2494,7 +2535,7 @@
           <w:sz w:val="24"/>
           <w:u w:val="single"/>
         </w:rPr>
-        <w:hyperlink r:id="rId18" w:history="1">
+        <w:hyperlink r:id="rId20" w:history="1">
           <w:r>
             <w:rPr>
               <w:rStyle w:val="Hyperlink"/>
@@ -2512,7 +2553,7 @@
           <w:sz w:val="24"/>
           <w:u w:val="single"/>
         </w:rPr>
-        <w:hyperlink r:id="rId19" w:history="1">
+        <w:hyperlink r:id="rId20" w:history="1">
           <w:r>
             <w:rPr>
               <w:rStyle w:val="Hyperlink"/>
@@ -2548,6 +2589,42 @@
           <w:sz w:val="24"/>
           <w:u w:val="single"/>
         </w:rPr>
+        <w:hyperlink r:id="rId19" w:history="1">
+          <w:r>
+            <w:rPr>
+              <w:rStyle w:val="Hyperlink"/>
+            </w:rPr>
+            <w:t>s</w:t>
+          </w:r>
+        </w:hyperlink>
+      </w:r>
+      <w:r>
+        <w:rPr>
+          <w:rFonts w:ascii="Charis SIL Regular" w:hAnsi="Charis SIL Regular" w:eastAsia="Charis SIL Regular"/>
+          <w:b w:val="0"/>
+          <w:i w:val="0"/>
+          <w:color w:val="0000FF"/>
+          <w:sz w:val="24"/>
+          <w:u w:val="single"/>
+        </w:rPr>
+        <w:hyperlink r:id="rId20" w:history="1">
+          <w:r>
+            <w:rPr>
+              <w:rStyle w:val="Hyperlink"/>
+            </w:rPr>
+            <w:t>tant</w:t>
+          </w:r>
+        </w:hyperlink>
+      </w:r>
+      <w:r>
+        <w:rPr>
+          <w:rFonts w:ascii="Charis SIL Regular" w:hAnsi="Charis SIL Regular" w:eastAsia="Charis SIL Regular"/>
+          <w:b w:val="0"/>
+          <w:i w:val="0"/>
+          <w:color w:val="0000FF"/>
+          <w:sz w:val="24"/>
+          <w:u w:val="single"/>
+        </w:rPr>
         <w:hyperlink r:id="rId20" w:history="1">
           <w:r>
             <w:rPr>
@@ -2566,14 +2643,7 @@
           <w:sz w:val="24"/>
           <w:u w:val="single"/>
         </w:rPr>
-        <w:hyperlink r:id="rId20" w:history="1">
-          <w:r>
-            <w:rPr>
-              <w:rStyle w:val="Hyperlink"/>
-            </w:rPr>
-            <w:t>tant</w:t>
-          </w:r>
-        </w:hyperlink>
+        <w:t xml:space="preserve"> </w:t>
       </w:r>
       <w:r>
         <w:rPr>
@@ -2584,36 +2654,7 @@
           <w:sz w:val="24"/>
           <w:u w:val="single"/>
         </w:rPr>
-        <w:hyperlink r:id="rId20" w:history="1">
-          <w:r>
-            <w:rPr>
-              <w:rStyle w:val="Hyperlink"/>
-            </w:rPr>
-            <w:t>s</w:t>
-          </w:r>
-        </w:hyperlink>
-      </w:r>
-      <w:r>
-        <w:rPr>
-          <w:rFonts w:ascii="Charis SIL Regular" w:hAnsi="Charis SIL Regular" w:eastAsia="Charis SIL Regular"/>
-          <w:b w:val="0"/>
-          <w:i w:val="0"/>
-          <w:color w:val="0000FF"/>
-          <w:sz w:val="24"/>
-          <w:u w:val="single"/>
-        </w:rPr>
-        <w:t xml:space="preserve"> </w:t>
-      </w:r>
-      <w:r>
-        <w:rPr>
-          <w:rFonts w:ascii="Charis SIL Regular" w:hAnsi="Charis SIL Regular" w:eastAsia="Charis SIL Regular"/>
-          <w:b w:val="0"/>
-          <w:i w:val="0"/>
-          <w:color w:val="0000FF"/>
-          <w:sz w:val="24"/>
-          <w:u w:val="single"/>
-        </w:rPr>
-        <w:hyperlink r:id="rId20" w:history="1">
+        <w:hyperlink r:id="rId19" w:history="1">
           <w:r>
             <w:rPr>
               <w:rStyle w:val="Hyperlink"/>
@@ -2624,139 +2665,13 @@
       </w:r>
       <w:r>
         <w:rPr>
-          <w:u w:val="single" w:color="0000ff"/>
           <w:rFonts w:ascii="Charis SIL Regular" w:hAnsi="Charis SIL Regular" w:eastAsia="Charis SIL Regular"/>
           <w:b w:val="0"/>
           <w:i w:val="0"/>
           <w:color w:val="000000"/>
           <w:sz w:val="24"/>
         </w:rPr>
-        <w:hyperlink r:id="rId19" w:history="1">
-          <w:r>
-            <w:rPr>
-              <w:rStyle w:val="Hyperlink"/>
-            </w:rPr>
-            <w:t xml:space="preserve"> at the</w:t>
-          </w:r>
-        </w:hyperlink>
-      </w:r>
-      <w:r>
-        <w:rPr>
-          <w:u w:val="single" w:color="0000ff"/>
-          <w:rFonts w:ascii="Charis SIL Regular" w:hAnsi="Charis SIL Regular" w:eastAsia="Charis SIL Regular"/>
-          <w:b w:val="0"/>
-          <w:i w:val="0"/>
-          <w:color w:val="000000"/>
-          <w:sz w:val="24"/>
-        </w:rPr>
-        <w:t xml:space="preserve"> </w:t>
-      </w:r>
-      <w:r>
-        <w:rPr>
-          <w:u w:val="single" w:color="0000ff"/>
-          <w:rFonts w:ascii="Charis SIL Regular" w:hAnsi="Charis SIL Regular" w:eastAsia="Charis SIL Regular"/>
-          <w:b w:val="0"/>
-          <w:i w:val="0"/>
-          <w:color w:val="000000"/>
-          <w:sz w:val="24"/>
-        </w:rPr>
-        <w:hyperlink r:id="rId19" w:history="1">
-          <w:r>
-            <w:rPr>
-              <w:rStyle w:val="Hyperlink"/>
-            </w:rPr>
-            <w:t>Vrije U</w:t>
-          </w:r>
-        </w:hyperlink>
-      </w:r>
-      <w:r>
-        <w:rPr>
-          <w:u w:val="single" w:color="0000ff"/>
-          <w:rFonts w:ascii="Charis SIL Regular" w:hAnsi="Charis SIL Regular" w:eastAsia="Charis SIL Regular"/>
-          <w:b w:val="0"/>
-          <w:i w:val="0"/>
-          <w:color w:val="000000"/>
-          <w:sz w:val="24"/>
-        </w:rPr>
-        <w:hyperlink r:id="rId19" w:history="1">
-          <w:r>
-            <w:rPr>
-              <w:rStyle w:val="Hyperlink"/>
-            </w:rPr>
-            <w:t>ni</w:t>
-          </w:r>
-        </w:hyperlink>
-      </w:r>
-      <w:r>
-        <w:rPr>
-          <w:u w:val="single" w:color="0000ff"/>
-          <w:rFonts w:ascii="Charis SIL Regular" w:hAnsi="Charis SIL Regular" w:eastAsia="Charis SIL Regular"/>
-          <w:b w:val="0"/>
-          <w:i w:val="0"/>
-          <w:color w:val="000000"/>
-          <w:sz w:val="24"/>
-        </w:rPr>
-        <w:hyperlink r:id="rId19" w:history="1">
-          <w:r>
-            <w:rPr>
-              <w:rStyle w:val="Hyperlink"/>
-            </w:rPr>
-            <w:t>v</w:t>
-          </w:r>
-        </w:hyperlink>
-      </w:r>
-      <w:r>
-        <w:rPr>
-          <w:u w:val="single" w:color="0000ff"/>
-          <w:rFonts w:ascii="Charis SIL Regular" w:hAnsi="Charis SIL Regular" w:eastAsia="Charis SIL Regular"/>
-          <w:b w:val="0"/>
-          <w:i w:val="0"/>
-          <w:color w:val="000000"/>
-          <w:sz w:val="24"/>
-        </w:rPr>
-        <w:hyperlink r:id="rId19" w:history="1">
-          <w:r>
-            <w:rPr>
-              <w:rStyle w:val="Hyperlink"/>
-            </w:rPr>
-            <w:t>ers</w:t>
-          </w:r>
-        </w:hyperlink>
-      </w:r>
-      <w:r>
-        <w:rPr>
-          <w:u w:val="single" w:color="0000ff"/>
-          <w:rFonts w:ascii="Charis SIL Regular" w:hAnsi="Charis SIL Regular" w:eastAsia="Charis SIL Regular"/>
-          <w:b w:val="0"/>
-          <w:i w:val="0"/>
-          <w:color w:val="000000"/>
-          <w:sz w:val="24"/>
-        </w:rPr>
-        <w:hyperlink r:id="rId19" w:history="1">
-          <w:r>
-            <w:rPr>
-              <w:rStyle w:val="Hyperlink"/>
-            </w:rPr>
-            <w:t>i</w:t>
-          </w:r>
-        </w:hyperlink>
-      </w:r>
-      <w:r>
-        <w:rPr>
-          <w:rFonts w:ascii="Charis SIL Regular" w:hAnsi="Charis SIL Regular" w:eastAsia="Charis SIL Regular"/>
-          <w:b w:val="0"/>
-          <w:i w:val="0"/>
-          <w:color w:val="000000"/>
-          <w:sz w:val="24"/>
-        </w:rPr>
-        <w:hyperlink r:id="rId19" w:history="1">
-          <w:r>
-            <w:rPr>
-              <w:rStyle w:val="Hyperlink"/>
-            </w:rPr>
-            <w:t xml:space="preserve">teit, </w:t>
-          </w:r>
-        </w:hyperlink>
+        <w:t xml:space="preserve"> at the Vrije Universiteit, </w:t>
       </w:r>
       <w:r>
         <w:rPr>
@@ -2767,7 +2682,7 @@
           <w:sz w:val="24"/>
           <w:u w:val="single"/>
         </w:rPr>
-        <w:hyperlink r:id="rId21" w:history="1">
+        <w:hyperlink r:id="rId19" w:history="1">
           <w:r>
             <w:rPr>
               <w:rStyle w:val="Hyperlink"/>
@@ -2785,7 +2700,7 @@
           <w:sz w:val="24"/>
           <w:u w:val="single"/>
         </w:rPr>
-        <w:hyperlink r:id="rId19" w:history="1">
+        <w:hyperlink r:id="rId21" w:history="1">
           <w:r>
             <w:rPr>
               <w:rStyle w:val="Hyperlink"/>
@@ -3004,7 +2919,7 @@
           <w:sz w:val="24"/>
           <w:u w:val="single"/>
         </w:rPr>
-        <w:hyperlink r:id="rId20" w:history="1">
+        <w:hyperlink r:id="rId22" w:history="1">
           <w:r>
             <w:rPr>
               <w:rStyle w:val="Hyperlink"/>
@@ -3022,7 +2937,7 @@
           <w:sz w:val="24"/>
           <w:u w:val="single"/>
         </w:rPr>
-        <w:hyperlink r:id="rId20" w:history="1">
+        <w:hyperlink r:id="rId22" w:history="1">
           <w:r>
             <w:rPr>
               <w:rStyle w:val="Hyperlink"/>
@@ -3051,7 +2966,7 @@
           <w:sz w:val="24"/>
           <w:u w:val="single"/>
         </w:rPr>
-        <w:hyperlink r:id="rId20" w:history="1">
+        <w:hyperlink r:id="rId22" w:history="1">
           <w:r>
             <w:rPr>
               <w:rStyle w:val="Hyperlink"/>
@@ -3412,7 +3327,7 @@
           <w:sz w:val="24"/>
           <w:u w:val="single"/>
         </w:rPr>
-        <w:t>Scientific research</w:t>
+        <w:t xml:space="preserve">Scientific research </w:t>
       </w:r>
       <w:r>
         <w:rPr>
@@ -3423,7 +3338,7 @@
           <w:sz w:val="24"/>
           <w:u w:val="single"/>
         </w:rPr>
-        <w:t xml:space="preserve"> </w:t>
+        <w:t>in colonised territorie</w:t>
       </w:r>
       <w:r>
         <w:rPr>
@@ -3432,9 +3347,8 @@
           <w:i w:val="0"/>
           <w:color w:val="0000FF"/>
           <w:sz w:val="24"/>
-          <w:u w:val="single"/>
-        </w:rPr>
-        <w:t>in colonised territories</w:t>
+        </w:rPr>
+        <w:t>s</w:t>
       </w:r>
       <w:r>
         <w:br/>
@@ -4190,15 +4104,9 @@
           <w:i w:val="0"/>
           <w:color w:val="0000FF"/>
           <w:sz w:val="24"/>
-        </w:rPr>
-        <w:hyperlink r:id="rId25" w:history="1">
-          <w:r>
-            <w:rPr>
-              <w:rStyle w:val="Hyperlink"/>
-            </w:rPr>
-            <w:t>7</w:t>
-          </w:r>
-        </w:hyperlink>
+          <w:u w:val="single"/>
+        </w:rPr>
+        <w:t>7</w:t>
       </w:r>
       <w:r>
         <w:rPr>
@@ -4564,9 +4472,15 @@
           <w:i w:val="0"/>
           <w:color w:val="0000FF"/>
           <w:sz w:val="24"/>
-          <w:u w:val="single"/>
-        </w:rPr>
-        <w:t>1</w:t>
+        </w:rPr>
+        <w:hyperlink r:id="rId27" w:history="1">
+          <w:r>
+            <w:rPr>
+              <w:rStyle w:val="Hyperlink"/>
+            </w:rPr>
+            <w:t>1</w:t>
+          </w:r>
+        </w:hyperlink>
       </w:r>
       <w:r>
         <w:rPr>

--- a/EXPORTS/DOCX/published/niveau2/English/ChristianMission.docx
+++ b/EXPORTS/DOCX/published/niveau2/English/ChristianMission.docx
@@ -451,7 +451,61 @@
           <w:color w:val="000000"/>
           <w:sz w:val="24"/>
         </w:rPr>
-        <w:t>made up of objects that were coll</w:t>
+        <w:t>made up of ob</w:t>
+      </w:r>
+      <w:r>
+        <w:rPr>
+          <w:u w:val="single" w:color="0000ff"/>
+          <w:rFonts w:ascii="Charis SIL Regular" w:hAnsi="Charis SIL Regular" w:eastAsia="Charis SIL Regular"/>
+          <w:b w:val="0"/>
+          <w:i w:val="0"/>
+          <w:color w:val="000000"/>
+          <w:sz w:val="24"/>
+        </w:rPr>
+        <w:hyperlink r:id="rId9" w:history="1">
+          <w:r>
+            <w:rPr>
+              <w:rStyle w:val="Hyperlink"/>
+            </w:rPr>
+            <w:t>jects tha</w:t>
+          </w:r>
+        </w:hyperlink>
+      </w:r>
+      <w:r>
+        <w:rPr>
+          <w:u w:val="single" w:color="0000ff"/>
+          <w:rFonts w:ascii="Charis SIL Regular" w:hAnsi="Charis SIL Regular" w:eastAsia="Charis SIL Regular"/>
+          <w:b w:val="0"/>
+          <w:i w:val="0"/>
+          <w:color w:val="000000"/>
+          <w:sz w:val="24"/>
+        </w:rPr>
+        <w:hyperlink r:id="rId9" w:history="1">
+          <w:r>
+            <w:rPr>
+              <w:rStyle w:val="Hyperlink"/>
+            </w:rPr>
+            <w:t>t</w:t>
+          </w:r>
+        </w:hyperlink>
+      </w:r>
+      <w:r>
+        <w:rPr>
+          <w:u w:val="single" w:color="0000ff"/>
+          <w:rFonts w:ascii="Charis SIL Regular" w:hAnsi="Charis SIL Regular" w:eastAsia="Charis SIL Regular"/>
+          <w:b w:val="0"/>
+          <w:i w:val="0"/>
+          <w:color w:val="000000"/>
+          <w:sz w:val="24"/>
+        </w:rPr>
+        <w:hyperlink r:id="rId9" w:history="1">
+          <w:r>
+            <w:rPr>
+              <w:rStyle w:val="Hyperlink"/>
+            </w:rPr>
+            <w:t xml:space="preserve"> were coll</w:t>
+          </w:r>
+        </w:hyperlink>
       </w:r>
       <w:r>
         <w:rPr>
@@ -498,7 +552,14 @@
           <w:color w:val="000000"/>
           <w:sz w:val="24"/>
         </w:rPr>
-        <w:t xml:space="preserve"> by</w:t>
+        <w:hyperlink r:id="rId9" w:history="1">
+          <w:r>
+            <w:rPr>
+              <w:rStyle w:val="Hyperlink"/>
+            </w:rPr>
+            <w:t xml:space="preserve"> by</w:t>
+          </w:r>
+        </w:hyperlink>
       </w:r>
       <w:r>
         <w:rPr>
@@ -738,7 +799,7 @@
           <w:sz w:val="24"/>
           <w:u w:val="single"/>
         </w:rPr>
-        <w:hyperlink r:id="rId10" w:history="1">
+        <w:hyperlink r:id="rId11" w:history="1">
           <w:r>
             <w:rPr>
               <w:rStyle w:val="Hyperlink"/>
@@ -861,7 +922,14 @@
           <w:sz w:val="24"/>
           <w:u w:val="single"/>
         </w:rPr>
-        <w:t>ly</w:t>
+        <w:hyperlink r:id="rId10" w:history="1">
+          <w:r>
+            <w:rPr>
+              <w:rStyle w:val="Hyperlink"/>
+            </w:rPr>
+            <w:t>ly</w:t>
+          </w:r>
+        </w:hyperlink>
       </w:r>
       <w:r>
         <w:rPr>
@@ -883,7 +951,7 @@
           <w:sz w:val="24"/>
           <w:u w:val="single"/>
         </w:rPr>
-        <w:hyperlink r:id="rId10" w:history="1">
+        <w:hyperlink r:id="rId11" w:history="1">
           <w:r>
             <w:rPr>
               <w:rStyle w:val="Hyperlink"/>
@@ -1191,21 +1259,13 @@
       </w:r>
       <w:r>
         <w:rPr>
-          <w:u w:val="single" w:color="0000ff"/>
           <w:rFonts w:ascii="Charis SIL Regular" w:hAnsi="Charis SIL Regular" w:eastAsia="Charis SIL Regular"/>
           <w:b w:val="0"/>
           <w:i w:val="0"/>
           <w:color w:val="000000"/>
           <w:sz w:val="24"/>
         </w:rPr>
-        <w:hyperlink r:id="rId12" w:history="1">
-          <w:r>
-            <w:rPr>
-              <w:rStyle w:val="Hyperlink"/>
-            </w:rPr>
-            <w:t>2024</w:t>
-          </w:r>
-        </w:hyperlink>
+        <w:t>2024</w:t>
       </w:r>
       <w:r>
         <w:rPr>
@@ -1394,7 +1454,14 @@
           <w:color w:val="000000"/>
           <w:sz w:val="24"/>
         </w:rPr>
-        <w:t>ominantly</w:t>
+        <w:hyperlink r:id="rId13" w:history="1">
+          <w:r>
+            <w:rPr>
+              <w:rStyle w:val="Hyperlink"/>
+            </w:rPr>
+            <w:t>ominantly</w:t>
+          </w:r>
+        </w:hyperlink>
       </w:r>
       <w:r>
         <w:rPr>
@@ -1771,18 +1838,7 @@
           <w:color w:val="000000"/>
           <w:sz w:val="24"/>
         </w:rPr>
-        <w:t>Dut</w:t>
-      </w:r>
-      <w:r>
-        <w:rPr>
-          <w:u w:val="single" w:color="0000ff"/>
-          <w:rFonts w:ascii="Charis SIL Regular" w:hAnsi="Charis SIL Regular" w:eastAsia="Charis SIL Regular"/>
-          <w:b w:val="0"/>
-          <w:i w:val="0"/>
-          <w:color w:val="000000"/>
-          <w:sz w:val="24"/>
-        </w:rPr>
-        <w:t>ch Protestant and</w:t>
+        <w:t>Dutch Protestant and</w:t>
       </w:r>
       <w:r>
         <w:rPr>
@@ -1811,7 +1867,25 @@
           <w:color w:val="000000"/>
           <w:sz w:val="24"/>
         </w:rPr>
-        <w:t>sionary archi</w:t>
+        <w:hyperlink r:id="rId15" w:history="1">
+          <w:r>
+            <w:rPr>
+              <w:rStyle w:val="Hyperlink"/>
+            </w:rPr>
+            <w:t>sionary ar</w:t>
+          </w:r>
+        </w:hyperlink>
+      </w:r>
+      <w:r>
+        <w:rPr>
+          <w:u w:val="single" w:color="0000ff"/>
+          <w:rFonts w:ascii="Charis SIL Regular" w:hAnsi="Charis SIL Regular" w:eastAsia="Charis SIL Regular"/>
+          <w:b w:val="0"/>
+          <w:i w:val="0"/>
+          <w:color w:val="000000"/>
+          <w:sz w:val="24"/>
+        </w:rPr>
+        <w:t>chi</w:t>
       </w:r>
       <w:r>
         <w:rPr>
@@ -2449,7 +2523,14 @@
           <w:sz w:val="24"/>
           <w:u w:val="single"/>
         </w:rPr>
-        <w:t>in th</w:t>
+        <w:hyperlink r:id="rId19" w:history="1">
+          <w:r>
+            <w:rPr>
+              <w:rStyle w:val="Hyperlink"/>
+            </w:rPr>
+            <w:t>in</w:t>
+          </w:r>
+        </w:hyperlink>
       </w:r>
       <w:r>
         <w:rPr>
@@ -2460,7 +2541,36 @@
           <w:sz w:val="24"/>
           <w:u w:val="single"/>
         </w:rPr>
-        <w:hyperlink r:id="rId18" w:history="1">
+        <w:t xml:space="preserve"> </w:t>
+      </w:r>
+      <w:r>
+        <w:rPr>
+          <w:rFonts w:ascii="Charis SIL Regular" w:hAnsi="Charis SIL Regular" w:eastAsia="Charis SIL Regular"/>
+          <w:b w:val="0"/>
+          <w:i w:val="0"/>
+          <w:color w:val="0000FF"/>
+          <w:sz w:val="24"/>
+          <w:u w:val="single"/>
+        </w:rPr>
+        <w:hyperlink r:id="rId19" w:history="1">
+          <w:r>
+            <w:rPr>
+              <w:rStyle w:val="Hyperlink"/>
+            </w:rPr>
+            <w:t>th</w:t>
+          </w:r>
+        </w:hyperlink>
+      </w:r>
+      <w:r>
+        <w:rPr>
+          <w:rFonts w:ascii="Charis SIL Regular" w:hAnsi="Charis SIL Regular" w:eastAsia="Charis SIL Regular"/>
+          <w:b w:val="0"/>
+          <w:i w:val="0"/>
+          <w:color w:val="0000FF"/>
+          <w:sz w:val="24"/>
+          <w:u w:val="single"/>
+        </w:rPr>
+        <w:hyperlink r:id="rId19" w:history="1">
           <w:r>
             <w:rPr>
               <w:rStyle w:val="Hyperlink"/>
@@ -2507,7 +2617,7 @@
           <w:sz w:val="24"/>
           <w:u w:val="single"/>
         </w:rPr>
-        <w:hyperlink r:id="rId19" w:history="1">
+        <w:hyperlink r:id="rId18" w:history="1">
           <w:r>
             <w:rPr>
               <w:rStyle w:val="Hyperlink"/>
@@ -2518,6 +2628,7 @@
       </w:r>
       <w:r>
         <w:rPr>
+          <w:u w:val="single" w:color="0000ff"/>
           <w:rFonts w:ascii="Charis SIL Regular" w:hAnsi="Charis SIL Regular" w:eastAsia="Charis SIL Regular"/>
           <w:b w:val="0"/>
           <w:i w:val="0"/>
@@ -2535,7 +2646,7 @@
           <w:sz w:val="24"/>
           <w:u w:val="single"/>
         </w:rPr>
-        <w:hyperlink r:id="rId20" w:history="1">
+        <w:hyperlink r:id="rId18" w:history="1">
           <w:r>
             <w:rPr>
               <w:rStyle w:val="Hyperlink"/>
@@ -2553,7 +2664,7 @@
           <w:sz w:val="24"/>
           <w:u w:val="single"/>
         </w:rPr>
-        <w:hyperlink r:id="rId20" w:history="1">
+        <w:hyperlink r:id="rId19" w:history="1">
           <w:r>
             <w:rPr>
               <w:rStyle w:val="Hyperlink"/>
@@ -2571,7 +2682,7 @@
           <w:sz w:val="24"/>
           <w:u w:val="single"/>
         </w:rPr>
-        <w:hyperlink r:id="rId20" w:history="1">
+        <w:hyperlink r:id="rId19" w:history="1">
           <w:r>
             <w:rPr>
               <w:rStyle w:val="Hyperlink"/>
@@ -2607,7 +2718,7 @@
           <w:sz w:val="24"/>
           <w:u w:val="single"/>
         </w:rPr>
-        <w:hyperlink r:id="rId20" w:history="1">
+        <w:hyperlink r:id="rId19" w:history="1">
           <w:r>
             <w:rPr>
               <w:rStyle w:val="Hyperlink"/>
@@ -2625,7 +2736,7 @@
           <w:sz w:val="24"/>
           <w:u w:val="single"/>
         </w:rPr>
-        <w:hyperlink r:id="rId20" w:history="1">
+        <w:hyperlink r:id="rId19" w:history="1">
           <w:r>
             <w:rPr>
               <w:rStyle w:val="Hyperlink"/>
@@ -2654,7 +2765,7 @@
           <w:sz w:val="24"/>
           <w:u w:val="single"/>
         </w:rPr>
-        <w:hyperlink r:id="rId19" w:history="1">
+        <w:hyperlink r:id="rId20" w:history="1">
           <w:r>
             <w:rPr>
               <w:rStyle w:val="Hyperlink"/>
@@ -2682,7 +2793,7 @@
           <w:sz w:val="24"/>
           <w:u w:val="single"/>
         </w:rPr>
-        <w:hyperlink r:id="rId19" w:history="1">
+        <w:hyperlink r:id="rId21" w:history="1">
           <w:r>
             <w:rPr>
               <w:rStyle w:val="Hyperlink"/>
@@ -2848,49 +2959,13 @@
       </w:r>
       <w:r>
         <w:rPr>
-          <w:u w:val="single" w:color="0000ff"/>
           <w:rFonts w:ascii="Charis SIL Regular" w:hAnsi="Charis SIL Regular" w:eastAsia="Charis SIL Regular"/>
           <w:b w:val="0"/>
           <w:i w:val="0"/>
           <w:color w:val="000000"/>
           <w:sz w:val="24"/>
         </w:rPr>
-        <w:hyperlink r:id="rId19" w:history="1">
-          <w:r>
-            <w:rPr>
-              <w:rStyle w:val="Hyperlink"/>
-            </w:rPr>
-            <w:t xml:space="preserve">, and </w:t>
-          </w:r>
-        </w:hyperlink>
-      </w:r>
-      <w:r>
-        <w:rPr>
-          <w:rFonts w:ascii="Charis SIL Regular" w:hAnsi="Charis SIL Regular" w:eastAsia="Charis SIL Regular"/>
-          <w:b w:val="0"/>
-          <w:i w:val="0"/>
-          <w:color w:val="000000"/>
-          <w:sz w:val="24"/>
-        </w:rPr>
-        <w:t>th</w:t>
-      </w:r>
-      <w:r>
-        <w:rPr>
-          <w:u w:val="single" w:color="0000ff"/>
-          <w:rFonts w:ascii="Charis SIL Regular" w:hAnsi="Charis SIL Regular" w:eastAsia="Charis SIL Regular"/>
-          <w:b w:val="0"/>
-          <w:i w:val="0"/>
-          <w:color w:val="000000"/>
-          <w:sz w:val="24"/>
-        </w:rPr>
-        <w:hyperlink r:id="rId20" w:history="1">
-          <w:r>
-            <w:rPr>
-              <w:rStyle w:val="Hyperlink"/>
-            </w:rPr>
-            <w:t xml:space="preserve">e </w:t>
-          </w:r>
-        </w:hyperlink>
+        <w:t xml:space="preserve">, and the </w:t>
       </w:r>
       <w:r>
         <w:rPr>
@@ -2901,14 +2976,7 @@
           <w:sz w:val="24"/>
           <w:u w:val="single"/>
         </w:rPr>
-        <w:hyperlink r:id="rId22" w:history="1">
-          <w:r>
-            <w:rPr>
-              <w:rStyle w:val="Hyperlink"/>
-            </w:rPr>
-            <w:t>Erf</w:t>
-          </w:r>
-        </w:hyperlink>
+        <w:t>Erfgoedcentru</w:t>
       </w:r>
       <w:r>
         <w:rPr>
@@ -2919,25 +2987,7 @@
           <w:sz w:val="24"/>
           <w:u w:val="single"/>
         </w:rPr>
-        <w:hyperlink r:id="rId22" w:history="1">
-          <w:r>
-            <w:rPr>
-              <w:rStyle w:val="Hyperlink"/>
-            </w:rPr>
-            <w:t>goedcentru</w:t>
-          </w:r>
-        </w:hyperlink>
-      </w:r>
-      <w:r>
-        <w:rPr>
-          <w:rFonts w:ascii="Charis SIL Regular" w:hAnsi="Charis SIL Regular" w:eastAsia="Charis SIL Regular"/>
-          <w:b w:val="0"/>
-          <w:i w:val="0"/>
-          <w:color w:val="0000FF"/>
-          <w:sz w:val="24"/>
-          <w:u w:val="single"/>
-        </w:rPr>
-        <w:hyperlink r:id="rId22" w:history="1">
+        <w:hyperlink r:id="rId20" w:history="1">
           <w:r>
             <w:rPr>
               <w:rStyle w:val="Hyperlink"/>
@@ -2966,7 +3016,7 @@
           <w:sz w:val="24"/>
           <w:u w:val="single"/>
         </w:rPr>
-        <w:hyperlink r:id="rId22" w:history="1">
+        <w:hyperlink r:id="rId20" w:history="1">
           <w:r>
             <w:rPr>
               <w:rStyle w:val="Hyperlink"/>
@@ -4104,9 +4154,15 @@
           <w:i w:val="0"/>
           <w:color w:val="0000FF"/>
           <w:sz w:val="24"/>
-          <w:u w:val="single"/>
-        </w:rPr>
-        <w:t>7</w:t>
+        </w:rPr>
+        <w:hyperlink r:id="rId25" w:history="1">
+          <w:r>
+            <w:rPr>
+              <w:rStyle w:val="Hyperlink"/>
+            </w:rPr>
+            <w:t>7</w:t>
+          </w:r>
+        </w:hyperlink>
       </w:r>
       <w:r>
         <w:rPr>
@@ -4472,15 +4528,9 @@
           <w:i w:val="0"/>
           <w:color w:val="0000FF"/>
           <w:sz w:val="24"/>
-        </w:rPr>
-        <w:hyperlink r:id="rId27" w:history="1">
-          <w:r>
-            <w:rPr>
-              <w:rStyle w:val="Hyperlink"/>
-            </w:rPr>
-            <w:t>1</w:t>
-          </w:r>
-        </w:hyperlink>
+          <w:u w:val="single"/>
+        </w:rPr>
+        <w:t>1</w:t>
       </w:r>
       <w:r>
         <w:rPr>

--- a/EXPORTS/DOCX/published/niveau2/English/ChristianMission.docx
+++ b/EXPORTS/DOCX/published/niveau2/English/ChristianMission.docx
@@ -445,13 +445,21 @@
       </w:r>
       <w:r>
         <w:rPr>
+          <w:u w:val="single" w:color="0000ff"/>
           <w:rFonts w:ascii="Charis SIL Regular" w:hAnsi="Charis SIL Regular" w:eastAsia="Charis SIL Regular"/>
           <w:b w:val="0"/>
           <w:i w:val="0"/>
           <w:color w:val="000000"/>
           <w:sz w:val="24"/>
         </w:rPr>
-        <w:t>made up of ob</w:t>
+        <w:hyperlink r:id="rId9" w:history="1">
+          <w:r>
+            <w:rPr>
+              <w:rStyle w:val="Hyperlink"/>
+            </w:rPr>
+            <w:t>made up of ob</w:t>
+          </w:r>
+        </w:hyperlink>
       </w:r>
       <w:r>
         <w:rPr>
@@ -828,7 +836,7 @@
           <w:sz w:val="24"/>
           <w:u w:val="single"/>
         </w:rPr>
-        <w:hyperlink r:id="rId11" w:history="1">
+        <w:hyperlink r:id="rId10" w:history="1">
           <w:r>
             <w:rPr>
               <w:rStyle w:val="Hyperlink"/>
@@ -857,7 +865,7 @@
           <w:sz w:val="24"/>
           <w:u w:val="single"/>
         </w:rPr>
-        <w:hyperlink r:id="rId11" w:history="1">
+        <w:hyperlink r:id="rId10" w:history="1">
           <w:r>
             <w:rPr>
               <w:rStyle w:val="Hyperlink"/>
@@ -886,7 +894,7 @@
           <w:sz w:val="24"/>
           <w:u w:val="single"/>
         </w:rPr>
-        <w:hyperlink r:id="rId11" w:history="1">
+        <w:hyperlink r:id="rId10" w:history="1">
           <w:r>
             <w:rPr>
               <w:rStyle w:val="Hyperlink"/>
@@ -1259,13 +1267,21 @@
       </w:r>
       <w:r>
         <w:rPr>
+          <w:u w:val="single" w:color="0000ff"/>
           <w:rFonts w:ascii="Charis SIL Regular" w:hAnsi="Charis SIL Regular" w:eastAsia="Charis SIL Regular"/>
           <w:b w:val="0"/>
           <w:i w:val="0"/>
           <w:color w:val="000000"/>
           <w:sz w:val="24"/>
         </w:rPr>
-        <w:t>2024</w:t>
+        <w:hyperlink r:id="rId12" w:history="1">
+          <w:r>
+            <w:rPr>
+              <w:rStyle w:val="Hyperlink"/>
+            </w:rPr>
+            <w:t>2024</w:t>
+          </w:r>
+        </w:hyperlink>
       </w:r>
       <w:r>
         <w:rPr>
@@ -1838,7 +1854,43 @@
           <w:color w:val="000000"/>
           <w:sz w:val="24"/>
         </w:rPr>
-        <w:t>Dutch Protestant and</w:t>
+        <w:t>Dut</w:t>
+      </w:r>
+      <w:r>
+        <w:rPr>
+          <w:u w:val="single" w:color="0000ff"/>
+          <w:rFonts w:ascii="Charis SIL Regular" w:hAnsi="Charis SIL Regular" w:eastAsia="Charis SIL Regular"/>
+          <w:b w:val="0"/>
+          <w:i w:val="0"/>
+          <w:color w:val="000000"/>
+          <w:sz w:val="24"/>
+        </w:rPr>
+        <w:hyperlink r:id="rId15" w:history="1">
+          <w:r>
+            <w:rPr>
+              <w:rStyle w:val="Hyperlink"/>
+            </w:rPr>
+            <w:t>ch Protestant</w:t>
+          </w:r>
+        </w:hyperlink>
+      </w:r>
+      <w:r>
+        <w:rPr>
+          <w:u w:val="single" w:color="0000ff"/>
+          <w:rFonts w:ascii="Charis SIL Regular" w:hAnsi="Charis SIL Regular" w:eastAsia="Charis SIL Regular"/>
+          <w:b w:val="0"/>
+          <w:i w:val="0"/>
+          <w:color w:val="000000"/>
+          <w:sz w:val="24"/>
+        </w:rPr>
+        <w:hyperlink r:id="rId15" w:history="1">
+          <w:r>
+            <w:rPr>
+              <w:rStyle w:val="Hyperlink"/>
+            </w:rPr>
+            <w:t xml:space="preserve"> and</w:t>
+          </w:r>
+        </w:hyperlink>
       </w:r>
       <w:r>
         <w:rPr>
@@ -1885,7 +1937,14 @@
           <w:color w:val="000000"/>
           <w:sz w:val="24"/>
         </w:rPr>
-        <w:t>chi</w:t>
+        <w:hyperlink r:id="rId15" w:history="1">
+          <w:r>
+            <w:rPr>
+              <w:rStyle w:val="Hyperlink"/>
+            </w:rPr>
+            <w:t>chi</w:t>
+          </w:r>
+        </w:hyperlink>
       </w:r>
       <w:r>
         <w:rPr>
@@ -2494,14 +2553,7 @@
           <w:sz w:val="24"/>
           <w:u w:val="single"/>
         </w:rPr>
-        <w:hyperlink r:id="rId19" w:history="1">
-          <w:r>
-            <w:rPr>
-              <w:rStyle w:val="Hyperlink"/>
-            </w:rPr>
-            <w:t>Churches</w:t>
-          </w:r>
-        </w:hyperlink>
+        <w:t>Churches in th</w:t>
       </w:r>
       <w:r>
         <w:rPr>
@@ -2512,65 +2564,7 @@
           <w:sz w:val="24"/>
           <w:u w:val="single"/>
         </w:rPr>
-        <w:t xml:space="preserve"> </w:t>
-      </w:r>
-      <w:r>
-        <w:rPr>
-          <w:rFonts w:ascii="Charis SIL Regular" w:hAnsi="Charis SIL Regular" w:eastAsia="Charis SIL Regular"/>
-          <w:b w:val="0"/>
-          <w:i w:val="0"/>
-          <w:color w:val="0000FF"/>
-          <w:sz w:val="24"/>
-          <w:u w:val="single"/>
-        </w:rPr>
-        <w:hyperlink r:id="rId19" w:history="1">
-          <w:r>
-            <w:rPr>
-              <w:rStyle w:val="Hyperlink"/>
-            </w:rPr>
-            <w:t>in</w:t>
-          </w:r>
-        </w:hyperlink>
-      </w:r>
-      <w:r>
-        <w:rPr>
-          <w:rFonts w:ascii="Charis SIL Regular" w:hAnsi="Charis SIL Regular" w:eastAsia="Charis SIL Regular"/>
-          <w:b w:val="0"/>
-          <w:i w:val="0"/>
-          <w:color w:val="0000FF"/>
-          <w:sz w:val="24"/>
-          <w:u w:val="single"/>
-        </w:rPr>
-        <w:t xml:space="preserve"> </w:t>
-      </w:r>
-      <w:r>
-        <w:rPr>
-          <w:rFonts w:ascii="Charis SIL Regular" w:hAnsi="Charis SIL Regular" w:eastAsia="Charis SIL Regular"/>
-          <w:b w:val="0"/>
-          <w:i w:val="0"/>
-          <w:color w:val="0000FF"/>
-          <w:sz w:val="24"/>
-          <w:u w:val="single"/>
-        </w:rPr>
-        <w:hyperlink r:id="rId19" w:history="1">
-          <w:r>
-            <w:rPr>
-              <w:rStyle w:val="Hyperlink"/>
-            </w:rPr>
-            <w:t>th</w:t>
-          </w:r>
-        </w:hyperlink>
-      </w:r>
-      <w:r>
-        <w:rPr>
-          <w:rFonts w:ascii="Charis SIL Regular" w:hAnsi="Charis SIL Regular" w:eastAsia="Charis SIL Regular"/>
-          <w:b w:val="0"/>
-          <w:i w:val="0"/>
-          <w:color w:val="0000FF"/>
-          <w:sz w:val="24"/>
-          <w:u w:val="single"/>
-        </w:rPr>
-        <w:hyperlink r:id="rId19" w:history="1">
+        <w:hyperlink r:id="rId18" w:history="1">
           <w:r>
             <w:rPr>
               <w:rStyle w:val="Hyperlink"/>
@@ -2599,7 +2593,7 @@
           <w:sz w:val="24"/>
           <w:u w:val="single"/>
         </w:rPr>
-        <w:hyperlink r:id="rId18" w:history="1">
+        <w:hyperlink r:id="rId19" w:history="1">
           <w:r>
             <w:rPr>
               <w:rStyle w:val="Hyperlink"/>
@@ -2617,7 +2611,7 @@
           <w:sz w:val="24"/>
           <w:u w:val="single"/>
         </w:rPr>
-        <w:hyperlink r:id="rId18" w:history="1">
+        <w:hyperlink r:id="rId19" w:history="1">
           <w:r>
             <w:rPr>
               <w:rStyle w:val="Hyperlink"/>
@@ -2628,7 +2622,6 @@
       </w:r>
       <w:r>
         <w:rPr>
-          <w:u w:val="single" w:color="0000ff"/>
           <w:rFonts w:ascii="Charis SIL Regular" w:hAnsi="Charis SIL Regular" w:eastAsia="Charis SIL Regular"/>
           <w:b w:val="0"/>
           <w:i w:val="0"/>
@@ -2646,7 +2639,7 @@
           <w:sz w:val="24"/>
           <w:u w:val="single"/>
         </w:rPr>
-        <w:hyperlink r:id="rId18" w:history="1">
+        <w:hyperlink r:id="rId20" w:history="1">
           <w:r>
             <w:rPr>
               <w:rStyle w:val="Hyperlink"/>
@@ -2664,7 +2657,7 @@
           <w:sz w:val="24"/>
           <w:u w:val="single"/>
         </w:rPr>
-        <w:hyperlink r:id="rId19" w:history="1">
+        <w:hyperlink r:id="rId20" w:history="1">
           <w:r>
             <w:rPr>
               <w:rStyle w:val="Hyperlink"/>
@@ -2682,7 +2675,7 @@
           <w:sz w:val="24"/>
           <w:u w:val="single"/>
         </w:rPr>
-        <w:hyperlink r:id="rId19" w:history="1">
+        <w:hyperlink r:id="rId20" w:history="1">
           <w:r>
             <w:rPr>
               <w:rStyle w:val="Hyperlink"/>
@@ -2700,7 +2693,7 @@
           <w:sz w:val="24"/>
           <w:u w:val="single"/>
         </w:rPr>
-        <w:hyperlink r:id="rId19" w:history="1">
+        <w:hyperlink r:id="rId20" w:history="1">
           <w:r>
             <w:rPr>
               <w:rStyle w:val="Hyperlink"/>
@@ -2718,7 +2711,7 @@
           <w:sz w:val="24"/>
           <w:u w:val="single"/>
         </w:rPr>
-        <w:hyperlink r:id="rId19" w:history="1">
+        <w:hyperlink r:id="rId20" w:history="1">
           <w:r>
             <w:rPr>
               <w:rStyle w:val="Hyperlink"/>
@@ -2736,7 +2729,7 @@
           <w:sz w:val="24"/>
           <w:u w:val="single"/>
         </w:rPr>
-        <w:hyperlink r:id="rId19" w:history="1">
+        <w:hyperlink r:id="rId20" w:history="1">
           <w:r>
             <w:rPr>
               <w:rStyle w:val="Hyperlink"/>
@@ -2776,13 +2769,139 @@
       </w:r>
       <w:r>
         <w:rPr>
+          <w:u w:val="single" w:color="0000ff"/>
           <w:rFonts w:ascii="Charis SIL Regular" w:hAnsi="Charis SIL Regular" w:eastAsia="Charis SIL Regular"/>
           <w:b w:val="0"/>
           <w:i w:val="0"/>
           <w:color w:val="000000"/>
           <w:sz w:val="24"/>
         </w:rPr>
-        <w:t xml:space="preserve"> at the Vrije Universiteit, </w:t>
+        <w:hyperlink r:id="rId19" w:history="1">
+          <w:r>
+            <w:rPr>
+              <w:rStyle w:val="Hyperlink"/>
+            </w:rPr>
+            <w:t xml:space="preserve"> at the</w:t>
+          </w:r>
+        </w:hyperlink>
+      </w:r>
+      <w:r>
+        <w:rPr>
+          <w:u w:val="single" w:color="0000ff"/>
+          <w:rFonts w:ascii="Charis SIL Regular" w:hAnsi="Charis SIL Regular" w:eastAsia="Charis SIL Regular"/>
+          <w:b w:val="0"/>
+          <w:i w:val="0"/>
+          <w:color w:val="000000"/>
+          <w:sz w:val="24"/>
+        </w:rPr>
+        <w:t xml:space="preserve"> </w:t>
+      </w:r>
+      <w:r>
+        <w:rPr>
+          <w:u w:val="single" w:color="0000ff"/>
+          <w:rFonts w:ascii="Charis SIL Regular" w:hAnsi="Charis SIL Regular" w:eastAsia="Charis SIL Regular"/>
+          <w:b w:val="0"/>
+          <w:i w:val="0"/>
+          <w:color w:val="000000"/>
+          <w:sz w:val="24"/>
+        </w:rPr>
+        <w:hyperlink r:id="rId19" w:history="1">
+          <w:r>
+            <w:rPr>
+              <w:rStyle w:val="Hyperlink"/>
+            </w:rPr>
+            <w:t>Vrije U</w:t>
+          </w:r>
+        </w:hyperlink>
+      </w:r>
+      <w:r>
+        <w:rPr>
+          <w:u w:val="single" w:color="0000ff"/>
+          <w:rFonts w:ascii="Charis SIL Regular" w:hAnsi="Charis SIL Regular" w:eastAsia="Charis SIL Regular"/>
+          <w:b w:val="0"/>
+          <w:i w:val="0"/>
+          <w:color w:val="000000"/>
+          <w:sz w:val="24"/>
+        </w:rPr>
+        <w:hyperlink r:id="rId19" w:history="1">
+          <w:r>
+            <w:rPr>
+              <w:rStyle w:val="Hyperlink"/>
+            </w:rPr>
+            <w:t>ni</w:t>
+          </w:r>
+        </w:hyperlink>
+      </w:r>
+      <w:r>
+        <w:rPr>
+          <w:u w:val="single" w:color="0000ff"/>
+          <w:rFonts w:ascii="Charis SIL Regular" w:hAnsi="Charis SIL Regular" w:eastAsia="Charis SIL Regular"/>
+          <w:b w:val="0"/>
+          <w:i w:val="0"/>
+          <w:color w:val="000000"/>
+          <w:sz w:val="24"/>
+        </w:rPr>
+        <w:hyperlink r:id="rId19" w:history="1">
+          <w:r>
+            <w:rPr>
+              <w:rStyle w:val="Hyperlink"/>
+            </w:rPr>
+            <w:t>v</w:t>
+          </w:r>
+        </w:hyperlink>
+      </w:r>
+      <w:r>
+        <w:rPr>
+          <w:u w:val="single" w:color="0000ff"/>
+          <w:rFonts w:ascii="Charis SIL Regular" w:hAnsi="Charis SIL Regular" w:eastAsia="Charis SIL Regular"/>
+          <w:b w:val="0"/>
+          <w:i w:val="0"/>
+          <w:color w:val="000000"/>
+          <w:sz w:val="24"/>
+        </w:rPr>
+        <w:hyperlink r:id="rId19" w:history="1">
+          <w:r>
+            <w:rPr>
+              <w:rStyle w:val="Hyperlink"/>
+            </w:rPr>
+            <w:t>ers</w:t>
+          </w:r>
+        </w:hyperlink>
+      </w:r>
+      <w:r>
+        <w:rPr>
+          <w:u w:val="single" w:color="0000ff"/>
+          <w:rFonts w:ascii="Charis SIL Regular" w:hAnsi="Charis SIL Regular" w:eastAsia="Charis SIL Regular"/>
+          <w:b w:val="0"/>
+          <w:i w:val="0"/>
+          <w:color w:val="000000"/>
+          <w:sz w:val="24"/>
+        </w:rPr>
+        <w:hyperlink r:id="rId19" w:history="1">
+          <w:r>
+            <w:rPr>
+              <w:rStyle w:val="Hyperlink"/>
+            </w:rPr>
+            <w:t>i</w:t>
+          </w:r>
+        </w:hyperlink>
+      </w:r>
+      <w:r>
+        <w:rPr>
+          <w:rFonts w:ascii="Charis SIL Regular" w:hAnsi="Charis SIL Regular" w:eastAsia="Charis SIL Regular"/>
+          <w:b w:val="0"/>
+          <w:i w:val="0"/>
+          <w:color w:val="000000"/>
+          <w:sz w:val="24"/>
+        </w:rPr>
+        <w:hyperlink r:id="rId19" w:history="1">
+          <w:r>
+            <w:rPr>
+              <w:rStyle w:val="Hyperlink"/>
+            </w:rPr>
+            <w:t xml:space="preserve">teit, </w:t>
+          </w:r>
+        </w:hyperlink>
       </w:r>
       <w:r>
         <w:rPr>
@@ -2845,110 +2964,19 @@
           <w:i w:val="0"/>
           <w:color w:val="0000FF"/>
           <w:sz w:val="24"/>
+        </w:rPr>
+        <w:t xml:space="preserve">Documentation </w:t>
+      </w:r>
+      <w:r>
+        <w:rPr>
+          <w:rFonts w:ascii="Charis SIL Regular" w:hAnsi="Charis SIL Regular" w:eastAsia="Charis SIL Regular"/>
+          <w:b w:val="0"/>
+          <w:i w:val="0"/>
+          <w:color w:val="0000FF"/>
+          <w:sz w:val="24"/>
           <w:u w:val="single"/>
         </w:rPr>
-        <w:hyperlink r:id="rId21" w:history="1">
-          <w:r>
-            <w:rPr>
-              <w:rStyle w:val="Hyperlink"/>
-            </w:rPr>
-            <w:t>Documen</w:t>
-          </w:r>
-        </w:hyperlink>
-      </w:r>
-      <w:r>
-        <w:rPr>
-          <w:rFonts w:ascii="Charis SIL Regular" w:hAnsi="Charis SIL Regular" w:eastAsia="Charis SIL Regular"/>
-          <w:b w:val="0"/>
-          <w:i w:val="0"/>
-          <w:color w:val="0000FF"/>
-          <w:sz w:val="24"/>
-          <w:u w:val="single"/>
-        </w:rPr>
-        <w:hyperlink r:id="rId21" w:history="1">
-          <w:r>
-            <w:rPr>
-              <w:rStyle w:val="Hyperlink"/>
-            </w:rPr>
-            <w:t>t</w:t>
-          </w:r>
-        </w:hyperlink>
-      </w:r>
-      <w:r>
-        <w:rPr>
-          <w:rFonts w:ascii="Charis SIL Regular" w:hAnsi="Charis SIL Regular" w:eastAsia="Charis SIL Regular"/>
-          <w:b w:val="0"/>
-          <w:i w:val="0"/>
-          <w:color w:val="0000FF"/>
-          <w:sz w:val="24"/>
-          <w:u w:val="single"/>
-        </w:rPr>
-        <w:hyperlink r:id="rId21" w:history="1">
-          <w:r>
-            <w:rPr>
-              <w:rStyle w:val="Hyperlink"/>
-            </w:rPr>
-            <w:t>at</w:t>
-          </w:r>
-        </w:hyperlink>
-      </w:r>
-      <w:r>
-        <w:rPr>
-          <w:rFonts w:ascii="Charis SIL Regular" w:hAnsi="Charis SIL Regular" w:eastAsia="Charis SIL Regular"/>
-          <w:b w:val="0"/>
-          <w:i w:val="0"/>
-          <w:color w:val="0000FF"/>
-          <w:sz w:val="24"/>
-          <w:u w:val="single"/>
-        </w:rPr>
-        <w:hyperlink r:id="rId21" w:history="1">
-          <w:r>
-            <w:rPr>
-              <w:rStyle w:val="Hyperlink"/>
-            </w:rPr>
-            <w:t>i</w:t>
-          </w:r>
-        </w:hyperlink>
-      </w:r>
-      <w:r>
-        <w:rPr>
-          <w:rFonts w:ascii="Charis SIL Regular" w:hAnsi="Charis SIL Regular" w:eastAsia="Charis SIL Regular"/>
-          <w:b w:val="0"/>
-          <w:i w:val="0"/>
-          <w:color w:val="0000FF"/>
-          <w:sz w:val="24"/>
-          <w:u w:val="single"/>
-        </w:rPr>
-        <w:hyperlink r:id="rId21" w:history="1">
-          <w:r>
-            <w:rPr>
-              <w:rStyle w:val="Hyperlink"/>
-            </w:rPr>
-            <w:t>on</w:t>
-          </w:r>
-        </w:hyperlink>
-      </w:r>
-      <w:r>
-        <w:rPr>
-          <w:rFonts w:ascii="Charis SIL Regular" w:hAnsi="Charis SIL Regular" w:eastAsia="Charis SIL Regular"/>
-          <w:b w:val="0"/>
-          <w:i w:val="0"/>
-          <w:color w:val="0000FF"/>
-          <w:sz w:val="24"/>
-          <w:u w:val="single"/>
-        </w:rPr>
-        <w:t xml:space="preserve"> </w:t>
-      </w:r>
-      <w:r>
-        <w:rPr>
-          <w:rFonts w:ascii="Charis SIL Regular" w:hAnsi="Charis SIL Regular" w:eastAsia="Charis SIL Regular"/>
-          <w:b w:val="0"/>
-          <w:i w:val="0"/>
-          <w:color w:val="0000FF"/>
-          <w:sz w:val="24"/>
-          <w:u w:val="single"/>
-        </w:rPr>
-        <w:hyperlink r:id="rId21" w:history="1">
+        <w:hyperlink r:id="rId19" w:history="1">
           <w:r>
             <w:rPr>
               <w:rStyle w:val="Hyperlink"/>
@@ -2959,24 +2987,84 @@
       </w:r>
       <w:r>
         <w:rPr>
+          <w:u w:val="single" w:color="0000ff"/>
           <w:rFonts w:ascii="Charis SIL Regular" w:hAnsi="Charis SIL Regular" w:eastAsia="Charis SIL Regular"/>
           <w:b w:val="0"/>
           <w:i w:val="0"/>
           <w:color w:val="000000"/>
           <w:sz w:val="24"/>
         </w:rPr>
-        <w:t xml:space="preserve">, and the </w:t>
+        <w:hyperlink r:id="rId19" w:history="1">
+          <w:r>
+            <w:rPr>
+              <w:rStyle w:val="Hyperlink"/>
+            </w:rPr>
+            <w:t xml:space="preserve">, and </w:t>
+          </w:r>
+        </w:hyperlink>
       </w:r>
       <w:r>
         <w:rPr>
           <w:rFonts w:ascii="Charis SIL Regular" w:hAnsi="Charis SIL Regular" w:eastAsia="Charis SIL Regular"/>
           <w:b w:val="0"/>
           <w:i w:val="0"/>
+          <w:color w:val="000000"/>
+          <w:sz w:val="24"/>
+        </w:rPr>
+        <w:t>th</w:t>
+      </w:r>
+      <w:r>
+        <w:rPr>
+          <w:rFonts w:ascii="Charis SIL Regular" w:hAnsi="Charis SIL Regular" w:eastAsia="Charis SIL Regular"/>
+          <w:b w:val="0"/>
+          <w:i w:val="0"/>
+          <w:color w:val="000000"/>
+          <w:sz w:val="24"/>
+        </w:rPr>
+        <w:hyperlink r:id="rId20" w:history="1">
+          <w:r>
+            <w:rPr>
+              <w:rStyle w:val="Hyperlink"/>
+            </w:rPr>
+            <w:t xml:space="preserve">e </w:t>
+          </w:r>
+        </w:hyperlink>
+      </w:r>
+      <w:r>
+        <w:rPr>
+          <w:rFonts w:ascii="Charis SIL Regular" w:hAnsi="Charis SIL Regular" w:eastAsia="Charis SIL Regular"/>
+          <w:b w:val="0"/>
+          <w:i w:val="0"/>
           <w:color w:val="0000FF"/>
           <w:sz w:val="24"/>
           <w:u w:val="single"/>
         </w:rPr>
-        <w:t>Erfgoedcentru</w:t>
+        <w:hyperlink r:id="rId20" w:history="1">
+          <w:r>
+            <w:rPr>
+              <w:rStyle w:val="Hyperlink"/>
+            </w:rPr>
+            <w:t>Erf</w:t>
+          </w:r>
+        </w:hyperlink>
+      </w:r>
+      <w:r>
+        <w:rPr>
+          <w:rFonts w:ascii="Charis SIL Regular" w:hAnsi="Charis SIL Regular" w:eastAsia="Charis SIL Regular"/>
+          <w:b w:val="0"/>
+          <w:i w:val="0"/>
+          <w:color w:val="0000FF"/>
+          <w:sz w:val="24"/>
+          <w:u w:val="single"/>
+        </w:rPr>
+        <w:hyperlink r:id="rId20" w:history="1">
+          <w:r>
+            <w:rPr>
+              <w:rStyle w:val="Hyperlink"/>
+            </w:rPr>
+            <w:t>goedcentru</w:t>
+          </w:r>
+        </w:hyperlink>
       </w:r>
       <w:r>
         <w:rPr>
@@ -3016,7 +3104,7 @@
           <w:sz w:val="24"/>
           <w:u w:val="single"/>
         </w:rPr>
-        <w:hyperlink r:id="rId20" w:history="1">
+        <w:hyperlink r:id="rId22" w:history="1">
           <w:r>
             <w:rPr>
               <w:rStyle w:val="Hyperlink"/>
@@ -3204,14 +3292,7 @@
           <w:color w:val="000000"/>
           <w:sz w:val="24"/>
         </w:rPr>
-        <w:hyperlink r:id="rId22" w:history="1">
-          <w:r>
-            <w:rPr>
-              <w:rStyle w:val="Hyperlink"/>
-            </w:rPr>
-            <w:t>ries where the m</w:t>
-          </w:r>
-        </w:hyperlink>
+        <w:t>ries where the m</w:t>
       </w:r>
       <w:r>
         <w:rPr>
@@ -3377,7 +3458,7 @@
           <w:sz w:val="24"/>
           <w:u w:val="single"/>
         </w:rPr>
-        <w:t xml:space="preserve">Scientific research </w:t>
+        <w:t>Scientific research</w:t>
       </w:r>
       <w:r>
         <w:rPr>
@@ -3388,7 +3469,7 @@
           <w:sz w:val="24"/>
           <w:u w:val="single"/>
         </w:rPr>
-        <w:t>in colonised territorie</w:t>
+        <w:t xml:space="preserve"> </w:t>
       </w:r>
       <w:r>
         <w:rPr>
@@ -3397,8 +3478,9 @@
           <w:i w:val="0"/>
           <w:color w:val="0000FF"/>
           <w:sz w:val="24"/>
-        </w:rPr>
-        <w:t>s</w:t>
+          <w:u w:val="single"/>
+        </w:rPr>
+        <w:t>in colonised territories</w:t>
       </w:r>
       <w:r>
         <w:br/>
@@ -4154,15 +4236,9 @@
           <w:i w:val="0"/>
           <w:color w:val="0000FF"/>
           <w:sz w:val="24"/>
-        </w:rPr>
-        <w:hyperlink r:id="rId25" w:history="1">
-          <w:r>
-            <w:rPr>
-              <w:rStyle w:val="Hyperlink"/>
-            </w:rPr>
-            <w:t>7</w:t>
-          </w:r>
-        </w:hyperlink>
+          <w:u w:val="single"/>
+        </w:rPr>
+        <w:t>7</w:t>
       </w:r>
       <w:r>
         <w:rPr>

--- a/EXPORTS/DOCX/published/niveau2/English/ChristianMission.docx
+++ b/EXPORTS/DOCX/published/niveau2/English/ChristianMission.docx
@@ -807,7 +807,7 @@
           <w:sz w:val="24"/>
           <w:u w:val="single"/>
         </w:rPr>
-        <w:hyperlink r:id="rId11" w:history="1">
+        <w:hyperlink r:id="rId10" w:history="1">
           <w:r>
             <w:rPr>
               <w:rStyle w:val="Hyperlink"/>
@@ -865,7 +865,7 @@
           <w:sz w:val="24"/>
           <w:u w:val="single"/>
         </w:rPr>
-        <w:hyperlink r:id="rId10" w:history="1">
+        <w:hyperlink r:id="rId11" w:history="1">
           <w:r>
             <w:rPr>
               <w:rStyle w:val="Hyperlink"/>
@@ -894,7 +894,7 @@
           <w:sz w:val="24"/>
           <w:u w:val="single"/>
         </w:rPr>
-        <w:hyperlink r:id="rId10" w:history="1">
+        <w:hyperlink r:id="rId11" w:history="1">
           <w:r>
             <w:rPr>
               <w:rStyle w:val="Hyperlink"/>
@@ -912,7 +912,7 @@
           <w:sz w:val="24"/>
           <w:u w:val="single"/>
         </w:rPr>
-        <w:hyperlink r:id="rId10" w:history="1">
+        <w:hyperlink r:id="rId11" w:history="1">
           <w:r>
             <w:rPr>
               <w:rStyle w:val="Hyperlink"/>
@@ -930,7 +930,7 @@
           <w:sz w:val="24"/>
           <w:u w:val="single"/>
         </w:rPr>
-        <w:hyperlink r:id="rId10" w:history="1">
+        <w:hyperlink r:id="rId11" w:history="1">
           <w:r>
             <w:rPr>
               <w:rStyle w:val="Hyperlink"/>
@@ -1098,61 +1098,7 @@
           <w:color w:val="000000"/>
           <w:sz w:val="24"/>
         </w:rPr>
-        <w:t xml:space="preserve"> (formerly</w:t>
-      </w:r>
-      <w:r>
-        <w:rPr>
-          <w:u w:val="single" w:color="0000ff"/>
-          <w:rFonts w:ascii="Charis SIL Regular" w:hAnsi="Charis SIL Regular" w:eastAsia="Charis SIL Regular"/>
-          <w:b w:val="0"/>
-          <w:i w:val="0"/>
-          <w:color w:val="000000"/>
-          <w:sz w:val="24"/>
-        </w:rPr>
-        <w:hyperlink r:id="rId11" w:history="1">
-          <w:r>
-            <w:rPr>
-              <w:rStyle w:val="Hyperlink"/>
-            </w:rPr>
-            <w:t xml:space="preserve"> the Afrika M</w:t>
-          </w:r>
-        </w:hyperlink>
-      </w:r>
-      <w:r>
-        <w:rPr>
-          <w:u w:val="single" w:color="0000ff"/>
-          <w:rFonts w:ascii="Charis SIL Regular" w:hAnsi="Charis SIL Regular" w:eastAsia="Charis SIL Regular"/>
-          <w:b w:val="0"/>
-          <w:i w:val="0"/>
-          <w:color w:val="000000"/>
-          <w:sz w:val="24"/>
-        </w:rPr>
-        <w:hyperlink r:id="rId11" w:history="1">
-          <w:r>
-            <w:rPr>
-              <w:rStyle w:val="Hyperlink"/>
-            </w:rPr>
-            <w:t>u</w:t>
-          </w:r>
-        </w:hyperlink>
-      </w:r>
-      <w:r>
-        <w:rPr>
-          <w:u w:val="single" w:color="0000ff"/>
-          <w:rFonts w:ascii="Charis SIL Regular" w:hAnsi="Charis SIL Regular" w:eastAsia="Charis SIL Regular"/>
-          <w:b w:val="0"/>
-          <w:i w:val="0"/>
-          <w:color w:val="000000"/>
-          <w:sz w:val="24"/>
-        </w:rPr>
-        <w:hyperlink r:id="rId11" w:history="1">
-          <w:r>
-            <w:rPr>
-              <w:rStyle w:val="Hyperlink"/>
-            </w:rPr>
-            <w:t>se</w:t>
-          </w:r>
-        </w:hyperlink>
+        <w:t xml:space="preserve"> (formerly the Afrika Muse</w:t>
       </w:r>
       <w:r>
         <w:rPr>
@@ -1267,67 +1213,13 @@
       </w:r>
       <w:r>
         <w:rPr>
-          <w:u w:val="single" w:color="0000ff"/>
           <w:rFonts w:ascii="Charis SIL Regular" w:hAnsi="Charis SIL Regular" w:eastAsia="Charis SIL Regular"/>
           <w:b w:val="0"/>
           <w:i w:val="0"/>
           <w:color w:val="000000"/>
           <w:sz w:val="24"/>
         </w:rPr>
-        <w:hyperlink r:id="rId12" w:history="1">
-          <w:r>
-            <w:rPr>
-              <w:rStyle w:val="Hyperlink"/>
-            </w:rPr>
-            <w:t>2024</w:t>
-          </w:r>
-        </w:hyperlink>
-      </w:r>
-      <w:r>
-        <w:rPr>
-          <w:u w:val="single" w:color="0000ff"/>
-          <w:rFonts w:ascii="Charis SIL Regular" w:hAnsi="Charis SIL Regular" w:eastAsia="Charis SIL Regular"/>
-          <w:b w:val="0"/>
-          <w:i w:val="0"/>
-          <w:color w:val="000000"/>
-          <w:sz w:val="24"/>
-        </w:rPr>
-        <w:hyperlink r:id="rId12" w:history="1">
-          <w:r>
-            <w:rPr>
-              <w:rStyle w:val="Hyperlink"/>
-            </w:rPr>
-            <w:t>. O</w:t>
-          </w:r>
-        </w:hyperlink>
-      </w:r>
-      <w:r>
-        <w:rPr>
-          <w:u w:val="single" w:color="0000ff"/>
-          <w:rFonts w:ascii="Charis SIL Regular" w:hAnsi="Charis SIL Regular" w:eastAsia="Charis SIL Regular"/>
-          <w:b w:val="0"/>
-          <w:i w:val="0"/>
-          <w:color w:val="000000"/>
-          <w:sz w:val="24"/>
-        </w:rPr>
-        <w:hyperlink r:id="rId12" w:history="1">
-          <w:r>
-            <w:rPr>
-              <w:rStyle w:val="Hyperlink"/>
-            </w:rPr>
-            <w:t>bjec</w:t>
-          </w:r>
-        </w:hyperlink>
-      </w:r>
-      <w:r>
-        <w:rPr>
-          <w:rFonts w:ascii="Charis SIL Regular" w:hAnsi="Charis SIL Regular" w:eastAsia="Charis SIL Regular"/>
-          <w:b w:val="0"/>
-          <w:i w:val="0"/>
-          <w:color w:val="000000"/>
-          <w:sz w:val="24"/>
-        </w:rPr>
-        <w:t xml:space="preserve">ts that were collected by the </w:t>
+        <w:t xml:space="preserve">2024. Objects that were collected by the </w:t>
       </w:r>
       <w:r>
         <w:rPr>
@@ -1854,79 +1746,7 @@
           <w:color w:val="000000"/>
           <w:sz w:val="24"/>
         </w:rPr>
-        <w:t>Dut</w:t>
-      </w:r>
-      <w:r>
-        <w:rPr>
-          <w:u w:val="single" w:color="0000ff"/>
-          <w:rFonts w:ascii="Charis SIL Regular" w:hAnsi="Charis SIL Regular" w:eastAsia="Charis SIL Regular"/>
-          <w:b w:val="0"/>
-          <w:i w:val="0"/>
-          <w:color w:val="000000"/>
-          <w:sz w:val="24"/>
-        </w:rPr>
-        <w:hyperlink r:id="rId15" w:history="1">
-          <w:r>
-            <w:rPr>
-              <w:rStyle w:val="Hyperlink"/>
-            </w:rPr>
-            <w:t>ch Protestant</w:t>
-          </w:r>
-        </w:hyperlink>
-      </w:r>
-      <w:r>
-        <w:rPr>
-          <w:u w:val="single" w:color="0000ff"/>
-          <w:rFonts w:ascii="Charis SIL Regular" w:hAnsi="Charis SIL Regular" w:eastAsia="Charis SIL Regular"/>
-          <w:b w:val="0"/>
-          <w:i w:val="0"/>
-          <w:color w:val="000000"/>
-          <w:sz w:val="24"/>
-        </w:rPr>
-        <w:hyperlink r:id="rId15" w:history="1">
-          <w:r>
-            <w:rPr>
-              <w:rStyle w:val="Hyperlink"/>
-            </w:rPr>
-            <w:t xml:space="preserve"> and</w:t>
-          </w:r>
-        </w:hyperlink>
-      </w:r>
-      <w:r>
-        <w:rPr>
-          <w:u w:val="single" w:color="0000ff"/>
-          <w:rFonts w:ascii="Charis SIL Regular" w:hAnsi="Charis SIL Regular" w:eastAsia="Charis SIL Regular"/>
-          <w:b w:val="0"/>
-          <w:i w:val="0"/>
-          <w:color w:val="000000"/>
-          <w:sz w:val="24"/>
-        </w:rPr>
-        <w:hyperlink r:id="rId15" w:history="1">
-          <w:r>
-            <w:rPr>
-              <w:rStyle w:val="Hyperlink"/>
-            </w:rPr>
-            <w:t xml:space="preserve"> Catholic mis</w:t>
-          </w:r>
-        </w:hyperlink>
-      </w:r>
-      <w:r>
-        <w:rPr>
-          <w:u w:val="single" w:color="0000ff"/>
-          <w:rFonts w:ascii="Charis SIL Regular" w:hAnsi="Charis SIL Regular" w:eastAsia="Charis SIL Regular"/>
-          <w:b w:val="0"/>
-          <w:i w:val="0"/>
-          <w:color w:val="000000"/>
-          <w:sz w:val="24"/>
-        </w:rPr>
-        <w:hyperlink r:id="rId15" w:history="1">
-          <w:r>
-            <w:rPr>
-              <w:rStyle w:val="Hyperlink"/>
-            </w:rPr>
-            <w:t>sionary ar</w:t>
-          </w:r>
-        </w:hyperlink>
+        <w:t>Dutch Protestant and Catholic missionary ar</w:t>
       </w:r>
       <w:r>
         <w:rPr>
@@ -2593,7 +2413,7 @@
           <w:sz w:val="24"/>
           <w:u w:val="single"/>
         </w:rPr>
-        <w:hyperlink r:id="rId19" w:history="1">
+        <w:hyperlink r:id="rId18" w:history="1">
           <w:r>
             <w:rPr>
               <w:rStyle w:val="Hyperlink"/>
@@ -2611,7 +2431,7 @@
           <w:sz w:val="24"/>
           <w:u w:val="single"/>
         </w:rPr>
-        <w:hyperlink r:id="rId19" w:history="1">
+        <w:hyperlink r:id="rId18" w:history="1">
           <w:r>
             <w:rPr>
               <w:rStyle w:val="Hyperlink"/>
@@ -2639,7 +2459,7 @@
           <w:sz w:val="24"/>
           <w:u w:val="single"/>
         </w:rPr>
-        <w:hyperlink r:id="rId20" w:history="1">
+        <w:hyperlink r:id="rId18" w:history="1">
           <w:r>
             <w:rPr>
               <w:rStyle w:val="Hyperlink"/>
@@ -2657,7 +2477,7 @@
           <w:sz w:val="24"/>
           <w:u w:val="single"/>
         </w:rPr>
-        <w:hyperlink r:id="rId20" w:history="1">
+        <w:hyperlink r:id="rId19" w:history="1">
           <w:r>
             <w:rPr>
               <w:rStyle w:val="Hyperlink"/>
@@ -2964,8 +2784,16 @@
           <w:i w:val="0"/>
           <w:color w:val="0000FF"/>
           <w:sz w:val="24"/>
-        </w:rPr>
-        <w:t xml:space="preserve">Documentation </w:t>
+          <w:u w:val="single"/>
+        </w:rPr>
+        <w:hyperlink r:id="rId21" w:history="1">
+          <w:r>
+            <w:rPr>
+              <w:rStyle w:val="Hyperlink"/>
+            </w:rPr>
+            <w:t>Documen</w:t>
+          </w:r>
+        </w:hyperlink>
       </w:r>
       <w:r>
         <w:rPr>
@@ -2976,7 +2804,90 @@
           <w:sz w:val="24"/>
           <w:u w:val="single"/>
         </w:rPr>
-        <w:hyperlink r:id="rId19" w:history="1">
+        <w:hyperlink r:id="rId21" w:history="1">
+          <w:r>
+            <w:rPr>
+              <w:rStyle w:val="Hyperlink"/>
+            </w:rPr>
+            <w:t>t</w:t>
+          </w:r>
+        </w:hyperlink>
+      </w:r>
+      <w:r>
+        <w:rPr>
+          <w:rFonts w:ascii="Charis SIL Regular" w:hAnsi="Charis SIL Regular" w:eastAsia="Charis SIL Regular"/>
+          <w:b w:val="0"/>
+          <w:i w:val="0"/>
+          <w:color w:val="0000FF"/>
+          <w:sz w:val="24"/>
+          <w:u w:val="single"/>
+        </w:rPr>
+        <w:hyperlink r:id="rId21" w:history="1">
+          <w:r>
+            <w:rPr>
+              <w:rStyle w:val="Hyperlink"/>
+            </w:rPr>
+            <w:t>at</w:t>
+          </w:r>
+        </w:hyperlink>
+      </w:r>
+      <w:r>
+        <w:rPr>
+          <w:rFonts w:ascii="Charis SIL Regular" w:hAnsi="Charis SIL Regular" w:eastAsia="Charis SIL Regular"/>
+          <w:b w:val="0"/>
+          <w:i w:val="0"/>
+          <w:color w:val="0000FF"/>
+          <w:sz w:val="24"/>
+          <w:u w:val="single"/>
+        </w:rPr>
+        <w:hyperlink r:id="rId21" w:history="1">
+          <w:r>
+            <w:rPr>
+              <w:rStyle w:val="Hyperlink"/>
+            </w:rPr>
+            <w:t>i</w:t>
+          </w:r>
+        </w:hyperlink>
+      </w:r>
+      <w:r>
+        <w:rPr>
+          <w:rFonts w:ascii="Charis SIL Regular" w:hAnsi="Charis SIL Regular" w:eastAsia="Charis SIL Regular"/>
+          <w:b w:val="0"/>
+          <w:i w:val="0"/>
+          <w:color w:val="0000FF"/>
+          <w:sz w:val="24"/>
+          <w:u w:val="single"/>
+        </w:rPr>
+        <w:hyperlink r:id="rId21" w:history="1">
+          <w:r>
+            <w:rPr>
+              <w:rStyle w:val="Hyperlink"/>
+            </w:rPr>
+            <w:t>on</w:t>
+          </w:r>
+        </w:hyperlink>
+      </w:r>
+      <w:r>
+        <w:rPr>
+          <w:rFonts w:ascii="Charis SIL Regular" w:hAnsi="Charis SIL Regular" w:eastAsia="Charis SIL Regular"/>
+          <w:b w:val="0"/>
+          <w:i w:val="0"/>
+          <w:color w:val="0000FF"/>
+          <w:sz w:val="24"/>
+          <w:u w:val="single"/>
+        </w:rPr>
+        <w:t xml:space="preserve"> </w:t>
+      </w:r>
+      <w:r>
+        <w:rPr>
+          <w:rFonts w:ascii="Charis SIL Regular" w:hAnsi="Charis SIL Regular" w:eastAsia="Charis SIL Regular"/>
+          <w:b w:val="0"/>
+          <w:i w:val="0"/>
+          <w:color w:val="0000FF"/>
+          <w:sz w:val="24"/>
+          <w:u w:val="single"/>
+        </w:rPr>
+        <w:hyperlink r:id="rId21" w:history="1">
           <w:r>
             <w:rPr>
               <w:rStyle w:val="Hyperlink"/>
@@ -2987,48 +2898,13 @@
       </w:r>
       <w:r>
         <w:rPr>
-          <w:u w:val="single" w:color="0000ff"/>
           <w:rFonts w:ascii="Charis SIL Regular" w:hAnsi="Charis SIL Regular" w:eastAsia="Charis SIL Regular"/>
           <w:b w:val="0"/>
           <w:i w:val="0"/>
           <w:color w:val="000000"/>
           <w:sz w:val="24"/>
         </w:rPr>
-        <w:hyperlink r:id="rId19" w:history="1">
-          <w:r>
-            <w:rPr>
-              <w:rStyle w:val="Hyperlink"/>
-            </w:rPr>
-            <w:t xml:space="preserve">, and </w:t>
-          </w:r>
-        </w:hyperlink>
-      </w:r>
-      <w:r>
-        <w:rPr>
-          <w:rFonts w:ascii="Charis SIL Regular" w:hAnsi="Charis SIL Regular" w:eastAsia="Charis SIL Regular"/>
-          <w:b w:val="0"/>
-          <w:i w:val="0"/>
-          <w:color w:val="000000"/>
-          <w:sz w:val="24"/>
-        </w:rPr>
-        <w:t>th</w:t>
-      </w:r>
-      <w:r>
-        <w:rPr>
-          <w:rFonts w:ascii="Charis SIL Regular" w:hAnsi="Charis SIL Regular" w:eastAsia="Charis SIL Regular"/>
-          <w:b w:val="0"/>
-          <w:i w:val="0"/>
-          <w:color w:val="000000"/>
-          <w:sz w:val="24"/>
-        </w:rPr>
-        <w:hyperlink r:id="rId20" w:history="1">
-          <w:r>
-            <w:rPr>
-              <w:rStyle w:val="Hyperlink"/>
-            </w:rPr>
-            <w:t xml:space="preserve">e </w:t>
-          </w:r>
-        </w:hyperlink>
+        <w:t xml:space="preserve">, and the </w:t>
       </w:r>
       <w:r>
         <w:rPr>
@@ -3039,7 +2915,7 @@
           <w:sz w:val="24"/>
           <w:u w:val="single"/>
         </w:rPr>
-        <w:hyperlink r:id="rId20" w:history="1">
+        <w:hyperlink r:id="rId22" w:history="1">
           <w:r>
             <w:rPr>
               <w:rStyle w:val="Hyperlink"/>
@@ -3104,7 +2980,7 @@
           <w:sz w:val="24"/>
           <w:u w:val="single"/>
         </w:rPr>
-        <w:hyperlink r:id="rId22" w:history="1">
+        <w:hyperlink r:id="rId20" w:history="1">
           <w:r>
             <w:rPr>
               <w:rStyle w:val="Hyperlink"/>
@@ -3292,7 +3168,14 @@
           <w:color w:val="000000"/>
           <w:sz w:val="24"/>
         </w:rPr>
-        <w:t>ries where the m</w:t>
+        <w:hyperlink r:id="rId22" w:history="1">
+          <w:r>
+            <w:rPr>
+              <w:rStyle w:val="Hyperlink"/>
+            </w:rPr>
+            <w:t>ries where the m</w:t>
+          </w:r>
+        </w:hyperlink>
       </w:r>
       <w:r>
         <w:rPr>
@@ -3458,7 +3341,7 @@
           <w:sz w:val="24"/>
           <w:u w:val="single"/>
         </w:rPr>
-        <w:t>Scientific research</w:t>
+        <w:t xml:space="preserve">Scientific research </w:t>
       </w:r>
       <w:r>
         <w:rPr>
@@ -3469,7 +3352,7 @@
           <w:sz w:val="24"/>
           <w:u w:val="single"/>
         </w:rPr>
-        <w:t xml:space="preserve"> </w:t>
+        <w:t>in colonised territorie</w:t>
       </w:r>
       <w:r>
         <w:rPr>
@@ -3478,9 +3361,8 @@
           <w:i w:val="0"/>
           <w:color w:val="0000FF"/>
           <w:sz w:val="24"/>
-          <w:u w:val="single"/>
-        </w:rPr>
-        <w:t>in colonised territories</w:t>
+        </w:rPr>
+        <w:t>s</w:t>
       </w:r>
       <w:r>
         <w:br/>
@@ -3622,7 +3504,7 @@
           <w:sz w:val="24"/>
           <w:u w:val="single"/>
         </w:rPr>
-        <w:t>Scientific research in colonised terri</w:t>
+        <w:t>Scientific research in colonised territ</w:t>
       </w:r>
       <w:r>
         <w:rPr>
@@ -3633,7 +3515,7 @@
           <w:sz w:val="24"/>
           <w:u w:val="single"/>
         </w:rPr>
-        <w:t>t</w:t>
+        <w:t>orie</w:t>
       </w:r>
       <w:r>
         <w:rPr>
@@ -3642,9 +3524,8 @@
           <w:i w:val="0"/>
           <w:color w:val="0000FF"/>
           <w:sz w:val="24"/>
-          <w:u w:val="single"/>
-        </w:rPr>
-        <w:t>ories</w:t>
+        </w:rPr>
+        <w:t>s</w:t>
       </w:r>
       <w:r>
         <w:br/>
@@ -4236,9 +4117,15 @@
           <w:i w:val="0"/>
           <w:color w:val="0000FF"/>
           <w:sz w:val="24"/>
-          <w:u w:val="single"/>
-        </w:rPr>
-        <w:t>7</w:t>
+        </w:rPr>
+        <w:hyperlink r:id="rId25" w:history="1">
+          <w:r>
+            <w:rPr>
+              <w:rStyle w:val="Hyperlink"/>
+            </w:rPr>
+            <w:t>7</w:t>
+          </w:r>
+        </w:hyperlink>
       </w:r>
       <w:r>
         <w:rPr>

--- a/EXPORTS/DOCX/published/niveau2/English/ChristianMission.docx
+++ b/EXPORTS/DOCX/published/niveau2/English/ChristianMission.docx
@@ -445,21 +445,13 @@
       </w:r>
       <w:r>
         <w:rPr>
-          <w:u w:val="single" w:color="0000ff"/>
           <w:rFonts w:ascii="Charis SIL Regular" w:hAnsi="Charis SIL Regular" w:eastAsia="Charis SIL Regular"/>
           <w:b w:val="0"/>
           <w:i w:val="0"/>
           <w:color w:val="000000"/>
           <w:sz w:val="24"/>
         </w:rPr>
-        <w:hyperlink r:id="rId9" w:history="1">
-          <w:r>
-            <w:rPr>
-              <w:rStyle w:val="Hyperlink"/>
-            </w:rPr>
-            <w:t>made up of ob</w:t>
-          </w:r>
-        </w:hyperlink>
+        <w:t>made up of ob</w:t>
       </w:r>
       <w:r>
         <w:rPr>
@@ -807,7 +799,7 @@
           <w:sz w:val="24"/>
           <w:u w:val="single"/>
         </w:rPr>
-        <w:hyperlink r:id="rId10" w:history="1">
+        <w:hyperlink r:id="rId11" w:history="1">
           <w:r>
             <w:rPr>
               <w:rStyle w:val="Hyperlink"/>
@@ -836,7 +828,7 @@
           <w:sz w:val="24"/>
           <w:u w:val="single"/>
         </w:rPr>
-        <w:hyperlink r:id="rId10" w:history="1">
+        <w:hyperlink r:id="rId11" w:history="1">
           <w:r>
             <w:rPr>
               <w:rStyle w:val="Hyperlink"/>
@@ -930,7 +922,7 @@
           <w:sz w:val="24"/>
           <w:u w:val="single"/>
         </w:rPr>
-        <w:hyperlink r:id="rId11" w:history="1">
+        <w:hyperlink r:id="rId10" w:history="1">
           <w:r>
             <w:rPr>
               <w:rStyle w:val="Hyperlink"/>
@@ -959,7 +951,7 @@
           <w:sz w:val="24"/>
           <w:u w:val="single"/>
         </w:rPr>
-        <w:hyperlink r:id="rId11" w:history="1">
+        <w:hyperlink r:id="rId10" w:history="1">
           <w:r>
             <w:rPr>
               <w:rStyle w:val="Hyperlink"/>
@@ -1098,7 +1090,61 @@
           <w:color w:val="000000"/>
           <w:sz w:val="24"/>
         </w:rPr>
-        <w:t xml:space="preserve"> (formerly the Afrika Muse</w:t>
+        <w:t xml:space="preserve"> (formerly</w:t>
+      </w:r>
+      <w:r>
+        <w:rPr>
+          <w:u w:val="single" w:color="0000ff"/>
+          <w:rFonts w:ascii="Charis SIL Regular" w:hAnsi="Charis SIL Regular" w:eastAsia="Charis SIL Regular"/>
+          <w:b w:val="0"/>
+          <w:i w:val="0"/>
+          <w:color w:val="000000"/>
+          <w:sz w:val="24"/>
+        </w:rPr>
+        <w:hyperlink r:id="rId11" w:history="1">
+          <w:r>
+            <w:rPr>
+              <w:rStyle w:val="Hyperlink"/>
+            </w:rPr>
+            <w:t xml:space="preserve"> the Afrika M</w:t>
+          </w:r>
+        </w:hyperlink>
+      </w:r>
+      <w:r>
+        <w:rPr>
+          <w:u w:val="single" w:color="0000ff"/>
+          <w:rFonts w:ascii="Charis SIL Regular" w:hAnsi="Charis SIL Regular" w:eastAsia="Charis SIL Regular"/>
+          <w:b w:val="0"/>
+          <w:i w:val="0"/>
+          <w:color w:val="000000"/>
+          <w:sz w:val="24"/>
+        </w:rPr>
+        <w:hyperlink r:id="rId11" w:history="1">
+          <w:r>
+            <w:rPr>
+              <w:rStyle w:val="Hyperlink"/>
+            </w:rPr>
+            <w:t>u</w:t>
+          </w:r>
+        </w:hyperlink>
+      </w:r>
+      <w:r>
+        <w:rPr>
+          <w:u w:val="single" w:color="0000ff"/>
+          <w:rFonts w:ascii="Charis SIL Regular" w:hAnsi="Charis SIL Regular" w:eastAsia="Charis SIL Regular"/>
+          <w:b w:val="0"/>
+          <w:i w:val="0"/>
+          <w:color w:val="000000"/>
+          <w:sz w:val="24"/>
+        </w:rPr>
+        <w:hyperlink r:id="rId11" w:history="1">
+          <w:r>
+            <w:rPr>
+              <w:rStyle w:val="Hyperlink"/>
+            </w:rPr>
+            <w:t>se</w:t>
+          </w:r>
+        </w:hyperlink>
       </w:r>
       <w:r>
         <w:rPr>
@@ -1213,13 +1259,67 @@
       </w:r>
       <w:r>
         <w:rPr>
+          <w:u w:val="single" w:color="0000ff"/>
           <w:rFonts w:ascii="Charis SIL Regular" w:hAnsi="Charis SIL Regular" w:eastAsia="Charis SIL Regular"/>
           <w:b w:val="0"/>
           <w:i w:val="0"/>
           <w:color w:val="000000"/>
           <w:sz w:val="24"/>
         </w:rPr>
-        <w:t xml:space="preserve">2024. Objects that were collected by the </w:t>
+        <w:hyperlink r:id="rId12" w:history="1">
+          <w:r>
+            <w:rPr>
+              <w:rStyle w:val="Hyperlink"/>
+            </w:rPr>
+            <w:t>2024</w:t>
+          </w:r>
+        </w:hyperlink>
+      </w:r>
+      <w:r>
+        <w:rPr>
+          <w:u w:val="single" w:color="0000ff"/>
+          <w:rFonts w:ascii="Charis SIL Regular" w:hAnsi="Charis SIL Regular" w:eastAsia="Charis SIL Regular"/>
+          <w:b w:val="0"/>
+          <w:i w:val="0"/>
+          <w:color w:val="000000"/>
+          <w:sz w:val="24"/>
+        </w:rPr>
+        <w:hyperlink r:id="rId12" w:history="1">
+          <w:r>
+            <w:rPr>
+              <w:rStyle w:val="Hyperlink"/>
+            </w:rPr>
+            <w:t>. O</w:t>
+          </w:r>
+        </w:hyperlink>
+      </w:r>
+      <w:r>
+        <w:rPr>
+          <w:u w:val="single" w:color="0000ff"/>
+          <w:rFonts w:ascii="Charis SIL Regular" w:hAnsi="Charis SIL Regular" w:eastAsia="Charis SIL Regular"/>
+          <w:b w:val="0"/>
+          <w:i w:val="0"/>
+          <w:color w:val="000000"/>
+          <w:sz w:val="24"/>
+        </w:rPr>
+        <w:hyperlink r:id="rId12" w:history="1">
+          <w:r>
+            <w:rPr>
+              <w:rStyle w:val="Hyperlink"/>
+            </w:rPr>
+            <w:t>bjec</w:t>
+          </w:r>
+        </w:hyperlink>
+      </w:r>
+      <w:r>
+        <w:rPr>
+          <w:rFonts w:ascii="Charis SIL Regular" w:hAnsi="Charis SIL Regular" w:eastAsia="Charis SIL Regular"/>
+          <w:b w:val="0"/>
+          <w:i w:val="0"/>
+          <w:color w:val="000000"/>
+          <w:sz w:val="24"/>
+        </w:rPr>
+        <w:t xml:space="preserve">ts that were collected by the </w:t>
       </w:r>
       <w:r>
         <w:rPr>
@@ -1746,7 +1846,61 @@
           <w:color w:val="000000"/>
           <w:sz w:val="24"/>
         </w:rPr>
-        <w:t>Dutch Protestant and Catholic missionary ar</w:t>
+        <w:t>Dutch Protestant</w:t>
+      </w:r>
+      <w:r>
+        <w:rPr>
+          <w:u w:val="single" w:color="0000ff"/>
+          <w:rFonts w:ascii="Charis SIL Regular" w:hAnsi="Charis SIL Regular" w:eastAsia="Charis SIL Regular"/>
+          <w:b w:val="0"/>
+          <w:i w:val="0"/>
+          <w:color w:val="000000"/>
+          <w:sz w:val="24"/>
+        </w:rPr>
+        <w:hyperlink r:id="rId15" w:history="1">
+          <w:r>
+            <w:rPr>
+              <w:rStyle w:val="Hyperlink"/>
+            </w:rPr>
+            <w:t xml:space="preserve"> and</w:t>
+          </w:r>
+        </w:hyperlink>
+      </w:r>
+      <w:r>
+        <w:rPr>
+          <w:u w:val="single" w:color="0000ff"/>
+          <w:rFonts w:ascii="Charis SIL Regular" w:hAnsi="Charis SIL Regular" w:eastAsia="Charis SIL Regular"/>
+          <w:b w:val="0"/>
+          <w:i w:val="0"/>
+          <w:color w:val="000000"/>
+          <w:sz w:val="24"/>
+        </w:rPr>
+        <w:hyperlink r:id="rId15" w:history="1">
+          <w:r>
+            <w:rPr>
+              <w:rStyle w:val="Hyperlink"/>
+            </w:rPr>
+            <w:t xml:space="preserve"> Catholic mis</w:t>
+          </w:r>
+        </w:hyperlink>
+      </w:r>
+      <w:r>
+        <w:rPr>
+          <w:u w:val="single" w:color="0000ff"/>
+          <w:rFonts w:ascii="Charis SIL Regular" w:hAnsi="Charis SIL Regular" w:eastAsia="Charis SIL Regular"/>
+          <w:b w:val="0"/>
+          <w:i w:val="0"/>
+          <w:color w:val="000000"/>
+          <w:sz w:val="24"/>
+        </w:rPr>
+        <w:hyperlink r:id="rId15" w:history="1">
+          <w:r>
+            <w:rPr>
+              <w:rStyle w:val="Hyperlink"/>
+            </w:rPr>
+            <w:t>sionary ar</w:t>
+          </w:r>
+        </w:hyperlink>
       </w:r>
       <w:r>
         <w:rPr>
@@ -2373,7 +2527,14 @@
           <w:sz w:val="24"/>
           <w:u w:val="single"/>
         </w:rPr>
-        <w:t>Churches in th</w:t>
+        <w:hyperlink r:id="rId19" w:history="1">
+          <w:r>
+            <w:rPr>
+              <w:rStyle w:val="Hyperlink"/>
+            </w:rPr>
+            <w:t>Churches</w:t>
+          </w:r>
+        </w:hyperlink>
       </w:r>
       <w:r>
         <w:rPr>
@@ -2384,7 +2545,65 @@
           <w:sz w:val="24"/>
           <w:u w:val="single"/>
         </w:rPr>
-        <w:hyperlink r:id="rId18" w:history="1">
+        <w:t xml:space="preserve"> </w:t>
+      </w:r>
+      <w:r>
+        <w:rPr>
+          <w:rFonts w:ascii="Charis SIL Regular" w:hAnsi="Charis SIL Regular" w:eastAsia="Charis SIL Regular"/>
+          <w:b w:val="0"/>
+          <w:i w:val="0"/>
+          <w:color w:val="0000FF"/>
+          <w:sz w:val="24"/>
+          <w:u w:val="single"/>
+        </w:rPr>
+        <w:hyperlink r:id="rId19" w:history="1">
+          <w:r>
+            <w:rPr>
+              <w:rStyle w:val="Hyperlink"/>
+            </w:rPr>
+            <w:t>in</w:t>
+          </w:r>
+        </w:hyperlink>
+      </w:r>
+      <w:r>
+        <w:rPr>
+          <w:rFonts w:ascii="Charis SIL Regular" w:hAnsi="Charis SIL Regular" w:eastAsia="Charis SIL Regular"/>
+          <w:b w:val="0"/>
+          <w:i w:val="0"/>
+          <w:color w:val="0000FF"/>
+          <w:sz w:val="24"/>
+          <w:u w:val="single"/>
+        </w:rPr>
+        <w:t xml:space="preserve"> </w:t>
+      </w:r>
+      <w:r>
+        <w:rPr>
+          <w:rFonts w:ascii="Charis SIL Regular" w:hAnsi="Charis SIL Regular" w:eastAsia="Charis SIL Regular"/>
+          <w:b w:val="0"/>
+          <w:i w:val="0"/>
+          <w:color w:val="0000FF"/>
+          <w:sz w:val="24"/>
+          <w:u w:val="single"/>
+        </w:rPr>
+        <w:hyperlink r:id="rId19" w:history="1">
+          <w:r>
+            <w:rPr>
+              <w:rStyle w:val="Hyperlink"/>
+            </w:rPr>
+            <w:t>th</w:t>
+          </w:r>
+        </w:hyperlink>
+      </w:r>
+      <w:r>
+        <w:rPr>
+          <w:rFonts w:ascii="Charis SIL Regular" w:hAnsi="Charis SIL Regular" w:eastAsia="Charis SIL Regular"/>
+          <w:b w:val="0"/>
+          <w:i w:val="0"/>
+          <w:color w:val="0000FF"/>
+          <w:sz w:val="24"/>
+          <w:u w:val="single"/>
+        </w:rPr>
+        <w:hyperlink r:id="rId19" w:history="1">
           <w:r>
             <w:rPr>
               <w:rStyle w:val="Hyperlink"/>
@@ -2431,7 +2650,7 @@
           <w:sz w:val="24"/>
           <w:u w:val="single"/>
         </w:rPr>
-        <w:hyperlink r:id="rId18" w:history="1">
+        <w:hyperlink r:id="rId19" w:history="1">
           <w:r>
             <w:rPr>
               <w:rStyle w:val="Hyperlink"/>
@@ -2442,13 +2661,21 @@
       </w:r>
       <w:r>
         <w:rPr>
+          <w:u w:val="single" w:color="0000ff"/>
           <w:rFonts w:ascii="Charis SIL Regular" w:hAnsi="Charis SIL Regular" w:eastAsia="Charis SIL Regular"/>
           <w:b w:val="0"/>
           <w:i w:val="0"/>
           <w:color w:val="000000"/>
           <w:sz w:val="24"/>
         </w:rPr>
-        <w:t xml:space="preserve">, </w:t>
+        <w:hyperlink r:id="rId18" w:history="1">
+          <w:r>
+            <w:rPr>
+              <w:rStyle w:val="Hyperlink"/>
+            </w:rPr>
+            <w:t xml:space="preserve">, </w:t>
+          </w:r>
+        </w:hyperlink>
       </w:r>
       <w:r>
         <w:rPr>
@@ -2459,7 +2686,7 @@
           <w:sz w:val="24"/>
           <w:u w:val="single"/>
         </w:rPr>
-        <w:hyperlink r:id="rId18" w:history="1">
+        <w:hyperlink r:id="rId20" w:history="1">
           <w:r>
             <w:rPr>
               <w:rStyle w:val="Hyperlink"/>
@@ -2495,7 +2722,7 @@
           <w:sz w:val="24"/>
           <w:u w:val="single"/>
         </w:rPr>
-        <w:hyperlink r:id="rId20" w:history="1">
+        <w:hyperlink r:id="rId19" w:history="1">
           <w:r>
             <w:rPr>
               <w:rStyle w:val="Hyperlink"/>
@@ -2513,7 +2740,7 @@
           <w:sz w:val="24"/>
           <w:u w:val="single"/>
         </w:rPr>
-        <w:hyperlink r:id="rId20" w:history="1">
+        <w:hyperlink r:id="rId19" w:history="1">
           <w:r>
             <w:rPr>
               <w:rStyle w:val="Hyperlink"/>
@@ -2531,7 +2758,7 @@
           <w:sz w:val="24"/>
           <w:u w:val="single"/>
         </w:rPr>
-        <w:hyperlink r:id="rId20" w:history="1">
+        <w:hyperlink r:id="rId19" w:history="1">
           <w:r>
             <w:rPr>
               <w:rStyle w:val="Hyperlink"/>
@@ -2549,7 +2776,7 @@
           <w:sz w:val="24"/>
           <w:u w:val="single"/>
         </w:rPr>
-        <w:hyperlink r:id="rId20" w:history="1">
+        <w:hyperlink r:id="rId19" w:history="1">
           <w:r>
             <w:rPr>
               <w:rStyle w:val="Hyperlink"/>
@@ -2578,7 +2805,7 @@
           <w:sz w:val="24"/>
           <w:u w:val="single"/>
         </w:rPr>
-        <w:hyperlink r:id="rId20" w:history="1">
+        <w:hyperlink r:id="rId19" w:history="1">
           <w:r>
             <w:rPr>
               <w:rStyle w:val="Hyperlink"/>
@@ -2589,139 +2816,13 @@
       </w:r>
       <w:r>
         <w:rPr>
-          <w:u w:val="single" w:color="0000ff"/>
           <w:rFonts w:ascii="Charis SIL Regular" w:hAnsi="Charis SIL Regular" w:eastAsia="Charis SIL Regular"/>
           <w:b w:val="0"/>
           <w:i w:val="0"/>
           <w:color w:val="000000"/>
           <w:sz w:val="24"/>
         </w:rPr>
-        <w:hyperlink r:id="rId19" w:history="1">
-          <w:r>
-            <w:rPr>
-              <w:rStyle w:val="Hyperlink"/>
-            </w:rPr>
-            <w:t xml:space="preserve"> at the</w:t>
-          </w:r>
-        </w:hyperlink>
-      </w:r>
-      <w:r>
-        <w:rPr>
-          <w:u w:val="single" w:color="0000ff"/>
-          <w:rFonts w:ascii="Charis SIL Regular" w:hAnsi="Charis SIL Regular" w:eastAsia="Charis SIL Regular"/>
-          <w:b w:val="0"/>
-          <w:i w:val="0"/>
-          <w:color w:val="000000"/>
-          <w:sz w:val="24"/>
-        </w:rPr>
-        <w:t xml:space="preserve"> </w:t>
-      </w:r>
-      <w:r>
-        <w:rPr>
-          <w:u w:val="single" w:color="0000ff"/>
-          <w:rFonts w:ascii="Charis SIL Regular" w:hAnsi="Charis SIL Regular" w:eastAsia="Charis SIL Regular"/>
-          <w:b w:val="0"/>
-          <w:i w:val="0"/>
-          <w:color w:val="000000"/>
-          <w:sz w:val="24"/>
-        </w:rPr>
-        <w:hyperlink r:id="rId19" w:history="1">
-          <w:r>
-            <w:rPr>
-              <w:rStyle w:val="Hyperlink"/>
-            </w:rPr>
-            <w:t>Vrije U</w:t>
-          </w:r>
-        </w:hyperlink>
-      </w:r>
-      <w:r>
-        <w:rPr>
-          <w:u w:val="single" w:color="0000ff"/>
-          <w:rFonts w:ascii="Charis SIL Regular" w:hAnsi="Charis SIL Regular" w:eastAsia="Charis SIL Regular"/>
-          <w:b w:val="0"/>
-          <w:i w:val="0"/>
-          <w:color w:val="000000"/>
-          <w:sz w:val="24"/>
-        </w:rPr>
-        <w:hyperlink r:id="rId19" w:history="1">
-          <w:r>
-            <w:rPr>
-              <w:rStyle w:val="Hyperlink"/>
-            </w:rPr>
-            <w:t>ni</w:t>
-          </w:r>
-        </w:hyperlink>
-      </w:r>
-      <w:r>
-        <w:rPr>
-          <w:u w:val="single" w:color="0000ff"/>
-          <w:rFonts w:ascii="Charis SIL Regular" w:hAnsi="Charis SIL Regular" w:eastAsia="Charis SIL Regular"/>
-          <w:b w:val="0"/>
-          <w:i w:val="0"/>
-          <w:color w:val="000000"/>
-          <w:sz w:val="24"/>
-        </w:rPr>
-        <w:hyperlink r:id="rId19" w:history="1">
-          <w:r>
-            <w:rPr>
-              <w:rStyle w:val="Hyperlink"/>
-            </w:rPr>
-            <w:t>v</w:t>
-          </w:r>
-        </w:hyperlink>
-      </w:r>
-      <w:r>
-        <w:rPr>
-          <w:u w:val="single" w:color="0000ff"/>
-          <w:rFonts w:ascii="Charis SIL Regular" w:hAnsi="Charis SIL Regular" w:eastAsia="Charis SIL Regular"/>
-          <w:b w:val="0"/>
-          <w:i w:val="0"/>
-          <w:color w:val="000000"/>
-          <w:sz w:val="24"/>
-        </w:rPr>
-        <w:hyperlink r:id="rId19" w:history="1">
-          <w:r>
-            <w:rPr>
-              <w:rStyle w:val="Hyperlink"/>
-            </w:rPr>
-            <w:t>ers</w:t>
-          </w:r>
-        </w:hyperlink>
-      </w:r>
-      <w:r>
-        <w:rPr>
-          <w:u w:val="single" w:color="0000ff"/>
-          <w:rFonts w:ascii="Charis SIL Regular" w:hAnsi="Charis SIL Regular" w:eastAsia="Charis SIL Regular"/>
-          <w:b w:val="0"/>
-          <w:i w:val="0"/>
-          <w:color w:val="000000"/>
-          <w:sz w:val="24"/>
-        </w:rPr>
-        <w:hyperlink r:id="rId19" w:history="1">
-          <w:r>
-            <w:rPr>
-              <w:rStyle w:val="Hyperlink"/>
-            </w:rPr>
-            <w:t>i</w:t>
-          </w:r>
-        </w:hyperlink>
-      </w:r>
-      <w:r>
-        <w:rPr>
-          <w:rFonts w:ascii="Charis SIL Regular" w:hAnsi="Charis SIL Regular" w:eastAsia="Charis SIL Regular"/>
-          <w:b w:val="0"/>
-          <w:i w:val="0"/>
-          <w:color w:val="000000"/>
-          <w:sz w:val="24"/>
-        </w:rPr>
-        <w:hyperlink r:id="rId19" w:history="1">
-          <w:r>
-            <w:rPr>
-              <w:rStyle w:val="Hyperlink"/>
-            </w:rPr>
-            <w:t xml:space="preserve">teit, </w:t>
-          </w:r>
-        </w:hyperlink>
+        <w:t xml:space="preserve"> at the Vrije Universiteit, </w:t>
       </w:r>
       <w:r>
         <w:rPr>
@@ -2750,7 +2851,7 @@
           <w:sz w:val="24"/>
           <w:u w:val="single"/>
         </w:rPr>
-        <w:hyperlink r:id="rId21" w:history="1">
+        <w:hyperlink r:id="rId19" w:history="1">
           <w:r>
             <w:rPr>
               <w:rStyle w:val="Hyperlink"/>
@@ -2784,16 +2885,8 @@
           <w:i w:val="0"/>
           <w:color w:val="0000FF"/>
           <w:sz w:val="24"/>
-          <w:u w:val="single"/>
-        </w:rPr>
-        <w:hyperlink r:id="rId21" w:history="1">
-          <w:r>
-            <w:rPr>
-              <w:rStyle w:val="Hyperlink"/>
-            </w:rPr>
-            <w:t>Documen</w:t>
-          </w:r>
-        </w:hyperlink>
+        </w:rPr>
+        <w:t xml:space="preserve">Documentation </w:t>
       </w:r>
       <w:r>
         <w:rPr>
@@ -2804,90 +2897,7 @@
           <w:sz w:val="24"/>
           <w:u w:val="single"/>
         </w:rPr>
-        <w:hyperlink r:id="rId21" w:history="1">
-          <w:r>
-            <w:rPr>
-              <w:rStyle w:val="Hyperlink"/>
-            </w:rPr>
-            <w:t>t</w:t>
-          </w:r>
-        </w:hyperlink>
-      </w:r>
-      <w:r>
-        <w:rPr>
-          <w:rFonts w:ascii="Charis SIL Regular" w:hAnsi="Charis SIL Regular" w:eastAsia="Charis SIL Regular"/>
-          <w:b w:val="0"/>
-          <w:i w:val="0"/>
-          <w:color w:val="0000FF"/>
-          <w:sz w:val="24"/>
-          <w:u w:val="single"/>
-        </w:rPr>
-        <w:hyperlink r:id="rId21" w:history="1">
-          <w:r>
-            <w:rPr>
-              <w:rStyle w:val="Hyperlink"/>
-            </w:rPr>
-            <w:t>at</w:t>
-          </w:r>
-        </w:hyperlink>
-      </w:r>
-      <w:r>
-        <w:rPr>
-          <w:rFonts w:ascii="Charis SIL Regular" w:hAnsi="Charis SIL Regular" w:eastAsia="Charis SIL Regular"/>
-          <w:b w:val="0"/>
-          <w:i w:val="0"/>
-          <w:color w:val="0000FF"/>
-          <w:sz w:val="24"/>
-          <w:u w:val="single"/>
-        </w:rPr>
-        <w:hyperlink r:id="rId21" w:history="1">
-          <w:r>
-            <w:rPr>
-              <w:rStyle w:val="Hyperlink"/>
-            </w:rPr>
-            <w:t>i</w:t>
-          </w:r>
-        </w:hyperlink>
-      </w:r>
-      <w:r>
-        <w:rPr>
-          <w:rFonts w:ascii="Charis SIL Regular" w:hAnsi="Charis SIL Regular" w:eastAsia="Charis SIL Regular"/>
-          <w:b w:val="0"/>
-          <w:i w:val="0"/>
-          <w:color w:val="0000FF"/>
-          <w:sz w:val="24"/>
-          <w:u w:val="single"/>
-        </w:rPr>
-        <w:hyperlink r:id="rId21" w:history="1">
-          <w:r>
-            <w:rPr>
-              <w:rStyle w:val="Hyperlink"/>
-            </w:rPr>
-            <w:t>on</w:t>
-          </w:r>
-        </w:hyperlink>
-      </w:r>
-      <w:r>
-        <w:rPr>
-          <w:rFonts w:ascii="Charis SIL Regular" w:hAnsi="Charis SIL Regular" w:eastAsia="Charis SIL Regular"/>
-          <w:b w:val="0"/>
-          <w:i w:val="0"/>
-          <w:color w:val="0000FF"/>
-          <w:sz w:val="24"/>
-          <w:u w:val="single"/>
-        </w:rPr>
-        <w:t xml:space="preserve"> </w:t>
-      </w:r>
-      <w:r>
-        <w:rPr>
-          <w:rFonts w:ascii="Charis SIL Regular" w:hAnsi="Charis SIL Regular" w:eastAsia="Charis SIL Regular"/>
-          <w:b w:val="0"/>
-          <w:i w:val="0"/>
-          <w:color w:val="0000FF"/>
-          <w:sz w:val="24"/>
-          <w:u w:val="single"/>
-        </w:rPr>
-        <w:hyperlink r:id="rId21" w:history="1">
+        <w:hyperlink r:id="rId19" w:history="1">
           <w:r>
             <w:rPr>
               <w:rStyle w:val="Hyperlink"/>
@@ -2898,29 +2908,19 @@
       </w:r>
       <w:r>
         <w:rPr>
+          <w:u w:val="single" w:color="0000ff"/>
           <w:rFonts w:ascii="Charis SIL Regular" w:hAnsi="Charis SIL Regular" w:eastAsia="Charis SIL Regular"/>
           <w:b w:val="0"/>
           <w:i w:val="0"/>
           <w:color w:val="000000"/>
           <w:sz w:val="24"/>
         </w:rPr>
-        <w:t xml:space="preserve">, and the </w:t>
-      </w:r>
-      <w:r>
-        <w:rPr>
-          <w:rFonts w:ascii="Charis SIL Regular" w:hAnsi="Charis SIL Regular" w:eastAsia="Charis SIL Regular"/>
-          <w:b w:val="0"/>
-          <w:i w:val="0"/>
-          <w:color w:val="0000FF"/>
-          <w:sz w:val="24"/>
-          <w:u w:val="single"/>
-        </w:rPr>
-        <w:hyperlink r:id="rId22" w:history="1">
+        <w:hyperlink r:id="rId19" w:history="1">
           <w:r>
             <w:rPr>
               <w:rStyle w:val="Hyperlink"/>
             </w:rPr>
-            <w:t>Erf</w:t>
+            <w:t xml:space="preserve">, and </w:t>
           </w:r>
         </w:hyperlink>
       </w:r>
@@ -2929,18 +2929,37 @@
           <w:rFonts w:ascii="Charis SIL Regular" w:hAnsi="Charis SIL Regular" w:eastAsia="Charis SIL Regular"/>
           <w:b w:val="0"/>
           <w:i w:val="0"/>
-          <w:color w:val="0000FF"/>
-          <w:sz w:val="24"/>
-          <w:u w:val="single"/>
+          <w:color w:val="000000"/>
+          <w:sz w:val="24"/>
+        </w:rPr>
+        <w:t>th</w:t>
+      </w:r>
+      <w:r>
+        <w:rPr>
+          <w:rFonts w:ascii="Charis SIL Regular" w:hAnsi="Charis SIL Regular" w:eastAsia="Charis SIL Regular"/>
+          <w:b w:val="0"/>
+          <w:i w:val="0"/>
+          <w:color w:val="000000"/>
+          <w:sz w:val="24"/>
         </w:rPr>
         <w:hyperlink r:id="rId20" w:history="1">
           <w:r>
             <w:rPr>
               <w:rStyle w:val="Hyperlink"/>
             </w:rPr>
-            <w:t>goedcentru</w:t>
+            <w:t xml:space="preserve">e </w:t>
           </w:r>
         </w:hyperlink>
+      </w:r>
+      <w:r>
+        <w:rPr>
+          <w:rFonts w:ascii="Charis SIL Regular" w:hAnsi="Charis SIL Regular" w:eastAsia="Charis SIL Regular"/>
+          <w:b w:val="0"/>
+          <w:i w:val="0"/>
+          <w:color w:val="0000FF"/>
+          <w:sz w:val="24"/>
+        </w:rPr>
+        <w:t>Erfgoedcentru</w:t>
       </w:r>
       <w:r>
         <w:rPr>
@@ -3055,14 +3074,7 @@
           <w:color w:val="000000"/>
           <w:sz w:val="24"/>
         </w:rPr>
-        <w:hyperlink r:id="rId21" w:history="1">
-          <w:r>
-            <w:rPr>
-              <w:rStyle w:val="Hyperlink"/>
-            </w:rPr>
-            <w:t>ives can</w:t>
-          </w:r>
-        </w:hyperlink>
+        <w:t>ives can</w:t>
       </w:r>
       <w:r>
         <w:rPr>
@@ -3086,6 +3098,16 @@
       </w:r>
       <w:r>
         <w:rPr>
+          <w:rFonts w:ascii="Charis SIL Regular" w:hAnsi="Charis SIL Regular" w:eastAsia="Charis SIL Regular"/>
+          <w:b w:val="0"/>
+          <w:i w:val="0"/>
+          <w:color w:val="000000"/>
+          <w:sz w:val="24"/>
+        </w:rPr>
+        <w:t>often still be found in the count</w:t>
+      </w:r>
+      <w:r>
+        <w:rPr>
           <w:u w:val="single" w:color="0000ff"/>
           <w:rFonts w:ascii="Charis SIL Regular" w:hAnsi="Charis SIL Regular" w:eastAsia="Charis SIL Regular"/>
           <w:b w:val="0"/>
@@ -3093,107 +3115,7 @@
           <w:color w:val="000000"/>
           <w:sz w:val="24"/>
         </w:rPr>
-        <w:hyperlink r:id="rId21" w:history="1">
-          <w:r>
-            <w:rPr>
-              <w:rStyle w:val="Hyperlink"/>
-            </w:rPr>
-            <w:t>often still be fo</w:t>
-          </w:r>
-        </w:hyperlink>
-      </w:r>
-      <w:r>
-        <w:rPr>
-          <w:u w:val="single" w:color="0000ff"/>
-          <w:rFonts w:ascii="Charis SIL Regular" w:hAnsi="Charis SIL Regular" w:eastAsia="Charis SIL Regular"/>
-          <w:b w:val="0"/>
-          <w:i w:val="0"/>
-          <w:color w:val="000000"/>
-          <w:sz w:val="24"/>
-        </w:rPr>
-        <w:hyperlink r:id="rId21" w:history="1">
-          <w:r>
-            <w:rPr>
-              <w:rStyle w:val="Hyperlink"/>
-            </w:rPr>
-            <w:t>u</w:t>
-          </w:r>
-        </w:hyperlink>
-      </w:r>
-      <w:r>
-        <w:rPr>
-          <w:u w:val="single" w:color="0000ff"/>
-          <w:rFonts w:ascii="Charis SIL Regular" w:hAnsi="Charis SIL Regular" w:eastAsia="Charis SIL Regular"/>
-          <w:b w:val="0"/>
-          <w:i w:val="0"/>
-          <w:color w:val="000000"/>
-          <w:sz w:val="24"/>
-        </w:rPr>
-        <w:hyperlink r:id="rId21" w:history="1">
-          <w:r>
-            <w:rPr>
-              <w:rStyle w:val="Hyperlink"/>
-            </w:rPr>
-            <w:t xml:space="preserve">nd in </w:t>
-          </w:r>
-        </w:hyperlink>
-      </w:r>
-      <w:r>
-        <w:rPr>
-          <w:u w:val="single" w:color="0000ff"/>
-          <w:rFonts w:ascii="Charis SIL Regular" w:hAnsi="Charis SIL Regular" w:eastAsia="Charis SIL Regular"/>
-          <w:b w:val="0"/>
-          <w:i w:val="0"/>
-          <w:color w:val="000000"/>
-          <w:sz w:val="24"/>
-        </w:rPr>
-        <w:t>t</w:t>
-      </w:r>
-      <w:r>
-        <w:rPr>
-          <w:rFonts w:ascii="Charis SIL Regular" w:hAnsi="Charis SIL Regular" w:eastAsia="Charis SIL Regular"/>
-          <w:b w:val="0"/>
-          <w:i w:val="0"/>
-          <w:color w:val="000000"/>
-          <w:sz w:val="24"/>
-        </w:rPr>
-        <w:t>he count</w:t>
-      </w:r>
-      <w:r>
-        <w:rPr>
-          <w:u w:val="single" w:color="0000ff"/>
-          <w:rFonts w:ascii="Charis SIL Regular" w:hAnsi="Charis SIL Regular" w:eastAsia="Charis SIL Regular"/>
-          <w:b w:val="0"/>
-          <w:i w:val="0"/>
-          <w:color w:val="000000"/>
-          <w:sz w:val="24"/>
-        </w:rPr>
-        <w:hyperlink r:id="rId22" w:history="1">
-          <w:r>
-            <w:rPr>
-              <w:rStyle w:val="Hyperlink"/>
-            </w:rPr>
-            <w:t>ries where the m</w:t>
-          </w:r>
-        </w:hyperlink>
-      </w:r>
-      <w:r>
-        <w:rPr>
-          <w:u w:val="single" w:color="0000ff"/>
-          <w:rFonts w:ascii="Charis SIL Regular" w:hAnsi="Charis SIL Regular" w:eastAsia="Charis SIL Regular"/>
-          <w:b w:val="0"/>
-          <w:i w:val="0"/>
-          <w:color w:val="000000"/>
-          <w:sz w:val="24"/>
-        </w:rPr>
-        <w:hyperlink r:id="rId22" w:history="1">
-          <w:r>
-            <w:rPr>
-              <w:rStyle w:val="Hyperlink"/>
-            </w:rPr>
-            <w:t>ission organ</w:t>
-          </w:r>
-        </w:hyperlink>
+        <w:t>ries where the mission organ</w:t>
       </w:r>
       <w:r>
         <w:rPr>
@@ -3341,7 +3263,7 @@
           <w:sz w:val="24"/>
           <w:u w:val="single"/>
         </w:rPr>
-        <w:t xml:space="preserve">Scientific research </w:t>
+        <w:t>Scientific research</w:t>
       </w:r>
       <w:r>
         <w:rPr>
@@ -3352,7 +3274,7 @@
           <w:sz w:val="24"/>
           <w:u w:val="single"/>
         </w:rPr>
-        <w:t>in colonised territorie</w:t>
+        <w:t xml:space="preserve"> </w:t>
       </w:r>
       <w:r>
         <w:rPr>
@@ -3361,8 +3283,9 @@
           <w:i w:val="0"/>
           <w:color w:val="0000FF"/>
           <w:sz w:val="24"/>
-        </w:rPr>
-        <w:t>s</w:t>
+          <w:u w:val="single"/>
+        </w:rPr>
+        <w:t>in colonised territories</w:t>
       </w:r>
       <w:r>
         <w:br/>

--- a/EXPORTS/DOCX/published/niveau2/English/ChristianMission.docx
+++ b/EXPORTS/DOCX/published/niveau2/English/ChristianMission.docx
@@ -445,6 +445,7 @@
       </w:r>
       <w:r>
         <w:rPr>
+          <w:u w:val="single" w:color="0000ff"/>
           <w:rFonts w:ascii="Charis SIL Regular" w:hAnsi="Charis SIL Regular" w:eastAsia="Charis SIL Regular"/>
           <w:b w:val="0"/>
           <w:i w:val="0"/>
@@ -1846,7 +1847,25 @@
           <w:color w:val="000000"/>
           <w:sz w:val="24"/>
         </w:rPr>
-        <w:t>Dutch Protestant</w:t>
+        <w:t>Dut</w:t>
+      </w:r>
+      <w:r>
+        <w:rPr>
+          <w:u w:val="single" w:color="0000ff"/>
+          <w:rFonts w:ascii="Charis SIL Regular" w:hAnsi="Charis SIL Regular" w:eastAsia="Charis SIL Regular"/>
+          <w:b w:val="0"/>
+          <w:i w:val="0"/>
+          <w:color w:val="000000"/>
+          <w:sz w:val="24"/>
+        </w:rPr>
+        <w:hyperlink r:id="rId15" w:history="1">
+          <w:r>
+            <w:rPr>
+              <w:rStyle w:val="Hyperlink"/>
+            </w:rPr>
+            <w:t>ch Protestant</w:t>
+          </w:r>
+        </w:hyperlink>
       </w:r>
       <w:r>
         <w:rPr>
@@ -2603,7 +2622,7 @@
           <w:sz w:val="24"/>
           <w:u w:val="single"/>
         </w:rPr>
-        <w:hyperlink r:id="rId19" w:history="1">
+        <w:hyperlink r:id="rId18" w:history="1">
           <w:r>
             <w:rPr>
               <w:rStyle w:val="Hyperlink"/>
@@ -2650,7 +2669,7 @@
           <w:sz w:val="24"/>
           <w:u w:val="single"/>
         </w:rPr>
-        <w:hyperlink r:id="rId19" w:history="1">
+        <w:hyperlink r:id="rId18" w:history="1">
           <w:r>
             <w:rPr>
               <w:rStyle w:val="Hyperlink"/>
@@ -2661,7 +2680,6 @@
       </w:r>
       <w:r>
         <w:rPr>
-          <w:u w:val="single" w:color="0000ff"/>
           <w:rFonts w:ascii="Charis SIL Regular" w:hAnsi="Charis SIL Regular" w:eastAsia="Charis SIL Regular"/>
           <w:b w:val="0"/>
           <w:i w:val="0"/>
@@ -2686,7 +2704,7 @@
           <w:sz w:val="24"/>
           <w:u w:val="single"/>
         </w:rPr>
-        <w:hyperlink r:id="rId20" w:history="1">
+        <w:hyperlink r:id="rId18" w:history="1">
           <w:r>
             <w:rPr>
               <w:rStyle w:val="Hyperlink"/>
@@ -2722,7 +2740,7 @@
           <w:sz w:val="24"/>
           <w:u w:val="single"/>
         </w:rPr>
-        <w:hyperlink r:id="rId19" w:history="1">
+        <w:hyperlink r:id="rId20" w:history="1">
           <w:r>
             <w:rPr>
               <w:rStyle w:val="Hyperlink"/>
@@ -2740,7 +2758,7 @@
           <w:sz w:val="24"/>
           <w:u w:val="single"/>
         </w:rPr>
-        <w:hyperlink r:id="rId19" w:history="1">
+        <w:hyperlink r:id="rId20" w:history="1">
           <w:r>
             <w:rPr>
               <w:rStyle w:val="Hyperlink"/>
@@ -2758,7 +2776,7 @@
           <w:sz w:val="24"/>
           <w:u w:val="single"/>
         </w:rPr>
-        <w:hyperlink r:id="rId19" w:history="1">
+        <w:hyperlink r:id="rId20" w:history="1">
           <w:r>
             <w:rPr>
               <w:rStyle w:val="Hyperlink"/>
@@ -2776,7 +2794,7 @@
           <w:sz w:val="24"/>
           <w:u w:val="single"/>
         </w:rPr>
-        <w:hyperlink r:id="rId19" w:history="1">
+        <w:hyperlink r:id="rId20" w:history="1">
           <w:r>
             <w:rPr>
               <w:rStyle w:val="Hyperlink"/>
@@ -2805,7 +2823,7 @@
           <w:sz w:val="24"/>
           <w:u w:val="single"/>
         </w:rPr>
-        <w:hyperlink r:id="rId19" w:history="1">
+        <w:hyperlink r:id="rId20" w:history="1">
           <w:r>
             <w:rPr>
               <w:rStyle w:val="Hyperlink"/>
@@ -2816,13 +2834,140 @@
       </w:r>
       <w:r>
         <w:rPr>
+          <w:u w:val="single" w:color="0000ff"/>
           <w:rFonts w:ascii="Charis SIL Regular" w:hAnsi="Charis SIL Regular" w:eastAsia="Charis SIL Regular"/>
           <w:b w:val="0"/>
           <w:i w:val="0"/>
           <w:color w:val="000000"/>
           <w:sz w:val="24"/>
         </w:rPr>
-        <w:t xml:space="preserve"> at the Vrije Universiteit, </w:t>
+        <w:hyperlink r:id="rId19" w:history="1">
+          <w:r>
+            <w:rPr>
+              <w:rStyle w:val="Hyperlink"/>
+            </w:rPr>
+            <w:t xml:space="preserve"> at the</w:t>
+          </w:r>
+        </w:hyperlink>
+      </w:r>
+      <w:r>
+        <w:rPr>
+          <w:u w:val="single" w:color="0000ff"/>
+          <w:rFonts w:ascii="Charis SIL Regular" w:hAnsi="Charis SIL Regular" w:eastAsia="Charis SIL Regular"/>
+          <w:b w:val="0"/>
+          <w:i w:val="0"/>
+          <w:color w:val="000000"/>
+          <w:sz w:val="24"/>
+        </w:rPr>
+        <w:t xml:space="preserve"> </w:t>
+      </w:r>
+      <w:r>
+        <w:rPr>
+          <w:u w:val="single" w:color="0000ff"/>
+          <w:rFonts w:ascii="Charis SIL Regular" w:hAnsi="Charis SIL Regular" w:eastAsia="Charis SIL Regular"/>
+          <w:b w:val="0"/>
+          <w:i w:val="0"/>
+          <w:color w:val="000000"/>
+          <w:sz w:val="24"/>
+        </w:rPr>
+        <w:hyperlink r:id="rId19" w:history="1">
+          <w:r>
+            <w:rPr>
+              <w:rStyle w:val="Hyperlink"/>
+            </w:rPr>
+            <w:t>Vrije U</w:t>
+          </w:r>
+        </w:hyperlink>
+      </w:r>
+      <w:r>
+        <w:rPr>
+          <w:u w:val="single" w:color="0000ff"/>
+          <w:rFonts w:ascii="Charis SIL Regular" w:hAnsi="Charis SIL Regular" w:eastAsia="Charis SIL Regular"/>
+          <w:b w:val="0"/>
+          <w:i w:val="0"/>
+          <w:color w:val="000000"/>
+          <w:sz w:val="24"/>
+        </w:rPr>
+        <w:hyperlink r:id="rId19" w:history="1">
+          <w:r>
+            <w:rPr>
+              <w:rStyle w:val="Hyperlink"/>
+            </w:rPr>
+            <w:t>ni</w:t>
+          </w:r>
+        </w:hyperlink>
+      </w:r>
+      <w:r>
+        <w:rPr>
+          <w:u w:val="single" w:color="0000ff"/>
+          <w:rFonts w:ascii="Charis SIL Regular" w:hAnsi="Charis SIL Regular" w:eastAsia="Charis SIL Regular"/>
+          <w:b w:val="0"/>
+          <w:i w:val="0"/>
+          <w:color w:val="000000"/>
+          <w:sz w:val="24"/>
+        </w:rPr>
+        <w:hyperlink r:id="rId19" w:history="1">
+          <w:r>
+            <w:rPr>
+              <w:rStyle w:val="Hyperlink"/>
+            </w:rPr>
+            <w:t>v</w:t>
+          </w:r>
+        </w:hyperlink>
+      </w:r>
+      <w:r>
+        <w:rPr>
+          <w:u w:val="single" w:color="0000ff"/>
+          <w:rFonts w:ascii="Charis SIL Regular" w:hAnsi="Charis SIL Regular" w:eastAsia="Charis SIL Regular"/>
+          <w:b w:val="0"/>
+          <w:i w:val="0"/>
+          <w:color w:val="000000"/>
+          <w:sz w:val="24"/>
+        </w:rPr>
+        <w:hyperlink r:id="rId19" w:history="1">
+          <w:r>
+            <w:rPr>
+              <w:rStyle w:val="Hyperlink"/>
+            </w:rPr>
+            <w:t>ers</w:t>
+          </w:r>
+        </w:hyperlink>
+      </w:r>
+      <w:r>
+        <w:rPr>
+          <w:u w:val="single" w:color="0000ff"/>
+          <w:rFonts w:ascii="Charis SIL Regular" w:hAnsi="Charis SIL Regular" w:eastAsia="Charis SIL Regular"/>
+          <w:b w:val="0"/>
+          <w:i w:val="0"/>
+          <w:color w:val="000000"/>
+          <w:sz w:val="24"/>
+        </w:rPr>
+        <w:hyperlink r:id="rId19" w:history="1">
+          <w:r>
+            <w:rPr>
+              <w:rStyle w:val="Hyperlink"/>
+            </w:rPr>
+            <w:t>i</w:t>
+          </w:r>
+        </w:hyperlink>
+      </w:r>
+      <w:r>
+        <w:rPr>
+          <w:u w:val="single" w:color="0000ff"/>
+          <w:rFonts w:ascii="Charis SIL Regular" w:hAnsi="Charis SIL Regular" w:eastAsia="Charis SIL Regular"/>
+          <w:b w:val="0"/>
+          <w:i w:val="0"/>
+          <w:color w:val="000000"/>
+          <w:sz w:val="24"/>
+        </w:rPr>
+        <w:hyperlink r:id="rId19" w:history="1">
+          <w:r>
+            <w:rPr>
+              <w:rStyle w:val="Hyperlink"/>
+            </w:rPr>
+            <w:t xml:space="preserve">teit, </w:t>
+          </w:r>
+        </w:hyperlink>
       </w:r>
       <w:r>
         <w:rPr>
@@ -2851,7 +2996,7 @@
           <w:sz w:val="24"/>
           <w:u w:val="single"/>
         </w:rPr>
-        <w:hyperlink r:id="rId19" w:history="1">
+        <w:hyperlink r:id="rId21" w:history="1">
           <w:r>
             <w:rPr>
               <w:rStyle w:val="Hyperlink"/>
@@ -2885,8 +3030,16 @@
           <w:i w:val="0"/>
           <w:color w:val="0000FF"/>
           <w:sz w:val="24"/>
-        </w:rPr>
-        <w:t xml:space="preserve">Documentation </w:t>
+          <w:u w:val="single"/>
+        </w:rPr>
+        <w:hyperlink r:id="rId21" w:history="1">
+          <w:r>
+            <w:rPr>
+              <w:rStyle w:val="Hyperlink"/>
+            </w:rPr>
+            <w:t>Documen</w:t>
+          </w:r>
+        </w:hyperlink>
       </w:r>
       <w:r>
         <w:rPr>
@@ -2897,7 +3050,90 @@
           <w:sz w:val="24"/>
           <w:u w:val="single"/>
         </w:rPr>
-        <w:hyperlink r:id="rId19" w:history="1">
+        <w:hyperlink r:id="rId21" w:history="1">
+          <w:r>
+            <w:rPr>
+              <w:rStyle w:val="Hyperlink"/>
+            </w:rPr>
+            <w:t>t</w:t>
+          </w:r>
+        </w:hyperlink>
+      </w:r>
+      <w:r>
+        <w:rPr>
+          <w:rFonts w:ascii="Charis SIL Regular" w:hAnsi="Charis SIL Regular" w:eastAsia="Charis SIL Regular"/>
+          <w:b w:val="0"/>
+          <w:i w:val="0"/>
+          <w:color w:val="0000FF"/>
+          <w:sz w:val="24"/>
+          <w:u w:val="single"/>
+        </w:rPr>
+        <w:hyperlink r:id="rId21" w:history="1">
+          <w:r>
+            <w:rPr>
+              <w:rStyle w:val="Hyperlink"/>
+            </w:rPr>
+            <w:t>at</w:t>
+          </w:r>
+        </w:hyperlink>
+      </w:r>
+      <w:r>
+        <w:rPr>
+          <w:rFonts w:ascii="Charis SIL Regular" w:hAnsi="Charis SIL Regular" w:eastAsia="Charis SIL Regular"/>
+          <w:b w:val="0"/>
+          <w:i w:val="0"/>
+          <w:color w:val="0000FF"/>
+          <w:sz w:val="24"/>
+          <w:u w:val="single"/>
+        </w:rPr>
+        <w:hyperlink r:id="rId21" w:history="1">
+          <w:r>
+            <w:rPr>
+              <w:rStyle w:val="Hyperlink"/>
+            </w:rPr>
+            <w:t>i</w:t>
+          </w:r>
+        </w:hyperlink>
+      </w:r>
+      <w:r>
+        <w:rPr>
+          <w:rFonts w:ascii="Charis SIL Regular" w:hAnsi="Charis SIL Regular" w:eastAsia="Charis SIL Regular"/>
+          <w:b w:val="0"/>
+          <w:i w:val="0"/>
+          <w:color w:val="0000FF"/>
+          <w:sz w:val="24"/>
+          <w:u w:val="single"/>
+        </w:rPr>
+        <w:hyperlink r:id="rId21" w:history="1">
+          <w:r>
+            <w:rPr>
+              <w:rStyle w:val="Hyperlink"/>
+            </w:rPr>
+            <w:t>on</w:t>
+          </w:r>
+        </w:hyperlink>
+      </w:r>
+      <w:r>
+        <w:rPr>
+          <w:rFonts w:ascii="Charis SIL Regular" w:hAnsi="Charis SIL Regular" w:eastAsia="Charis SIL Regular"/>
+          <w:b w:val="0"/>
+          <w:i w:val="0"/>
+          <w:color w:val="0000FF"/>
+          <w:sz w:val="24"/>
+          <w:u w:val="single"/>
+        </w:rPr>
+        <w:t xml:space="preserve"> </w:t>
+      </w:r>
+      <w:r>
+        <w:rPr>
+          <w:rFonts w:ascii="Charis SIL Regular" w:hAnsi="Charis SIL Regular" w:eastAsia="Charis SIL Regular"/>
+          <w:b w:val="0"/>
+          <w:i w:val="0"/>
+          <w:color w:val="0000FF"/>
+          <w:sz w:val="24"/>
+          <w:u w:val="single"/>
+        </w:rPr>
+        <w:hyperlink r:id="rId21" w:history="1">
           <w:r>
             <w:rPr>
               <w:rStyle w:val="Hyperlink"/>
@@ -2908,19 +3144,29 @@
       </w:r>
       <w:r>
         <w:rPr>
-          <w:u w:val="single" w:color="0000ff"/>
           <w:rFonts w:ascii="Charis SIL Regular" w:hAnsi="Charis SIL Regular" w:eastAsia="Charis SIL Regular"/>
           <w:b w:val="0"/>
           <w:i w:val="0"/>
           <w:color w:val="000000"/>
           <w:sz w:val="24"/>
         </w:rPr>
-        <w:hyperlink r:id="rId19" w:history="1">
+        <w:t xml:space="preserve">, and the </w:t>
+      </w:r>
+      <w:r>
+        <w:rPr>
+          <w:rFonts w:ascii="Charis SIL Regular" w:hAnsi="Charis SIL Regular" w:eastAsia="Charis SIL Regular"/>
+          <w:b w:val="0"/>
+          <w:i w:val="0"/>
+          <w:color w:val="0000FF"/>
+          <w:sz w:val="24"/>
+          <w:u w:val="single"/>
+        </w:rPr>
+        <w:hyperlink r:id="rId22" w:history="1">
           <w:r>
             <w:rPr>
               <w:rStyle w:val="Hyperlink"/>
             </w:rPr>
-            <w:t xml:space="preserve">, and </w:t>
+            <w:t>Erf</w:t>
           </w:r>
         </w:hyperlink>
       </w:r>
@@ -2929,37 +3175,18 @@
           <w:rFonts w:ascii="Charis SIL Regular" w:hAnsi="Charis SIL Regular" w:eastAsia="Charis SIL Regular"/>
           <w:b w:val="0"/>
           <w:i w:val="0"/>
-          <w:color w:val="000000"/>
-          <w:sz w:val="24"/>
-        </w:rPr>
-        <w:t>th</w:t>
-      </w:r>
-      <w:r>
-        <w:rPr>
-          <w:rFonts w:ascii="Charis SIL Regular" w:hAnsi="Charis SIL Regular" w:eastAsia="Charis SIL Regular"/>
-          <w:b w:val="0"/>
-          <w:i w:val="0"/>
-          <w:color w:val="000000"/>
-          <w:sz w:val="24"/>
+          <w:color w:val="0000FF"/>
+          <w:sz w:val="24"/>
+          <w:u w:val="single"/>
         </w:rPr>
         <w:hyperlink r:id="rId20" w:history="1">
           <w:r>
             <w:rPr>
               <w:rStyle w:val="Hyperlink"/>
             </w:rPr>
-            <w:t xml:space="preserve">e </w:t>
+            <w:t>goedcentru</w:t>
           </w:r>
         </w:hyperlink>
-      </w:r>
-      <w:r>
-        <w:rPr>
-          <w:rFonts w:ascii="Charis SIL Regular" w:hAnsi="Charis SIL Regular" w:eastAsia="Charis SIL Regular"/>
-          <w:b w:val="0"/>
-          <w:i w:val="0"/>
-          <w:color w:val="0000FF"/>
-          <w:sz w:val="24"/>
-        </w:rPr>
-        <w:t>Erfgoedcentru</w:t>
       </w:r>
       <w:r>
         <w:rPr>
@@ -3074,7 +3301,14 @@
           <w:color w:val="000000"/>
           <w:sz w:val="24"/>
         </w:rPr>
-        <w:t>ives can</w:t>
+        <w:hyperlink r:id="rId21" w:history="1">
+          <w:r>
+            <w:rPr>
+              <w:rStyle w:val="Hyperlink"/>
+            </w:rPr>
+            <w:t>ives can</w:t>
+          </w:r>
+        </w:hyperlink>
       </w:r>
       <w:r>
         <w:rPr>
@@ -3095,16 +3329,6 @@
           <w:sz w:val="24"/>
         </w:rPr>
         <w:t xml:space="preserve">also </w:t>
-      </w:r>
-      <w:r>
-        <w:rPr>
-          <w:rFonts w:ascii="Charis SIL Regular" w:hAnsi="Charis SIL Regular" w:eastAsia="Charis SIL Regular"/>
-          <w:b w:val="0"/>
-          <w:i w:val="0"/>
-          <w:color w:val="000000"/>
-          <w:sz w:val="24"/>
-        </w:rPr>
-        <w:t>often still be found in the count</w:t>
       </w:r>
       <w:r>
         <w:rPr>
@@ -3115,7 +3339,107 @@
           <w:color w:val="000000"/>
           <w:sz w:val="24"/>
         </w:rPr>
-        <w:t>ries where the mission organ</w:t>
+        <w:hyperlink r:id="rId21" w:history="1">
+          <w:r>
+            <w:rPr>
+              <w:rStyle w:val="Hyperlink"/>
+            </w:rPr>
+            <w:t>often still be fo</w:t>
+          </w:r>
+        </w:hyperlink>
+      </w:r>
+      <w:r>
+        <w:rPr>
+          <w:u w:val="single" w:color="0000ff"/>
+          <w:rFonts w:ascii="Charis SIL Regular" w:hAnsi="Charis SIL Regular" w:eastAsia="Charis SIL Regular"/>
+          <w:b w:val="0"/>
+          <w:i w:val="0"/>
+          <w:color w:val="000000"/>
+          <w:sz w:val="24"/>
+        </w:rPr>
+        <w:hyperlink r:id="rId21" w:history="1">
+          <w:r>
+            <w:rPr>
+              <w:rStyle w:val="Hyperlink"/>
+            </w:rPr>
+            <w:t>u</w:t>
+          </w:r>
+        </w:hyperlink>
+      </w:r>
+      <w:r>
+        <w:rPr>
+          <w:u w:val="single" w:color="0000ff"/>
+          <w:rFonts w:ascii="Charis SIL Regular" w:hAnsi="Charis SIL Regular" w:eastAsia="Charis SIL Regular"/>
+          <w:b w:val="0"/>
+          <w:i w:val="0"/>
+          <w:color w:val="000000"/>
+          <w:sz w:val="24"/>
+        </w:rPr>
+        <w:hyperlink r:id="rId21" w:history="1">
+          <w:r>
+            <w:rPr>
+              <w:rStyle w:val="Hyperlink"/>
+            </w:rPr>
+            <w:t xml:space="preserve">nd in </w:t>
+          </w:r>
+        </w:hyperlink>
+      </w:r>
+      <w:r>
+        <w:rPr>
+          <w:u w:val="single" w:color="0000ff"/>
+          <w:rFonts w:ascii="Charis SIL Regular" w:hAnsi="Charis SIL Regular" w:eastAsia="Charis SIL Regular"/>
+          <w:b w:val="0"/>
+          <w:i w:val="0"/>
+          <w:color w:val="000000"/>
+          <w:sz w:val="24"/>
+        </w:rPr>
+        <w:t>t</w:t>
+      </w:r>
+      <w:r>
+        <w:rPr>
+          <w:rFonts w:ascii="Charis SIL Regular" w:hAnsi="Charis SIL Regular" w:eastAsia="Charis SIL Regular"/>
+          <w:b w:val="0"/>
+          <w:i w:val="0"/>
+          <w:color w:val="000000"/>
+          <w:sz w:val="24"/>
+        </w:rPr>
+        <w:t>he count</w:t>
+      </w:r>
+      <w:r>
+        <w:rPr>
+          <w:u w:val="single" w:color="0000ff"/>
+          <w:rFonts w:ascii="Charis SIL Regular" w:hAnsi="Charis SIL Regular" w:eastAsia="Charis SIL Regular"/>
+          <w:b w:val="0"/>
+          <w:i w:val="0"/>
+          <w:color w:val="000000"/>
+          <w:sz w:val="24"/>
+        </w:rPr>
+        <w:hyperlink r:id="rId22" w:history="1">
+          <w:r>
+            <w:rPr>
+              <w:rStyle w:val="Hyperlink"/>
+            </w:rPr>
+            <w:t>ries where the m</w:t>
+          </w:r>
+        </w:hyperlink>
+      </w:r>
+      <w:r>
+        <w:rPr>
+          <w:u w:val="single" w:color="0000ff"/>
+          <w:rFonts w:ascii="Charis SIL Regular" w:hAnsi="Charis SIL Regular" w:eastAsia="Charis SIL Regular"/>
+          <w:b w:val="0"/>
+          <w:i w:val="0"/>
+          <w:color w:val="000000"/>
+          <w:sz w:val="24"/>
+        </w:rPr>
+        <w:hyperlink r:id="rId22" w:history="1">
+          <w:r>
+            <w:rPr>
+              <w:rStyle w:val="Hyperlink"/>
+            </w:rPr>
+            <w:t>ission organ</w:t>
+          </w:r>
+        </w:hyperlink>
       </w:r>
       <w:r>
         <w:rPr>
@@ -3427,7 +3751,7 @@
           <w:sz w:val="24"/>
           <w:u w:val="single"/>
         </w:rPr>
-        <w:t>Scientific research in colonised territ</w:t>
+        <w:t>Scientific research in colonised terri</w:t>
       </w:r>
       <w:r>
         <w:rPr>
@@ -3438,7 +3762,7 @@
           <w:sz w:val="24"/>
           <w:u w:val="single"/>
         </w:rPr>
-        <w:t>orie</w:t>
+        <w:t>t</w:t>
       </w:r>
       <w:r>
         <w:rPr>
@@ -3447,8 +3771,9 @@
           <w:i w:val="0"/>
           <w:color w:val="0000FF"/>
           <w:sz w:val="24"/>
-        </w:rPr>
-        <w:t>s</w:t>
+          <w:u w:val="single"/>
+        </w:rPr>
+        <w:t>ories</w:t>
       </w:r>
       <w:r>
         <w:br/>

--- a/EXPORTS/DOCX/published/niveau2/English/ChristianMission.docx
+++ b/EXPORTS/DOCX/published/niveau2/English/ChristianMission.docx
@@ -452,7 +452,14 @@
           <w:color w:val="000000"/>
           <w:sz w:val="24"/>
         </w:rPr>
-        <w:t>made up of ob</w:t>
+        <w:hyperlink r:id="rId9" w:history="1">
+          <w:r>
+            <w:rPr>
+              <w:rStyle w:val="Hyperlink"/>
+            </w:rPr>
+            <w:t>made up of ob</w:t>
+          </w:r>
+        </w:hyperlink>
       </w:r>
       <w:r>
         <w:rPr>
@@ -923,7 +930,7 @@
           <w:sz w:val="24"/>
           <w:u w:val="single"/>
         </w:rPr>
-        <w:hyperlink r:id="rId10" w:history="1">
+        <w:hyperlink r:id="rId11" w:history="1">
           <w:r>
             <w:rPr>
               <w:rStyle w:val="Hyperlink"/>
@@ -1260,67 +1267,13 @@
       </w:r>
       <w:r>
         <w:rPr>
-          <w:u w:val="single" w:color="0000ff"/>
           <w:rFonts w:ascii="Charis SIL Regular" w:hAnsi="Charis SIL Regular" w:eastAsia="Charis SIL Regular"/>
           <w:b w:val="0"/>
           <w:i w:val="0"/>
           <w:color w:val="000000"/>
           <w:sz w:val="24"/>
         </w:rPr>
-        <w:hyperlink r:id="rId12" w:history="1">
-          <w:r>
-            <w:rPr>
-              <w:rStyle w:val="Hyperlink"/>
-            </w:rPr>
-            <w:t>2024</w:t>
-          </w:r>
-        </w:hyperlink>
-      </w:r>
-      <w:r>
-        <w:rPr>
-          <w:u w:val="single" w:color="0000ff"/>
-          <w:rFonts w:ascii="Charis SIL Regular" w:hAnsi="Charis SIL Regular" w:eastAsia="Charis SIL Regular"/>
-          <w:b w:val="0"/>
-          <w:i w:val="0"/>
-          <w:color w:val="000000"/>
-          <w:sz w:val="24"/>
-        </w:rPr>
-        <w:hyperlink r:id="rId12" w:history="1">
-          <w:r>
-            <w:rPr>
-              <w:rStyle w:val="Hyperlink"/>
-            </w:rPr>
-            <w:t>. O</w:t>
-          </w:r>
-        </w:hyperlink>
-      </w:r>
-      <w:r>
-        <w:rPr>
-          <w:u w:val="single" w:color="0000ff"/>
-          <w:rFonts w:ascii="Charis SIL Regular" w:hAnsi="Charis SIL Regular" w:eastAsia="Charis SIL Regular"/>
-          <w:b w:val="0"/>
-          <w:i w:val="0"/>
-          <w:color w:val="000000"/>
-          <w:sz w:val="24"/>
-        </w:rPr>
-        <w:hyperlink r:id="rId12" w:history="1">
-          <w:r>
-            <w:rPr>
-              <w:rStyle w:val="Hyperlink"/>
-            </w:rPr>
-            <w:t>bjec</w:t>
-          </w:r>
-        </w:hyperlink>
-      </w:r>
-      <w:r>
-        <w:rPr>
-          <w:rFonts w:ascii="Charis SIL Regular" w:hAnsi="Charis SIL Regular" w:eastAsia="Charis SIL Regular"/>
-          <w:b w:val="0"/>
-          <w:i w:val="0"/>
-          <w:color w:val="000000"/>
-          <w:sz w:val="24"/>
-        </w:rPr>
-        <w:t xml:space="preserve">ts that were collected by the </w:t>
+        <w:t xml:space="preserve">2024. Objects that were collected by the </w:t>
       </w:r>
       <w:r>
         <w:rPr>
@@ -1858,14 +1811,7 @@
           <w:color w:val="000000"/>
           <w:sz w:val="24"/>
         </w:rPr>
-        <w:hyperlink r:id="rId15" w:history="1">
-          <w:r>
-            <w:rPr>
-              <w:rStyle w:val="Hyperlink"/>
-            </w:rPr>
-            <w:t>ch Protestant</w:t>
-          </w:r>
-        </w:hyperlink>
+        <w:t>ch Protestant</w:t>
       </w:r>
       <w:r>
         <w:rPr>
@@ -2622,7 +2568,7 @@
           <w:sz w:val="24"/>
           <w:u w:val="single"/>
         </w:rPr>
-        <w:hyperlink r:id="rId18" w:history="1">
+        <w:hyperlink r:id="rId19" w:history="1">
           <w:r>
             <w:rPr>
               <w:rStyle w:val="Hyperlink"/>
@@ -2651,14 +2597,7 @@
           <w:sz w:val="24"/>
           <w:u w:val="single"/>
         </w:rPr>
-        <w:hyperlink r:id="rId18" w:history="1">
-          <w:r>
-            <w:rPr>
-              <w:rStyle w:val="Hyperlink"/>
-            </w:rPr>
-            <w:t>Nether</w:t>
-          </w:r>
-        </w:hyperlink>
+        <w:t>Nether</w:t>
       </w:r>
       <w:r>
         <w:rPr>
@@ -2686,14 +2625,7 @@
           <w:color w:val="000000"/>
           <w:sz w:val="24"/>
         </w:rPr>
-        <w:hyperlink r:id="rId18" w:history="1">
-          <w:r>
-            <w:rPr>
-              <w:rStyle w:val="Hyperlink"/>
-            </w:rPr>
-            <w:t xml:space="preserve">, </w:t>
-          </w:r>
-        </w:hyperlink>
+        <w:t xml:space="preserve">, </w:t>
       </w:r>
       <w:r>
         <w:rPr>
@@ -2740,7 +2672,7 @@
           <w:sz w:val="24"/>
           <w:u w:val="single"/>
         </w:rPr>
-        <w:hyperlink r:id="rId20" w:history="1">
+        <w:hyperlink r:id="rId19" w:history="1">
           <w:r>
             <w:rPr>
               <w:rStyle w:val="Hyperlink"/>
@@ -2758,7 +2690,7 @@
           <w:sz w:val="24"/>
           <w:u w:val="single"/>
         </w:rPr>
-        <w:hyperlink r:id="rId20" w:history="1">
+        <w:hyperlink r:id="rId19" w:history="1">
           <w:r>
             <w:rPr>
               <w:rStyle w:val="Hyperlink"/>
@@ -2776,7 +2708,7 @@
           <w:sz w:val="24"/>
           <w:u w:val="single"/>
         </w:rPr>
-        <w:hyperlink r:id="rId20" w:history="1">
+        <w:hyperlink r:id="rId19" w:history="1">
           <w:r>
             <w:rPr>
               <w:rStyle w:val="Hyperlink"/>
@@ -2794,7 +2726,7 @@
           <w:sz w:val="24"/>
           <w:u w:val="single"/>
         </w:rPr>
-        <w:hyperlink r:id="rId20" w:history="1">
+        <w:hyperlink r:id="rId19" w:history="1">
           <w:r>
             <w:rPr>
               <w:rStyle w:val="Hyperlink"/>
@@ -2834,50 +2766,13 @@
       </w:r>
       <w:r>
         <w:rPr>
-          <w:u w:val="single" w:color="0000ff"/>
           <w:rFonts w:ascii="Charis SIL Regular" w:hAnsi="Charis SIL Regular" w:eastAsia="Charis SIL Regular"/>
           <w:b w:val="0"/>
           <w:i w:val="0"/>
           <w:color w:val="000000"/>
           <w:sz w:val="24"/>
         </w:rPr>
-        <w:hyperlink r:id="rId19" w:history="1">
-          <w:r>
-            <w:rPr>
-              <w:rStyle w:val="Hyperlink"/>
-            </w:rPr>
-            <w:t xml:space="preserve"> at the</w:t>
-          </w:r>
-        </w:hyperlink>
-      </w:r>
-      <w:r>
-        <w:rPr>
-          <w:u w:val="single" w:color="0000ff"/>
-          <w:rFonts w:ascii="Charis SIL Regular" w:hAnsi="Charis SIL Regular" w:eastAsia="Charis SIL Regular"/>
-          <w:b w:val="0"/>
-          <w:i w:val="0"/>
-          <w:color w:val="000000"/>
-          <w:sz w:val="24"/>
-        </w:rPr>
-        <w:t xml:space="preserve"> </w:t>
-      </w:r>
-      <w:r>
-        <w:rPr>
-          <w:u w:val="single" w:color="0000ff"/>
-          <w:rFonts w:ascii="Charis SIL Regular" w:hAnsi="Charis SIL Regular" w:eastAsia="Charis SIL Regular"/>
-          <w:b w:val="0"/>
-          <w:i w:val="0"/>
-          <w:color w:val="000000"/>
-          <w:sz w:val="24"/>
-        </w:rPr>
-        <w:hyperlink r:id="rId19" w:history="1">
-          <w:r>
-            <w:rPr>
-              <w:rStyle w:val="Hyperlink"/>
-            </w:rPr>
-            <w:t>Vrije U</w:t>
-          </w:r>
-        </w:hyperlink>
+        <w:t xml:space="preserve"> at the Vrije U</w:t>
       </w:r>
       <w:r>
         <w:rPr>
@@ -2953,21 +2848,13 @@
       </w:r>
       <w:r>
         <w:rPr>
-          <w:u w:val="single" w:color="0000ff"/>
           <w:rFonts w:ascii="Charis SIL Regular" w:hAnsi="Charis SIL Regular" w:eastAsia="Charis SIL Regular"/>
           <w:b w:val="0"/>
           <w:i w:val="0"/>
           <w:color w:val="000000"/>
           <w:sz w:val="24"/>
         </w:rPr>
-        <w:hyperlink r:id="rId19" w:history="1">
-          <w:r>
-            <w:rPr>
-              <w:rStyle w:val="Hyperlink"/>
-            </w:rPr>
-            <w:t xml:space="preserve">teit, </w:t>
-          </w:r>
-        </w:hyperlink>
+        <w:t xml:space="preserve">teit, </w:t>
       </w:r>
       <w:r>
         <w:rPr>
@@ -2996,7 +2883,7 @@
           <w:sz w:val="24"/>
           <w:u w:val="single"/>
         </w:rPr>
-        <w:hyperlink r:id="rId21" w:history="1">
+        <w:hyperlink r:id="rId19" w:history="1">
           <w:r>
             <w:rPr>
               <w:rStyle w:val="Hyperlink"/>
@@ -3030,99 +2917,8 @@
           <w:i w:val="0"/>
           <w:color w:val="0000FF"/>
           <w:sz w:val="24"/>
-          <w:u w:val="single"/>
-        </w:rPr>
-        <w:hyperlink r:id="rId21" w:history="1">
-          <w:r>
-            <w:rPr>
-              <w:rStyle w:val="Hyperlink"/>
-            </w:rPr>
-            <w:t>Documen</w:t>
-          </w:r>
-        </w:hyperlink>
-      </w:r>
-      <w:r>
-        <w:rPr>
-          <w:rFonts w:ascii="Charis SIL Regular" w:hAnsi="Charis SIL Regular" w:eastAsia="Charis SIL Regular"/>
-          <w:b w:val="0"/>
-          <w:i w:val="0"/>
-          <w:color w:val="0000FF"/>
-          <w:sz w:val="24"/>
-          <w:u w:val="single"/>
-        </w:rPr>
-        <w:hyperlink r:id="rId21" w:history="1">
-          <w:r>
-            <w:rPr>
-              <w:rStyle w:val="Hyperlink"/>
-            </w:rPr>
-            <w:t>t</w:t>
-          </w:r>
-        </w:hyperlink>
-      </w:r>
-      <w:r>
-        <w:rPr>
-          <w:rFonts w:ascii="Charis SIL Regular" w:hAnsi="Charis SIL Regular" w:eastAsia="Charis SIL Regular"/>
-          <w:b w:val="0"/>
-          <w:i w:val="0"/>
-          <w:color w:val="0000FF"/>
-          <w:sz w:val="24"/>
-          <w:u w:val="single"/>
-        </w:rPr>
-        <w:hyperlink r:id="rId21" w:history="1">
-          <w:r>
-            <w:rPr>
-              <w:rStyle w:val="Hyperlink"/>
-            </w:rPr>
-            <w:t>at</w:t>
-          </w:r>
-        </w:hyperlink>
-      </w:r>
-      <w:r>
-        <w:rPr>
-          <w:rFonts w:ascii="Charis SIL Regular" w:hAnsi="Charis SIL Regular" w:eastAsia="Charis SIL Regular"/>
-          <w:b w:val="0"/>
-          <w:i w:val="0"/>
-          <w:color w:val="0000FF"/>
-          <w:sz w:val="24"/>
-          <w:u w:val="single"/>
-        </w:rPr>
-        <w:hyperlink r:id="rId21" w:history="1">
-          <w:r>
-            <w:rPr>
-              <w:rStyle w:val="Hyperlink"/>
-            </w:rPr>
-            <w:t>i</w:t>
-          </w:r>
-        </w:hyperlink>
-      </w:r>
-      <w:r>
-        <w:rPr>
-          <w:rFonts w:ascii="Charis SIL Regular" w:hAnsi="Charis SIL Regular" w:eastAsia="Charis SIL Regular"/>
-          <w:b w:val="0"/>
-          <w:i w:val="0"/>
-          <w:color w:val="0000FF"/>
-          <w:sz w:val="24"/>
-          <w:u w:val="single"/>
-        </w:rPr>
-        <w:hyperlink r:id="rId21" w:history="1">
-          <w:r>
-            <w:rPr>
-              <w:rStyle w:val="Hyperlink"/>
-            </w:rPr>
-            <w:t>on</w:t>
-          </w:r>
-        </w:hyperlink>
-      </w:r>
-      <w:r>
-        <w:rPr>
-          <w:rFonts w:ascii="Charis SIL Regular" w:hAnsi="Charis SIL Regular" w:eastAsia="Charis SIL Regular"/>
-          <w:b w:val="0"/>
-          <w:i w:val="0"/>
-          <w:color w:val="0000FF"/>
-          <w:sz w:val="24"/>
-          <w:u w:val="single"/>
-        </w:rPr>
-        <w:t xml:space="preserve"> </w:t>
+        </w:rPr>
+        <w:t xml:space="preserve">Documentation </w:t>
       </w:r>
       <w:r>
         <w:rPr>
@@ -3166,7 +2962,7 @@
             <w:rPr>
               <w:rStyle w:val="Hyperlink"/>
             </w:rPr>
-            <w:t>Erf</w:t>
+            <w:t>Erfgoedcentru</w:t>
           </w:r>
         </w:hyperlink>
       </w:r>
@@ -3179,25 +2975,7 @@
           <w:sz w:val="24"/>
           <w:u w:val="single"/>
         </w:rPr>
-        <w:hyperlink r:id="rId20" w:history="1">
-          <w:r>
-            <w:rPr>
-              <w:rStyle w:val="Hyperlink"/>
-            </w:rPr>
-            <w:t>goedcentru</w:t>
-          </w:r>
-        </w:hyperlink>
-      </w:r>
-      <w:r>
-        <w:rPr>
-          <w:rFonts w:ascii="Charis SIL Regular" w:hAnsi="Charis SIL Regular" w:eastAsia="Charis SIL Regular"/>
-          <w:b w:val="0"/>
-          <w:i w:val="0"/>
-          <w:color w:val="0000FF"/>
-          <w:sz w:val="24"/>
-          <w:u w:val="single"/>
-        </w:rPr>
-        <w:hyperlink r:id="rId20" w:history="1">
+        <w:hyperlink r:id="rId22" w:history="1">
           <w:r>
             <w:rPr>
               <w:rStyle w:val="Hyperlink"/>
@@ -3432,14 +3210,7 @@
           <w:color w:val="000000"/>
           <w:sz w:val="24"/>
         </w:rPr>
-        <w:hyperlink r:id="rId22" w:history="1">
-          <w:r>
-            <w:rPr>
-              <w:rStyle w:val="Hyperlink"/>
-            </w:rPr>
-            <w:t>ission organ</w:t>
-          </w:r>
-        </w:hyperlink>
+        <w:t>ission organ</w:t>
       </w:r>
       <w:r>
         <w:rPr>
@@ -3587,7 +3358,7 @@
           <w:sz w:val="24"/>
           <w:u w:val="single"/>
         </w:rPr>
-        <w:t>Scientific research</w:t>
+        <w:t xml:space="preserve">Scientific research </w:t>
       </w:r>
       <w:r>
         <w:rPr>
@@ -3598,7 +3369,7 @@
           <w:sz w:val="24"/>
           <w:u w:val="single"/>
         </w:rPr>
-        <w:t xml:space="preserve"> </w:t>
+        <w:t>in colonised territorie</w:t>
       </w:r>
       <w:r>
         <w:rPr>
@@ -3607,9 +3378,8 @@
           <w:i w:val="0"/>
           <w:color w:val="0000FF"/>
           <w:sz w:val="24"/>
-          <w:u w:val="single"/>
-        </w:rPr>
-        <w:t>in colonised territories</w:t>
+        </w:rPr>
+        <w:t>s</w:t>
       </w:r>
       <w:r>
         <w:br/>
@@ -4739,9 +4509,15 @@
           <w:i w:val="0"/>
           <w:color w:val="0000FF"/>
           <w:sz w:val="24"/>
-          <w:u w:val="single"/>
-        </w:rPr>
-        <w:t>1</w:t>
+        </w:rPr>
+        <w:hyperlink r:id="rId27" w:history="1">
+          <w:r>
+            <w:rPr>
+              <w:rStyle w:val="Hyperlink"/>
+            </w:rPr>
+            <w:t>1</w:t>
+          </w:r>
+        </w:hyperlink>
       </w:r>
       <w:r>
         <w:rPr>

--- a/EXPORTS/DOCX/published/niveau2/English/ChristianMission.docx
+++ b/EXPORTS/DOCX/published/niveau2/English/ChristianMission.docx
@@ -930,7 +930,7 @@
           <w:sz w:val="24"/>
           <w:u w:val="single"/>
         </w:rPr>
-        <w:hyperlink r:id="rId11" w:history="1">
+        <w:hyperlink r:id="rId10" w:history="1">
           <w:r>
             <w:rPr>
               <w:rStyle w:val="Hyperlink"/>
@@ -1267,13 +1267,67 @@
       </w:r>
       <w:r>
         <w:rPr>
+          <w:u w:val="single" w:color="0000ff"/>
           <w:rFonts w:ascii="Charis SIL Regular" w:hAnsi="Charis SIL Regular" w:eastAsia="Charis SIL Regular"/>
           <w:b w:val="0"/>
           <w:i w:val="0"/>
           <w:color w:val="000000"/>
           <w:sz w:val="24"/>
         </w:rPr>
-        <w:t xml:space="preserve">2024. Objects that were collected by the </w:t>
+        <w:hyperlink r:id="rId12" w:history="1">
+          <w:r>
+            <w:rPr>
+              <w:rStyle w:val="Hyperlink"/>
+            </w:rPr>
+            <w:t>2024</w:t>
+          </w:r>
+        </w:hyperlink>
+      </w:r>
+      <w:r>
+        <w:rPr>
+          <w:u w:val="single" w:color="0000ff"/>
+          <w:rFonts w:ascii="Charis SIL Regular" w:hAnsi="Charis SIL Regular" w:eastAsia="Charis SIL Regular"/>
+          <w:b w:val="0"/>
+          <w:i w:val="0"/>
+          <w:color w:val="000000"/>
+          <w:sz w:val="24"/>
+        </w:rPr>
+        <w:hyperlink r:id="rId12" w:history="1">
+          <w:r>
+            <w:rPr>
+              <w:rStyle w:val="Hyperlink"/>
+            </w:rPr>
+            <w:t>. O</w:t>
+          </w:r>
+        </w:hyperlink>
+      </w:r>
+      <w:r>
+        <w:rPr>
+          <w:u w:val="single" w:color="0000ff"/>
+          <w:rFonts w:ascii="Charis SIL Regular" w:hAnsi="Charis SIL Regular" w:eastAsia="Charis SIL Regular"/>
+          <w:b w:val="0"/>
+          <w:i w:val="0"/>
+          <w:color w:val="000000"/>
+          <w:sz w:val="24"/>
+        </w:rPr>
+        <w:hyperlink r:id="rId12" w:history="1">
+          <w:r>
+            <w:rPr>
+              <w:rStyle w:val="Hyperlink"/>
+            </w:rPr>
+            <w:t>bjec</w:t>
+          </w:r>
+        </w:hyperlink>
+      </w:r>
+      <w:r>
+        <w:rPr>
+          <w:rFonts w:ascii="Charis SIL Regular" w:hAnsi="Charis SIL Regular" w:eastAsia="Charis SIL Regular"/>
+          <w:b w:val="0"/>
+          <w:i w:val="0"/>
+          <w:color w:val="000000"/>
+          <w:sz w:val="24"/>
+        </w:rPr>
+        <w:t xml:space="preserve">ts that were collected by the </w:t>
       </w:r>
       <w:r>
         <w:rPr>
@@ -1800,18 +1854,7 @@
           <w:color w:val="000000"/>
           <w:sz w:val="24"/>
         </w:rPr>
-        <w:t>Dut</w:t>
-      </w:r>
-      <w:r>
-        <w:rPr>
-          <w:u w:val="single" w:color="0000ff"/>
-          <w:rFonts w:ascii="Charis SIL Regular" w:hAnsi="Charis SIL Regular" w:eastAsia="Charis SIL Regular"/>
-          <w:b w:val="0"/>
-          <w:i w:val="0"/>
-          <w:color w:val="000000"/>
-          <w:sz w:val="24"/>
-        </w:rPr>
-        <w:t>ch Protestant</w:t>
+        <w:t>Dutch Protestant</w:t>
       </w:r>
       <w:r>
         <w:rPr>
@@ -2597,7 +2640,14 @@
           <w:sz w:val="24"/>
           <w:u w:val="single"/>
         </w:rPr>
-        <w:t>Nether</w:t>
+        <w:hyperlink r:id="rId19" w:history="1">
+          <w:r>
+            <w:rPr>
+              <w:rStyle w:val="Hyperlink"/>
+            </w:rPr>
+            <w:t>Nether</w:t>
+          </w:r>
+        </w:hyperlink>
       </w:r>
       <w:r>
         <w:rPr>
@@ -2608,7 +2658,7 @@
           <w:sz w:val="24"/>
           <w:u w:val="single"/>
         </w:rPr>
-        <w:hyperlink r:id="rId18" w:history="1">
+        <w:hyperlink r:id="rId19" w:history="1">
           <w:r>
             <w:rPr>
               <w:rStyle w:val="Hyperlink"/>
@@ -2636,7 +2686,7 @@
           <w:sz w:val="24"/>
           <w:u w:val="single"/>
         </w:rPr>
-        <w:hyperlink r:id="rId18" w:history="1">
+        <w:hyperlink r:id="rId20" w:history="1">
           <w:r>
             <w:rPr>
               <w:rStyle w:val="Hyperlink"/>
@@ -2654,7 +2704,7 @@
           <w:sz w:val="24"/>
           <w:u w:val="single"/>
         </w:rPr>
-        <w:hyperlink r:id="rId19" w:history="1">
+        <w:hyperlink r:id="rId20" w:history="1">
           <w:r>
             <w:rPr>
               <w:rStyle w:val="Hyperlink"/>
@@ -2672,7 +2722,7 @@
           <w:sz w:val="24"/>
           <w:u w:val="single"/>
         </w:rPr>
-        <w:hyperlink r:id="rId19" w:history="1">
+        <w:hyperlink r:id="rId20" w:history="1">
           <w:r>
             <w:rPr>
               <w:rStyle w:val="Hyperlink"/>
@@ -2690,7 +2740,7 @@
           <w:sz w:val="24"/>
           <w:u w:val="single"/>
         </w:rPr>
-        <w:hyperlink r:id="rId19" w:history="1">
+        <w:hyperlink r:id="rId20" w:history="1">
           <w:r>
             <w:rPr>
               <w:rStyle w:val="Hyperlink"/>
@@ -2726,7 +2776,7 @@
           <w:sz w:val="24"/>
           <w:u w:val="single"/>
         </w:rPr>
-        <w:hyperlink r:id="rId19" w:history="1">
+        <w:hyperlink r:id="rId20" w:history="1">
           <w:r>
             <w:rPr>
               <w:rStyle w:val="Hyperlink"/>
@@ -2766,13 +2816,50 @@
       </w:r>
       <w:r>
         <w:rPr>
+          <w:u w:val="single" w:color="0000ff"/>
           <w:rFonts w:ascii="Charis SIL Regular" w:hAnsi="Charis SIL Regular" w:eastAsia="Charis SIL Regular"/>
           <w:b w:val="0"/>
           <w:i w:val="0"/>
           <w:color w:val="000000"/>
           <w:sz w:val="24"/>
         </w:rPr>
-        <w:t xml:space="preserve"> at the Vrije U</w:t>
+        <w:hyperlink r:id="rId19" w:history="1">
+          <w:r>
+            <w:rPr>
+              <w:rStyle w:val="Hyperlink"/>
+            </w:rPr>
+            <w:t xml:space="preserve"> at the</w:t>
+          </w:r>
+        </w:hyperlink>
+      </w:r>
+      <w:r>
+        <w:rPr>
+          <w:u w:val="single" w:color="0000ff"/>
+          <w:rFonts w:ascii="Charis SIL Regular" w:hAnsi="Charis SIL Regular" w:eastAsia="Charis SIL Regular"/>
+          <w:b w:val="0"/>
+          <w:i w:val="0"/>
+          <w:color w:val="000000"/>
+          <w:sz w:val="24"/>
+        </w:rPr>
+        <w:t xml:space="preserve"> </w:t>
+      </w:r>
+      <w:r>
+        <w:rPr>
+          <w:u w:val="single" w:color="0000ff"/>
+          <w:rFonts w:ascii="Charis SIL Regular" w:hAnsi="Charis SIL Regular" w:eastAsia="Charis SIL Regular"/>
+          <w:b w:val="0"/>
+          <w:i w:val="0"/>
+          <w:color w:val="000000"/>
+          <w:sz w:val="24"/>
+        </w:rPr>
+        <w:hyperlink r:id="rId19" w:history="1">
+          <w:r>
+            <w:rPr>
+              <w:rStyle w:val="Hyperlink"/>
+            </w:rPr>
+            <w:t>Vrije U</w:t>
+          </w:r>
+        </w:hyperlink>
       </w:r>
       <w:r>
         <w:rPr>
@@ -2848,13 +2935,21 @@
       </w:r>
       <w:r>
         <w:rPr>
+          <w:u w:val="single" w:color="0000ff"/>
           <w:rFonts w:ascii="Charis SIL Regular" w:hAnsi="Charis SIL Regular" w:eastAsia="Charis SIL Regular"/>
           <w:b w:val="0"/>
           <w:i w:val="0"/>
           <w:color w:val="000000"/>
           <w:sz w:val="24"/>
         </w:rPr>
-        <w:t xml:space="preserve">teit, </w:t>
+        <w:hyperlink r:id="rId19" w:history="1">
+          <w:r>
+            <w:rPr>
+              <w:rStyle w:val="Hyperlink"/>
+            </w:rPr>
+            <w:t xml:space="preserve">teit, </w:t>
+          </w:r>
+        </w:hyperlink>
       </w:r>
       <w:r>
         <w:rPr>
@@ -2883,7 +2978,7 @@
           <w:sz w:val="24"/>
           <w:u w:val="single"/>
         </w:rPr>
-        <w:hyperlink r:id="rId19" w:history="1">
+        <w:hyperlink r:id="rId21" w:history="1">
           <w:r>
             <w:rPr>
               <w:rStyle w:val="Hyperlink"/>
@@ -2917,8 +3012,99 @@
           <w:i w:val="0"/>
           <w:color w:val="0000FF"/>
           <w:sz w:val="24"/>
-        </w:rPr>
-        <w:t xml:space="preserve">Documentation </w:t>
+          <w:u w:val="single"/>
+        </w:rPr>
+        <w:hyperlink r:id="rId21" w:history="1">
+          <w:r>
+            <w:rPr>
+              <w:rStyle w:val="Hyperlink"/>
+            </w:rPr>
+            <w:t>Documen</w:t>
+          </w:r>
+        </w:hyperlink>
+      </w:r>
+      <w:r>
+        <w:rPr>
+          <w:rFonts w:ascii="Charis SIL Regular" w:hAnsi="Charis SIL Regular" w:eastAsia="Charis SIL Regular"/>
+          <w:b w:val="0"/>
+          <w:i w:val="0"/>
+          <w:color w:val="0000FF"/>
+          <w:sz w:val="24"/>
+          <w:u w:val="single"/>
+        </w:rPr>
+        <w:hyperlink r:id="rId21" w:history="1">
+          <w:r>
+            <w:rPr>
+              <w:rStyle w:val="Hyperlink"/>
+            </w:rPr>
+            <w:t>t</w:t>
+          </w:r>
+        </w:hyperlink>
+      </w:r>
+      <w:r>
+        <w:rPr>
+          <w:rFonts w:ascii="Charis SIL Regular" w:hAnsi="Charis SIL Regular" w:eastAsia="Charis SIL Regular"/>
+          <w:b w:val="0"/>
+          <w:i w:val="0"/>
+          <w:color w:val="0000FF"/>
+          <w:sz w:val="24"/>
+          <w:u w:val="single"/>
+        </w:rPr>
+        <w:hyperlink r:id="rId19" w:history="1">
+          <w:r>
+            <w:rPr>
+              <w:rStyle w:val="Hyperlink"/>
+            </w:rPr>
+            <w:t>at</w:t>
+          </w:r>
+        </w:hyperlink>
+      </w:r>
+      <w:r>
+        <w:rPr>
+          <w:rFonts w:ascii="Charis SIL Regular" w:hAnsi="Charis SIL Regular" w:eastAsia="Charis SIL Regular"/>
+          <w:b w:val="0"/>
+          <w:i w:val="0"/>
+          <w:color w:val="0000FF"/>
+          <w:sz w:val="24"/>
+          <w:u w:val="single"/>
+        </w:rPr>
+        <w:hyperlink r:id="rId19" w:history="1">
+          <w:r>
+            <w:rPr>
+              <w:rStyle w:val="Hyperlink"/>
+            </w:rPr>
+            <w:t>i</w:t>
+          </w:r>
+        </w:hyperlink>
+      </w:r>
+      <w:r>
+        <w:rPr>
+          <w:rFonts w:ascii="Charis SIL Regular" w:hAnsi="Charis SIL Regular" w:eastAsia="Charis SIL Regular"/>
+          <w:b w:val="0"/>
+          <w:i w:val="0"/>
+          <w:color w:val="0000FF"/>
+          <w:sz w:val="24"/>
+          <w:u w:val="single"/>
+        </w:rPr>
+        <w:hyperlink r:id="rId21" w:history="1">
+          <w:r>
+            <w:rPr>
+              <w:rStyle w:val="Hyperlink"/>
+            </w:rPr>
+            <w:t>on</w:t>
+          </w:r>
+        </w:hyperlink>
+      </w:r>
+      <w:r>
+        <w:rPr>
+          <w:rFonts w:ascii="Charis SIL Regular" w:hAnsi="Charis SIL Regular" w:eastAsia="Charis SIL Regular"/>
+          <w:b w:val="0"/>
+          <w:i w:val="0"/>
+          <w:color w:val="0000FF"/>
+          <w:sz w:val="24"/>
+          <w:u w:val="single"/>
+        </w:rPr>
+        <w:t xml:space="preserve"> </w:t>
       </w:r>
       <w:r>
         <w:rPr>
@@ -2940,13 +3126,31 @@
       </w:r>
       <w:r>
         <w:rPr>
+          <w:u w:val="single" w:color="0000ff"/>
           <w:rFonts w:ascii="Charis SIL Regular" w:hAnsi="Charis SIL Regular" w:eastAsia="Charis SIL Regular"/>
           <w:b w:val="0"/>
           <w:i w:val="0"/>
           <w:color w:val="000000"/>
           <w:sz w:val="24"/>
         </w:rPr>
-        <w:t xml:space="preserve">, and the </w:t>
+        <w:hyperlink r:id="rId19" w:history="1">
+          <w:r>
+            <w:rPr>
+              <w:rStyle w:val="Hyperlink"/>
+            </w:rPr>
+            <w:t xml:space="preserve">, and </w:t>
+          </w:r>
+        </w:hyperlink>
+      </w:r>
+      <w:r>
+        <w:rPr>
+          <w:rFonts w:ascii="Charis SIL Regular" w:hAnsi="Charis SIL Regular" w:eastAsia="Charis SIL Regular"/>
+          <w:b w:val="0"/>
+          <w:i w:val="0"/>
+          <w:color w:val="000000"/>
+          <w:sz w:val="24"/>
+        </w:rPr>
+        <w:t xml:space="preserve">the </w:t>
       </w:r>
       <w:r>
         <w:rPr>
@@ -2962,7 +3166,7 @@
             <w:rPr>
               <w:rStyle w:val="Hyperlink"/>
             </w:rPr>
-            <w:t>Erfgoedcentru</w:t>
+            <w:t>Erf</w:t>
           </w:r>
         </w:hyperlink>
       </w:r>
@@ -2976,6 +3180,24 @@
           <w:u w:val="single"/>
         </w:rPr>
         <w:hyperlink r:id="rId22" w:history="1">
+          <w:r>
+            <w:rPr>
+              <w:rStyle w:val="Hyperlink"/>
+            </w:rPr>
+            <w:t>goedcentru</w:t>
+          </w:r>
+        </w:hyperlink>
+      </w:r>
+      <w:r>
+        <w:rPr>
+          <w:rFonts w:ascii="Charis SIL Regular" w:hAnsi="Charis SIL Regular" w:eastAsia="Charis SIL Regular"/>
+          <w:b w:val="0"/>
+          <w:i w:val="0"/>
+          <w:color w:val="0000FF"/>
+          <w:sz w:val="24"/>
+          <w:u w:val="single"/>
+        </w:rPr>
+        <w:hyperlink r:id="rId20" w:history="1">
           <w:r>
             <w:rPr>
               <w:rStyle w:val="Hyperlink"/>
@@ -3164,24 +3386,13 @@
       </w:r>
       <w:r>
         <w:rPr>
-          <w:u w:val="single" w:color="0000ff"/>
           <w:rFonts w:ascii="Charis SIL Regular" w:hAnsi="Charis SIL Regular" w:eastAsia="Charis SIL Regular"/>
           <w:b w:val="0"/>
           <w:i w:val="0"/>
           <w:color w:val="000000"/>
           <w:sz w:val="24"/>
         </w:rPr>
-        <w:t>t</w:t>
-      </w:r>
-      <w:r>
-        <w:rPr>
-          <w:rFonts w:ascii="Charis SIL Regular" w:hAnsi="Charis SIL Regular" w:eastAsia="Charis SIL Regular"/>
-          <w:b w:val="0"/>
-          <w:i w:val="0"/>
-          <w:color w:val="000000"/>
-          <w:sz w:val="24"/>
-        </w:rPr>
-        <w:t>he count</w:t>
+        <w:t>the count</w:t>
       </w:r>
       <w:r>
         <w:rPr>
@@ -3210,7 +3421,14 @@
           <w:color w:val="000000"/>
           <w:sz w:val="24"/>
         </w:rPr>
-        <w:t>ission organ</w:t>
+        <w:hyperlink r:id="rId22" w:history="1">
+          <w:r>
+            <w:rPr>
+              <w:rStyle w:val="Hyperlink"/>
+            </w:rPr>
+            <w:t>ission organ</w:t>
+          </w:r>
+        </w:hyperlink>
       </w:r>
       <w:r>
         <w:rPr>
@@ -4509,15 +4727,9 @@
           <w:i w:val="0"/>
           <w:color w:val="0000FF"/>
           <w:sz w:val="24"/>
-        </w:rPr>
-        <w:hyperlink r:id="rId27" w:history="1">
-          <w:r>
-            <w:rPr>
-              <w:rStyle w:val="Hyperlink"/>
-            </w:rPr>
-            <w:t>1</w:t>
-          </w:r>
-        </w:hyperlink>
+          <w:u w:val="single"/>
+        </w:rPr>
+        <w:t>1</w:t>
       </w:r>
       <w:r>
         <w:rPr>

--- a/EXPORTS/DOCX/published/niveau2/English/ChristianMission.docx
+++ b/EXPORTS/DOCX/published/niveau2/English/ChristianMission.docx
@@ -452,68 +452,7 @@
           <w:color w:val="000000"/>
           <w:sz w:val="24"/>
         </w:rPr>
-        <w:hyperlink r:id="rId9" w:history="1">
-          <w:r>
-            <w:rPr>
-              <w:rStyle w:val="Hyperlink"/>
-            </w:rPr>
-            <w:t>made up of ob</w:t>
-          </w:r>
-        </w:hyperlink>
-      </w:r>
-      <w:r>
-        <w:rPr>
-          <w:u w:val="single" w:color="0000ff"/>
-          <w:rFonts w:ascii="Charis SIL Regular" w:hAnsi="Charis SIL Regular" w:eastAsia="Charis SIL Regular"/>
-          <w:b w:val="0"/>
-          <w:i w:val="0"/>
-          <w:color w:val="000000"/>
-          <w:sz w:val="24"/>
-        </w:rPr>
-        <w:hyperlink r:id="rId9" w:history="1">
-          <w:r>
-            <w:rPr>
-              <w:rStyle w:val="Hyperlink"/>
-            </w:rPr>
-            <w:t>jects tha</w:t>
-          </w:r>
-        </w:hyperlink>
-      </w:r>
-      <w:r>
-        <w:rPr>
-          <w:u w:val="single" w:color="0000ff"/>
-          <w:rFonts w:ascii="Charis SIL Regular" w:hAnsi="Charis SIL Regular" w:eastAsia="Charis SIL Regular"/>
-          <w:b w:val="0"/>
-          <w:i w:val="0"/>
-          <w:color w:val="000000"/>
-          <w:sz w:val="24"/>
-        </w:rPr>
-        <w:hyperlink r:id="rId9" w:history="1">
-          <w:r>
-            <w:rPr>
-              <w:rStyle w:val="Hyperlink"/>
-            </w:rPr>
-            <w:t>t</w:t>
-          </w:r>
-        </w:hyperlink>
-      </w:r>
-      <w:r>
-        <w:rPr>
-          <w:u w:val="single" w:color="0000ff"/>
-          <w:rFonts w:ascii="Charis SIL Regular" w:hAnsi="Charis SIL Regular" w:eastAsia="Charis SIL Regular"/>
-          <w:b w:val="0"/>
-          <w:i w:val="0"/>
-          <w:color w:val="000000"/>
-          <w:sz w:val="24"/>
-        </w:rPr>
-        <w:hyperlink r:id="rId9" w:history="1">
-          <w:r>
-            <w:rPr>
-              <w:rStyle w:val="Hyperlink"/>
-            </w:rPr>
-            <w:t xml:space="preserve"> were coll</w:t>
-          </w:r>
-        </w:hyperlink>
+        <w:t>made up of objects that were coll</w:t>
       </w:r>
       <w:r>
         <w:rPr>
@@ -807,7 +746,7 @@
           <w:sz w:val="24"/>
           <w:u w:val="single"/>
         </w:rPr>
-        <w:hyperlink r:id="rId11" w:history="1">
+        <w:hyperlink r:id="rId10" w:history="1">
           <w:r>
             <w:rPr>
               <w:rStyle w:val="Hyperlink"/>
@@ -836,7 +775,7 @@
           <w:sz w:val="24"/>
           <w:u w:val="single"/>
         </w:rPr>
-        <w:hyperlink r:id="rId11" w:history="1">
+        <w:hyperlink r:id="rId10" w:history="1">
           <w:r>
             <w:rPr>
               <w:rStyle w:val="Hyperlink"/>
@@ -930,7 +869,7 @@
           <w:sz w:val="24"/>
           <w:u w:val="single"/>
         </w:rPr>
-        <w:hyperlink r:id="rId10" w:history="1">
+        <w:hyperlink r:id="rId11" w:history="1">
           <w:r>
             <w:rPr>
               <w:rStyle w:val="Hyperlink"/>
@@ -959,7 +898,7 @@
           <w:sz w:val="24"/>
           <w:u w:val="single"/>
         </w:rPr>
-        <w:hyperlink r:id="rId10" w:history="1">
+        <w:hyperlink r:id="rId11" w:history="1">
           <w:r>
             <w:rPr>
               <w:rStyle w:val="Hyperlink"/>
@@ -1434,50 +1373,7 @@
           <w:color w:val="000000"/>
           <w:sz w:val="24"/>
         </w:rPr>
-        <w:hyperlink r:id="rId13" w:history="1">
-          <w:r>
-            <w:rPr>
-              <w:rStyle w:val="Hyperlink"/>
-            </w:rPr>
-            <w:t>si, can be pre</w:t>
-          </w:r>
-        </w:hyperlink>
-      </w:r>
-      <w:r>
-        <w:rPr>
-          <w:u w:val="single" w:color="0000ff"/>
-          <w:rFonts w:ascii="Charis SIL Regular" w:hAnsi="Charis SIL Regular" w:eastAsia="Charis SIL Regular"/>
-          <w:b w:val="0"/>
-          <w:i w:val="0"/>
-          <w:color w:val="000000"/>
-          <w:sz w:val="24"/>
-        </w:rPr>
-        <w:hyperlink r:id="rId13" w:history="1">
-          <w:r>
-            <w:rPr>
-              <w:rStyle w:val="Hyperlink"/>
-            </w:rPr>
-            <w:t>d</w:t>
-          </w:r>
-        </w:hyperlink>
-      </w:r>
-      <w:r>
-        <w:rPr>
-          <w:u w:val="single" w:color="0000ff"/>
-          <w:rFonts w:ascii="Charis SIL Regular" w:hAnsi="Charis SIL Regular" w:eastAsia="Charis SIL Regular"/>
-          <w:b w:val="0"/>
-          <w:i w:val="0"/>
-          <w:color w:val="000000"/>
-          <w:sz w:val="24"/>
-        </w:rPr>
-        <w:hyperlink r:id="rId13" w:history="1">
-          <w:r>
-            <w:rPr>
-              <w:rStyle w:val="Hyperlink"/>
-            </w:rPr>
-            <w:t>ominantly</w:t>
-          </w:r>
-        </w:hyperlink>
+        <w:t>si, can be predominantly</w:t>
       </w:r>
       <w:r>
         <w:rPr>
@@ -1854,7 +1750,7 @@
           <w:color w:val="000000"/>
           <w:sz w:val="24"/>
         </w:rPr>
-        <w:t>Dutch Protestant</w:t>
+        <w:t>Dut</w:t>
       </w:r>
       <w:r>
         <w:rPr>
@@ -1865,68 +1761,7 @@
           <w:color w:val="000000"/>
           <w:sz w:val="24"/>
         </w:rPr>
-        <w:hyperlink r:id="rId15" w:history="1">
-          <w:r>
-            <w:rPr>
-              <w:rStyle w:val="Hyperlink"/>
-            </w:rPr>
-            <w:t xml:space="preserve"> and</w:t>
-          </w:r>
-        </w:hyperlink>
-      </w:r>
-      <w:r>
-        <w:rPr>
-          <w:u w:val="single" w:color="0000ff"/>
-          <w:rFonts w:ascii="Charis SIL Regular" w:hAnsi="Charis SIL Regular" w:eastAsia="Charis SIL Regular"/>
-          <w:b w:val="0"/>
-          <w:i w:val="0"/>
-          <w:color w:val="000000"/>
-          <w:sz w:val="24"/>
-        </w:rPr>
-        <w:hyperlink r:id="rId15" w:history="1">
-          <w:r>
-            <w:rPr>
-              <w:rStyle w:val="Hyperlink"/>
-            </w:rPr>
-            <w:t xml:space="preserve"> Catholic mis</w:t>
-          </w:r>
-        </w:hyperlink>
-      </w:r>
-      <w:r>
-        <w:rPr>
-          <w:u w:val="single" w:color="0000ff"/>
-          <w:rFonts w:ascii="Charis SIL Regular" w:hAnsi="Charis SIL Regular" w:eastAsia="Charis SIL Regular"/>
-          <w:b w:val="0"/>
-          <w:i w:val="0"/>
-          <w:color w:val="000000"/>
-          <w:sz w:val="24"/>
-        </w:rPr>
-        <w:hyperlink r:id="rId15" w:history="1">
-          <w:r>
-            <w:rPr>
-              <w:rStyle w:val="Hyperlink"/>
-            </w:rPr>
-            <w:t>sionary ar</w:t>
-          </w:r>
-        </w:hyperlink>
-      </w:r>
-      <w:r>
-        <w:rPr>
-          <w:u w:val="single" w:color="0000ff"/>
-          <w:rFonts w:ascii="Charis SIL Regular" w:hAnsi="Charis SIL Regular" w:eastAsia="Charis SIL Regular"/>
-          <w:b w:val="0"/>
-          <w:i w:val="0"/>
-          <w:color w:val="000000"/>
-          <w:sz w:val="24"/>
-        </w:rPr>
-        <w:hyperlink r:id="rId15" w:history="1">
-          <w:r>
-            <w:rPr>
-              <w:rStyle w:val="Hyperlink"/>
-            </w:rPr>
-            <w:t>chi</w:t>
-          </w:r>
-        </w:hyperlink>
+        <w:t>ch Protestant and Catholic missionary archi</w:t>
       </w:r>
       <w:r>
         <w:rPr>
@@ -2591,7 +2426,6 @@
           <w:i w:val="0"/>
           <w:color w:val="0000FF"/>
           <w:sz w:val="24"/>
-          <w:u w:val="single"/>
         </w:rPr>
         <w:hyperlink r:id="rId19" w:history="1">
           <w:r>
@@ -2669,6 +2503,7 @@
       </w:r>
       <w:r>
         <w:rPr>
+          <w:u w:val="single" w:color="0000ff"/>
           <w:rFonts w:ascii="Charis SIL Regular" w:hAnsi="Charis SIL Regular" w:eastAsia="Charis SIL Regular"/>
           <w:b w:val="0"/>
           <w:i w:val="0"/>
@@ -2727,7 +2562,7 @@
             <w:rPr>
               <w:rStyle w:val="Hyperlink"/>
             </w:rPr>
-            <w:t>Prote</w:t>
+            <w:t>Protestant</w:t>
           </w:r>
         </w:hyperlink>
       </w:r>
@@ -2758,42 +2593,6 @@
           <w:sz w:val="24"/>
           <w:u w:val="single"/>
         </w:rPr>
-        <w:hyperlink r:id="rId19" w:history="1">
-          <w:r>
-            <w:rPr>
-              <w:rStyle w:val="Hyperlink"/>
-            </w:rPr>
-            <w:t>tant</w:t>
-          </w:r>
-        </w:hyperlink>
-      </w:r>
-      <w:r>
-        <w:rPr>
-          <w:rFonts w:ascii="Charis SIL Regular" w:hAnsi="Charis SIL Regular" w:eastAsia="Charis SIL Regular"/>
-          <w:b w:val="0"/>
-          <w:i w:val="0"/>
-          <w:color w:val="0000FF"/>
-          <w:sz w:val="24"/>
-          <w:u w:val="single"/>
-        </w:rPr>
-        <w:hyperlink r:id="rId20" w:history="1">
-          <w:r>
-            <w:rPr>
-              <w:rStyle w:val="Hyperlink"/>
-            </w:rPr>
-            <w:t>s</w:t>
-          </w:r>
-        </w:hyperlink>
-      </w:r>
-      <w:r>
-        <w:rPr>
-          <w:rFonts w:ascii="Charis SIL Regular" w:hAnsi="Charis SIL Regular" w:eastAsia="Charis SIL Regular"/>
-          <w:b w:val="0"/>
-          <w:i w:val="0"/>
-          <w:color w:val="0000FF"/>
-          <w:sz w:val="24"/>
-          <w:u w:val="single"/>
-        </w:rPr>
         <w:t xml:space="preserve"> </w:t>
       </w:r>
       <w:r>
@@ -2816,113 +2615,130 @@
       </w:r>
       <w:r>
         <w:rPr>
-          <w:u w:val="single" w:color="0000ff"/>
           <w:rFonts w:ascii="Charis SIL Regular" w:hAnsi="Charis SIL Regular" w:eastAsia="Charis SIL Regular"/>
           <w:b w:val="0"/>
           <w:i w:val="0"/>
           <w:color w:val="000000"/>
           <w:sz w:val="24"/>
+        </w:rPr>
+        <w:t xml:space="preserve"> at the Vrije Universiteit, </w:t>
+      </w:r>
+      <w:r>
+        <w:rPr>
+          <w:rFonts w:ascii="Charis SIL Regular" w:hAnsi="Charis SIL Regular" w:eastAsia="Charis SIL Regular"/>
+          <w:b w:val="0"/>
+          <w:i w:val="0"/>
+          <w:color w:val="0000FF"/>
+          <w:sz w:val="24"/>
+          <w:u w:val="single"/>
+        </w:rPr>
+        <w:hyperlink r:id="rId21" w:history="1">
+          <w:r>
+            <w:rPr>
+              <w:rStyle w:val="Hyperlink"/>
+            </w:rPr>
+            <w:t>Cath</w:t>
+          </w:r>
+        </w:hyperlink>
+      </w:r>
+      <w:r>
+        <w:rPr>
+          <w:rFonts w:ascii="Charis SIL Regular" w:hAnsi="Charis SIL Regular" w:eastAsia="Charis SIL Regular"/>
+          <w:b w:val="0"/>
+          <w:i w:val="0"/>
+          <w:color w:val="0000FF"/>
+          <w:sz w:val="24"/>
+          <w:u w:val="single"/>
+        </w:rPr>
+        <w:hyperlink r:id="rId21" w:history="1">
+          <w:r>
+            <w:rPr>
+              <w:rStyle w:val="Hyperlink"/>
+            </w:rPr>
+            <w:t>o</w:t>
+          </w:r>
+        </w:hyperlink>
+      </w:r>
+      <w:r>
+        <w:rPr>
+          <w:rFonts w:ascii="Charis SIL Regular" w:hAnsi="Charis SIL Regular" w:eastAsia="Charis SIL Regular"/>
+          <w:b w:val="0"/>
+          <w:i w:val="0"/>
+          <w:color w:val="0000FF"/>
+          <w:sz w:val="24"/>
+          <w:u w:val="single"/>
+        </w:rPr>
+        <w:hyperlink r:id="rId21" w:history="1">
+          <w:r>
+            <w:rPr>
+              <w:rStyle w:val="Hyperlink"/>
+            </w:rPr>
+            <w:t xml:space="preserve">lic </w:t>
+          </w:r>
+        </w:hyperlink>
+      </w:r>
+      <w:r>
+        <w:rPr>
+          <w:rFonts w:ascii="Charis SIL Regular" w:hAnsi="Charis SIL Regular" w:eastAsia="Charis SIL Regular"/>
+          <w:b w:val="0"/>
+          <w:i w:val="0"/>
+          <w:color w:val="0000FF"/>
+          <w:sz w:val="24"/>
+          <w:u w:val="single"/>
+        </w:rPr>
+        <w:hyperlink r:id="rId21" w:history="1">
+          <w:r>
+            <w:rPr>
+              <w:rStyle w:val="Hyperlink"/>
+            </w:rPr>
+            <w:t>Documen</w:t>
+          </w:r>
+        </w:hyperlink>
+      </w:r>
+      <w:r>
+        <w:rPr>
+          <w:rFonts w:ascii="Charis SIL Regular" w:hAnsi="Charis SIL Regular" w:eastAsia="Charis SIL Regular"/>
+          <w:b w:val="0"/>
+          <w:i w:val="0"/>
+          <w:color w:val="0000FF"/>
+          <w:sz w:val="24"/>
+          <w:u w:val="single"/>
         </w:rPr>
         <w:hyperlink r:id="rId19" w:history="1">
           <w:r>
             <w:rPr>
               <w:rStyle w:val="Hyperlink"/>
             </w:rPr>
-            <w:t xml:space="preserve"> at the</w:t>
+            <w:t>t</w:t>
           </w:r>
         </w:hyperlink>
       </w:r>
       <w:r>
         <w:rPr>
-          <w:u w:val="single" w:color="0000ff"/>
           <w:rFonts w:ascii="Charis SIL Regular" w:hAnsi="Charis SIL Regular" w:eastAsia="Charis SIL Regular"/>
           <w:b w:val="0"/>
           <w:i w:val="0"/>
-          <w:color w:val="000000"/>
-          <w:sz w:val="24"/>
-        </w:rPr>
-        <w:t xml:space="preserve"> </w:t>
-      </w:r>
-      <w:r>
-        <w:rPr>
-          <w:u w:val="single" w:color="0000ff"/>
-          <w:rFonts w:ascii="Charis SIL Regular" w:hAnsi="Charis SIL Regular" w:eastAsia="Charis SIL Regular"/>
-          <w:b w:val="0"/>
-          <w:i w:val="0"/>
-          <w:color w:val="000000"/>
-          <w:sz w:val="24"/>
+          <w:color w:val="0000FF"/>
+          <w:sz w:val="24"/>
+          <w:u w:val="single"/>
         </w:rPr>
         <w:hyperlink r:id="rId19" w:history="1">
           <w:r>
             <w:rPr>
               <w:rStyle w:val="Hyperlink"/>
             </w:rPr>
-            <w:t>Vrije U</w:t>
+            <w:t>at</w:t>
           </w:r>
         </w:hyperlink>
       </w:r>
       <w:r>
         <w:rPr>
-          <w:u w:val="single" w:color="0000ff"/>
           <w:rFonts w:ascii="Charis SIL Regular" w:hAnsi="Charis SIL Regular" w:eastAsia="Charis SIL Regular"/>
           <w:b w:val="0"/>
           <w:i w:val="0"/>
-          <w:color w:val="000000"/>
-          <w:sz w:val="24"/>
-        </w:rPr>
-        <w:hyperlink r:id="rId19" w:history="1">
-          <w:r>
-            <w:rPr>
-              <w:rStyle w:val="Hyperlink"/>
-            </w:rPr>
-            <w:t>ni</w:t>
-          </w:r>
-        </w:hyperlink>
-      </w:r>
-      <w:r>
-        <w:rPr>
-          <w:u w:val="single" w:color="0000ff"/>
-          <w:rFonts w:ascii="Charis SIL Regular" w:hAnsi="Charis SIL Regular" w:eastAsia="Charis SIL Regular"/>
-          <w:b w:val="0"/>
-          <w:i w:val="0"/>
-          <w:color w:val="000000"/>
-          <w:sz w:val="24"/>
-        </w:rPr>
-        <w:hyperlink r:id="rId19" w:history="1">
-          <w:r>
-            <w:rPr>
-              <w:rStyle w:val="Hyperlink"/>
-            </w:rPr>
-            <w:t>v</w:t>
-          </w:r>
-        </w:hyperlink>
-      </w:r>
-      <w:r>
-        <w:rPr>
-          <w:u w:val="single" w:color="0000ff"/>
-          <w:rFonts w:ascii="Charis SIL Regular" w:hAnsi="Charis SIL Regular" w:eastAsia="Charis SIL Regular"/>
-          <w:b w:val="0"/>
-          <w:i w:val="0"/>
-          <w:color w:val="000000"/>
-          <w:sz w:val="24"/>
-        </w:rPr>
-        <w:hyperlink r:id="rId19" w:history="1">
-          <w:r>
-            <w:rPr>
-              <w:rStyle w:val="Hyperlink"/>
-            </w:rPr>
-            <w:t>ers</w:t>
-          </w:r>
-        </w:hyperlink>
-      </w:r>
-      <w:r>
-        <w:rPr>
-          <w:u w:val="single" w:color="0000ff"/>
-          <w:rFonts w:ascii="Charis SIL Regular" w:hAnsi="Charis SIL Regular" w:eastAsia="Charis SIL Regular"/>
-          <w:b w:val="0"/>
-          <w:i w:val="0"/>
-          <w:color w:val="000000"/>
-          <w:sz w:val="24"/>
+          <w:color w:val="0000FF"/>
+          <w:sz w:val="24"/>
+          <w:u w:val="single"/>
         </w:rPr>
         <w:hyperlink r:id="rId19" w:history="1">
           <w:r>
@@ -2935,24 +2751,6 @@
       </w:r>
       <w:r>
         <w:rPr>
-          <w:u w:val="single" w:color="0000ff"/>
-          <w:rFonts w:ascii="Charis SIL Regular" w:hAnsi="Charis SIL Regular" w:eastAsia="Charis SIL Regular"/>
-          <w:b w:val="0"/>
-          <w:i w:val="0"/>
-          <w:color w:val="000000"/>
-          <w:sz w:val="24"/>
-        </w:rPr>
-        <w:hyperlink r:id="rId19" w:history="1">
-          <w:r>
-            <w:rPr>
-              <w:rStyle w:val="Hyperlink"/>
-            </w:rPr>
-            <w:t xml:space="preserve">teit, </w:t>
-          </w:r>
-        </w:hyperlink>
-      </w:r>
-      <w:r>
-        <w:rPr>
           <w:rFonts w:ascii="Charis SIL Regular" w:hAnsi="Charis SIL Regular" w:eastAsia="Charis SIL Regular"/>
           <w:b w:val="0"/>
           <w:i w:val="0"/>
@@ -2960,133 +2758,7 @@
           <w:sz w:val="24"/>
           <w:u w:val="single"/>
         </w:rPr>
-        <w:hyperlink r:id="rId21" w:history="1">
-          <w:r>
-            <w:rPr>
-              <w:rStyle w:val="Hyperlink"/>
-            </w:rPr>
-            <w:t>Cath</w:t>
-          </w:r>
-        </w:hyperlink>
-      </w:r>
-      <w:r>
-        <w:rPr>
-          <w:rFonts w:ascii="Charis SIL Regular" w:hAnsi="Charis SIL Regular" w:eastAsia="Charis SIL Regular"/>
-          <w:b w:val="0"/>
-          <w:i w:val="0"/>
-          <w:color w:val="0000FF"/>
-          <w:sz w:val="24"/>
-          <w:u w:val="single"/>
-        </w:rPr>
-        <w:hyperlink r:id="rId21" w:history="1">
-          <w:r>
-            <w:rPr>
-              <w:rStyle w:val="Hyperlink"/>
-            </w:rPr>
-            <w:t>o</w:t>
-          </w:r>
-        </w:hyperlink>
-      </w:r>
-      <w:r>
-        <w:rPr>
-          <w:rFonts w:ascii="Charis SIL Regular" w:hAnsi="Charis SIL Regular" w:eastAsia="Charis SIL Regular"/>
-          <w:b w:val="0"/>
-          <w:i w:val="0"/>
-          <w:color w:val="0000FF"/>
-          <w:sz w:val="24"/>
-          <w:u w:val="single"/>
-        </w:rPr>
-        <w:hyperlink r:id="rId21" w:history="1">
-          <w:r>
-            <w:rPr>
-              <w:rStyle w:val="Hyperlink"/>
-            </w:rPr>
-            <w:t xml:space="preserve">lic </w:t>
-          </w:r>
-        </w:hyperlink>
-      </w:r>
-      <w:r>
-        <w:rPr>
-          <w:rFonts w:ascii="Charis SIL Regular" w:hAnsi="Charis SIL Regular" w:eastAsia="Charis SIL Regular"/>
-          <w:b w:val="0"/>
-          <w:i w:val="0"/>
-          <w:color w:val="0000FF"/>
-          <w:sz w:val="24"/>
-          <w:u w:val="single"/>
-        </w:rPr>
-        <w:hyperlink r:id="rId21" w:history="1">
-          <w:r>
-            <w:rPr>
-              <w:rStyle w:val="Hyperlink"/>
-            </w:rPr>
-            <w:t>Documen</w:t>
-          </w:r>
-        </w:hyperlink>
-      </w:r>
-      <w:r>
-        <w:rPr>
-          <w:rFonts w:ascii="Charis SIL Regular" w:hAnsi="Charis SIL Regular" w:eastAsia="Charis SIL Regular"/>
-          <w:b w:val="0"/>
-          <w:i w:val="0"/>
-          <w:color w:val="0000FF"/>
-          <w:sz w:val="24"/>
-          <w:u w:val="single"/>
-        </w:rPr>
-        <w:hyperlink r:id="rId21" w:history="1">
-          <w:r>
-            <w:rPr>
-              <w:rStyle w:val="Hyperlink"/>
-            </w:rPr>
-            <w:t>t</w:t>
-          </w:r>
-        </w:hyperlink>
-      </w:r>
-      <w:r>
-        <w:rPr>
-          <w:rFonts w:ascii="Charis SIL Regular" w:hAnsi="Charis SIL Regular" w:eastAsia="Charis SIL Regular"/>
-          <w:b w:val="0"/>
-          <w:i w:val="0"/>
-          <w:color w:val="0000FF"/>
-          <w:sz w:val="24"/>
-          <w:u w:val="single"/>
-        </w:rPr>
         <w:hyperlink r:id="rId19" w:history="1">
-          <w:r>
-            <w:rPr>
-              <w:rStyle w:val="Hyperlink"/>
-            </w:rPr>
-            <w:t>at</w:t>
-          </w:r>
-        </w:hyperlink>
-      </w:r>
-      <w:r>
-        <w:rPr>
-          <w:rFonts w:ascii="Charis SIL Regular" w:hAnsi="Charis SIL Regular" w:eastAsia="Charis SIL Regular"/>
-          <w:b w:val="0"/>
-          <w:i w:val="0"/>
-          <w:color w:val="0000FF"/>
-          <w:sz w:val="24"/>
-          <w:u w:val="single"/>
-        </w:rPr>
-        <w:hyperlink r:id="rId19" w:history="1">
-          <w:r>
-            <w:rPr>
-              <w:rStyle w:val="Hyperlink"/>
-            </w:rPr>
-            <w:t>i</w:t>
-          </w:r>
-        </w:hyperlink>
-      </w:r>
-      <w:r>
-        <w:rPr>
-          <w:rFonts w:ascii="Charis SIL Regular" w:hAnsi="Charis SIL Regular" w:eastAsia="Charis SIL Regular"/>
-          <w:b w:val="0"/>
-          <w:i w:val="0"/>
-          <w:color w:val="0000FF"/>
-          <w:sz w:val="24"/>
-          <w:u w:val="single"/>
-        </w:rPr>
-        <w:hyperlink r:id="rId21" w:history="1">
           <w:r>
             <w:rPr>
               <w:rStyle w:val="Hyperlink"/>
@@ -3159,34 +2831,8 @@
           <w:i w:val="0"/>
           <w:color w:val="0000FF"/>
           <w:sz w:val="24"/>
-          <w:u w:val="single"/>
-        </w:rPr>
-        <w:hyperlink r:id="rId22" w:history="1">
-          <w:r>
-            <w:rPr>
-              <w:rStyle w:val="Hyperlink"/>
-            </w:rPr>
-            <w:t>Erf</w:t>
-          </w:r>
-        </w:hyperlink>
-      </w:r>
-      <w:r>
-        <w:rPr>
-          <w:rFonts w:ascii="Charis SIL Regular" w:hAnsi="Charis SIL Regular" w:eastAsia="Charis SIL Regular"/>
-          <w:b w:val="0"/>
-          <w:i w:val="0"/>
-          <w:color w:val="0000FF"/>
-          <w:sz w:val="24"/>
-          <w:u w:val="single"/>
-        </w:rPr>
-        <w:hyperlink r:id="rId22" w:history="1">
-          <w:r>
-            <w:rPr>
-              <w:rStyle w:val="Hyperlink"/>
-            </w:rPr>
-            <w:t>goedcentru</w:t>
-          </w:r>
-        </w:hyperlink>
+        </w:rPr>
+        <w:t>Erfgoedcentru</w:t>
       </w:r>
       <w:r>
         <w:rPr>
@@ -3226,7 +2872,7 @@
           <w:sz w:val="24"/>
           <w:u w:val="single"/>
         </w:rPr>
-        <w:hyperlink r:id="rId20" w:history="1">
+        <w:hyperlink r:id="rId22" w:history="1">
           <w:r>
             <w:rPr>
               <w:rStyle w:val="Hyperlink"/>
@@ -3392,25 +3038,7 @@
           <w:color w:val="000000"/>
           <w:sz w:val="24"/>
         </w:rPr>
-        <w:t>the count</w:t>
-      </w:r>
-      <w:r>
-        <w:rPr>
-          <w:u w:val="single" w:color="0000ff"/>
-          <w:rFonts w:ascii="Charis SIL Regular" w:hAnsi="Charis SIL Regular" w:eastAsia="Charis SIL Regular"/>
-          <w:b w:val="0"/>
-          <w:i w:val="0"/>
-          <w:color w:val="000000"/>
-          <w:sz w:val="24"/>
-        </w:rPr>
-        <w:hyperlink r:id="rId22" w:history="1">
-          <w:r>
-            <w:rPr>
-              <w:rStyle w:val="Hyperlink"/>
-            </w:rPr>
-            <w:t>ries where the m</w:t>
-          </w:r>
-        </w:hyperlink>
+        <w:t>the countries where the m</w:t>
       </w:r>
       <w:r>
         <w:rPr>
@@ -3739,7 +3367,7 @@
           <w:sz w:val="24"/>
           <w:u w:val="single"/>
         </w:rPr>
-        <w:t>Scientific research in colonised terri</w:t>
+        <w:t>Scientific research in colonised territ</w:t>
       </w:r>
       <w:r>
         <w:rPr>
@@ -3750,7 +3378,7 @@
           <w:sz w:val="24"/>
           <w:u w:val="single"/>
         </w:rPr>
-        <w:t>t</w:t>
+        <w:t>orie</w:t>
       </w:r>
       <w:r>
         <w:rPr>
@@ -3759,9 +3387,8 @@
           <w:i w:val="0"/>
           <w:color w:val="0000FF"/>
           <w:sz w:val="24"/>
-          <w:u w:val="single"/>
-        </w:rPr>
-        <w:t>ories</w:t>
+        </w:rPr>
+        <w:t>s</w:t>
       </w:r>
       <w:r>
         <w:br/>

--- a/EXPORTS/DOCX/published/niveau2/English/ChristianMission.docx
+++ b/EXPORTS/DOCX/published/niveau2/English/ChristianMission.docx
@@ -445,7 +445,6 @@
       </w:r>
       <w:r>
         <w:rPr>
-          <w:u w:val="single" w:color="0000ff"/>
           <w:rFonts w:ascii="Charis SIL Regular" w:hAnsi="Charis SIL Regular" w:eastAsia="Charis SIL Regular"/>
           <w:b w:val="0"/>
           <w:i w:val="0"/>
@@ -775,7 +774,7 @@
           <w:sz w:val="24"/>
           <w:u w:val="single"/>
         </w:rPr>
-        <w:hyperlink r:id="rId10" w:history="1">
+        <w:hyperlink r:id="rId11" w:history="1">
           <w:r>
             <w:rPr>
               <w:rStyle w:val="Hyperlink"/>
@@ -1373,7 +1372,50 @@
           <w:color w:val="000000"/>
           <w:sz w:val="24"/>
         </w:rPr>
-        <w:t>si, can be predominantly</w:t>
+        <w:hyperlink r:id="rId13" w:history="1">
+          <w:r>
+            <w:rPr>
+              <w:rStyle w:val="Hyperlink"/>
+            </w:rPr>
+            <w:t>si, can be pre</w:t>
+          </w:r>
+        </w:hyperlink>
+      </w:r>
+      <w:r>
+        <w:rPr>
+          <w:u w:val="single" w:color="0000ff"/>
+          <w:rFonts w:ascii="Charis SIL Regular" w:hAnsi="Charis SIL Regular" w:eastAsia="Charis SIL Regular"/>
+          <w:b w:val="0"/>
+          <w:i w:val="0"/>
+          <w:color w:val="000000"/>
+          <w:sz w:val="24"/>
+        </w:rPr>
+        <w:hyperlink r:id="rId13" w:history="1">
+          <w:r>
+            <w:rPr>
+              <w:rStyle w:val="Hyperlink"/>
+            </w:rPr>
+            <w:t>d</w:t>
+          </w:r>
+        </w:hyperlink>
+      </w:r>
+      <w:r>
+        <w:rPr>
+          <w:u w:val="single" w:color="0000ff"/>
+          <w:rFonts w:ascii="Charis SIL Regular" w:hAnsi="Charis SIL Regular" w:eastAsia="Charis SIL Regular"/>
+          <w:b w:val="0"/>
+          <w:i w:val="0"/>
+          <w:color w:val="000000"/>
+          <w:sz w:val="24"/>
+        </w:rPr>
+        <w:hyperlink r:id="rId13" w:history="1">
+          <w:r>
+            <w:rPr>
+              <w:rStyle w:val="Hyperlink"/>
+            </w:rPr>
+            <w:t>ominantly</w:t>
+          </w:r>
+        </w:hyperlink>
       </w:r>
       <w:r>
         <w:rPr>
@@ -1761,7 +1803,86 @@
           <w:color w:val="000000"/>
           <w:sz w:val="24"/>
         </w:rPr>
-        <w:t>ch Protestant and Catholic missionary archi</w:t>
+        <w:hyperlink r:id="rId15" w:history="1">
+          <w:r>
+            <w:rPr>
+              <w:rStyle w:val="Hyperlink"/>
+            </w:rPr>
+            <w:t>ch Protestant</w:t>
+          </w:r>
+        </w:hyperlink>
+      </w:r>
+      <w:r>
+        <w:rPr>
+          <w:u w:val="single" w:color="0000ff"/>
+          <w:rFonts w:ascii="Charis SIL Regular" w:hAnsi="Charis SIL Regular" w:eastAsia="Charis SIL Regular"/>
+          <w:b w:val="0"/>
+          <w:i w:val="0"/>
+          <w:color w:val="000000"/>
+          <w:sz w:val="24"/>
+        </w:rPr>
+        <w:hyperlink r:id="rId15" w:history="1">
+          <w:r>
+            <w:rPr>
+              <w:rStyle w:val="Hyperlink"/>
+            </w:rPr>
+            <w:t xml:space="preserve"> and</w:t>
+          </w:r>
+        </w:hyperlink>
+      </w:r>
+      <w:r>
+        <w:rPr>
+          <w:u w:val="single" w:color="0000ff"/>
+          <w:rFonts w:ascii="Charis SIL Regular" w:hAnsi="Charis SIL Regular" w:eastAsia="Charis SIL Regular"/>
+          <w:b w:val="0"/>
+          <w:i w:val="0"/>
+          <w:color w:val="000000"/>
+          <w:sz w:val="24"/>
+        </w:rPr>
+        <w:hyperlink r:id="rId15" w:history="1">
+          <w:r>
+            <w:rPr>
+              <w:rStyle w:val="Hyperlink"/>
+            </w:rPr>
+            <w:t xml:space="preserve"> Catholic mis</w:t>
+          </w:r>
+        </w:hyperlink>
+      </w:r>
+      <w:r>
+        <w:rPr>
+          <w:u w:val="single" w:color="0000ff"/>
+          <w:rFonts w:ascii="Charis SIL Regular" w:hAnsi="Charis SIL Regular" w:eastAsia="Charis SIL Regular"/>
+          <w:b w:val="0"/>
+          <w:i w:val="0"/>
+          <w:color w:val="000000"/>
+          <w:sz w:val="24"/>
+        </w:rPr>
+        <w:hyperlink r:id="rId15" w:history="1">
+          <w:r>
+            <w:rPr>
+              <w:rStyle w:val="Hyperlink"/>
+            </w:rPr>
+            <w:t>sionary ar</w:t>
+          </w:r>
+        </w:hyperlink>
+      </w:r>
+      <w:r>
+        <w:rPr>
+          <w:u w:val="single" w:color="0000ff"/>
+          <w:rFonts w:ascii="Charis SIL Regular" w:hAnsi="Charis SIL Regular" w:eastAsia="Charis SIL Regular"/>
+          <w:b w:val="0"/>
+          <w:i w:val="0"/>
+          <w:color w:val="000000"/>
+          <w:sz w:val="24"/>
+        </w:rPr>
+        <w:hyperlink r:id="rId15" w:history="1">
+          <w:r>
+            <w:rPr>
+              <w:rStyle w:val="Hyperlink"/>
+            </w:rPr>
+            <w:t>chi</w:t>
+          </w:r>
+        </w:hyperlink>
       </w:r>
       <w:r>
         <w:rPr>
@@ -2445,7 +2566,7 @@
           <w:sz w:val="24"/>
           <w:u w:val="single"/>
         </w:rPr>
-        <w:hyperlink r:id="rId19" w:history="1">
+        <w:hyperlink r:id="rId18" w:history="1">
           <w:r>
             <w:rPr>
               <w:rStyle w:val="Hyperlink"/>
@@ -2474,7 +2595,7 @@
           <w:sz w:val="24"/>
           <w:u w:val="single"/>
         </w:rPr>
-        <w:hyperlink r:id="rId19" w:history="1">
+        <w:hyperlink r:id="rId18" w:history="1">
           <w:r>
             <w:rPr>
               <w:rStyle w:val="Hyperlink"/>
@@ -2503,7 +2624,6 @@
       </w:r>
       <w:r>
         <w:rPr>
-          <w:u w:val="single" w:color="0000ff"/>
           <w:rFonts w:ascii="Charis SIL Regular" w:hAnsi="Charis SIL Regular" w:eastAsia="Charis SIL Regular"/>
           <w:b w:val="0"/>
           <w:i w:val="0"/>
@@ -2521,7 +2641,7 @@
           <w:sz w:val="24"/>
           <w:u w:val="single"/>
         </w:rPr>
-        <w:hyperlink r:id="rId20" w:history="1">
+        <w:hyperlink r:id="rId18" w:history="1">
           <w:r>
             <w:rPr>
               <w:rStyle w:val="Hyperlink"/>
@@ -2539,7 +2659,7 @@
           <w:sz w:val="24"/>
           <w:u w:val="single"/>
         </w:rPr>
-        <w:hyperlink r:id="rId20" w:history="1">
+        <w:hyperlink r:id="rId19" w:history="1">
           <w:r>
             <w:rPr>
               <w:rStyle w:val="Hyperlink"/>
@@ -2562,7 +2682,7 @@
             <w:rPr>
               <w:rStyle w:val="Hyperlink"/>
             </w:rPr>
-            <w:t>Protestant</w:t>
+            <w:t>Prote</w:t>
           </w:r>
         </w:hyperlink>
       </w:r>
@@ -2575,7 +2695,7 @@
           <w:sz w:val="24"/>
           <w:u w:val="single"/>
         </w:rPr>
-        <w:hyperlink r:id="rId20" w:history="1">
+        <w:hyperlink r:id="rId19" w:history="1">
           <w:r>
             <w:rPr>
               <w:rStyle w:val="Hyperlink"/>
@@ -2593,6 +2713,42 @@
           <w:sz w:val="24"/>
           <w:u w:val="single"/>
         </w:rPr>
+        <w:hyperlink r:id="rId19" w:history="1">
+          <w:r>
+            <w:rPr>
+              <w:rStyle w:val="Hyperlink"/>
+            </w:rPr>
+            <w:t>tant</w:t>
+          </w:r>
+        </w:hyperlink>
+      </w:r>
+      <w:r>
+        <w:rPr>
+          <w:rFonts w:ascii="Charis SIL Regular" w:hAnsi="Charis SIL Regular" w:eastAsia="Charis SIL Regular"/>
+          <w:b w:val="0"/>
+          <w:i w:val="0"/>
+          <w:color w:val="0000FF"/>
+          <w:sz w:val="24"/>
+          <w:u w:val="single"/>
+        </w:rPr>
+        <w:hyperlink r:id="rId19" w:history="1">
+          <w:r>
+            <w:rPr>
+              <w:rStyle w:val="Hyperlink"/>
+            </w:rPr>
+            <w:t>s</w:t>
+          </w:r>
+        </w:hyperlink>
+      </w:r>
+      <w:r>
+        <w:rPr>
+          <w:rFonts w:ascii="Charis SIL Regular" w:hAnsi="Charis SIL Regular" w:eastAsia="Charis SIL Regular"/>
+          <w:b w:val="0"/>
+          <w:i w:val="0"/>
+          <w:color w:val="0000FF"/>
+          <w:sz w:val="24"/>
+          <w:u w:val="single"/>
+        </w:rPr>
         <w:t xml:space="preserve"> </w:t>
       </w:r>
       <w:r>
@@ -2604,7 +2760,7 @@
           <w:sz w:val="24"/>
           <w:u w:val="single"/>
         </w:rPr>
-        <w:hyperlink r:id="rId20" w:history="1">
+        <w:hyperlink r:id="rId19" w:history="1">
           <w:r>
             <w:rPr>
               <w:rStyle w:val="Hyperlink"/>
@@ -2615,13 +2771,97 @@
       </w:r>
       <w:r>
         <w:rPr>
+          <w:u w:val="single" w:color="0000ff"/>
           <w:rFonts w:ascii="Charis SIL Regular" w:hAnsi="Charis SIL Regular" w:eastAsia="Charis SIL Regular"/>
           <w:b w:val="0"/>
           <w:i w:val="0"/>
           <w:color w:val="000000"/>
           <w:sz w:val="24"/>
         </w:rPr>
-        <w:t xml:space="preserve"> at the Vrije Universiteit, </w:t>
+        <w:hyperlink r:id="rId19" w:history="1">
+          <w:r>
+            <w:rPr>
+              <w:rStyle w:val="Hyperlink"/>
+            </w:rPr>
+            <w:t xml:space="preserve"> at the</w:t>
+          </w:r>
+        </w:hyperlink>
+      </w:r>
+      <w:r>
+        <w:rPr>
+          <w:u w:val="single" w:color="0000ff"/>
+          <w:rFonts w:ascii="Charis SIL Regular" w:hAnsi="Charis SIL Regular" w:eastAsia="Charis SIL Regular"/>
+          <w:b w:val="0"/>
+          <w:i w:val="0"/>
+          <w:color w:val="000000"/>
+          <w:sz w:val="24"/>
+        </w:rPr>
+        <w:t xml:space="preserve"> </w:t>
+      </w:r>
+      <w:r>
+        <w:rPr>
+          <w:u w:val="single" w:color="0000ff"/>
+          <w:rFonts w:ascii="Charis SIL Regular" w:hAnsi="Charis SIL Regular" w:eastAsia="Charis SIL Regular"/>
+          <w:b w:val="0"/>
+          <w:i w:val="0"/>
+          <w:color w:val="000000"/>
+          <w:sz w:val="24"/>
+        </w:rPr>
+        <w:hyperlink r:id="rId19" w:history="1">
+          <w:r>
+            <w:rPr>
+              <w:rStyle w:val="Hyperlink"/>
+            </w:rPr>
+            <w:t>Vrije U</w:t>
+          </w:r>
+        </w:hyperlink>
+      </w:r>
+      <w:r>
+        <w:rPr>
+          <w:u w:val="single" w:color="0000ff"/>
+          <w:rFonts w:ascii="Charis SIL Regular" w:hAnsi="Charis SIL Regular" w:eastAsia="Charis SIL Regular"/>
+          <w:b w:val="0"/>
+          <w:i w:val="0"/>
+          <w:color w:val="000000"/>
+          <w:sz w:val="24"/>
+        </w:rPr>
+        <w:hyperlink r:id="rId19" w:history="1">
+          <w:r>
+            <w:rPr>
+              <w:rStyle w:val="Hyperlink"/>
+            </w:rPr>
+            <w:t>ni</w:t>
+          </w:r>
+        </w:hyperlink>
+      </w:r>
+      <w:r>
+        <w:rPr>
+          <w:u w:val="single" w:color="0000ff"/>
+          <w:rFonts w:ascii="Charis SIL Regular" w:hAnsi="Charis SIL Regular" w:eastAsia="Charis SIL Regular"/>
+          <w:b w:val="0"/>
+          <w:i w:val="0"/>
+          <w:color w:val="000000"/>
+          <w:sz w:val="24"/>
+        </w:rPr>
+        <w:hyperlink r:id="rId19" w:history="1">
+          <w:r>
+            <w:rPr>
+              <w:rStyle w:val="Hyperlink"/>
+            </w:rPr>
+            <w:t>v</w:t>
+          </w:r>
+        </w:hyperlink>
+      </w:r>
+      <w:r>
+        <w:rPr>
+          <w:u w:val="single" w:color="0000ff"/>
+          <w:rFonts w:ascii="Charis SIL Regular" w:hAnsi="Charis SIL Regular" w:eastAsia="Charis SIL Regular"/>
+          <w:b w:val="0"/>
+          <w:i w:val="0"/>
+          <w:color w:val="000000"/>
+          <w:sz w:val="24"/>
+        </w:rPr>
+        <w:t xml:space="preserve">ersiteit, </w:t>
       </w:r>
       <w:r>
         <w:rPr>
@@ -2686,7 +2926,7 @@
           <w:sz w:val="24"/>
           <w:u w:val="single"/>
         </w:rPr>
-        <w:hyperlink r:id="rId21" w:history="1">
+        <w:hyperlink r:id="rId19" w:history="1">
           <w:r>
             <w:rPr>
               <w:rStyle w:val="Hyperlink"/>
@@ -2704,7 +2944,7 @@
           <w:sz w:val="24"/>
           <w:u w:val="single"/>
         </w:rPr>
-        <w:hyperlink r:id="rId19" w:history="1">
+        <w:hyperlink r:id="rId21" w:history="1">
           <w:r>
             <w:rPr>
               <w:rStyle w:val="Hyperlink"/>
@@ -2722,7 +2962,7 @@
           <w:sz w:val="24"/>
           <w:u w:val="single"/>
         </w:rPr>
-        <w:hyperlink r:id="rId19" w:history="1">
+        <w:hyperlink r:id="rId21" w:history="1">
           <w:r>
             <w:rPr>
               <w:rStyle w:val="Hyperlink"/>
@@ -2740,7 +2980,7 @@
           <w:sz w:val="24"/>
           <w:u w:val="single"/>
         </w:rPr>
-        <w:hyperlink r:id="rId19" w:history="1">
+        <w:hyperlink r:id="rId21" w:history="1">
           <w:r>
             <w:rPr>
               <w:rStyle w:val="Hyperlink"/>
@@ -2822,17 +3062,36 @@
           <w:color w:val="000000"/>
           <w:sz w:val="24"/>
         </w:rPr>
-        <w:t xml:space="preserve">the </w:t>
-      </w:r>
-      <w:r>
-        <w:rPr>
+        <w:t>th</w:t>
+      </w:r>
+      <w:r>
+        <w:rPr>
+          <w:u w:val="single" w:color="0000ff"/>
           <w:rFonts w:ascii="Charis SIL Regular" w:hAnsi="Charis SIL Regular" w:eastAsia="Charis SIL Regular"/>
           <w:b w:val="0"/>
           <w:i w:val="0"/>
+          <w:color w:val="000000"/>
+          <w:sz w:val="24"/>
+        </w:rPr>
+        <w:t xml:space="preserve">e </w:t>
+      </w:r>
+      <w:r>
+        <w:rPr>
+          <w:rFonts w:ascii="Charis SIL Regular" w:hAnsi="Charis SIL Regular" w:eastAsia="Charis SIL Regular"/>
+          <w:b w:val="0"/>
+          <w:i w:val="0"/>
           <w:color w:val="0000FF"/>
           <w:sz w:val="24"/>
-        </w:rPr>
-        <w:t>Erfgoedcentru</w:t>
+          <w:u w:val="single"/>
+        </w:rPr>
+        <w:hyperlink r:id="rId22" w:history="1">
+          <w:r>
+            <w:rPr>
+              <w:rStyle w:val="Hyperlink"/>
+            </w:rPr>
+            <w:t>Erf</w:t>
+          </w:r>
+        </w:hyperlink>
       </w:r>
       <w:r>
         <w:rPr>
@@ -2844,6 +3103,24 @@
           <w:u w:val="single"/>
         </w:rPr>
         <w:hyperlink r:id="rId20" w:history="1">
+          <w:r>
+            <w:rPr>
+              <w:rStyle w:val="Hyperlink"/>
+            </w:rPr>
+            <w:t>goedcentru</w:t>
+          </w:r>
+        </w:hyperlink>
+      </w:r>
+      <w:r>
+        <w:rPr>
+          <w:rFonts w:ascii="Charis SIL Regular" w:hAnsi="Charis SIL Regular" w:eastAsia="Charis SIL Regular"/>
+          <w:b w:val="0"/>
+          <w:i w:val="0"/>
+          <w:color w:val="0000FF"/>
+          <w:sz w:val="24"/>
+          <w:u w:val="single"/>
+        </w:rPr>
+        <w:hyperlink r:id="rId22" w:history="1">
           <w:r>
             <w:rPr>
               <w:rStyle w:val="Hyperlink"/>
@@ -3032,16 +3309,6 @@
       </w:r>
       <w:r>
         <w:rPr>
-          <w:rFonts w:ascii="Charis SIL Regular" w:hAnsi="Charis SIL Regular" w:eastAsia="Charis SIL Regular"/>
-          <w:b w:val="0"/>
-          <w:i w:val="0"/>
-          <w:color w:val="000000"/>
-          <w:sz w:val="24"/>
-        </w:rPr>
-        <w:t>the countries where the m</w:t>
-      </w:r>
-      <w:r>
-        <w:rPr>
           <w:u w:val="single" w:color="0000ff"/>
           <w:rFonts w:ascii="Charis SIL Regular" w:hAnsi="Charis SIL Regular" w:eastAsia="Charis SIL Regular"/>
           <w:b w:val="0"/>
@@ -3049,14 +3316,28 @@
           <w:color w:val="000000"/>
           <w:sz w:val="24"/>
         </w:rPr>
-        <w:hyperlink r:id="rId22" w:history="1">
-          <w:r>
-            <w:rPr>
-              <w:rStyle w:val="Hyperlink"/>
-            </w:rPr>
-            <w:t>ission organ</w:t>
-          </w:r>
-        </w:hyperlink>
+        <w:t>t</w:t>
+      </w:r>
+      <w:r>
+        <w:rPr>
+          <w:rFonts w:ascii="Charis SIL Regular" w:hAnsi="Charis SIL Regular" w:eastAsia="Charis SIL Regular"/>
+          <w:b w:val="0"/>
+          <w:i w:val="0"/>
+          <w:color w:val="000000"/>
+          <w:sz w:val="24"/>
+        </w:rPr>
+        <w:t>he count</w:t>
+      </w:r>
+      <w:r>
+        <w:rPr>
+          <w:u w:val="single" w:color="0000ff"/>
+          <w:rFonts w:ascii="Charis SIL Regular" w:hAnsi="Charis SIL Regular" w:eastAsia="Charis SIL Regular"/>
+          <w:b w:val="0"/>
+          <w:i w:val="0"/>
+          <w:color w:val="000000"/>
+          <w:sz w:val="24"/>
+        </w:rPr>
+        <w:t>ries where the mission organ</w:t>
       </w:r>
       <w:r>
         <w:rPr>
@@ -3204,7 +3485,7 @@
           <w:sz w:val="24"/>
           <w:u w:val="single"/>
         </w:rPr>
-        <w:t xml:space="preserve">Scientific research </w:t>
+        <w:t>Scientific research</w:t>
       </w:r>
       <w:r>
         <w:rPr>
@@ -3215,7 +3496,7 @@
           <w:sz w:val="24"/>
           <w:u w:val="single"/>
         </w:rPr>
-        <w:t>in colonised territorie</w:t>
+        <w:t xml:space="preserve"> </w:t>
       </w:r>
       <w:r>
         <w:rPr>
@@ -3224,8 +3505,9 @@
           <w:i w:val="0"/>
           <w:color w:val="0000FF"/>
           <w:sz w:val="24"/>
-        </w:rPr>
-        <w:t>s</w:t>
+          <w:u w:val="single"/>
+        </w:rPr>
+        <w:t>in colonised territories</w:t>
       </w:r>
       <w:r>
         <w:br/>
@@ -3367,7 +3649,7 @@
           <w:sz w:val="24"/>
           <w:u w:val="single"/>
         </w:rPr>
-        <w:t>Scientific research in colonised territ</w:t>
+        <w:t>Scientific research in colonised terri</w:t>
       </w:r>
       <w:r>
         <w:rPr>
@@ -3378,7 +3660,7 @@
           <w:sz w:val="24"/>
           <w:u w:val="single"/>
         </w:rPr>
-        <w:t>orie</w:t>
+        <w:t>t</w:t>
       </w:r>
       <w:r>
         <w:rPr>
@@ -3387,8 +3669,9 @@
           <w:i w:val="0"/>
           <w:color w:val="0000FF"/>
           <w:sz w:val="24"/>
-        </w:rPr>
-        <w:t>s</w:t>
+          <w:u w:val="single"/>
+        </w:rPr>
+        <w:t>ories</w:t>
       </w:r>
       <w:r>
         <w:br/>
@@ -3980,15 +4263,9 @@
           <w:i w:val="0"/>
           <w:color w:val="0000FF"/>
           <w:sz w:val="24"/>
-        </w:rPr>
-        <w:hyperlink r:id="rId25" w:history="1">
-          <w:r>
-            <w:rPr>
-              <w:rStyle w:val="Hyperlink"/>
-            </w:rPr>
-            <w:t>7</w:t>
-          </w:r>
-        </w:hyperlink>
+          <w:u w:val="single"/>
+        </w:rPr>
+        <w:t>7</w:t>
       </w:r>
       <w:r>
         <w:rPr>

--- a/EXPORTS/DOCX/published/niveau2/English/ChristianMission.docx
+++ b/EXPORTS/DOCX/published/niveau2/English/ChristianMission.docx
@@ -445,13 +445,75 @@
       </w:r>
       <w:r>
         <w:rPr>
+          <w:u w:val="single" w:color="0000ff"/>
           <w:rFonts w:ascii="Charis SIL Regular" w:hAnsi="Charis SIL Regular" w:eastAsia="Charis SIL Regular"/>
           <w:b w:val="0"/>
           <w:i w:val="0"/>
           <w:color w:val="000000"/>
           <w:sz w:val="24"/>
         </w:rPr>
-        <w:t>made up of objects that were coll</w:t>
+        <w:hyperlink r:id="rId9" w:history="1">
+          <w:r>
+            <w:rPr>
+              <w:rStyle w:val="Hyperlink"/>
+            </w:rPr>
+            <w:t>made up of ob</w:t>
+          </w:r>
+        </w:hyperlink>
+      </w:r>
+      <w:r>
+        <w:rPr>
+          <w:u w:val="single" w:color="0000ff"/>
+          <w:rFonts w:ascii="Charis SIL Regular" w:hAnsi="Charis SIL Regular" w:eastAsia="Charis SIL Regular"/>
+          <w:b w:val="0"/>
+          <w:i w:val="0"/>
+          <w:color w:val="000000"/>
+          <w:sz w:val="24"/>
+        </w:rPr>
+        <w:hyperlink r:id="rId9" w:history="1">
+          <w:r>
+            <w:rPr>
+              <w:rStyle w:val="Hyperlink"/>
+            </w:rPr>
+            <w:t>jects tha</w:t>
+          </w:r>
+        </w:hyperlink>
+      </w:r>
+      <w:r>
+        <w:rPr>
+          <w:u w:val="single" w:color="0000ff"/>
+          <w:rFonts w:ascii="Charis SIL Regular" w:hAnsi="Charis SIL Regular" w:eastAsia="Charis SIL Regular"/>
+          <w:b w:val="0"/>
+          <w:i w:val="0"/>
+          <w:color w:val="000000"/>
+          <w:sz w:val="24"/>
+        </w:rPr>
+        <w:hyperlink r:id="rId9" w:history="1">
+          <w:r>
+            <w:rPr>
+              <w:rStyle w:val="Hyperlink"/>
+            </w:rPr>
+            <w:t>t</w:t>
+          </w:r>
+        </w:hyperlink>
+      </w:r>
+      <w:r>
+        <w:rPr>
+          <w:u w:val="single" w:color="0000ff"/>
+          <w:rFonts w:ascii="Charis SIL Regular" w:hAnsi="Charis SIL Regular" w:eastAsia="Charis SIL Regular"/>
+          <w:b w:val="0"/>
+          <w:i w:val="0"/>
+          <w:color w:val="000000"/>
+          <w:sz w:val="24"/>
+        </w:rPr>
+        <w:hyperlink r:id="rId9" w:history="1">
+          <w:r>
+            <w:rPr>
+              <w:rStyle w:val="Hyperlink"/>
+            </w:rPr>
+            <w:t xml:space="preserve"> were coll</w:t>
+          </w:r>
+        </w:hyperlink>
       </w:r>
       <w:r>
         <w:rPr>
@@ -1036,61 +1098,7 @@
           <w:color w:val="000000"/>
           <w:sz w:val="24"/>
         </w:rPr>
-        <w:t xml:space="preserve"> (formerly</w:t>
-      </w:r>
-      <w:r>
-        <w:rPr>
-          <w:u w:val="single" w:color="0000ff"/>
-          <w:rFonts w:ascii="Charis SIL Regular" w:hAnsi="Charis SIL Regular" w:eastAsia="Charis SIL Regular"/>
-          <w:b w:val="0"/>
-          <w:i w:val="0"/>
-          <w:color w:val="000000"/>
-          <w:sz w:val="24"/>
-        </w:rPr>
-        <w:hyperlink r:id="rId11" w:history="1">
-          <w:r>
-            <w:rPr>
-              <w:rStyle w:val="Hyperlink"/>
-            </w:rPr>
-            <w:t xml:space="preserve"> the Afrika M</w:t>
-          </w:r>
-        </w:hyperlink>
-      </w:r>
-      <w:r>
-        <w:rPr>
-          <w:u w:val="single" w:color="0000ff"/>
-          <w:rFonts w:ascii="Charis SIL Regular" w:hAnsi="Charis SIL Regular" w:eastAsia="Charis SIL Regular"/>
-          <w:b w:val="0"/>
-          <w:i w:val="0"/>
-          <w:color w:val="000000"/>
-          <w:sz w:val="24"/>
-        </w:rPr>
-        <w:hyperlink r:id="rId11" w:history="1">
-          <w:r>
-            <w:rPr>
-              <w:rStyle w:val="Hyperlink"/>
-            </w:rPr>
-            <w:t>u</w:t>
-          </w:r>
-        </w:hyperlink>
-      </w:r>
-      <w:r>
-        <w:rPr>
-          <w:u w:val="single" w:color="0000ff"/>
-          <w:rFonts w:ascii="Charis SIL Regular" w:hAnsi="Charis SIL Regular" w:eastAsia="Charis SIL Regular"/>
-          <w:b w:val="0"/>
-          <w:i w:val="0"/>
-          <w:color w:val="000000"/>
-          <w:sz w:val="24"/>
-        </w:rPr>
-        <w:hyperlink r:id="rId11" w:history="1">
-          <w:r>
-            <w:rPr>
-              <w:rStyle w:val="Hyperlink"/>
-            </w:rPr>
-            <w:t>se</w:t>
-          </w:r>
-        </w:hyperlink>
+        <w:t xml:space="preserve"> (formerly the Afrika Muse</w:t>
       </w:r>
       <w:r>
         <w:rPr>
@@ -1792,61 +1800,7 @@
           <w:color w:val="000000"/>
           <w:sz w:val="24"/>
         </w:rPr>
-        <w:t>Dut</w:t>
-      </w:r>
-      <w:r>
-        <w:rPr>
-          <w:u w:val="single" w:color="0000ff"/>
-          <w:rFonts w:ascii="Charis SIL Regular" w:hAnsi="Charis SIL Regular" w:eastAsia="Charis SIL Regular"/>
-          <w:b w:val="0"/>
-          <w:i w:val="0"/>
-          <w:color w:val="000000"/>
-          <w:sz w:val="24"/>
-        </w:rPr>
-        <w:hyperlink r:id="rId15" w:history="1">
-          <w:r>
-            <w:rPr>
-              <w:rStyle w:val="Hyperlink"/>
-            </w:rPr>
-            <w:t>ch Protestant</w:t>
-          </w:r>
-        </w:hyperlink>
-      </w:r>
-      <w:r>
-        <w:rPr>
-          <w:u w:val="single" w:color="0000ff"/>
-          <w:rFonts w:ascii="Charis SIL Regular" w:hAnsi="Charis SIL Regular" w:eastAsia="Charis SIL Regular"/>
-          <w:b w:val="0"/>
-          <w:i w:val="0"/>
-          <w:color w:val="000000"/>
-          <w:sz w:val="24"/>
-        </w:rPr>
-        <w:hyperlink r:id="rId15" w:history="1">
-          <w:r>
-            <w:rPr>
-              <w:rStyle w:val="Hyperlink"/>
-            </w:rPr>
-            <w:t xml:space="preserve"> and</w:t>
-          </w:r>
-        </w:hyperlink>
-      </w:r>
-      <w:r>
-        <w:rPr>
-          <w:u w:val="single" w:color="0000ff"/>
-          <w:rFonts w:ascii="Charis SIL Regular" w:hAnsi="Charis SIL Regular" w:eastAsia="Charis SIL Regular"/>
-          <w:b w:val="0"/>
-          <w:i w:val="0"/>
-          <w:color w:val="000000"/>
-          <w:sz w:val="24"/>
-        </w:rPr>
-        <w:hyperlink r:id="rId15" w:history="1">
-          <w:r>
-            <w:rPr>
-              <w:rStyle w:val="Hyperlink"/>
-            </w:rPr>
-            <w:t xml:space="preserve"> Catholic mis</w:t>
-          </w:r>
-        </w:hyperlink>
+        <w:t>Dutch Protestant and Catholic mis</w:t>
       </w:r>
       <w:r>
         <w:rPr>
@@ -2489,16 +2443,8 @@
           <w:i w:val="0"/>
           <w:color w:val="0000FF"/>
           <w:sz w:val="24"/>
-          <w:u w:val="single"/>
-        </w:rPr>
-        <w:hyperlink r:id="rId19" w:history="1">
-          <w:r>
-            <w:rPr>
-              <w:rStyle w:val="Hyperlink"/>
-            </w:rPr>
-            <w:t>Churches</w:t>
-          </w:r>
-        </w:hyperlink>
+        </w:rPr>
+        <w:t>Churches in the Nether</w:t>
       </w:r>
       <w:r>
         <w:rPr>
@@ -2509,111 +2455,7 @@
           <w:sz w:val="24"/>
           <w:u w:val="single"/>
         </w:rPr>
-        <w:t xml:space="preserve"> </w:t>
-      </w:r>
-      <w:r>
-        <w:rPr>
-          <w:rFonts w:ascii="Charis SIL Regular" w:hAnsi="Charis SIL Regular" w:eastAsia="Charis SIL Regular"/>
-          <w:b w:val="0"/>
-          <w:i w:val="0"/>
-          <w:color w:val="0000FF"/>
-          <w:sz w:val="24"/>
-          <w:u w:val="single"/>
-        </w:rPr>
-        <w:hyperlink r:id="rId19" w:history="1">
-          <w:r>
-            <w:rPr>
-              <w:rStyle w:val="Hyperlink"/>
-            </w:rPr>
-            <w:t>in</w:t>
-          </w:r>
-        </w:hyperlink>
-      </w:r>
-      <w:r>
-        <w:rPr>
-          <w:rFonts w:ascii="Charis SIL Regular" w:hAnsi="Charis SIL Regular" w:eastAsia="Charis SIL Regular"/>
-          <w:b w:val="0"/>
-          <w:i w:val="0"/>
-          <w:color w:val="0000FF"/>
-          <w:sz w:val="24"/>
-          <w:u w:val="single"/>
-        </w:rPr>
-        <w:t xml:space="preserve"> </w:t>
-      </w:r>
-      <w:r>
-        <w:rPr>
-          <w:rFonts w:ascii="Charis SIL Regular" w:hAnsi="Charis SIL Regular" w:eastAsia="Charis SIL Regular"/>
-          <w:b w:val="0"/>
-          <w:i w:val="0"/>
-          <w:color w:val="0000FF"/>
-          <w:sz w:val="24"/>
-        </w:rPr>
-        <w:hyperlink r:id="rId19" w:history="1">
-          <w:r>
-            <w:rPr>
-              <w:rStyle w:val="Hyperlink"/>
-            </w:rPr>
-            <w:t>th</w:t>
-          </w:r>
-        </w:hyperlink>
-      </w:r>
-      <w:r>
-        <w:rPr>
-          <w:rFonts w:ascii="Charis SIL Regular" w:hAnsi="Charis SIL Regular" w:eastAsia="Charis SIL Regular"/>
-          <w:b w:val="0"/>
-          <w:i w:val="0"/>
-          <w:color w:val="0000FF"/>
-          <w:sz w:val="24"/>
-          <w:u w:val="single"/>
-        </w:rPr>
         <w:hyperlink r:id="rId18" w:history="1">
-          <w:r>
-            <w:rPr>
-              <w:rStyle w:val="Hyperlink"/>
-            </w:rPr>
-            <w:t>e</w:t>
-          </w:r>
-        </w:hyperlink>
-      </w:r>
-      <w:r>
-        <w:rPr>
-          <w:rFonts w:ascii="Charis SIL Regular" w:hAnsi="Charis SIL Regular" w:eastAsia="Charis SIL Regular"/>
-          <w:b w:val="0"/>
-          <w:i w:val="0"/>
-          <w:color w:val="0000FF"/>
-          <w:sz w:val="24"/>
-          <w:u w:val="single"/>
-        </w:rPr>
-        <w:t xml:space="preserve"> </w:t>
-      </w:r>
-      <w:r>
-        <w:rPr>
-          <w:rFonts w:ascii="Charis SIL Regular" w:hAnsi="Charis SIL Regular" w:eastAsia="Charis SIL Regular"/>
-          <w:b w:val="0"/>
-          <w:i w:val="0"/>
-          <w:color w:val="0000FF"/>
-          <w:sz w:val="24"/>
-          <w:u w:val="single"/>
-        </w:rPr>
-        <w:hyperlink r:id="rId18" w:history="1">
-          <w:r>
-            <w:rPr>
-              <w:rStyle w:val="Hyperlink"/>
-            </w:rPr>
-            <w:t>Nether</w:t>
-          </w:r>
-        </w:hyperlink>
-      </w:r>
-      <w:r>
-        <w:rPr>
-          <w:rFonts w:ascii="Charis SIL Regular" w:hAnsi="Charis SIL Regular" w:eastAsia="Charis SIL Regular"/>
-          <w:b w:val="0"/>
-          <w:i w:val="0"/>
-          <w:color w:val="0000FF"/>
-          <w:sz w:val="24"/>
-          <w:u w:val="single"/>
-        </w:rPr>
-        <w:hyperlink r:id="rId19" w:history="1">
           <w:r>
             <w:rPr>
               <w:rStyle w:val="Hyperlink"/>
@@ -2630,7 +2472,14 @@
           <w:color w:val="000000"/>
           <w:sz w:val="24"/>
         </w:rPr>
-        <w:t xml:space="preserve">, </w:t>
+        <w:hyperlink r:id="rId18" w:history="1">
+          <w:r>
+            <w:rPr>
+              <w:rStyle w:val="Hyperlink"/>
+            </w:rPr>
+            <w:t xml:space="preserve">, </w:t>
+          </w:r>
+        </w:hyperlink>
       </w:r>
       <w:r>
         <w:rPr>
@@ -2677,7 +2526,7 @@
           <w:sz w:val="24"/>
           <w:u w:val="single"/>
         </w:rPr>
-        <w:hyperlink r:id="rId20" w:history="1">
+        <w:hyperlink r:id="rId19" w:history="1">
           <w:r>
             <w:rPr>
               <w:rStyle w:val="Hyperlink"/>
@@ -2760,7 +2609,7 @@
           <w:sz w:val="24"/>
           <w:u w:val="single"/>
         </w:rPr>
-        <w:hyperlink r:id="rId19" w:history="1">
+        <w:hyperlink r:id="rId20" w:history="1">
           <w:r>
             <w:rPr>
               <w:rStyle w:val="Hyperlink"/>
@@ -2861,7 +2710,50 @@
           <w:color w:val="000000"/>
           <w:sz w:val="24"/>
         </w:rPr>
-        <w:t xml:space="preserve">ersiteit, </w:t>
+        <w:hyperlink r:id="rId19" w:history="1">
+          <w:r>
+            <w:rPr>
+              <w:rStyle w:val="Hyperlink"/>
+            </w:rPr>
+            <w:t>ers</w:t>
+          </w:r>
+        </w:hyperlink>
+      </w:r>
+      <w:r>
+        <w:rPr>
+          <w:u w:val="single" w:color="0000ff"/>
+          <w:rFonts w:ascii="Charis SIL Regular" w:hAnsi="Charis SIL Regular" w:eastAsia="Charis SIL Regular"/>
+          <w:b w:val="0"/>
+          <w:i w:val="0"/>
+          <w:color w:val="000000"/>
+          <w:sz w:val="24"/>
+        </w:rPr>
+        <w:hyperlink r:id="rId19" w:history="1">
+          <w:r>
+            <w:rPr>
+              <w:rStyle w:val="Hyperlink"/>
+            </w:rPr>
+            <w:t>i</w:t>
+          </w:r>
+        </w:hyperlink>
+      </w:r>
+      <w:r>
+        <w:rPr>
+          <w:u w:val="single" w:color="0000ff"/>
+          <w:rFonts w:ascii="Charis SIL Regular" w:hAnsi="Charis SIL Regular" w:eastAsia="Charis SIL Regular"/>
+          <w:b w:val="0"/>
+          <w:i w:val="0"/>
+          <w:color w:val="000000"/>
+          <w:sz w:val="24"/>
+        </w:rPr>
+        <w:hyperlink r:id="rId19" w:history="1">
+          <w:r>
+            <w:rPr>
+              <w:rStyle w:val="Hyperlink"/>
+            </w:rPr>
+            <w:t xml:space="preserve">teit, </w:t>
+          </w:r>
+        </w:hyperlink>
       </w:r>
       <w:r>
         <w:rPr>
@@ -2872,7 +2764,7 @@
           <w:sz w:val="24"/>
           <w:u w:val="single"/>
         </w:rPr>
-        <w:hyperlink r:id="rId21" w:history="1">
+        <w:hyperlink r:id="rId19" w:history="1">
           <w:r>
             <w:rPr>
               <w:rStyle w:val="Hyperlink"/>
@@ -2998,7 +2890,7 @@
           <w:sz w:val="24"/>
           <w:u w:val="single"/>
         </w:rPr>
-        <w:hyperlink r:id="rId19" w:history="1">
+        <w:hyperlink r:id="rId21" w:history="1">
           <w:r>
             <w:rPr>
               <w:rStyle w:val="Hyperlink"/>
@@ -3073,7 +2965,14 @@
           <w:color w:val="000000"/>
           <w:sz w:val="24"/>
         </w:rPr>
-        <w:t xml:space="preserve">e </w:t>
+        <w:hyperlink r:id="rId20" w:history="1">
+          <w:r>
+            <w:rPr>
+              <w:rStyle w:val="Hyperlink"/>
+            </w:rPr>
+            <w:t xml:space="preserve">e </w:t>
+          </w:r>
+        </w:hyperlink>
       </w:r>
       <w:r>
         <w:rPr>
@@ -3102,7 +3001,7 @@
           <w:sz w:val="24"/>
           <w:u w:val="single"/>
         </w:rPr>
-        <w:hyperlink r:id="rId20" w:history="1">
+        <w:hyperlink r:id="rId22" w:history="1">
           <w:r>
             <w:rPr>
               <w:rStyle w:val="Hyperlink"/>
@@ -3120,7 +3019,7 @@
           <w:sz w:val="24"/>
           <w:u w:val="single"/>
         </w:rPr>
-        <w:hyperlink r:id="rId22" w:history="1">
+        <w:hyperlink r:id="rId20" w:history="1">
           <w:r>
             <w:rPr>
               <w:rStyle w:val="Hyperlink"/>
@@ -3149,7 +3048,7 @@
           <w:sz w:val="24"/>
           <w:u w:val="single"/>
         </w:rPr>
-        <w:hyperlink r:id="rId22" w:history="1">
+        <w:hyperlink r:id="rId20" w:history="1">
           <w:r>
             <w:rPr>
               <w:rStyle w:val="Hyperlink"/>
@@ -3337,7 +3236,32 @@
           <w:color w:val="000000"/>
           <w:sz w:val="24"/>
         </w:rPr>
-        <w:t>ries where the mission organ</w:t>
+        <w:hyperlink r:id="rId22" w:history="1">
+          <w:r>
+            <w:rPr>
+              <w:rStyle w:val="Hyperlink"/>
+            </w:rPr>
+            <w:t>ries where the m</w:t>
+          </w:r>
+        </w:hyperlink>
+      </w:r>
+      <w:r>
+        <w:rPr>
+          <w:u w:val="single" w:color="0000ff"/>
+          <w:rFonts w:ascii="Charis SIL Regular" w:hAnsi="Charis SIL Regular" w:eastAsia="Charis SIL Regular"/>
+          <w:b w:val="0"/>
+          <w:i w:val="0"/>
+          <w:color w:val="000000"/>
+          <w:sz w:val="24"/>
+        </w:rPr>
+        <w:hyperlink r:id="rId22" w:history="1">
+          <w:r>
+            <w:rPr>
+              <w:rStyle w:val="Hyperlink"/>
+            </w:rPr>
+            <w:t>ission organ</w:t>
+          </w:r>
+        </w:hyperlink>
       </w:r>
       <w:r>
         <w:rPr>
@@ -3485,7 +3409,7 @@
           <w:sz w:val="24"/>
           <w:u w:val="single"/>
         </w:rPr>
-        <w:t>Scientific research</w:t>
+        <w:t xml:space="preserve">Scientific research </w:t>
       </w:r>
       <w:r>
         <w:rPr>
@@ -3496,7 +3420,7 @@
           <w:sz w:val="24"/>
           <w:u w:val="single"/>
         </w:rPr>
-        <w:t xml:space="preserve"> </w:t>
+        <w:t>in colonised territorie</w:t>
       </w:r>
       <w:r>
         <w:rPr>
@@ -3505,9 +3429,8 @@
           <w:i w:val="0"/>
           <w:color w:val="0000FF"/>
           <w:sz w:val="24"/>
-          <w:u w:val="single"/>
-        </w:rPr>
-        <w:t>in colonised territories</w:t>
+        </w:rPr>
+        <w:t>s</w:t>
       </w:r>
       <w:r>
         <w:br/>
@@ -3649,7 +3572,7 @@
           <w:sz w:val="24"/>
           <w:u w:val="single"/>
         </w:rPr>
-        <w:t>Scientific research in colonised terri</w:t>
+        <w:t>Scientific research in colonised territ</w:t>
       </w:r>
       <w:r>
         <w:rPr>
@@ -3660,7 +3583,7 @@
           <w:sz w:val="24"/>
           <w:u w:val="single"/>
         </w:rPr>
-        <w:t>t</w:t>
+        <w:t>orie</w:t>
       </w:r>
       <w:r>
         <w:rPr>
@@ -3669,9 +3592,8 @@
           <w:i w:val="0"/>
           <w:color w:val="0000FF"/>
           <w:sz w:val="24"/>
-          <w:u w:val="single"/>
-        </w:rPr>
-        <w:t>ories</w:t>
+        </w:rPr>
+        <w:t>s</w:t>
       </w:r>
       <w:r>
         <w:br/>
@@ -4263,9 +4185,15 @@
           <w:i w:val="0"/>
           <w:color w:val="0000FF"/>
           <w:sz w:val="24"/>
-          <w:u w:val="single"/>
-        </w:rPr>
-        <w:t>7</w:t>
+        </w:rPr>
+        <w:hyperlink r:id="rId25" w:history="1">
+          <w:r>
+            <w:rPr>
+              <w:rStyle w:val="Hyperlink"/>
+            </w:rPr>
+            <w:t>7</w:t>
+          </w:r>
+        </w:hyperlink>
       </w:r>
       <w:r>
         <w:rPr>

--- a/EXPORTS/DOCX/published/niveau2/English/ChristianMission.docx
+++ b/EXPORTS/DOCX/published/niveau2/English/ChristianMission.docx
@@ -807,7 +807,7 @@
           <w:sz w:val="24"/>
           <w:u w:val="single"/>
         </w:rPr>
-        <w:hyperlink r:id="rId10" w:history="1">
+        <w:hyperlink r:id="rId11" w:history="1">
           <w:r>
             <w:rPr>
               <w:rStyle w:val="Hyperlink"/>
@@ -1098,7 +1098,61 @@
           <w:color w:val="000000"/>
           <w:sz w:val="24"/>
         </w:rPr>
-        <w:t xml:space="preserve"> (formerly the Afrika Muse</w:t>
+        <w:t xml:space="preserve"> (formerly</w:t>
+      </w:r>
+      <w:r>
+        <w:rPr>
+          <w:u w:val="single" w:color="0000ff"/>
+          <w:rFonts w:ascii="Charis SIL Regular" w:hAnsi="Charis SIL Regular" w:eastAsia="Charis SIL Regular"/>
+          <w:b w:val="0"/>
+          <w:i w:val="0"/>
+          <w:color w:val="000000"/>
+          <w:sz w:val="24"/>
+        </w:rPr>
+        <w:hyperlink r:id="rId11" w:history="1">
+          <w:r>
+            <w:rPr>
+              <w:rStyle w:val="Hyperlink"/>
+            </w:rPr>
+            <w:t xml:space="preserve"> the Afrika M</w:t>
+          </w:r>
+        </w:hyperlink>
+      </w:r>
+      <w:r>
+        <w:rPr>
+          <w:u w:val="single" w:color="0000ff"/>
+          <w:rFonts w:ascii="Charis SIL Regular" w:hAnsi="Charis SIL Regular" w:eastAsia="Charis SIL Regular"/>
+          <w:b w:val="0"/>
+          <w:i w:val="0"/>
+          <w:color w:val="000000"/>
+          <w:sz w:val="24"/>
+        </w:rPr>
+        <w:hyperlink r:id="rId11" w:history="1">
+          <w:r>
+            <w:rPr>
+              <w:rStyle w:val="Hyperlink"/>
+            </w:rPr>
+            <w:t>u</w:t>
+          </w:r>
+        </w:hyperlink>
+      </w:r>
+      <w:r>
+        <w:rPr>
+          <w:u w:val="single" w:color="0000ff"/>
+          <w:rFonts w:ascii="Charis SIL Regular" w:hAnsi="Charis SIL Regular" w:eastAsia="Charis SIL Regular"/>
+          <w:b w:val="0"/>
+          <w:i w:val="0"/>
+          <w:color w:val="000000"/>
+          <w:sz w:val="24"/>
+        </w:rPr>
+        <w:hyperlink r:id="rId11" w:history="1">
+          <w:r>
+            <w:rPr>
+              <w:rStyle w:val="Hyperlink"/>
+            </w:rPr>
+            <w:t>se</w:t>
+          </w:r>
+        </w:hyperlink>
       </w:r>
       <w:r>
         <w:rPr>
@@ -1213,39 +1267,13 @@
       </w:r>
       <w:r>
         <w:rPr>
-          <w:u w:val="single" w:color="0000ff"/>
           <w:rFonts w:ascii="Charis SIL Regular" w:hAnsi="Charis SIL Regular" w:eastAsia="Charis SIL Regular"/>
           <w:b w:val="0"/>
           <w:i w:val="0"/>
           <w:color w:val="000000"/>
           <w:sz w:val="24"/>
         </w:rPr>
-        <w:hyperlink r:id="rId12" w:history="1">
-          <w:r>
-            <w:rPr>
-              <w:rStyle w:val="Hyperlink"/>
-            </w:rPr>
-            <w:t>2024</w:t>
-          </w:r>
-        </w:hyperlink>
-      </w:r>
-      <w:r>
-        <w:rPr>
-          <w:u w:val="single" w:color="0000ff"/>
-          <w:rFonts w:ascii="Charis SIL Regular" w:hAnsi="Charis SIL Regular" w:eastAsia="Charis SIL Regular"/>
-          <w:b w:val="0"/>
-          <w:i w:val="0"/>
-          <w:color w:val="000000"/>
-          <w:sz w:val="24"/>
-        </w:rPr>
-        <w:hyperlink r:id="rId12" w:history="1">
-          <w:r>
-            <w:rPr>
-              <w:rStyle w:val="Hyperlink"/>
-            </w:rPr>
-            <w:t>. O</w:t>
-          </w:r>
-        </w:hyperlink>
+        <w:t>2024. O</w:t>
       </w:r>
       <w:r>
         <w:rPr>
@@ -1800,7 +1828,61 @@
           <w:color w:val="000000"/>
           <w:sz w:val="24"/>
         </w:rPr>
-        <w:t>Dutch Protestant and Catholic mis</w:t>
+        <w:t>Dut</w:t>
+      </w:r>
+      <w:r>
+        <w:rPr>
+          <w:u w:val="single" w:color="0000ff"/>
+          <w:rFonts w:ascii="Charis SIL Regular" w:hAnsi="Charis SIL Regular" w:eastAsia="Charis SIL Regular"/>
+          <w:b w:val="0"/>
+          <w:i w:val="0"/>
+          <w:color w:val="000000"/>
+          <w:sz w:val="24"/>
+        </w:rPr>
+        <w:hyperlink r:id="rId15" w:history="1">
+          <w:r>
+            <w:rPr>
+              <w:rStyle w:val="Hyperlink"/>
+            </w:rPr>
+            <w:t>ch Protestant</w:t>
+          </w:r>
+        </w:hyperlink>
+      </w:r>
+      <w:r>
+        <w:rPr>
+          <w:u w:val="single" w:color="0000ff"/>
+          <w:rFonts w:ascii="Charis SIL Regular" w:hAnsi="Charis SIL Regular" w:eastAsia="Charis SIL Regular"/>
+          <w:b w:val="0"/>
+          <w:i w:val="0"/>
+          <w:color w:val="000000"/>
+          <w:sz w:val="24"/>
+        </w:rPr>
+        <w:hyperlink r:id="rId15" w:history="1">
+          <w:r>
+            <w:rPr>
+              <w:rStyle w:val="Hyperlink"/>
+            </w:rPr>
+            <w:t xml:space="preserve"> and</w:t>
+          </w:r>
+        </w:hyperlink>
+      </w:r>
+      <w:r>
+        <w:rPr>
+          <w:u w:val="single" w:color="0000ff"/>
+          <w:rFonts w:ascii="Charis SIL Regular" w:hAnsi="Charis SIL Regular" w:eastAsia="Charis SIL Regular"/>
+          <w:b w:val="0"/>
+          <w:i w:val="0"/>
+          <w:color w:val="000000"/>
+          <w:sz w:val="24"/>
+        </w:rPr>
+        <w:hyperlink r:id="rId15" w:history="1">
+          <w:r>
+            <w:rPr>
+              <w:rStyle w:val="Hyperlink"/>
+            </w:rPr>
+            <w:t xml:space="preserve"> Catholic mis</w:t>
+          </w:r>
+        </w:hyperlink>
       </w:r>
       <w:r>
         <w:rPr>
@@ -2444,7 +2526,18 @@
           <w:color w:val="0000FF"/>
           <w:sz w:val="24"/>
         </w:rPr>
-        <w:t>Churches in the Nether</w:t>
+        <w:t>Churches in th</w:t>
+      </w:r>
+      <w:r>
+        <w:rPr>
+          <w:rFonts w:ascii="Charis SIL Regular" w:hAnsi="Charis SIL Regular" w:eastAsia="Charis SIL Regular"/>
+          <w:b w:val="0"/>
+          <w:i w:val="0"/>
+          <w:color w:val="0000FF"/>
+          <w:sz w:val="24"/>
+          <w:u w:val="single"/>
+        </w:rPr>
+        <w:t>e Nether</w:t>
       </w:r>
       <w:r>
         <w:rPr>
@@ -2466,6 +2559,7 @@
       </w:r>
       <w:r>
         <w:rPr>
+          <w:u w:val="single" w:color="0000ff"/>
           <w:rFonts w:ascii="Charis SIL Regular" w:hAnsi="Charis SIL Regular" w:eastAsia="Charis SIL Regular"/>
           <w:b w:val="0"/>
           <w:i w:val="0"/>
@@ -2490,7 +2584,7 @@
           <w:sz w:val="24"/>
           <w:u w:val="single"/>
         </w:rPr>
-        <w:hyperlink r:id="rId18" w:history="1">
+        <w:hyperlink r:id="rId20" w:history="1">
           <w:r>
             <w:rPr>
               <w:rStyle w:val="Hyperlink"/>
@@ -2508,7 +2602,7 @@
           <w:sz w:val="24"/>
           <w:u w:val="single"/>
         </w:rPr>
-        <w:hyperlink r:id="rId19" w:history="1">
+        <w:hyperlink r:id="rId20" w:history="1">
           <w:r>
             <w:rPr>
               <w:rStyle w:val="Hyperlink"/>
@@ -2526,12 +2620,48 @@
           <w:sz w:val="24"/>
           <w:u w:val="single"/>
         </w:rPr>
+        <w:hyperlink r:id="rId20" w:history="1">
+          <w:r>
+            <w:rPr>
+              <w:rStyle w:val="Hyperlink"/>
+            </w:rPr>
+            <w:t>Prote</w:t>
+          </w:r>
+        </w:hyperlink>
+      </w:r>
+      <w:r>
+        <w:rPr>
+          <w:rFonts w:ascii="Charis SIL Regular" w:hAnsi="Charis SIL Regular" w:eastAsia="Charis SIL Regular"/>
+          <w:b w:val="0"/>
+          <w:i w:val="0"/>
+          <w:color w:val="0000FF"/>
+          <w:sz w:val="24"/>
+          <w:u w:val="single"/>
+        </w:rPr>
+        <w:hyperlink r:id="rId20" w:history="1">
+          <w:r>
+            <w:rPr>
+              <w:rStyle w:val="Hyperlink"/>
+            </w:rPr>
+            <w:t>s</w:t>
+          </w:r>
+        </w:hyperlink>
+      </w:r>
+      <w:r>
+        <w:rPr>
+          <w:rFonts w:ascii="Charis SIL Regular" w:hAnsi="Charis SIL Regular" w:eastAsia="Charis SIL Regular"/>
+          <w:b w:val="0"/>
+          <w:i w:val="0"/>
+          <w:color w:val="0000FF"/>
+          <w:sz w:val="24"/>
+          <w:u w:val="single"/>
+        </w:rPr>
         <w:hyperlink r:id="rId19" w:history="1">
           <w:r>
             <w:rPr>
               <w:rStyle w:val="Hyperlink"/>
             </w:rPr>
-            <w:t>Prote</w:t>
+            <w:t>tant</w:t>
           </w:r>
         </w:hyperlink>
       </w:r>
@@ -2562,14 +2692,7 @@
           <w:sz w:val="24"/>
           <w:u w:val="single"/>
         </w:rPr>
-        <w:hyperlink r:id="rId19" w:history="1">
-          <w:r>
-            <w:rPr>
-              <w:rStyle w:val="Hyperlink"/>
-            </w:rPr>
-            <w:t>tant</w:t>
-          </w:r>
-        </w:hyperlink>
+        <w:t xml:space="preserve"> </w:t>
       </w:r>
       <w:r>
         <w:rPr>
@@ -2581,35 +2704,6 @@
           <w:u w:val="single"/>
         </w:rPr>
         <w:hyperlink r:id="rId19" w:history="1">
-          <w:r>
-            <w:rPr>
-              <w:rStyle w:val="Hyperlink"/>
-            </w:rPr>
-            <w:t>s</w:t>
-          </w:r>
-        </w:hyperlink>
-      </w:r>
-      <w:r>
-        <w:rPr>
-          <w:rFonts w:ascii="Charis SIL Regular" w:hAnsi="Charis SIL Regular" w:eastAsia="Charis SIL Regular"/>
-          <w:b w:val="0"/>
-          <w:i w:val="0"/>
-          <w:color w:val="0000FF"/>
-          <w:sz w:val="24"/>
-          <w:u w:val="single"/>
-        </w:rPr>
-        <w:t xml:space="preserve"> </w:t>
-      </w:r>
-      <w:r>
-        <w:rPr>
-          <w:rFonts w:ascii="Charis SIL Regular" w:hAnsi="Charis SIL Regular" w:eastAsia="Charis SIL Regular"/>
-          <w:b w:val="0"/>
-          <w:i w:val="0"/>
-          <w:color w:val="0000FF"/>
-          <w:sz w:val="24"/>
-          <w:u w:val="single"/>
-        </w:rPr>
-        <w:hyperlink r:id="rId20" w:history="1">
           <w:r>
             <w:rPr>
               <w:rStyle w:val="Hyperlink"/>
@@ -2638,95 +2732,130 @@
       </w:r>
       <w:r>
         <w:rPr>
-          <w:u w:val="single" w:color="0000ff"/>
           <w:rFonts w:ascii="Charis SIL Regular" w:hAnsi="Charis SIL Regular" w:eastAsia="Charis SIL Regular"/>
           <w:b w:val="0"/>
           <w:i w:val="0"/>
           <w:color w:val="000000"/>
           <w:sz w:val="24"/>
         </w:rPr>
-        <w:t xml:space="preserve"> </w:t>
-      </w:r>
-      <w:r>
-        <w:rPr>
-          <w:u w:val="single" w:color="0000ff"/>
+        <w:t xml:space="preserve"> Vrije Universiteit, </w:t>
+      </w:r>
+      <w:r>
+        <w:rPr>
           <w:rFonts w:ascii="Charis SIL Regular" w:hAnsi="Charis SIL Regular" w:eastAsia="Charis SIL Regular"/>
           <w:b w:val="0"/>
           <w:i w:val="0"/>
-          <w:color w:val="000000"/>
-          <w:sz w:val="24"/>
+          <w:color w:val="0000FF"/>
+          <w:sz w:val="24"/>
+          <w:u w:val="single"/>
         </w:rPr>
         <w:hyperlink r:id="rId19" w:history="1">
           <w:r>
             <w:rPr>
               <w:rStyle w:val="Hyperlink"/>
             </w:rPr>
-            <w:t>Vrije U</w:t>
+            <w:t>Cath</w:t>
           </w:r>
         </w:hyperlink>
       </w:r>
       <w:r>
         <w:rPr>
-          <w:u w:val="single" w:color="0000ff"/>
           <w:rFonts w:ascii="Charis SIL Regular" w:hAnsi="Charis SIL Regular" w:eastAsia="Charis SIL Regular"/>
           <w:b w:val="0"/>
           <w:i w:val="0"/>
-          <w:color w:val="000000"/>
-          <w:sz w:val="24"/>
+          <w:color w:val="0000FF"/>
+          <w:sz w:val="24"/>
+          <w:u w:val="single"/>
         </w:rPr>
         <w:hyperlink r:id="rId19" w:history="1">
           <w:r>
             <w:rPr>
               <w:rStyle w:val="Hyperlink"/>
             </w:rPr>
-            <w:t>ni</w:t>
+            <w:t>o</w:t>
           </w:r>
         </w:hyperlink>
       </w:r>
       <w:r>
         <w:rPr>
-          <w:u w:val="single" w:color="0000ff"/>
           <w:rFonts w:ascii="Charis SIL Regular" w:hAnsi="Charis SIL Regular" w:eastAsia="Charis SIL Regular"/>
           <w:b w:val="0"/>
           <w:i w:val="0"/>
-          <w:color w:val="000000"/>
-          <w:sz w:val="24"/>
+          <w:color w:val="0000FF"/>
+          <w:sz w:val="24"/>
+          <w:u w:val="single"/>
+        </w:rPr>
+        <w:hyperlink r:id="rId21" w:history="1">
+          <w:r>
+            <w:rPr>
+              <w:rStyle w:val="Hyperlink"/>
+            </w:rPr>
+            <w:t xml:space="preserve">lic </w:t>
+          </w:r>
+        </w:hyperlink>
+      </w:r>
+      <w:r>
+        <w:rPr>
+          <w:rFonts w:ascii="Charis SIL Regular" w:hAnsi="Charis SIL Regular" w:eastAsia="Charis SIL Regular"/>
+          <w:b w:val="0"/>
+          <w:i w:val="0"/>
+          <w:color w:val="0000FF"/>
+          <w:sz w:val="24"/>
+          <w:u w:val="single"/>
         </w:rPr>
         <w:hyperlink r:id="rId19" w:history="1">
           <w:r>
             <w:rPr>
               <w:rStyle w:val="Hyperlink"/>
             </w:rPr>
-            <w:t>v</w:t>
+            <w:t>Documen</w:t>
           </w:r>
         </w:hyperlink>
       </w:r>
       <w:r>
         <w:rPr>
-          <w:u w:val="single" w:color="0000ff"/>
           <w:rFonts w:ascii="Charis SIL Regular" w:hAnsi="Charis SIL Regular" w:eastAsia="Charis SIL Regular"/>
           <w:b w:val="0"/>
           <w:i w:val="0"/>
-          <w:color w:val="000000"/>
-          <w:sz w:val="24"/>
+          <w:color w:val="0000FF"/>
+          <w:sz w:val="24"/>
+          <w:u w:val="single"/>
         </w:rPr>
         <w:hyperlink r:id="rId19" w:history="1">
           <w:r>
             <w:rPr>
               <w:rStyle w:val="Hyperlink"/>
             </w:rPr>
-            <w:t>ers</w:t>
+            <w:t>t</w:t>
           </w:r>
         </w:hyperlink>
       </w:r>
       <w:r>
         <w:rPr>
-          <w:u w:val="single" w:color="0000ff"/>
           <w:rFonts w:ascii="Charis SIL Regular" w:hAnsi="Charis SIL Regular" w:eastAsia="Charis SIL Regular"/>
           <w:b w:val="0"/>
           <w:i w:val="0"/>
-          <w:color w:val="000000"/>
-          <w:sz w:val="24"/>
+          <w:color w:val="0000FF"/>
+          <w:sz w:val="24"/>
+          <w:u w:val="single"/>
+        </w:rPr>
+        <w:hyperlink r:id="rId19" w:history="1">
+          <w:r>
+            <w:rPr>
+              <w:rStyle w:val="Hyperlink"/>
+            </w:rPr>
+            <w:t>at</w:t>
+          </w:r>
+        </w:hyperlink>
+      </w:r>
+      <w:r>
+        <w:rPr>
+          <w:rFonts w:ascii="Charis SIL Regular" w:hAnsi="Charis SIL Regular" w:eastAsia="Charis SIL Regular"/>
+          <w:b w:val="0"/>
+          <w:i w:val="0"/>
+          <w:color w:val="0000FF"/>
+          <w:sz w:val="24"/>
+          <w:u w:val="single"/>
         </w:rPr>
         <w:hyperlink r:id="rId19" w:history="1">
           <w:r>
@@ -2739,24 +2868,6 @@
       </w:r>
       <w:r>
         <w:rPr>
-          <w:u w:val="single" w:color="0000ff"/>
-          <w:rFonts w:ascii="Charis SIL Regular" w:hAnsi="Charis SIL Regular" w:eastAsia="Charis SIL Regular"/>
-          <w:b w:val="0"/>
-          <w:i w:val="0"/>
-          <w:color w:val="000000"/>
-          <w:sz w:val="24"/>
-        </w:rPr>
-        <w:hyperlink r:id="rId19" w:history="1">
-          <w:r>
-            <w:rPr>
-              <w:rStyle w:val="Hyperlink"/>
-            </w:rPr>
-            <w:t xml:space="preserve">teit, </w:t>
-          </w:r>
-        </w:hyperlink>
-      </w:r>
-      <w:r>
-        <w:rPr>
           <w:rFonts w:ascii="Charis SIL Regular" w:hAnsi="Charis SIL Regular" w:eastAsia="Charis SIL Regular"/>
           <w:b w:val="0"/>
           <w:i w:val="0"/>
@@ -2765,132 +2876,6 @@
           <w:u w:val="single"/>
         </w:rPr>
         <w:hyperlink r:id="rId19" w:history="1">
-          <w:r>
-            <w:rPr>
-              <w:rStyle w:val="Hyperlink"/>
-            </w:rPr>
-            <w:t>Cath</w:t>
-          </w:r>
-        </w:hyperlink>
-      </w:r>
-      <w:r>
-        <w:rPr>
-          <w:rFonts w:ascii="Charis SIL Regular" w:hAnsi="Charis SIL Regular" w:eastAsia="Charis SIL Regular"/>
-          <w:b w:val="0"/>
-          <w:i w:val="0"/>
-          <w:color w:val="0000FF"/>
-          <w:sz w:val="24"/>
-          <w:u w:val="single"/>
-        </w:rPr>
-        <w:hyperlink r:id="rId21" w:history="1">
-          <w:r>
-            <w:rPr>
-              <w:rStyle w:val="Hyperlink"/>
-            </w:rPr>
-            <w:t>o</w:t>
-          </w:r>
-        </w:hyperlink>
-      </w:r>
-      <w:r>
-        <w:rPr>
-          <w:rFonts w:ascii="Charis SIL Regular" w:hAnsi="Charis SIL Regular" w:eastAsia="Charis SIL Regular"/>
-          <w:b w:val="0"/>
-          <w:i w:val="0"/>
-          <w:color w:val="0000FF"/>
-          <w:sz w:val="24"/>
-          <w:u w:val="single"/>
-        </w:rPr>
-        <w:hyperlink r:id="rId21" w:history="1">
-          <w:r>
-            <w:rPr>
-              <w:rStyle w:val="Hyperlink"/>
-            </w:rPr>
-            <w:t xml:space="preserve">lic </w:t>
-          </w:r>
-        </w:hyperlink>
-      </w:r>
-      <w:r>
-        <w:rPr>
-          <w:rFonts w:ascii="Charis SIL Regular" w:hAnsi="Charis SIL Regular" w:eastAsia="Charis SIL Regular"/>
-          <w:b w:val="0"/>
-          <w:i w:val="0"/>
-          <w:color w:val="0000FF"/>
-          <w:sz w:val="24"/>
-          <w:u w:val="single"/>
-        </w:rPr>
-        <w:hyperlink r:id="rId19" w:history="1">
-          <w:r>
-            <w:rPr>
-              <w:rStyle w:val="Hyperlink"/>
-            </w:rPr>
-            <w:t>Documen</w:t>
-          </w:r>
-        </w:hyperlink>
-      </w:r>
-      <w:r>
-        <w:rPr>
-          <w:rFonts w:ascii="Charis SIL Regular" w:hAnsi="Charis SIL Regular" w:eastAsia="Charis SIL Regular"/>
-          <w:b w:val="0"/>
-          <w:i w:val="0"/>
-          <w:color w:val="0000FF"/>
-          <w:sz w:val="24"/>
-          <w:u w:val="single"/>
-        </w:rPr>
-        <w:hyperlink r:id="rId21" w:history="1">
-          <w:r>
-            <w:rPr>
-              <w:rStyle w:val="Hyperlink"/>
-            </w:rPr>
-            <w:t>t</w:t>
-          </w:r>
-        </w:hyperlink>
-      </w:r>
-      <w:r>
-        <w:rPr>
-          <w:rFonts w:ascii="Charis SIL Regular" w:hAnsi="Charis SIL Regular" w:eastAsia="Charis SIL Regular"/>
-          <w:b w:val="0"/>
-          <w:i w:val="0"/>
-          <w:color w:val="0000FF"/>
-          <w:sz w:val="24"/>
-          <w:u w:val="single"/>
-        </w:rPr>
-        <w:hyperlink r:id="rId21" w:history="1">
-          <w:r>
-            <w:rPr>
-              <w:rStyle w:val="Hyperlink"/>
-            </w:rPr>
-            <w:t>at</w:t>
-          </w:r>
-        </w:hyperlink>
-      </w:r>
-      <w:r>
-        <w:rPr>
-          <w:rFonts w:ascii="Charis SIL Regular" w:hAnsi="Charis SIL Regular" w:eastAsia="Charis SIL Regular"/>
-          <w:b w:val="0"/>
-          <w:i w:val="0"/>
-          <w:color w:val="0000FF"/>
-          <w:sz w:val="24"/>
-          <w:u w:val="single"/>
-        </w:rPr>
-        <w:hyperlink r:id="rId21" w:history="1">
-          <w:r>
-            <w:rPr>
-              <w:rStyle w:val="Hyperlink"/>
-            </w:rPr>
-            <w:t>i</w:t>
-          </w:r>
-        </w:hyperlink>
-      </w:r>
-      <w:r>
-        <w:rPr>
-          <w:rFonts w:ascii="Charis SIL Regular" w:hAnsi="Charis SIL Regular" w:eastAsia="Charis SIL Regular"/>
-          <w:b w:val="0"/>
-          <w:i w:val="0"/>
-          <w:color w:val="0000FF"/>
-          <w:sz w:val="24"/>
-          <w:u w:val="single"/>
-        </w:rPr>
-        <w:hyperlink r:id="rId21" w:history="1">
           <w:r>
             <w:rPr>
               <w:rStyle w:val="Hyperlink"/>
@@ -2919,7 +2904,7 @@
           <w:sz w:val="24"/>
           <w:u w:val="single"/>
         </w:rPr>
-        <w:hyperlink r:id="rId21" w:history="1">
+        <w:hyperlink r:id="rId19" w:history="1">
           <w:r>
             <w:rPr>
               <w:rStyle w:val="Hyperlink"/>
@@ -2958,7 +2943,6 @@
       </w:r>
       <w:r>
         <w:rPr>
-          <w:u w:val="single" w:color="0000ff"/>
           <w:rFonts w:ascii="Charis SIL Regular" w:hAnsi="Charis SIL Regular" w:eastAsia="Charis SIL Regular"/>
           <w:b w:val="0"/>
           <w:i w:val="0"/>
@@ -2983,7 +2967,7 @@
           <w:sz w:val="24"/>
           <w:u w:val="single"/>
         </w:rPr>
-        <w:hyperlink r:id="rId22" w:history="1">
+        <w:hyperlink r:id="rId20" w:history="1">
           <w:r>
             <w:rPr>
               <w:rStyle w:val="Hyperlink"/>
@@ -2999,16 +2983,8 @@
           <w:i w:val="0"/>
           <w:color w:val="0000FF"/>
           <w:sz w:val="24"/>
-          <w:u w:val="single"/>
-        </w:rPr>
-        <w:hyperlink r:id="rId22" w:history="1">
-          <w:r>
-            <w:rPr>
-              <w:rStyle w:val="Hyperlink"/>
-            </w:rPr>
-            <w:t>goedcentru</w:t>
-          </w:r>
-        </w:hyperlink>
+        </w:rPr>
+        <w:t>goedcentru</w:t>
       </w:r>
       <w:r>
         <w:rPr>
@@ -3123,14 +3099,7 @@
           <w:color w:val="000000"/>
           <w:sz w:val="24"/>
         </w:rPr>
-        <w:hyperlink r:id="rId21" w:history="1">
-          <w:r>
-            <w:rPr>
-              <w:rStyle w:val="Hyperlink"/>
-            </w:rPr>
-            <w:t>ives can</w:t>
-          </w:r>
-        </w:hyperlink>
+        <w:t>ives can</w:t>
       </w:r>
       <w:r>
         <w:rPr>
@@ -3225,25 +3194,7 @@
           <w:color w:val="000000"/>
           <w:sz w:val="24"/>
         </w:rPr>
-        <w:t>he count</w:t>
-      </w:r>
-      <w:r>
-        <w:rPr>
-          <w:u w:val="single" w:color="0000ff"/>
-          <w:rFonts w:ascii="Charis SIL Regular" w:hAnsi="Charis SIL Regular" w:eastAsia="Charis SIL Regular"/>
-          <w:b w:val="0"/>
-          <w:i w:val="0"/>
-          <w:color w:val="000000"/>
-          <w:sz w:val="24"/>
-        </w:rPr>
-        <w:hyperlink r:id="rId22" w:history="1">
-          <w:r>
-            <w:rPr>
-              <w:rStyle w:val="Hyperlink"/>
-            </w:rPr>
-            <w:t>ries where the m</w:t>
-          </w:r>
-        </w:hyperlink>
+        <w:t>he countries where the m</w:t>
       </w:r>
       <w:r>
         <w:rPr>
@@ -3572,7 +3523,7 @@
           <w:sz w:val="24"/>
           <w:u w:val="single"/>
         </w:rPr>
-        <w:t>Scientific research in colonised territ</w:t>
+        <w:t>Scientific research in colonised terri</w:t>
       </w:r>
       <w:r>
         <w:rPr>
@@ -3583,7 +3534,7 @@
           <w:sz w:val="24"/>
           <w:u w:val="single"/>
         </w:rPr>
-        <w:t>orie</w:t>
+        <w:t>t</w:t>
       </w:r>
       <w:r>
         <w:rPr>
@@ -3592,8 +3543,9 @@
           <w:i w:val="0"/>
           <w:color w:val="0000FF"/>
           <w:sz w:val="24"/>
-        </w:rPr>
-        <w:t>s</w:t>
+          <w:u w:val="single"/>
+        </w:rPr>
+        <w:t>ories</w:t>
       </w:r>
       <w:r>
         <w:br/>
@@ -4185,15 +4137,9 @@
           <w:i w:val="0"/>
           <w:color w:val="0000FF"/>
           <w:sz w:val="24"/>
-        </w:rPr>
-        <w:hyperlink r:id="rId25" w:history="1">
-          <w:r>
-            <w:rPr>
-              <w:rStyle w:val="Hyperlink"/>
-            </w:rPr>
-            <w:t>7</w:t>
-          </w:r>
-        </w:hyperlink>
+          <w:u w:val="single"/>
+        </w:rPr>
+        <w:t>7</w:t>
       </w:r>
       <w:r>
         <w:rPr>
@@ -4559,9 +4505,15 @@
           <w:i w:val="0"/>
           <w:color w:val="0000FF"/>
           <w:sz w:val="24"/>
-          <w:u w:val="single"/>
-        </w:rPr>
-        <w:t>1</w:t>
+        </w:rPr>
+        <w:hyperlink r:id="rId27" w:history="1">
+          <w:r>
+            <w:rPr>
+              <w:rStyle w:val="Hyperlink"/>
+            </w:rPr>
+            <w:t>1</w:t>
+          </w:r>
+        </w:hyperlink>
       </w:r>
       <w:r>
         <w:rPr>

--- a/EXPORTS/DOCX/published/niveau2/English/ChristianMission.docx
+++ b/EXPORTS/DOCX/published/niveau2/English/ChristianMission.docx
@@ -807,7 +807,7 @@
           <w:sz w:val="24"/>
           <w:u w:val="single"/>
         </w:rPr>
-        <w:hyperlink r:id="rId11" w:history="1">
+        <w:hyperlink r:id="rId10" w:history="1">
           <w:r>
             <w:rPr>
               <w:rStyle w:val="Hyperlink"/>
@@ -1267,13 +1267,39 @@
       </w:r>
       <w:r>
         <w:rPr>
+          <w:u w:val="single" w:color="0000ff"/>
           <w:rFonts w:ascii="Charis SIL Regular" w:hAnsi="Charis SIL Regular" w:eastAsia="Charis SIL Regular"/>
           <w:b w:val="0"/>
           <w:i w:val="0"/>
           <w:color w:val="000000"/>
           <w:sz w:val="24"/>
         </w:rPr>
-        <w:t>2024. O</w:t>
+        <w:hyperlink r:id="rId12" w:history="1">
+          <w:r>
+            <w:rPr>
+              <w:rStyle w:val="Hyperlink"/>
+            </w:rPr>
+            <w:t>2024</w:t>
+          </w:r>
+        </w:hyperlink>
+      </w:r>
+      <w:r>
+        <w:rPr>
+          <w:u w:val="single" w:color="0000ff"/>
+          <w:rFonts w:ascii="Charis SIL Regular" w:hAnsi="Charis SIL Regular" w:eastAsia="Charis SIL Regular"/>
+          <w:b w:val="0"/>
+          <w:i w:val="0"/>
+          <w:color w:val="000000"/>
+          <w:sz w:val="24"/>
+        </w:rPr>
+        <w:hyperlink r:id="rId12" w:history="1">
+          <w:r>
+            <w:rPr>
+              <w:rStyle w:val="Hyperlink"/>
+            </w:rPr>
+            <w:t>. O</w:t>
+          </w:r>
+        </w:hyperlink>
       </w:r>
       <w:r>
         <w:rPr>
@@ -1828,61 +1854,7 @@
           <w:color w:val="000000"/>
           <w:sz w:val="24"/>
         </w:rPr>
-        <w:t>Dut</w:t>
-      </w:r>
-      <w:r>
-        <w:rPr>
-          <w:u w:val="single" w:color="0000ff"/>
-          <w:rFonts w:ascii="Charis SIL Regular" w:hAnsi="Charis SIL Regular" w:eastAsia="Charis SIL Regular"/>
-          <w:b w:val="0"/>
-          <w:i w:val="0"/>
-          <w:color w:val="000000"/>
-          <w:sz w:val="24"/>
-        </w:rPr>
-        <w:hyperlink r:id="rId15" w:history="1">
-          <w:r>
-            <w:rPr>
-              <w:rStyle w:val="Hyperlink"/>
-            </w:rPr>
-            <w:t>ch Protestant</w:t>
-          </w:r>
-        </w:hyperlink>
-      </w:r>
-      <w:r>
-        <w:rPr>
-          <w:u w:val="single" w:color="0000ff"/>
-          <w:rFonts w:ascii="Charis SIL Regular" w:hAnsi="Charis SIL Regular" w:eastAsia="Charis SIL Regular"/>
-          <w:b w:val="0"/>
-          <w:i w:val="0"/>
-          <w:color w:val="000000"/>
-          <w:sz w:val="24"/>
-        </w:rPr>
-        <w:hyperlink r:id="rId15" w:history="1">
-          <w:r>
-            <w:rPr>
-              <w:rStyle w:val="Hyperlink"/>
-            </w:rPr>
-            <w:t xml:space="preserve"> and</w:t>
-          </w:r>
-        </w:hyperlink>
-      </w:r>
-      <w:r>
-        <w:rPr>
-          <w:u w:val="single" w:color="0000ff"/>
-          <w:rFonts w:ascii="Charis SIL Regular" w:hAnsi="Charis SIL Regular" w:eastAsia="Charis SIL Regular"/>
-          <w:b w:val="0"/>
-          <w:i w:val="0"/>
-          <w:color w:val="000000"/>
-          <w:sz w:val="24"/>
-        </w:rPr>
-        <w:hyperlink r:id="rId15" w:history="1">
-          <w:r>
-            <w:rPr>
-              <w:rStyle w:val="Hyperlink"/>
-            </w:rPr>
-            <w:t xml:space="preserve"> Catholic mis</w:t>
-          </w:r>
-        </w:hyperlink>
+        <w:t>Dutch Protestant and Catholic mis</w:t>
       </w:r>
       <w:r>
         <w:rPr>
@@ -2525,8 +2497,16 @@
           <w:i w:val="0"/>
           <w:color w:val="0000FF"/>
           <w:sz w:val="24"/>
-        </w:rPr>
-        <w:t>Churches in th</w:t>
+          <w:u w:val="single"/>
+        </w:rPr>
+        <w:hyperlink r:id="rId19" w:history="1">
+          <w:r>
+            <w:rPr>
+              <w:rStyle w:val="Hyperlink"/>
+            </w:rPr>
+            <w:t>Churches</w:t>
+          </w:r>
+        </w:hyperlink>
       </w:r>
       <w:r>
         <w:rPr>
@@ -2537,7 +2517,101 @@
           <w:sz w:val="24"/>
           <w:u w:val="single"/>
         </w:rPr>
-        <w:t>e Nether</w:t>
+        <w:t xml:space="preserve"> </w:t>
+      </w:r>
+      <w:r>
+        <w:rPr>
+          <w:rFonts w:ascii="Charis SIL Regular" w:hAnsi="Charis SIL Regular" w:eastAsia="Charis SIL Regular"/>
+          <w:b w:val="0"/>
+          <w:i w:val="0"/>
+          <w:color w:val="0000FF"/>
+          <w:sz w:val="24"/>
+          <w:u w:val="single"/>
+        </w:rPr>
+        <w:hyperlink r:id="rId19" w:history="1">
+          <w:r>
+            <w:rPr>
+              <w:rStyle w:val="Hyperlink"/>
+            </w:rPr>
+            <w:t>in</w:t>
+          </w:r>
+        </w:hyperlink>
+      </w:r>
+      <w:r>
+        <w:rPr>
+          <w:rFonts w:ascii="Charis SIL Regular" w:hAnsi="Charis SIL Regular" w:eastAsia="Charis SIL Regular"/>
+          <w:b w:val="0"/>
+          <w:i w:val="0"/>
+          <w:color w:val="0000FF"/>
+          <w:sz w:val="24"/>
+          <w:u w:val="single"/>
+        </w:rPr>
+        <w:t xml:space="preserve"> </w:t>
+      </w:r>
+      <w:r>
+        <w:rPr>
+          <w:rFonts w:ascii="Charis SIL Regular" w:hAnsi="Charis SIL Regular" w:eastAsia="Charis SIL Regular"/>
+          <w:b w:val="0"/>
+          <w:i w:val="0"/>
+          <w:color w:val="0000FF"/>
+          <w:sz w:val="24"/>
+          <w:u w:val="single"/>
+        </w:rPr>
+        <w:hyperlink r:id="rId19" w:history="1">
+          <w:r>
+            <w:rPr>
+              <w:rStyle w:val="Hyperlink"/>
+            </w:rPr>
+            <w:t>th</w:t>
+          </w:r>
+        </w:hyperlink>
+      </w:r>
+      <w:r>
+        <w:rPr>
+          <w:rFonts w:ascii="Charis SIL Regular" w:hAnsi="Charis SIL Regular" w:eastAsia="Charis SIL Regular"/>
+          <w:b w:val="0"/>
+          <w:i w:val="0"/>
+          <w:color w:val="0000FF"/>
+          <w:sz w:val="24"/>
+          <w:u w:val="single"/>
+        </w:rPr>
+        <w:hyperlink r:id="rId18" w:history="1">
+          <w:r>
+            <w:rPr>
+              <w:rStyle w:val="Hyperlink"/>
+            </w:rPr>
+            <w:t>e</w:t>
+          </w:r>
+        </w:hyperlink>
+      </w:r>
+      <w:r>
+        <w:rPr>
+          <w:rFonts w:ascii="Charis SIL Regular" w:hAnsi="Charis SIL Regular" w:eastAsia="Charis SIL Regular"/>
+          <w:b w:val="0"/>
+          <w:i w:val="0"/>
+          <w:color w:val="0000FF"/>
+          <w:sz w:val="24"/>
+          <w:u w:val="single"/>
+        </w:rPr>
+        <w:t xml:space="preserve"> </w:t>
+      </w:r>
+      <w:r>
+        <w:rPr>
+          <w:rFonts w:ascii="Charis SIL Regular" w:hAnsi="Charis SIL Regular" w:eastAsia="Charis SIL Regular"/>
+          <w:b w:val="0"/>
+          <w:i w:val="0"/>
+          <w:color w:val="0000FF"/>
+          <w:sz w:val="24"/>
+          <w:u w:val="single"/>
+        </w:rPr>
+        <w:hyperlink r:id="rId18" w:history="1">
+          <w:r>
+            <w:rPr>
+              <w:rStyle w:val="Hyperlink"/>
+            </w:rPr>
+            <w:t>Nether</w:t>
+          </w:r>
+        </w:hyperlink>
       </w:r>
       <w:r>
         <w:rPr>
@@ -2656,7 +2730,7 @@
           <w:sz w:val="24"/>
           <w:u w:val="single"/>
         </w:rPr>
-        <w:hyperlink r:id="rId19" w:history="1">
+        <w:hyperlink r:id="rId20" w:history="1">
           <w:r>
             <w:rPr>
               <w:rStyle w:val="Hyperlink"/>
@@ -2674,7 +2748,7 @@
           <w:sz w:val="24"/>
           <w:u w:val="single"/>
         </w:rPr>
-        <w:hyperlink r:id="rId19" w:history="1">
+        <w:hyperlink r:id="rId20" w:history="1">
           <w:r>
             <w:rPr>
               <w:rStyle w:val="Hyperlink"/>
@@ -2703,7 +2777,7 @@
           <w:sz w:val="24"/>
           <w:u w:val="single"/>
         </w:rPr>
-        <w:hyperlink r:id="rId19" w:history="1">
+        <w:hyperlink r:id="rId20" w:history="1">
           <w:r>
             <w:rPr>
               <w:rStyle w:val="Hyperlink"/>
@@ -2732,13 +2806,114 @@
       </w:r>
       <w:r>
         <w:rPr>
+          <w:u w:val="single" w:color="0000ff"/>
           <w:rFonts w:ascii="Charis SIL Regular" w:hAnsi="Charis SIL Regular" w:eastAsia="Charis SIL Regular"/>
           <w:b w:val="0"/>
           <w:i w:val="0"/>
           <w:color w:val="000000"/>
           <w:sz w:val="24"/>
         </w:rPr>
-        <w:t xml:space="preserve"> Vrije Universiteit, </w:t>
+        <w:t xml:space="preserve"> </w:t>
+      </w:r>
+      <w:r>
+        <w:rPr>
+          <w:u w:val="single" w:color="0000ff"/>
+          <w:rFonts w:ascii="Charis SIL Regular" w:hAnsi="Charis SIL Regular" w:eastAsia="Charis SIL Regular"/>
+          <w:b w:val="0"/>
+          <w:i w:val="0"/>
+          <w:color w:val="000000"/>
+          <w:sz w:val="24"/>
+        </w:rPr>
+        <w:hyperlink r:id="rId19" w:history="1">
+          <w:r>
+            <w:rPr>
+              <w:rStyle w:val="Hyperlink"/>
+            </w:rPr>
+            <w:t>Vrije U</w:t>
+          </w:r>
+        </w:hyperlink>
+      </w:r>
+      <w:r>
+        <w:rPr>
+          <w:u w:val="single" w:color="0000ff"/>
+          <w:rFonts w:ascii="Charis SIL Regular" w:hAnsi="Charis SIL Regular" w:eastAsia="Charis SIL Regular"/>
+          <w:b w:val="0"/>
+          <w:i w:val="0"/>
+          <w:color w:val="000000"/>
+          <w:sz w:val="24"/>
+        </w:rPr>
+        <w:hyperlink r:id="rId19" w:history="1">
+          <w:r>
+            <w:rPr>
+              <w:rStyle w:val="Hyperlink"/>
+            </w:rPr>
+            <w:t>ni</w:t>
+          </w:r>
+        </w:hyperlink>
+      </w:r>
+      <w:r>
+        <w:rPr>
+          <w:u w:val="single" w:color="0000ff"/>
+          <w:rFonts w:ascii="Charis SIL Regular" w:hAnsi="Charis SIL Regular" w:eastAsia="Charis SIL Regular"/>
+          <w:b w:val="0"/>
+          <w:i w:val="0"/>
+          <w:color w:val="000000"/>
+          <w:sz w:val="24"/>
+        </w:rPr>
+        <w:hyperlink r:id="rId19" w:history="1">
+          <w:r>
+            <w:rPr>
+              <w:rStyle w:val="Hyperlink"/>
+            </w:rPr>
+            <w:t>v</w:t>
+          </w:r>
+        </w:hyperlink>
+      </w:r>
+      <w:r>
+        <w:rPr>
+          <w:u w:val="single" w:color="0000ff"/>
+          <w:rFonts w:ascii="Charis SIL Regular" w:hAnsi="Charis SIL Regular" w:eastAsia="Charis SIL Regular"/>
+          <w:b w:val="0"/>
+          <w:i w:val="0"/>
+          <w:color w:val="000000"/>
+          <w:sz w:val="24"/>
+        </w:rPr>
+        <w:hyperlink r:id="rId19" w:history="1">
+          <w:r>
+            <w:rPr>
+              <w:rStyle w:val="Hyperlink"/>
+            </w:rPr>
+            <w:t>ers</w:t>
+          </w:r>
+        </w:hyperlink>
+      </w:r>
+      <w:r>
+        <w:rPr>
+          <w:u w:val="single" w:color="0000ff"/>
+          <w:rFonts w:ascii="Charis SIL Regular" w:hAnsi="Charis SIL Regular" w:eastAsia="Charis SIL Regular"/>
+          <w:b w:val="0"/>
+          <w:i w:val="0"/>
+          <w:color w:val="000000"/>
+          <w:sz w:val="24"/>
+        </w:rPr>
+        <w:hyperlink r:id="rId19" w:history="1">
+          <w:r>
+            <w:rPr>
+              <w:rStyle w:val="Hyperlink"/>
+            </w:rPr>
+            <w:t>i</w:t>
+          </w:r>
+        </w:hyperlink>
+      </w:r>
+      <w:r>
+        <w:rPr>
+          <w:rFonts w:ascii="Charis SIL Regular" w:hAnsi="Charis SIL Regular" w:eastAsia="Charis SIL Regular"/>
+          <w:b w:val="0"/>
+          <w:i w:val="0"/>
+          <w:color w:val="000000"/>
+          <w:sz w:val="24"/>
+        </w:rPr>
+        <w:t xml:space="preserve">teit, </w:t>
       </w:r>
       <w:r>
         <w:rPr>
@@ -2839,7 +3014,7 @@
           <w:sz w:val="24"/>
           <w:u w:val="single"/>
         </w:rPr>
-        <w:hyperlink r:id="rId19" w:history="1">
+        <w:hyperlink r:id="rId21" w:history="1">
           <w:r>
             <w:rPr>
               <w:rStyle w:val="Hyperlink"/>
@@ -2857,7 +3032,7 @@
           <w:sz w:val="24"/>
           <w:u w:val="single"/>
         </w:rPr>
-        <w:hyperlink r:id="rId19" w:history="1">
+        <w:hyperlink r:id="rId21" w:history="1">
           <w:r>
             <w:rPr>
               <w:rStyle w:val="Hyperlink"/>
@@ -2875,7 +3050,7 @@
           <w:sz w:val="24"/>
           <w:u w:val="single"/>
         </w:rPr>
-        <w:hyperlink r:id="rId19" w:history="1">
+        <w:hyperlink r:id="rId21" w:history="1">
           <w:r>
             <w:rPr>
               <w:rStyle w:val="Hyperlink"/>
@@ -2904,7 +3079,7 @@
           <w:sz w:val="24"/>
           <w:u w:val="single"/>
         </w:rPr>
-        <w:hyperlink r:id="rId19" w:history="1">
+        <w:hyperlink r:id="rId21" w:history="1">
           <w:r>
             <w:rPr>
               <w:rStyle w:val="Hyperlink"/>
@@ -2915,48 +3090,13 @@
       </w:r>
       <w:r>
         <w:rPr>
-          <w:u w:val="single" w:color="0000ff"/>
           <w:rFonts w:ascii="Charis SIL Regular" w:hAnsi="Charis SIL Regular" w:eastAsia="Charis SIL Regular"/>
           <w:b w:val="0"/>
           <w:i w:val="0"/>
           <w:color w:val="000000"/>
           <w:sz w:val="24"/>
         </w:rPr>
-        <w:hyperlink r:id="rId19" w:history="1">
-          <w:r>
-            <w:rPr>
-              <w:rStyle w:val="Hyperlink"/>
-            </w:rPr>
-            <w:t xml:space="preserve">, and </w:t>
-          </w:r>
-        </w:hyperlink>
-      </w:r>
-      <w:r>
-        <w:rPr>
-          <w:rFonts w:ascii="Charis SIL Regular" w:hAnsi="Charis SIL Regular" w:eastAsia="Charis SIL Regular"/>
-          <w:b w:val="0"/>
-          <w:i w:val="0"/>
-          <w:color w:val="000000"/>
-          <w:sz w:val="24"/>
-        </w:rPr>
-        <w:t>th</w:t>
-      </w:r>
-      <w:r>
-        <w:rPr>
-          <w:rFonts w:ascii="Charis SIL Regular" w:hAnsi="Charis SIL Regular" w:eastAsia="Charis SIL Regular"/>
-          <w:b w:val="0"/>
-          <w:i w:val="0"/>
-          <w:color w:val="000000"/>
-          <w:sz w:val="24"/>
-        </w:rPr>
-        <w:hyperlink r:id="rId20" w:history="1">
-          <w:r>
-            <w:rPr>
-              <w:rStyle w:val="Hyperlink"/>
-            </w:rPr>
-            <w:t xml:space="preserve">e </w:t>
-          </w:r>
-        </w:hyperlink>
+        <w:t xml:space="preserve">, and the </w:t>
       </w:r>
       <w:r>
         <w:rPr>
@@ -2983,8 +3123,16 @@
           <w:i w:val="0"/>
           <w:color w:val="0000FF"/>
           <w:sz w:val="24"/>
-        </w:rPr>
-        <w:t>goedcentru</w:t>
+          <w:u w:val="single"/>
+        </w:rPr>
+        <w:hyperlink r:id="rId20" w:history="1">
+          <w:r>
+            <w:rPr>
+              <w:rStyle w:val="Hyperlink"/>
+            </w:rPr>
+            <w:t>goedcentru</w:t>
+          </w:r>
+        </w:hyperlink>
       </w:r>
       <w:r>
         <w:rPr>
@@ -3099,48 +3247,47 @@
           <w:color w:val="000000"/>
           <w:sz w:val="24"/>
         </w:rPr>
-        <w:t>ives can</w:t>
-      </w:r>
-      <w:r>
-        <w:rPr>
-          <w:rFonts w:ascii="Charis SIL Regular" w:hAnsi="Charis SIL Regular" w:eastAsia="Charis SIL Regular"/>
-          <w:b w:val="0"/>
-          <w:i w:val="0"/>
-          <w:color w:val="000000"/>
-          <w:sz w:val="24"/>
-        </w:rPr>
-        <w:t xml:space="preserve"> </w:t>
-      </w:r>
-      <w:r>
-        <w:rPr>
-          <w:rFonts w:ascii="Charis SIL Regular" w:hAnsi="Charis SIL Regular" w:eastAsia="Charis SIL Regular"/>
-          <w:b w:val="0"/>
-          <w:i w:val="0"/>
-          <w:color w:val="000000"/>
-          <w:sz w:val="24"/>
-        </w:rPr>
-        <w:t xml:space="preserve">also </w:t>
-      </w:r>
-      <w:r>
-        <w:rPr>
-          <w:u w:val="single" w:color="0000ff"/>
-          <w:rFonts w:ascii="Charis SIL Regular" w:hAnsi="Charis SIL Regular" w:eastAsia="Charis SIL Regular"/>
-          <w:b w:val="0"/>
-          <w:i w:val="0"/>
-          <w:color w:val="000000"/>
-          <w:sz w:val="24"/>
-        </w:rPr>
         <w:hyperlink r:id="rId21" w:history="1">
           <w:r>
             <w:rPr>
               <w:rStyle w:val="Hyperlink"/>
             </w:rPr>
-            <w:t>often still be fo</w:t>
+            <w:t>ives can</w:t>
           </w:r>
         </w:hyperlink>
       </w:r>
       <w:r>
         <w:rPr>
+          <w:rFonts w:ascii="Charis SIL Regular" w:hAnsi="Charis SIL Regular" w:eastAsia="Charis SIL Regular"/>
+          <w:b w:val="0"/>
+          <w:i w:val="0"/>
+          <w:color w:val="000000"/>
+          <w:sz w:val="24"/>
+        </w:rPr>
+        <w:t xml:space="preserve"> </w:t>
+      </w:r>
+      <w:r>
+        <w:rPr>
+          <w:rFonts w:ascii="Charis SIL Regular" w:hAnsi="Charis SIL Regular" w:eastAsia="Charis SIL Regular"/>
+          <w:b w:val="0"/>
+          <w:i w:val="0"/>
+          <w:color w:val="000000"/>
+          <w:sz w:val="24"/>
+        </w:rPr>
+        <w:t xml:space="preserve">also </w:t>
+      </w:r>
+      <w:r>
+        <w:rPr>
+          <w:rFonts w:ascii="Charis SIL Regular" w:hAnsi="Charis SIL Regular" w:eastAsia="Charis SIL Regular"/>
+          <w:b w:val="0"/>
+          <w:i w:val="0"/>
+          <w:color w:val="000000"/>
+          <w:sz w:val="24"/>
+        </w:rPr>
+        <w:t>often still be found in the count</w:t>
+      </w:r>
+      <w:r>
+        <w:rPr>
           <w:u w:val="single" w:color="0000ff"/>
           <w:rFonts w:ascii="Charis SIL Regular" w:hAnsi="Charis SIL Regular" w:eastAsia="Charis SIL Regular"/>
           <w:b w:val="0"/>
@@ -3148,71 +3295,7 @@
           <w:color w:val="000000"/>
           <w:sz w:val="24"/>
         </w:rPr>
-        <w:hyperlink r:id="rId21" w:history="1">
-          <w:r>
-            <w:rPr>
-              <w:rStyle w:val="Hyperlink"/>
-            </w:rPr>
-            <w:t>u</w:t>
-          </w:r>
-        </w:hyperlink>
-      </w:r>
-      <w:r>
-        <w:rPr>
-          <w:u w:val="single" w:color="0000ff"/>
-          <w:rFonts w:ascii="Charis SIL Regular" w:hAnsi="Charis SIL Regular" w:eastAsia="Charis SIL Regular"/>
-          <w:b w:val="0"/>
-          <w:i w:val="0"/>
-          <w:color w:val="000000"/>
-          <w:sz w:val="24"/>
-        </w:rPr>
-        <w:hyperlink r:id="rId21" w:history="1">
-          <w:r>
-            <w:rPr>
-              <w:rStyle w:val="Hyperlink"/>
-            </w:rPr>
-            <w:t xml:space="preserve">nd in </w:t>
-          </w:r>
-        </w:hyperlink>
-      </w:r>
-      <w:r>
-        <w:rPr>
-          <w:u w:val="single" w:color="0000ff"/>
-          <w:rFonts w:ascii="Charis SIL Regular" w:hAnsi="Charis SIL Regular" w:eastAsia="Charis SIL Regular"/>
-          <w:b w:val="0"/>
-          <w:i w:val="0"/>
-          <w:color w:val="000000"/>
-          <w:sz w:val="24"/>
-        </w:rPr>
-        <w:t>t</w:t>
-      </w:r>
-      <w:r>
-        <w:rPr>
-          <w:rFonts w:ascii="Charis SIL Regular" w:hAnsi="Charis SIL Regular" w:eastAsia="Charis SIL Regular"/>
-          <w:b w:val="0"/>
-          <w:i w:val="0"/>
-          <w:color w:val="000000"/>
-          <w:sz w:val="24"/>
-        </w:rPr>
-        <w:t>he countries where the m</w:t>
-      </w:r>
-      <w:r>
-        <w:rPr>
-          <w:u w:val="single" w:color="0000ff"/>
-          <w:rFonts w:ascii="Charis SIL Regular" w:hAnsi="Charis SIL Regular" w:eastAsia="Charis SIL Regular"/>
-          <w:b w:val="0"/>
-          <w:i w:val="0"/>
-          <w:color w:val="000000"/>
-          <w:sz w:val="24"/>
-        </w:rPr>
-        <w:hyperlink r:id="rId22" w:history="1">
-          <w:r>
-            <w:rPr>
-              <w:rStyle w:val="Hyperlink"/>
-            </w:rPr>
-            <w:t>ission organ</w:t>
-          </w:r>
-        </w:hyperlink>
+        <w:t>ries where the mission organ</w:t>
       </w:r>
       <w:r>
         <w:rPr>
@@ -3360,7 +3443,7 @@
           <w:sz w:val="24"/>
           <w:u w:val="single"/>
         </w:rPr>
-        <w:t xml:space="preserve">Scientific research </w:t>
+        <w:t>Scientific research</w:t>
       </w:r>
       <w:r>
         <w:rPr>
@@ -3371,7 +3454,7 @@
           <w:sz w:val="24"/>
           <w:u w:val="single"/>
         </w:rPr>
-        <w:t>in colonised territorie</w:t>
+        <w:t xml:space="preserve"> </w:t>
       </w:r>
       <w:r>
         <w:rPr>
@@ -3380,172 +3463,172 @@
           <w:i w:val="0"/>
           <w:color w:val="0000FF"/>
           <w:sz w:val="24"/>
+          <w:u w:val="single"/>
+        </w:rPr>
+        <w:t>in colonised territories</w:t>
+      </w:r>
+      <w:r>
+        <w:br/>
+      </w:r>
+      <w:r>
+        <w:rPr>
+          <w:rFonts w:ascii="Charis SIL Regular" w:hAnsi="Charis SIL Regular" w:eastAsia="Charis SIL Regular"/>
+          <w:b w:val="0"/>
+          <w:i w:val="0"/>
+          <w:color w:val="000000"/>
+          <w:sz w:val="24"/>
+        </w:rPr>
+        <w:t xml:space="preserve">•  </w:t>
+      </w:r>
+      <w:r>
+        <w:rPr>
+          <w:rFonts w:ascii="Charis SIL Regular" w:hAnsi="Charis SIL Regular" w:eastAsia="Charis SIL Regular"/>
+          <w:b w:val="0"/>
+          <w:i w:val="0"/>
+          <w:color w:val="0000FF"/>
+          <w:sz w:val="24"/>
+          <w:u w:val="single"/>
+        </w:rPr>
+        <w:t>Indonesia</w:t>
+      </w:r>
+      <w:r>
+        <w:br/>
+      </w:r>
+      <w:r>
+        <w:rPr>
+          <w:rFonts w:ascii="Charis SIL Regular" w:hAnsi="Charis SIL Regular" w:eastAsia="Charis SIL Regular"/>
+          <w:b w:val="0"/>
+          <w:i w:val="0"/>
+          <w:color w:val="000000"/>
+          <w:sz w:val="24"/>
+        </w:rPr>
+        <w:t xml:space="preserve">•  </w:t>
+      </w:r>
+      <w:r>
+        <w:rPr>
+          <w:rFonts w:ascii="Charis SIL Regular" w:hAnsi="Charis SIL Regular" w:eastAsia="Charis SIL Regular"/>
+          <w:b w:val="0"/>
+          <w:i w:val="0"/>
+          <w:color w:val="0000FF"/>
+          <w:sz w:val="24"/>
+          <w:u w:val="single"/>
+        </w:rPr>
+        <w:t>Nederland</w:t>
+      </w:r>
+      <w:r>
+        <w:rPr>
+          <w:rFonts w:ascii="Charis SIL Regular" w:hAnsi="Charis SIL Regular" w:eastAsia="Charis SIL Regular"/>
+          <w:b w:val="0"/>
+          <w:i w:val="0"/>
+          <w:color w:val="0000FF"/>
+          <w:sz w:val="24"/>
+          <w:u w:val="single"/>
+        </w:rPr>
+        <w:t>s Volkenkundig Missiemuseum</w:t>
+      </w:r>
+      <w:r>
+        <w:br/>
+      </w:r>
+      <w:r>
+        <w:rPr>
+          <w:rFonts w:ascii="Charis SIL Regular" w:hAnsi="Charis SIL Regular" w:eastAsia="Charis SIL Regular"/>
+          <w:b w:val="0"/>
+          <w:i w:val="0"/>
+          <w:color w:val="000000"/>
+          <w:sz w:val="24"/>
+        </w:rPr>
+        <w:t xml:space="preserve">•  </w:t>
+      </w:r>
+      <w:r>
+        <w:rPr>
+          <w:rFonts w:ascii="Charis SIL Regular" w:hAnsi="Charis SIL Regular" w:eastAsia="Charis SIL Regular"/>
+          <w:b w:val="0"/>
+          <w:i w:val="0"/>
+          <w:color w:val="0000FF"/>
+          <w:sz w:val="24"/>
+          <w:u w:val="single"/>
+        </w:rPr>
+        <w:t>Nijmeegs Volkenkundig Museum</w:t>
+      </w:r>
+      <w:r>
+        <w:br/>
+      </w:r>
+      <w:r>
+        <w:rPr>
+          <w:rFonts w:ascii="Charis SIL Regular" w:hAnsi="Charis SIL Regular" w:eastAsia="Charis SIL Regular"/>
+          <w:b w:val="0"/>
+          <w:i w:val="0"/>
+          <w:color w:val="000000"/>
+          <w:sz w:val="24"/>
+        </w:rPr>
+        <w:t xml:space="preserve">•  </w:t>
+      </w:r>
+      <w:r>
+        <w:rPr>
+          <w:rFonts w:ascii="Charis SIL Regular" w:hAnsi="Charis SIL Regular" w:eastAsia="Charis SIL Regular"/>
+          <w:b w:val="0"/>
+          <w:i w:val="0"/>
+          <w:color w:val="0000FF"/>
+          <w:sz w:val="24"/>
+          <w:u w:val="single"/>
+        </w:rPr>
+        <w:t>Nederlandsch Zendeling Genoots</w:t>
+      </w:r>
+      <w:r>
+        <w:rPr>
+          <w:rFonts w:ascii="Charis SIL Regular" w:hAnsi="Charis SIL Regular" w:eastAsia="Charis SIL Regular"/>
+          <w:b w:val="0"/>
+          <w:i w:val="0"/>
+          <w:color w:val="0000FF"/>
+          <w:sz w:val="24"/>
+          <w:u w:val="single"/>
+        </w:rPr>
+        <w:t>chap</w:t>
+      </w:r>
+      <w:r>
+        <w:br/>
+      </w:r>
+      <w:r>
+        <w:rPr>
+          <w:rFonts w:ascii="Charis SIL Regular" w:hAnsi="Charis SIL Regular" w:eastAsia="Charis SIL Regular"/>
+          <w:b w:val="0"/>
+          <w:i w:val="0"/>
+          <w:color w:val="000000"/>
+          <w:sz w:val="24"/>
+        </w:rPr>
+        <w:t xml:space="preserve">•  </w:t>
+      </w:r>
+      <w:r>
+        <w:rPr>
+          <w:rFonts w:ascii="Charis SIL Regular" w:hAnsi="Charis SIL Regular" w:eastAsia="Charis SIL Regular"/>
+          <w:b w:val="0"/>
+          <w:i w:val="0"/>
+          <w:color w:val="0000FF"/>
+          <w:sz w:val="24"/>
+          <w:u w:val="single"/>
+        </w:rPr>
+        <w:t>Scientific research in colonised territ</w:t>
+      </w:r>
+      <w:r>
+        <w:rPr>
+          <w:rFonts w:ascii="Charis SIL Regular" w:hAnsi="Charis SIL Regular" w:eastAsia="Charis SIL Regular"/>
+          <w:b w:val="0"/>
+          <w:i w:val="0"/>
+          <w:color w:val="0000FF"/>
+          <w:sz w:val="24"/>
+          <w:u w:val="single"/>
+        </w:rPr>
+        <w:t>orie</w:t>
+      </w:r>
+      <w:r>
+        <w:rPr>
+          <w:rFonts w:ascii="Charis SIL Regular" w:hAnsi="Charis SIL Regular" w:eastAsia="Charis SIL Regular"/>
+          <w:b w:val="0"/>
+          <w:i w:val="0"/>
+          <w:color w:val="0000FF"/>
+          <w:sz w:val="24"/>
         </w:rPr>
         <w:t>s</w:t>
-      </w:r>
-      <w:r>
-        <w:br/>
-      </w:r>
-      <w:r>
-        <w:rPr>
-          <w:rFonts w:ascii="Charis SIL Regular" w:hAnsi="Charis SIL Regular" w:eastAsia="Charis SIL Regular"/>
-          <w:b w:val="0"/>
-          <w:i w:val="0"/>
-          <w:color w:val="000000"/>
-          <w:sz w:val="24"/>
-        </w:rPr>
-        <w:t xml:space="preserve">•  </w:t>
-      </w:r>
-      <w:r>
-        <w:rPr>
-          <w:rFonts w:ascii="Charis SIL Regular" w:hAnsi="Charis SIL Regular" w:eastAsia="Charis SIL Regular"/>
-          <w:b w:val="0"/>
-          <w:i w:val="0"/>
-          <w:color w:val="0000FF"/>
-          <w:sz w:val="24"/>
-          <w:u w:val="single"/>
-        </w:rPr>
-        <w:t>Indonesia</w:t>
-      </w:r>
-      <w:r>
-        <w:br/>
-      </w:r>
-      <w:r>
-        <w:rPr>
-          <w:rFonts w:ascii="Charis SIL Regular" w:hAnsi="Charis SIL Regular" w:eastAsia="Charis SIL Regular"/>
-          <w:b w:val="0"/>
-          <w:i w:val="0"/>
-          <w:color w:val="000000"/>
-          <w:sz w:val="24"/>
-        </w:rPr>
-        <w:t xml:space="preserve">•  </w:t>
-      </w:r>
-      <w:r>
-        <w:rPr>
-          <w:rFonts w:ascii="Charis SIL Regular" w:hAnsi="Charis SIL Regular" w:eastAsia="Charis SIL Regular"/>
-          <w:b w:val="0"/>
-          <w:i w:val="0"/>
-          <w:color w:val="0000FF"/>
-          <w:sz w:val="24"/>
-          <w:u w:val="single"/>
-        </w:rPr>
-        <w:t>Nederland</w:t>
-      </w:r>
-      <w:r>
-        <w:rPr>
-          <w:rFonts w:ascii="Charis SIL Regular" w:hAnsi="Charis SIL Regular" w:eastAsia="Charis SIL Regular"/>
-          <w:b w:val="0"/>
-          <w:i w:val="0"/>
-          <w:color w:val="0000FF"/>
-          <w:sz w:val="24"/>
-          <w:u w:val="single"/>
-        </w:rPr>
-        <w:t>s Volkenkundig Missiemuseum</w:t>
-      </w:r>
-      <w:r>
-        <w:br/>
-      </w:r>
-      <w:r>
-        <w:rPr>
-          <w:rFonts w:ascii="Charis SIL Regular" w:hAnsi="Charis SIL Regular" w:eastAsia="Charis SIL Regular"/>
-          <w:b w:val="0"/>
-          <w:i w:val="0"/>
-          <w:color w:val="000000"/>
-          <w:sz w:val="24"/>
-        </w:rPr>
-        <w:t xml:space="preserve">•  </w:t>
-      </w:r>
-      <w:r>
-        <w:rPr>
-          <w:rFonts w:ascii="Charis SIL Regular" w:hAnsi="Charis SIL Regular" w:eastAsia="Charis SIL Regular"/>
-          <w:b w:val="0"/>
-          <w:i w:val="0"/>
-          <w:color w:val="0000FF"/>
-          <w:sz w:val="24"/>
-          <w:u w:val="single"/>
-        </w:rPr>
-        <w:t>Nijmeegs Volkenkundig Museum</w:t>
-      </w:r>
-      <w:r>
-        <w:br/>
-      </w:r>
-      <w:r>
-        <w:rPr>
-          <w:rFonts w:ascii="Charis SIL Regular" w:hAnsi="Charis SIL Regular" w:eastAsia="Charis SIL Regular"/>
-          <w:b w:val="0"/>
-          <w:i w:val="0"/>
-          <w:color w:val="000000"/>
-          <w:sz w:val="24"/>
-        </w:rPr>
-        <w:t xml:space="preserve">•  </w:t>
-      </w:r>
-      <w:r>
-        <w:rPr>
-          <w:rFonts w:ascii="Charis SIL Regular" w:hAnsi="Charis SIL Regular" w:eastAsia="Charis SIL Regular"/>
-          <w:b w:val="0"/>
-          <w:i w:val="0"/>
-          <w:color w:val="0000FF"/>
-          <w:sz w:val="24"/>
-          <w:u w:val="single"/>
-        </w:rPr>
-        <w:t>Nederlandsch Zendeling Genoots</w:t>
-      </w:r>
-      <w:r>
-        <w:rPr>
-          <w:rFonts w:ascii="Charis SIL Regular" w:hAnsi="Charis SIL Regular" w:eastAsia="Charis SIL Regular"/>
-          <w:b w:val="0"/>
-          <w:i w:val="0"/>
-          <w:color w:val="0000FF"/>
-          <w:sz w:val="24"/>
-          <w:u w:val="single"/>
-        </w:rPr>
-        <w:t>chap</w:t>
-      </w:r>
-      <w:r>
-        <w:br/>
-      </w:r>
-      <w:r>
-        <w:rPr>
-          <w:rFonts w:ascii="Charis SIL Regular" w:hAnsi="Charis SIL Regular" w:eastAsia="Charis SIL Regular"/>
-          <w:b w:val="0"/>
-          <w:i w:val="0"/>
-          <w:color w:val="000000"/>
-          <w:sz w:val="24"/>
-        </w:rPr>
-        <w:t xml:space="preserve">•  </w:t>
-      </w:r>
-      <w:r>
-        <w:rPr>
-          <w:rFonts w:ascii="Charis SIL Regular" w:hAnsi="Charis SIL Regular" w:eastAsia="Charis SIL Regular"/>
-          <w:b w:val="0"/>
-          <w:i w:val="0"/>
-          <w:color w:val="0000FF"/>
-          <w:sz w:val="24"/>
-          <w:u w:val="single"/>
-        </w:rPr>
-        <w:t>Scientific research in colonised terri</w:t>
-      </w:r>
-      <w:r>
-        <w:rPr>
-          <w:rFonts w:ascii="Charis SIL Regular" w:hAnsi="Charis SIL Regular" w:eastAsia="Charis SIL Regular"/>
-          <w:b w:val="0"/>
-          <w:i w:val="0"/>
-          <w:color w:val="0000FF"/>
-          <w:sz w:val="24"/>
-          <w:u w:val="single"/>
-        </w:rPr>
-        <w:t>t</w:t>
-      </w:r>
-      <w:r>
-        <w:rPr>
-          <w:rFonts w:ascii="Charis SIL Regular" w:hAnsi="Charis SIL Regular" w:eastAsia="Charis SIL Regular"/>
-          <w:b w:val="0"/>
-          <w:i w:val="0"/>
-          <w:color w:val="0000FF"/>
-          <w:sz w:val="24"/>
-          <w:u w:val="single"/>
-        </w:rPr>
-        <w:t>ories</w:t>
       </w:r>
       <w:r>
         <w:br/>
@@ -4505,15 +4588,9 @@
           <w:i w:val="0"/>
           <w:color w:val="0000FF"/>
           <w:sz w:val="24"/>
-        </w:rPr>
-        <w:hyperlink r:id="rId27" w:history="1">
-          <w:r>
-            <w:rPr>
-              <w:rStyle w:val="Hyperlink"/>
-            </w:rPr>
-            <w:t>1</w:t>
-          </w:r>
-        </w:hyperlink>
+          <w:u w:val="single"/>
+        </w:rPr>
+        <w:t>1</w:t>
       </w:r>
       <w:r>
         <w:rPr>

--- a/EXPORTS/DOCX/published/niveau2/English/ChristianMission.docx
+++ b/EXPORTS/DOCX/published/niveau2/English/ChristianMission.docx
@@ -836,7 +836,7 @@
           <w:sz w:val="24"/>
           <w:u w:val="single"/>
         </w:rPr>
-        <w:hyperlink r:id="rId11" w:history="1">
+        <w:hyperlink r:id="rId10" w:history="1">
           <w:r>
             <w:rPr>
               <w:rStyle w:val="Hyperlink"/>
@@ -1109,50 +1109,7 @@
           <w:color w:val="000000"/>
           <w:sz w:val="24"/>
         </w:rPr>
-        <w:hyperlink r:id="rId11" w:history="1">
-          <w:r>
-            <w:rPr>
-              <w:rStyle w:val="Hyperlink"/>
-            </w:rPr>
-            <w:t xml:space="preserve"> the Afrika M</w:t>
-          </w:r>
-        </w:hyperlink>
-      </w:r>
-      <w:r>
-        <w:rPr>
-          <w:u w:val="single" w:color="0000ff"/>
-          <w:rFonts w:ascii="Charis SIL Regular" w:hAnsi="Charis SIL Regular" w:eastAsia="Charis SIL Regular"/>
-          <w:b w:val="0"/>
-          <w:i w:val="0"/>
-          <w:color w:val="000000"/>
-          <w:sz w:val="24"/>
-        </w:rPr>
-        <w:hyperlink r:id="rId11" w:history="1">
-          <w:r>
-            <w:rPr>
-              <w:rStyle w:val="Hyperlink"/>
-            </w:rPr>
-            <w:t>u</w:t>
-          </w:r>
-        </w:hyperlink>
-      </w:r>
-      <w:r>
-        <w:rPr>
-          <w:u w:val="single" w:color="0000ff"/>
-          <w:rFonts w:ascii="Charis SIL Regular" w:hAnsi="Charis SIL Regular" w:eastAsia="Charis SIL Regular"/>
-          <w:b w:val="0"/>
-          <w:i w:val="0"/>
-          <w:color w:val="000000"/>
-          <w:sz w:val="24"/>
-        </w:rPr>
-        <w:hyperlink r:id="rId11" w:history="1">
-          <w:r>
-            <w:rPr>
-              <w:rStyle w:val="Hyperlink"/>
-            </w:rPr>
-            <w:t>se</w:t>
-          </w:r>
-        </w:hyperlink>
+        <w:t xml:space="preserve"> the Afrika Muse</w:t>
       </w:r>
       <w:r>
         <w:rPr>
@@ -1854,7 +1811,18 @@
           <w:color w:val="000000"/>
           <w:sz w:val="24"/>
         </w:rPr>
-        <w:t>Dutch Protestant and Catholic mis</w:t>
+        <w:t>Dut</w:t>
+      </w:r>
+      <w:r>
+        <w:rPr>
+          <w:u w:val="single" w:color="0000ff"/>
+          <w:rFonts w:ascii="Charis SIL Regular" w:hAnsi="Charis SIL Regular" w:eastAsia="Charis SIL Regular"/>
+          <w:b w:val="0"/>
+          <w:i w:val="0"/>
+          <w:color w:val="000000"/>
+          <w:sz w:val="24"/>
+        </w:rPr>
+        <w:t>ch Protestant and Catholic mis</w:t>
       </w:r>
       <w:r>
         <w:rPr>
@@ -2575,7 +2543,7 @@
           <w:sz w:val="24"/>
           <w:u w:val="single"/>
         </w:rPr>
-        <w:hyperlink r:id="rId18" w:history="1">
+        <w:hyperlink r:id="rId19" w:history="1">
           <w:r>
             <w:rPr>
               <w:rStyle w:val="Hyperlink"/>
@@ -2604,7 +2572,7 @@
           <w:sz w:val="24"/>
           <w:u w:val="single"/>
         </w:rPr>
-        <w:hyperlink r:id="rId18" w:history="1">
+        <w:hyperlink r:id="rId19" w:history="1">
           <w:r>
             <w:rPr>
               <w:rStyle w:val="Hyperlink"/>
@@ -2622,7 +2590,7 @@
           <w:sz w:val="24"/>
           <w:u w:val="single"/>
         </w:rPr>
-        <w:hyperlink r:id="rId18" w:history="1">
+        <w:hyperlink r:id="rId19" w:history="1">
           <w:r>
             <w:rPr>
               <w:rStyle w:val="Hyperlink"/>
@@ -2640,14 +2608,7 @@
           <w:color w:val="000000"/>
           <w:sz w:val="24"/>
         </w:rPr>
-        <w:hyperlink r:id="rId18" w:history="1">
-          <w:r>
-            <w:rPr>
-              <w:rStyle w:val="Hyperlink"/>
-            </w:rPr>
-            <w:t xml:space="preserve">, </w:t>
-          </w:r>
-        </w:hyperlink>
+        <w:t xml:space="preserve">, </w:t>
       </w:r>
       <w:r>
         <w:rPr>
@@ -2692,14 +2653,13 @@
           <w:i w:val="0"/>
           <w:color w:val="0000FF"/>
           <w:sz w:val="24"/>
-          <w:u w:val="single"/>
         </w:rPr>
         <w:hyperlink r:id="rId20" w:history="1">
           <w:r>
             <w:rPr>
               <w:rStyle w:val="Hyperlink"/>
             </w:rPr>
-            <w:t>Prote</w:t>
+            <w:t>Protestant</w:t>
           </w:r>
         </w:hyperlink>
       </w:r>
@@ -2712,43 +2672,7 @@
           <w:sz w:val="24"/>
           <w:u w:val="single"/>
         </w:rPr>
-        <w:hyperlink r:id="rId20" w:history="1">
-          <w:r>
-            <w:rPr>
-              <w:rStyle w:val="Hyperlink"/>
-            </w:rPr>
-            <w:t>s</w:t>
-          </w:r>
-        </w:hyperlink>
-      </w:r>
-      <w:r>
-        <w:rPr>
-          <w:rFonts w:ascii="Charis SIL Regular" w:hAnsi="Charis SIL Regular" w:eastAsia="Charis SIL Regular"/>
-          <w:b w:val="0"/>
-          <w:i w:val="0"/>
-          <w:color w:val="0000FF"/>
-          <w:sz w:val="24"/>
-          <w:u w:val="single"/>
-        </w:rPr>
-        <w:hyperlink r:id="rId20" w:history="1">
-          <w:r>
-            <w:rPr>
-              <w:rStyle w:val="Hyperlink"/>
-            </w:rPr>
-            <w:t>tant</w:t>
-          </w:r>
-        </w:hyperlink>
-      </w:r>
-      <w:r>
-        <w:rPr>
-          <w:rFonts w:ascii="Charis SIL Regular" w:hAnsi="Charis SIL Regular" w:eastAsia="Charis SIL Regular"/>
-          <w:b w:val="0"/>
-          <w:i w:val="0"/>
-          <w:color w:val="0000FF"/>
-          <w:sz w:val="24"/>
-          <w:u w:val="single"/>
-        </w:rPr>
-        <w:hyperlink r:id="rId20" w:history="1">
+        <w:hyperlink r:id="rId19" w:history="1">
           <w:r>
             <w:rPr>
               <w:rStyle w:val="Hyperlink"/>
@@ -2795,43 +2719,7 @@
           <w:color w:val="000000"/>
           <w:sz w:val="24"/>
         </w:rPr>
-        <w:hyperlink r:id="rId19" w:history="1">
-          <w:r>
-            <w:rPr>
-              <w:rStyle w:val="Hyperlink"/>
-            </w:rPr>
-            <w:t xml:space="preserve"> at the</w:t>
-          </w:r>
-        </w:hyperlink>
-      </w:r>
-      <w:r>
-        <w:rPr>
-          <w:u w:val="single" w:color="0000ff"/>
-          <w:rFonts w:ascii="Charis SIL Regular" w:hAnsi="Charis SIL Regular" w:eastAsia="Charis SIL Regular"/>
-          <w:b w:val="0"/>
-          <w:i w:val="0"/>
-          <w:color w:val="000000"/>
-          <w:sz w:val="24"/>
-        </w:rPr>
-        <w:t xml:space="preserve"> </w:t>
-      </w:r>
-      <w:r>
-        <w:rPr>
-          <w:u w:val="single" w:color="0000ff"/>
-          <w:rFonts w:ascii="Charis SIL Regular" w:hAnsi="Charis SIL Regular" w:eastAsia="Charis SIL Regular"/>
-          <w:b w:val="0"/>
-          <w:i w:val="0"/>
-          <w:color w:val="000000"/>
-          <w:sz w:val="24"/>
-        </w:rPr>
-        <w:hyperlink r:id="rId19" w:history="1">
-          <w:r>
-            <w:rPr>
-              <w:rStyle w:val="Hyperlink"/>
-            </w:rPr>
-            <w:t>Vrije U</w:t>
-          </w:r>
-        </w:hyperlink>
+        <w:t xml:space="preserve"> at the Vrije U</w:t>
       </w:r>
       <w:r>
         <w:rPr>
@@ -2913,7 +2801,14 @@
           <w:color w:val="000000"/>
           <w:sz w:val="24"/>
         </w:rPr>
-        <w:t xml:space="preserve">teit, </w:t>
+        <w:hyperlink r:id="rId19" w:history="1">
+          <w:r>
+            <w:rPr>
+              <w:rStyle w:val="Hyperlink"/>
+            </w:rPr>
+            <w:t xml:space="preserve">teit, </w:t>
+          </w:r>
+        </w:hyperlink>
       </w:r>
       <w:r>
         <w:rPr>
@@ -2942,7 +2837,7 @@
           <w:sz w:val="24"/>
           <w:u w:val="single"/>
         </w:rPr>
-        <w:hyperlink r:id="rId19" w:history="1">
+        <w:hyperlink r:id="rId21" w:history="1">
           <w:r>
             <w:rPr>
               <w:rStyle w:val="Hyperlink"/>
@@ -2978,7 +2873,7 @@
           <w:sz w:val="24"/>
           <w:u w:val="single"/>
         </w:rPr>
-        <w:hyperlink r:id="rId19" w:history="1">
+        <w:hyperlink r:id="rId21" w:history="1">
           <w:r>
             <w:rPr>
               <w:rStyle w:val="Hyperlink"/>
@@ -3014,7 +2909,7 @@
           <w:sz w:val="24"/>
           <w:u w:val="single"/>
         </w:rPr>
-        <w:hyperlink r:id="rId21" w:history="1">
+        <w:hyperlink r:id="rId19" w:history="1">
           <w:r>
             <w:rPr>
               <w:rStyle w:val="Hyperlink"/>
@@ -3032,7 +2927,7 @@
           <w:sz w:val="24"/>
           <w:u w:val="single"/>
         </w:rPr>
-        <w:hyperlink r:id="rId21" w:history="1">
+        <w:hyperlink r:id="rId19" w:history="1">
           <w:r>
             <w:rPr>
               <w:rStyle w:val="Hyperlink"/>
@@ -3050,7 +2945,7 @@
           <w:sz w:val="24"/>
           <w:u w:val="single"/>
         </w:rPr>
-        <w:hyperlink r:id="rId21" w:history="1">
+        <w:hyperlink r:id="rId19" w:history="1">
           <w:r>
             <w:rPr>
               <w:rStyle w:val="Hyperlink"/>
@@ -3090,29 +2985,47 @@
       </w:r>
       <w:r>
         <w:rPr>
+          <w:u w:val="single" w:color="0000ff"/>
           <w:rFonts w:ascii="Charis SIL Regular" w:hAnsi="Charis SIL Regular" w:eastAsia="Charis SIL Regular"/>
           <w:b w:val="0"/>
           <w:i w:val="0"/>
           <w:color w:val="000000"/>
           <w:sz w:val="24"/>
         </w:rPr>
-        <w:t xml:space="preserve">, and the </w:t>
+        <w:hyperlink r:id="rId19" w:history="1">
+          <w:r>
+            <w:rPr>
+              <w:rStyle w:val="Hyperlink"/>
+            </w:rPr>
+            <w:t xml:space="preserve">, and </w:t>
+          </w:r>
+        </w:hyperlink>
       </w:r>
       <w:r>
         <w:rPr>
           <w:rFonts w:ascii="Charis SIL Regular" w:hAnsi="Charis SIL Regular" w:eastAsia="Charis SIL Regular"/>
           <w:b w:val="0"/>
           <w:i w:val="0"/>
-          <w:color w:val="0000FF"/>
-          <w:sz w:val="24"/>
-          <w:u w:val="single"/>
+          <w:color w:val="000000"/>
+          <w:sz w:val="24"/>
+        </w:rPr>
+        <w:t>th</w:t>
+      </w:r>
+      <w:r>
+        <w:rPr>
+          <w:u w:val="single" w:color="0000ff"/>
+          <w:rFonts w:ascii="Charis SIL Regular" w:hAnsi="Charis SIL Regular" w:eastAsia="Charis SIL Regular"/>
+          <w:b w:val="0"/>
+          <w:i w:val="0"/>
+          <w:color w:val="000000"/>
+          <w:sz w:val="24"/>
         </w:rPr>
         <w:hyperlink r:id="rId20" w:history="1">
           <w:r>
             <w:rPr>
               <w:rStyle w:val="Hyperlink"/>
             </w:rPr>
-            <w:t>Erf</w:t>
+            <w:t xml:space="preserve">e </w:t>
           </w:r>
         </w:hyperlink>
       </w:r>
@@ -3123,16 +3036,8 @@
           <w:i w:val="0"/>
           <w:color w:val="0000FF"/>
           <w:sz w:val="24"/>
-          <w:u w:val="single"/>
-        </w:rPr>
-        <w:hyperlink r:id="rId20" w:history="1">
-          <w:r>
-            <w:rPr>
-              <w:rStyle w:val="Hyperlink"/>
-            </w:rPr>
-            <w:t>goedcentru</w:t>
-          </w:r>
-        </w:hyperlink>
+        </w:rPr>
+        <w:t>Erfgoedcentru</w:t>
       </w:r>
       <w:r>
         <w:rPr>
@@ -3278,16 +3183,6 @@
       </w:r>
       <w:r>
         <w:rPr>
-          <w:rFonts w:ascii="Charis SIL Regular" w:hAnsi="Charis SIL Regular" w:eastAsia="Charis SIL Regular"/>
-          <w:b w:val="0"/>
-          <w:i w:val="0"/>
-          <w:color w:val="000000"/>
-          <w:sz w:val="24"/>
-        </w:rPr>
-        <w:t>often still be found in the count</w:t>
-      </w:r>
-      <w:r>
-        <w:rPr>
           <w:u w:val="single" w:color="0000ff"/>
           <w:rFonts w:ascii="Charis SIL Regular" w:hAnsi="Charis SIL Regular" w:eastAsia="Charis SIL Regular"/>
           <w:b w:val="0"/>
@@ -3295,7 +3190,89 @@
           <w:color w:val="000000"/>
           <w:sz w:val="24"/>
         </w:rPr>
-        <w:t>ries where the mission organ</w:t>
+        <w:hyperlink r:id="rId21" w:history="1">
+          <w:r>
+            <w:rPr>
+              <w:rStyle w:val="Hyperlink"/>
+            </w:rPr>
+            <w:t>often still be fo</w:t>
+          </w:r>
+        </w:hyperlink>
+      </w:r>
+      <w:r>
+        <w:rPr>
+          <w:u w:val="single" w:color="0000ff"/>
+          <w:rFonts w:ascii="Charis SIL Regular" w:hAnsi="Charis SIL Regular" w:eastAsia="Charis SIL Regular"/>
+          <w:b w:val="0"/>
+          <w:i w:val="0"/>
+          <w:color w:val="000000"/>
+          <w:sz w:val="24"/>
+        </w:rPr>
+        <w:hyperlink r:id="rId21" w:history="1">
+          <w:r>
+            <w:rPr>
+              <w:rStyle w:val="Hyperlink"/>
+            </w:rPr>
+            <w:t>u</w:t>
+          </w:r>
+        </w:hyperlink>
+      </w:r>
+      <w:r>
+        <w:rPr>
+          <w:u w:val="single" w:color="0000ff"/>
+          <w:rFonts w:ascii="Charis SIL Regular" w:hAnsi="Charis SIL Regular" w:eastAsia="Charis SIL Regular"/>
+          <w:b w:val="0"/>
+          <w:i w:val="0"/>
+          <w:color w:val="000000"/>
+          <w:sz w:val="24"/>
+        </w:rPr>
+        <w:hyperlink r:id="rId21" w:history="1">
+          <w:r>
+            <w:rPr>
+              <w:rStyle w:val="Hyperlink"/>
+            </w:rPr>
+            <w:t xml:space="preserve">nd in </w:t>
+          </w:r>
+        </w:hyperlink>
+      </w:r>
+      <w:r>
+        <w:rPr>
+          <w:u w:val="single" w:color="0000ff"/>
+          <w:rFonts w:ascii="Charis SIL Regular" w:hAnsi="Charis SIL Regular" w:eastAsia="Charis SIL Regular"/>
+          <w:b w:val="0"/>
+          <w:i w:val="0"/>
+          <w:color w:val="000000"/>
+          <w:sz w:val="24"/>
+        </w:rPr>
+        <w:t>t</w:t>
+      </w:r>
+      <w:r>
+        <w:rPr>
+          <w:rFonts w:ascii="Charis SIL Regular" w:hAnsi="Charis SIL Regular" w:eastAsia="Charis SIL Regular"/>
+          <w:b w:val="0"/>
+          <w:i w:val="0"/>
+          <w:color w:val="000000"/>
+          <w:sz w:val="24"/>
+        </w:rPr>
+        <w:t>he countries where the m</w:t>
+      </w:r>
+      <w:r>
+        <w:rPr>
+          <w:u w:val="single" w:color="0000ff"/>
+          <w:rFonts w:ascii="Charis SIL Regular" w:hAnsi="Charis SIL Regular" w:eastAsia="Charis SIL Regular"/>
+          <w:b w:val="0"/>
+          <w:i w:val="0"/>
+          <w:color w:val="000000"/>
+          <w:sz w:val="24"/>
+        </w:rPr>
+        <w:hyperlink r:id="rId22" w:history="1">
+          <w:r>
+            <w:rPr>
+              <w:rStyle w:val="Hyperlink"/>
+            </w:rPr>
+            <w:t>ission organ</w:t>
+          </w:r>
+        </w:hyperlink>
       </w:r>
       <w:r>
         <w:rPr>
@@ -3443,7 +3420,7 @@
           <w:sz w:val="24"/>
           <w:u w:val="single"/>
         </w:rPr>
-        <w:t>Scientific research</w:t>
+        <w:t xml:space="preserve">Scientific research </w:t>
       </w:r>
       <w:r>
         <w:rPr>
@@ -3454,7 +3431,7 @@
           <w:sz w:val="24"/>
           <w:u w:val="single"/>
         </w:rPr>
-        <w:t xml:space="preserve"> </w:t>
+        <w:t>in colonised territorie</w:t>
       </w:r>
       <w:r>
         <w:rPr>
@@ -3463,9 +3440,32 @@
           <w:i w:val="0"/>
           <w:color w:val="0000FF"/>
           <w:sz w:val="24"/>
+        </w:rPr>
+        <w:t>s</w:t>
+      </w:r>
+      <w:r>
+        <w:br/>
+      </w:r>
+      <w:r>
+        <w:rPr>
+          <w:rFonts w:ascii="Charis SIL Regular" w:hAnsi="Charis SIL Regular" w:eastAsia="Charis SIL Regular"/>
+          <w:b w:val="0"/>
+          <w:i w:val="0"/>
+          <w:color w:val="000000"/>
+          <w:sz w:val="24"/>
+        </w:rPr>
+        <w:t xml:space="preserve">•  </w:t>
+      </w:r>
+      <w:r>
+        <w:rPr>
+          <w:rFonts w:ascii="Charis SIL Regular" w:hAnsi="Charis SIL Regular" w:eastAsia="Charis SIL Regular"/>
+          <w:b w:val="0"/>
+          <w:i w:val="0"/>
+          <w:color w:val="0000FF"/>
+          <w:sz w:val="24"/>
           <w:u w:val="single"/>
         </w:rPr>
-        <w:t>in colonised territories</w:t>
+        <w:t>Indonesia</w:t>
       </w:r>
       <w:r>
         <w:br/>
@@ -3489,7 +3489,18 @@
           <w:sz w:val="24"/>
           <w:u w:val="single"/>
         </w:rPr>
-        <w:t>Indonesia</w:t>
+        <w:t>Nederland</w:t>
+      </w:r>
+      <w:r>
+        <w:rPr>
+          <w:rFonts w:ascii="Charis SIL Regular" w:hAnsi="Charis SIL Regular" w:eastAsia="Charis SIL Regular"/>
+          <w:b w:val="0"/>
+          <w:i w:val="0"/>
+          <w:color w:val="0000FF"/>
+          <w:sz w:val="24"/>
+          <w:u w:val="single"/>
+        </w:rPr>
+        <w:t>s Volkenkundig Missiemuseum</w:t>
       </w:r>
       <w:r>
         <w:br/>
@@ -3513,18 +3524,42 @@
           <w:sz w:val="24"/>
           <w:u w:val="single"/>
         </w:rPr>
-        <w:t>Nederland</w:t>
+        <w:t>Nijmeegs Volkenkundig Museum</w:t>
+      </w:r>
+      <w:r>
+        <w:br/>
       </w:r>
       <w:r>
         <w:rPr>
           <w:rFonts w:ascii="Charis SIL Regular" w:hAnsi="Charis SIL Regular" w:eastAsia="Charis SIL Regular"/>
           <w:b w:val="0"/>
           <w:i w:val="0"/>
+          <w:color w:val="000000"/>
+          <w:sz w:val="24"/>
+        </w:rPr>
+        <w:t xml:space="preserve">•  </w:t>
+      </w:r>
+      <w:r>
+        <w:rPr>
+          <w:rFonts w:ascii="Charis SIL Regular" w:hAnsi="Charis SIL Regular" w:eastAsia="Charis SIL Regular"/>
+          <w:b w:val="0"/>
+          <w:i w:val="0"/>
           <w:color w:val="0000FF"/>
           <w:sz w:val="24"/>
           <w:u w:val="single"/>
         </w:rPr>
-        <w:t>s Volkenkundig Missiemuseum</w:t>
+        <w:t>Nederlandsch Zendeling Genoots</w:t>
+      </w:r>
+      <w:r>
+        <w:rPr>
+          <w:rFonts w:ascii="Charis SIL Regular" w:hAnsi="Charis SIL Regular" w:eastAsia="Charis SIL Regular"/>
+          <w:b w:val="0"/>
+          <w:i w:val="0"/>
+          <w:color w:val="0000FF"/>
+          <w:sz w:val="24"/>
+          <w:u w:val="single"/>
+        </w:rPr>
+        <w:t>chap</w:t>
       </w:r>
       <w:r>
         <w:br/>
@@ -3548,20 +3583,18 @@
           <w:sz w:val="24"/>
           <w:u w:val="single"/>
         </w:rPr>
-        <w:t>Nijmeegs Volkenkundig Museum</w:t>
-      </w:r>
-      <w:r>
-        <w:br/>
+        <w:t>Scientific research in colonised terri</w:t>
       </w:r>
       <w:r>
         <w:rPr>
           <w:rFonts w:ascii="Charis SIL Regular" w:hAnsi="Charis SIL Regular" w:eastAsia="Charis SIL Regular"/>
           <w:b w:val="0"/>
           <w:i w:val="0"/>
-          <w:color w:val="000000"/>
-          <w:sz w:val="24"/>
-        </w:rPr>
-        <w:t xml:space="preserve">•  </w:t>
+          <w:color w:val="0000FF"/>
+          <w:sz w:val="24"/>
+          <w:u w:val="single"/>
+        </w:rPr>
+        <w:t>t</w:t>
       </w:r>
       <w:r>
         <w:rPr>
@@ -3572,63 +3605,7 @@
           <w:sz w:val="24"/>
           <w:u w:val="single"/>
         </w:rPr>
-        <w:t>Nederlandsch Zendeling Genoots</w:t>
-      </w:r>
-      <w:r>
-        <w:rPr>
-          <w:rFonts w:ascii="Charis SIL Regular" w:hAnsi="Charis SIL Regular" w:eastAsia="Charis SIL Regular"/>
-          <w:b w:val="0"/>
-          <w:i w:val="0"/>
-          <w:color w:val="0000FF"/>
-          <w:sz w:val="24"/>
-          <w:u w:val="single"/>
-        </w:rPr>
-        <w:t>chap</w:t>
-      </w:r>
-      <w:r>
-        <w:br/>
-      </w:r>
-      <w:r>
-        <w:rPr>
-          <w:rFonts w:ascii="Charis SIL Regular" w:hAnsi="Charis SIL Regular" w:eastAsia="Charis SIL Regular"/>
-          <w:b w:val="0"/>
-          <w:i w:val="0"/>
-          <w:color w:val="000000"/>
-          <w:sz w:val="24"/>
-        </w:rPr>
-        <w:t xml:space="preserve">•  </w:t>
-      </w:r>
-      <w:r>
-        <w:rPr>
-          <w:rFonts w:ascii="Charis SIL Regular" w:hAnsi="Charis SIL Regular" w:eastAsia="Charis SIL Regular"/>
-          <w:b w:val="0"/>
-          <w:i w:val="0"/>
-          <w:color w:val="0000FF"/>
-          <w:sz w:val="24"/>
-          <w:u w:val="single"/>
-        </w:rPr>
-        <w:t>Scientific research in colonised territ</w:t>
-      </w:r>
-      <w:r>
-        <w:rPr>
-          <w:rFonts w:ascii="Charis SIL Regular" w:hAnsi="Charis SIL Regular" w:eastAsia="Charis SIL Regular"/>
-          <w:b w:val="0"/>
-          <w:i w:val="0"/>
-          <w:color w:val="0000FF"/>
-          <w:sz w:val="24"/>
-          <w:u w:val="single"/>
-        </w:rPr>
-        <w:t>orie</w:t>
-      </w:r>
-      <w:r>
-        <w:rPr>
-          <w:rFonts w:ascii="Charis SIL Regular" w:hAnsi="Charis SIL Regular" w:eastAsia="Charis SIL Regular"/>
-          <w:b w:val="0"/>
-          <w:i w:val="0"/>
-          <w:color w:val="0000FF"/>
-          <w:sz w:val="24"/>
-        </w:rPr>
-        <w:t>s</w:t>
+        <w:t>ories</w:t>
       </w:r>
       <w:r>
         <w:br/>
@@ -4220,9 +4197,15 @@
           <w:i w:val="0"/>
           <w:color w:val="0000FF"/>
           <w:sz w:val="24"/>
-          <w:u w:val="single"/>
-        </w:rPr>
-        <w:t>7</w:t>
+        </w:rPr>
+        <w:hyperlink r:id="rId25" w:history="1">
+          <w:r>
+            <w:rPr>
+              <w:rStyle w:val="Hyperlink"/>
+            </w:rPr>
+            <w:t>7</w:t>
+          </w:r>
+        </w:hyperlink>
       </w:r>
       <w:r>
         <w:rPr>
@@ -4588,9 +4571,15 @@
           <w:i w:val="0"/>
           <w:color w:val="0000FF"/>
           <w:sz w:val="24"/>
-          <w:u w:val="single"/>
-        </w:rPr>
-        <w:t>1</w:t>
+        </w:rPr>
+        <w:hyperlink r:id="rId27" w:history="1">
+          <w:r>
+            <w:rPr>
+              <w:rStyle w:val="Hyperlink"/>
+            </w:rPr>
+            <w:t>1</w:t>
+          </w:r>
+        </w:hyperlink>
       </w:r>
       <w:r>
         <w:rPr>

--- a/EXPORTS/DOCX/published/niveau2/English/ChristianMission.docx
+++ b/EXPORTS/DOCX/published/niveau2/English/ChristianMission.docx
@@ -452,14 +452,7 @@
           <w:color w:val="000000"/>
           <w:sz w:val="24"/>
         </w:rPr>
-        <w:hyperlink r:id="rId9" w:history="1">
-          <w:r>
-            <w:rPr>
-              <w:rStyle w:val="Hyperlink"/>
-            </w:rPr>
-            <w:t>made up of ob</w:t>
-          </w:r>
-        </w:hyperlink>
+        <w:t>made up of ob</w:t>
       </w:r>
       <w:r>
         <w:rPr>
@@ -807,7 +800,7 @@
           <w:sz w:val="24"/>
           <w:u w:val="single"/>
         </w:rPr>
-        <w:hyperlink r:id="rId10" w:history="1">
+        <w:hyperlink r:id="rId11" w:history="1">
           <w:r>
             <w:rPr>
               <w:rStyle w:val="Hyperlink"/>
@@ -836,7 +829,7 @@
           <w:sz w:val="24"/>
           <w:u w:val="single"/>
         </w:rPr>
-        <w:hyperlink r:id="rId10" w:history="1">
+        <w:hyperlink r:id="rId11" w:history="1">
           <w:r>
             <w:rPr>
               <w:rStyle w:val="Hyperlink"/>
@@ -912,7 +905,7 @@
           <w:sz w:val="24"/>
           <w:u w:val="single"/>
         </w:rPr>
-        <w:hyperlink r:id="rId11" w:history="1">
+        <w:hyperlink r:id="rId10" w:history="1">
           <w:r>
             <w:rPr>
               <w:rStyle w:val="Hyperlink"/>
@@ -930,7 +923,7 @@
           <w:sz w:val="24"/>
           <w:u w:val="single"/>
         </w:rPr>
-        <w:hyperlink r:id="rId11" w:history="1">
+        <w:hyperlink r:id="rId10" w:history="1">
           <w:r>
             <w:rPr>
               <w:rStyle w:val="Hyperlink"/>
@@ -959,7 +952,7 @@
           <w:sz w:val="24"/>
           <w:u w:val="single"/>
         </w:rPr>
-        <w:hyperlink r:id="rId11" w:history="1">
+        <w:hyperlink r:id="rId10" w:history="1">
           <w:r>
             <w:rPr>
               <w:rStyle w:val="Hyperlink"/>
@@ -1109,7 +1102,50 @@
           <w:color w:val="000000"/>
           <w:sz w:val="24"/>
         </w:rPr>
-        <w:t xml:space="preserve"> the Afrika Muse</w:t>
+        <w:hyperlink r:id="rId11" w:history="1">
+          <w:r>
+            <w:rPr>
+              <w:rStyle w:val="Hyperlink"/>
+            </w:rPr>
+            <w:t xml:space="preserve"> the Afrika M</w:t>
+          </w:r>
+        </w:hyperlink>
+      </w:r>
+      <w:r>
+        <w:rPr>
+          <w:u w:val="single" w:color="0000ff"/>
+          <w:rFonts w:ascii="Charis SIL Regular" w:hAnsi="Charis SIL Regular" w:eastAsia="Charis SIL Regular"/>
+          <w:b w:val="0"/>
+          <w:i w:val="0"/>
+          <w:color w:val="000000"/>
+          <w:sz w:val="24"/>
+        </w:rPr>
+        <w:hyperlink r:id="rId11" w:history="1">
+          <w:r>
+            <w:rPr>
+              <w:rStyle w:val="Hyperlink"/>
+            </w:rPr>
+            <w:t>u</w:t>
+          </w:r>
+        </w:hyperlink>
+      </w:r>
+      <w:r>
+        <w:rPr>
+          <w:u w:val="single" w:color="0000ff"/>
+          <w:rFonts w:ascii="Charis SIL Regular" w:hAnsi="Charis SIL Regular" w:eastAsia="Charis SIL Regular"/>
+          <w:b w:val="0"/>
+          <w:i w:val="0"/>
+          <w:color w:val="000000"/>
+          <w:sz w:val="24"/>
+        </w:rPr>
+        <w:hyperlink r:id="rId11" w:history="1">
+          <w:r>
+            <w:rPr>
+              <w:rStyle w:val="Hyperlink"/>
+            </w:rPr>
+            <w:t>se</w:t>
+          </w:r>
+        </w:hyperlink>
       </w:r>
       <w:r>
         <w:rPr>
@@ -1811,7 +1847,7 @@
           <w:color w:val="000000"/>
           <w:sz w:val="24"/>
         </w:rPr>
-        <w:t>Dut</w:t>
+        <w:t>Dutch Protestant</w:t>
       </w:r>
       <w:r>
         <w:rPr>
@@ -1822,7 +1858,32 @@
           <w:color w:val="000000"/>
           <w:sz w:val="24"/>
         </w:rPr>
-        <w:t>ch Protestant and Catholic mis</w:t>
+        <w:hyperlink r:id="rId15" w:history="1">
+          <w:r>
+            <w:rPr>
+              <w:rStyle w:val="Hyperlink"/>
+            </w:rPr>
+            <w:t xml:space="preserve"> and</w:t>
+          </w:r>
+        </w:hyperlink>
+      </w:r>
+      <w:r>
+        <w:rPr>
+          <w:u w:val="single" w:color="0000ff"/>
+          <w:rFonts w:ascii="Charis SIL Regular" w:hAnsi="Charis SIL Regular" w:eastAsia="Charis SIL Regular"/>
+          <w:b w:val="0"/>
+          <w:i w:val="0"/>
+          <w:color w:val="000000"/>
+          <w:sz w:val="24"/>
+        </w:rPr>
+        <w:hyperlink r:id="rId15" w:history="1">
+          <w:r>
+            <w:rPr>
+              <w:rStyle w:val="Hyperlink"/>
+            </w:rPr>
+            <w:t xml:space="preserve"> Catholic mis</w:t>
+          </w:r>
+        </w:hyperlink>
       </w:r>
       <w:r>
         <w:rPr>
@@ -2601,14 +2662,20 @@
       </w:r>
       <w:r>
         <w:rPr>
-          <w:u w:val="single" w:color="0000ff"/>
           <w:rFonts w:ascii="Charis SIL Regular" w:hAnsi="Charis SIL Regular" w:eastAsia="Charis SIL Regular"/>
           <w:b w:val="0"/>
           <w:i w:val="0"/>
           <w:color w:val="000000"/>
           <w:sz w:val="24"/>
         </w:rPr>
-        <w:t xml:space="preserve">, </w:t>
+        <w:hyperlink r:id="rId18" w:history="1">
+          <w:r>
+            <w:rPr>
+              <w:rStyle w:val="Hyperlink"/>
+            </w:rPr>
+            <w:t xml:space="preserve">, </w:t>
+          </w:r>
+        </w:hyperlink>
       </w:r>
       <w:r>
         <w:rPr>
@@ -2653,13 +2720,50 @@
           <w:i w:val="0"/>
           <w:color w:val="0000FF"/>
           <w:sz w:val="24"/>
+          <w:u w:val="single"/>
         </w:rPr>
         <w:hyperlink r:id="rId20" w:history="1">
           <w:r>
             <w:rPr>
               <w:rStyle w:val="Hyperlink"/>
             </w:rPr>
-            <w:t>Protestant</w:t>
+            <w:t>Prote</w:t>
+          </w:r>
+        </w:hyperlink>
+      </w:r>
+      <w:r>
+        <w:rPr>
+          <w:rFonts w:ascii="Charis SIL Regular" w:hAnsi="Charis SIL Regular" w:eastAsia="Charis SIL Regular"/>
+          <w:b w:val="0"/>
+          <w:i w:val="0"/>
+          <w:color w:val="0000FF"/>
+          <w:sz w:val="24"/>
+          <w:u w:val="single"/>
+        </w:rPr>
+        <w:hyperlink r:id="rId20" w:history="1">
+          <w:r>
+            <w:rPr>
+              <w:rStyle w:val="Hyperlink"/>
+            </w:rPr>
+            <w:t>s</w:t>
+          </w:r>
+        </w:hyperlink>
+      </w:r>
+      <w:r>
+        <w:rPr>
+          <w:rFonts w:ascii="Charis SIL Regular" w:hAnsi="Charis SIL Regular" w:eastAsia="Charis SIL Regular"/>
+          <w:b w:val="0"/>
+          <w:i w:val="0"/>
+          <w:color w:val="0000FF"/>
+          <w:sz w:val="24"/>
+          <w:u w:val="single"/>
+        </w:rPr>
+        <w:hyperlink r:id="rId20" w:history="1">
+          <w:r>
+            <w:rPr>
+              <w:rStyle w:val="Hyperlink"/>
+            </w:rPr>
+            <w:t>tant</w:t>
           </w:r>
         </w:hyperlink>
       </w:r>
@@ -2701,7 +2805,7 @@
           <w:sz w:val="24"/>
           <w:u w:val="single"/>
         </w:rPr>
-        <w:hyperlink r:id="rId20" w:history="1">
+        <w:hyperlink r:id="rId19" w:history="1">
           <w:r>
             <w:rPr>
               <w:rStyle w:val="Hyperlink"/>
@@ -2719,96 +2823,24 @@
           <w:color w:val="000000"/>
           <w:sz w:val="24"/>
         </w:rPr>
-        <w:t xml:space="preserve"> at the Vrije U</w:t>
-      </w:r>
-      <w:r>
-        <w:rPr>
-          <w:u w:val="single" w:color="0000ff"/>
-          <w:rFonts w:ascii="Charis SIL Regular" w:hAnsi="Charis SIL Regular" w:eastAsia="Charis SIL Regular"/>
-          <w:b w:val="0"/>
-          <w:i w:val="0"/>
-          <w:color w:val="000000"/>
-          <w:sz w:val="24"/>
-        </w:rPr>
         <w:hyperlink r:id="rId19" w:history="1">
           <w:r>
             <w:rPr>
               <w:rStyle w:val="Hyperlink"/>
             </w:rPr>
-            <w:t>ni</w:t>
+            <w:t xml:space="preserve"> at the</w:t>
           </w:r>
         </w:hyperlink>
       </w:r>
       <w:r>
         <w:rPr>
-          <w:u w:val="single" w:color="0000ff"/>
           <w:rFonts w:ascii="Charis SIL Regular" w:hAnsi="Charis SIL Regular" w:eastAsia="Charis SIL Regular"/>
           <w:b w:val="0"/>
           <w:i w:val="0"/>
           <w:color w:val="000000"/>
           <w:sz w:val="24"/>
         </w:rPr>
-        <w:hyperlink r:id="rId19" w:history="1">
-          <w:r>
-            <w:rPr>
-              <w:rStyle w:val="Hyperlink"/>
-            </w:rPr>
-            <w:t>v</w:t>
-          </w:r>
-        </w:hyperlink>
-      </w:r>
-      <w:r>
-        <w:rPr>
-          <w:u w:val="single" w:color="0000ff"/>
-          <w:rFonts w:ascii="Charis SIL Regular" w:hAnsi="Charis SIL Regular" w:eastAsia="Charis SIL Regular"/>
-          <w:b w:val="0"/>
-          <w:i w:val="0"/>
-          <w:color w:val="000000"/>
-          <w:sz w:val="24"/>
-        </w:rPr>
-        <w:hyperlink r:id="rId19" w:history="1">
-          <w:r>
-            <w:rPr>
-              <w:rStyle w:val="Hyperlink"/>
-            </w:rPr>
-            <w:t>ers</w:t>
-          </w:r>
-        </w:hyperlink>
-      </w:r>
-      <w:r>
-        <w:rPr>
-          <w:u w:val="single" w:color="0000ff"/>
-          <w:rFonts w:ascii="Charis SIL Regular" w:hAnsi="Charis SIL Regular" w:eastAsia="Charis SIL Regular"/>
-          <w:b w:val="0"/>
-          <w:i w:val="0"/>
-          <w:color w:val="000000"/>
-          <w:sz w:val="24"/>
-        </w:rPr>
-        <w:hyperlink r:id="rId19" w:history="1">
-          <w:r>
-            <w:rPr>
-              <w:rStyle w:val="Hyperlink"/>
-            </w:rPr>
-            <w:t>i</w:t>
-          </w:r>
-        </w:hyperlink>
-      </w:r>
-      <w:r>
-        <w:rPr>
-          <w:rFonts w:ascii="Charis SIL Regular" w:hAnsi="Charis SIL Regular" w:eastAsia="Charis SIL Regular"/>
-          <w:b w:val="0"/>
-          <w:i w:val="0"/>
-          <w:color w:val="000000"/>
-          <w:sz w:val="24"/>
-        </w:rPr>
-        <w:hyperlink r:id="rId19" w:history="1">
-          <w:r>
-            <w:rPr>
-              <w:rStyle w:val="Hyperlink"/>
-            </w:rPr>
-            <w:t xml:space="preserve">teit, </w:t>
-          </w:r>
-        </w:hyperlink>
+        <w:t xml:space="preserve"> Vrije Universiteit, </w:t>
       </w:r>
       <w:r>
         <w:rPr>
@@ -2819,7 +2851,7 @@
           <w:sz w:val="24"/>
           <w:u w:val="single"/>
         </w:rPr>
-        <w:hyperlink r:id="rId19" w:history="1">
+        <w:hyperlink r:id="rId21" w:history="1">
           <w:r>
             <w:rPr>
               <w:rStyle w:val="Hyperlink"/>
@@ -2891,7 +2923,7 @@
           <w:sz w:val="24"/>
           <w:u w:val="single"/>
         </w:rPr>
-        <w:hyperlink r:id="rId19" w:history="1">
+        <w:hyperlink r:id="rId21" w:history="1">
           <w:r>
             <w:rPr>
               <w:rStyle w:val="Hyperlink"/>
@@ -2909,7 +2941,7 @@
           <w:sz w:val="24"/>
           <w:u w:val="single"/>
         </w:rPr>
-        <w:hyperlink r:id="rId19" w:history="1">
+        <w:hyperlink r:id="rId21" w:history="1">
           <w:r>
             <w:rPr>
               <w:rStyle w:val="Hyperlink"/>
@@ -2927,7 +2959,7 @@
           <w:sz w:val="24"/>
           <w:u w:val="single"/>
         </w:rPr>
-        <w:hyperlink r:id="rId19" w:history="1">
+        <w:hyperlink r:id="rId21" w:history="1">
           <w:r>
             <w:rPr>
               <w:rStyle w:val="Hyperlink"/>
@@ -2974,7 +3006,7 @@
           <w:sz w:val="24"/>
           <w:u w:val="single"/>
         </w:rPr>
-        <w:hyperlink r:id="rId21" w:history="1">
+        <w:hyperlink r:id="rId19" w:history="1">
           <w:r>
             <w:rPr>
               <w:rStyle w:val="Hyperlink"/>
@@ -3013,7 +3045,6 @@
       </w:r>
       <w:r>
         <w:rPr>
-          <w:u w:val="single" w:color="0000ff"/>
           <w:rFonts w:ascii="Charis SIL Regular" w:hAnsi="Charis SIL Regular" w:eastAsia="Charis SIL Regular"/>
           <w:b w:val="0"/>
           <w:i w:val="0"/>
@@ -3036,8 +3067,34 @@
           <w:i w:val="0"/>
           <w:color w:val="0000FF"/>
           <w:sz w:val="24"/>
-        </w:rPr>
-        <w:t>Erfgoedcentru</w:t>
+          <w:u w:val="single"/>
+        </w:rPr>
+        <w:hyperlink r:id="rId20" w:history="1">
+          <w:r>
+            <w:rPr>
+              <w:rStyle w:val="Hyperlink"/>
+            </w:rPr>
+            <w:t>Erf</w:t>
+          </w:r>
+        </w:hyperlink>
+      </w:r>
+      <w:r>
+        <w:rPr>
+          <w:rFonts w:ascii="Charis SIL Regular" w:hAnsi="Charis SIL Regular" w:eastAsia="Charis SIL Regular"/>
+          <w:b w:val="0"/>
+          <w:i w:val="0"/>
+          <w:color w:val="0000FF"/>
+          <w:sz w:val="24"/>
+          <w:u w:val="single"/>
+        </w:rPr>
+        <w:hyperlink r:id="rId20" w:history="1">
+          <w:r>
+            <w:rPr>
+              <w:rStyle w:val="Hyperlink"/>
+            </w:rPr>
+            <w:t>goedcentru</w:t>
+          </w:r>
+        </w:hyperlink>
       </w:r>
       <w:r>
         <w:rPr>
@@ -3077,7 +3134,7 @@
           <w:sz w:val="24"/>
           <w:u w:val="single"/>
         </w:rPr>
-        <w:hyperlink r:id="rId20" w:history="1">
+        <w:hyperlink r:id="rId22" w:history="1">
           <w:r>
             <w:rPr>
               <w:rStyle w:val="Hyperlink"/>
@@ -3183,78 +3240,13 @@
       </w:r>
       <w:r>
         <w:rPr>
-          <w:u w:val="single" w:color="0000ff"/>
           <w:rFonts w:ascii="Charis SIL Regular" w:hAnsi="Charis SIL Regular" w:eastAsia="Charis SIL Regular"/>
           <w:b w:val="0"/>
           <w:i w:val="0"/>
           <w:color w:val="000000"/>
           <w:sz w:val="24"/>
         </w:rPr>
-        <w:hyperlink r:id="rId21" w:history="1">
-          <w:r>
-            <w:rPr>
-              <w:rStyle w:val="Hyperlink"/>
-            </w:rPr>
-            <w:t>often still be fo</w:t>
-          </w:r>
-        </w:hyperlink>
-      </w:r>
-      <w:r>
-        <w:rPr>
-          <w:u w:val="single" w:color="0000ff"/>
-          <w:rFonts w:ascii="Charis SIL Regular" w:hAnsi="Charis SIL Regular" w:eastAsia="Charis SIL Regular"/>
-          <w:b w:val="0"/>
-          <w:i w:val="0"/>
-          <w:color w:val="000000"/>
-          <w:sz w:val="24"/>
-        </w:rPr>
-        <w:hyperlink r:id="rId21" w:history="1">
-          <w:r>
-            <w:rPr>
-              <w:rStyle w:val="Hyperlink"/>
-            </w:rPr>
-            <w:t>u</w:t>
-          </w:r>
-        </w:hyperlink>
-      </w:r>
-      <w:r>
-        <w:rPr>
-          <w:u w:val="single" w:color="0000ff"/>
-          <w:rFonts w:ascii="Charis SIL Regular" w:hAnsi="Charis SIL Regular" w:eastAsia="Charis SIL Regular"/>
-          <w:b w:val="0"/>
-          <w:i w:val="0"/>
-          <w:color w:val="000000"/>
-          <w:sz w:val="24"/>
-        </w:rPr>
-        <w:hyperlink r:id="rId21" w:history="1">
-          <w:r>
-            <w:rPr>
-              <w:rStyle w:val="Hyperlink"/>
-            </w:rPr>
-            <w:t xml:space="preserve">nd in </w:t>
-          </w:r>
-        </w:hyperlink>
-      </w:r>
-      <w:r>
-        <w:rPr>
-          <w:u w:val="single" w:color="0000ff"/>
-          <w:rFonts w:ascii="Charis SIL Regular" w:hAnsi="Charis SIL Regular" w:eastAsia="Charis SIL Regular"/>
-          <w:b w:val="0"/>
-          <w:i w:val="0"/>
-          <w:color w:val="000000"/>
-          <w:sz w:val="24"/>
-        </w:rPr>
-        <w:t>t</w:t>
-      </w:r>
-      <w:r>
-        <w:rPr>
-          <w:rFonts w:ascii="Charis SIL Regular" w:hAnsi="Charis SIL Regular" w:eastAsia="Charis SIL Regular"/>
-          <w:b w:val="0"/>
-          <w:i w:val="0"/>
-          <w:color w:val="000000"/>
-          <w:sz w:val="24"/>
-        </w:rPr>
-        <w:t>he countries where the m</w:t>
+        <w:t>often still be found in the countries where the m</w:t>
       </w:r>
       <w:r>
         <w:rPr>
@@ -3420,7 +3412,7 @@
           <w:sz w:val="24"/>
           <w:u w:val="single"/>
         </w:rPr>
-        <w:t xml:space="preserve">Scientific research </w:t>
+        <w:t>Scientific research</w:t>
       </w:r>
       <w:r>
         <w:rPr>
@@ -3431,7 +3423,7 @@
           <w:sz w:val="24"/>
           <w:u w:val="single"/>
         </w:rPr>
-        <w:t>in colonised territorie</w:t>
+        <w:t xml:space="preserve"> </w:t>
       </w:r>
       <w:r>
         <w:rPr>
@@ -3440,8 +3432,9 @@
           <w:i w:val="0"/>
           <w:color w:val="0000FF"/>
           <w:sz w:val="24"/>
-        </w:rPr>
-        <w:t>s</w:t>
+          <w:u w:val="single"/>
+        </w:rPr>
+        <w:t>in colonised territories</w:t>
       </w:r>
       <w:r>
         <w:br/>
@@ -4197,15 +4190,9 @@
           <w:i w:val="0"/>
           <w:color w:val="0000FF"/>
           <w:sz w:val="24"/>
-        </w:rPr>
-        <w:hyperlink r:id="rId25" w:history="1">
-          <w:r>
-            <w:rPr>
-              <w:rStyle w:val="Hyperlink"/>
-            </w:rPr>
-            <w:t>7</w:t>
-          </w:r>
-        </w:hyperlink>
+          <w:u w:val="single"/>
+        </w:rPr>
+        <w:t>7</w:t>
       </w:r>
       <w:r>
         <w:rPr>
@@ -4571,15 +4558,9 @@
           <w:i w:val="0"/>
           <w:color w:val="0000FF"/>
           <w:sz w:val="24"/>
-        </w:rPr>
-        <w:hyperlink r:id="rId27" w:history="1">
-          <w:r>
-            <w:rPr>
-              <w:rStyle w:val="Hyperlink"/>
-            </w:rPr>
-            <w:t>1</w:t>
-          </w:r>
-        </w:hyperlink>
+          <w:u w:val="single"/>
+        </w:rPr>
+        <w:t>1</w:t>
       </w:r>
       <w:r>
         <w:rPr>

--- a/EXPORTS/DOCX/published/niveau2/English/ChristianMission.docx
+++ b/EXPORTS/DOCX/published/niveau2/English/ChristianMission.docx
@@ -452,7 +452,14 @@
           <w:color w:val="000000"/>
           <w:sz w:val="24"/>
         </w:rPr>
-        <w:t>made up of ob</w:t>
+        <w:hyperlink r:id="rId9" w:history="1">
+          <w:r>
+            <w:rPr>
+              <w:rStyle w:val="Hyperlink"/>
+            </w:rPr>
+            <w:t>made up of ob</w:t>
+          </w:r>
+        </w:hyperlink>
       </w:r>
       <w:r>
         <w:rPr>
@@ -800,7 +807,7 @@
           <w:sz w:val="24"/>
           <w:u w:val="single"/>
         </w:rPr>
-        <w:hyperlink r:id="rId11" w:history="1">
+        <w:hyperlink r:id="rId10" w:history="1">
           <w:r>
             <w:rPr>
               <w:rStyle w:val="Hyperlink"/>
@@ -905,7 +912,7 @@
           <w:sz w:val="24"/>
           <w:u w:val="single"/>
         </w:rPr>
-        <w:hyperlink r:id="rId10" w:history="1">
+        <w:hyperlink r:id="rId11" w:history="1">
           <w:r>
             <w:rPr>
               <w:rStyle w:val="Hyperlink"/>
@@ -923,7 +930,7 @@
           <w:sz w:val="24"/>
           <w:u w:val="single"/>
         </w:rPr>
-        <w:hyperlink r:id="rId10" w:history="1">
+        <w:hyperlink r:id="rId11" w:history="1">
           <w:r>
             <w:rPr>
               <w:rStyle w:val="Hyperlink"/>
@@ -952,7 +959,7 @@
           <w:sz w:val="24"/>
           <w:u w:val="single"/>
         </w:rPr>
-        <w:hyperlink r:id="rId10" w:history="1">
+        <w:hyperlink r:id="rId11" w:history="1">
           <w:r>
             <w:rPr>
               <w:rStyle w:val="Hyperlink"/>
@@ -1260,67 +1267,13 @@
       </w:r>
       <w:r>
         <w:rPr>
-          <w:u w:val="single" w:color="0000ff"/>
           <w:rFonts w:ascii="Charis SIL Regular" w:hAnsi="Charis SIL Regular" w:eastAsia="Charis SIL Regular"/>
           <w:b w:val="0"/>
           <w:i w:val="0"/>
           <w:color w:val="000000"/>
           <w:sz w:val="24"/>
         </w:rPr>
-        <w:hyperlink r:id="rId12" w:history="1">
-          <w:r>
-            <w:rPr>
-              <w:rStyle w:val="Hyperlink"/>
-            </w:rPr>
-            <w:t>2024</w:t>
-          </w:r>
-        </w:hyperlink>
-      </w:r>
-      <w:r>
-        <w:rPr>
-          <w:u w:val="single" w:color="0000ff"/>
-          <w:rFonts w:ascii="Charis SIL Regular" w:hAnsi="Charis SIL Regular" w:eastAsia="Charis SIL Regular"/>
-          <w:b w:val="0"/>
-          <w:i w:val="0"/>
-          <w:color w:val="000000"/>
-          <w:sz w:val="24"/>
-        </w:rPr>
-        <w:hyperlink r:id="rId12" w:history="1">
-          <w:r>
-            <w:rPr>
-              <w:rStyle w:val="Hyperlink"/>
-            </w:rPr>
-            <w:t>. O</w:t>
-          </w:r>
-        </w:hyperlink>
-      </w:r>
-      <w:r>
-        <w:rPr>
-          <w:u w:val="single" w:color="0000ff"/>
-          <w:rFonts w:ascii="Charis SIL Regular" w:hAnsi="Charis SIL Regular" w:eastAsia="Charis SIL Regular"/>
-          <w:b w:val="0"/>
-          <w:i w:val="0"/>
-          <w:color w:val="000000"/>
-          <w:sz w:val="24"/>
-        </w:rPr>
-        <w:hyperlink r:id="rId12" w:history="1">
-          <w:r>
-            <w:rPr>
-              <w:rStyle w:val="Hyperlink"/>
-            </w:rPr>
-            <w:t>bjec</w:t>
-          </w:r>
-        </w:hyperlink>
-      </w:r>
-      <w:r>
-        <w:rPr>
-          <w:rFonts w:ascii="Charis SIL Regular" w:hAnsi="Charis SIL Regular" w:eastAsia="Charis SIL Regular"/>
-          <w:b w:val="0"/>
-          <w:i w:val="0"/>
-          <w:color w:val="000000"/>
-          <w:sz w:val="24"/>
-        </w:rPr>
-        <w:t xml:space="preserve">ts that were collected by the </w:t>
+        <w:t xml:space="preserve">2024. Objects that were collected by the </w:t>
       </w:r>
       <w:r>
         <w:rPr>
@@ -1847,7 +1800,7 @@
           <w:color w:val="000000"/>
           <w:sz w:val="24"/>
         </w:rPr>
-        <w:t>Dutch Protestant</w:t>
+        <w:t>Dut</w:t>
       </w:r>
       <w:r>
         <w:rPr>
@@ -1858,50 +1811,7 @@
           <w:color w:val="000000"/>
           <w:sz w:val="24"/>
         </w:rPr>
-        <w:hyperlink r:id="rId15" w:history="1">
-          <w:r>
-            <w:rPr>
-              <w:rStyle w:val="Hyperlink"/>
-            </w:rPr>
-            <w:t xml:space="preserve"> and</w:t>
-          </w:r>
-        </w:hyperlink>
-      </w:r>
-      <w:r>
-        <w:rPr>
-          <w:u w:val="single" w:color="0000ff"/>
-          <w:rFonts w:ascii="Charis SIL Regular" w:hAnsi="Charis SIL Regular" w:eastAsia="Charis SIL Regular"/>
-          <w:b w:val="0"/>
-          <w:i w:val="0"/>
-          <w:color w:val="000000"/>
-          <w:sz w:val="24"/>
-        </w:rPr>
-        <w:hyperlink r:id="rId15" w:history="1">
-          <w:r>
-            <w:rPr>
-              <w:rStyle w:val="Hyperlink"/>
-            </w:rPr>
-            <w:t xml:space="preserve"> Catholic mis</w:t>
-          </w:r>
-        </w:hyperlink>
-      </w:r>
-      <w:r>
-        <w:rPr>
-          <w:u w:val="single" w:color="0000ff"/>
-          <w:rFonts w:ascii="Charis SIL Regular" w:hAnsi="Charis SIL Regular" w:eastAsia="Charis SIL Regular"/>
-          <w:b w:val="0"/>
-          <w:i w:val="0"/>
-          <w:color w:val="000000"/>
-          <w:sz w:val="24"/>
-        </w:rPr>
-        <w:hyperlink r:id="rId15" w:history="1">
-          <w:r>
-            <w:rPr>
-              <w:rStyle w:val="Hyperlink"/>
-            </w:rPr>
-            <w:t>sionary ar</w:t>
-          </w:r>
-        </w:hyperlink>
+        <w:t>ch Protestant and Catholic missionary ar</w:t>
       </w:r>
       <w:r>
         <w:rPr>
@@ -2557,14 +2467,7 @@
           <w:sz w:val="24"/>
           <w:u w:val="single"/>
         </w:rPr>
-        <w:hyperlink r:id="rId19" w:history="1">
-          <w:r>
-            <w:rPr>
-              <w:rStyle w:val="Hyperlink"/>
-            </w:rPr>
-            <w:t>in</w:t>
-          </w:r>
-        </w:hyperlink>
+        <w:t>in th</w:t>
       </w:r>
       <w:r>
         <w:rPr>
@@ -2575,36 +2478,7 @@
           <w:sz w:val="24"/>
           <w:u w:val="single"/>
         </w:rPr>
-        <w:t xml:space="preserve"> </w:t>
-      </w:r>
-      <w:r>
-        <w:rPr>
-          <w:rFonts w:ascii="Charis SIL Regular" w:hAnsi="Charis SIL Regular" w:eastAsia="Charis SIL Regular"/>
-          <w:b w:val="0"/>
-          <w:i w:val="0"/>
-          <w:color w:val="0000FF"/>
-          <w:sz w:val="24"/>
-          <w:u w:val="single"/>
-        </w:rPr>
-        <w:hyperlink r:id="rId19" w:history="1">
-          <w:r>
-            <w:rPr>
-              <w:rStyle w:val="Hyperlink"/>
-            </w:rPr>
-            <w:t>th</w:t>
-          </w:r>
-        </w:hyperlink>
-      </w:r>
-      <w:r>
-        <w:rPr>
-          <w:rFonts w:ascii="Charis SIL Regular" w:hAnsi="Charis SIL Regular" w:eastAsia="Charis SIL Regular"/>
-          <w:b w:val="0"/>
-          <w:i w:val="0"/>
-          <w:color w:val="0000FF"/>
-          <w:sz w:val="24"/>
-          <w:u w:val="single"/>
-        </w:rPr>
-        <w:hyperlink r:id="rId19" w:history="1">
+        <w:hyperlink r:id="rId18" w:history="1">
           <w:r>
             <w:rPr>
               <w:rStyle w:val="Hyperlink"/>
@@ -2633,7 +2507,7 @@
           <w:sz w:val="24"/>
           <w:u w:val="single"/>
         </w:rPr>
-        <w:hyperlink r:id="rId19" w:history="1">
+        <w:hyperlink r:id="rId18" w:history="1">
           <w:r>
             <w:rPr>
               <w:rStyle w:val="Hyperlink"/>
@@ -2651,7 +2525,7 @@
           <w:sz w:val="24"/>
           <w:u w:val="single"/>
         </w:rPr>
-        <w:hyperlink r:id="rId19" w:history="1">
+        <w:hyperlink r:id="rId18" w:history="1">
           <w:r>
             <w:rPr>
               <w:rStyle w:val="Hyperlink"/>
@@ -2686,7 +2560,7 @@
           <w:sz w:val="24"/>
           <w:u w:val="single"/>
         </w:rPr>
-        <w:hyperlink r:id="rId20" w:history="1">
+        <w:hyperlink r:id="rId18" w:history="1">
           <w:r>
             <w:rPr>
               <w:rStyle w:val="Hyperlink"/>
@@ -2704,7 +2578,7 @@
           <w:sz w:val="24"/>
           <w:u w:val="single"/>
         </w:rPr>
-        <w:hyperlink r:id="rId20" w:history="1">
+        <w:hyperlink r:id="rId19" w:history="1">
           <w:r>
             <w:rPr>
               <w:rStyle w:val="Hyperlink"/>
@@ -2722,48 +2596,12 @@
           <w:sz w:val="24"/>
           <w:u w:val="single"/>
         </w:rPr>
-        <w:hyperlink r:id="rId20" w:history="1">
+        <w:hyperlink r:id="rId19" w:history="1">
           <w:r>
             <w:rPr>
               <w:rStyle w:val="Hyperlink"/>
             </w:rPr>
             <w:t>Prote</w:t>
-          </w:r>
-        </w:hyperlink>
-      </w:r>
-      <w:r>
-        <w:rPr>
-          <w:rFonts w:ascii="Charis SIL Regular" w:hAnsi="Charis SIL Regular" w:eastAsia="Charis SIL Regular"/>
-          <w:b w:val="0"/>
-          <w:i w:val="0"/>
-          <w:color w:val="0000FF"/>
-          <w:sz w:val="24"/>
-          <w:u w:val="single"/>
-        </w:rPr>
-        <w:hyperlink r:id="rId20" w:history="1">
-          <w:r>
-            <w:rPr>
-              <w:rStyle w:val="Hyperlink"/>
-            </w:rPr>
-            <w:t>s</w:t>
-          </w:r>
-        </w:hyperlink>
-      </w:r>
-      <w:r>
-        <w:rPr>
-          <w:rFonts w:ascii="Charis SIL Regular" w:hAnsi="Charis SIL Regular" w:eastAsia="Charis SIL Regular"/>
-          <w:b w:val="0"/>
-          <w:i w:val="0"/>
-          <w:color w:val="0000FF"/>
-          <w:sz w:val="24"/>
-          <w:u w:val="single"/>
-        </w:rPr>
-        <w:hyperlink r:id="rId20" w:history="1">
-          <w:r>
-            <w:rPr>
-              <w:rStyle w:val="Hyperlink"/>
-            </w:rPr>
-            <w:t>tant</w:t>
           </w:r>
         </w:hyperlink>
       </w:r>
@@ -2794,6 +2632,42 @@
           <w:sz w:val="24"/>
           <w:u w:val="single"/>
         </w:rPr>
+        <w:hyperlink r:id="rId19" w:history="1">
+          <w:r>
+            <w:rPr>
+              <w:rStyle w:val="Hyperlink"/>
+            </w:rPr>
+            <w:t>tant</w:t>
+          </w:r>
+        </w:hyperlink>
+      </w:r>
+      <w:r>
+        <w:rPr>
+          <w:rFonts w:ascii="Charis SIL Regular" w:hAnsi="Charis SIL Regular" w:eastAsia="Charis SIL Regular"/>
+          <w:b w:val="0"/>
+          <w:i w:val="0"/>
+          <w:color w:val="0000FF"/>
+          <w:sz w:val="24"/>
+          <w:u w:val="single"/>
+        </w:rPr>
+        <w:hyperlink r:id="rId19" w:history="1">
+          <w:r>
+            <w:rPr>
+              <w:rStyle w:val="Hyperlink"/>
+            </w:rPr>
+            <w:t>s</w:t>
+          </w:r>
+        </w:hyperlink>
+      </w:r>
+      <w:r>
+        <w:rPr>
+          <w:rFonts w:ascii="Charis SIL Regular" w:hAnsi="Charis SIL Regular" w:eastAsia="Charis SIL Regular"/>
+          <w:b w:val="0"/>
+          <w:i w:val="0"/>
+          <w:color w:val="0000FF"/>
+          <w:sz w:val="24"/>
+          <w:u w:val="single"/>
+        </w:rPr>
         <w:t xml:space="preserve"> </w:t>
       </w:r>
       <w:r>
@@ -2805,7 +2679,7 @@
           <w:sz w:val="24"/>
           <w:u w:val="single"/>
         </w:rPr>
-        <w:hyperlink r:id="rId19" w:history="1">
+        <w:hyperlink r:id="rId20" w:history="1">
           <w:r>
             <w:rPr>
               <w:rStyle w:val="Hyperlink"/>
@@ -2834,13 +2708,121 @@
       </w:r>
       <w:r>
         <w:rPr>
+          <w:u w:val="single" w:color="0000ff"/>
           <w:rFonts w:ascii="Charis SIL Regular" w:hAnsi="Charis SIL Regular" w:eastAsia="Charis SIL Regular"/>
           <w:b w:val="0"/>
           <w:i w:val="0"/>
           <w:color w:val="000000"/>
           <w:sz w:val="24"/>
         </w:rPr>
-        <w:t xml:space="preserve"> Vrije Universiteit, </w:t>
+        <w:t xml:space="preserve"> </w:t>
+      </w:r>
+      <w:r>
+        <w:rPr>
+          <w:u w:val="single" w:color="0000ff"/>
+          <w:rFonts w:ascii="Charis SIL Regular" w:hAnsi="Charis SIL Regular" w:eastAsia="Charis SIL Regular"/>
+          <w:b w:val="0"/>
+          <w:i w:val="0"/>
+          <w:color w:val="000000"/>
+          <w:sz w:val="24"/>
+        </w:rPr>
+        <w:hyperlink r:id="rId19" w:history="1">
+          <w:r>
+            <w:rPr>
+              <w:rStyle w:val="Hyperlink"/>
+            </w:rPr>
+            <w:t>Vrije U</w:t>
+          </w:r>
+        </w:hyperlink>
+      </w:r>
+      <w:r>
+        <w:rPr>
+          <w:u w:val="single" w:color="0000ff"/>
+          <w:rFonts w:ascii="Charis SIL Regular" w:hAnsi="Charis SIL Regular" w:eastAsia="Charis SIL Regular"/>
+          <w:b w:val="0"/>
+          <w:i w:val="0"/>
+          <w:color w:val="000000"/>
+          <w:sz w:val="24"/>
+        </w:rPr>
+        <w:hyperlink r:id="rId19" w:history="1">
+          <w:r>
+            <w:rPr>
+              <w:rStyle w:val="Hyperlink"/>
+            </w:rPr>
+            <w:t>ni</w:t>
+          </w:r>
+        </w:hyperlink>
+      </w:r>
+      <w:r>
+        <w:rPr>
+          <w:u w:val="single" w:color="0000ff"/>
+          <w:rFonts w:ascii="Charis SIL Regular" w:hAnsi="Charis SIL Regular" w:eastAsia="Charis SIL Regular"/>
+          <w:b w:val="0"/>
+          <w:i w:val="0"/>
+          <w:color w:val="000000"/>
+          <w:sz w:val="24"/>
+        </w:rPr>
+        <w:hyperlink r:id="rId19" w:history="1">
+          <w:r>
+            <w:rPr>
+              <w:rStyle w:val="Hyperlink"/>
+            </w:rPr>
+            <w:t>v</w:t>
+          </w:r>
+        </w:hyperlink>
+      </w:r>
+      <w:r>
+        <w:rPr>
+          <w:u w:val="single" w:color="0000ff"/>
+          <w:rFonts w:ascii="Charis SIL Regular" w:hAnsi="Charis SIL Regular" w:eastAsia="Charis SIL Regular"/>
+          <w:b w:val="0"/>
+          <w:i w:val="0"/>
+          <w:color w:val="000000"/>
+          <w:sz w:val="24"/>
+        </w:rPr>
+        <w:hyperlink r:id="rId19" w:history="1">
+          <w:r>
+            <w:rPr>
+              <w:rStyle w:val="Hyperlink"/>
+            </w:rPr>
+            <w:t>ers</w:t>
+          </w:r>
+        </w:hyperlink>
+      </w:r>
+      <w:r>
+        <w:rPr>
+          <w:u w:val="single" w:color="0000ff"/>
+          <w:rFonts w:ascii="Charis SIL Regular" w:hAnsi="Charis SIL Regular" w:eastAsia="Charis SIL Regular"/>
+          <w:b w:val="0"/>
+          <w:i w:val="0"/>
+          <w:color w:val="000000"/>
+          <w:sz w:val="24"/>
+        </w:rPr>
+        <w:hyperlink r:id="rId19" w:history="1">
+          <w:r>
+            <w:rPr>
+              <w:rStyle w:val="Hyperlink"/>
+            </w:rPr>
+            <w:t>i</w:t>
+          </w:r>
+        </w:hyperlink>
+      </w:r>
+      <w:r>
+        <w:rPr>
+          <w:rFonts w:ascii="Charis SIL Regular" w:hAnsi="Charis SIL Regular" w:eastAsia="Charis SIL Regular"/>
+          <w:b w:val="0"/>
+          <w:i w:val="0"/>
+          <w:color w:val="000000"/>
+          <w:sz w:val="24"/>
+        </w:rPr>
+        <w:hyperlink r:id="rId19" w:history="1">
+          <w:r>
+            <w:rPr>
+              <w:rStyle w:val="Hyperlink"/>
+            </w:rPr>
+            <w:t xml:space="preserve">teit, </w:t>
+          </w:r>
+        </w:hyperlink>
       </w:r>
       <w:r>
         <w:rPr>
@@ -2977,7 +2959,7 @@
           <w:sz w:val="24"/>
           <w:u w:val="single"/>
         </w:rPr>
-        <w:hyperlink r:id="rId19" w:history="1">
+        <w:hyperlink r:id="rId21" w:history="1">
           <w:r>
             <w:rPr>
               <w:rStyle w:val="Hyperlink"/>
@@ -3006,7 +2988,7 @@
           <w:sz w:val="24"/>
           <w:u w:val="single"/>
         </w:rPr>
-        <w:hyperlink r:id="rId19" w:history="1">
+        <w:hyperlink r:id="rId21" w:history="1">
           <w:r>
             <w:rPr>
               <w:rStyle w:val="Hyperlink"/>
@@ -3017,84 +2999,23 @@
       </w:r>
       <w:r>
         <w:rPr>
-          <w:u w:val="single" w:color="0000ff"/>
           <w:rFonts w:ascii="Charis SIL Regular" w:hAnsi="Charis SIL Regular" w:eastAsia="Charis SIL Regular"/>
           <w:b w:val="0"/>
           <w:i w:val="0"/>
           <w:color w:val="000000"/>
           <w:sz w:val="24"/>
         </w:rPr>
-        <w:hyperlink r:id="rId19" w:history="1">
-          <w:r>
-            <w:rPr>
-              <w:rStyle w:val="Hyperlink"/>
-            </w:rPr>
-            <w:t xml:space="preserve">, and </w:t>
-          </w:r>
-        </w:hyperlink>
+        <w:t xml:space="preserve">, and the </w:t>
       </w:r>
       <w:r>
         <w:rPr>
           <w:rFonts w:ascii="Charis SIL Regular" w:hAnsi="Charis SIL Regular" w:eastAsia="Charis SIL Regular"/>
           <w:b w:val="0"/>
           <w:i w:val="0"/>
-          <w:color w:val="000000"/>
-          <w:sz w:val="24"/>
-        </w:rPr>
-        <w:t>th</w:t>
-      </w:r>
-      <w:r>
-        <w:rPr>
-          <w:rFonts w:ascii="Charis SIL Regular" w:hAnsi="Charis SIL Regular" w:eastAsia="Charis SIL Regular"/>
-          <w:b w:val="0"/>
-          <w:i w:val="0"/>
-          <w:color w:val="000000"/>
-          <w:sz w:val="24"/>
-        </w:rPr>
-        <w:hyperlink r:id="rId20" w:history="1">
-          <w:r>
-            <w:rPr>
-              <w:rStyle w:val="Hyperlink"/>
-            </w:rPr>
-            <w:t xml:space="preserve">e </w:t>
-          </w:r>
-        </w:hyperlink>
-      </w:r>
-      <w:r>
-        <w:rPr>
-          <w:rFonts w:ascii="Charis SIL Regular" w:hAnsi="Charis SIL Regular" w:eastAsia="Charis SIL Regular"/>
-          <w:b w:val="0"/>
-          <w:i w:val="0"/>
           <w:color w:val="0000FF"/>
           <w:sz w:val="24"/>
-          <w:u w:val="single"/>
-        </w:rPr>
-        <w:hyperlink r:id="rId20" w:history="1">
-          <w:r>
-            <w:rPr>
-              <w:rStyle w:val="Hyperlink"/>
-            </w:rPr>
-            <w:t>Erf</w:t>
-          </w:r>
-        </w:hyperlink>
-      </w:r>
-      <w:r>
-        <w:rPr>
-          <w:rFonts w:ascii="Charis SIL Regular" w:hAnsi="Charis SIL Regular" w:eastAsia="Charis SIL Regular"/>
-          <w:b w:val="0"/>
-          <w:i w:val="0"/>
-          <w:color w:val="0000FF"/>
-          <w:sz w:val="24"/>
-          <w:u w:val="single"/>
-        </w:rPr>
-        <w:hyperlink r:id="rId20" w:history="1">
-          <w:r>
-            <w:rPr>
-              <w:rStyle w:val="Hyperlink"/>
-            </w:rPr>
-            <w:t>goedcentru</w:t>
-          </w:r>
-        </w:hyperlink>
+        </w:rPr>
+        <w:t>Erfgoedcentru</w:t>
       </w:r>
       <w:r>
         <w:rPr>
@@ -3134,7 +3055,7 @@
           <w:sz w:val="24"/>
           <w:u w:val="single"/>
         </w:rPr>
-        <w:hyperlink r:id="rId22" w:history="1">
+        <w:hyperlink r:id="rId20" w:history="1">
           <w:r>
             <w:rPr>
               <w:rStyle w:val="Hyperlink"/>
@@ -3240,13 +3161,96 @@
       </w:r>
       <w:r>
         <w:rPr>
+          <w:u w:val="single" w:color="0000ff"/>
           <w:rFonts w:ascii="Charis SIL Regular" w:hAnsi="Charis SIL Regular" w:eastAsia="Charis SIL Regular"/>
           <w:b w:val="0"/>
           <w:i w:val="0"/>
           <w:color w:val="000000"/>
           <w:sz w:val="24"/>
         </w:rPr>
-        <w:t>often still be found in the countries where the m</w:t>
+        <w:hyperlink r:id="rId21" w:history="1">
+          <w:r>
+            <w:rPr>
+              <w:rStyle w:val="Hyperlink"/>
+            </w:rPr>
+            <w:t>often still be fo</w:t>
+          </w:r>
+        </w:hyperlink>
+      </w:r>
+      <w:r>
+        <w:rPr>
+          <w:u w:val="single" w:color="0000ff"/>
+          <w:rFonts w:ascii="Charis SIL Regular" w:hAnsi="Charis SIL Regular" w:eastAsia="Charis SIL Regular"/>
+          <w:b w:val="0"/>
+          <w:i w:val="0"/>
+          <w:color w:val="000000"/>
+          <w:sz w:val="24"/>
+        </w:rPr>
+        <w:hyperlink r:id="rId21" w:history="1">
+          <w:r>
+            <w:rPr>
+              <w:rStyle w:val="Hyperlink"/>
+            </w:rPr>
+            <w:t>u</w:t>
+          </w:r>
+        </w:hyperlink>
+      </w:r>
+      <w:r>
+        <w:rPr>
+          <w:u w:val="single" w:color="0000ff"/>
+          <w:rFonts w:ascii="Charis SIL Regular" w:hAnsi="Charis SIL Regular" w:eastAsia="Charis SIL Regular"/>
+          <w:b w:val="0"/>
+          <w:i w:val="0"/>
+          <w:color w:val="000000"/>
+          <w:sz w:val="24"/>
+        </w:rPr>
+        <w:hyperlink r:id="rId21" w:history="1">
+          <w:r>
+            <w:rPr>
+              <w:rStyle w:val="Hyperlink"/>
+            </w:rPr>
+            <w:t xml:space="preserve">nd in </w:t>
+          </w:r>
+        </w:hyperlink>
+      </w:r>
+      <w:r>
+        <w:rPr>
+          <w:u w:val="single" w:color="0000ff"/>
+          <w:rFonts w:ascii="Charis SIL Regular" w:hAnsi="Charis SIL Regular" w:eastAsia="Charis SIL Regular"/>
+          <w:b w:val="0"/>
+          <w:i w:val="0"/>
+          <w:color w:val="000000"/>
+          <w:sz w:val="24"/>
+        </w:rPr>
+        <w:t>t</w:t>
+      </w:r>
+      <w:r>
+        <w:rPr>
+          <w:rFonts w:ascii="Charis SIL Regular" w:hAnsi="Charis SIL Regular" w:eastAsia="Charis SIL Regular"/>
+          <w:b w:val="0"/>
+          <w:i w:val="0"/>
+          <w:color w:val="000000"/>
+          <w:sz w:val="24"/>
+        </w:rPr>
+        <w:t>he count</w:t>
+      </w:r>
+      <w:r>
+        <w:rPr>
+          <w:u w:val="single" w:color="0000ff"/>
+          <w:rFonts w:ascii="Charis SIL Regular" w:hAnsi="Charis SIL Regular" w:eastAsia="Charis SIL Regular"/>
+          <w:b w:val="0"/>
+          <w:i w:val="0"/>
+          <w:color w:val="000000"/>
+          <w:sz w:val="24"/>
+        </w:rPr>
+        <w:hyperlink r:id="rId22" w:history="1">
+          <w:r>
+            <w:rPr>
+              <w:rStyle w:val="Hyperlink"/>
+            </w:rPr>
+            <w:t>ries where the m</w:t>
+          </w:r>
+        </w:hyperlink>
       </w:r>
       <w:r>
         <w:rPr>
@@ -3412,7 +3416,7 @@
           <w:sz w:val="24"/>
           <w:u w:val="single"/>
         </w:rPr>
-        <w:t>Scientific research</w:t>
+        <w:t xml:space="preserve">Scientific research </w:t>
       </w:r>
       <w:r>
         <w:rPr>
@@ -3423,7 +3427,7 @@
           <w:sz w:val="24"/>
           <w:u w:val="single"/>
         </w:rPr>
-        <w:t xml:space="preserve"> </w:t>
+        <w:t>in colonised territorie</w:t>
       </w:r>
       <w:r>
         <w:rPr>
@@ -3432,9 +3436,32 @@
           <w:i w:val="0"/>
           <w:color w:val="0000FF"/>
           <w:sz w:val="24"/>
+        </w:rPr>
+        <w:t>s</w:t>
+      </w:r>
+      <w:r>
+        <w:br/>
+      </w:r>
+      <w:r>
+        <w:rPr>
+          <w:rFonts w:ascii="Charis SIL Regular" w:hAnsi="Charis SIL Regular" w:eastAsia="Charis SIL Regular"/>
+          <w:b w:val="0"/>
+          <w:i w:val="0"/>
+          <w:color w:val="000000"/>
+          <w:sz w:val="24"/>
+        </w:rPr>
+        <w:t xml:space="preserve">•  </w:t>
+      </w:r>
+      <w:r>
+        <w:rPr>
+          <w:rFonts w:ascii="Charis SIL Regular" w:hAnsi="Charis SIL Regular" w:eastAsia="Charis SIL Regular"/>
+          <w:b w:val="0"/>
+          <w:i w:val="0"/>
+          <w:color w:val="0000FF"/>
+          <w:sz w:val="24"/>
           <w:u w:val="single"/>
         </w:rPr>
-        <w:t>in colonised territories</w:t>
+        <w:t>Indonesia</w:t>
       </w:r>
       <w:r>
         <w:br/>
@@ -3458,7 +3485,18 @@
           <w:sz w:val="24"/>
           <w:u w:val="single"/>
         </w:rPr>
-        <w:t>Indonesia</w:t>
+        <w:t>Nederland</w:t>
+      </w:r>
+      <w:r>
+        <w:rPr>
+          <w:rFonts w:ascii="Charis SIL Regular" w:hAnsi="Charis SIL Regular" w:eastAsia="Charis SIL Regular"/>
+          <w:b w:val="0"/>
+          <w:i w:val="0"/>
+          <w:color w:val="0000FF"/>
+          <w:sz w:val="24"/>
+          <w:u w:val="single"/>
+        </w:rPr>
+        <w:t>s Volkenkundig Missiemuseum</w:t>
       </w:r>
       <w:r>
         <w:br/>
@@ -3482,18 +3520,42 @@
           <w:sz w:val="24"/>
           <w:u w:val="single"/>
         </w:rPr>
-        <w:t>Nederland</w:t>
+        <w:t>Nijmeegs Volkenkundig Museum</w:t>
+      </w:r>
+      <w:r>
+        <w:br/>
       </w:r>
       <w:r>
         <w:rPr>
           <w:rFonts w:ascii="Charis SIL Regular" w:hAnsi="Charis SIL Regular" w:eastAsia="Charis SIL Regular"/>
           <w:b w:val="0"/>
           <w:i w:val="0"/>
+          <w:color w:val="000000"/>
+          <w:sz w:val="24"/>
+        </w:rPr>
+        <w:t xml:space="preserve">•  </w:t>
+      </w:r>
+      <w:r>
+        <w:rPr>
+          <w:rFonts w:ascii="Charis SIL Regular" w:hAnsi="Charis SIL Regular" w:eastAsia="Charis SIL Regular"/>
+          <w:b w:val="0"/>
+          <w:i w:val="0"/>
           <w:color w:val="0000FF"/>
           <w:sz w:val="24"/>
           <w:u w:val="single"/>
         </w:rPr>
-        <w:t>s Volkenkundig Missiemuseum</w:t>
+        <w:t>Nederlandsch Zendeling Genoots</w:t>
+      </w:r>
+      <w:r>
+        <w:rPr>
+          <w:rFonts w:ascii="Charis SIL Regular" w:hAnsi="Charis SIL Regular" w:eastAsia="Charis SIL Regular"/>
+          <w:b w:val="0"/>
+          <w:i w:val="0"/>
+          <w:color w:val="0000FF"/>
+          <w:sz w:val="24"/>
+          <w:u w:val="single"/>
+        </w:rPr>
+        <w:t>chap</w:t>
       </w:r>
       <w:r>
         <w:br/>
@@ -3517,20 +3579,18 @@
           <w:sz w:val="24"/>
           <w:u w:val="single"/>
         </w:rPr>
-        <w:t>Nijmeegs Volkenkundig Museum</w:t>
-      </w:r>
-      <w:r>
-        <w:br/>
+        <w:t>Scientific research in colonised territ</w:t>
       </w:r>
       <w:r>
         <w:rPr>
           <w:rFonts w:ascii="Charis SIL Regular" w:hAnsi="Charis SIL Regular" w:eastAsia="Charis SIL Regular"/>
           <w:b w:val="0"/>
           <w:i w:val="0"/>
-          <w:color w:val="000000"/>
-          <w:sz w:val="24"/>
-        </w:rPr>
-        <w:t xml:space="preserve">•  </w:t>
+          <w:color w:val="0000FF"/>
+          <w:sz w:val="24"/>
+          <w:u w:val="single"/>
+        </w:rPr>
+        <w:t>orie</w:t>
       </w:r>
       <w:r>
         <w:rPr>
@@ -3539,66 +3599,8 @@
           <w:i w:val="0"/>
           <w:color w:val="0000FF"/>
           <w:sz w:val="24"/>
-          <w:u w:val="single"/>
-        </w:rPr>
-        <w:t>Nederlandsch Zendeling Genoots</w:t>
-      </w:r>
-      <w:r>
-        <w:rPr>
-          <w:rFonts w:ascii="Charis SIL Regular" w:hAnsi="Charis SIL Regular" w:eastAsia="Charis SIL Regular"/>
-          <w:b w:val="0"/>
-          <w:i w:val="0"/>
-          <w:color w:val="0000FF"/>
-          <w:sz w:val="24"/>
-          <w:u w:val="single"/>
-        </w:rPr>
-        <w:t>chap</w:t>
-      </w:r>
-      <w:r>
-        <w:br/>
-      </w:r>
-      <w:r>
-        <w:rPr>
-          <w:rFonts w:ascii="Charis SIL Regular" w:hAnsi="Charis SIL Regular" w:eastAsia="Charis SIL Regular"/>
-          <w:b w:val="0"/>
-          <w:i w:val="0"/>
-          <w:color w:val="000000"/>
-          <w:sz w:val="24"/>
-        </w:rPr>
-        <w:t xml:space="preserve">•  </w:t>
-      </w:r>
-      <w:r>
-        <w:rPr>
-          <w:rFonts w:ascii="Charis SIL Regular" w:hAnsi="Charis SIL Regular" w:eastAsia="Charis SIL Regular"/>
-          <w:b w:val="0"/>
-          <w:i w:val="0"/>
-          <w:color w:val="0000FF"/>
-          <w:sz w:val="24"/>
-          <w:u w:val="single"/>
-        </w:rPr>
-        <w:t>Scientific research in colonised terri</w:t>
-      </w:r>
-      <w:r>
-        <w:rPr>
-          <w:rFonts w:ascii="Charis SIL Regular" w:hAnsi="Charis SIL Regular" w:eastAsia="Charis SIL Regular"/>
-          <w:b w:val="0"/>
-          <w:i w:val="0"/>
-          <w:color w:val="0000FF"/>
-          <w:sz w:val="24"/>
-          <w:u w:val="single"/>
-        </w:rPr>
-        <w:t>t</w:t>
-      </w:r>
-      <w:r>
-        <w:rPr>
-          <w:rFonts w:ascii="Charis SIL Regular" w:hAnsi="Charis SIL Regular" w:eastAsia="Charis SIL Regular"/>
-          <w:b w:val="0"/>
-          <w:i w:val="0"/>
-          <w:color w:val="0000FF"/>
-          <w:sz w:val="24"/>
-          <w:u w:val="single"/>
-        </w:rPr>
-        <w:t>ories</w:t>
+        </w:rPr>
+        <w:t>s</w:t>
       </w:r>
       <w:r>
         <w:br/>
@@ -4190,9 +4192,15 @@
           <w:i w:val="0"/>
           <w:color w:val="0000FF"/>
           <w:sz w:val="24"/>
-          <w:u w:val="single"/>
-        </w:rPr>
-        <w:t>7</w:t>
+        </w:rPr>
+        <w:hyperlink r:id="rId25" w:history="1">
+          <w:r>
+            <w:rPr>
+              <w:rStyle w:val="Hyperlink"/>
+            </w:rPr>
+            <w:t>7</w:t>
+          </w:r>
+        </w:hyperlink>
       </w:r>
       <w:r>
         <w:rPr>

--- a/EXPORTS/DOCX/published/niveau2/English/ChristianMission.docx
+++ b/EXPORTS/DOCX/published/niveau2/English/ChristianMission.docx
@@ -1267,13 +1267,67 @@
       </w:r>
       <w:r>
         <w:rPr>
+          <w:u w:val="single" w:color="0000ff"/>
           <w:rFonts w:ascii="Charis SIL Regular" w:hAnsi="Charis SIL Regular" w:eastAsia="Charis SIL Regular"/>
           <w:b w:val="0"/>
           <w:i w:val="0"/>
           <w:color w:val="000000"/>
           <w:sz w:val="24"/>
         </w:rPr>
-        <w:t xml:space="preserve">2024. Objects that were collected by the </w:t>
+        <w:hyperlink r:id="rId12" w:history="1">
+          <w:r>
+            <w:rPr>
+              <w:rStyle w:val="Hyperlink"/>
+            </w:rPr>
+            <w:t>2024</w:t>
+          </w:r>
+        </w:hyperlink>
+      </w:r>
+      <w:r>
+        <w:rPr>
+          <w:u w:val="single" w:color="0000ff"/>
+          <w:rFonts w:ascii="Charis SIL Regular" w:hAnsi="Charis SIL Regular" w:eastAsia="Charis SIL Regular"/>
+          <w:b w:val="0"/>
+          <w:i w:val="0"/>
+          <w:color w:val="000000"/>
+          <w:sz w:val="24"/>
+        </w:rPr>
+        <w:hyperlink r:id="rId12" w:history="1">
+          <w:r>
+            <w:rPr>
+              <w:rStyle w:val="Hyperlink"/>
+            </w:rPr>
+            <w:t>. O</w:t>
+          </w:r>
+        </w:hyperlink>
+      </w:r>
+      <w:r>
+        <w:rPr>
+          <w:u w:val="single" w:color="0000ff"/>
+          <w:rFonts w:ascii="Charis SIL Regular" w:hAnsi="Charis SIL Regular" w:eastAsia="Charis SIL Regular"/>
+          <w:b w:val="0"/>
+          <w:i w:val="0"/>
+          <w:color w:val="000000"/>
+          <w:sz w:val="24"/>
+        </w:rPr>
+        <w:hyperlink r:id="rId12" w:history="1">
+          <w:r>
+            <w:rPr>
+              <w:rStyle w:val="Hyperlink"/>
+            </w:rPr>
+            <w:t>bjec</w:t>
+          </w:r>
+        </w:hyperlink>
+      </w:r>
+      <w:r>
+        <w:rPr>
+          <w:rFonts w:ascii="Charis SIL Regular" w:hAnsi="Charis SIL Regular" w:eastAsia="Charis SIL Regular"/>
+          <w:b w:val="0"/>
+          <w:i w:val="0"/>
+          <w:color w:val="000000"/>
+          <w:sz w:val="24"/>
+        </w:rPr>
+        <w:t xml:space="preserve">ts that were collected by the </w:t>
       </w:r>
       <w:r>
         <w:rPr>
@@ -1811,7 +1865,68 @@
           <w:color w:val="000000"/>
           <w:sz w:val="24"/>
         </w:rPr>
-        <w:t>ch Protestant and Catholic missionary ar</w:t>
+        <w:hyperlink r:id="rId15" w:history="1">
+          <w:r>
+            <w:rPr>
+              <w:rStyle w:val="Hyperlink"/>
+            </w:rPr>
+            <w:t>ch Protestant</w:t>
+          </w:r>
+        </w:hyperlink>
+      </w:r>
+      <w:r>
+        <w:rPr>
+          <w:u w:val="single" w:color="0000ff"/>
+          <w:rFonts w:ascii="Charis SIL Regular" w:hAnsi="Charis SIL Regular" w:eastAsia="Charis SIL Regular"/>
+          <w:b w:val="0"/>
+          <w:i w:val="0"/>
+          <w:color w:val="000000"/>
+          <w:sz w:val="24"/>
+        </w:rPr>
+        <w:hyperlink r:id="rId15" w:history="1">
+          <w:r>
+            <w:rPr>
+              <w:rStyle w:val="Hyperlink"/>
+            </w:rPr>
+            <w:t xml:space="preserve"> and</w:t>
+          </w:r>
+        </w:hyperlink>
+      </w:r>
+      <w:r>
+        <w:rPr>
+          <w:u w:val="single" w:color="0000ff"/>
+          <w:rFonts w:ascii="Charis SIL Regular" w:hAnsi="Charis SIL Regular" w:eastAsia="Charis SIL Regular"/>
+          <w:b w:val="0"/>
+          <w:i w:val="0"/>
+          <w:color w:val="000000"/>
+          <w:sz w:val="24"/>
+        </w:rPr>
+        <w:hyperlink r:id="rId15" w:history="1">
+          <w:r>
+            <w:rPr>
+              <w:rStyle w:val="Hyperlink"/>
+            </w:rPr>
+            <w:t xml:space="preserve"> Catholic mis</w:t>
+          </w:r>
+        </w:hyperlink>
+      </w:r>
+      <w:r>
+        <w:rPr>
+          <w:u w:val="single" w:color="0000ff"/>
+          <w:rFonts w:ascii="Charis SIL Regular" w:hAnsi="Charis SIL Regular" w:eastAsia="Charis SIL Regular"/>
+          <w:b w:val="0"/>
+          <w:i w:val="0"/>
+          <w:color w:val="000000"/>
+          <w:sz w:val="24"/>
+        </w:rPr>
+        <w:hyperlink r:id="rId15" w:history="1">
+          <w:r>
+            <w:rPr>
+              <w:rStyle w:val="Hyperlink"/>
+            </w:rPr>
+            <w:t>sionary ar</w:t>
+          </w:r>
+        </w:hyperlink>
       </w:r>
       <w:r>
         <w:rPr>
@@ -2467,7 +2582,14 @@
           <w:sz w:val="24"/>
           <w:u w:val="single"/>
         </w:rPr>
-        <w:t>in th</w:t>
+        <w:hyperlink r:id="rId19" w:history="1">
+          <w:r>
+            <w:rPr>
+              <w:rStyle w:val="Hyperlink"/>
+            </w:rPr>
+            <w:t>in</w:t>
+          </w:r>
+        </w:hyperlink>
       </w:r>
       <w:r>
         <w:rPr>
@@ -2478,7 +2600,36 @@
           <w:sz w:val="24"/>
           <w:u w:val="single"/>
         </w:rPr>
-        <w:hyperlink r:id="rId18" w:history="1">
+        <w:t xml:space="preserve"> </w:t>
+      </w:r>
+      <w:r>
+        <w:rPr>
+          <w:rFonts w:ascii="Charis SIL Regular" w:hAnsi="Charis SIL Regular" w:eastAsia="Charis SIL Regular"/>
+          <w:b w:val="0"/>
+          <w:i w:val="0"/>
+          <w:color w:val="0000FF"/>
+          <w:sz w:val="24"/>
+          <w:u w:val="single"/>
+        </w:rPr>
+        <w:hyperlink r:id="rId19" w:history="1">
+          <w:r>
+            <w:rPr>
+              <w:rStyle w:val="Hyperlink"/>
+            </w:rPr>
+            <w:t>th</w:t>
+          </w:r>
+        </w:hyperlink>
+      </w:r>
+      <w:r>
+        <w:rPr>
+          <w:rFonts w:ascii="Charis SIL Regular" w:hAnsi="Charis SIL Regular" w:eastAsia="Charis SIL Regular"/>
+          <w:b w:val="0"/>
+          <w:i w:val="0"/>
+          <w:color w:val="0000FF"/>
+          <w:sz w:val="24"/>
+          <w:u w:val="single"/>
+        </w:rPr>
+        <w:hyperlink r:id="rId19" w:history="1">
           <w:r>
             <w:rPr>
               <w:rStyle w:val="Hyperlink"/>
@@ -2507,7 +2658,7 @@
           <w:sz w:val="24"/>
           <w:u w:val="single"/>
         </w:rPr>
-        <w:hyperlink r:id="rId18" w:history="1">
+        <w:hyperlink r:id="rId19" w:history="1">
           <w:r>
             <w:rPr>
               <w:rStyle w:val="Hyperlink"/>
@@ -2525,7 +2676,7 @@
           <w:sz w:val="24"/>
           <w:u w:val="single"/>
         </w:rPr>
-        <w:hyperlink r:id="rId18" w:history="1">
+        <w:hyperlink r:id="rId19" w:history="1">
           <w:r>
             <w:rPr>
               <w:rStyle w:val="Hyperlink"/>
@@ -2536,6 +2687,7 @@
       </w:r>
       <w:r>
         <w:rPr>
+          <w:u w:val="single" w:color="0000ff"/>
           <w:rFonts w:ascii="Charis SIL Regular" w:hAnsi="Charis SIL Regular" w:eastAsia="Charis SIL Regular"/>
           <w:b w:val="0"/>
           <w:i w:val="0"/>
@@ -2596,7 +2748,7 @@
           <w:sz w:val="24"/>
           <w:u w:val="single"/>
         </w:rPr>
-        <w:hyperlink r:id="rId19" w:history="1">
+        <w:hyperlink r:id="rId20" w:history="1">
           <w:r>
             <w:rPr>
               <w:rStyle w:val="Hyperlink"/>
@@ -2809,6 +2961,7 @@
       </w:r>
       <w:r>
         <w:rPr>
+          <w:u w:val="single" w:color="0000ff"/>
           <w:rFonts w:ascii="Charis SIL Regular" w:hAnsi="Charis SIL Regular" w:eastAsia="Charis SIL Regular"/>
           <w:b w:val="0"/>
           <w:i w:val="0"/>
@@ -2833,7 +2986,7 @@
           <w:sz w:val="24"/>
           <w:u w:val="single"/>
         </w:rPr>
-        <w:hyperlink r:id="rId21" w:history="1">
+        <w:hyperlink r:id="rId19" w:history="1">
           <w:r>
             <w:rPr>
               <w:rStyle w:val="Hyperlink"/>
@@ -2988,7 +3141,7 @@
           <w:sz w:val="24"/>
           <w:u w:val="single"/>
         </w:rPr>
-        <w:hyperlink r:id="rId21" w:history="1">
+        <w:hyperlink r:id="rId19" w:history="1">
           <w:r>
             <w:rPr>
               <w:rStyle w:val="Hyperlink"/>
@@ -2999,13 +3152,49 @@
       </w:r>
       <w:r>
         <w:rPr>
+          <w:u w:val="single" w:color="0000ff"/>
           <w:rFonts w:ascii="Charis SIL Regular" w:hAnsi="Charis SIL Regular" w:eastAsia="Charis SIL Regular"/>
           <w:b w:val="0"/>
           <w:i w:val="0"/>
           <w:color w:val="000000"/>
           <w:sz w:val="24"/>
         </w:rPr>
-        <w:t xml:space="preserve">, and the </w:t>
+        <w:hyperlink r:id="rId19" w:history="1">
+          <w:r>
+            <w:rPr>
+              <w:rStyle w:val="Hyperlink"/>
+            </w:rPr>
+            <w:t xml:space="preserve">, and </w:t>
+          </w:r>
+        </w:hyperlink>
+      </w:r>
+      <w:r>
+        <w:rPr>
+          <w:rFonts w:ascii="Charis SIL Regular" w:hAnsi="Charis SIL Regular" w:eastAsia="Charis SIL Regular"/>
+          <w:b w:val="0"/>
+          <w:i w:val="0"/>
+          <w:color w:val="000000"/>
+          <w:sz w:val="24"/>
+        </w:rPr>
+        <w:t>th</w:t>
+      </w:r>
+      <w:r>
+        <w:rPr>
+          <w:u w:val="single" w:color="0000ff"/>
+          <w:rFonts w:ascii="Charis SIL Regular" w:hAnsi="Charis SIL Regular" w:eastAsia="Charis SIL Regular"/>
+          <w:b w:val="0"/>
+          <w:i w:val="0"/>
+          <w:color w:val="000000"/>
+          <w:sz w:val="24"/>
+        </w:rPr>
+        <w:hyperlink r:id="rId20" w:history="1">
+          <w:r>
+            <w:rPr>
+              <w:rStyle w:val="Hyperlink"/>
+            </w:rPr>
+            <w:t xml:space="preserve">e </w:t>
+          </w:r>
+        </w:hyperlink>
       </w:r>
       <w:r>
         <w:rPr>
@@ -3014,8 +3203,34 @@
           <w:i w:val="0"/>
           <w:color w:val="0000FF"/>
           <w:sz w:val="24"/>
-        </w:rPr>
-        <w:t>Erfgoedcentru</w:t>
+          <w:u w:val="single"/>
+        </w:rPr>
+        <w:hyperlink r:id="rId22" w:history="1">
+          <w:r>
+            <w:rPr>
+              <w:rStyle w:val="Hyperlink"/>
+            </w:rPr>
+            <w:t>Erf</w:t>
+          </w:r>
+        </w:hyperlink>
+      </w:r>
+      <w:r>
+        <w:rPr>
+          <w:rFonts w:ascii="Charis SIL Regular" w:hAnsi="Charis SIL Regular" w:eastAsia="Charis SIL Regular"/>
+          <w:b w:val="0"/>
+          <w:i w:val="0"/>
+          <w:color w:val="0000FF"/>
+          <w:sz w:val="24"/>
+          <w:u w:val="single"/>
+        </w:rPr>
+        <w:hyperlink r:id="rId22" w:history="1">
+          <w:r>
+            <w:rPr>
+              <w:rStyle w:val="Hyperlink"/>
+            </w:rPr>
+            <w:t>goedcentru</w:t>
+          </w:r>
+        </w:hyperlink>
       </w:r>
       <w:r>
         <w:rPr>
@@ -3055,7 +3270,7 @@
           <w:sz w:val="24"/>
           <w:u w:val="single"/>
         </w:rPr>
-        <w:hyperlink r:id="rId20" w:history="1">
+        <w:hyperlink r:id="rId22" w:history="1">
           <w:r>
             <w:rPr>
               <w:rStyle w:val="Hyperlink"/>
@@ -3416,7 +3631,7 @@
           <w:sz w:val="24"/>
           <w:u w:val="single"/>
         </w:rPr>
-        <w:t xml:space="preserve">Scientific research </w:t>
+        <w:t>Scientific research</w:t>
       </w:r>
       <w:r>
         <w:rPr>
@@ -3427,7 +3642,7 @@
           <w:sz w:val="24"/>
           <w:u w:val="single"/>
         </w:rPr>
-        <w:t>in colonised territorie</w:t>
+        <w:t xml:space="preserve"> </w:t>
       </w:r>
       <w:r>
         <w:rPr>
@@ -3436,8 +3651,9 @@
           <w:i w:val="0"/>
           <w:color w:val="0000FF"/>
           <w:sz w:val="24"/>
-        </w:rPr>
-        <w:t>s</w:t>
+          <w:u w:val="single"/>
+        </w:rPr>
+        <w:t>in colonised territories</w:t>
       </w:r>
       <w:r>
         <w:br/>
@@ -4566,9 +4782,15 @@
           <w:i w:val="0"/>
           <w:color w:val="0000FF"/>
           <w:sz w:val="24"/>
-          <w:u w:val="single"/>
-        </w:rPr>
-        <w:t>1</w:t>
+        </w:rPr>
+        <w:hyperlink r:id="rId27" w:history="1">
+          <w:r>
+            <w:rPr>
+              <w:rStyle w:val="Hyperlink"/>
+            </w:rPr>
+            <w:t>1</w:t>
+          </w:r>
+        </w:hyperlink>
       </w:r>
       <w:r>
         <w:rPr>

--- a/EXPORTS/DOCX/published/niveau2/English/ChristianMission.docx
+++ b/EXPORTS/DOCX/published/niveau2/English/ChristianMission.docx
@@ -445,75 +445,13 @@
       </w:r>
       <w:r>
         <w:rPr>
-          <w:u w:val="single" w:color="0000ff"/>
           <w:rFonts w:ascii="Charis SIL Regular" w:hAnsi="Charis SIL Regular" w:eastAsia="Charis SIL Regular"/>
           <w:b w:val="0"/>
           <w:i w:val="0"/>
           <w:color w:val="000000"/>
           <w:sz w:val="24"/>
         </w:rPr>
-        <w:hyperlink r:id="rId9" w:history="1">
-          <w:r>
-            <w:rPr>
-              <w:rStyle w:val="Hyperlink"/>
-            </w:rPr>
-            <w:t>made up of ob</w:t>
-          </w:r>
-        </w:hyperlink>
-      </w:r>
-      <w:r>
-        <w:rPr>
-          <w:u w:val="single" w:color="0000ff"/>
-          <w:rFonts w:ascii="Charis SIL Regular" w:hAnsi="Charis SIL Regular" w:eastAsia="Charis SIL Regular"/>
-          <w:b w:val="0"/>
-          <w:i w:val="0"/>
-          <w:color w:val="000000"/>
-          <w:sz w:val="24"/>
-        </w:rPr>
-        <w:hyperlink r:id="rId9" w:history="1">
-          <w:r>
-            <w:rPr>
-              <w:rStyle w:val="Hyperlink"/>
-            </w:rPr>
-            <w:t>jects tha</w:t>
-          </w:r>
-        </w:hyperlink>
-      </w:r>
-      <w:r>
-        <w:rPr>
-          <w:u w:val="single" w:color="0000ff"/>
-          <w:rFonts w:ascii="Charis SIL Regular" w:hAnsi="Charis SIL Regular" w:eastAsia="Charis SIL Regular"/>
-          <w:b w:val="0"/>
-          <w:i w:val="0"/>
-          <w:color w:val="000000"/>
-          <w:sz w:val="24"/>
-        </w:rPr>
-        <w:hyperlink r:id="rId9" w:history="1">
-          <w:r>
-            <w:rPr>
-              <w:rStyle w:val="Hyperlink"/>
-            </w:rPr>
-            <w:t>t</w:t>
-          </w:r>
-        </w:hyperlink>
-      </w:r>
-      <w:r>
-        <w:rPr>
-          <w:u w:val="single" w:color="0000ff"/>
-          <w:rFonts w:ascii="Charis SIL Regular" w:hAnsi="Charis SIL Regular" w:eastAsia="Charis SIL Regular"/>
-          <w:b w:val="0"/>
-          <w:i w:val="0"/>
-          <w:color w:val="000000"/>
-          <w:sz w:val="24"/>
-        </w:rPr>
-        <w:hyperlink r:id="rId9" w:history="1">
-          <w:r>
-            <w:rPr>
-              <w:rStyle w:val="Hyperlink"/>
-            </w:rPr>
-            <w:t xml:space="preserve"> were coll</w:t>
-          </w:r>
-        </w:hyperlink>
+        <w:t>made up of objects that were coll</w:t>
       </w:r>
       <w:r>
         <w:rPr>
@@ -1854,61 +1792,7 @@
           <w:color w:val="000000"/>
           <w:sz w:val="24"/>
         </w:rPr>
-        <w:t>Dut</w:t>
-      </w:r>
-      <w:r>
-        <w:rPr>
-          <w:u w:val="single" w:color="0000ff"/>
-          <w:rFonts w:ascii="Charis SIL Regular" w:hAnsi="Charis SIL Regular" w:eastAsia="Charis SIL Regular"/>
-          <w:b w:val="0"/>
-          <w:i w:val="0"/>
-          <w:color w:val="000000"/>
-          <w:sz w:val="24"/>
-        </w:rPr>
-        <w:hyperlink r:id="rId15" w:history="1">
-          <w:r>
-            <w:rPr>
-              <w:rStyle w:val="Hyperlink"/>
-            </w:rPr>
-            <w:t>ch Protestant</w:t>
-          </w:r>
-        </w:hyperlink>
-      </w:r>
-      <w:r>
-        <w:rPr>
-          <w:u w:val="single" w:color="0000ff"/>
-          <w:rFonts w:ascii="Charis SIL Regular" w:hAnsi="Charis SIL Regular" w:eastAsia="Charis SIL Regular"/>
-          <w:b w:val="0"/>
-          <w:i w:val="0"/>
-          <w:color w:val="000000"/>
-          <w:sz w:val="24"/>
-        </w:rPr>
-        <w:hyperlink r:id="rId15" w:history="1">
-          <w:r>
-            <w:rPr>
-              <w:rStyle w:val="Hyperlink"/>
-            </w:rPr>
-            <w:t xml:space="preserve"> and</w:t>
-          </w:r>
-        </w:hyperlink>
-      </w:r>
-      <w:r>
-        <w:rPr>
-          <w:u w:val="single" w:color="0000ff"/>
-          <w:rFonts w:ascii="Charis SIL Regular" w:hAnsi="Charis SIL Regular" w:eastAsia="Charis SIL Regular"/>
-          <w:b w:val="0"/>
-          <w:i w:val="0"/>
-          <w:color w:val="000000"/>
-          <w:sz w:val="24"/>
-        </w:rPr>
-        <w:hyperlink r:id="rId15" w:history="1">
-          <w:r>
-            <w:rPr>
-              <w:rStyle w:val="Hyperlink"/>
-            </w:rPr>
-            <w:t xml:space="preserve"> Catholic mis</w:t>
-          </w:r>
-        </w:hyperlink>
+        <w:t>Dutch Protestant and Catholic mis</w:t>
       </w:r>
       <w:r>
         <w:rPr>
@@ -2551,103 +2435,8 @@
           <w:i w:val="0"/>
           <w:color w:val="0000FF"/>
           <w:sz w:val="24"/>
-          <w:u w:val="single"/>
-        </w:rPr>
-        <w:hyperlink r:id="rId19" w:history="1">
-          <w:r>
-            <w:rPr>
-              <w:rStyle w:val="Hyperlink"/>
-            </w:rPr>
-            <w:t>Churches</w:t>
-          </w:r>
-        </w:hyperlink>
-      </w:r>
-      <w:r>
-        <w:rPr>
-          <w:rFonts w:ascii="Charis SIL Regular" w:hAnsi="Charis SIL Regular" w:eastAsia="Charis SIL Regular"/>
-          <w:b w:val="0"/>
-          <w:i w:val="0"/>
-          <w:color w:val="0000FF"/>
-          <w:sz w:val="24"/>
-          <w:u w:val="single"/>
-        </w:rPr>
-        <w:t xml:space="preserve"> </w:t>
-      </w:r>
-      <w:r>
-        <w:rPr>
-          <w:rFonts w:ascii="Charis SIL Regular" w:hAnsi="Charis SIL Regular" w:eastAsia="Charis SIL Regular"/>
-          <w:b w:val="0"/>
-          <w:i w:val="0"/>
-          <w:color w:val="0000FF"/>
-          <w:sz w:val="24"/>
-          <w:u w:val="single"/>
-        </w:rPr>
-        <w:hyperlink r:id="rId19" w:history="1">
-          <w:r>
-            <w:rPr>
-              <w:rStyle w:val="Hyperlink"/>
-            </w:rPr>
-            <w:t>in</w:t>
-          </w:r>
-        </w:hyperlink>
-      </w:r>
-      <w:r>
-        <w:rPr>
-          <w:rFonts w:ascii="Charis SIL Regular" w:hAnsi="Charis SIL Regular" w:eastAsia="Charis SIL Regular"/>
-          <w:b w:val="0"/>
-          <w:i w:val="0"/>
-          <w:color w:val="0000FF"/>
-          <w:sz w:val="24"/>
-          <w:u w:val="single"/>
-        </w:rPr>
-        <w:t xml:space="preserve"> </w:t>
-      </w:r>
-      <w:r>
-        <w:rPr>
-          <w:rFonts w:ascii="Charis SIL Regular" w:hAnsi="Charis SIL Regular" w:eastAsia="Charis SIL Regular"/>
-          <w:b w:val="0"/>
-          <w:i w:val="0"/>
-          <w:color w:val="0000FF"/>
-          <w:sz w:val="24"/>
-          <w:u w:val="single"/>
-        </w:rPr>
-        <w:hyperlink r:id="rId19" w:history="1">
-          <w:r>
-            <w:rPr>
-              <w:rStyle w:val="Hyperlink"/>
-            </w:rPr>
-            <w:t>th</w:t>
-          </w:r>
-        </w:hyperlink>
-      </w:r>
-      <w:r>
-        <w:rPr>
-          <w:rFonts w:ascii="Charis SIL Regular" w:hAnsi="Charis SIL Regular" w:eastAsia="Charis SIL Regular"/>
-          <w:b w:val="0"/>
-          <w:i w:val="0"/>
-          <w:color w:val="0000FF"/>
-          <w:sz w:val="24"/>
-          <w:u w:val="single"/>
-        </w:rPr>
-        <w:hyperlink r:id="rId19" w:history="1">
-          <w:r>
-            <w:rPr>
-              <w:rStyle w:val="Hyperlink"/>
-            </w:rPr>
-            <w:t>e</w:t>
-          </w:r>
-        </w:hyperlink>
-      </w:r>
-      <w:r>
-        <w:rPr>
-          <w:rFonts w:ascii="Charis SIL Regular" w:hAnsi="Charis SIL Regular" w:eastAsia="Charis SIL Regular"/>
-          <w:b w:val="0"/>
-          <w:i w:val="0"/>
-          <w:color w:val="0000FF"/>
-          <w:sz w:val="24"/>
-          <w:u w:val="single"/>
-        </w:rPr>
-        <w:t xml:space="preserve"> </w:t>
+        </w:rPr>
+        <w:t xml:space="preserve">Churches in the </w:t>
       </w:r>
       <w:r>
         <w:rPr>
@@ -2687,7 +2476,6 @@
       </w:r>
       <w:r>
         <w:rPr>
-          <w:u w:val="single" w:color="0000ff"/>
           <w:rFonts w:ascii="Charis SIL Regular" w:hAnsi="Charis SIL Regular" w:eastAsia="Charis SIL Regular"/>
           <w:b w:val="0"/>
           <w:i w:val="0"/>
@@ -2710,16 +2498,8 @@
           <w:i w:val="0"/>
           <w:color w:val="0000FF"/>
           <w:sz w:val="24"/>
-          <w:u w:val="single"/>
-        </w:rPr>
-        <w:hyperlink r:id="rId18" w:history="1">
-          <w:r>
-            <w:rPr>
-              <w:rStyle w:val="Hyperlink"/>
-            </w:rPr>
-            <w:t>H</w:t>
-          </w:r>
-        </w:hyperlink>
+        </w:rPr>
+        <w:t>H</w:t>
       </w:r>
       <w:r>
         <w:rPr>
@@ -2748,7 +2528,7 @@
           <w:sz w:val="24"/>
           <w:u w:val="single"/>
         </w:rPr>
-        <w:hyperlink r:id="rId20" w:history="1">
+        <w:hyperlink r:id="rId19" w:history="1">
           <w:r>
             <w:rPr>
               <w:rStyle w:val="Hyperlink"/>
@@ -2831,7 +2611,7 @@
           <w:sz w:val="24"/>
           <w:u w:val="single"/>
         </w:rPr>
-        <w:hyperlink r:id="rId20" w:history="1">
+        <w:hyperlink r:id="rId19" w:history="1">
           <w:r>
             <w:rPr>
               <w:rStyle w:val="Hyperlink"/>
@@ -2968,14 +2748,7 @@
           <w:color w:val="000000"/>
           <w:sz w:val="24"/>
         </w:rPr>
-        <w:hyperlink r:id="rId19" w:history="1">
-          <w:r>
-            <w:rPr>
-              <w:rStyle w:val="Hyperlink"/>
-            </w:rPr>
-            <w:t xml:space="preserve">teit, </w:t>
-          </w:r>
-        </w:hyperlink>
+        <w:t xml:space="preserve">teit, </w:t>
       </w:r>
       <w:r>
         <w:rPr>
@@ -2986,7 +2759,7 @@
           <w:sz w:val="24"/>
           <w:u w:val="single"/>
         </w:rPr>
-        <w:hyperlink r:id="rId19" w:history="1">
+        <w:hyperlink r:id="rId20" w:history="1">
           <w:r>
             <w:rPr>
               <w:rStyle w:val="Hyperlink"/>
@@ -3004,7 +2777,7 @@
           <w:sz w:val="24"/>
           <w:u w:val="single"/>
         </w:rPr>
-        <w:hyperlink r:id="rId21" w:history="1">
+        <w:hyperlink r:id="rId19" w:history="1">
           <w:r>
             <w:rPr>
               <w:rStyle w:val="Hyperlink"/>
@@ -3022,7 +2795,7 @@
           <w:sz w:val="24"/>
           <w:u w:val="single"/>
         </w:rPr>
-        <w:hyperlink r:id="rId21" w:history="1">
+        <w:hyperlink r:id="rId20" w:history="1">
           <w:r>
             <w:rPr>
               <w:rStyle w:val="Hyperlink"/>
@@ -3038,99 +2811,8 @@
           <w:i w:val="0"/>
           <w:color w:val="0000FF"/>
           <w:sz w:val="24"/>
-          <w:u w:val="single"/>
-        </w:rPr>
-        <w:hyperlink r:id="rId21" w:history="1">
-          <w:r>
-            <w:rPr>
-              <w:rStyle w:val="Hyperlink"/>
-            </w:rPr>
-            <w:t>Documen</w:t>
-          </w:r>
-        </w:hyperlink>
-      </w:r>
-      <w:r>
-        <w:rPr>
-          <w:rFonts w:ascii="Charis SIL Regular" w:hAnsi="Charis SIL Regular" w:eastAsia="Charis SIL Regular"/>
-          <w:b w:val="0"/>
-          <w:i w:val="0"/>
-          <w:color w:val="0000FF"/>
-          <w:sz w:val="24"/>
-          <w:u w:val="single"/>
-        </w:rPr>
-        <w:hyperlink r:id="rId21" w:history="1">
-          <w:r>
-            <w:rPr>
-              <w:rStyle w:val="Hyperlink"/>
-            </w:rPr>
-            <w:t>t</w:t>
-          </w:r>
-        </w:hyperlink>
-      </w:r>
-      <w:r>
-        <w:rPr>
-          <w:rFonts w:ascii="Charis SIL Regular" w:hAnsi="Charis SIL Regular" w:eastAsia="Charis SIL Regular"/>
-          <w:b w:val="0"/>
-          <w:i w:val="0"/>
-          <w:color w:val="0000FF"/>
-          <w:sz w:val="24"/>
-          <w:u w:val="single"/>
-        </w:rPr>
-        <w:hyperlink r:id="rId21" w:history="1">
-          <w:r>
-            <w:rPr>
-              <w:rStyle w:val="Hyperlink"/>
-            </w:rPr>
-            <w:t>at</w:t>
-          </w:r>
-        </w:hyperlink>
-      </w:r>
-      <w:r>
-        <w:rPr>
-          <w:rFonts w:ascii="Charis SIL Regular" w:hAnsi="Charis SIL Regular" w:eastAsia="Charis SIL Regular"/>
-          <w:b w:val="0"/>
-          <w:i w:val="0"/>
-          <w:color w:val="0000FF"/>
-          <w:sz w:val="24"/>
-          <w:u w:val="single"/>
-        </w:rPr>
-        <w:hyperlink r:id="rId21" w:history="1">
-          <w:r>
-            <w:rPr>
-              <w:rStyle w:val="Hyperlink"/>
-            </w:rPr>
-            <w:t>i</w:t>
-          </w:r>
-        </w:hyperlink>
-      </w:r>
-      <w:r>
-        <w:rPr>
-          <w:rFonts w:ascii="Charis SIL Regular" w:hAnsi="Charis SIL Regular" w:eastAsia="Charis SIL Regular"/>
-          <w:b w:val="0"/>
-          <w:i w:val="0"/>
-          <w:color w:val="0000FF"/>
-          <w:sz w:val="24"/>
-          <w:u w:val="single"/>
-        </w:rPr>
-        <w:hyperlink r:id="rId21" w:history="1">
-          <w:r>
-            <w:rPr>
-              <w:rStyle w:val="Hyperlink"/>
-            </w:rPr>
-            <w:t>on</w:t>
-          </w:r>
-        </w:hyperlink>
-      </w:r>
-      <w:r>
-        <w:rPr>
-          <w:rFonts w:ascii="Charis SIL Regular" w:hAnsi="Charis SIL Regular" w:eastAsia="Charis SIL Regular"/>
-          <w:b w:val="0"/>
-          <w:i w:val="0"/>
-          <w:color w:val="0000FF"/>
-          <w:sz w:val="24"/>
-          <w:u w:val="single"/>
-        </w:rPr>
-        <w:t xml:space="preserve"> </w:t>
+        </w:rPr>
+        <w:t xml:space="preserve">Documentation </w:t>
       </w:r>
       <w:r>
         <w:rPr>
@@ -3176,25 +2858,7 @@
           <w:color w:val="000000"/>
           <w:sz w:val="24"/>
         </w:rPr>
-        <w:t>th</w:t>
-      </w:r>
-      <w:r>
-        <w:rPr>
-          <w:u w:val="single" w:color="0000ff"/>
-          <w:rFonts w:ascii="Charis SIL Regular" w:hAnsi="Charis SIL Regular" w:eastAsia="Charis SIL Regular"/>
-          <w:b w:val="0"/>
-          <w:i w:val="0"/>
-          <w:color w:val="000000"/>
-          <w:sz w:val="24"/>
-        </w:rPr>
-        <w:hyperlink r:id="rId20" w:history="1">
-          <w:r>
-            <w:rPr>
-              <w:rStyle w:val="Hyperlink"/>
-            </w:rPr>
-            <w:t xml:space="preserve">e </w:t>
-          </w:r>
-        </w:hyperlink>
+        <w:t xml:space="preserve">the </w:t>
       </w:r>
       <w:r>
         <w:rPr>
@@ -3203,16 +2867,8 @@
           <w:i w:val="0"/>
           <w:color w:val="0000FF"/>
           <w:sz w:val="24"/>
-          <w:u w:val="single"/>
-        </w:rPr>
-        <w:hyperlink r:id="rId22" w:history="1">
-          <w:r>
-            <w:rPr>
-              <w:rStyle w:val="Hyperlink"/>
-            </w:rPr>
-            <w:t>Erf</w:t>
-          </w:r>
-        </w:hyperlink>
+        </w:rPr>
+        <w:t>Erfgoedcentru</w:t>
       </w:r>
       <w:r>
         <w:rPr>
@@ -3223,25 +2879,7 @@
           <w:sz w:val="24"/>
           <w:u w:val="single"/>
         </w:rPr>
-        <w:hyperlink r:id="rId22" w:history="1">
-          <w:r>
-            <w:rPr>
-              <w:rStyle w:val="Hyperlink"/>
-            </w:rPr>
-            <w:t>goedcentru</w:t>
-          </w:r>
-        </w:hyperlink>
-      </w:r>
-      <w:r>
-        <w:rPr>
-          <w:rFonts w:ascii="Charis SIL Regular" w:hAnsi="Charis SIL Regular" w:eastAsia="Charis SIL Regular"/>
-          <w:b w:val="0"/>
-          <w:i w:val="0"/>
-          <w:color w:val="0000FF"/>
-          <w:sz w:val="24"/>
-          <w:u w:val="single"/>
-        </w:rPr>
-        <w:hyperlink r:id="rId20" w:history="1">
+        <w:hyperlink r:id="rId21" w:history="1">
           <w:r>
             <w:rPr>
               <w:rStyle w:val="Hyperlink"/>
@@ -3345,7 +2983,7 @@
           <w:color w:val="000000"/>
           <w:sz w:val="24"/>
         </w:rPr>
-        <w:hyperlink r:id="rId21" w:history="1">
+        <w:hyperlink r:id="rId20" w:history="1">
           <w:r>
             <w:rPr>
               <w:rStyle w:val="Hyperlink"/>
@@ -3376,96 +3014,13 @@
       </w:r>
       <w:r>
         <w:rPr>
-          <w:u w:val="single" w:color="0000ff"/>
           <w:rFonts w:ascii="Charis SIL Regular" w:hAnsi="Charis SIL Regular" w:eastAsia="Charis SIL Regular"/>
           <w:b w:val="0"/>
           <w:i w:val="0"/>
           <w:color w:val="000000"/>
           <w:sz w:val="24"/>
         </w:rPr>
-        <w:hyperlink r:id="rId21" w:history="1">
-          <w:r>
-            <w:rPr>
-              <w:rStyle w:val="Hyperlink"/>
-            </w:rPr>
-            <w:t>often still be fo</w:t>
-          </w:r>
-        </w:hyperlink>
-      </w:r>
-      <w:r>
-        <w:rPr>
-          <w:u w:val="single" w:color="0000ff"/>
-          <w:rFonts w:ascii="Charis SIL Regular" w:hAnsi="Charis SIL Regular" w:eastAsia="Charis SIL Regular"/>
-          <w:b w:val="0"/>
-          <w:i w:val="0"/>
-          <w:color w:val="000000"/>
-          <w:sz w:val="24"/>
-        </w:rPr>
-        <w:hyperlink r:id="rId21" w:history="1">
-          <w:r>
-            <w:rPr>
-              <w:rStyle w:val="Hyperlink"/>
-            </w:rPr>
-            <w:t>u</w:t>
-          </w:r>
-        </w:hyperlink>
-      </w:r>
-      <w:r>
-        <w:rPr>
-          <w:u w:val="single" w:color="0000ff"/>
-          <w:rFonts w:ascii="Charis SIL Regular" w:hAnsi="Charis SIL Regular" w:eastAsia="Charis SIL Regular"/>
-          <w:b w:val="0"/>
-          <w:i w:val="0"/>
-          <w:color w:val="000000"/>
-          <w:sz w:val="24"/>
-        </w:rPr>
-        <w:hyperlink r:id="rId21" w:history="1">
-          <w:r>
-            <w:rPr>
-              <w:rStyle w:val="Hyperlink"/>
-            </w:rPr>
-            <w:t xml:space="preserve">nd in </w:t>
-          </w:r>
-        </w:hyperlink>
-      </w:r>
-      <w:r>
-        <w:rPr>
-          <w:u w:val="single" w:color="0000ff"/>
-          <w:rFonts w:ascii="Charis SIL Regular" w:hAnsi="Charis SIL Regular" w:eastAsia="Charis SIL Regular"/>
-          <w:b w:val="0"/>
-          <w:i w:val="0"/>
-          <w:color w:val="000000"/>
-          <w:sz w:val="24"/>
-        </w:rPr>
-        <w:t>t</w:t>
-      </w:r>
-      <w:r>
-        <w:rPr>
-          <w:rFonts w:ascii="Charis SIL Regular" w:hAnsi="Charis SIL Regular" w:eastAsia="Charis SIL Regular"/>
-          <w:b w:val="0"/>
-          <w:i w:val="0"/>
-          <w:color w:val="000000"/>
-          <w:sz w:val="24"/>
-        </w:rPr>
-        <w:t>he count</w:t>
-      </w:r>
-      <w:r>
-        <w:rPr>
-          <w:u w:val="single" w:color="0000ff"/>
-          <w:rFonts w:ascii="Charis SIL Regular" w:hAnsi="Charis SIL Regular" w:eastAsia="Charis SIL Regular"/>
-          <w:b w:val="0"/>
-          <w:i w:val="0"/>
-          <w:color w:val="000000"/>
-          <w:sz w:val="24"/>
-        </w:rPr>
-        <w:hyperlink r:id="rId22" w:history="1">
-          <w:r>
-            <w:rPr>
-              <w:rStyle w:val="Hyperlink"/>
-            </w:rPr>
-            <w:t>ries where the m</w:t>
-          </w:r>
-        </w:hyperlink>
+        <w:t>often still be found in the countries where the m</w:t>
       </w:r>
       <w:r>
         <w:rPr>
@@ -3631,7 +3186,7 @@
           <w:sz w:val="24"/>
           <w:u w:val="single"/>
         </w:rPr>
-        <w:t>Scientific research</w:t>
+        <w:t xml:space="preserve">Scientific research </w:t>
       </w:r>
       <w:r>
         <w:rPr>
@@ -3642,7 +3197,7 @@
           <w:sz w:val="24"/>
           <w:u w:val="single"/>
         </w:rPr>
-        <w:t xml:space="preserve"> </w:t>
+        <w:t>in colonised territorie</w:t>
       </w:r>
       <w:r>
         <w:rPr>
@@ -3651,9 +3206,8 @@
           <w:i w:val="0"/>
           <w:color w:val="0000FF"/>
           <w:sz w:val="24"/>
-          <w:u w:val="single"/>
-        </w:rPr>
-        <w:t>in colonised territories</w:t>
+        </w:rPr>
+        <w:t>s</w:t>
       </w:r>
       <w:r>
         <w:br/>
@@ -3795,7 +3349,7 @@
           <w:sz w:val="24"/>
           <w:u w:val="single"/>
         </w:rPr>
-        <w:t>Scientific research in colonised territ</w:t>
+        <w:t>Scientific research in colonised terri</w:t>
       </w:r>
       <w:r>
         <w:rPr>
@@ -3806,7 +3360,7 @@
           <w:sz w:val="24"/>
           <w:u w:val="single"/>
         </w:rPr>
-        <w:t>orie</w:t>
+        <w:t>t</w:t>
       </w:r>
       <w:r>
         <w:rPr>
@@ -3815,8 +3369,9 @@
           <w:i w:val="0"/>
           <w:color w:val="0000FF"/>
           <w:sz w:val="24"/>
-        </w:rPr>
-        <w:t>s</w:t>
+          <w:u w:val="single"/>
+        </w:rPr>
+        <w:t>ories</w:t>
       </w:r>
       <w:r>
         <w:br/>
@@ -4408,15 +3963,9 @@
           <w:i w:val="0"/>
           <w:color w:val="0000FF"/>
           <w:sz w:val="24"/>
-        </w:rPr>
-        <w:hyperlink r:id="rId25" w:history="1">
-          <w:r>
-            <w:rPr>
-              <w:rStyle w:val="Hyperlink"/>
-            </w:rPr>
-            <w:t>7</w:t>
-          </w:r>
-        </w:hyperlink>
+          <w:u w:val="single"/>
+        </w:rPr>
+        <w:t>7</w:t>
       </w:r>
       <w:r>
         <w:rPr>
@@ -4782,15 +4331,9 @@
           <w:i w:val="0"/>
           <w:color w:val="0000FF"/>
           <w:sz w:val="24"/>
-        </w:rPr>
-        <w:hyperlink r:id="rId27" w:history="1">
-          <w:r>
-            <w:rPr>
-              <w:rStyle w:val="Hyperlink"/>
-            </w:rPr>
-            <w:t>1</w:t>
-          </w:r>
-        </w:hyperlink>
+          <w:u w:val="single"/>
+        </w:rPr>
+        <w:t>1</w:t>
       </w:r>
       <w:r>
         <w:rPr>

--- a/EXPORTS/DOCX/published/niveau2/English/ChristianMission.docx
+++ b/EXPORTS/DOCX/published/niveau2/English/ChristianMission.docx
@@ -445,13 +445,49 @@
       </w:r>
       <w:r>
         <w:rPr>
+          <w:u w:val="single" w:color="0000ff"/>
           <w:rFonts w:ascii="Charis SIL Regular" w:hAnsi="Charis SIL Regular" w:eastAsia="Charis SIL Regular"/>
           <w:b w:val="0"/>
           <w:i w:val="0"/>
           <w:color w:val="000000"/>
           <w:sz w:val="24"/>
         </w:rPr>
-        <w:t>made up of objects that were coll</w:t>
+        <w:hyperlink r:id="rId9" w:history="1">
+          <w:r>
+            <w:rPr>
+              <w:rStyle w:val="Hyperlink"/>
+            </w:rPr>
+            <w:t>made up of ob</w:t>
+          </w:r>
+        </w:hyperlink>
+      </w:r>
+      <w:r>
+        <w:rPr>
+          <w:u w:val="single" w:color="0000ff"/>
+          <w:rFonts w:ascii="Charis SIL Regular" w:hAnsi="Charis SIL Regular" w:eastAsia="Charis SIL Regular"/>
+          <w:b w:val="0"/>
+          <w:i w:val="0"/>
+          <w:color w:val="000000"/>
+          <w:sz w:val="24"/>
+        </w:rPr>
+        <w:hyperlink r:id="rId9" w:history="1">
+          <w:r>
+            <w:rPr>
+              <w:rStyle w:val="Hyperlink"/>
+            </w:rPr>
+            <w:t>jects tha</w:t>
+          </w:r>
+        </w:hyperlink>
+      </w:r>
+      <w:r>
+        <w:rPr>
+          <w:rFonts w:ascii="Charis SIL Regular" w:hAnsi="Charis SIL Regular" w:eastAsia="Charis SIL Regular"/>
+          <w:b w:val="0"/>
+          <w:i w:val="0"/>
+          <w:color w:val="000000"/>
+          <w:sz w:val="24"/>
+        </w:rPr>
+        <w:t>t were coll</w:t>
       </w:r>
       <w:r>
         <w:rPr>
@@ -1205,39 +1241,13 @@
       </w:r>
       <w:r>
         <w:rPr>
-          <w:u w:val="single" w:color="0000ff"/>
           <w:rFonts w:ascii="Charis SIL Regular" w:hAnsi="Charis SIL Regular" w:eastAsia="Charis SIL Regular"/>
           <w:b w:val="0"/>
           <w:i w:val="0"/>
           <w:color w:val="000000"/>
           <w:sz w:val="24"/>
         </w:rPr>
-        <w:hyperlink r:id="rId12" w:history="1">
-          <w:r>
-            <w:rPr>
-              <w:rStyle w:val="Hyperlink"/>
-            </w:rPr>
-            <w:t>2024</w:t>
-          </w:r>
-        </w:hyperlink>
-      </w:r>
-      <w:r>
-        <w:rPr>
-          <w:u w:val="single" w:color="0000ff"/>
-          <w:rFonts w:ascii="Charis SIL Regular" w:hAnsi="Charis SIL Regular" w:eastAsia="Charis SIL Regular"/>
-          <w:b w:val="0"/>
-          <w:i w:val="0"/>
-          <w:color w:val="000000"/>
-          <w:sz w:val="24"/>
-        </w:rPr>
-        <w:hyperlink r:id="rId12" w:history="1">
-          <w:r>
-            <w:rPr>
-              <w:rStyle w:val="Hyperlink"/>
-            </w:rPr>
-            <w:t>. O</w:t>
-          </w:r>
-        </w:hyperlink>
+        <w:t>2024. O</w:t>
       </w:r>
       <w:r>
         <w:rPr>
@@ -1792,7 +1802,61 @@
           <w:color w:val="000000"/>
           <w:sz w:val="24"/>
         </w:rPr>
-        <w:t>Dutch Protestant and Catholic mis</w:t>
+        <w:t>Dut</w:t>
+      </w:r>
+      <w:r>
+        <w:rPr>
+          <w:u w:val="single" w:color="0000ff"/>
+          <w:rFonts w:ascii="Charis SIL Regular" w:hAnsi="Charis SIL Regular" w:eastAsia="Charis SIL Regular"/>
+          <w:b w:val="0"/>
+          <w:i w:val="0"/>
+          <w:color w:val="000000"/>
+          <w:sz w:val="24"/>
+        </w:rPr>
+        <w:hyperlink r:id="rId15" w:history="1">
+          <w:r>
+            <w:rPr>
+              <w:rStyle w:val="Hyperlink"/>
+            </w:rPr>
+            <w:t>ch Protestant</w:t>
+          </w:r>
+        </w:hyperlink>
+      </w:r>
+      <w:r>
+        <w:rPr>
+          <w:u w:val="single" w:color="0000ff"/>
+          <w:rFonts w:ascii="Charis SIL Regular" w:hAnsi="Charis SIL Regular" w:eastAsia="Charis SIL Regular"/>
+          <w:b w:val="0"/>
+          <w:i w:val="0"/>
+          <w:color w:val="000000"/>
+          <w:sz w:val="24"/>
+        </w:rPr>
+        <w:hyperlink r:id="rId15" w:history="1">
+          <w:r>
+            <w:rPr>
+              <w:rStyle w:val="Hyperlink"/>
+            </w:rPr>
+            <w:t xml:space="preserve"> and</w:t>
+          </w:r>
+        </w:hyperlink>
+      </w:r>
+      <w:r>
+        <w:rPr>
+          <w:u w:val="single" w:color="0000ff"/>
+          <w:rFonts w:ascii="Charis SIL Regular" w:hAnsi="Charis SIL Regular" w:eastAsia="Charis SIL Regular"/>
+          <w:b w:val="0"/>
+          <w:i w:val="0"/>
+          <w:color w:val="000000"/>
+          <w:sz w:val="24"/>
+        </w:rPr>
+        <w:hyperlink r:id="rId15" w:history="1">
+          <w:r>
+            <w:rPr>
+              <w:rStyle w:val="Hyperlink"/>
+            </w:rPr>
+            <w:t xml:space="preserve"> Catholic mis</w:t>
+          </w:r>
+        </w:hyperlink>
       </w:r>
       <w:r>
         <w:rPr>
@@ -2436,7 +2500,18 @@
           <w:color w:val="0000FF"/>
           <w:sz w:val="24"/>
         </w:rPr>
-        <w:t xml:space="preserve">Churches in the </w:t>
+        <w:t>Churches in th</w:t>
+      </w:r>
+      <w:r>
+        <w:rPr>
+          <w:rFonts w:ascii="Charis SIL Regular" w:hAnsi="Charis SIL Regular" w:eastAsia="Charis SIL Regular"/>
+          <w:b w:val="0"/>
+          <w:i w:val="0"/>
+          <w:color w:val="0000FF"/>
+          <w:sz w:val="24"/>
+          <w:u w:val="single"/>
+        </w:rPr>
+        <w:t xml:space="preserve">e </w:t>
       </w:r>
       <w:r>
         <w:rPr>
@@ -2476,18 +2551,40 @@
       </w:r>
       <w:r>
         <w:rPr>
+          <w:u w:val="single" w:color="0000ff"/>
           <w:rFonts w:ascii="Charis SIL Regular" w:hAnsi="Charis SIL Regular" w:eastAsia="Charis SIL Regular"/>
           <w:b w:val="0"/>
           <w:i w:val="0"/>
           <w:color w:val="000000"/>
           <w:sz w:val="24"/>
         </w:rPr>
-        <w:hyperlink r:id="rId18" w:history="1">
+        <w:t xml:space="preserve">, </w:t>
+      </w:r>
+      <w:r>
+        <w:rPr>
+          <w:rFonts w:ascii="Charis SIL Regular" w:hAnsi="Charis SIL Regular" w:eastAsia="Charis SIL Regular"/>
+          <w:b w:val="0"/>
+          <w:i w:val="0"/>
+          <w:color w:val="0000FF"/>
+          <w:sz w:val="24"/>
+        </w:rPr>
+        <w:t>HDC|</w:t>
+      </w:r>
+      <w:r>
+        <w:rPr>
+          <w:rFonts w:ascii="Charis SIL Regular" w:hAnsi="Charis SIL Regular" w:eastAsia="Charis SIL Regular"/>
+          <w:b w:val="0"/>
+          <w:i w:val="0"/>
+          <w:color w:val="0000FF"/>
+          <w:sz w:val="24"/>
+          <w:u w:val="single"/>
+        </w:rPr>
+        <w:hyperlink r:id="rId20" w:history="1">
           <w:r>
             <w:rPr>
               <w:rStyle w:val="Hyperlink"/>
             </w:rPr>
-            <w:t xml:space="preserve">, </w:t>
+            <w:t>Protestant</w:t>
           </w:r>
         </w:hyperlink>
       </w:r>
@@ -2498,55 +2595,9 @@
           <w:i w:val="0"/>
           <w:color w:val="0000FF"/>
           <w:sz w:val="24"/>
-        </w:rPr>
-        <w:t>H</w:t>
-      </w:r>
-      <w:r>
-        <w:rPr>
-          <w:rFonts w:ascii="Charis SIL Regular" w:hAnsi="Charis SIL Regular" w:eastAsia="Charis SIL Regular"/>
-          <w:b w:val="0"/>
-          <w:i w:val="0"/>
-          <w:color w:val="0000FF"/>
-          <w:sz w:val="24"/>
           <w:u w:val="single"/>
         </w:rPr>
-        <w:hyperlink r:id="rId19" w:history="1">
-          <w:r>
-            <w:rPr>
-              <w:rStyle w:val="Hyperlink"/>
-            </w:rPr>
-            <w:t>DC|</w:t>
-          </w:r>
-        </w:hyperlink>
-      </w:r>
-      <w:r>
-        <w:rPr>
-          <w:rFonts w:ascii="Charis SIL Regular" w:hAnsi="Charis SIL Regular" w:eastAsia="Charis SIL Regular"/>
-          <w:b w:val="0"/>
-          <w:i w:val="0"/>
-          <w:color w:val="0000FF"/>
-          <w:sz w:val="24"/>
-          <w:u w:val="single"/>
-        </w:rPr>
-        <w:hyperlink r:id="rId19" w:history="1">
-          <w:r>
-            <w:rPr>
-              <w:rStyle w:val="Hyperlink"/>
-            </w:rPr>
-            <w:t>Prote</w:t>
-          </w:r>
-        </w:hyperlink>
-      </w:r>
-      <w:r>
-        <w:rPr>
-          <w:rFonts w:ascii="Charis SIL Regular" w:hAnsi="Charis SIL Regular" w:eastAsia="Charis SIL Regular"/>
-          <w:b w:val="0"/>
-          <w:i w:val="0"/>
-          <w:color w:val="0000FF"/>
-          <w:sz w:val="24"/>
-          <w:u w:val="single"/>
-        </w:rPr>
-        <w:hyperlink r:id="rId19" w:history="1">
+        <w:hyperlink r:id="rId20" w:history="1">
           <w:r>
             <w:rPr>
               <w:rStyle w:val="Hyperlink"/>
@@ -2564,14 +2615,7 @@
           <w:sz w:val="24"/>
           <w:u w:val="single"/>
         </w:rPr>
-        <w:hyperlink r:id="rId19" w:history="1">
-          <w:r>
-            <w:rPr>
-              <w:rStyle w:val="Hyperlink"/>
-            </w:rPr>
-            <w:t>tant</w:t>
-          </w:r>
-        </w:hyperlink>
+        <w:t xml:space="preserve"> </w:t>
       </w:r>
       <w:r>
         <w:rPr>
@@ -2582,36 +2626,7 @@
           <w:sz w:val="24"/>
           <w:u w:val="single"/>
         </w:rPr>
-        <w:hyperlink r:id="rId19" w:history="1">
-          <w:r>
-            <w:rPr>
-              <w:rStyle w:val="Hyperlink"/>
-            </w:rPr>
-            <w:t>s</w:t>
-          </w:r>
-        </w:hyperlink>
-      </w:r>
-      <w:r>
-        <w:rPr>
-          <w:rFonts w:ascii="Charis SIL Regular" w:hAnsi="Charis SIL Regular" w:eastAsia="Charis SIL Regular"/>
-          <w:b w:val="0"/>
-          <w:i w:val="0"/>
-          <w:color w:val="0000FF"/>
-          <w:sz w:val="24"/>
-          <w:u w:val="single"/>
-        </w:rPr>
-        <w:t xml:space="preserve"> </w:t>
-      </w:r>
-      <w:r>
-        <w:rPr>
-          <w:rFonts w:ascii="Charis SIL Regular" w:hAnsi="Charis SIL Regular" w:eastAsia="Charis SIL Regular"/>
-          <w:b w:val="0"/>
-          <w:i w:val="0"/>
-          <w:color w:val="0000FF"/>
-          <w:sz w:val="24"/>
-          <w:u w:val="single"/>
-        </w:rPr>
-        <w:hyperlink r:id="rId19" w:history="1">
+        <w:hyperlink r:id="rId20" w:history="1">
           <w:r>
             <w:rPr>
               <w:rStyle w:val="Hyperlink"/>
@@ -2622,50 +2637,13 @@
       </w:r>
       <w:r>
         <w:rPr>
-          <w:u w:val="single" w:color="0000ff"/>
           <w:rFonts w:ascii="Charis SIL Regular" w:hAnsi="Charis SIL Regular" w:eastAsia="Charis SIL Regular"/>
           <w:b w:val="0"/>
           <w:i w:val="0"/>
           <w:color w:val="000000"/>
           <w:sz w:val="24"/>
         </w:rPr>
-        <w:hyperlink r:id="rId19" w:history="1">
-          <w:r>
-            <w:rPr>
-              <w:rStyle w:val="Hyperlink"/>
-            </w:rPr>
-            <w:t xml:space="preserve"> at the</w:t>
-          </w:r>
-        </w:hyperlink>
-      </w:r>
-      <w:r>
-        <w:rPr>
-          <w:u w:val="single" w:color="0000ff"/>
-          <w:rFonts w:ascii="Charis SIL Regular" w:hAnsi="Charis SIL Regular" w:eastAsia="Charis SIL Regular"/>
-          <w:b w:val="0"/>
-          <w:i w:val="0"/>
-          <w:color w:val="000000"/>
-          <w:sz w:val="24"/>
-        </w:rPr>
-        <w:t xml:space="preserve"> </w:t>
-      </w:r>
-      <w:r>
-        <w:rPr>
-          <w:u w:val="single" w:color="0000ff"/>
-          <w:rFonts w:ascii="Charis SIL Regular" w:hAnsi="Charis SIL Regular" w:eastAsia="Charis SIL Regular"/>
-          <w:b w:val="0"/>
-          <w:i w:val="0"/>
-          <w:color w:val="000000"/>
-          <w:sz w:val="24"/>
-        </w:rPr>
-        <w:hyperlink r:id="rId19" w:history="1">
-          <w:r>
-            <w:rPr>
-              <w:rStyle w:val="Hyperlink"/>
-            </w:rPr>
-            <w:t>Vrije U</w:t>
-          </w:r>
-        </w:hyperlink>
+        <w:t xml:space="preserve"> at the Vrije U</w:t>
       </w:r>
       <w:r>
         <w:rPr>
@@ -2759,14 +2737,7 @@
           <w:sz w:val="24"/>
           <w:u w:val="single"/>
         </w:rPr>
-        <w:hyperlink r:id="rId20" w:history="1">
-          <w:r>
-            <w:rPr>
-              <w:rStyle w:val="Hyperlink"/>
-            </w:rPr>
-            <w:t>Cath</w:t>
-          </w:r>
-        </w:hyperlink>
+        <w:t>Cath</w:t>
       </w:r>
       <w:r>
         <w:rPr>
@@ -2795,7 +2766,7 @@
           <w:sz w:val="24"/>
           <w:u w:val="single"/>
         </w:rPr>
-        <w:hyperlink r:id="rId20" w:history="1">
+        <w:hyperlink r:id="rId21" w:history="1">
           <w:r>
             <w:rPr>
               <w:rStyle w:val="Hyperlink"/>
@@ -2811,8 +2782,99 @@
           <w:i w:val="0"/>
           <w:color w:val="0000FF"/>
           <w:sz w:val="24"/>
-        </w:rPr>
-        <w:t xml:space="preserve">Documentation </w:t>
+          <w:u w:val="single"/>
+        </w:rPr>
+        <w:hyperlink r:id="rId19" w:history="1">
+          <w:r>
+            <w:rPr>
+              <w:rStyle w:val="Hyperlink"/>
+            </w:rPr>
+            <w:t>Documen</w:t>
+          </w:r>
+        </w:hyperlink>
+      </w:r>
+      <w:r>
+        <w:rPr>
+          <w:rFonts w:ascii="Charis SIL Regular" w:hAnsi="Charis SIL Regular" w:eastAsia="Charis SIL Regular"/>
+          <w:b w:val="0"/>
+          <w:i w:val="0"/>
+          <w:color w:val="0000FF"/>
+          <w:sz w:val="24"/>
+          <w:u w:val="single"/>
+        </w:rPr>
+        <w:hyperlink r:id="rId19" w:history="1">
+          <w:r>
+            <w:rPr>
+              <w:rStyle w:val="Hyperlink"/>
+            </w:rPr>
+            <w:t>t</w:t>
+          </w:r>
+        </w:hyperlink>
+      </w:r>
+      <w:r>
+        <w:rPr>
+          <w:rFonts w:ascii="Charis SIL Regular" w:hAnsi="Charis SIL Regular" w:eastAsia="Charis SIL Regular"/>
+          <w:b w:val="0"/>
+          <w:i w:val="0"/>
+          <w:color w:val="0000FF"/>
+          <w:sz w:val="24"/>
+          <w:u w:val="single"/>
+        </w:rPr>
+        <w:hyperlink r:id="rId21" w:history="1">
+          <w:r>
+            <w:rPr>
+              <w:rStyle w:val="Hyperlink"/>
+            </w:rPr>
+            <w:t>at</w:t>
+          </w:r>
+        </w:hyperlink>
+      </w:r>
+      <w:r>
+        <w:rPr>
+          <w:rFonts w:ascii="Charis SIL Regular" w:hAnsi="Charis SIL Regular" w:eastAsia="Charis SIL Regular"/>
+          <w:b w:val="0"/>
+          <w:i w:val="0"/>
+          <w:color w:val="0000FF"/>
+          <w:sz w:val="24"/>
+          <w:u w:val="single"/>
+        </w:rPr>
+        <w:hyperlink r:id="rId19" w:history="1">
+          <w:r>
+            <w:rPr>
+              <w:rStyle w:val="Hyperlink"/>
+            </w:rPr>
+            <w:t>i</w:t>
+          </w:r>
+        </w:hyperlink>
+      </w:r>
+      <w:r>
+        <w:rPr>
+          <w:rFonts w:ascii="Charis SIL Regular" w:hAnsi="Charis SIL Regular" w:eastAsia="Charis SIL Regular"/>
+          <w:b w:val="0"/>
+          <w:i w:val="0"/>
+          <w:color w:val="0000FF"/>
+          <w:sz w:val="24"/>
+          <w:u w:val="single"/>
+        </w:rPr>
+        <w:hyperlink r:id="rId21" w:history="1">
+          <w:r>
+            <w:rPr>
+              <w:rStyle w:val="Hyperlink"/>
+            </w:rPr>
+            <w:t>on</w:t>
+          </w:r>
+        </w:hyperlink>
+      </w:r>
+      <w:r>
+        <w:rPr>
+          <w:rFonts w:ascii="Charis SIL Regular" w:hAnsi="Charis SIL Regular" w:eastAsia="Charis SIL Regular"/>
+          <w:b w:val="0"/>
+          <w:i w:val="0"/>
+          <w:color w:val="0000FF"/>
+          <w:sz w:val="24"/>
+          <w:u w:val="single"/>
+        </w:rPr>
+        <w:t xml:space="preserve"> </w:t>
       </w:r>
       <w:r>
         <w:rPr>
@@ -2834,19 +2896,29 @@
       </w:r>
       <w:r>
         <w:rPr>
-          <w:u w:val="single" w:color="0000ff"/>
           <w:rFonts w:ascii="Charis SIL Regular" w:hAnsi="Charis SIL Regular" w:eastAsia="Charis SIL Regular"/>
           <w:b w:val="0"/>
           <w:i w:val="0"/>
           <w:color w:val="000000"/>
           <w:sz w:val="24"/>
         </w:rPr>
-        <w:hyperlink r:id="rId19" w:history="1">
+        <w:t xml:space="preserve">, and the </w:t>
+      </w:r>
+      <w:r>
+        <w:rPr>
+          <w:rFonts w:ascii="Charis SIL Regular" w:hAnsi="Charis SIL Regular" w:eastAsia="Charis SIL Regular"/>
+          <w:b w:val="0"/>
+          <w:i w:val="0"/>
+          <w:color w:val="0000FF"/>
+          <w:sz w:val="24"/>
+          <w:u w:val="single"/>
+        </w:rPr>
+        <w:hyperlink r:id="rId22" w:history="1">
           <w:r>
             <w:rPr>
               <w:rStyle w:val="Hyperlink"/>
             </w:rPr>
-            <w:t xml:space="preserve">, and </w:t>
+            <w:t>Erf</w:t>
           </w:r>
         </w:hyperlink>
       </w:r>
@@ -2855,10 +2927,18 @@
           <w:rFonts w:ascii="Charis SIL Regular" w:hAnsi="Charis SIL Regular" w:eastAsia="Charis SIL Regular"/>
           <w:b w:val="0"/>
           <w:i w:val="0"/>
-          <w:color w:val="000000"/>
-          <w:sz w:val="24"/>
-        </w:rPr>
-        <w:t xml:space="preserve">the </w:t>
+          <w:color w:val="0000FF"/>
+          <w:sz w:val="24"/>
+          <w:u w:val="single"/>
+        </w:rPr>
+        <w:hyperlink r:id="rId22" w:history="1">
+          <w:r>
+            <w:rPr>
+              <w:rStyle w:val="Hyperlink"/>
+            </w:rPr>
+            <w:t>goedcentru</w:t>
+          </w:r>
+        </w:hyperlink>
       </w:r>
       <w:r>
         <w:rPr>
@@ -2867,19 +2947,9 @@
           <w:i w:val="0"/>
           <w:color w:val="0000FF"/>
           <w:sz w:val="24"/>
-        </w:rPr>
-        <w:t>Erfgoedcentru</w:t>
-      </w:r>
-      <w:r>
-        <w:rPr>
-          <w:rFonts w:ascii="Charis SIL Regular" w:hAnsi="Charis SIL Regular" w:eastAsia="Charis SIL Regular"/>
-          <w:b w:val="0"/>
-          <w:i w:val="0"/>
-          <w:color w:val="0000FF"/>
-          <w:sz w:val="24"/>
           <w:u w:val="single"/>
         </w:rPr>
-        <w:hyperlink r:id="rId21" w:history="1">
+        <w:hyperlink r:id="rId22" w:history="1">
           <w:r>
             <w:rPr>
               <w:rStyle w:val="Hyperlink"/>
@@ -2983,7 +3053,7 @@
           <w:color w:val="000000"/>
           <w:sz w:val="24"/>
         </w:rPr>
-        <w:hyperlink r:id="rId20" w:history="1">
+        <w:hyperlink r:id="rId21" w:history="1">
           <w:r>
             <w:rPr>
               <w:rStyle w:val="Hyperlink"/>
@@ -3020,7 +3090,25 @@
           <w:color w:val="000000"/>
           <w:sz w:val="24"/>
         </w:rPr>
-        <w:t>often still be found in the countries where the m</w:t>
+        <w:t>often still be found in the count</w:t>
+      </w:r>
+      <w:r>
+        <w:rPr>
+          <w:u w:val="single" w:color="0000ff"/>
+          <w:rFonts w:ascii="Charis SIL Regular" w:hAnsi="Charis SIL Regular" w:eastAsia="Charis SIL Regular"/>
+          <w:b w:val="0"/>
+          <w:i w:val="0"/>
+          <w:color w:val="000000"/>
+          <w:sz w:val="24"/>
+        </w:rPr>
+        <w:hyperlink r:id="rId22" w:history="1">
+          <w:r>
+            <w:rPr>
+              <w:rStyle w:val="Hyperlink"/>
+            </w:rPr>
+            <w:t>ries where the m</w:t>
+          </w:r>
+        </w:hyperlink>
       </w:r>
       <w:r>
         <w:rPr>
@@ -3349,7 +3437,7 @@
           <w:sz w:val="24"/>
           <w:u w:val="single"/>
         </w:rPr>
-        <w:t>Scientific research in colonised terri</w:t>
+        <w:t>Scientific research in colonised territ</w:t>
       </w:r>
       <w:r>
         <w:rPr>
@@ -3360,7 +3448,7 @@
           <w:sz w:val="24"/>
           <w:u w:val="single"/>
         </w:rPr>
-        <w:t>t</w:t>
+        <w:t>orie</w:t>
       </w:r>
       <w:r>
         <w:rPr>
@@ -3369,9 +3457,8 @@
           <w:i w:val="0"/>
           <w:color w:val="0000FF"/>
           <w:sz w:val="24"/>
-          <w:u w:val="single"/>
-        </w:rPr>
-        <w:t>ories</w:t>
+        </w:rPr>
+        <w:t>s</w:t>
       </w:r>
       <w:r>
         <w:br/>

--- a/EXPORTS/DOCX/published/niveau2/English/ChristianMission.docx
+++ b/EXPORTS/DOCX/published/niveau2/English/ChristianMission.docx
@@ -481,13 +481,39 @@
       </w:r>
       <w:r>
         <w:rPr>
+          <w:u w:val="single" w:color="0000ff"/>
           <w:rFonts w:ascii="Charis SIL Regular" w:hAnsi="Charis SIL Regular" w:eastAsia="Charis SIL Regular"/>
           <w:b w:val="0"/>
           <w:i w:val="0"/>
           <w:color w:val="000000"/>
           <w:sz w:val="24"/>
         </w:rPr>
-        <w:t>t were coll</w:t>
+        <w:hyperlink r:id="rId9" w:history="1">
+          <w:r>
+            <w:rPr>
+              <w:rStyle w:val="Hyperlink"/>
+            </w:rPr>
+            <w:t>t</w:t>
+          </w:r>
+        </w:hyperlink>
+      </w:r>
+      <w:r>
+        <w:rPr>
+          <w:u w:val="single" w:color="0000ff"/>
+          <w:rFonts w:ascii="Charis SIL Regular" w:hAnsi="Charis SIL Regular" w:eastAsia="Charis SIL Regular"/>
+          <w:b w:val="0"/>
+          <w:i w:val="0"/>
+          <w:color w:val="000000"/>
+          <w:sz w:val="24"/>
+        </w:rPr>
+        <w:hyperlink r:id="rId9" w:history="1">
+          <w:r>
+            <w:rPr>
+              <w:rStyle w:val="Hyperlink"/>
+            </w:rPr>
+            <w:t xml:space="preserve"> were coll</w:t>
+          </w:r>
+        </w:hyperlink>
       </w:r>
       <w:r>
         <w:rPr>
@@ -810,7 +836,7 @@
           <w:sz w:val="24"/>
           <w:u w:val="single"/>
         </w:rPr>
-        <w:hyperlink r:id="rId11" w:history="1">
+        <w:hyperlink r:id="rId10" w:history="1">
           <w:r>
             <w:rPr>
               <w:rStyle w:val="Hyperlink"/>
@@ -839,7 +865,7 @@
           <w:sz w:val="24"/>
           <w:u w:val="single"/>
         </w:rPr>
-        <w:hyperlink r:id="rId11" w:history="1">
+        <w:hyperlink r:id="rId10" w:history="1">
           <w:r>
             <w:rPr>
               <w:rStyle w:val="Hyperlink"/>
@@ -1241,13 +1267,39 @@
       </w:r>
       <w:r>
         <w:rPr>
+          <w:u w:val="single" w:color="0000ff"/>
           <w:rFonts w:ascii="Charis SIL Regular" w:hAnsi="Charis SIL Regular" w:eastAsia="Charis SIL Regular"/>
           <w:b w:val="0"/>
           <w:i w:val="0"/>
           <w:color w:val="000000"/>
           <w:sz w:val="24"/>
         </w:rPr>
-        <w:t>2024. O</w:t>
+        <w:hyperlink r:id="rId12" w:history="1">
+          <w:r>
+            <w:rPr>
+              <w:rStyle w:val="Hyperlink"/>
+            </w:rPr>
+            <w:t>2024</w:t>
+          </w:r>
+        </w:hyperlink>
+      </w:r>
+      <w:r>
+        <w:rPr>
+          <w:u w:val="single" w:color="0000ff"/>
+          <w:rFonts w:ascii="Charis SIL Regular" w:hAnsi="Charis SIL Regular" w:eastAsia="Charis SIL Regular"/>
+          <w:b w:val="0"/>
+          <w:i w:val="0"/>
+          <w:color w:val="000000"/>
+          <w:sz w:val="24"/>
+        </w:rPr>
+        <w:hyperlink r:id="rId12" w:history="1">
+          <w:r>
+            <w:rPr>
+              <w:rStyle w:val="Hyperlink"/>
+            </w:rPr>
+            <w:t>. O</w:t>
+          </w:r>
+        </w:hyperlink>
       </w:r>
       <w:r>
         <w:rPr>
@@ -2499,8 +2551,16 @@
           <w:i w:val="0"/>
           <w:color w:val="0000FF"/>
           <w:sz w:val="24"/>
-        </w:rPr>
-        <w:t>Churches in th</w:t>
+          <w:u w:val="single"/>
+        </w:rPr>
+        <w:hyperlink r:id="rId19" w:history="1">
+          <w:r>
+            <w:rPr>
+              <w:rStyle w:val="Hyperlink"/>
+            </w:rPr>
+            <w:t>Churches</w:t>
+          </w:r>
+        </w:hyperlink>
       </w:r>
       <w:r>
         <w:rPr>
@@ -2509,9 +2569,26 @@
           <w:i w:val="0"/>
           <w:color w:val="0000FF"/>
           <w:sz w:val="24"/>
+        </w:rPr>
+        <w:t xml:space="preserve"> in th</w:t>
+      </w:r>
+      <w:r>
+        <w:rPr>
+          <w:rFonts w:ascii="Charis SIL Regular" w:hAnsi="Charis SIL Regular" w:eastAsia="Charis SIL Regular"/>
+          <w:b w:val="0"/>
+          <w:i w:val="0"/>
+          <w:color w:val="0000FF"/>
+          <w:sz w:val="24"/>
           <w:u w:val="single"/>
         </w:rPr>
-        <w:t xml:space="preserve">e </w:t>
+        <w:hyperlink r:id="rId18" w:history="1">
+          <w:r>
+            <w:rPr>
+              <w:rStyle w:val="Hyperlink"/>
+            </w:rPr>
+            <w:t>e</w:t>
+          </w:r>
+        </w:hyperlink>
       </w:r>
       <w:r>
         <w:rPr>
@@ -2522,7 +2599,18 @@
           <w:sz w:val="24"/>
           <w:u w:val="single"/>
         </w:rPr>
-        <w:hyperlink r:id="rId19" w:history="1">
+        <w:t xml:space="preserve"> </w:t>
+      </w:r>
+      <w:r>
+        <w:rPr>
+          <w:rFonts w:ascii="Charis SIL Regular" w:hAnsi="Charis SIL Regular" w:eastAsia="Charis SIL Regular"/>
+          <w:b w:val="0"/>
+          <w:i w:val="0"/>
+          <w:color w:val="0000FF"/>
+          <w:sz w:val="24"/>
+          <w:u w:val="single"/>
+        </w:rPr>
+        <w:hyperlink r:id="rId18" w:history="1">
           <w:r>
             <w:rPr>
               <w:rStyle w:val="Hyperlink"/>
@@ -2551,7 +2639,6 @@
       </w:r>
       <w:r>
         <w:rPr>
-          <w:u w:val="single" w:color="0000ff"/>
           <w:rFonts w:ascii="Charis SIL Regular" w:hAnsi="Charis SIL Regular" w:eastAsia="Charis SIL Regular"/>
           <w:b w:val="0"/>
           <w:i w:val="0"/>
@@ -2567,8 +2654,16 @@
           <w:i w:val="0"/>
           <w:color w:val="0000FF"/>
           <w:sz w:val="24"/>
-        </w:rPr>
-        <w:t>HDC|</w:t>
+          <w:u w:val="single"/>
+        </w:rPr>
+        <w:hyperlink r:id="rId18" w:history="1">
+          <w:r>
+            <w:rPr>
+              <w:rStyle w:val="Hyperlink"/>
+            </w:rPr>
+            <w:t>H</w:t>
+          </w:r>
+        </w:hyperlink>
       </w:r>
       <w:r>
         <w:rPr>
@@ -2584,7 +2679,25 @@
             <w:rPr>
               <w:rStyle w:val="Hyperlink"/>
             </w:rPr>
-            <w:t>Protestant</w:t>
+            <w:t>DC|</w:t>
+          </w:r>
+        </w:hyperlink>
+      </w:r>
+      <w:r>
+        <w:rPr>
+          <w:rFonts w:ascii="Charis SIL Regular" w:hAnsi="Charis SIL Regular" w:eastAsia="Charis SIL Regular"/>
+          <w:b w:val="0"/>
+          <w:i w:val="0"/>
+          <w:color w:val="0000FF"/>
+          <w:sz w:val="24"/>
+          <w:u w:val="single"/>
+        </w:rPr>
+        <w:hyperlink r:id="rId20" w:history="1">
+          <w:r>
+            <w:rPr>
+              <w:rStyle w:val="Hyperlink"/>
+            </w:rPr>
+            <w:t>Prote</w:t>
           </w:r>
         </w:hyperlink>
       </w:r>
@@ -2615,6 +2728,42 @@
           <w:sz w:val="24"/>
           <w:u w:val="single"/>
         </w:rPr>
+        <w:hyperlink r:id="rId19" w:history="1">
+          <w:r>
+            <w:rPr>
+              <w:rStyle w:val="Hyperlink"/>
+            </w:rPr>
+            <w:t>tant</w:t>
+          </w:r>
+        </w:hyperlink>
+      </w:r>
+      <w:r>
+        <w:rPr>
+          <w:rFonts w:ascii="Charis SIL Regular" w:hAnsi="Charis SIL Regular" w:eastAsia="Charis SIL Regular"/>
+          <w:b w:val="0"/>
+          <w:i w:val="0"/>
+          <w:color w:val="0000FF"/>
+          <w:sz w:val="24"/>
+          <w:u w:val="single"/>
+        </w:rPr>
+        <w:hyperlink r:id="rId20" w:history="1">
+          <w:r>
+            <w:rPr>
+              <w:rStyle w:val="Hyperlink"/>
+            </w:rPr>
+            <w:t>s</w:t>
+          </w:r>
+        </w:hyperlink>
+      </w:r>
+      <w:r>
+        <w:rPr>
+          <w:rFonts w:ascii="Charis SIL Regular" w:hAnsi="Charis SIL Regular" w:eastAsia="Charis SIL Regular"/>
+          <w:b w:val="0"/>
+          <w:i w:val="0"/>
+          <w:color w:val="0000FF"/>
+          <w:sz w:val="24"/>
+          <w:u w:val="single"/>
+        </w:rPr>
         <w:t xml:space="preserve"> </w:t>
       </w:r>
       <w:r>
@@ -2637,13 +2786,50 @@
       </w:r>
       <w:r>
         <w:rPr>
+          <w:u w:val="single" w:color="0000ff"/>
           <w:rFonts w:ascii="Charis SIL Regular" w:hAnsi="Charis SIL Regular" w:eastAsia="Charis SIL Regular"/>
           <w:b w:val="0"/>
           <w:i w:val="0"/>
           <w:color w:val="000000"/>
           <w:sz w:val="24"/>
         </w:rPr>
-        <w:t xml:space="preserve"> at the Vrije U</w:t>
+        <w:hyperlink r:id="rId19" w:history="1">
+          <w:r>
+            <w:rPr>
+              <w:rStyle w:val="Hyperlink"/>
+            </w:rPr>
+            <w:t xml:space="preserve"> at the</w:t>
+          </w:r>
+        </w:hyperlink>
+      </w:r>
+      <w:r>
+        <w:rPr>
+          <w:u w:val="single" w:color="0000ff"/>
+          <w:rFonts w:ascii="Charis SIL Regular" w:hAnsi="Charis SIL Regular" w:eastAsia="Charis SIL Regular"/>
+          <w:b w:val="0"/>
+          <w:i w:val="0"/>
+          <w:color w:val="000000"/>
+          <w:sz w:val="24"/>
+        </w:rPr>
+        <w:t xml:space="preserve"> </w:t>
+      </w:r>
+      <w:r>
+        <w:rPr>
+          <w:u w:val="single" w:color="0000ff"/>
+          <w:rFonts w:ascii="Charis SIL Regular" w:hAnsi="Charis SIL Regular" w:eastAsia="Charis SIL Regular"/>
+          <w:b w:val="0"/>
+          <w:i w:val="0"/>
+          <w:color w:val="000000"/>
+          <w:sz w:val="24"/>
+        </w:rPr>
+        <w:hyperlink r:id="rId19" w:history="1">
+          <w:r>
+            <w:rPr>
+              <w:rStyle w:val="Hyperlink"/>
+            </w:rPr>
+            <w:t>Vrije U</w:t>
+          </w:r>
+        </w:hyperlink>
       </w:r>
       <w:r>
         <w:rPr>
@@ -2719,14 +2905,20 @@
       </w:r>
       <w:r>
         <w:rPr>
-          <w:u w:val="single" w:color="0000ff"/>
           <w:rFonts w:ascii="Charis SIL Regular" w:hAnsi="Charis SIL Regular" w:eastAsia="Charis SIL Regular"/>
           <w:b w:val="0"/>
           <w:i w:val="0"/>
           <w:color w:val="000000"/>
           <w:sz w:val="24"/>
         </w:rPr>
-        <w:t xml:space="preserve">teit, </w:t>
+        <w:hyperlink r:id="rId19" w:history="1">
+          <w:r>
+            <w:rPr>
+              <w:rStyle w:val="Hyperlink"/>
+            </w:rPr>
+            <w:t xml:space="preserve">teit, </w:t>
+          </w:r>
+        </w:hyperlink>
       </w:r>
       <w:r>
         <w:rPr>
@@ -2737,7 +2929,14 @@
           <w:sz w:val="24"/>
           <w:u w:val="single"/>
         </w:rPr>
-        <w:t>Cath</w:t>
+        <w:hyperlink r:id="rId19" w:history="1">
+          <w:r>
+            <w:rPr>
+              <w:rStyle w:val="Hyperlink"/>
+            </w:rPr>
+            <w:t>Cath</w:t>
+          </w:r>
+        </w:hyperlink>
       </w:r>
       <w:r>
         <w:rPr>
@@ -2802,7 +3001,7 @@
           <w:sz w:val="24"/>
           <w:u w:val="single"/>
         </w:rPr>
-        <w:hyperlink r:id="rId19" w:history="1">
+        <w:hyperlink r:id="rId21" w:history="1">
           <w:r>
             <w:rPr>
               <w:rStyle w:val="Hyperlink"/>
@@ -2896,24 +3095,60 @@
       </w:r>
       <w:r>
         <w:rPr>
+          <w:u w:val="single" w:color="0000ff"/>
           <w:rFonts w:ascii="Charis SIL Regular" w:hAnsi="Charis SIL Regular" w:eastAsia="Charis SIL Regular"/>
           <w:b w:val="0"/>
           <w:i w:val="0"/>
           <w:color w:val="000000"/>
           <w:sz w:val="24"/>
         </w:rPr>
-        <w:t xml:space="preserve">, and the </w:t>
+        <w:hyperlink r:id="rId19" w:history="1">
+          <w:r>
+            <w:rPr>
+              <w:rStyle w:val="Hyperlink"/>
+            </w:rPr>
+            <w:t xml:space="preserve">, and </w:t>
+          </w:r>
+        </w:hyperlink>
       </w:r>
       <w:r>
         <w:rPr>
           <w:rFonts w:ascii="Charis SIL Regular" w:hAnsi="Charis SIL Regular" w:eastAsia="Charis SIL Regular"/>
           <w:b w:val="0"/>
           <w:i w:val="0"/>
+          <w:color w:val="000000"/>
+          <w:sz w:val="24"/>
+        </w:rPr>
+        <w:t>th</w:t>
+      </w:r>
+      <w:r>
+        <w:rPr>
+          <w:u w:val="single" w:color="0000ff"/>
+          <w:rFonts w:ascii="Charis SIL Regular" w:hAnsi="Charis SIL Regular" w:eastAsia="Charis SIL Regular"/>
+          <w:b w:val="0"/>
+          <w:i w:val="0"/>
+          <w:color w:val="000000"/>
+          <w:sz w:val="24"/>
+        </w:rPr>
+        <w:hyperlink r:id="rId20" w:history="1">
+          <w:r>
+            <w:rPr>
+              <w:rStyle w:val="Hyperlink"/>
+            </w:rPr>
+            <w:t xml:space="preserve">e </w:t>
+          </w:r>
+        </w:hyperlink>
+      </w:r>
+      <w:r>
+        <w:rPr>
+          <w:rFonts w:ascii="Charis SIL Regular" w:hAnsi="Charis SIL Regular" w:eastAsia="Charis SIL Regular"/>
+          <w:b w:val="0"/>
+          <w:i w:val="0"/>
           <w:color w:val="0000FF"/>
           <w:sz w:val="24"/>
           <w:u w:val="single"/>
         </w:rPr>
-        <w:hyperlink r:id="rId22" w:history="1">
+        <w:hyperlink r:id="rId20" w:history="1">
           <w:r>
             <w:rPr>
               <w:rStyle w:val="Hyperlink"/>
@@ -2931,7 +3166,7 @@
           <w:sz w:val="24"/>
           <w:u w:val="single"/>
         </w:rPr>
-        <w:hyperlink r:id="rId22" w:history="1">
+        <w:hyperlink r:id="rId20" w:history="1">
           <w:r>
             <w:rPr>
               <w:rStyle w:val="Hyperlink"/>
@@ -3090,25 +3325,7 @@
           <w:color w:val="000000"/>
           <w:sz w:val="24"/>
         </w:rPr>
-        <w:t>often still be found in the count</w:t>
-      </w:r>
-      <w:r>
-        <w:rPr>
-          <w:u w:val="single" w:color="0000ff"/>
-          <w:rFonts w:ascii="Charis SIL Regular" w:hAnsi="Charis SIL Regular" w:eastAsia="Charis SIL Regular"/>
-          <w:b w:val="0"/>
-          <w:i w:val="0"/>
-          <w:color w:val="000000"/>
-          <w:sz w:val="24"/>
-        </w:rPr>
-        <w:hyperlink r:id="rId22" w:history="1">
-          <w:r>
-            <w:rPr>
-              <w:rStyle w:val="Hyperlink"/>
-            </w:rPr>
-            <w:t>ries where the m</w:t>
-          </w:r>
-        </w:hyperlink>
+        <w:t>often still be found in the countries where the m</w:t>
       </w:r>
       <w:r>
         <w:rPr>

--- a/EXPORTS/DOCX/published/niveau2/English/ChristianMission.docx
+++ b/EXPORTS/DOCX/published/niveau2/English/ChristianMission.docx
@@ -445,21 +445,13 @@
       </w:r>
       <w:r>
         <w:rPr>
-          <w:u w:val="single" w:color="0000ff"/>
           <w:rFonts w:ascii="Charis SIL Regular" w:hAnsi="Charis SIL Regular" w:eastAsia="Charis SIL Regular"/>
           <w:b w:val="0"/>
           <w:i w:val="0"/>
           <w:color w:val="000000"/>
           <w:sz w:val="24"/>
         </w:rPr>
-        <w:hyperlink r:id="rId9" w:history="1">
-          <w:r>
-            <w:rPr>
-              <w:rStyle w:val="Hyperlink"/>
-            </w:rPr>
-            <w:t>made up of ob</w:t>
-          </w:r>
-        </w:hyperlink>
+        <w:t>made up of ob</w:t>
       </w:r>
       <w:r>
         <w:rPr>
@@ -807,7 +799,7 @@
           <w:sz w:val="24"/>
           <w:u w:val="single"/>
         </w:rPr>
-        <w:hyperlink r:id="rId10" w:history="1">
+        <w:hyperlink r:id="rId11" w:history="1">
           <w:r>
             <w:rPr>
               <w:rStyle w:val="Hyperlink"/>
@@ -894,7 +886,7 @@
           <w:sz w:val="24"/>
           <w:u w:val="single"/>
         </w:rPr>
-        <w:hyperlink r:id="rId11" w:history="1">
+        <w:hyperlink r:id="rId10" w:history="1">
           <w:r>
             <w:rPr>
               <w:rStyle w:val="Hyperlink"/>
@@ -912,7 +904,7 @@
           <w:sz w:val="24"/>
           <w:u w:val="single"/>
         </w:rPr>
-        <w:hyperlink r:id="rId11" w:history="1">
+        <w:hyperlink r:id="rId10" w:history="1">
           <w:r>
             <w:rPr>
               <w:rStyle w:val="Hyperlink"/>
@@ -930,7 +922,7 @@
           <w:sz w:val="24"/>
           <w:u w:val="single"/>
         </w:rPr>
-        <w:hyperlink r:id="rId11" w:history="1">
+        <w:hyperlink r:id="rId10" w:history="1">
           <w:r>
             <w:rPr>
               <w:rStyle w:val="Hyperlink"/>
@@ -959,7 +951,7 @@
           <w:sz w:val="24"/>
           <w:u w:val="single"/>
         </w:rPr>
-        <w:hyperlink r:id="rId11" w:history="1">
+        <w:hyperlink r:id="rId10" w:history="1">
           <w:r>
             <w:rPr>
               <w:rStyle w:val="Hyperlink"/>
@@ -2569,8 +2561,56 @@
           <w:i w:val="0"/>
           <w:color w:val="0000FF"/>
           <w:sz w:val="24"/>
-        </w:rPr>
-        <w:t xml:space="preserve"> in th</w:t>
+          <w:u w:val="single"/>
+        </w:rPr>
+        <w:t xml:space="preserve"> </w:t>
+      </w:r>
+      <w:r>
+        <w:rPr>
+          <w:rFonts w:ascii="Charis SIL Regular" w:hAnsi="Charis SIL Regular" w:eastAsia="Charis SIL Regular"/>
+          <w:b w:val="0"/>
+          <w:i w:val="0"/>
+          <w:color w:val="0000FF"/>
+          <w:sz w:val="24"/>
+          <w:u w:val="single"/>
+        </w:rPr>
+        <w:hyperlink r:id="rId19" w:history="1">
+          <w:r>
+            <w:rPr>
+              <w:rStyle w:val="Hyperlink"/>
+            </w:rPr>
+            <w:t>in</w:t>
+          </w:r>
+        </w:hyperlink>
+      </w:r>
+      <w:r>
+        <w:rPr>
+          <w:rFonts w:ascii="Charis SIL Regular" w:hAnsi="Charis SIL Regular" w:eastAsia="Charis SIL Regular"/>
+          <w:b w:val="0"/>
+          <w:i w:val="0"/>
+          <w:color w:val="0000FF"/>
+          <w:sz w:val="24"/>
+          <w:u w:val="single"/>
+        </w:rPr>
+        <w:t xml:space="preserve"> </w:t>
+      </w:r>
+      <w:r>
+        <w:rPr>
+          <w:rFonts w:ascii="Charis SIL Regular" w:hAnsi="Charis SIL Regular" w:eastAsia="Charis SIL Regular"/>
+          <w:b w:val="0"/>
+          <w:i w:val="0"/>
+          <w:color w:val="0000FF"/>
+          <w:sz w:val="24"/>
+          <w:u w:val="single"/>
+        </w:rPr>
+        <w:hyperlink r:id="rId19" w:history="1">
+          <w:r>
+            <w:rPr>
+              <w:rStyle w:val="Hyperlink"/>
+            </w:rPr>
+            <w:t>th</w:t>
+          </w:r>
+        </w:hyperlink>
       </w:r>
       <w:r>
         <w:rPr>
@@ -2628,7 +2668,7 @@
           <w:sz w:val="24"/>
           <w:u w:val="single"/>
         </w:rPr>
-        <w:hyperlink r:id="rId19" w:history="1">
+        <w:hyperlink r:id="rId18" w:history="1">
           <w:r>
             <w:rPr>
               <w:rStyle w:val="Hyperlink"/>
@@ -2710,6 +2750,42 @@
           <w:sz w:val="24"/>
           <w:u w:val="single"/>
         </w:rPr>
+        <w:hyperlink r:id="rId19" w:history="1">
+          <w:r>
+            <w:rPr>
+              <w:rStyle w:val="Hyperlink"/>
+            </w:rPr>
+            <w:t>s</w:t>
+          </w:r>
+        </w:hyperlink>
+      </w:r>
+      <w:r>
+        <w:rPr>
+          <w:rFonts w:ascii="Charis SIL Regular" w:hAnsi="Charis SIL Regular" w:eastAsia="Charis SIL Regular"/>
+          <w:b w:val="0"/>
+          <w:i w:val="0"/>
+          <w:color w:val="0000FF"/>
+          <w:sz w:val="24"/>
+          <w:u w:val="single"/>
+        </w:rPr>
+        <w:hyperlink r:id="rId20" w:history="1">
+          <w:r>
+            <w:rPr>
+              <w:rStyle w:val="Hyperlink"/>
+            </w:rPr>
+            <w:t>tant</w:t>
+          </w:r>
+        </w:hyperlink>
+      </w:r>
+      <w:r>
+        <w:rPr>
+          <w:rFonts w:ascii="Charis SIL Regular" w:hAnsi="Charis SIL Regular" w:eastAsia="Charis SIL Regular"/>
+          <w:b w:val="0"/>
+          <w:i w:val="0"/>
+          <w:color w:val="0000FF"/>
+          <w:sz w:val="24"/>
+          <w:u w:val="single"/>
+        </w:rPr>
         <w:hyperlink r:id="rId20" w:history="1">
           <w:r>
             <w:rPr>
@@ -2728,42 +2804,6 @@
           <w:sz w:val="24"/>
           <w:u w:val="single"/>
         </w:rPr>
-        <w:hyperlink r:id="rId19" w:history="1">
-          <w:r>
-            <w:rPr>
-              <w:rStyle w:val="Hyperlink"/>
-            </w:rPr>
-            <w:t>tant</w:t>
-          </w:r>
-        </w:hyperlink>
-      </w:r>
-      <w:r>
-        <w:rPr>
-          <w:rFonts w:ascii="Charis SIL Regular" w:hAnsi="Charis SIL Regular" w:eastAsia="Charis SIL Regular"/>
-          <w:b w:val="0"/>
-          <w:i w:val="0"/>
-          <w:color w:val="0000FF"/>
-          <w:sz w:val="24"/>
-          <w:u w:val="single"/>
-        </w:rPr>
-        <w:hyperlink r:id="rId20" w:history="1">
-          <w:r>
-            <w:rPr>
-              <w:rStyle w:val="Hyperlink"/>
-            </w:rPr>
-            <w:t>s</w:t>
-          </w:r>
-        </w:hyperlink>
-      </w:r>
-      <w:r>
-        <w:rPr>
-          <w:rFonts w:ascii="Charis SIL Regular" w:hAnsi="Charis SIL Regular" w:eastAsia="Charis SIL Regular"/>
-          <w:b w:val="0"/>
-          <w:i w:val="0"/>
-          <w:color w:val="0000FF"/>
-          <w:sz w:val="24"/>
-          <w:u w:val="single"/>
-        </w:rPr>
         <w:t xml:space="preserve"> </w:t>
       </w:r>
       <w:r>
@@ -2822,14 +2862,7 @@
           <w:color w:val="000000"/>
           <w:sz w:val="24"/>
         </w:rPr>
-        <w:hyperlink r:id="rId19" w:history="1">
-          <w:r>
-            <w:rPr>
-              <w:rStyle w:val="Hyperlink"/>
-            </w:rPr>
-            <w:t>Vrije U</w:t>
-          </w:r>
-        </w:hyperlink>
+        <w:t>Vrije U</w:t>
       </w:r>
       <w:r>
         <w:rPr>
@@ -2911,14 +2944,7 @@
           <w:color w:val="000000"/>
           <w:sz w:val="24"/>
         </w:rPr>
-        <w:hyperlink r:id="rId19" w:history="1">
-          <w:r>
-            <w:rPr>
-              <w:rStyle w:val="Hyperlink"/>
-            </w:rPr>
-            <w:t xml:space="preserve">teit, </w:t>
-          </w:r>
-        </w:hyperlink>
+        <w:t xml:space="preserve">teit, </w:t>
       </w:r>
       <w:r>
         <w:rPr>
@@ -2929,14 +2955,7 @@
           <w:sz w:val="24"/>
           <w:u w:val="single"/>
         </w:rPr>
-        <w:hyperlink r:id="rId19" w:history="1">
-          <w:r>
-            <w:rPr>
-              <w:rStyle w:val="Hyperlink"/>
-            </w:rPr>
-            <w:t>Cath</w:t>
-          </w:r>
-        </w:hyperlink>
+        <w:t>Cath</w:t>
       </w:r>
       <w:r>
         <w:rPr>
@@ -3001,7 +3020,7 @@
           <w:sz w:val="24"/>
           <w:u w:val="single"/>
         </w:rPr>
-        <w:hyperlink r:id="rId21" w:history="1">
+        <w:hyperlink r:id="rId19" w:history="1">
           <w:r>
             <w:rPr>
               <w:rStyle w:val="Hyperlink"/>
@@ -3019,7 +3038,7 @@
           <w:sz w:val="24"/>
           <w:u w:val="single"/>
         </w:rPr>
-        <w:hyperlink r:id="rId21" w:history="1">
+        <w:hyperlink r:id="rId19" w:history="1">
           <w:r>
             <w:rPr>
               <w:rStyle w:val="Hyperlink"/>
@@ -3055,7 +3074,7 @@
           <w:sz w:val="24"/>
           <w:u w:val="single"/>
         </w:rPr>
-        <w:hyperlink r:id="rId21" w:history="1">
+        <w:hyperlink r:id="rId19" w:history="1">
           <w:r>
             <w:rPr>
               <w:rStyle w:val="Hyperlink"/>
@@ -3130,61 +3149,29 @@
           <w:color w:val="000000"/>
           <w:sz w:val="24"/>
         </w:rPr>
+        <w:t xml:space="preserve">e </w:t>
+      </w:r>
+      <w:r>
+        <w:rPr>
+          <w:rFonts w:ascii="Charis SIL Regular" w:hAnsi="Charis SIL Regular" w:eastAsia="Charis SIL Regular"/>
+          <w:b w:val="0"/>
+          <w:i w:val="0"/>
+          <w:color w:val="0000FF"/>
+          <w:sz w:val="24"/>
+          <w:u w:val="single"/>
+        </w:rPr>
+        <w:t>Erfgoedcentru</w:t>
+      </w:r>
+      <w:r>
+        <w:rPr>
+          <w:rFonts w:ascii="Charis SIL Regular" w:hAnsi="Charis SIL Regular" w:eastAsia="Charis SIL Regular"/>
+          <w:b w:val="0"/>
+          <w:i w:val="0"/>
+          <w:color w:val="0000FF"/>
+          <w:sz w:val="24"/>
+          <w:u w:val="single"/>
+        </w:rPr>
         <w:hyperlink r:id="rId20" w:history="1">
-          <w:r>
-            <w:rPr>
-              <w:rStyle w:val="Hyperlink"/>
-            </w:rPr>
-            <w:t xml:space="preserve">e </w:t>
-          </w:r>
-        </w:hyperlink>
-      </w:r>
-      <w:r>
-        <w:rPr>
-          <w:rFonts w:ascii="Charis SIL Regular" w:hAnsi="Charis SIL Regular" w:eastAsia="Charis SIL Regular"/>
-          <w:b w:val="0"/>
-          <w:i w:val="0"/>
-          <w:color w:val="0000FF"/>
-          <w:sz w:val="24"/>
-          <w:u w:val="single"/>
-        </w:rPr>
-        <w:hyperlink r:id="rId20" w:history="1">
-          <w:r>
-            <w:rPr>
-              <w:rStyle w:val="Hyperlink"/>
-            </w:rPr>
-            <w:t>Erf</w:t>
-          </w:r>
-        </w:hyperlink>
-      </w:r>
-      <w:r>
-        <w:rPr>
-          <w:rFonts w:ascii="Charis SIL Regular" w:hAnsi="Charis SIL Regular" w:eastAsia="Charis SIL Regular"/>
-          <w:b w:val="0"/>
-          <w:i w:val="0"/>
-          <w:color w:val="0000FF"/>
-          <w:sz w:val="24"/>
-          <w:u w:val="single"/>
-        </w:rPr>
-        <w:hyperlink r:id="rId20" w:history="1">
-          <w:r>
-            <w:rPr>
-              <w:rStyle w:val="Hyperlink"/>
-            </w:rPr>
-            <w:t>goedcentru</w:t>
-          </w:r>
-        </w:hyperlink>
-      </w:r>
-      <w:r>
-        <w:rPr>
-          <w:rFonts w:ascii="Charis SIL Regular" w:hAnsi="Charis SIL Regular" w:eastAsia="Charis SIL Regular"/>
-          <w:b w:val="0"/>
-          <w:i w:val="0"/>
-          <w:color w:val="0000FF"/>
-          <w:sz w:val="24"/>
-          <w:u w:val="single"/>
-        </w:rPr>
-        <w:hyperlink r:id="rId22" w:history="1">
           <w:r>
             <w:rPr>
               <w:rStyle w:val="Hyperlink"/>
@@ -3213,7 +3200,7 @@
           <w:sz w:val="24"/>
           <w:u w:val="single"/>
         </w:rPr>
-        <w:hyperlink r:id="rId22" w:history="1">
+        <w:hyperlink r:id="rId20" w:history="1">
           <w:r>
             <w:rPr>
               <w:rStyle w:val="Hyperlink"/>
@@ -3288,44 +3275,113 @@
           <w:color w:val="000000"/>
           <w:sz w:val="24"/>
         </w:rPr>
+        <w:t>ives can</w:t>
+      </w:r>
+      <w:r>
+        <w:rPr>
+          <w:rFonts w:ascii="Charis SIL Regular" w:hAnsi="Charis SIL Regular" w:eastAsia="Charis SIL Regular"/>
+          <w:b w:val="0"/>
+          <w:i w:val="0"/>
+          <w:color w:val="000000"/>
+          <w:sz w:val="24"/>
+        </w:rPr>
+        <w:t xml:space="preserve"> </w:t>
+      </w:r>
+      <w:r>
+        <w:rPr>
+          <w:rFonts w:ascii="Charis SIL Regular" w:hAnsi="Charis SIL Regular" w:eastAsia="Charis SIL Regular"/>
+          <w:b w:val="0"/>
+          <w:i w:val="0"/>
+          <w:color w:val="000000"/>
+          <w:sz w:val="24"/>
+        </w:rPr>
+        <w:t xml:space="preserve">also </w:t>
+      </w:r>
+      <w:r>
+        <w:rPr>
+          <w:u w:val="single" w:color="0000ff"/>
+          <w:rFonts w:ascii="Charis SIL Regular" w:hAnsi="Charis SIL Regular" w:eastAsia="Charis SIL Regular"/>
+          <w:b w:val="0"/>
+          <w:i w:val="0"/>
+          <w:color w:val="000000"/>
+          <w:sz w:val="24"/>
+        </w:rPr>
         <w:hyperlink r:id="rId21" w:history="1">
           <w:r>
             <w:rPr>
               <w:rStyle w:val="Hyperlink"/>
             </w:rPr>
-            <w:t>ives can</w:t>
+            <w:t>often still be fo</w:t>
           </w:r>
         </w:hyperlink>
       </w:r>
       <w:r>
         <w:rPr>
+          <w:u w:val="single" w:color="0000ff"/>
           <w:rFonts w:ascii="Charis SIL Regular" w:hAnsi="Charis SIL Regular" w:eastAsia="Charis SIL Regular"/>
           <w:b w:val="0"/>
           <w:i w:val="0"/>
           <w:color w:val="000000"/>
           <w:sz w:val="24"/>
         </w:rPr>
-        <w:t xml:space="preserve"> </w:t>
-      </w:r>
-      <w:r>
-        <w:rPr>
+        <w:hyperlink r:id="rId21" w:history="1">
+          <w:r>
+            <w:rPr>
+              <w:rStyle w:val="Hyperlink"/>
+            </w:rPr>
+            <w:t>u</w:t>
+          </w:r>
+        </w:hyperlink>
+      </w:r>
+      <w:r>
+        <w:rPr>
+          <w:u w:val="single" w:color="0000ff"/>
           <w:rFonts w:ascii="Charis SIL Regular" w:hAnsi="Charis SIL Regular" w:eastAsia="Charis SIL Regular"/>
           <w:b w:val="0"/>
           <w:i w:val="0"/>
           <w:color w:val="000000"/>
           <w:sz w:val="24"/>
         </w:rPr>
-        <w:t xml:space="preserve">also </w:t>
-      </w:r>
-      <w:r>
-        <w:rPr>
+        <w:hyperlink r:id="rId21" w:history="1">
+          <w:r>
+            <w:rPr>
+              <w:rStyle w:val="Hyperlink"/>
+            </w:rPr>
+            <w:t xml:space="preserve">nd in </w:t>
+          </w:r>
+        </w:hyperlink>
+      </w:r>
+      <w:r>
+        <w:rPr>
+          <w:u w:val="single" w:color="0000ff"/>
           <w:rFonts w:ascii="Charis SIL Regular" w:hAnsi="Charis SIL Regular" w:eastAsia="Charis SIL Regular"/>
           <w:b w:val="0"/>
           <w:i w:val="0"/>
           <w:color w:val="000000"/>
           <w:sz w:val="24"/>
         </w:rPr>
-        <w:t>often still be found in the countries where the m</w:t>
+        <w:t>t</w:t>
+      </w:r>
+      <w:r>
+        <w:rPr>
+          <w:rFonts w:ascii="Charis SIL Regular" w:hAnsi="Charis SIL Regular" w:eastAsia="Charis SIL Regular"/>
+          <w:b w:val="0"/>
+          <w:i w:val="0"/>
+          <w:color w:val="000000"/>
+          <w:sz w:val="24"/>
+        </w:rPr>
+        <w:t>he count</w:t>
+      </w:r>
+      <w:r>
+        <w:rPr>
+          <w:u w:val="single" w:color="0000ff"/>
+          <w:rFonts w:ascii="Charis SIL Regular" w:hAnsi="Charis SIL Regular" w:eastAsia="Charis SIL Regular"/>
+          <w:b w:val="0"/>
+          <w:i w:val="0"/>
+          <w:color w:val="000000"/>
+          <w:sz w:val="24"/>
+        </w:rPr>
+        <w:t>ries where the m</w:t>
       </w:r>
       <w:r>
         <w:rPr>
@@ -3491,7 +3547,7 @@
           <w:sz w:val="24"/>
           <w:u w:val="single"/>
         </w:rPr>
-        <w:t xml:space="preserve">Scientific research </w:t>
+        <w:t>Scientific research</w:t>
       </w:r>
       <w:r>
         <w:rPr>
@@ -3502,7 +3558,7 @@
           <w:sz w:val="24"/>
           <w:u w:val="single"/>
         </w:rPr>
-        <w:t>in colonised territorie</w:t>
+        <w:t xml:space="preserve"> </w:t>
       </w:r>
       <w:r>
         <w:rPr>
@@ -3511,8 +3567,9 @@
           <w:i w:val="0"/>
           <w:color w:val="0000FF"/>
           <w:sz w:val="24"/>
-        </w:rPr>
-        <w:t>s</w:t>
+          <w:u w:val="single"/>
+        </w:rPr>
+        <w:t>in colonised territories</w:t>
       </w:r>
       <w:r>
         <w:br/>

--- a/EXPORTS/DOCX/published/niveau2/English/ChristianMission.docx
+++ b/EXPORTS/DOCX/published/niveau2/English/ChristianMission.docx
@@ -445,21 +445,13 @@
       </w:r>
       <w:r>
         <w:rPr>
-          <w:u w:val="single" w:color="0000ff"/>
           <w:rFonts w:ascii="Charis SIL Regular" w:hAnsi="Charis SIL Regular" w:eastAsia="Charis SIL Regular"/>
           <w:b w:val="0"/>
           <w:i w:val="0"/>
           <w:color w:val="000000"/>
           <w:sz w:val="24"/>
         </w:rPr>
-        <w:hyperlink r:id="rId9" w:history="1">
-          <w:r>
-            <w:rPr>
-              <w:rStyle w:val="Hyperlink"/>
-            </w:rPr>
-            <w:t>made up of ob</w:t>
-          </w:r>
-        </w:hyperlink>
+        <w:t>made up of ob</w:t>
       </w:r>
       <w:r>
         <w:rPr>
@@ -836,7 +828,7 @@
           <w:sz w:val="24"/>
           <w:u w:val="single"/>
         </w:rPr>
-        <w:hyperlink r:id="rId10" w:history="1">
+        <w:hyperlink r:id="rId11" w:history="1">
           <w:r>
             <w:rPr>
               <w:rStyle w:val="Hyperlink"/>
@@ -865,7 +857,7 @@
           <w:sz w:val="24"/>
           <w:u w:val="single"/>
         </w:rPr>
-        <w:hyperlink r:id="rId10" w:history="1">
+        <w:hyperlink r:id="rId11" w:history="1">
           <w:r>
             <w:rPr>
               <w:rStyle w:val="Hyperlink"/>
@@ -894,7 +886,7 @@
           <w:sz w:val="24"/>
           <w:u w:val="single"/>
         </w:rPr>
-        <w:hyperlink r:id="rId10" w:history="1">
+        <w:hyperlink r:id="rId11" w:history="1">
           <w:r>
             <w:rPr>
               <w:rStyle w:val="Hyperlink"/>
@@ -1203,13 +1195,49 @@
       </w:r>
       <w:r>
         <w:rPr>
+          <w:u w:val="single" w:color="0000ff"/>
           <w:rFonts w:ascii="Charis SIL Regular" w:hAnsi="Charis SIL Regular" w:eastAsia="Charis SIL Regular"/>
           <w:b w:val="0"/>
           <w:i w:val="0"/>
           <w:color w:val="000000"/>
           <w:sz w:val="24"/>
         </w:rPr>
-        <w:t>blished in 1954) until the en</w:t>
+        <w:hyperlink r:id="rId11" w:history="1">
+          <w:r>
+            <w:rPr>
+              <w:rStyle w:val="Hyperlink"/>
+            </w:rPr>
+            <w:t>b</w:t>
+          </w:r>
+        </w:hyperlink>
+      </w:r>
+      <w:r>
+        <w:rPr>
+          <w:u w:val="single" w:color="0000ff"/>
+          <w:rFonts w:ascii="Charis SIL Regular" w:hAnsi="Charis SIL Regular" w:eastAsia="Charis SIL Regular"/>
+          <w:b w:val="0"/>
+          <w:i w:val="0"/>
+          <w:color w:val="000000"/>
+          <w:sz w:val="24"/>
+        </w:rPr>
+        <w:hyperlink r:id="rId11" w:history="1">
+          <w:r>
+            <w:rPr>
+              <w:rStyle w:val="Hyperlink"/>
+            </w:rPr>
+            <w:t>lished</w:t>
+          </w:r>
+        </w:hyperlink>
+      </w:r>
+      <w:r>
+        <w:rPr>
+          <w:rFonts w:ascii="Charis SIL Regular" w:hAnsi="Charis SIL Regular" w:eastAsia="Charis SIL Regular"/>
+          <w:b w:val="0"/>
+          <w:i w:val="0"/>
+          <w:color w:val="000000"/>
+          <w:sz w:val="24"/>
+        </w:rPr>
+        <w:t xml:space="preserve"> in 1954) until the en</w:t>
       </w:r>
       <w:r>
         <w:rPr>
@@ -2515,8 +2543,16 @@
           <w:i w:val="0"/>
           <w:color w:val="0000FF"/>
           <w:sz w:val="24"/>
-        </w:rPr>
-        <w:t xml:space="preserve">Churches in the </w:t>
+          <w:u w:val="single"/>
+        </w:rPr>
+        <w:hyperlink r:id="rId19" w:history="1">
+          <w:r>
+            <w:rPr>
+              <w:rStyle w:val="Hyperlink"/>
+            </w:rPr>
+            <w:t>Churches</w:t>
+          </w:r>
+        </w:hyperlink>
       </w:r>
       <w:r>
         <w:rPr>
@@ -2525,8 +2561,77 @@
           <w:i w:val="0"/>
           <w:color w:val="0000FF"/>
           <w:sz w:val="24"/>
+          <w:u w:val="single"/>
+        </w:rPr>
+        <w:t xml:space="preserve"> </w:t>
+      </w:r>
+      <w:r>
+        <w:rPr>
+          <w:rFonts w:ascii="Charis SIL Regular" w:hAnsi="Charis SIL Regular" w:eastAsia="Charis SIL Regular"/>
+          <w:b w:val="0"/>
+          <w:i w:val="0"/>
+          <w:color w:val="0000FF"/>
+          <w:sz w:val="24"/>
+          <w:u w:val="single"/>
         </w:rPr>
         <w:hyperlink r:id="rId19" w:history="1">
+          <w:r>
+            <w:rPr>
+              <w:rStyle w:val="Hyperlink"/>
+            </w:rPr>
+            <w:t>in</w:t>
+          </w:r>
+        </w:hyperlink>
+      </w:r>
+      <w:r>
+        <w:rPr>
+          <w:rFonts w:ascii="Charis SIL Regular" w:hAnsi="Charis SIL Regular" w:eastAsia="Charis SIL Regular"/>
+          <w:b w:val="0"/>
+          <w:i w:val="0"/>
+          <w:color w:val="0000FF"/>
+          <w:sz w:val="24"/>
+        </w:rPr>
+        <w:t xml:space="preserve"> th</w:t>
+      </w:r>
+      <w:r>
+        <w:rPr>
+          <w:rFonts w:ascii="Charis SIL Regular" w:hAnsi="Charis SIL Regular" w:eastAsia="Charis SIL Regular"/>
+          <w:b w:val="0"/>
+          <w:i w:val="0"/>
+          <w:color w:val="0000FF"/>
+          <w:sz w:val="24"/>
+          <w:u w:val="single"/>
+        </w:rPr>
+        <w:hyperlink r:id="rId18" w:history="1">
+          <w:r>
+            <w:rPr>
+              <w:rStyle w:val="Hyperlink"/>
+            </w:rPr>
+            <w:t>e</w:t>
+          </w:r>
+        </w:hyperlink>
+      </w:r>
+      <w:r>
+        <w:rPr>
+          <w:rFonts w:ascii="Charis SIL Regular" w:hAnsi="Charis SIL Regular" w:eastAsia="Charis SIL Regular"/>
+          <w:b w:val="0"/>
+          <w:i w:val="0"/>
+          <w:color w:val="0000FF"/>
+          <w:sz w:val="24"/>
+          <w:u w:val="single"/>
+        </w:rPr>
+        <w:t xml:space="preserve"> </w:t>
+      </w:r>
+      <w:r>
+        <w:rPr>
+          <w:rFonts w:ascii="Charis SIL Regular" w:hAnsi="Charis SIL Regular" w:eastAsia="Charis SIL Regular"/>
+          <w:b w:val="0"/>
+          <w:i w:val="0"/>
+          <w:color w:val="0000FF"/>
+          <w:sz w:val="24"/>
+          <w:u w:val="single"/>
+        </w:rPr>
+        <w:hyperlink r:id="rId18" w:history="1">
           <w:r>
             <w:rPr>
               <w:rStyle w:val="Hyperlink"/>
@@ -2572,7 +2677,7 @@
           <w:sz w:val="24"/>
           <w:u w:val="single"/>
         </w:rPr>
-        <w:hyperlink r:id="rId18" w:history="1">
+        <w:hyperlink r:id="rId20" w:history="1">
           <w:r>
             <w:rPr>
               <w:rStyle w:val="Hyperlink"/>
@@ -2590,23 +2695,66 @@
           <w:sz w:val="24"/>
           <w:u w:val="single"/>
         </w:rPr>
-        <w:t>DC|</w:t>
-      </w:r>
-      <w:r>
-        <w:rPr>
-          <w:rFonts w:ascii="Charis SIL Regular" w:hAnsi="Charis SIL Regular" w:eastAsia="Charis SIL Regular"/>
-          <w:b w:val="0"/>
-          <w:i w:val="0"/>
-          <w:color w:val="0000FF"/>
-          <w:sz w:val="24"/>
-          <w:u w:val="single"/>
-        </w:rPr>
         <w:hyperlink r:id="rId20" w:history="1">
           <w:r>
             <w:rPr>
               <w:rStyle w:val="Hyperlink"/>
             </w:rPr>
-            <w:t>Protestant</w:t>
+            <w:t>DC|</w:t>
+          </w:r>
+        </w:hyperlink>
+      </w:r>
+      <w:r>
+        <w:rPr>
+          <w:rFonts w:ascii="Charis SIL Regular" w:hAnsi="Charis SIL Regular" w:eastAsia="Charis SIL Regular"/>
+          <w:b w:val="0"/>
+          <w:i w:val="0"/>
+          <w:color w:val="0000FF"/>
+          <w:sz w:val="24"/>
+          <w:u w:val="single"/>
+        </w:rPr>
+        <w:hyperlink r:id="rId19" w:history="1">
+          <w:r>
+            <w:rPr>
+              <w:rStyle w:val="Hyperlink"/>
+            </w:rPr>
+            <w:t>Prote</w:t>
+          </w:r>
+        </w:hyperlink>
+      </w:r>
+      <w:r>
+        <w:rPr>
+          <w:rFonts w:ascii="Charis SIL Regular" w:hAnsi="Charis SIL Regular" w:eastAsia="Charis SIL Regular"/>
+          <w:b w:val="0"/>
+          <w:i w:val="0"/>
+          <w:color w:val="0000FF"/>
+          <w:sz w:val="24"/>
+          <w:u w:val="single"/>
+        </w:rPr>
+        <w:hyperlink r:id="rId19" w:history="1">
+          <w:r>
+            <w:rPr>
+              <w:rStyle w:val="Hyperlink"/>
+            </w:rPr>
+            <w:t>s</w:t>
+          </w:r>
+        </w:hyperlink>
+      </w:r>
+      <w:r>
+        <w:rPr>
+          <w:rFonts w:ascii="Charis SIL Regular" w:hAnsi="Charis SIL Regular" w:eastAsia="Charis SIL Regular"/>
+          <w:b w:val="0"/>
+          <w:i w:val="0"/>
+          <w:color w:val="0000FF"/>
+          <w:sz w:val="24"/>
+          <w:u w:val="single"/>
+        </w:rPr>
+        <w:hyperlink r:id="rId20" w:history="1">
+          <w:r>
+            <w:rPr>
+              <w:rStyle w:val="Hyperlink"/>
+            </w:rPr>
+            <w:t>tant</w:t>
           </w:r>
         </w:hyperlink>
       </w:r>
@@ -2749,23 +2897,124 @@
           <w:color w:val="000000"/>
           <w:sz w:val="24"/>
         </w:rPr>
+        <w:t xml:space="preserve">ersiteit, </w:t>
+      </w:r>
+      <w:r>
+        <w:rPr>
+          <w:rFonts w:ascii="Charis SIL Regular" w:hAnsi="Charis SIL Regular" w:eastAsia="Charis SIL Regular"/>
+          <w:b w:val="0"/>
+          <w:i w:val="0"/>
+          <w:color w:val="0000FF"/>
+          <w:sz w:val="24"/>
+          <w:u w:val="single"/>
+        </w:rPr>
+        <w:hyperlink r:id="rId21" w:history="1">
+          <w:r>
+            <w:rPr>
+              <w:rStyle w:val="Hyperlink"/>
+            </w:rPr>
+            <w:t>Cath</w:t>
+          </w:r>
+        </w:hyperlink>
+      </w:r>
+      <w:r>
+        <w:rPr>
+          <w:rFonts w:ascii="Charis SIL Regular" w:hAnsi="Charis SIL Regular" w:eastAsia="Charis SIL Regular"/>
+          <w:b w:val="0"/>
+          <w:i w:val="0"/>
+          <w:color w:val="0000FF"/>
+          <w:sz w:val="24"/>
+          <w:u w:val="single"/>
+        </w:rPr>
+        <w:hyperlink r:id="rId21" w:history="1">
+          <w:r>
+            <w:rPr>
+              <w:rStyle w:val="Hyperlink"/>
+            </w:rPr>
+            <w:t>o</w:t>
+          </w:r>
+        </w:hyperlink>
+      </w:r>
+      <w:r>
+        <w:rPr>
+          <w:rFonts w:ascii="Charis SIL Regular" w:hAnsi="Charis SIL Regular" w:eastAsia="Charis SIL Regular"/>
+          <w:b w:val="0"/>
+          <w:i w:val="0"/>
+          <w:color w:val="0000FF"/>
+          <w:sz w:val="24"/>
+          <w:u w:val="single"/>
+        </w:rPr>
+        <w:hyperlink r:id="rId21" w:history="1">
+          <w:r>
+            <w:rPr>
+              <w:rStyle w:val="Hyperlink"/>
+            </w:rPr>
+            <w:t xml:space="preserve">lic </w:t>
+          </w:r>
+        </w:hyperlink>
+      </w:r>
+      <w:r>
+        <w:rPr>
+          <w:rFonts w:ascii="Charis SIL Regular" w:hAnsi="Charis SIL Regular" w:eastAsia="Charis SIL Regular"/>
+          <w:b w:val="0"/>
+          <w:i w:val="0"/>
+          <w:color w:val="0000FF"/>
+          <w:sz w:val="24"/>
+          <w:u w:val="single"/>
+        </w:rPr>
+        <w:hyperlink r:id="rId21" w:history="1">
+          <w:r>
+            <w:rPr>
+              <w:rStyle w:val="Hyperlink"/>
+            </w:rPr>
+            <w:t>Documen</w:t>
+          </w:r>
+        </w:hyperlink>
+      </w:r>
+      <w:r>
+        <w:rPr>
+          <w:rFonts w:ascii="Charis SIL Regular" w:hAnsi="Charis SIL Regular" w:eastAsia="Charis SIL Regular"/>
+          <w:b w:val="0"/>
+          <w:i w:val="0"/>
+          <w:color w:val="0000FF"/>
+          <w:sz w:val="24"/>
+          <w:u w:val="single"/>
+        </w:rPr>
         <w:hyperlink r:id="rId19" w:history="1">
           <w:r>
             <w:rPr>
               <w:rStyle w:val="Hyperlink"/>
             </w:rPr>
-            <w:t>ers</w:t>
+            <w:t>t</w:t>
           </w:r>
         </w:hyperlink>
       </w:r>
       <w:r>
         <w:rPr>
-          <w:u w:val="single" w:color="0000ff"/>
           <w:rFonts w:ascii="Charis SIL Regular" w:hAnsi="Charis SIL Regular" w:eastAsia="Charis SIL Regular"/>
           <w:b w:val="0"/>
           <w:i w:val="0"/>
-          <w:color w:val="000000"/>
-          <w:sz w:val="24"/>
+          <w:color w:val="0000FF"/>
+          <w:sz w:val="24"/>
+          <w:u w:val="single"/>
+        </w:rPr>
+        <w:hyperlink r:id="rId19" w:history="1">
+          <w:r>
+            <w:rPr>
+              <w:rStyle w:val="Hyperlink"/>
+            </w:rPr>
+            <w:t>at</w:t>
+          </w:r>
+        </w:hyperlink>
+      </w:r>
+      <w:r>
+        <w:rPr>
+          <w:rFonts w:ascii="Charis SIL Regular" w:hAnsi="Charis SIL Regular" w:eastAsia="Charis SIL Regular"/>
+          <w:b w:val="0"/>
+          <w:i w:val="0"/>
+          <w:color w:val="0000FF"/>
+          <w:sz w:val="24"/>
+          <w:u w:val="single"/>
         </w:rPr>
         <w:hyperlink r:id="rId19" w:history="1">
           <w:r>
@@ -2778,136 +3027,6 @@
       </w:r>
       <w:r>
         <w:rPr>
-          <w:u w:val="single" w:color="0000ff"/>
-          <w:rFonts w:ascii="Charis SIL Regular" w:hAnsi="Charis SIL Regular" w:eastAsia="Charis SIL Regular"/>
-          <w:b w:val="0"/>
-          <w:i w:val="0"/>
-          <w:color w:val="000000"/>
-          <w:sz w:val="24"/>
-        </w:rPr>
-        <w:t xml:space="preserve">teit, </w:t>
-      </w:r>
-      <w:r>
-        <w:rPr>
-          <w:rFonts w:ascii="Charis SIL Regular" w:hAnsi="Charis SIL Regular" w:eastAsia="Charis SIL Regular"/>
-          <w:b w:val="0"/>
-          <w:i w:val="0"/>
-          <w:color w:val="0000FF"/>
-          <w:sz w:val="24"/>
-          <w:u w:val="single"/>
-        </w:rPr>
-        <w:t>Cath</w:t>
-      </w:r>
-      <w:r>
-        <w:rPr>
-          <w:rFonts w:ascii="Charis SIL Regular" w:hAnsi="Charis SIL Regular" w:eastAsia="Charis SIL Regular"/>
-          <w:b w:val="0"/>
-          <w:i w:val="0"/>
-          <w:color w:val="0000FF"/>
-          <w:sz w:val="24"/>
-          <w:u w:val="single"/>
-        </w:rPr>
-        <w:hyperlink r:id="rId19" w:history="1">
-          <w:r>
-            <w:rPr>
-              <w:rStyle w:val="Hyperlink"/>
-            </w:rPr>
-            <w:t>o</w:t>
-          </w:r>
-        </w:hyperlink>
-      </w:r>
-      <w:r>
-        <w:rPr>
-          <w:rFonts w:ascii="Charis SIL Regular" w:hAnsi="Charis SIL Regular" w:eastAsia="Charis SIL Regular"/>
-          <w:b w:val="0"/>
-          <w:i w:val="0"/>
-          <w:color w:val="0000FF"/>
-          <w:sz w:val="24"/>
-          <w:u w:val="single"/>
-        </w:rPr>
-        <w:hyperlink r:id="rId21" w:history="1">
-          <w:r>
-            <w:rPr>
-              <w:rStyle w:val="Hyperlink"/>
-            </w:rPr>
-            <w:t xml:space="preserve">lic </w:t>
-          </w:r>
-        </w:hyperlink>
-      </w:r>
-      <w:r>
-        <w:rPr>
-          <w:rFonts w:ascii="Charis SIL Regular" w:hAnsi="Charis SIL Regular" w:eastAsia="Charis SIL Regular"/>
-          <w:b w:val="0"/>
-          <w:i w:val="0"/>
-          <w:color w:val="0000FF"/>
-          <w:sz w:val="24"/>
-          <w:u w:val="single"/>
-        </w:rPr>
-        <w:hyperlink r:id="rId21" w:history="1">
-          <w:r>
-            <w:rPr>
-              <w:rStyle w:val="Hyperlink"/>
-            </w:rPr>
-            <w:t>Documen</w:t>
-          </w:r>
-        </w:hyperlink>
-      </w:r>
-      <w:r>
-        <w:rPr>
-          <w:rFonts w:ascii="Charis SIL Regular" w:hAnsi="Charis SIL Regular" w:eastAsia="Charis SIL Regular"/>
-          <w:b w:val="0"/>
-          <w:i w:val="0"/>
-          <w:color w:val="0000FF"/>
-          <w:sz w:val="24"/>
-          <w:u w:val="single"/>
-        </w:rPr>
-        <w:hyperlink r:id="rId21" w:history="1">
-          <w:r>
-            <w:rPr>
-              <w:rStyle w:val="Hyperlink"/>
-            </w:rPr>
-            <w:t>t</w:t>
-          </w:r>
-        </w:hyperlink>
-      </w:r>
-      <w:r>
-        <w:rPr>
-          <w:rFonts w:ascii="Charis SIL Regular" w:hAnsi="Charis SIL Regular" w:eastAsia="Charis SIL Regular"/>
-          <w:b w:val="0"/>
-          <w:i w:val="0"/>
-          <w:color w:val="0000FF"/>
-          <w:sz w:val="24"/>
-          <w:u w:val="single"/>
-        </w:rPr>
-        <w:hyperlink r:id="rId19" w:history="1">
-          <w:r>
-            <w:rPr>
-              <w:rStyle w:val="Hyperlink"/>
-            </w:rPr>
-            <w:t>at</w:t>
-          </w:r>
-        </w:hyperlink>
-      </w:r>
-      <w:r>
-        <w:rPr>
-          <w:rFonts w:ascii="Charis SIL Regular" w:hAnsi="Charis SIL Regular" w:eastAsia="Charis SIL Regular"/>
-          <w:b w:val="0"/>
-          <w:i w:val="0"/>
-          <w:color w:val="0000FF"/>
-          <w:sz w:val="24"/>
-          <w:u w:val="single"/>
-        </w:rPr>
-        <w:hyperlink r:id="rId21" w:history="1">
-          <w:r>
-            <w:rPr>
-              <w:rStyle w:val="Hyperlink"/>
-            </w:rPr>
-            <w:t>i</w:t>
-          </w:r>
-        </w:hyperlink>
-      </w:r>
-      <w:r>
-        <w:rPr>
           <w:rFonts w:ascii="Charis SIL Regular" w:hAnsi="Charis SIL Regular" w:eastAsia="Charis SIL Regular"/>
           <w:b w:val="0"/>
           <w:i w:val="0"/>
@@ -2944,7 +3063,7 @@
           <w:sz w:val="24"/>
           <w:u w:val="single"/>
         </w:rPr>
-        <w:hyperlink r:id="rId19" w:history="1">
+        <w:hyperlink r:id="rId21" w:history="1">
           <w:r>
             <w:rPr>
               <w:rStyle w:val="Hyperlink"/>
@@ -2955,31 +3074,13 @@
       </w:r>
       <w:r>
         <w:rPr>
-          <w:u w:val="single" w:color="0000ff"/>
           <w:rFonts w:ascii="Charis SIL Regular" w:hAnsi="Charis SIL Regular" w:eastAsia="Charis SIL Regular"/>
           <w:b w:val="0"/>
           <w:i w:val="0"/>
           <w:color w:val="000000"/>
           <w:sz w:val="24"/>
         </w:rPr>
-        <w:hyperlink r:id="rId19" w:history="1">
-          <w:r>
-            <w:rPr>
-              <w:rStyle w:val="Hyperlink"/>
-            </w:rPr>
-            <w:t xml:space="preserve">, and </w:t>
-          </w:r>
-        </w:hyperlink>
-      </w:r>
-      <w:r>
-        <w:rPr>
-          <w:rFonts w:ascii="Charis SIL Regular" w:hAnsi="Charis SIL Regular" w:eastAsia="Charis SIL Regular"/>
-          <w:b w:val="0"/>
-          <w:i w:val="0"/>
-          <w:color w:val="000000"/>
-          <w:sz w:val="24"/>
-        </w:rPr>
-        <w:t>th</w:t>
+        <w:t>, and th</w:t>
       </w:r>
       <w:r>
         <w:rPr>
@@ -3008,7 +3109,7 @@
           <w:sz w:val="24"/>
           <w:u w:val="single"/>
         </w:rPr>
-        <w:hyperlink r:id="rId22" w:history="1">
+        <w:hyperlink r:id="rId20" w:history="1">
           <w:r>
             <w:rPr>
               <w:rStyle w:val="Hyperlink"/>
@@ -3026,7 +3127,7 @@
           <w:sz w:val="24"/>
           <w:u w:val="single"/>
         </w:rPr>
-        <w:hyperlink r:id="rId22" w:history="1">
+        <w:hyperlink r:id="rId20" w:history="1">
           <w:r>
             <w:rPr>
               <w:rStyle w:val="Hyperlink"/>
@@ -3044,7 +3145,7 @@
           <w:sz w:val="24"/>
           <w:u w:val="single"/>
         </w:rPr>
-        <w:hyperlink r:id="rId22" w:history="1">
+        <w:hyperlink r:id="rId20" w:history="1">
           <w:r>
             <w:rPr>
               <w:rStyle w:val="Hyperlink"/>
@@ -3073,7 +3174,7 @@
           <w:sz w:val="24"/>
           <w:u w:val="single"/>
         </w:rPr>
-        <w:hyperlink r:id="rId20" w:history="1">
+        <w:hyperlink r:id="rId22" w:history="1">
           <w:r>
             <w:rPr>
               <w:rStyle w:val="Hyperlink"/>
@@ -3148,14 +3249,7 @@
           <w:color w:val="000000"/>
           <w:sz w:val="24"/>
         </w:rPr>
-        <w:hyperlink r:id="rId21" w:history="1">
-          <w:r>
-            <w:rPr>
-              <w:rStyle w:val="Hyperlink"/>
-            </w:rPr>
-            <w:t>ives can</w:t>
-          </w:r>
-        </w:hyperlink>
+        <w:t>ives can</w:t>
       </w:r>
       <w:r>
         <w:rPr>
@@ -3215,42 +3309,13 @@
       </w:r>
       <w:r>
         <w:rPr>
-          <w:u w:val="single" w:color="0000ff"/>
           <w:rFonts w:ascii="Charis SIL Regular" w:hAnsi="Charis SIL Regular" w:eastAsia="Charis SIL Regular"/>
           <w:b w:val="0"/>
           <w:i w:val="0"/>
           <w:color w:val="000000"/>
           <w:sz w:val="24"/>
         </w:rPr>
-        <w:hyperlink r:id="rId21" w:history="1">
-          <w:r>
-            <w:rPr>
-              <w:rStyle w:val="Hyperlink"/>
-            </w:rPr>
-            <w:t xml:space="preserve">nd in </w:t>
-          </w:r>
-        </w:hyperlink>
-      </w:r>
-      <w:r>
-        <w:rPr>
-          <w:u w:val="single" w:color="0000ff"/>
-          <w:rFonts w:ascii="Charis SIL Regular" w:hAnsi="Charis SIL Regular" w:eastAsia="Charis SIL Regular"/>
-          <w:b w:val="0"/>
-          <w:i w:val="0"/>
-          <w:color w:val="000000"/>
-          <w:sz w:val="24"/>
-        </w:rPr>
-        <w:t>t</w:t>
-      </w:r>
-      <w:r>
-        <w:rPr>
-          <w:rFonts w:ascii="Charis SIL Regular" w:hAnsi="Charis SIL Regular" w:eastAsia="Charis SIL Regular"/>
-          <w:b w:val="0"/>
-          <w:i w:val="0"/>
-          <w:color w:val="000000"/>
-          <w:sz w:val="24"/>
-        </w:rPr>
-        <w:t>he count</w:t>
+        <w:t>nd in the countries where the m</w:t>
       </w:r>
       <w:r>
         <w:rPr>
@@ -3266,20 +3331,9 @@
             <w:rPr>
               <w:rStyle w:val="Hyperlink"/>
             </w:rPr>
-            <w:t>ries where the m</w:t>
+            <w:t>ission organ</w:t>
           </w:r>
         </w:hyperlink>
-      </w:r>
-      <w:r>
-        <w:rPr>
-          <w:u w:val="single" w:color="0000ff"/>
-          <w:rFonts w:ascii="Charis SIL Regular" w:hAnsi="Charis SIL Regular" w:eastAsia="Charis SIL Regular"/>
-          <w:b w:val="0"/>
-          <w:i w:val="0"/>
-          <w:color w:val="000000"/>
-          <w:sz w:val="24"/>
-        </w:rPr>
-        <w:t>ission organ</w:t>
       </w:r>
       <w:r>
         <w:rPr>
@@ -3591,7 +3645,7 @@
           <w:sz w:val="24"/>
           <w:u w:val="single"/>
         </w:rPr>
-        <w:t>Scientific research in colonised territ</w:t>
+        <w:t>Scientific research in colonised terri</w:t>
       </w:r>
       <w:r>
         <w:rPr>
@@ -3602,7 +3656,7 @@
           <w:sz w:val="24"/>
           <w:u w:val="single"/>
         </w:rPr>
-        <w:t>orie</w:t>
+        <w:t>t</w:t>
       </w:r>
       <w:r>
         <w:rPr>
@@ -3611,8 +3665,9 @@
           <w:i w:val="0"/>
           <w:color w:val="0000FF"/>
           <w:sz w:val="24"/>
-        </w:rPr>
-        <w:t>s</w:t>
+          <w:u w:val="single"/>
+        </w:rPr>
+        <w:t>ories</w:t>
       </w:r>
       <w:r>
         <w:br/>
@@ -4204,15 +4259,9 @@
           <w:i w:val="0"/>
           <w:color w:val="0000FF"/>
           <w:sz w:val="24"/>
-        </w:rPr>
-        <w:hyperlink r:id="rId25" w:history="1">
-          <w:r>
-            <w:rPr>
-              <w:rStyle w:val="Hyperlink"/>
-            </w:rPr>
-            <w:t>7</w:t>
-          </w:r>
-        </w:hyperlink>
+          <w:u w:val="single"/>
+        </w:rPr>
+        <w:t>7</w:t>
       </w:r>
       <w:r>
         <w:rPr>

--- a/EXPORTS/DOCX/published/niveau2/English/ChristianMission.docx
+++ b/EXPORTS/DOCX/published/niveau2/English/ChristianMission.docx
@@ -776,7 +776,7 @@
             <w:rPr>
               <w:rStyle w:val="Hyperlink"/>
             </w:rPr>
-            <w:t>Cong</w:t>
+            <w:t>Congregation</w:t>
           </w:r>
         </w:hyperlink>
       </w:r>
@@ -789,14 +789,7 @@
           <w:sz w:val="24"/>
           <w:u w:val="single"/>
         </w:rPr>
-        <w:hyperlink r:id="rId11" w:history="1">
-          <w:r>
-            <w:rPr>
-              <w:rStyle w:val="Hyperlink"/>
-            </w:rPr>
-            <w:t>r</w:t>
-          </w:r>
-        </w:hyperlink>
+        <w:t xml:space="preserve"> </w:t>
       </w:r>
       <w:r>
         <w:rPr>
@@ -807,36 +800,7 @@
           <w:sz w:val="24"/>
           <w:u w:val="single"/>
         </w:rPr>
-        <w:hyperlink r:id="rId11" w:history="1">
-          <w:r>
-            <w:rPr>
-              <w:rStyle w:val="Hyperlink"/>
-            </w:rPr>
-            <w:t>egation</w:t>
-          </w:r>
-        </w:hyperlink>
-      </w:r>
-      <w:r>
-        <w:rPr>
-          <w:rFonts w:ascii="Charis SIL Regular" w:hAnsi="Charis SIL Regular" w:eastAsia="Charis SIL Regular"/>
-          <w:b w:val="0"/>
-          <w:i w:val="0"/>
-          <w:color w:val="0000FF"/>
-          <w:sz w:val="24"/>
-          <w:u w:val="single"/>
-        </w:rPr>
-        <w:t xml:space="preserve"> </w:t>
-      </w:r>
-      <w:r>
-        <w:rPr>
-          <w:rFonts w:ascii="Charis SIL Regular" w:hAnsi="Charis SIL Regular" w:eastAsia="Charis SIL Regular"/>
-          <w:b w:val="0"/>
-          <w:i w:val="0"/>
-          <w:color w:val="0000FF"/>
-          <w:sz w:val="24"/>
-          <w:u w:val="single"/>
-        </w:rPr>
-        <w:hyperlink r:id="rId11" w:history="1">
+        <w:hyperlink r:id="rId10" w:history="1">
           <w:r>
             <w:rPr>
               <w:rStyle w:val="Hyperlink"/>
@@ -865,7 +829,7 @@
           <w:sz w:val="24"/>
           <w:u w:val="single"/>
         </w:rPr>
-        <w:hyperlink r:id="rId11" w:history="1">
+        <w:hyperlink r:id="rId10" w:history="1">
           <w:r>
             <w:rPr>
               <w:rStyle w:val="Hyperlink"/>
@@ -894,7 +858,7 @@
           <w:sz w:val="24"/>
           <w:u w:val="single"/>
         </w:rPr>
-        <w:hyperlink r:id="rId11" w:history="1">
+        <w:hyperlink r:id="rId10" w:history="1">
           <w:r>
             <w:rPr>
               <w:rStyle w:val="Hyperlink"/>
@@ -912,7 +876,7 @@
           <w:sz w:val="24"/>
           <w:u w:val="single"/>
         </w:rPr>
-        <w:hyperlink r:id="rId11" w:history="1">
+        <w:hyperlink r:id="rId10" w:history="1">
           <w:r>
             <w:rPr>
               <w:rStyle w:val="Hyperlink"/>
@@ -930,7 +894,7 @@
           <w:sz w:val="24"/>
           <w:u w:val="single"/>
         </w:rPr>
-        <w:hyperlink r:id="rId11" w:history="1">
+        <w:hyperlink r:id="rId10" w:history="1">
           <w:r>
             <w:rPr>
               <w:rStyle w:val="Hyperlink"/>
@@ -959,7 +923,7 @@
           <w:sz w:val="24"/>
           <w:u w:val="single"/>
         </w:rPr>
-        <w:hyperlink r:id="rId11" w:history="1">
+        <w:hyperlink r:id="rId10" w:history="1">
           <w:r>
             <w:rPr>
               <w:rStyle w:val="Hyperlink"/>
@@ -1267,13 +1231,39 @@
       </w:r>
       <w:r>
         <w:rPr>
+          <w:u w:val="single" w:color="0000ff"/>
           <w:rFonts w:ascii="Charis SIL Regular" w:hAnsi="Charis SIL Regular" w:eastAsia="Charis SIL Regular"/>
           <w:b w:val="0"/>
           <w:i w:val="0"/>
           <w:color w:val="000000"/>
           <w:sz w:val="24"/>
         </w:rPr>
-        <w:t>2024. O</w:t>
+        <w:hyperlink r:id="rId12" w:history="1">
+          <w:r>
+            <w:rPr>
+              <w:rStyle w:val="Hyperlink"/>
+            </w:rPr>
+            <w:t>2024</w:t>
+          </w:r>
+        </w:hyperlink>
+      </w:r>
+      <w:r>
+        <w:rPr>
+          <w:u w:val="single" w:color="0000ff"/>
+          <w:rFonts w:ascii="Charis SIL Regular" w:hAnsi="Charis SIL Regular" w:eastAsia="Charis SIL Regular"/>
+          <w:b w:val="0"/>
+          <w:i w:val="0"/>
+          <w:color w:val="000000"/>
+          <w:sz w:val="24"/>
+        </w:rPr>
+        <w:hyperlink r:id="rId12" w:history="1">
+          <w:r>
+            <w:rPr>
+              <w:rStyle w:val="Hyperlink"/>
+            </w:rPr>
+            <w:t>. O</w:t>
+          </w:r>
+        </w:hyperlink>
       </w:r>
       <w:r>
         <w:rPr>
@@ -2632,7 +2622,7 @@
           <w:sz w:val="24"/>
           <w:u w:val="single"/>
         </w:rPr>
-        <w:hyperlink r:id="rId19" w:history="1">
+        <w:hyperlink r:id="rId18" w:history="1">
           <w:r>
             <w:rPr>
               <w:rStyle w:val="Hyperlink"/>
@@ -2661,13 +2651,21 @@
       </w:r>
       <w:r>
         <w:rPr>
+          <w:u w:val="single" w:color="0000ff"/>
           <w:rFonts w:ascii="Charis SIL Regular" w:hAnsi="Charis SIL Regular" w:eastAsia="Charis SIL Regular"/>
           <w:b w:val="0"/>
           <w:i w:val="0"/>
           <w:color w:val="000000"/>
           <w:sz w:val="24"/>
         </w:rPr>
-        <w:t xml:space="preserve">, </w:t>
+        <w:hyperlink r:id="rId18" w:history="1">
+          <w:r>
+            <w:rPr>
+              <w:rStyle w:val="Hyperlink"/>
+            </w:rPr>
+            <w:t xml:space="preserve">, </w:t>
+          </w:r>
+        </w:hyperlink>
       </w:r>
       <w:r>
         <w:rPr>
@@ -2676,8 +2674,16 @@
           <w:i w:val="0"/>
           <w:color w:val="0000FF"/>
           <w:sz w:val="24"/>
-        </w:rPr>
-        <w:t>H</w:t>
+          <w:u w:val="single"/>
+        </w:rPr>
+        <w:hyperlink r:id="rId20" w:history="1">
+          <w:r>
+            <w:rPr>
+              <w:rStyle w:val="Hyperlink"/>
+            </w:rPr>
+            <w:t>H</w:t>
+          </w:r>
+        </w:hyperlink>
       </w:r>
       <w:r>
         <w:rPr>
@@ -2688,7 +2694,68 @@
           <w:sz w:val="24"/>
           <w:u w:val="single"/>
         </w:rPr>
-        <w:t>DC|Protestant</w:t>
+        <w:hyperlink r:id="rId20" w:history="1">
+          <w:r>
+            <w:rPr>
+              <w:rStyle w:val="Hyperlink"/>
+            </w:rPr>
+            <w:t>DC|</w:t>
+          </w:r>
+        </w:hyperlink>
+      </w:r>
+      <w:r>
+        <w:rPr>
+          <w:rFonts w:ascii="Charis SIL Regular" w:hAnsi="Charis SIL Regular" w:eastAsia="Charis SIL Regular"/>
+          <w:b w:val="0"/>
+          <w:i w:val="0"/>
+          <w:color w:val="0000FF"/>
+          <w:sz w:val="24"/>
+          <w:u w:val="single"/>
+        </w:rPr>
+        <w:hyperlink r:id="rId20" w:history="1">
+          <w:r>
+            <w:rPr>
+              <w:rStyle w:val="Hyperlink"/>
+            </w:rPr>
+            <w:t>Prote</w:t>
+          </w:r>
+        </w:hyperlink>
+      </w:r>
+      <w:r>
+        <w:rPr>
+          <w:rFonts w:ascii="Charis SIL Regular" w:hAnsi="Charis SIL Regular" w:eastAsia="Charis SIL Regular"/>
+          <w:b w:val="0"/>
+          <w:i w:val="0"/>
+          <w:color w:val="0000FF"/>
+          <w:sz w:val="24"/>
+          <w:u w:val="single"/>
+        </w:rPr>
+        <w:hyperlink r:id="rId20" w:history="1">
+          <w:r>
+            <w:rPr>
+              <w:rStyle w:val="Hyperlink"/>
+            </w:rPr>
+            <w:t>s</w:t>
+          </w:r>
+        </w:hyperlink>
+      </w:r>
+      <w:r>
+        <w:rPr>
+          <w:rFonts w:ascii="Charis SIL Regular" w:hAnsi="Charis SIL Regular" w:eastAsia="Charis SIL Regular"/>
+          <w:b w:val="0"/>
+          <w:i w:val="0"/>
+          <w:color w:val="0000FF"/>
+          <w:sz w:val="24"/>
+          <w:u w:val="single"/>
+        </w:rPr>
+        <w:hyperlink r:id="rId20" w:history="1">
+          <w:r>
+            <w:rPr>
+              <w:rStyle w:val="Hyperlink"/>
+            </w:rPr>
+            <w:t>tant</w:t>
+          </w:r>
+        </w:hyperlink>
       </w:r>
       <w:r>
         <w:rPr>
@@ -2804,48 +2871,130 @@
       </w:r>
       <w:r>
         <w:rPr>
-          <w:u w:val="single" w:color="0000ff"/>
           <w:rFonts w:ascii="Charis SIL Regular" w:hAnsi="Charis SIL Regular" w:eastAsia="Charis SIL Regular"/>
           <w:b w:val="0"/>
           <w:i w:val="0"/>
           <w:color w:val="000000"/>
           <w:sz w:val="24"/>
+        </w:rPr>
+        <w:t xml:space="preserve">versiteit, </w:t>
+      </w:r>
+      <w:r>
+        <w:rPr>
+          <w:rFonts w:ascii="Charis SIL Regular" w:hAnsi="Charis SIL Regular" w:eastAsia="Charis SIL Regular"/>
+          <w:b w:val="0"/>
+          <w:i w:val="0"/>
+          <w:color w:val="0000FF"/>
+          <w:sz w:val="24"/>
+          <w:u w:val="single"/>
         </w:rPr>
         <w:hyperlink r:id="rId19" w:history="1">
           <w:r>
             <w:rPr>
               <w:rStyle w:val="Hyperlink"/>
             </w:rPr>
-            <w:t>v</w:t>
+            <w:t>Cath</w:t>
           </w:r>
         </w:hyperlink>
       </w:r>
       <w:r>
         <w:rPr>
-          <w:u w:val="single" w:color="0000ff"/>
           <w:rFonts w:ascii="Charis SIL Regular" w:hAnsi="Charis SIL Regular" w:eastAsia="Charis SIL Regular"/>
           <w:b w:val="0"/>
           <w:i w:val="0"/>
-          <w:color w:val="000000"/>
-          <w:sz w:val="24"/>
+          <w:color w:val="0000FF"/>
+          <w:sz w:val="24"/>
+          <w:u w:val="single"/>
         </w:rPr>
         <w:hyperlink r:id="rId19" w:history="1">
           <w:r>
             <w:rPr>
               <w:rStyle w:val="Hyperlink"/>
             </w:rPr>
-            <w:t>ers</w:t>
+            <w:t>o</w:t>
           </w:r>
         </w:hyperlink>
       </w:r>
       <w:r>
         <w:rPr>
-          <w:u w:val="single" w:color="0000ff"/>
           <w:rFonts w:ascii="Charis SIL Regular" w:hAnsi="Charis SIL Regular" w:eastAsia="Charis SIL Regular"/>
           <w:b w:val="0"/>
           <w:i w:val="0"/>
-          <w:color w:val="000000"/>
-          <w:sz w:val="24"/>
+          <w:color w:val="0000FF"/>
+          <w:sz w:val="24"/>
+          <w:u w:val="single"/>
+        </w:rPr>
+        <w:hyperlink r:id="rId21" w:history="1">
+          <w:r>
+            <w:rPr>
+              <w:rStyle w:val="Hyperlink"/>
+            </w:rPr>
+            <w:t xml:space="preserve">lic </w:t>
+          </w:r>
+        </w:hyperlink>
+      </w:r>
+      <w:r>
+        <w:rPr>
+          <w:rFonts w:ascii="Charis SIL Regular" w:hAnsi="Charis SIL Regular" w:eastAsia="Charis SIL Regular"/>
+          <w:b w:val="0"/>
+          <w:i w:val="0"/>
+          <w:color w:val="0000FF"/>
+          <w:sz w:val="24"/>
+          <w:u w:val="single"/>
+        </w:rPr>
+        <w:hyperlink r:id="rId19" w:history="1">
+          <w:r>
+            <w:rPr>
+              <w:rStyle w:val="Hyperlink"/>
+            </w:rPr>
+            <w:t>Documen</w:t>
+          </w:r>
+        </w:hyperlink>
+      </w:r>
+      <w:r>
+        <w:rPr>
+          <w:rFonts w:ascii="Charis SIL Regular" w:hAnsi="Charis SIL Regular" w:eastAsia="Charis SIL Regular"/>
+          <w:b w:val="0"/>
+          <w:i w:val="0"/>
+          <w:color w:val="0000FF"/>
+          <w:sz w:val="24"/>
+          <w:u w:val="single"/>
+        </w:rPr>
+        <w:hyperlink r:id="rId19" w:history="1">
+          <w:r>
+            <w:rPr>
+              <w:rStyle w:val="Hyperlink"/>
+            </w:rPr>
+            <w:t>t</w:t>
+          </w:r>
+        </w:hyperlink>
+      </w:r>
+      <w:r>
+        <w:rPr>
+          <w:rFonts w:ascii="Charis SIL Regular" w:hAnsi="Charis SIL Regular" w:eastAsia="Charis SIL Regular"/>
+          <w:b w:val="0"/>
+          <w:i w:val="0"/>
+          <w:color w:val="0000FF"/>
+          <w:sz w:val="24"/>
+          <w:u w:val="single"/>
+        </w:rPr>
+        <w:hyperlink r:id="rId19" w:history="1">
+          <w:r>
+            <w:rPr>
+              <w:rStyle w:val="Hyperlink"/>
+            </w:rPr>
+            <w:t>at</w:t>
+          </w:r>
+        </w:hyperlink>
+      </w:r>
+      <w:r>
+        <w:rPr>
+          <w:rFonts w:ascii="Charis SIL Regular" w:hAnsi="Charis SIL Regular" w:eastAsia="Charis SIL Regular"/>
+          <w:b w:val="0"/>
+          <w:i w:val="0"/>
+          <w:color w:val="0000FF"/>
+          <w:sz w:val="24"/>
+          <w:u w:val="single"/>
         </w:rPr>
         <w:hyperlink r:id="rId19" w:history="1">
           <w:r>
@@ -2858,150 +3007,6 @@
       </w:r>
       <w:r>
         <w:rPr>
-          <w:u w:val="single" w:color="0000ff"/>
-          <w:rFonts w:ascii="Charis SIL Regular" w:hAnsi="Charis SIL Regular" w:eastAsia="Charis SIL Regular"/>
-          <w:b w:val="0"/>
-          <w:i w:val="0"/>
-          <w:color w:val="000000"/>
-          <w:sz w:val="24"/>
-        </w:rPr>
-        <w:hyperlink r:id="rId19" w:history="1">
-          <w:r>
-            <w:rPr>
-              <w:rStyle w:val="Hyperlink"/>
-            </w:rPr>
-            <w:t xml:space="preserve">teit, </w:t>
-          </w:r>
-        </w:hyperlink>
-      </w:r>
-      <w:r>
-        <w:rPr>
-          <w:rFonts w:ascii="Charis SIL Regular" w:hAnsi="Charis SIL Regular" w:eastAsia="Charis SIL Regular"/>
-          <w:b w:val="0"/>
-          <w:i w:val="0"/>
-          <w:color w:val="0000FF"/>
-          <w:sz w:val="24"/>
-          <w:u w:val="single"/>
-        </w:rPr>
-        <w:hyperlink r:id="rId20" w:history="1">
-          <w:r>
-            <w:rPr>
-              <w:rStyle w:val="Hyperlink"/>
-            </w:rPr>
-            <w:t>Cath</w:t>
-          </w:r>
-        </w:hyperlink>
-      </w:r>
-      <w:r>
-        <w:rPr>
-          <w:rFonts w:ascii="Charis SIL Regular" w:hAnsi="Charis SIL Regular" w:eastAsia="Charis SIL Regular"/>
-          <w:b w:val="0"/>
-          <w:i w:val="0"/>
-          <w:color w:val="0000FF"/>
-          <w:sz w:val="24"/>
-          <w:u w:val="single"/>
-        </w:rPr>
-        <w:hyperlink r:id="rId20" w:history="1">
-          <w:r>
-            <w:rPr>
-              <w:rStyle w:val="Hyperlink"/>
-            </w:rPr>
-            <w:t>o</w:t>
-          </w:r>
-        </w:hyperlink>
-      </w:r>
-      <w:r>
-        <w:rPr>
-          <w:rFonts w:ascii="Charis SIL Regular" w:hAnsi="Charis SIL Regular" w:eastAsia="Charis SIL Regular"/>
-          <w:b w:val="0"/>
-          <w:i w:val="0"/>
-          <w:color w:val="0000FF"/>
-          <w:sz w:val="24"/>
-          <w:u w:val="single"/>
-        </w:rPr>
-        <w:hyperlink r:id="rId20" w:history="1">
-          <w:r>
-            <w:rPr>
-              <w:rStyle w:val="Hyperlink"/>
-            </w:rPr>
-            <w:t xml:space="preserve">lic </w:t>
-          </w:r>
-        </w:hyperlink>
-      </w:r>
-      <w:r>
-        <w:rPr>
-          <w:rFonts w:ascii="Charis SIL Regular" w:hAnsi="Charis SIL Regular" w:eastAsia="Charis SIL Regular"/>
-          <w:b w:val="0"/>
-          <w:i w:val="0"/>
-          <w:color w:val="0000FF"/>
-          <w:sz w:val="24"/>
-          <w:u w:val="single"/>
-        </w:rPr>
-        <w:hyperlink r:id="rId20" w:history="1">
-          <w:r>
-            <w:rPr>
-              <w:rStyle w:val="Hyperlink"/>
-            </w:rPr>
-            <w:t>Documen</w:t>
-          </w:r>
-        </w:hyperlink>
-      </w:r>
-      <w:r>
-        <w:rPr>
-          <w:rFonts w:ascii="Charis SIL Regular" w:hAnsi="Charis SIL Regular" w:eastAsia="Charis SIL Regular"/>
-          <w:b w:val="0"/>
-          <w:i w:val="0"/>
-          <w:color w:val="0000FF"/>
-          <w:sz w:val="24"/>
-          <w:u w:val="single"/>
-        </w:rPr>
-        <w:hyperlink r:id="rId20" w:history="1">
-          <w:r>
-            <w:rPr>
-              <w:rStyle w:val="Hyperlink"/>
-            </w:rPr>
-            <w:t>t</w:t>
-          </w:r>
-        </w:hyperlink>
-      </w:r>
-      <w:r>
-        <w:rPr>
-          <w:rFonts w:ascii="Charis SIL Regular" w:hAnsi="Charis SIL Regular" w:eastAsia="Charis SIL Regular"/>
-          <w:b w:val="0"/>
-          <w:i w:val="0"/>
-          <w:color w:val="0000FF"/>
-          <w:sz w:val="24"/>
-          <w:u w:val="single"/>
-        </w:rPr>
-        <w:hyperlink r:id="rId20" w:history="1">
-          <w:r>
-            <w:rPr>
-              <w:rStyle w:val="Hyperlink"/>
-            </w:rPr>
-            <w:t>at</w:t>
-          </w:r>
-        </w:hyperlink>
-      </w:r>
-      <w:r>
-        <w:rPr>
-          <w:rFonts w:ascii="Charis SIL Regular" w:hAnsi="Charis SIL Regular" w:eastAsia="Charis SIL Regular"/>
-          <w:b w:val="0"/>
-          <w:i w:val="0"/>
-          <w:color w:val="0000FF"/>
-          <w:sz w:val="24"/>
-          <w:u w:val="single"/>
-        </w:rPr>
-        <w:hyperlink r:id="rId19" w:history="1">
-          <w:r>
-            <w:rPr>
-              <w:rStyle w:val="Hyperlink"/>
-            </w:rPr>
-            <w:t>i</w:t>
-          </w:r>
-        </w:hyperlink>
-      </w:r>
-      <w:r>
-        <w:rPr>
           <w:rFonts w:ascii="Charis SIL Regular" w:hAnsi="Charis SIL Regular" w:eastAsia="Charis SIL Regular"/>
           <w:b w:val="0"/>
           <w:i w:val="0"/>
@@ -3038,7 +3043,7 @@
           <w:sz w:val="24"/>
           <w:u w:val="single"/>
         </w:rPr>
-        <w:hyperlink r:id="rId20" w:history="1">
+        <w:hyperlink r:id="rId21" w:history="1">
           <w:r>
             <w:rPr>
               <w:rStyle w:val="Hyperlink"/>
@@ -3049,48 +3054,13 @@
       </w:r>
       <w:r>
         <w:rPr>
-          <w:u w:val="single" w:color="0000ff"/>
           <w:rFonts w:ascii="Charis SIL Regular" w:hAnsi="Charis SIL Regular" w:eastAsia="Charis SIL Regular"/>
           <w:b w:val="0"/>
           <w:i w:val="0"/>
           <w:color w:val="000000"/>
           <w:sz w:val="24"/>
         </w:rPr>
-        <w:hyperlink r:id="rId19" w:history="1">
-          <w:r>
-            <w:rPr>
-              <w:rStyle w:val="Hyperlink"/>
-            </w:rPr>
-            <w:t xml:space="preserve">, and </w:t>
-          </w:r>
-        </w:hyperlink>
-      </w:r>
-      <w:r>
-        <w:rPr>
-          <w:rFonts w:ascii="Charis SIL Regular" w:hAnsi="Charis SIL Regular" w:eastAsia="Charis SIL Regular"/>
-          <w:b w:val="0"/>
-          <w:i w:val="0"/>
-          <w:color w:val="000000"/>
-          <w:sz w:val="24"/>
-        </w:rPr>
-        <w:t>th</w:t>
-      </w:r>
-      <w:r>
-        <w:rPr>
-          <w:rFonts w:ascii="Charis SIL Regular" w:hAnsi="Charis SIL Regular" w:eastAsia="Charis SIL Regular"/>
-          <w:b w:val="0"/>
-          <w:i w:val="0"/>
-          <w:color w:val="000000"/>
-          <w:sz w:val="24"/>
-        </w:rPr>
-        <w:hyperlink r:id="rId21" w:history="1">
-          <w:r>
-            <w:rPr>
-              <w:rStyle w:val="Hyperlink"/>
-            </w:rPr>
-            <w:t xml:space="preserve">e </w:t>
-          </w:r>
-        </w:hyperlink>
+        <w:t xml:space="preserve">, and the </w:t>
       </w:r>
       <w:r>
         <w:rPr>
@@ -3101,7 +3071,7 @@
           <w:sz w:val="24"/>
           <w:u w:val="single"/>
         </w:rPr>
-        <w:hyperlink r:id="rId22" w:history="1">
+        <w:hyperlink r:id="rId20" w:history="1">
           <w:r>
             <w:rPr>
               <w:rStyle w:val="Hyperlink"/>
@@ -3119,7 +3089,7 @@
           <w:sz w:val="24"/>
           <w:u w:val="single"/>
         </w:rPr>
-        <w:hyperlink r:id="rId22" w:history="1">
+        <w:hyperlink r:id="rId20" w:history="1">
           <w:r>
             <w:rPr>
               <w:rStyle w:val="Hyperlink"/>
@@ -3241,7 +3211,7 @@
           <w:color w:val="000000"/>
           <w:sz w:val="24"/>
         </w:rPr>
-        <w:hyperlink r:id="rId20" w:history="1">
+        <w:hyperlink r:id="rId21" w:history="1">
           <w:r>
             <w:rPr>
               <w:rStyle w:val="Hyperlink"/>
@@ -3272,114 +3242,13 @@
       </w:r>
       <w:r>
         <w:rPr>
-          <w:u w:val="single" w:color="0000ff"/>
           <w:rFonts w:ascii="Charis SIL Regular" w:hAnsi="Charis SIL Regular" w:eastAsia="Charis SIL Regular"/>
           <w:b w:val="0"/>
           <w:i w:val="0"/>
           <w:color w:val="000000"/>
           <w:sz w:val="24"/>
         </w:rPr>
-        <w:hyperlink r:id="rId20" w:history="1">
-          <w:r>
-            <w:rPr>
-              <w:rStyle w:val="Hyperlink"/>
-            </w:rPr>
-            <w:t>often still be fo</w:t>
-          </w:r>
-        </w:hyperlink>
-      </w:r>
-      <w:r>
-        <w:rPr>
-          <w:u w:val="single" w:color="0000ff"/>
-          <w:rFonts w:ascii="Charis SIL Regular" w:hAnsi="Charis SIL Regular" w:eastAsia="Charis SIL Regular"/>
-          <w:b w:val="0"/>
-          <w:i w:val="0"/>
-          <w:color w:val="000000"/>
-          <w:sz w:val="24"/>
-        </w:rPr>
-        <w:hyperlink r:id="rId20" w:history="1">
-          <w:r>
-            <w:rPr>
-              <w:rStyle w:val="Hyperlink"/>
-            </w:rPr>
-            <w:t>u</w:t>
-          </w:r>
-        </w:hyperlink>
-      </w:r>
-      <w:r>
-        <w:rPr>
-          <w:u w:val="single" w:color="0000ff"/>
-          <w:rFonts w:ascii="Charis SIL Regular" w:hAnsi="Charis SIL Regular" w:eastAsia="Charis SIL Regular"/>
-          <w:b w:val="0"/>
-          <w:i w:val="0"/>
-          <w:color w:val="000000"/>
-          <w:sz w:val="24"/>
-        </w:rPr>
-        <w:hyperlink r:id="rId20" w:history="1">
-          <w:r>
-            <w:rPr>
-              <w:rStyle w:val="Hyperlink"/>
-            </w:rPr>
-            <w:t xml:space="preserve">nd in </w:t>
-          </w:r>
-        </w:hyperlink>
-      </w:r>
-      <w:r>
-        <w:rPr>
-          <w:u w:val="single" w:color="0000ff"/>
-          <w:rFonts w:ascii="Charis SIL Regular" w:hAnsi="Charis SIL Regular" w:eastAsia="Charis SIL Regular"/>
-          <w:b w:val="0"/>
-          <w:i w:val="0"/>
-          <w:color w:val="000000"/>
-          <w:sz w:val="24"/>
-        </w:rPr>
-        <w:t>t</w:t>
-      </w:r>
-      <w:r>
-        <w:rPr>
-          <w:rFonts w:ascii="Charis SIL Regular" w:hAnsi="Charis SIL Regular" w:eastAsia="Charis SIL Regular"/>
-          <w:b w:val="0"/>
-          <w:i w:val="0"/>
-          <w:color w:val="000000"/>
-          <w:sz w:val="24"/>
-        </w:rPr>
-        <w:t>he count</w:t>
-      </w:r>
-      <w:r>
-        <w:rPr>
-          <w:u w:val="single" w:color="0000ff"/>
-          <w:rFonts w:ascii="Charis SIL Regular" w:hAnsi="Charis SIL Regular" w:eastAsia="Charis SIL Regular"/>
-          <w:b w:val="0"/>
-          <w:i w:val="0"/>
-          <w:color w:val="000000"/>
-          <w:sz w:val="24"/>
-        </w:rPr>
-        <w:hyperlink r:id="rId22" w:history="1">
-          <w:r>
-            <w:rPr>
-              <w:rStyle w:val="Hyperlink"/>
-            </w:rPr>
-            <w:t>ries where the m</w:t>
-          </w:r>
-        </w:hyperlink>
-      </w:r>
-      <w:r>
-        <w:rPr>
-          <w:u w:val="single" w:color="0000ff"/>
-          <w:rFonts w:ascii="Charis SIL Regular" w:hAnsi="Charis SIL Regular" w:eastAsia="Charis SIL Regular"/>
-          <w:b w:val="0"/>
-          <w:i w:val="0"/>
-          <w:color w:val="000000"/>
-          <w:sz w:val="24"/>
-        </w:rPr>
-        <w:hyperlink r:id="rId22" w:history="1">
-          <w:r>
-            <w:rPr>
-              <w:rStyle w:val="Hyperlink"/>
-            </w:rPr>
-            <w:t>ission organ</w:t>
-          </w:r>
-        </w:hyperlink>
+        <w:t>often still be found in the countries where the mission organ</w:t>
       </w:r>
       <w:r>
         <w:rPr>
@@ -3527,7 +3396,7 @@
           <w:sz w:val="24"/>
           <w:u w:val="single"/>
         </w:rPr>
-        <w:t>Scientific research</w:t>
+        <w:t xml:space="preserve">Scientific research </w:t>
       </w:r>
       <w:r>
         <w:rPr>
@@ -3538,7 +3407,7 @@
           <w:sz w:val="24"/>
           <w:u w:val="single"/>
         </w:rPr>
-        <w:t xml:space="preserve"> </w:t>
+        <w:t>in colonised territorie</w:t>
       </w:r>
       <w:r>
         <w:rPr>
@@ -3547,9 +3416,8 @@
           <w:i w:val="0"/>
           <w:color w:val="0000FF"/>
           <w:sz w:val="24"/>
-          <w:u w:val="single"/>
-        </w:rPr>
-        <w:t>in colonised territories</w:t>
+        </w:rPr>
+        <w:t>s</w:t>
       </w:r>
       <w:r>
         <w:br/>
@@ -4305,9 +4173,15 @@
           <w:i w:val="0"/>
           <w:color w:val="0000FF"/>
           <w:sz w:val="24"/>
-          <w:u w:val="single"/>
-        </w:rPr>
-        <w:t>7</w:t>
+        </w:rPr>
+        <w:hyperlink r:id="rId25" w:history="1">
+          <w:r>
+            <w:rPr>
+              <w:rStyle w:val="Hyperlink"/>
+            </w:rPr>
+            <w:t>7</w:t>
+          </w:r>
+        </w:hyperlink>
       </w:r>
       <w:r>
         <w:rPr>

--- a/EXPORTS/DOCX/published/niveau2/English/ChristianMission.docx
+++ b/EXPORTS/DOCX/published/niveau2/English/ChristianMission.docx
@@ -445,75 +445,13 @@
       </w:r>
       <w:r>
         <w:rPr>
-          <w:u w:val="single" w:color="0000ff"/>
           <w:rFonts w:ascii="Charis SIL Regular" w:hAnsi="Charis SIL Regular" w:eastAsia="Charis SIL Regular"/>
           <w:b w:val="0"/>
           <w:i w:val="0"/>
           <w:color w:val="000000"/>
           <w:sz w:val="24"/>
         </w:rPr>
-        <w:hyperlink r:id="rId9" w:history="1">
-          <w:r>
-            <w:rPr>
-              <w:rStyle w:val="Hyperlink"/>
-            </w:rPr>
-            <w:t>made up of ob</w:t>
-          </w:r>
-        </w:hyperlink>
-      </w:r>
-      <w:r>
-        <w:rPr>
-          <w:u w:val="single" w:color="0000ff"/>
-          <w:rFonts w:ascii="Charis SIL Regular" w:hAnsi="Charis SIL Regular" w:eastAsia="Charis SIL Regular"/>
-          <w:b w:val="0"/>
-          <w:i w:val="0"/>
-          <w:color w:val="000000"/>
-          <w:sz w:val="24"/>
-        </w:rPr>
-        <w:hyperlink r:id="rId9" w:history="1">
-          <w:r>
-            <w:rPr>
-              <w:rStyle w:val="Hyperlink"/>
-            </w:rPr>
-            <w:t>jects tha</w:t>
-          </w:r>
-        </w:hyperlink>
-      </w:r>
-      <w:r>
-        <w:rPr>
-          <w:u w:val="single" w:color="0000ff"/>
-          <w:rFonts w:ascii="Charis SIL Regular" w:hAnsi="Charis SIL Regular" w:eastAsia="Charis SIL Regular"/>
-          <w:b w:val="0"/>
-          <w:i w:val="0"/>
-          <w:color w:val="000000"/>
-          <w:sz w:val="24"/>
-        </w:rPr>
-        <w:hyperlink r:id="rId9" w:history="1">
-          <w:r>
-            <w:rPr>
-              <w:rStyle w:val="Hyperlink"/>
-            </w:rPr>
-            <w:t>t</w:t>
-          </w:r>
-        </w:hyperlink>
-      </w:r>
-      <w:r>
-        <w:rPr>
-          <w:u w:val="single" w:color="0000ff"/>
-          <w:rFonts w:ascii="Charis SIL Regular" w:hAnsi="Charis SIL Regular" w:eastAsia="Charis SIL Regular"/>
-          <w:b w:val="0"/>
-          <w:i w:val="0"/>
-          <w:color w:val="000000"/>
-          <w:sz w:val="24"/>
-        </w:rPr>
-        <w:hyperlink r:id="rId9" w:history="1">
-          <w:r>
-            <w:rPr>
-              <w:rStyle w:val="Hyperlink"/>
-            </w:rPr>
-            <w:t xml:space="preserve"> were coll</w:t>
-          </w:r>
-        </w:hyperlink>
+        <w:t>made up of objects that were coll</w:t>
       </w:r>
       <w:r>
         <w:rPr>
@@ -776,7 +714,7 @@
             <w:rPr>
               <w:rStyle w:val="Hyperlink"/>
             </w:rPr>
-            <w:t>Congregation</w:t>
+            <w:t>Cong</w:t>
           </w:r>
         </w:hyperlink>
       </w:r>
@@ -789,7 +727,14 @@
           <w:sz w:val="24"/>
           <w:u w:val="single"/>
         </w:rPr>
-        <w:t xml:space="preserve"> </w:t>
+        <w:hyperlink r:id="rId11" w:history="1">
+          <w:r>
+            <w:rPr>
+              <w:rStyle w:val="Hyperlink"/>
+            </w:rPr>
+            <w:t>r</w:t>
+          </w:r>
+        </w:hyperlink>
       </w:r>
       <w:r>
         <w:rPr>
@@ -800,7 +745,36 @@
           <w:sz w:val="24"/>
           <w:u w:val="single"/>
         </w:rPr>
-        <w:hyperlink r:id="rId10" w:history="1">
+        <w:hyperlink r:id="rId11" w:history="1">
+          <w:r>
+            <w:rPr>
+              <w:rStyle w:val="Hyperlink"/>
+            </w:rPr>
+            <w:t>egation</w:t>
+          </w:r>
+        </w:hyperlink>
+      </w:r>
+      <w:r>
+        <w:rPr>
+          <w:rFonts w:ascii="Charis SIL Regular" w:hAnsi="Charis SIL Regular" w:eastAsia="Charis SIL Regular"/>
+          <w:b w:val="0"/>
+          <w:i w:val="0"/>
+          <w:color w:val="0000FF"/>
+          <w:sz w:val="24"/>
+          <w:u w:val="single"/>
+        </w:rPr>
+        <w:t xml:space="preserve"> </w:t>
+      </w:r>
+      <w:r>
+        <w:rPr>
+          <w:rFonts w:ascii="Charis SIL Regular" w:hAnsi="Charis SIL Regular" w:eastAsia="Charis SIL Regular"/>
+          <w:b w:val="0"/>
+          <w:i w:val="0"/>
+          <w:color w:val="0000FF"/>
+          <w:sz w:val="24"/>
+          <w:u w:val="single"/>
+        </w:rPr>
+        <w:hyperlink r:id="rId11" w:history="1">
           <w:r>
             <w:rPr>
               <w:rStyle w:val="Hyperlink"/>
@@ -829,7 +803,7 @@
           <w:sz w:val="24"/>
           <w:u w:val="single"/>
         </w:rPr>
-        <w:hyperlink r:id="rId10" w:history="1">
+        <w:hyperlink r:id="rId11" w:history="1">
           <w:r>
             <w:rPr>
               <w:rStyle w:val="Hyperlink"/>
@@ -858,7 +832,7 @@
           <w:sz w:val="24"/>
           <w:u w:val="single"/>
         </w:rPr>
-        <w:hyperlink r:id="rId10" w:history="1">
+        <w:hyperlink r:id="rId11" w:history="1">
           <w:r>
             <w:rPr>
               <w:rStyle w:val="Hyperlink"/>
@@ -876,7 +850,7 @@
           <w:sz w:val="24"/>
           <w:u w:val="single"/>
         </w:rPr>
-        <w:hyperlink r:id="rId10" w:history="1">
+        <w:hyperlink r:id="rId11" w:history="1">
           <w:r>
             <w:rPr>
               <w:rStyle w:val="Hyperlink"/>
@@ -894,7 +868,7 @@
           <w:sz w:val="24"/>
           <w:u w:val="single"/>
         </w:rPr>
-        <w:hyperlink r:id="rId10" w:history="1">
+        <w:hyperlink r:id="rId11" w:history="1">
           <w:r>
             <w:rPr>
               <w:rStyle w:val="Hyperlink"/>
@@ -923,7 +897,7 @@
           <w:sz w:val="24"/>
           <w:u w:val="single"/>
         </w:rPr>
-        <w:hyperlink r:id="rId10" w:history="1">
+        <w:hyperlink r:id="rId11" w:history="1">
           <w:r>
             <w:rPr>
               <w:rStyle w:val="Hyperlink"/>
@@ -1818,61 +1792,7 @@
           <w:color w:val="000000"/>
           <w:sz w:val="24"/>
         </w:rPr>
-        <w:t>Dut</w:t>
-      </w:r>
-      <w:r>
-        <w:rPr>
-          <w:u w:val="single" w:color="0000ff"/>
-          <w:rFonts w:ascii="Charis SIL Regular" w:hAnsi="Charis SIL Regular" w:eastAsia="Charis SIL Regular"/>
-          <w:b w:val="0"/>
-          <w:i w:val="0"/>
-          <w:color w:val="000000"/>
-          <w:sz w:val="24"/>
-        </w:rPr>
-        <w:hyperlink r:id="rId15" w:history="1">
-          <w:r>
-            <w:rPr>
-              <w:rStyle w:val="Hyperlink"/>
-            </w:rPr>
-            <w:t>ch Protestant</w:t>
-          </w:r>
-        </w:hyperlink>
-      </w:r>
-      <w:r>
-        <w:rPr>
-          <w:u w:val="single" w:color="0000ff"/>
-          <w:rFonts w:ascii="Charis SIL Regular" w:hAnsi="Charis SIL Regular" w:eastAsia="Charis SIL Regular"/>
-          <w:b w:val="0"/>
-          <w:i w:val="0"/>
-          <w:color w:val="000000"/>
-          <w:sz w:val="24"/>
-        </w:rPr>
-        <w:hyperlink r:id="rId15" w:history="1">
-          <w:r>
-            <w:rPr>
-              <w:rStyle w:val="Hyperlink"/>
-            </w:rPr>
-            <w:t xml:space="preserve"> and</w:t>
-          </w:r>
-        </w:hyperlink>
-      </w:r>
-      <w:r>
-        <w:rPr>
-          <w:u w:val="single" w:color="0000ff"/>
-          <w:rFonts w:ascii="Charis SIL Regular" w:hAnsi="Charis SIL Regular" w:eastAsia="Charis SIL Regular"/>
-          <w:b w:val="0"/>
-          <w:i w:val="0"/>
-          <w:color w:val="000000"/>
-          <w:sz w:val="24"/>
-        </w:rPr>
-        <w:hyperlink r:id="rId15" w:history="1">
-          <w:r>
-            <w:rPr>
-              <w:rStyle w:val="Hyperlink"/>
-            </w:rPr>
-            <w:t xml:space="preserve"> Catholic mis</w:t>
-          </w:r>
-        </w:hyperlink>
+        <w:t>Dutch Protestant and Catholic mis</w:t>
       </w:r>
       <w:r>
         <w:rPr>
@@ -2593,7 +2513,7 @@
           <w:sz w:val="24"/>
           <w:u w:val="single"/>
         </w:rPr>
-        <w:hyperlink r:id="rId19" w:history="1">
+        <w:hyperlink r:id="rId18" w:history="1">
           <w:r>
             <w:rPr>
               <w:rStyle w:val="Hyperlink"/>
@@ -2622,7 +2542,7 @@
           <w:sz w:val="24"/>
           <w:u w:val="single"/>
         </w:rPr>
-        <w:hyperlink r:id="rId18" w:history="1">
+        <w:hyperlink r:id="rId19" w:history="1">
           <w:r>
             <w:rPr>
               <w:rStyle w:val="Hyperlink"/>
@@ -2766,7 +2686,7 @@
           <w:sz w:val="24"/>
           <w:u w:val="single"/>
         </w:rPr>
-        <w:hyperlink r:id="rId19" w:history="1">
+        <w:hyperlink r:id="rId20" w:history="1">
           <w:r>
             <w:rPr>
               <w:rStyle w:val="Hyperlink"/>
@@ -2795,7 +2715,7 @@
           <w:sz w:val="24"/>
           <w:u w:val="single"/>
         </w:rPr>
-        <w:hyperlink r:id="rId19" w:history="1">
+        <w:hyperlink r:id="rId20" w:history="1">
           <w:r>
             <w:rPr>
               <w:rStyle w:val="Hyperlink"/>
@@ -2806,50 +2726,13 @@
       </w:r>
       <w:r>
         <w:rPr>
-          <w:u w:val="single" w:color="0000ff"/>
           <w:rFonts w:ascii="Charis SIL Regular" w:hAnsi="Charis SIL Regular" w:eastAsia="Charis SIL Regular"/>
           <w:b w:val="0"/>
           <w:i w:val="0"/>
           <w:color w:val="000000"/>
           <w:sz w:val="24"/>
         </w:rPr>
-        <w:hyperlink r:id="rId19" w:history="1">
-          <w:r>
-            <w:rPr>
-              <w:rStyle w:val="Hyperlink"/>
-            </w:rPr>
-            <w:t xml:space="preserve"> at the</w:t>
-          </w:r>
-        </w:hyperlink>
-      </w:r>
-      <w:r>
-        <w:rPr>
-          <w:u w:val="single" w:color="0000ff"/>
-          <w:rFonts w:ascii="Charis SIL Regular" w:hAnsi="Charis SIL Regular" w:eastAsia="Charis SIL Regular"/>
-          <w:b w:val="0"/>
-          <w:i w:val="0"/>
-          <w:color w:val="000000"/>
-          <w:sz w:val="24"/>
-        </w:rPr>
-        <w:t xml:space="preserve"> </w:t>
-      </w:r>
-      <w:r>
-        <w:rPr>
-          <w:u w:val="single" w:color="0000ff"/>
-          <w:rFonts w:ascii="Charis SIL Regular" w:hAnsi="Charis SIL Regular" w:eastAsia="Charis SIL Regular"/>
-          <w:b w:val="0"/>
-          <w:i w:val="0"/>
-          <w:color w:val="000000"/>
-          <w:sz w:val="24"/>
-        </w:rPr>
-        <w:hyperlink r:id="rId19" w:history="1">
-          <w:r>
-            <w:rPr>
-              <w:rStyle w:val="Hyperlink"/>
-            </w:rPr>
-            <w:t>Vrije U</w:t>
-          </w:r>
-        </w:hyperlink>
+        <w:t xml:space="preserve"> at the Vrije U</w:t>
       </w:r>
       <w:r>
         <w:rPr>
@@ -2871,13 +2754,49 @@
       </w:r>
       <w:r>
         <w:rPr>
+          <w:u w:val="single" w:color="0000ff"/>
           <w:rFonts w:ascii="Charis SIL Regular" w:hAnsi="Charis SIL Regular" w:eastAsia="Charis SIL Regular"/>
           <w:b w:val="0"/>
           <w:i w:val="0"/>
           <w:color w:val="000000"/>
           <w:sz w:val="24"/>
         </w:rPr>
-        <w:t xml:space="preserve">versiteit, </w:t>
+        <w:hyperlink r:id="rId19" w:history="1">
+          <w:r>
+            <w:rPr>
+              <w:rStyle w:val="Hyperlink"/>
+            </w:rPr>
+            <w:t>v</w:t>
+          </w:r>
+        </w:hyperlink>
+      </w:r>
+      <w:r>
+        <w:rPr>
+          <w:u w:val="single" w:color="0000ff"/>
+          <w:rFonts w:ascii="Charis SIL Regular" w:hAnsi="Charis SIL Regular" w:eastAsia="Charis SIL Regular"/>
+          <w:b w:val="0"/>
+          <w:i w:val="0"/>
+          <w:color w:val="000000"/>
+          <w:sz w:val="24"/>
+        </w:rPr>
+        <w:hyperlink r:id="rId19" w:history="1">
+          <w:r>
+            <w:rPr>
+              <w:rStyle w:val="Hyperlink"/>
+            </w:rPr>
+            <w:t>ers</w:t>
+          </w:r>
+        </w:hyperlink>
+      </w:r>
+      <w:r>
+        <w:rPr>
+          <w:rFonts w:ascii="Charis SIL Regular" w:hAnsi="Charis SIL Regular" w:eastAsia="Charis SIL Regular"/>
+          <w:b w:val="0"/>
+          <w:i w:val="0"/>
+          <w:color w:val="000000"/>
+          <w:sz w:val="24"/>
+        </w:rPr>
+        <w:t xml:space="preserve">iteit, </w:t>
       </w:r>
       <w:r>
         <w:rPr>
@@ -2996,7 +2915,7 @@
           <w:sz w:val="24"/>
           <w:u w:val="single"/>
         </w:rPr>
-        <w:hyperlink r:id="rId19" w:history="1">
+        <w:hyperlink r:id="rId21" w:history="1">
           <w:r>
             <w:rPr>
               <w:rStyle w:val="Hyperlink"/>
@@ -3014,7 +2933,7 @@
           <w:sz w:val="24"/>
           <w:u w:val="single"/>
         </w:rPr>
-        <w:hyperlink r:id="rId19" w:history="1">
+        <w:hyperlink r:id="rId21" w:history="1">
           <w:r>
             <w:rPr>
               <w:rStyle w:val="Hyperlink"/>
@@ -3043,7 +2962,7 @@
           <w:sz w:val="24"/>
           <w:u w:val="single"/>
         </w:rPr>
-        <w:hyperlink r:id="rId21" w:history="1">
+        <w:hyperlink r:id="rId19" w:history="1">
           <w:r>
             <w:rPr>
               <w:rStyle w:val="Hyperlink"/>
@@ -3054,13 +2973,48 @@
       </w:r>
       <w:r>
         <w:rPr>
+          <w:u w:val="single" w:color="0000ff"/>
           <w:rFonts w:ascii="Charis SIL Regular" w:hAnsi="Charis SIL Regular" w:eastAsia="Charis SIL Regular"/>
           <w:b w:val="0"/>
           <w:i w:val="0"/>
           <w:color w:val="000000"/>
           <w:sz w:val="24"/>
         </w:rPr>
-        <w:t xml:space="preserve">, and the </w:t>
+        <w:hyperlink r:id="rId19" w:history="1">
+          <w:r>
+            <w:rPr>
+              <w:rStyle w:val="Hyperlink"/>
+            </w:rPr>
+            <w:t xml:space="preserve">, and </w:t>
+          </w:r>
+        </w:hyperlink>
+      </w:r>
+      <w:r>
+        <w:rPr>
+          <w:rFonts w:ascii="Charis SIL Regular" w:hAnsi="Charis SIL Regular" w:eastAsia="Charis SIL Regular"/>
+          <w:b w:val="0"/>
+          <w:i w:val="0"/>
+          <w:color w:val="000000"/>
+          <w:sz w:val="24"/>
+        </w:rPr>
+        <w:t>th</w:t>
+      </w:r>
+      <w:r>
+        <w:rPr>
+          <w:rFonts w:ascii="Charis SIL Regular" w:hAnsi="Charis SIL Regular" w:eastAsia="Charis SIL Regular"/>
+          <w:b w:val="0"/>
+          <w:i w:val="0"/>
+          <w:color w:val="000000"/>
+          <w:sz w:val="24"/>
+        </w:rPr>
+        <w:hyperlink r:id="rId20" w:history="1">
+          <w:r>
+            <w:rPr>
+              <w:rStyle w:val="Hyperlink"/>
+            </w:rPr>
+            <w:t xml:space="preserve">e </w:t>
+          </w:r>
+        </w:hyperlink>
       </w:r>
       <w:r>
         <w:rPr>
@@ -3107,7 +3061,7 @@
           <w:sz w:val="24"/>
           <w:u w:val="single"/>
         </w:rPr>
-        <w:hyperlink r:id="rId22" w:history="1">
+        <w:hyperlink r:id="rId20" w:history="1">
           <w:r>
             <w:rPr>
               <w:rStyle w:val="Hyperlink"/>
@@ -3136,7 +3090,7 @@
           <w:sz w:val="24"/>
           <w:u w:val="single"/>
         </w:rPr>
-        <w:hyperlink r:id="rId22" w:history="1">
+        <w:hyperlink r:id="rId20" w:history="1">
           <w:r>
             <w:rPr>
               <w:rStyle w:val="Hyperlink"/>
@@ -3211,14 +3165,7 @@
           <w:color w:val="000000"/>
           <w:sz w:val="24"/>
         </w:rPr>
-        <w:hyperlink r:id="rId21" w:history="1">
-          <w:r>
-            <w:rPr>
-              <w:rStyle w:val="Hyperlink"/>
-            </w:rPr>
-            <w:t>ives can</w:t>
-          </w:r>
-        </w:hyperlink>
+        <w:t>ives can</w:t>
       </w:r>
       <w:r>
         <w:rPr>
@@ -3559,7 +3506,7 @@
           <w:sz w:val="24"/>
           <w:u w:val="single"/>
         </w:rPr>
-        <w:t>Scientific research in colonised terri</w:t>
+        <w:t>Scientific research in colonised territ</w:t>
       </w:r>
       <w:r>
         <w:rPr>
@@ -3570,7 +3517,7 @@
           <w:sz w:val="24"/>
           <w:u w:val="single"/>
         </w:rPr>
-        <w:t>t</w:t>
+        <w:t>orie</w:t>
       </w:r>
       <w:r>
         <w:rPr>
@@ -3579,9 +3526,8 @@
           <w:i w:val="0"/>
           <w:color w:val="0000FF"/>
           <w:sz w:val="24"/>
-          <w:u w:val="single"/>
-        </w:rPr>
-        <w:t>ories</w:t>
+        </w:rPr>
+        <w:t>s</w:t>
       </w:r>
       <w:r>
         <w:br/>
@@ -4173,15 +4119,9 @@
           <w:i w:val="0"/>
           <w:color w:val="0000FF"/>
           <w:sz w:val="24"/>
-        </w:rPr>
-        <w:hyperlink r:id="rId25" w:history="1">
-          <w:r>
-            <w:rPr>
-              <w:rStyle w:val="Hyperlink"/>
-            </w:rPr>
-            <w:t>7</w:t>
-          </w:r>
-        </w:hyperlink>
+          <w:u w:val="single"/>
+        </w:rPr>
+        <w:t>7</w:t>
       </w:r>
       <w:r>
         <w:rPr>
@@ -4974,7 +4914,7 @@
         <w:autoSpaceDN w:val="0"/>
         <w:autoSpaceDE w:val="0"/>
         <w:widowControl/>
-        <w:spacing w:line="540" w:lineRule="exact" w:before="478" w:after="0"/>
+        <w:spacing w:line="540" w:lineRule="exact" w:before="458" w:after="0"/>
         <w:ind w:left="0" w:right="0" w:firstLine="0"/>
         <w:jc w:val="left"/>
       </w:pPr>
@@ -5013,7 +4953,7 @@
       <w:pPr>
         <w:sectPr>
           <w:pgSz w:w="11900" w:h="16840"/>
-          <w:pgMar w:top="324" w:right="940" w:bottom="570" w:left="960" w:header="720" w:footer="720" w:gutter="0"/>
+          <w:pgMar w:top="324" w:right="940" w:bottom="580" w:left="960" w:header="720" w:footer="720" w:gutter="0"/>
           <w:cols/>
           <w:docGrid w:linePitch="360"/>
         </w:sectPr>

--- a/EXPORTS/DOCX/published/niveau2/English/ChristianMission.docx
+++ b/EXPORTS/DOCX/published/niveau2/English/ChristianMission.docx
@@ -745,7 +745,7 @@
           <w:sz w:val="24"/>
           <w:u w:val="single"/>
         </w:rPr>
-        <w:hyperlink r:id="rId11" w:history="1">
+        <w:hyperlink r:id="rId10" w:history="1">
           <w:r>
             <w:rPr>
               <w:rStyle w:val="Hyperlink"/>
@@ -774,7 +774,7 @@
           <w:sz w:val="24"/>
           <w:u w:val="single"/>
         </w:rPr>
-        <w:hyperlink r:id="rId11" w:history="1">
+        <w:hyperlink r:id="rId10" w:history="1">
           <w:r>
             <w:rPr>
               <w:rStyle w:val="Hyperlink"/>
@@ -1036,61 +1036,7 @@
           <w:color w:val="000000"/>
           <w:sz w:val="24"/>
         </w:rPr>
-        <w:t xml:space="preserve"> (formerly</w:t>
-      </w:r>
-      <w:r>
-        <w:rPr>
-          <w:u w:val="single" w:color="0000ff"/>
-          <w:rFonts w:ascii="Charis SIL Regular" w:hAnsi="Charis SIL Regular" w:eastAsia="Charis SIL Regular"/>
-          <w:b w:val="0"/>
-          <w:i w:val="0"/>
-          <w:color w:val="000000"/>
-          <w:sz w:val="24"/>
-        </w:rPr>
-        <w:hyperlink r:id="rId11" w:history="1">
-          <w:r>
-            <w:rPr>
-              <w:rStyle w:val="Hyperlink"/>
-            </w:rPr>
-            <w:t xml:space="preserve"> the Afrika M</w:t>
-          </w:r>
-        </w:hyperlink>
-      </w:r>
-      <w:r>
-        <w:rPr>
-          <w:u w:val="single" w:color="0000ff"/>
-          <w:rFonts w:ascii="Charis SIL Regular" w:hAnsi="Charis SIL Regular" w:eastAsia="Charis SIL Regular"/>
-          <w:b w:val="0"/>
-          <w:i w:val="0"/>
-          <w:color w:val="000000"/>
-          <w:sz w:val="24"/>
-        </w:rPr>
-        <w:hyperlink r:id="rId11" w:history="1">
-          <w:r>
-            <w:rPr>
-              <w:rStyle w:val="Hyperlink"/>
-            </w:rPr>
-            <w:t>u</w:t>
-          </w:r>
-        </w:hyperlink>
-      </w:r>
-      <w:r>
-        <w:rPr>
-          <w:u w:val="single" w:color="0000ff"/>
-          <w:rFonts w:ascii="Charis SIL Regular" w:hAnsi="Charis SIL Regular" w:eastAsia="Charis SIL Regular"/>
-          <w:b w:val="0"/>
-          <w:i w:val="0"/>
-          <w:color w:val="000000"/>
-          <w:sz w:val="24"/>
-        </w:rPr>
-        <w:hyperlink r:id="rId11" w:history="1">
-          <w:r>
-            <w:rPr>
-              <w:rStyle w:val="Hyperlink"/>
-            </w:rPr>
-            <w:t>se</w:t>
-          </w:r>
-        </w:hyperlink>
+        <w:t xml:space="preserve"> (formerly the Afrika Muse</w:t>
       </w:r>
       <w:r>
         <w:rPr>
@@ -1792,7 +1738,61 @@
           <w:color w:val="000000"/>
           <w:sz w:val="24"/>
         </w:rPr>
-        <w:t>Dutch Protestant and Catholic mis</w:t>
+        <w:t>Dut</w:t>
+      </w:r>
+      <w:r>
+        <w:rPr>
+          <w:u w:val="single" w:color="0000ff"/>
+          <w:rFonts w:ascii="Charis SIL Regular" w:hAnsi="Charis SIL Regular" w:eastAsia="Charis SIL Regular"/>
+          <w:b w:val="0"/>
+          <w:i w:val="0"/>
+          <w:color w:val="000000"/>
+          <w:sz w:val="24"/>
+        </w:rPr>
+        <w:hyperlink r:id="rId15" w:history="1">
+          <w:r>
+            <w:rPr>
+              <w:rStyle w:val="Hyperlink"/>
+            </w:rPr>
+            <w:t>ch Protestant</w:t>
+          </w:r>
+        </w:hyperlink>
+      </w:r>
+      <w:r>
+        <w:rPr>
+          <w:u w:val="single" w:color="0000ff"/>
+          <w:rFonts w:ascii="Charis SIL Regular" w:hAnsi="Charis SIL Regular" w:eastAsia="Charis SIL Regular"/>
+          <w:b w:val="0"/>
+          <w:i w:val="0"/>
+          <w:color w:val="000000"/>
+          <w:sz w:val="24"/>
+        </w:rPr>
+        <w:hyperlink r:id="rId15" w:history="1">
+          <w:r>
+            <w:rPr>
+              <w:rStyle w:val="Hyperlink"/>
+            </w:rPr>
+            <w:t xml:space="preserve"> and</w:t>
+          </w:r>
+        </w:hyperlink>
+      </w:r>
+      <w:r>
+        <w:rPr>
+          <w:u w:val="single" w:color="0000ff"/>
+          <w:rFonts w:ascii="Charis SIL Regular" w:hAnsi="Charis SIL Regular" w:eastAsia="Charis SIL Regular"/>
+          <w:b w:val="0"/>
+          <w:i w:val="0"/>
+          <w:color w:val="000000"/>
+          <w:sz w:val="24"/>
+        </w:rPr>
+        <w:hyperlink r:id="rId15" w:history="1">
+          <w:r>
+            <w:rPr>
+              <w:rStyle w:val="Hyperlink"/>
+            </w:rPr>
+            <w:t xml:space="preserve"> Catholic mis</w:t>
+          </w:r>
+        </w:hyperlink>
       </w:r>
       <w:r>
         <w:rPr>
@@ -2513,7 +2513,7 @@
           <w:sz w:val="24"/>
           <w:u w:val="single"/>
         </w:rPr>
-        <w:hyperlink r:id="rId18" w:history="1">
+        <w:hyperlink r:id="rId19" w:history="1">
           <w:r>
             <w:rPr>
               <w:rStyle w:val="Hyperlink"/>
@@ -2578,14 +2578,7 @@
           <w:color w:val="000000"/>
           <w:sz w:val="24"/>
         </w:rPr>
-        <w:hyperlink r:id="rId18" w:history="1">
-          <w:r>
-            <w:rPr>
-              <w:rStyle w:val="Hyperlink"/>
-            </w:rPr>
-            <w:t xml:space="preserve">, </w:t>
-          </w:r>
-        </w:hyperlink>
+        <w:t xml:space="preserve">, </w:t>
       </w:r>
       <w:r>
         <w:rPr>
@@ -2594,16 +2587,8 @@
           <w:i w:val="0"/>
           <w:color w:val="0000FF"/>
           <w:sz w:val="24"/>
-          <w:u w:val="single"/>
-        </w:rPr>
-        <w:hyperlink r:id="rId20" w:history="1">
-          <w:r>
-            <w:rPr>
-              <w:rStyle w:val="Hyperlink"/>
-            </w:rPr>
-            <w:t>H</w:t>
-          </w:r>
-        </w:hyperlink>
+        </w:rPr>
+        <w:t>H</w:t>
       </w:r>
       <w:r>
         <w:rPr>
@@ -2614,7 +2599,7 @@
           <w:sz w:val="24"/>
           <w:u w:val="single"/>
         </w:rPr>
-        <w:hyperlink r:id="rId20" w:history="1">
+        <w:hyperlink r:id="rId19" w:history="1">
           <w:r>
             <w:rPr>
               <w:rStyle w:val="Hyperlink"/>
@@ -2632,12 +2617,30 @@
           <w:sz w:val="24"/>
           <w:u w:val="single"/>
         </w:rPr>
+        <w:hyperlink r:id="rId19" w:history="1">
+          <w:r>
+            <w:rPr>
+              <w:rStyle w:val="Hyperlink"/>
+            </w:rPr>
+            <w:t>Prote</w:t>
+          </w:r>
+        </w:hyperlink>
+      </w:r>
+      <w:r>
+        <w:rPr>
+          <w:rFonts w:ascii="Charis SIL Regular" w:hAnsi="Charis SIL Regular" w:eastAsia="Charis SIL Regular"/>
+          <w:b w:val="0"/>
+          <w:i w:val="0"/>
+          <w:color w:val="0000FF"/>
+          <w:sz w:val="24"/>
+          <w:u w:val="single"/>
+        </w:rPr>
         <w:hyperlink r:id="rId20" w:history="1">
           <w:r>
             <w:rPr>
               <w:rStyle w:val="Hyperlink"/>
             </w:rPr>
-            <w:t>Prote</w:t>
+            <w:t>stant</w:t>
           </w:r>
         </w:hyperlink>
       </w:r>
@@ -2668,14 +2671,7 @@
           <w:sz w:val="24"/>
           <w:u w:val="single"/>
         </w:rPr>
-        <w:hyperlink r:id="rId20" w:history="1">
-          <w:r>
-            <w:rPr>
-              <w:rStyle w:val="Hyperlink"/>
-            </w:rPr>
-            <w:t>tant</w:t>
-          </w:r>
-        </w:hyperlink>
+        <w:t xml:space="preserve"> </w:t>
       </w:r>
       <w:r>
         <w:rPr>
@@ -2686,36 +2682,7 @@
           <w:sz w:val="24"/>
           <w:u w:val="single"/>
         </w:rPr>
-        <w:hyperlink r:id="rId20" w:history="1">
-          <w:r>
-            <w:rPr>
-              <w:rStyle w:val="Hyperlink"/>
-            </w:rPr>
-            <w:t>s</w:t>
-          </w:r>
-        </w:hyperlink>
-      </w:r>
-      <w:r>
-        <w:rPr>
-          <w:rFonts w:ascii="Charis SIL Regular" w:hAnsi="Charis SIL Regular" w:eastAsia="Charis SIL Regular"/>
-          <w:b w:val="0"/>
-          <w:i w:val="0"/>
-          <w:color w:val="0000FF"/>
-          <w:sz w:val="24"/>
-          <w:u w:val="single"/>
-        </w:rPr>
-        <w:t xml:space="preserve"> </w:t>
-      </w:r>
-      <w:r>
-        <w:rPr>
-          <w:rFonts w:ascii="Charis SIL Regular" w:hAnsi="Charis SIL Regular" w:eastAsia="Charis SIL Regular"/>
-          <w:b w:val="0"/>
-          <w:i w:val="0"/>
-          <w:color w:val="0000FF"/>
-          <w:sz w:val="24"/>
-          <w:u w:val="single"/>
-        </w:rPr>
-        <w:hyperlink r:id="rId20" w:history="1">
+        <w:hyperlink r:id="rId19" w:history="1">
           <w:r>
             <w:rPr>
               <w:rStyle w:val="Hyperlink"/>
@@ -2732,71 +2699,7 @@
           <w:color w:val="000000"/>
           <w:sz w:val="24"/>
         </w:rPr>
-        <w:t xml:space="preserve"> at the Vrije U</w:t>
-      </w:r>
-      <w:r>
-        <w:rPr>
-          <w:u w:val="single" w:color="0000ff"/>
-          <w:rFonts w:ascii="Charis SIL Regular" w:hAnsi="Charis SIL Regular" w:eastAsia="Charis SIL Regular"/>
-          <w:b w:val="0"/>
-          <w:i w:val="0"/>
-          <w:color w:val="000000"/>
-          <w:sz w:val="24"/>
-        </w:rPr>
-        <w:hyperlink r:id="rId19" w:history="1">
-          <w:r>
-            <w:rPr>
-              <w:rStyle w:val="Hyperlink"/>
-            </w:rPr>
-            <w:t>ni</w:t>
-          </w:r>
-        </w:hyperlink>
-      </w:r>
-      <w:r>
-        <w:rPr>
-          <w:u w:val="single" w:color="0000ff"/>
-          <w:rFonts w:ascii="Charis SIL Regular" w:hAnsi="Charis SIL Regular" w:eastAsia="Charis SIL Regular"/>
-          <w:b w:val="0"/>
-          <w:i w:val="0"/>
-          <w:color w:val="000000"/>
-          <w:sz w:val="24"/>
-        </w:rPr>
-        <w:hyperlink r:id="rId19" w:history="1">
-          <w:r>
-            <w:rPr>
-              <w:rStyle w:val="Hyperlink"/>
-            </w:rPr>
-            <w:t>v</w:t>
-          </w:r>
-        </w:hyperlink>
-      </w:r>
-      <w:r>
-        <w:rPr>
-          <w:u w:val="single" w:color="0000ff"/>
-          <w:rFonts w:ascii="Charis SIL Regular" w:hAnsi="Charis SIL Regular" w:eastAsia="Charis SIL Regular"/>
-          <w:b w:val="0"/>
-          <w:i w:val="0"/>
-          <w:color w:val="000000"/>
-          <w:sz w:val="24"/>
-        </w:rPr>
-        <w:hyperlink r:id="rId19" w:history="1">
-          <w:r>
-            <w:rPr>
-              <w:rStyle w:val="Hyperlink"/>
-            </w:rPr>
-            <w:t>ers</w:t>
-          </w:r>
-        </w:hyperlink>
-      </w:r>
-      <w:r>
-        <w:rPr>
-          <w:rFonts w:ascii="Charis SIL Regular" w:hAnsi="Charis SIL Regular" w:eastAsia="Charis SIL Regular"/>
-          <w:b w:val="0"/>
-          <w:i w:val="0"/>
-          <w:color w:val="000000"/>
-          <w:sz w:val="24"/>
-        </w:rPr>
-        <w:t xml:space="preserve">iteit, </w:t>
+        <w:t xml:space="preserve"> at the Vrije Universiteit, </w:t>
       </w:r>
       <w:r>
         <w:rPr>
@@ -2807,7 +2710,7 @@
           <w:sz w:val="24"/>
           <w:u w:val="single"/>
         </w:rPr>
-        <w:hyperlink r:id="rId19" w:history="1">
+        <w:hyperlink r:id="rId21" w:history="1">
           <w:r>
             <w:rPr>
               <w:rStyle w:val="Hyperlink"/>
@@ -2825,7 +2728,7 @@
           <w:sz w:val="24"/>
           <w:u w:val="single"/>
         </w:rPr>
-        <w:hyperlink r:id="rId19" w:history="1">
+        <w:hyperlink r:id="rId21" w:history="1">
           <w:r>
             <w:rPr>
               <w:rStyle w:val="Hyperlink"/>
@@ -2859,99 +2762,8 @@
           <w:i w:val="0"/>
           <w:color w:val="0000FF"/>
           <w:sz w:val="24"/>
-          <w:u w:val="single"/>
-        </w:rPr>
-        <w:hyperlink r:id="rId19" w:history="1">
-          <w:r>
-            <w:rPr>
-              <w:rStyle w:val="Hyperlink"/>
-            </w:rPr>
-            <w:t>Documen</w:t>
-          </w:r>
-        </w:hyperlink>
-      </w:r>
-      <w:r>
-        <w:rPr>
-          <w:rFonts w:ascii="Charis SIL Regular" w:hAnsi="Charis SIL Regular" w:eastAsia="Charis SIL Regular"/>
-          <w:b w:val="0"/>
-          <w:i w:val="0"/>
-          <w:color w:val="0000FF"/>
-          <w:sz w:val="24"/>
-          <w:u w:val="single"/>
-        </w:rPr>
-        <w:hyperlink r:id="rId19" w:history="1">
-          <w:r>
-            <w:rPr>
-              <w:rStyle w:val="Hyperlink"/>
-            </w:rPr>
-            <w:t>t</w:t>
-          </w:r>
-        </w:hyperlink>
-      </w:r>
-      <w:r>
-        <w:rPr>
-          <w:rFonts w:ascii="Charis SIL Regular" w:hAnsi="Charis SIL Regular" w:eastAsia="Charis SIL Regular"/>
-          <w:b w:val="0"/>
-          <w:i w:val="0"/>
-          <w:color w:val="0000FF"/>
-          <w:sz w:val="24"/>
-          <w:u w:val="single"/>
-        </w:rPr>
-        <w:hyperlink r:id="rId19" w:history="1">
-          <w:r>
-            <w:rPr>
-              <w:rStyle w:val="Hyperlink"/>
-            </w:rPr>
-            <w:t>at</w:t>
-          </w:r>
-        </w:hyperlink>
-      </w:r>
-      <w:r>
-        <w:rPr>
-          <w:rFonts w:ascii="Charis SIL Regular" w:hAnsi="Charis SIL Regular" w:eastAsia="Charis SIL Regular"/>
-          <w:b w:val="0"/>
-          <w:i w:val="0"/>
-          <w:color w:val="0000FF"/>
-          <w:sz w:val="24"/>
-          <w:u w:val="single"/>
-        </w:rPr>
-        <w:hyperlink r:id="rId21" w:history="1">
-          <w:r>
-            <w:rPr>
-              <w:rStyle w:val="Hyperlink"/>
-            </w:rPr>
-            <w:t>i</w:t>
-          </w:r>
-        </w:hyperlink>
-      </w:r>
-      <w:r>
-        <w:rPr>
-          <w:rFonts w:ascii="Charis SIL Regular" w:hAnsi="Charis SIL Regular" w:eastAsia="Charis SIL Regular"/>
-          <w:b w:val="0"/>
-          <w:i w:val="0"/>
-          <w:color w:val="0000FF"/>
-          <w:sz w:val="24"/>
-          <w:u w:val="single"/>
-        </w:rPr>
-        <w:hyperlink r:id="rId21" w:history="1">
-          <w:r>
-            <w:rPr>
-              <w:rStyle w:val="Hyperlink"/>
-            </w:rPr>
-            <w:t>on</w:t>
-          </w:r>
-        </w:hyperlink>
-      </w:r>
-      <w:r>
-        <w:rPr>
-          <w:rFonts w:ascii="Charis SIL Regular" w:hAnsi="Charis SIL Regular" w:eastAsia="Charis SIL Regular"/>
-          <w:b w:val="0"/>
-          <w:i w:val="0"/>
-          <w:color w:val="0000FF"/>
-          <w:sz w:val="24"/>
-          <w:u w:val="single"/>
-        </w:rPr>
-        <w:t xml:space="preserve"> </w:t>
+        </w:rPr>
+        <w:t xml:space="preserve">Documentation </w:t>
       </w:r>
       <w:r>
         <w:rPr>
@@ -3090,7 +2902,7 @@
           <w:sz w:val="24"/>
           <w:u w:val="single"/>
         </w:rPr>
-        <w:hyperlink r:id="rId20" w:history="1">
+        <w:hyperlink r:id="rId22" w:history="1">
           <w:r>
             <w:rPr>
               <w:rStyle w:val="Hyperlink"/>
@@ -3195,7 +3007,25 @@
           <w:color w:val="000000"/>
           <w:sz w:val="24"/>
         </w:rPr>
-        <w:t>often still be found in the countries where the mission organ</w:t>
+        <w:t>often still be found in the countries where the m</w:t>
+      </w:r>
+      <w:r>
+        <w:rPr>
+          <w:u w:val="single" w:color="0000ff"/>
+          <w:rFonts w:ascii="Charis SIL Regular" w:hAnsi="Charis SIL Regular" w:eastAsia="Charis SIL Regular"/>
+          <w:b w:val="0"/>
+          <w:i w:val="0"/>
+          <w:color w:val="000000"/>
+          <w:sz w:val="24"/>
+        </w:rPr>
+        <w:hyperlink r:id="rId22" w:history="1">
+          <w:r>
+            <w:rPr>
+              <w:rStyle w:val="Hyperlink"/>
+            </w:rPr>
+            <w:t>ission organ</w:t>
+          </w:r>
+        </w:hyperlink>
       </w:r>
       <w:r>
         <w:rPr>
@@ -3343,7 +3173,7 @@
           <w:sz w:val="24"/>
           <w:u w:val="single"/>
         </w:rPr>
-        <w:t xml:space="preserve">Scientific research </w:t>
+        <w:t>Scientific research</w:t>
       </w:r>
       <w:r>
         <w:rPr>
@@ -3354,7 +3184,7 @@
           <w:sz w:val="24"/>
           <w:u w:val="single"/>
         </w:rPr>
-        <w:t>in colonised territorie</w:t>
+        <w:t xml:space="preserve"> </w:t>
       </w:r>
       <w:r>
         <w:rPr>
@@ -3363,8 +3193,9 @@
           <w:i w:val="0"/>
           <w:color w:val="0000FF"/>
           <w:sz w:val="24"/>
-        </w:rPr>
-        <w:t>s</w:t>
+          <w:u w:val="single"/>
+        </w:rPr>
+        <w:t>in colonised territories</w:t>
       </w:r>
       <w:r>
         <w:br/>
@@ -3506,7 +3337,7 @@
           <w:sz w:val="24"/>
           <w:u w:val="single"/>
         </w:rPr>
-        <w:t>Scientific research in colonised territ</w:t>
+        <w:t>Scientific research in colonised terri</w:t>
       </w:r>
       <w:r>
         <w:rPr>
@@ -3517,7 +3348,7 @@
           <w:sz w:val="24"/>
           <w:u w:val="single"/>
         </w:rPr>
-        <w:t>orie</w:t>
+        <w:t>t</w:t>
       </w:r>
       <w:r>
         <w:rPr>
@@ -3526,8 +3357,9 @@
           <w:i w:val="0"/>
           <w:color w:val="0000FF"/>
           <w:sz w:val="24"/>
-        </w:rPr>
-        <w:t>s</w:t>
+          <w:u w:val="single"/>
+        </w:rPr>
+        <w:t>ories</w:t>
       </w:r>
       <w:r>
         <w:br/>

--- a/EXPORTS/DOCX/published/niveau2/English/ChristianMission.docx
+++ b/EXPORTS/DOCX/published/niveau2/English/ChristianMission.docx
@@ -445,13 +445,75 @@
       </w:r>
       <w:r>
         <w:rPr>
+          <w:u w:val="single" w:color="0000ff"/>
           <w:rFonts w:ascii="Charis SIL Regular" w:hAnsi="Charis SIL Regular" w:eastAsia="Charis SIL Regular"/>
           <w:b w:val="0"/>
           <w:i w:val="0"/>
           <w:color w:val="000000"/>
           <w:sz w:val="24"/>
         </w:rPr>
-        <w:t>made up of objects that were coll</w:t>
+        <w:hyperlink r:id="rId9" w:history="1">
+          <w:r>
+            <w:rPr>
+              <w:rStyle w:val="Hyperlink"/>
+            </w:rPr>
+            <w:t>made up of ob</w:t>
+          </w:r>
+        </w:hyperlink>
+      </w:r>
+      <w:r>
+        <w:rPr>
+          <w:u w:val="single" w:color="0000ff"/>
+          <w:rFonts w:ascii="Charis SIL Regular" w:hAnsi="Charis SIL Regular" w:eastAsia="Charis SIL Regular"/>
+          <w:b w:val="0"/>
+          <w:i w:val="0"/>
+          <w:color w:val="000000"/>
+          <w:sz w:val="24"/>
+        </w:rPr>
+        <w:hyperlink r:id="rId9" w:history="1">
+          <w:r>
+            <w:rPr>
+              <w:rStyle w:val="Hyperlink"/>
+            </w:rPr>
+            <w:t>jects tha</w:t>
+          </w:r>
+        </w:hyperlink>
+      </w:r>
+      <w:r>
+        <w:rPr>
+          <w:u w:val="single" w:color="0000ff"/>
+          <w:rFonts w:ascii="Charis SIL Regular" w:hAnsi="Charis SIL Regular" w:eastAsia="Charis SIL Regular"/>
+          <w:b w:val="0"/>
+          <w:i w:val="0"/>
+          <w:color w:val="000000"/>
+          <w:sz w:val="24"/>
+        </w:rPr>
+        <w:hyperlink r:id="rId9" w:history="1">
+          <w:r>
+            <w:rPr>
+              <w:rStyle w:val="Hyperlink"/>
+            </w:rPr>
+            <w:t>t</w:t>
+          </w:r>
+        </w:hyperlink>
+      </w:r>
+      <w:r>
+        <w:rPr>
+          <w:u w:val="single" w:color="0000ff"/>
+          <w:rFonts w:ascii="Charis SIL Regular" w:hAnsi="Charis SIL Regular" w:eastAsia="Charis SIL Regular"/>
+          <w:b w:val="0"/>
+          <w:i w:val="0"/>
+          <w:color w:val="000000"/>
+          <w:sz w:val="24"/>
+        </w:rPr>
+        <w:hyperlink r:id="rId9" w:history="1">
+          <w:r>
+            <w:rPr>
+              <w:rStyle w:val="Hyperlink"/>
+            </w:rPr>
+            <w:t xml:space="preserve"> were coll</w:t>
+          </w:r>
+        </w:hyperlink>
       </w:r>
       <w:r>
         <w:rPr>
@@ -1151,67 +1213,13 @@
       </w:r>
       <w:r>
         <w:rPr>
-          <w:u w:val="single" w:color="0000ff"/>
           <w:rFonts w:ascii="Charis SIL Regular" w:hAnsi="Charis SIL Regular" w:eastAsia="Charis SIL Regular"/>
           <w:b w:val="0"/>
           <w:i w:val="0"/>
           <w:color w:val="000000"/>
           <w:sz w:val="24"/>
         </w:rPr>
-        <w:hyperlink r:id="rId12" w:history="1">
-          <w:r>
-            <w:rPr>
-              <w:rStyle w:val="Hyperlink"/>
-            </w:rPr>
-            <w:t>2024</w:t>
-          </w:r>
-        </w:hyperlink>
-      </w:r>
-      <w:r>
-        <w:rPr>
-          <w:u w:val="single" w:color="0000ff"/>
-          <w:rFonts w:ascii="Charis SIL Regular" w:hAnsi="Charis SIL Regular" w:eastAsia="Charis SIL Regular"/>
-          <w:b w:val="0"/>
-          <w:i w:val="0"/>
-          <w:color w:val="000000"/>
-          <w:sz w:val="24"/>
-        </w:rPr>
-        <w:hyperlink r:id="rId12" w:history="1">
-          <w:r>
-            <w:rPr>
-              <w:rStyle w:val="Hyperlink"/>
-            </w:rPr>
-            <w:t>. O</w:t>
-          </w:r>
-        </w:hyperlink>
-      </w:r>
-      <w:r>
-        <w:rPr>
-          <w:u w:val="single" w:color="0000ff"/>
-          <w:rFonts w:ascii="Charis SIL Regular" w:hAnsi="Charis SIL Regular" w:eastAsia="Charis SIL Regular"/>
-          <w:b w:val="0"/>
-          <w:i w:val="0"/>
-          <w:color w:val="000000"/>
-          <w:sz w:val="24"/>
-        </w:rPr>
-        <w:hyperlink r:id="rId12" w:history="1">
-          <w:r>
-            <w:rPr>
-              <w:rStyle w:val="Hyperlink"/>
-            </w:rPr>
-            <w:t>bjec</w:t>
-          </w:r>
-        </w:hyperlink>
-      </w:r>
-      <w:r>
-        <w:rPr>
-          <w:rFonts w:ascii="Charis SIL Regular" w:hAnsi="Charis SIL Regular" w:eastAsia="Charis SIL Regular"/>
-          <w:b w:val="0"/>
-          <w:i w:val="0"/>
-          <w:color w:val="000000"/>
-          <w:sz w:val="24"/>
-        </w:rPr>
-        <w:t xml:space="preserve">ts that were collected by the </w:t>
+        <w:t xml:space="preserve">2024. Objects that were collected by the </w:t>
       </w:r>
       <w:r>
         <w:rPr>
@@ -2484,7 +2492,7 @@
           <w:sz w:val="24"/>
           <w:u w:val="single"/>
         </w:rPr>
-        <w:t xml:space="preserve"> </w:t>
+        <w:t xml:space="preserve"> th</w:t>
       </w:r>
       <w:r>
         <w:rPr>
@@ -2495,25 +2503,7 @@
           <w:sz w:val="24"/>
           <w:u w:val="single"/>
         </w:rPr>
-        <w:hyperlink r:id="rId19" w:history="1">
-          <w:r>
-            <w:rPr>
-              <w:rStyle w:val="Hyperlink"/>
-            </w:rPr>
-            <w:t>th</w:t>
-          </w:r>
-        </w:hyperlink>
-      </w:r>
-      <w:r>
-        <w:rPr>
-          <w:rFonts w:ascii="Charis SIL Regular" w:hAnsi="Charis SIL Regular" w:eastAsia="Charis SIL Regular"/>
-          <w:b w:val="0"/>
-          <w:i w:val="0"/>
-          <w:color w:val="0000FF"/>
-          <w:sz w:val="24"/>
-          <w:u w:val="single"/>
-        </w:rPr>
-        <w:hyperlink r:id="rId19" w:history="1">
+        <w:hyperlink r:id="rId18" w:history="1">
           <w:r>
             <w:rPr>
               <w:rStyle w:val="Hyperlink"/>
@@ -2571,14 +2561,20 @@
       </w:r>
       <w:r>
         <w:rPr>
-          <w:u w:val="single" w:color="0000ff"/>
           <w:rFonts w:ascii="Charis SIL Regular" w:hAnsi="Charis SIL Regular" w:eastAsia="Charis SIL Regular"/>
           <w:b w:val="0"/>
           <w:i w:val="0"/>
           <w:color w:val="000000"/>
           <w:sz w:val="24"/>
         </w:rPr>
-        <w:t xml:space="preserve">, </w:t>
+        <w:hyperlink r:id="rId18" w:history="1">
+          <w:r>
+            <w:rPr>
+              <w:rStyle w:val="Hyperlink"/>
+            </w:rPr>
+            <w:t xml:space="preserve">, </w:t>
+          </w:r>
+        </w:hyperlink>
       </w:r>
       <w:r>
         <w:rPr>
@@ -2587,8 +2583,16 @@
           <w:i w:val="0"/>
           <w:color w:val="0000FF"/>
           <w:sz w:val="24"/>
-        </w:rPr>
-        <w:t>H</w:t>
+          <w:u w:val="single"/>
+        </w:rPr>
+        <w:hyperlink r:id="rId20" w:history="1">
+          <w:r>
+            <w:rPr>
+              <w:rStyle w:val="Hyperlink"/>
+            </w:rPr>
+            <w:t>H</w:t>
+          </w:r>
+        </w:hyperlink>
       </w:r>
       <w:r>
         <w:rPr>
@@ -2599,7 +2603,7 @@
           <w:sz w:val="24"/>
           <w:u w:val="single"/>
         </w:rPr>
-        <w:hyperlink r:id="rId19" w:history="1">
+        <w:hyperlink r:id="rId20" w:history="1">
           <w:r>
             <w:rPr>
               <w:rStyle w:val="Hyperlink"/>
@@ -2617,30 +2621,12 @@
           <w:sz w:val="24"/>
           <w:u w:val="single"/>
         </w:rPr>
-        <w:hyperlink r:id="rId19" w:history="1">
+        <w:hyperlink r:id="rId20" w:history="1">
           <w:r>
             <w:rPr>
               <w:rStyle w:val="Hyperlink"/>
             </w:rPr>
             <w:t>Prote</w:t>
-          </w:r>
-        </w:hyperlink>
-      </w:r>
-      <w:r>
-        <w:rPr>
-          <w:rFonts w:ascii="Charis SIL Regular" w:hAnsi="Charis SIL Regular" w:eastAsia="Charis SIL Regular"/>
-          <w:b w:val="0"/>
-          <w:i w:val="0"/>
-          <w:color w:val="0000FF"/>
-          <w:sz w:val="24"/>
-          <w:u w:val="single"/>
-        </w:rPr>
-        <w:hyperlink r:id="rId20" w:history="1">
-          <w:r>
-            <w:rPr>
-              <w:rStyle w:val="Hyperlink"/>
-            </w:rPr>
-            <w:t>stant</w:t>
           </w:r>
         </w:hyperlink>
       </w:r>
@@ -2671,6 +2657,42 @@
           <w:sz w:val="24"/>
           <w:u w:val="single"/>
         </w:rPr>
+        <w:hyperlink r:id="rId20" w:history="1">
+          <w:r>
+            <w:rPr>
+              <w:rStyle w:val="Hyperlink"/>
+            </w:rPr>
+            <w:t>tant</w:t>
+          </w:r>
+        </w:hyperlink>
+      </w:r>
+      <w:r>
+        <w:rPr>
+          <w:rFonts w:ascii="Charis SIL Regular" w:hAnsi="Charis SIL Regular" w:eastAsia="Charis SIL Regular"/>
+          <w:b w:val="0"/>
+          <w:i w:val="0"/>
+          <w:color w:val="0000FF"/>
+          <w:sz w:val="24"/>
+          <w:u w:val="single"/>
+        </w:rPr>
+        <w:hyperlink r:id="rId19" w:history="1">
+          <w:r>
+            <w:rPr>
+              <w:rStyle w:val="Hyperlink"/>
+            </w:rPr>
+            <w:t>s</w:t>
+          </w:r>
+        </w:hyperlink>
+      </w:r>
+      <w:r>
+        <w:rPr>
+          <w:rFonts w:ascii="Charis SIL Regular" w:hAnsi="Charis SIL Regular" w:eastAsia="Charis SIL Regular"/>
+          <w:b w:val="0"/>
+          <w:i w:val="0"/>
+          <w:color w:val="0000FF"/>
+          <w:sz w:val="24"/>
+          <w:u w:val="single"/>
+        </w:rPr>
         <w:t xml:space="preserve"> </w:t>
       </w:r>
       <w:r>
@@ -2693,13 +2715,42 @@
       </w:r>
       <w:r>
         <w:rPr>
+          <w:u w:val="single" w:color="0000ff"/>
           <w:rFonts w:ascii="Charis SIL Regular" w:hAnsi="Charis SIL Regular" w:eastAsia="Charis SIL Regular"/>
           <w:b w:val="0"/>
           <w:i w:val="0"/>
           <w:color w:val="000000"/>
           <w:sz w:val="24"/>
         </w:rPr>
-        <w:t xml:space="preserve"> at the Vrije Universiteit, </w:t>
+        <w:hyperlink r:id="rId19" w:history="1">
+          <w:r>
+            <w:rPr>
+              <w:rStyle w:val="Hyperlink"/>
+            </w:rPr>
+            <w:t xml:space="preserve"> at the</w:t>
+          </w:r>
+        </w:hyperlink>
+      </w:r>
+      <w:r>
+        <w:rPr>
+          <w:u w:val="single" w:color="0000ff"/>
+          <w:rFonts w:ascii="Charis SIL Regular" w:hAnsi="Charis SIL Regular" w:eastAsia="Charis SIL Regular"/>
+          <w:b w:val="0"/>
+          <w:i w:val="0"/>
+          <w:color w:val="000000"/>
+          <w:sz w:val="24"/>
+        </w:rPr>
+        <w:t xml:space="preserve"> </w:t>
+      </w:r>
+      <w:r>
+        <w:rPr>
+          <w:rFonts w:ascii="Charis SIL Regular" w:hAnsi="Charis SIL Regular" w:eastAsia="Charis SIL Regular"/>
+          <w:b w:val="0"/>
+          <w:i w:val="0"/>
+          <w:color w:val="000000"/>
+          <w:sz w:val="24"/>
+        </w:rPr>
+        <w:t xml:space="preserve">Vrije Universiteit, </w:t>
       </w:r>
       <w:r>
         <w:rPr>
@@ -2977,7 +3028,14 @@
           <w:color w:val="000000"/>
           <w:sz w:val="24"/>
         </w:rPr>
-        <w:t>ives can</w:t>
+        <w:hyperlink r:id="rId21" w:history="1">
+          <w:r>
+            <w:rPr>
+              <w:rStyle w:val="Hyperlink"/>
+            </w:rPr>
+            <w:t>ives can</w:t>
+          </w:r>
+        </w:hyperlink>
       </w:r>
       <w:r>
         <w:rPr>
@@ -3001,13 +3059,96 @@
       </w:r>
       <w:r>
         <w:rPr>
+          <w:u w:val="single" w:color="0000ff"/>
           <w:rFonts w:ascii="Charis SIL Regular" w:hAnsi="Charis SIL Regular" w:eastAsia="Charis SIL Regular"/>
           <w:b w:val="0"/>
           <w:i w:val="0"/>
           <w:color w:val="000000"/>
           <w:sz w:val="24"/>
         </w:rPr>
-        <w:t>often still be found in the countries where the m</w:t>
+        <w:hyperlink r:id="rId21" w:history="1">
+          <w:r>
+            <w:rPr>
+              <w:rStyle w:val="Hyperlink"/>
+            </w:rPr>
+            <w:t>often still be fo</w:t>
+          </w:r>
+        </w:hyperlink>
+      </w:r>
+      <w:r>
+        <w:rPr>
+          <w:u w:val="single" w:color="0000ff"/>
+          <w:rFonts w:ascii="Charis SIL Regular" w:hAnsi="Charis SIL Regular" w:eastAsia="Charis SIL Regular"/>
+          <w:b w:val="0"/>
+          <w:i w:val="0"/>
+          <w:color w:val="000000"/>
+          <w:sz w:val="24"/>
+        </w:rPr>
+        <w:hyperlink r:id="rId21" w:history="1">
+          <w:r>
+            <w:rPr>
+              <w:rStyle w:val="Hyperlink"/>
+            </w:rPr>
+            <w:t>u</w:t>
+          </w:r>
+        </w:hyperlink>
+      </w:r>
+      <w:r>
+        <w:rPr>
+          <w:u w:val="single" w:color="0000ff"/>
+          <w:rFonts w:ascii="Charis SIL Regular" w:hAnsi="Charis SIL Regular" w:eastAsia="Charis SIL Regular"/>
+          <w:b w:val="0"/>
+          <w:i w:val="0"/>
+          <w:color w:val="000000"/>
+          <w:sz w:val="24"/>
+        </w:rPr>
+        <w:hyperlink r:id="rId21" w:history="1">
+          <w:r>
+            <w:rPr>
+              <w:rStyle w:val="Hyperlink"/>
+            </w:rPr>
+            <w:t xml:space="preserve">nd in </w:t>
+          </w:r>
+        </w:hyperlink>
+      </w:r>
+      <w:r>
+        <w:rPr>
+          <w:u w:val="single" w:color="0000ff"/>
+          <w:rFonts w:ascii="Charis SIL Regular" w:hAnsi="Charis SIL Regular" w:eastAsia="Charis SIL Regular"/>
+          <w:b w:val="0"/>
+          <w:i w:val="0"/>
+          <w:color w:val="000000"/>
+          <w:sz w:val="24"/>
+        </w:rPr>
+        <w:t>t</w:t>
+      </w:r>
+      <w:r>
+        <w:rPr>
+          <w:rFonts w:ascii="Charis SIL Regular" w:hAnsi="Charis SIL Regular" w:eastAsia="Charis SIL Regular"/>
+          <w:b w:val="0"/>
+          <w:i w:val="0"/>
+          <w:color w:val="000000"/>
+          <w:sz w:val="24"/>
+        </w:rPr>
+        <w:t>he count</w:t>
+      </w:r>
+      <w:r>
+        <w:rPr>
+          <w:u w:val="single" w:color="0000ff"/>
+          <w:rFonts w:ascii="Charis SIL Regular" w:hAnsi="Charis SIL Regular" w:eastAsia="Charis SIL Regular"/>
+          <w:b w:val="0"/>
+          <w:i w:val="0"/>
+          <w:color w:val="000000"/>
+          <w:sz w:val="24"/>
+        </w:rPr>
+        <w:hyperlink r:id="rId22" w:history="1">
+          <w:r>
+            <w:rPr>
+              <w:rStyle w:val="Hyperlink"/>
+            </w:rPr>
+            <w:t>ries where the m</w:t>
+          </w:r>
+        </w:hyperlink>
       </w:r>
       <w:r>
         <w:rPr>
@@ -4319,9 +4460,15 @@
           <w:i w:val="0"/>
           <w:color w:val="0000FF"/>
           <w:sz w:val="24"/>
-          <w:u w:val="single"/>
-        </w:rPr>
-        <w:t>1</w:t>
+        </w:rPr>
+        <w:hyperlink r:id="rId27" w:history="1">
+          <w:r>
+            <w:rPr>
+              <w:rStyle w:val="Hyperlink"/>
+            </w:rPr>
+            <w:t>1</w:t>
+          </w:r>
+        </w:hyperlink>
       </w:r>
       <w:r>
         <w:rPr>

--- a/EXPORTS/DOCX/published/niveau2/English/ChristianMission.docx
+++ b/EXPORTS/DOCX/published/niveau2/English/ChristianMission.docx
@@ -807,7 +807,7 @@
           <w:sz w:val="24"/>
           <w:u w:val="single"/>
         </w:rPr>
-        <w:hyperlink r:id="rId10" w:history="1">
+        <w:hyperlink r:id="rId11" w:history="1">
           <w:r>
             <w:rPr>
               <w:rStyle w:val="Hyperlink"/>
@@ -836,7 +836,7 @@
           <w:sz w:val="24"/>
           <w:u w:val="single"/>
         </w:rPr>
-        <w:hyperlink r:id="rId10" w:history="1">
+        <w:hyperlink r:id="rId11" w:history="1">
           <w:r>
             <w:rPr>
               <w:rStyle w:val="Hyperlink"/>
@@ -959,7 +959,7 @@
           <w:sz w:val="24"/>
           <w:u w:val="single"/>
         </w:rPr>
-        <w:hyperlink r:id="rId11" w:history="1">
+        <w:hyperlink r:id="rId10" w:history="1">
           <w:r>
             <w:rPr>
               <w:rStyle w:val="Hyperlink"/>
@@ -1098,7 +1098,61 @@
           <w:color w:val="000000"/>
           <w:sz w:val="24"/>
         </w:rPr>
-        <w:t xml:space="preserve"> (formerly the Afrika Muse</w:t>
+        <w:t xml:space="preserve"> (formerly</w:t>
+      </w:r>
+      <w:r>
+        <w:rPr>
+          <w:u w:val="single" w:color="0000ff"/>
+          <w:rFonts w:ascii="Charis SIL Regular" w:hAnsi="Charis SIL Regular" w:eastAsia="Charis SIL Regular"/>
+          <w:b w:val="0"/>
+          <w:i w:val="0"/>
+          <w:color w:val="000000"/>
+          <w:sz w:val="24"/>
+        </w:rPr>
+        <w:hyperlink r:id="rId11" w:history="1">
+          <w:r>
+            <w:rPr>
+              <w:rStyle w:val="Hyperlink"/>
+            </w:rPr>
+            <w:t xml:space="preserve"> the Afrika M</w:t>
+          </w:r>
+        </w:hyperlink>
+      </w:r>
+      <w:r>
+        <w:rPr>
+          <w:u w:val="single" w:color="0000ff"/>
+          <w:rFonts w:ascii="Charis SIL Regular" w:hAnsi="Charis SIL Regular" w:eastAsia="Charis SIL Regular"/>
+          <w:b w:val="0"/>
+          <w:i w:val="0"/>
+          <w:color w:val="000000"/>
+          <w:sz w:val="24"/>
+        </w:rPr>
+        <w:hyperlink r:id="rId11" w:history="1">
+          <w:r>
+            <w:rPr>
+              <w:rStyle w:val="Hyperlink"/>
+            </w:rPr>
+            <w:t>u</w:t>
+          </w:r>
+        </w:hyperlink>
+      </w:r>
+      <w:r>
+        <w:rPr>
+          <w:u w:val="single" w:color="0000ff"/>
+          <w:rFonts w:ascii="Charis SIL Regular" w:hAnsi="Charis SIL Regular" w:eastAsia="Charis SIL Regular"/>
+          <w:b w:val="0"/>
+          <w:i w:val="0"/>
+          <w:color w:val="000000"/>
+          <w:sz w:val="24"/>
+        </w:rPr>
+        <w:hyperlink r:id="rId11" w:history="1">
+          <w:r>
+            <w:rPr>
+              <w:rStyle w:val="Hyperlink"/>
+            </w:rPr>
+            <w:t>se</w:t>
+          </w:r>
+        </w:hyperlink>
       </w:r>
       <w:r>
         <w:rPr>
@@ -1219,7 +1273,53 @@
           <w:color w:val="000000"/>
           <w:sz w:val="24"/>
         </w:rPr>
-        <w:t xml:space="preserve">2024. Objects that were collected by the </w:t>
+        <w:t>2024</w:t>
+      </w:r>
+      <w:r>
+        <w:rPr>
+          <w:u w:val="single" w:color="0000ff"/>
+          <w:rFonts w:ascii="Charis SIL Regular" w:hAnsi="Charis SIL Regular" w:eastAsia="Charis SIL Regular"/>
+          <w:b w:val="0"/>
+          <w:i w:val="0"/>
+          <w:color w:val="000000"/>
+          <w:sz w:val="24"/>
+        </w:rPr>
+        <w:hyperlink r:id="rId12" w:history="1">
+          <w:r>
+            <w:rPr>
+              <w:rStyle w:val="Hyperlink"/>
+            </w:rPr>
+            <w:t>. O</w:t>
+          </w:r>
+        </w:hyperlink>
+      </w:r>
+      <w:r>
+        <w:rPr>
+          <w:u w:val="single" w:color="0000ff"/>
+          <w:rFonts w:ascii="Charis SIL Regular" w:hAnsi="Charis SIL Regular" w:eastAsia="Charis SIL Regular"/>
+          <w:b w:val="0"/>
+          <w:i w:val="0"/>
+          <w:color w:val="000000"/>
+          <w:sz w:val="24"/>
+        </w:rPr>
+        <w:hyperlink r:id="rId12" w:history="1">
+          <w:r>
+            <w:rPr>
+              <w:rStyle w:val="Hyperlink"/>
+            </w:rPr>
+            <w:t>bjec</w:t>
+          </w:r>
+        </w:hyperlink>
+      </w:r>
+      <w:r>
+        <w:rPr>
+          <w:rFonts w:ascii="Charis SIL Regular" w:hAnsi="Charis SIL Regular" w:eastAsia="Charis SIL Regular"/>
+          <w:b w:val="0"/>
+          <w:i w:val="0"/>
+          <w:color w:val="000000"/>
+          <w:sz w:val="24"/>
+        </w:rPr>
+        <w:t xml:space="preserve">ts that were collected by the </w:t>
       </w:r>
       <w:r>
         <w:rPr>
@@ -1746,43 +1846,7 @@
           <w:color w:val="000000"/>
           <w:sz w:val="24"/>
         </w:rPr>
-        <w:t>Dut</w:t>
-      </w:r>
-      <w:r>
-        <w:rPr>
-          <w:u w:val="single" w:color="0000ff"/>
-          <w:rFonts w:ascii="Charis SIL Regular" w:hAnsi="Charis SIL Regular" w:eastAsia="Charis SIL Regular"/>
-          <w:b w:val="0"/>
-          <w:i w:val="0"/>
-          <w:color w:val="000000"/>
-          <w:sz w:val="24"/>
-        </w:rPr>
-        <w:hyperlink r:id="rId15" w:history="1">
-          <w:r>
-            <w:rPr>
-              <w:rStyle w:val="Hyperlink"/>
-            </w:rPr>
-            <w:t>ch Protestant</w:t>
-          </w:r>
-        </w:hyperlink>
-      </w:r>
-      <w:r>
-        <w:rPr>
-          <w:u w:val="single" w:color="0000ff"/>
-          <w:rFonts w:ascii="Charis SIL Regular" w:hAnsi="Charis SIL Regular" w:eastAsia="Charis SIL Regular"/>
-          <w:b w:val="0"/>
-          <w:i w:val="0"/>
-          <w:color w:val="000000"/>
-          <w:sz w:val="24"/>
-        </w:rPr>
-        <w:hyperlink r:id="rId15" w:history="1">
-          <w:r>
-            <w:rPr>
-              <w:rStyle w:val="Hyperlink"/>
-            </w:rPr>
-            <w:t xml:space="preserve"> and</w:t>
-          </w:r>
-        </w:hyperlink>
+        <w:t>Dutch Protestant and</w:t>
       </w:r>
       <w:r>
         <w:rPr>
@@ -2445,54 +2509,7 @@
           <w:sz w:val="24"/>
           <w:u w:val="single"/>
         </w:rPr>
-        <w:hyperlink r:id="rId19" w:history="1">
-          <w:r>
-            <w:rPr>
-              <w:rStyle w:val="Hyperlink"/>
-            </w:rPr>
-            <w:t>Churches</w:t>
-          </w:r>
-        </w:hyperlink>
-      </w:r>
-      <w:r>
-        <w:rPr>
-          <w:rFonts w:ascii="Charis SIL Regular" w:hAnsi="Charis SIL Regular" w:eastAsia="Charis SIL Regular"/>
-          <w:b w:val="0"/>
-          <w:i w:val="0"/>
-          <w:color w:val="0000FF"/>
-          <w:sz w:val="24"/>
-          <w:u w:val="single"/>
-        </w:rPr>
-        <w:t xml:space="preserve"> </w:t>
-      </w:r>
-      <w:r>
-        <w:rPr>
-          <w:rFonts w:ascii="Charis SIL Regular" w:hAnsi="Charis SIL Regular" w:eastAsia="Charis SIL Regular"/>
-          <w:b w:val="0"/>
-          <w:i w:val="0"/>
-          <w:color w:val="0000FF"/>
-          <w:sz w:val="24"/>
-          <w:u w:val="single"/>
-        </w:rPr>
-        <w:hyperlink r:id="rId19" w:history="1">
-          <w:r>
-            <w:rPr>
-              <w:rStyle w:val="Hyperlink"/>
-            </w:rPr>
-            <w:t>in</w:t>
-          </w:r>
-        </w:hyperlink>
-      </w:r>
-      <w:r>
-        <w:rPr>
-          <w:rFonts w:ascii="Charis SIL Regular" w:hAnsi="Charis SIL Regular" w:eastAsia="Charis SIL Regular"/>
-          <w:b w:val="0"/>
-          <w:i w:val="0"/>
-          <w:color w:val="0000FF"/>
-          <w:sz w:val="24"/>
-          <w:u w:val="single"/>
-        </w:rPr>
-        <w:t xml:space="preserve"> th</w:t>
+        <w:t>Churches in th</w:t>
       </w:r>
       <w:r>
         <w:rPr>
@@ -2567,14 +2584,7 @@
           <w:color w:val="000000"/>
           <w:sz w:val="24"/>
         </w:rPr>
-        <w:hyperlink r:id="rId18" w:history="1">
-          <w:r>
-            <w:rPr>
-              <w:rStyle w:val="Hyperlink"/>
-            </w:rPr>
-            <w:t xml:space="preserve">, </w:t>
-          </w:r>
-        </w:hyperlink>
+        <w:t xml:space="preserve">, </w:t>
       </w:r>
       <w:r>
         <w:rPr>
@@ -2675,7 +2685,7 @@
           <w:sz w:val="24"/>
           <w:u w:val="single"/>
         </w:rPr>
-        <w:hyperlink r:id="rId19" w:history="1">
+        <w:hyperlink r:id="rId20" w:history="1">
           <w:r>
             <w:rPr>
               <w:rStyle w:val="Hyperlink"/>
@@ -2704,7 +2714,7 @@
           <w:sz w:val="24"/>
           <w:u w:val="single"/>
         </w:rPr>
-        <w:hyperlink r:id="rId19" w:history="1">
+        <w:hyperlink r:id="rId20" w:history="1">
           <w:r>
             <w:rPr>
               <w:rStyle w:val="Hyperlink"/>
@@ -2744,13 +2754,111 @@
       </w:r>
       <w:r>
         <w:rPr>
+          <w:u w:val="single" w:color="0000ff"/>
           <w:rFonts w:ascii="Charis SIL Regular" w:hAnsi="Charis SIL Regular" w:eastAsia="Charis SIL Regular"/>
           <w:b w:val="0"/>
           <w:i w:val="0"/>
           <w:color w:val="000000"/>
           <w:sz w:val="24"/>
         </w:rPr>
-        <w:t xml:space="preserve">Vrije Universiteit, </w:t>
+        <w:hyperlink r:id="rId19" w:history="1">
+          <w:r>
+            <w:rPr>
+              <w:rStyle w:val="Hyperlink"/>
+            </w:rPr>
+            <w:t>Vrije U</w:t>
+          </w:r>
+        </w:hyperlink>
+      </w:r>
+      <w:r>
+        <w:rPr>
+          <w:u w:val="single" w:color="0000ff"/>
+          <w:rFonts w:ascii="Charis SIL Regular" w:hAnsi="Charis SIL Regular" w:eastAsia="Charis SIL Regular"/>
+          <w:b w:val="0"/>
+          <w:i w:val="0"/>
+          <w:color w:val="000000"/>
+          <w:sz w:val="24"/>
+        </w:rPr>
+        <w:hyperlink r:id="rId19" w:history="1">
+          <w:r>
+            <w:rPr>
+              <w:rStyle w:val="Hyperlink"/>
+            </w:rPr>
+            <w:t>ni</w:t>
+          </w:r>
+        </w:hyperlink>
+      </w:r>
+      <w:r>
+        <w:rPr>
+          <w:u w:val="single" w:color="0000ff"/>
+          <w:rFonts w:ascii="Charis SIL Regular" w:hAnsi="Charis SIL Regular" w:eastAsia="Charis SIL Regular"/>
+          <w:b w:val="0"/>
+          <w:i w:val="0"/>
+          <w:color w:val="000000"/>
+          <w:sz w:val="24"/>
+        </w:rPr>
+        <w:hyperlink r:id="rId19" w:history="1">
+          <w:r>
+            <w:rPr>
+              <w:rStyle w:val="Hyperlink"/>
+            </w:rPr>
+            <w:t>v</w:t>
+          </w:r>
+        </w:hyperlink>
+      </w:r>
+      <w:r>
+        <w:rPr>
+          <w:u w:val="single" w:color="0000ff"/>
+          <w:rFonts w:ascii="Charis SIL Regular" w:hAnsi="Charis SIL Regular" w:eastAsia="Charis SIL Regular"/>
+          <w:b w:val="0"/>
+          <w:i w:val="0"/>
+          <w:color w:val="000000"/>
+          <w:sz w:val="24"/>
+        </w:rPr>
+        <w:hyperlink r:id="rId19" w:history="1">
+          <w:r>
+            <w:rPr>
+              <w:rStyle w:val="Hyperlink"/>
+            </w:rPr>
+            <w:t>ers</w:t>
+          </w:r>
+        </w:hyperlink>
+      </w:r>
+      <w:r>
+        <w:rPr>
+          <w:u w:val="single" w:color="0000ff"/>
+          <w:rFonts w:ascii="Charis SIL Regular" w:hAnsi="Charis SIL Regular" w:eastAsia="Charis SIL Regular"/>
+          <w:b w:val="0"/>
+          <w:i w:val="0"/>
+          <w:color w:val="000000"/>
+          <w:sz w:val="24"/>
+        </w:rPr>
+        <w:hyperlink r:id="rId19" w:history="1">
+          <w:r>
+            <w:rPr>
+              <w:rStyle w:val="Hyperlink"/>
+            </w:rPr>
+            <w:t>i</w:t>
+          </w:r>
+        </w:hyperlink>
+      </w:r>
+      <w:r>
+        <w:rPr>
+          <w:u w:val="single" w:color="0000ff"/>
+          <w:rFonts w:ascii="Charis SIL Regular" w:hAnsi="Charis SIL Regular" w:eastAsia="Charis SIL Regular"/>
+          <w:b w:val="0"/>
+          <w:i w:val="0"/>
+          <w:color w:val="000000"/>
+          <w:sz w:val="24"/>
+        </w:rPr>
+        <w:hyperlink r:id="rId19" w:history="1">
+          <w:r>
+            <w:rPr>
+              <w:rStyle w:val="Hyperlink"/>
+            </w:rPr>
+            <w:t xml:space="preserve">teit, </w:t>
+          </w:r>
+        </w:hyperlink>
       </w:r>
       <w:r>
         <w:rPr>
@@ -2813,6 +2921,7 @@
           <w:i w:val="0"/>
           <w:color w:val="0000FF"/>
           <w:sz w:val="24"/>
+          <w:u w:val="single"/>
         </w:rPr>
         <w:t xml:space="preserve">Documentation </w:t>
       </w:r>
@@ -4460,15 +4569,9 @@
           <w:i w:val="0"/>
           <w:color w:val="0000FF"/>
           <w:sz w:val="24"/>
-        </w:rPr>
-        <w:hyperlink r:id="rId27" w:history="1">
-          <w:r>
-            <w:rPr>
-              <w:rStyle w:val="Hyperlink"/>
-            </w:rPr>
-            <w:t>1</w:t>
-          </w:r>
-        </w:hyperlink>
+          <w:u w:val="single"/>
+        </w:rPr>
+        <w:t>1</w:t>
       </w:r>
       <w:r>
         <w:rPr>

--- a/EXPORTS/DOCX/published/niveau2/English/ChristianMission.docx
+++ b/EXPORTS/DOCX/published/niveau2/English/ChristianMission.docx
@@ -452,122 +452,7 @@
           <w:color w:val="000000"/>
           <w:sz w:val="24"/>
         </w:rPr>
-        <w:hyperlink r:id="rId9" w:history="1">
-          <w:r>
-            <w:rPr>
-              <w:rStyle w:val="Hyperlink"/>
-            </w:rPr>
-            <w:t>made up of ob</w:t>
-          </w:r>
-        </w:hyperlink>
-      </w:r>
-      <w:r>
-        <w:rPr>
-          <w:u w:val="single" w:color="0000ff"/>
-          <w:rFonts w:ascii="Charis SIL Regular" w:hAnsi="Charis SIL Regular" w:eastAsia="Charis SIL Regular"/>
-          <w:b w:val="0"/>
-          <w:i w:val="0"/>
-          <w:color w:val="000000"/>
-          <w:sz w:val="24"/>
-        </w:rPr>
-        <w:hyperlink r:id="rId9" w:history="1">
-          <w:r>
-            <w:rPr>
-              <w:rStyle w:val="Hyperlink"/>
-            </w:rPr>
-            <w:t>jects tha</w:t>
-          </w:r>
-        </w:hyperlink>
-      </w:r>
-      <w:r>
-        <w:rPr>
-          <w:u w:val="single" w:color="0000ff"/>
-          <w:rFonts w:ascii="Charis SIL Regular" w:hAnsi="Charis SIL Regular" w:eastAsia="Charis SIL Regular"/>
-          <w:b w:val="0"/>
-          <w:i w:val="0"/>
-          <w:color w:val="000000"/>
-          <w:sz w:val="24"/>
-        </w:rPr>
-        <w:hyperlink r:id="rId9" w:history="1">
-          <w:r>
-            <w:rPr>
-              <w:rStyle w:val="Hyperlink"/>
-            </w:rPr>
-            <w:t>t</w:t>
-          </w:r>
-        </w:hyperlink>
-      </w:r>
-      <w:r>
-        <w:rPr>
-          <w:u w:val="single" w:color="0000ff"/>
-          <w:rFonts w:ascii="Charis SIL Regular" w:hAnsi="Charis SIL Regular" w:eastAsia="Charis SIL Regular"/>
-          <w:b w:val="0"/>
-          <w:i w:val="0"/>
-          <w:color w:val="000000"/>
-          <w:sz w:val="24"/>
-        </w:rPr>
-        <w:hyperlink r:id="rId9" w:history="1">
-          <w:r>
-            <w:rPr>
-              <w:rStyle w:val="Hyperlink"/>
-            </w:rPr>
-            <w:t xml:space="preserve"> were coll</w:t>
-          </w:r>
-        </w:hyperlink>
-      </w:r>
-      <w:r>
-        <w:rPr>
-          <w:u w:val="single" w:color="0000ff"/>
-          <w:rFonts w:ascii="Charis SIL Regular" w:hAnsi="Charis SIL Regular" w:eastAsia="Charis SIL Regular"/>
-          <w:b w:val="0"/>
-          <w:i w:val="0"/>
-          <w:color w:val="000000"/>
-          <w:sz w:val="24"/>
-        </w:rPr>
-        <w:hyperlink r:id="rId9" w:history="1">
-          <w:r>
-            <w:rPr>
-              <w:rStyle w:val="Hyperlink"/>
-            </w:rPr>
-            <w:t>ecte</w:t>
-          </w:r>
-        </w:hyperlink>
-      </w:r>
-      <w:r>
-        <w:rPr>
-          <w:u w:val="single" w:color="0000ff"/>
-          <w:rFonts w:ascii="Charis SIL Regular" w:hAnsi="Charis SIL Regular" w:eastAsia="Charis SIL Regular"/>
-          <w:b w:val="0"/>
-          <w:i w:val="0"/>
-          <w:color w:val="000000"/>
-          <w:sz w:val="24"/>
-        </w:rPr>
-        <w:hyperlink r:id="rId9" w:history="1">
-          <w:r>
-            <w:rPr>
-              <w:rStyle w:val="Hyperlink"/>
-            </w:rPr>
-            <w:t>d</w:t>
-          </w:r>
-        </w:hyperlink>
-      </w:r>
-      <w:r>
-        <w:rPr>
-          <w:u w:val="single" w:color="0000ff"/>
-          <w:rFonts w:ascii="Charis SIL Regular" w:hAnsi="Charis SIL Regular" w:eastAsia="Charis SIL Regular"/>
-          <w:b w:val="0"/>
-          <w:i w:val="0"/>
-          <w:color w:val="000000"/>
-          <w:sz w:val="24"/>
-        </w:rPr>
-        <w:hyperlink r:id="rId9" w:history="1">
-          <w:r>
-            <w:rPr>
-              <w:rStyle w:val="Hyperlink"/>
-            </w:rPr>
-            <w:t xml:space="preserve"> by</w:t>
-          </w:r>
-        </w:hyperlink>
+        <w:t>made up of objects that were collected by</w:t>
       </w:r>
       <w:r>
         <w:rPr>
@@ -917,25 +802,7 @@
             <w:rPr>
               <w:rStyle w:val="Hyperlink"/>
             </w:rPr>
-            <w:t>o</w:t>
-          </w:r>
-        </w:hyperlink>
-      </w:r>
-      <w:r>
-        <w:rPr>
-          <w:rFonts w:ascii="Charis SIL Regular" w:hAnsi="Charis SIL Regular" w:eastAsia="Charis SIL Regular"/>
-          <w:b w:val="0"/>
-          <w:i w:val="0"/>
-          <w:color w:val="0000FF"/>
-          <w:sz w:val="24"/>
-          <w:u w:val="single"/>
-        </w:rPr>
-        <w:hyperlink r:id="rId11" w:history="1">
-          <w:r>
-            <w:rPr>
-              <w:rStyle w:val="Hyperlink"/>
-            </w:rPr>
-            <w:t>ly</w:t>
+            <w:t>oly</w:t>
           </w:r>
         </w:hyperlink>
       </w:r>
@@ -1127,32 +994,7 @@
           <w:color w:val="000000"/>
           <w:sz w:val="24"/>
         </w:rPr>
-        <w:hyperlink r:id="rId11" w:history="1">
-          <w:r>
-            <w:rPr>
-              <w:rStyle w:val="Hyperlink"/>
-            </w:rPr>
-            <w:t>u</w:t>
-          </w:r>
-        </w:hyperlink>
-      </w:r>
-      <w:r>
-        <w:rPr>
-          <w:u w:val="single" w:color="0000ff"/>
-          <w:rFonts w:ascii="Charis SIL Regular" w:hAnsi="Charis SIL Regular" w:eastAsia="Charis SIL Regular"/>
-          <w:b w:val="0"/>
-          <w:i w:val="0"/>
-          <w:color w:val="000000"/>
-          <w:sz w:val="24"/>
-        </w:rPr>
-        <w:hyperlink r:id="rId11" w:history="1">
-          <w:r>
-            <w:rPr>
-              <w:rStyle w:val="Hyperlink"/>
-            </w:rPr>
-            <w:t>se</w:t>
-          </w:r>
-        </w:hyperlink>
+        <w:t>use</w:t>
       </w:r>
       <w:r>
         <w:rPr>
@@ -1273,53 +1115,7 @@
           <w:color w:val="000000"/>
           <w:sz w:val="24"/>
         </w:rPr>
-        <w:t>2024</w:t>
-      </w:r>
-      <w:r>
-        <w:rPr>
-          <w:u w:val="single" w:color="0000ff"/>
-          <w:rFonts w:ascii="Charis SIL Regular" w:hAnsi="Charis SIL Regular" w:eastAsia="Charis SIL Regular"/>
-          <w:b w:val="0"/>
-          <w:i w:val="0"/>
-          <w:color w:val="000000"/>
-          <w:sz w:val="24"/>
-        </w:rPr>
-        <w:hyperlink r:id="rId12" w:history="1">
-          <w:r>
-            <w:rPr>
-              <w:rStyle w:val="Hyperlink"/>
-            </w:rPr>
-            <w:t>. O</w:t>
-          </w:r>
-        </w:hyperlink>
-      </w:r>
-      <w:r>
-        <w:rPr>
-          <w:u w:val="single" w:color="0000ff"/>
-          <w:rFonts w:ascii="Charis SIL Regular" w:hAnsi="Charis SIL Regular" w:eastAsia="Charis SIL Regular"/>
-          <w:b w:val="0"/>
-          <w:i w:val="0"/>
-          <w:color w:val="000000"/>
-          <w:sz w:val="24"/>
-        </w:rPr>
-        <w:hyperlink r:id="rId12" w:history="1">
-          <w:r>
-            <w:rPr>
-              <w:rStyle w:val="Hyperlink"/>
-            </w:rPr>
-            <w:t>bjec</w:t>
-          </w:r>
-        </w:hyperlink>
-      </w:r>
-      <w:r>
-        <w:rPr>
-          <w:rFonts w:ascii="Charis SIL Regular" w:hAnsi="Charis SIL Regular" w:eastAsia="Charis SIL Regular"/>
-          <w:b w:val="0"/>
-          <w:i w:val="0"/>
-          <w:color w:val="000000"/>
-          <w:sz w:val="24"/>
-        </w:rPr>
-        <w:t xml:space="preserve">ts that were collected by the </w:t>
+        <w:t xml:space="preserve">2024. Objects that were collected by the </w:t>
       </w:r>
       <w:r>
         <w:rPr>
@@ -1426,50 +1222,7 @@
           <w:color w:val="000000"/>
           <w:sz w:val="24"/>
         </w:rPr>
-        <w:hyperlink r:id="rId13" w:history="1">
-          <w:r>
-            <w:rPr>
-              <w:rStyle w:val="Hyperlink"/>
-            </w:rPr>
-            <w:t>si, can be pre</w:t>
-          </w:r>
-        </w:hyperlink>
-      </w:r>
-      <w:r>
-        <w:rPr>
-          <w:u w:val="single" w:color="0000ff"/>
-          <w:rFonts w:ascii="Charis SIL Regular" w:hAnsi="Charis SIL Regular" w:eastAsia="Charis SIL Regular"/>
-          <w:b w:val="0"/>
-          <w:i w:val="0"/>
-          <w:color w:val="000000"/>
-          <w:sz w:val="24"/>
-        </w:rPr>
-        <w:hyperlink r:id="rId13" w:history="1">
-          <w:r>
-            <w:rPr>
-              <w:rStyle w:val="Hyperlink"/>
-            </w:rPr>
-            <w:t>d</w:t>
-          </w:r>
-        </w:hyperlink>
-      </w:r>
-      <w:r>
-        <w:rPr>
-          <w:u w:val="single" w:color="0000ff"/>
-          <w:rFonts w:ascii="Charis SIL Regular" w:hAnsi="Charis SIL Regular" w:eastAsia="Charis SIL Regular"/>
-          <w:b w:val="0"/>
-          <w:i w:val="0"/>
-          <w:color w:val="000000"/>
-          <w:sz w:val="24"/>
-        </w:rPr>
-        <w:hyperlink r:id="rId13" w:history="1">
-          <w:r>
-            <w:rPr>
-              <w:rStyle w:val="Hyperlink"/>
-            </w:rPr>
-            <w:t>ominantly</w:t>
-          </w:r>
-        </w:hyperlink>
+        <w:t>si, can be predominantly</w:t>
       </w:r>
       <w:r>
         <w:rPr>
@@ -1846,7 +1599,36 @@
           <w:color w:val="000000"/>
           <w:sz w:val="24"/>
         </w:rPr>
-        <w:t>Dutch Protestant and</w:t>
+        <w:t>Dut</w:t>
+      </w:r>
+      <w:r>
+        <w:rPr>
+          <w:u w:val="single" w:color="0000ff"/>
+          <w:rFonts w:ascii="Charis SIL Regular" w:hAnsi="Charis SIL Regular" w:eastAsia="Charis SIL Regular"/>
+          <w:b w:val="0"/>
+          <w:i w:val="0"/>
+          <w:color w:val="000000"/>
+          <w:sz w:val="24"/>
+        </w:rPr>
+        <w:t>ch Protestant</w:t>
+      </w:r>
+      <w:r>
+        <w:rPr>
+          <w:u w:val="single" w:color="0000ff"/>
+          <w:rFonts w:ascii="Charis SIL Regular" w:hAnsi="Charis SIL Regular" w:eastAsia="Charis SIL Regular"/>
+          <w:b w:val="0"/>
+          <w:i w:val="0"/>
+          <w:color w:val="000000"/>
+          <w:sz w:val="24"/>
+        </w:rPr>
+        <w:hyperlink r:id="rId15" w:history="1">
+          <w:r>
+            <w:rPr>
+              <w:rStyle w:val="Hyperlink"/>
+            </w:rPr>
+            <w:t xml:space="preserve"> and</w:t>
+          </w:r>
+        </w:hyperlink>
       </w:r>
       <w:r>
         <w:rPr>
@@ -2509,7 +2291,54 @@
           <w:sz w:val="24"/>
           <w:u w:val="single"/>
         </w:rPr>
-        <w:t>Churches in th</w:t>
+        <w:hyperlink r:id="rId19" w:history="1">
+          <w:r>
+            <w:rPr>
+              <w:rStyle w:val="Hyperlink"/>
+            </w:rPr>
+            <w:t>Churches</w:t>
+          </w:r>
+        </w:hyperlink>
+      </w:r>
+      <w:r>
+        <w:rPr>
+          <w:rFonts w:ascii="Charis SIL Regular" w:hAnsi="Charis SIL Regular" w:eastAsia="Charis SIL Regular"/>
+          <w:b w:val="0"/>
+          <w:i w:val="0"/>
+          <w:color w:val="0000FF"/>
+          <w:sz w:val="24"/>
+          <w:u w:val="single"/>
+        </w:rPr>
+        <w:t xml:space="preserve"> </w:t>
+      </w:r>
+      <w:r>
+        <w:rPr>
+          <w:rFonts w:ascii="Charis SIL Regular" w:hAnsi="Charis SIL Regular" w:eastAsia="Charis SIL Regular"/>
+          <w:b w:val="0"/>
+          <w:i w:val="0"/>
+          <w:color w:val="0000FF"/>
+          <w:sz w:val="24"/>
+          <w:u w:val="single"/>
+        </w:rPr>
+        <w:hyperlink r:id="rId19" w:history="1">
+          <w:r>
+            <w:rPr>
+              <w:rStyle w:val="Hyperlink"/>
+            </w:rPr>
+            <w:t>in</w:t>
+          </w:r>
+        </w:hyperlink>
+      </w:r>
+      <w:r>
+        <w:rPr>
+          <w:rFonts w:ascii="Charis SIL Regular" w:hAnsi="Charis SIL Regular" w:eastAsia="Charis SIL Regular"/>
+          <w:b w:val="0"/>
+          <w:i w:val="0"/>
+          <w:color w:val="0000FF"/>
+          <w:sz w:val="24"/>
+          <w:u w:val="single"/>
+        </w:rPr>
+        <w:t xml:space="preserve"> th</w:t>
       </w:r>
       <w:r>
         <w:rPr>
@@ -2549,7 +2378,7 @@
           <w:sz w:val="24"/>
           <w:u w:val="single"/>
         </w:rPr>
-        <w:hyperlink r:id="rId19" w:history="1">
+        <w:hyperlink r:id="rId18" w:history="1">
           <w:r>
             <w:rPr>
               <w:rStyle w:val="Hyperlink"/>
@@ -2567,7 +2396,7 @@
           <w:sz w:val="24"/>
           <w:u w:val="single"/>
         </w:rPr>
-        <w:hyperlink r:id="rId19" w:history="1">
+        <w:hyperlink r:id="rId18" w:history="1">
           <w:r>
             <w:rPr>
               <w:rStyle w:val="Hyperlink"/>
@@ -2595,7 +2424,7 @@
           <w:sz w:val="24"/>
           <w:u w:val="single"/>
         </w:rPr>
-        <w:hyperlink r:id="rId20" w:history="1">
+        <w:hyperlink r:id="rId18" w:history="1">
           <w:r>
             <w:rPr>
               <w:rStyle w:val="Hyperlink"/>
@@ -2613,7 +2442,7 @@
           <w:sz w:val="24"/>
           <w:u w:val="single"/>
         </w:rPr>
-        <w:hyperlink r:id="rId20" w:history="1">
+        <w:hyperlink r:id="rId19" w:history="1">
           <w:r>
             <w:rPr>
               <w:rStyle w:val="Hyperlink"/>
@@ -2725,50 +2554,13 @@
       </w:r>
       <w:r>
         <w:rPr>
-          <w:u w:val="single" w:color="0000ff"/>
           <w:rFonts w:ascii="Charis SIL Regular" w:hAnsi="Charis SIL Regular" w:eastAsia="Charis SIL Regular"/>
           <w:b w:val="0"/>
           <w:i w:val="0"/>
           <w:color w:val="000000"/>
           <w:sz w:val="24"/>
         </w:rPr>
-        <w:hyperlink r:id="rId19" w:history="1">
-          <w:r>
-            <w:rPr>
-              <w:rStyle w:val="Hyperlink"/>
-            </w:rPr>
-            <w:t xml:space="preserve"> at the</w:t>
-          </w:r>
-        </w:hyperlink>
-      </w:r>
-      <w:r>
-        <w:rPr>
-          <w:u w:val="single" w:color="0000ff"/>
-          <w:rFonts w:ascii="Charis SIL Regular" w:hAnsi="Charis SIL Regular" w:eastAsia="Charis SIL Regular"/>
-          <w:b w:val="0"/>
-          <w:i w:val="0"/>
-          <w:color w:val="000000"/>
-          <w:sz w:val="24"/>
-        </w:rPr>
-        <w:t xml:space="preserve"> </w:t>
-      </w:r>
-      <w:r>
-        <w:rPr>
-          <w:u w:val="single" w:color="0000ff"/>
-          <w:rFonts w:ascii="Charis SIL Regular" w:hAnsi="Charis SIL Regular" w:eastAsia="Charis SIL Regular"/>
-          <w:b w:val="0"/>
-          <w:i w:val="0"/>
-          <w:color w:val="000000"/>
-          <w:sz w:val="24"/>
-        </w:rPr>
-        <w:hyperlink r:id="rId19" w:history="1">
-          <w:r>
-            <w:rPr>
-              <w:rStyle w:val="Hyperlink"/>
-            </w:rPr>
-            <w:t>Vrije U</w:t>
-          </w:r>
-        </w:hyperlink>
+        <w:t xml:space="preserve"> at the Vrije U</w:t>
       </w:r>
       <w:r>
         <w:rPr>
@@ -2844,21 +2636,13 @@
       </w:r>
       <w:r>
         <w:rPr>
-          <w:u w:val="single" w:color="0000ff"/>
           <w:rFonts w:ascii="Charis SIL Regular" w:hAnsi="Charis SIL Regular" w:eastAsia="Charis SIL Regular"/>
           <w:b w:val="0"/>
           <w:i w:val="0"/>
           <w:color w:val="000000"/>
           <w:sz w:val="24"/>
         </w:rPr>
-        <w:hyperlink r:id="rId19" w:history="1">
-          <w:r>
-            <w:rPr>
-              <w:rStyle w:val="Hyperlink"/>
-            </w:rPr>
-            <w:t xml:space="preserve">teit, </w:t>
-          </w:r>
-        </w:hyperlink>
+        <w:t xml:space="preserve">teit, </w:t>
       </w:r>
       <w:r>
         <w:rPr>
@@ -2923,7 +2707,14 @@
           <w:sz w:val="24"/>
           <w:u w:val="single"/>
         </w:rPr>
-        <w:t xml:space="preserve">Documentation </w:t>
+        <w:hyperlink r:id="rId21" w:history="1">
+          <w:r>
+            <w:rPr>
+              <w:rStyle w:val="Hyperlink"/>
+            </w:rPr>
+            <w:t>Documen</w:t>
+          </w:r>
+        </w:hyperlink>
       </w:r>
       <w:r>
         <w:rPr>
@@ -2934,7 +2725,90 @@
           <w:sz w:val="24"/>
           <w:u w:val="single"/>
         </w:rPr>
-        <w:hyperlink r:id="rId19" w:history="1">
+        <w:hyperlink r:id="rId21" w:history="1">
+          <w:r>
+            <w:rPr>
+              <w:rStyle w:val="Hyperlink"/>
+            </w:rPr>
+            <w:t>t</w:t>
+          </w:r>
+        </w:hyperlink>
+      </w:r>
+      <w:r>
+        <w:rPr>
+          <w:rFonts w:ascii="Charis SIL Regular" w:hAnsi="Charis SIL Regular" w:eastAsia="Charis SIL Regular"/>
+          <w:b w:val="0"/>
+          <w:i w:val="0"/>
+          <w:color w:val="0000FF"/>
+          <w:sz w:val="24"/>
+          <w:u w:val="single"/>
+        </w:rPr>
+        <w:hyperlink r:id="rId21" w:history="1">
+          <w:r>
+            <w:rPr>
+              <w:rStyle w:val="Hyperlink"/>
+            </w:rPr>
+            <w:t>at</w:t>
+          </w:r>
+        </w:hyperlink>
+      </w:r>
+      <w:r>
+        <w:rPr>
+          <w:rFonts w:ascii="Charis SIL Regular" w:hAnsi="Charis SIL Regular" w:eastAsia="Charis SIL Regular"/>
+          <w:b w:val="0"/>
+          <w:i w:val="0"/>
+          <w:color w:val="0000FF"/>
+          <w:sz w:val="24"/>
+          <w:u w:val="single"/>
+        </w:rPr>
+        <w:hyperlink r:id="rId21" w:history="1">
+          <w:r>
+            <w:rPr>
+              <w:rStyle w:val="Hyperlink"/>
+            </w:rPr>
+            <w:t>i</w:t>
+          </w:r>
+        </w:hyperlink>
+      </w:r>
+      <w:r>
+        <w:rPr>
+          <w:rFonts w:ascii="Charis SIL Regular" w:hAnsi="Charis SIL Regular" w:eastAsia="Charis SIL Regular"/>
+          <w:b w:val="0"/>
+          <w:i w:val="0"/>
+          <w:color w:val="0000FF"/>
+          <w:sz w:val="24"/>
+          <w:u w:val="single"/>
+        </w:rPr>
+        <w:hyperlink r:id="rId21" w:history="1">
+          <w:r>
+            <w:rPr>
+              <w:rStyle w:val="Hyperlink"/>
+            </w:rPr>
+            <w:t>on</w:t>
+          </w:r>
+        </w:hyperlink>
+      </w:r>
+      <w:r>
+        <w:rPr>
+          <w:rFonts w:ascii="Charis SIL Regular" w:hAnsi="Charis SIL Regular" w:eastAsia="Charis SIL Regular"/>
+          <w:b w:val="0"/>
+          <w:i w:val="0"/>
+          <w:color w:val="0000FF"/>
+          <w:sz w:val="24"/>
+          <w:u w:val="single"/>
+        </w:rPr>
+        <w:t xml:space="preserve"> </w:t>
+      </w:r>
+      <w:r>
+        <w:rPr>
+          <w:rFonts w:ascii="Charis SIL Regular" w:hAnsi="Charis SIL Regular" w:eastAsia="Charis SIL Regular"/>
+          <w:b w:val="0"/>
+          <w:i w:val="0"/>
+          <w:color w:val="0000FF"/>
+          <w:sz w:val="24"/>
+          <w:u w:val="single"/>
+        </w:rPr>
+        <w:hyperlink r:id="rId21" w:history="1">
           <w:r>
             <w:rPr>
               <w:rStyle w:val="Hyperlink"/>
@@ -2973,20 +2847,14 @@
       </w:r>
       <w:r>
         <w:rPr>
+          <w:u w:val="single" w:color="0000ff"/>
           <w:rFonts w:ascii="Charis SIL Regular" w:hAnsi="Charis SIL Regular" w:eastAsia="Charis SIL Regular"/>
           <w:b w:val="0"/>
           <w:i w:val="0"/>
           <w:color w:val="000000"/>
           <w:sz w:val="24"/>
         </w:rPr>
-        <w:hyperlink r:id="rId20" w:history="1">
-          <w:r>
-            <w:rPr>
-              <w:rStyle w:val="Hyperlink"/>
-            </w:rPr>
-            <w:t xml:space="preserve">e </w:t>
-          </w:r>
-        </w:hyperlink>
+        <w:t xml:space="preserve">e </w:t>
       </w:r>
       <w:r>
         <w:rPr>
@@ -2997,7 +2865,7 @@
           <w:sz w:val="24"/>
           <w:u w:val="single"/>
         </w:rPr>
-        <w:hyperlink r:id="rId20" w:history="1">
+        <w:hyperlink r:id="rId22" w:history="1">
           <w:r>
             <w:rPr>
               <w:rStyle w:val="Hyperlink"/>
@@ -3062,7 +2930,7 @@
           <w:sz w:val="24"/>
           <w:u w:val="single"/>
         </w:rPr>
-        <w:hyperlink r:id="rId22" w:history="1">
+        <w:hyperlink r:id="rId20" w:history="1">
           <w:r>
             <w:rPr>
               <w:rStyle w:val="Hyperlink"/>
@@ -3423,7 +3291,7 @@
           <w:sz w:val="24"/>
           <w:u w:val="single"/>
         </w:rPr>
-        <w:t>Scientific research</w:t>
+        <w:t xml:space="preserve">Scientific research </w:t>
       </w:r>
       <w:r>
         <w:rPr>
@@ -3434,7 +3302,7 @@
           <w:sz w:val="24"/>
           <w:u w:val="single"/>
         </w:rPr>
-        <w:t xml:space="preserve"> </w:t>
+        <w:t>in colonised territorie</w:t>
       </w:r>
       <w:r>
         <w:rPr>
@@ -3443,9 +3311,8 @@
           <w:i w:val="0"/>
           <w:color w:val="0000FF"/>
           <w:sz w:val="24"/>
-          <w:u w:val="single"/>
-        </w:rPr>
-        <w:t>in colonised territories</w:t>
+        </w:rPr>
+        <w:t>s</w:t>
       </w:r>
       <w:r>
         <w:br/>
@@ -3587,7 +3454,7 @@
           <w:sz w:val="24"/>
           <w:u w:val="single"/>
         </w:rPr>
-        <w:t>Scientific research in colonised terri</w:t>
+        <w:t>Scientific research in colonised territ</w:t>
       </w:r>
       <w:r>
         <w:rPr>
@@ -3598,7 +3465,7 @@
           <w:sz w:val="24"/>
           <w:u w:val="single"/>
         </w:rPr>
-        <w:t>t</w:t>
+        <w:t>orie</w:t>
       </w:r>
       <w:r>
         <w:rPr>
@@ -3607,9 +3474,8 @@
           <w:i w:val="0"/>
           <w:color w:val="0000FF"/>
           <w:sz w:val="24"/>
-          <w:u w:val="single"/>
-        </w:rPr>
-        <w:t>ories</w:t>
+        </w:rPr>
+        <w:t>s</w:t>
       </w:r>
       <w:r>
         <w:br/>
@@ -4201,9 +4067,15 @@
           <w:i w:val="0"/>
           <w:color w:val="0000FF"/>
           <w:sz w:val="24"/>
-          <w:u w:val="single"/>
-        </w:rPr>
-        <w:t>7</w:t>
+        </w:rPr>
+        <w:hyperlink r:id="rId25" w:history="1">
+          <w:r>
+            <w:rPr>
+              <w:rStyle w:val="Hyperlink"/>
+            </w:rPr>
+            <w:t>7</w:t>
+          </w:r>
+        </w:hyperlink>
       </w:r>
       <w:r>
         <w:rPr>
@@ -4569,9 +4441,15 @@
           <w:i w:val="0"/>
           <w:color w:val="0000FF"/>
           <w:sz w:val="24"/>
-          <w:u w:val="single"/>
-        </w:rPr>
-        <w:t>1</w:t>
+        </w:rPr>
+        <w:hyperlink r:id="rId27" w:history="1">
+          <w:r>
+            <w:rPr>
+              <w:rStyle w:val="Hyperlink"/>
+            </w:rPr>
+            <w:t>1</w:t>
+          </w:r>
+        </w:hyperlink>
       </w:r>
       <w:r>
         <w:rPr>

--- a/EXPORTS/DOCX/published/niveau2/English/ChristianMission.docx
+++ b/EXPORTS/DOCX/published/niveau2/English/ChristianMission.docx
@@ -445,7 +445,6 @@
       </w:r>
       <w:r>
         <w:rPr>
-          <w:u w:val="single" w:color="0000ff"/>
           <w:rFonts w:ascii="Charis SIL Regular" w:hAnsi="Charis SIL Regular" w:eastAsia="Charis SIL Regular"/>
           <w:b w:val="0"/>
           <w:i w:val="0"/>
@@ -797,14 +796,25 @@
           <w:sz w:val="24"/>
           <w:u w:val="single"/>
         </w:rPr>
-        <w:hyperlink r:id="rId11" w:history="1">
+        <w:hyperlink r:id="rId10" w:history="1">
           <w:r>
             <w:rPr>
               <w:rStyle w:val="Hyperlink"/>
             </w:rPr>
-            <w:t>oly</w:t>
+            <w:t>o</w:t>
           </w:r>
         </w:hyperlink>
+      </w:r>
+      <w:r>
+        <w:rPr>
+          <w:rFonts w:ascii="Charis SIL Regular" w:hAnsi="Charis SIL Regular" w:eastAsia="Charis SIL Regular"/>
+          <w:b w:val="0"/>
+          <w:i w:val="0"/>
+          <w:color w:val="0000FF"/>
+          <w:sz w:val="24"/>
+          <w:u w:val="single"/>
+        </w:rPr>
+        <w:t>ly</w:t>
       </w:r>
       <w:r>
         <w:rPr>
@@ -994,7 +1004,25 @@
           <w:color w:val="000000"/>
           <w:sz w:val="24"/>
         </w:rPr>
-        <w:t>use</w:t>
+        <w:hyperlink r:id="rId11" w:history="1">
+          <w:r>
+            <w:rPr>
+              <w:rStyle w:val="Hyperlink"/>
+            </w:rPr>
+            <w:t>u</w:t>
+          </w:r>
+        </w:hyperlink>
+      </w:r>
+      <w:r>
+        <w:rPr>
+          <w:u w:val="single" w:color="0000ff"/>
+          <w:rFonts w:ascii="Charis SIL Regular" w:hAnsi="Charis SIL Regular" w:eastAsia="Charis SIL Regular"/>
+          <w:b w:val="0"/>
+          <w:i w:val="0"/>
+          <w:color w:val="000000"/>
+          <w:sz w:val="24"/>
+        </w:rPr>
+        <w:t>se</w:t>
       </w:r>
       <w:r>
         <w:rPr>
@@ -1115,7 +1143,35 @@
           <w:color w:val="000000"/>
           <w:sz w:val="24"/>
         </w:rPr>
-        <w:t xml:space="preserve">2024. Objects that were collected by the </w:t>
+        <w:t>2024</w:t>
+      </w:r>
+      <w:r>
+        <w:rPr>
+          <w:u w:val="single" w:color="0000ff"/>
+          <w:rFonts w:ascii="Charis SIL Regular" w:hAnsi="Charis SIL Regular" w:eastAsia="Charis SIL Regular"/>
+          <w:b w:val="0"/>
+          <w:i w:val="0"/>
+          <w:color w:val="000000"/>
+          <w:sz w:val="24"/>
+        </w:rPr>
+        <w:hyperlink r:id="rId12" w:history="1">
+          <w:r>
+            <w:rPr>
+              <w:rStyle w:val="Hyperlink"/>
+            </w:rPr>
+            <w:t>. O</w:t>
+          </w:r>
+        </w:hyperlink>
+      </w:r>
+      <w:r>
+        <w:rPr>
+          <w:rFonts w:ascii="Charis SIL Regular" w:hAnsi="Charis SIL Regular" w:eastAsia="Charis SIL Regular"/>
+          <w:b w:val="0"/>
+          <w:i w:val="0"/>
+          <w:color w:val="000000"/>
+          <w:sz w:val="24"/>
+        </w:rPr>
+        <w:t xml:space="preserve">bjects that were collected by the </w:t>
       </w:r>
       <w:r>
         <w:rPr>
@@ -1599,18 +1655,7 @@
           <w:color w:val="000000"/>
           <w:sz w:val="24"/>
         </w:rPr>
-        <w:t>Dut</w:t>
-      </w:r>
-      <w:r>
-        <w:rPr>
-          <w:u w:val="single" w:color="0000ff"/>
-          <w:rFonts w:ascii="Charis SIL Regular" w:hAnsi="Charis SIL Regular" w:eastAsia="Charis SIL Regular"/>
-          <w:b w:val="0"/>
-          <w:i w:val="0"/>
-          <w:color w:val="000000"/>
-          <w:sz w:val="24"/>
-        </w:rPr>
-        <w:t>ch Protestant</w:t>
+        <w:t>Dutch Protestant</w:t>
       </w:r>
       <w:r>
         <w:rPr>
@@ -1632,21 +1677,13 @@
       </w:r>
       <w:r>
         <w:rPr>
-          <w:u w:val="single" w:color="0000ff"/>
           <w:rFonts w:ascii="Charis SIL Regular" w:hAnsi="Charis SIL Regular" w:eastAsia="Charis SIL Regular"/>
           <w:b w:val="0"/>
           <w:i w:val="0"/>
           <w:color w:val="000000"/>
           <w:sz w:val="24"/>
         </w:rPr>
-        <w:hyperlink r:id="rId15" w:history="1">
-          <w:r>
-            <w:rPr>
-              <w:rStyle w:val="Hyperlink"/>
-            </w:rPr>
-            <w:t xml:space="preserve"> Catholic mis</w:t>
-          </w:r>
-        </w:hyperlink>
+        <w:t xml:space="preserve"> Catholic mis</w:t>
       </w:r>
       <w:r>
         <w:rPr>
@@ -2291,14 +2328,7 @@
           <w:sz w:val="24"/>
           <w:u w:val="single"/>
         </w:rPr>
-        <w:hyperlink r:id="rId19" w:history="1">
-          <w:r>
-            <w:rPr>
-              <w:rStyle w:val="Hyperlink"/>
-            </w:rPr>
-            <w:t>Churches</w:t>
-          </w:r>
-        </w:hyperlink>
+        <w:t>Churches in th</w:t>
       </w:r>
       <w:r>
         <w:rPr>
@@ -2309,83 +2339,7 @@
           <w:sz w:val="24"/>
           <w:u w:val="single"/>
         </w:rPr>
-        <w:t xml:space="preserve"> </w:t>
-      </w:r>
-      <w:r>
-        <w:rPr>
-          <w:rFonts w:ascii="Charis SIL Regular" w:hAnsi="Charis SIL Regular" w:eastAsia="Charis SIL Regular"/>
-          <w:b w:val="0"/>
-          <w:i w:val="0"/>
-          <w:color w:val="0000FF"/>
-          <w:sz w:val="24"/>
-          <w:u w:val="single"/>
-        </w:rPr>
-        <w:hyperlink r:id="rId19" w:history="1">
-          <w:r>
-            <w:rPr>
-              <w:rStyle w:val="Hyperlink"/>
-            </w:rPr>
-            <w:t>in</w:t>
-          </w:r>
-        </w:hyperlink>
-      </w:r>
-      <w:r>
-        <w:rPr>
-          <w:rFonts w:ascii="Charis SIL Regular" w:hAnsi="Charis SIL Regular" w:eastAsia="Charis SIL Regular"/>
-          <w:b w:val="0"/>
-          <w:i w:val="0"/>
-          <w:color w:val="0000FF"/>
-          <w:sz w:val="24"/>
-          <w:u w:val="single"/>
-        </w:rPr>
-        <w:t xml:space="preserve"> th</w:t>
-      </w:r>
-      <w:r>
-        <w:rPr>
-          <w:rFonts w:ascii="Charis SIL Regular" w:hAnsi="Charis SIL Regular" w:eastAsia="Charis SIL Regular"/>
-          <w:b w:val="0"/>
-          <w:i w:val="0"/>
-          <w:color w:val="0000FF"/>
-          <w:sz w:val="24"/>
-          <w:u w:val="single"/>
-        </w:rPr>
-        <w:hyperlink r:id="rId18" w:history="1">
-          <w:r>
-            <w:rPr>
-              <w:rStyle w:val="Hyperlink"/>
-            </w:rPr>
-            <w:t>e</w:t>
-          </w:r>
-        </w:hyperlink>
-      </w:r>
-      <w:r>
-        <w:rPr>
-          <w:rFonts w:ascii="Charis SIL Regular" w:hAnsi="Charis SIL Regular" w:eastAsia="Charis SIL Regular"/>
-          <w:b w:val="0"/>
-          <w:i w:val="0"/>
-          <w:color w:val="0000FF"/>
-          <w:sz w:val="24"/>
-          <w:u w:val="single"/>
-        </w:rPr>
-        <w:t xml:space="preserve"> </w:t>
-      </w:r>
-      <w:r>
-        <w:rPr>
-          <w:rFonts w:ascii="Charis SIL Regular" w:hAnsi="Charis SIL Regular" w:eastAsia="Charis SIL Regular"/>
-          <w:b w:val="0"/>
-          <w:i w:val="0"/>
-          <w:color w:val="0000FF"/>
-          <w:sz w:val="24"/>
-          <w:u w:val="single"/>
-        </w:rPr>
-        <w:hyperlink r:id="rId18" w:history="1">
-          <w:r>
-            <w:rPr>
-              <w:rStyle w:val="Hyperlink"/>
-            </w:rPr>
-            <w:t>Nether</w:t>
-          </w:r>
-        </w:hyperlink>
+        <w:t>e Nether</w:t>
       </w:r>
       <w:r>
         <w:rPr>
@@ -2407,13 +2361,21 @@
       </w:r>
       <w:r>
         <w:rPr>
+          <w:u w:val="single" w:color="0000ff"/>
           <w:rFonts w:ascii="Charis SIL Regular" w:hAnsi="Charis SIL Regular" w:eastAsia="Charis SIL Regular"/>
           <w:b w:val="0"/>
           <w:i w:val="0"/>
           <w:color w:val="000000"/>
           <w:sz w:val="24"/>
         </w:rPr>
-        <w:t xml:space="preserve">, </w:t>
+        <w:hyperlink r:id="rId18" w:history="1">
+          <w:r>
+            <w:rPr>
+              <w:rStyle w:val="Hyperlink"/>
+            </w:rPr>
+            <w:t xml:space="preserve">, </w:t>
+          </w:r>
+        </w:hyperlink>
       </w:r>
       <w:r>
         <w:rPr>
@@ -2460,7 +2422,7 @@
           <w:sz w:val="24"/>
           <w:u w:val="single"/>
         </w:rPr>
-        <w:hyperlink r:id="rId20" w:history="1">
+        <w:hyperlink r:id="rId19" w:history="1">
           <w:r>
             <w:rPr>
               <w:rStyle w:val="Hyperlink"/>
@@ -2478,7 +2440,7 @@
           <w:sz w:val="24"/>
           <w:u w:val="single"/>
         </w:rPr>
-        <w:hyperlink r:id="rId20" w:history="1">
+        <w:hyperlink r:id="rId19" w:history="1">
           <w:r>
             <w:rPr>
               <w:rStyle w:val="Hyperlink"/>
@@ -2496,7 +2458,7 @@
           <w:sz w:val="24"/>
           <w:u w:val="single"/>
         </w:rPr>
-        <w:hyperlink r:id="rId20" w:history="1">
+        <w:hyperlink r:id="rId19" w:history="1">
           <w:r>
             <w:rPr>
               <w:rStyle w:val="Hyperlink"/>
@@ -2514,7 +2476,7 @@
           <w:sz w:val="24"/>
           <w:u w:val="single"/>
         </w:rPr>
-        <w:hyperlink r:id="rId20" w:history="1">
+        <w:hyperlink r:id="rId19" w:history="1">
           <w:r>
             <w:rPr>
               <w:rStyle w:val="Hyperlink"/>
@@ -2543,7 +2505,7 @@
           <w:sz w:val="24"/>
           <w:u w:val="single"/>
         </w:rPr>
-        <w:hyperlink r:id="rId20" w:history="1">
+        <w:hyperlink r:id="rId19" w:history="1">
           <w:r>
             <w:rPr>
               <w:rStyle w:val="Hyperlink"/>
@@ -2554,13 +2516,50 @@
       </w:r>
       <w:r>
         <w:rPr>
+          <w:u w:val="single" w:color="0000ff"/>
           <w:rFonts w:ascii="Charis SIL Regular" w:hAnsi="Charis SIL Regular" w:eastAsia="Charis SIL Regular"/>
           <w:b w:val="0"/>
           <w:i w:val="0"/>
           <w:color w:val="000000"/>
           <w:sz w:val="24"/>
         </w:rPr>
-        <w:t xml:space="preserve"> at the Vrije U</w:t>
+        <w:hyperlink r:id="rId19" w:history="1">
+          <w:r>
+            <w:rPr>
+              <w:rStyle w:val="Hyperlink"/>
+            </w:rPr>
+            <w:t xml:space="preserve"> at the</w:t>
+          </w:r>
+        </w:hyperlink>
+      </w:r>
+      <w:r>
+        <w:rPr>
+          <w:u w:val="single" w:color="0000ff"/>
+          <w:rFonts w:ascii="Charis SIL Regular" w:hAnsi="Charis SIL Regular" w:eastAsia="Charis SIL Regular"/>
+          <w:b w:val="0"/>
+          <w:i w:val="0"/>
+          <w:color w:val="000000"/>
+          <w:sz w:val="24"/>
+        </w:rPr>
+        <w:t xml:space="preserve"> </w:t>
+      </w:r>
+      <w:r>
+        <w:rPr>
+          <w:u w:val="single" w:color="0000ff"/>
+          <w:rFonts w:ascii="Charis SIL Regular" w:hAnsi="Charis SIL Regular" w:eastAsia="Charis SIL Regular"/>
+          <w:b w:val="0"/>
+          <w:i w:val="0"/>
+          <w:color w:val="000000"/>
+          <w:sz w:val="24"/>
+        </w:rPr>
+        <w:hyperlink r:id="rId19" w:history="1">
+          <w:r>
+            <w:rPr>
+              <w:rStyle w:val="Hyperlink"/>
+            </w:rPr>
+            <w:t>Vrije U</w:t>
+          </w:r>
+        </w:hyperlink>
       </w:r>
       <w:r>
         <w:rPr>
@@ -2642,7 +2641,14 @@
           <w:color w:val="000000"/>
           <w:sz w:val="24"/>
         </w:rPr>
-        <w:t xml:space="preserve">teit, </w:t>
+        <w:hyperlink r:id="rId19" w:history="1">
+          <w:r>
+            <w:rPr>
+              <w:rStyle w:val="Hyperlink"/>
+            </w:rPr>
+            <w:t xml:space="preserve">teit, </w:t>
+          </w:r>
+        </w:hyperlink>
       </w:r>
       <w:r>
         <w:rPr>
@@ -2653,7 +2659,7 @@
           <w:sz w:val="24"/>
           <w:u w:val="single"/>
         </w:rPr>
-        <w:hyperlink r:id="rId21" w:history="1">
+        <w:hyperlink r:id="rId20" w:history="1">
           <w:r>
             <w:rPr>
               <w:rStyle w:val="Hyperlink"/>
@@ -2671,7 +2677,7 @@
           <w:sz w:val="24"/>
           <w:u w:val="single"/>
         </w:rPr>
-        <w:hyperlink r:id="rId21" w:history="1">
+        <w:hyperlink r:id="rId20" w:history="1">
           <w:r>
             <w:rPr>
               <w:rStyle w:val="Hyperlink"/>
@@ -2689,7 +2695,7 @@
           <w:sz w:val="24"/>
           <w:u w:val="single"/>
         </w:rPr>
-        <w:hyperlink r:id="rId21" w:history="1">
+        <w:hyperlink r:id="rId20" w:history="1">
           <w:r>
             <w:rPr>
               <w:rStyle w:val="Hyperlink"/>
@@ -2707,7 +2713,7 @@
           <w:sz w:val="24"/>
           <w:u w:val="single"/>
         </w:rPr>
-        <w:hyperlink r:id="rId21" w:history="1">
+        <w:hyperlink r:id="rId20" w:history="1">
           <w:r>
             <w:rPr>
               <w:rStyle w:val="Hyperlink"/>
@@ -2725,7 +2731,7 @@
           <w:sz w:val="24"/>
           <w:u w:val="single"/>
         </w:rPr>
-        <w:hyperlink r:id="rId21" w:history="1">
+        <w:hyperlink r:id="rId20" w:history="1">
           <w:r>
             <w:rPr>
               <w:rStyle w:val="Hyperlink"/>
@@ -2743,7 +2749,7 @@
           <w:sz w:val="24"/>
           <w:u w:val="single"/>
         </w:rPr>
-        <w:hyperlink r:id="rId21" w:history="1">
+        <w:hyperlink r:id="rId20" w:history="1">
           <w:r>
             <w:rPr>
               <w:rStyle w:val="Hyperlink"/>
@@ -2761,7 +2767,7 @@
           <w:sz w:val="24"/>
           <w:u w:val="single"/>
         </w:rPr>
-        <w:hyperlink r:id="rId21" w:history="1">
+        <w:hyperlink r:id="rId20" w:history="1">
           <w:r>
             <w:rPr>
               <w:rStyle w:val="Hyperlink"/>
@@ -2779,7 +2785,7 @@
           <w:sz w:val="24"/>
           <w:u w:val="single"/>
         </w:rPr>
-        <w:hyperlink r:id="rId21" w:history="1">
+        <w:hyperlink r:id="rId20" w:history="1">
           <w:r>
             <w:rPr>
               <w:rStyle w:val="Hyperlink"/>
@@ -2808,7 +2814,7 @@
           <w:sz w:val="24"/>
           <w:u w:val="single"/>
         </w:rPr>
-        <w:hyperlink r:id="rId21" w:history="1">
+        <w:hyperlink r:id="rId20" w:history="1">
           <w:r>
             <w:rPr>
               <w:rStyle w:val="Hyperlink"/>
@@ -2847,14 +2853,20 @@
       </w:r>
       <w:r>
         <w:rPr>
-          <w:u w:val="single" w:color="0000ff"/>
           <w:rFonts w:ascii="Charis SIL Regular" w:hAnsi="Charis SIL Regular" w:eastAsia="Charis SIL Regular"/>
           <w:b w:val="0"/>
           <w:i w:val="0"/>
           <w:color w:val="000000"/>
           <w:sz w:val="24"/>
         </w:rPr>
-        <w:t xml:space="preserve">e </w:t>
+        <w:hyperlink r:id="rId21" w:history="1">
+          <w:r>
+            <w:rPr>
+              <w:rStyle w:val="Hyperlink"/>
+            </w:rPr>
+            <w:t xml:space="preserve">e </w:t>
+          </w:r>
+        </w:hyperlink>
       </w:r>
       <w:r>
         <w:rPr>
@@ -2883,7 +2895,7 @@
           <w:sz w:val="24"/>
           <w:u w:val="single"/>
         </w:rPr>
-        <w:hyperlink r:id="rId20" w:history="1">
+        <w:hyperlink r:id="rId22" w:history="1">
           <w:r>
             <w:rPr>
               <w:rStyle w:val="Hyperlink"/>
@@ -2901,7 +2913,7 @@
           <w:sz w:val="24"/>
           <w:u w:val="single"/>
         </w:rPr>
-        <w:hyperlink r:id="rId20" w:history="1">
+        <w:hyperlink r:id="rId22" w:history="1">
           <w:r>
             <w:rPr>
               <w:rStyle w:val="Hyperlink"/>
@@ -2930,7 +2942,7 @@
           <w:sz w:val="24"/>
           <w:u w:val="single"/>
         </w:rPr>
-        <w:hyperlink r:id="rId20" w:history="1">
+        <w:hyperlink r:id="rId22" w:history="1">
           <w:r>
             <w:rPr>
               <w:rStyle w:val="Hyperlink"/>
@@ -3005,7 +3017,7 @@
           <w:color w:val="000000"/>
           <w:sz w:val="24"/>
         </w:rPr>
-        <w:hyperlink r:id="rId21" w:history="1">
+        <w:hyperlink r:id="rId20" w:history="1">
           <w:r>
             <w:rPr>
               <w:rStyle w:val="Hyperlink"/>
@@ -3043,7 +3055,7 @@
           <w:color w:val="000000"/>
           <w:sz w:val="24"/>
         </w:rPr>
-        <w:hyperlink r:id="rId21" w:history="1">
+        <w:hyperlink r:id="rId20" w:history="1">
           <w:r>
             <w:rPr>
               <w:rStyle w:val="Hyperlink"/>
@@ -3061,7 +3073,7 @@
           <w:color w:val="000000"/>
           <w:sz w:val="24"/>
         </w:rPr>
-        <w:hyperlink r:id="rId21" w:history="1">
+        <w:hyperlink r:id="rId20" w:history="1">
           <w:r>
             <w:rPr>
               <w:rStyle w:val="Hyperlink"/>
@@ -3079,7 +3091,7 @@
           <w:color w:val="000000"/>
           <w:sz w:val="24"/>
         </w:rPr>
-        <w:hyperlink r:id="rId21" w:history="1">
+        <w:hyperlink r:id="rId20" w:history="1">
           <w:r>
             <w:rPr>
               <w:rStyle w:val="Hyperlink"/>

--- a/EXPORTS/DOCX/published/niveau2/English/ChristianMission.docx
+++ b/EXPORTS/DOCX/published/niveau2/English/ChristianMission.docx
@@ -445,13 +445,68 @@
       </w:r>
       <w:r>
         <w:rPr>
+          <w:u w:val="single" w:color="0000ff"/>
           <w:rFonts w:ascii="Charis SIL Regular" w:hAnsi="Charis SIL Regular" w:eastAsia="Charis SIL Regular"/>
           <w:b w:val="0"/>
           <w:i w:val="0"/>
           <w:color w:val="000000"/>
           <w:sz w:val="24"/>
         </w:rPr>
-        <w:t>made up of objects that were collected by</w:t>
+        <w:t>made up of objects that were coll</w:t>
+      </w:r>
+      <w:r>
+        <w:rPr>
+          <w:u w:val="single" w:color="0000ff"/>
+          <w:rFonts w:ascii="Charis SIL Regular" w:hAnsi="Charis SIL Regular" w:eastAsia="Charis SIL Regular"/>
+          <w:b w:val="0"/>
+          <w:i w:val="0"/>
+          <w:color w:val="000000"/>
+          <w:sz w:val="24"/>
+        </w:rPr>
+        <w:hyperlink r:id="rId9" w:history="1">
+          <w:r>
+            <w:rPr>
+              <w:rStyle w:val="Hyperlink"/>
+            </w:rPr>
+            <w:t>ecte</w:t>
+          </w:r>
+        </w:hyperlink>
+      </w:r>
+      <w:r>
+        <w:rPr>
+          <w:u w:val="single" w:color="0000ff"/>
+          <w:rFonts w:ascii="Charis SIL Regular" w:hAnsi="Charis SIL Regular" w:eastAsia="Charis SIL Regular"/>
+          <w:b w:val="0"/>
+          <w:i w:val="0"/>
+          <w:color w:val="000000"/>
+          <w:sz w:val="24"/>
+        </w:rPr>
+        <w:hyperlink r:id="rId9" w:history="1">
+          <w:r>
+            <w:rPr>
+              <w:rStyle w:val="Hyperlink"/>
+            </w:rPr>
+            <w:t>d</w:t>
+          </w:r>
+        </w:hyperlink>
+      </w:r>
+      <w:r>
+        <w:rPr>
+          <w:u w:val="single" w:color="0000ff"/>
+          <w:rFonts w:ascii="Charis SIL Regular" w:hAnsi="Charis SIL Regular" w:eastAsia="Charis SIL Regular"/>
+          <w:b w:val="0"/>
+          <w:i w:val="0"/>
+          <w:color w:val="000000"/>
+          <w:sz w:val="24"/>
+        </w:rPr>
+        <w:hyperlink r:id="rId9" w:history="1">
+          <w:r>
+            <w:rPr>
+              <w:rStyle w:val="Hyperlink"/>
+            </w:rPr>
+            <w:t xml:space="preserve"> by</w:t>
+          </w:r>
+        </w:hyperlink>
       </w:r>
       <w:r>
         <w:rPr>
@@ -691,7 +746,7 @@
           <w:sz w:val="24"/>
           <w:u w:val="single"/>
         </w:rPr>
-        <w:hyperlink r:id="rId11" w:history="1">
+        <w:hyperlink r:id="rId10" w:history="1">
           <w:r>
             <w:rPr>
               <w:rStyle w:val="Hyperlink"/>
@@ -796,7 +851,7 @@
           <w:sz w:val="24"/>
           <w:u w:val="single"/>
         </w:rPr>
-        <w:hyperlink r:id="rId10" w:history="1">
+        <w:hyperlink r:id="rId11" w:history="1">
           <w:r>
             <w:rPr>
               <w:rStyle w:val="Hyperlink"/>
@@ -814,7 +869,14 @@
           <w:sz w:val="24"/>
           <w:u w:val="single"/>
         </w:rPr>
-        <w:t>ly</w:t>
+        <w:hyperlink r:id="rId11" w:history="1">
+          <w:r>
+            <w:rPr>
+              <w:rStyle w:val="Hyperlink"/>
+            </w:rPr>
+            <w:t>ly</w:t>
+          </w:r>
+        </w:hyperlink>
       </w:r>
       <w:r>
         <w:rPr>
@@ -836,7 +898,7 @@
           <w:sz w:val="24"/>
           <w:u w:val="single"/>
         </w:rPr>
-        <w:hyperlink r:id="rId10" w:history="1">
+        <w:hyperlink r:id="rId11" w:history="1">
           <w:r>
             <w:rPr>
               <w:rStyle w:val="Hyperlink"/>
@@ -1022,7 +1084,14 @@
           <w:color w:val="000000"/>
           <w:sz w:val="24"/>
         </w:rPr>
-        <w:t>se</w:t>
+        <w:hyperlink r:id="rId11" w:history="1">
+          <w:r>
+            <w:rPr>
+              <w:rStyle w:val="Hyperlink"/>
+            </w:rPr>
+            <w:t>se</w:t>
+          </w:r>
+        </w:hyperlink>
       </w:r>
       <w:r>
         <w:rPr>
@@ -1137,13 +1206,21 @@
       </w:r>
       <w:r>
         <w:rPr>
+          <w:u w:val="single" w:color="0000ff"/>
           <w:rFonts w:ascii="Charis SIL Regular" w:hAnsi="Charis SIL Regular" w:eastAsia="Charis SIL Regular"/>
           <w:b w:val="0"/>
           <w:i w:val="0"/>
           <w:color w:val="000000"/>
           <w:sz w:val="24"/>
         </w:rPr>
-        <w:t>2024</w:t>
+        <w:hyperlink r:id="rId12" w:history="1">
+          <w:r>
+            <w:rPr>
+              <w:rStyle w:val="Hyperlink"/>
+            </w:rPr>
+            <w:t>2024</w:t>
+          </w:r>
+        </w:hyperlink>
       </w:r>
       <w:r>
         <w:rPr>
@@ -1165,13 +1242,31 @@
       </w:r>
       <w:r>
         <w:rPr>
+          <w:u w:val="single" w:color="0000ff"/>
           <w:rFonts w:ascii="Charis SIL Regular" w:hAnsi="Charis SIL Regular" w:eastAsia="Charis SIL Regular"/>
           <w:b w:val="0"/>
           <w:i w:val="0"/>
           <w:color w:val="000000"/>
           <w:sz w:val="24"/>
         </w:rPr>
-        <w:t xml:space="preserve">bjects that were collected by the </w:t>
+        <w:hyperlink r:id="rId12" w:history="1">
+          <w:r>
+            <w:rPr>
+              <w:rStyle w:val="Hyperlink"/>
+            </w:rPr>
+            <w:t>bjec</w:t>
+          </w:r>
+        </w:hyperlink>
+      </w:r>
+      <w:r>
+        <w:rPr>
+          <w:rFonts w:ascii="Charis SIL Regular" w:hAnsi="Charis SIL Regular" w:eastAsia="Charis SIL Regular"/>
+          <w:b w:val="0"/>
+          <w:i w:val="0"/>
+          <w:color w:val="000000"/>
+          <w:sz w:val="24"/>
+        </w:rPr>
+        <w:t xml:space="preserve">ts that were collected by the </w:t>
       </w:r>
       <w:r>
         <w:rPr>
@@ -1278,7 +1373,50 @@
           <w:color w:val="000000"/>
           <w:sz w:val="24"/>
         </w:rPr>
-        <w:t>si, can be predominantly</w:t>
+        <w:hyperlink r:id="rId13" w:history="1">
+          <w:r>
+            <w:rPr>
+              <w:rStyle w:val="Hyperlink"/>
+            </w:rPr>
+            <w:t>si, can be pre</w:t>
+          </w:r>
+        </w:hyperlink>
+      </w:r>
+      <w:r>
+        <w:rPr>
+          <w:u w:val="single" w:color="0000ff"/>
+          <w:rFonts w:ascii="Charis SIL Regular" w:hAnsi="Charis SIL Regular" w:eastAsia="Charis SIL Regular"/>
+          <w:b w:val="0"/>
+          <w:i w:val="0"/>
+          <w:color w:val="000000"/>
+          <w:sz w:val="24"/>
+        </w:rPr>
+        <w:hyperlink r:id="rId13" w:history="1">
+          <w:r>
+            <w:rPr>
+              <w:rStyle w:val="Hyperlink"/>
+            </w:rPr>
+            <w:t>d</w:t>
+          </w:r>
+        </w:hyperlink>
+      </w:r>
+      <w:r>
+        <w:rPr>
+          <w:u w:val="single" w:color="0000ff"/>
+          <w:rFonts w:ascii="Charis SIL Regular" w:hAnsi="Charis SIL Regular" w:eastAsia="Charis SIL Regular"/>
+          <w:b w:val="0"/>
+          <w:i w:val="0"/>
+          <w:color w:val="000000"/>
+          <w:sz w:val="24"/>
+        </w:rPr>
+        <w:hyperlink r:id="rId13" w:history="1">
+          <w:r>
+            <w:rPr>
+              <w:rStyle w:val="Hyperlink"/>
+            </w:rPr>
+            <w:t>ominantly</w:t>
+          </w:r>
+        </w:hyperlink>
       </w:r>
       <w:r>
         <w:rPr>
@@ -1655,35 +1793,7 @@
           <w:color w:val="000000"/>
           <w:sz w:val="24"/>
         </w:rPr>
-        <w:t>Dutch Protestant</w:t>
-      </w:r>
-      <w:r>
-        <w:rPr>
-          <w:u w:val="single" w:color="0000ff"/>
-          <w:rFonts w:ascii="Charis SIL Regular" w:hAnsi="Charis SIL Regular" w:eastAsia="Charis SIL Regular"/>
-          <w:b w:val="0"/>
-          <w:i w:val="0"/>
-          <w:color w:val="000000"/>
-          <w:sz w:val="24"/>
-        </w:rPr>
-        <w:hyperlink r:id="rId15" w:history="1">
-          <w:r>
-            <w:rPr>
-              <w:rStyle w:val="Hyperlink"/>
-            </w:rPr>
-            <w:t xml:space="preserve"> and</w:t>
-          </w:r>
-        </w:hyperlink>
-      </w:r>
-      <w:r>
-        <w:rPr>
-          <w:rFonts w:ascii="Charis SIL Regular" w:hAnsi="Charis SIL Regular" w:eastAsia="Charis SIL Regular"/>
-          <w:b w:val="0"/>
-          <w:i w:val="0"/>
-          <w:color w:val="000000"/>
-          <w:sz w:val="24"/>
-        </w:rPr>
-        <w:t xml:space="preserve"> Catholic mis</w:t>
+        <w:t>Dutch Protestant and Catholic mis</w:t>
       </w:r>
       <w:r>
         <w:rPr>
@@ -2849,24 +2959,7 @@
           <w:color w:val="000000"/>
           <w:sz w:val="24"/>
         </w:rPr>
-        <w:t>th</w:t>
-      </w:r>
-      <w:r>
-        <w:rPr>
-          <w:rFonts w:ascii="Charis SIL Regular" w:hAnsi="Charis SIL Regular" w:eastAsia="Charis SIL Regular"/>
-          <w:b w:val="0"/>
-          <w:i w:val="0"/>
-          <w:color w:val="000000"/>
-          <w:sz w:val="24"/>
-        </w:rPr>
-        <w:hyperlink r:id="rId21" w:history="1">
-          <w:r>
-            <w:rPr>
-              <w:rStyle w:val="Hyperlink"/>
-            </w:rPr>
-            <w:t xml:space="preserve">e </w:t>
-          </w:r>
-        </w:hyperlink>
+        <w:t xml:space="preserve">the </w:t>
       </w:r>
       <w:r>
         <w:rPr>
@@ -2877,7 +2970,7 @@
           <w:sz w:val="24"/>
           <w:u w:val="single"/>
         </w:rPr>
-        <w:hyperlink r:id="rId22" w:history="1">
+        <w:hyperlink r:id="rId21" w:history="1">
           <w:r>
             <w:rPr>
               <w:rStyle w:val="Hyperlink"/>
@@ -2895,7 +2988,7 @@
           <w:sz w:val="24"/>
           <w:u w:val="single"/>
         </w:rPr>
-        <w:hyperlink r:id="rId22" w:history="1">
+        <w:hyperlink r:id="rId21" w:history="1">
           <w:r>
             <w:rPr>
               <w:rStyle w:val="Hyperlink"/>
@@ -2913,7 +3006,7 @@
           <w:sz w:val="24"/>
           <w:u w:val="single"/>
         </w:rPr>
-        <w:hyperlink r:id="rId22" w:history="1">
+        <w:hyperlink r:id="rId21" w:history="1">
           <w:r>
             <w:rPr>
               <w:rStyle w:val="Hyperlink"/>
@@ -2942,7 +3035,7 @@
           <w:sz w:val="24"/>
           <w:u w:val="single"/>
         </w:rPr>
-        <w:hyperlink r:id="rId22" w:history="1">
+        <w:hyperlink r:id="rId21" w:history="1">
           <w:r>
             <w:rPr>
               <w:rStyle w:val="Hyperlink"/>
@@ -2960,7 +3053,7 @@
           <w:sz w:val="24"/>
           <w:u w:val="single"/>
         </w:rPr>
-        <w:hyperlink r:id="rId22" w:history="1">
+        <w:hyperlink r:id="rId21" w:history="1">
           <w:r>
             <w:rPr>
               <w:rStyle w:val="Hyperlink"/>
@@ -2989,7 +3082,7 @@
           <w:sz w:val="24"/>
           <w:u w:val="single"/>
         </w:rPr>
-        <w:hyperlink r:id="rId22" w:history="1">
+        <w:hyperlink r:id="rId21" w:history="1">
           <w:r>
             <w:rPr>
               <w:rStyle w:val="Hyperlink"/>
@@ -3102,6 +3195,16 @@
       </w:r>
       <w:r>
         <w:rPr>
+          <w:rFonts w:ascii="Charis SIL Regular" w:hAnsi="Charis SIL Regular" w:eastAsia="Charis SIL Regular"/>
+          <w:b w:val="0"/>
+          <w:i w:val="0"/>
+          <w:color w:val="000000"/>
+          <w:sz w:val="24"/>
+        </w:rPr>
+        <w:t>the count</w:t>
+      </w:r>
+      <w:r>
+        <w:rPr>
           <w:u w:val="single" w:color="0000ff"/>
           <w:rFonts w:ascii="Charis SIL Regular" w:hAnsi="Charis SIL Regular" w:eastAsia="Charis SIL Regular"/>
           <w:b w:val="0"/>
@@ -3109,28 +3212,7 @@
           <w:color w:val="000000"/>
           <w:sz w:val="24"/>
         </w:rPr>
-        <w:t>t</w:t>
-      </w:r>
-      <w:r>
-        <w:rPr>
-          <w:rFonts w:ascii="Charis SIL Regular" w:hAnsi="Charis SIL Regular" w:eastAsia="Charis SIL Regular"/>
-          <w:b w:val="0"/>
-          <w:i w:val="0"/>
-          <w:color w:val="000000"/>
-          <w:sz w:val="24"/>
-        </w:rPr>
-        <w:t>he count</w:t>
-      </w:r>
-      <w:r>
-        <w:rPr>
-          <w:u w:val="single" w:color="0000ff"/>
-          <w:rFonts w:ascii="Charis SIL Regular" w:hAnsi="Charis SIL Regular" w:eastAsia="Charis SIL Regular"/>
-          <w:b w:val="0"/>
-          <w:i w:val="0"/>
-          <w:color w:val="000000"/>
-          <w:sz w:val="24"/>
-        </w:rPr>
-        <w:hyperlink r:id="rId22" w:history="1">
+        <w:hyperlink r:id="rId21" w:history="1">
           <w:r>
             <w:rPr>
               <w:rStyle w:val="Hyperlink"/>
@@ -3148,7 +3230,7 @@
           <w:color w:val="000000"/>
           <w:sz w:val="24"/>
         </w:rPr>
-        <w:hyperlink r:id="rId22" w:history="1">
+        <w:hyperlink r:id="rId21" w:history="1">
           <w:r>
             <w:rPr>
               <w:rStyle w:val="Hyperlink"/>
@@ -3166,7 +3248,7 @@
           <w:color w:val="000000"/>
           <w:sz w:val="24"/>
         </w:rPr>
-        <w:hyperlink r:id="rId22" w:history="1">
+        <w:hyperlink r:id="rId21" w:history="1">
           <w:r>
             <w:rPr>
               <w:rStyle w:val="Hyperlink"/>
@@ -3657,7 +3739,7 @@
           <w:sz w:val="24"/>
           <w:u w:val="single"/>
         </w:rPr>
-        <w:hyperlink r:id="rId23" w:history="1">
+        <w:hyperlink r:id="rId22" w:history="1">
           <w:r>
             <w:rPr>
               <w:rStyle w:val="Hyperlink"/>
@@ -3675,7 +3757,7 @@
           <w:sz w:val="24"/>
           <w:u w:val="single"/>
         </w:rPr>
-        <w:hyperlink r:id="rId23" w:history="1">
+        <w:hyperlink r:id="rId22" w:history="1">
           <w:r>
             <w:rPr>
               <w:rStyle w:val="Hyperlink"/>
@@ -3693,7 +3775,7 @@
           <w:sz w:val="24"/>
           <w:u w:val="single"/>
         </w:rPr>
-        <w:hyperlink r:id="rId23" w:history="1">
+        <w:hyperlink r:id="rId22" w:history="1">
           <w:r>
             <w:rPr>
               <w:rStyle w:val="Hyperlink"/>
@@ -3711,7 +3793,7 @@
           <w:sz w:val="24"/>
           <w:u w:val="single"/>
         </w:rPr>
-        <w:hyperlink r:id="rId23" w:history="1">
+        <w:hyperlink r:id="rId22" w:history="1">
           <w:r>
             <w:rPr>
               <w:rStyle w:val="Hyperlink"/>
@@ -3729,7 +3811,7 @@
           <w:sz w:val="24"/>
           <w:u w:val="single"/>
         </w:rPr>
-        <w:hyperlink r:id="rId23" w:history="1">
+        <w:hyperlink r:id="rId22" w:history="1">
           <w:r>
             <w:rPr>
               <w:rStyle w:val="Hyperlink"/>
@@ -3747,7 +3829,7 @@
           <w:sz w:val="24"/>
           <w:u w:val="single"/>
         </w:rPr>
-        <w:hyperlink r:id="rId23" w:history="1">
+        <w:hyperlink r:id="rId22" w:history="1">
           <w:r>
             <w:rPr>
               <w:rStyle w:val="Hyperlink"/>
@@ -3765,7 +3847,7 @@
           <w:sz w:val="24"/>
           <w:u w:val="single"/>
         </w:rPr>
-        <w:hyperlink r:id="rId23" w:history="1">
+        <w:hyperlink r:id="rId22" w:history="1">
           <w:r>
             <w:rPr>
               <w:rStyle w:val="Hyperlink"/>
@@ -3873,7 +3955,7 @@
           <w:sz w:val="24"/>
           <w:u w:val="single"/>
         </w:rPr>
-        <w:hyperlink r:id="rId24" w:history="1">
+        <w:hyperlink r:id="rId23" w:history="1">
           <w:r>
             <w:rPr>
               <w:rStyle w:val="Hyperlink"/>
@@ -3891,7 +3973,7 @@
           <w:sz w:val="24"/>
           <w:u w:val="single"/>
         </w:rPr>
-        <w:hyperlink r:id="rId24" w:history="1">
+        <w:hyperlink r:id="rId23" w:history="1">
           <w:r>
             <w:rPr>
               <w:rStyle w:val="Hyperlink"/>
@@ -3909,7 +3991,7 @@
           <w:sz w:val="24"/>
           <w:u w:val="single"/>
         </w:rPr>
-        <w:hyperlink r:id="rId24" w:history="1">
+        <w:hyperlink r:id="rId23" w:history="1">
           <w:r>
             <w:rPr>
               <w:rStyle w:val="Hyperlink"/>
@@ -4027,7 +4109,7 @@
           <w:sz w:val="24"/>
           <w:u w:val="single"/>
         </w:rPr>
-        <w:hyperlink r:id="rId25" w:history="1">
+        <w:hyperlink r:id="rId24" w:history="1">
           <w:r>
             <w:rPr>
               <w:rStyle w:val="Hyperlink"/>
@@ -4045,7 +4127,7 @@
           <w:sz w:val="24"/>
           <w:u w:val="single"/>
         </w:rPr>
-        <w:hyperlink r:id="rId25" w:history="1">
+        <w:hyperlink r:id="rId24" w:history="1">
           <w:r>
             <w:rPr>
               <w:rStyle w:val="Hyperlink"/>
@@ -4063,7 +4145,7 @@
           <w:sz w:val="24"/>
           <w:u w:val="single"/>
         </w:rPr>
-        <w:hyperlink r:id="rId25" w:history="1">
+        <w:hyperlink r:id="rId24" w:history="1">
           <w:r>
             <w:rPr>
               <w:rStyle w:val="Hyperlink"/>
@@ -4080,7 +4162,7 @@
           <w:color w:val="0000FF"/>
           <w:sz w:val="24"/>
         </w:rPr>
-        <w:hyperlink r:id="rId25" w:history="1">
+        <w:hyperlink r:id="rId24" w:history="1">
           <w:r>
             <w:rPr>
               <w:rStyle w:val="Hyperlink"/>
@@ -4137,7 +4219,7 @@
           <w:sz w:val="24"/>
           <w:u w:val="single"/>
         </w:rPr>
-        <w:hyperlink r:id="rId25" w:history="1">
+        <w:hyperlink r:id="rId24" w:history="1">
           <w:r>
             <w:rPr>
               <w:rStyle w:val="Hyperlink"/>
@@ -4255,7 +4337,7 @@
           <w:sz w:val="24"/>
           <w:u w:val="single"/>
         </w:rPr>
-        <w:hyperlink r:id="rId26" w:history="1">
+        <w:hyperlink r:id="rId25" w:history="1">
           <w:r>
             <w:rPr>
               <w:rStyle w:val="Hyperlink"/>
@@ -4273,7 +4355,7 @@
           <w:sz w:val="24"/>
           <w:u w:val="single"/>
         </w:rPr>
-        <w:hyperlink r:id="rId26" w:history="1">
+        <w:hyperlink r:id="rId25" w:history="1">
           <w:r>
             <w:rPr>
               <w:rStyle w:val="Hyperlink"/>
@@ -4401,7 +4483,7 @@
           <w:sz w:val="24"/>
           <w:u w:val="single"/>
         </w:rPr>
-        <w:hyperlink r:id="rId27" w:history="1">
+        <w:hyperlink r:id="rId26" w:history="1">
           <w:r>
             <w:rPr>
               <w:rStyle w:val="Hyperlink"/>
@@ -4419,7 +4501,7 @@
           <w:sz w:val="24"/>
           <w:u w:val="single"/>
         </w:rPr>
-        <w:hyperlink r:id="rId27" w:history="1">
+        <w:hyperlink r:id="rId26" w:history="1">
           <w:r>
             <w:rPr>
               <w:rStyle w:val="Hyperlink"/>
@@ -4437,7 +4519,7 @@
           <w:sz w:val="24"/>
           <w:u w:val="single"/>
         </w:rPr>
-        <w:hyperlink r:id="rId27" w:history="1">
+        <w:hyperlink r:id="rId26" w:history="1">
           <w:r>
             <w:rPr>
               <w:rStyle w:val="Hyperlink"/>
@@ -4454,7 +4536,7 @@
           <w:color w:val="0000FF"/>
           <w:sz w:val="24"/>
         </w:rPr>
-        <w:hyperlink r:id="rId27" w:history="1">
+        <w:hyperlink r:id="rId26" w:history="1">
           <w:r>
             <w:rPr>
               <w:rStyle w:val="Hyperlink"/>
@@ -4482,7 +4564,7 @@
           <w:sz w:val="24"/>
           <w:u w:val="single"/>
         </w:rPr>
-        <w:hyperlink r:id="rId27" w:history="1">
+        <w:hyperlink r:id="rId26" w:history="1">
           <w:r>
             <w:rPr>
               <w:rStyle w:val="Hyperlink"/>
@@ -4500,7 +4582,7 @@
           <w:sz w:val="24"/>
           <w:u w:val="single"/>
         </w:rPr>
-        <w:hyperlink r:id="rId27" w:history="1">
+        <w:hyperlink r:id="rId26" w:history="1">
           <w:r>
             <w:rPr>
               <w:rStyle w:val="Hyperlink"/>
@@ -4601,7 +4683,7 @@
           <w:sz w:val="24"/>
           <w:u w:val="single"/>
         </w:rPr>
-        <w:hyperlink r:id="rId28" w:history="1">
+        <w:hyperlink r:id="rId27" w:history="1">
           <w:r>
             <w:rPr>
               <w:rStyle w:val="Hyperlink"/>
@@ -4619,7 +4701,7 @@
           <w:sz w:val="24"/>
           <w:u w:val="single"/>
         </w:rPr>
-        <w:hyperlink r:id="rId28" w:history="1">
+        <w:hyperlink r:id="rId27" w:history="1">
           <w:r>
             <w:rPr>
               <w:rStyle w:val="Hyperlink"/>
@@ -4737,7 +4819,7 @@
           <w:sz w:val="24"/>
           <w:u w:val="single"/>
         </w:rPr>
-        <w:hyperlink r:id="rId29" w:history="1">
+        <w:hyperlink r:id="rId28" w:history="1">
           <w:r>
             <w:rPr>
               <w:rStyle w:val="Hyperlink"/>
@@ -4755,7 +4837,7 @@
           <w:sz w:val="24"/>
           <w:u w:val="single"/>
         </w:rPr>
-        <w:hyperlink r:id="rId29" w:history="1">
+        <w:hyperlink r:id="rId28" w:history="1">
           <w:r>
             <w:rPr>
               <w:rStyle w:val="Hyperlink"/>
@@ -4853,7 +4935,7 @@
           <w:sz w:val="24"/>
           <w:u w:val="single"/>
         </w:rPr>
-        <w:hyperlink r:id="rId30" w:history="1">
+        <w:hyperlink r:id="rId29" w:history="1">
           <w:r>
             <w:rPr>
               <w:rStyle w:val="Hyperlink"/>
@@ -4871,7 +4953,7 @@
           <w:sz w:val="24"/>
           <w:u w:val="single"/>
         </w:rPr>
-        <w:hyperlink r:id="rId30" w:history="1">
+        <w:hyperlink r:id="rId29" w:history="1">
           <w:r>
             <w:rPr>
               <w:rStyle w:val="Hyperlink"/>

--- a/EXPORTS/DOCX/published/niveau2/English/ChristianMission.docx
+++ b/EXPORTS/DOCX/published/niveau2/English/ChristianMission.docx
@@ -452,7 +452,68 @@
           <w:color w:val="000000"/>
           <w:sz w:val="24"/>
         </w:rPr>
-        <w:t>made up of objects that were coll</w:t>
+        <w:hyperlink r:id="rId9" w:history="1">
+          <w:r>
+            <w:rPr>
+              <w:rStyle w:val="Hyperlink"/>
+            </w:rPr>
+            <w:t>made up of ob</w:t>
+          </w:r>
+        </w:hyperlink>
+      </w:r>
+      <w:r>
+        <w:rPr>
+          <w:u w:val="single" w:color="0000ff"/>
+          <w:rFonts w:ascii="Charis SIL Regular" w:hAnsi="Charis SIL Regular" w:eastAsia="Charis SIL Regular"/>
+          <w:b w:val="0"/>
+          <w:i w:val="0"/>
+          <w:color w:val="000000"/>
+          <w:sz w:val="24"/>
+        </w:rPr>
+        <w:hyperlink r:id="rId9" w:history="1">
+          <w:r>
+            <w:rPr>
+              <w:rStyle w:val="Hyperlink"/>
+            </w:rPr>
+            <w:t>jects tha</w:t>
+          </w:r>
+        </w:hyperlink>
+      </w:r>
+      <w:r>
+        <w:rPr>
+          <w:u w:val="single" w:color="0000ff"/>
+          <w:rFonts w:ascii="Charis SIL Regular" w:hAnsi="Charis SIL Regular" w:eastAsia="Charis SIL Regular"/>
+          <w:b w:val="0"/>
+          <w:i w:val="0"/>
+          <w:color w:val="000000"/>
+          <w:sz w:val="24"/>
+        </w:rPr>
+        <w:hyperlink r:id="rId9" w:history="1">
+          <w:r>
+            <w:rPr>
+              <w:rStyle w:val="Hyperlink"/>
+            </w:rPr>
+            <w:t>t</w:t>
+          </w:r>
+        </w:hyperlink>
+      </w:r>
+      <w:r>
+        <w:rPr>
+          <w:u w:val="single" w:color="0000ff"/>
+          <w:rFonts w:ascii="Charis SIL Regular" w:hAnsi="Charis SIL Regular" w:eastAsia="Charis SIL Regular"/>
+          <w:b w:val="0"/>
+          <w:i w:val="0"/>
+          <w:color w:val="000000"/>
+          <w:sz w:val="24"/>
+        </w:rPr>
+        <w:hyperlink r:id="rId9" w:history="1">
+          <w:r>
+            <w:rPr>
+              <w:rStyle w:val="Hyperlink"/>
+            </w:rPr>
+            <w:t xml:space="preserve"> were coll</w:t>
+          </w:r>
+        </w:hyperlink>
       </w:r>
       <w:r>
         <w:rPr>
@@ -746,7 +807,7 @@
           <w:sz w:val="24"/>
           <w:u w:val="single"/>
         </w:rPr>
-        <w:hyperlink r:id="rId10" w:history="1">
+        <w:hyperlink r:id="rId11" w:history="1">
           <w:r>
             <w:rPr>
               <w:rStyle w:val="Hyperlink"/>
@@ -869,7 +930,7 @@
           <w:sz w:val="24"/>
           <w:u w:val="single"/>
         </w:rPr>
-        <w:hyperlink r:id="rId11" w:history="1">
+        <w:hyperlink r:id="rId10" w:history="1">
           <w:r>
             <w:rPr>
               <w:rStyle w:val="Hyperlink"/>
@@ -898,7 +959,7 @@
           <w:sz w:val="24"/>
           <w:u w:val="single"/>
         </w:rPr>
-        <w:hyperlink r:id="rId11" w:history="1">
+        <w:hyperlink r:id="rId10" w:history="1">
           <w:r>
             <w:rPr>
               <w:rStyle w:val="Hyperlink"/>
@@ -1793,7 +1854,43 @@
           <w:color w:val="000000"/>
           <w:sz w:val="24"/>
         </w:rPr>
-        <w:t>Dutch Protestant and Catholic mis</w:t>
+        <w:t>Dutch Protestant</w:t>
+      </w:r>
+      <w:r>
+        <w:rPr>
+          <w:u w:val="single" w:color="0000ff"/>
+          <w:rFonts w:ascii="Charis SIL Regular" w:hAnsi="Charis SIL Regular" w:eastAsia="Charis SIL Regular"/>
+          <w:b w:val="0"/>
+          <w:i w:val="0"/>
+          <w:color w:val="000000"/>
+          <w:sz w:val="24"/>
+        </w:rPr>
+        <w:hyperlink r:id="rId15" w:history="1">
+          <w:r>
+            <w:rPr>
+              <w:rStyle w:val="Hyperlink"/>
+            </w:rPr>
+            <w:t xml:space="preserve"> and</w:t>
+          </w:r>
+        </w:hyperlink>
+      </w:r>
+      <w:r>
+        <w:rPr>
+          <w:u w:val="single" w:color="0000ff"/>
+          <w:rFonts w:ascii="Charis SIL Regular" w:hAnsi="Charis SIL Regular" w:eastAsia="Charis SIL Regular"/>
+          <w:b w:val="0"/>
+          <w:i w:val="0"/>
+          <w:color w:val="000000"/>
+          <w:sz w:val="24"/>
+        </w:rPr>
+        <w:hyperlink r:id="rId15" w:history="1">
+          <w:r>
+            <w:rPr>
+              <w:rStyle w:val="Hyperlink"/>
+            </w:rPr>
+            <w:t xml:space="preserve"> Catholic mis</w:t>
+          </w:r>
+        </w:hyperlink>
       </w:r>
       <w:r>
         <w:rPr>
@@ -2436,20 +2533,8 @@
           <w:i w:val="0"/>
           <w:color w:val="0000FF"/>
           <w:sz w:val="24"/>
-          <w:u w:val="single"/>
-        </w:rPr>
-        <w:t>Churches in th</w:t>
-      </w:r>
-      <w:r>
-        <w:rPr>
-          <w:rFonts w:ascii="Charis SIL Regular" w:hAnsi="Charis SIL Regular" w:eastAsia="Charis SIL Regular"/>
-          <w:b w:val="0"/>
-          <w:i w:val="0"/>
-          <w:color w:val="0000FF"/>
-          <w:sz w:val="24"/>
-          <w:u w:val="single"/>
-        </w:rPr>
-        <w:t>e Nether</w:t>
+        </w:rPr>
+        <w:t>Churches in the Nether</w:t>
       </w:r>
       <w:r>
         <w:rPr>
@@ -2615,7 +2700,7 @@
           <w:sz w:val="24"/>
           <w:u w:val="single"/>
         </w:rPr>
-        <w:hyperlink r:id="rId19" w:history="1">
+        <w:hyperlink r:id="rId20" w:history="1">
           <w:r>
             <w:rPr>
               <w:rStyle w:val="Hyperlink"/>
@@ -2745,6 +2830,7 @@
       </w:r>
       <w:r>
         <w:rPr>
+          <w:u w:val="single" w:color="0000ff"/>
           <w:rFonts w:ascii="Charis SIL Regular" w:hAnsi="Charis SIL Regular" w:eastAsia="Charis SIL Regular"/>
           <w:b w:val="0"/>
           <w:i w:val="0"/>
@@ -2769,7 +2855,7 @@
           <w:sz w:val="24"/>
           <w:u w:val="single"/>
         </w:rPr>
-        <w:hyperlink r:id="rId20" w:history="1">
+        <w:hyperlink r:id="rId21" w:history="1">
           <w:r>
             <w:rPr>
               <w:rStyle w:val="Hyperlink"/>
@@ -2787,7 +2873,7 @@
           <w:sz w:val="24"/>
           <w:u w:val="single"/>
         </w:rPr>
-        <w:hyperlink r:id="rId20" w:history="1">
+        <w:hyperlink r:id="rId21" w:history="1">
           <w:r>
             <w:rPr>
               <w:rStyle w:val="Hyperlink"/>
@@ -2805,7 +2891,7 @@
           <w:sz w:val="24"/>
           <w:u w:val="single"/>
         </w:rPr>
-        <w:hyperlink r:id="rId20" w:history="1">
+        <w:hyperlink r:id="rId21" w:history="1">
           <w:r>
             <w:rPr>
               <w:rStyle w:val="Hyperlink"/>
@@ -2823,7 +2909,7 @@
           <w:sz w:val="24"/>
           <w:u w:val="single"/>
         </w:rPr>
-        <w:hyperlink r:id="rId20" w:history="1">
+        <w:hyperlink r:id="rId21" w:history="1">
           <w:r>
             <w:rPr>
               <w:rStyle w:val="Hyperlink"/>
@@ -2841,7 +2927,7 @@
           <w:sz w:val="24"/>
           <w:u w:val="single"/>
         </w:rPr>
-        <w:hyperlink r:id="rId20" w:history="1">
+        <w:hyperlink r:id="rId21" w:history="1">
           <w:r>
             <w:rPr>
               <w:rStyle w:val="Hyperlink"/>
@@ -2859,7 +2945,7 @@
           <w:sz w:val="24"/>
           <w:u w:val="single"/>
         </w:rPr>
-        <w:hyperlink r:id="rId20" w:history="1">
+        <w:hyperlink r:id="rId21" w:history="1">
           <w:r>
             <w:rPr>
               <w:rStyle w:val="Hyperlink"/>
@@ -2877,7 +2963,7 @@
           <w:sz w:val="24"/>
           <w:u w:val="single"/>
         </w:rPr>
-        <w:hyperlink r:id="rId20" w:history="1">
+        <w:hyperlink r:id="rId21" w:history="1">
           <w:r>
             <w:rPr>
               <w:rStyle w:val="Hyperlink"/>
@@ -2895,7 +2981,7 @@
           <w:sz w:val="24"/>
           <w:u w:val="single"/>
         </w:rPr>
-        <w:hyperlink r:id="rId20" w:history="1">
+        <w:hyperlink r:id="rId21" w:history="1">
           <w:r>
             <w:rPr>
               <w:rStyle w:val="Hyperlink"/>
@@ -2924,7 +3010,7 @@
           <w:sz w:val="24"/>
           <w:u w:val="single"/>
         </w:rPr>
-        <w:hyperlink r:id="rId20" w:history="1">
+        <w:hyperlink r:id="rId21" w:history="1">
           <w:r>
             <w:rPr>
               <w:rStyle w:val="Hyperlink"/>
@@ -2935,42 +3021,24 @@
       </w:r>
       <w:r>
         <w:rPr>
-          <w:u w:val="single" w:color="0000ff"/>
           <w:rFonts w:ascii="Charis SIL Regular" w:hAnsi="Charis SIL Regular" w:eastAsia="Charis SIL Regular"/>
           <w:b w:val="0"/>
           <w:i w:val="0"/>
           <w:color w:val="000000"/>
           <w:sz w:val="24"/>
         </w:rPr>
-        <w:hyperlink r:id="rId19" w:history="1">
-          <w:r>
-            <w:rPr>
-              <w:rStyle w:val="Hyperlink"/>
-            </w:rPr>
-            <w:t xml:space="preserve">, and </w:t>
-          </w:r>
-        </w:hyperlink>
+        <w:t xml:space="preserve">, and the </w:t>
       </w:r>
       <w:r>
         <w:rPr>
           <w:rFonts w:ascii="Charis SIL Regular" w:hAnsi="Charis SIL Regular" w:eastAsia="Charis SIL Regular"/>
           <w:b w:val="0"/>
           <w:i w:val="0"/>
-          <w:color w:val="000000"/>
-          <w:sz w:val="24"/>
-        </w:rPr>
-        <w:t xml:space="preserve">the </w:t>
-      </w:r>
-      <w:r>
-        <w:rPr>
-          <w:rFonts w:ascii="Charis SIL Regular" w:hAnsi="Charis SIL Regular" w:eastAsia="Charis SIL Regular"/>
-          <w:b w:val="0"/>
-          <w:i w:val="0"/>
           <w:color w:val="0000FF"/>
           <w:sz w:val="24"/>
           <w:u w:val="single"/>
         </w:rPr>
-        <w:hyperlink r:id="rId21" w:history="1">
+        <w:hyperlink r:id="rId22" w:history="1">
           <w:r>
             <w:rPr>
               <w:rStyle w:val="Hyperlink"/>
@@ -2988,7 +3056,7 @@
           <w:sz w:val="24"/>
           <w:u w:val="single"/>
         </w:rPr>
-        <w:hyperlink r:id="rId21" w:history="1">
+        <w:hyperlink r:id="rId22" w:history="1">
           <w:r>
             <w:rPr>
               <w:rStyle w:val="Hyperlink"/>
@@ -3006,7 +3074,7 @@
           <w:sz w:val="24"/>
           <w:u w:val="single"/>
         </w:rPr>
-        <w:hyperlink r:id="rId21" w:history="1">
+        <w:hyperlink r:id="rId20" w:history="1">
           <w:r>
             <w:rPr>
               <w:rStyle w:val="Hyperlink"/>
@@ -3035,7 +3103,7 @@
           <w:sz w:val="24"/>
           <w:u w:val="single"/>
         </w:rPr>
-        <w:hyperlink r:id="rId21" w:history="1">
+        <w:hyperlink r:id="rId20" w:history="1">
           <w:r>
             <w:rPr>
               <w:rStyle w:val="Hyperlink"/>
@@ -3053,7 +3121,7 @@
           <w:sz w:val="24"/>
           <w:u w:val="single"/>
         </w:rPr>
-        <w:hyperlink r:id="rId21" w:history="1">
+        <w:hyperlink r:id="rId22" w:history="1">
           <w:r>
             <w:rPr>
               <w:rStyle w:val="Hyperlink"/>
@@ -3082,7 +3150,7 @@
           <w:sz w:val="24"/>
           <w:u w:val="single"/>
         </w:rPr>
-        <w:hyperlink r:id="rId21" w:history="1">
+        <w:hyperlink r:id="rId22" w:history="1">
           <w:r>
             <w:rPr>
               <w:rStyle w:val="Hyperlink"/>
@@ -3110,7 +3178,7 @@
           <w:color w:val="000000"/>
           <w:sz w:val="24"/>
         </w:rPr>
-        <w:hyperlink r:id="rId20" w:history="1">
+        <w:hyperlink r:id="rId21" w:history="1">
           <w:r>
             <w:rPr>
               <w:rStyle w:val="Hyperlink"/>
@@ -3148,7 +3216,7 @@
           <w:color w:val="000000"/>
           <w:sz w:val="24"/>
         </w:rPr>
-        <w:hyperlink r:id="rId20" w:history="1">
+        <w:hyperlink r:id="rId21" w:history="1">
           <w:r>
             <w:rPr>
               <w:rStyle w:val="Hyperlink"/>
@@ -3166,7 +3234,7 @@
           <w:color w:val="000000"/>
           <w:sz w:val="24"/>
         </w:rPr>
-        <w:hyperlink r:id="rId20" w:history="1">
+        <w:hyperlink r:id="rId21" w:history="1">
           <w:r>
             <w:rPr>
               <w:rStyle w:val="Hyperlink"/>
@@ -3184,7 +3252,7 @@
           <w:color w:val="000000"/>
           <w:sz w:val="24"/>
         </w:rPr>
-        <w:hyperlink r:id="rId20" w:history="1">
+        <w:hyperlink r:id="rId21" w:history="1">
           <w:r>
             <w:rPr>
               <w:rStyle w:val="Hyperlink"/>
@@ -3195,16 +3263,6 @@
       </w:r>
       <w:r>
         <w:rPr>
-          <w:rFonts w:ascii="Charis SIL Regular" w:hAnsi="Charis SIL Regular" w:eastAsia="Charis SIL Regular"/>
-          <w:b w:val="0"/>
-          <w:i w:val="0"/>
-          <w:color w:val="000000"/>
-          <w:sz w:val="24"/>
-        </w:rPr>
-        <w:t>the count</w:t>
-      </w:r>
-      <w:r>
-        <w:rPr>
           <w:u w:val="single" w:color="0000ff"/>
           <w:rFonts w:ascii="Charis SIL Regular" w:hAnsi="Charis SIL Regular" w:eastAsia="Charis SIL Regular"/>
           <w:b w:val="0"/>
@@ -3212,7 +3270,28 @@
           <w:color w:val="000000"/>
           <w:sz w:val="24"/>
         </w:rPr>
-        <w:hyperlink r:id="rId21" w:history="1">
+        <w:t>t</w:t>
+      </w:r>
+      <w:r>
+        <w:rPr>
+          <w:rFonts w:ascii="Charis SIL Regular" w:hAnsi="Charis SIL Regular" w:eastAsia="Charis SIL Regular"/>
+          <w:b w:val="0"/>
+          <w:i w:val="0"/>
+          <w:color w:val="000000"/>
+          <w:sz w:val="24"/>
+        </w:rPr>
+        <w:t>he count</w:t>
+      </w:r>
+      <w:r>
+        <w:rPr>
+          <w:u w:val="single" w:color="0000ff"/>
+          <w:rFonts w:ascii="Charis SIL Regular" w:hAnsi="Charis SIL Regular" w:eastAsia="Charis SIL Regular"/>
+          <w:b w:val="0"/>
+          <w:i w:val="0"/>
+          <w:color w:val="000000"/>
+          <w:sz w:val="24"/>
+        </w:rPr>
+        <w:hyperlink r:id="rId22" w:history="1">
           <w:r>
             <w:rPr>
               <w:rStyle w:val="Hyperlink"/>
@@ -3230,7 +3309,7 @@
           <w:color w:val="000000"/>
           <w:sz w:val="24"/>
         </w:rPr>
-        <w:hyperlink r:id="rId21" w:history="1">
+        <w:hyperlink r:id="rId22" w:history="1">
           <w:r>
             <w:rPr>
               <w:rStyle w:val="Hyperlink"/>
@@ -3248,7 +3327,7 @@
           <w:color w:val="000000"/>
           <w:sz w:val="24"/>
         </w:rPr>
-        <w:hyperlink r:id="rId21" w:history="1">
+        <w:hyperlink r:id="rId22" w:history="1">
           <w:r>
             <w:rPr>
               <w:rStyle w:val="Hyperlink"/>
@@ -3385,7 +3464,7 @@
           <w:sz w:val="24"/>
           <w:u w:val="single"/>
         </w:rPr>
-        <w:t xml:space="preserve">Scientific research </w:t>
+        <w:t>Scientific research</w:t>
       </w:r>
       <w:r>
         <w:rPr>
@@ -3396,7 +3475,7 @@
           <w:sz w:val="24"/>
           <w:u w:val="single"/>
         </w:rPr>
-        <w:t>in colonised territorie</w:t>
+        <w:t xml:space="preserve"> </w:t>
       </w:r>
       <w:r>
         <w:rPr>
@@ -3405,8 +3484,9 @@
           <w:i w:val="0"/>
           <w:color w:val="0000FF"/>
           <w:sz w:val="24"/>
-        </w:rPr>
-        <w:t>s</w:t>
+          <w:u w:val="single"/>
+        </w:rPr>
+        <w:t>in colonised territories</w:t>
       </w:r>
       <w:r>
         <w:br/>
@@ -3548,7 +3628,7 @@
           <w:sz w:val="24"/>
           <w:u w:val="single"/>
         </w:rPr>
-        <w:t>Scientific research in colonised territ</w:t>
+        <w:t>Scientific research in colonised terri</w:t>
       </w:r>
       <w:r>
         <w:rPr>
@@ -3559,7 +3639,7 @@
           <w:sz w:val="24"/>
           <w:u w:val="single"/>
         </w:rPr>
-        <w:t>orie</w:t>
+        <w:t>t</w:t>
       </w:r>
       <w:r>
         <w:rPr>
@@ -3568,8 +3648,9 @@
           <w:i w:val="0"/>
           <w:color w:val="0000FF"/>
           <w:sz w:val="24"/>
-        </w:rPr>
-        <w:t>s</w:t>
+          <w:u w:val="single"/>
+        </w:rPr>
+        <w:t>ories</w:t>
       </w:r>
       <w:r>
         <w:br/>
@@ -3739,7 +3820,7 @@
           <w:sz w:val="24"/>
           <w:u w:val="single"/>
         </w:rPr>
-        <w:hyperlink r:id="rId22" w:history="1">
+        <w:hyperlink r:id="rId23" w:history="1">
           <w:r>
             <w:rPr>
               <w:rStyle w:val="Hyperlink"/>
@@ -3757,7 +3838,7 @@
           <w:sz w:val="24"/>
           <w:u w:val="single"/>
         </w:rPr>
-        <w:hyperlink r:id="rId22" w:history="1">
+        <w:hyperlink r:id="rId23" w:history="1">
           <w:r>
             <w:rPr>
               <w:rStyle w:val="Hyperlink"/>
@@ -3775,7 +3856,7 @@
           <w:sz w:val="24"/>
           <w:u w:val="single"/>
         </w:rPr>
-        <w:hyperlink r:id="rId22" w:history="1">
+        <w:hyperlink r:id="rId23" w:history="1">
           <w:r>
             <w:rPr>
               <w:rStyle w:val="Hyperlink"/>
@@ -3793,7 +3874,7 @@
           <w:sz w:val="24"/>
           <w:u w:val="single"/>
         </w:rPr>
-        <w:hyperlink r:id="rId22" w:history="1">
+        <w:hyperlink r:id="rId23" w:history="1">
           <w:r>
             <w:rPr>
               <w:rStyle w:val="Hyperlink"/>
@@ -3811,7 +3892,7 @@
           <w:sz w:val="24"/>
           <w:u w:val="single"/>
         </w:rPr>
-        <w:hyperlink r:id="rId22" w:history="1">
+        <w:hyperlink r:id="rId23" w:history="1">
           <w:r>
             <w:rPr>
               <w:rStyle w:val="Hyperlink"/>
@@ -3829,7 +3910,7 @@
           <w:sz w:val="24"/>
           <w:u w:val="single"/>
         </w:rPr>
-        <w:hyperlink r:id="rId22" w:history="1">
+        <w:hyperlink r:id="rId23" w:history="1">
           <w:r>
             <w:rPr>
               <w:rStyle w:val="Hyperlink"/>
@@ -3847,7 +3928,7 @@
           <w:sz w:val="24"/>
           <w:u w:val="single"/>
         </w:rPr>
-        <w:hyperlink r:id="rId22" w:history="1">
+        <w:hyperlink r:id="rId23" w:history="1">
           <w:r>
             <w:rPr>
               <w:rStyle w:val="Hyperlink"/>
@@ -3955,7 +4036,7 @@
           <w:sz w:val="24"/>
           <w:u w:val="single"/>
         </w:rPr>
-        <w:hyperlink r:id="rId23" w:history="1">
+        <w:hyperlink r:id="rId24" w:history="1">
           <w:r>
             <w:rPr>
               <w:rStyle w:val="Hyperlink"/>
@@ -3973,7 +4054,7 @@
           <w:sz w:val="24"/>
           <w:u w:val="single"/>
         </w:rPr>
-        <w:hyperlink r:id="rId23" w:history="1">
+        <w:hyperlink r:id="rId24" w:history="1">
           <w:r>
             <w:rPr>
               <w:rStyle w:val="Hyperlink"/>
@@ -3991,7 +4072,7 @@
           <w:sz w:val="24"/>
           <w:u w:val="single"/>
         </w:rPr>
-        <w:hyperlink r:id="rId23" w:history="1">
+        <w:hyperlink r:id="rId24" w:history="1">
           <w:r>
             <w:rPr>
               <w:rStyle w:val="Hyperlink"/>
@@ -4109,7 +4190,7 @@
           <w:sz w:val="24"/>
           <w:u w:val="single"/>
         </w:rPr>
-        <w:hyperlink r:id="rId24" w:history="1">
+        <w:hyperlink r:id="rId25" w:history="1">
           <w:r>
             <w:rPr>
               <w:rStyle w:val="Hyperlink"/>
@@ -4127,7 +4208,7 @@
           <w:sz w:val="24"/>
           <w:u w:val="single"/>
         </w:rPr>
-        <w:hyperlink r:id="rId24" w:history="1">
+        <w:hyperlink r:id="rId25" w:history="1">
           <w:r>
             <w:rPr>
               <w:rStyle w:val="Hyperlink"/>
@@ -4145,7 +4226,7 @@
           <w:sz w:val="24"/>
           <w:u w:val="single"/>
         </w:rPr>
-        <w:hyperlink r:id="rId24" w:history="1">
+        <w:hyperlink r:id="rId25" w:history="1">
           <w:r>
             <w:rPr>
               <w:rStyle w:val="Hyperlink"/>
@@ -4162,7 +4243,7 @@
           <w:color w:val="0000FF"/>
           <w:sz w:val="24"/>
         </w:rPr>
-        <w:hyperlink r:id="rId24" w:history="1">
+        <w:hyperlink r:id="rId25" w:history="1">
           <w:r>
             <w:rPr>
               <w:rStyle w:val="Hyperlink"/>
@@ -4219,7 +4300,7 @@
           <w:sz w:val="24"/>
           <w:u w:val="single"/>
         </w:rPr>
-        <w:hyperlink r:id="rId24" w:history="1">
+        <w:hyperlink r:id="rId25" w:history="1">
           <w:r>
             <w:rPr>
               <w:rStyle w:val="Hyperlink"/>
@@ -4337,7 +4418,7 @@
           <w:sz w:val="24"/>
           <w:u w:val="single"/>
         </w:rPr>
-        <w:hyperlink r:id="rId25" w:history="1">
+        <w:hyperlink r:id="rId26" w:history="1">
           <w:r>
             <w:rPr>
               <w:rStyle w:val="Hyperlink"/>
@@ -4355,7 +4436,7 @@
           <w:sz w:val="24"/>
           <w:u w:val="single"/>
         </w:rPr>
-        <w:hyperlink r:id="rId25" w:history="1">
+        <w:hyperlink r:id="rId26" w:history="1">
           <w:r>
             <w:rPr>
               <w:rStyle w:val="Hyperlink"/>
@@ -4483,7 +4564,7 @@
           <w:sz w:val="24"/>
           <w:u w:val="single"/>
         </w:rPr>
-        <w:hyperlink r:id="rId26" w:history="1">
+        <w:hyperlink r:id="rId27" w:history="1">
           <w:r>
             <w:rPr>
               <w:rStyle w:val="Hyperlink"/>
@@ -4501,7 +4582,7 @@
           <w:sz w:val="24"/>
           <w:u w:val="single"/>
         </w:rPr>
-        <w:hyperlink r:id="rId26" w:history="1">
+        <w:hyperlink r:id="rId27" w:history="1">
           <w:r>
             <w:rPr>
               <w:rStyle w:val="Hyperlink"/>
@@ -4519,7 +4600,7 @@
           <w:sz w:val="24"/>
           <w:u w:val="single"/>
         </w:rPr>
-        <w:hyperlink r:id="rId26" w:history="1">
+        <w:hyperlink r:id="rId27" w:history="1">
           <w:r>
             <w:rPr>
               <w:rStyle w:val="Hyperlink"/>
@@ -4535,15 +4616,9 @@
           <w:i w:val="0"/>
           <w:color w:val="0000FF"/>
           <w:sz w:val="24"/>
-        </w:rPr>
-        <w:hyperlink r:id="rId26" w:history="1">
-          <w:r>
-            <w:rPr>
-              <w:rStyle w:val="Hyperlink"/>
-            </w:rPr>
-            <w:t>1</w:t>
-          </w:r>
-        </w:hyperlink>
+          <w:u w:val="single"/>
+        </w:rPr>
+        <w:t>1</w:t>
       </w:r>
       <w:r>
         <w:rPr>
@@ -4564,7 +4639,7 @@
           <w:sz w:val="24"/>
           <w:u w:val="single"/>
         </w:rPr>
-        <w:hyperlink r:id="rId26" w:history="1">
+        <w:hyperlink r:id="rId27" w:history="1">
           <w:r>
             <w:rPr>
               <w:rStyle w:val="Hyperlink"/>
@@ -4582,7 +4657,7 @@
           <w:sz w:val="24"/>
           <w:u w:val="single"/>
         </w:rPr>
-        <w:hyperlink r:id="rId26" w:history="1">
+        <w:hyperlink r:id="rId27" w:history="1">
           <w:r>
             <w:rPr>
               <w:rStyle w:val="Hyperlink"/>
@@ -4683,7 +4758,7 @@
           <w:sz w:val="24"/>
           <w:u w:val="single"/>
         </w:rPr>
-        <w:hyperlink r:id="rId27" w:history="1">
+        <w:hyperlink r:id="rId28" w:history="1">
           <w:r>
             <w:rPr>
               <w:rStyle w:val="Hyperlink"/>
@@ -4701,7 +4776,7 @@
           <w:sz w:val="24"/>
           <w:u w:val="single"/>
         </w:rPr>
-        <w:hyperlink r:id="rId27" w:history="1">
+        <w:hyperlink r:id="rId28" w:history="1">
           <w:r>
             <w:rPr>
               <w:rStyle w:val="Hyperlink"/>
@@ -4819,7 +4894,7 @@
           <w:sz w:val="24"/>
           <w:u w:val="single"/>
         </w:rPr>
-        <w:hyperlink r:id="rId28" w:history="1">
+        <w:hyperlink r:id="rId29" w:history="1">
           <w:r>
             <w:rPr>
               <w:rStyle w:val="Hyperlink"/>
@@ -4837,7 +4912,7 @@
           <w:sz w:val="24"/>
           <w:u w:val="single"/>
         </w:rPr>
-        <w:hyperlink r:id="rId28" w:history="1">
+        <w:hyperlink r:id="rId29" w:history="1">
           <w:r>
             <w:rPr>
               <w:rStyle w:val="Hyperlink"/>
@@ -4935,7 +5010,7 @@
           <w:sz w:val="24"/>
           <w:u w:val="single"/>
         </w:rPr>
-        <w:hyperlink r:id="rId29" w:history="1">
+        <w:hyperlink r:id="rId30" w:history="1">
           <w:r>
             <w:rPr>
               <w:rStyle w:val="Hyperlink"/>
@@ -4953,7 +5028,7 @@
           <w:sz w:val="24"/>
           <w:u w:val="single"/>
         </w:rPr>
-        <w:hyperlink r:id="rId29" w:history="1">
+        <w:hyperlink r:id="rId30" w:history="1">
           <w:r>
             <w:rPr>
               <w:rStyle w:val="Hyperlink"/>

--- a/EXPORTS/DOCX/published/niveau2/English/ChristianMission.docx
+++ b/EXPORTS/DOCX/published/niveau2/English/ChristianMission.docx
@@ -445,21 +445,13 @@
       </w:r>
       <w:r>
         <w:rPr>
-          <w:u w:val="single" w:color="0000ff"/>
           <w:rFonts w:ascii="Charis SIL Regular" w:hAnsi="Charis SIL Regular" w:eastAsia="Charis SIL Regular"/>
           <w:b w:val="0"/>
           <w:i w:val="0"/>
           <w:color w:val="000000"/>
           <w:sz w:val="24"/>
         </w:rPr>
-        <w:hyperlink r:id="rId9" w:history="1">
-          <w:r>
-            <w:rPr>
-              <w:rStyle w:val="Hyperlink"/>
-            </w:rPr>
-            <w:t>made up of ob</w:t>
-          </w:r>
-        </w:hyperlink>
+        <w:t>made up of ob</w:t>
       </w:r>
       <w:r>
         <w:rPr>
@@ -912,7 +904,7 @@
           <w:sz w:val="24"/>
           <w:u w:val="single"/>
         </w:rPr>
-        <w:hyperlink r:id="rId11" w:history="1">
+        <w:hyperlink r:id="rId10" w:history="1">
           <w:r>
             <w:rPr>
               <w:rStyle w:val="Hyperlink"/>
@@ -959,7 +951,7 @@
           <w:sz w:val="24"/>
           <w:u w:val="single"/>
         </w:rPr>
-        <w:hyperlink r:id="rId10" w:history="1">
+        <w:hyperlink r:id="rId11" w:history="1">
           <w:r>
             <w:rPr>
               <w:rStyle w:val="Hyperlink"/>
@@ -2533,8 +2525,16 @@
           <w:i w:val="0"/>
           <w:color w:val="0000FF"/>
           <w:sz w:val="24"/>
-        </w:rPr>
-        <w:t>Churches in the Nether</w:t>
+          <w:u w:val="single"/>
+        </w:rPr>
+        <w:hyperlink r:id="rId19" w:history="1">
+          <w:r>
+            <w:rPr>
+              <w:rStyle w:val="Hyperlink"/>
+            </w:rPr>
+            <w:t>Churches</w:t>
+          </w:r>
+        </w:hyperlink>
       </w:r>
       <w:r>
         <w:rPr>
@@ -2545,7 +2545,112 @@
           <w:sz w:val="24"/>
           <w:u w:val="single"/>
         </w:rPr>
-        <w:hyperlink r:id="rId18" w:history="1">
+        <w:t xml:space="preserve"> </w:t>
+      </w:r>
+      <w:r>
+        <w:rPr>
+          <w:rFonts w:ascii="Charis SIL Regular" w:hAnsi="Charis SIL Regular" w:eastAsia="Charis SIL Regular"/>
+          <w:b w:val="0"/>
+          <w:i w:val="0"/>
+          <w:color w:val="0000FF"/>
+          <w:sz w:val="24"/>
+          <w:u w:val="single"/>
+        </w:rPr>
+        <w:hyperlink r:id="rId19" w:history="1">
+          <w:r>
+            <w:rPr>
+              <w:rStyle w:val="Hyperlink"/>
+            </w:rPr>
+            <w:t>in</w:t>
+          </w:r>
+        </w:hyperlink>
+      </w:r>
+      <w:r>
+        <w:rPr>
+          <w:rFonts w:ascii="Charis SIL Regular" w:hAnsi="Charis SIL Regular" w:eastAsia="Charis SIL Regular"/>
+          <w:b w:val="0"/>
+          <w:i w:val="0"/>
+          <w:color w:val="0000FF"/>
+          <w:sz w:val="24"/>
+          <w:u w:val="single"/>
+        </w:rPr>
+        <w:t xml:space="preserve"> </w:t>
+      </w:r>
+      <w:r>
+        <w:rPr>
+          <w:rFonts w:ascii="Charis SIL Regular" w:hAnsi="Charis SIL Regular" w:eastAsia="Charis SIL Regular"/>
+          <w:b w:val="0"/>
+          <w:i w:val="0"/>
+          <w:color w:val="0000FF"/>
+          <w:sz w:val="24"/>
+          <w:u w:val="single"/>
+        </w:rPr>
+        <w:hyperlink r:id="rId19" w:history="1">
+          <w:r>
+            <w:rPr>
+              <w:rStyle w:val="Hyperlink"/>
+            </w:rPr>
+            <w:t>th</w:t>
+          </w:r>
+        </w:hyperlink>
+      </w:r>
+      <w:r>
+        <w:rPr>
+          <w:rFonts w:ascii="Charis SIL Regular" w:hAnsi="Charis SIL Regular" w:eastAsia="Charis SIL Regular"/>
+          <w:b w:val="0"/>
+          <w:i w:val="0"/>
+          <w:color w:val="0000FF"/>
+          <w:sz w:val="24"/>
+          <w:u w:val="single"/>
+        </w:rPr>
+        <w:hyperlink r:id="rId19" w:history="1">
+          <w:r>
+            <w:rPr>
+              <w:rStyle w:val="Hyperlink"/>
+            </w:rPr>
+            <w:t>e</w:t>
+          </w:r>
+        </w:hyperlink>
+      </w:r>
+      <w:r>
+        <w:rPr>
+          <w:rFonts w:ascii="Charis SIL Regular" w:hAnsi="Charis SIL Regular" w:eastAsia="Charis SIL Regular"/>
+          <w:b w:val="0"/>
+          <w:i w:val="0"/>
+          <w:color w:val="0000FF"/>
+          <w:sz w:val="24"/>
+          <w:u w:val="single"/>
+        </w:rPr>
+        <w:t xml:space="preserve"> </w:t>
+      </w:r>
+      <w:r>
+        <w:rPr>
+          <w:rFonts w:ascii="Charis SIL Regular" w:hAnsi="Charis SIL Regular" w:eastAsia="Charis SIL Regular"/>
+          <w:b w:val="0"/>
+          <w:i w:val="0"/>
+          <w:color w:val="0000FF"/>
+          <w:sz w:val="24"/>
+          <w:u w:val="single"/>
+        </w:rPr>
+        <w:hyperlink r:id="rId19" w:history="1">
+          <w:r>
+            <w:rPr>
+              <w:rStyle w:val="Hyperlink"/>
+            </w:rPr>
+            <w:t>Nether</w:t>
+          </w:r>
+        </w:hyperlink>
+      </w:r>
+      <w:r>
+        <w:rPr>
+          <w:rFonts w:ascii="Charis SIL Regular" w:hAnsi="Charis SIL Regular" w:eastAsia="Charis SIL Regular"/>
+          <w:b w:val="0"/>
+          <w:i w:val="0"/>
+          <w:color w:val="0000FF"/>
+          <w:sz w:val="24"/>
+          <w:u w:val="single"/>
+        </w:rPr>
+        <w:hyperlink r:id="rId19" w:history="1">
           <w:r>
             <w:rPr>
               <w:rStyle w:val="Hyperlink"/>
@@ -2556,7 +2661,6 @@
       </w:r>
       <w:r>
         <w:rPr>
-          <w:u w:val="single" w:color="0000ff"/>
           <w:rFonts w:ascii="Charis SIL Regular" w:hAnsi="Charis SIL Regular" w:eastAsia="Charis SIL Regular"/>
           <w:b w:val="0"/>
           <w:i w:val="0"/>
@@ -2579,16 +2683,8 @@
           <w:i w:val="0"/>
           <w:color w:val="0000FF"/>
           <w:sz w:val="24"/>
-          <w:u w:val="single"/>
-        </w:rPr>
-        <w:hyperlink r:id="rId18" w:history="1">
-          <w:r>
-            <w:rPr>
-              <w:rStyle w:val="Hyperlink"/>
-            </w:rPr>
-            <w:t>H</w:t>
-          </w:r>
-        </w:hyperlink>
+        </w:rPr>
+        <w:t>H</w:t>
       </w:r>
       <w:r>
         <w:rPr>
@@ -2617,7 +2713,7 @@
           <w:sz w:val="24"/>
           <w:u w:val="single"/>
         </w:rPr>
-        <w:hyperlink r:id="rId19" w:history="1">
+        <w:hyperlink r:id="rId20" w:history="1">
           <w:r>
             <w:rPr>
               <w:rStyle w:val="Hyperlink"/>
@@ -2635,7 +2731,7 @@
           <w:sz w:val="24"/>
           <w:u w:val="single"/>
         </w:rPr>
-        <w:hyperlink r:id="rId19" w:history="1">
+        <w:hyperlink r:id="rId20" w:history="1">
           <w:r>
             <w:rPr>
               <w:rStyle w:val="Hyperlink"/>
@@ -2653,7 +2749,7 @@
           <w:sz w:val="24"/>
           <w:u w:val="single"/>
         </w:rPr>
-        <w:hyperlink r:id="rId19" w:history="1">
+        <w:hyperlink r:id="rId20" w:history="1">
           <w:r>
             <w:rPr>
               <w:rStyle w:val="Hyperlink"/>
@@ -2671,7 +2767,7 @@
           <w:sz w:val="24"/>
           <w:u w:val="single"/>
         </w:rPr>
-        <w:hyperlink r:id="rId19" w:history="1">
+        <w:hyperlink r:id="rId20" w:history="1">
           <w:r>
             <w:rPr>
               <w:rStyle w:val="Hyperlink"/>
@@ -2700,7 +2796,7 @@
           <w:sz w:val="24"/>
           <w:u w:val="single"/>
         </w:rPr>
-        <w:hyperlink r:id="rId20" w:history="1">
+        <w:hyperlink r:id="rId19" w:history="1">
           <w:r>
             <w:rPr>
               <w:rStyle w:val="Hyperlink"/>
@@ -2837,43 +2933,29 @@
           <w:color w:val="000000"/>
           <w:sz w:val="24"/>
         </w:rPr>
+        <w:t xml:space="preserve">teit, </w:t>
+      </w:r>
+      <w:r>
+        <w:rPr>
+          <w:rFonts w:ascii="Charis SIL Regular" w:hAnsi="Charis SIL Regular" w:eastAsia="Charis SIL Regular"/>
+          <w:b w:val="0"/>
+          <w:i w:val="0"/>
+          <w:color w:val="0000FF"/>
+          <w:sz w:val="24"/>
+          <w:u w:val="single"/>
+        </w:rPr>
+        <w:t>Cath</w:t>
+      </w:r>
+      <w:r>
+        <w:rPr>
+          <w:rFonts w:ascii="Charis SIL Regular" w:hAnsi="Charis SIL Regular" w:eastAsia="Charis SIL Regular"/>
+          <w:b w:val="0"/>
+          <w:i w:val="0"/>
+          <w:color w:val="0000FF"/>
+          <w:sz w:val="24"/>
+          <w:u w:val="single"/>
+        </w:rPr>
         <w:hyperlink r:id="rId19" w:history="1">
-          <w:r>
-            <w:rPr>
-              <w:rStyle w:val="Hyperlink"/>
-            </w:rPr>
-            <w:t xml:space="preserve">teit, </w:t>
-          </w:r>
-        </w:hyperlink>
-      </w:r>
-      <w:r>
-        <w:rPr>
-          <w:rFonts w:ascii="Charis SIL Regular" w:hAnsi="Charis SIL Regular" w:eastAsia="Charis SIL Regular"/>
-          <w:b w:val="0"/>
-          <w:i w:val="0"/>
-          <w:color w:val="0000FF"/>
-          <w:sz w:val="24"/>
-          <w:u w:val="single"/>
-        </w:rPr>
-        <w:hyperlink r:id="rId21" w:history="1">
-          <w:r>
-            <w:rPr>
-              <w:rStyle w:val="Hyperlink"/>
-            </w:rPr>
-            <w:t>Cath</w:t>
-          </w:r>
-        </w:hyperlink>
-      </w:r>
-      <w:r>
-        <w:rPr>
-          <w:rFonts w:ascii="Charis SIL Regular" w:hAnsi="Charis SIL Regular" w:eastAsia="Charis SIL Regular"/>
-          <w:b w:val="0"/>
-          <w:i w:val="0"/>
-          <w:color w:val="0000FF"/>
-          <w:sz w:val="24"/>
-          <w:u w:val="single"/>
-        </w:rPr>
-        <w:hyperlink r:id="rId21" w:history="1">
           <w:r>
             <w:rPr>
               <w:rStyle w:val="Hyperlink"/>
@@ -2945,7 +3027,7 @@
           <w:sz w:val="24"/>
           <w:u w:val="single"/>
         </w:rPr>
-        <w:hyperlink r:id="rId21" w:history="1">
+        <w:hyperlink r:id="rId19" w:history="1">
           <w:r>
             <w:rPr>
               <w:rStyle w:val="Hyperlink"/>
@@ -3010,7 +3092,7 @@
           <w:sz w:val="24"/>
           <w:u w:val="single"/>
         </w:rPr>
-        <w:hyperlink r:id="rId21" w:history="1">
+        <w:hyperlink r:id="rId19" w:history="1">
           <w:r>
             <w:rPr>
               <w:rStyle w:val="Hyperlink"/>
@@ -3021,13 +3103,42 @@
       </w:r>
       <w:r>
         <w:rPr>
+          <w:u w:val="single" w:color="0000ff"/>
           <w:rFonts w:ascii="Charis SIL Regular" w:hAnsi="Charis SIL Regular" w:eastAsia="Charis SIL Regular"/>
           <w:b w:val="0"/>
           <w:i w:val="0"/>
           <w:color w:val="000000"/>
           <w:sz w:val="24"/>
         </w:rPr>
-        <w:t xml:space="preserve">, and the </w:t>
+        <w:hyperlink r:id="rId19" w:history="1">
+          <w:r>
+            <w:rPr>
+              <w:rStyle w:val="Hyperlink"/>
+            </w:rPr>
+            <w:t xml:space="preserve">, and </w:t>
+          </w:r>
+        </w:hyperlink>
+      </w:r>
+      <w:r>
+        <w:rPr>
+          <w:rFonts w:ascii="Charis SIL Regular" w:hAnsi="Charis SIL Regular" w:eastAsia="Charis SIL Regular"/>
+          <w:b w:val="0"/>
+          <w:i w:val="0"/>
+          <w:color w:val="000000"/>
+          <w:sz w:val="24"/>
+        </w:rPr>
+        <w:t>th</w:t>
+      </w:r>
+      <w:r>
+        <w:rPr>
+          <w:u w:val="single" w:color="0000ff"/>
+          <w:rFonts w:ascii="Charis SIL Regular" w:hAnsi="Charis SIL Regular" w:eastAsia="Charis SIL Regular"/>
+          <w:b w:val="0"/>
+          <w:i w:val="0"/>
+          <w:color w:val="000000"/>
+          <w:sz w:val="24"/>
+        </w:rPr>
+        <w:t xml:space="preserve">e </w:t>
       </w:r>
       <w:r>
         <w:rPr>
@@ -3056,7 +3167,7 @@
           <w:sz w:val="24"/>
           <w:u w:val="single"/>
         </w:rPr>
-        <w:hyperlink r:id="rId22" w:history="1">
+        <w:hyperlink r:id="rId20" w:history="1">
           <w:r>
             <w:rPr>
               <w:rStyle w:val="Hyperlink"/>
@@ -3103,7 +3214,7 @@
           <w:sz w:val="24"/>
           <w:u w:val="single"/>
         </w:rPr>
-        <w:hyperlink r:id="rId20" w:history="1">
+        <w:hyperlink r:id="rId22" w:history="1">
           <w:r>
             <w:rPr>
               <w:rStyle w:val="Hyperlink"/>
@@ -3178,14 +3289,7 @@
           <w:color w:val="000000"/>
           <w:sz w:val="24"/>
         </w:rPr>
-        <w:hyperlink r:id="rId21" w:history="1">
-          <w:r>
-            <w:rPr>
-              <w:rStyle w:val="Hyperlink"/>
-            </w:rPr>
-            <w:t>ives can</w:t>
-          </w:r>
-        </w:hyperlink>
+        <w:t>ives can</w:t>
       </w:r>
       <w:r>
         <w:rPr>
@@ -3227,6 +3331,16 @@
       </w:r>
       <w:r>
         <w:rPr>
+          <w:rFonts w:ascii="Charis SIL Regular" w:hAnsi="Charis SIL Regular" w:eastAsia="Charis SIL Regular"/>
+          <w:b w:val="0"/>
+          <w:i w:val="0"/>
+          <w:color w:val="000000"/>
+          <w:sz w:val="24"/>
+        </w:rPr>
+        <w:t>und in the count</w:t>
+      </w:r>
+      <w:r>
+        <w:rPr>
           <w:u w:val="single" w:color="0000ff"/>
           <w:rFonts w:ascii="Charis SIL Regular" w:hAnsi="Charis SIL Regular" w:eastAsia="Charis SIL Regular"/>
           <w:b w:val="0"/>
@@ -3234,89 +3348,7 @@
           <w:color w:val="000000"/>
           <w:sz w:val="24"/>
         </w:rPr>
-        <w:hyperlink r:id="rId21" w:history="1">
-          <w:r>
-            <w:rPr>
-              <w:rStyle w:val="Hyperlink"/>
-            </w:rPr>
-            <w:t>u</w:t>
-          </w:r>
-        </w:hyperlink>
-      </w:r>
-      <w:r>
-        <w:rPr>
-          <w:u w:val="single" w:color="0000ff"/>
-          <w:rFonts w:ascii="Charis SIL Regular" w:hAnsi="Charis SIL Regular" w:eastAsia="Charis SIL Regular"/>
-          <w:b w:val="0"/>
-          <w:i w:val="0"/>
-          <w:color w:val="000000"/>
-          <w:sz w:val="24"/>
-        </w:rPr>
-        <w:hyperlink r:id="rId21" w:history="1">
-          <w:r>
-            <w:rPr>
-              <w:rStyle w:val="Hyperlink"/>
-            </w:rPr>
-            <w:t xml:space="preserve">nd in </w:t>
-          </w:r>
-        </w:hyperlink>
-      </w:r>
-      <w:r>
-        <w:rPr>
-          <w:u w:val="single" w:color="0000ff"/>
-          <w:rFonts w:ascii="Charis SIL Regular" w:hAnsi="Charis SIL Regular" w:eastAsia="Charis SIL Regular"/>
-          <w:b w:val="0"/>
-          <w:i w:val="0"/>
-          <w:color w:val="000000"/>
-          <w:sz w:val="24"/>
-        </w:rPr>
-        <w:t>t</w:t>
-      </w:r>
-      <w:r>
-        <w:rPr>
-          <w:rFonts w:ascii="Charis SIL Regular" w:hAnsi="Charis SIL Regular" w:eastAsia="Charis SIL Regular"/>
-          <w:b w:val="0"/>
-          <w:i w:val="0"/>
-          <w:color w:val="000000"/>
-          <w:sz w:val="24"/>
-        </w:rPr>
-        <w:t>he count</w:t>
-      </w:r>
-      <w:r>
-        <w:rPr>
-          <w:u w:val="single" w:color="0000ff"/>
-          <w:rFonts w:ascii="Charis SIL Regular" w:hAnsi="Charis SIL Regular" w:eastAsia="Charis SIL Regular"/>
-          <w:b w:val="0"/>
-          <w:i w:val="0"/>
-          <w:color w:val="000000"/>
-          <w:sz w:val="24"/>
-        </w:rPr>
-        <w:hyperlink r:id="rId22" w:history="1">
-          <w:r>
-            <w:rPr>
-              <w:rStyle w:val="Hyperlink"/>
-            </w:rPr>
-            <w:t>ries where the m</w:t>
-          </w:r>
-        </w:hyperlink>
-      </w:r>
-      <w:r>
-        <w:rPr>
-          <w:u w:val="single" w:color="0000ff"/>
-          <w:rFonts w:ascii="Charis SIL Regular" w:hAnsi="Charis SIL Regular" w:eastAsia="Charis SIL Regular"/>
-          <w:b w:val="0"/>
-          <w:i w:val="0"/>
-          <w:color w:val="000000"/>
-          <w:sz w:val="24"/>
-        </w:rPr>
-        <w:hyperlink r:id="rId22" w:history="1">
-          <w:r>
-            <w:rPr>
-              <w:rStyle w:val="Hyperlink"/>
-            </w:rPr>
-            <w:t>ission organ</w:t>
-          </w:r>
-        </w:hyperlink>
+        <w:t>ries where the mission organ</w:t>
       </w:r>
       <w:r>
         <w:rPr>
@@ -3628,7 +3660,7 @@
           <w:sz w:val="24"/>
           <w:u w:val="single"/>
         </w:rPr>
-        <w:t>Scientific research in colonised terri</w:t>
+        <w:t>Scientific research in colonised territ</w:t>
       </w:r>
       <w:r>
         <w:rPr>
@@ -3639,7 +3671,7 @@
           <w:sz w:val="24"/>
           <w:u w:val="single"/>
         </w:rPr>
-        <w:t>t</w:t>
+        <w:t>orie</w:t>
       </w:r>
       <w:r>
         <w:rPr>
@@ -3648,9 +3680,8 @@
           <w:i w:val="0"/>
           <w:color w:val="0000FF"/>
           <w:sz w:val="24"/>
-          <w:u w:val="single"/>
-        </w:rPr>
-        <w:t>ories</w:t>
+        </w:rPr>
+        <w:t>s</w:t>
       </w:r>
       <w:r>
         <w:br/>
@@ -4616,9 +4647,15 @@
           <w:i w:val="0"/>
           <w:color w:val="0000FF"/>
           <w:sz w:val="24"/>
-          <w:u w:val="single"/>
-        </w:rPr>
-        <w:t>1</w:t>
+        </w:rPr>
+        <w:hyperlink r:id="rId27" w:history="1">
+          <w:r>
+            <w:rPr>
+              <w:rStyle w:val="Hyperlink"/>
+            </w:rPr>
+            <w:t>1</w:t>
+          </w:r>
+        </w:hyperlink>
       </w:r>
       <w:r>
         <w:rPr>

--- a/EXPORTS/DOCX/published/niveau2/English/ChristianMission.docx
+++ b/EXPORTS/DOCX/published/niveau2/English/ChristianMission.docx
@@ -445,13 +445,21 @@
       </w:r>
       <w:r>
         <w:rPr>
+          <w:u w:val="single" w:color="0000ff"/>
           <w:rFonts w:ascii="Charis SIL Regular" w:hAnsi="Charis SIL Regular" w:eastAsia="Charis SIL Regular"/>
           <w:b w:val="0"/>
           <w:i w:val="0"/>
           <w:color w:val="000000"/>
           <w:sz w:val="24"/>
         </w:rPr>
-        <w:t>made up of ob</w:t>
+        <w:hyperlink r:id="rId9" w:history="1">
+          <w:r>
+            <w:rPr>
+              <w:rStyle w:val="Hyperlink"/>
+            </w:rPr>
+            <w:t>made up of ob</w:t>
+          </w:r>
+        </w:hyperlink>
       </w:r>
       <w:r>
         <w:rPr>
@@ -828,7 +836,7 @@
           <w:sz w:val="24"/>
           <w:u w:val="single"/>
         </w:rPr>
-        <w:hyperlink r:id="rId11" w:history="1">
+        <w:hyperlink r:id="rId10" w:history="1">
           <w:r>
             <w:rPr>
               <w:rStyle w:val="Hyperlink"/>
@@ -857,7 +865,7 @@
           <w:sz w:val="24"/>
           <w:u w:val="single"/>
         </w:rPr>
-        <w:hyperlink r:id="rId11" w:history="1">
+        <w:hyperlink r:id="rId10" w:history="1">
           <w:r>
             <w:rPr>
               <w:rStyle w:val="Hyperlink"/>
@@ -886,7 +894,7 @@
           <w:sz w:val="24"/>
           <w:u w:val="single"/>
         </w:rPr>
-        <w:hyperlink r:id="rId11" w:history="1">
+        <w:hyperlink r:id="rId10" w:history="1">
           <w:r>
             <w:rPr>
               <w:rStyle w:val="Hyperlink"/>
@@ -1846,7 +1854,25 @@
           <w:color w:val="000000"/>
           <w:sz w:val="24"/>
         </w:rPr>
-        <w:t>Dutch Protestant</w:t>
+        <w:t>Dut</w:t>
+      </w:r>
+      <w:r>
+        <w:rPr>
+          <w:u w:val="single" w:color="0000ff"/>
+          <w:rFonts w:ascii="Charis SIL Regular" w:hAnsi="Charis SIL Regular" w:eastAsia="Charis SIL Regular"/>
+          <w:b w:val="0"/>
+          <w:i w:val="0"/>
+          <w:color w:val="000000"/>
+          <w:sz w:val="24"/>
+        </w:rPr>
+        <w:hyperlink r:id="rId15" w:history="1">
+          <w:r>
+            <w:rPr>
+              <w:rStyle w:val="Hyperlink"/>
+            </w:rPr>
+            <w:t>ch Protestant</w:t>
+          </w:r>
+        </w:hyperlink>
       </w:r>
       <w:r>
         <w:rPr>
@@ -2603,7 +2629,7 @@
           <w:sz w:val="24"/>
           <w:u w:val="single"/>
         </w:rPr>
-        <w:hyperlink r:id="rId19" w:history="1">
+        <w:hyperlink r:id="rId18" w:history="1">
           <w:r>
             <w:rPr>
               <w:rStyle w:val="Hyperlink"/>
@@ -2632,14 +2658,7 @@
           <w:sz w:val="24"/>
           <w:u w:val="single"/>
         </w:rPr>
-        <w:hyperlink r:id="rId19" w:history="1">
-          <w:r>
-            <w:rPr>
-              <w:rStyle w:val="Hyperlink"/>
-            </w:rPr>
-            <w:t>Nether</w:t>
-          </w:r>
-        </w:hyperlink>
+        <w:t>Nether</w:t>
       </w:r>
       <w:r>
         <w:rPr>
@@ -2650,7 +2669,7 @@
           <w:sz w:val="24"/>
           <w:u w:val="single"/>
         </w:rPr>
-        <w:hyperlink r:id="rId19" w:history="1">
+        <w:hyperlink r:id="rId18" w:history="1">
           <w:r>
             <w:rPr>
               <w:rStyle w:val="Hyperlink"/>
@@ -2667,12 +2686,23 @@
           <w:color w:val="000000"/>
           <w:sz w:val="24"/>
         </w:rPr>
-        <w:hyperlink r:id="rId18" w:history="1">
+        <w:t xml:space="preserve">, </w:t>
+      </w:r>
+      <w:r>
+        <w:rPr>
+          <w:rFonts w:ascii="Charis SIL Regular" w:hAnsi="Charis SIL Regular" w:eastAsia="Charis SIL Regular"/>
+          <w:b w:val="0"/>
+          <w:i w:val="0"/>
+          <w:color w:val="0000FF"/>
+          <w:sz w:val="24"/>
+          <w:u w:val="single"/>
+        </w:rPr>
+        <w:hyperlink r:id="rId20" w:history="1">
           <w:r>
             <w:rPr>
               <w:rStyle w:val="Hyperlink"/>
             </w:rPr>
-            <w:t xml:space="preserve">, </w:t>
+            <w:t>H</w:t>
           </w:r>
         </w:hyperlink>
       </w:r>
@@ -2683,19 +2713,9 @@
           <w:i w:val="0"/>
           <w:color w:val="0000FF"/>
           <w:sz w:val="24"/>
-        </w:rPr>
-        <w:t>H</w:t>
-      </w:r>
-      <w:r>
-        <w:rPr>
-          <w:rFonts w:ascii="Charis SIL Regular" w:hAnsi="Charis SIL Regular" w:eastAsia="Charis SIL Regular"/>
-          <w:b w:val="0"/>
-          <w:i w:val="0"/>
-          <w:color w:val="0000FF"/>
-          <w:sz w:val="24"/>
           <w:u w:val="single"/>
         </w:rPr>
-        <w:hyperlink r:id="rId19" w:history="1">
+        <w:hyperlink r:id="rId20" w:history="1">
           <w:r>
             <w:rPr>
               <w:rStyle w:val="Hyperlink"/>
@@ -2731,6 +2751,42 @@
           <w:sz w:val="24"/>
           <w:u w:val="single"/>
         </w:rPr>
+        <w:hyperlink r:id="rId19" w:history="1">
+          <w:r>
+            <w:rPr>
+              <w:rStyle w:val="Hyperlink"/>
+            </w:rPr>
+            <w:t>s</w:t>
+          </w:r>
+        </w:hyperlink>
+      </w:r>
+      <w:r>
+        <w:rPr>
+          <w:rFonts w:ascii="Charis SIL Regular" w:hAnsi="Charis SIL Regular" w:eastAsia="Charis SIL Regular"/>
+          <w:b w:val="0"/>
+          <w:i w:val="0"/>
+          <w:color w:val="0000FF"/>
+          <w:sz w:val="24"/>
+          <w:u w:val="single"/>
+        </w:rPr>
+        <w:hyperlink r:id="rId20" w:history="1">
+          <w:r>
+            <w:rPr>
+              <w:rStyle w:val="Hyperlink"/>
+            </w:rPr>
+            <w:t>tant</w:t>
+          </w:r>
+        </w:hyperlink>
+      </w:r>
+      <w:r>
+        <w:rPr>
+          <w:rFonts w:ascii="Charis SIL Regular" w:hAnsi="Charis SIL Regular" w:eastAsia="Charis SIL Regular"/>
+          <w:b w:val="0"/>
+          <w:i w:val="0"/>
+          <w:color w:val="0000FF"/>
+          <w:sz w:val="24"/>
+          <w:u w:val="single"/>
+        </w:rPr>
         <w:hyperlink r:id="rId20" w:history="1">
           <w:r>
             <w:rPr>
@@ -2749,54 +2805,18 @@
           <w:sz w:val="24"/>
           <w:u w:val="single"/>
         </w:rPr>
+        <w:t xml:space="preserve"> </w:t>
+      </w:r>
+      <w:r>
+        <w:rPr>
+          <w:rFonts w:ascii="Charis SIL Regular" w:hAnsi="Charis SIL Regular" w:eastAsia="Charis SIL Regular"/>
+          <w:b w:val="0"/>
+          <w:i w:val="0"/>
+          <w:color w:val="0000FF"/>
+          <w:sz w:val="24"/>
+          <w:u w:val="single"/>
+        </w:rPr>
         <w:hyperlink r:id="rId20" w:history="1">
-          <w:r>
-            <w:rPr>
-              <w:rStyle w:val="Hyperlink"/>
-            </w:rPr>
-            <w:t>tant</w:t>
-          </w:r>
-        </w:hyperlink>
-      </w:r>
-      <w:r>
-        <w:rPr>
-          <w:rFonts w:ascii="Charis SIL Regular" w:hAnsi="Charis SIL Regular" w:eastAsia="Charis SIL Regular"/>
-          <w:b w:val="0"/>
-          <w:i w:val="0"/>
-          <w:color w:val="0000FF"/>
-          <w:sz w:val="24"/>
-          <w:u w:val="single"/>
-        </w:rPr>
-        <w:hyperlink r:id="rId20" w:history="1">
-          <w:r>
-            <w:rPr>
-              <w:rStyle w:val="Hyperlink"/>
-            </w:rPr>
-            <w:t>s</w:t>
-          </w:r>
-        </w:hyperlink>
-      </w:r>
-      <w:r>
-        <w:rPr>
-          <w:rFonts w:ascii="Charis SIL Regular" w:hAnsi="Charis SIL Regular" w:eastAsia="Charis SIL Regular"/>
-          <w:b w:val="0"/>
-          <w:i w:val="0"/>
-          <w:color w:val="0000FF"/>
-          <w:sz w:val="24"/>
-          <w:u w:val="single"/>
-        </w:rPr>
-        <w:t xml:space="preserve"> </w:t>
-      </w:r>
-      <w:r>
-        <w:rPr>
-          <w:rFonts w:ascii="Charis SIL Regular" w:hAnsi="Charis SIL Regular" w:eastAsia="Charis SIL Regular"/>
-          <w:b w:val="0"/>
-          <w:i w:val="0"/>
-          <w:color w:val="0000FF"/>
-          <w:sz w:val="24"/>
-          <w:u w:val="single"/>
-        </w:rPr>
-        <w:hyperlink r:id="rId19" w:history="1">
           <w:r>
             <w:rPr>
               <w:rStyle w:val="Hyperlink"/>
@@ -2933,7 +2953,14 @@
           <w:color w:val="000000"/>
           <w:sz w:val="24"/>
         </w:rPr>
-        <w:t xml:space="preserve">teit, </w:t>
+        <w:hyperlink r:id="rId19" w:history="1">
+          <w:r>
+            <w:rPr>
+              <w:rStyle w:val="Hyperlink"/>
+            </w:rPr>
+            <w:t xml:space="preserve">teit, </w:t>
+          </w:r>
+        </w:hyperlink>
       </w:r>
       <w:r>
         <w:rPr>
@@ -2944,7 +2971,14 @@
           <w:sz w:val="24"/>
           <w:u w:val="single"/>
         </w:rPr>
-        <w:t>Cath</w:t>
+        <w:hyperlink r:id="rId21" w:history="1">
+          <w:r>
+            <w:rPr>
+              <w:rStyle w:val="Hyperlink"/>
+            </w:rPr>
+            <w:t>Cath</w:t>
+          </w:r>
+        </w:hyperlink>
       </w:r>
       <w:r>
         <w:rPr>
@@ -2991,7 +3025,7 @@
           <w:sz w:val="24"/>
           <w:u w:val="single"/>
         </w:rPr>
-        <w:hyperlink r:id="rId21" w:history="1">
+        <w:hyperlink r:id="rId19" w:history="1">
           <w:r>
             <w:rPr>
               <w:rStyle w:val="Hyperlink"/>
@@ -3009,7 +3043,7 @@
           <w:sz w:val="24"/>
           <w:u w:val="single"/>
         </w:rPr>
-        <w:hyperlink r:id="rId21" w:history="1">
+        <w:hyperlink r:id="rId19" w:history="1">
           <w:r>
             <w:rPr>
               <w:rStyle w:val="Hyperlink"/>
@@ -3045,54 +3079,18 @@
           <w:sz w:val="24"/>
           <w:u w:val="single"/>
         </w:rPr>
+        <w:t xml:space="preserve">ion </w:t>
+      </w:r>
+      <w:r>
+        <w:rPr>
+          <w:rFonts w:ascii="Charis SIL Regular" w:hAnsi="Charis SIL Regular" w:eastAsia="Charis SIL Regular"/>
+          <w:b w:val="0"/>
+          <w:i w:val="0"/>
+          <w:color w:val="0000FF"/>
+          <w:sz w:val="24"/>
+          <w:u w:val="single"/>
+        </w:rPr>
         <w:hyperlink r:id="rId21" w:history="1">
-          <w:r>
-            <w:rPr>
-              <w:rStyle w:val="Hyperlink"/>
-            </w:rPr>
-            <w:t>i</w:t>
-          </w:r>
-        </w:hyperlink>
-      </w:r>
-      <w:r>
-        <w:rPr>
-          <w:rFonts w:ascii="Charis SIL Regular" w:hAnsi="Charis SIL Regular" w:eastAsia="Charis SIL Regular"/>
-          <w:b w:val="0"/>
-          <w:i w:val="0"/>
-          <w:color w:val="0000FF"/>
-          <w:sz w:val="24"/>
-          <w:u w:val="single"/>
-        </w:rPr>
-        <w:hyperlink r:id="rId21" w:history="1">
-          <w:r>
-            <w:rPr>
-              <w:rStyle w:val="Hyperlink"/>
-            </w:rPr>
-            <w:t>on</w:t>
-          </w:r>
-        </w:hyperlink>
-      </w:r>
-      <w:r>
-        <w:rPr>
-          <w:rFonts w:ascii="Charis SIL Regular" w:hAnsi="Charis SIL Regular" w:eastAsia="Charis SIL Regular"/>
-          <w:b w:val="0"/>
-          <w:i w:val="0"/>
-          <w:color w:val="0000FF"/>
-          <w:sz w:val="24"/>
-          <w:u w:val="single"/>
-        </w:rPr>
-        <w:t xml:space="preserve"> </w:t>
-      </w:r>
-      <w:r>
-        <w:rPr>
-          <w:rFonts w:ascii="Charis SIL Regular" w:hAnsi="Charis SIL Regular" w:eastAsia="Charis SIL Regular"/>
-          <w:b w:val="0"/>
-          <w:i w:val="0"/>
-          <w:color w:val="0000FF"/>
-          <w:sz w:val="24"/>
-          <w:u w:val="single"/>
-        </w:rPr>
-        <w:hyperlink r:id="rId19" w:history="1">
           <w:r>
             <w:rPr>
               <w:rStyle w:val="Hyperlink"/>
@@ -3138,7 +3136,14 @@
           <w:color w:val="000000"/>
           <w:sz w:val="24"/>
         </w:rPr>
-        <w:t xml:space="preserve">e </w:t>
+        <w:hyperlink r:id="rId20" w:history="1">
+          <w:r>
+            <w:rPr>
+              <w:rStyle w:val="Hyperlink"/>
+            </w:rPr>
+            <w:t xml:space="preserve">e </w:t>
+          </w:r>
+        </w:hyperlink>
       </w:r>
       <w:r>
         <w:rPr>
@@ -3167,7 +3172,7 @@
           <w:sz w:val="24"/>
           <w:u w:val="single"/>
         </w:rPr>
-        <w:hyperlink r:id="rId20" w:history="1">
+        <w:hyperlink r:id="rId22" w:history="1">
           <w:r>
             <w:rPr>
               <w:rStyle w:val="Hyperlink"/>
@@ -3185,7 +3190,7 @@
           <w:sz w:val="24"/>
           <w:u w:val="single"/>
         </w:rPr>
-        <w:hyperlink r:id="rId20" w:history="1">
+        <w:hyperlink r:id="rId22" w:history="1">
           <w:r>
             <w:rPr>
               <w:rStyle w:val="Hyperlink"/>
@@ -3289,43 +3294,12 @@
           <w:color w:val="000000"/>
           <w:sz w:val="24"/>
         </w:rPr>
-        <w:t>ives can</w:t>
-      </w:r>
-      <w:r>
-        <w:rPr>
-          <w:rFonts w:ascii="Charis SIL Regular" w:hAnsi="Charis SIL Regular" w:eastAsia="Charis SIL Regular"/>
-          <w:b w:val="0"/>
-          <w:i w:val="0"/>
-          <w:color w:val="000000"/>
-          <w:sz w:val="24"/>
-        </w:rPr>
-        <w:t xml:space="preserve"> </w:t>
-      </w:r>
-      <w:r>
-        <w:rPr>
-          <w:rFonts w:ascii="Charis SIL Regular" w:hAnsi="Charis SIL Regular" w:eastAsia="Charis SIL Regular"/>
-          <w:b w:val="0"/>
-          <w:i w:val="0"/>
-          <w:color w:val="000000"/>
-          <w:sz w:val="24"/>
-        </w:rPr>
-        <w:t xml:space="preserve">also </w:t>
-      </w:r>
-      <w:r>
-        <w:rPr>
-          <w:u w:val="single" w:color="0000ff"/>
-          <w:rFonts w:ascii="Charis SIL Regular" w:hAnsi="Charis SIL Regular" w:eastAsia="Charis SIL Regular"/>
-          <w:b w:val="0"/>
-          <w:i w:val="0"/>
-          <w:color w:val="000000"/>
-          <w:sz w:val="24"/>
-        </w:rPr>
         <w:hyperlink r:id="rId21" w:history="1">
           <w:r>
             <w:rPr>
               <w:rStyle w:val="Hyperlink"/>
             </w:rPr>
-            <w:t>often still be fo</w:t>
+            <w:t>ives can</w:t>
           </w:r>
         </w:hyperlink>
       </w:r>
@@ -3337,7 +3311,27 @@
           <w:color w:val="000000"/>
           <w:sz w:val="24"/>
         </w:rPr>
-        <w:t>und in the count</w:t>
+        <w:t xml:space="preserve"> </w:t>
+      </w:r>
+      <w:r>
+        <w:rPr>
+          <w:rFonts w:ascii="Charis SIL Regular" w:hAnsi="Charis SIL Regular" w:eastAsia="Charis SIL Regular"/>
+          <w:b w:val="0"/>
+          <w:i w:val="0"/>
+          <w:color w:val="000000"/>
+          <w:sz w:val="24"/>
+        </w:rPr>
+        <w:t xml:space="preserve">also </w:t>
+      </w:r>
+      <w:r>
+        <w:rPr>
+          <w:rFonts w:ascii="Charis SIL Regular" w:hAnsi="Charis SIL Regular" w:eastAsia="Charis SIL Regular"/>
+          <w:b w:val="0"/>
+          <w:i w:val="0"/>
+          <w:color w:val="000000"/>
+          <w:sz w:val="24"/>
+        </w:rPr>
+        <w:t>often still be found in the count</w:t>
       </w:r>
       <w:r>
         <w:rPr>
@@ -3348,7 +3342,24 @@
           <w:color w:val="000000"/>
           <w:sz w:val="24"/>
         </w:rPr>
-        <w:t>ries where the mission organ</w:t>
+        <w:hyperlink r:id="rId22" w:history="1">
+          <w:r>
+            <w:rPr>
+              <w:rStyle w:val="Hyperlink"/>
+            </w:rPr>
+            <w:t>ries where the m</w:t>
+          </w:r>
+        </w:hyperlink>
+      </w:r>
+      <w:r>
+        <w:rPr>
+          <w:rFonts w:ascii="Charis SIL Regular" w:hAnsi="Charis SIL Regular" w:eastAsia="Charis SIL Regular"/>
+          <w:b w:val="0"/>
+          <w:i w:val="0"/>
+          <w:color w:val="000000"/>
+          <w:sz w:val="24"/>
+        </w:rPr>
+        <w:t>ission organ</w:t>
       </w:r>
       <w:r>
         <w:rPr>
@@ -3496,7 +3507,7 @@
           <w:sz w:val="24"/>
           <w:u w:val="single"/>
         </w:rPr>
-        <w:t>Scientific research</w:t>
+        <w:t xml:space="preserve">Scientific research </w:t>
       </w:r>
       <w:r>
         <w:rPr>
@@ -3507,7 +3518,7 @@
           <w:sz w:val="24"/>
           <w:u w:val="single"/>
         </w:rPr>
-        <w:t xml:space="preserve"> </w:t>
+        <w:t>in colonised territorie</w:t>
       </w:r>
       <w:r>
         <w:rPr>
@@ -3516,9 +3527,32 @@
           <w:i w:val="0"/>
           <w:color w:val="0000FF"/>
           <w:sz w:val="24"/>
+        </w:rPr>
+        <w:t>s</w:t>
+      </w:r>
+      <w:r>
+        <w:br/>
+      </w:r>
+      <w:r>
+        <w:rPr>
+          <w:rFonts w:ascii="Charis SIL Regular" w:hAnsi="Charis SIL Regular" w:eastAsia="Charis SIL Regular"/>
+          <w:b w:val="0"/>
+          <w:i w:val="0"/>
+          <w:color w:val="000000"/>
+          <w:sz w:val="24"/>
+        </w:rPr>
+        <w:t xml:space="preserve">•  </w:t>
+      </w:r>
+      <w:r>
+        <w:rPr>
+          <w:rFonts w:ascii="Charis SIL Regular" w:hAnsi="Charis SIL Regular" w:eastAsia="Charis SIL Regular"/>
+          <w:b w:val="0"/>
+          <w:i w:val="0"/>
+          <w:color w:val="0000FF"/>
+          <w:sz w:val="24"/>
           <w:u w:val="single"/>
         </w:rPr>
-        <w:t>in colonised territories</w:t>
+        <w:t>Indonesia</w:t>
       </w:r>
       <w:r>
         <w:br/>
@@ -3542,7 +3576,18 @@
           <w:sz w:val="24"/>
           <w:u w:val="single"/>
         </w:rPr>
-        <w:t>Indonesia</w:t>
+        <w:t>Nederland</w:t>
+      </w:r>
+      <w:r>
+        <w:rPr>
+          <w:rFonts w:ascii="Charis SIL Regular" w:hAnsi="Charis SIL Regular" w:eastAsia="Charis SIL Regular"/>
+          <w:b w:val="0"/>
+          <w:i w:val="0"/>
+          <w:color w:val="0000FF"/>
+          <w:sz w:val="24"/>
+          <w:u w:val="single"/>
+        </w:rPr>
+        <w:t>s Volkenkundig Missiemuseum</w:t>
       </w:r>
       <w:r>
         <w:br/>
@@ -3566,18 +3611,42 @@
           <w:sz w:val="24"/>
           <w:u w:val="single"/>
         </w:rPr>
-        <w:t>Nederland</w:t>
+        <w:t>Nijmeegs Volkenkundig Museum</w:t>
+      </w:r>
+      <w:r>
+        <w:br/>
       </w:r>
       <w:r>
         <w:rPr>
           <w:rFonts w:ascii="Charis SIL Regular" w:hAnsi="Charis SIL Regular" w:eastAsia="Charis SIL Regular"/>
           <w:b w:val="0"/>
           <w:i w:val="0"/>
+          <w:color w:val="000000"/>
+          <w:sz w:val="24"/>
+        </w:rPr>
+        <w:t xml:space="preserve">•  </w:t>
+      </w:r>
+      <w:r>
+        <w:rPr>
+          <w:rFonts w:ascii="Charis SIL Regular" w:hAnsi="Charis SIL Regular" w:eastAsia="Charis SIL Regular"/>
+          <w:b w:val="0"/>
+          <w:i w:val="0"/>
           <w:color w:val="0000FF"/>
           <w:sz w:val="24"/>
           <w:u w:val="single"/>
         </w:rPr>
-        <w:t>s Volkenkundig Missiemuseum</w:t>
+        <w:t>Nederlandsch Zendeling Genoots</w:t>
+      </w:r>
+      <w:r>
+        <w:rPr>
+          <w:rFonts w:ascii="Charis SIL Regular" w:hAnsi="Charis SIL Regular" w:eastAsia="Charis SIL Regular"/>
+          <w:b w:val="0"/>
+          <w:i w:val="0"/>
+          <w:color w:val="0000FF"/>
+          <w:sz w:val="24"/>
+          <w:u w:val="single"/>
+        </w:rPr>
+        <w:t>chap</w:t>
       </w:r>
       <w:r>
         <w:br/>
@@ -3601,20 +3670,18 @@
           <w:sz w:val="24"/>
           <w:u w:val="single"/>
         </w:rPr>
-        <w:t>Nijmeegs Volkenkundig Museum</w:t>
-      </w:r>
-      <w:r>
-        <w:br/>
+        <w:t>Scientific research in colonised terri</w:t>
       </w:r>
       <w:r>
         <w:rPr>
           <w:rFonts w:ascii="Charis SIL Regular" w:hAnsi="Charis SIL Regular" w:eastAsia="Charis SIL Regular"/>
           <w:b w:val="0"/>
           <w:i w:val="0"/>
-          <w:color w:val="000000"/>
-          <w:sz w:val="24"/>
-        </w:rPr>
-        <w:t xml:space="preserve">•  </w:t>
+          <w:color w:val="0000FF"/>
+          <w:sz w:val="24"/>
+          <w:u w:val="single"/>
+        </w:rPr>
+        <w:t>t</w:t>
       </w:r>
       <w:r>
         <w:rPr>
@@ -3625,63 +3692,7 @@
           <w:sz w:val="24"/>
           <w:u w:val="single"/>
         </w:rPr>
-        <w:t>Nederlandsch Zendeling Genoots</w:t>
-      </w:r>
-      <w:r>
-        <w:rPr>
-          <w:rFonts w:ascii="Charis SIL Regular" w:hAnsi="Charis SIL Regular" w:eastAsia="Charis SIL Regular"/>
-          <w:b w:val="0"/>
-          <w:i w:val="0"/>
-          <w:color w:val="0000FF"/>
-          <w:sz w:val="24"/>
-          <w:u w:val="single"/>
-        </w:rPr>
-        <w:t>chap</w:t>
-      </w:r>
-      <w:r>
-        <w:br/>
-      </w:r>
-      <w:r>
-        <w:rPr>
-          <w:rFonts w:ascii="Charis SIL Regular" w:hAnsi="Charis SIL Regular" w:eastAsia="Charis SIL Regular"/>
-          <w:b w:val="0"/>
-          <w:i w:val="0"/>
-          <w:color w:val="000000"/>
-          <w:sz w:val="24"/>
-        </w:rPr>
-        <w:t xml:space="preserve">•  </w:t>
-      </w:r>
-      <w:r>
-        <w:rPr>
-          <w:rFonts w:ascii="Charis SIL Regular" w:hAnsi="Charis SIL Regular" w:eastAsia="Charis SIL Regular"/>
-          <w:b w:val="0"/>
-          <w:i w:val="0"/>
-          <w:color w:val="0000FF"/>
-          <w:sz w:val="24"/>
-          <w:u w:val="single"/>
-        </w:rPr>
-        <w:t>Scientific research in colonised territ</w:t>
-      </w:r>
-      <w:r>
-        <w:rPr>
-          <w:rFonts w:ascii="Charis SIL Regular" w:hAnsi="Charis SIL Regular" w:eastAsia="Charis SIL Regular"/>
-          <w:b w:val="0"/>
-          <w:i w:val="0"/>
-          <w:color w:val="0000FF"/>
-          <w:sz w:val="24"/>
-          <w:u w:val="single"/>
-        </w:rPr>
-        <w:t>orie</w:t>
-      </w:r>
-      <w:r>
-        <w:rPr>
-          <w:rFonts w:ascii="Charis SIL Regular" w:hAnsi="Charis SIL Regular" w:eastAsia="Charis SIL Regular"/>
-          <w:b w:val="0"/>
-          <w:i w:val="0"/>
-          <w:color w:val="0000FF"/>
-          <w:sz w:val="24"/>
-        </w:rPr>
-        <w:t>s</w:t>
+        <w:t>ories</w:t>
       </w:r>
       <w:r>
         <w:br/>
@@ -4273,15 +4284,9 @@
           <w:i w:val="0"/>
           <w:color w:val="0000FF"/>
           <w:sz w:val="24"/>
-        </w:rPr>
-        <w:hyperlink r:id="rId25" w:history="1">
-          <w:r>
-            <w:rPr>
-              <w:rStyle w:val="Hyperlink"/>
-            </w:rPr>
-            <w:t>7</w:t>
-          </w:r>
-        </w:hyperlink>
+          <w:u w:val="single"/>
+        </w:rPr>
+        <w:t>7</w:t>
       </w:r>
       <w:r>
         <w:rPr>

--- a/EXPORTS/DOCX/published/niveau2/English/ChristianMission.docx
+++ b/EXPORTS/DOCX/published/niveau2/English/ChristianMission.docx
@@ -836,7 +836,7 @@
           <w:sz w:val="24"/>
           <w:u w:val="single"/>
         </w:rPr>
-        <w:hyperlink r:id="rId10" w:history="1">
+        <w:hyperlink r:id="rId11" w:history="1">
           <w:r>
             <w:rPr>
               <w:rStyle w:val="Hyperlink"/>
@@ -865,7 +865,7 @@
           <w:sz w:val="24"/>
           <w:u w:val="single"/>
         </w:rPr>
-        <w:hyperlink r:id="rId10" w:history="1">
+        <w:hyperlink r:id="rId11" w:history="1">
           <w:r>
             <w:rPr>
               <w:rStyle w:val="Hyperlink"/>
@@ -894,7 +894,7 @@
           <w:sz w:val="24"/>
           <w:u w:val="single"/>
         </w:rPr>
-        <w:hyperlink r:id="rId10" w:history="1">
+        <w:hyperlink r:id="rId11" w:history="1">
           <w:r>
             <w:rPr>
               <w:rStyle w:val="Hyperlink"/>
@@ -912,7 +912,7 @@
           <w:sz w:val="24"/>
           <w:u w:val="single"/>
         </w:rPr>
-        <w:hyperlink r:id="rId10" w:history="1">
+        <w:hyperlink r:id="rId11" w:history="1">
           <w:r>
             <w:rPr>
               <w:rStyle w:val="Hyperlink"/>
@@ -959,7 +959,7 @@
           <w:sz w:val="24"/>
           <w:u w:val="single"/>
         </w:rPr>
-        <w:hyperlink r:id="rId11" w:history="1">
+        <w:hyperlink r:id="rId10" w:history="1">
           <w:r>
             <w:rPr>
               <w:rStyle w:val="Hyperlink"/>
@@ -1267,21 +1267,13 @@
       </w:r>
       <w:r>
         <w:rPr>
-          <w:u w:val="single" w:color="0000ff"/>
           <w:rFonts w:ascii="Charis SIL Regular" w:hAnsi="Charis SIL Regular" w:eastAsia="Charis SIL Regular"/>
           <w:b w:val="0"/>
           <w:i w:val="0"/>
           <w:color w:val="000000"/>
           <w:sz w:val="24"/>
         </w:rPr>
-        <w:hyperlink r:id="rId12" w:history="1">
-          <w:r>
-            <w:rPr>
-              <w:rStyle w:val="Hyperlink"/>
-            </w:rPr>
-            <w:t>2024</w:t>
-          </w:r>
-        </w:hyperlink>
+        <w:t>2024</w:t>
       </w:r>
       <w:r>
         <w:rPr>
@@ -2629,7 +2621,7 @@
           <w:sz w:val="24"/>
           <w:u w:val="single"/>
         </w:rPr>
-        <w:hyperlink r:id="rId18" w:history="1">
+        <w:hyperlink r:id="rId19" w:history="1">
           <w:r>
             <w:rPr>
               <w:rStyle w:val="Hyperlink"/>
@@ -2658,7 +2650,14 @@
           <w:sz w:val="24"/>
           <w:u w:val="single"/>
         </w:rPr>
-        <w:t>Nether</w:t>
+        <w:hyperlink r:id="rId19" w:history="1">
+          <w:r>
+            <w:rPr>
+              <w:rStyle w:val="Hyperlink"/>
+            </w:rPr>
+            <w:t>Nether</w:t>
+          </w:r>
+        </w:hyperlink>
       </w:r>
       <w:r>
         <w:rPr>
@@ -2669,7 +2668,7 @@
           <w:sz w:val="24"/>
           <w:u w:val="single"/>
         </w:rPr>
-        <w:hyperlink r:id="rId18" w:history="1">
+        <w:hyperlink r:id="rId19" w:history="1">
           <w:r>
             <w:rPr>
               <w:rStyle w:val="Hyperlink"/>
@@ -2733,7 +2732,7 @@
           <w:sz w:val="24"/>
           <w:u w:val="single"/>
         </w:rPr>
-        <w:hyperlink r:id="rId20" w:history="1">
+        <w:hyperlink r:id="rId19" w:history="1">
           <w:r>
             <w:rPr>
               <w:rStyle w:val="Hyperlink"/>
@@ -2769,7 +2768,7 @@
           <w:sz w:val="24"/>
           <w:u w:val="single"/>
         </w:rPr>
-        <w:hyperlink r:id="rId20" w:history="1">
+        <w:hyperlink r:id="rId19" w:history="1">
           <w:r>
             <w:rPr>
               <w:rStyle w:val="Hyperlink"/>
@@ -2787,7 +2786,7 @@
           <w:sz w:val="24"/>
           <w:u w:val="single"/>
         </w:rPr>
-        <w:hyperlink r:id="rId20" w:history="1">
+        <w:hyperlink r:id="rId19" w:history="1">
           <w:r>
             <w:rPr>
               <w:rStyle w:val="Hyperlink"/>
@@ -2816,7 +2815,7 @@
           <w:sz w:val="24"/>
           <w:u w:val="single"/>
         </w:rPr>
-        <w:hyperlink r:id="rId20" w:history="1">
+        <w:hyperlink r:id="rId19" w:history="1">
           <w:r>
             <w:rPr>
               <w:rStyle w:val="Hyperlink"/>
@@ -2827,140 +2826,13 @@
       </w:r>
       <w:r>
         <w:rPr>
-          <w:u w:val="single" w:color="0000ff"/>
           <w:rFonts w:ascii="Charis SIL Regular" w:hAnsi="Charis SIL Regular" w:eastAsia="Charis SIL Regular"/>
           <w:b w:val="0"/>
           <w:i w:val="0"/>
           <w:color w:val="000000"/>
           <w:sz w:val="24"/>
         </w:rPr>
-        <w:hyperlink r:id="rId19" w:history="1">
-          <w:r>
-            <w:rPr>
-              <w:rStyle w:val="Hyperlink"/>
-            </w:rPr>
-            <w:t xml:space="preserve"> at the</w:t>
-          </w:r>
-        </w:hyperlink>
-      </w:r>
-      <w:r>
-        <w:rPr>
-          <w:u w:val="single" w:color="0000ff"/>
-          <w:rFonts w:ascii="Charis SIL Regular" w:hAnsi="Charis SIL Regular" w:eastAsia="Charis SIL Regular"/>
-          <w:b w:val="0"/>
-          <w:i w:val="0"/>
-          <w:color w:val="000000"/>
-          <w:sz w:val="24"/>
-        </w:rPr>
-        <w:t xml:space="preserve"> </w:t>
-      </w:r>
-      <w:r>
-        <w:rPr>
-          <w:u w:val="single" w:color="0000ff"/>
-          <w:rFonts w:ascii="Charis SIL Regular" w:hAnsi="Charis SIL Regular" w:eastAsia="Charis SIL Regular"/>
-          <w:b w:val="0"/>
-          <w:i w:val="0"/>
-          <w:color w:val="000000"/>
-          <w:sz w:val="24"/>
-        </w:rPr>
-        <w:hyperlink r:id="rId19" w:history="1">
-          <w:r>
-            <w:rPr>
-              <w:rStyle w:val="Hyperlink"/>
-            </w:rPr>
-            <w:t>Vrije U</w:t>
-          </w:r>
-        </w:hyperlink>
-      </w:r>
-      <w:r>
-        <w:rPr>
-          <w:u w:val="single" w:color="0000ff"/>
-          <w:rFonts w:ascii="Charis SIL Regular" w:hAnsi="Charis SIL Regular" w:eastAsia="Charis SIL Regular"/>
-          <w:b w:val="0"/>
-          <w:i w:val="0"/>
-          <w:color w:val="000000"/>
-          <w:sz w:val="24"/>
-        </w:rPr>
-        <w:hyperlink r:id="rId19" w:history="1">
-          <w:r>
-            <w:rPr>
-              <w:rStyle w:val="Hyperlink"/>
-            </w:rPr>
-            <w:t>ni</w:t>
-          </w:r>
-        </w:hyperlink>
-      </w:r>
-      <w:r>
-        <w:rPr>
-          <w:u w:val="single" w:color="0000ff"/>
-          <w:rFonts w:ascii="Charis SIL Regular" w:hAnsi="Charis SIL Regular" w:eastAsia="Charis SIL Regular"/>
-          <w:b w:val="0"/>
-          <w:i w:val="0"/>
-          <w:color w:val="000000"/>
-          <w:sz w:val="24"/>
-        </w:rPr>
-        <w:hyperlink r:id="rId19" w:history="1">
-          <w:r>
-            <w:rPr>
-              <w:rStyle w:val="Hyperlink"/>
-            </w:rPr>
-            <w:t>v</w:t>
-          </w:r>
-        </w:hyperlink>
-      </w:r>
-      <w:r>
-        <w:rPr>
-          <w:u w:val="single" w:color="0000ff"/>
-          <w:rFonts w:ascii="Charis SIL Regular" w:hAnsi="Charis SIL Regular" w:eastAsia="Charis SIL Regular"/>
-          <w:b w:val="0"/>
-          <w:i w:val="0"/>
-          <w:color w:val="000000"/>
-          <w:sz w:val="24"/>
-        </w:rPr>
-        <w:hyperlink r:id="rId19" w:history="1">
-          <w:r>
-            <w:rPr>
-              <w:rStyle w:val="Hyperlink"/>
-            </w:rPr>
-            <w:t>ers</w:t>
-          </w:r>
-        </w:hyperlink>
-      </w:r>
-      <w:r>
-        <w:rPr>
-          <w:u w:val="single" w:color="0000ff"/>
-          <w:rFonts w:ascii="Charis SIL Regular" w:hAnsi="Charis SIL Regular" w:eastAsia="Charis SIL Regular"/>
-          <w:b w:val="0"/>
-          <w:i w:val="0"/>
-          <w:color w:val="000000"/>
-          <w:sz w:val="24"/>
-        </w:rPr>
-        <w:hyperlink r:id="rId19" w:history="1">
-          <w:r>
-            <w:rPr>
-              <w:rStyle w:val="Hyperlink"/>
-            </w:rPr>
-            <w:t>i</w:t>
-          </w:r>
-        </w:hyperlink>
-      </w:r>
-      <w:r>
-        <w:rPr>
-          <w:u w:val="single" w:color="0000ff"/>
-          <w:rFonts w:ascii="Charis SIL Regular" w:hAnsi="Charis SIL Regular" w:eastAsia="Charis SIL Regular"/>
-          <w:b w:val="0"/>
-          <w:i w:val="0"/>
-          <w:color w:val="000000"/>
-          <w:sz w:val="24"/>
-        </w:rPr>
-        <w:hyperlink r:id="rId19" w:history="1">
-          <w:r>
-            <w:rPr>
-              <w:rStyle w:val="Hyperlink"/>
-            </w:rPr>
-            <w:t xml:space="preserve">teit, </w:t>
-          </w:r>
-        </w:hyperlink>
+        <w:t xml:space="preserve"> at the Vrije Universiteit, </w:t>
       </w:r>
       <w:r>
         <w:rPr>
@@ -2971,14 +2843,7 @@
           <w:sz w:val="24"/>
           <w:u w:val="single"/>
         </w:rPr>
-        <w:hyperlink r:id="rId21" w:history="1">
-          <w:r>
-            <w:rPr>
-              <w:rStyle w:val="Hyperlink"/>
-            </w:rPr>
-            <w:t>Cath</w:t>
-          </w:r>
-        </w:hyperlink>
+        <w:t>Cath</w:t>
       </w:r>
       <w:r>
         <w:rPr>
@@ -3025,7 +2890,7 @@
           <w:sz w:val="24"/>
           <w:u w:val="single"/>
         </w:rPr>
-        <w:hyperlink r:id="rId19" w:history="1">
+        <w:hyperlink r:id="rId21" w:history="1">
           <w:r>
             <w:rPr>
               <w:rStyle w:val="Hyperlink"/>
@@ -3043,7 +2908,7 @@
           <w:sz w:val="24"/>
           <w:u w:val="single"/>
         </w:rPr>
-        <w:hyperlink r:id="rId19" w:history="1">
+        <w:hyperlink r:id="rId21" w:history="1">
           <w:r>
             <w:rPr>
               <w:rStyle w:val="Hyperlink"/>
@@ -3079,7 +2944,14 @@
           <w:sz w:val="24"/>
           <w:u w:val="single"/>
         </w:rPr>
-        <w:t xml:space="preserve">ion </w:t>
+        <w:hyperlink r:id="rId21" w:history="1">
+          <w:r>
+            <w:rPr>
+              <w:rStyle w:val="Hyperlink"/>
+            </w:rPr>
+            <w:t>i</w:t>
+          </w:r>
+        </w:hyperlink>
       </w:r>
       <w:r>
         <w:rPr>
@@ -3091,6 +2963,35 @@
           <w:u w:val="single"/>
         </w:rPr>
         <w:hyperlink r:id="rId21" w:history="1">
+          <w:r>
+            <w:rPr>
+              <w:rStyle w:val="Hyperlink"/>
+            </w:rPr>
+            <w:t>on</w:t>
+          </w:r>
+        </w:hyperlink>
+      </w:r>
+      <w:r>
+        <w:rPr>
+          <w:rFonts w:ascii="Charis SIL Regular" w:hAnsi="Charis SIL Regular" w:eastAsia="Charis SIL Regular"/>
+          <w:b w:val="0"/>
+          <w:i w:val="0"/>
+          <w:color w:val="0000FF"/>
+          <w:sz w:val="24"/>
+          <w:u w:val="single"/>
+        </w:rPr>
+        <w:t xml:space="preserve"> </w:t>
+      </w:r>
+      <w:r>
+        <w:rPr>
+          <w:rFonts w:ascii="Charis SIL Regular" w:hAnsi="Charis SIL Regular" w:eastAsia="Charis SIL Regular"/>
+          <w:b w:val="0"/>
+          <w:i w:val="0"/>
+          <w:color w:val="0000FF"/>
+          <w:sz w:val="24"/>
+          <w:u w:val="single"/>
+        </w:rPr>
+        <w:hyperlink r:id="rId19" w:history="1">
           <w:r>
             <w:rPr>
               <w:rStyle w:val="Hyperlink"/>
@@ -3129,7 +3030,6 @@
       </w:r>
       <w:r>
         <w:rPr>
-          <w:u w:val="single" w:color="0000ff"/>
           <w:rFonts w:ascii="Charis SIL Regular" w:hAnsi="Charis SIL Regular" w:eastAsia="Charis SIL Regular"/>
           <w:b w:val="0"/>
           <w:i w:val="0"/>
@@ -3154,7 +3054,7 @@
           <w:sz w:val="24"/>
           <w:u w:val="single"/>
         </w:rPr>
-        <w:hyperlink r:id="rId22" w:history="1">
+        <w:hyperlink r:id="rId20" w:history="1">
           <w:r>
             <w:rPr>
               <w:rStyle w:val="Hyperlink"/>
@@ -3219,7 +3119,7 @@
           <w:sz w:val="24"/>
           <w:u w:val="single"/>
         </w:rPr>
-        <w:hyperlink r:id="rId22" w:history="1">
+        <w:hyperlink r:id="rId20" w:history="1">
           <w:r>
             <w:rPr>
               <w:rStyle w:val="Hyperlink"/>
@@ -3294,14 +3194,7 @@
           <w:color w:val="000000"/>
           <w:sz w:val="24"/>
         </w:rPr>
-        <w:hyperlink r:id="rId21" w:history="1">
-          <w:r>
-            <w:rPr>
-              <w:rStyle w:val="Hyperlink"/>
-            </w:rPr>
-            <w:t>ives can</w:t>
-          </w:r>
-        </w:hyperlink>
+        <w:t>ives can</w:t>
       </w:r>
       <w:r>
         <w:rPr>
@@ -3342,24 +3235,7 @@
           <w:color w:val="000000"/>
           <w:sz w:val="24"/>
         </w:rPr>
-        <w:hyperlink r:id="rId22" w:history="1">
-          <w:r>
-            <w:rPr>
-              <w:rStyle w:val="Hyperlink"/>
-            </w:rPr>
-            <w:t>ries where the m</w:t>
-          </w:r>
-        </w:hyperlink>
-      </w:r>
-      <w:r>
-        <w:rPr>
-          <w:rFonts w:ascii="Charis SIL Regular" w:hAnsi="Charis SIL Regular" w:eastAsia="Charis SIL Regular"/>
-          <w:b w:val="0"/>
-          <w:i w:val="0"/>
-          <w:color w:val="000000"/>
-          <w:sz w:val="24"/>
-        </w:rPr>
-        <w:t>ission organ</w:t>
+        <w:t>ries where the mission organ</w:t>
       </w:r>
       <w:r>
         <w:rPr>
@@ -3507,7 +3383,7 @@
           <w:sz w:val="24"/>
           <w:u w:val="single"/>
         </w:rPr>
-        <w:t xml:space="preserve">Scientific research </w:t>
+        <w:t>Scientific research</w:t>
       </w:r>
       <w:r>
         <w:rPr>
@@ -3518,7 +3394,7 @@
           <w:sz w:val="24"/>
           <w:u w:val="single"/>
         </w:rPr>
-        <w:t>in colonised territorie</w:t>
+        <w:t xml:space="preserve"> </w:t>
       </w:r>
       <w:r>
         <w:rPr>
@@ -3527,8 +3403,9 @@
           <w:i w:val="0"/>
           <w:color w:val="0000FF"/>
           <w:sz w:val="24"/>
-        </w:rPr>
-        <w:t>s</w:t>
+          <w:u w:val="single"/>
+        </w:rPr>
+        <w:t>in colonised territories</w:t>
       </w:r>
       <w:r>
         <w:br/>
@@ -3670,7 +3547,7 @@
           <w:sz w:val="24"/>
           <w:u w:val="single"/>
         </w:rPr>
-        <w:t>Scientific research in colonised terri</w:t>
+        <w:t>Scientific research in colonised territ</w:t>
       </w:r>
       <w:r>
         <w:rPr>
@@ -3681,7 +3558,7 @@
           <w:sz w:val="24"/>
           <w:u w:val="single"/>
         </w:rPr>
-        <w:t>t</w:t>
+        <w:t>orie</w:t>
       </w:r>
       <w:r>
         <w:rPr>
@@ -3690,9 +3567,8 @@
           <w:i w:val="0"/>
           <w:color w:val="0000FF"/>
           <w:sz w:val="24"/>
-          <w:u w:val="single"/>
-        </w:rPr>
-        <w:t>ories</w:t>
+        </w:rPr>
+        <w:t>s</w:t>
       </w:r>
       <w:r>
         <w:br/>
@@ -4284,9 +4160,15 @@
           <w:i w:val="0"/>
           <w:color w:val="0000FF"/>
           <w:sz w:val="24"/>
-          <w:u w:val="single"/>
-        </w:rPr>
-        <w:t>7</w:t>
+        </w:rPr>
+        <w:hyperlink r:id="rId25" w:history="1">
+          <w:r>
+            <w:rPr>
+              <w:rStyle w:val="Hyperlink"/>
+            </w:rPr>
+            <w:t>7</w:t>
+          </w:r>
+        </w:hyperlink>
       </w:r>
       <w:r>
         <w:rPr>

--- a/EXPORTS/DOCX/published/niveau2/English/ChristianMission.docx
+++ b/EXPORTS/DOCX/published/niveau2/English/ChristianMission.docx
@@ -445,75 +445,13 @@
       </w:r>
       <w:r>
         <w:rPr>
-          <w:u w:val="single" w:color="0000ff"/>
           <w:rFonts w:ascii="Charis SIL Regular" w:hAnsi="Charis SIL Regular" w:eastAsia="Charis SIL Regular"/>
           <w:b w:val="0"/>
           <w:i w:val="0"/>
           <w:color w:val="000000"/>
           <w:sz w:val="24"/>
         </w:rPr>
-        <w:hyperlink r:id="rId9" w:history="1">
-          <w:r>
-            <w:rPr>
-              <w:rStyle w:val="Hyperlink"/>
-            </w:rPr>
-            <w:t>made up of ob</w:t>
-          </w:r>
-        </w:hyperlink>
-      </w:r>
-      <w:r>
-        <w:rPr>
-          <w:u w:val="single" w:color="0000ff"/>
-          <w:rFonts w:ascii="Charis SIL Regular" w:hAnsi="Charis SIL Regular" w:eastAsia="Charis SIL Regular"/>
-          <w:b w:val="0"/>
-          <w:i w:val="0"/>
-          <w:color w:val="000000"/>
-          <w:sz w:val="24"/>
-        </w:rPr>
-        <w:hyperlink r:id="rId9" w:history="1">
-          <w:r>
-            <w:rPr>
-              <w:rStyle w:val="Hyperlink"/>
-            </w:rPr>
-            <w:t>jects tha</w:t>
-          </w:r>
-        </w:hyperlink>
-      </w:r>
-      <w:r>
-        <w:rPr>
-          <w:u w:val="single" w:color="0000ff"/>
-          <w:rFonts w:ascii="Charis SIL Regular" w:hAnsi="Charis SIL Regular" w:eastAsia="Charis SIL Regular"/>
-          <w:b w:val="0"/>
-          <w:i w:val="0"/>
-          <w:color w:val="000000"/>
-          <w:sz w:val="24"/>
-        </w:rPr>
-        <w:hyperlink r:id="rId9" w:history="1">
-          <w:r>
-            <w:rPr>
-              <w:rStyle w:val="Hyperlink"/>
-            </w:rPr>
-            <w:t>t</w:t>
-          </w:r>
-        </w:hyperlink>
-      </w:r>
-      <w:r>
-        <w:rPr>
-          <w:u w:val="single" w:color="0000ff"/>
-          <w:rFonts w:ascii="Charis SIL Regular" w:hAnsi="Charis SIL Regular" w:eastAsia="Charis SIL Regular"/>
-          <w:b w:val="0"/>
-          <w:i w:val="0"/>
-          <w:color w:val="000000"/>
-          <w:sz w:val="24"/>
-        </w:rPr>
-        <w:hyperlink r:id="rId9" w:history="1">
-          <w:r>
-            <w:rPr>
-              <w:rStyle w:val="Hyperlink"/>
-            </w:rPr>
-            <w:t xml:space="preserve"> were coll</w:t>
-          </w:r>
-        </w:hyperlink>
+        <w:t>made up of objects that were coll</w:t>
       </w:r>
       <w:r>
         <w:rPr>
@@ -930,7 +868,7 @@
           <w:sz w:val="24"/>
           <w:u w:val="single"/>
         </w:rPr>
-        <w:hyperlink r:id="rId10" w:history="1">
+        <w:hyperlink r:id="rId11" w:history="1">
           <w:r>
             <w:rPr>
               <w:rStyle w:val="Hyperlink"/>
@@ -959,7 +897,7 @@
           <w:sz w:val="24"/>
           <w:u w:val="single"/>
         </w:rPr>
-        <w:hyperlink r:id="rId10" w:history="1">
+        <w:hyperlink r:id="rId11" w:history="1">
           <w:r>
             <w:rPr>
               <w:rStyle w:val="Hyperlink"/>
@@ -1267,31 +1205,14 @@
       </w:r>
       <w:r>
         <w:rPr>
+          <w:u w:val="single" w:color="0000ff"/>
           <w:rFonts w:ascii="Charis SIL Regular" w:hAnsi="Charis SIL Regular" w:eastAsia="Charis SIL Regular"/>
           <w:b w:val="0"/>
           <w:i w:val="0"/>
           <w:color w:val="000000"/>
           <w:sz w:val="24"/>
         </w:rPr>
-        <w:t>2024</w:t>
-      </w:r>
-      <w:r>
-        <w:rPr>
-          <w:u w:val="single" w:color="0000ff"/>
-          <w:rFonts w:ascii="Charis SIL Regular" w:hAnsi="Charis SIL Regular" w:eastAsia="Charis SIL Regular"/>
-          <w:b w:val="0"/>
-          <w:i w:val="0"/>
-          <w:color w:val="000000"/>
-          <w:sz w:val="24"/>
-        </w:rPr>
-        <w:hyperlink r:id="rId12" w:history="1">
-          <w:r>
-            <w:rPr>
-              <w:rStyle w:val="Hyperlink"/>
-            </w:rPr>
-            <w:t>. O</w:t>
-          </w:r>
-        </w:hyperlink>
+        <w:t>2024. O</w:t>
       </w:r>
       <w:r>
         <w:rPr>
@@ -1846,61 +1767,7 @@
           <w:color w:val="000000"/>
           <w:sz w:val="24"/>
         </w:rPr>
-        <w:t>Dut</w:t>
-      </w:r>
-      <w:r>
-        <w:rPr>
-          <w:u w:val="single" w:color="0000ff"/>
-          <w:rFonts w:ascii="Charis SIL Regular" w:hAnsi="Charis SIL Regular" w:eastAsia="Charis SIL Regular"/>
-          <w:b w:val="0"/>
-          <w:i w:val="0"/>
-          <w:color w:val="000000"/>
-          <w:sz w:val="24"/>
-        </w:rPr>
-        <w:hyperlink r:id="rId15" w:history="1">
-          <w:r>
-            <w:rPr>
-              <w:rStyle w:val="Hyperlink"/>
-            </w:rPr>
-            <w:t>ch Protestant</w:t>
-          </w:r>
-        </w:hyperlink>
-      </w:r>
-      <w:r>
-        <w:rPr>
-          <w:u w:val="single" w:color="0000ff"/>
-          <w:rFonts w:ascii="Charis SIL Regular" w:hAnsi="Charis SIL Regular" w:eastAsia="Charis SIL Regular"/>
-          <w:b w:val="0"/>
-          <w:i w:val="0"/>
-          <w:color w:val="000000"/>
-          <w:sz w:val="24"/>
-        </w:rPr>
-        <w:hyperlink r:id="rId15" w:history="1">
-          <w:r>
-            <w:rPr>
-              <w:rStyle w:val="Hyperlink"/>
-            </w:rPr>
-            <w:t xml:space="preserve"> and</w:t>
-          </w:r>
-        </w:hyperlink>
-      </w:r>
-      <w:r>
-        <w:rPr>
-          <w:u w:val="single" w:color="0000ff"/>
-          <w:rFonts w:ascii="Charis SIL Regular" w:hAnsi="Charis SIL Regular" w:eastAsia="Charis SIL Regular"/>
-          <w:b w:val="0"/>
-          <w:i w:val="0"/>
-          <w:color w:val="000000"/>
-          <w:sz w:val="24"/>
-        </w:rPr>
-        <w:hyperlink r:id="rId15" w:history="1">
-          <w:r>
-            <w:rPr>
-              <w:rStyle w:val="Hyperlink"/>
-            </w:rPr>
-            <w:t xml:space="preserve"> Catholic mis</w:t>
-          </w:r>
-        </w:hyperlink>
+        <w:t>Dutch Protestant and Catholic mis</w:t>
       </w:r>
       <w:r>
         <w:rPr>
@@ -2545,14 +2412,7 @@
           <w:sz w:val="24"/>
           <w:u w:val="single"/>
         </w:rPr>
-        <w:hyperlink r:id="rId19" w:history="1">
-          <w:r>
-            <w:rPr>
-              <w:rStyle w:val="Hyperlink"/>
-            </w:rPr>
-            <w:t>Churches</w:t>
-          </w:r>
-        </w:hyperlink>
+        <w:t>Churches in th</w:t>
       </w:r>
       <w:r>
         <w:rPr>
@@ -2563,83 +2423,7 @@
           <w:sz w:val="24"/>
           <w:u w:val="single"/>
         </w:rPr>
-        <w:t xml:space="preserve"> </w:t>
-      </w:r>
-      <w:r>
-        <w:rPr>
-          <w:rFonts w:ascii="Charis SIL Regular" w:hAnsi="Charis SIL Regular" w:eastAsia="Charis SIL Regular"/>
-          <w:b w:val="0"/>
-          <w:i w:val="0"/>
-          <w:color w:val="0000FF"/>
-          <w:sz w:val="24"/>
-          <w:u w:val="single"/>
-        </w:rPr>
-        <w:hyperlink r:id="rId19" w:history="1">
-          <w:r>
-            <w:rPr>
-              <w:rStyle w:val="Hyperlink"/>
-            </w:rPr>
-            <w:t>in</w:t>
-          </w:r>
-        </w:hyperlink>
-      </w:r>
-      <w:r>
-        <w:rPr>
-          <w:rFonts w:ascii="Charis SIL Regular" w:hAnsi="Charis SIL Regular" w:eastAsia="Charis SIL Regular"/>
-          <w:b w:val="0"/>
-          <w:i w:val="0"/>
-          <w:color w:val="0000FF"/>
-          <w:sz w:val="24"/>
-          <w:u w:val="single"/>
-        </w:rPr>
-        <w:t xml:space="preserve"> </w:t>
-      </w:r>
-      <w:r>
-        <w:rPr>
-          <w:rFonts w:ascii="Charis SIL Regular" w:hAnsi="Charis SIL Regular" w:eastAsia="Charis SIL Regular"/>
-          <w:b w:val="0"/>
-          <w:i w:val="0"/>
-          <w:color w:val="0000FF"/>
-          <w:sz w:val="24"/>
-          <w:u w:val="single"/>
-        </w:rPr>
-        <w:hyperlink r:id="rId19" w:history="1">
-          <w:r>
-            <w:rPr>
-              <w:rStyle w:val="Hyperlink"/>
-            </w:rPr>
-            <w:t>th</w:t>
-          </w:r>
-        </w:hyperlink>
-      </w:r>
-      <w:r>
-        <w:rPr>
-          <w:rFonts w:ascii="Charis SIL Regular" w:hAnsi="Charis SIL Regular" w:eastAsia="Charis SIL Regular"/>
-          <w:b w:val="0"/>
-          <w:i w:val="0"/>
-          <w:color w:val="0000FF"/>
-          <w:sz w:val="24"/>
-          <w:u w:val="single"/>
-        </w:rPr>
-        <w:hyperlink r:id="rId19" w:history="1">
-          <w:r>
-            <w:rPr>
-              <w:rStyle w:val="Hyperlink"/>
-            </w:rPr>
-            <w:t>e</w:t>
-          </w:r>
-        </w:hyperlink>
-      </w:r>
-      <w:r>
-        <w:rPr>
-          <w:rFonts w:ascii="Charis SIL Regular" w:hAnsi="Charis SIL Regular" w:eastAsia="Charis SIL Regular"/>
-          <w:b w:val="0"/>
-          <w:i w:val="0"/>
-          <w:color w:val="0000FF"/>
-          <w:sz w:val="24"/>
-          <w:u w:val="single"/>
-        </w:rPr>
-        <w:t xml:space="preserve"> </w:t>
+        <w:t xml:space="preserve">e </w:t>
       </w:r>
       <w:r>
         <w:rPr>
@@ -2679,29 +2463,19 @@
       </w:r>
       <w:r>
         <w:rPr>
+          <w:u w:val="single" w:color="0000ff"/>
           <w:rFonts w:ascii="Charis SIL Regular" w:hAnsi="Charis SIL Regular" w:eastAsia="Charis SIL Regular"/>
           <w:b w:val="0"/>
           <w:i w:val="0"/>
           <w:color w:val="000000"/>
           <w:sz w:val="24"/>
         </w:rPr>
-        <w:t xml:space="preserve">, </w:t>
-      </w:r>
-      <w:r>
-        <w:rPr>
-          <w:rFonts w:ascii="Charis SIL Regular" w:hAnsi="Charis SIL Regular" w:eastAsia="Charis SIL Regular"/>
-          <w:b w:val="0"/>
-          <w:i w:val="0"/>
-          <w:color w:val="0000FF"/>
-          <w:sz w:val="24"/>
-          <w:u w:val="single"/>
-        </w:rPr>
-        <w:hyperlink r:id="rId20" w:history="1">
+        <w:hyperlink r:id="rId18" w:history="1">
           <w:r>
             <w:rPr>
               <w:rStyle w:val="Hyperlink"/>
             </w:rPr>
-            <w:t>H</w:t>
+            <w:t xml:space="preserve">, </w:t>
           </w:r>
         </w:hyperlink>
       </w:r>
@@ -2712,34 +2486,8 @@
           <w:i w:val="0"/>
           <w:color w:val="0000FF"/>
           <w:sz w:val="24"/>
-          <w:u w:val="single"/>
-        </w:rPr>
-        <w:hyperlink r:id="rId20" w:history="1">
-          <w:r>
-            <w:rPr>
-              <w:rStyle w:val="Hyperlink"/>
-            </w:rPr>
-            <w:t>DC|</w:t>
-          </w:r>
-        </w:hyperlink>
-      </w:r>
-      <w:r>
-        <w:rPr>
-          <w:rFonts w:ascii="Charis SIL Regular" w:hAnsi="Charis SIL Regular" w:eastAsia="Charis SIL Regular"/>
-          <w:b w:val="0"/>
-          <w:i w:val="0"/>
-          <w:color w:val="0000FF"/>
-          <w:sz w:val="24"/>
-          <w:u w:val="single"/>
-        </w:rPr>
-        <w:hyperlink r:id="rId19" w:history="1">
-          <w:r>
-            <w:rPr>
-              <w:rStyle w:val="Hyperlink"/>
-            </w:rPr>
-            <w:t>Prote</w:t>
-          </w:r>
-        </w:hyperlink>
+        </w:rPr>
+        <w:t>HDC|Protestant</w:t>
       </w:r>
       <w:r>
         <w:rPr>
@@ -2768,14 +2516,7 @@
           <w:sz w:val="24"/>
           <w:u w:val="single"/>
         </w:rPr>
-        <w:hyperlink r:id="rId19" w:history="1">
-          <w:r>
-            <w:rPr>
-              <w:rStyle w:val="Hyperlink"/>
-            </w:rPr>
-            <w:t>tant</w:t>
-          </w:r>
-        </w:hyperlink>
+        <w:t xml:space="preserve"> </w:t>
       </w:r>
       <w:r>
         <w:rPr>
@@ -2786,36 +2527,7 @@
           <w:sz w:val="24"/>
           <w:u w:val="single"/>
         </w:rPr>
-        <w:hyperlink r:id="rId19" w:history="1">
-          <w:r>
-            <w:rPr>
-              <w:rStyle w:val="Hyperlink"/>
-            </w:rPr>
-            <w:t>s</w:t>
-          </w:r>
-        </w:hyperlink>
-      </w:r>
-      <w:r>
-        <w:rPr>
-          <w:rFonts w:ascii="Charis SIL Regular" w:hAnsi="Charis SIL Regular" w:eastAsia="Charis SIL Regular"/>
-          <w:b w:val="0"/>
-          <w:i w:val="0"/>
-          <w:color w:val="0000FF"/>
-          <w:sz w:val="24"/>
-          <w:u w:val="single"/>
-        </w:rPr>
-        <w:t xml:space="preserve"> </w:t>
-      </w:r>
-      <w:r>
-        <w:rPr>
-          <w:rFonts w:ascii="Charis SIL Regular" w:hAnsi="Charis SIL Regular" w:eastAsia="Charis SIL Regular"/>
-          <w:b w:val="0"/>
-          <w:i w:val="0"/>
-          <w:color w:val="0000FF"/>
-          <w:sz w:val="24"/>
-          <w:u w:val="single"/>
-        </w:rPr>
-        <w:hyperlink r:id="rId19" w:history="1">
+        <w:hyperlink r:id="rId20" w:history="1">
           <w:r>
             <w:rPr>
               <w:rStyle w:val="Hyperlink"/>
@@ -2826,13 +2538,139 @@
       </w:r>
       <w:r>
         <w:rPr>
+          <w:u w:val="single" w:color="0000ff"/>
           <w:rFonts w:ascii="Charis SIL Regular" w:hAnsi="Charis SIL Regular" w:eastAsia="Charis SIL Regular"/>
           <w:b w:val="0"/>
           <w:i w:val="0"/>
           <w:color w:val="000000"/>
           <w:sz w:val="24"/>
         </w:rPr>
-        <w:t xml:space="preserve"> at the Vrije Universiteit, </w:t>
+        <w:hyperlink r:id="rId19" w:history="1">
+          <w:r>
+            <w:rPr>
+              <w:rStyle w:val="Hyperlink"/>
+            </w:rPr>
+            <w:t xml:space="preserve"> at the</w:t>
+          </w:r>
+        </w:hyperlink>
+      </w:r>
+      <w:r>
+        <w:rPr>
+          <w:u w:val="single" w:color="0000ff"/>
+          <w:rFonts w:ascii="Charis SIL Regular" w:hAnsi="Charis SIL Regular" w:eastAsia="Charis SIL Regular"/>
+          <w:b w:val="0"/>
+          <w:i w:val="0"/>
+          <w:color w:val="000000"/>
+          <w:sz w:val="24"/>
+        </w:rPr>
+        <w:t xml:space="preserve"> </w:t>
+      </w:r>
+      <w:r>
+        <w:rPr>
+          <w:u w:val="single" w:color="0000ff"/>
+          <w:rFonts w:ascii="Charis SIL Regular" w:hAnsi="Charis SIL Regular" w:eastAsia="Charis SIL Regular"/>
+          <w:b w:val="0"/>
+          <w:i w:val="0"/>
+          <w:color w:val="000000"/>
+          <w:sz w:val="24"/>
+        </w:rPr>
+        <w:hyperlink r:id="rId19" w:history="1">
+          <w:r>
+            <w:rPr>
+              <w:rStyle w:val="Hyperlink"/>
+            </w:rPr>
+            <w:t>Vrije U</w:t>
+          </w:r>
+        </w:hyperlink>
+      </w:r>
+      <w:r>
+        <w:rPr>
+          <w:u w:val="single" w:color="0000ff"/>
+          <w:rFonts w:ascii="Charis SIL Regular" w:hAnsi="Charis SIL Regular" w:eastAsia="Charis SIL Regular"/>
+          <w:b w:val="0"/>
+          <w:i w:val="0"/>
+          <w:color w:val="000000"/>
+          <w:sz w:val="24"/>
+        </w:rPr>
+        <w:hyperlink r:id="rId19" w:history="1">
+          <w:r>
+            <w:rPr>
+              <w:rStyle w:val="Hyperlink"/>
+            </w:rPr>
+            <w:t>ni</w:t>
+          </w:r>
+        </w:hyperlink>
+      </w:r>
+      <w:r>
+        <w:rPr>
+          <w:u w:val="single" w:color="0000ff"/>
+          <w:rFonts w:ascii="Charis SIL Regular" w:hAnsi="Charis SIL Regular" w:eastAsia="Charis SIL Regular"/>
+          <w:b w:val="0"/>
+          <w:i w:val="0"/>
+          <w:color w:val="000000"/>
+          <w:sz w:val="24"/>
+        </w:rPr>
+        <w:hyperlink r:id="rId19" w:history="1">
+          <w:r>
+            <w:rPr>
+              <w:rStyle w:val="Hyperlink"/>
+            </w:rPr>
+            <w:t>v</w:t>
+          </w:r>
+        </w:hyperlink>
+      </w:r>
+      <w:r>
+        <w:rPr>
+          <w:u w:val="single" w:color="0000ff"/>
+          <w:rFonts w:ascii="Charis SIL Regular" w:hAnsi="Charis SIL Regular" w:eastAsia="Charis SIL Regular"/>
+          <w:b w:val="0"/>
+          <w:i w:val="0"/>
+          <w:color w:val="000000"/>
+          <w:sz w:val="24"/>
+        </w:rPr>
+        <w:hyperlink r:id="rId19" w:history="1">
+          <w:r>
+            <w:rPr>
+              <w:rStyle w:val="Hyperlink"/>
+            </w:rPr>
+            <w:t>ers</w:t>
+          </w:r>
+        </w:hyperlink>
+      </w:r>
+      <w:r>
+        <w:rPr>
+          <w:u w:val="single" w:color="0000ff"/>
+          <w:rFonts w:ascii="Charis SIL Regular" w:hAnsi="Charis SIL Regular" w:eastAsia="Charis SIL Regular"/>
+          <w:b w:val="0"/>
+          <w:i w:val="0"/>
+          <w:color w:val="000000"/>
+          <w:sz w:val="24"/>
+        </w:rPr>
+        <w:hyperlink r:id="rId19" w:history="1">
+          <w:r>
+            <w:rPr>
+              <w:rStyle w:val="Hyperlink"/>
+            </w:rPr>
+            <w:t>i</w:t>
+          </w:r>
+        </w:hyperlink>
+      </w:r>
+      <w:r>
+        <w:rPr>
+          <w:rFonts w:ascii="Charis SIL Regular" w:hAnsi="Charis SIL Regular" w:eastAsia="Charis SIL Regular"/>
+          <w:b w:val="0"/>
+          <w:i w:val="0"/>
+          <w:color w:val="000000"/>
+          <w:sz w:val="24"/>
+        </w:rPr>
+        <w:hyperlink r:id="rId19" w:history="1">
+          <w:r>
+            <w:rPr>
+              <w:rStyle w:val="Hyperlink"/>
+            </w:rPr>
+            <w:t xml:space="preserve">teit, </w:t>
+          </w:r>
+        </w:hyperlink>
       </w:r>
       <w:r>
         <w:rPr>
@@ -2843,7 +2681,14 @@
           <w:sz w:val="24"/>
           <w:u w:val="single"/>
         </w:rPr>
-        <w:t>Cath</w:t>
+        <w:hyperlink r:id="rId19" w:history="1">
+          <w:r>
+            <w:rPr>
+              <w:rStyle w:val="Hyperlink"/>
+            </w:rPr>
+            <w:t>Cath</w:t>
+          </w:r>
+        </w:hyperlink>
       </w:r>
       <w:r>
         <w:rPr>
@@ -2991,7 +2836,7 @@
           <w:sz w:val="24"/>
           <w:u w:val="single"/>
         </w:rPr>
-        <w:hyperlink r:id="rId19" w:history="1">
+        <w:hyperlink r:id="rId21" w:history="1">
           <w:r>
             <w:rPr>
               <w:rStyle w:val="Hyperlink"/>
@@ -3052,32 +2897,13 @@
           <w:i w:val="0"/>
           <w:color w:val="0000FF"/>
           <w:sz w:val="24"/>
-          <w:u w:val="single"/>
-        </w:rPr>
-        <w:hyperlink r:id="rId20" w:history="1">
-          <w:r>
-            <w:rPr>
-              <w:rStyle w:val="Hyperlink"/>
-            </w:rPr>
-            <w:t>Erf</w:t>
-          </w:r>
-        </w:hyperlink>
-      </w:r>
-      <w:r>
-        <w:rPr>
-          <w:rFonts w:ascii="Charis SIL Regular" w:hAnsi="Charis SIL Regular" w:eastAsia="Charis SIL Regular"/>
-          <w:b w:val="0"/>
-          <w:i w:val="0"/>
-          <w:color w:val="0000FF"/>
-          <w:sz w:val="24"/>
-          <w:u w:val="single"/>
         </w:rPr>
         <w:hyperlink r:id="rId22" w:history="1">
           <w:r>
             <w:rPr>
               <w:rStyle w:val="Hyperlink"/>
             </w:rPr>
-            <w:t>goedcentru</w:t>
+            <w:t>Erfgoedcentru</w:t>
           </w:r>
         </w:hyperlink>
       </w:r>
@@ -3218,13 +3044,21 @@
       </w:r>
       <w:r>
         <w:rPr>
+          <w:u w:val="single" w:color="0000ff"/>
           <w:rFonts w:ascii="Charis SIL Regular" w:hAnsi="Charis SIL Regular" w:eastAsia="Charis SIL Regular"/>
           <w:b w:val="0"/>
           <w:i w:val="0"/>
           <w:color w:val="000000"/>
           <w:sz w:val="24"/>
         </w:rPr>
-        <w:t>often still be found in the count</w:t>
+        <w:hyperlink r:id="rId21" w:history="1">
+          <w:r>
+            <w:rPr>
+              <w:rStyle w:val="Hyperlink"/>
+            </w:rPr>
+            <w:t>often still be fo</w:t>
+          </w:r>
+        </w:hyperlink>
       </w:r>
       <w:r>
         <w:rPr>
@@ -3235,7 +3069,89 @@
           <w:color w:val="000000"/>
           <w:sz w:val="24"/>
         </w:rPr>
-        <w:t>ries where the mission organ</w:t>
+        <w:hyperlink r:id="rId21" w:history="1">
+          <w:r>
+            <w:rPr>
+              <w:rStyle w:val="Hyperlink"/>
+            </w:rPr>
+            <w:t>u</w:t>
+          </w:r>
+        </w:hyperlink>
+      </w:r>
+      <w:r>
+        <w:rPr>
+          <w:u w:val="single" w:color="0000ff"/>
+          <w:rFonts w:ascii="Charis SIL Regular" w:hAnsi="Charis SIL Regular" w:eastAsia="Charis SIL Regular"/>
+          <w:b w:val="0"/>
+          <w:i w:val="0"/>
+          <w:color w:val="000000"/>
+          <w:sz w:val="24"/>
+        </w:rPr>
+        <w:hyperlink r:id="rId21" w:history="1">
+          <w:r>
+            <w:rPr>
+              <w:rStyle w:val="Hyperlink"/>
+            </w:rPr>
+            <w:t xml:space="preserve">nd in </w:t>
+          </w:r>
+        </w:hyperlink>
+      </w:r>
+      <w:r>
+        <w:rPr>
+          <w:u w:val="single" w:color="0000ff"/>
+          <w:rFonts w:ascii="Charis SIL Regular" w:hAnsi="Charis SIL Regular" w:eastAsia="Charis SIL Regular"/>
+          <w:b w:val="0"/>
+          <w:i w:val="0"/>
+          <w:color w:val="000000"/>
+          <w:sz w:val="24"/>
+        </w:rPr>
+        <w:t>t</w:t>
+      </w:r>
+      <w:r>
+        <w:rPr>
+          <w:rFonts w:ascii="Charis SIL Regular" w:hAnsi="Charis SIL Regular" w:eastAsia="Charis SIL Regular"/>
+          <w:b w:val="0"/>
+          <w:i w:val="0"/>
+          <w:color w:val="000000"/>
+          <w:sz w:val="24"/>
+        </w:rPr>
+        <w:t>he count</w:t>
+      </w:r>
+      <w:r>
+        <w:rPr>
+          <w:u w:val="single" w:color="0000ff"/>
+          <w:rFonts w:ascii="Charis SIL Regular" w:hAnsi="Charis SIL Regular" w:eastAsia="Charis SIL Regular"/>
+          <w:b w:val="0"/>
+          <w:i w:val="0"/>
+          <w:color w:val="000000"/>
+          <w:sz w:val="24"/>
+        </w:rPr>
+        <w:hyperlink r:id="rId22" w:history="1">
+          <w:r>
+            <w:rPr>
+              <w:rStyle w:val="Hyperlink"/>
+            </w:rPr>
+            <w:t>ries where the m</w:t>
+          </w:r>
+        </w:hyperlink>
+      </w:r>
+      <w:r>
+        <w:rPr>
+          <w:u w:val="single" w:color="0000ff"/>
+          <w:rFonts w:ascii="Charis SIL Regular" w:hAnsi="Charis SIL Regular" w:eastAsia="Charis SIL Regular"/>
+          <w:b w:val="0"/>
+          <w:i w:val="0"/>
+          <w:color w:val="000000"/>
+          <w:sz w:val="24"/>
+        </w:rPr>
+        <w:hyperlink r:id="rId22" w:history="1">
+          <w:r>
+            <w:rPr>
+              <w:rStyle w:val="Hyperlink"/>
+            </w:rPr>
+            <w:t>ission organ</w:t>
+          </w:r>
+        </w:hyperlink>
       </w:r>
       <w:r>
         <w:rPr>
@@ -3383,7 +3299,7 @@
           <w:sz w:val="24"/>
           <w:u w:val="single"/>
         </w:rPr>
-        <w:t>Scientific research</w:t>
+        <w:t xml:space="preserve">Scientific research </w:t>
       </w:r>
       <w:r>
         <w:rPr>
@@ -3394,7 +3310,7 @@
           <w:sz w:val="24"/>
           <w:u w:val="single"/>
         </w:rPr>
-        <w:t xml:space="preserve"> </w:t>
+        <w:t>in colonised territorie</w:t>
       </w:r>
       <w:r>
         <w:rPr>
@@ -3403,9 +3319,8 @@
           <w:i w:val="0"/>
           <w:color w:val="0000FF"/>
           <w:sz w:val="24"/>
-          <w:u w:val="single"/>
-        </w:rPr>
-        <w:t>in colonised territories</w:t>
+        </w:rPr>
+        <w:t>s</w:t>
       </w:r>
       <w:r>
         <w:br/>
@@ -4160,15 +4075,9 @@
           <w:i w:val="0"/>
           <w:color w:val="0000FF"/>
           <w:sz w:val="24"/>
-        </w:rPr>
-        <w:hyperlink r:id="rId25" w:history="1">
-          <w:r>
-            <w:rPr>
-              <w:rStyle w:val="Hyperlink"/>
-            </w:rPr>
-            <w:t>7</w:t>
-          </w:r>
-        </w:hyperlink>
+          <w:u w:val="single"/>
+        </w:rPr>
+        <w:t>7</w:t>
       </w:r>
       <w:r>
         <w:rPr>

--- a/EXPORTS/DOCX/published/niveau2/English/ChristianMission.docx
+++ b/EXPORTS/DOCX/published/niveau2/English/ChristianMission.docx
@@ -445,13 +445,68 @@
       </w:r>
       <w:r>
         <w:rPr>
+          <w:u w:val="single" w:color="0000ff"/>
           <w:rFonts w:ascii="Charis SIL Regular" w:hAnsi="Charis SIL Regular" w:eastAsia="Charis SIL Regular"/>
           <w:b w:val="0"/>
           <w:i w:val="0"/>
           <w:color w:val="000000"/>
           <w:sz w:val="24"/>
         </w:rPr>
-        <w:t>made up of objects that were coll</w:t>
+        <w:t>made up of ob</w:t>
+      </w:r>
+      <w:r>
+        <w:rPr>
+          <w:u w:val="single" w:color="0000ff"/>
+          <w:rFonts w:ascii="Charis SIL Regular" w:hAnsi="Charis SIL Regular" w:eastAsia="Charis SIL Regular"/>
+          <w:b w:val="0"/>
+          <w:i w:val="0"/>
+          <w:color w:val="000000"/>
+          <w:sz w:val="24"/>
+        </w:rPr>
+        <w:hyperlink r:id="rId9" w:history="1">
+          <w:r>
+            <w:rPr>
+              <w:rStyle w:val="Hyperlink"/>
+            </w:rPr>
+            <w:t>jects tha</w:t>
+          </w:r>
+        </w:hyperlink>
+      </w:r>
+      <w:r>
+        <w:rPr>
+          <w:u w:val="single" w:color="0000ff"/>
+          <w:rFonts w:ascii="Charis SIL Regular" w:hAnsi="Charis SIL Regular" w:eastAsia="Charis SIL Regular"/>
+          <w:b w:val="0"/>
+          <w:i w:val="0"/>
+          <w:color w:val="000000"/>
+          <w:sz w:val="24"/>
+        </w:rPr>
+        <w:hyperlink r:id="rId9" w:history="1">
+          <w:r>
+            <w:rPr>
+              <w:rStyle w:val="Hyperlink"/>
+            </w:rPr>
+            <w:t>t</w:t>
+          </w:r>
+        </w:hyperlink>
+      </w:r>
+      <w:r>
+        <w:rPr>
+          <w:u w:val="single" w:color="0000ff"/>
+          <w:rFonts w:ascii="Charis SIL Regular" w:hAnsi="Charis SIL Regular" w:eastAsia="Charis SIL Regular"/>
+          <w:b w:val="0"/>
+          <w:i w:val="0"/>
+          <w:color w:val="000000"/>
+          <w:sz w:val="24"/>
+        </w:rPr>
+        <w:hyperlink r:id="rId9" w:history="1">
+          <w:r>
+            <w:rPr>
+              <w:rStyle w:val="Hyperlink"/>
+            </w:rPr>
+            <w:t xml:space="preserve"> were coll</w:t>
+          </w:r>
+        </w:hyperlink>
       </w:r>
       <w:r>
         <w:rPr>
@@ -868,7 +923,7 @@
           <w:sz w:val="24"/>
           <w:u w:val="single"/>
         </w:rPr>
-        <w:hyperlink r:id="rId11" w:history="1">
+        <w:hyperlink r:id="rId10" w:history="1">
           <w:r>
             <w:rPr>
               <w:rStyle w:val="Hyperlink"/>
@@ -897,7 +952,7 @@
           <w:sz w:val="24"/>
           <w:u w:val="single"/>
         </w:rPr>
-        <w:hyperlink r:id="rId11" w:history="1">
+        <w:hyperlink r:id="rId10" w:history="1">
           <w:r>
             <w:rPr>
               <w:rStyle w:val="Hyperlink"/>
@@ -1212,7 +1267,32 @@
           <w:color w:val="000000"/>
           <w:sz w:val="24"/>
         </w:rPr>
-        <w:t>2024. O</w:t>
+        <w:hyperlink r:id="rId12" w:history="1">
+          <w:r>
+            <w:rPr>
+              <w:rStyle w:val="Hyperlink"/>
+            </w:rPr>
+            <w:t>2024</w:t>
+          </w:r>
+        </w:hyperlink>
+      </w:r>
+      <w:r>
+        <w:rPr>
+          <w:u w:val="single" w:color="0000ff"/>
+          <w:rFonts w:ascii="Charis SIL Regular" w:hAnsi="Charis SIL Regular" w:eastAsia="Charis SIL Regular"/>
+          <w:b w:val="0"/>
+          <w:i w:val="0"/>
+          <w:color w:val="000000"/>
+          <w:sz w:val="24"/>
+        </w:rPr>
+        <w:hyperlink r:id="rId12" w:history="1">
+          <w:r>
+            <w:rPr>
+              <w:rStyle w:val="Hyperlink"/>
+            </w:rPr>
+            <w:t>. O</w:t>
+          </w:r>
+        </w:hyperlink>
       </w:r>
       <w:r>
         <w:rPr>
@@ -1767,7 +1847,61 @@
           <w:color w:val="000000"/>
           <w:sz w:val="24"/>
         </w:rPr>
-        <w:t>Dutch Protestant and Catholic mis</w:t>
+        <w:t>Dut</w:t>
+      </w:r>
+      <w:r>
+        <w:rPr>
+          <w:u w:val="single" w:color="0000ff"/>
+          <w:rFonts w:ascii="Charis SIL Regular" w:hAnsi="Charis SIL Regular" w:eastAsia="Charis SIL Regular"/>
+          <w:b w:val="0"/>
+          <w:i w:val="0"/>
+          <w:color w:val="000000"/>
+          <w:sz w:val="24"/>
+        </w:rPr>
+        <w:hyperlink r:id="rId15" w:history="1">
+          <w:r>
+            <w:rPr>
+              <w:rStyle w:val="Hyperlink"/>
+            </w:rPr>
+            <w:t>ch Protestant</w:t>
+          </w:r>
+        </w:hyperlink>
+      </w:r>
+      <w:r>
+        <w:rPr>
+          <w:u w:val="single" w:color="0000ff"/>
+          <w:rFonts w:ascii="Charis SIL Regular" w:hAnsi="Charis SIL Regular" w:eastAsia="Charis SIL Regular"/>
+          <w:b w:val="0"/>
+          <w:i w:val="0"/>
+          <w:color w:val="000000"/>
+          <w:sz w:val="24"/>
+        </w:rPr>
+        <w:hyperlink r:id="rId15" w:history="1">
+          <w:r>
+            <w:rPr>
+              <w:rStyle w:val="Hyperlink"/>
+            </w:rPr>
+            <w:t xml:space="preserve"> and</w:t>
+          </w:r>
+        </w:hyperlink>
+      </w:r>
+      <w:r>
+        <w:rPr>
+          <w:u w:val="single" w:color="0000ff"/>
+          <w:rFonts w:ascii="Charis SIL Regular" w:hAnsi="Charis SIL Regular" w:eastAsia="Charis SIL Regular"/>
+          <w:b w:val="0"/>
+          <w:i w:val="0"/>
+          <w:color w:val="000000"/>
+          <w:sz w:val="24"/>
+        </w:rPr>
+        <w:hyperlink r:id="rId15" w:history="1">
+          <w:r>
+            <w:rPr>
+              <w:rStyle w:val="Hyperlink"/>
+            </w:rPr>
+            <w:t xml:space="preserve"> Catholic mis</w:t>
+          </w:r>
+        </w:hyperlink>
       </w:r>
       <w:r>
         <w:rPr>
@@ -2412,7 +2546,14 @@
           <w:sz w:val="24"/>
           <w:u w:val="single"/>
         </w:rPr>
-        <w:t>Churches in th</w:t>
+        <w:hyperlink r:id="rId19" w:history="1">
+          <w:r>
+            <w:rPr>
+              <w:rStyle w:val="Hyperlink"/>
+            </w:rPr>
+            <w:t>Churches</w:t>
+          </w:r>
+        </w:hyperlink>
       </w:r>
       <w:r>
         <w:rPr>
@@ -2423,7 +2564,7 @@
           <w:sz w:val="24"/>
           <w:u w:val="single"/>
         </w:rPr>
-        <w:t xml:space="preserve">e </w:t>
+        <w:t xml:space="preserve"> </w:t>
       </w:r>
       <w:r>
         <w:rPr>
@@ -2433,6 +2574,81 @@
           <w:color w:val="0000FF"/>
           <w:sz w:val="24"/>
           <w:u w:val="single"/>
+        </w:rPr>
+        <w:hyperlink r:id="rId19" w:history="1">
+          <w:r>
+            <w:rPr>
+              <w:rStyle w:val="Hyperlink"/>
+            </w:rPr>
+            <w:t>in</w:t>
+          </w:r>
+        </w:hyperlink>
+      </w:r>
+      <w:r>
+        <w:rPr>
+          <w:rFonts w:ascii="Charis SIL Regular" w:hAnsi="Charis SIL Regular" w:eastAsia="Charis SIL Regular"/>
+          <w:b w:val="0"/>
+          <w:i w:val="0"/>
+          <w:color w:val="0000FF"/>
+          <w:sz w:val="24"/>
+          <w:u w:val="single"/>
+        </w:rPr>
+        <w:t xml:space="preserve"> </w:t>
+      </w:r>
+      <w:r>
+        <w:rPr>
+          <w:rFonts w:ascii="Charis SIL Regular" w:hAnsi="Charis SIL Regular" w:eastAsia="Charis SIL Regular"/>
+          <w:b w:val="0"/>
+          <w:i w:val="0"/>
+          <w:color w:val="0000FF"/>
+          <w:sz w:val="24"/>
+          <w:u w:val="single"/>
+        </w:rPr>
+        <w:hyperlink r:id="rId19" w:history="1">
+          <w:r>
+            <w:rPr>
+              <w:rStyle w:val="Hyperlink"/>
+            </w:rPr>
+            <w:t>th</w:t>
+          </w:r>
+        </w:hyperlink>
+      </w:r>
+      <w:r>
+        <w:rPr>
+          <w:rFonts w:ascii="Charis SIL Regular" w:hAnsi="Charis SIL Regular" w:eastAsia="Charis SIL Regular"/>
+          <w:b w:val="0"/>
+          <w:i w:val="0"/>
+          <w:color w:val="0000FF"/>
+          <w:sz w:val="24"/>
+          <w:u w:val="single"/>
+        </w:rPr>
+        <w:hyperlink r:id="rId18" w:history="1">
+          <w:r>
+            <w:rPr>
+              <w:rStyle w:val="Hyperlink"/>
+            </w:rPr>
+            <w:t>e</w:t>
+          </w:r>
+        </w:hyperlink>
+      </w:r>
+      <w:r>
+        <w:rPr>
+          <w:rFonts w:ascii="Charis SIL Regular" w:hAnsi="Charis SIL Regular" w:eastAsia="Charis SIL Regular"/>
+          <w:b w:val="0"/>
+          <w:i w:val="0"/>
+          <w:color w:val="0000FF"/>
+          <w:sz w:val="24"/>
+          <w:u w:val="single"/>
+        </w:rPr>
+        <w:t xml:space="preserve"> </w:t>
+      </w:r>
+      <w:r>
+        <w:rPr>
+          <w:rFonts w:ascii="Charis SIL Regular" w:hAnsi="Charis SIL Regular" w:eastAsia="Charis SIL Regular"/>
+          <w:b w:val="0"/>
+          <w:i w:val="0"/>
+          <w:color w:val="0000FF"/>
+          <w:sz w:val="24"/>
         </w:rPr>
         <w:hyperlink r:id="rId19" w:history="1">
           <w:r>
@@ -2486,8 +2702,52 @@
           <w:i w:val="0"/>
           <w:color w:val="0000FF"/>
           <w:sz w:val="24"/>
-        </w:rPr>
-        <w:t>HDC|Protestant</w:t>
+          <w:u w:val="single"/>
+        </w:rPr>
+        <w:hyperlink r:id="rId18" w:history="1">
+          <w:r>
+            <w:rPr>
+              <w:rStyle w:val="Hyperlink"/>
+            </w:rPr>
+            <w:t>H</w:t>
+          </w:r>
+        </w:hyperlink>
+      </w:r>
+      <w:r>
+        <w:rPr>
+          <w:rFonts w:ascii="Charis SIL Regular" w:hAnsi="Charis SIL Regular" w:eastAsia="Charis SIL Regular"/>
+          <w:b w:val="0"/>
+          <w:i w:val="0"/>
+          <w:color w:val="0000FF"/>
+          <w:sz w:val="24"/>
+          <w:u w:val="single"/>
+        </w:rPr>
+        <w:hyperlink r:id="rId19" w:history="1">
+          <w:r>
+            <w:rPr>
+              <w:rStyle w:val="Hyperlink"/>
+            </w:rPr>
+            <w:t>DC|</w:t>
+          </w:r>
+        </w:hyperlink>
+      </w:r>
+      <w:r>
+        <w:rPr>
+          <w:rFonts w:ascii="Charis SIL Regular" w:hAnsi="Charis SIL Regular" w:eastAsia="Charis SIL Regular"/>
+          <w:b w:val="0"/>
+          <w:i w:val="0"/>
+          <w:color w:val="0000FF"/>
+          <w:sz w:val="24"/>
+          <w:u w:val="single"/>
+        </w:rPr>
+        <w:hyperlink r:id="rId20" w:history="1">
+          <w:r>
+            <w:rPr>
+              <w:rStyle w:val="Hyperlink"/>
+            </w:rPr>
+            <w:t>Prote</w:t>
+          </w:r>
+        </w:hyperlink>
       </w:r>
       <w:r>
         <w:rPr>
@@ -2516,6 +2776,42 @@
           <w:sz w:val="24"/>
           <w:u w:val="single"/>
         </w:rPr>
+        <w:hyperlink r:id="rId20" w:history="1">
+          <w:r>
+            <w:rPr>
+              <w:rStyle w:val="Hyperlink"/>
+            </w:rPr>
+            <w:t>tant</w:t>
+          </w:r>
+        </w:hyperlink>
+      </w:r>
+      <w:r>
+        <w:rPr>
+          <w:rFonts w:ascii="Charis SIL Regular" w:hAnsi="Charis SIL Regular" w:eastAsia="Charis SIL Regular"/>
+          <w:b w:val="0"/>
+          <w:i w:val="0"/>
+          <w:color w:val="0000FF"/>
+          <w:sz w:val="24"/>
+          <w:u w:val="single"/>
+        </w:rPr>
+        <w:hyperlink r:id="rId20" w:history="1">
+          <w:r>
+            <w:rPr>
+              <w:rStyle w:val="Hyperlink"/>
+            </w:rPr>
+            <w:t>s</w:t>
+          </w:r>
+        </w:hyperlink>
+      </w:r>
+      <w:r>
+        <w:rPr>
+          <w:rFonts w:ascii="Charis SIL Regular" w:hAnsi="Charis SIL Regular" w:eastAsia="Charis SIL Regular"/>
+          <w:b w:val="0"/>
+          <w:i w:val="0"/>
+          <w:color w:val="0000FF"/>
+          <w:sz w:val="24"/>
+          <w:u w:val="single"/>
+        </w:rPr>
         <w:t xml:space="preserve"> </w:t>
       </w:r>
       <w:r>
@@ -2538,50 +2834,13 @@
       </w:r>
       <w:r>
         <w:rPr>
-          <w:u w:val="single" w:color="0000ff"/>
           <w:rFonts w:ascii="Charis SIL Regular" w:hAnsi="Charis SIL Regular" w:eastAsia="Charis SIL Regular"/>
           <w:b w:val="0"/>
           <w:i w:val="0"/>
           <w:color w:val="000000"/>
           <w:sz w:val="24"/>
         </w:rPr>
-        <w:hyperlink r:id="rId19" w:history="1">
-          <w:r>
-            <w:rPr>
-              <w:rStyle w:val="Hyperlink"/>
-            </w:rPr>
-            <w:t xml:space="preserve"> at the</w:t>
-          </w:r>
-        </w:hyperlink>
-      </w:r>
-      <w:r>
-        <w:rPr>
-          <w:u w:val="single" w:color="0000ff"/>
-          <w:rFonts w:ascii="Charis SIL Regular" w:hAnsi="Charis SIL Regular" w:eastAsia="Charis SIL Regular"/>
-          <w:b w:val="0"/>
-          <w:i w:val="0"/>
-          <w:color w:val="000000"/>
-          <w:sz w:val="24"/>
-        </w:rPr>
-        <w:t xml:space="preserve"> </w:t>
-      </w:r>
-      <w:r>
-        <w:rPr>
-          <w:u w:val="single" w:color="0000ff"/>
-          <w:rFonts w:ascii="Charis SIL Regular" w:hAnsi="Charis SIL Regular" w:eastAsia="Charis SIL Regular"/>
-          <w:b w:val="0"/>
-          <w:i w:val="0"/>
-          <w:color w:val="000000"/>
-          <w:sz w:val="24"/>
-        </w:rPr>
-        <w:hyperlink r:id="rId19" w:history="1">
-          <w:r>
-            <w:rPr>
-              <w:rStyle w:val="Hyperlink"/>
-            </w:rPr>
-            <w:t>Vrije U</w:t>
-          </w:r>
-        </w:hyperlink>
+        <w:t xml:space="preserve"> at the Vrije U</w:t>
       </w:r>
       <w:r>
         <w:rPr>
@@ -2639,38 +2898,13 @@
       </w:r>
       <w:r>
         <w:rPr>
-          <w:u w:val="single" w:color="0000ff"/>
           <w:rFonts w:ascii="Charis SIL Regular" w:hAnsi="Charis SIL Regular" w:eastAsia="Charis SIL Regular"/>
           <w:b w:val="0"/>
           <w:i w:val="0"/>
           <w:color w:val="000000"/>
           <w:sz w:val="24"/>
         </w:rPr>
-        <w:hyperlink r:id="rId19" w:history="1">
-          <w:r>
-            <w:rPr>
-              <w:rStyle w:val="Hyperlink"/>
-            </w:rPr>
-            <w:t>i</w:t>
-          </w:r>
-        </w:hyperlink>
-      </w:r>
-      <w:r>
-        <w:rPr>
-          <w:rFonts w:ascii="Charis SIL Regular" w:hAnsi="Charis SIL Regular" w:eastAsia="Charis SIL Regular"/>
-          <w:b w:val="0"/>
-          <w:i w:val="0"/>
-          <w:color w:val="000000"/>
-          <w:sz w:val="24"/>
-        </w:rPr>
-        <w:hyperlink r:id="rId19" w:history="1">
-          <w:r>
-            <w:rPr>
-              <w:rStyle w:val="Hyperlink"/>
-            </w:rPr>
-            <w:t xml:space="preserve">teit, </w:t>
-          </w:r>
-        </w:hyperlink>
+        <w:t xml:space="preserve">iteit, </w:t>
       </w:r>
       <w:r>
         <w:rPr>
@@ -2735,14 +2969,7 @@
           <w:sz w:val="24"/>
           <w:u w:val="single"/>
         </w:rPr>
-        <w:hyperlink r:id="rId21" w:history="1">
-          <w:r>
-            <w:rPr>
-              <w:rStyle w:val="Hyperlink"/>
-            </w:rPr>
-            <w:t>Documen</w:t>
-          </w:r>
-        </w:hyperlink>
+        <w:t xml:space="preserve">Documentation </w:t>
       </w:r>
       <w:r>
         <w:rPr>
@@ -2753,90 +2980,7 @@
           <w:sz w:val="24"/>
           <w:u w:val="single"/>
         </w:rPr>
-        <w:hyperlink r:id="rId21" w:history="1">
-          <w:r>
-            <w:rPr>
-              <w:rStyle w:val="Hyperlink"/>
-            </w:rPr>
-            <w:t>t</w:t>
-          </w:r>
-        </w:hyperlink>
-      </w:r>
-      <w:r>
-        <w:rPr>
-          <w:rFonts w:ascii="Charis SIL Regular" w:hAnsi="Charis SIL Regular" w:eastAsia="Charis SIL Regular"/>
-          <w:b w:val="0"/>
-          <w:i w:val="0"/>
-          <w:color w:val="0000FF"/>
-          <w:sz w:val="24"/>
-          <w:u w:val="single"/>
-        </w:rPr>
         <w:hyperlink r:id="rId19" w:history="1">
-          <w:r>
-            <w:rPr>
-              <w:rStyle w:val="Hyperlink"/>
-            </w:rPr>
-            <w:t>at</w:t>
-          </w:r>
-        </w:hyperlink>
-      </w:r>
-      <w:r>
-        <w:rPr>
-          <w:rFonts w:ascii="Charis SIL Regular" w:hAnsi="Charis SIL Regular" w:eastAsia="Charis SIL Regular"/>
-          <w:b w:val="0"/>
-          <w:i w:val="0"/>
-          <w:color w:val="0000FF"/>
-          <w:sz w:val="24"/>
-          <w:u w:val="single"/>
-        </w:rPr>
-        <w:hyperlink r:id="rId21" w:history="1">
-          <w:r>
-            <w:rPr>
-              <w:rStyle w:val="Hyperlink"/>
-            </w:rPr>
-            <w:t>i</w:t>
-          </w:r>
-        </w:hyperlink>
-      </w:r>
-      <w:r>
-        <w:rPr>
-          <w:rFonts w:ascii="Charis SIL Regular" w:hAnsi="Charis SIL Regular" w:eastAsia="Charis SIL Regular"/>
-          <w:b w:val="0"/>
-          <w:i w:val="0"/>
-          <w:color w:val="0000FF"/>
-          <w:sz w:val="24"/>
-          <w:u w:val="single"/>
-        </w:rPr>
-        <w:hyperlink r:id="rId21" w:history="1">
-          <w:r>
-            <w:rPr>
-              <w:rStyle w:val="Hyperlink"/>
-            </w:rPr>
-            <w:t>on</w:t>
-          </w:r>
-        </w:hyperlink>
-      </w:r>
-      <w:r>
-        <w:rPr>
-          <w:rFonts w:ascii="Charis SIL Regular" w:hAnsi="Charis SIL Regular" w:eastAsia="Charis SIL Regular"/>
-          <w:b w:val="0"/>
-          <w:i w:val="0"/>
-          <w:color w:val="0000FF"/>
-          <w:sz w:val="24"/>
-          <w:u w:val="single"/>
-        </w:rPr>
-        <w:t xml:space="preserve"> </w:t>
-      </w:r>
-      <w:r>
-        <w:rPr>
-          <w:rFonts w:ascii="Charis SIL Regular" w:hAnsi="Charis SIL Regular" w:eastAsia="Charis SIL Regular"/>
-          <w:b w:val="0"/>
-          <w:i w:val="0"/>
-          <w:color w:val="0000FF"/>
-          <w:sz w:val="24"/>
-          <w:u w:val="single"/>
-        </w:rPr>
-        <w:hyperlink r:id="rId21" w:history="1">
           <w:r>
             <w:rPr>
               <w:rStyle w:val="Hyperlink"/>
@@ -2847,19 +2991,29 @@
       </w:r>
       <w:r>
         <w:rPr>
-          <w:u w:val="single" w:color="0000ff"/>
           <w:rFonts w:ascii="Charis SIL Regular" w:hAnsi="Charis SIL Regular" w:eastAsia="Charis SIL Regular"/>
           <w:b w:val="0"/>
           <w:i w:val="0"/>
           <w:color w:val="000000"/>
           <w:sz w:val="24"/>
         </w:rPr>
-        <w:hyperlink r:id="rId19" w:history="1">
+        <w:t xml:space="preserve">, and the </w:t>
+      </w:r>
+      <w:r>
+        <w:rPr>
+          <w:rFonts w:ascii="Charis SIL Regular" w:hAnsi="Charis SIL Regular" w:eastAsia="Charis SIL Regular"/>
+          <w:b w:val="0"/>
+          <w:i w:val="0"/>
+          <w:color w:val="0000FF"/>
+          <w:sz w:val="24"/>
+          <w:u w:val="single"/>
+        </w:rPr>
+        <w:hyperlink r:id="rId22" w:history="1">
           <w:r>
             <w:rPr>
               <w:rStyle w:val="Hyperlink"/>
             </w:rPr>
-            <w:t xml:space="preserve">, and </w:t>
+            <w:t>Erf</w:t>
           </w:r>
         </w:hyperlink>
       </w:r>
@@ -2868,42 +3022,16 @@
           <w:rFonts w:ascii="Charis SIL Regular" w:hAnsi="Charis SIL Regular" w:eastAsia="Charis SIL Regular"/>
           <w:b w:val="0"/>
           <w:i w:val="0"/>
-          <w:color w:val="000000"/>
-          <w:sz w:val="24"/>
-        </w:rPr>
-        <w:t>th</w:t>
-      </w:r>
-      <w:r>
-        <w:rPr>
-          <w:rFonts w:ascii="Charis SIL Regular" w:hAnsi="Charis SIL Regular" w:eastAsia="Charis SIL Regular"/>
-          <w:b w:val="0"/>
-          <w:i w:val="0"/>
-          <w:color w:val="000000"/>
-          <w:sz w:val="24"/>
+          <w:color w:val="0000FF"/>
+          <w:sz w:val="24"/>
+          <w:u w:val="single"/>
         </w:rPr>
         <w:hyperlink r:id="rId20" w:history="1">
           <w:r>
             <w:rPr>
               <w:rStyle w:val="Hyperlink"/>
             </w:rPr>
-            <w:t xml:space="preserve">e </w:t>
-          </w:r>
-        </w:hyperlink>
-      </w:r>
-      <w:r>
-        <w:rPr>
-          <w:rFonts w:ascii="Charis SIL Regular" w:hAnsi="Charis SIL Regular" w:eastAsia="Charis SIL Regular"/>
-          <w:b w:val="0"/>
-          <w:i w:val="0"/>
-          <w:color w:val="0000FF"/>
-          <w:sz w:val="24"/>
-        </w:rPr>
-        <w:hyperlink r:id="rId22" w:history="1">
-          <w:r>
-            <w:rPr>
-              <w:rStyle w:val="Hyperlink"/>
-            </w:rPr>
-            <w:t>Erfgoedcentru</w:t>
+            <w:t>goedcentru</w:t>
           </w:r>
         </w:hyperlink>
       </w:r>
@@ -2945,7 +3073,7 @@
           <w:sz w:val="24"/>
           <w:u w:val="single"/>
         </w:rPr>
-        <w:hyperlink r:id="rId20" w:history="1">
+        <w:hyperlink r:id="rId22" w:history="1">
           <w:r>
             <w:rPr>
               <w:rStyle w:val="Hyperlink"/>
@@ -3020,7 +3148,14 @@
           <w:color w:val="000000"/>
           <w:sz w:val="24"/>
         </w:rPr>
-        <w:t>ives can</w:t>
+        <w:hyperlink r:id="rId21" w:history="1">
+          <w:r>
+            <w:rPr>
+              <w:rStyle w:val="Hyperlink"/>
+            </w:rPr>
+            <w:t>ives can</w:t>
+          </w:r>
+        </w:hyperlink>
       </w:r>
       <w:r>
         <w:rPr>
@@ -3126,14 +3261,7 @@
           <w:color w:val="000000"/>
           <w:sz w:val="24"/>
         </w:rPr>
-        <w:hyperlink r:id="rId22" w:history="1">
-          <w:r>
-            <w:rPr>
-              <w:rStyle w:val="Hyperlink"/>
-            </w:rPr>
-            <w:t>ries where the m</w:t>
-          </w:r>
-        </w:hyperlink>
+        <w:t>ries where the m</w:t>
       </w:r>
       <w:r>
         <w:rPr>
@@ -3299,7 +3427,7 @@
           <w:sz w:val="24"/>
           <w:u w:val="single"/>
         </w:rPr>
-        <w:t xml:space="preserve">Scientific research </w:t>
+        <w:t>Scientific research</w:t>
       </w:r>
       <w:r>
         <w:rPr>
@@ -3310,7 +3438,7 @@
           <w:sz w:val="24"/>
           <w:u w:val="single"/>
         </w:rPr>
-        <w:t>in colonised territorie</w:t>
+        <w:t xml:space="preserve"> </w:t>
       </w:r>
       <w:r>
         <w:rPr>
@@ -3319,8 +3447,9 @@
           <w:i w:val="0"/>
           <w:color w:val="0000FF"/>
           <w:sz w:val="24"/>
-        </w:rPr>
-        <w:t>s</w:t>
+          <w:u w:val="single"/>
+        </w:rPr>
+        <w:t>in colonised territories</w:t>
       </w:r>
       <w:r>
         <w:br/>
@@ -4075,9 +4204,15 @@
           <w:i w:val="0"/>
           <w:color w:val="0000FF"/>
           <w:sz w:val="24"/>
-          <w:u w:val="single"/>
-        </w:rPr>
-        <w:t>7</w:t>
+        </w:rPr>
+        <w:hyperlink r:id="rId25" w:history="1">
+          <w:r>
+            <w:rPr>
+              <w:rStyle w:val="Hyperlink"/>
+            </w:rPr>
+            <w:t>7</w:t>
+          </w:r>
+        </w:hyperlink>
       </w:r>
       <w:r>
         <w:rPr>

--- a/EXPORTS/DOCX/published/niveau2/English/ChristianMission.docx
+++ b/EXPORTS/DOCX/published/niveau2/English/ChristianMission.docx
@@ -452,7 +452,14 @@
           <w:color w:val="000000"/>
           <w:sz w:val="24"/>
         </w:rPr>
-        <w:t>made up of ob</w:t>
+        <w:hyperlink r:id="rId9" w:history="1">
+          <w:r>
+            <w:rPr>
+              <w:rStyle w:val="Hyperlink"/>
+            </w:rPr>
+            <w:t>made up of ob</w:t>
+          </w:r>
+        </w:hyperlink>
       </w:r>
       <w:r>
         <w:rPr>
@@ -800,7 +807,7 @@
           <w:sz w:val="24"/>
           <w:u w:val="single"/>
         </w:rPr>
-        <w:hyperlink r:id="rId11" w:history="1">
+        <w:hyperlink r:id="rId10" w:history="1">
           <w:r>
             <w:rPr>
               <w:rStyle w:val="Hyperlink"/>
@@ -829,7 +836,7 @@
           <w:sz w:val="24"/>
           <w:u w:val="single"/>
         </w:rPr>
-        <w:hyperlink r:id="rId11" w:history="1">
+        <w:hyperlink r:id="rId10" w:history="1">
           <w:r>
             <w:rPr>
               <w:rStyle w:val="Hyperlink"/>
@@ -887,7 +894,7 @@
           <w:sz w:val="24"/>
           <w:u w:val="single"/>
         </w:rPr>
-        <w:hyperlink r:id="rId11" w:history="1">
+        <w:hyperlink r:id="rId10" w:history="1">
           <w:r>
             <w:rPr>
               <w:rStyle w:val="Hyperlink"/>
@@ -905,7 +912,7 @@
           <w:sz w:val="24"/>
           <w:u w:val="single"/>
         </w:rPr>
-        <w:hyperlink r:id="rId11" w:history="1">
+        <w:hyperlink r:id="rId10" w:history="1">
           <w:r>
             <w:rPr>
               <w:rStyle w:val="Hyperlink"/>
@@ -923,7 +930,7 @@
           <w:sz w:val="24"/>
           <w:u w:val="single"/>
         </w:rPr>
-        <w:hyperlink r:id="rId10" w:history="1">
+        <w:hyperlink r:id="rId11" w:history="1">
           <w:r>
             <w:rPr>
               <w:rStyle w:val="Hyperlink"/>
@@ -952,7 +959,7 @@
           <w:sz w:val="24"/>
           <w:u w:val="single"/>
         </w:rPr>
-        <w:hyperlink r:id="rId10" w:history="1">
+        <w:hyperlink r:id="rId11" w:history="1">
           <w:r>
             <w:rPr>
               <w:rStyle w:val="Hyperlink"/>
@@ -1091,61 +1098,7 @@
           <w:color w:val="000000"/>
           <w:sz w:val="24"/>
         </w:rPr>
-        <w:t xml:space="preserve"> (formerly</w:t>
-      </w:r>
-      <w:r>
-        <w:rPr>
-          <w:u w:val="single" w:color="0000ff"/>
-          <w:rFonts w:ascii="Charis SIL Regular" w:hAnsi="Charis SIL Regular" w:eastAsia="Charis SIL Regular"/>
-          <w:b w:val="0"/>
-          <w:i w:val="0"/>
-          <w:color w:val="000000"/>
-          <w:sz w:val="24"/>
-        </w:rPr>
-        <w:hyperlink r:id="rId11" w:history="1">
-          <w:r>
-            <w:rPr>
-              <w:rStyle w:val="Hyperlink"/>
-            </w:rPr>
-            <w:t xml:space="preserve"> the Afrika M</w:t>
-          </w:r>
-        </w:hyperlink>
-      </w:r>
-      <w:r>
-        <w:rPr>
-          <w:u w:val="single" w:color="0000ff"/>
-          <w:rFonts w:ascii="Charis SIL Regular" w:hAnsi="Charis SIL Regular" w:eastAsia="Charis SIL Regular"/>
-          <w:b w:val="0"/>
-          <w:i w:val="0"/>
-          <w:color w:val="000000"/>
-          <w:sz w:val="24"/>
-        </w:rPr>
-        <w:hyperlink r:id="rId11" w:history="1">
-          <w:r>
-            <w:rPr>
-              <w:rStyle w:val="Hyperlink"/>
-            </w:rPr>
-            <w:t>u</w:t>
-          </w:r>
-        </w:hyperlink>
-      </w:r>
-      <w:r>
-        <w:rPr>
-          <w:u w:val="single" w:color="0000ff"/>
-          <w:rFonts w:ascii="Charis SIL Regular" w:hAnsi="Charis SIL Regular" w:eastAsia="Charis SIL Regular"/>
-          <w:b w:val="0"/>
-          <w:i w:val="0"/>
-          <w:color w:val="000000"/>
-          <w:sz w:val="24"/>
-        </w:rPr>
-        <w:hyperlink r:id="rId11" w:history="1">
-          <w:r>
-            <w:rPr>
-              <w:rStyle w:val="Hyperlink"/>
-            </w:rPr>
-            <w:t>se</w:t>
-          </w:r>
-        </w:hyperlink>
+        <w:t xml:space="preserve"> (formerly the Afrika Muse</w:t>
       </w:r>
       <w:r>
         <w:rPr>
@@ -1847,61 +1800,7 @@
           <w:color w:val="000000"/>
           <w:sz w:val="24"/>
         </w:rPr>
-        <w:t>Dut</w:t>
-      </w:r>
-      <w:r>
-        <w:rPr>
-          <w:u w:val="single" w:color="0000ff"/>
-          <w:rFonts w:ascii="Charis SIL Regular" w:hAnsi="Charis SIL Regular" w:eastAsia="Charis SIL Regular"/>
-          <w:b w:val="0"/>
-          <w:i w:val="0"/>
-          <w:color w:val="000000"/>
-          <w:sz w:val="24"/>
-        </w:rPr>
-        <w:hyperlink r:id="rId15" w:history="1">
-          <w:r>
-            <w:rPr>
-              <w:rStyle w:val="Hyperlink"/>
-            </w:rPr>
-            <w:t>ch Protestant</w:t>
-          </w:r>
-        </w:hyperlink>
-      </w:r>
-      <w:r>
-        <w:rPr>
-          <w:u w:val="single" w:color="0000ff"/>
-          <w:rFonts w:ascii="Charis SIL Regular" w:hAnsi="Charis SIL Regular" w:eastAsia="Charis SIL Regular"/>
-          <w:b w:val="0"/>
-          <w:i w:val="0"/>
-          <w:color w:val="000000"/>
-          <w:sz w:val="24"/>
-        </w:rPr>
-        <w:hyperlink r:id="rId15" w:history="1">
-          <w:r>
-            <w:rPr>
-              <w:rStyle w:val="Hyperlink"/>
-            </w:rPr>
-            <w:t xml:space="preserve"> and</w:t>
-          </w:r>
-        </w:hyperlink>
-      </w:r>
-      <w:r>
-        <w:rPr>
-          <w:u w:val="single" w:color="0000ff"/>
-          <w:rFonts w:ascii="Charis SIL Regular" w:hAnsi="Charis SIL Regular" w:eastAsia="Charis SIL Regular"/>
-          <w:b w:val="0"/>
-          <w:i w:val="0"/>
-          <w:color w:val="000000"/>
-          <w:sz w:val="24"/>
-        </w:rPr>
-        <w:hyperlink r:id="rId15" w:history="1">
-          <w:r>
-            <w:rPr>
-              <w:rStyle w:val="Hyperlink"/>
-            </w:rPr>
-            <w:t xml:space="preserve"> Catholic mis</w:t>
-          </w:r>
-        </w:hyperlink>
+        <w:t>Dutch Protestant and Catholic mis</w:t>
       </w:r>
       <w:r>
         <w:rPr>
@@ -2602,7 +2501,6 @@
           <w:i w:val="0"/>
           <w:color w:val="0000FF"/>
           <w:sz w:val="24"/>
-          <w:u w:val="single"/>
         </w:rPr>
         <w:hyperlink r:id="rId19" w:history="1">
           <w:r>
@@ -2649,8 +2547,9 @@
           <w:i w:val="0"/>
           <w:color w:val="0000FF"/>
           <w:sz w:val="24"/>
-        </w:rPr>
-        <w:hyperlink r:id="rId19" w:history="1">
+          <w:u w:val="single"/>
+        </w:rPr>
+        <w:hyperlink r:id="rId18" w:history="1">
           <w:r>
             <w:rPr>
               <w:rStyle w:val="Hyperlink"/>
@@ -2668,7 +2567,7 @@
           <w:sz w:val="24"/>
           <w:u w:val="single"/>
         </w:rPr>
-        <w:hyperlink r:id="rId19" w:history="1">
+        <w:hyperlink r:id="rId18" w:history="1">
           <w:r>
             <w:rPr>
               <w:rStyle w:val="Hyperlink"/>
@@ -2686,14 +2585,7 @@
           <w:color w:val="000000"/>
           <w:sz w:val="24"/>
         </w:rPr>
-        <w:hyperlink r:id="rId18" w:history="1">
-          <w:r>
-            <w:rPr>
-              <w:rStyle w:val="Hyperlink"/>
-            </w:rPr>
-            <w:t xml:space="preserve">, </w:t>
-          </w:r>
-        </w:hyperlink>
+        <w:t xml:space="preserve">, </w:t>
       </w:r>
       <w:r>
         <w:rPr>
@@ -2704,7 +2596,7 @@
           <w:sz w:val="24"/>
           <w:u w:val="single"/>
         </w:rPr>
-        <w:hyperlink r:id="rId18" w:history="1">
+        <w:hyperlink r:id="rId20" w:history="1">
           <w:r>
             <w:rPr>
               <w:rStyle w:val="Hyperlink"/>
@@ -2722,7 +2614,7 @@
           <w:sz w:val="24"/>
           <w:u w:val="single"/>
         </w:rPr>
-        <w:hyperlink r:id="rId19" w:history="1">
+        <w:hyperlink r:id="rId20" w:history="1">
           <w:r>
             <w:rPr>
               <w:rStyle w:val="Hyperlink"/>
@@ -2834,6 +2726,7 @@
       </w:r>
       <w:r>
         <w:rPr>
+          <w:u w:val="single" w:color="0000ff"/>
           <w:rFonts w:ascii="Charis SIL Regular" w:hAnsi="Charis SIL Regular" w:eastAsia="Charis SIL Regular"/>
           <w:b w:val="0"/>
           <w:i w:val="0"/>
@@ -2898,13 +2791,39 @@
       </w:r>
       <w:r>
         <w:rPr>
+          <w:u w:val="single" w:color="0000ff"/>
           <w:rFonts w:ascii="Charis SIL Regular" w:hAnsi="Charis SIL Regular" w:eastAsia="Charis SIL Regular"/>
           <w:b w:val="0"/>
           <w:i w:val="0"/>
           <w:color w:val="000000"/>
           <w:sz w:val="24"/>
         </w:rPr>
-        <w:t xml:space="preserve">iteit, </w:t>
+        <w:hyperlink r:id="rId19" w:history="1">
+          <w:r>
+            <w:rPr>
+              <w:rStyle w:val="Hyperlink"/>
+            </w:rPr>
+            <w:t>i</w:t>
+          </w:r>
+        </w:hyperlink>
+      </w:r>
+      <w:r>
+        <w:rPr>
+          <w:u w:val="single" w:color="0000ff"/>
+          <w:rFonts w:ascii="Charis SIL Regular" w:hAnsi="Charis SIL Regular" w:eastAsia="Charis SIL Regular"/>
+          <w:b w:val="0"/>
+          <w:i w:val="0"/>
+          <w:color w:val="000000"/>
+          <w:sz w:val="24"/>
+        </w:rPr>
+        <w:hyperlink r:id="rId19" w:history="1">
+          <w:r>
+            <w:rPr>
+              <w:rStyle w:val="Hyperlink"/>
+            </w:rPr>
+            <w:t xml:space="preserve">teit, </w:t>
+          </w:r>
+        </w:hyperlink>
       </w:r>
       <w:r>
         <w:rPr>
@@ -2915,7 +2834,7 @@
           <w:sz w:val="24"/>
           <w:u w:val="single"/>
         </w:rPr>
-        <w:hyperlink r:id="rId19" w:history="1">
+        <w:hyperlink r:id="rId21" w:history="1">
           <w:r>
             <w:rPr>
               <w:rStyle w:val="Hyperlink"/>
@@ -2933,7 +2852,7 @@
           <w:sz w:val="24"/>
           <w:u w:val="single"/>
         </w:rPr>
-        <w:hyperlink r:id="rId19" w:history="1">
+        <w:hyperlink r:id="rId21" w:history="1">
           <w:r>
             <w:rPr>
               <w:rStyle w:val="Hyperlink"/>
@@ -2969,7 +2888,14 @@
           <w:sz w:val="24"/>
           <w:u w:val="single"/>
         </w:rPr>
-        <w:t xml:space="preserve">Documentation </w:t>
+        <w:hyperlink r:id="rId21" w:history="1">
+          <w:r>
+            <w:rPr>
+              <w:rStyle w:val="Hyperlink"/>
+            </w:rPr>
+            <w:t>Documen</w:t>
+          </w:r>
+        </w:hyperlink>
       </w:r>
       <w:r>
         <w:rPr>
@@ -2981,6 +2907,89 @@
           <w:u w:val="single"/>
         </w:rPr>
         <w:hyperlink r:id="rId19" w:history="1">
+          <w:r>
+            <w:rPr>
+              <w:rStyle w:val="Hyperlink"/>
+            </w:rPr>
+            <w:t>t</w:t>
+          </w:r>
+        </w:hyperlink>
+      </w:r>
+      <w:r>
+        <w:rPr>
+          <w:rFonts w:ascii="Charis SIL Regular" w:hAnsi="Charis SIL Regular" w:eastAsia="Charis SIL Regular"/>
+          <w:b w:val="0"/>
+          <w:i w:val="0"/>
+          <w:color w:val="0000FF"/>
+          <w:sz w:val="24"/>
+          <w:u w:val="single"/>
+        </w:rPr>
+        <w:hyperlink r:id="rId21" w:history="1">
+          <w:r>
+            <w:rPr>
+              <w:rStyle w:val="Hyperlink"/>
+            </w:rPr>
+            <w:t>at</w:t>
+          </w:r>
+        </w:hyperlink>
+      </w:r>
+      <w:r>
+        <w:rPr>
+          <w:rFonts w:ascii="Charis SIL Regular" w:hAnsi="Charis SIL Regular" w:eastAsia="Charis SIL Regular"/>
+          <w:b w:val="0"/>
+          <w:i w:val="0"/>
+          <w:color w:val="0000FF"/>
+          <w:sz w:val="24"/>
+          <w:u w:val="single"/>
+        </w:rPr>
+        <w:hyperlink r:id="rId21" w:history="1">
+          <w:r>
+            <w:rPr>
+              <w:rStyle w:val="Hyperlink"/>
+            </w:rPr>
+            <w:t>i</w:t>
+          </w:r>
+        </w:hyperlink>
+      </w:r>
+      <w:r>
+        <w:rPr>
+          <w:rFonts w:ascii="Charis SIL Regular" w:hAnsi="Charis SIL Regular" w:eastAsia="Charis SIL Regular"/>
+          <w:b w:val="0"/>
+          <w:i w:val="0"/>
+          <w:color w:val="0000FF"/>
+          <w:sz w:val="24"/>
+          <w:u w:val="single"/>
+        </w:rPr>
+        <w:hyperlink r:id="rId19" w:history="1">
+          <w:r>
+            <w:rPr>
+              <w:rStyle w:val="Hyperlink"/>
+            </w:rPr>
+            <w:t>on</w:t>
+          </w:r>
+        </w:hyperlink>
+      </w:r>
+      <w:r>
+        <w:rPr>
+          <w:rFonts w:ascii="Charis SIL Regular" w:hAnsi="Charis SIL Regular" w:eastAsia="Charis SIL Regular"/>
+          <w:b w:val="0"/>
+          <w:i w:val="0"/>
+          <w:color w:val="0000FF"/>
+          <w:sz w:val="24"/>
+          <w:u w:val="single"/>
+        </w:rPr>
+        <w:t xml:space="preserve"> </w:t>
+      </w:r>
+      <w:r>
+        <w:rPr>
+          <w:rFonts w:ascii="Charis SIL Regular" w:hAnsi="Charis SIL Regular" w:eastAsia="Charis SIL Regular"/>
+          <w:b w:val="0"/>
+          <w:i w:val="0"/>
+          <w:color w:val="0000FF"/>
+          <w:sz w:val="24"/>
+          <w:u w:val="single"/>
+        </w:rPr>
+        <w:hyperlink r:id="rId21" w:history="1">
           <w:r>
             <w:rPr>
               <w:rStyle w:val="Hyperlink"/>
@@ -2991,13 +3000,49 @@
       </w:r>
       <w:r>
         <w:rPr>
+          <w:u w:val="single" w:color="0000ff"/>
           <w:rFonts w:ascii="Charis SIL Regular" w:hAnsi="Charis SIL Regular" w:eastAsia="Charis SIL Regular"/>
           <w:b w:val="0"/>
           <w:i w:val="0"/>
           <w:color w:val="000000"/>
           <w:sz w:val="24"/>
         </w:rPr>
-        <w:t xml:space="preserve">, and the </w:t>
+        <w:hyperlink r:id="rId19" w:history="1">
+          <w:r>
+            <w:rPr>
+              <w:rStyle w:val="Hyperlink"/>
+            </w:rPr>
+            <w:t xml:space="preserve">, and </w:t>
+          </w:r>
+        </w:hyperlink>
+      </w:r>
+      <w:r>
+        <w:rPr>
+          <w:rFonts w:ascii="Charis SIL Regular" w:hAnsi="Charis SIL Regular" w:eastAsia="Charis SIL Regular"/>
+          <w:b w:val="0"/>
+          <w:i w:val="0"/>
+          <w:color w:val="000000"/>
+          <w:sz w:val="24"/>
+        </w:rPr>
+        <w:t>th</w:t>
+      </w:r>
+      <w:r>
+        <w:rPr>
+          <w:u w:val="single" w:color="0000ff"/>
+          <w:rFonts w:ascii="Charis SIL Regular" w:hAnsi="Charis SIL Regular" w:eastAsia="Charis SIL Regular"/>
+          <w:b w:val="0"/>
+          <w:i w:val="0"/>
+          <w:color w:val="000000"/>
+          <w:sz w:val="24"/>
+        </w:rPr>
+        <w:hyperlink r:id="rId20" w:history="1">
+          <w:r>
+            <w:rPr>
+              <w:rStyle w:val="Hyperlink"/>
+            </w:rPr>
+            <w:t xml:space="preserve">e </w:t>
+          </w:r>
+        </w:hyperlink>
       </w:r>
       <w:r>
         <w:rPr>
@@ -3013,25 +3058,7 @@
             <w:rPr>
               <w:rStyle w:val="Hyperlink"/>
             </w:rPr>
-            <w:t>Erf</w:t>
-          </w:r>
-        </w:hyperlink>
-      </w:r>
-      <w:r>
-        <w:rPr>
-          <w:rFonts w:ascii="Charis SIL Regular" w:hAnsi="Charis SIL Regular" w:eastAsia="Charis SIL Regular"/>
-          <w:b w:val="0"/>
-          <w:i w:val="0"/>
-          <w:color w:val="0000FF"/>
-          <w:sz w:val="24"/>
-          <w:u w:val="single"/>
-        </w:rPr>
-        <w:hyperlink r:id="rId20" w:history="1">
-          <w:r>
-            <w:rPr>
-              <w:rStyle w:val="Hyperlink"/>
-            </w:rPr>
-            <w:t>goedcentru</w:t>
+            <w:t>Erfgoedcentru</w:t>
           </w:r>
         </w:hyperlink>
       </w:r>
@@ -3179,6 +3206,16 @@
       </w:r>
       <w:r>
         <w:rPr>
+          <w:rFonts w:ascii="Charis SIL Regular" w:hAnsi="Charis SIL Regular" w:eastAsia="Charis SIL Regular"/>
+          <w:b w:val="0"/>
+          <w:i w:val="0"/>
+          <w:color w:val="000000"/>
+          <w:sz w:val="24"/>
+        </w:rPr>
+        <w:t>often still be found in the count</w:t>
+      </w:r>
+      <w:r>
+        <w:rPr>
           <w:u w:val="single" w:color="0000ff"/>
           <w:rFonts w:ascii="Charis SIL Regular" w:hAnsi="Charis SIL Regular" w:eastAsia="Charis SIL Regular"/>
           <w:b w:val="0"/>
@@ -3186,100 +3223,7 @@
           <w:color w:val="000000"/>
           <w:sz w:val="24"/>
         </w:rPr>
-        <w:hyperlink r:id="rId21" w:history="1">
-          <w:r>
-            <w:rPr>
-              <w:rStyle w:val="Hyperlink"/>
-            </w:rPr>
-            <w:t>often still be fo</w:t>
-          </w:r>
-        </w:hyperlink>
-      </w:r>
-      <w:r>
-        <w:rPr>
-          <w:u w:val="single" w:color="0000ff"/>
-          <w:rFonts w:ascii="Charis SIL Regular" w:hAnsi="Charis SIL Regular" w:eastAsia="Charis SIL Regular"/>
-          <w:b w:val="0"/>
-          <w:i w:val="0"/>
-          <w:color w:val="000000"/>
-          <w:sz w:val="24"/>
-        </w:rPr>
-        <w:hyperlink r:id="rId21" w:history="1">
-          <w:r>
-            <w:rPr>
-              <w:rStyle w:val="Hyperlink"/>
-            </w:rPr>
-            <w:t>u</w:t>
-          </w:r>
-        </w:hyperlink>
-      </w:r>
-      <w:r>
-        <w:rPr>
-          <w:u w:val="single" w:color="0000ff"/>
-          <w:rFonts w:ascii="Charis SIL Regular" w:hAnsi="Charis SIL Regular" w:eastAsia="Charis SIL Regular"/>
-          <w:b w:val="0"/>
-          <w:i w:val="0"/>
-          <w:color w:val="000000"/>
-          <w:sz w:val="24"/>
-        </w:rPr>
-        <w:hyperlink r:id="rId21" w:history="1">
-          <w:r>
-            <w:rPr>
-              <w:rStyle w:val="Hyperlink"/>
-            </w:rPr>
-            <w:t xml:space="preserve">nd in </w:t>
-          </w:r>
-        </w:hyperlink>
-      </w:r>
-      <w:r>
-        <w:rPr>
-          <w:u w:val="single" w:color="0000ff"/>
-          <w:rFonts w:ascii="Charis SIL Regular" w:hAnsi="Charis SIL Regular" w:eastAsia="Charis SIL Regular"/>
-          <w:b w:val="0"/>
-          <w:i w:val="0"/>
-          <w:color w:val="000000"/>
-          <w:sz w:val="24"/>
-        </w:rPr>
-        <w:t>t</w:t>
-      </w:r>
-      <w:r>
-        <w:rPr>
-          <w:rFonts w:ascii="Charis SIL Regular" w:hAnsi="Charis SIL Regular" w:eastAsia="Charis SIL Regular"/>
-          <w:b w:val="0"/>
-          <w:i w:val="0"/>
-          <w:color w:val="000000"/>
-          <w:sz w:val="24"/>
-        </w:rPr>
-        <w:t>he count</w:t>
-      </w:r>
-      <w:r>
-        <w:rPr>
-          <w:u w:val="single" w:color="0000ff"/>
-          <w:rFonts w:ascii="Charis SIL Regular" w:hAnsi="Charis SIL Regular" w:eastAsia="Charis SIL Regular"/>
-          <w:b w:val="0"/>
-          <w:i w:val="0"/>
-          <w:color w:val="000000"/>
-          <w:sz w:val="24"/>
-        </w:rPr>
-        <w:t>ries where the m</w:t>
-      </w:r>
-      <w:r>
-        <w:rPr>
-          <w:u w:val="single" w:color="0000ff"/>
-          <w:rFonts w:ascii="Charis SIL Regular" w:hAnsi="Charis SIL Regular" w:eastAsia="Charis SIL Regular"/>
-          <w:b w:val="0"/>
-          <w:i w:val="0"/>
-          <w:color w:val="000000"/>
-          <w:sz w:val="24"/>
-        </w:rPr>
-        <w:hyperlink r:id="rId22" w:history="1">
-          <w:r>
-            <w:rPr>
-              <w:rStyle w:val="Hyperlink"/>
-            </w:rPr>
-            <w:t>ission organ</w:t>
-          </w:r>
-        </w:hyperlink>
+        <w:t>ries where the mission organ</w:t>
       </w:r>
       <w:r>
         <w:rPr>
@@ -3427,7 +3371,7 @@
           <w:sz w:val="24"/>
           <w:u w:val="single"/>
         </w:rPr>
-        <w:t>Scientific research</w:t>
+        <w:t xml:space="preserve">Scientific research </w:t>
       </w:r>
       <w:r>
         <w:rPr>
@@ -3438,7 +3382,7 @@
           <w:sz w:val="24"/>
           <w:u w:val="single"/>
         </w:rPr>
-        <w:t xml:space="preserve"> </w:t>
+        <w:t>in colonised territorie</w:t>
       </w:r>
       <w:r>
         <w:rPr>
@@ -3447,9 +3391,8 @@
           <w:i w:val="0"/>
           <w:color w:val="0000FF"/>
           <w:sz w:val="24"/>
-          <w:u w:val="single"/>
-        </w:rPr>
-        <w:t>in colonised territories</w:t>
+        </w:rPr>
+        <w:t>s</w:t>
       </w:r>
       <w:r>
         <w:br/>
@@ -3591,7 +3534,7 @@
           <w:sz w:val="24"/>
           <w:u w:val="single"/>
         </w:rPr>
-        <w:t>Scientific research in colonised territ</w:t>
+        <w:t>Scientific research in colonised terri</w:t>
       </w:r>
       <w:r>
         <w:rPr>
@@ -3602,7 +3545,7 @@
           <w:sz w:val="24"/>
           <w:u w:val="single"/>
         </w:rPr>
-        <w:t>orie</w:t>
+        <w:t>t</w:t>
       </w:r>
       <w:r>
         <w:rPr>
@@ -3611,8 +3554,9 @@
           <w:i w:val="0"/>
           <w:color w:val="0000FF"/>
           <w:sz w:val="24"/>
-        </w:rPr>
-        <w:t>s</w:t>
+          <w:u w:val="single"/>
+        </w:rPr>
+        <w:t>ories</w:t>
       </w:r>
       <w:r>
         <w:br/>
@@ -4204,15 +4148,9 @@
           <w:i w:val="0"/>
           <w:color w:val="0000FF"/>
           <w:sz w:val="24"/>
-        </w:rPr>
-        <w:hyperlink r:id="rId25" w:history="1">
-          <w:r>
-            <w:rPr>
-              <w:rStyle w:val="Hyperlink"/>
-            </w:rPr>
-            <w:t>7</w:t>
-          </w:r>
-        </w:hyperlink>
+          <w:u w:val="single"/>
+        </w:rPr>
+        <w:t>7</w:t>
       </w:r>
       <w:r>
         <w:rPr>
@@ -4578,15 +4516,9 @@
           <w:i w:val="0"/>
           <w:color w:val="0000FF"/>
           <w:sz w:val="24"/>
-        </w:rPr>
-        <w:hyperlink r:id="rId27" w:history="1">
-          <w:r>
-            <w:rPr>
-              <w:rStyle w:val="Hyperlink"/>
-            </w:rPr>
-            <w:t>1</w:t>
-          </w:r>
-        </w:hyperlink>
+          <w:u w:val="single"/>
+        </w:rPr>
+        <w:t>1</w:t>
       </w:r>
       <w:r>
         <w:rPr>

--- a/EXPORTS/DOCX/published/niveau2/English/ChristianMission.docx
+++ b/EXPORTS/DOCX/published/niveau2/English/ChristianMission.docx
@@ -807,7 +807,7 @@
           <w:sz w:val="24"/>
           <w:u w:val="single"/>
         </w:rPr>
-        <w:hyperlink r:id="rId10" w:history="1">
+        <w:hyperlink r:id="rId11" w:history="1">
           <w:r>
             <w:rPr>
               <w:rStyle w:val="Hyperlink"/>
@@ -836,7 +836,7 @@
           <w:sz w:val="24"/>
           <w:u w:val="single"/>
         </w:rPr>
-        <w:hyperlink r:id="rId10" w:history="1">
+        <w:hyperlink r:id="rId11" w:history="1">
           <w:r>
             <w:rPr>
               <w:rStyle w:val="Hyperlink"/>
@@ -894,7 +894,7 @@
           <w:sz w:val="24"/>
           <w:u w:val="single"/>
         </w:rPr>
-        <w:hyperlink r:id="rId10" w:history="1">
+        <w:hyperlink r:id="rId11" w:history="1">
           <w:r>
             <w:rPr>
               <w:rStyle w:val="Hyperlink"/>
@@ -912,7 +912,7 @@
           <w:sz w:val="24"/>
           <w:u w:val="single"/>
         </w:rPr>
-        <w:hyperlink r:id="rId10" w:history="1">
+        <w:hyperlink r:id="rId11" w:history="1">
           <w:r>
             <w:rPr>
               <w:rStyle w:val="Hyperlink"/>
@@ -1098,7 +1098,61 @@
           <w:color w:val="000000"/>
           <w:sz w:val="24"/>
         </w:rPr>
-        <w:t xml:space="preserve"> (formerly the Afrika Muse</w:t>
+        <w:t xml:space="preserve"> (formerly</w:t>
+      </w:r>
+      <w:r>
+        <w:rPr>
+          <w:u w:val="single" w:color="0000ff"/>
+          <w:rFonts w:ascii="Charis SIL Regular" w:hAnsi="Charis SIL Regular" w:eastAsia="Charis SIL Regular"/>
+          <w:b w:val="0"/>
+          <w:i w:val="0"/>
+          <w:color w:val="000000"/>
+          <w:sz w:val="24"/>
+        </w:rPr>
+        <w:hyperlink r:id="rId11" w:history="1">
+          <w:r>
+            <w:rPr>
+              <w:rStyle w:val="Hyperlink"/>
+            </w:rPr>
+            <w:t xml:space="preserve"> the Afrika M</w:t>
+          </w:r>
+        </w:hyperlink>
+      </w:r>
+      <w:r>
+        <w:rPr>
+          <w:u w:val="single" w:color="0000ff"/>
+          <w:rFonts w:ascii="Charis SIL Regular" w:hAnsi="Charis SIL Regular" w:eastAsia="Charis SIL Regular"/>
+          <w:b w:val="0"/>
+          <w:i w:val="0"/>
+          <w:color w:val="000000"/>
+          <w:sz w:val="24"/>
+        </w:rPr>
+        <w:hyperlink r:id="rId11" w:history="1">
+          <w:r>
+            <w:rPr>
+              <w:rStyle w:val="Hyperlink"/>
+            </w:rPr>
+            <w:t>u</w:t>
+          </w:r>
+        </w:hyperlink>
+      </w:r>
+      <w:r>
+        <w:rPr>
+          <w:u w:val="single" w:color="0000ff"/>
+          <w:rFonts w:ascii="Charis SIL Regular" w:hAnsi="Charis SIL Regular" w:eastAsia="Charis SIL Regular"/>
+          <w:b w:val="0"/>
+          <w:i w:val="0"/>
+          <w:color w:val="000000"/>
+          <w:sz w:val="24"/>
+        </w:rPr>
+        <w:hyperlink r:id="rId11" w:history="1">
+          <w:r>
+            <w:rPr>
+              <w:rStyle w:val="Hyperlink"/>
+            </w:rPr>
+            <w:t>se</w:t>
+          </w:r>
+        </w:hyperlink>
       </w:r>
       <w:r>
         <w:rPr>
@@ -1800,7 +1854,36 @@
           <w:color w:val="000000"/>
           <w:sz w:val="24"/>
         </w:rPr>
-        <w:t>Dutch Protestant and Catholic mis</w:t>
+        <w:t>Dut</w:t>
+      </w:r>
+      <w:r>
+        <w:rPr>
+          <w:u w:val="single" w:color="0000ff"/>
+          <w:rFonts w:ascii="Charis SIL Regular" w:hAnsi="Charis SIL Regular" w:eastAsia="Charis SIL Regular"/>
+          <w:b w:val="0"/>
+          <w:i w:val="0"/>
+          <w:color w:val="000000"/>
+          <w:sz w:val="24"/>
+        </w:rPr>
+        <w:t>ch Protestant and</w:t>
+      </w:r>
+      <w:r>
+        <w:rPr>
+          <w:u w:val="single" w:color="0000ff"/>
+          <w:rFonts w:ascii="Charis SIL Regular" w:hAnsi="Charis SIL Regular" w:eastAsia="Charis SIL Regular"/>
+          <w:b w:val="0"/>
+          <w:i w:val="0"/>
+          <w:color w:val="000000"/>
+          <w:sz w:val="24"/>
+        </w:rPr>
+        <w:hyperlink r:id="rId15" w:history="1">
+          <w:r>
+            <w:rPr>
+              <w:rStyle w:val="Hyperlink"/>
+            </w:rPr>
+            <w:t xml:space="preserve"> Catholic mis</w:t>
+          </w:r>
+        </w:hyperlink>
       </w:r>
       <w:r>
         <w:rPr>
@@ -2501,6 +2584,7 @@
           <w:i w:val="0"/>
           <w:color w:val="0000FF"/>
           <w:sz w:val="24"/>
+          <w:u w:val="single"/>
         </w:rPr>
         <w:hyperlink r:id="rId19" w:history="1">
           <w:r>
@@ -2520,14 +2604,7 @@
           <w:sz w:val="24"/>
           <w:u w:val="single"/>
         </w:rPr>
-        <w:hyperlink r:id="rId18" w:history="1">
-          <w:r>
-            <w:rPr>
-              <w:rStyle w:val="Hyperlink"/>
-            </w:rPr>
-            <w:t>e</w:t>
-          </w:r>
-        </w:hyperlink>
+        <w:t xml:space="preserve">e </w:t>
       </w:r>
       <w:r>
         <w:rPr>
@@ -2538,18 +2615,7 @@
           <w:sz w:val="24"/>
           <w:u w:val="single"/>
         </w:rPr>
-        <w:t xml:space="preserve"> </w:t>
-      </w:r>
-      <w:r>
-        <w:rPr>
-          <w:rFonts w:ascii="Charis SIL Regular" w:hAnsi="Charis SIL Regular" w:eastAsia="Charis SIL Regular"/>
-          <w:b w:val="0"/>
-          <w:i w:val="0"/>
-          <w:color w:val="0000FF"/>
-          <w:sz w:val="24"/>
-          <w:u w:val="single"/>
-        </w:rPr>
-        <w:hyperlink r:id="rId18" w:history="1">
+        <w:hyperlink r:id="rId19" w:history="1">
           <w:r>
             <w:rPr>
               <w:rStyle w:val="Hyperlink"/>
@@ -2567,7 +2633,7 @@
           <w:sz w:val="24"/>
           <w:u w:val="single"/>
         </w:rPr>
-        <w:hyperlink r:id="rId18" w:history="1">
+        <w:hyperlink r:id="rId19" w:history="1">
           <w:r>
             <w:rPr>
               <w:rStyle w:val="Hyperlink"/>
@@ -2594,52 +2660,8 @@
           <w:i w:val="0"/>
           <w:color w:val="0000FF"/>
           <w:sz w:val="24"/>
-          <w:u w:val="single"/>
-        </w:rPr>
-        <w:hyperlink r:id="rId20" w:history="1">
-          <w:r>
-            <w:rPr>
-              <w:rStyle w:val="Hyperlink"/>
-            </w:rPr>
-            <w:t>H</w:t>
-          </w:r>
-        </w:hyperlink>
-      </w:r>
-      <w:r>
-        <w:rPr>
-          <w:rFonts w:ascii="Charis SIL Regular" w:hAnsi="Charis SIL Regular" w:eastAsia="Charis SIL Regular"/>
-          <w:b w:val="0"/>
-          <w:i w:val="0"/>
-          <w:color w:val="0000FF"/>
-          <w:sz w:val="24"/>
-          <w:u w:val="single"/>
-        </w:rPr>
-        <w:hyperlink r:id="rId20" w:history="1">
-          <w:r>
-            <w:rPr>
-              <w:rStyle w:val="Hyperlink"/>
-            </w:rPr>
-            <w:t>DC|</w:t>
-          </w:r>
-        </w:hyperlink>
-      </w:r>
-      <w:r>
-        <w:rPr>
-          <w:rFonts w:ascii="Charis SIL Regular" w:hAnsi="Charis SIL Regular" w:eastAsia="Charis SIL Regular"/>
-          <w:b w:val="0"/>
-          <w:i w:val="0"/>
-          <w:color w:val="0000FF"/>
-          <w:sz w:val="24"/>
-          <w:u w:val="single"/>
-        </w:rPr>
-        <w:hyperlink r:id="rId20" w:history="1">
-          <w:r>
-            <w:rPr>
-              <w:rStyle w:val="Hyperlink"/>
-            </w:rPr>
-            <w:t>Prote</w:t>
-          </w:r>
-        </w:hyperlink>
+        </w:rPr>
+        <w:t>HDC|Protestant</w:t>
       </w:r>
       <w:r>
         <w:rPr>
@@ -2668,14 +2690,7 @@
           <w:sz w:val="24"/>
           <w:u w:val="single"/>
         </w:rPr>
-        <w:hyperlink r:id="rId20" w:history="1">
-          <w:r>
-            <w:rPr>
-              <w:rStyle w:val="Hyperlink"/>
-            </w:rPr>
-            <w:t>tant</w:t>
-          </w:r>
-        </w:hyperlink>
+        <w:t xml:space="preserve"> </w:t>
       </w:r>
       <w:r>
         <w:rPr>
@@ -2686,36 +2701,7 @@
           <w:sz w:val="24"/>
           <w:u w:val="single"/>
         </w:rPr>
-        <w:hyperlink r:id="rId20" w:history="1">
-          <w:r>
-            <w:rPr>
-              <w:rStyle w:val="Hyperlink"/>
-            </w:rPr>
-            <w:t>s</w:t>
-          </w:r>
-        </w:hyperlink>
-      </w:r>
-      <w:r>
-        <w:rPr>
-          <w:rFonts w:ascii="Charis SIL Regular" w:hAnsi="Charis SIL Regular" w:eastAsia="Charis SIL Regular"/>
-          <w:b w:val="0"/>
-          <w:i w:val="0"/>
-          <w:color w:val="0000FF"/>
-          <w:sz w:val="24"/>
-          <w:u w:val="single"/>
-        </w:rPr>
-        <w:t xml:space="preserve"> </w:t>
-      </w:r>
-      <w:r>
-        <w:rPr>
-          <w:rFonts w:ascii="Charis SIL Regular" w:hAnsi="Charis SIL Regular" w:eastAsia="Charis SIL Regular"/>
-          <w:b w:val="0"/>
-          <w:i w:val="0"/>
-          <w:color w:val="0000FF"/>
-          <w:sz w:val="24"/>
-          <w:u w:val="single"/>
-        </w:rPr>
-        <w:hyperlink r:id="rId20" w:history="1">
+        <w:hyperlink r:id="rId19" w:history="1">
           <w:r>
             <w:rPr>
               <w:rStyle w:val="Hyperlink"/>
@@ -2726,79 +2712,132 @@
       </w:r>
       <w:r>
         <w:rPr>
-          <w:u w:val="single" w:color="0000ff"/>
           <w:rFonts w:ascii="Charis SIL Regular" w:hAnsi="Charis SIL Regular" w:eastAsia="Charis SIL Regular"/>
           <w:b w:val="0"/>
           <w:i w:val="0"/>
           <w:color w:val="000000"/>
           <w:sz w:val="24"/>
         </w:rPr>
-        <w:t xml:space="preserve"> at the Vrije U</w:t>
-      </w:r>
-      <w:r>
-        <w:rPr>
-          <w:u w:val="single" w:color="0000ff"/>
+        <w:t xml:space="preserve"> at the Vrije Universiteit, </w:t>
+      </w:r>
+      <w:r>
+        <w:rPr>
           <w:rFonts w:ascii="Charis SIL Regular" w:hAnsi="Charis SIL Regular" w:eastAsia="Charis SIL Regular"/>
           <w:b w:val="0"/>
           <w:i w:val="0"/>
-          <w:color w:val="000000"/>
-          <w:sz w:val="24"/>
+          <w:color w:val="0000FF"/>
+          <w:sz w:val="24"/>
+          <w:u w:val="single"/>
         </w:rPr>
         <w:hyperlink r:id="rId19" w:history="1">
           <w:r>
             <w:rPr>
               <w:rStyle w:val="Hyperlink"/>
             </w:rPr>
-            <w:t>ni</w:t>
+            <w:t>Cath</w:t>
           </w:r>
         </w:hyperlink>
       </w:r>
       <w:r>
         <w:rPr>
-          <w:u w:val="single" w:color="0000ff"/>
           <w:rFonts w:ascii="Charis SIL Regular" w:hAnsi="Charis SIL Regular" w:eastAsia="Charis SIL Regular"/>
           <w:b w:val="0"/>
           <w:i w:val="0"/>
-          <w:color w:val="000000"/>
-          <w:sz w:val="24"/>
+          <w:color w:val="0000FF"/>
+          <w:sz w:val="24"/>
+          <w:u w:val="single"/>
         </w:rPr>
         <w:hyperlink r:id="rId19" w:history="1">
           <w:r>
             <w:rPr>
               <w:rStyle w:val="Hyperlink"/>
             </w:rPr>
-            <w:t>v</w:t>
+            <w:t>o</w:t>
           </w:r>
         </w:hyperlink>
       </w:r>
       <w:r>
         <w:rPr>
-          <w:u w:val="single" w:color="0000ff"/>
           <w:rFonts w:ascii="Charis SIL Regular" w:hAnsi="Charis SIL Regular" w:eastAsia="Charis SIL Regular"/>
           <w:b w:val="0"/>
           <w:i w:val="0"/>
-          <w:color w:val="000000"/>
-          <w:sz w:val="24"/>
+          <w:color w:val="0000FF"/>
+          <w:sz w:val="24"/>
+          <w:u w:val="single"/>
+        </w:rPr>
+        <w:hyperlink r:id="rId20" w:history="1">
+          <w:r>
+            <w:rPr>
+              <w:rStyle w:val="Hyperlink"/>
+            </w:rPr>
+            <w:t xml:space="preserve">lic </w:t>
+          </w:r>
+        </w:hyperlink>
+      </w:r>
+      <w:r>
+        <w:rPr>
+          <w:rFonts w:ascii="Charis SIL Regular" w:hAnsi="Charis SIL Regular" w:eastAsia="Charis SIL Regular"/>
+          <w:b w:val="0"/>
+          <w:i w:val="0"/>
+          <w:color w:val="0000FF"/>
+          <w:sz w:val="24"/>
+          <w:u w:val="single"/>
         </w:rPr>
         <w:hyperlink r:id="rId19" w:history="1">
           <w:r>
             <w:rPr>
               <w:rStyle w:val="Hyperlink"/>
             </w:rPr>
-            <w:t>ers</w:t>
+            <w:t>Documen</w:t>
           </w:r>
         </w:hyperlink>
       </w:r>
       <w:r>
         <w:rPr>
-          <w:u w:val="single" w:color="0000ff"/>
           <w:rFonts w:ascii="Charis SIL Regular" w:hAnsi="Charis SIL Regular" w:eastAsia="Charis SIL Regular"/>
           <w:b w:val="0"/>
           <w:i w:val="0"/>
-          <w:color w:val="000000"/>
-          <w:sz w:val="24"/>
-        </w:rPr>
-        <w:hyperlink r:id="rId19" w:history="1">
+          <w:color w:val="0000FF"/>
+          <w:sz w:val="24"/>
+          <w:u w:val="single"/>
+        </w:rPr>
+        <w:hyperlink r:id="rId20" w:history="1">
+          <w:r>
+            <w:rPr>
+              <w:rStyle w:val="Hyperlink"/>
+            </w:rPr>
+            <w:t>t</w:t>
+          </w:r>
+        </w:hyperlink>
+      </w:r>
+      <w:r>
+        <w:rPr>
+          <w:rFonts w:ascii="Charis SIL Regular" w:hAnsi="Charis SIL Regular" w:eastAsia="Charis SIL Regular"/>
+          <w:b w:val="0"/>
+          <w:i w:val="0"/>
+          <w:color w:val="0000FF"/>
+          <w:sz w:val="24"/>
+          <w:u w:val="single"/>
+        </w:rPr>
+        <w:hyperlink r:id="rId20" w:history="1">
+          <w:r>
+            <w:rPr>
+              <w:rStyle w:val="Hyperlink"/>
+            </w:rPr>
+            <w:t>at</w:t>
+          </w:r>
+        </w:hyperlink>
+      </w:r>
+      <w:r>
+        <w:rPr>
+          <w:rFonts w:ascii="Charis SIL Regular" w:hAnsi="Charis SIL Regular" w:eastAsia="Charis SIL Regular"/>
+          <w:b w:val="0"/>
+          <w:i w:val="0"/>
+          <w:color w:val="0000FF"/>
+          <w:sz w:val="24"/>
+          <w:u w:val="single"/>
+        </w:rPr>
+        <w:hyperlink r:id="rId20" w:history="1">
           <w:r>
             <w:rPr>
               <w:rStyle w:val="Hyperlink"/>
@@ -2809,24 +2848,6 @@
       </w:r>
       <w:r>
         <w:rPr>
-          <w:u w:val="single" w:color="0000ff"/>
-          <w:rFonts w:ascii="Charis SIL Regular" w:hAnsi="Charis SIL Regular" w:eastAsia="Charis SIL Regular"/>
-          <w:b w:val="0"/>
-          <w:i w:val="0"/>
-          <w:color w:val="000000"/>
-          <w:sz w:val="24"/>
-        </w:rPr>
-        <w:hyperlink r:id="rId19" w:history="1">
-          <w:r>
-            <w:rPr>
-              <w:rStyle w:val="Hyperlink"/>
-            </w:rPr>
-            <w:t xml:space="preserve">teit, </w:t>
-          </w:r>
-        </w:hyperlink>
-      </w:r>
-      <w:r>
-        <w:rPr>
           <w:rFonts w:ascii="Charis SIL Regular" w:hAnsi="Charis SIL Regular" w:eastAsia="Charis SIL Regular"/>
           <w:b w:val="0"/>
           <w:i w:val="0"/>
@@ -2834,133 +2855,7 @@
           <w:sz w:val="24"/>
           <w:u w:val="single"/>
         </w:rPr>
-        <w:hyperlink r:id="rId21" w:history="1">
-          <w:r>
-            <w:rPr>
-              <w:rStyle w:val="Hyperlink"/>
-            </w:rPr>
-            <w:t>Cath</w:t>
-          </w:r>
-        </w:hyperlink>
-      </w:r>
-      <w:r>
-        <w:rPr>
-          <w:rFonts w:ascii="Charis SIL Regular" w:hAnsi="Charis SIL Regular" w:eastAsia="Charis SIL Regular"/>
-          <w:b w:val="0"/>
-          <w:i w:val="0"/>
-          <w:color w:val="0000FF"/>
-          <w:sz w:val="24"/>
-          <w:u w:val="single"/>
-        </w:rPr>
-        <w:hyperlink r:id="rId21" w:history="1">
-          <w:r>
-            <w:rPr>
-              <w:rStyle w:val="Hyperlink"/>
-            </w:rPr>
-            <w:t>o</w:t>
-          </w:r>
-        </w:hyperlink>
-      </w:r>
-      <w:r>
-        <w:rPr>
-          <w:rFonts w:ascii="Charis SIL Regular" w:hAnsi="Charis SIL Regular" w:eastAsia="Charis SIL Regular"/>
-          <w:b w:val="0"/>
-          <w:i w:val="0"/>
-          <w:color w:val="0000FF"/>
-          <w:sz w:val="24"/>
-          <w:u w:val="single"/>
-        </w:rPr>
-        <w:hyperlink r:id="rId21" w:history="1">
-          <w:r>
-            <w:rPr>
-              <w:rStyle w:val="Hyperlink"/>
-            </w:rPr>
-            <w:t xml:space="preserve">lic </w:t>
-          </w:r>
-        </w:hyperlink>
-      </w:r>
-      <w:r>
-        <w:rPr>
-          <w:rFonts w:ascii="Charis SIL Regular" w:hAnsi="Charis SIL Regular" w:eastAsia="Charis SIL Regular"/>
-          <w:b w:val="0"/>
-          <w:i w:val="0"/>
-          <w:color w:val="0000FF"/>
-          <w:sz w:val="24"/>
-          <w:u w:val="single"/>
-        </w:rPr>
-        <w:hyperlink r:id="rId21" w:history="1">
-          <w:r>
-            <w:rPr>
-              <w:rStyle w:val="Hyperlink"/>
-            </w:rPr>
-            <w:t>Documen</w:t>
-          </w:r>
-        </w:hyperlink>
-      </w:r>
-      <w:r>
-        <w:rPr>
-          <w:rFonts w:ascii="Charis SIL Regular" w:hAnsi="Charis SIL Regular" w:eastAsia="Charis SIL Regular"/>
-          <w:b w:val="0"/>
-          <w:i w:val="0"/>
-          <w:color w:val="0000FF"/>
-          <w:sz w:val="24"/>
-          <w:u w:val="single"/>
-        </w:rPr>
-        <w:hyperlink r:id="rId19" w:history="1">
-          <w:r>
-            <w:rPr>
-              <w:rStyle w:val="Hyperlink"/>
-            </w:rPr>
-            <w:t>t</w:t>
-          </w:r>
-        </w:hyperlink>
-      </w:r>
-      <w:r>
-        <w:rPr>
-          <w:rFonts w:ascii="Charis SIL Regular" w:hAnsi="Charis SIL Regular" w:eastAsia="Charis SIL Regular"/>
-          <w:b w:val="0"/>
-          <w:i w:val="0"/>
-          <w:color w:val="0000FF"/>
-          <w:sz w:val="24"/>
-          <w:u w:val="single"/>
-        </w:rPr>
-        <w:hyperlink r:id="rId21" w:history="1">
-          <w:r>
-            <w:rPr>
-              <w:rStyle w:val="Hyperlink"/>
-            </w:rPr>
-            <w:t>at</w:t>
-          </w:r>
-        </w:hyperlink>
-      </w:r>
-      <w:r>
-        <w:rPr>
-          <w:rFonts w:ascii="Charis SIL Regular" w:hAnsi="Charis SIL Regular" w:eastAsia="Charis SIL Regular"/>
-          <w:b w:val="0"/>
-          <w:i w:val="0"/>
-          <w:color w:val="0000FF"/>
-          <w:sz w:val="24"/>
-          <w:u w:val="single"/>
-        </w:rPr>
-        <w:hyperlink r:id="rId21" w:history="1">
-          <w:r>
-            <w:rPr>
-              <w:rStyle w:val="Hyperlink"/>
-            </w:rPr>
-            <w:t>i</w:t>
-          </w:r>
-        </w:hyperlink>
-      </w:r>
-      <w:r>
-        <w:rPr>
-          <w:rFonts w:ascii="Charis SIL Regular" w:hAnsi="Charis SIL Regular" w:eastAsia="Charis SIL Regular"/>
-          <w:b w:val="0"/>
-          <w:i w:val="0"/>
-          <w:color w:val="0000FF"/>
-          <w:sz w:val="24"/>
-          <w:u w:val="single"/>
-        </w:rPr>
-        <w:hyperlink r:id="rId19" w:history="1">
+        <w:hyperlink r:id="rId20" w:history="1">
           <w:r>
             <w:rPr>
               <w:rStyle w:val="Hyperlink"/>
@@ -2989,7 +2884,7 @@
           <w:sz w:val="24"/>
           <w:u w:val="single"/>
         </w:rPr>
-        <w:hyperlink r:id="rId21" w:history="1">
+        <w:hyperlink r:id="rId19" w:history="1">
           <w:r>
             <w:rPr>
               <w:rStyle w:val="Hyperlink"/>
@@ -3000,19 +2895,29 @@
       </w:r>
       <w:r>
         <w:rPr>
-          <w:u w:val="single" w:color="0000ff"/>
           <w:rFonts w:ascii="Charis SIL Regular" w:hAnsi="Charis SIL Regular" w:eastAsia="Charis SIL Regular"/>
           <w:b w:val="0"/>
           <w:i w:val="0"/>
           <w:color w:val="000000"/>
           <w:sz w:val="24"/>
         </w:rPr>
-        <w:hyperlink r:id="rId19" w:history="1">
+        <w:t xml:space="preserve">, and the </w:t>
+      </w:r>
+      <w:r>
+        <w:rPr>
+          <w:rFonts w:ascii="Charis SIL Regular" w:hAnsi="Charis SIL Regular" w:eastAsia="Charis SIL Regular"/>
+          <w:b w:val="0"/>
+          <w:i w:val="0"/>
+          <w:color w:val="0000FF"/>
+          <w:sz w:val="24"/>
+          <w:u w:val="single"/>
+        </w:rPr>
+        <w:hyperlink r:id="rId21" w:history="1">
           <w:r>
             <w:rPr>
               <w:rStyle w:val="Hyperlink"/>
             </w:rPr>
-            <w:t xml:space="preserve">, and </w:t>
+            <w:t>Erf</w:t>
           </w:r>
         </w:hyperlink>
       </w:r>
@@ -3021,26 +2926,16 @@
           <w:rFonts w:ascii="Charis SIL Regular" w:hAnsi="Charis SIL Regular" w:eastAsia="Charis SIL Regular"/>
           <w:b w:val="0"/>
           <w:i w:val="0"/>
-          <w:color w:val="000000"/>
-          <w:sz w:val="24"/>
-        </w:rPr>
-        <w:t>th</w:t>
-      </w:r>
-      <w:r>
-        <w:rPr>
-          <w:u w:val="single" w:color="0000ff"/>
-          <w:rFonts w:ascii="Charis SIL Regular" w:hAnsi="Charis SIL Regular" w:eastAsia="Charis SIL Regular"/>
-          <w:b w:val="0"/>
-          <w:i w:val="0"/>
-          <w:color w:val="000000"/>
-          <w:sz w:val="24"/>
-        </w:rPr>
-        <w:hyperlink r:id="rId20" w:history="1">
+          <w:color w:val="0000FF"/>
+          <w:sz w:val="24"/>
+          <w:u w:val="single"/>
+        </w:rPr>
+        <w:hyperlink r:id="rId21" w:history="1">
           <w:r>
             <w:rPr>
               <w:rStyle w:val="Hyperlink"/>
             </w:rPr>
-            <w:t xml:space="preserve">e </w:t>
+            <w:t>goedcentru</w:t>
           </w:r>
         </w:hyperlink>
       </w:r>
@@ -3053,25 +2948,7 @@
           <w:sz w:val="24"/>
           <w:u w:val="single"/>
         </w:rPr>
-        <w:hyperlink r:id="rId22" w:history="1">
-          <w:r>
-            <w:rPr>
-              <w:rStyle w:val="Hyperlink"/>
-            </w:rPr>
-            <w:t>Erfgoedcentru</w:t>
-          </w:r>
-        </w:hyperlink>
-      </w:r>
-      <w:r>
-        <w:rPr>
-          <w:rFonts w:ascii="Charis SIL Regular" w:hAnsi="Charis SIL Regular" w:eastAsia="Charis SIL Regular"/>
-          <w:b w:val="0"/>
-          <w:i w:val="0"/>
-          <w:color w:val="0000FF"/>
-          <w:sz w:val="24"/>
-          <w:u w:val="single"/>
-        </w:rPr>
-        <w:hyperlink r:id="rId22" w:history="1">
+        <w:hyperlink r:id="rId21" w:history="1">
           <w:r>
             <w:rPr>
               <w:rStyle w:val="Hyperlink"/>
@@ -3100,7 +2977,7 @@
           <w:sz w:val="24"/>
           <w:u w:val="single"/>
         </w:rPr>
-        <w:hyperlink r:id="rId22" w:history="1">
+        <w:hyperlink r:id="rId21" w:history="1">
           <w:r>
             <w:rPr>
               <w:rStyle w:val="Hyperlink"/>
@@ -3118,7 +2995,7 @@
           <w:sz w:val="24"/>
           <w:u w:val="single"/>
         </w:rPr>
-        <w:hyperlink r:id="rId22" w:history="1">
+        <w:hyperlink r:id="rId21" w:history="1">
           <w:r>
             <w:rPr>
               <w:rStyle w:val="Hyperlink"/>
@@ -3147,7 +3024,7 @@
           <w:sz w:val="24"/>
           <w:u w:val="single"/>
         </w:rPr>
-        <w:hyperlink r:id="rId22" w:history="1">
+        <w:hyperlink r:id="rId21" w:history="1">
           <w:r>
             <w:rPr>
               <w:rStyle w:val="Hyperlink"/>
@@ -3175,66 +3052,142 @@
           <w:color w:val="000000"/>
           <w:sz w:val="24"/>
         </w:rPr>
+        <w:t>ives can</w:t>
+      </w:r>
+      <w:r>
+        <w:rPr>
+          <w:rFonts w:ascii="Charis SIL Regular" w:hAnsi="Charis SIL Regular" w:eastAsia="Charis SIL Regular"/>
+          <w:b w:val="0"/>
+          <w:i w:val="0"/>
+          <w:color w:val="000000"/>
+          <w:sz w:val="24"/>
+        </w:rPr>
+        <w:t xml:space="preserve"> </w:t>
+      </w:r>
+      <w:r>
+        <w:rPr>
+          <w:rFonts w:ascii="Charis SIL Regular" w:hAnsi="Charis SIL Regular" w:eastAsia="Charis SIL Regular"/>
+          <w:b w:val="0"/>
+          <w:i w:val="0"/>
+          <w:color w:val="000000"/>
+          <w:sz w:val="24"/>
+        </w:rPr>
+        <w:t xml:space="preserve">also </w:t>
+      </w:r>
+      <w:r>
+        <w:rPr>
+          <w:u w:val="single" w:color="0000ff"/>
+          <w:rFonts w:ascii="Charis SIL Regular" w:hAnsi="Charis SIL Regular" w:eastAsia="Charis SIL Regular"/>
+          <w:b w:val="0"/>
+          <w:i w:val="0"/>
+          <w:color w:val="000000"/>
+          <w:sz w:val="24"/>
+        </w:rPr>
+        <w:hyperlink r:id="rId20" w:history="1">
+          <w:r>
+            <w:rPr>
+              <w:rStyle w:val="Hyperlink"/>
+            </w:rPr>
+            <w:t>often still be fo</w:t>
+          </w:r>
+        </w:hyperlink>
+      </w:r>
+      <w:r>
+        <w:rPr>
+          <w:u w:val="single" w:color="0000ff"/>
+          <w:rFonts w:ascii="Charis SIL Regular" w:hAnsi="Charis SIL Regular" w:eastAsia="Charis SIL Regular"/>
+          <w:b w:val="0"/>
+          <w:i w:val="0"/>
+          <w:color w:val="000000"/>
+          <w:sz w:val="24"/>
+        </w:rPr>
+        <w:hyperlink r:id="rId20" w:history="1">
+          <w:r>
+            <w:rPr>
+              <w:rStyle w:val="Hyperlink"/>
+            </w:rPr>
+            <w:t>u</w:t>
+          </w:r>
+        </w:hyperlink>
+      </w:r>
+      <w:r>
+        <w:rPr>
+          <w:u w:val="single" w:color="0000ff"/>
+          <w:rFonts w:ascii="Charis SIL Regular" w:hAnsi="Charis SIL Regular" w:eastAsia="Charis SIL Regular"/>
+          <w:b w:val="0"/>
+          <w:i w:val="0"/>
+          <w:color w:val="000000"/>
+          <w:sz w:val="24"/>
+        </w:rPr>
+        <w:hyperlink r:id="rId20" w:history="1">
+          <w:r>
+            <w:rPr>
+              <w:rStyle w:val="Hyperlink"/>
+            </w:rPr>
+            <w:t xml:space="preserve">nd in </w:t>
+          </w:r>
+        </w:hyperlink>
+      </w:r>
+      <w:r>
+        <w:rPr>
+          <w:u w:val="single" w:color="0000ff"/>
+          <w:rFonts w:ascii="Charis SIL Regular" w:hAnsi="Charis SIL Regular" w:eastAsia="Charis SIL Regular"/>
+          <w:b w:val="0"/>
+          <w:i w:val="0"/>
+          <w:color w:val="000000"/>
+          <w:sz w:val="24"/>
+        </w:rPr>
+        <w:t>t</w:t>
+      </w:r>
+      <w:r>
+        <w:rPr>
+          <w:rFonts w:ascii="Charis SIL Regular" w:hAnsi="Charis SIL Regular" w:eastAsia="Charis SIL Regular"/>
+          <w:b w:val="0"/>
+          <w:i w:val="0"/>
+          <w:color w:val="000000"/>
+          <w:sz w:val="24"/>
+        </w:rPr>
+        <w:t>he count</w:t>
+      </w:r>
+      <w:r>
+        <w:rPr>
+          <w:u w:val="single" w:color="0000ff"/>
+          <w:rFonts w:ascii="Charis SIL Regular" w:hAnsi="Charis SIL Regular" w:eastAsia="Charis SIL Regular"/>
+          <w:b w:val="0"/>
+          <w:i w:val="0"/>
+          <w:color w:val="000000"/>
+          <w:sz w:val="24"/>
+        </w:rPr>
         <w:hyperlink r:id="rId21" w:history="1">
           <w:r>
             <w:rPr>
               <w:rStyle w:val="Hyperlink"/>
             </w:rPr>
-            <w:t>ives can</w:t>
+            <w:t>ries where the m</w:t>
           </w:r>
         </w:hyperlink>
       </w:r>
       <w:r>
         <w:rPr>
+          <w:u w:val="single" w:color="0000ff"/>
           <w:rFonts w:ascii="Charis SIL Regular" w:hAnsi="Charis SIL Regular" w:eastAsia="Charis SIL Regular"/>
           <w:b w:val="0"/>
           <w:i w:val="0"/>
           <w:color w:val="000000"/>
           <w:sz w:val="24"/>
         </w:rPr>
-        <w:t xml:space="preserve"> </w:t>
-      </w:r>
-      <w:r>
-        <w:rPr>
+        <w:t>ission organ</w:t>
+      </w:r>
+      <w:r>
+        <w:rPr>
+          <w:u w:val="single" w:color="0000ff"/>
           <w:rFonts w:ascii="Charis SIL Regular" w:hAnsi="Charis SIL Regular" w:eastAsia="Charis SIL Regular"/>
           <w:b w:val="0"/>
           <w:i w:val="0"/>
           <w:color w:val="000000"/>
           <w:sz w:val="24"/>
         </w:rPr>
-        <w:t xml:space="preserve">also </w:t>
-      </w:r>
-      <w:r>
-        <w:rPr>
-          <w:rFonts w:ascii="Charis SIL Regular" w:hAnsi="Charis SIL Regular" w:eastAsia="Charis SIL Regular"/>
-          <w:b w:val="0"/>
-          <w:i w:val="0"/>
-          <w:color w:val="000000"/>
-          <w:sz w:val="24"/>
-        </w:rPr>
-        <w:t>often still be found in the count</w:t>
-      </w:r>
-      <w:r>
-        <w:rPr>
-          <w:u w:val="single" w:color="0000ff"/>
-          <w:rFonts w:ascii="Charis SIL Regular" w:hAnsi="Charis SIL Regular" w:eastAsia="Charis SIL Regular"/>
-          <w:b w:val="0"/>
-          <w:i w:val="0"/>
-          <w:color w:val="000000"/>
-          <w:sz w:val="24"/>
-        </w:rPr>
-        <w:t>ries where the mission organ</w:t>
-      </w:r>
-      <w:r>
-        <w:rPr>
-          <w:u w:val="single" w:color="0000ff"/>
-          <w:rFonts w:ascii="Charis SIL Regular" w:hAnsi="Charis SIL Regular" w:eastAsia="Charis SIL Regular"/>
-          <w:b w:val="0"/>
-          <w:i w:val="0"/>
-          <w:color w:val="000000"/>
-          <w:sz w:val="24"/>
-        </w:rPr>
-        <w:hyperlink r:id="rId22" w:history="1">
+        <w:hyperlink r:id="rId21" w:history="1">
           <w:r>
             <w:rPr>
               <w:rStyle w:val="Hyperlink"/>
@@ -3726,7 +3679,7 @@
           <w:sz w:val="24"/>
           <w:u w:val="single"/>
         </w:rPr>
-        <w:hyperlink r:id="rId23" w:history="1">
+        <w:hyperlink r:id="rId22" w:history="1">
           <w:r>
             <w:rPr>
               <w:rStyle w:val="Hyperlink"/>
@@ -3744,7 +3697,7 @@
           <w:sz w:val="24"/>
           <w:u w:val="single"/>
         </w:rPr>
-        <w:hyperlink r:id="rId23" w:history="1">
+        <w:hyperlink r:id="rId22" w:history="1">
           <w:r>
             <w:rPr>
               <w:rStyle w:val="Hyperlink"/>
@@ -3762,7 +3715,7 @@
           <w:sz w:val="24"/>
           <w:u w:val="single"/>
         </w:rPr>
-        <w:hyperlink r:id="rId23" w:history="1">
+        <w:hyperlink r:id="rId22" w:history="1">
           <w:r>
             <w:rPr>
               <w:rStyle w:val="Hyperlink"/>
@@ -3780,7 +3733,7 @@
           <w:sz w:val="24"/>
           <w:u w:val="single"/>
         </w:rPr>
-        <w:hyperlink r:id="rId23" w:history="1">
+        <w:hyperlink r:id="rId22" w:history="1">
           <w:r>
             <w:rPr>
               <w:rStyle w:val="Hyperlink"/>
@@ -3798,7 +3751,7 @@
           <w:sz w:val="24"/>
           <w:u w:val="single"/>
         </w:rPr>
-        <w:hyperlink r:id="rId23" w:history="1">
+        <w:hyperlink r:id="rId22" w:history="1">
           <w:r>
             <w:rPr>
               <w:rStyle w:val="Hyperlink"/>
@@ -3816,7 +3769,7 @@
           <w:sz w:val="24"/>
           <w:u w:val="single"/>
         </w:rPr>
-        <w:hyperlink r:id="rId23" w:history="1">
+        <w:hyperlink r:id="rId22" w:history="1">
           <w:r>
             <w:rPr>
               <w:rStyle w:val="Hyperlink"/>
@@ -3834,7 +3787,7 @@
           <w:sz w:val="24"/>
           <w:u w:val="single"/>
         </w:rPr>
-        <w:hyperlink r:id="rId23" w:history="1">
+        <w:hyperlink r:id="rId22" w:history="1">
           <w:r>
             <w:rPr>
               <w:rStyle w:val="Hyperlink"/>
@@ -3942,7 +3895,7 @@
           <w:sz w:val="24"/>
           <w:u w:val="single"/>
         </w:rPr>
-        <w:hyperlink r:id="rId24" w:history="1">
+        <w:hyperlink r:id="rId23" w:history="1">
           <w:r>
             <w:rPr>
               <w:rStyle w:val="Hyperlink"/>
@@ -3960,7 +3913,7 @@
           <w:sz w:val="24"/>
           <w:u w:val="single"/>
         </w:rPr>
-        <w:hyperlink r:id="rId24" w:history="1">
+        <w:hyperlink r:id="rId23" w:history="1">
           <w:r>
             <w:rPr>
               <w:rStyle w:val="Hyperlink"/>
@@ -3978,7 +3931,7 @@
           <w:sz w:val="24"/>
           <w:u w:val="single"/>
         </w:rPr>
-        <w:hyperlink r:id="rId24" w:history="1">
+        <w:hyperlink r:id="rId23" w:history="1">
           <w:r>
             <w:rPr>
               <w:rStyle w:val="Hyperlink"/>
@@ -4096,7 +4049,7 @@
           <w:sz w:val="24"/>
           <w:u w:val="single"/>
         </w:rPr>
-        <w:hyperlink r:id="rId25" w:history="1">
+        <w:hyperlink r:id="rId24" w:history="1">
           <w:r>
             <w:rPr>
               <w:rStyle w:val="Hyperlink"/>
@@ -4114,7 +4067,7 @@
           <w:sz w:val="24"/>
           <w:u w:val="single"/>
         </w:rPr>
-        <w:hyperlink r:id="rId25" w:history="1">
+        <w:hyperlink r:id="rId24" w:history="1">
           <w:r>
             <w:rPr>
               <w:rStyle w:val="Hyperlink"/>
@@ -4132,7 +4085,7 @@
           <w:sz w:val="24"/>
           <w:u w:val="single"/>
         </w:rPr>
-        <w:hyperlink r:id="rId25" w:history="1">
+        <w:hyperlink r:id="rId24" w:history="1">
           <w:r>
             <w:rPr>
               <w:rStyle w:val="Hyperlink"/>
@@ -4200,7 +4153,7 @@
           <w:sz w:val="24"/>
           <w:u w:val="single"/>
         </w:rPr>
-        <w:hyperlink r:id="rId25" w:history="1">
+        <w:hyperlink r:id="rId24" w:history="1">
           <w:r>
             <w:rPr>
               <w:rStyle w:val="Hyperlink"/>
@@ -4318,7 +4271,7 @@
           <w:sz w:val="24"/>
           <w:u w:val="single"/>
         </w:rPr>
-        <w:hyperlink r:id="rId26" w:history="1">
+        <w:hyperlink r:id="rId25" w:history="1">
           <w:r>
             <w:rPr>
               <w:rStyle w:val="Hyperlink"/>
@@ -4336,7 +4289,7 @@
           <w:sz w:val="24"/>
           <w:u w:val="single"/>
         </w:rPr>
-        <w:hyperlink r:id="rId26" w:history="1">
+        <w:hyperlink r:id="rId25" w:history="1">
           <w:r>
             <w:rPr>
               <w:rStyle w:val="Hyperlink"/>
@@ -4464,7 +4417,7 @@
           <w:sz w:val="24"/>
           <w:u w:val="single"/>
         </w:rPr>
-        <w:hyperlink r:id="rId27" w:history="1">
+        <w:hyperlink r:id="rId26" w:history="1">
           <w:r>
             <w:rPr>
               <w:rStyle w:val="Hyperlink"/>
@@ -4482,7 +4435,7 @@
           <w:sz w:val="24"/>
           <w:u w:val="single"/>
         </w:rPr>
-        <w:hyperlink r:id="rId27" w:history="1">
+        <w:hyperlink r:id="rId26" w:history="1">
           <w:r>
             <w:rPr>
               <w:rStyle w:val="Hyperlink"/>
@@ -4500,7 +4453,7 @@
           <w:sz w:val="24"/>
           <w:u w:val="single"/>
         </w:rPr>
-        <w:hyperlink r:id="rId27" w:history="1">
+        <w:hyperlink r:id="rId26" w:history="1">
           <w:r>
             <w:rPr>
               <w:rStyle w:val="Hyperlink"/>
@@ -4539,7 +4492,7 @@
           <w:sz w:val="24"/>
           <w:u w:val="single"/>
         </w:rPr>
-        <w:hyperlink r:id="rId27" w:history="1">
+        <w:hyperlink r:id="rId26" w:history="1">
           <w:r>
             <w:rPr>
               <w:rStyle w:val="Hyperlink"/>
@@ -4557,7 +4510,7 @@
           <w:sz w:val="24"/>
           <w:u w:val="single"/>
         </w:rPr>
-        <w:hyperlink r:id="rId27" w:history="1">
+        <w:hyperlink r:id="rId26" w:history="1">
           <w:r>
             <w:rPr>
               <w:rStyle w:val="Hyperlink"/>
@@ -4658,7 +4611,7 @@
           <w:sz w:val="24"/>
           <w:u w:val="single"/>
         </w:rPr>
-        <w:hyperlink r:id="rId28" w:history="1">
+        <w:hyperlink r:id="rId27" w:history="1">
           <w:r>
             <w:rPr>
               <w:rStyle w:val="Hyperlink"/>
@@ -4676,7 +4629,7 @@
           <w:sz w:val="24"/>
           <w:u w:val="single"/>
         </w:rPr>
-        <w:hyperlink r:id="rId28" w:history="1">
+        <w:hyperlink r:id="rId27" w:history="1">
           <w:r>
             <w:rPr>
               <w:rStyle w:val="Hyperlink"/>
@@ -4794,7 +4747,7 @@
           <w:sz w:val="24"/>
           <w:u w:val="single"/>
         </w:rPr>
-        <w:hyperlink r:id="rId29" w:history="1">
+        <w:hyperlink r:id="rId28" w:history="1">
           <w:r>
             <w:rPr>
               <w:rStyle w:val="Hyperlink"/>
@@ -4812,7 +4765,7 @@
           <w:sz w:val="24"/>
           <w:u w:val="single"/>
         </w:rPr>
-        <w:hyperlink r:id="rId29" w:history="1">
+        <w:hyperlink r:id="rId28" w:history="1">
           <w:r>
             <w:rPr>
               <w:rStyle w:val="Hyperlink"/>
@@ -4910,7 +4863,7 @@
           <w:sz w:val="24"/>
           <w:u w:val="single"/>
         </w:rPr>
-        <w:hyperlink r:id="rId30" w:history="1">
+        <w:hyperlink r:id="rId29" w:history="1">
           <w:r>
             <w:rPr>
               <w:rStyle w:val="Hyperlink"/>
@@ -4928,7 +4881,7 @@
           <w:sz w:val="24"/>
           <w:u w:val="single"/>
         </w:rPr>
-        <w:hyperlink r:id="rId30" w:history="1">
+        <w:hyperlink r:id="rId29" w:history="1">
           <w:r>
             <w:rPr>
               <w:rStyle w:val="Hyperlink"/>

--- a/EXPORTS/DOCX/published/niveau2/English/ChristianMission.docx
+++ b/EXPORTS/DOCX/published/niveau2/English/ChristianMission.docx
@@ -445,129 +445,13 @@
       </w:r>
       <w:r>
         <w:rPr>
-          <w:u w:val="single" w:color="0000ff"/>
           <w:rFonts w:ascii="Charis SIL Regular" w:hAnsi="Charis SIL Regular" w:eastAsia="Charis SIL Regular"/>
           <w:b w:val="0"/>
           <w:i w:val="0"/>
           <w:color w:val="000000"/>
           <w:sz w:val="24"/>
         </w:rPr>
-        <w:hyperlink r:id="rId9" w:history="1">
-          <w:r>
-            <w:rPr>
-              <w:rStyle w:val="Hyperlink"/>
-            </w:rPr>
-            <w:t>made up of ob</w:t>
-          </w:r>
-        </w:hyperlink>
-      </w:r>
-      <w:r>
-        <w:rPr>
-          <w:u w:val="single" w:color="0000ff"/>
-          <w:rFonts w:ascii="Charis SIL Regular" w:hAnsi="Charis SIL Regular" w:eastAsia="Charis SIL Regular"/>
-          <w:b w:val="0"/>
-          <w:i w:val="0"/>
-          <w:color w:val="000000"/>
-          <w:sz w:val="24"/>
-        </w:rPr>
-        <w:hyperlink r:id="rId9" w:history="1">
-          <w:r>
-            <w:rPr>
-              <w:rStyle w:val="Hyperlink"/>
-            </w:rPr>
-            <w:t>jects tha</w:t>
-          </w:r>
-        </w:hyperlink>
-      </w:r>
-      <w:r>
-        <w:rPr>
-          <w:u w:val="single" w:color="0000ff"/>
-          <w:rFonts w:ascii="Charis SIL Regular" w:hAnsi="Charis SIL Regular" w:eastAsia="Charis SIL Regular"/>
-          <w:b w:val="0"/>
-          <w:i w:val="0"/>
-          <w:color w:val="000000"/>
-          <w:sz w:val="24"/>
-        </w:rPr>
-        <w:hyperlink r:id="rId9" w:history="1">
-          <w:r>
-            <w:rPr>
-              <w:rStyle w:val="Hyperlink"/>
-            </w:rPr>
-            <w:t>t</w:t>
-          </w:r>
-        </w:hyperlink>
-      </w:r>
-      <w:r>
-        <w:rPr>
-          <w:u w:val="single" w:color="0000ff"/>
-          <w:rFonts w:ascii="Charis SIL Regular" w:hAnsi="Charis SIL Regular" w:eastAsia="Charis SIL Regular"/>
-          <w:b w:val="0"/>
-          <w:i w:val="0"/>
-          <w:color w:val="000000"/>
-          <w:sz w:val="24"/>
-        </w:rPr>
-        <w:hyperlink r:id="rId9" w:history="1">
-          <w:r>
-            <w:rPr>
-              <w:rStyle w:val="Hyperlink"/>
-            </w:rPr>
-            <w:t xml:space="preserve"> were coll</w:t>
-          </w:r>
-        </w:hyperlink>
-      </w:r>
-      <w:r>
-        <w:rPr>
-          <w:u w:val="single" w:color="0000ff"/>
-          <w:rFonts w:ascii="Charis SIL Regular" w:hAnsi="Charis SIL Regular" w:eastAsia="Charis SIL Regular"/>
-          <w:b w:val="0"/>
-          <w:i w:val="0"/>
-          <w:color w:val="000000"/>
-          <w:sz w:val="24"/>
-        </w:rPr>
-        <w:hyperlink r:id="rId9" w:history="1">
-          <w:r>
-            <w:rPr>
-              <w:rStyle w:val="Hyperlink"/>
-            </w:rPr>
-            <w:t>ecte</w:t>
-          </w:r>
-        </w:hyperlink>
-      </w:r>
-      <w:r>
-        <w:rPr>
-          <w:u w:val="single" w:color="0000ff"/>
-          <w:rFonts w:ascii="Charis SIL Regular" w:hAnsi="Charis SIL Regular" w:eastAsia="Charis SIL Regular"/>
-          <w:b w:val="0"/>
-          <w:i w:val="0"/>
-          <w:color w:val="000000"/>
-          <w:sz w:val="24"/>
-        </w:rPr>
-        <w:hyperlink r:id="rId9" w:history="1">
-          <w:r>
-            <w:rPr>
-              <w:rStyle w:val="Hyperlink"/>
-            </w:rPr>
-            <w:t>d</w:t>
-          </w:r>
-        </w:hyperlink>
-      </w:r>
-      <w:r>
-        <w:rPr>
-          <w:u w:val="single" w:color="0000ff"/>
-          <w:rFonts w:ascii="Charis SIL Regular" w:hAnsi="Charis SIL Regular" w:eastAsia="Charis SIL Regular"/>
-          <w:b w:val="0"/>
-          <w:i w:val="0"/>
-          <w:color w:val="000000"/>
-          <w:sz w:val="24"/>
-        </w:rPr>
-        <w:hyperlink r:id="rId9" w:history="1">
-          <w:r>
-            <w:rPr>
-              <w:rStyle w:val="Hyperlink"/>
-            </w:rPr>
-            <w:t xml:space="preserve"> by</w:t>
-          </w:r>
-        </w:hyperlink>
+        <w:t>made up of objects that were collected by</w:t>
       </w:r>
       <w:r>
         <w:rPr>
@@ -807,7 +691,7 @@
           <w:sz w:val="24"/>
           <w:u w:val="single"/>
         </w:rPr>
-        <w:hyperlink r:id="rId11" w:history="1">
+        <w:hyperlink r:id="rId10" w:history="1">
           <w:r>
             <w:rPr>
               <w:rStyle w:val="Hyperlink"/>
@@ -836,7 +720,7 @@
           <w:sz w:val="24"/>
           <w:u w:val="single"/>
         </w:rPr>
-        <w:hyperlink r:id="rId11" w:history="1">
+        <w:hyperlink r:id="rId10" w:history="1">
           <w:r>
             <w:rPr>
               <w:rStyle w:val="Hyperlink"/>
@@ -865,7 +749,7 @@
           <w:sz w:val="24"/>
           <w:u w:val="single"/>
         </w:rPr>
-        <w:hyperlink r:id="rId11" w:history="1">
+        <w:hyperlink r:id="rId10" w:history="1">
           <w:r>
             <w:rPr>
               <w:rStyle w:val="Hyperlink"/>
@@ -1423,61 +1307,7 @@
           <w:color w:val="000000"/>
           <w:sz w:val="24"/>
         </w:rPr>
-        <w:t>society that operated in Java and Sulawe</w:t>
-      </w:r>
-      <w:r>
-        <w:rPr>
-          <w:u w:val="single" w:color="0000ff"/>
-          <w:rFonts w:ascii="Charis SIL Regular" w:hAnsi="Charis SIL Regular" w:eastAsia="Charis SIL Regular"/>
-          <w:b w:val="0"/>
-          <w:i w:val="0"/>
-          <w:color w:val="000000"/>
-          <w:sz w:val="24"/>
-        </w:rPr>
-        <w:hyperlink r:id="rId13" w:history="1">
-          <w:r>
-            <w:rPr>
-              <w:rStyle w:val="Hyperlink"/>
-            </w:rPr>
-            <w:t>si, can be pre</w:t>
-          </w:r>
-        </w:hyperlink>
-      </w:r>
-      <w:r>
-        <w:rPr>
-          <w:u w:val="single" w:color="0000ff"/>
-          <w:rFonts w:ascii="Charis SIL Regular" w:hAnsi="Charis SIL Regular" w:eastAsia="Charis SIL Regular"/>
-          <w:b w:val="0"/>
-          <w:i w:val="0"/>
-          <w:color w:val="000000"/>
-          <w:sz w:val="24"/>
-        </w:rPr>
-        <w:hyperlink r:id="rId13" w:history="1">
-          <w:r>
-            <w:rPr>
-              <w:rStyle w:val="Hyperlink"/>
-            </w:rPr>
-            <w:t>d</w:t>
-          </w:r>
-        </w:hyperlink>
-      </w:r>
-      <w:r>
-        <w:rPr>
-          <w:u w:val="single" w:color="0000ff"/>
-          <w:rFonts w:ascii="Charis SIL Regular" w:hAnsi="Charis SIL Regular" w:eastAsia="Charis SIL Regular"/>
-          <w:b w:val="0"/>
-          <w:i w:val="0"/>
-          <w:color w:val="000000"/>
-          <w:sz w:val="24"/>
-        </w:rPr>
-        <w:hyperlink r:id="rId13" w:history="1">
-          <w:r>
-            <w:rPr>
-              <w:rStyle w:val="Hyperlink"/>
-            </w:rPr>
-            <w:t>ominantly</w:t>
-          </w:r>
-        </w:hyperlink>
+        <w:t>society that operated in Java and Sulawesi, can be predominantly</w:t>
       </w:r>
       <w:r>
         <w:rPr>
@@ -1854,72 +1684,7 @@
           <w:color w:val="000000"/>
           <w:sz w:val="24"/>
         </w:rPr>
-        <w:t>Dut</w:t>
-      </w:r>
-      <w:r>
-        <w:rPr>
-          <w:u w:val="single" w:color="0000ff"/>
-          <w:rFonts w:ascii="Charis SIL Regular" w:hAnsi="Charis SIL Regular" w:eastAsia="Charis SIL Regular"/>
-          <w:b w:val="0"/>
-          <w:i w:val="0"/>
-          <w:color w:val="000000"/>
-          <w:sz w:val="24"/>
-        </w:rPr>
-        <w:t>ch Protestant and</w:t>
-      </w:r>
-      <w:r>
-        <w:rPr>
-          <w:u w:val="single" w:color="0000ff"/>
-          <w:rFonts w:ascii="Charis SIL Regular" w:hAnsi="Charis SIL Regular" w:eastAsia="Charis SIL Regular"/>
-          <w:b w:val="0"/>
-          <w:i w:val="0"/>
-          <w:color w:val="000000"/>
-          <w:sz w:val="24"/>
-        </w:rPr>
-        <w:hyperlink r:id="rId15" w:history="1">
-          <w:r>
-            <w:rPr>
-              <w:rStyle w:val="Hyperlink"/>
-            </w:rPr>
-            <w:t xml:space="preserve"> Catholic mis</w:t>
-          </w:r>
-        </w:hyperlink>
-      </w:r>
-      <w:r>
-        <w:rPr>
-          <w:u w:val="single" w:color="0000ff"/>
-          <w:rFonts w:ascii="Charis SIL Regular" w:hAnsi="Charis SIL Regular" w:eastAsia="Charis SIL Regular"/>
-          <w:b w:val="0"/>
-          <w:i w:val="0"/>
-          <w:color w:val="000000"/>
-          <w:sz w:val="24"/>
-        </w:rPr>
-        <w:hyperlink r:id="rId15" w:history="1">
-          <w:r>
-            <w:rPr>
-              <w:rStyle w:val="Hyperlink"/>
-            </w:rPr>
-            <w:t>sionary ar</w:t>
-          </w:r>
-        </w:hyperlink>
-      </w:r>
-      <w:r>
-        <w:rPr>
-          <w:u w:val="single" w:color="0000ff"/>
-          <w:rFonts w:ascii="Charis SIL Regular" w:hAnsi="Charis SIL Regular" w:eastAsia="Charis SIL Regular"/>
-          <w:b w:val="0"/>
-          <w:i w:val="0"/>
-          <w:color w:val="000000"/>
-          <w:sz w:val="24"/>
-        </w:rPr>
-        <w:hyperlink r:id="rId15" w:history="1">
-          <w:r>
-            <w:rPr>
-              <w:rStyle w:val="Hyperlink"/>
-            </w:rPr>
-            <w:t>chi</w:t>
-          </w:r>
-        </w:hyperlink>
+        <w:t>Dutch Protestant and Catholic missionary archi</w:t>
       </w:r>
       <w:r>
         <w:rPr>
@@ -2526,14 +2291,24 @@
           <w:i w:val="0"/>
           <w:color w:val="0000FF"/>
           <w:sz w:val="24"/>
+        </w:rPr>
+        <w:t>Churches in th</w:t>
+      </w:r>
+      <w:r>
+        <w:rPr>
+          <w:rFonts w:ascii="Charis SIL Regular" w:hAnsi="Charis SIL Regular" w:eastAsia="Charis SIL Regular"/>
+          <w:b w:val="0"/>
+          <w:i w:val="0"/>
+          <w:color w:val="0000FF"/>
+          <w:sz w:val="24"/>
           <w:u w:val="single"/>
         </w:rPr>
-        <w:hyperlink r:id="rId19" w:history="1">
+        <w:hyperlink r:id="rId18" w:history="1">
           <w:r>
             <w:rPr>
               <w:rStyle w:val="Hyperlink"/>
             </w:rPr>
-            <w:t>Churches</w:t>
+            <w:t>e</w:t>
           </w:r>
         </w:hyperlink>
       </w:r>
@@ -2557,65 +2332,7 @@
           <w:sz w:val="24"/>
           <w:u w:val="single"/>
         </w:rPr>
-        <w:hyperlink r:id="rId19" w:history="1">
-          <w:r>
-            <w:rPr>
-              <w:rStyle w:val="Hyperlink"/>
-            </w:rPr>
-            <w:t>in</w:t>
-          </w:r>
-        </w:hyperlink>
-      </w:r>
-      <w:r>
-        <w:rPr>
-          <w:rFonts w:ascii="Charis SIL Regular" w:hAnsi="Charis SIL Regular" w:eastAsia="Charis SIL Regular"/>
-          <w:b w:val="0"/>
-          <w:i w:val="0"/>
-          <w:color w:val="0000FF"/>
-          <w:sz w:val="24"/>
-          <w:u w:val="single"/>
-        </w:rPr>
-        <w:t xml:space="preserve"> </w:t>
-      </w:r>
-      <w:r>
-        <w:rPr>
-          <w:rFonts w:ascii="Charis SIL Regular" w:hAnsi="Charis SIL Regular" w:eastAsia="Charis SIL Regular"/>
-          <w:b w:val="0"/>
-          <w:i w:val="0"/>
-          <w:color w:val="0000FF"/>
-          <w:sz w:val="24"/>
-          <w:u w:val="single"/>
-        </w:rPr>
-        <w:hyperlink r:id="rId19" w:history="1">
-          <w:r>
-            <w:rPr>
-              <w:rStyle w:val="Hyperlink"/>
-            </w:rPr>
-            <w:t>th</w:t>
-          </w:r>
-        </w:hyperlink>
-      </w:r>
-      <w:r>
-        <w:rPr>
-          <w:rFonts w:ascii="Charis SIL Regular" w:hAnsi="Charis SIL Regular" w:eastAsia="Charis SIL Regular"/>
-          <w:b w:val="0"/>
-          <w:i w:val="0"/>
-          <w:color w:val="0000FF"/>
-          <w:sz w:val="24"/>
-          <w:u w:val="single"/>
-        </w:rPr>
-        <w:t xml:space="preserve">e </w:t>
-      </w:r>
-      <w:r>
-        <w:rPr>
-          <w:rFonts w:ascii="Charis SIL Regular" w:hAnsi="Charis SIL Regular" w:eastAsia="Charis SIL Regular"/>
-          <w:b w:val="0"/>
-          <w:i w:val="0"/>
-          <w:color w:val="0000FF"/>
-          <w:sz w:val="24"/>
-          <w:u w:val="single"/>
-        </w:rPr>
-        <w:hyperlink r:id="rId19" w:history="1">
+        <w:hyperlink r:id="rId18" w:history="1">
           <w:r>
             <w:rPr>
               <w:rStyle w:val="Hyperlink"/>
@@ -2633,7 +2350,7 @@
           <w:sz w:val="24"/>
           <w:u w:val="single"/>
         </w:rPr>
-        <w:hyperlink r:id="rId19" w:history="1">
+        <w:hyperlink r:id="rId18" w:history="1">
           <w:r>
             <w:rPr>
               <w:rStyle w:val="Hyperlink"/>
@@ -2660,8 +2377,16 @@
           <w:i w:val="0"/>
           <w:color w:val="0000FF"/>
           <w:sz w:val="24"/>
-        </w:rPr>
-        <w:t>HDC|Protestant</w:t>
+          <w:u w:val="single"/>
+        </w:rPr>
+        <w:hyperlink r:id="rId18" w:history="1">
+          <w:r>
+            <w:rPr>
+              <w:rStyle w:val="Hyperlink"/>
+            </w:rPr>
+            <w:t>H</w:t>
+          </w:r>
+        </w:hyperlink>
       </w:r>
       <w:r>
         <w:rPr>
@@ -2673,6 +2398,42 @@
           <w:u w:val="single"/>
         </w:rPr>
         <w:hyperlink r:id="rId19" w:history="1">
+          <w:r>
+            <w:rPr>
+              <w:rStyle w:val="Hyperlink"/>
+            </w:rPr>
+            <w:t>DC|</w:t>
+          </w:r>
+        </w:hyperlink>
+      </w:r>
+      <w:r>
+        <w:rPr>
+          <w:rFonts w:ascii="Charis SIL Regular" w:hAnsi="Charis SIL Regular" w:eastAsia="Charis SIL Regular"/>
+          <w:b w:val="0"/>
+          <w:i w:val="0"/>
+          <w:color w:val="0000FF"/>
+          <w:sz w:val="24"/>
+          <w:u w:val="single"/>
+        </w:rPr>
+        <w:hyperlink r:id="rId20" w:history="1">
+          <w:r>
+            <w:rPr>
+              <w:rStyle w:val="Hyperlink"/>
+            </w:rPr>
+            <w:t>Prote</w:t>
+          </w:r>
+        </w:hyperlink>
+      </w:r>
+      <w:r>
+        <w:rPr>
+          <w:rFonts w:ascii="Charis SIL Regular" w:hAnsi="Charis SIL Regular" w:eastAsia="Charis SIL Regular"/>
+          <w:b w:val="0"/>
+          <w:i w:val="0"/>
+          <w:color w:val="0000FF"/>
+          <w:sz w:val="24"/>
+          <w:u w:val="single"/>
+        </w:rPr>
+        <w:hyperlink r:id="rId20" w:history="1">
           <w:r>
             <w:rPr>
               <w:rStyle w:val="Hyperlink"/>
@@ -2690,7 +2451,14 @@
           <w:sz w:val="24"/>
           <w:u w:val="single"/>
         </w:rPr>
-        <w:t xml:space="preserve"> </w:t>
+        <w:hyperlink r:id="rId20" w:history="1">
+          <w:r>
+            <w:rPr>
+              <w:rStyle w:val="Hyperlink"/>
+            </w:rPr>
+            <w:t>tant</w:t>
+          </w:r>
+        </w:hyperlink>
       </w:r>
       <w:r>
         <w:rPr>
@@ -2701,7 +2469,36 @@
           <w:sz w:val="24"/>
           <w:u w:val="single"/>
         </w:rPr>
-        <w:hyperlink r:id="rId19" w:history="1">
+        <w:hyperlink r:id="rId20" w:history="1">
+          <w:r>
+            <w:rPr>
+              <w:rStyle w:val="Hyperlink"/>
+            </w:rPr>
+            <w:t>s</w:t>
+          </w:r>
+        </w:hyperlink>
+      </w:r>
+      <w:r>
+        <w:rPr>
+          <w:rFonts w:ascii="Charis SIL Regular" w:hAnsi="Charis SIL Regular" w:eastAsia="Charis SIL Regular"/>
+          <w:b w:val="0"/>
+          <w:i w:val="0"/>
+          <w:color w:val="0000FF"/>
+          <w:sz w:val="24"/>
+          <w:u w:val="single"/>
+        </w:rPr>
+        <w:t xml:space="preserve"> </w:t>
+      </w:r>
+      <w:r>
+        <w:rPr>
+          <w:rFonts w:ascii="Charis SIL Regular" w:hAnsi="Charis SIL Regular" w:eastAsia="Charis SIL Regular"/>
+          <w:b w:val="0"/>
+          <w:i w:val="0"/>
+          <w:color w:val="0000FF"/>
+          <w:sz w:val="24"/>
+          <w:u w:val="single"/>
+        </w:rPr>
+        <w:hyperlink r:id="rId20" w:history="1">
           <w:r>
             <w:rPr>
               <w:rStyle w:val="Hyperlink"/>
@@ -2712,13 +2509,139 @@
       </w:r>
       <w:r>
         <w:rPr>
+          <w:u w:val="single" w:color="0000ff"/>
           <w:rFonts w:ascii="Charis SIL Regular" w:hAnsi="Charis SIL Regular" w:eastAsia="Charis SIL Regular"/>
           <w:b w:val="0"/>
           <w:i w:val="0"/>
           <w:color w:val="000000"/>
           <w:sz w:val="24"/>
         </w:rPr>
-        <w:t xml:space="preserve"> at the Vrije Universiteit, </w:t>
+        <w:hyperlink r:id="rId19" w:history="1">
+          <w:r>
+            <w:rPr>
+              <w:rStyle w:val="Hyperlink"/>
+            </w:rPr>
+            <w:t xml:space="preserve"> at the</w:t>
+          </w:r>
+        </w:hyperlink>
+      </w:r>
+      <w:r>
+        <w:rPr>
+          <w:u w:val="single" w:color="0000ff"/>
+          <w:rFonts w:ascii="Charis SIL Regular" w:hAnsi="Charis SIL Regular" w:eastAsia="Charis SIL Regular"/>
+          <w:b w:val="0"/>
+          <w:i w:val="0"/>
+          <w:color w:val="000000"/>
+          <w:sz w:val="24"/>
+        </w:rPr>
+        <w:t xml:space="preserve"> </w:t>
+      </w:r>
+      <w:r>
+        <w:rPr>
+          <w:u w:val="single" w:color="0000ff"/>
+          <w:rFonts w:ascii="Charis SIL Regular" w:hAnsi="Charis SIL Regular" w:eastAsia="Charis SIL Regular"/>
+          <w:b w:val="0"/>
+          <w:i w:val="0"/>
+          <w:color w:val="000000"/>
+          <w:sz w:val="24"/>
+        </w:rPr>
+        <w:hyperlink r:id="rId19" w:history="1">
+          <w:r>
+            <w:rPr>
+              <w:rStyle w:val="Hyperlink"/>
+            </w:rPr>
+            <w:t>Vrije U</w:t>
+          </w:r>
+        </w:hyperlink>
+      </w:r>
+      <w:r>
+        <w:rPr>
+          <w:u w:val="single" w:color="0000ff"/>
+          <w:rFonts w:ascii="Charis SIL Regular" w:hAnsi="Charis SIL Regular" w:eastAsia="Charis SIL Regular"/>
+          <w:b w:val="0"/>
+          <w:i w:val="0"/>
+          <w:color w:val="000000"/>
+          <w:sz w:val="24"/>
+        </w:rPr>
+        <w:hyperlink r:id="rId19" w:history="1">
+          <w:r>
+            <w:rPr>
+              <w:rStyle w:val="Hyperlink"/>
+            </w:rPr>
+            <w:t>ni</w:t>
+          </w:r>
+        </w:hyperlink>
+      </w:r>
+      <w:r>
+        <w:rPr>
+          <w:u w:val="single" w:color="0000ff"/>
+          <w:rFonts w:ascii="Charis SIL Regular" w:hAnsi="Charis SIL Regular" w:eastAsia="Charis SIL Regular"/>
+          <w:b w:val="0"/>
+          <w:i w:val="0"/>
+          <w:color w:val="000000"/>
+          <w:sz w:val="24"/>
+        </w:rPr>
+        <w:hyperlink r:id="rId19" w:history="1">
+          <w:r>
+            <w:rPr>
+              <w:rStyle w:val="Hyperlink"/>
+            </w:rPr>
+            <w:t>v</w:t>
+          </w:r>
+        </w:hyperlink>
+      </w:r>
+      <w:r>
+        <w:rPr>
+          <w:u w:val="single" w:color="0000ff"/>
+          <w:rFonts w:ascii="Charis SIL Regular" w:hAnsi="Charis SIL Regular" w:eastAsia="Charis SIL Regular"/>
+          <w:b w:val="0"/>
+          <w:i w:val="0"/>
+          <w:color w:val="000000"/>
+          <w:sz w:val="24"/>
+        </w:rPr>
+        <w:hyperlink r:id="rId19" w:history="1">
+          <w:r>
+            <w:rPr>
+              <w:rStyle w:val="Hyperlink"/>
+            </w:rPr>
+            <w:t>ers</w:t>
+          </w:r>
+        </w:hyperlink>
+      </w:r>
+      <w:r>
+        <w:rPr>
+          <w:u w:val="single" w:color="0000ff"/>
+          <w:rFonts w:ascii="Charis SIL Regular" w:hAnsi="Charis SIL Regular" w:eastAsia="Charis SIL Regular"/>
+          <w:b w:val="0"/>
+          <w:i w:val="0"/>
+          <w:color w:val="000000"/>
+          <w:sz w:val="24"/>
+        </w:rPr>
+        <w:hyperlink r:id="rId19" w:history="1">
+          <w:r>
+            <w:rPr>
+              <w:rStyle w:val="Hyperlink"/>
+            </w:rPr>
+            <w:t>i</w:t>
+          </w:r>
+        </w:hyperlink>
+      </w:r>
+      <w:r>
+        <w:rPr>
+          <w:rFonts w:ascii="Charis SIL Regular" w:hAnsi="Charis SIL Regular" w:eastAsia="Charis SIL Regular"/>
+          <w:b w:val="0"/>
+          <w:i w:val="0"/>
+          <w:color w:val="000000"/>
+          <w:sz w:val="24"/>
+        </w:rPr>
+        <w:hyperlink r:id="rId19" w:history="1">
+          <w:r>
+            <w:rPr>
+              <w:rStyle w:val="Hyperlink"/>
+            </w:rPr>
+            <w:t xml:space="preserve">teit, </w:t>
+          </w:r>
+        </w:hyperlink>
       </w:r>
       <w:r>
         <w:rPr>
@@ -2729,7 +2652,7 @@
           <w:sz w:val="24"/>
           <w:u w:val="single"/>
         </w:rPr>
-        <w:hyperlink r:id="rId19" w:history="1">
+        <w:hyperlink r:id="rId21" w:history="1">
           <w:r>
             <w:rPr>
               <w:rStyle w:val="Hyperlink"/>
@@ -2747,7 +2670,7 @@
           <w:sz w:val="24"/>
           <w:u w:val="single"/>
         </w:rPr>
-        <w:hyperlink r:id="rId19" w:history="1">
+        <w:hyperlink r:id="rId21" w:history="1">
           <w:r>
             <w:rPr>
               <w:rStyle w:val="Hyperlink"/>
@@ -2765,7 +2688,7 @@
           <w:sz w:val="24"/>
           <w:u w:val="single"/>
         </w:rPr>
-        <w:hyperlink r:id="rId20" w:history="1">
+        <w:hyperlink r:id="rId21" w:history="1">
           <w:r>
             <w:rPr>
               <w:rStyle w:val="Hyperlink"/>
@@ -2783,7 +2706,7 @@
           <w:sz w:val="24"/>
           <w:u w:val="single"/>
         </w:rPr>
-        <w:hyperlink r:id="rId19" w:history="1">
+        <w:hyperlink r:id="rId21" w:history="1">
           <w:r>
             <w:rPr>
               <w:rStyle w:val="Hyperlink"/>
@@ -2801,7 +2724,7 @@
           <w:sz w:val="24"/>
           <w:u w:val="single"/>
         </w:rPr>
-        <w:hyperlink r:id="rId20" w:history="1">
+        <w:hyperlink r:id="rId21" w:history="1">
           <w:r>
             <w:rPr>
               <w:rStyle w:val="Hyperlink"/>
@@ -2819,7 +2742,7 @@
           <w:sz w:val="24"/>
           <w:u w:val="single"/>
         </w:rPr>
-        <w:hyperlink r:id="rId20" w:history="1">
+        <w:hyperlink r:id="rId21" w:history="1">
           <w:r>
             <w:rPr>
               <w:rStyle w:val="Hyperlink"/>
@@ -2837,7 +2760,7 @@
           <w:sz w:val="24"/>
           <w:u w:val="single"/>
         </w:rPr>
-        <w:hyperlink r:id="rId20" w:history="1">
+        <w:hyperlink r:id="rId21" w:history="1">
           <w:r>
             <w:rPr>
               <w:rStyle w:val="Hyperlink"/>
@@ -2855,7 +2778,7 @@
           <w:sz w:val="24"/>
           <w:u w:val="single"/>
         </w:rPr>
-        <w:hyperlink r:id="rId20" w:history="1">
+        <w:hyperlink r:id="rId21" w:history="1">
           <w:r>
             <w:rPr>
               <w:rStyle w:val="Hyperlink"/>
@@ -2884,7 +2807,7 @@
           <w:sz w:val="24"/>
           <w:u w:val="single"/>
         </w:rPr>
-        <w:hyperlink r:id="rId19" w:history="1">
+        <w:hyperlink r:id="rId21" w:history="1">
           <w:r>
             <w:rPr>
               <w:rStyle w:val="Hyperlink"/>
@@ -2895,13 +2818,42 @@
       </w:r>
       <w:r>
         <w:rPr>
+          <w:u w:val="single" w:color="0000ff"/>
           <w:rFonts w:ascii="Charis SIL Regular" w:hAnsi="Charis SIL Regular" w:eastAsia="Charis SIL Regular"/>
           <w:b w:val="0"/>
           <w:i w:val="0"/>
           <w:color w:val="000000"/>
           <w:sz w:val="24"/>
         </w:rPr>
-        <w:t xml:space="preserve">, and the </w:t>
+        <w:hyperlink r:id="rId19" w:history="1">
+          <w:r>
+            <w:rPr>
+              <w:rStyle w:val="Hyperlink"/>
+            </w:rPr>
+            <w:t xml:space="preserve">, and </w:t>
+          </w:r>
+        </w:hyperlink>
+      </w:r>
+      <w:r>
+        <w:rPr>
+          <w:rFonts w:ascii="Charis SIL Regular" w:hAnsi="Charis SIL Regular" w:eastAsia="Charis SIL Regular"/>
+          <w:b w:val="0"/>
+          <w:i w:val="0"/>
+          <w:color w:val="000000"/>
+          <w:sz w:val="24"/>
+        </w:rPr>
+        <w:t>th</w:t>
+      </w:r>
+      <w:r>
+        <w:rPr>
+          <w:u w:val="single" w:color="0000ff"/>
+          <w:rFonts w:ascii="Charis SIL Regular" w:hAnsi="Charis SIL Regular" w:eastAsia="Charis SIL Regular"/>
+          <w:b w:val="0"/>
+          <w:i w:val="0"/>
+          <w:color w:val="000000"/>
+          <w:sz w:val="24"/>
+        </w:rPr>
+        <w:t xml:space="preserve">e </w:t>
       </w:r>
       <w:r>
         <w:rPr>
@@ -2912,7 +2864,7 @@
           <w:sz w:val="24"/>
           <w:u w:val="single"/>
         </w:rPr>
-        <w:hyperlink r:id="rId21" w:history="1">
+        <w:hyperlink r:id="rId22" w:history="1">
           <w:r>
             <w:rPr>
               <w:rStyle w:val="Hyperlink"/>
@@ -2930,7 +2882,7 @@
           <w:sz w:val="24"/>
           <w:u w:val="single"/>
         </w:rPr>
-        <w:hyperlink r:id="rId21" w:history="1">
+        <w:hyperlink r:id="rId20" w:history="1">
           <w:r>
             <w:rPr>
               <w:rStyle w:val="Hyperlink"/>
@@ -2948,7 +2900,7 @@
           <w:sz w:val="24"/>
           <w:u w:val="single"/>
         </w:rPr>
-        <w:hyperlink r:id="rId21" w:history="1">
+        <w:hyperlink r:id="rId20" w:history="1">
           <w:r>
             <w:rPr>
               <w:rStyle w:val="Hyperlink"/>
@@ -2977,7 +2929,7 @@
           <w:sz w:val="24"/>
           <w:u w:val="single"/>
         </w:rPr>
-        <w:hyperlink r:id="rId21" w:history="1">
+        <w:hyperlink r:id="rId20" w:history="1">
           <w:r>
             <w:rPr>
               <w:rStyle w:val="Hyperlink"/>
@@ -2995,7 +2947,7 @@
           <w:sz w:val="24"/>
           <w:u w:val="single"/>
         </w:rPr>
-        <w:hyperlink r:id="rId21" w:history="1">
+        <w:hyperlink r:id="rId22" w:history="1">
           <w:r>
             <w:rPr>
               <w:rStyle w:val="Hyperlink"/>
@@ -3024,7 +2976,7 @@
           <w:sz w:val="24"/>
           <w:u w:val="single"/>
         </w:rPr>
-        <w:hyperlink r:id="rId21" w:history="1">
+        <w:hyperlink r:id="rId22" w:history="1">
           <w:r>
             <w:rPr>
               <w:rStyle w:val="Hyperlink"/>
@@ -3052,7 +3004,14 @@
           <w:color w:val="000000"/>
           <w:sz w:val="24"/>
         </w:rPr>
-        <w:t>ives can</w:t>
+        <w:hyperlink r:id="rId21" w:history="1">
+          <w:r>
+            <w:rPr>
+              <w:rStyle w:val="Hyperlink"/>
+            </w:rPr>
+            <w:t>ives can</w:t>
+          </w:r>
+        </w:hyperlink>
       </w:r>
       <w:r>
         <w:rPr>
@@ -3083,7 +3042,7 @@
           <w:color w:val="000000"/>
           <w:sz w:val="24"/>
         </w:rPr>
-        <w:hyperlink r:id="rId20" w:history="1">
+        <w:hyperlink r:id="rId21" w:history="1">
           <w:r>
             <w:rPr>
               <w:rStyle w:val="Hyperlink"/>
@@ -3101,7 +3060,7 @@
           <w:color w:val="000000"/>
           <w:sz w:val="24"/>
         </w:rPr>
-        <w:hyperlink r:id="rId20" w:history="1">
+        <w:hyperlink r:id="rId21" w:history="1">
           <w:r>
             <w:rPr>
               <w:rStyle w:val="Hyperlink"/>
@@ -3119,7 +3078,7 @@
           <w:color w:val="000000"/>
           <w:sz w:val="24"/>
         </w:rPr>
-        <w:hyperlink r:id="rId20" w:history="1">
+        <w:hyperlink r:id="rId21" w:history="1">
           <w:r>
             <w:rPr>
               <w:rStyle w:val="Hyperlink"/>
@@ -3158,7 +3117,7 @@
           <w:color w:val="000000"/>
           <w:sz w:val="24"/>
         </w:rPr>
-        <w:hyperlink r:id="rId21" w:history="1">
+        <w:hyperlink r:id="rId22" w:history="1">
           <w:r>
             <w:rPr>
               <w:rStyle w:val="Hyperlink"/>
@@ -3176,7 +3135,14 @@
           <w:color w:val="000000"/>
           <w:sz w:val="24"/>
         </w:rPr>
-        <w:t>ission organ</w:t>
+        <w:hyperlink r:id="rId22" w:history="1">
+          <w:r>
+            <w:rPr>
+              <w:rStyle w:val="Hyperlink"/>
+            </w:rPr>
+            <w:t>ission organ</w:t>
+          </w:r>
+        </w:hyperlink>
       </w:r>
       <w:r>
         <w:rPr>
@@ -3187,7 +3153,7 @@
           <w:color w:val="000000"/>
           <w:sz w:val="24"/>
         </w:rPr>
-        <w:hyperlink r:id="rId21" w:history="1">
+        <w:hyperlink r:id="rId22" w:history="1">
           <w:r>
             <w:rPr>
               <w:rStyle w:val="Hyperlink"/>
@@ -3487,7 +3453,7 @@
           <w:sz w:val="24"/>
           <w:u w:val="single"/>
         </w:rPr>
-        <w:t>Scientific research in colonised terri</w:t>
+        <w:t>Scientific research in colonised territ</w:t>
       </w:r>
       <w:r>
         <w:rPr>
@@ -3498,7 +3464,7 @@
           <w:sz w:val="24"/>
           <w:u w:val="single"/>
         </w:rPr>
-        <w:t>t</w:t>
+        <w:t>orie</w:t>
       </w:r>
       <w:r>
         <w:rPr>
@@ -3507,9 +3473,8 @@
           <w:i w:val="0"/>
           <w:color w:val="0000FF"/>
           <w:sz w:val="24"/>
-          <w:u w:val="single"/>
-        </w:rPr>
-        <w:t>ories</w:t>
+        </w:rPr>
+        <w:t>s</w:t>
       </w:r>
       <w:r>
         <w:br/>
@@ -3679,7 +3644,7 @@
           <w:sz w:val="24"/>
           <w:u w:val="single"/>
         </w:rPr>
-        <w:hyperlink r:id="rId22" w:history="1">
+        <w:hyperlink r:id="rId23" w:history="1">
           <w:r>
             <w:rPr>
               <w:rStyle w:val="Hyperlink"/>
@@ -3697,7 +3662,7 @@
           <w:sz w:val="24"/>
           <w:u w:val="single"/>
         </w:rPr>
-        <w:hyperlink r:id="rId22" w:history="1">
+        <w:hyperlink r:id="rId23" w:history="1">
           <w:r>
             <w:rPr>
               <w:rStyle w:val="Hyperlink"/>
@@ -3715,7 +3680,7 @@
           <w:sz w:val="24"/>
           <w:u w:val="single"/>
         </w:rPr>
-        <w:hyperlink r:id="rId22" w:history="1">
+        <w:hyperlink r:id="rId23" w:history="1">
           <w:r>
             <w:rPr>
               <w:rStyle w:val="Hyperlink"/>
@@ -3733,7 +3698,7 @@
           <w:sz w:val="24"/>
           <w:u w:val="single"/>
         </w:rPr>
-        <w:hyperlink r:id="rId22" w:history="1">
+        <w:hyperlink r:id="rId23" w:history="1">
           <w:r>
             <w:rPr>
               <w:rStyle w:val="Hyperlink"/>
@@ -3751,7 +3716,7 @@
           <w:sz w:val="24"/>
           <w:u w:val="single"/>
         </w:rPr>
-        <w:hyperlink r:id="rId22" w:history="1">
+        <w:hyperlink r:id="rId23" w:history="1">
           <w:r>
             <w:rPr>
               <w:rStyle w:val="Hyperlink"/>
@@ -3769,7 +3734,7 @@
           <w:sz w:val="24"/>
           <w:u w:val="single"/>
         </w:rPr>
-        <w:hyperlink r:id="rId22" w:history="1">
+        <w:hyperlink r:id="rId23" w:history="1">
           <w:r>
             <w:rPr>
               <w:rStyle w:val="Hyperlink"/>
@@ -3787,7 +3752,7 @@
           <w:sz w:val="24"/>
           <w:u w:val="single"/>
         </w:rPr>
-        <w:hyperlink r:id="rId22" w:history="1">
+        <w:hyperlink r:id="rId23" w:history="1">
           <w:r>
             <w:rPr>
               <w:rStyle w:val="Hyperlink"/>
@@ -3895,7 +3860,7 @@
           <w:sz w:val="24"/>
           <w:u w:val="single"/>
         </w:rPr>
-        <w:hyperlink r:id="rId23" w:history="1">
+        <w:hyperlink r:id="rId24" w:history="1">
           <w:r>
             <w:rPr>
               <w:rStyle w:val="Hyperlink"/>
@@ -3913,7 +3878,7 @@
           <w:sz w:val="24"/>
           <w:u w:val="single"/>
         </w:rPr>
-        <w:hyperlink r:id="rId23" w:history="1">
+        <w:hyperlink r:id="rId24" w:history="1">
           <w:r>
             <w:rPr>
               <w:rStyle w:val="Hyperlink"/>
@@ -3931,7 +3896,7 @@
           <w:sz w:val="24"/>
           <w:u w:val="single"/>
         </w:rPr>
-        <w:hyperlink r:id="rId23" w:history="1">
+        <w:hyperlink r:id="rId24" w:history="1">
           <w:r>
             <w:rPr>
               <w:rStyle w:val="Hyperlink"/>
@@ -4049,7 +4014,7 @@
           <w:sz w:val="24"/>
           <w:u w:val="single"/>
         </w:rPr>
-        <w:hyperlink r:id="rId24" w:history="1">
+        <w:hyperlink r:id="rId25" w:history="1">
           <w:r>
             <w:rPr>
               <w:rStyle w:val="Hyperlink"/>
@@ -4067,7 +4032,7 @@
           <w:sz w:val="24"/>
           <w:u w:val="single"/>
         </w:rPr>
-        <w:hyperlink r:id="rId24" w:history="1">
+        <w:hyperlink r:id="rId25" w:history="1">
           <w:r>
             <w:rPr>
               <w:rStyle w:val="Hyperlink"/>
@@ -4085,7 +4050,7 @@
           <w:sz w:val="24"/>
           <w:u w:val="single"/>
         </w:rPr>
-        <w:hyperlink r:id="rId24" w:history="1">
+        <w:hyperlink r:id="rId25" w:history="1">
           <w:r>
             <w:rPr>
               <w:rStyle w:val="Hyperlink"/>
@@ -4101,9 +4066,15 @@
           <w:i w:val="0"/>
           <w:color w:val="0000FF"/>
           <w:sz w:val="24"/>
-          <w:u w:val="single"/>
-        </w:rPr>
-        <w:t>7</w:t>
+        </w:rPr>
+        <w:hyperlink r:id="rId25" w:history="1">
+          <w:r>
+            <w:rPr>
+              <w:rStyle w:val="Hyperlink"/>
+            </w:rPr>
+            <w:t>7</w:t>
+          </w:r>
+        </w:hyperlink>
       </w:r>
       <w:r>
         <w:rPr>
@@ -4153,7 +4124,7 @@
           <w:sz w:val="24"/>
           <w:u w:val="single"/>
         </w:rPr>
-        <w:hyperlink r:id="rId24" w:history="1">
+        <w:hyperlink r:id="rId25" w:history="1">
           <w:r>
             <w:rPr>
               <w:rStyle w:val="Hyperlink"/>
@@ -4271,7 +4242,7 @@
           <w:sz w:val="24"/>
           <w:u w:val="single"/>
         </w:rPr>
-        <w:hyperlink r:id="rId25" w:history="1">
+        <w:hyperlink r:id="rId26" w:history="1">
           <w:r>
             <w:rPr>
               <w:rStyle w:val="Hyperlink"/>
@@ -4289,7 +4260,7 @@
           <w:sz w:val="24"/>
           <w:u w:val="single"/>
         </w:rPr>
-        <w:hyperlink r:id="rId25" w:history="1">
+        <w:hyperlink r:id="rId26" w:history="1">
           <w:r>
             <w:rPr>
               <w:rStyle w:val="Hyperlink"/>
@@ -4417,7 +4388,7 @@
           <w:sz w:val="24"/>
           <w:u w:val="single"/>
         </w:rPr>
-        <w:hyperlink r:id="rId26" w:history="1">
+        <w:hyperlink r:id="rId27" w:history="1">
           <w:r>
             <w:rPr>
               <w:rStyle w:val="Hyperlink"/>
@@ -4435,7 +4406,7 @@
           <w:sz w:val="24"/>
           <w:u w:val="single"/>
         </w:rPr>
-        <w:hyperlink r:id="rId26" w:history="1">
+        <w:hyperlink r:id="rId27" w:history="1">
           <w:r>
             <w:rPr>
               <w:rStyle w:val="Hyperlink"/>
@@ -4453,7 +4424,7 @@
           <w:sz w:val="24"/>
           <w:u w:val="single"/>
         </w:rPr>
-        <w:hyperlink r:id="rId26" w:history="1">
+        <w:hyperlink r:id="rId27" w:history="1">
           <w:r>
             <w:rPr>
               <w:rStyle w:val="Hyperlink"/>
@@ -4492,7 +4463,7 @@
           <w:sz w:val="24"/>
           <w:u w:val="single"/>
         </w:rPr>
-        <w:hyperlink r:id="rId26" w:history="1">
+        <w:hyperlink r:id="rId27" w:history="1">
           <w:r>
             <w:rPr>
               <w:rStyle w:val="Hyperlink"/>
@@ -4510,7 +4481,7 @@
           <w:sz w:val="24"/>
           <w:u w:val="single"/>
         </w:rPr>
-        <w:hyperlink r:id="rId26" w:history="1">
+        <w:hyperlink r:id="rId27" w:history="1">
           <w:r>
             <w:rPr>
               <w:rStyle w:val="Hyperlink"/>
@@ -4611,7 +4582,7 @@
           <w:sz w:val="24"/>
           <w:u w:val="single"/>
         </w:rPr>
-        <w:hyperlink r:id="rId27" w:history="1">
+        <w:hyperlink r:id="rId28" w:history="1">
           <w:r>
             <w:rPr>
               <w:rStyle w:val="Hyperlink"/>
@@ -4629,7 +4600,7 @@
           <w:sz w:val="24"/>
           <w:u w:val="single"/>
         </w:rPr>
-        <w:hyperlink r:id="rId27" w:history="1">
+        <w:hyperlink r:id="rId28" w:history="1">
           <w:r>
             <w:rPr>
               <w:rStyle w:val="Hyperlink"/>
@@ -4747,7 +4718,7 @@
           <w:sz w:val="24"/>
           <w:u w:val="single"/>
         </w:rPr>
-        <w:hyperlink r:id="rId28" w:history="1">
+        <w:hyperlink r:id="rId29" w:history="1">
           <w:r>
             <w:rPr>
               <w:rStyle w:val="Hyperlink"/>
@@ -4765,7 +4736,7 @@
           <w:sz w:val="24"/>
           <w:u w:val="single"/>
         </w:rPr>
-        <w:hyperlink r:id="rId28" w:history="1">
+        <w:hyperlink r:id="rId29" w:history="1">
           <w:r>
             <w:rPr>
               <w:rStyle w:val="Hyperlink"/>
@@ -4863,7 +4834,7 @@
           <w:sz w:val="24"/>
           <w:u w:val="single"/>
         </w:rPr>
-        <w:hyperlink r:id="rId29" w:history="1">
+        <w:hyperlink r:id="rId30" w:history="1">
           <w:r>
             <w:rPr>
               <w:rStyle w:val="Hyperlink"/>
@@ -4881,7 +4852,7 @@
           <w:sz w:val="24"/>
           <w:u w:val="single"/>
         </w:rPr>
-        <w:hyperlink r:id="rId29" w:history="1">
+        <w:hyperlink r:id="rId30" w:history="1">
           <w:r>
             <w:rPr>
               <w:rStyle w:val="Hyperlink"/>

--- a/EXPORTS/DOCX/published/niveau2/English/ChristianMission.docx
+++ b/EXPORTS/DOCX/published/niveau2/English/ChristianMission.docx
@@ -445,13 +445,129 @@
       </w:r>
       <w:r>
         <w:rPr>
+          <w:u w:val="single" w:color="0000ff"/>
           <w:rFonts w:ascii="Charis SIL Regular" w:hAnsi="Charis SIL Regular" w:eastAsia="Charis SIL Regular"/>
           <w:b w:val="0"/>
           <w:i w:val="0"/>
           <w:color w:val="000000"/>
           <w:sz w:val="24"/>
         </w:rPr>
-        <w:t>made up of objects that were collected by</w:t>
+        <w:hyperlink r:id="rId9" w:history="1">
+          <w:r>
+            <w:rPr>
+              <w:rStyle w:val="Hyperlink"/>
+            </w:rPr>
+            <w:t>made up of ob</w:t>
+          </w:r>
+        </w:hyperlink>
+      </w:r>
+      <w:r>
+        <w:rPr>
+          <w:u w:val="single" w:color="0000ff"/>
+          <w:rFonts w:ascii="Charis SIL Regular" w:hAnsi="Charis SIL Regular" w:eastAsia="Charis SIL Regular"/>
+          <w:b w:val="0"/>
+          <w:i w:val="0"/>
+          <w:color w:val="000000"/>
+          <w:sz w:val="24"/>
+        </w:rPr>
+        <w:hyperlink r:id="rId9" w:history="1">
+          <w:r>
+            <w:rPr>
+              <w:rStyle w:val="Hyperlink"/>
+            </w:rPr>
+            <w:t>jects tha</w:t>
+          </w:r>
+        </w:hyperlink>
+      </w:r>
+      <w:r>
+        <w:rPr>
+          <w:u w:val="single" w:color="0000ff"/>
+          <w:rFonts w:ascii="Charis SIL Regular" w:hAnsi="Charis SIL Regular" w:eastAsia="Charis SIL Regular"/>
+          <w:b w:val="0"/>
+          <w:i w:val="0"/>
+          <w:color w:val="000000"/>
+          <w:sz w:val="24"/>
+        </w:rPr>
+        <w:hyperlink r:id="rId9" w:history="1">
+          <w:r>
+            <w:rPr>
+              <w:rStyle w:val="Hyperlink"/>
+            </w:rPr>
+            <w:t>t</w:t>
+          </w:r>
+        </w:hyperlink>
+      </w:r>
+      <w:r>
+        <w:rPr>
+          <w:u w:val="single" w:color="0000ff"/>
+          <w:rFonts w:ascii="Charis SIL Regular" w:hAnsi="Charis SIL Regular" w:eastAsia="Charis SIL Regular"/>
+          <w:b w:val="0"/>
+          <w:i w:val="0"/>
+          <w:color w:val="000000"/>
+          <w:sz w:val="24"/>
+        </w:rPr>
+        <w:hyperlink r:id="rId9" w:history="1">
+          <w:r>
+            <w:rPr>
+              <w:rStyle w:val="Hyperlink"/>
+            </w:rPr>
+            <w:t xml:space="preserve"> were coll</w:t>
+          </w:r>
+        </w:hyperlink>
+      </w:r>
+      <w:r>
+        <w:rPr>
+          <w:u w:val="single" w:color="0000ff"/>
+          <w:rFonts w:ascii="Charis SIL Regular" w:hAnsi="Charis SIL Regular" w:eastAsia="Charis SIL Regular"/>
+          <w:b w:val="0"/>
+          <w:i w:val="0"/>
+          <w:color w:val="000000"/>
+          <w:sz w:val="24"/>
+        </w:rPr>
+        <w:hyperlink r:id="rId9" w:history="1">
+          <w:r>
+            <w:rPr>
+              <w:rStyle w:val="Hyperlink"/>
+            </w:rPr>
+            <w:t>ecte</w:t>
+          </w:r>
+        </w:hyperlink>
+      </w:r>
+      <w:r>
+        <w:rPr>
+          <w:u w:val="single" w:color="0000ff"/>
+          <w:rFonts w:ascii="Charis SIL Regular" w:hAnsi="Charis SIL Regular" w:eastAsia="Charis SIL Regular"/>
+          <w:b w:val="0"/>
+          <w:i w:val="0"/>
+          <w:color w:val="000000"/>
+          <w:sz w:val="24"/>
+        </w:rPr>
+        <w:hyperlink r:id="rId9" w:history="1">
+          <w:r>
+            <w:rPr>
+              <w:rStyle w:val="Hyperlink"/>
+            </w:rPr>
+            <w:t>d</w:t>
+          </w:r>
+        </w:hyperlink>
+      </w:r>
+      <w:r>
+        <w:rPr>
+          <w:u w:val="single" w:color="0000ff"/>
+          <w:rFonts w:ascii="Charis SIL Regular" w:hAnsi="Charis SIL Regular" w:eastAsia="Charis SIL Regular"/>
+          <w:b w:val="0"/>
+          <w:i w:val="0"/>
+          <w:color w:val="000000"/>
+          <w:sz w:val="24"/>
+        </w:rPr>
+        <w:hyperlink r:id="rId9" w:history="1">
+          <w:r>
+            <w:rPr>
+              <w:rStyle w:val="Hyperlink"/>
+            </w:rPr>
+            <w:t xml:space="preserve"> by</w:t>
+          </w:r>
+        </w:hyperlink>
       </w:r>
       <w:r>
         <w:rPr>
@@ -778,7 +894,7 @@
           <w:sz w:val="24"/>
           <w:u w:val="single"/>
         </w:rPr>
-        <w:hyperlink r:id="rId11" w:history="1">
+        <w:hyperlink r:id="rId10" w:history="1">
           <w:r>
             <w:rPr>
               <w:rStyle w:val="Hyperlink"/>
@@ -796,7 +912,7 @@
           <w:sz w:val="24"/>
           <w:u w:val="single"/>
         </w:rPr>
-        <w:hyperlink r:id="rId11" w:history="1">
+        <w:hyperlink r:id="rId10" w:history="1">
           <w:r>
             <w:rPr>
               <w:rStyle w:val="Hyperlink"/>
@@ -814,7 +930,7 @@
           <w:sz w:val="24"/>
           <w:u w:val="single"/>
         </w:rPr>
-        <w:hyperlink r:id="rId11" w:history="1">
+        <w:hyperlink r:id="rId10" w:history="1">
           <w:r>
             <w:rPr>
               <w:rStyle w:val="Hyperlink"/>
@@ -1307,7 +1423,61 @@
           <w:color w:val="000000"/>
           <w:sz w:val="24"/>
         </w:rPr>
-        <w:t>society that operated in Java and Sulawesi, can be predominantly</w:t>
+        <w:t>society that operated in Java and Sulawe</w:t>
+      </w:r>
+      <w:r>
+        <w:rPr>
+          <w:u w:val="single" w:color="0000ff"/>
+          <w:rFonts w:ascii="Charis SIL Regular" w:hAnsi="Charis SIL Regular" w:eastAsia="Charis SIL Regular"/>
+          <w:b w:val="0"/>
+          <w:i w:val="0"/>
+          <w:color w:val="000000"/>
+          <w:sz w:val="24"/>
+        </w:rPr>
+        <w:hyperlink r:id="rId13" w:history="1">
+          <w:r>
+            <w:rPr>
+              <w:rStyle w:val="Hyperlink"/>
+            </w:rPr>
+            <w:t>si, can be pre</w:t>
+          </w:r>
+        </w:hyperlink>
+      </w:r>
+      <w:r>
+        <w:rPr>
+          <w:u w:val="single" w:color="0000ff"/>
+          <w:rFonts w:ascii="Charis SIL Regular" w:hAnsi="Charis SIL Regular" w:eastAsia="Charis SIL Regular"/>
+          <w:b w:val="0"/>
+          <w:i w:val="0"/>
+          <w:color w:val="000000"/>
+          <w:sz w:val="24"/>
+        </w:rPr>
+        <w:hyperlink r:id="rId13" w:history="1">
+          <w:r>
+            <w:rPr>
+              <w:rStyle w:val="Hyperlink"/>
+            </w:rPr>
+            <w:t>d</w:t>
+          </w:r>
+        </w:hyperlink>
+      </w:r>
+      <w:r>
+        <w:rPr>
+          <w:u w:val="single" w:color="0000ff"/>
+          <w:rFonts w:ascii="Charis SIL Regular" w:hAnsi="Charis SIL Regular" w:eastAsia="Charis SIL Regular"/>
+          <w:b w:val="0"/>
+          <w:i w:val="0"/>
+          <w:color w:val="000000"/>
+          <w:sz w:val="24"/>
+        </w:rPr>
+        <w:hyperlink r:id="rId13" w:history="1">
+          <w:r>
+            <w:rPr>
+              <w:rStyle w:val="Hyperlink"/>
+            </w:rPr>
+            <w:t>ominantly</w:t>
+          </w:r>
+        </w:hyperlink>
       </w:r>
       <w:r>
         <w:rPr>
@@ -1684,7 +1854,97 @@
           <w:color w:val="000000"/>
           <w:sz w:val="24"/>
         </w:rPr>
-        <w:t>Dutch Protestant and Catholic missionary archi</w:t>
+        <w:t>Dut</w:t>
+      </w:r>
+      <w:r>
+        <w:rPr>
+          <w:u w:val="single" w:color="0000ff"/>
+          <w:rFonts w:ascii="Charis SIL Regular" w:hAnsi="Charis SIL Regular" w:eastAsia="Charis SIL Regular"/>
+          <w:b w:val="0"/>
+          <w:i w:val="0"/>
+          <w:color w:val="000000"/>
+          <w:sz w:val="24"/>
+        </w:rPr>
+        <w:hyperlink r:id="rId15" w:history="1">
+          <w:r>
+            <w:rPr>
+              <w:rStyle w:val="Hyperlink"/>
+            </w:rPr>
+            <w:t>ch Protestant</w:t>
+          </w:r>
+        </w:hyperlink>
+      </w:r>
+      <w:r>
+        <w:rPr>
+          <w:u w:val="single" w:color="0000ff"/>
+          <w:rFonts w:ascii="Charis SIL Regular" w:hAnsi="Charis SIL Regular" w:eastAsia="Charis SIL Regular"/>
+          <w:b w:val="0"/>
+          <w:i w:val="0"/>
+          <w:color w:val="000000"/>
+          <w:sz w:val="24"/>
+        </w:rPr>
+        <w:hyperlink r:id="rId15" w:history="1">
+          <w:r>
+            <w:rPr>
+              <w:rStyle w:val="Hyperlink"/>
+            </w:rPr>
+            <w:t xml:space="preserve"> and</w:t>
+          </w:r>
+        </w:hyperlink>
+      </w:r>
+      <w:r>
+        <w:rPr>
+          <w:u w:val="single" w:color="0000ff"/>
+          <w:rFonts w:ascii="Charis SIL Regular" w:hAnsi="Charis SIL Regular" w:eastAsia="Charis SIL Regular"/>
+          <w:b w:val="0"/>
+          <w:i w:val="0"/>
+          <w:color w:val="000000"/>
+          <w:sz w:val="24"/>
+        </w:rPr>
+        <w:hyperlink r:id="rId15" w:history="1">
+          <w:r>
+            <w:rPr>
+              <w:rStyle w:val="Hyperlink"/>
+            </w:rPr>
+            <w:t xml:space="preserve"> Catholic mis</w:t>
+          </w:r>
+        </w:hyperlink>
+      </w:r>
+      <w:r>
+        <w:rPr>
+          <w:u w:val="single" w:color="0000ff"/>
+          <w:rFonts w:ascii="Charis SIL Regular" w:hAnsi="Charis SIL Regular" w:eastAsia="Charis SIL Regular"/>
+          <w:b w:val="0"/>
+          <w:i w:val="0"/>
+          <w:color w:val="000000"/>
+          <w:sz w:val="24"/>
+        </w:rPr>
+        <w:hyperlink r:id="rId15" w:history="1">
+          <w:r>
+            <w:rPr>
+              <w:rStyle w:val="Hyperlink"/>
+            </w:rPr>
+            <w:t>sionary ar</w:t>
+          </w:r>
+        </w:hyperlink>
+      </w:r>
+      <w:r>
+        <w:rPr>
+          <w:u w:val="single" w:color="0000ff"/>
+          <w:rFonts w:ascii="Charis SIL Regular" w:hAnsi="Charis SIL Regular" w:eastAsia="Charis SIL Regular"/>
+          <w:b w:val="0"/>
+          <w:i w:val="0"/>
+          <w:color w:val="000000"/>
+          <w:sz w:val="24"/>
+        </w:rPr>
+        <w:hyperlink r:id="rId15" w:history="1">
+          <w:r>
+            <w:rPr>
+              <w:rStyle w:val="Hyperlink"/>
+            </w:rPr>
+            <w:t>chi</w:t>
+          </w:r>
+        </w:hyperlink>
       </w:r>
       <w:r>
         <w:rPr>
@@ -2291,8 +2551,16 @@
           <w:i w:val="0"/>
           <w:color w:val="0000FF"/>
           <w:sz w:val="24"/>
-        </w:rPr>
-        <w:t>Churches in th</w:t>
+          <w:u w:val="single"/>
+        </w:rPr>
+        <w:hyperlink r:id="rId19" w:history="1">
+          <w:r>
+            <w:rPr>
+              <w:rStyle w:val="Hyperlink"/>
+            </w:rPr>
+            <w:t>Churches</w:t>
+          </w:r>
+        </w:hyperlink>
       </w:r>
       <w:r>
         <w:rPr>
@@ -2303,7 +2571,65 @@
           <w:sz w:val="24"/>
           <w:u w:val="single"/>
         </w:rPr>
-        <w:hyperlink r:id="rId18" w:history="1">
+        <w:t xml:space="preserve"> </w:t>
+      </w:r>
+      <w:r>
+        <w:rPr>
+          <w:rFonts w:ascii="Charis SIL Regular" w:hAnsi="Charis SIL Regular" w:eastAsia="Charis SIL Regular"/>
+          <w:b w:val="0"/>
+          <w:i w:val="0"/>
+          <w:color w:val="0000FF"/>
+          <w:sz w:val="24"/>
+          <w:u w:val="single"/>
+        </w:rPr>
+        <w:hyperlink r:id="rId19" w:history="1">
+          <w:r>
+            <w:rPr>
+              <w:rStyle w:val="Hyperlink"/>
+            </w:rPr>
+            <w:t>in</w:t>
+          </w:r>
+        </w:hyperlink>
+      </w:r>
+      <w:r>
+        <w:rPr>
+          <w:rFonts w:ascii="Charis SIL Regular" w:hAnsi="Charis SIL Regular" w:eastAsia="Charis SIL Regular"/>
+          <w:b w:val="0"/>
+          <w:i w:val="0"/>
+          <w:color w:val="0000FF"/>
+          <w:sz w:val="24"/>
+          <w:u w:val="single"/>
+        </w:rPr>
+        <w:t xml:space="preserve"> </w:t>
+      </w:r>
+      <w:r>
+        <w:rPr>
+          <w:rFonts w:ascii="Charis SIL Regular" w:hAnsi="Charis SIL Regular" w:eastAsia="Charis SIL Regular"/>
+          <w:b w:val="0"/>
+          <w:i w:val="0"/>
+          <w:color w:val="0000FF"/>
+          <w:sz w:val="24"/>
+          <w:u w:val="single"/>
+        </w:rPr>
+        <w:hyperlink r:id="rId19" w:history="1">
+          <w:r>
+            <w:rPr>
+              <w:rStyle w:val="Hyperlink"/>
+            </w:rPr>
+            <w:t>th</w:t>
+          </w:r>
+        </w:hyperlink>
+      </w:r>
+      <w:r>
+        <w:rPr>
+          <w:rFonts w:ascii="Charis SIL Regular" w:hAnsi="Charis SIL Regular" w:eastAsia="Charis SIL Regular"/>
+          <w:b w:val="0"/>
+          <w:i w:val="0"/>
+          <w:color w:val="0000FF"/>
+          <w:sz w:val="24"/>
+          <w:u w:val="single"/>
+        </w:rPr>
+        <w:hyperlink r:id="rId19" w:history="1">
           <w:r>
             <w:rPr>
               <w:rStyle w:val="Hyperlink"/>
@@ -2332,7 +2658,7 @@
           <w:sz w:val="24"/>
           <w:u w:val="single"/>
         </w:rPr>
-        <w:hyperlink r:id="rId18" w:history="1">
+        <w:hyperlink r:id="rId19" w:history="1">
           <w:r>
             <w:rPr>
               <w:rStyle w:val="Hyperlink"/>
@@ -2368,7 +2694,14 @@
           <w:color w:val="000000"/>
           <w:sz w:val="24"/>
         </w:rPr>
-        <w:t xml:space="preserve">, </w:t>
+        <w:hyperlink r:id="rId18" w:history="1">
+          <w:r>
+            <w:rPr>
+              <w:rStyle w:val="Hyperlink"/>
+            </w:rPr>
+            <w:t xml:space="preserve">, </w:t>
+          </w:r>
+        </w:hyperlink>
       </w:r>
       <w:r>
         <w:rPr>
@@ -2415,7 +2748,7 @@
           <w:sz w:val="24"/>
           <w:u w:val="single"/>
         </w:rPr>
-        <w:hyperlink r:id="rId20" w:history="1">
+        <w:hyperlink r:id="rId19" w:history="1">
           <w:r>
             <w:rPr>
               <w:rStyle w:val="Hyperlink"/>
@@ -2433,7 +2766,7 @@
           <w:sz w:val="24"/>
           <w:u w:val="single"/>
         </w:rPr>
-        <w:hyperlink r:id="rId20" w:history="1">
+        <w:hyperlink r:id="rId19" w:history="1">
           <w:r>
             <w:rPr>
               <w:rStyle w:val="Hyperlink"/>
@@ -2451,7 +2784,7 @@
           <w:sz w:val="24"/>
           <w:u w:val="single"/>
         </w:rPr>
-        <w:hyperlink r:id="rId20" w:history="1">
+        <w:hyperlink r:id="rId19" w:history="1">
           <w:r>
             <w:rPr>
               <w:rStyle w:val="Hyperlink"/>
@@ -2469,7 +2802,7 @@
           <w:sz w:val="24"/>
           <w:u w:val="single"/>
         </w:rPr>
-        <w:hyperlink r:id="rId20" w:history="1">
+        <w:hyperlink r:id="rId19" w:history="1">
           <w:r>
             <w:rPr>
               <w:rStyle w:val="Hyperlink"/>
@@ -2628,6 +2961,7 @@
       </w:r>
       <w:r>
         <w:rPr>
+          <w:u w:val="single" w:color="0000ff"/>
           <w:rFonts w:ascii="Charis SIL Regular" w:hAnsi="Charis SIL Regular" w:eastAsia="Charis SIL Regular"/>
           <w:b w:val="0"/>
           <w:i w:val="0"/>
@@ -2842,18 +3176,7 @@
           <w:color w:val="000000"/>
           <w:sz w:val="24"/>
         </w:rPr>
-        <w:t>th</w:t>
-      </w:r>
-      <w:r>
-        <w:rPr>
-          <w:u w:val="single" w:color="0000ff"/>
-          <w:rFonts w:ascii="Charis SIL Regular" w:hAnsi="Charis SIL Regular" w:eastAsia="Charis SIL Regular"/>
-          <w:b w:val="0"/>
-          <w:i w:val="0"/>
-          <w:color w:val="000000"/>
-          <w:sz w:val="24"/>
-        </w:rPr>
-        <w:t xml:space="preserve">e </w:t>
+        <w:t xml:space="preserve">the </w:t>
       </w:r>
       <w:r>
         <w:rPr>
@@ -2882,7 +3205,7 @@
           <w:sz w:val="24"/>
           <w:u w:val="single"/>
         </w:rPr>
-        <w:hyperlink r:id="rId20" w:history="1">
+        <w:hyperlink r:id="rId22" w:history="1">
           <w:r>
             <w:rPr>
               <w:rStyle w:val="Hyperlink"/>
@@ -3290,7 +3613,7 @@
           <w:sz w:val="24"/>
           <w:u w:val="single"/>
         </w:rPr>
-        <w:t xml:space="preserve">Scientific research </w:t>
+        <w:t>Scientific research</w:t>
       </w:r>
       <w:r>
         <w:rPr>
@@ -3301,7 +3624,7 @@
           <w:sz w:val="24"/>
           <w:u w:val="single"/>
         </w:rPr>
-        <w:t>in colonised territorie</w:t>
+        <w:t xml:space="preserve"> </w:t>
       </w:r>
       <w:r>
         <w:rPr>
@@ -3310,8 +3633,9 @@
           <w:i w:val="0"/>
           <w:color w:val="0000FF"/>
           <w:sz w:val="24"/>
-        </w:rPr>
-        <w:t>s</w:t>
+          <w:u w:val="single"/>
+        </w:rPr>
+        <w:t>in colonised territories</w:t>
       </w:r>
       <w:r>
         <w:br/>
@@ -3453,7 +3777,7 @@
           <w:sz w:val="24"/>
           <w:u w:val="single"/>
         </w:rPr>
-        <w:t>Scientific research in colonised territ</w:t>
+        <w:t>Scientific research in colonised terri</w:t>
       </w:r>
       <w:r>
         <w:rPr>
@@ -3464,7 +3788,7 @@
           <w:sz w:val="24"/>
           <w:u w:val="single"/>
         </w:rPr>
-        <w:t>orie</w:t>
+        <w:t>t</w:t>
       </w:r>
       <w:r>
         <w:rPr>
@@ -3473,8 +3797,9 @@
           <w:i w:val="0"/>
           <w:color w:val="0000FF"/>
           <w:sz w:val="24"/>
-        </w:rPr>
-        <w:t>s</w:t>
+          <w:u w:val="single"/>
+        </w:rPr>
+        <w:t>ories</w:t>
       </w:r>
       <w:r>
         <w:br/>

--- a/EXPORTS/DOCX/published/niveau2/English/ChristianMission.docx
+++ b/EXPORTS/DOCX/published/niveau2/English/ChristianMission.docx
@@ -2656,7 +2656,6 @@
           <w:i w:val="0"/>
           <w:color w:val="0000FF"/>
           <w:sz w:val="24"/>
-          <w:u w:val="single"/>
         </w:rPr>
         <w:hyperlink r:id="rId19" w:history="1">
           <w:r>
@@ -2676,7 +2675,7 @@
           <w:sz w:val="24"/>
           <w:u w:val="single"/>
         </w:rPr>
-        <w:hyperlink r:id="rId18" w:history="1">
+        <w:hyperlink r:id="rId19" w:history="1">
           <w:r>
             <w:rPr>
               <w:rStyle w:val="Hyperlink"/>
@@ -2730,7 +2729,7 @@
           <w:sz w:val="24"/>
           <w:u w:val="single"/>
         </w:rPr>
-        <w:hyperlink r:id="rId19" w:history="1">
+        <w:hyperlink r:id="rId20" w:history="1">
           <w:r>
             <w:rPr>
               <w:rStyle w:val="Hyperlink"/>
@@ -2748,7 +2747,7 @@
           <w:sz w:val="24"/>
           <w:u w:val="single"/>
         </w:rPr>
-        <w:hyperlink r:id="rId19" w:history="1">
+        <w:hyperlink r:id="rId20" w:history="1">
           <w:r>
             <w:rPr>
               <w:rStyle w:val="Hyperlink"/>
@@ -2766,7 +2765,7 @@
           <w:sz w:val="24"/>
           <w:u w:val="single"/>
         </w:rPr>
-        <w:hyperlink r:id="rId19" w:history="1">
+        <w:hyperlink r:id="rId20" w:history="1">
           <w:r>
             <w:rPr>
               <w:rStyle w:val="Hyperlink"/>
@@ -2784,7 +2783,7 @@
           <w:sz w:val="24"/>
           <w:u w:val="single"/>
         </w:rPr>
-        <w:hyperlink r:id="rId19" w:history="1">
+        <w:hyperlink r:id="rId20" w:history="1">
           <w:r>
             <w:rPr>
               <w:rStyle w:val="Hyperlink"/>
@@ -2802,7 +2801,7 @@
           <w:sz w:val="24"/>
           <w:u w:val="single"/>
         </w:rPr>
-        <w:hyperlink r:id="rId19" w:history="1">
+        <w:hyperlink r:id="rId20" w:history="1">
           <w:r>
             <w:rPr>
               <w:rStyle w:val="Hyperlink"/>
@@ -2831,7 +2830,7 @@
           <w:sz w:val="24"/>
           <w:u w:val="single"/>
         </w:rPr>
-        <w:hyperlink r:id="rId20" w:history="1">
+        <w:hyperlink r:id="rId19" w:history="1">
           <w:r>
             <w:rPr>
               <w:rStyle w:val="Hyperlink"/>
@@ -3141,7 +3140,7 @@
           <w:sz w:val="24"/>
           <w:u w:val="single"/>
         </w:rPr>
-        <w:hyperlink r:id="rId21" w:history="1">
+        <w:hyperlink r:id="rId19" w:history="1">
           <w:r>
             <w:rPr>
               <w:rStyle w:val="Hyperlink"/>
@@ -3152,42 +3151,24 @@
       </w:r>
       <w:r>
         <w:rPr>
-          <w:u w:val="single" w:color="0000ff"/>
           <w:rFonts w:ascii="Charis SIL Regular" w:hAnsi="Charis SIL Regular" w:eastAsia="Charis SIL Regular"/>
           <w:b w:val="0"/>
           <w:i w:val="0"/>
           <w:color w:val="000000"/>
           <w:sz w:val="24"/>
         </w:rPr>
-        <w:hyperlink r:id="rId19" w:history="1">
-          <w:r>
-            <w:rPr>
-              <w:rStyle w:val="Hyperlink"/>
-            </w:rPr>
-            <w:t xml:space="preserve">, and </w:t>
-          </w:r>
-        </w:hyperlink>
+        <w:t xml:space="preserve">, and the </w:t>
       </w:r>
       <w:r>
         <w:rPr>
           <w:rFonts w:ascii="Charis SIL Regular" w:hAnsi="Charis SIL Regular" w:eastAsia="Charis SIL Regular"/>
           <w:b w:val="0"/>
           <w:i w:val="0"/>
-          <w:color w:val="000000"/>
-          <w:sz w:val="24"/>
-        </w:rPr>
-        <w:t xml:space="preserve">the </w:t>
-      </w:r>
-      <w:r>
-        <w:rPr>
-          <w:rFonts w:ascii="Charis SIL Regular" w:hAnsi="Charis SIL Regular" w:eastAsia="Charis SIL Regular"/>
-          <w:b w:val="0"/>
-          <w:i w:val="0"/>
           <w:color w:val="0000FF"/>
           <w:sz w:val="24"/>
           <w:u w:val="single"/>
         </w:rPr>
-        <w:hyperlink r:id="rId22" w:history="1">
+        <w:hyperlink r:id="rId20" w:history="1">
           <w:r>
             <w:rPr>
               <w:rStyle w:val="Hyperlink"/>
@@ -3205,7 +3186,7 @@
           <w:sz w:val="24"/>
           <w:u w:val="single"/>
         </w:rPr>
-        <w:hyperlink r:id="rId22" w:history="1">
+        <w:hyperlink r:id="rId20" w:history="1">
           <w:r>
             <w:rPr>
               <w:rStyle w:val="Hyperlink"/>
@@ -3252,7 +3233,7 @@
           <w:sz w:val="24"/>
           <w:u w:val="single"/>
         </w:rPr>
-        <w:hyperlink r:id="rId20" w:history="1">
+        <w:hyperlink r:id="rId22" w:history="1">
           <w:r>
             <w:rPr>
               <w:rStyle w:val="Hyperlink"/>
@@ -3440,32 +3421,7 @@
           <w:color w:val="000000"/>
           <w:sz w:val="24"/>
         </w:rPr>
-        <w:hyperlink r:id="rId22" w:history="1">
-          <w:r>
-            <w:rPr>
-              <w:rStyle w:val="Hyperlink"/>
-            </w:rPr>
-            <w:t>ries where the m</w:t>
-          </w:r>
-        </w:hyperlink>
-      </w:r>
-      <w:r>
-        <w:rPr>
-          <w:u w:val="single" w:color="0000ff"/>
-          <w:rFonts w:ascii="Charis SIL Regular" w:hAnsi="Charis SIL Regular" w:eastAsia="Charis SIL Regular"/>
-          <w:b w:val="0"/>
-          <w:i w:val="0"/>
-          <w:color w:val="000000"/>
-          <w:sz w:val="24"/>
-        </w:rPr>
-        <w:hyperlink r:id="rId22" w:history="1">
-          <w:r>
-            <w:rPr>
-              <w:rStyle w:val="Hyperlink"/>
-            </w:rPr>
-            <w:t>ission organ</w:t>
-          </w:r>
-        </w:hyperlink>
+        <w:t>ries where the mission organ</w:t>
       </w:r>
       <w:r>
         <w:rPr>
@@ -4765,9 +4721,15 @@
           <w:i w:val="0"/>
           <w:color w:val="0000FF"/>
           <w:sz w:val="24"/>
-          <w:u w:val="single"/>
-        </w:rPr>
-        <w:t>1</w:t>
+        </w:rPr>
+        <w:hyperlink r:id="rId27" w:history="1">
+          <w:r>
+            <w:rPr>
+              <w:rStyle w:val="Hyperlink"/>
+            </w:rPr>
+            <w:t>1</w:t>
+          </w:r>
+        </w:hyperlink>
       </w:r>
       <w:r>
         <w:rPr>

--- a/EXPORTS/DOCX/published/niveau2/English/ChristianMission.docx
+++ b/EXPORTS/DOCX/published/niveau2/English/ChristianMission.docx
@@ -445,21 +445,13 @@
       </w:r>
       <w:r>
         <w:rPr>
-          <w:u w:val="single" w:color="0000ff"/>
           <w:rFonts w:ascii="Charis SIL Regular" w:hAnsi="Charis SIL Regular" w:eastAsia="Charis SIL Regular"/>
           <w:b w:val="0"/>
           <w:i w:val="0"/>
           <w:color w:val="000000"/>
           <w:sz w:val="24"/>
         </w:rPr>
-        <w:hyperlink r:id="rId9" w:history="1">
-          <w:r>
-            <w:rPr>
-              <w:rStyle w:val="Hyperlink"/>
-            </w:rPr>
-            <w:t>made up of ob</w:t>
-          </w:r>
-        </w:hyperlink>
+        <w:t>made up of ob</w:t>
       </w:r>
       <w:r>
         <w:rPr>
@@ -807,7 +799,7 @@
           <w:sz w:val="24"/>
           <w:u w:val="single"/>
         </w:rPr>
-        <w:hyperlink r:id="rId10" w:history="1">
+        <w:hyperlink r:id="rId11" w:history="1">
           <w:r>
             <w:rPr>
               <w:rStyle w:val="Hyperlink"/>
@@ -2553,14 +2545,7 @@
           <w:sz w:val="24"/>
           <w:u w:val="single"/>
         </w:rPr>
-        <w:hyperlink r:id="rId19" w:history="1">
-          <w:r>
-            <w:rPr>
-              <w:rStyle w:val="Hyperlink"/>
-            </w:rPr>
-            <w:t>Churches</w:t>
-          </w:r>
-        </w:hyperlink>
+        <w:t>Churches in th</w:t>
       </w:r>
       <w:r>
         <w:rPr>
@@ -2571,65 +2556,7 @@
           <w:sz w:val="24"/>
           <w:u w:val="single"/>
         </w:rPr>
-        <w:t xml:space="preserve"> </w:t>
-      </w:r>
-      <w:r>
-        <w:rPr>
-          <w:rFonts w:ascii="Charis SIL Regular" w:hAnsi="Charis SIL Regular" w:eastAsia="Charis SIL Regular"/>
-          <w:b w:val="0"/>
-          <w:i w:val="0"/>
-          <w:color w:val="0000FF"/>
-          <w:sz w:val="24"/>
-          <w:u w:val="single"/>
-        </w:rPr>
-        <w:hyperlink r:id="rId19" w:history="1">
-          <w:r>
-            <w:rPr>
-              <w:rStyle w:val="Hyperlink"/>
-            </w:rPr>
-            <w:t>in</w:t>
-          </w:r>
-        </w:hyperlink>
-      </w:r>
-      <w:r>
-        <w:rPr>
-          <w:rFonts w:ascii="Charis SIL Regular" w:hAnsi="Charis SIL Regular" w:eastAsia="Charis SIL Regular"/>
-          <w:b w:val="0"/>
-          <w:i w:val="0"/>
-          <w:color w:val="0000FF"/>
-          <w:sz w:val="24"/>
-          <w:u w:val="single"/>
-        </w:rPr>
-        <w:t xml:space="preserve"> </w:t>
-      </w:r>
-      <w:r>
-        <w:rPr>
-          <w:rFonts w:ascii="Charis SIL Regular" w:hAnsi="Charis SIL Regular" w:eastAsia="Charis SIL Regular"/>
-          <w:b w:val="0"/>
-          <w:i w:val="0"/>
-          <w:color w:val="0000FF"/>
-          <w:sz w:val="24"/>
-          <w:u w:val="single"/>
-        </w:rPr>
-        <w:hyperlink r:id="rId19" w:history="1">
-          <w:r>
-            <w:rPr>
-              <w:rStyle w:val="Hyperlink"/>
-            </w:rPr>
-            <w:t>th</w:t>
-          </w:r>
-        </w:hyperlink>
-      </w:r>
-      <w:r>
-        <w:rPr>
-          <w:rFonts w:ascii="Charis SIL Regular" w:hAnsi="Charis SIL Regular" w:eastAsia="Charis SIL Regular"/>
-          <w:b w:val="0"/>
-          <w:i w:val="0"/>
-          <w:color w:val="0000FF"/>
-          <w:sz w:val="24"/>
-          <w:u w:val="single"/>
-        </w:rPr>
-        <w:hyperlink r:id="rId19" w:history="1">
+        <w:hyperlink r:id="rId18" w:history="1">
           <w:r>
             <w:rPr>
               <w:rStyle w:val="Hyperlink"/>
@@ -2656,8 +2583,9 @@
           <w:i w:val="0"/>
           <w:color w:val="0000FF"/>
           <w:sz w:val="24"/>
-        </w:rPr>
-        <w:hyperlink r:id="rId19" w:history="1">
+          <w:u w:val="single"/>
+        </w:rPr>
+        <w:hyperlink r:id="rId18" w:history="1">
           <w:r>
             <w:rPr>
               <w:rStyle w:val="Hyperlink"/>
@@ -2675,7 +2603,7 @@
           <w:sz w:val="24"/>
           <w:u w:val="single"/>
         </w:rPr>
-        <w:hyperlink r:id="rId19" w:history="1">
+        <w:hyperlink r:id="rId18" w:history="1">
           <w:r>
             <w:rPr>
               <w:rStyle w:val="Hyperlink"/>
@@ -2729,7 +2657,7 @@
           <w:sz w:val="24"/>
           <w:u w:val="single"/>
         </w:rPr>
-        <w:hyperlink r:id="rId20" w:history="1">
+        <w:hyperlink r:id="rId19" w:history="1">
           <w:r>
             <w:rPr>
               <w:rStyle w:val="Hyperlink"/>
@@ -2830,7 +2758,7 @@
           <w:sz w:val="24"/>
           <w:u w:val="single"/>
         </w:rPr>
-        <w:hyperlink r:id="rId19" w:history="1">
+        <w:hyperlink r:id="rId20" w:history="1">
           <w:r>
             <w:rPr>
               <w:rStyle w:val="Hyperlink"/>
@@ -3140,7 +3068,7 @@
           <w:sz w:val="24"/>
           <w:u w:val="single"/>
         </w:rPr>
-        <w:hyperlink r:id="rId19" w:history="1">
+        <w:hyperlink r:id="rId21" w:history="1">
           <w:r>
             <w:rPr>
               <w:rStyle w:val="Hyperlink"/>
@@ -3151,24 +3079,42 @@
       </w:r>
       <w:r>
         <w:rPr>
+          <w:u w:val="single" w:color="0000ff"/>
           <w:rFonts w:ascii="Charis SIL Regular" w:hAnsi="Charis SIL Regular" w:eastAsia="Charis SIL Regular"/>
           <w:b w:val="0"/>
           <w:i w:val="0"/>
           <w:color w:val="000000"/>
           <w:sz w:val="24"/>
         </w:rPr>
-        <w:t xml:space="preserve">, and the </w:t>
+        <w:hyperlink r:id="rId19" w:history="1">
+          <w:r>
+            <w:rPr>
+              <w:rStyle w:val="Hyperlink"/>
+            </w:rPr>
+            <w:t xml:space="preserve">, and </w:t>
+          </w:r>
+        </w:hyperlink>
       </w:r>
       <w:r>
         <w:rPr>
           <w:rFonts w:ascii="Charis SIL Regular" w:hAnsi="Charis SIL Regular" w:eastAsia="Charis SIL Regular"/>
           <w:b w:val="0"/>
           <w:i w:val="0"/>
+          <w:color w:val="000000"/>
+          <w:sz w:val="24"/>
+        </w:rPr>
+        <w:t xml:space="preserve">the </w:t>
+      </w:r>
+      <w:r>
+        <w:rPr>
+          <w:rFonts w:ascii="Charis SIL Regular" w:hAnsi="Charis SIL Regular" w:eastAsia="Charis SIL Regular"/>
+          <w:b w:val="0"/>
+          <w:i w:val="0"/>
           <w:color w:val="0000FF"/>
           <w:sz w:val="24"/>
           <w:u w:val="single"/>
         </w:rPr>
-        <w:hyperlink r:id="rId20" w:history="1">
+        <w:hyperlink r:id="rId22" w:history="1">
           <w:r>
             <w:rPr>
               <w:rStyle w:val="Hyperlink"/>
@@ -3233,7 +3179,7 @@
           <w:sz w:val="24"/>
           <w:u w:val="single"/>
         </w:rPr>
-        <w:hyperlink r:id="rId22" w:history="1">
+        <w:hyperlink r:id="rId20" w:history="1">
           <w:r>
             <w:rPr>
               <w:rStyle w:val="Hyperlink"/>
@@ -3421,7 +3367,32 @@
           <w:color w:val="000000"/>
           <w:sz w:val="24"/>
         </w:rPr>
-        <w:t>ries where the mission organ</w:t>
+        <w:hyperlink r:id="rId22" w:history="1">
+          <w:r>
+            <w:rPr>
+              <w:rStyle w:val="Hyperlink"/>
+            </w:rPr>
+            <w:t>ries where the m</w:t>
+          </w:r>
+        </w:hyperlink>
+      </w:r>
+      <w:r>
+        <w:rPr>
+          <w:u w:val="single" w:color="0000ff"/>
+          <w:rFonts w:ascii="Charis SIL Regular" w:hAnsi="Charis SIL Regular" w:eastAsia="Charis SIL Regular"/>
+          <w:b w:val="0"/>
+          <w:i w:val="0"/>
+          <w:color w:val="000000"/>
+          <w:sz w:val="24"/>
+        </w:rPr>
+        <w:hyperlink r:id="rId22" w:history="1">
+          <w:r>
+            <w:rPr>
+              <w:rStyle w:val="Hyperlink"/>
+            </w:rPr>
+            <w:t>ission organ</w:t>
+          </w:r>
+        </w:hyperlink>
       </w:r>
       <w:r>
         <w:rPr>
@@ -3569,7 +3540,7 @@
           <w:sz w:val="24"/>
           <w:u w:val="single"/>
         </w:rPr>
-        <w:t>Scientific research</w:t>
+        <w:t xml:space="preserve">Scientific research </w:t>
       </w:r>
       <w:r>
         <w:rPr>
@@ -3580,7 +3551,7 @@
           <w:sz w:val="24"/>
           <w:u w:val="single"/>
         </w:rPr>
-        <w:t xml:space="preserve"> </w:t>
+        <w:t>in colonised territorie</w:t>
       </w:r>
       <w:r>
         <w:rPr>
@@ -3589,9 +3560,8 @@
           <w:i w:val="0"/>
           <w:color w:val="0000FF"/>
           <w:sz w:val="24"/>
-          <w:u w:val="single"/>
-        </w:rPr>
-        <w:t>in colonised territories</w:t>
+        </w:rPr>
+        <w:t>s</w:t>
       </w:r>
       <w:r>
         <w:br/>
@@ -4721,15 +4691,9 @@
           <w:i w:val="0"/>
           <w:color w:val="0000FF"/>
           <w:sz w:val="24"/>
-        </w:rPr>
-        <w:hyperlink r:id="rId27" w:history="1">
-          <w:r>
-            <w:rPr>
-              <w:rStyle w:val="Hyperlink"/>
-            </w:rPr>
-            <w:t>1</w:t>
-          </w:r>
-        </w:hyperlink>
+          <w:u w:val="single"/>
+        </w:rPr>
+        <w:t>1</w:t>
       </w:r>
       <w:r>
         <w:rPr>

--- a/EXPORTS/DOCX/published/niveau2/English/ChristianMission.docx
+++ b/EXPORTS/DOCX/published/niveau2/English/ChristianMission.docx
@@ -445,13 +445,21 @@
       </w:r>
       <w:r>
         <w:rPr>
+          <w:u w:val="single" w:color="0000ff"/>
           <w:rFonts w:ascii="Charis SIL Regular" w:hAnsi="Charis SIL Regular" w:eastAsia="Charis SIL Regular"/>
           <w:b w:val="0"/>
           <w:i w:val="0"/>
           <w:color w:val="000000"/>
           <w:sz w:val="24"/>
         </w:rPr>
-        <w:t>made up of ob</w:t>
+        <w:hyperlink r:id="rId9" w:history="1">
+          <w:r>
+            <w:rPr>
+              <w:rStyle w:val="Hyperlink"/>
+            </w:rPr>
+            <w:t>made up of ob</w:t>
+          </w:r>
+        </w:hyperlink>
       </w:r>
       <w:r>
         <w:rPr>
@@ -828,7 +836,7 @@
           <w:sz w:val="24"/>
           <w:u w:val="single"/>
         </w:rPr>
-        <w:hyperlink r:id="rId10" w:history="1">
+        <w:hyperlink r:id="rId11" w:history="1">
           <w:r>
             <w:rPr>
               <w:rStyle w:val="Hyperlink"/>
@@ -857,7 +865,7 @@
           <w:sz w:val="24"/>
           <w:u w:val="single"/>
         </w:rPr>
-        <w:hyperlink r:id="rId10" w:history="1">
+        <w:hyperlink r:id="rId11" w:history="1">
           <w:r>
             <w:rPr>
               <w:rStyle w:val="Hyperlink"/>
@@ -886,7 +894,7 @@
           <w:sz w:val="24"/>
           <w:u w:val="single"/>
         </w:rPr>
-        <w:hyperlink r:id="rId10" w:history="1">
+        <w:hyperlink r:id="rId11" w:history="1">
           <w:r>
             <w:rPr>
               <w:rStyle w:val="Hyperlink"/>
@@ -904,7 +912,7 @@
           <w:sz w:val="24"/>
           <w:u w:val="single"/>
         </w:rPr>
-        <w:hyperlink r:id="rId10" w:history="1">
+        <w:hyperlink r:id="rId11" w:history="1">
           <w:r>
             <w:rPr>
               <w:rStyle w:val="Hyperlink"/>
@@ -922,7 +930,7 @@
           <w:sz w:val="24"/>
           <w:u w:val="single"/>
         </w:rPr>
-        <w:hyperlink r:id="rId10" w:history="1">
+        <w:hyperlink r:id="rId11" w:history="1">
           <w:r>
             <w:rPr>
               <w:rStyle w:val="Hyperlink"/>
@@ -1259,39 +1267,13 @@
       </w:r>
       <w:r>
         <w:rPr>
-          <w:u w:val="single" w:color="0000ff"/>
           <w:rFonts w:ascii="Charis SIL Regular" w:hAnsi="Charis SIL Regular" w:eastAsia="Charis SIL Regular"/>
           <w:b w:val="0"/>
           <w:i w:val="0"/>
           <w:color w:val="000000"/>
           <w:sz w:val="24"/>
         </w:rPr>
-        <w:hyperlink r:id="rId12" w:history="1">
-          <w:r>
-            <w:rPr>
-              <w:rStyle w:val="Hyperlink"/>
-            </w:rPr>
-            <w:t>2024</w:t>
-          </w:r>
-        </w:hyperlink>
-      </w:r>
-      <w:r>
-        <w:rPr>
-          <w:u w:val="single" w:color="0000ff"/>
-          <w:rFonts w:ascii="Charis SIL Regular" w:hAnsi="Charis SIL Regular" w:eastAsia="Charis SIL Regular"/>
-          <w:b w:val="0"/>
-          <w:i w:val="0"/>
-          <w:color w:val="000000"/>
-          <w:sz w:val="24"/>
-        </w:rPr>
-        <w:hyperlink r:id="rId12" w:history="1">
-          <w:r>
-            <w:rPr>
-              <w:rStyle w:val="Hyperlink"/>
-            </w:rPr>
-            <w:t>. O</w:t>
-          </w:r>
-        </w:hyperlink>
+        <w:t>2024. O</w:t>
       </w:r>
       <w:r>
         <w:rPr>
@@ -2545,54 +2527,7 @@
           <w:sz w:val="24"/>
           <w:u w:val="single"/>
         </w:rPr>
-        <w:t>Churches in th</w:t>
-      </w:r>
-      <w:r>
-        <w:rPr>
-          <w:rFonts w:ascii="Charis SIL Regular" w:hAnsi="Charis SIL Regular" w:eastAsia="Charis SIL Regular"/>
-          <w:b w:val="0"/>
-          <w:i w:val="0"/>
-          <w:color w:val="0000FF"/>
-          <w:sz w:val="24"/>
-          <w:u w:val="single"/>
-        </w:rPr>
-        <w:hyperlink r:id="rId18" w:history="1">
-          <w:r>
-            <w:rPr>
-              <w:rStyle w:val="Hyperlink"/>
-            </w:rPr>
-            <w:t>e</w:t>
-          </w:r>
-        </w:hyperlink>
-      </w:r>
-      <w:r>
-        <w:rPr>
-          <w:rFonts w:ascii="Charis SIL Regular" w:hAnsi="Charis SIL Regular" w:eastAsia="Charis SIL Regular"/>
-          <w:b w:val="0"/>
-          <w:i w:val="0"/>
-          <w:color w:val="0000FF"/>
-          <w:sz w:val="24"/>
-          <w:u w:val="single"/>
-        </w:rPr>
-        <w:t xml:space="preserve"> </w:t>
-      </w:r>
-      <w:r>
-        <w:rPr>
-          <w:rFonts w:ascii="Charis SIL Regular" w:hAnsi="Charis SIL Regular" w:eastAsia="Charis SIL Regular"/>
-          <w:b w:val="0"/>
-          <w:i w:val="0"/>
-          <w:color w:val="0000FF"/>
-          <w:sz w:val="24"/>
-          <w:u w:val="single"/>
-        </w:rPr>
-        <w:hyperlink r:id="rId18" w:history="1">
-          <w:r>
-            <w:rPr>
-              <w:rStyle w:val="Hyperlink"/>
-            </w:rPr>
-            <w:t>Nether</w:t>
-          </w:r>
-        </w:hyperlink>
+        <w:t>Churches in the Nether</w:t>
       </w:r>
       <w:r>
         <w:rPr>
@@ -2614,7 +2549,6 @@
       </w:r>
       <w:r>
         <w:rPr>
-          <w:u w:val="single" w:color="0000ff"/>
           <w:rFonts w:ascii="Charis SIL Regular" w:hAnsi="Charis SIL Regular" w:eastAsia="Charis SIL Regular"/>
           <w:b w:val="0"/>
           <w:i w:val="0"/>
@@ -2675,7 +2609,7 @@
           <w:sz w:val="24"/>
           <w:u w:val="single"/>
         </w:rPr>
-        <w:hyperlink r:id="rId20" w:history="1">
+        <w:hyperlink r:id="rId19" w:history="1">
           <w:r>
             <w:rPr>
               <w:rStyle w:val="Hyperlink"/>
@@ -2693,7 +2627,7 @@
           <w:sz w:val="24"/>
           <w:u w:val="single"/>
         </w:rPr>
-        <w:hyperlink r:id="rId20" w:history="1">
+        <w:hyperlink r:id="rId19" w:history="1">
           <w:r>
             <w:rPr>
               <w:rStyle w:val="Hyperlink"/>
@@ -2711,7 +2645,7 @@
           <w:sz w:val="24"/>
           <w:u w:val="single"/>
         </w:rPr>
-        <w:hyperlink r:id="rId20" w:history="1">
+        <w:hyperlink r:id="rId19" w:history="1">
           <w:r>
             <w:rPr>
               <w:rStyle w:val="Hyperlink"/>
@@ -2729,7 +2663,7 @@
           <w:sz w:val="24"/>
           <w:u w:val="single"/>
         </w:rPr>
-        <w:hyperlink r:id="rId20" w:history="1">
+        <w:hyperlink r:id="rId19" w:history="1">
           <w:r>
             <w:rPr>
               <w:rStyle w:val="Hyperlink"/>
@@ -2888,7 +2822,6 @@
       </w:r>
       <w:r>
         <w:rPr>
-          <w:u w:val="single" w:color="0000ff"/>
           <w:rFonts w:ascii="Charis SIL Regular" w:hAnsi="Charis SIL Regular" w:eastAsia="Charis SIL Regular"/>
           <w:b w:val="0"/>
           <w:i w:val="0"/>
@@ -2913,7 +2846,7 @@
           <w:sz w:val="24"/>
           <w:u w:val="single"/>
         </w:rPr>
-        <w:hyperlink r:id="rId21" w:history="1">
+        <w:hyperlink r:id="rId19" w:history="1">
           <w:r>
             <w:rPr>
               <w:rStyle w:val="Hyperlink"/>
@@ -2931,7 +2864,7 @@
           <w:sz w:val="24"/>
           <w:u w:val="single"/>
         </w:rPr>
-        <w:hyperlink r:id="rId21" w:history="1">
+        <w:hyperlink r:id="rId19" w:history="1">
           <w:r>
             <w:rPr>
               <w:rStyle w:val="Hyperlink"/>
@@ -2967,7 +2900,7 @@
           <w:sz w:val="24"/>
           <w:u w:val="single"/>
         </w:rPr>
-        <w:hyperlink r:id="rId21" w:history="1">
+        <w:hyperlink r:id="rId19" w:history="1">
           <w:r>
             <w:rPr>
               <w:rStyle w:val="Hyperlink"/>
@@ -2985,7 +2918,7 @@
           <w:sz w:val="24"/>
           <w:u w:val="single"/>
         </w:rPr>
-        <w:hyperlink r:id="rId21" w:history="1">
+        <w:hyperlink r:id="rId19" w:history="1">
           <w:r>
             <w:rPr>
               <w:rStyle w:val="Hyperlink"/>
@@ -3003,7 +2936,7 @@
           <w:sz w:val="24"/>
           <w:u w:val="single"/>
         </w:rPr>
-        <w:hyperlink r:id="rId21" w:history="1">
+        <w:hyperlink r:id="rId19" w:history="1">
           <w:r>
             <w:rPr>
               <w:rStyle w:val="Hyperlink"/>
@@ -3103,43 +3036,35 @@
           <w:color w:val="000000"/>
           <w:sz w:val="24"/>
         </w:rPr>
-        <w:t xml:space="preserve">the </w:t>
-      </w:r>
-      <w:r>
-        <w:rPr>
+        <w:t>th</w:t>
+      </w:r>
+      <w:r>
+        <w:rPr>
+          <w:u w:val="single" w:color="0000ff"/>
           <w:rFonts w:ascii="Charis SIL Regular" w:hAnsi="Charis SIL Regular" w:eastAsia="Charis SIL Regular"/>
           <w:b w:val="0"/>
           <w:i w:val="0"/>
-          <w:color w:val="0000FF"/>
-          <w:sz w:val="24"/>
-          <w:u w:val="single"/>
-        </w:rPr>
-        <w:hyperlink r:id="rId22" w:history="1">
-          <w:r>
-            <w:rPr>
-              <w:rStyle w:val="Hyperlink"/>
-            </w:rPr>
-            <w:t>Erf</w:t>
-          </w:r>
-        </w:hyperlink>
-      </w:r>
-      <w:r>
-        <w:rPr>
-          <w:rFonts w:ascii="Charis SIL Regular" w:hAnsi="Charis SIL Regular" w:eastAsia="Charis SIL Regular"/>
-          <w:b w:val="0"/>
-          <w:i w:val="0"/>
-          <w:color w:val="0000FF"/>
-          <w:sz w:val="24"/>
-          <w:u w:val="single"/>
+          <w:color w:val="000000"/>
+          <w:sz w:val="24"/>
         </w:rPr>
         <w:hyperlink r:id="rId20" w:history="1">
           <w:r>
             <w:rPr>
               <w:rStyle w:val="Hyperlink"/>
             </w:rPr>
-            <w:t>goedcentru</w:t>
+            <w:t xml:space="preserve">e </w:t>
           </w:r>
         </w:hyperlink>
+      </w:r>
+      <w:r>
+        <w:rPr>
+          <w:rFonts w:ascii="Charis SIL Regular" w:hAnsi="Charis SIL Regular" w:eastAsia="Charis SIL Regular"/>
+          <w:b w:val="0"/>
+          <w:i w:val="0"/>
+          <w:color w:val="0000FF"/>
+          <w:sz w:val="24"/>
+        </w:rPr>
+        <w:t>Erfgoedcentru</w:t>
       </w:r>
       <w:r>
         <w:rPr>
@@ -4691,9 +4616,15 @@
           <w:i w:val="0"/>
           <w:color w:val="0000FF"/>
           <w:sz w:val="24"/>
-          <w:u w:val="single"/>
-        </w:rPr>
-        <w:t>1</w:t>
+        </w:rPr>
+        <w:hyperlink r:id="rId27" w:history="1">
+          <w:r>
+            <w:rPr>
+              <w:rStyle w:val="Hyperlink"/>
+            </w:rPr>
+            <w:t>1</w:t>
+          </w:r>
+        </w:hyperlink>
       </w:r>
       <w:r>
         <w:rPr>

--- a/EXPORTS/DOCX/published/niveau2/English/ChristianMission.docx
+++ b/EXPORTS/DOCX/published/niveau2/English/ChristianMission.docx
@@ -807,7 +807,7 @@
           <w:sz w:val="24"/>
           <w:u w:val="single"/>
         </w:rPr>
-        <w:hyperlink r:id="rId11" w:history="1">
+        <w:hyperlink r:id="rId10" w:history="1">
           <w:r>
             <w:rPr>
               <w:rStyle w:val="Hyperlink"/>
@@ -836,7 +836,7 @@
           <w:sz w:val="24"/>
           <w:u w:val="single"/>
         </w:rPr>
-        <w:hyperlink r:id="rId11" w:history="1">
+        <w:hyperlink r:id="rId10" w:history="1">
           <w:r>
             <w:rPr>
               <w:rStyle w:val="Hyperlink"/>
@@ -865,7 +865,7 @@
           <w:sz w:val="24"/>
           <w:u w:val="single"/>
         </w:rPr>
-        <w:hyperlink r:id="rId11" w:history="1">
+        <w:hyperlink r:id="rId10" w:history="1">
           <w:r>
             <w:rPr>
               <w:rStyle w:val="Hyperlink"/>
@@ -1267,13 +1267,39 @@
       </w:r>
       <w:r>
         <w:rPr>
+          <w:u w:val="single" w:color="0000ff"/>
           <w:rFonts w:ascii="Charis SIL Regular" w:hAnsi="Charis SIL Regular" w:eastAsia="Charis SIL Regular"/>
           <w:b w:val="0"/>
           <w:i w:val="0"/>
           <w:color w:val="000000"/>
           <w:sz w:val="24"/>
         </w:rPr>
-        <w:t>2024. O</w:t>
+        <w:hyperlink r:id="rId12" w:history="1">
+          <w:r>
+            <w:rPr>
+              <w:rStyle w:val="Hyperlink"/>
+            </w:rPr>
+            <w:t>2024</w:t>
+          </w:r>
+        </w:hyperlink>
+      </w:r>
+      <w:r>
+        <w:rPr>
+          <w:u w:val="single" w:color="0000ff"/>
+          <w:rFonts w:ascii="Charis SIL Regular" w:hAnsi="Charis SIL Regular" w:eastAsia="Charis SIL Regular"/>
+          <w:b w:val="0"/>
+          <w:i w:val="0"/>
+          <w:color w:val="000000"/>
+          <w:sz w:val="24"/>
+        </w:rPr>
+        <w:hyperlink r:id="rId12" w:history="1">
+          <w:r>
+            <w:rPr>
+              <w:rStyle w:val="Hyperlink"/>
+            </w:rPr>
+            <w:t>. O</w:t>
+          </w:r>
+        </w:hyperlink>
       </w:r>
       <w:r>
         <w:rPr>
@@ -2527,7 +2553,14 @@
           <w:sz w:val="24"/>
           <w:u w:val="single"/>
         </w:rPr>
-        <w:t>Churches in the Nether</w:t>
+        <w:hyperlink r:id="rId19" w:history="1">
+          <w:r>
+            <w:rPr>
+              <w:rStyle w:val="Hyperlink"/>
+            </w:rPr>
+            <w:t>Churches</w:t>
+          </w:r>
+        </w:hyperlink>
       </w:r>
       <w:r>
         <w:rPr>
@@ -2538,7 +2571,112 @@
           <w:sz w:val="24"/>
           <w:u w:val="single"/>
         </w:rPr>
-        <w:hyperlink r:id="rId18" w:history="1">
+        <w:t xml:space="preserve"> </w:t>
+      </w:r>
+      <w:r>
+        <w:rPr>
+          <w:rFonts w:ascii="Charis SIL Regular" w:hAnsi="Charis SIL Regular" w:eastAsia="Charis SIL Regular"/>
+          <w:b w:val="0"/>
+          <w:i w:val="0"/>
+          <w:color w:val="0000FF"/>
+          <w:sz w:val="24"/>
+          <w:u w:val="single"/>
+        </w:rPr>
+        <w:hyperlink r:id="rId19" w:history="1">
+          <w:r>
+            <w:rPr>
+              <w:rStyle w:val="Hyperlink"/>
+            </w:rPr>
+            <w:t>in</w:t>
+          </w:r>
+        </w:hyperlink>
+      </w:r>
+      <w:r>
+        <w:rPr>
+          <w:rFonts w:ascii="Charis SIL Regular" w:hAnsi="Charis SIL Regular" w:eastAsia="Charis SIL Regular"/>
+          <w:b w:val="0"/>
+          <w:i w:val="0"/>
+          <w:color w:val="0000FF"/>
+          <w:sz w:val="24"/>
+          <w:u w:val="single"/>
+        </w:rPr>
+        <w:t xml:space="preserve"> </w:t>
+      </w:r>
+      <w:r>
+        <w:rPr>
+          <w:rFonts w:ascii="Charis SIL Regular" w:hAnsi="Charis SIL Regular" w:eastAsia="Charis SIL Regular"/>
+          <w:b w:val="0"/>
+          <w:i w:val="0"/>
+          <w:color w:val="0000FF"/>
+          <w:sz w:val="24"/>
+          <w:u w:val="single"/>
+        </w:rPr>
+        <w:hyperlink r:id="rId19" w:history="1">
+          <w:r>
+            <w:rPr>
+              <w:rStyle w:val="Hyperlink"/>
+            </w:rPr>
+            <w:t>th</w:t>
+          </w:r>
+        </w:hyperlink>
+      </w:r>
+      <w:r>
+        <w:rPr>
+          <w:rFonts w:ascii="Charis SIL Regular" w:hAnsi="Charis SIL Regular" w:eastAsia="Charis SIL Regular"/>
+          <w:b w:val="0"/>
+          <w:i w:val="0"/>
+          <w:color w:val="0000FF"/>
+          <w:sz w:val="24"/>
+          <w:u w:val="single"/>
+        </w:rPr>
+        <w:hyperlink r:id="rId19" w:history="1">
+          <w:r>
+            <w:rPr>
+              <w:rStyle w:val="Hyperlink"/>
+            </w:rPr>
+            <w:t>e</w:t>
+          </w:r>
+        </w:hyperlink>
+      </w:r>
+      <w:r>
+        <w:rPr>
+          <w:rFonts w:ascii="Charis SIL Regular" w:hAnsi="Charis SIL Regular" w:eastAsia="Charis SIL Regular"/>
+          <w:b w:val="0"/>
+          <w:i w:val="0"/>
+          <w:color w:val="0000FF"/>
+          <w:sz w:val="24"/>
+          <w:u w:val="single"/>
+        </w:rPr>
+        <w:t xml:space="preserve"> </w:t>
+      </w:r>
+      <w:r>
+        <w:rPr>
+          <w:rFonts w:ascii="Charis SIL Regular" w:hAnsi="Charis SIL Regular" w:eastAsia="Charis SIL Regular"/>
+          <w:b w:val="0"/>
+          <w:i w:val="0"/>
+          <w:color w:val="0000FF"/>
+          <w:sz w:val="24"/>
+          <w:u w:val="single"/>
+        </w:rPr>
+        <w:hyperlink r:id="rId19" w:history="1">
+          <w:r>
+            <w:rPr>
+              <w:rStyle w:val="Hyperlink"/>
+            </w:rPr>
+            <w:t>Nether</w:t>
+          </w:r>
+        </w:hyperlink>
+      </w:r>
+      <w:r>
+        <w:rPr>
+          <w:rFonts w:ascii="Charis SIL Regular" w:hAnsi="Charis SIL Regular" w:eastAsia="Charis SIL Regular"/>
+          <w:b w:val="0"/>
+          <w:i w:val="0"/>
+          <w:color w:val="0000FF"/>
+          <w:sz w:val="24"/>
+          <w:u w:val="single"/>
+        </w:rPr>
+        <w:hyperlink r:id="rId19" w:history="1">
           <w:r>
             <w:rPr>
               <w:rStyle w:val="Hyperlink"/>
@@ -2549,20 +2687,14 @@
       </w:r>
       <w:r>
         <w:rPr>
+          <w:u w:val="single" w:color="0000ff"/>
           <w:rFonts w:ascii="Charis SIL Regular" w:hAnsi="Charis SIL Regular" w:eastAsia="Charis SIL Regular"/>
           <w:b w:val="0"/>
           <w:i w:val="0"/>
           <w:color w:val="000000"/>
           <w:sz w:val="24"/>
         </w:rPr>
-        <w:hyperlink r:id="rId18" w:history="1">
-          <w:r>
-            <w:rPr>
-              <w:rStyle w:val="Hyperlink"/>
-            </w:rPr>
-            <w:t xml:space="preserve">, </w:t>
-          </w:r>
-        </w:hyperlink>
+        <w:t xml:space="preserve">, </w:t>
       </w:r>
       <w:r>
         <w:rPr>
@@ -2573,7 +2705,7 @@
           <w:sz w:val="24"/>
           <w:u w:val="single"/>
         </w:rPr>
-        <w:hyperlink r:id="rId18" w:history="1">
+        <w:hyperlink r:id="rId20" w:history="1">
           <w:r>
             <w:rPr>
               <w:rStyle w:val="Hyperlink"/>
@@ -2591,7 +2723,7 @@
           <w:sz w:val="24"/>
           <w:u w:val="single"/>
         </w:rPr>
-        <w:hyperlink r:id="rId19" w:history="1">
+        <w:hyperlink r:id="rId20" w:history="1">
           <w:r>
             <w:rPr>
               <w:rStyle w:val="Hyperlink"/>
@@ -2609,12 +2741,48 @@
           <w:sz w:val="24"/>
           <w:u w:val="single"/>
         </w:rPr>
+        <w:hyperlink r:id="rId20" w:history="1">
+          <w:r>
+            <w:rPr>
+              <w:rStyle w:val="Hyperlink"/>
+            </w:rPr>
+            <w:t>Prote</w:t>
+          </w:r>
+        </w:hyperlink>
+      </w:r>
+      <w:r>
+        <w:rPr>
+          <w:rFonts w:ascii="Charis SIL Regular" w:hAnsi="Charis SIL Regular" w:eastAsia="Charis SIL Regular"/>
+          <w:b w:val="0"/>
+          <w:i w:val="0"/>
+          <w:color w:val="0000FF"/>
+          <w:sz w:val="24"/>
+          <w:u w:val="single"/>
+        </w:rPr>
+        <w:hyperlink r:id="rId20" w:history="1">
+          <w:r>
+            <w:rPr>
+              <w:rStyle w:val="Hyperlink"/>
+            </w:rPr>
+            <w:t>s</w:t>
+          </w:r>
+        </w:hyperlink>
+      </w:r>
+      <w:r>
+        <w:rPr>
+          <w:rFonts w:ascii="Charis SIL Regular" w:hAnsi="Charis SIL Regular" w:eastAsia="Charis SIL Regular"/>
+          <w:b w:val="0"/>
+          <w:i w:val="0"/>
+          <w:color w:val="0000FF"/>
+          <w:sz w:val="24"/>
+          <w:u w:val="single"/>
+        </w:rPr>
         <w:hyperlink r:id="rId19" w:history="1">
           <w:r>
             <w:rPr>
               <w:rStyle w:val="Hyperlink"/>
             </w:rPr>
-            <w:t>Prote</w:t>
+            <w:t>tant</w:t>
           </w:r>
         </w:hyperlink>
       </w:r>
@@ -2645,54 +2813,18 @@
           <w:sz w:val="24"/>
           <w:u w:val="single"/>
         </w:rPr>
+        <w:t xml:space="preserve"> </w:t>
+      </w:r>
+      <w:r>
+        <w:rPr>
+          <w:rFonts w:ascii="Charis SIL Regular" w:hAnsi="Charis SIL Regular" w:eastAsia="Charis SIL Regular"/>
+          <w:b w:val="0"/>
+          <w:i w:val="0"/>
+          <w:color w:val="0000FF"/>
+          <w:sz w:val="24"/>
+          <w:u w:val="single"/>
+        </w:rPr>
         <w:hyperlink r:id="rId19" w:history="1">
-          <w:r>
-            <w:rPr>
-              <w:rStyle w:val="Hyperlink"/>
-            </w:rPr>
-            <w:t>tant</w:t>
-          </w:r>
-        </w:hyperlink>
-      </w:r>
-      <w:r>
-        <w:rPr>
-          <w:rFonts w:ascii="Charis SIL Regular" w:hAnsi="Charis SIL Regular" w:eastAsia="Charis SIL Regular"/>
-          <w:b w:val="0"/>
-          <w:i w:val="0"/>
-          <w:color w:val="0000FF"/>
-          <w:sz w:val="24"/>
-          <w:u w:val="single"/>
-        </w:rPr>
-        <w:hyperlink r:id="rId19" w:history="1">
-          <w:r>
-            <w:rPr>
-              <w:rStyle w:val="Hyperlink"/>
-            </w:rPr>
-            <w:t>s</w:t>
-          </w:r>
-        </w:hyperlink>
-      </w:r>
-      <w:r>
-        <w:rPr>
-          <w:rFonts w:ascii="Charis SIL Regular" w:hAnsi="Charis SIL Regular" w:eastAsia="Charis SIL Regular"/>
-          <w:b w:val="0"/>
-          <w:i w:val="0"/>
-          <w:color w:val="0000FF"/>
-          <w:sz w:val="24"/>
-          <w:u w:val="single"/>
-        </w:rPr>
-        <w:t xml:space="preserve"> </w:t>
-      </w:r>
-      <w:r>
-        <w:rPr>
-          <w:rFonts w:ascii="Charis SIL Regular" w:hAnsi="Charis SIL Regular" w:eastAsia="Charis SIL Regular"/>
-          <w:b w:val="0"/>
-          <w:i w:val="0"/>
-          <w:color w:val="0000FF"/>
-          <w:sz w:val="24"/>
-          <w:u w:val="single"/>
-        </w:rPr>
-        <w:hyperlink r:id="rId20" w:history="1">
           <w:r>
             <w:rPr>
               <w:rStyle w:val="Hyperlink"/>
@@ -2721,95 +2853,130 @@
       </w:r>
       <w:r>
         <w:rPr>
-          <w:u w:val="single" w:color="0000ff"/>
           <w:rFonts w:ascii="Charis SIL Regular" w:hAnsi="Charis SIL Regular" w:eastAsia="Charis SIL Regular"/>
           <w:b w:val="0"/>
           <w:i w:val="0"/>
           <w:color w:val="000000"/>
           <w:sz w:val="24"/>
         </w:rPr>
-        <w:t xml:space="preserve"> </w:t>
-      </w:r>
-      <w:r>
-        <w:rPr>
-          <w:u w:val="single" w:color="0000ff"/>
+        <w:t xml:space="preserve"> Vrije Universiteit, </w:t>
+      </w:r>
+      <w:r>
+        <w:rPr>
           <w:rFonts w:ascii="Charis SIL Regular" w:hAnsi="Charis SIL Regular" w:eastAsia="Charis SIL Regular"/>
           <w:b w:val="0"/>
           <w:i w:val="0"/>
-          <w:color w:val="000000"/>
-          <w:sz w:val="24"/>
+          <w:color w:val="0000FF"/>
+          <w:sz w:val="24"/>
+          <w:u w:val="single"/>
+        </w:rPr>
+        <w:hyperlink r:id="rId21" w:history="1">
+          <w:r>
+            <w:rPr>
+              <w:rStyle w:val="Hyperlink"/>
+            </w:rPr>
+            <w:t>Cath</w:t>
+          </w:r>
+        </w:hyperlink>
+      </w:r>
+      <w:r>
+        <w:rPr>
+          <w:rFonts w:ascii="Charis SIL Regular" w:hAnsi="Charis SIL Regular" w:eastAsia="Charis SIL Regular"/>
+          <w:b w:val="0"/>
+          <w:i w:val="0"/>
+          <w:color w:val="0000FF"/>
+          <w:sz w:val="24"/>
+          <w:u w:val="single"/>
+        </w:rPr>
+        <w:hyperlink r:id="rId21" w:history="1">
+          <w:r>
+            <w:rPr>
+              <w:rStyle w:val="Hyperlink"/>
+            </w:rPr>
+            <w:t>o</w:t>
+          </w:r>
+        </w:hyperlink>
+      </w:r>
+      <w:r>
+        <w:rPr>
+          <w:rFonts w:ascii="Charis SIL Regular" w:hAnsi="Charis SIL Regular" w:eastAsia="Charis SIL Regular"/>
+          <w:b w:val="0"/>
+          <w:i w:val="0"/>
+          <w:color w:val="0000FF"/>
+          <w:sz w:val="24"/>
+          <w:u w:val="single"/>
+        </w:rPr>
+        <w:hyperlink r:id="rId21" w:history="1">
+          <w:r>
+            <w:rPr>
+              <w:rStyle w:val="Hyperlink"/>
+            </w:rPr>
+            <w:t xml:space="preserve">lic </w:t>
+          </w:r>
+        </w:hyperlink>
+      </w:r>
+      <w:r>
+        <w:rPr>
+          <w:rFonts w:ascii="Charis SIL Regular" w:hAnsi="Charis SIL Regular" w:eastAsia="Charis SIL Regular"/>
+          <w:b w:val="0"/>
+          <w:i w:val="0"/>
+          <w:color w:val="0000FF"/>
+          <w:sz w:val="24"/>
+          <w:u w:val="single"/>
         </w:rPr>
         <w:hyperlink r:id="rId19" w:history="1">
           <w:r>
             <w:rPr>
               <w:rStyle w:val="Hyperlink"/>
             </w:rPr>
-            <w:t>Vrije U</w:t>
+            <w:t>Documen</w:t>
           </w:r>
         </w:hyperlink>
       </w:r>
       <w:r>
         <w:rPr>
-          <w:u w:val="single" w:color="0000ff"/>
           <w:rFonts w:ascii="Charis SIL Regular" w:hAnsi="Charis SIL Regular" w:eastAsia="Charis SIL Regular"/>
           <w:b w:val="0"/>
           <w:i w:val="0"/>
-          <w:color w:val="000000"/>
-          <w:sz w:val="24"/>
+          <w:color w:val="0000FF"/>
+          <w:sz w:val="24"/>
+          <w:u w:val="single"/>
         </w:rPr>
         <w:hyperlink r:id="rId19" w:history="1">
           <w:r>
             <w:rPr>
               <w:rStyle w:val="Hyperlink"/>
             </w:rPr>
-            <w:t>ni</w:t>
+            <w:t>t</w:t>
           </w:r>
         </w:hyperlink>
       </w:r>
       <w:r>
         <w:rPr>
-          <w:u w:val="single" w:color="0000ff"/>
           <w:rFonts w:ascii="Charis SIL Regular" w:hAnsi="Charis SIL Regular" w:eastAsia="Charis SIL Regular"/>
           <w:b w:val="0"/>
           <w:i w:val="0"/>
-          <w:color w:val="000000"/>
-          <w:sz w:val="24"/>
+          <w:color w:val="0000FF"/>
+          <w:sz w:val="24"/>
+          <w:u w:val="single"/>
         </w:rPr>
         <w:hyperlink r:id="rId19" w:history="1">
           <w:r>
             <w:rPr>
               <w:rStyle w:val="Hyperlink"/>
             </w:rPr>
-            <w:t>v</w:t>
+            <w:t>at</w:t>
           </w:r>
         </w:hyperlink>
       </w:r>
       <w:r>
         <w:rPr>
-          <w:u w:val="single" w:color="0000ff"/>
           <w:rFonts w:ascii="Charis SIL Regular" w:hAnsi="Charis SIL Regular" w:eastAsia="Charis SIL Regular"/>
           <w:b w:val="0"/>
           <w:i w:val="0"/>
-          <w:color w:val="000000"/>
-          <w:sz w:val="24"/>
-        </w:rPr>
-        <w:hyperlink r:id="rId19" w:history="1">
-          <w:r>
-            <w:rPr>
-              <w:rStyle w:val="Hyperlink"/>
-            </w:rPr>
-            <w:t>ers</w:t>
-          </w:r>
-        </w:hyperlink>
-      </w:r>
-      <w:r>
-        <w:rPr>
-          <w:u w:val="single" w:color="0000ff"/>
-          <w:rFonts w:ascii="Charis SIL Regular" w:hAnsi="Charis SIL Regular" w:eastAsia="Charis SIL Regular"/>
-          <w:b w:val="0"/>
-          <w:i w:val="0"/>
-          <w:color w:val="000000"/>
-          <w:sz w:val="24"/>
+          <w:color w:val="0000FF"/>
+          <w:sz w:val="24"/>
+          <w:u w:val="single"/>
         </w:rPr>
         <w:hyperlink r:id="rId19" w:history="1">
           <w:r>
@@ -2825,154 +2992,11 @@
           <w:rFonts w:ascii="Charis SIL Regular" w:hAnsi="Charis SIL Regular" w:eastAsia="Charis SIL Regular"/>
           <w:b w:val="0"/>
           <w:i w:val="0"/>
-          <w:color w:val="000000"/>
-          <w:sz w:val="24"/>
+          <w:color w:val="0000FF"/>
+          <w:sz w:val="24"/>
+          <w:u w:val="single"/>
         </w:rPr>
         <w:hyperlink r:id="rId19" w:history="1">
-          <w:r>
-            <w:rPr>
-              <w:rStyle w:val="Hyperlink"/>
-            </w:rPr>
-            <w:t xml:space="preserve">teit, </w:t>
-          </w:r>
-        </w:hyperlink>
-      </w:r>
-      <w:r>
-        <w:rPr>
-          <w:rFonts w:ascii="Charis SIL Regular" w:hAnsi="Charis SIL Regular" w:eastAsia="Charis SIL Regular"/>
-          <w:b w:val="0"/>
-          <w:i w:val="0"/>
-          <w:color w:val="0000FF"/>
-          <w:sz w:val="24"/>
-          <w:u w:val="single"/>
-        </w:rPr>
-        <w:hyperlink r:id="rId19" w:history="1">
-          <w:r>
-            <w:rPr>
-              <w:rStyle w:val="Hyperlink"/>
-            </w:rPr>
-            <w:t>Cath</w:t>
-          </w:r>
-        </w:hyperlink>
-      </w:r>
-      <w:r>
-        <w:rPr>
-          <w:rFonts w:ascii="Charis SIL Regular" w:hAnsi="Charis SIL Regular" w:eastAsia="Charis SIL Regular"/>
-          <w:b w:val="0"/>
-          <w:i w:val="0"/>
-          <w:color w:val="0000FF"/>
-          <w:sz w:val="24"/>
-          <w:u w:val="single"/>
-        </w:rPr>
-        <w:hyperlink r:id="rId19" w:history="1">
-          <w:r>
-            <w:rPr>
-              <w:rStyle w:val="Hyperlink"/>
-            </w:rPr>
-            <w:t>o</w:t>
-          </w:r>
-        </w:hyperlink>
-      </w:r>
-      <w:r>
-        <w:rPr>
-          <w:rFonts w:ascii="Charis SIL Regular" w:hAnsi="Charis SIL Regular" w:eastAsia="Charis SIL Regular"/>
-          <w:b w:val="0"/>
-          <w:i w:val="0"/>
-          <w:color w:val="0000FF"/>
-          <w:sz w:val="24"/>
-          <w:u w:val="single"/>
-        </w:rPr>
-        <w:hyperlink r:id="rId21" w:history="1">
-          <w:r>
-            <w:rPr>
-              <w:rStyle w:val="Hyperlink"/>
-            </w:rPr>
-            <w:t xml:space="preserve">lic </w:t>
-          </w:r>
-        </w:hyperlink>
-      </w:r>
-      <w:r>
-        <w:rPr>
-          <w:rFonts w:ascii="Charis SIL Regular" w:hAnsi="Charis SIL Regular" w:eastAsia="Charis SIL Regular"/>
-          <w:b w:val="0"/>
-          <w:i w:val="0"/>
-          <w:color w:val="0000FF"/>
-          <w:sz w:val="24"/>
-          <w:u w:val="single"/>
-        </w:rPr>
-        <w:hyperlink r:id="rId19" w:history="1">
-          <w:r>
-            <w:rPr>
-              <w:rStyle w:val="Hyperlink"/>
-            </w:rPr>
-            <w:t>Documen</w:t>
-          </w:r>
-        </w:hyperlink>
-      </w:r>
-      <w:r>
-        <w:rPr>
-          <w:rFonts w:ascii="Charis SIL Regular" w:hAnsi="Charis SIL Regular" w:eastAsia="Charis SIL Regular"/>
-          <w:b w:val="0"/>
-          <w:i w:val="0"/>
-          <w:color w:val="0000FF"/>
-          <w:sz w:val="24"/>
-          <w:u w:val="single"/>
-        </w:rPr>
-        <w:hyperlink r:id="rId19" w:history="1">
-          <w:r>
-            <w:rPr>
-              <w:rStyle w:val="Hyperlink"/>
-            </w:rPr>
-            <w:t>t</w:t>
-          </w:r>
-        </w:hyperlink>
-      </w:r>
-      <w:r>
-        <w:rPr>
-          <w:rFonts w:ascii="Charis SIL Regular" w:hAnsi="Charis SIL Regular" w:eastAsia="Charis SIL Regular"/>
-          <w:b w:val="0"/>
-          <w:i w:val="0"/>
-          <w:color w:val="0000FF"/>
-          <w:sz w:val="24"/>
-          <w:u w:val="single"/>
-        </w:rPr>
-        <w:hyperlink r:id="rId19" w:history="1">
-          <w:r>
-            <w:rPr>
-              <w:rStyle w:val="Hyperlink"/>
-            </w:rPr>
-            <w:t>at</w:t>
-          </w:r>
-        </w:hyperlink>
-      </w:r>
-      <w:r>
-        <w:rPr>
-          <w:rFonts w:ascii="Charis SIL Regular" w:hAnsi="Charis SIL Regular" w:eastAsia="Charis SIL Regular"/>
-          <w:b w:val="0"/>
-          <w:i w:val="0"/>
-          <w:color w:val="0000FF"/>
-          <w:sz w:val="24"/>
-          <w:u w:val="single"/>
-        </w:rPr>
-        <w:hyperlink r:id="rId21" w:history="1">
-          <w:r>
-            <w:rPr>
-              <w:rStyle w:val="Hyperlink"/>
-            </w:rPr>
-            <w:t>i</w:t>
-          </w:r>
-        </w:hyperlink>
-      </w:r>
-      <w:r>
-        <w:rPr>
-          <w:rFonts w:ascii="Charis SIL Regular" w:hAnsi="Charis SIL Regular" w:eastAsia="Charis SIL Regular"/>
-          <w:b w:val="0"/>
-          <w:i w:val="0"/>
-          <w:color w:val="0000FF"/>
-          <w:sz w:val="24"/>
-          <w:u w:val="single"/>
-        </w:rPr>
-        <w:hyperlink r:id="rId21" w:history="1">
           <w:r>
             <w:rPr>
               <w:rStyle w:val="Hyperlink"/>
@@ -3001,7 +3025,7 @@
           <w:sz w:val="24"/>
           <w:u w:val="single"/>
         </w:rPr>
-        <w:hyperlink r:id="rId21" w:history="1">
+        <w:hyperlink r:id="rId19" w:history="1">
           <w:r>
             <w:rPr>
               <w:rStyle w:val="Hyperlink"/>
@@ -3063,8 +3087,34 @@
           <w:i w:val="0"/>
           <w:color w:val="0000FF"/>
           <w:sz w:val="24"/>
-        </w:rPr>
-        <w:t>Erfgoedcentru</w:t>
+          <w:u w:val="single"/>
+        </w:rPr>
+        <w:hyperlink r:id="rId20" w:history="1">
+          <w:r>
+            <w:rPr>
+              <w:rStyle w:val="Hyperlink"/>
+            </w:rPr>
+            <w:t>Erf</w:t>
+          </w:r>
+        </w:hyperlink>
+      </w:r>
+      <w:r>
+        <w:rPr>
+          <w:rFonts w:ascii="Charis SIL Regular" w:hAnsi="Charis SIL Regular" w:eastAsia="Charis SIL Regular"/>
+          <w:b w:val="0"/>
+          <w:i w:val="0"/>
+          <w:color w:val="0000FF"/>
+          <w:sz w:val="24"/>
+          <w:u w:val="single"/>
+        </w:rPr>
+        <w:hyperlink r:id="rId20" w:history="1">
+          <w:r>
+            <w:rPr>
+              <w:rStyle w:val="Hyperlink"/>
+            </w:rPr>
+            <w:t>goedcentru</w:t>
+          </w:r>
+        </w:hyperlink>
       </w:r>
       <w:r>
         <w:rPr>
@@ -3104,7 +3154,7 @@
           <w:sz w:val="24"/>
           <w:u w:val="single"/>
         </w:rPr>
-        <w:hyperlink r:id="rId20" w:history="1">
+        <w:hyperlink r:id="rId22" w:history="1">
           <w:r>
             <w:rPr>
               <w:rStyle w:val="Hyperlink"/>
@@ -4242,15 +4292,9 @@
           <w:i w:val="0"/>
           <w:color w:val="0000FF"/>
           <w:sz w:val="24"/>
-        </w:rPr>
-        <w:hyperlink r:id="rId25" w:history="1">
-          <w:r>
-            <w:rPr>
-              <w:rStyle w:val="Hyperlink"/>
-            </w:rPr>
-            <w:t>7</w:t>
-          </w:r>
-        </w:hyperlink>
+          <w:u w:val="single"/>
+        </w:rPr>
+        <w:t>7</w:t>
       </w:r>
       <w:r>
         <w:rPr>
@@ -4616,15 +4660,9 @@
           <w:i w:val="0"/>
           <w:color w:val="0000FF"/>
           <w:sz w:val="24"/>
-        </w:rPr>
-        <w:hyperlink r:id="rId27" w:history="1">
-          <w:r>
-            <w:rPr>
-              <w:rStyle w:val="Hyperlink"/>
-            </w:rPr>
-            <w:t>1</w:t>
-          </w:r>
-        </w:hyperlink>
+          <w:u w:val="single"/>
+        </w:rPr>
+        <w:t>1</w:t>
       </w:r>
       <w:r>
         <w:rPr>

--- a/EXPORTS/DOCX/published/niveau2/English/ChristianMission.docx
+++ b/EXPORTS/DOCX/published/niveau2/English/ChristianMission.docx
@@ -807,7 +807,7 @@
           <w:sz w:val="24"/>
           <w:u w:val="single"/>
         </w:rPr>
-        <w:hyperlink r:id="rId10" w:history="1">
+        <w:hyperlink r:id="rId11" w:history="1">
           <w:r>
             <w:rPr>
               <w:rStyle w:val="Hyperlink"/>
@@ -894,7 +894,7 @@
           <w:sz w:val="24"/>
           <w:u w:val="single"/>
         </w:rPr>
-        <w:hyperlink r:id="rId11" w:history="1">
+        <w:hyperlink r:id="rId10" w:history="1">
           <w:r>
             <w:rPr>
               <w:rStyle w:val="Hyperlink"/>
@@ -912,7 +912,7 @@
           <w:sz w:val="24"/>
           <w:u w:val="single"/>
         </w:rPr>
-        <w:hyperlink r:id="rId11" w:history="1">
+        <w:hyperlink r:id="rId10" w:history="1">
           <w:r>
             <w:rPr>
               <w:rStyle w:val="Hyperlink"/>
@@ -930,7 +930,7 @@
           <w:sz w:val="24"/>
           <w:u w:val="single"/>
         </w:rPr>
-        <w:hyperlink r:id="rId11" w:history="1">
+        <w:hyperlink r:id="rId10" w:history="1">
           <w:r>
             <w:rPr>
               <w:rStyle w:val="Hyperlink"/>
@@ -2687,7 +2687,6 @@
       </w:r>
       <w:r>
         <w:rPr>
-          <w:u w:val="single" w:color="0000ff"/>
           <w:rFonts w:ascii="Charis SIL Regular" w:hAnsi="Charis SIL Regular" w:eastAsia="Charis SIL Regular"/>
           <w:b w:val="0"/>
           <w:i w:val="0"/>
@@ -2723,7 +2722,7 @@
           <w:sz w:val="24"/>
           <w:u w:val="single"/>
         </w:rPr>
-        <w:hyperlink r:id="rId20" w:history="1">
+        <w:hyperlink r:id="rId19" w:history="1">
           <w:r>
             <w:rPr>
               <w:rStyle w:val="Hyperlink"/>
@@ -2741,7 +2740,7 @@
           <w:sz w:val="24"/>
           <w:u w:val="single"/>
         </w:rPr>
-        <w:hyperlink r:id="rId20" w:history="1">
+        <w:hyperlink r:id="rId19" w:history="1">
           <w:r>
             <w:rPr>
               <w:rStyle w:val="Hyperlink"/>
@@ -2759,32 +2758,7 @@
           <w:sz w:val="24"/>
           <w:u w:val="single"/>
         </w:rPr>
-        <w:hyperlink r:id="rId20" w:history="1">
-          <w:r>
-            <w:rPr>
-              <w:rStyle w:val="Hyperlink"/>
-            </w:rPr>
-            <w:t>s</w:t>
-          </w:r>
-        </w:hyperlink>
-      </w:r>
-      <w:r>
-        <w:rPr>
-          <w:rFonts w:ascii="Charis SIL Regular" w:hAnsi="Charis SIL Regular" w:eastAsia="Charis SIL Regular"/>
-          <w:b w:val="0"/>
-          <w:i w:val="0"/>
-          <w:color w:val="0000FF"/>
-          <w:sz w:val="24"/>
-          <w:u w:val="single"/>
-        </w:rPr>
-        <w:hyperlink r:id="rId19" w:history="1">
-          <w:r>
-            <w:rPr>
-              <w:rStyle w:val="Hyperlink"/>
-            </w:rPr>
-            <w:t>tant</w:t>
-          </w:r>
-        </w:hyperlink>
+        <w:t>stant</w:t>
       </w:r>
       <w:r>
         <w:rPr>
@@ -2842,35 +2816,108 @@
           <w:color w:val="000000"/>
           <w:sz w:val="24"/>
         </w:rPr>
+        <w:t xml:space="preserve"> at the Vrije U</w:t>
+      </w:r>
+      <w:r>
+        <w:rPr>
+          <w:u w:val="single" w:color="0000ff"/>
+          <w:rFonts w:ascii="Charis SIL Regular" w:hAnsi="Charis SIL Regular" w:eastAsia="Charis SIL Regular"/>
+          <w:b w:val="0"/>
+          <w:i w:val="0"/>
+          <w:color w:val="000000"/>
+          <w:sz w:val="24"/>
+        </w:rPr>
         <w:hyperlink r:id="rId19" w:history="1">
           <w:r>
             <w:rPr>
               <w:rStyle w:val="Hyperlink"/>
             </w:rPr>
-            <w:t xml:space="preserve"> at the</w:t>
+            <w:t>ni</w:t>
           </w:r>
         </w:hyperlink>
       </w:r>
       <w:r>
         <w:rPr>
+          <w:u w:val="single" w:color="0000ff"/>
           <w:rFonts w:ascii="Charis SIL Regular" w:hAnsi="Charis SIL Regular" w:eastAsia="Charis SIL Regular"/>
           <w:b w:val="0"/>
           <w:i w:val="0"/>
           <w:color w:val="000000"/>
           <w:sz w:val="24"/>
         </w:rPr>
-        <w:t xml:space="preserve"> Vrije Universiteit, </w:t>
-      </w:r>
-      <w:r>
-        <w:rPr>
+        <w:hyperlink r:id="rId19" w:history="1">
+          <w:r>
+            <w:rPr>
+              <w:rStyle w:val="Hyperlink"/>
+            </w:rPr>
+            <w:t>v</w:t>
+          </w:r>
+        </w:hyperlink>
+      </w:r>
+      <w:r>
+        <w:rPr>
+          <w:u w:val="single" w:color="0000ff"/>
           <w:rFonts w:ascii="Charis SIL Regular" w:hAnsi="Charis SIL Regular" w:eastAsia="Charis SIL Regular"/>
           <w:b w:val="0"/>
           <w:i w:val="0"/>
+          <w:color w:val="000000"/>
+          <w:sz w:val="24"/>
+        </w:rPr>
+        <w:hyperlink r:id="rId19" w:history="1">
+          <w:r>
+            <w:rPr>
+              <w:rStyle w:val="Hyperlink"/>
+            </w:rPr>
+            <w:t>ers</w:t>
+          </w:r>
+        </w:hyperlink>
+      </w:r>
+      <w:r>
+        <w:rPr>
+          <w:u w:val="single" w:color="0000ff"/>
+          <w:rFonts w:ascii="Charis SIL Regular" w:hAnsi="Charis SIL Regular" w:eastAsia="Charis SIL Regular"/>
+          <w:b w:val="0"/>
+          <w:i w:val="0"/>
+          <w:color w:val="000000"/>
+          <w:sz w:val="24"/>
+        </w:rPr>
+        <w:hyperlink r:id="rId19" w:history="1">
+          <w:r>
+            <w:rPr>
+              <w:rStyle w:val="Hyperlink"/>
+            </w:rPr>
+            <w:t>i</w:t>
+          </w:r>
+        </w:hyperlink>
+      </w:r>
+      <w:r>
+        <w:rPr>
+          <w:u w:val="single" w:color="0000ff"/>
+          <w:rFonts w:ascii="Charis SIL Regular" w:hAnsi="Charis SIL Regular" w:eastAsia="Charis SIL Regular"/>
+          <w:b w:val="0"/>
+          <w:i w:val="0"/>
+          <w:color w:val="000000"/>
+          <w:sz w:val="24"/>
+        </w:rPr>
+        <w:hyperlink r:id="rId19" w:history="1">
+          <w:r>
+            <w:rPr>
+              <w:rStyle w:val="Hyperlink"/>
+            </w:rPr>
+            <w:t xml:space="preserve">teit, </w:t>
+          </w:r>
+        </w:hyperlink>
+      </w:r>
+      <w:r>
+        <w:rPr>
+          <w:rFonts w:ascii="Charis SIL Regular" w:hAnsi="Charis SIL Regular" w:eastAsia="Charis SIL Regular"/>
+          <w:b w:val="0"/>
+          <w:i w:val="0"/>
           <w:color w:val="0000FF"/>
           <w:sz w:val="24"/>
           <w:u w:val="single"/>
         </w:rPr>
-        <w:hyperlink r:id="rId21" w:history="1">
+        <w:hyperlink r:id="rId19" w:history="1">
           <w:r>
             <w:rPr>
               <w:rStyle w:val="Hyperlink"/>
@@ -2924,7 +2971,7 @@
           <w:sz w:val="24"/>
           <w:u w:val="single"/>
         </w:rPr>
-        <w:hyperlink r:id="rId19" w:history="1">
+        <w:hyperlink r:id="rId21" w:history="1">
           <w:r>
             <w:rPr>
               <w:rStyle w:val="Hyperlink"/>
@@ -2942,7 +2989,7 @@
           <w:sz w:val="24"/>
           <w:u w:val="single"/>
         </w:rPr>
-        <w:hyperlink r:id="rId19" w:history="1">
+        <w:hyperlink r:id="rId21" w:history="1">
           <w:r>
             <w:rPr>
               <w:rStyle w:val="Hyperlink"/>
@@ -2996,7 +3043,7 @@
           <w:sz w:val="24"/>
           <w:u w:val="single"/>
         </w:rPr>
-        <w:hyperlink r:id="rId19" w:history="1">
+        <w:hyperlink r:id="rId21" w:history="1">
           <w:r>
             <w:rPr>
               <w:rStyle w:val="Hyperlink"/>
@@ -3036,60 +3083,24 @@
       </w:r>
       <w:r>
         <w:rPr>
-          <w:u w:val="single" w:color="0000ff"/>
           <w:rFonts w:ascii="Charis SIL Regular" w:hAnsi="Charis SIL Regular" w:eastAsia="Charis SIL Regular"/>
           <w:b w:val="0"/>
           <w:i w:val="0"/>
           <w:color w:val="000000"/>
           <w:sz w:val="24"/>
         </w:rPr>
-        <w:hyperlink r:id="rId19" w:history="1">
-          <w:r>
-            <w:rPr>
-              <w:rStyle w:val="Hyperlink"/>
-            </w:rPr>
-            <w:t xml:space="preserve">, and </w:t>
-          </w:r>
-        </w:hyperlink>
+        <w:t xml:space="preserve">, and the </w:t>
       </w:r>
       <w:r>
         <w:rPr>
           <w:rFonts w:ascii="Charis SIL Regular" w:hAnsi="Charis SIL Regular" w:eastAsia="Charis SIL Regular"/>
           <w:b w:val="0"/>
           <w:i w:val="0"/>
-          <w:color w:val="000000"/>
-          <w:sz w:val="24"/>
-        </w:rPr>
-        <w:t>th</w:t>
-      </w:r>
-      <w:r>
-        <w:rPr>
-          <w:u w:val="single" w:color="0000ff"/>
-          <w:rFonts w:ascii="Charis SIL Regular" w:hAnsi="Charis SIL Regular" w:eastAsia="Charis SIL Regular"/>
-          <w:b w:val="0"/>
-          <w:i w:val="0"/>
-          <w:color w:val="000000"/>
-          <w:sz w:val="24"/>
-        </w:rPr>
-        <w:hyperlink r:id="rId20" w:history="1">
-          <w:r>
-            <w:rPr>
-              <w:rStyle w:val="Hyperlink"/>
-            </w:rPr>
-            <w:t xml:space="preserve">e </w:t>
-          </w:r>
-        </w:hyperlink>
-      </w:r>
-      <w:r>
-        <w:rPr>
-          <w:rFonts w:ascii="Charis SIL Regular" w:hAnsi="Charis SIL Regular" w:eastAsia="Charis SIL Regular"/>
-          <w:b w:val="0"/>
-          <w:i w:val="0"/>
           <w:color w:val="0000FF"/>
           <w:sz w:val="24"/>
           <w:u w:val="single"/>
         </w:rPr>
-        <w:hyperlink r:id="rId20" w:history="1">
+        <w:hyperlink r:id="rId22" w:history="1">
           <w:r>
             <w:rPr>
               <w:rStyle w:val="Hyperlink"/>
@@ -3107,7 +3118,7 @@
           <w:sz w:val="24"/>
           <w:u w:val="single"/>
         </w:rPr>
-        <w:hyperlink r:id="rId20" w:history="1">
+        <w:hyperlink r:id="rId22" w:history="1">
           <w:r>
             <w:rPr>
               <w:rStyle w:val="Hyperlink"/>
@@ -3125,7 +3136,7 @@
           <w:sz w:val="24"/>
           <w:u w:val="single"/>
         </w:rPr>
-        <w:hyperlink r:id="rId20" w:history="1">
+        <w:hyperlink r:id="rId22" w:history="1">
           <w:r>
             <w:rPr>
               <w:rStyle w:val="Hyperlink"/>
@@ -3154,7 +3165,7 @@
           <w:sz w:val="24"/>
           <w:u w:val="single"/>
         </w:rPr>
-        <w:hyperlink r:id="rId22" w:history="1">
+        <w:hyperlink r:id="rId20" w:history="1">
           <w:r>
             <w:rPr>
               <w:rStyle w:val="Hyperlink"/>
@@ -3515,7 +3526,7 @@
           <w:sz w:val="24"/>
           <w:u w:val="single"/>
         </w:rPr>
-        <w:t xml:space="preserve">Scientific research </w:t>
+        <w:t>Scientific research</w:t>
       </w:r>
       <w:r>
         <w:rPr>
@@ -3526,7 +3537,7 @@
           <w:sz w:val="24"/>
           <w:u w:val="single"/>
         </w:rPr>
-        <w:t>in colonised territorie</w:t>
+        <w:t xml:space="preserve"> </w:t>
       </w:r>
       <w:r>
         <w:rPr>
@@ -3535,172 +3546,172 @@
           <w:i w:val="0"/>
           <w:color w:val="0000FF"/>
           <w:sz w:val="24"/>
+          <w:u w:val="single"/>
+        </w:rPr>
+        <w:t>in colonised territories</w:t>
+      </w:r>
+      <w:r>
+        <w:br/>
+      </w:r>
+      <w:r>
+        <w:rPr>
+          <w:rFonts w:ascii="Charis SIL Regular" w:hAnsi="Charis SIL Regular" w:eastAsia="Charis SIL Regular"/>
+          <w:b w:val="0"/>
+          <w:i w:val="0"/>
+          <w:color w:val="000000"/>
+          <w:sz w:val="24"/>
+        </w:rPr>
+        <w:t xml:space="preserve">•  </w:t>
+      </w:r>
+      <w:r>
+        <w:rPr>
+          <w:rFonts w:ascii="Charis SIL Regular" w:hAnsi="Charis SIL Regular" w:eastAsia="Charis SIL Regular"/>
+          <w:b w:val="0"/>
+          <w:i w:val="0"/>
+          <w:color w:val="0000FF"/>
+          <w:sz w:val="24"/>
+          <w:u w:val="single"/>
+        </w:rPr>
+        <w:t>Indonesia</w:t>
+      </w:r>
+      <w:r>
+        <w:br/>
+      </w:r>
+      <w:r>
+        <w:rPr>
+          <w:rFonts w:ascii="Charis SIL Regular" w:hAnsi="Charis SIL Regular" w:eastAsia="Charis SIL Regular"/>
+          <w:b w:val="0"/>
+          <w:i w:val="0"/>
+          <w:color w:val="000000"/>
+          <w:sz w:val="24"/>
+        </w:rPr>
+        <w:t xml:space="preserve">•  </w:t>
+      </w:r>
+      <w:r>
+        <w:rPr>
+          <w:rFonts w:ascii="Charis SIL Regular" w:hAnsi="Charis SIL Regular" w:eastAsia="Charis SIL Regular"/>
+          <w:b w:val="0"/>
+          <w:i w:val="0"/>
+          <w:color w:val="0000FF"/>
+          <w:sz w:val="24"/>
+          <w:u w:val="single"/>
+        </w:rPr>
+        <w:t>Nederland</w:t>
+      </w:r>
+      <w:r>
+        <w:rPr>
+          <w:rFonts w:ascii="Charis SIL Regular" w:hAnsi="Charis SIL Regular" w:eastAsia="Charis SIL Regular"/>
+          <w:b w:val="0"/>
+          <w:i w:val="0"/>
+          <w:color w:val="0000FF"/>
+          <w:sz w:val="24"/>
+          <w:u w:val="single"/>
+        </w:rPr>
+        <w:t>s Volkenkundig Missiemuseum</w:t>
+      </w:r>
+      <w:r>
+        <w:br/>
+      </w:r>
+      <w:r>
+        <w:rPr>
+          <w:rFonts w:ascii="Charis SIL Regular" w:hAnsi="Charis SIL Regular" w:eastAsia="Charis SIL Regular"/>
+          <w:b w:val="0"/>
+          <w:i w:val="0"/>
+          <w:color w:val="000000"/>
+          <w:sz w:val="24"/>
+        </w:rPr>
+        <w:t xml:space="preserve">•  </w:t>
+      </w:r>
+      <w:r>
+        <w:rPr>
+          <w:rFonts w:ascii="Charis SIL Regular" w:hAnsi="Charis SIL Regular" w:eastAsia="Charis SIL Regular"/>
+          <w:b w:val="0"/>
+          <w:i w:val="0"/>
+          <w:color w:val="0000FF"/>
+          <w:sz w:val="24"/>
+          <w:u w:val="single"/>
+        </w:rPr>
+        <w:t>Nijmeegs Volkenkundig Museum</w:t>
+      </w:r>
+      <w:r>
+        <w:br/>
+      </w:r>
+      <w:r>
+        <w:rPr>
+          <w:rFonts w:ascii="Charis SIL Regular" w:hAnsi="Charis SIL Regular" w:eastAsia="Charis SIL Regular"/>
+          <w:b w:val="0"/>
+          <w:i w:val="0"/>
+          <w:color w:val="000000"/>
+          <w:sz w:val="24"/>
+        </w:rPr>
+        <w:t xml:space="preserve">•  </w:t>
+      </w:r>
+      <w:r>
+        <w:rPr>
+          <w:rFonts w:ascii="Charis SIL Regular" w:hAnsi="Charis SIL Regular" w:eastAsia="Charis SIL Regular"/>
+          <w:b w:val="0"/>
+          <w:i w:val="0"/>
+          <w:color w:val="0000FF"/>
+          <w:sz w:val="24"/>
+          <w:u w:val="single"/>
+        </w:rPr>
+        <w:t>Nederlandsch Zendeling Genoots</w:t>
+      </w:r>
+      <w:r>
+        <w:rPr>
+          <w:rFonts w:ascii="Charis SIL Regular" w:hAnsi="Charis SIL Regular" w:eastAsia="Charis SIL Regular"/>
+          <w:b w:val="0"/>
+          <w:i w:val="0"/>
+          <w:color w:val="0000FF"/>
+          <w:sz w:val="24"/>
+          <w:u w:val="single"/>
+        </w:rPr>
+        <w:t>chap</w:t>
+      </w:r>
+      <w:r>
+        <w:br/>
+      </w:r>
+      <w:r>
+        <w:rPr>
+          <w:rFonts w:ascii="Charis SIL Regular" w:hAnsi="Charis SIL Regular" w:eastAsia="Charis SIL Regular"/>
+          <w:b w:val="0"/>
+          <w:i w:val="0"/>
+          <w:color w:val="000000"/>
+          <w:sz w:val="24"/>
+        </w:rPr>
+        <w:t xml:space="preserve">•  </w:t>
+      </w:r>
+      <w:r>
+        <w:rPr>
+          <w:rFonts w:ascii="Charis SIL Regular" w:hAnsi="Charis SIL Regular" w:eastAsia="Charis SIL Regular"/>
+          <w:b w:val="0"/>
+          <w:i w:val="0"/>
+          <w:color w:val="0000FF"/>
+          <w:sz w:val="24"/>
+          <w:u w:val="single"/>
+        </w:rPr>
+        <w:t>Scientific research in colonised territ</w:t>
+      </w:r>
+      <w:r>
+        <w:rPr>
+          <w:rFonts w:ascii="Charis SIL Regular" w:hAnsi="Charis SIL Regular" w:eastAsia="Charis SIL Regular"/>
+          <w:b w:val="0"/>
+          <w:i w:val="0"/>
+          <w:color w:val="0000FF"/>
+          <w:sz w:val="24"/>
+          <w:u w:val="single"/>
+        </w:rPr>
+        <w:t>orie</w:t>
+      </w:r>
+      <w:r>
+        <w:rPr>
+          <w:rFonts w:ascii="Charis SIL Regular" w:hAnsi="Charis SIL Regular" w:eastAsia="Charis SIL Regular"/>
+          <w:b w:val="0"/>
+          <w:i w:val="0"/>
+          <w:color w:val="0000FF"/>
+          <w:sz w:val="24"/>
         </w:rPr>
         <w:t>s</w:t>
-      </w:r>
-      <w:r>
-        <w:br/>
-      </w:r>
-      <w:r>
-        <w:rPr>
-          <w:rFonts w:ascii="Charis SIL Regular" w:hAnsi="Charis SIL Regular" w:eastAsia="Charis SIL Regular"/>
-          <w:b w:val="0"/>
-          <w:i w:val="0"/>
-          <w:color w:val="000000"/>
-          <w:sz w:val="24"/>
-        </w:rPr>
-        <w:t xml:space="preserve">•  </w:t>
-      </w:r>
-      <w:r>
-        <w:rPr>
-          <w:rFonts w:ascii="Charis SIL Regular" w:hAnsi="Charis SIL Regular" w:eastAsia="Charis SIL Regular"/>
-          <w:b w:val="0"/>
-          <w:i w:val="0"/>
-          <w:color w:val="0000FF"/>
-          <w:sz w:val="24"/>
-          <w:u w:val="single"/>
-        </w:rPr>
-        <w:t>Indonesia</w:t>
-      </w:r>
-      <w:r>
-        <w:br/>
-      </w:r>
-      <w:r>
-        <w:rPr>
-          <w:rFonts w:ascii="Charis SIL Regular" w:hAnsi="Charis SIL Regular" w:eastAsia="Charis SIL Regular"/>
-          <w:b w:val="0"/>
-          <w:i w:val="0"/>
-          <w:color w:val="000000"/>
-          <w:sz w:val="24"/>
-        </w:rPr>
-        <w:t xml:space="preserve">•  </w:t>
-      </w:r>
-      <w:r>
-        <w:rPr>
-          <w:rFonts w:ascii="Charis SIL Regular" w:hAnsi="Charis SIL Regular" w:eastAsia="Charis SIL Regular"/>
-          <w:b w:val="0"/>
-          <w:i w:val="0"/>
-          <w:color w:val="0000FF"/>
-          <w:sz w:val="24"/>
-          <w:u w:val="single"/>
-        </w:rPr>
-        <w:t>Nederland</w:t>
-      </w:r>
-      <w:r>
-        <w:rPr>
-          <w:rFonts w:ascii="Charis SIL Regular" w:hAnsi="Charis SIL Regular" w:eastAsia="Charis SIL Regular"/>
-          <w:b w:val="0"/>
-          <w:i w:val="0"/>
-          <w:color w:val="0000FF"/>
-          <w:sz w:val="24"/>
-          <w:u w:val="single"/>
-        </w:rPr>
-        <w:t>s Volkenkundig Missiemuseum</w:t>
-      </w:r>
-      <w:r>
-        <w:br/>
-      </w:r>
-      <w:r>
-        <w:rPr>
-          <w:rFonts w:ascii="Charis SIL Regular" w:hAnsi="Charis SIL Regular" w:eastAsia="Charis SIL Regular"/>
-          <w:b w:val="0"/>
-          <w:i w:val="0"/>
-          <w:color w:val="000000"/>
-          <w:sz w:val="24"/>
-        </w:rPr>
-        <w:t xml:space="preserve">•  </w:t>
-      </w:r>
-      <w:r>
-        <w:rPr>
-          <w:rFonts w:ascii="Charis SIL Regular" w:hAnsi="Charis SIL Regular" w:eastAsia="Charis SIL Regular"/>
-          <w:b w:val="0"/>
-          <w:i w:val="0"/>
-          <w:color w:val="0000FF"/>
-          <w:sz w:val="24"/>
-          <w:u w:val="single"/>
-        </w:rPr>
-        <w:t>Nijmeegs Volkenkundig Museum</w:t>
-      </w:r>
-      <w:r>
-        <w:br/>
-      </w:r>
-      <w:r>
-        <w:rPr>
-          <w:rFonts w:ascii="Charis SIL Regular" w:hAnsi="Charis SIL Regular" w:eastAsia="Charis SIL Regular"/>
-          <w:b w:val="0"/>
-          <w:i w:val="0"/>
-          <w:color w:val="000000"/>
-          <w:sz w:val="24"/>
-        </w:rPr>
-        <w:t xml:space="preserve">•  </w:t>
-      </w:r>
-      <w:r>
-        <w:rPr>
-          <w:rFonts w:ascii="Charis SIL Regular" w:hAnsi="Charis SIL Regular" w:eastAsia="Charis SIL Regular"/>
-          <w:b w:val="0"/>
-          <w:i w:val="0"/>
-          <w:color w:val="0000FF"/>
-          <w:sz w:val="24"/>
-          <w:u w:val="single"/>
-        </w:rPr>
-        <w:t>Nederlandsch Zendeling Genoots</w:t>
-      </w:r>
-      <w:r>
-        <w:rPr>
-          <w:rFonts w:ascii="Charis SIL Regular" w:hAnsi="Charis SIL Regular" w:eastAsia="Charis SIL Regular"/>
-          <w:b w:val="0"/>
-          <w:i w:val="0"/>
-          <w:color w:val="0000FF"/>
-          <w:sz w:val="24"/>
-          <w:u w:val="single"/>
-        </w:rPr>
-        <w:t>chap</w:t>
-      </w:r>
-      <w:r>
-        <w:br/>
-      </w:r>
-      <w:r>
-        <w:rPr>
-          <w:rFonts w:ascii="Charis SIL Regular" w:hAnsi="Charis SIL Regular" w:eastAsia="Charis SIL Regular"/>
-          <w:b w:val="0"/>
-          <w:i w:val="0"/>
-          <w:color w:val="000000"/>
-          <w:sz w:val="24"/>
-        </w:rPr>
-        <w:t xml:space="preserve">•  </w:t>
-      </w:r>
-      <w:r>
-        <w:rPr>
-          <w:rFonts w:ascii="Charis SIL Regular" w:hAnsi="Charis SIL Regular" w:eastAsia="Charis SIL Regular"/>
-          <w:b w:val="0"/>
-          <w:i w:val="0"/>
-          <w:color w:val="0000FF"/>
-          <w:sz w:val="24"/>
-          <w:u w:val="single"/>
-        </w:rPr>
-        <w:t>Scientific research in colonised terri</w:t>
-      </w:r>
-      <w:r>
-        <w:rPr>
-          <w:rFonts w:ascii="Charis SIL Regular" w:hAnsi="Charis SIL Regular" w:eastAsia="Charis SIL Regular"/>
-          <w:b w:val="0"/>
-          <w:i w:val="0"/>
-          <w:color w:val="0000FF"/>
-          <w:sz w:val="24"/>
-          <w:u w:val="single"/>
-        </w:rPr>
-        <w:t>t</w:t>
-      </w:r>
-      <w:r>
-        <w:rPr>
-          <w:rFonts w:ascii="Charis SIL Regular" w:hAnsi="Charis SIL Regular" w:eastAsia="Charis SIL Regular"/>
-          <w:b w:val="0"/>
-          <w:i w:val="0"/>
-          <w:color w:val="0000FF"/>
-          <w:sz w:val="24"/>
-          <w:u w:val="single"/>
-        </w:rPr>
-        <w:t>ories</w:t>
       </w:r>
       <w:r>
         <w:br/>
@@ -4660,9 +4671,15 @@
           <w:i w:val="0"/>
           <w:color w:val="0000FF"/>
           <w:sz w:val="24"/>
-          <w:u w:val="single"/>
-        </w:rPr>
-        <w:t>1</w:t>
+        </w:rPr>
+        <w:hyperlink r:id="rId27" w:history="1">
+          <w:r>
+            <w:rPr>
+              <w:rStyle w:val="Hyperlink"/>
+            </w:rPr>
+            <w:t>1</w:t>
+          </w:r>
+        </w:hyperlink>
       </w:r>
       <w:r>
         <w:rPr>

--- a/EXPORTS/DOCX/published/niveau2/English/ChristianMission.docx
+++ b/EXPORTS/DOCX/published/niveau2/English/ChristianMission.docx
@@ -445,129 +445,13 @@
       </w:r>
       <w:r>
         <w:rPr>
-          <w:u w:val="single" w:color="0000ff"/>
           <w:rFonts w:ascii="Charis SIL Regular" w:hAnsi="Charis SIL Regular" w:eastAsia="Charis SIL Regular"/>
           <w:b w:val="0"/>
           <w:i w:val="0"/>
           <w:color w:val="000000"/>
           <w:sz w:val="24"/>
         </w:rPr>
-        <w:hyperlink r:id="rId9" w:history="1">
-          <w:r>
-            <w:rPr>
-              <w:rStyle w:val="Hyperlink"/>
-            </w:rPr>
-            <w:t>made up of ob</w:t>
-          </w:r>
-        </w:hyperlink>
-      </w:r>
-      <w:r>
-        <w:rPr>
-          <w:u w:val="single" w:color="0000ff"/>
-          <w:rFonts w:ascii="Charis SIL Regular" w:hAnsi="Charis SIL Regular" w:eastAsia="Charis SIL Regular"/>
-          <w:b w:val="0"/>
-          <w:i w:val="0"/>
-          <w:color w:val="000000"/>
-          <w:sz w:val="24"/>
-        </w:rPr>
-        <w:hyperlink r:id="rId9" w:history="1">
-          <w:r>
-            <w:rPr>
-              <w:rStyle w:val="Hyperlink"/>
-            </w:rPr>
-            <w:t>jects tha</w:t>
-          </w:r>
-        </w:hyperlink>
-      </w:r>
-      <w:r>
-        <w:rPr>
-          <w:u w:val="single" w:color="0000ff"/>
-          <w:rFonts w:ascii="Charis SIL Regular" w:hAnsi="Charis SIL Regular" w:eastAsia="Charis SIL Regular"/>
-          <w:b w:val="0"/>
-          <w:i w:val="0"/>
-          <w:color w:val="000000"/>
-          <w:sz w:val="24"/>
-        </w:rPr>
-        <w:hyperlink r:id="rId9" w:history="1">
-          <w:r>
-            <w:rPr>
-              <w:rStyle w:val="Hyperlink"/>
-            </w:rPr>
-            <w:t>t</w:t>
-          </w:r>
-        </w:hyperlink>
-      </w:r>
-      <w:r>
-        <w:rPr>
-          <w:u w:val="single" w:color="0000ff"/>
-          <w:rFonts w:ascii="Charis SIL Regular" w:hAnsi="Charis SIL Regular" w:eastAsia="Charis SIL Regular"/>
-          <w:b w:val="0"/>
-          <w:i w:val="0"/>
-          <w:color w:val="000000"/>
-          <w:sz w:val="24"/>
-        </w:rPr>
-        <w:hyperlink r:id="rId9" w:history="1">
-          <w:r>
-            <w:rPr>
-              <w:rStyle w:val="Hyperlink"/>
-            </w:rPr>
-            <w:t xml:space="preserve"> were coll</w:t>
-          </w:r>
-        </w:hyperlink>
-      </w:r>
-      <w:r>
-        <w:rPr>
-          <w:u w:val="single" w:color="0000ff"/>
-          <w:rFonts w:ascii="Charis SIL Regular" w:hAnsi="Charis SIL Regular" w:eastAsia="Charis SIL Regular"/>
-          <w:b w:val="0"/>
-          <w:i w:val="0"/>
-          <w:color w:val="000000"/>
-          <w:sz w:val="24"/>
-        </w:rPr>
-        <w:hyperlink r:id="rId9" w:history="1">
-          <w:r>
-            <w:rPr>
-              <w:rStyle w:val="Hyperlink"/>
-            </w:rPr>
-            <w:t>ecte</w:t>
-          </w:r>
-        </w:hyperlink>
-      </w:r>
-      <w:r>
-        <w:rPr>
-          <w:u w:val="single" w:color="0000ff"/>
-          <w:rFonts w:ascii="Charis SIL Regular" w:hAnsi="Charis SIL Regular" w:eastAsia="Charis SIL Regular"/>
-          <w:b w:val="0"/>
-          <w:i w:val="0"/>
-          <w:color w:val="000000"/>
-          <w:sz w:val="24"/>
-        </w:rPr>
-        <w:hyperlink r:id="rId9" w:history="1">
-          <w:r>
-            <w:rPr>
-              <w:rStyle w:val="Hyperlink"/>
-            </w:rPr>
-            <w:t>d</w:t>
-          </w:r>
-        </w:hyperlink>
-      </w:r>
-      <w:r>
-        <w:rPr>
-          <w:u w:val="single" w:color="0000ff"/>
-          <w:rFonts w:ascii="Charis SIL Regular" w:hAnsi="Charis SIL Regular" w:eastAsia="Charis SIL Regular"/>
-          <w:b w:val="0"/>
-          <w:i w:val="0"/>
-          <w:color w:val="000000"/>
-          <w:sz w:val="24"/>
-        </w:rPr>
-        <w:hyperlink r:id="rId9" w:history="1">
-          <w:r>
-            <w:rPr>
-              <w:rStyle w:val="Hyperlink"/>
-            </w:rPr>
-            <w:t xml:space="preserve"> by</w:t>
-          </w:r>
-        </w:hyperlink>
+        <w:t>made up of objects that were collected by</w:t>
       </w:r>
       <w:r>
         <w:rPr>
@@ -807,7 +691,7 @@
           <w:sz w:val="24"/>
           <w:u w:val="single"/>
         </w:rPr>
-        <w:hyperlink r:id="rId11" w:history="1">
+        <w:hyperlink r:id="rId10" w:history="1">
           <w:r>
             <w:rPr>
               <w:rStyle w:val="Hyperlink"/>
@@ -894,7 +778,7 @@
           <w:sz w:val="24"/>
           <w:u w:val="single"/>
         </w:rPr>
-        <w:hyperlink r:id="rId10" w:history="1">
+        <w:hyperlink r:id="rId11" w:history="1">
           <w:r>
             <w:rPr>
               <w:rStyle w:val="Hyperlink"/>
@@ -912,7 +796,7 @@
           <w:sz w:val="24"/>
           <w:u w:val="single"/>
         </w:rPr>
-        <w:hyperlink r:id="rId10" w:history="1">
+        <w:hyperlink r:id="rId11" w:history="1">
           <w:r>
             <w:rPr>
               <w:rStyle w:val="Hyperlink"/>
@@ -930,7 +814,7 @@
           <w:sz w:val="24"/>
           <w:u w:val="single"/>
         </w:rPr>
-        <w:hyperlink r:id="rId10" w:history="1">
+        <w:hyperlink r:id="rId11" w:history="1">
           <w:r>
             <w:rPr>
               <w:rStyle w:val="Hyperlink"/>
@@ -1423,61 +1307,7 @@
           <w:color w:val="000000"/>
           <w:sz w:val="24"/>
         </w:rPr>
-        <w:t>society that operated in Java and Sulawe</w:t>
-      </w:r>
-      <w:r>
-        <w:rPr>
-          <w:u w:val="single" w:color="0000ff"/>
-          <w:rFonts w:ascii="Charis SIL Regular" w:hAnsi="Charis SIL Regular" w:eastAsia="Charis SIL Regular"/>
-          <w:b w:val="0"/>
-          <w:i w:val="0"/>
-          <w:color w:val="000000"/>
-          <w:sz w:val="24"/>
-        </w:rPr>
-        <w:hyperlink r:id="rId13" w:history="1">
-          <w:r>
-            <w:rPr>
-              <w:rStyle w:val="Hyperlink"/>
-            </w:rPr>
-            <w:t>si, can be pre</w:t>
-          </w:r>
-        </w:hyperlink>
-      </w:r>
-      <w:r>
-        <w:rPr>
-          <w:u w:val="single" w:color="0000ff"/>
-          <w:rFonts w:ascii="Charis SIL Regular" w:hAnsi="Charis SIL Regular" w:eastAsia="Charis SIL Regular"/>
-          <w:b w:val="0"/>
-          <w:i w:val="0"/>
-          <w:color w:val="000000"/>
-          <w:sz w:val="24"/>
-        </w:rPr>
-        <w:hyperlink r:id="rId13" w:history="1">
-          <w:r>
-            <w:rPr>
-              <w:rStyle w:val="Hyperlink"/>
-            </w:rPr>
-            <w:t>d</w:t>
-          </w:r>
-        </w:hyperlink>
-      </w:r>
-      <w:r>
-        <w:rPr>
-          <w:u w:val="single" w:color="0000ff"/>
-          <w:rFonts w:ascii="Charis SIL Regular" w:hAnsi="Charis SIL Regular" w:eastAsia="Charis SIL Regular"/>
-          <w:b w:val="0"/>
-          <w:i w:val="0"/>
-          <w:color w:val="000000"/>
-          <w:sz w:val="24"/>
-        </w:rPr>
-        <w:hyperlink r:id="rId13" w:history="1">
-          <w:r>
-            <w:rPr>
-              <w:rStyle w:val="Hyperlink"/>
-            </w:rPr>
-            <w:t>ominantly</w:t>
-          </w:r>
-        </w:hyperlink>
+        <w:t>society that operated in Java and Sulawesi, can be predominantly</w:t>
       </w:r>
       <w:r>
         <w:rPr>
@@ -1854,97 +1684,7 @@
           <w:color w:val="000000"/>
           <w:sz w:val="24"/>
         </w:rPr>
-        <w:t>Dut</w:t>
-      </w:r>
-      <w:r>
-        <w:rPr>
-          <w:u w:val="single" w:color="0000ff"/>
-          <w:rFonts w:ascii="Charis SIL Regular" w:hAnsi="Charis SIL Regular" w:eastAsia="Charis SIL Regular"/>
-          <w:b w:val="0"/>
-          <w:i w:val="0"/>
-          <w:color w:val="000000"/>
-          <w:sz w:val="24"/>
-        </w:rPr>
-        <w:hyperlink r:id="rId15" w:history="1">
-          <w:r>
-            <w:rPr>
-              <w:rStyle w:val="Hyperlink"/>
-            </w:rPr>
-            <w:t>ch Protestant</w:t>
-          </w:r>
-        </w:hyperlink>
-      </w:r>
-      <w:r>
-        <w:rPr>
-          <w:u w:val="single" w:color="0000ff"/>
-          <w:rFonts w:ascii="Charis SIL Regular" w:hAnsi="Charis SIL Regular" w:eastAsia="Charis SIL Regular"/>
-          <w:b w:val="0"/>
-          <w:i w:val="0"/>
-          <w:color w:val="000000"/>
-          <w:sz w:val="24"/>
-        </w:rPr>
-        <w:hyperlink r:id="rId15" w:history="1">
-          <w:r>
-            <w:rPr>
-              <w:rStyle w:val="Hyperlink"/>
-            </w:rPr>
-            <w:t xml:space="preserve"> and</w:t>
-          </w:r>
-        </w:hyperlink>
-      </w:r>
-      <w:r>
-        <w:rPr>
-          <w:u w:val="single" w:color="0000ff"/>
-          <w:rFonts w:ascii="Charis SIL Regular" w:hAnsi="Charis SIL Regular" w:eastAsia="Charis SIL Regular"/>
-          <w:b w:val="0"/>
-          <w:i w:val="0"/>
-          <w:color w:val="000000"/>
-          <w:sz w:val="24"/>
-        </w:rPr>
-        <w:hyperlink r:id="rId15" w:history="1">
-          <w:r>
-            <w:rPr>
-              <w:rStyle w:val="Hyperlink"/>
-            </w:rPr>
-            <w:t xml:space="preserve"> Catholic mis</w:t>
-          </w:r>
-        </w:hyperlink>
-      </w:r>
-      <w:r>
-        <w:rPr>
-          <w:u w:val="single" w:color="0000ff"/>
-          <w:rFonts w:ascii="Charis SIL Regular" w:hAnsi="Charis SIL Regular" w:eastAsia="Charis SIL Regular"/>
-          <w:b w:val="0"/>
-          <w:i w:val="0"/>
-          <w:color w:val="000000"/>
-          <w:sz w:val="24"/>
-        </w:rPr>
-        <w:hyperlink r:id="rId15" w:history="1">
-          <w:r>
-            <w:rPr>
-              <w:rStyle w:val="Hyperlink"/>
-            </w:rPr>
-            <w:t>sionary ar</w:t>
-          </w:r>
-        </w:hyperlink>
-      </w:r>
-      <w:r>
-        <w:rPr>
-          <w:u w:val="single" w:color="0000ff"/>
-          <w:rFonts w:ascii="Charis SIL Regular" w:hAnsi="Charis SIL Regular" w:eastAsia="Charis SIL Regular"/>
-          <w:b w:val="0"/>
-          <w:i w:val="0"/>
-          <w:color w:val="000000"/>
-          <w:sz w:val="24"/>
-        </w:rPr>
-        <w:hyperlink r:id="rId15" w:history="1">
-          <w:r>
-            <w:rPr>
-              <w:rStyle w:val="Hyperlink"/>
-            </w:rPr>
-            <w:t>chi</w:t>
-          </w:r>
-        </w:hyperlink>
+        <w:t>Dutch Protestant and Catholic missionary archi</w:t>
       </w:r>
       <w:r>
         <w:rPr>
@@ -2629,14 +2369,7 @@
           <w:sz w:val="24"/>
           <w:u w:val="single"/>
         </w:rPr>
-        <w:hyperlink r:id="rId19" w:history="1">
-          <w:r>
-            <w:rPr>
-              <w:rStyle w:val="Hyperlink"/>
-            </w:rPr>
-            <w:t>e</w:t>
-          </w:r>
-        </w:hyperlink>
+        <w:t>e Nether</w:t>
       </w:r>
       <w:r>
         <w:rPr>
@@ -2647,36 +2380,7 @@
           <w:sz w:val="24"/>
           <w:u w:val="single"/>
         </w:rPr>
-        <w:t xml:space="preserve"> </w:t>
-      </w:r>
-      <w:r>
-        <w:rPr>
-          <w:rFonts w:ascii="Charis SIL Regular" w:hAnsi="Charis SIL Regular" w:eastAsia="Charis SIL Regular"/>
-          <w:b w:val="0"/>
-          <w:i w:val="0"/>
-          <w:color w:val="0000FF"/>
-          <w:sz w:val="24"/>
-          <w:u w:val="single"/>
-        </w:rPr>
-        <w:hyperlink r:id="rId19" w:history="1">
-          <w:r>
-            <w:rPr>
-              <w:rStyle w:val="Hyperlink"/>
-            </w:rPr>
-            <w:t>Nether</w:t>
-          </w:r>
-        </w:hyperlink>
-      </w:r>
-      <w:r>
-        <w:rPr>
-          <w:rFonts w:ascii="Charis SIL Regular" w:hAnsi="Charis SIL Regular" w:eastAsia="Charis SIL Regular"/>
-          <w:b w:val="0"/>
-          <w:i w:val="0"/>
-          <w:color w:val="0000FF"/>
-          <w:sz w:val="24"/>
-          <w:u w:val="single"/>
-        </w:rPr>
-        <w:hyperlink r:id="rId19" w:history="1">
+        <w:hyperlink r:id="rId18" w:history="1">
           <w:r>
             <w:rPr>
               <w:rStyle w:val="Hyperlink"/>
@@ -2687,13 +2391,21 @@
       </w:r>
       <w:r>
         <w:rPr>
+          <w:u w:val="single" w:color="0000ff"/>
           <w:rFonts w:ascii="Charis SIL Regular" w:hAnsi="Charis SIL Regular" w:eastAsia="Charis SIL Regular"/>
           <w:b w:val="0"/>
           <w:i w:val="0"/>
           <w:color w:val="000000"/>
           <w:sz w:val="24"/>
         </w:rPr>
-        <w:t xml:space="preserve">, </w:t>
+        <w:hyperlink r:id="rId18" w:history="1">
+          <w:r>
+            <w:rPr>
+              <w:rStyle w:val="Hyperlink"/>
+            </w:rPr>
+            <w:t xml:space="preserve">, </w:t>
+          </w:r>
+        </w:hyperlink>
       </w:r>
       <w:r>
         <w:rPr>
@@ -2704,7 +2416,7 @@
           <w:sz w:val="24"/>
           <w:u w:val="single"/>
         </w:rPr>
-        <w:hyperlink r:id="rId20" w:history="1">
+        <w:hyperlink r:id="rId18" w:history="1">
           <w:r>
             <w:rPr>
               <w:rStyle w:val="Hyperlink"/>
@@ -2758,17 +2470,6 @@
           <w:sz w:val="24"/>
           <w:u w:val="single"/>
         </w:rPr>
-        <w:t>stant</w:t>
-      </w:r>
-      <w:r>
-        <w:rPr>
-          <w:rFonts w:ascii="Charis SIL Regular" w:hAnsi="Charis SIL Regular" w:eastAsia="Charis SIL Regular"/>
-          <w:b w:val="0"/>
-          <w:i w:val="0"/>
-          <w:color w:val="0000FF"/>
-          <w:sz w:val="24"/>
-          <w:u w:val="single"/>
-        </w:rPr>
         <w:hyperlink r:id="rId19" w:history="1">
           <w:r>
             <w:rPr>
@@ -2787,7 +2488,14 @@
           <w:sz w:val="24"/>
           <w:u w:val="single"/>
         </w:rPr>
-        <w:t xml:space="preserve"> </w:t>
+        <w:hyperlink r:id="rId19" w:history="1">
+          <w:r>
+            <w:rPr>
+              <w:rStyle w:val="Hyperlink"/>
+            </w:rPr>
+            <w:t>tant</w:t>
+          </w:r>
+        </w:hyperlink>
       </w:r>
       <w:r>
         <w:rPr>
@@ -2799,6 +2507,35 @@
           <w:u w:val="single"/>
         </w:rPr>
         <w:hyperlink r:id="rId19" w:history="1">
+          <w:r>
+            <w:rPr>
+              <w:rStyle w:val="Hyperlink"/>
+            </w:rPr>
+            <w:t>s</w:t>
+          </w:r>
+        </w:hyperlink>
+      </w:r>
+      <w:r>
+        <w:rPr>
+          <w:rFonts w:ascii="Charis SIL Regular" w:hAnsi="Charis SIL Regular" w:eastAsia="Charis SIL Regular"/>
+          <w:b w:val="0"/>
+          <w:i w:val="0"/>
+          <w:color w:val="0000FF"/>
+          <w:sz w:val="24"/>
+          <w:u w:val="single"/>
+        </w:rPr>
+        <w:t xml:space="preserve"> </w:t>
+      </w:r>
+      <w:r>
+        <w:rPr>
+          <w:rFonts w:ascii="Charis SIL Regular" w:hAnsi="Charis SIL Regular" w:eastAsia="Charis SIL Regular"/>
+          <w:b w:val="0"/>
+          <w:i w:val="0"/>
+          <w:color w:val="0000FF"/>
+          <w:sz w:val="24"/>
+          <w:u w:val="single"/>
+        </w:rPr>
+        <w:hyperlink r:id="rId20" w:history="1">
           <w:r>
             <w:rPr>
               <w:rStyle w:val="Hyperlink"/>
@@ -2816,7 +2553,43 @@
           <w:color w:val="000000"/>
           <w:sz w:val="24"/>
         </w:rPr>
-        <w:t xml:space="preserve"> at the Vrije U</w:t>
+        <w:hyperlink r:id="rId19" w:history="1">
+          <w:r>
+            <w:rPr>
+              <w:rStyle w:val="Hyperlink"/>
+            </w:rPr>
+            <w:t xml:space="preserve"> at the</w:t>
+          </w:r>
+        </w:hyperlink>
+      </w:r>
+      <w:r>
+        <w:rPr>
+          <w:u w:val="single" w:color="0000ff"/>
+          <w:rFonts w:ascii="Charis SIL Regular" w:hAnsi="Charis SIL Regular" w:eastAsia="Charis SIL Regular"/>
+          <w:b w:val="0"/>
+          <w:i w:val="0"/>
+          <w:color w:val="000000"/>
+          <w:sz w:val="24"/>
+        </w:rPr>
+        <w:t xml:space="preserve"> </w:t>
+      </w:r>
+      <w:r>
+        <w:rPr>
+          <w:u w:val="single" w:color="0000ff"/>
+          <w:rFonts w:ascii="Charis SIL Regular" w:hAnsi="Charis SIL Regular" w:eastAsia="Charis SIL Regular"/>
+          <w:b w:val="0"/>
+          <w:i w:val="0"/>
+          <w:color w:val="000000"/>
+          <w:sz w:val="24"/>
+        </w:rPr>
+        <w:hyperlink r:id="rId19" w:history="1">
+          <w:r>
+            <w:rPr>
+              <w:rStyle w:val="Hyperlink"/>
+            </w:rPr>
+            <w:t>Vrije U</w:t>
+          </w:r>
+        </w:hyperlink>
       </w:r>
       <w:r>
         <w:rPr>
@@ -2892,7 +2665,6 @@
       </w:r>
       <w:r>
         <w:rPr>
-          <w:u w:val="single" w:color="0000ff"/>
           <w:rFonts w:ascii="Charis SIL Regular" w:hAnsi="Charis SIL Regular" w:eastAsia="Charis SIL Regular"/>
           <w:b w:val="0"/>
           <w:i w:val="0"/>
@@ -2917,7 +2689,7 @@
           <w:sz w:val="24"/>
           <w:u w:val="single"/>
         </w:rPr>
-        <w:hyperlink r:id="rId19" w:history="1">
+        <w:hyperlink r:id="rId21" w:history="1">
           <w:r>
             <w:rPr>
               <w:rStyle w:val="Hyperlink"/>
@@ -2971,7 +2743,7 @@
           <w:sz w:val="24"/>
           <w:u w:val="single"/>
         </w:rPr>
-        <w:hyperlink r:id="rId21" w:history="1">
+        <w:hyperlink r:id="rId19" w:history="1">
           <w:r>
             <w:rPr>
               <w:rStyle w:val="Hyperlink"/>
@@ -3007,7 +2779,7 @@
           <w:sz w:val="24"/>
           <w:u w:val="single"/>
         </w:rPr>
-        <w:hyperlink r:id="rId19" w:history="1">
+        <w:hyperlink r:id="rId21" w:history="1">
           <w:r>
             <w:rPr>
               <w:rStyle w:val="Hyperlink"/>
@@ -3025,7 +2797,7 @@
           <w:sz w:val="24"/>
           <w:u w:val="single"/>
         </w:rPr>
-        <w:hyperlink r:id="rId19" w:history="1">
+        <w:hyperlink r:id="rId21" w:history="1">
           <w:r>
             <w:rPr>
               <w:rStyle w:val="Hyperlink"/>
@@ -3072,7 +2844,7 @@
           <w:sz w:val="24"/>
           <w:u w:val="single"/>
         </w:rPr>
-        <w:hyperlink r:id="rId19" w:history="1">
+        <w:hyperlink r:id="rId21" w:history="1">
           <w:r>
             <w:rPr>
               <w:rStyle w:val="Hyperlink"/>
@@ -3083,13 +2855,48 @@
       </w:r>
       <w:r>
         <w:rPr>
+          <w:u w:val="single" w:color="0000ff"/>
           <w:rFonts w:ascii="Charis SIL Regular" w:hAnsi="Charis SIL Regular" w:eastAsia="Charis SIL Regular"/>
           <w:b w:val="0"/>
           <w:i w:val="0"/>
           <w:color w:val="000000"/>
           <w:sz w:val="24"/>
         </w:rPr>
-        <w:t xml:space="preserve">, and the </w:t>
+        <w:hyperlink r:id="rId19" w:history="1">
+          <w:r>
+            <w:rPr>
+              <w:rStyle w:val="Hyperlink"/>
+            </w:rPr>
+            <w:t xml:space="preserve">, and </w:t>
+          </w:r>
+        </w:hyperlink>
+      </w:r>
+      <w:r>
+        <w:rPr>
+          <w:rFonts w:ascii="Charis SIL Regular" w:hAnsi="Charis SIL Regular" w:eastAsia="Charis SIL Regular"/>
+          <w:b w:val="0"/>
+          <w:i w:val="0"/>
+          <w:color w:val="000000"/>
+          <w:sz w:val="24"/>
+        </w:rPr>
+        <w:t>th</w:t>
+      </w:r>
+      <w:r>
+        <w:rPr>
+          <w:rFonts w:ascii="Charis SIL Regular" w:hAnsi="Charis SIL Regular" w:eastAsia="Charis SIL Regular"/>
+          <w:b w:val="0"/>
+          <w:i w:val="0"/>
+          <w:color w:val="000000"/>
+          <w:sz w:val="24"/>
+        </w:rPr>
+        <w:hyperlink r:id="rId20" w:history="1">
+          <w:r>
+            <w:rPr>
+              <w:rStyle w:val="Hyperlink"/>
+            </w:rPr>
+            <w:t xml:space="preserve">e </w:t>
+          </w:r>
+        </w:hyperlink>
       </w:r>
       <w:r>
         <w:rPr>
@@ -3136,7 +2943,7 @@
           <w:sz w:val="24"/>
           <w:u w:val="single"/>
         </w:rPr>
-        <w:hyperlink r:id="rId22" w:history="1">
+        <w:hyperlink r:id="rId20" w:history="1">
           <w:r>
             <w:rPr>
               <w:rStyle w:val="Hyperlink"/>
@@ -3526,7 +3333,7 @@
           <w:sz w:val="24"/>
           <w:u w:val="single"/>
         </w:rPr>
-        <w:t>Scientific research</w:t>
+        <w:t xml:space="preserve">Scientific research </w:t>
       </w:r>
       <w:r>
         <w:rPr>
@@ -3537,7 +3344,7 @@
           <w:sz w:val="24"/>
           <w:u w:val="single"/>
         </w:rPr>
-        <w:t xml:space="preserve"> </w:t>
+        <w:t>in colonised territorie</w:t>
       </w:r>
       <w:r>
         <w:rPr>
@@ -3546,9 +3353,8 @@
           <w:i w:val="0"/>
           <w:color w:val="0000FF"/>
           <w:sz w:val="24"/>
-          <w:u w:val="single"/>
-        </w:rPr>
-        <w:t>in colonised territories</w:t>
+        </w:rPr>
+        <w:t>s</w:t>
       </w:r>
       <w:r>
         <w:br/>
@@ -3690,7 +3496,7 @@
           <w:sz w:val="24"/>
           <w:u w:val="single"/>
         </w:rPr>
-        <w:t>Scientific research in colonised territ</w:t>
+        <w:t>Scientific research in colonised terri</w:t>
       </w:r>
       <w:r>
         <w:rPr>
@@ -3701,7 +3507,7 @@
           <w:sz w:val="24"/>
           <w:u w:val="single"/>
         </w:rPr>
-        <w:t>orie</w:t>
+        <w:t>t</w:t>
       </w:r>
       <w:r>
         <w:rPr>
@@ -3710,8 +3516,9 @@
           <w:i w:val="0"/>
           <w:color w:val="0000FF"/>
           <w:sz w:val="24"/>
-        </w:rPr>
-        <w:t>s</w:t>
+          <w:u w:val="single"/>
+        </w:rPr>
+        <w:t>ories</w:t>
       </w:r>
       <w:r>
         <w:br/>
@@ -4303,9 +4110,15 @@
           <w:i w:val="0"/>
           <w:color w:val="0000FF"/>
           <w:sz w:val="24"/>
-          <w:u w:val="single"/>
-        </w:rPr>
-        <w:t>7</w:t>
+        </w:rPr>
+        <w:hyperlink r:id="rId25" w:history="1">
+          <w:r>
+            <w:rPr>
+              <w:rStyle w:val="Hyperlink"/>
+            </w:rPr>
+            <w:t>7</w:t>
+          </w:r>
+        </w:hyperlink>
       </w:r>
       <w:r>
         <w:rPr>

--- a/EXPORTS/DOCX/published/niveau2/English/ChristianMission.docx
+++ b/EXPORTS/DOCX/published/niveau2/English/ChristianMission.docx
@@ -445,13 +445,129 @@
       </w:r>
       <w:r>
         <w:rPr>
+          <w:u w:val="single" w:color="0000ff"/>
           <w:rFonts w:ascii="Charis SIL Regular" w:hAnsi="Charis SIL Regular" w:eastAsia="Charis SIL Regular"/>
           <w:b w:val="0"/>
           <w:i w:val="0"/>
           <w:color w:val="000000"/>
           <w:sz w:val="24"/>
         </w:rPr>
-        <w:t>made up of objects that were collected by</w:t>
+        <w:hyperlink r:id="rId9" w:history="1">
+          <w:r>
+            <w:rPr>
+              <w:rStyle w:val="Hyperlink"/>
+            </w:rPr>
+            <w:t>made up of ob</w:t>
+          </w:r>
+        </w:hyperlink>
+      </w:r>
+      <w:r>
+        <w:rPr>
+          <w:u w:val="single" w:color="0000ff"/>
+          <w:rFonts w:ascii="Charis SIL Regular" w:hAnsi="Charis SIL Regular" w:eastAsia="Charis SIL Regular"/>
+          <w:b w:val="0"/>
+          <w:i w:val="0"/>
+          <w:color w:val="000000"/>
+          <w:sz w:val="24"/>
+        </w:rPr>
+        <w:hyperlink r:id="rId9" w:history="1">
+          <w:r>
+            <w:rPr>
+              <w:rStyle w:val="Hyperlink"/>
+            </w:rPr>
+            <w:t>jects tha</w:t>
+          </w:r>
+        </w:hyperlink>
+      </w:r>
+      <w:r>
+        <w:rPr>
+          <w:u w:val="single" w:color="0000ff"/>
+          <w:rFonts w:ascii="Charis SIL Regular" w:hAnsi="Charis SIL Regular" w:eastAsia="Charis SIL Regular"/>
+          <w:b w:val="0"/>
+          <w:i w:val="0"/>
+          <w:color w:val="000000"/>
+          <w:sz w:val="24"/>
+        </w:rPr>
+        <w:hyperlink r:id="rId9" w:history="1">
+          <w:r>
+            <w:rPr>
+              <w:rStyle w:val="Hyperlink"/>
+            </w:rPr>
+            <w:t>t</w:t>
+          </w:r>
+        </w:hyperlink>
+      </w:r>
+      <w:r>
+        <w:rPr>
+          <w:u w:val="single" w:color="0000ff"/>
+          <w:rFonts w:ascii="Charis SIL Regular" w:hAnsi="Charis SIL Regular" w:eastAsia="Charis SIL Regular"/>
+          <w:b w:val="0"/>
+          <w:i w:val="0"/>
+          <w:color w:val="000000"/>
+          <w:sz w:val="24"/>
+        </w:rPr>
+        <w:hyperlink r:id="rId9" w:history="1">
+          <w:r>
+            <w:rPr>
+              <w:rStyle w:val="Hyperlink"/>
+            </w:rPr>
+            <w:t xml:space="preserve"> were coll</w:t>
+          </w:r>
+        </w:hyperlink>
+      </w:r>
+      <w:r>
+        <w:rPr>
+          <w:u w:val="single" w:color="0000ff"/>
+          <w:rFonts w:ascii="Charis SIL Regular" w:hAnsi="Charis SIL Regular" w:eastAsia="Charis SIL Regular"/>
+          <w:b w:val="0"/>
+          <w:i w:val="0"/>
+          <w:color w:val="000000"/>
+          <w:sz w:val="24"/>
+        </w:rPr>
+        <w:hyperlink r:id="rId9" w:history="1">
+          <w:r>
+            <w:rPr>
+              <w:rStyle w:val="Hyperlink"/>
+            </w:rPr>
+            <w:t>ecte</w:t>
+          </w:r>
+        </w:hyperlink>
+      </w:r>
+      <w:r>
+        <w:rPr>
+          <w:u w:val="single" w:color="0000ff"/>
+          <w:rFonts w:ascii="Charis SIL Regular" w:hAnsi="Charis SIL Regular" w:eastAsia="Charis SIL Regular"/>
+          <w:b w:val="0"/>
+          <w:i w:val="0"/>
+          <w:color w:val="000000"/>
+          <w:sz w:val="24"/>
+        </w:rPr>
+        <w:hyperlink r:id="rId9" w:history="1">
+          <w:r>
+            <w:rPr>
+              <w:rStyle w:val="Hyperlink"/>
+            </w:rPr>
+            <w:t>d</w:t>
+          </w:r>
+        </w:hyperlink>
+      </w:r>
+      <w:r>
+        <w:rPr>
+          <w:u w:val="single" w:color="0000ff"/>
+          <w:rFonts w:ascii="Charis SIL Regular" w:hAnsi="Charis SIL Regular" w:eastAsia="Charis SIL Regular"/>
+          <w:b w:val="0"/>
+          <w:i w:val="0"/>
+          <w:color w:val="000000"/>
+          <w:sz w:val="24"/>
+        </w:rPr>
+        <w:hyperlink r:id="rId9" w:history="1">
+          <w:r>
+            <w:rPr>
+              <w:rStyle w:val="Hyperlink"/>
+            </w:rPr>
+            <w:t xml:space="preserve"> by</w:t>
+          </w:r>
+        </w:hyperlink>
       </w:r>
       <w:r>
         <w:rPr>
@@ -691,7 +807,7 @@
           <w:sz w:val="24"/>
           <w:u w:val="single"/>
         </w:rPr>
-        <w:hyperlink r:id="rId10" w:history="1">
+        <w:hyperlink r:id="rId11" w:history="1">
           <w:r>
             <w:rPr>
               <w:rStyle w:val="Hyperlink"/>
@@ -778,7 +894,7 @@
           <w:sz w:val="24"/>
           <w:u w:val="single"/>
         </w:rPr>
-        <w:hyperlink r:id="rId11" w:history="1">
+        <w:hyperlink r:id="rId10" w:history="1">
           <w:r>
             <w:rPr>
               <w:rStyle w:val="Hyperlink"/>
@@ -796,7 +912,7 @@
           <w:sz w:val="24"/>
           <w:u w:val="single"/>
         </w:rPr>
-        <w:hyperlink r:id="rId11" w:history="1">
+        <w:hyperlink r:id="rId10" w:history="1">
           <w:r>
             <w:rPr>
               <w:rStyle w:val="Hyperlink"/>
@@ -814,7 +930,7 @@
           <w:sz w:val="24"/>
           <w:u w:val="single"/>
         </w:rPr>
-        <w:hyperlink r:id="rId11" w:history="1">
+        <w:hyperlink r:id="rId10" w:history="1">
           <w:r>
             <w:rPr>
               <w:rStyle w:val="Hyperlink"/>
@@ -1307,7 +1423,61 @@
           <w:color w:val="000000"/>
           <w:sz w:val="24"/>
         </w:rPr>
-        <w:t>society that operated in Java and Sulawesi, can be predominantly</w:t>
+        <w:t>society that operated in Java and Sulawe</w:t>
+      </w:r>
+      <w:r>
+        <w:rPr>
+          <w:u w:val="single" w:color="0000ff"/>
+          <w:rFonts w:ascii="Charis SIL Regular" w:hAnsi="Charis SIL Regular" w:eastAsia="Charis SIL Regular"/>
+          <w:b w:val="0"/>
+          <w:i w:val="0"/>
+          <w:color w:val="000000"/>
+          <w:sz w:val="24"/>
+        </w:rPr>
+        <w:hyperlink r:id="rId13" w:history="1">
+          <w:r>
+            <w:rPr>
+              <w:rStyle w:val="Hyperlink"/>
+            </w:rPr>
+            <w:t>si, can be pre</w:t>
+          </w:r>
+        </w:hyperlink>
+      </w:r>
+      <w:r>
+        <w:rPr>
+          <w:u w:val="single" w:color="0000ff"/>
+          <w:rFonts w:ascii="Charis SIL Regular" w:hAnsi="Charis SIL Regular" w:eastAsia="Charis SIL Regular"/>
+          <w:b w:val="0"/>
+          <w:i w:val="0"/>
+          <w:color w:val="000000"/>
+          <w:sz w:val="24"/>
+        </w:rPr>
+        <w:hyperlink r:id="rId13" w:history="1">
+          <w:r>
+            <w:rPr>
+              <w:rStyle w:val="Hyperlink"/>
+            </w:rPr>
+            <w:t>d</w:t>
+          </w:r>
+        </w:hyperlink>
+      </w:r>
+      <w:r>
+        <w:rPr>
+          <w:u w:val="single" w:color="0000ff"/>
+          <w:rFonts w:ascii="Charis SIL Regular" w:hAnsi="Charis SIL Regular" w:eastAsia="Charis SIL Regular"/>
+          <w:b w:val="0"/>
+          <w:i w:val="0"/>
+          <w:color w:val="000000"/>
+          <w:sz w:val="24"/>
+        </w:rPr>
+        <w:hyperlink r:id="rId13" w:history="1">
+          <w:r>
+            <w:rPr>
+              <w:rStyle w:val="Hyperlink"/>
+            </w:rPr>
+            <w:t>ominantly</w:t>
+          </w:r>
+        </w:hyperlink>
       </w:r>
       <w:r>
         <w:rPr>
@@ -1684,7 +1854,97 @@
           <w:color w:val="000000"/>
           <w:sz w:val="24"/>
         </w:rPr>
-        <w:t>Dutch Protestant and Catholic missionary archi</w:t>
+        <w:t>Dut</w:t>
+      </w:r>
+      <w:r>
+        <w:rPr>
+          <w:u w:val="single" w:color="0000ff"/>
+          <w:rFonts w:ascii="Charis SIL Regular" w:hAnsi="Charis SIL Regular" w:eastAsia="Charis SIL Regular"/>
+          <w:b w:val="0"/>
+          <w:i w:val="0"/>
+          <w:color w:val="000000"/>
+          <w:sz w:val="24"/>
+        </w:rPr>
+        <w:hyperlink r:id="rId15" w:history="1">
+          <w:r>
+            <w:rPr>
+              <w:rStyle w:val="Hyperlink"/>
+            </w:rPr>
+            <w:t>ch Protestant</w:t>
+          </w:r>
+        </w:hyperlink>
+      </w:r>
+      <w:r>
+        <w:rPr>
+          <w:u w:val="single" w:color="0000ff"/>
+          <w:rFonts w:ascii="Charis SIL Regular" w:hAnsi="Charis SIL Regular" w:eastAsia="Charis SIL Regular"/>
+          <w:b w:val="0"/>
+          <w:i w:val="0"/>
+          <w:color w:val="000000"/>
+          <w:sz w:val="24"/>
+        </w:rPr>
+        <w:hyperlink r:id="rId15" w:history="1">
+          <w:r>
+            <w:rPr>
+              <w:rStyle w:val="Hyperlink"/>
+            </w:rPr>
+            <w:t xml:space="preserve"> and</w:t>
+          </w:r>
+        </w:hyperlink>
+      </w:r>
+      <w:r>
+        <w:rPr>
+          <w:u w:val="single" w:color="0000ff"/>
+          <w:rFonts w:ascii="Charis SIL Regular" w:hAnsi="Charis SIL Regular" w:eastAsia="Charis SIL Regular"/>
+          <w:b w:val="0"/>
+          <w:i w:val="0"/>
+          <w:color w:val="000000"/>
+          <w:sz w:val="24"/>
+        </w:rPr>
+        <w:hyperlink r:id="rId15" w:history="1">
+          <w:r>
+            <w:rPr>
+              <w:rStyle w:val="Hyperlink"/>
+            </w:rPr>
+            <w:t xml:space="preserve"> Catholic mis</w:t>
+          </w:r>
+        </w:hyperlink>
+      </w:r>
+      <w:r>
+        <w:rPr>
+          <w:u w:val="single" w:color="0000ff"/>
+          <w:rFonts w:ascii="Charis SIL Regular" w:hAnsi="Charis SIL Regular" w:eastAsia="Charis SIL Regular"/>
+          <w:b w:val="0"/>
+          <w:i w:val="0"/>
+          <w:color w:val="000000"/>
+          <w:sz w:val="24"/>
+        </w:rPr>
+        <w:hyperlink r:id="rId15" w:history="1">
+          <w:r>
+            <w:rPr>
+              <w:rStyle w:val="Hyperlink"/>
+            </w:rPr>
+            <w:t>sionary ar</w:t>
+          </w:r>
+        </w:hyperlink>
+      </w:r>
+      <w:r>
+        <w:rPr>
+          <w:u w:val="single" w:color="0000ff"/>
+          <w:rFonts w:ascii="Charis SIL Regular" w:hAnsi="Charis SIL Regular" w:eastAsia="Charis SIL Regular"/>
+          <w:b w:val="0"/>
+          <w:i w:val="0"/>
+          <w:color w:val="000000"/>
+          <w:sz w:val="24"/>
+        </w:rPr>
+        <w:hyperlink r:id="rId15" w:history="1">
+          <w:r>
+            <w:rPr>
+              <w:rStyle w:val="Hyperlink"/>
+            </w:rPr>
+            <w:t>chi</w:t>
+          </w:r>
+        </w:hyperlink>
       </w:r>
       <w:r>
         <w:rPr>
@@ -2369,7 +2629,14 @@
           <w:sz w:val="24"/>
           <w:u w:val="single"/>
         </w:rPr>
-        <w:t>e Nether</w:t>
+        <w:hyperlink r:id="rId18" w:history="1">
+          <w:r>
+            <w:rPr>
+              <w:rStyle w:val="Hyperlink"/>
+            </w:rPr>
+            <w:t>e</w:t>
+          </w:r>
+        </w:hyperlink>
       </w:r>
       <w:r>
         <w:rPr>
@@ -2380,7 +2647,36 @@
           <w:sz w:val="24"/>
           <w:u w:val="single"/>
         </w:rPr>
+        <w:t xml:space="preserve"> </w:t>
+      </w:r>
+      <w:r>
+        <w:rPr>
+          <w:rFonts w:ascii="Charis SIL Regular" w:hAnsi="Charis SIL Regular" w:eastAsia="Charis SIL Regular"/>
+          <w:b w:val="0"/>
+          <w:i w:val="0"/>
+          <w:color w:val="0000FF"/>
+          <w:sz w:val="24"/>
+          <w:u w:val="single"/>
+        </w:rPr>
         <w:hyperlink r:id="rId18" w:history="1">
+          <w:r>
+            <w:rPr>
+              <w:rStyle w:val="Hyperlink"/>
+            </w:rPr>
+            <w:t>Nether</w:t>
+          </w:r>
+        </w:hyperlink>
+      </w:r>
+      <w:r>
+        <w:rPr>
+          <w:rFonts w:ascii="Charis SIL Regular" w:hAnsi="Charis SIL Regular" w:eastAsia="Charis SIL Regular"/>
+          <w:b w:val="0"/>
+          <w:i w:val="0"/>
+          <w:color w:val="0000FF"/>
+          <w:sz w:val="24"/>
+          <w:u w:val="single"/>
+        </w:rPr>
+        <w:hyperlink r:id="rId19" w:history="1">
           <w:r>
             <w:rPr>
               <w:rStyle w:val="Hyperlink"/>
@@ -2391,21 +2687,13 @@
       </w:r>
       <w:r>
         <w:rPr>
-          <w:u w:val="single" w:color="0000ff"/>
           <w:rFonts w:ascii="Charis SIL Regular" w:hAnsi="Charis SIL Regular" w:eastAsia="Charis SIL Regular"/>
           <w:b w:val="0"/>
           <w:i w:val="0"/>
           <w:color w:val="000000"/>
           <w:sz w:val="24"/>
         </w:rPr>
-        <w:hyperlink r:id="rId18" w:history="1">
-          <w:r>
-            <w:rPr>
-              <w:rStyle w:val="Hyperlink"/>
-            </w:rPr>
-            <w:t xml:space="preserve">, </w:t>
-          </w:r>
-        </w:hyperlink>
+        <w:t xml:space="preserve">, </w:t>
       </w:r>
       <w:r>
         <w:rPr>
@@ -2416,7 +2704,7 @@
           <w:sz w:val="24"/>
           <w:u w:val="single"/>
         </w:rPr>
-        <w:hyperlink r:id="rId18" w:history="1">
+        <w:hyperlink r:id="rId20" w:history="1">
           <w:r>
             <w:rPr>
               <w:rStyle w:val="Hyperlink"/>
@@ -2434,7 +2722,7 @@
           <w:sz w:val="24"/>
           <w:u w:val="single"/>
         </w:rPr>
-        <w:hyperlink r:id="rId19" w:history="1">
+        <w:hyperlink r:id="rId20" w:history="1">
           <w:r>
             <w:rPr>
               <w:rStyle w:val="Hyperlink"/>
@@ -2452,7 +2740,7 @@
           <w:sz w:val="24"/>
           <w:u w:val="single"/>
         </w:rPr>
-        <w:hyperlink r:id="rId19" w:history="1">
+        <w:hyperlink r:id="rId20" w:history="1">
           <w:r>
             <w:rPr>
               <w:rStyle w:val="Hyperlink"/>
@@ -2535,7 +2823,7 @@
           <w:sz w:val="24"/>
           <w:u w:val="single"/>
         </w:rPr>
-        <w:hyperlink r:id="rId20" w:history="1">
+        <w:hyperlink r:id="rId19" w:history="1">
           <w:r>
             <w:rPr>
               <w:rStyle w:val="Hyperlink"/>
@@ -2582,14 +2870,7 @@
           <w:color w:val="000000"/>
           <w:sz w:val="24"/>
         </w:rPr>
-        <w:hyperlink r:id="rId19" w:history="1">
-          <w:r>
-            <w:rPr>
-              <w:rStyle w:val="Hyperlink"/>
-            </w:rPr>
-            <w:t>Vrije U</w:t>
-          </w:r>
-        </w:hyperlink>
+        <w:t>Vrije U</w:t>
       </w:r>
       <w:r>
         <w:rPr>
@@ -2665,6 +2946,7 @@
       </w:r>
       <w:r>
         <w:rPr>
+          <w:u w:val="single" w:color="0000ff"/>
           <w:rFonts w:ascii="Charis SIL Regular" w:hAnsi="Charis SIL Regular" w:eastAsia="Charis SIL Regular"/>
           <w:b w:val="0"/>
           <w:i w:val="0"/>
@@ -2689,7 +2971,7 @@
           <w:sz w:val="24"/>
           <w:u w:val="single"/>
         </w:rPr>
-        <w:hyperlink r:id="rId21" w:history="1">
+        <w:hyperlink r:id="rId19" w:history="1">
           <w:r>
             <w:rPr>
               <w:rStyle w:val="Hyperlink"/>
@@ -2743,7 +3025,7 @@
           <w:sz w:val="24"/>
           <w:u w:val="single"/>
         </w:rPr>
-        <w:hyperlink r:id="rId19" w:history="1">
+        <w:hyperlink r:id="rId21" w:history="1">
           <w:r>
             <w:rPr>
               <w:rStyle w:val="Hyperlink"/>
@@ -2831,20 +3113,19 @@
           <w:i w:val="0"/>
           <w:color w:val="0000FF"/>
           <w:sz w:val="24"/>
+        </w:rPr>
+        <w:t xml:space="preserve"> </w:t>
+      </w:r>
+      <w:r>
+        <w:rPr>
+          <w:rFonts w:ascii="Charis SIL Regular" w:hAnsi="Charis SIL Regular" w:eastAsia="Charis SIL Regular"/>
+          <w:b w:val="0"/>
+          <w:i w:val="0"/>
+          <w:color w:val="0000FF"/>
+          <w:sz w:val="24"/>
           <w:u w:val="single"/>
         </w:rPr>
-        <w:t xml:space="preserve"> </w:t>
-      </w:r>
-      <w:r>
-        <w:rPr>
-          <w:rFonts w:ascii="Charis SIL Regular" w:hAnsi="Charis SIL Regular" w:eastAsia="Charis SIL Regular"/>
-          <w:b w:val="0"/>
-          <w:i w:val="0"/>
-          <w:color w:val="0000FF"/>
-          <w:sz w:val="24"/>
-          <w:u w:val="single"/>
-        </w:rPr>
-        <w:hyperlink r:id="rId21" w:history="1">
+        <w:hyperlink r:id="rId19" w:history="1">
           <w:r>
             <w:rPr>
               <w:rStyle w:val="Hyperlink"/>
@@ -2883,6 +3164,7 @@
       </w:r>
       <w:r>
         <w:rPr>
+          <w:u w:val="single" w:color="0000ff"/>
           <w:rFonts w:ascii="Charis SIL Regular" w:hAnsi="Charis SIL Regular" w:eastAsia="Charis SIL Regular"/>
           <w:b w:val="0"/>
           <w:i w:val="0"/>
@@ -2907,7 +3189,7 @@
           <w:sz w:val="24"/>
           <w:u w:val="single"/>
         </w:rPr>
-        <w:hyperlink r:id="rId22" w:history="1">
+        <w:hyperlink r:id="rId20" w:history="1">
           <w:r>
             <w:rPr>
               <w:rStyle w:val="Hyperlink"/>
@@ -2943,7 +3225,7 @@
           <w:sz w:val="24"/>
           <w:u w:val="single"/>
         </w:rPr>
-        <w:hyperlink r:id="rId20" w:history="1">
+        <w:hyperlink r:id="rId22" w:history="1">
           <w:r>
             <w:rPr>
               <w:rStyle w:val="Hyperlink"/>
@@ -2972,7 +3254,7 @@
           <w:sz w:val="24"/>
           <w:u w:val="single"/>
         </w:rPr>
-        <w:hyperlink r:id="rId20" w:history="1">
+        <w:hyperlink r:id="rId22" w:history="1">
           <w:r>
             <w:rPr>
               <w:rStyle w:val="Hyperlink"/>
@@ -3333,7 +3615,7 @@
           <w:sz w:val="24"/>
           <w:u w:val="single"/>
         </w:rPr>
-        <w:t xml:space="preserve">Scientific research </w:t>
+        <w:t>Scientific research</w:t>
       </w:r>
       <w:r>
         <w:rPr>
@@ -3344,7 +3626,7 @@
           <w:sz w:val="24"/>
           <w:u w:val="single"/>
         </w:rPr>
-        <w:t>in colonised territorie</w:t>
+        <w:t xml:space="preserve"> </w:t>
       </w:r>
       <w:r>
         <w:rPr>
@@ -3353,172 +3635,172 @@
           <w:i w:val="0"/>
           <w:color w:val="0000FF"/>
           <w:sz w:val="24"/>
+          <w:u w:val="single"/>
+        </w:rPr>
+        <w:t>in colonised territories</w:t>
+      </w:r>
+      <w:r>
+        <w:br/>
+      </w:r>
+      <w:r>
+        <w:rPr>
+          <w:rFonts w:ascii="Charis SIL Regular" w:hAnsi="Charis SIL Regular" w:eastAsia="Charis SIL Regular"/>
+          <w:b w:val="0"/>
+          <w:i w:val="0"/>
+          <w:color w:val="000000"/>
+          <w:sz w:val="24"/>
+        </w:rPr>
+        <w:t xml:space="preserve">•  </w:t>
+      </w:r>
+      <w:r>
+        <w:rPr>
+          <w:rFonts w:ascii="Charis SIL Regular" w:hAnsi="Charis SIL Regular" w:eastAsia="Charis SIL Regular"/>
+          <w:b w:val="0"/>
+          <w:i w:val="0"/>
+          <w:color w:val="0000FF"/>
+          <w:sz w:val="24"/>
+          <w:u w:val="single"/>
+        </w:rPr>
+        <w:t>Indonesia</w:t>
+      </w:r>
+      <w:r>
+        <w:br/>
+      </w:r>
+      <w:r>
+        <w:rPr>
+          <w:rFonts w:ascii="Charis SIL Regular" w:hAnsi="Charis SIL Regular" w:eastAsia="Charis SIL Regular"/>
+          <w:b w:val="0"/>
+          <w:i w:val="0"/>
+          <w:color w:val="000000"/>
+          <w:sz w:val="24"/>
+        </w:rPr>
+        <w:t xml:space="preserve">•  </w:t>
+      </w:r>
+      <w:r>
+        <w:rPr>
+          <w:rFonts w:ascii="Charis SIL Regular" w:hAnsi="Charis SIL Regular" w:eastAsia="Charis SIL Regular"/>
+          <w:b w:val="0"/>
+          <w:i w:val="0"/>
+          <w:color w:val="0000FF"/>
+          <w:sz w:val="24"/>
+          <w:u w:val="single"/>
+        </w:rPr>
+        <w:t>Nederland</w:t>
+      </w:r>
+      <w:r>
+        <w:rPr>
+          <w:rFonts w:ascii="Charis SIL Regular" w:hAnsi="Charis SIL Regular" w:eastAsia="Charis SIL Regular"/>
+          <w:b w:val="0"/>
+          <w:i w:val="0"/>
+          <w:color w:val="0000FF"/>
+          <w:sz w:val="24"/>
+          <w:u w:val="single"/>
+        </w:rPr>
+        <w:t>s Volkenkundig Missiemuseum</w:t>
+      </w:r>
+      <w:r>
+        <w:br/>
+      </w:r>
+      <w:r>
+        <w:rPr>
+          <w:rFonts w:ascii="Charis SIL Regular" w:hAnsi="Charis SIL Regular" w:eastAsia="Charis SIL Regular"/>
+          <w:b w:val="0"/>
+          <w:i w:val="0"/>
+          <w:color w:val="000000"/>
+          <w:sz w:val="24"/>
+        </w:rPr>
+        <w:t xml:space="preserve">•  </w:t>
+      </w:r>
+      <w:r>
+        <w:rPr>
+          <w:rFonts w:ascii="Charis SIL Regular" w:hAnsi="Charis SIL Regular" w:eastAsia="Charis SIL Regular"/>
+          <w:b w:val="0"/>
+          <w:i w:val="0"/>
+          <w:color w:val="0000FF"/>
+          <w:sz w:val="24"/>
+          <w:u w:val="single"/>
+        </w:rPr>
+        <w:t>Nijmeegs Volkenkundig Museum</w:t>
+      </w:r>
+      <w:r>
+        <w:br/>
+      </w:r>
+      <w:r>
+        <w:rPr>
+          <w:rFonts w:ascii="Charis SIL Regular" w:hAnsi="Charis SIL Regular" w:eastAsia="Charis SIL Regular"/>
+          <w:b w:val="0"/>
+          <w:i w:val="0"/>
+          <w:color w:val="000000"/>
+          <w:sz w:val="24"/>
+        </w:rPr>
+        <w:t xml:space="preserve">•  </w:t>
+      </w:r>
+      <w:r>
+        <w:rPr>
+          <w:rFonts w:ascii="Charis SIL Regular" w:hAnsi="Charis SIL Regular" w:eastAsia="Charis SIL Regular"/>
+          <w:b w:val="0"/>
+          <w:i w:val="0"/>
+          <w:color w:val="0000FF"/>
+          <w:sz w:val="24"/>
+          <w:u w:val="single"/>
+        </w:rPr>
+        <w:t>Nederlandsch Zendeling Genoots</w:t>
+      </w:r>
+      <w:r>
+        <w:rPr>
+          <w:rFonts w:ascii="Charis SIL Regular" w:hAnsi="Charis SIL Regular" w:eastAsia="Charis SIL Regular"/>
+          <w:b w:val="0"/>
+          <w:i w:val="0"/>
+          <w:color w:val="0000FF"/>
+          <w:sz w:val="24"/>
+          <w:u w:val="single"/>
+        </w:rPr>
+        <w:t>chap</w:t>
+      </w:r>
+      <w:r>
+        <w:br/>
+      </w:r>
+      <w:r>
+        <w:rPr>
+          <w:rFonts w:ascii="Charis SIL Regular" w:hAnsi="Charis SIL Regular" w:eastAsia="Charis SIL Regular"/>
+          <w:b w:val="0"/>
+          <w:i w:val="0"/>
+          <w:color w:val="000000"/>
+          <w:sz w:val="24"/>
+        </w:rPr>
+        <w:t xml:space="preserve">•  </w:t>
+      </w:r>
+      <w:r>
+        <w:rPr>
+          <w:rFonts w:ascii="Charis SIL Regular" w:hAnsi="Charis SIL Regular" w:eastAsia="Charis SIL Regular"/>
+          <w:b w:val="0"/>
+          <w:i w:val="0"/>
+          <w:color w:val="0000FF"/>
+          <w:sz w:val="24"/>
+          <w:u w:val="single"/>
+        </w:rPr>
+        <w:t>Scientific research in colonised territ</w:t>
+      </w:r>
+      <w:r>
+        <w:rPr>
+          <w:rFonts w:ascii="Charis SIL Regular" w:hAnsi="Charis SIL Regular" w:eastAsia="Charis SIL Regular"/>
+          <w:b w:val="0"/>
+          <w:i w:val="0"/>
+          <w:color w:val="0000FF"/>
+          <w:sz w:val="24"/>
+          <w:u w:val="single"/>
+        </w:rPr>
+        <w:t>orie</w:t>
+      </w:r>
+      <w:r>
+        <w:rPr>
+          <w:rFonts w:ascii="Charis SIL Regular" w:hAnsi="Charis SIL Regular" w:eastAsia="Charis SIL Regular"/>
+          <w:b w:val="0"/>
+          <w:i w:val="0"/>
+          <w:color w:val="0000FF"/>
+          <w:sz w:val="24"/>
         </w:rPr>
         <w:t>s</w:t>
-      </w:r>
-      <w:r>
-        <w:br/>
-      </w:r>
-      <w:r>
-        <w:rPr>
-          <w:rFonts w:ascii="Charis SIL Regular" w:hAnsi="Charis SIL Regular" w:eastAsia="Charis SIL Regular"/>
-          <w:b w:val="0"/>
-          <w:i w:val="0"/>
-          <w:color w:val="000000"/>
-          <w:sz w:val="24"/>
-        </w:rPr>
-        <w:t xml:space="preserve">•  </w:t>
-      </w:r>
-      <w:r>
-        <w:rPr>
-          <w:rFonts w:ascii="Charis SIL Regular" w:hAnsi="Charis SIL Regular" w:eastAsia="Charis SIL Regular"/>
-          <w:b w:val="0"/>
-          <w:i w:val="0"/>
-          <w:color w:val="0000FF"/>
-          <w:sz w:val="24"/>
-          <w:u w:val="single"/>
-        </w:rPr>
-        <w:t>Indonesia</w:t>
-      </w:r>
-      <w:r>
-        <w:br/>
-      </w:r>
-      <w:r>
-        <w:rPr>
-          <w:rFonts w:ascii="Charis SIL Regular" w:hAnsi="Charis SIL Regular" w:eastAsia="Charis SIL Regular"/>
-          <w:b w:val="0"/>
-          <w:i w:val="0"/>
-          <w:color w:val="000000"/>
-          <w:sz w:val="24"/>
-        </w:rPr>
-        <w:t xml:space="preserve">•  </w:t>
-      </w:r>
-      <w:r>
-        <w:rPr>
-          <w:rFonts w:ascii="Charis SIL Regular" w:hAnsi="Charis SIL Regular" w:eastAsia="Charis SIL Regular"/>
-          <w:b w:val="0"/>
-          <w:i w:val="0"/>
-          <w:color w:val="0000FF"/>
-          <w:sz w:val="24"/>
-          <w:u w:val="single"/>
-        </w:rPr>
-        <w:t>Nederland</w:t>
-      </w:r>
-      <w:r>
-        <w:rPr>
-          <w:rFonts w:ascii="Charis SIL Regular" w:hAnsi="Charis SIL Regular" w:eastAsia="Charis SIL Regular"/>
-          <w:b w:val="0"/>
-          <w:i w:val="0"/>
-          <w:color w:val="0000FF"/>
-          <w:sz w:val="24"/>
-          <w:u w:val="single"/>
-        </w:rPr>
-        <w:t>s Volkenkundig Missiemuseum</w:t>
-      </w:r>
-      <w:r>
-        <w:br/>
-      </w:r>
-      <w:r>
-        <w:rPr>
-          <w:rFonts w:ascii="Charis SIL Regular" w:hAnsi="Charis SIL Regular" w:eastAsia="Charis SIL Regular"/>
-          <w:b w:val="0"/>
-          <w:i w:val="0"/>
-          <w:color w:val="000000"/>
-          <w:sz w:val="24"/>
-        </w:rPr>
-        <w:t xml:space="preserve">•  </w:t>
-      </w:r>
-      <w:r>
-        <w:rPr>
-          <w:rFonts w:ascii="Charis SIL Regular" w:hAnsi="Charis SIL Regular" w:eastAsia="Charis SIL Regular"/>
-          <w:b w:val="0"/>
-          <w:i w:val="0"/>
-          <w:color w:val="0000FF"/>
-          <w:sz w:val="24"/>
-          <w:u w:val="single"/>
-        </w:rPr>
-        <w:t>Nijmeegs Volkenkundig Museum</w:t>
-      </w:r>
-      <w:r>
-        <w:br/>
-      </w:r>
-      <w:r>
-        <w:rPr>
-          <w:rFonts w:ascii="Charis SIL Regular" w:hAnsi="Charis SIL Regular" w:eastAsia="Charis SIL Regular"/>
-          <w:b w:val="0"/>
-          <w:i w:val="0"/>
-          <w:color w:val="000000"/>
-          <w:sz w:val="24"/>
-        </w:rPr>
-        <w:t xml:space="preserve">•  </w:t>
-      </w:r>
-      <w:r>
-        <w:rPr>
-          <w:rFonts w:ascii="Charis SIL Regular" w:hAnsi="Charis SIL Regular" w:eastAsia="Charis SIL Regular"/>
-          <w:b w:val="0"/>
-          <w:i w:val="0"/>
-          <w:color w:val="0000FF"/>
-          <w:sz w:val="24"/>
-          <w:u w:val="single"/>
-        </w:rPr>
-        <w:t>Nederlandsch Zendeling Genoots</w:t>
-      </w:r>
-      <w:r>
-        <w:rPr>
-          <w:rFonts w:ascii="Charis SIL Regular" w:hAnsi="Charis SIL Regular" w:eastAsia="Charis SIL Regular"/>
-          <w:b w:val="0"/>
-          <w:i w:val="0"/>
-          <w:color w:val="0000FF"/>
-          <w:sz w:val="24"/>
-          <w:u w:val="single"/>
-        </w:rPr>
-        <w:t>chap</w:t>
-      </w:r>
-      <w:r>
-        <w:br/>
-      </w:r>
-      <w:r>
-        <w:rPr>
-          <w:rFonts w:ascii="Charis SIL Regular" w:hAnsi="Charis SIL Regular" w:eastAsia="Charis SIL Regular"/>
-          <w:b w:val="0"/>
-          <w:i w:val="0"/>
-          <w:color w:val="000000"/>
-          <w:sz w:val="24"/>
-        </w:rPr>
-        <w:t xml:space="preserve">•  </w:t>
-      </w:r>
-      <w:r>
-        <w:rPr>
-          <w:rFonts w:ascii="Charis SIL Regular" w:hAnsi="Charis SIL Regular" w:eastAsia="Charis SIL Regular"/>
-          <w:b w:val="0"/>
-          <w:i w:val="0"/>
-          <w:color w:val="0000FF"/>
-          <w:sz w:val="24"/>
-          <w:u w:val="single"/>
-        </w:rPr>
-        <w:t>Scientific research in colonised terri</w:t>
-      </w:r>
-      <w:r>
-        <w:rPr>
-          <w:rFonts w:ascii="Charis SIL Regular" w:hAnsi="Charis SIL Regular" w:eastAsia="Charis SIL Regular"/>
-          <w:b w:val="0"/>
-          <w:i w:val="0"/>
-          <w:color w:val="0000FF"/>
-          <w:sz w:val="24"/>
-          <w:u w:val="single"/>
-        </w:rPr>
-        <w:t>t</w:t>
-      </w:r>
-      <w:r>
-        <w:rPr>
-          <w:rFonts w:ascii="Charis SIL Regular" w:hAnsi="Charis SIL Regular" w:eastAsia="Charis SIL Regular"/>
-          <w:b w:val="0"/>
-          <w:i w:val="0"/>
-          <w:color w:val="0000FF"/>
-          <w:sz w:val="24"/>
-          <w:u w:val="single"/>
-        </w:rPr>
-        <w:t>ories</w:t>
       </w:r>
       <w:r>
         <w:br/>
@@ -4110,15 +4392,9 @@
           <w:i w:val="0"/>
           <w:color w:val="0000FF"/>
           <w:sz w:val="24"/>
-        </w:rPr>
-        <w:hyperlink r:id="rId25" w:history="1">
-          <w:r>
-            <w:rPr>
-              <w:rStyle w:val="Hyperlink"/>
-            </w:rPr>
-            <w:t>7</w:t>
-          </w:r>
-        </w:hyperlink>
+          <w:u w:val="single"/>
+        </w:rPr>
+        <w:t>7</w:t>
       </w:r>
       <w:r>
         <w:rPr>
